--- a/docs/Additional Material/Journal.docx
+++ b/docs/Additional Material/Journal.docx
@@ -12301,7 +12301,6 @@
         </w:tc>
       </w:tr>
     </w:tbl>
-    <w:p/>
     <w:p/>
     <w:p>
       <w:r>

--- a/docs/Additional Material/Journal.docx
+++ b/docs/Additional Material/Journal.docx
@@ -83,15 +83,7 @@
         <w:t xml:space="preserve">The </w:t>
       </w:r>
       <w:r>
-        <w:t xml:space="preserve">decision to use AWS came directly from the </w:t>
-      </w:r>
-      <w:proofErr w:type="spellStart"/>
-      <w:r>
-        <w:t>WebArena</w:t>
-      </w:r>
-      <w:proofErr w:type="spellEnd"/>
-      <w:r>
-        <w:t xml:space="preserve"> </w:t>
+        <w:t xml:space="preserve">decision to use AWS came directly from the WebArena </w:t>
       </w:r>
       <w:r>
         <w:t xml:space="preserve">repository environment </w:t>
@@ -166,13 +158,8 @@
       </w:r>
     </w:p>
     <w:p>
-      <w:proofErr w:type="spellStart"/>
-      <w:r>
-        <w:t>WebArena</w:t>
-      </w:r>
-      <w:proofErr w:type="spellEnd"/>
-      <w:r>
-        <w:t xml:space="preserve"> requires 5 </w:t>
+      <w:r>
+        <w:t xml:space="preserve">WebArena requires 5 </w:t>
       </w:r>
       <w:r>
         <w:t>self-hosted</w:t>
@@ -321,15 +308,7 @@
         <w:t>. I will be noting down what I’ve learnt from this course (</w:t>
       </w:r>
       <w:r>
-        <w:t xml:space="preserve">I don’t need to specify what </w:t>
-      </w:r>
-      <w:proofErr w:type="spellStart"/>
-      <w:r>
-        <w:t>ive</w:t>
-      </w:r>
-      <w:proofErr w:type="spellEnd"/>
-      <w:r>
-        <w:t xml:space="preserve"> learnt in the report, just mention the certification of completion</w:t>
+        <w:t>I don’t need to specify what ive learnt in the report, just mention the certification of completion</w:t>
       </w:r>
       <w:r>
         <w:t xml:space="preserve"> as its related </w:t>
@@ -346,23 +325,7 @@
         <w:t xml:space="preserve">I setup the AWS instance </w:t>
       </w:r>
       <w:r>
-        <w:t xml:space="preserve">with these exact settings following the </w:t>
-      </w:r>
-      <w:proofErr w:type="spellStart"/>
-      <w:r>
-        <w:t>WebArena</w:t>
-      </w:r>
-      <w:proofErr w:type="spellEnd"/>
-      <w:r>
-        <w:t xml:space="preserve"> repository </w:t>
-      </w:r>
-      <w:proofErr w:type="spellStart"/>
-      <w:r>
-        <w:t>readMe</w:t>
-      </w:r>
-      <w:proofErr w:type="spellEnd"/>
-      <w:r>
-        <w:t xml:space="preserve"> EC2 setup instructions:</w:t>
+        <w:t>with these exact settings following the WebArena repository readMe EC2 setup instructions:</w:t>
       </w:r>
     </w:p>
     <w:p>
@@ -417,15 +380,7 @@
         <w:t>This is the in</w:t>
       </w:r>
       <w:r>
-        <w:t xml:space="preserve">stance type that is recommended by the </w:t>
-      </w:r>
-      <w:proofErr w:type="spellStart"/>
-      <w:r>
-        <w:t>webarena</w:t>
-      </w:r>
-      <w:proofErr w:type="spellEnd"/>
-      <w:r>
-        <w:t xml:space="preserve"> repo readme</w:t>
+        <w:t>stance type that is recommended by the webarena repo readme</w:t>
       </w:r>
       <w:r>
         <w:t xml:space="preserve">. </w:t>
@@ -480,15 +435,7 @@
     <w:p>
       <w:r>
         <w:lastRenderedPageBreak/>
-        <w:t>I set the key pair to “</w:t>
-      </w:r>
-      <w:proofErr w:type="spellStart"/>
-      <w:r>
-        <w:t>webarena</w:t>
-      </w:r>
-      <w:proofErr w:type="spellEnd"/>
-      <w:r>
-        <w:t xml:space="preserve">-key” (which is a public key) to encrypt and decrypt login information. </w:t>
+        <w:t xml:space="preserve">I set the key pair to “webarena-key” (which is a public key) to encrypt and decrypt login information. </w:t>
       </w:r>
       <w:r>
         <w:t>This allows me and only me to log into the instance when launching the instance.</w:t>
@@ -500,15 +447,7 @@
         <w:t>generated</w:t>
       </w:r>
       <w:r>
-        <w:t xml:space="preserve"> the private key (a .</w:t>
-      </w:r>
-      <w:proofErr w:type="spellStart"/>
-      <w:r>
-        <w:t>pem</w:t>
-      </w:r>
-      <w:proofErr w:type="spellEnd"/>
-      <w:r>
-        <w:t xml:space="preserve"> file) containing this key. </w:t>
+        <w:t xml:space="preserve"> the private key (a .pem file) containing this key. </w:t>
       </w:r>
     </w:p>
     <w:p>
@@ -631,15 +570,7 @@
         </w:numPr>
       </w:pPr>
       <w:r>
-        <w:t>Custom TCP with a port of 9999 and a source IP of anywhere, this is for the Forum sites (reddit/</w:t>
-      </w:r>
-      <w:proofErr w:type="spellStart"/>
-      <w:r>
-        <w:t>postmill</w:t>
-      </w:r>
-      <w:proofErr w:type="spellEnd"/>
-      <w:r>
-        <w:t>)</w:t>
+        <w:t>Custom TCP with a port of 9999 and a source IP of anywhere, this is for the Forum sites (reddit/postmill)</w:t>
       </w:r>
     </w:p>
     <w:p>
@@ -690,15 +621,7 @@
         <w:t xml:space="preserve">Next is setting the EBS root volume (elastic block store) </w:t>
       </w:r>
       <w:r>
-        <w:t xml:space="preserve">which is AWS’s disk service and the “root volume” is the boot disk holding the OS and all the </w:t>
-      </w:r>
-      <w:proofErr w:type="spellStart"/>
-      <w:r>
-        <w:t>WebArena</w:t>
-      </w:r>
-      <w:proofErr w:type="spellEnd"/>
-      <w:r>
-        <w:t xml:space="preserve"> data.</w:t>
+        <w:t>which is AWS’s disk service and the “root volume” is the boot disk holding the OS and all the WebArena data.</w:t>
       </w:r>
       <w:r>
         <w:t xml:space="preserve"> </w:t>
@@ -796,23 +719,7 @@
         <w:t>“</w:t>
       </w:r>
       <w:r>
-        <w:t>ssh -</w:t>
-      </w:r>
-      <w:proofErr w:type="spellStart"/>
-      <w:r>
-        <w:t>i</w:t>
-      </w:r>
-      <w:proofErr w:type="spellEnd"/>
-      <w:r>
-        <w:t xml:space="preserve"> </w:t>
-      </w:r>
-      <w:proofErr w:type="spellStart"/>
-      <w:r>
-        <w:t>webarena-key.pem</w:t>
-      </w:r>
-      <w:proofErr w:type="spellEnd"/>
-      <w:r>
-        <w:t xml:space="preserve"> </w:t>
+        <w:t xml:space="preserve">ssh -i webarena-key.pem </w:t>
       </w:r>
       <w:hyperlink r:id="rId12" w:history="1">
         <w:r>
@@ -1180,42 +1087,13 @@
         <w:t xml:space="preserve">So before </w:t>
       </w:r>
       <w:r>
-        <w:t>committing to the full data-collection sweep (200 tasks × 4 budget levels × 3 strategies), I wrote a minimal validation script that runs Strategy A on a single task from each of my three target sites: Shopping (</w:t>
-      </w:r>
-      <w:proofErr w:type="spellStart"/>
-      <w:r>
-        <w:t>OneStopShop</w:t>
-      </w:r>
-      <w:proofErr w:type="spellEnd"/>
-      <w:r>
-        <w:t>), the CMS (</w:t>
-      </w:r>
-      <w:proofErr w:type="spellStart"/>
-      <w:r>
-        <w:t>shopping_admin</w:t>
-      </w:r>
-      <w:proofErr w:type="spellEnd"/>
-      <w:r>
-        <w:t>), and the Forum (</w:t>
-      </w:r>
-      <w:proofErr w:type="spellStart"/>
-      <w:r>
-        <w:t>Postmill</w:t>
-      </w:r>
-      <w:proofErr w:type="spellEnd"/>
-      <w:r>
-        <w:t>/Reddit). The intent is not to succeed at the tasks</w:t>
+        <w:t>committing to the full data-collection sweep (200 tasks × 4 budget levels × 3 strategies), I wrote a minimal validation script that runs Strategy A on a single task from each of my three target sites: Shopping (OneStopShop), the CMS (shopping_admin), and the Forum (Postmill/Reddit). The intent is not to succeed at the tasks</w:t>
       </w:r>
       <w:r>
         <w:t xml:space="preserve"> as </w:t>
       </w:r>
-      <w:proofErr w:type="spellStart"/>
-      <w:r>
-        <w:t>WebArena</w:t>
-      </w:r>
-      <w:proofErr w:type="spellEnd"/>
-      <w:r>
-        <w:t xml:space="preserve"> is a deliberately difficult benchmark, with GPT-4 reported at only 14.41% success</w:t>
+      <w:r>
+        <w:t>WebArena is a deliberately difficult benchmark, with GPT-4 reported at only 14.41% success</w:t>
       </w:r>
       <w:r>
         <w:t xml:space="preserve"> </w:t>
@@ -1225,193 +1103,18 @@
       </w:r>
     </w:p>
     <w:p>
-      <w:proofErr w:type="spellStart"/>
-      <w:r>
-        <w:t>BrowserGym</w:t>
-      </w:r>
-      <w:proofErr w:type="spellEnd"/>
-      <w:r>
-        <w:t xml:space="preserve"> reads the </w:t>
-      </w:r>
-      <w:proofErr w:type="spellStart"/>
-      <w:r>
-        <w:t>WebArena</w:t>
-      </w:r>
-      <w:proofErr w:type="spellEnd"/>
-      <w:r>
-        <w:t xml:space="preserve"> site URLs from environment variables at import time. The script therefore calls </w:t>
-      </w:r>
-      <w:proofErr w:type="spellStart"/>
-      <w:r>
-        <w:t>load_</w:t>
-      </w:r>
-      <w:proofErr w:type="gramStart"/>
-      <w:r>
-        <w:t>dotenv</w:t>
-      </w:r>
-      <w:proofErr w:type="spellEnd"/>
-      <w:r>
-        <w:t>(</w:t>
-      </w:r>
-      <w:proofErr w:type="gramEnd"/>
-      <w:r>
-        <w:t xml:space="preserve">) and remaps my project's WA_* variable names onto the bare names </w:t>
-      </w:r>
-      <w:proofErr w:type="spellStart"/>
-      <w:r>
-        <w:t>WebArena</w:t>
-      </w:r>
-      <w:proofErr w:type="spellEnd"/>
-      <w:r>
-        <w:t xml:space="preserve"> expects (SHOPPING, SHOPPING_ADMIN, REDDIT, etc.) before importing </w:t>
-      </w:r>
-      <w:proofErr w:type="spellStart"/>
-      <w:proofErr w:type="gramStart"/>
-      <w:r>
-        <w:t>browsergym.webarena</w:t>
-      </w:r>
-      <w:proofErr w:type="spellEnd"/>
-      <w:proofErr w:type="gramEnd"/>
-      <w:r>
-        <w:t>. Ordering matters here: importing first would leave the environment unconfigured. Sites I am not using are given placeholder URLs so that registration succeeds without those services running.</w:t>
-      </w:r>
-    </w:p>
-    <w:p>
-      <w:r>
-        <w:t xml:space="preserve">A single </w:t>
-      </w:r>
-      <w:proofErr w:type="spellStart"/>
-      <w:r>
-        <w:t>Pydantic</w:t>
-      </w:r>
-      <w:proofErr w:type="spellEnd"/>
-      <w:r>
-        <w:t xml:space="preserve"> AI agent is constructed with </w:t>
-      </w:r>
-      <w:proofErr w:type="spellStart"/>
-      <w:r>
-        <w:t>output_type</w:t>
-      </w:r>
-      <w:proofErr w:type="spellEnd"/>
-      <w:r>
-        <w:t>=</w:t>
-      </w:r>
-      <w:proofErr w:type="spellStart"/>
-      <w:r>
-        <w:t>AgentAction</w:t>
-      </w:r>
-      <w:proofErr w:type="spellEnd"/>
-      <w:r>
-        <w:t xml:space="preserve">, where </w:t>
-      </w:r>
-      <w:proofErr w:type="spellStart"/>
-      <w:r>
-        <w:t>AgentAction</w:t>
-      </w:r>
-      <w:proofErr w:type="spellEnd"/>
-      <w:r>
-        <w:t xml:space="preserve"> is a </w:t>
-      </w:r>
-      <w:proofErr w:type="spellStart"/>
-      <w:r>
-        <w:t>Pydantic</w:t>
-      </w:r>
-      <w:proofErr w:type="spellEnd"/>
-      <w:r>
-        <w:t xml:space="preserve"> model containing a short reasoning string and a single action string. Using a structured output type means the model's reply is parsed and validated automatically, removing the need for the regular-expression action extraction used in the canonical </w:t>
-      </w:r>
-      <w:proofErr w:type="spellStart"/>
-      <w:r>
-        <w:t>WebArena</w:t>
-      </w:r>
-      <w:proofErr w:type="spellEnd"/>
-      <w:r>
-        <w:t xml:space="preserve"> harness. The static instruction block enumerates the </w:t>
-      </w:r>
-      <w:proofErr w:type="spellStart"/>
-      <w:r>
-        <w:t>BrowserGym</w:t>
-      </w:r>
-      <w:proofErr w:type="spellEnd"/>
-      <w:r>
-        <w:t xml:space="preserve"> </w:t>
-      </w:r>
-      <w:proofErr w:type="spellStart"/>
-      <w:r>
-        <w:t>HighLevelActionSet</w:t>
-      </w:r>
-      <w:proofErr w:type="spellEnd"/>
-      <w:r>
-        <w:t xml:space="preserve"> verbs (click, fill, </w:t>
-      </w:r>
-      <w:proofErr w:type="spellStart"/>
-      <w:r>
-        <w:t>select_option</w:t>
-      </w:r>
-      <w:proofErr w:type="spellEnd"/>
-      <w:r>
-        <w:t xml:space="preserve">, press, scroll, </w:t>
-      </w:r>
-      <w:proofErr w:type="spellStart"/>
-      <w:r>
-        <w:t>goto</w:t>
-      </w:r>
-      <w:proofErr w:type="spellEnd"/>
-      <w:r>
-        <w:t xml:space="preserve">, </w:t>
-      </w:r>
-      <w:proofErr w:type="spellStart"/>
-      <w:r>
-        <w:t>go_back</w:t>
-      </w:r>
-      <w:proofErr w:type="spellEnd"/>
-      <w:r>
-        <w:t xml:space="preserve">, </w:t>
-      </w:r>
-      <w:proofErr w:type="spellStart"/>
-      <w:r>
-        <w:t>send_msg_to_user</w:t>
-      </w:r>
-      <w:proofErr w:type="spellEnd"/>
-      <w:r>
-        <w:t xml:space="preserve">, noop) and states the two rules that most affect validity: only element ids present in the current accessibility tree may be referenced, and information-seeking tasks are complete only once </w:t>
-      </w:r>
-      <w:proofErr w:type="spellStart"/>
-      <w:r>
-        <w:t>send_msg_to_</w:t>
-      </w:r>
-      <w:proofErr w:type="gramStart"/>
-      <w:r>
-        <w:t>user</w:t>
-      </w:r>
-      <w:proofErr w:type="spellEnd"/>
-      <w:r>
-        <w:t>(</w:t>
-      </w:r>
-      <w:proofErr w:type="gramEnd"/>
-      <w:r>
-        <w:t>) has been called with the answer.</w:t>
-      </w:r>
-    </w:p>
-    <w:p>
-      <w:r>
-        <w:t xml:space="preserve">The script reads the </w:t>
-      </w:r>
-      <w:proofErr w:type="spellStart"/>
-      <w:r>
-        <w:t>WebArena</w:t>
-      </w:r>
-      <w:proofErr w:type="spellEnd"/>
-      <w:r>
-        <w:t xml:space="preserve"> task configuration files bundled with the </w:t>
-      </w:r>
-      <w:proofErr w:type="spellStart"/>
-      <w:r>
-        <w:t>webarena</w:t>
-      </w:r>
-      <w:proofErr w:type="spellEnd"/>
-      <w:r>
-        <w:t xml:space="preserve"> package and selects the first single-site task for each of the three target sites. Restricting to single-site tasks </w:t>
+      <w:r>
+        <w:t>BrowserGym reads the WebArena site URLs from environment variables at import time. The script therefore calls load_dotenv() and remaps my project's WA_* variable names onto the bare names WebArena expects (SHOPPING, SHOPPING_ADMIN, REDDIT, etc.) before importing browsergym.webarena. Ordering matters here: importing first would leave the environment unconfigured. Sites I am not using are given placeholder URLs so that registration succeeds without those services running.</w:t>
+      </w:r>
+    </w:p>
+    <w:p>
+      <w:r>
+        <w:t>A single Pydantic AI agent is constructed with output_type=AgentAction, where AgentAction is a Pydantic model containing a short reasoning string and a single action string. Using a structured output type means the model's reply is parsed and validated automatically, removing the need for the regular-expression action extraction used in the canonical WebArena harness. The static instruction block enumerates the BrowserGym HighLevelActionSet verbs (click, fill, select_option, press, scroll, goto, go_back, send_msg_to_user, noop) and states the two rules that most affect validity: only element ids present in the current accessibility tree may be referenced, and information-seeking tasks are complete only once send_msg_to_user() has been called with the answer.</w:t>
+      </w:r>
+    </w:p>
+    <w:p>
+      <w:r>
+        <w:t xml:space="preserve">The script reads the WebArena task configuration files bundled with the webarena package and selects the first single-site task for each of the three target sites. Restricting to single-site tasks </w:t>
       </w:r>
       <w:r>
         <w:lastRenderedPageBreak/>
@@ -1420,25 +1123,7 @@
     </w:p>
     <w:p>
       <w:r>
-        <w:t xml:space="preserve">Each episode instantiates a </w:t>
-      </w:r>
-      <w:proofErr w:type="spellStart"/>
-      <w:r>
-        <w:t>BrowserGym</w:t>
-      </w:r>
-      <w:proofErr w:type="spellEnd"/>
-      <w:r>
-        <w:t xml:space="preserve"> environment via </w:t>
-      </w:r>
-      <w:proofErr w:type="spellStart"/>
-      <w:proofErr w:type="gramStart"/>
-      <w:r>
-        <w:t>gym.make</w:t>
-      </w:r>
-      <w:proofErr w:type="spellEnd"/>
-      <w:proofErr w:type="gramEnd"/>
-      <w:r>
-        <w:t>() and then iterates:</w:t>
+        <w:t>Each episode instantiates a BrowserGym environment via gym.make() and then iterates:</w:t>
       </w:r>
     </w:p>
     <w:p>
@@ -1450,23 +1135,7 @@
         </w:numPr>
       </w:pPr>
       <w:r>
-        <w:t xml:space="preserve">The current observation is converted to text. The accessibility tree is flattened with </w:t>
-      </w:r>
-      <w:proofErr w:type="spellStart"/>
-      <w:r>
-        <w:t>flatten_axtree_to_</w:t>
-      </w:r>
-      <w:proofErr w:type="gramStart"/>
-      <w:r>
-        <w:t>str</w:t>
-      </w:r>
-      <w:proofErr w:type="spellEnd"/>
-      <w:r>
-        <w:t>(</w:t>
-      </w:r>
-      <w:proofErr w:type="gramEnd"/>
-      <w:r>
-        <w:t>) and combined with the task goal, the current URL, and any error returned by the previous action.</w:t>
+        <w:t>The current observation is converted to text. The accessibility tree is flattened with flatten_axtree_to_str() and combined with the task goal, the current URL, and any error returned by the previous action.</w:t>
       </w:r>
     </w:p>
     <w:p>
@@ -1490,25 +1159,7 @@
         </w:numPr>
       </w:pPr>
       <w:r>
-        <w:t xml:space="preserve">Token usage is read from </w:t>
-      </w:r>
-      <w:proofErr w:type="spellStart"/>
-      <w:proofErr w:type="gramStart"/>
-      <w:r>
-        <w:t>result.usage</w:t>
-      </w:r>
-      <w:proofErr w:type="spellEnd"/>
-      <w:proofErr w:type="gramEnd"/>
-      <w:r>
-        <w:t xml:space="preserve">() and accumulated. Because </w:t>
-      </w:r>
-      <w:proofErr w:type="spellStart"/>
-      <w:r>
-        <w:t>Pydantic</w:t>
-      </w:r>
-      <w:proofErr w:type="spellEnd"/>
-      <w:r>
-        <w:t xml:space="preserve"> AI reports input and output token counts natively, this constitutes the token accounting mechanism described in my methodology — no interception of the underlying OpenAI client is required.</w:t>
+        <w:t>Token usage is read from result.usage() and accumulated. Because Pydantic AI reports input and output token counts natively, this constitutes the token accounting mechanism described in my methodology — no interception of the underlying OpenAI client is required.</w:t>
       </w:r>
     </w:p>
     <w:p>
@@ -1520,25 +1171,7 @@
         </w:numPr>
       </w:pPr>
       <w:r>
-        <w:t xml:space="preserve">The action is executed with </w:t>
-      </w:r>
-      <w:proofErr w:type="spellStart"/>
-      <w:proofErr w:type="gramStart"/>
-      <w:r>
-        <w:t>env.step</w:t>
-      </w:r>
-      <w:proofErr w:type="spellEnd"/>
-      <w:proofErr w:type="gramEnd"/>
-      <w:r>
-        <w:t xml:space="preserve">(), which returns the next observation and the reward computed by </w:t>
-      </w:r>
-      <w:proofErr w:type="spellStart"/>
-      <w:r>
-        <w:t>WebArena's</w:t>
-      </w:r>
-      <w:proofErr w:type="spellEnd"/>
-      <w:r>
-        <w:t xml:space="preserve"> own evaluation function.</w:t>
+        <w:t>The action is executed with env.step(), which returns the next observation and the reward computed by WebArena's own evaluation function.</w:t>
       </w:r>
     </w:p>
     <w:p>
@@ -1551,15 +1184,7 @@
         <w:t xml:space="preserve">For the output, each </w:t>
       </w:r>
       <w:r>
-        <w:t xml:space="preserve">step prints the agent's reasoning, its chosen action, the tokens consumed, and whether the action was accepted or produced an error. Each episode reports success, termination reason, step count, input/output/total tokens, and wall-clock duration. A summary table is printed across all three </w:t>
-      </w:r>
-      <w:proofErr w:type="gramStart"/>
-      <w:r>
-        <w:t>sites</w:t>
-      </w:r>
-      <w:proofErr w:type="gramEnd"/>
-      <w:r>
-        <w:t xml:space="preserve"> and the full per-step log is written to JSON. Episode failures are caught individually so that a problem on one site does not abort the remaining runs.</w:t>
+        <w:t>step prints the agent's reasoning, its chosen action, the tokens consumed, and whether the action was accepted or produced an error. Each episode reports success, termination reason, step count, input/output/total tokens, and wall-clock duration. A summary table is printed across all three sites and the full per-step log is written to JSON. Episode failures are caught individually so that a problem on one site does not abort the remaining runs.</w:t>
       </w:r>
     </w:p>
     <w:p>
@@ -1572,26 +1197,10 @@
         <w:t xml:space="preserve">I also note a measurement consideration for GPT-5 Mini specifically: it is a reasoning model, and its hidden reasoning tokens are billed as output tokens. This is correct for budget accounting </w:t>
       </w:r>
       <w:r>
-        <w:t xml:space="preserve">as those tokens are a real </w:t>
-      </w:r>
-      <w:proofErr w:type="gramStart"/>
-      <w:r>
-        <w:t>cost</w:t>
-      </w:r>
-      <w:proofErr w:type="gramEnd"/>
-      <w:r>
-        <w:t xml:space="preserve"> </w:t>
-      </w:r>
-      <w:r>
-        <w:t xml:space="preserve">but it means </w:t>
-      </w:r>
-      <w:proofErr w:type="spellStart"/>
-      <w:r>
-        <w:t>reasoning_effort</w:t>
-      </w:r>
-      <w:proofErr w:type="spellEnd"/>
-      <w:r>
-        <w:t xml:space="preserve"> must be pinned to a fixed value before collection begins, otherwise per-episode token totals could vary for reasons unrelated to the orchestration strategy under test, confounding the comparison.</w:t>
+        <w:t xml:space="preserve">as those tokens are a real cost </w:t>
+      </w:r>
+      <w:r>
+        <w:t>but it means reasoning_effort must be pinned to a fixed value before collection begins, otherwise per-episode token totals could vary for reasons unrelated to the orchestration strategy under test, confounding the comparison.</w:t>
       </w:r>
     </w:p>
     <w:p>
@@ -1698,23 +1307,7 @@
         <w:t xml:space="preserve">Isolating task 27 for the reddit website shows interesting results which differentiates from past tests. </w:t>
       </w:r>
       <w:r>
-        <w:t xml:space="preserve">step 0 sees the front page, step 1 sees the </w:t>
-      </w:r>
-      <w:proofErr w:type="spellStart"/>
-      <w:r>
-        <w:t>Showerthoughts</w:t>
-      </w:r>
-      <w:proofErr w:type="spellEnd"/>
-      <w:r>
-        <w:t xml:space="preserve"> forum, step 2 sees a user link (/user/</w:t>
-      </w:r>
-      <w:proofErr w:type="spellStart"/>
-      <w:r>
-        <w:t>Waoonet</w:t>
-      </w:r>
-      <w:proofErr w:type="spellEnd"/>
-      <w:r>
-        <w:t xml:space="preserve">), step 3 sees a post. The page </w:t>
+        <w:t xml:space="preserve">step 0 sees the front page, step 1 sees the Showerthoughts forum, step 2 sees a user link (/user/Waoonet), step 3 sees a post. The page </w:t>
       </w:r>
       <w:r>
         <w:t>is</w:t>
@@ -1744,15 +1337,7 @@
         <w:t xml:space="preserve">, </w:t>
       </w:r>
       <w:r>
-        <w:t xml:space="preserve">the click lands, then Playwright waits for the post-click navigation and gives up at 500ms. Over a </w:t>
-      </w:r>
-      <w:proofErr w:type="spellStart"/>
-      <w:r>
-        <w:t>London→Ohio</w:t>
-      </w:r>
-      <w:proofErr w:type="spellEnd"/>
-      <w:r>
-        <w:t xml:space="preserve"> round trip, 500ms is nothing. </w:t>
+        <w:t xml:space="preserve">the click lands, then Playwright waits for the post-click navigation and gives up at 500ms. Over a London→Ohio round trip, 500ms is nothing. </w:t>
       </w:r>
       <w:r>
         <w:t>T</w:t>
@@ -1838,15 +1423,7 @@
           </w:tcPr>
           <w:p>
             <w:r>
-              <w:t xml:space="preserve">0 – </w:t>
-            </w:r>
-            <w:proofErr w:type="gramStart"/>
-            <w:r>
-              <w:t>cant</w:t>
-            </w:r>
-            <w:proofErr w:type="gramEnd"/>
-            <w:r>
-              <w:t xml:space="preserve"> complete 1 step</w:t>
+              <w:t>0 – cant complete 1 step</w:t>
             </w:r>
           </w:p>
         </w:tc>
@@ -1941,15 +1518,7 @@
         <w:t xml:space="preserve"> which should remove the 500ms timeouts</w:t>
       </w:r>
       <w:r>
-        <w:t xml:space="preserve"> and should progress through the task and give a true read on how many steps this task </w:t>
-      </w:r>
-      <w:proofErr w:type="gramStart"/>
-      <w:r>
-        <w:t>actually needs</w:t>
-      </w:r>
-      <w:proofErr w:type="gramEnd"/>
-      <w:r>
-        <w:t xml:space="preserve">. </w:t>
+        <w:t xml:space="preserve"> and should progress through the task and give a true read on how many steps this task actually needs. </w:t>
       </w:r>
       <w:r>
         <w:t xml:space="preserve">Tokens per step may even drop. </w:t>
@@ -2056,21 +1625,8 @@
       </w:r>
     </w:p>
     <w:p>
-      <w:proofErr w:type="gramStart"/>
-      <w:r>
-        <w:t>So</w:t>
-      </w:r>
-      <w:proofErr w:type="gramEnd"/>
-      <w:r>
-        <w:t xml:space="preserve"> I had to install all the libraries </w:t>
-      </w:r>
-      <w:proofErr w:type="spellStart"/>
-      <w:r>
-        <w:t>im</w:t>
-      </w:r>
-      <w:proofErr w:type="spellEnd"/>
-      <w:r>
-        <w:t xml:space="preserve"> using locally onto the AWS EC2 instance and I got this message </w:t>
+      <w:r>
+        <w:t xml:space="preserve">So I had to install all the libraries im using locally onto the AWS EC2 instance and I got this message </w:t>
       </w:r>
       <w:r>
         <w:t>triggered by the playwright library:</w:t>
@@ -2230,34 +1786,10 @@
     <w:p>
       <w:r>
         <w:lastRenderedPageBreak/>
-        <w:t>Forum is running, however apparently there is no module named “</w:t>
-      </w:r>
-      <w:proofErr w:type="spellStart"/>
-      <w:r>
-        <w:t>browser_env</w:t>
-      </w:r>
-      <w:proofErr w:type="spellEnd"/>
-      <w:r>
-        <w:t xml:space="preserve">” so I will have to </w:t>
-      </w:r>
-      <w:r>
-        <w:t xml:space="preserve">re-install the </w:t>
-      </w:r>
-      <w:proofErr w:type="spellStart"/>
-      <w:r>
-        <w:t>webarena</w:t>
-      </w:r>
-      <w:proofErr w:type="spellEnd"/>
-      <w:r>
-        <w:t xml:space="preserve"> repository including its </w:t>
-      </w:r>
-      <w:proofErr w:type="gramStart"/>
-      <w:r>
-        <w:t>top level</w:t>
-      </w:r>
-      <w:proofErr w:type="gramEnd"/>
-      <w:r>
-        <w:t xml:space="preserve"> modules.</w:t>
+        <w:t xml:space="preserve">Forum is running, however apparently there is no module named “browser_env” so I will have to </w:t>
+      </w:r>
+      <w:r>
+        <w:t>re-install the webarena repository including its top level modules.</w:t>
       </w:r>
     </w:p>
     <w:p/>
@@ -2361,37 +1893,13 @@
         <w:t xml:space="preserve">The RISK R3 I anticipated has come to fruition… </w:t>
       </w:r>
       <w:r>
-        <w:t xml:space="preserve">There is a version incompatibility between </w:t>
-      </w:r>
-      <w:proofErr w:type="spellStart"/>
-      <w:r>
-        <w:t>WebAren’as</w:t>
-      </w:r>
-      <w:proofErr w:type="spellEnd"/>
-      <w:r>
-        <w:t xml:space="preserve"> 2023 codebase and the contemporary OpenAI SDK. </w:t>
-      </w:r>
-      <w:r>
-        <w:t xml:space="preserve">After importing </w:t>
-      </w:r>
-      <w:proofErr w:type="spellStart"/>
-      <w:r>
-        <w:t>openAI</w:t>
-      </w:r>
-      <w:proofErr w:type="spellEnd"/>
-      <w:r>
-        <w:t xml:space="preserve"> directly into the code</w:t>
-      </w:r>
-      <w:r>
-        <w:t xml:space="preserve">, the results </w:t>
-      </w:r>
-      <w:proofErr w:type="gramStart"/>
-      <w:r>
-        <w:t>looks</w:t>
-      </w:r>
-      <w:proofErr w:type="gramEnd"/>
-      <w:r>
-        <w:t xml:space="preserve"> better. </w:t>
+        <w:t xml:space="preserve">There is a version incompatibility between WebAren’as 2023 codebase and the contemporary OpenAI SDK. </w:t>
+      </w:r>
+      <w:r>
+        <w:t>After importing openAI directly into the code</w:t>
+      </w:r>
+      <w:r>
+        <w:t xml:space="preserve">, the results looks better. </w:t>
       </w:r>
       <w:r>
         <w:t>However, the issue with the budget ladder is consistent</w:t>
@@ -2630,15 +2138,7 @@
     </w:p>
     <w:p>
       <w:r>
-        <w:t xml:space="preserve">2 things </w:t>
-      </w:r>
-      <w:proofErr w:type="gramStart"/>
-      <w:r>
-        <w:t>needs</w:t>
-      </w:r>
-      <w:proofErr w:type="gramEnd"/>
-      <w:r>
-        <w:t xml:space="preserve"> to change now:</w:t>
+        <w:t>2 things needs to change now:</w:t>
       </w:r>
     </w:p>
     <w:p>
@@ -2652,32 +2152,11 @@
       <w:r>
         <w:t xml:space="preserve">Cut cost per step by pinning the reasoning effort to low as the output is between 429-1198/step and reasoning tokens take a big chunk of that. </w:t>
       </w:r>
-      <w:proofErr w:type="gramStart"/>
-      <w:r>
-        <w:t>Also</w:t>
-      </w:r>
-      <w:proofErr w:type="gramEnd"/>
-      <w:r>
-        <w:t xml:space="preserve"> I need to trim the </w:t>
-      </w:r>
-      <w:proofErr w:type="spellStart"/>
-      <w:r>
-        <w:t>AXTree</w:t>
-      </w:r>
-      <w:proofErr w:type="spellEnd"/>
-      <w:r>
-        <w:t xml:space="preserve">, as this also has filtering options by dropping non-interactive elements (this can cut input tokens substantially). </w:t>
-      </w:r>
-      <w:r>
-        <w:t>If I get 2,000/</w:t>
-      </w:r>
-      <w:proofErr w:type="gramStart"/>
-      <w:r>
-        <w:t>step</w:t>
-      </w:r>
-      <w:proofErr w:type="gramEnd"/>
-      <w:r>
-        <w:t xml:space="preserve"> then a 16k budget gives me 8 steps which is more realistic. </w:t>
+      <w:r>
+        <w:t xml:space="preserve">Also I need to trim the AXTree, as this also has filtering options by dropping non-interactive elements (this can cut input tokens substantially). </w:t>
+      </w:r>
+      <w:r>
+        <w:t xml:space="preserve">If I get 2,000/step then a 16k budget gives me 8 steps which is more realistic. </w:t>
       </w:r>
     </w:p>
     <w:p>
@@ -2701,15 +2180,7 @@
         <w:t xml:space="preserve">The reasoning pin worked, output tokens fell 47% (from 2,887 to 1,539) with reasoning tokens now visible at 64-448/step. However, step 4 </w:t>
       </w:r>
       <w:r>
-        <w:t xml:space="preserve">shows that input tokens </w:t>
-      </w:r>
-      <w:proofErr w:type="gramStart"/>
-      <w:r>
-        <w:t>is</w:t>
-      </w:r>
-      <w:proofErr w:type="gramEnd"/>
-      <w:r>
-        <w:t xml:space="preserve"> 97% of my cost. </w:t>
+        <w:t xml:space="preserve">shows that input tokens is 97% of my cost. </w:t>
       </w:r>
     </w:p>
     <w:p>
@@ -2904,15 +2375,7 @@
         <w:t xml:space="preserve"> the comments page.</w:t>
       </w:r>
       <w:r>
-        <w:t xml:space="preserve"> Another issue has </w:t>
-      </w:r>
-      <w:proofErr w:type="spellStart"/>
-      <w:r>
-        <w:t>arised</w:t>
-      </w:r>
-      <w:proofErr w:type="spellEnd"/>
-      <w:r>
-        <w:t xml:space="preserve"> where with </w:t>
+        <w:t xml:space="preserve"> Another issue has arised where with </w:t>
       </w:r>
       <w:r>
         <w:t>a 16,000 cap, this episode consumed 44,796.</w:t>
@@ -2932,15 +2395,7 @@
     </w:p>
     <w:p>
       <w:r>
-        <w:t xml:space="preserve">To fix this, I need to estimate the calls input cost BEFORE paying for it. </w:t>
-      </w:r>
-      <w:proofErr w:type="gramStart"/>
-      <w:r>
-        <w:t>So</w:t>
-      </w:r>
-      <w:proofErr w:type="gramEnd"/>
-      <w:r>
-        <w:t xml:space="preserve"> an episode must NEVER exceed its stated budget. </w:t>
+        <w:t xml:space="preserve">To fix this, I need to estimate the calls input cost BEFORE paying for it. So an episode must NEVER exceed its stated budget. </w:t>
       </w:r>
     </w:p>
     <w:p>
@@ -3059,15 +2514,7 @@
         <w:t xml:space="preserve">This is at 1,800 tokens/step on average. </w:t>
       </w:r>
       <w:r>
-        <w:t xml:space="preserve">And this specific task finished at 10.8k tokens. Now I can </w:t>
-      </w:r>
-      <w:proofErr w:type="gramStart"/>
-      <w:r>
-        <w:t>actually continue</w:t>
-      </w:r>
-      <w:proofErr w:type="gramEnd"/>
-      <w:r>
-        <w:t xml:space="preserve"> with my proposed </w:t>
+        <w:t xml:space="preserve">And this specific task finished at 10.8k tokens. Now I can actually continue with my proposed </w:t>
       </w:r>
       <w:r>
         <w:t xml:space="preserve">ladder of 2k/4k/8k/16k as this now validated the original design once the observation cost was controlled. </w:t>
@@ -3078,15 +2525,7 @@
         <w:t xml:space="preserve">HOWEVER, </w:t>
       </w:r>
       <w:r>
-        <w:t xml:space="preserve">steps 1-2 were wasted scrolling (filtering hid </w:t>
-      </w:r>
-      <w:proofErr w:type="spellStart"/>
-      <w:r>
-        <w:t>ShowerThoughts</w:t>
-      </w:r>
-      <w:proofErr w:type="spellEnd"/>
-      <w:r>
-        <w:t xml:space="preserve"> initially, so it scrolled twice to find it). 3,000 tokens were spent recovering from reduced visibility. This is an interesting trade off as aggressive </w:t>
+        <w:t xml:space="preserve">steps 1-2 were wasted scrolling (filtering hid ShowerThoughts initially, so it scrolled twice to find it). 3,000 tokens were spent recovering from reduced visibility. This is an interesting trade off as aggressive </w:t>
       </w:r>
       <w:r>
         <w:t>filtering cuts per-step cost but can add steps</w:t>
@@ -3100,15 +2539,7 @@
         <w:t xml:space="preserve">Now the next thing to do is run </w:t>
       </w:r>
       <w:r>
-        <w:t xml:space="preserve">1 task from both shopping and </w:t>
-      </w:r>
-      <w:proofErr w:type="spellStart"/>
-      <w:r>
-        <w:t>shopping_admin</w:t>
-      </w:r>
-      <w:proofErr w:type="spellEnd"/>
-      <w:r>
-        <w:t xml:space="preserve"> sites before running batches. </w:t>
+        <w:t xml:space="preserve">1 task from both shopping and shopping_admin sites before running batches. </w:t>
       </w:r>
     </w:p>
     <w:p>
@@ -3161,15 +2592,7 @@
     </w:p>
     <w:p>
       <w:r>
-        <w:t>These failures are answer formatting issues and not plumbing, which is fine. In terms of per-</w:t>
-      </w:r>
-      <w:proofErr w:type="spellStart"/>
-      <w:r>
-        <w:t>stike</w:t>
-      </w:r>
-      <w:proofErr w:type="spellEnd"/>
-      <w:r>
-        <w:t xml:space="preserve"> token usage:</w:t>
+        <w:t>These failures are answer formatting issues and not plumbing, which is fine. In terms of per-stike token usage:</w:t>
       </w:r>
     </w:p>
     <w:tbl>
@@ -3379,15 +2802,7 @@
         <w:t>): it found “Sprite Stasis Ball 65cm”</w:t>
       </w:r>
       <w:r>
-        <w:t xml:space="preserve"> and answered in one step. Correct content, rejected on exact match. </w:t>
-      </w:r>
-      <w:proofErr w:type="spellStart"/>
-      <w:r>
-        <w:t>WebArena</w:t>
-      </w:r>
-      <w:proofErr w:type="spellEnd"/>
-      <w:r>
-        <w:t xml:space="preserve"> compares strings strictly.</w:t>
+        <w:t xml:space="preserve"> and answered in one step. Correct content, rejected on exact match. WebArena compares strings strictly.</w:t>
       </w:r>
     </w:p>
     <w:p>
@@ -3395,29 +2810,13 @@
         <w:t>For Task 0 on CMS (</w:t>
       </w:r>
       <w:r>
-        <w:t xml:space="preserve">What is the </w:t>
-      </w:r>
-      <w:proofErr w:type="gramStart"/>
-      <w:r>
-        <w:t>top-1</w:t>
-      </w:r>
-      <w:proofErr w:type="gramEnd"/>
-      <w:r>
-        <w:t xml:space="preserve"> best-selling product in 2022</w:t>
+        <w:t>What is the top-1 best-selling product in 2022</w:t>
       </w:r>
       <w:r>
         <w:t xml:space="preserve">): </w:t>
       </w:r>
       <w:r>
-        <w:t xml:space="preserve">It answered with a paragraph explaining it couldn’t find a name. </w:t>
-      </w:r>
-      <w:proofErr w:type="spellStart"/>
-      <w:r>
-        <w:t>WebArena</w:t>
-      </w:r>
-      <w:proofErr w:type="spellEnd"/>
-      <w:r>
-        <w:t xml:space="preserve"> expects a bare answer or N/A. </w:t>
+        <w:t xml:space="preserve">It answered with a paragraph explaining it couldn’t find a name. WebArena expects a bare answer or N/A. </w:t>
       </w:r>
     </w:p>
     <w:p>
@@ -3555,13 +2954,8 @@
             <w:tcW w:w="3969" w:type="dxa"/>
           </w:tcPr>
           <w:p>
-            <w:proofErr w:type="gramStart"/>
-            <w:r>
-              <w:t>Scroll(</w:t>
-            </w:r>
-            <w:proofErr w:type="gramEnd"/>
-            <w:r>
-              <w:t>0,400) to find the forum</w:t>
+            <w:r>
+              <w:t>Scroll(0,400) to find the forum</w:t>
             </w:r>
           </w:p>
         </w:tc>
@@ -3592,21 +2986,8 @@
             <w:tcW w:w="3969" w:type="dxa"/>
           </w:tcPr>
           <w:p>
-            <w:proofErr w:type="gramStart"/>
-            <w:r>
-              <w:t>Fill(</w:t>
-            </w:r>
-            <w:proofErr w:type="gramEnd"/>
-            <w:r>
-              <w:t>‘50’, ‘</w:t>
-            </w:r>
-            <w:proofErr w:type="spellStart"/>
-            <w:r>
-              <w:t>showerthoughts</w:t>
-            </w:r>
-            <w:proofErr w:type="spellEnd"/>
-            <w:r>
-              <w:t>’) - search</w:t>
+            <w:r>
+              <w:t>Fill(‘50’, ‘showerthoughts’) - search</w:t>
             </w:r>
           </w:p>
         </w:tc>
@@ -3625,13 +3006,8 @@
     <w:p/>
     <w:p>
       <w:r>
-        <w:t xml:space="preserve">Ran the same task again with no changes to the code, and I am seeing a lot of </w:t>
-      </w:r>
-      <w:proofErr w:type="gramStart"/>
-      <w:r>
-        <w:t>variance</w:t>
-      </w:r>
-      <w:proofErr w:type="gramEnd"/>
+        <w:t>Ran the same task again with no changes to the code, and I am seeing a lot of variance</w:t>
+      </w:r>
       <w:r>
         <w:t>:</w:t>
       </w:r>
@@ -3664,11 +3040,9 @@
             <w:tcW w:w="2254" w:type="dxa"/>
           </w:tcPr>
           <w:p>
-            <w:proofErr w:type="spellStart"/>
             <w:r>
               <w:t>Behavior</w:t>
             </w:r>
-            <w:proofErr w:type="spellEnd"/>
           </w:p>
         </w:tc>
         <w:tc>
@@ -3831,32 +3205,11 @@
         <w:t xml:space="preserve">In run 3, the agent repeated an identical action 4 times, burning 6,500 tokens going nowhere. </w:t>
       </w:r>
       <w:r>
-        <w:t>The issue is my prompt has no memory as the function “</w:t>
-      </w:r>
-      <w:proofErr w:type="spellStart"/>
-      <w:r>
-        <w:t>build_</w:t>
-      </w:r>
-      <w:proofErr w:type="gramStart"/>
-      <w:r>
-        <w:t>prompt</w:t>
-      </w:r>
-      <w:proofErr w:type="spellEnd"/>
-      <w:r>
-        <w:t>(</w:t>
-      </w:r>
-      <w:proofErr w:type="gramEnd"/>
-      <w:r>
-        <w:t xml:space="preserve">)” </w:t>
-      </w:r>
-      <w:r>
-        <w:t xml:space="preserve">sends the goal, URL, last error, and current </w:t>
-      </w:r>
-      <w:proofErr w:type="spellStart"/>
-      <w:r>
-        <w:t>AXTree</w:t>
-      </w:r>
-      <w:proofErr w:type="spellEnd"/>
+        <w:t xml:space="preserve">The issue is my prompt has no memory as the function “build_prompt()” </w:t>
+      </w:r>
+      <w:r>
+        <w:t>sends the goal, URL, last error, and current AXTree</w:t>
+      </w:r>
       <w:r>
         <w:t xml:space="preserve">, </w:t>
       </w:r>
@@ -4023,26 +3376,10 @@
         <w:t xml:space="preserve"> which is costing around 2,500 tokens in 2 of the three runs</w:t>
       </w:r>
       <w:r>
-        <w:t xml:space="preserve"> so </w:t>
-      </w:r>
-      <w:proofErr w:type="spellStart"/>
-      <w:r>
-        <w:t>ill</w:t>
-      </w:r>
-      <w:proofErr w:type="spellEnd"/>
-      <w:r>
-        <w:t xml:space="preserve"> need to fix that. </w:t>
-      </w:r>
-      <w:r>
-        <w:t xml:space="preserve">Ok so adding an action timeout broke the code, so </w:t>
-      </w:r>
-      <w:proofErr w:type="spellStart"/>
-      <w:r>
-        <w:t>ill</w:t>
-      </w:r>
-      <w:proofErr w:type="spellEnd"/>
-      <w:r>
-        <w:t xml:space="preserve"> need to find a substitute solution</w:t>
+        <w:t xml:space="preserve"> so ill need to fix that. </w:t>
+      </w:r>
+      <w:r>
+        <w:t>Ok so adding an action timeout broke the code, so ill need to find a substitute solution</w:t>
       </w:r>
       <w:r>
         <w:t>.</w:t>
@@ -4092,36 +3429,10 @@
     </w:p>
     <w:p>
       <w:r>
-        <w:t xml:space="preserve">Since action timeout is NOT a module constant I </w:t>
-      </w:r>
-      <w:proofErr w:type="spellStart"/>
-      <w:proofErr w:type="gramStart"/>
-      <w:r>
-        <w:t>cant</w:t>
-      </w:r>
-      <w:proofErr w:type="spellEnd"/>
-      <w:proofErr w:type="gramEnd"/>
-      <w:r>
-        <w:t xml:space="preserve"> raise it at runtime</w:t>
-      </w:r>
-      <w:r>
-        <w:t xml:space="preserve">. This means its </w:t>
-      </w:r>
-      <w:proofErr w:type="spellStart"/>
-      <w:r>
-        <w:t>BrowserGyms</w:t>
-      </w:r>
-      <w:proofErr w:type="spellEnd"/>
-      <w:r>
-        <w:t xml:space="preserve"> default and my results stay comparable to other </w:t>
-      </w:r>
-      <w:proofErr w:type="spellStart"/>
-      <w:r>
-        <w:t>webArena</w:t>
-      </w:r>
-      <w:proofErr w:type="spellEnd"/>
-      <w:r>
-        <w:t xml:space="preserve"> work. </w:t>
+        <w:t>Since action timeout is NOT a module constant I cant raise it at runtime</w:t>
+      </w:r>
+      <w:r>
+        <w:t xml:space="preserve">. This means its BrowserGyms default and my results stay comparable to other webArena work. </w:t>
       </w:r>
       <w:r>
         <w:t>And editing files inside site-packages is unreproducible</w:t>
@@ -4130,64 +3441,16 @@
         <w:t>.</w:t>
       </w:r>
       <w:r>
-        <w:t xml:space="preserve"> So instead, </w:t>
-      </w:r>
-      <w:proofErr w:type="spellStart"/>
-      <w:r>
-        <w:t>ill</w:t>
-      </w:r>
-      <w:proofErr w:type="spellEnd"/>
-      <w:r>
-        <w:t xml:space="preserve"> need to stop the false error misleading the agent. </w:t>
-      </w:r>
-      <w:r>
-        <w:t xml:space="preserve">The click </w:t>
-      </w:r>
-      <w:proofErr w:type="gramStart"/>
-      <w:r>
-        <w:t>actually lands</w:t>
-      </w:r>
-      <w:proofErr w:type="gramEnd"/>
-      <w:r>
-        <w:t>; the timeout is Playwright giving up on the post-click navigation wait.</w:t>
-      </w:r>
-      <w:r>
-        <w:t xml:space="preserve"> The prompt tells the agent </w:t>
-      </w:r>
-      <w:proofErr w:type="gramStart"/>
-      <w:r>
-        <w:t>“error</w:t>
-      </w:r>
-      <w:proofErr w:type="gramEnd"/>
-      <w:r>
-        <w:t>”, so it wastes a step re-</w:t>
-      </w:r>
-      <w:proofErr w:type="spellStart"/>
-      <w:r>
-        <w:t>tryting</w:t>
-      </w:r>
-      <w:proofErr w:type="spellEnd"/>
-      <w:r>
-        <w:t xml:space="preserve"> something that already worked. </w:t>
-      </w:r>
-      <w:proofErr w:type="spellStart"/>
-      <w:r>
-        <w:t>Ill</w:t>
-      </w:r>
-      <w:proofErr w:type="spellEnd"/>
-      <w:r>
-        <w:t xml:space="preserve"> need to remove that false signal </w:t>
-      </w:r>
-      <w:r>
-        <w:t xml:space="preserve">in </w:t>
-      </w:r>
-      <w:proofErr w:type="spellStart"/>
-      <w:r>
-        <w:t>build_prompt</w:t>
-      </w:r>
-      <w:proofErr w:type="spellEnd"/>
-      <w:r>
-        <w:t xml:space="preserve"> function</w:t>
+        <w:t xml:space="preserve"> So instead, ill need to stop the false error misleading the agent. </w:t>
+      </w:r>
+      <w:r>
+        <w:t>The click actually lands; the timeout is Playwright giving up on the post-click navigation wait.</w:t>
+      </w:r>
+      <w:r>
+        <w:t xml:space="preserve"> The prompt tells the agent “error”, so it wastes a step re-tryting something that already worked. Ill need to remove that false signal </w:t>
+      </w:r>
+      <w:r>
+        <w:t>in build_prompt function</w:t>
       </w:r>
       <w:r>
         <w:t>.</w:t>
@@ -4201,15 +3464,7 @@
         <w:t xml:space="preserve">the timeout being set to 60,000. I set it to this value because I was doing testing on my local machine, but now the code is on the instance, I should set it to 10,000. However ill need to see the difference in </w:t>
       </w:r>
       <w:r>
-        <w:t xml:space="preserve">results from both. If nothing changes, then </w:t>
-      </w:r>
-      <w:proofErr w:type="spellStart"/>
-      <w:r>
-        <w:t>ill</w:t>
-      </w:r>
-      <w:proofErr w:type="spellEnd"/>
-      <w:r>
-        <w:t xml:space="preserve"> keep the timeout set to 10000, but if there are large variances then ill switch back to 60,000</w:t>
+        <w:t>results from both. If nothing changes, then ill keep the timeout set to 10000, but if there are large variances then ill switch back to 60,000</w:t>
       </w:r>
       <w:r>
         <w:t>.</w:t>
@@ -4220,15 +3475,7 @@
         <w:t xml:space="preserve">Changing </w:t>
       </w:r>
       <w:r>
-        <w:t xml:space="preserve">timeout set from 60,000 to 10,000 showed no variance. </w:t>
-      </w:r>
-      <w:proofErr w:type="gramStart"/>
-      <w:r>
-        <w:t>So</w:t>
-      </w:r>
-      <w:proofErr w:type="gramEnd"/>
-      <w:r>
-        <w:t xml:space="preserve"> keeping to 10,000. </w:t>
+        <w:t xml:space="preserve">timeout set from 60,000 to 10,000 showed no variance. So keeping to 10,000. </w:t>
       </w:r>
     </w:p>
     <w:p>
@@ -4249,35 +3496,17 @@
       </w:r>
     </w:p>
     <w:p>
-      <w:proofErr w:type="gramStart"/>
-      <w:r>
-        <w:t>So</w:t>
-      </w:r>
-      <w:proofErr w:type="gramEnd"/>
-      <w:r>
-        <w:t xml:space="preserve"> what I can do now is my </w:t>
-      </w:r>
-      <w:r>
-        <w:t xml:space="preserve">RQ2 which is </w:t>
-      </w:r>
-      <w:proofErr w:type="gramStart"/>
-      <w:r>
-        <w:t>actually labelling</w:t>
-      </w:r>
-      <w:proofErr w:type="gramEnd"/>
-      <w:r>
-        <w:t xml:space="preserve"> the tasks </w:t>
+      <w:r>
+        <w:t xml:space="preserve">So what I can do now is my </w:t>
+      </w:r>
+      <w:r>
+        <w:t xml:space="preserve">RQ2 which is actually labelling the tasks </w:t>
       </w:r>
       <w:r>
         <w:t xml:space="preserve">based on difficulty, so in this case task 0 would be classed as easy based on my own rubric scale. </w:t>
       </w:r>
-      <w:proofErr w:type="gramStart"/>
-      <w:r>
-        <w:t>So</w:t>
-      </w:r>
-      <w:proofErr w:type="gramEnd"/>
-      <w:r>
-        <w:t xml:space="preserve"> the way I will score each task will be based on 4 observable properties which will band together to provide </w:t>
+      <w:r>
+        <w:t xml:space="preserve">So the way I will score each task will be based on 4 observable properties which will band together to provide </w:t>
       </w:r>
       <w:r>
         <w:t>the final score (or difficulty):</w:t>
@@ -4550,17 +3779,8 @@
                 <w:b/>
                 <w:bCs/>
               </w:rPr>
-              <w:t xml:space="preserve">Target </w:t>
-            </w:r>
-            <w:proofErr w:type="spellStart"/>
-            <w:r>
-              <w:rPr>
-                <w:b/>
-                <w:bCs/>
-              </w:rPr>
-              <w:t>locatability</w:t>
-            </w:r>
-            <w:proofErr w:type="spellEnd"/>
+              <w:t>Target locatability</w:t>
+            </w:r>
           </w:p>
         </w:tc>
         <w:tc>
@@ -4851,47 +4071,18 @@
         <w:t xml:space="preserve">Note to self: When stopping/starting the instance, everything installed is stored in the instances’ storage, so all I need to do is SSH into the instance and </w:t>
       </w:r>
       <w:r>
-        <w:t xml:space="preserve">start the pages </w:t>
-      </w:r>
-      <w:proofErr w:type="spellStart"/>
-      <w:r>
-        <w:t>ill</w:t>
-      </w:r>
-      <w:proofErr w:type="spellEnd"/>
-      <w:r>
-        <w:t xml:space="preserve"> be working on.</w:t>
-      </w:r>
-    </w:p>
-    <w:p>
-      <w:r>
-        <w:t xml:space="preserve">Based on the original </w:t>
-      </w:r>
-      <w:proofErr w:type="spellStart"/>
-      <w:r>
-        <w:t>WebArena</w:t>
-      </w:r>
-      <w:proofErr w:type="spellEnd"/>
-      <w:r>
-        <w:t xml:space="preserve"> paper, they also included a specific rule in their agent instructions: “- If the task is impossible to complete on this site (the data does not exist, or the site does not support the requested operation), send exactly: </w:t>
-      </w:r>
-      <w:proofErr w:type="spellStart"/>
-      <w:r>
-        <w:t>send_msg_to_user</w:t>
-      </w:r>
-      <w:proofErr w:type="spellEnd"/>
-      <w:r>
-        <w:t>('N/A')”</w:t>
+        <w:t>start the pages ill be working on.</w:t>
+      </w:r>
+    </w:p>
+    <w:p>
+      <w:r>
+        <w:t>Based on the original WebArena paper, they also included a specific rule in their agent instructions: “- If the task is impossible to complete on this site (the data does not exist, or the site does not support the requested operation), send exactly: send_msg_to_user('N/A')”</w:t>
       </w:r>
       <w:r>
         <w:t xml:space="preserve"> as </w:t>
       </w:r>
-      <w:proofErr w:type="spellStart"/>
-      <w:r>
-        <w:t>WebArena</w:t>
-      </w:r>
-      <w:proofErr w:type="spellEnd"/>
-      <w:r>
-        <w:t xml:space="preserve"> reports success rate (SR) and success rate on achievable tasks (SRAC) separately</w:t>
+      <w:r>
+        <w:t>WebArena reports success rate (SR) and success rate on achievable tasks (SRAC) separately</w:t>
       </w:r>
       <w:r>
         <w:t>.</w:t>
@@ -4907,15 +4098,7 @@
     </w:p>
     <w:p>
       <w:r>
-        <w:t xml:space="preserve">The next thing </w:t>
-      </w:r>
-      <w:proofErr w:type="spellStart"/>
-      <w:r>
-        <w:t>ill</w:t>
-      </w:r>
-      <w:proofErr w:type="spellEnd"/>
-      <w:r>
-        <w:t xml:space="preserve"> need to work on is probing </w:t>
+        <w:t xml:space="preserve">The next thing ill need to work on is probing </w:t>
       </w:r>
       <w:r>
         <w:t xml:space="preserve">to </w:t>
@@ -4982,43 +4165,14 @@
       </w:r>
     </w:p>
     <w:p>
-      <w:proofErr w:type="spellStart"/>
-      <w:r>
-        <w:t>WebArenas</w:t>
-      </w:r>
-      <w:proofErr w:type="spellEnd"/>
-      <w:r>
-        <w:t xml:space="preserve"> evaluation code in the repo calls an old OpenAI API. </w:t>
-      </w:r>
-      <w:r>
-        <w:t xml:space="preserve">This is because some tasks have LLM evaluators so </w:t>
-      </w:r>
-      <w:proofErr w:type="spellStart"/>
-      <w:r>
-        <w:t>its</w:t>
-      </w:r>
-      <w:proofErr w:type="spellEnd"/>
-      <w:r>
-        <w:t xml:space="preserve"> good I found this before the </w:t>
-      </w:r>
-      <w:proofErr w:type="gramStart"/>
-      <w:r>
-        <w:t>200 task</w:t>
-      </w:r>
-      <w:proofErr w:type="gramEnd"/>
-      <w:r>
-        <w:t xml:space="preserve"> collection. </w:t>
-      </w:r>
-      <w:r>
-        <w:t>I confirmed the cause by running the grep command on “</w:t>
-      </w:r>
-      <w:proofErr w:type="spellStart"/>
-      <w:r>
-        <w:t>ChatCompletion</w:t>
-      </w:r>
-      <w:proofErr w:type="spellEnd"/>
-      <w:r>
-        <w:t xml:space="preserve">”. </w:t>
+      <w:r>
+        <w:t xml:space="preserve">WebArenas evaluation code in the repo calls an old OpenAI API. </w:t>
+      </w:r>
+      <w:r>
+        <w:t xml:space="preserve">This is because some tasks have LLM evaluators so its good I found this before the 200 task collection. </w:t>
+      </w:r>
+      <w:r>
+        <w:t xml:space="preserve">I confirmed the cause by running the grep command on “ChatCompletion”. </w:t>
       </w:r>
     </w:p>
     <w:p>
@@ -5069,23 +4223,7 @@
         <w:t xml:space="preserve">It looks like line 256 </w:t>
       </w:r>
       <w:r>
-        <w:t xml:space="preserve">is the synchronous call, used by </w:t>
-      </w:r>
-      <w:proofErr w:type="spellStart"/>
-      <w:r>
-        <w:t>webArenas</w:t>
-      </w:r>
-      <w:proofErr w:type="spellEnd"/>
-      <w:r>
-        <w:t xml:space="preserve"> fuzzy match evaluators. </w:t>
-      </w:r>
-      <w:proofErr w:type="spellStart"/>
-      <w:r>
-        <w:t>Ill</w:t>
-      </w:r>
-      <w:proofErr w:type="spellEnd"/>
-      <w:r>
-        <w:t xml:space="preserve"> need to check its signature before I patch it</w:t>
+        <w:t>is the synchronous call, used by webArenas fuzzy match evaluators. Ill need to check its signature before I patch it</w:t>
       </w:r>
       <w:r>
         <w:t xml:space="preserve">. </w:t>
@@ -5135,23 +4273,7 @@
     </w:p>
     <w:p>
       <w:r>
-        <w:t xml:space="preserve">Ok so now I can match the signature </w:t>
-      </w:r>
-      <w:proofErr w:type="gramStart"/>
-      <w:r>
-        <w:t>exactly</w:t>
-      </w:r>
-      <w:proofErr w:type="gramEnd"/>
-      <w:r>
-        <w:t xml:space="preserve"> but I do need to clarify in the report/here is that evaluation API costs do NOT contribute to the token ladder </w:t>
-      </w:r>
-      <w:proofErr w:type="spellStart"/>
-      <w:r>
-        <w:t>im</w:t>
-      </w:r>
-      <w:proofErr w:type="spellEnd"/>
-      <w:r>
-        <w:t xml:space="preserve"> currently using. </w:t>
+        <w:t xml:space="preserve">Ok so now I can match the signature exactly but I do need to clarify in the report/here is that evaluation API costs do NOT contribute to the token ladder im currently using. </w:t>
       </w:r>
     </w:p>
     <w:p>
@@ -5159,39 +4281,7 @@
         <w:t xml:space="preserve">When I mean signature, </w:t>
       </w:r>
       <w:r>
-        <w:t xml:space="preserve">I mean the “messages, model, temperature, </w:t>
-      </w:r>
-      <w:proofErr w:type="spellStart"/>
-      <w:r>
-        <w:t>max_tokens</w:t>
-      </w:r>
-      <w:proofErr w:type="spellEnd"/>
-      <w:r>
-        <w:t xml:space="preserve">, </w:t>
-      </w:r>
-      <w:proofErr w:type="spellStart"/>
-      <w:r>
-        <w:t>top_p</w:t>
-      </w:r>
-      <w:proofErr w:type="spellEnd"/>
-      <w:r>
-        <w:t xml:space="preserve">, </w:t>
-      </w:r>
-      <w:proofErr w:type="spellStart"/>
-      <w:r>
-        <w:t>context_length</w:t>
-      </w:r>
-      <w:proofErr w:type="spellEnd"/>
-      <w:r>
-        <w:t xml:space="preserve">, </w:t>
-      </w:r>
-      <w:proofErr w:type="spellStart"/>
-      <w:r>
-        <w:t>stop_token</w:t>
-      </w:r>
-      <w:proofErr w:type="spellEnd"/>
-      <w:r>
-        <w:t xml:space="preserve">” so however the evaluator calls it, it works. </w:t>
+        <w:t xml:space="preserve">I mean the “messages, model, temperature, max_tokens, top_p, context_length, stop_token” so however the evaluator calls it, it works. </w:t>
       </w:r>
       <w:r>
         <w:t xml:space="preserve"> </w:t>
@@ -5248,31 +4338,7 @@
         <w:t xml:space="preserve">The patch worked, but it looks like </w:t>
       </w:r>
       <w:r>
-        <w:t xml:space="preserve">that </w:t>
-      </w:r>
-      <w:proofErr w:type="spellStart"/>
-      <w:r>
-        <w:t>WebArenas</w:t>
-      </w:r>
-      <w:proofErr w:type="spellEnd"/>
-      <w:r>
-        <w:t xml:space="preserve"> evaluator is hardcoded to gpt-4-1106-preview which is a 2023 model that has been retired from </w:t>
-      </w:r>
-      <w:proofErr w:type="spellStart"/>
-      <w:r>
-        <w:t>openAI</w:t>
-      </w:r>
-      <w:proofErr w:type="spellEnd"/>
-      <w:r>
-        <w:t xml:space="preserve"> API. So </w:t>
-      </w:r>
-      <w:proofErr w:type="spellStart"/>
-      <w:r>
-        <w:t>ill</w:t>
-      </w:r>
-      <w:proofErr w:type="spellEnd"/>
-      <w:r>
-        <w:t xml:space="preserve"> need to override the model inside my patch. </w:t>
+        <w:t xml:space="preserve">that WebArenas evaluator is hardcoded to gpt-4-1106-preview which is a 2023 model that has been retired from openAI API. So ill need to override the model inside my patch. </w:t>
       </w:r>
       <w:r>
         <w:t xml:space="preserve">Ill change it to the cheapest model which is gpt-4o-mini. </w:t>
@@ -5283,23 +4349,7 @@
         <w:t xml:space="preserve">There are 2 implications that need to be noted, </w:t>
       </w:r>
       <w:r>
-        <w:t xml:space="preserve">since </w:t>
-      </w:r>
-      <w:proofErr w:type="spellStart"/>
-      <w:r>
-        <w:t>WebArenas</w:t>
-      </w:r>
-      <w:proofErr w:type="spellEnd"/>
-      <w:r>
-        <w:t xml:space="preserve"> evaluator uses an LLM to judge whether a free text answer is acceptable, swapping GTP-4-Preview for GPT-4o-mini means </w:t>
-      </w:r>
-      <w:proofErr w:type="spellStart"/>
-      <w:r>
-        <w:t>im</w:t>
-      </w:r>
-      <w:proofErr w:type="spellEnd"/>
-      <w:r>
-        <w:t xml:space="preserve"> not using the original grader </w:t>
+        <w:t xml:space="preserve">since WebArenas evaluator uses an LLM to judge whether a free text answer is acceptable, swapping GTP-4-Preview for GPT-4o-mini means im not using the original grader </w:t>
       </w:r>
       <w:r>
         <w:t>(which was used in the original paper). However, the evaluator is applied directly to all 3 of my strategies, so my internal comparison is still valid.</w:t>
@@ -5540,13 +4590,8 @@
             <w:tcW w:w="1418" w:type="dxa"/>
           </w:tcPr>
           <w:p>
-            <w:proofErr w:type="gramStart"/>
-            <w:r>
-              <w:t>Click(</w:t>
-            </w:r>
-            <w:proofErr w:type="gramEnd"/>
-            <w:r>
-              <w:t>‘1075’)</w:t>
+            <w:r>
+              <w:t>Click(‘1075’)</w:t>
             </w:r>
           </w:p>
         </w:tc>
@@ -5577,13 +4622,8 @@
             <w:tcW w:w="1418" w:type="dxa"/>
           </w:tcPr>
           <w:p>
-            <w:proofErr w:type="gramStart"/>
-            <w:r>
-              <w:t>Click(</w:t>
-            </w:r>
-            <w:proofErr w:type="gramEnd"/>
-            <w:r>
-              <w:t>‘1223’)</w:t>
+            <w:r>
+              <w:t>Click(‘1223’)</w:t>
             </w:r>
           </w:p>
         </w:tc>
@@ -5614,13 +4654,8 @@
             <w:tcW w:w="1418" w:type="dxa"/>
           </w:tcPr>
           <w:p>
-            <w:proofErr w:type="gramStart"/>
-            <w:r>
-              <w:t>Click(</w:t>
-            </w:r>
-            <w:proofErr w:type="gramEnd"/>
-            <w:r>
-              <w:t>‘1019’)</w:t>
+            <w:r>
+              <w:t>Click(‘1019’)</w:t>
             </w:r>
           </w:p>
         </w:tc>
@@ -5651,13 +4686,8 @@
             <w:tcW w:w="1418" w:type="dxa"/>
           </w:tcPr>
           <w:p>
-            <w:proofErr w:type="gramStart"/>
-            <w:r>
-              <w:t>Click(</w:t>
-            </w:r>
-            <w:proofErr w:type="gramEnd"/>
-            <w:r>
-              <w:t>‘927’)</w:t>
+            <w:r>
+              <w:t>Click(‘927’)</w:t>
             </w:r>
           </w:p>
         </w:tc>
@@ -5679,107 +4709,28 @@
         <w:t xml:space="preserve">4 visits </w:t>
       </w:r>
       <w:r>
-        <w:t xml:space="preserve">to the same category, and my action-history rule doesn’t catch </w:t>
-      </w:r>
-      <w:proofErr w:type="gramStart"/>
-      <w:r>
-        <w:t>a single one</w:t>
-      </w:r>
-      <w:proofErr w:type="gramEnd"/>
-      <w:r>
-        <w:t xml:space="preserve"> because the bids differ every page </w:t>
-      </w:r>
-      <w:proofErr w:type="spellStart"/>
-      <w:r>
-        <w:t>laoad</w:t>
-      </w:r>
-      <w:proofErr w:type="spellEnd"/>
-      <w:r>
-        <w:t xml:space="preserve">. The strings </w:t>
-      </w:r>
-      <w:proofErr w:type="gramStart"/>
-      <w:r>
-        <w:t>click(</w:t>
-      </w:r>
-      <w:proofErr w:type="gramEnd"/>
-      <w:r>
-        <w:t xml:space="preserve">'1075') and </w:t>
-      </w:r>
-      <w:proofErr w:type="gramStart"/>
-      <w:r>
-        <w:t>click(</w:t>
-      </w:r>
-      <w:proofErr w:type="gramEnd"/>
-      <w:r>
-        <w:t>'927') look completely different to the model, so "never repeat an action" is trivially satisfied while the agent goes in circles.</w:t>
-      </w:r>
-      <w:r>
-        <w:t xml:space="preserve"> This burnt around 26,000 tokens and hit the step limit. This means that </w:t>
-      </w:r>
-      <w:proofErr w:type="spellStart"/>
-      <w:r>
-        <w:t>its</w:t>
-      </w:r>
-      <w:proofErr w:type="spellEnd"/>
-      <w:r>
-        <w:t xml:space="preserve"> not task difficulty, but a </w:t>
+        <w:t xml:space="preserve">to the same category, and my action-history rule doesn’t catch a single one because the bids differ every page laoad. The strings </w:t>
+      </w:r>
+      <w:r>
+        <w:t>click('1075') and click('927') look completely different to the model, so "never repeat an action" is trivially satisfied while the agent goes in circles.</w:t>
+      </w:r>
+      <w:r>
+        <w:t xml:space="preserve"> This burnt around 26,000 tokens and hit the step limit. This means that its not task difficulty, but a </w:t>
       </w:r>
       <w:r>
         <w:lastRenderedPageBreak/>
         <w:t xml:space="preserve">memory defect in my current history format </w:t>
       </w:r>
-      <w:proofErr w:type="gramStart"/>
-      <w:r>
-        <w:t>cant</w:t>
-      </w:r>
-      <w:proofErr w:type="gramEnd"/>
-      <w:r>
-        <w:t xml:space="preserve"> detect. To fix this, I need to track URL’s and not just actions. </w:t>
-      </w:r>
-    </w:p>
-    <w:p>
-      <w:r>
-        <w:t xml:space="preserve">Another change </w:t>
-      </w:r>
-      <w:proofErr w:type="spellStart"/>
-      <w:r>
-        <w:t>ill</w:t>
-      </w:r>
-      <w:proofErr w:type="spellEnd"/>
-      <w:r>
-        <w:t xml:space="preserve"> </w:t>
-      </w:r>
-      <w:proofErr w:type="gramStart"/>
-      <w:r>
-        <w:t>need</w:t>
-      </w:r>
-      <w:proofErr w:type="gramEnd"/>
-      <w:r>
-        <w:t xml:space="preserve"> to make is the max steps limit. Since </w:t>
-      </w:r>
-      <w:proofErr w:type="spellStart"/>
-      <w:r>
-        <w:t>im</w:t>
-      </w:r>
-      <w:proofErr w:type="spellEnd"/>
-      <w:r>
-        <w:t xml:space="preserve"> binding my 32k token cap with max steps, </w:t>
-      </w:r>
-      <w:proofErr w:type="spellStart"/>
-      <w:r>
-        <w:t>ill</w:t>
-      </w:r>
-      <w:proofErr w:type="spellEnd"/>
-      <w:r>
-        <w:t xml:space="preserve"> need to raise the steps limit to fit a 32k token cap so the probe measures the unconstrained cost and not the </w:t>
-      </w:r>
-      <w:proofErr w:type="gramStart"/>
-      <w:r>
-        <w:t>12 step</w:t>
-      </w:r>
-      <w:proofErr w:type="gramEnd"/>
-      <w:r>
-        <w:t xml:space="preserve"> cost. </w:t>
+      <w:r>
+        <w:t xml:space="preserve">cant detect. To fix this, I need to track URL’s and not just actions. </w:t>
+      </w:r>
+    </w:p>
+    <w:p>
+      <w:r>
+        <w:t xml:space="preserve">Another change ill need to make is the max steps limit. Since </w:t>
+      </w:r>
+      <w:r>
+        <w:t xml:space="preserve">im binding my 32k token cap with max steps, ill need to raise the steps limit to fit a 32k token cap so the probe measures the unconstrained cost and not the 12 step cost. </w:t>
       </w:r>
     </w:p>
     <w:p>
@@ -5826,39 +4777,7 @@
     </w:p>
     <w:p>
       <w:r>
-        <w:t xml:space="preserve">After adding the changes and running the probe </w:t>
-      </w:r>
-      <w:proofErr w:type="spellStart"/>
-      <w:r>
-        <w:t>py</w:t>
-      </w:r>
-      <w:proofErr w:type="spellEnd"/>
-      <w:r>
-        <w:t xml:space="preserve"> file again, the agent is still looping. So </w:t>
-      </w:r>
-      <w:proofErr w:type="spellStart"/>
-      <w:r>
-        <w:t>ill</w:t>
-      </w:r>
-      <w:proofErr w:type="spellEnd"/>
-      <w:r>
-        <w:t xml:space="preserve"> need </w:t>
-      </w:r>
-      <w:proofErr w:type="gramStart"/>
-      <w:r>
-        <w:t>print</w:t>
-      </w:r>
-      <w:proofErr w:type="gramEnd"/>
-      <w:r>
-        <w:t xml:space="preserve"> the URL each step so I can see whether the history </w:t>
-      </w:r>
-      <w:proofErr w:type="gramStart"/>
-      <w:r>
-        <w:t>actually contains</w:t>
-      </w:r>
-      <w:proofErr w:type="gramEnd"/>
-      <w:r>
-        <w:t xml:space="preserve"> distinguishable URLs or whether magneto is returning the same URL with different bids </w:t>
+        <w:t xml:space="preserve">After adding the changes and running the probe py file again, the agent is still looping. So ill need print the URL each step so I can see whether the history actually contains distinguishable URLs or whether magneto is returning the same URL with different bids </w:t>
       </w:r>
       <w:r>
         <w:t>(in this case, the model is seeing the repetition and ignoring it)</w:t>
@@ -5952,15 +4871,7 @@
     </w:p>
     <w:p>
       <w:r>
-        <w:t xml:space="preserve">This task terminated due to “site loop” however to me the agent was simply revisiting the </w:t>
-      </w:r>
-      <w:proofErr w:type="spellStart"/>
-      <w:r>
-        <w:t>the</w:t>
-      </w:r>
-      <w:proofErr w:type="spellEnd"/>
-      <w:r>
-        <w:t xml:space="preserve"> hub of the </w:t>
+        <w:t xml:space="preserve">This task terminated due to “site loop” however to me the agent was simply revisiting the the hub of the </w:t>
       </w:r>
       <w:r>
         <w:t xml:space="preserve">website as it tried switching filter, backed out, opened a product, backed out, then tried search. The original guard punished the agent for being systematic. </w:t>
@@ -5970,13 +4881,8 @@
       </w:r>
     </w:p>
     <w:p>
-      <w:proofErr w:type="gramStart"/>
-      <w:r>
-        <w:t>So</w:t>
-      </w:r>
-      <w:proofErr w:type="gramEnd"/>
-      <w:r>
-        <w:t xml:space="preserve"> I added the guard patch, however I receive a consistent error message</w:t>
+      <w:r>
+        <w:t>So I added the guard patch, however I receive a consistent error message</w:t>
       </w:r>
       <w:r>
         <w:t xml:space="preserve"> for task 574</w:t>
@@ -6035,64 +4941,14 @@
       <w:r>
         <w:t xml:space="preserve">it assumes </w:t>
       </w:r>
-      <w:proofErr w:type="spellStart"/>
-      <w:r>
-        <w:t>required_contents</w:t>
-      </w:r>
-      <w:proofErr w:type="spellEnd"/>
-      <w:r>
-        <w:t xml:space="preserve"> is a string it </w:t>
-      </w:r>
-      <w:proofErr w:type="gramStart"/>
-      <w:r>
-        <w:t>can .split</w:t>
-      </w:r>
-      <w:proofErr w:type="gramEnd"/>
-      <w:r>
-        <w:t xml:space="preserve">(" |OR| "), but task 574's config supplies a </w:t>
-      </w:r>
-      <w:proofErr w:type="spellStart"/>
-      <w:r>
-        <w:t>dict</w:t>
-      </w:r>
-      <w:proofErr w:type="spellEnd"/>
-      <w:r>
-        <w:t xml:space="preserve"> instead</w:t>
+      <w:r>
+        <w:t>required_contents is a string it can .split(" |OR| "), but task 574's config supplies a dict instead</w:t>
       </w:r>
       <w:r>
         <w:t xml:space="preserve">. </w:t>
       </w:r>
-      <w:proofErr w:type="spellStart"/>
-      <w:r>
-        <w:t>WebArena's</w:t>
-      </w:r>
-      <w:proofErr w:type="spellEnd"/>
-      <w:r>
-        <w:t xml:space="preserve"> own config format supports variants (</w:t>
-      </w:r>
-      <w:proofErr w:type="spellStart"/>
-      <w:r>
-        <w:t>required_contents</w:t>
-      </w:r>
-      <w:proofErr w:type="spellEnd"/>
-      <w:r>
-        <w:t xml:space="preserve"> can be {"</w:t>
-      </w:r>
-      <w:proofErr w:type="spellStart"/>
-      <w:r>
-        <w:t>exact_match</w:t>
-      </w:r>
-      <w:proofErr w:type="spellEnd"/>
-      <w:r>
-        <w:t>": ...} or {"</w:t>
-      </w:r>
-      <w:proofErr w:type="spellStart"/>
-      <w:r>
-        <w:t>must_include</w:t>
-      </w:r>
-      <w:proofErr w:type="spellEnd"/>
-      <w:r>
-        <w:t>": [...]}) that this code path doesn't handle.</w:t>
+      <w:r>
+        <w:t>WebArena's own config format supports variants (required_contents can be {"exact_match": ...} or {"must_include": [...]}) that this code path doesn't handle.</w:t>
       </w:r>
       <w:r>
         <w:t xml:space="preserve"> This is caused by the evaluator patch. I checked what the shape of the config and how widespread it is</w:t>
@@ -6101,68 +4957,18 @@
         <w:t xml:space="preserve">. </w:t>
       </w:r>
       <w:r>
-        <w:t xml:space="preserve">Task 574's config shows </w:t>
-      </w:r>
-      <w:proofErr w:type="spellStart"/>
-      <w:r>
-        <w:t>required_contents</w:t>
-      </w:r>
-      <w:proofErr w:type="spellEnd"/>
-      <w:r>
-        <w:t xml:space="preserve"> as a string ("111 Magnolia Path"), and 0 of 480 tasks use a dict. Yet at runtime the evaluator received a dict. Those can't both be true of the same </w:t>
-      </w:r>
-      <w:proofErr w:type="gramStart"/>
-      <w:r>
-        <w:t>file</w:t>
-      </w:r>
-      <w:proofErr w:type="gramEnd"/>
+        <w:t>Task 574's config shows required_contents as a string ("111 Magnolia Path"), and 0 of 480 tasks use a dict. Yet at runtime the evaluator received a dict. Those can't both be true of the same file</w:t>
+      </w:r>
       <w:r>
         <w:t xml:space="preserve"> </w:t>
       </w:r>
       <w:r>
-        <w:t xml:space="preserve">so </w:t>
-      </w:r>
-      <w:proofErr w:type="spellStart"/>
-      <w:r>
-        <w:t>BrowserGym</w:t>
-      </w:r>
-      <w:proofErr w:type="spellEnd"/>
-      <w:r>
-        <w:t xml:space="preserve"> is using a different copy of the task configs than </w:t>
-      </w:r>
-      <w:proofErr w:type="spellStart"/>
-      <w:r>
-        <w:t>smoke_</w:t>
-      </w:r>
-      <w:proofErr w:type="gramStart"/>
-      <w:r>
-        <w:t>a.load</w:t>
-      </w:r>
-      <w:proofErr w:type="gramEnd"/>
-      <w:r>
-        <w:t>_</w:t>
-      </w:r>
-      <w:proofErr w:type="gramStart"/>
-      <w:r>
-        <w:t>configs</w:t>
-      </w:r>
-      <w:proofErr w:type="spellEnd"/>
-      <w:r>
-        <w:t>(</w:t>
-      </w:r>
-      <w:proofErr w:type="gramEnd"/>
-      <w:r>
-        <w:t>) reads.</w:t>
-      </w:r>
-    </w:p>
-    <w:p>
-      <w:proofErr w:type="spellStart"/>
-      <w:r>
-        <w:t>Ill</w:t>
-      </w:r>
-      <w:proofErr w:type="spellEnd"/>
-      <w:r>
-        <w:t xml:space="preserve"> need to make the evaluator accept both formats. </w:t>
+        <w:t>so BrowserGym is using a different copy of the task configs than smoke_a.load_configs() reads.</w:t>
+      </w:r>
+    </w:p>
+    <w:p>
+      <w:r>
+        <w:t xml:space="preserve">Ill need to make the evaluator accept both formats. </w:t>
       </w:r>
     </w:p>
     <w:p>
@@ -6209,23 +5015,7 @@
     </w:p>
     <w:p>
       <w:r>
-        <w:t>I wrote the class wrong when patching the evaluator. Its “</w:t>
-      </w:r>
-      <w:proofErr w:type="spellStart"/>
-      <w:r>
-        <w:t>HTMLContentEvaluator</w:t>
-      </w:r>
-      <w:proofErr w:type="spellEnd"/>
-      <w:r>
-        <w:t>” and not “</w:t>
-      </w:r>
-      <w:proofErr w:type="spellStart"/>
-      <w:r>
-        <w:t>HTMLContentExactEvaluator</w:t>
-      </w:r>
-      <w:proofErr w:type="spellEnd"/>
-      <w:r>
-        <w:t xml:space="preserve">”. </w:t>
+        <w:t xml:space="preserve">I wrote the class wrong when patching the evaluator. Its “HTMLContentEvaluator” and not “HTMLContentExactEvaluator”. </w:t>
       </w:r>
     </w:p>
     <w:p>
@@ -6281,44 +5071,10 @@
     </w:p>
     <w:p>
       <w:r>
-        <w:t xml:space="preserve">None of what </w:t>
-      </w:r>
-      <w:proofErr w:type="spellStart"/>
-      <w:r>
-        <w:t>ive</w:t>
-      </w:r>
-      <w:proofErr w:type="spellEnd"/>
-      <w:r>
-        <w:t xml:space="preserve"> done has worked, so instead of patching it indirectly from </w:t>
-      </w:r>
-      <w:r>
-        <w:t xml:space="preserve">my script, instead </w:t>
-      </w:r>
-      <w:proofErr w:type="spellStart"/>
-      <w:r>
-        <w:t>im</w:t>
-      </w:r>
-      <w:proofErr w:type="spellEnd"/>
-      <w:r>
-        <w:t xml:space="preserve"> going to patch it directly in the source. Then I need to clear the stale bytecode. And I also need to remove the patch </w:t>
-      </w:r>
-      <w:proofErr w:type="spellStart"/>
-      <w:r>
-        <w:t>webera</w:t>
-      </w:r>
-      <w:proofErr w:type="spellEnd"/>
-      <w:r>
-        <w:t xml:space="preserve"> evaluator function since I </w:t>
-      </w:r>
-      <w:proofErr w:type="spellStart"/>
-      <w:proofErr w:type="gramStart"/>
-      <w:r>
-        <w:t>wont</w:t>
-      </w:r>
-      <w:proofErr w:type="spellEnd"/>
-      <w:proofErr w:type="gramEnd"/>
-      <w:r>
-        <w:t xml:space="preserve"> be needing that anymore</w:t>
+        <w:t xml:space="preserve">None of what ive done has worked, so instead of patching it indirectly from </w:t>
+      </w:r>
+      <w:r>
+        <w:t>my script, instead im going to patch it directly in the source. Then I need to clear the stale bytecode. And I also need to remove the patch webera evaluator function since I wont be needing that anymore</w:t>
       </w:r>
       <w:r>
         <w:t>.</w:t>
@@ -6509,34 +5265,10 @@
     <w:p>
       <w:r>
         <w:lastRenderedPageBreak/>
-        <w:t xml:space="preserve">The evaluator fix worked, so note to self: document this in my reproducibility readme as a </w:t>
-      </w:r>
-      <w:proofErr w:type="gramStart"/>
-      <w:r>
-        <w:t>one line</w:t>
-      </w:r>
-      <w:proofErr w:type="gramEnd"/>
-      <w:r>
-        <w:t xml:space="preserve"> fix to a known upstream format mismatch. </w:t>
-      </w:r>
-      <w:r>
-        <w:t xml:space="preserve">There is no more </w:t>
-      </w:r>
-      <w:proofErr w:type="spellStart"/>
-      <w:r>
-        <w:t>attributeError</w:t>
-      </w:r>
-      <w:proofErr w:type="spellEnd"/>
-      <w:r>
-        <w:t xml:space="preserve">, the episode ran to </w:t>
-      </w:r>
-      <w:proofErr w:type="gramStart"/>
-      <w:r>
-        <w:t>completion</w:t>
-      </w:r>
-      <w:proofErr w:type="gramEnd"/>
-      <w:r>
-        <w:t xml:space="preserve"> and my stall guard works correctly at step 6. </w:t>
+        <w:t xml:space="preserve">The evaluator fix worked, so note to self: document this in my reproducibility readme as a one line fix to a known upstream format mismatch. </w:t>
+      </w:r>
+      <w:r>
+        <w:t xml:space="preserve">There is no more attributeError, the episode ran to completion and my stall guard works correctly at step 6. </w:t>
       </w:r>
       <w:r>
         <w:t xml:space="preserve">However, another error is introduced, where the agent receives “previous action timed out – it may have succeeded. Check the current page before retrying”. This means the click is failing </w:t>
@@ -6549,21 +5281,8 @@
       </w:r>
     </w:p>
     <w:p>
-      <w:proofErr w:type="gramStart"/>
-      <w:r>
-        <w:t>So</w:t>
-      </w:r>
-      <w:proofErr w:type="gramEnd"/>
-      <w:r>
-        <w:t xml:space="preserve"> I need to </w:t>
-      </w:r>
-      <w:proofErr w:type="gramStart"/>
-      <w:r>
-        <w:t>actually distinguish</w:t>
-      </w:r>
-      <w:proofErr w:type="gramEnd"/>
-      <w:r>
-        <w:t xml:space="preserve"> between same action and same URL again. </w:t>
+      <w:r>
+        <w:t xml:space="preserve">So I need to actually distinguish between same action and same URL again. </w:t>
       </w:r>
     </w:p>
     <w:p>
@@ -6685,15 +5404,7 @@
     </w:p>
     <w:p>
       <w:r>
-        <w:t xml:space="preserve">This means that other JS heavy magneto forms may be systematically </w:t>
-      </w:r>
-      <w:proofErr w:type="spellStart"/>
-      <w:r>
-        <w:t>unrunnable</w:t>
-      </w:r>
-      <w:proofErr w:type="spellEnd"/>
-      <w:r>
-        <w:t xml:space="preserve"> in my setup. </w:t>
+        <w:t xml:space="preserve">This means that other JS heavy magneto forms may be systematically unrunnable in my setup. </w:t>
       </w:r>
       <w:r>
         <w:t xml:space="preserve">If this occurs </w:t>
@@ -6711,15 +5422,7 @@
         <w:t>I’d</w:t>
       </w:r>
       <w:r>
-        <w:t xml:space="preserve"> need to decide whether to raise the action timeout (accepting the deviation from </w:t>
-      </w:r>
-      <w:proofErr w:type="spellStart"/>
-      <w:r>
-        <w:t>BrowserGym</w:t>
-      </w:r>
-      <w:proofErr w:type="spellEnd"/>
-      <w:r>
-        <w:t xml:space="preserve"> defaults, documented) or exclude those task types.</w:t>
+        <w:t xml:space="preserve"> need to decide whether to raise the action timeout (accepting the deviation from BrowserGym defaults, documented) or exclude those task types.</w:t>
       </w:r>
       <w:r>
         <w:t xml:space="preserve"> Next step is running the probe on 5 tasks/site</w:t>
@@ -7147,15 +5850,7 @@
         <w:t xml:space="preserve">Every action now reports “(action accepted)” instead of timing out. </w:t>
       </w:r>
       <w:r>
-        <w:t>Next is to replace the guard with a (</w:t>
-      </w:r>
-      <w:proofErr w:type="spellStart"/>
-      <w:r>
-        <w:t>url</w:t>
-      </w:r>
-      <w:proofErr w:type="spellEnd"/>
-      <w:r>
-        <w:t>, action) counter</w:t>
+        <w:t>Next is to replace the guard with a (url, action) counter</w:t>
       </w:r>
       <w:r>
         <w:t xml:space="preserve">. </w:t>
@@ -7226,15 +5921,7 @@
         </w:numPr>
       </w:pPr>
       <w:r>
-        <w:t xml:space="preserve">What does a task </w:t>
-      </w:r>
-      <w:proofErr w:type="gramStart"/>
-      <w:r>
-        <w:t>actually cost</w:t>
-      </w:r>
-      <w:proofErr w:type="gramEnd"/>
-      <w:r>
-        <w:t xml:space="preserve"> when budget isn’t the binding constraint</w:t>
+        <w:t>What does a task actually cost when budget isn’t the binding constraint</w:t>
       </w:r>
     </w:p>
     <w:p>
@@ -7267,21 +5954,8 @@
       </w:r>
     </w:p>
     <w:p>
-      <w:proofErr w:type="gramStart"/>
-      <w:r>
-        <w:t>Also</w:t>
-      </w:r>
-      <w:proofErr w:type="gramEnd"/>
-      <w:r>
-        <w:t xml:space="preserve"> I renamed “smoke_a.py” to just “strategy_a.py” since I initially wanted the code to just test a few sites but due to the incompatibility with </w:t>
-      </w:r>
-      <w:proofErr w:type="spellStart"/>
-      <w:r>
-        <w:t>webArenas</w:t>
-      </w:r>
-      <w:proofErr w:type="spellEnd"/>
-      <w:r>
-        <w:t xml:space="preserve"> old modules, I had to implement a few patches. </w:t>
+      <w:r>
+        <w:t xml:space="preserve">Also I renamed “smoke_a.py” to just “strategy_a.py” since I initially wanted the code to just test a few sites but due to the incompatibility with webArenas old modules, I had to implement a few patches. </w:t>
       </w:r>
       <w:r>
         <w:t xml:space="preserve">Another thing I did was add a timestamp field, so I know when each episode is finished. Since the collection of strategy A will most likely take 15-20 hours and something </w:t>
@@ -7296,15 +5970,7 @@
     </w:p>
     <w:p>
       <w:r>
-        <w:t xml:space="preserve">Also </w:t>
-      </w:r>
-      <w:proofErr w:type="spellStart"/>
-      <w:r>
-        <w:t>ill</w:t>
-      </w:r>
-      <w:proofErr w:type="spellEnd"/>
-      <w:r>
-        <w:t xml:space="preserve"> be splitting the functionality as most of the functions are in strategy A’s code (i.e. guards, </w:t>
+        <w:t xml:space="preserve">Also ill be splitting the functionality as most of the functions are in strategy A’s code (i.e. guards, </w:t>
       </w:r>
       <w:r>
         <w:t>prompt builder, patches, env setup) and will be more readable</w:t>
@@ -7357,39 +6023,15 @@
     </w:p>
     <w:p>
       <w:r>
-        <w:t>Ive moved old results onto a new directory in the instance called “</w:t>
-      </w:r>
-      <w:proofErr w:type="spellStart"/>
-      <w:r>
-        <w:t>old_results</w:t>
-      </w:r>
-      <w:proofErr w:type="spellEnd"/>
-      <w:r>
-        <w:t xml:space="preserve">”. </w:t>
-      </w:r>
-    </w:p>
-    <w:p>
-      <w:r>
-        <w:t xml:space="preserve">Ive also removed the old code from the instance. And instead of always pushing 1 file at a time to the instance, </w:t>
-      </w:r>
-      <w:proofErr w:type="spellStart"/>
-      <w:r>
-        <w:t>ill</w:t>
-      </w:r>
-      <w:proofErr w:type="spellEnd"/>
-      <w:r>
-        <w:t xml:space="preserve"> be cloning the </w:t>
-      </w:r>
-      <w:r>
-        <w:t xml:space="preserve">project onto the instance so all I </w:t>
-      </w:r>
-      <w:proofErr w:type="gramStart"/>
-      <w:r>
-        <w:t>have to</w:t>
-      </w:r>
-      <w:proofErr w:type="gramEnd"/>
-      <w:r>
-        <w:t xml:space="preserve"> do is pull it once I push the changes locally. </w:t>
+        <w:t xml:space="preserve">Ive moved old results onto a new directory in the instance called “old_results”. </w:t>
+      </w:r>
+    </w:p>
+    <w:p>
+      <w:r>
+        <w:t xml:space="preserve">Ive also removed the old code from the instance. And instead of always pushing 1 file at a time to the instance, ill be cloning the </w:t>
+      </w:r>
+      <w:r>
+        <w:t xml:space="preserve">project onto the instance so all I have to do is pull it once I push the changes locally. </w:t>
       </w:r>
     </w:p>
     <w:p>
@@ -7436,53 +6078,16 @@
     </w:p>
     <w:p>
       <w:r>
-        <w:t xml:space="preserve">I’ve cloned the repo onto the instance using a token generated from </w:t>
-      </w:r>
-      <w:proofErr w:type="spellStart"/>
-      <w:r>
-        <w:t>github</w:t>
-      </w:r>
-      <w:proofErr w:type="spellEnd"/>
-      <w:r>
-        <w:t xml:space="preserve">. I also stored that token into a credential </w:t>
-      </w:r>
-      <w:proofErr w:type="gramStart"/>
-      <w:r>
-        <w:t>helper</w:t>
-      </w:r>
-      <w:proofErr w:type="gramEnd"/>
-      <w:r>
-        <w:t xml:space="preserve"> so I don’t have to do it </w:t>
-      </w:r>
-      <w:proofErr w:type="spellStart"/>
-      <w:r>
-        <w:t>everytime</w:t>
-      </w:r>
-      <w:proofErr w:type="spellEnd"/>
-      <w:r>
-        <w:t xml:space="preserve">. </w:t>
-      </w:r>
-      <w:proofErr w:type="gramStart"/>
-      <w:r>
-        <w:t>Also</w:t>
-      </w:r>
-      <w:proofErr w:type="gramEnd"/>
+        <w:t xml:space="preserve">I’ve cloned the repo onto the instance using a token generated from github. I also stored that token into a credential helper so I don’t have to do it everytime. </w:t>
+      </w:r>
+      <w:r>
+        <w:t xml:space="preserve">Also ive retested task 276 after refactoring the repo, and everything works. </w:t>
+      </w:r>
+    </w:p>
+    <w:p>
       <w:r>
         <w:t xml:space="preserve"> </w:t>
       </w:r>
-      <w:proofErr w:type="spellStart"/>
-      <w:r>
-        <w:t>ive</w:t>
-      </w:r>
-      <w:proofErr w:type="spellEnd"/>
-      <w:r>
-        <w:t xml:space="preserve"> retested task 276 after refactoring the repo, and everything works. </w:t>
-      </w:r>
-    </w:p>
-    <w:p>
-      <w:r>
-        <w:t xml:space="preserve"> </w:t>
-      </w:r>
       <w:r>
         <w:t xml:space="preserve">I’ve developed strategy B </w:t>
       </w:r>
@@ -7490,28 +6095,12 @@
         <w:t xml:space="preserve">with a fixed </w:t>
       </w:r>
       <w:r>
-        <w:t xml:space="preserve">Planner → Executor → Critic pipeline. Each logical step invokes three agents in sequence: the Planner states the next sub-goal in plain English, the Executor converts that sub-goal into a single </w:t>
-      </w:r>
-      <w:proofErr w:type="spellStart"/>
-      <w:r>
-        <w:t>BrowserGym</w:t>
-      </w:r>
-      <w:proofErr w:type="spellEnd"/>
-      <w:r>
-        <w:t xml:space="preserve"> action, and the Critic either approves the action or supplies a revision. Only one action reaches the environment per step, exactly as in Strategy A; the difference is how many model calls precede it.</w:t>
-      </w:r>
-    </w:p>
-    <w:p>
-      <w:r>
-        <w:t xml:space="preserve">Role-specialised prompts. Each role has its own instructions. Only the action vocabulary is shared with Strategy A, because that is the environment's interface rather than a prompt choice and must be identical everywhere. The Planner receives no answer-formatting rules (it never answers); the Executor receives no exploration heuristics (it never chooses strategy). This follows standard practice for pipeline architectures, but it does mean the </w:t>
-      </w:r>
-      <w:proofErr w:type="spellStart"/>
-      <w:r>
-        <w:t>A-vs</w:t>
-      </w:r>
-      <w:proofErr w:type="spellEnd"/>
-      <w:r>
-        <w:t>-B comparison reflects both the addition of agents and their specialisation</w:t>
+        <w:t>Planner → Executor → Critic pipeline. Each logical step invokes three agents in sequence: the Planner states the next sub-goal in plain English, the Executor converts that sub-goal into a single BrowserGym action, and the Critic either approves the action or supplies a revision. Only one action reaches the environment per step, exactly as in Strategy A; the difference is how many model calls precede it.</w:t>
+      </w:r>
+    </w:p>
+    <w:p>
+      <w:r>
+        <w:t>Role-specialised prompts. Each role has its own instructions. Only the action vocabulary is shared with Strategy A, because that is the environment's interface rather than a prompt choice and must be identical everywhere. The Planner receives no answer-formatting rules (it never answers); the Executor receives no exploration heuristics (it never chooses strategy). This follows standard practice for pipeline architectures, but it does mean the A-vs-B comparison reflects both the addition of agents and their specialisation</w:t>
       </w:r>
       <w:r>
         <w:t>.</w:t>
@@ -7657,17 +6246,7 @@
         <w:t xml:space="preserve">and we can see that the critic caught this navigation cycle and </w:t>
       </w:r>
       <w:r>
-        <w:t xml:space="preserve">revised the action providing </w:t>
-      </w:r>
-      <w:proofErr w:type="spellStart"/>
-      <w:proofErr w:type="gramStart"/>
-      <w:r>
-        <w:t>a</w:t>
-      </w:r>
-      <w:proofErr w:type="spellEnd"/>
-      <w:proofErr w:type="gramEnd"/>
-      <w:r>
-        <w:t xml:space="preserve"> alternative action and the strategy would have </w:t>
+        <w:t xml:space="preserve">revised the action providing a alternative action and the strategy would have </w:t>
       </w:r>
       <w:r>
         <w:t>succeeded</w:t>
@@ -7781,52 +6360,12 @@
     </w:p>
     <w:p>
       <w:r>
-        <w:t xml:space="preserve">This is just an ordering bug, easy to fix since I pass the field “plan” to the </w:t>
-      </w:r>
-      <w:proofErr w:type="gramStart"/>
-      <w:r>
-        <w:t>record(</w:t>
-      </w:r>
-      <w:proofErr w:type="gramEnd"/>
-      <w:r>
-        <w:t xml:space="preserve">) </w:t>
-      </w:r>
-      <w:proofErr w:type="spellStart"/>
-      <w:r>
-        <w:t>dict</w:t>
-      </w:r>
-      <w:proofErr w:type="spellEnd"/>
-      <w:r>
-        <w:t xml:space="preserve"> before plan gets assigned. </w:t>
-      </w:r>
-    </w:p>
-    <w:p>
-      <w:r>
-        <w:t xml:space="preserve">Since </w:t>
-      </w:r>
-      <w:proofErr w:type="spellStart"/>
-      <w:r>
-        <w:t>ive</w:t>
-      </w:r>
-      <w:proofErr w:type="spellEnd"/>
-      <w:r>
-        <w:t xml:space="preserve"> done the </w:t>
-      </w:r>
-      <w:proofErr w:type="spellStart"/>
-      <w:r>
-        <w:t>run_batch</w:t>
-      </w:r>
-      <w:proofErr w:type="spellEnd"/>
-      <w:r>
-        <w:t xml:space="preserve"> for the </w:t>
-      </w:r>
-      <w:proofErr w:type="gramStart"/>
-      <w:r>
-        <w:t>200 task</w:t>
-      </w:r>
-      <w:proofErr w:type="gramEnd"/>
-      <w:r>
-        <w:t xml:space="preserve"> collection script. Next thing is to </w:t>
+        <w:t xml:space="preserve">This is just an ordering bug, easy to fix since I pass the field “plan” to the record() dict before plan gets assigned. </w:t>
+      </w:r>
+    </w:p>
+    <w:p>
+      <w:r>
+        <w:t xml:space="preserve">Since ive done the run_batch for the 200 task collection script. Next thing is to </w:t>
       </w:r>
       <w:r>
         <w:t>create the annotation script</w:t>
@@ -7864,157 +6403,51 @@
     </w:p>
     <w:p>
       <w:r>
-        <w:t xml:space="preserve">Ok </w:t>
-      </w:r>
-      <w:proofErr w:type="spellStart"/>
-      <w:r>
-        <w:t>ive</w:t>
-      </w:r>
-      <w:proofErr w:type="spellEnd"/>
-      <w:r>
-        <w:t xml:space="preserve"> done annotation </w:t>
+        <w:t xml:space="preserve">Ok ive done annotation </w:t>
       </w:r>
       <w:r>
         <w:t>script</w:t>
       </w:r>
       <w:r>
-        <w:t xml:space="preserve"> (</w:t>
-      </w:r>
-      <w:proofErr w:type="spellStart"/>
-      <w:r>
-        <w:t>github</w:t>
-      </w:r>
-      <w:proofErr w:type="spellEnd"/>
-      <w:r>
-        <w:t xml:space="preserve"> commits)</w:t>
-      </w:r>
-      <w:r>
-        <w:t xml:space="preserve">, which can either be ran after or during the batch process. I will need to </w:t>
-      </w:r>
-      <w:proofErr w:type="spellStart"/>
-      <w:r>
-        <w:t>tmux</w:t>
-      </w:r>
-      <w:proofErr w:type="spellEnd"/>
+        <w:t xml:space="preserve"> (github commits)</w:t>
+      </w:r>
+      <w:r>
+        <w:t>, which can either be ran after or during the batch process. I will need to tmux both of them incase I SSH out the instance (tmux allows the scripts to continue running in the instance</w:t>
+      </w:r>
+      <w:r>
+        <w:t xml:space="preserve"> without me being ssh’d in)</w:t>
+      </w:r>
+      <w:r>
+        <w:t xml:space="preserve">. </w:t>
+      </w:r>
+    </w:p>
+    <w:p>
+      <w:r>
+        <w:t xml:space="preserve">Before running the batch script, I noticed a bug </w:t>
+      </w:r>
+      <w:r>
+        <w:t>where “random.shuffle(todo)” would break the script if I were to resume the script if there was a crash.</w:t>
+      </w:r>
+      <w:r>
+        <w:t xml:space="preserve"> AND AND AND if shuffled order </w:t>
+      </w:r>
+      <w:r>
+        <w:t xml:space="preserve">runs it at 8k first (fails, address unchanged) then 16k (succeeds, address updated), and </w:t>
+      </w:r>
+      <w:r>
+        <w:t>I</w:t>
+      </w:r>
+      <w:r>
+        <w:t xml:space="preserve"> resume mid-run, subsequent budgets for the same task see an already-updated site.</w:t>
+      </w:r>
       <w:r>
         <w:t xml:space="preserve"> </w:t>
       </w:r>
-      <w:proofErr w:type="gramStart"/>
-      <w:r>
-        <w:t>both of them</w:t>
-      </w:r>
-      <w:proofErr w:type="gramEnd"/>
       <w:r>
         <w:t xml:space="preserve"> </w:t>
       </w:r>
-      <w:proofErr w:type="spellStart"/>
-      <w:r>
-        <w:t>incase</w:t>
-      </w:r>
-      <w:proofErr w:type="spellEnd"/>
-      <w:r>
-        <w:t xml:space="preserve"> I SSH out the instance (</w:t>
-      </w:r>
-      <w:proofErr w:type="spellStart"/>
-      <w:r>
-        <w:t>tmux</w:t>
-      </w:r>
-      <w:proofErr w:type="spellEnd"/>
-      <w:r>
-        <w:t xml:space="preserve"> allows the scripts to continue running in the instance</w:t>
-      </w:r>
-      <w:r>
-        <w:t xml:space="preserve"> without me being </w:t>
-      </w:r>
-      <w:proofErr w:type="spellStart"/>
-      <w:r>
-        <w:t>ssh’d</w:t>
-      </w:r>
-      <w:proofErr w:type="spellEnd"/>
-      <w:r>
-        <w:t xml:space="preserve"> in)</w:t>
-      </w:r>
-      <w:r>
-        <w:t xml:space="preserve">. </w:t>
-      </w:r>
-    </w:p>
-    <w:p>
-      <w:r>
-        <w:t xml:space="preserve">Before running the batch script, I noticed a bug </w:t>
-      </w:r>
-      <w:r>
-        <w:t>where “</w:t>
-      </w:r>
-      <w:proofErr w:type="spellStart"/>
-      <w:proofErr w:type="gramStart"/>
-      <w:r>
-        <w:t>random.shuffle</w:t>
-      </w:r>
-      <w:proofErr w:type="spellEnd"/>
-      <w:proofErr w:type="gramEnd"/>
-      <w:r>
-        <w:t>(</w:t>
-      </w:r>
-      <w:proofErr w:type="spellStart"/>
-      <w:r>
-        <w:t>todo</w:t>
-      </w:r>
-      <w:proofErr w:type="spellEnd"/>
-      <w:r>
-        <w:t>)” would break the script if I were to resume the script if there was a crash.</w:t>
-      </w:r>
-      <w:r>
-        <w:t xml:space="preserve"> AND </w:t>
-      </w:r>
-      <w:proofErr w:type="spellStart"/>
-      <w:r>
-        <w:t>AND</w:t>
-      </w:r>
-      <w:proofErr w:type="spellEnd"/>
-      <w:r>
-        <w:t xml:space="preserve"> </w:t>
-      </w:r>
-      <w:proofErr w:type="spellStart"/>
-      <w:r>
-        <w:t>AND</w:t>
-      </w:r>
-      <w:proofErr w:type="spellEnd"/>
-      <w:r>
-        <w:t xml:space="preserve"> if shuffled order </w:t>
-      </w:r>
-      <w:r>
-        <w:t xml:space="preserve">runs it at 8k first (fails, address unchanged) then 16k (succeeds, address updated), and </w:t>
-      </w:r>
-      <w:r>
-        <w:t>I</w:t>
-      </w:r>
-      <w:r>
-        <w:t xml:space="preserve"> resume mid-run, subsequent budgets for the same task see an already-updated site.</w:t>
-      </w:r>
-      <w:r>
-        <w:t xml:space="preserve"> </w:t>
-      </w:r>
-      <w:r>
-        <w:t xml:space="preserve"> </w:t>
-      </w:r>
-      <w:r>
-        <w:t xml:space="preserve">Ill change it by grouping the site and task ID, shuffle </w:t>
-      </w:r>
-      <w:proofErr w:type="spellStart"/>
-      <w:r>
-        <w:t>bugets</w:t>
-      </w:r>
-      <w:proofErr w:type="spellEnd"/>
-      <w:r>
-        <w:t xml:space="preserve"> within each group and then shuffle the group order. </w:t>
-      </w:r>
-      <w:proofErr w:type="gramStart"/>
-      <w:r>
-        <w:t>So</w:t>
-      </w:r>
-      <w:proofErr w:type="gramEnd"/>
-      <w:r>
-        <w:t xml:space="preserve"> this will keep a tasks budget </w:t>
+      <w:r>
+        <w:t xml:space="preserve">Ill change it by grouping the site and task ID, shuffle bugets within each group and then shuffle the group order. So this will keep a tasks budget </w:t>
       </w:r>
       <w:r>
         <w:t>conditions adjacent while still spreading order effects.</w:t>
@@ -8072,15 +6505,7 @@
         <w:t xml:space="preserve">276, 623. My current patch </w:t>
       </w:r>
       <w:r>
-        <w:t xml:space="preserve">replaces </w:t>
-      </w:r>
-      <w:proofErr w:type="spellStart"/>
-      <w:r>
-        <w:t>generate_from_openai_chat_completion</w:t>
-      </w:r>
-      <w:proofErr w:type="spellEnd"/>
-      <w:r>
-        <w:t xml:space="preserve"> on the module object</w:t>
+        <w:t>replaces generate_from_openai_chat_completion on the module object</w:t>
       </w:r>
       <w:r>
         <w:t xml:space="preserve"> </w:t>
@@ -8089,20 +6514,7 @@
         <w:t>“</w:t>
       </w:r>
       <w:r>
-        <w:t>(_</w:t>
-      </w:r>
-      <w:proofErr w:type="spellStart"/>
-      <w:proofErr w:type="gramStart"/>
-      <w:r>
-        <w:t>ou.generate</w:t>
-      </w:r>
-      <w:proofErr w:type="gramEnd"/>
-      <w:r>
-        <w:t>_from_openai_chat_completion</w:t>
-      </w:r>
-      <w:proofErr w:type="spellEnd"/>
-      <w:r>
-        <w:t xml:space="preserve"> = _v1_chat)</w:t>
+        <w:t>(_ou.generate_from_openai_chat_completion = _v1_chat)</w:t>
       </w:r>
       <w:r>
         <w:t>”</w:t>
@@ -8114,90 +6526,24 @@
         <w:t xml:space="preserve"> (so something like “</w:t>
       </w:r>
       <w:r>
-        <w:t xml:space="preserve">from </w:t>
-      </w:r>
-      <w:proofErr w:type="spellStart"/>
-      <w:proofErr w:type="gramStart"/>
-      <w:r>
-        <w:t>llms.providers</w:t>
-      </w:r>
-      <w:proofErr w:type="gramEnd"/>
-      <w:r>
-        <w:t>.openai_utils</w:t>
-      </w:r>
-      <w:proofErr w:type="spellEnd"/>
-      <w:r>
-        <w:t xml:space="preserve"> import </w:t>
-      </w:r>
-      <w:proofErr w:type="spellStart"/>
-      <w:r>
-        <w:t>generate_from_openai_chat_completion</w:t>
-      </w:r>
-      <w:proofErr w:type="spellEnd"/>
+        <w:t>from llms.providers.openai_utils import generate_from_openai_chat_completion</w:t>
+      </w:r>
       <w:r>
         <w:t xml:space="preserve">”. Which means my current patch </w:t>
       </w:r>
       <w:r>
-        <w:t xml:space="preserve">doesn’t </w:t>
-      </w:r>
-      <w:proofErr w:type="gramStart"/>
-      <w:r>
-        <w:t>actually touch</w:t>
-      </w:r>
-      <w:proofErr w:type="gramEnd"/>
-      <w:r>
-        <w:t xml:space="preserve"> that one. Pretty simple fix, </w:t>
-      </w:r>
-      <w:proofErr w:type="spellStart"/>
-      <w:r>
-        <w:t>ill</w:t>
-      </w:r>
-      <w:proofErr w:type="spellEnd"/>
-      <w:r>
-        <w:t xml:space="preserve"> just add it the evaluators namespace too it</w:t>
-      </w:r>
-      <w:r>
-        <w:t xml:space="preserve"> in the </w:t>
-      </w:r>
-      <w:proofErr w:type="spellStart"/>
-      <w:r>
-        <w:t>wa_env</w:t>
-      </w:r>
-      <w:proofErr w:type="spellEnd"/>
-      <w:r>
-        <w:t xml:space="preserve"> python script.</w:t>
-      </w:r>
-    </w:p>
-    <w:p>
-      <w:r>
-        <w:t xml:space="preserve">My patch doesn’t work so </w:t>
-      </w:r>
-      <w:proofErr w:type="spellStart"/>
-      <w:r>
-        <w:t>ill</w:t>
-      </w:r>
-      <w:proofErr w:type="spellEnd"/>
-      <w:r>
-        <w:t xml:space="preserve"> need to patch the installed copy in the instance. My current patch patches the “</w:t>
-      </w:r>
-      <w:r>
-        <w:t>~/</w:t>
-      </w:r>
-      <w:proofErr w:type="spellStart"/>
-      <w:r>
-        <w:t>webarena-src</w:t>
-      </w:r>
-      <w:proofErr w:type="spellEnd"/>
-      <w:r>
-        <w:t>/</w:t>
-      </w:r>
-      <w:proofErr w:type="spellStart"/>
-      <w:r>
-        <w:t>llms</w:t>
-      </w:r>
-      <w:proofErr w:type="spellEnd"/>
-      <w:r>
-        <w:t>/providers/openai_utils.py</w:t>
+        <w:t>doesn’t actually touch that one. Pretty simple fix, ill just add it the evaluators namespace too it</w:t>
+      </w:r>
+      <w:r>
+        <w:t xml:space="preserve"> in the wa_env python script.</w:t>
+      </w:r>
+    </w:p>
+    <w:p>
+      <w:r>
+        <w:t>My patch doesn’t work so ill need to patch the installed copy in the instance. My current patch patches the “</w:t>
+      </w:r>
+      <w:r>
+        <w:t>~/webarena-src/llms/providers/openai_utils.py</w:t>
       </w:r>
       <w:r>
         <w:t>”</w:t>
@@ -8206,15 +6552,7 @@
         <w:t xml:space="preserve"> but the running code is from a completely different copy somewhere in “</w:t>
       </w:r>
       <w:r>
-        <w:t>site-packages/</w:t>
-      </w:r>
-      <w:proofErr w:type="spellStart"/>
-      <w:r>
-        <w:t>webarena</w:t>
-      </w:r>
-      <w:proofErr w:type="spellEnd"/>
-      <w:r>
-        <w:t>/</w:t>
+        <w:t>site-packages/webarena/</w:t>
       </w:r>
       <w:r>
         <w:t>”</w:t>
@@ -8354,15 +6692,7 @@
     </w:p>
     <w:p>
       <w:r>
-        <w:t xml:space="preserve">After looking at the </w:t>
-      </w:r>
-      <w:proofErr w:type="spellStart"/>
-      <w:r>
-        <w:t>WebArena</w:t>
-      </w:r>
-      <w:proofErr w:type="spellEnd"/>
-      <w:r>
-        <w:t xml:space="preserve"> repository, I found where the models are being called (in the helper functions), so I </w:t>
+        <w:t xml:space="preserve">After looking at the WebArena repository, I found where the models are being called (in the helper functions), so I </w:t>
       </w:r>
       <w:r>
         <w:t>replaced them with the gpt-4o-mini model.</w:t>
@@ -8370,15 +6700,7 @@
     </w:p>
     <w:p>
       <w:r>
-        <w:t xml:space="preserve">I’ve also pulled the annotation from the instance onto my local machine, then re-structured it so its readable (initially it was task id/row) now </w:t>
-      </w:r>
-      <w:proofErr w:type="spellStart"/>
-      <w:r>
-        <w:t>its</w:t>
-      </w:r>
-      <w:proofErr w:type="spellEnd"/>
-      <w:r>
-        <w:t xml:space="preserve"> </w:t>
+        <w:t xml:space="preserve">I’ve also pulled the annotation from the instance onto my local machine, then re-structured it so its readable (initially it was task id/row) now its </w:t>
       </w:r>
       <w:r>
         <w:t xml:space="preserve">more readable (future testing will be done on the original however). </w:t>
@@ -8489,20 +6811,7 @@
         <w:t xml:space="preserve">Strategy A’s </w:t>
       </w:r>
       <w:r>
-        <w:t xml:space="preserve">full data collection completed: 1,005 lines in </w:t>
-      </w:r>
-      <w:proofErr w:type="spellStart"/>
-      <w:r>
-        <w:t>strategy_</w:t>
-      </w:r>
-      <w:proofErr w:type="gramStart"/>
-      <w:r>
-        <w:t>a.jsonl</w:t>
-      </w:r>
-      <w:proofErr w:type="spellEnd"/>
-      <w:proofErr w:type="gramEnd"/>
-      <w:r>
-        <w:t>, of which 999 are valid episodes and 6 are error records requiring re-collection. The 201-task subset (67 per site, seed 42) was run across all five budget levels (2k/4k/8k/16k/32k),</w:t>
+        <w:t>full data collection completed: 1,005 lines in strategy_a.jsonl, of which 999 are valid episodes and 6 are error records requiring re-collection. The 201-task subset (67 per site, seed 42) was run across all five budget levels (2k/4k/8k/16k/32k),</w:t>
       </w:r>
       <w:r>
         <w:t xml:space="preserve"> </w:t>
@@ -8514,50 +6823,16 @@
         <w:t xml:space="preserve"> (Quick side note: I will be using strategy A’s collection output to determine the difficulty of each task, and hand annotate a few of them if I think they are incorrectly </w:t>
       </w:r>
       <w:r>
-        <w:t xml:space="preserve">annotated by the LLM). The total time it took was approximately 15 hours of </w:t>
-      </w:r>
-      <w:proofErr w:type="spellStart"/>
-      <w:r>
-        <w:t>unattened</w:t>
-      </w:r>
-      <w:proofErr w:type="spellEnd"/>
-      <w:r>
-        <w:t xml:space="preserve"> execution under the </w:t>
-      </w:r>
-      <w:proofErr w:type="spellStart"/>
-      <w:r>
-        <w:t>linux</w:t>
-      </w:r>
-      <w:proofErr w:type="spellEnd"/>
-      <w:r>
-        <w:t xml:space="preserve"> command </w:t>
-      </w:r>
-      <w:proofErr w:type="spellStart"/>
-      <w:r>
-        <w:t>tmux</w:t>
-      </w:r>
-      <w:proofErr w:type="spellEnd"/>
-      <w:r>
-        <w:t xml:space="preserve"> (I called the </w:t>
-      </w:r>
-      <w:proofErr w:type="spellStart"/>
-      <w:r>
-        <w:t>tmux</w:t>
-      </w:r>
-      <w:proofErr w:type="spellEnd"/>
-      <w:r>
-        <w:t xml:space="preserve"> terminal “collect” by using the command </w:t>
+        <w:t xml:space="preserve">annotated by the LLM). The total time it took was approximately 15 hours of unattened execution under the linux command tmux (I called the </w:t>
+      </w:r>
+      <w:r>
+        <w:t xml:space="preserve">tmux terminal “collect” by using the command </w:t>
       </w:r>
       <w:r>
         <w:t>“</w:t>
       </w:r>
-      <w:proofErr w:type="spellStart"/>
-      <w:r>
-        <w:t>tmux</w:t>
-      </w:r>
-      <w:proofErr w:type="spellEnd"/>
-      <w:r>
-        <w:t xml:space="preserve"> attach -t collect</w:t>
+      <w:r>
+        <w:t>tmux attach -t collect</w:t>
       </w:r>
       <w:r>
         <w:t xml:space="preserve">” then ran the batch within the instance so in case my PC decided to turn off then the script would continue to run within the instance). </w:t>
@@ -8648,15 +6923,7 @@
         <w:t>In terms of RQ1 which is “</w:t>
       </w:r>
       <w:r>
-        <w:t xml:space="preserve">How does task success rate, token efficiency and error profile vary as a function of a fixed global token budget when comparing the 3 orchestration strategies on </w:t>
-      </w:r>
-      <w:proofErr w:type="spellStart"/>
-      <w:r>
-        <w:t>WebArena</w:t>
-      </w:r>
-      <w:proofErr w:type="spellEnd"/>
-      <w:r>
-        <w:t>?</w:t>
+        <w:t>How does task success rate, token efficiency and error profile vary as a function of a fixed global token budget when comparing the 3 orchestration strategies on WebArena?</w:t>
       </w:r>
       <w:r>
         <w:t>”</w:t>
@@ -8913,21 +7180,12 @@
                 <w:bCs/>
               </w:rPr>
             </w:pPr>
-            <w:proofErr w:type="spellStart"/>
             <w:r>
               <w:rPr>
                 <w:b/>
                 <w:bCs/>
               </w:rPr>
-              <w:t>MediumTok</w:t>
-            </w:r>
-            <w:proofErr w:type="spellEnd"/>
-            <w:r>
-              <w:rPr>
-                <w:b/>
-                <w:bCs/>
-              </w:rPr>
-              <w:t>/step</w:t>
+              <w:t>MediumTok/step</w:t>
             </w:r>
           </w:p>
         </w:tc>
@@ -9031,11 +7289,9 @@
             <w:tcW w:w="1776" w:type="dxa"/>
           </w:tcPr>
           <w:p>
-            <w:proofErr w:type="spellStart"/>
             <w:r>
               <w:t>Shopping_Admit</w:t>
             </w:r>
-            <w:proofErr w:type="spellEnd"/>
           </w:p>
         </w:tc>
         <w:tc>
@@ -9160,15 +7416,7 @@
         </w:drawing>
       </w:r>
       <w:r>
-        <w:t xml:space="preserve">These termination reasons </w:t>
-      </w:r>
-      <w:proofErr w:type="gramStart"/>
-      <w:r>
-        <w:t>take into account</w:t>
-      </w:r>
-      <w:proofErr w:type="gramEnd"/>
-      <w:r>
-        <w:t xml:space="preserve"> every failure in each budget for each task. For example, if 3 budgets</w:t>
+        <w:t>These termination reasons take into account every failure in each budget for each task. For example, if 3 budgets</w:t>
       </w:r>
       <w:r>
         <w:t xml:space="preserve"> (2k, 4k, 8k)</w:t>
@@ -9202,13 +7450,8 @@
           <w:numId w:val="6"/>
         </w:numPr>
       </w:pPr>
-      <w:proofErr w:type="spellStart"/>
-      <w:r>
-        <w:t>safety_token_cap</w:t>
-      </w:r>
-      <w:proofErr w:type="spellEnd"/>
-      <w:r>
-        <w:t xml:space="preserve"> = fires after call when the actual cost exceeded the estimate (typically because reasoning tokens were larger than predicted)</w:t>
+      <w:r>
+        <w:t>safety_token_cap = fires after call when the actual cost exceeded the estimate (typically because reasoning tokens were larger than predicted)</w:t>
       </w:r>
     </w:p>
     <w:p>
@@ -9219,13 +7462,8 @@
           <w:numId w:val="6"/>
         </w:numPr>
       </w:pPr>
-      <w:proofErr w:type="spellStart"/>
-      <w:r>
-        <w:t>budget_would_exceed</w:t>
-      </w:r>
-      <w:proofErr w:type="spellEnd"/>
-      <w:r>
-        <w:t xml:space="preserve"> = </w:t>
+      <w:r>
+        <w:t xml:space="preserve">budget_would_exceed = </w:t>
       </w:r>
       <w:r>
         <w:t>fires before the LLM call when the estimated cost would overshoot the cap</w:t>
@@ -9239,13 +7477,8 @@
           <w:numId w:val="6"/>
         </w:numPr>
       </w:pPr>
-      <w:proofErr w:type="spellStart"/>
-      <w:r>
-        <w:t>env_terminated</w:t>
-      </w:r>
-      <w:proofErr w:type="spellEnd"/>
-      <w:r>
-        <w:t xml:space="preserve"> = The agent submits an answer and is incorrect</w:t>
+      <w:r>
+        <w:t>env_terminated = The agent submits an answer and is incorrect</w:t>
       </w:r>
     </w:p>
     <w:p>
@@ -9256,13 +7489,8 @@
           <w:numId w:val="6"/>
         </w:numPr>
       </w:pPr>
-      <w:proofErr w:type="spellStart"/>
-      <w:r>
-        <w:t>Navigation_cycle</w:t>
-      </w:r>
-      <w:proofErr w:type="spellEnd"/>
-      <w:r>
-        <w:t xml:space="preserve"> = </w:t>
+      <w:r>
+        <w:t xml:space="preserve">Navigation_cycle = </w:t>
       </w:r>
       <w:r>
         <w:t xml:space="preserve">the guard catching circular navigation. </w:t>
@@ -9276,13 +7504,8 @@
           <w:numId w:val="6"/>
         </w:numPr>
       </w:pPr>
-      <w:proofErr w:type="spellStart"/>
-      <w:r>
-        <w:t>Repeated_action_failure</w:t>
-      </w:r>
-      <w:proofErr w:type="spellEnd"/>
-      <w:r>
-        <w:t xml:space="preserve"> =</w:t>
+      <w:r>
+        <w:t>Repeated_action_failure =</w:t>
       </w:r>
       <w:r>
         <w:t xml:space="preserve"> is caused when the action times out (this was much more prominent when it was set to 500ms but now it is 5000ms)</w:t>
@@ -9463,11 +7686,9 @@
             <w:tcW w:w="3005" w:type="dxa"/>
           </w:tcPr>
           <w:p>
-            <w:proofErr w:type="spellStart"/>
             <w:r>
               <w:t>Env_terminated</w:t>
             </w:r>
-            <w:proofErr w:type="spellEnd"/>
           </w:p>
         </w:tc>
         <w:tc>
@@ -9561,31 +7782,7 @@
     <w:p>
       <w:r>
         <w:lastRenderedPageBreak/>
-        <w:t>Budget-driven terminations (</w:t>
-      </w:r>
-      <w:proofErr w:type="spellStart"/>
-      <w:r>
-        <w:t>safety_token_cap</w:t>
-      </w:r>
-      <w:proofErr w:type="spellEnd"/>
-      <w:r>
-        <w:t xml:space="preserve"> + </w:t>
-      </w:r>
-      <w:proofErr w:type="spellStart"/>
-      <w:r>
-        <w:t>budget_would_exceed</w:t>
-      </w:r>
-      <w:proofErr w:type="spellEnd"/>
-      <w:r>
-        <w:t xml:space="preserve">) account for 66% of all episode endings. This confirms the budget is the binding constraint in </w:t>
-      </w:r>
-      <w:proofErr w:type="gramStart"/>
-      <w:r>
-        <w:t>the majority of</w:t>
-      </w:r>
-      <w:proofErr w:type="gramEnd"/>
-      <w:r>
-        <w:t xml:space="preserve"> episodes, which is the prerequisite for this study to be measuring budget effects rather than agent incompetence.</w:t>
+        <w:t>Budget-driven terminations (safety_token_cap + budget_would_exceed) account for 66% of all episode endings. This confirms the budget is the binding constraint in the majority of episodes, which is the prerequisite for this study to be measuring budget effects rather than agent incompetence.</w:t>
       </w:r>
     </w:p>
     <w:p>
@@ -10002,11 +8199,9 @@
             <w:tcW w:w="1559" w:type="dxa"/>
           </w:tcPr>
           <w:p>
-            <w:proofErr w:type="spellStart"/>
             <w:r>
               <w:t>Shopping_admin</w:t>
             </w:r>
-            <w:proofErr w:type="spellEnd"/>
           </w:p>
         </w:tc>
         <w:tc>
@@ -10014,13 +8209,8 @@
             <w:tcW w:w="5619" w:type="dxa"/>
           </w:tcPr>
           <w:p>
-            <w:proofErr w:type="spellStart"/>
-            <w:r>
-              <w:t>Page.goto</w:t>
-            </w:r>
-            <w:proofErr w:type="spellEnd"/>
-            <w:r>
-              <w:t>: Timeout 10000ms</w:t>
+            <w:r>
+              <w:t>Page.goto: Timeout 10000ms</w:t>
             </w:r>
           </w:p>
         </w:tc>
@@ -10061,13 +8251,8 @@
             <w:tcW w:w="5619" w:type="dxa"/>
           </w:tcPr>
           <w:p>
-            <w:proofErr w:type="spellStart"/>
-            <w:r>
-              <w:t>Page.goto</w:t>
-            </w:r>
-            <w:proofErr w:type="spellEnd"/>
-            <w:r>
-              <w:t>: Timeout 10000ms</w:t>
+            <w:r>
+              <w:t>Page.goto: Timeout 10000ms</w:t>
             </w:r>
           </w:p>
         </w:tc>
@@ -10108,13 +8293,8 @@
             <w:tcW w:w="5619" w:type="dxa"/>
           </w:tcPr>
           <w:p>
-            <w:proofErr w:type="spellStart"/>
-            <w:r>
-              <w:t>Page.goto</w:t>
-            </w:r>
-            <w:proofErr w:type="spellEnd"/>
-            <w:r>
-              <w:t>: Timeout 10000ms</w:t>
+            <w:r>
+              <w:t>Page.goto: Timeout 10000ms</w:t>
             </w:r>
           </w:p>
         </w:tc>
@@ -10155,13 +8335,8 @@
             <w:tcW w:w="5619" w:type="dxa"/>
           </w:tcPr>
           <w:p>
-            <w:proofErr w:type="spellStart"/>
-            <w:r>
-              <w:t>Page.goto</w:t>
-            </w:r>
-            <w:proofErr w:type="spellEnd"/>
-            <w:r>
-              <w:t>: Timeout 10000ms</w:t>
+            <w:r>
+              <w:t>Page.goto: Timeout 10000ms</w:t>
             </w:r>
           </w:p>
         </w:tc>
@@ -10192,11 +8367,9 @@
             <w:tcW w:w="1559" w:type="dxa"/>
           </w:tcPr>
           <w:p>
-            <w:proofErr w:type="spellStart"/>
             <w:r>
               <w:t>Shopping_admin</w:t>
             </w:r>
-            <w:proofErr w:type="spellEnd"/>
           </w:p>
         </w:tc>
         <w:tc>
@@ -10204,13 +8377,8 @@
             <w:tcW w:w="5619" w:type="dxa"/>
           </w:tcPr>
           <w:p>
-            <w:proofErr w:type="spellStart"/>
-            <w:r>
-              <w:t>Frame.evaluate</w:t>
-            </w:r>
-            <w:proofErr w:type="spellEnd"/>
-            <w:r>
-              <w:t>: Target crashed</w:t>
+            <w:r>
+              <w:t>Frame.evaluate: Target crashed</w:t>
             </w:r>
           </w:p>
         </w:tc>
@@ -10241,11 +8409,9 @@
             <w:tcW w:w="1559" w:type="dxa"/>
           </w:tcPr>
           <w:p>
-            <w:proofErr w:type="spellStart"/>
             <w:r>
               <w:t>Shopping_admin</w:t>
             </w:r>
-            <w:proofErr w:type="spellEnd"/>
           </w:p>
         </w:tc>
         <w:tc>
@@ -10253,13 +8419,8 @@
             <w:tcW w:w="5619" w:type="dxa"/>
           </w:tcPr>
           <w:p>
-            <w:proofErr w:type="spellStart"/>
-            <w:r>
-              <w:t>Frame.evaluate</w:t>
-            </w:r>
-            <w:proofErr w:type="spellEnd"/>
-            <w:r>
-              <w:t>: Target crashed</w:t>
+            <w:r>
+              <w:t>Frame.evaluate: Target crashed</w:t>
             </w:r>
           </w:p>
         </w:tc>
@@ -10271,45 +8432,13 @@
         <w:t>4/6 errors are page load timeouts (site took longer than 10 seconds to respond). 2/6 errors are chromium crashes</w:t>
       </w:r>
       <w:r>
-        <w:t xml:space="preserve">. Simple fix is to remove the error rows from the batch results </w:t>
-      </w:r>
-      <w:proofErr w:type="spellStart"/>
-      <w:r>
-        <w:t>jsonl</w:t>
-      </w:r>
-      <w:proofErr w:type="spellEnd"/>
-      <w:r>
-        <w:t xml:space="preserve"> file and re-run the batch script, which will detect the six missing (</w:t>
-      </w:r>
-      <w:proofErr w:type="spellStart"/>
-      <w:r>
-        <w:t>task_id</w:t>
-      </w:r>
-      <w:proofErr w:type="spellEnd"/>
-      <w:r>
-        <w:t xml:space="preserve">, </w:t>
-      </w:r>
-      <w:proofErr w:type="spellStart"/>
-      <w:r>
-        <w:t>budget_level</w:t>
-      </w:r>
-      <w:proofErr w:type="spellEnd"/>
-      <w:r>
-        <w:t xml:space="preserve">) pairs via its resume logic and collect only those. </w:t>
+        <w:t xml:space="preserve">. Simple fix is to remove the error rows from the batch results jsonl file and re-run the batch script, which will detect the six missing (task_id, budget_level) pairs via its resume logic and collect only those. </w:t>
       </w:r>
       <w:r>
         <w:t xml:space="preserve">After re-collection, a final check should confirm 1,005 lines with 0 error rows. </w:t>
       </w:r>
       <w:r>
-        <w:t xml:space="preserve">Full batch is complete for strategy A. Now </w:t>
-      </w:r>
-      <w:proofErr w:type="spellStart"/>
-      <w:r>
-        <w:t>im</w:t>
-      </w:r>
-      <w:proofErr w:type="spellEnd"/>
-      <w:r>
-        <w:t xml:space="preserve"> moving onto a pilot test run for strategy B</w:t>
+        <w:t>Full batch is complete for strategy A. Now im moving onto a pilot test run for strategy B</w:t>
       </w:r>
       <w:r>
         <w:t>.</w:t>
@@ -10375,17 +8504,7 @@
         <w:t xml:space="preserve"> for strategy B’s pilot run</w:t>
       </w:r>
       <w:r>
-        <w:t xml:space="preserve">, and </w:t>
-      </w:r>
-      <w:proofErr w:type="spellStart"/>
-      <w:proofErr w:type="gramStart"/>
-      <w:r>
-        <w:t>its</w:t>
-      </w:r>
-      <w:proofErr w:type="spellEnd"/>
-      <w:proofErr w:type="gramEnd"/>
-      <w:r>
-        <w:t xml:space="preserve"> obvious why…</w:t>
+        <w:t>, and its obvious why…</w:t>
       </w:r>
     </w:p>
     <w:p>
@@ -10458,23 +8577,7 @@
         </w:drawing>
       </w:r>
       <w:r>
-        <w:t xml:space="preserve">This means I need to add another budget (64k), </w:t>
-      </w:r>
-      <w:proofErr w:type="gramStart"/>
-      <w:r>
-        <w:t>however</w:t>
-      </w:r>
-      <w:proofErr w:type="gramEnd"/>
-      <w:r>
-        <w:t xml:space="preserve"> to keep the tests consistent between A &amp; B, </w:t>
-      </w:r>
-      <w:proofErr w:type="spellStart"/>
-      <w:r>
-        <w:t>ill</w:t>
-      </w:r>
-      <w:proofErr w:type="spellEnd"/>
-      <w:r>
-        <w:t xml:space="preserve"> need to add 64k to Strategy A’s budget ladder. This is fine because </w:t>
+        <w:t xml:space="preserve">This means I need to add another budget (64k), however to keep the tests consistent between A &amp; B, ill need to add 64k to Strategy A’s budget ladder. This is fine because </w:t>
       </w:r>
       <w:r>
         <w:t xml:space="preserve">I don’t have to re-collect the full batch, just the 64k budget for each task. </w:t>
@@ -10527,15 +8630,7 @@
     </w:p>
     <w:p>
       <w:r>
-        <w:t xml:space="preserve">Furthermore, after examining how many times the critic is </w:t>
-      </w:r>
-      <w:proofErr w:type="gramStart"/>
-      <w:r>
-        <w:t>actually called</w:t>
-      </w:r>
-      <w:proofErr w:type="gramEnd"/>
-      <w:r>
-        <w:t xml:space="preserve"> its:</w:t>
+        <w:t>Furthermore, after examining how many times the critic is actually called its:</w:t>
       </w:r>
     </w:p>
     <w:tbl>
@@ -10685,94 +8780,25 @@
         <w:t xml:space="preserve">2 revisions were both reasonable (wrong element ID), but neither saved the episode. The critic does seem to miss certain things </w:t>
       </w:r>
       <w:r>
-        <w:t xml:space="preserve">as it can only judge what the current </w:t>
-      </w:r>
-      <w:proofErr w:type="spellStart"/>
-      <w:r>
-        <w:t>AXTrree</w:t>
-      </w:r>
-      <w:proofErr w:type="spellEnd"/>
-      <w:r>
-        <w:t xml:space="preserve"> and the proposed action is. </w:t>
-      </w:r>
-      <w:proofErr w:type="gramStart"/>
-      <w:r>
-        <w:t>So</w:t>
-      </w:r>
-      <w:proofErr w:type="gramEnd"/>
-      <w:r>
-        <w:t xml:space="preserve"> for example, since </w:t>
-      </w:r>
-      <w:proofErr w:type="spellStart"/>
-      <w:r>
-        <w:t>WebArena</w:t>
-      </w:r>
-      <w:proofErr w:type="spellEnd"/>
-      <w:r>
-        <w:t xml:space="preserve"> describes </w:t>
-      </w:r>
-      <w:proofErr w:type="spellStart"/>
-      <w:r>
-        <w:t>Postmill</w:t>
-      </w:r>
-      <w:proofErr w:type="spellEnd"/>
-      <w:r>
-        <w:t xml:space="preserve"> as “a copy of reddit”, the agent receives this description</w:t>
-      </w:r>
-      <w:r>
-        <w:t xml:space="preserve"> and uses reddit search syntax which doesn’t work on </w:t>
-      </w:r>
-      <w:proofErr w:type="spellStart"/>
-      <w:r>
-        <w:t>Postmill</w:t>
-      </w:r>
-      <w:proofErr w:type="spellEnd"/>
-      <w:r>
-        <w:t xml:space="preserve">. This is fine since strategy C will learn from this by learning which states benefit from a critic call and skips it everywhere else. If the critic was consistently useful, then there would be nothing </w:t>
+        <w:t>as it can only judge what the current AXTrree and the proposed action is. So for example, since WebArena describes Postmill as “a copy of reddit”, the agent receives this description</w:t>
+      </w:r>
+      <w:r>
+        <w:t xml:space="preserve"> and uses reddit search syntax which doesn’t work on Postmill. This is fine since strategy C will learn from this by learning which states benefit from a critic call and skips it everywhere else. If the critic was consistently useful, then there would be nothing </w:t>
       </w:r>
       <w:r>
         <w:t xml:space="preserve">for the router (in strategy C) to improve on. </w:t>
       </w:r>
     </w:p>
     <w:p>
-      <w:proofErr w:type="gramStart"/>
       <w:r>
         <w:lastRenderedPageBreak/>
-        <w:t>So</w:t>
-      </w:r>
-      <w:proofErr w:type="gramEnd"/>
-      <w:r>
-        <w:t xml:space="preserve"> since strategy </w:t>
+        <w:t xml:space="preserve">So since strategy </w:t>
       </w:r>
       <w:r>
         <w:t>B</w:t>
       </w:r>
       <w:r>
-        <w:t xml:space="preserve"> has a few successions on a budget of 32k, </w:t>
-      </w:r>
-      <w:proofErr w:type="spellStart"/>
-      <w:r>
-        <w:t>its</w:t>
-      </w:r>
-      <w:proofErr w:type="spellEnd"/>
-      <w:r>
-        <w:t xml:space="preserve"> only fair to add another level of 64k. But for testing consistently, </w:t>
-      </w:r>
-      <w:proofErr w:type="spellStart"/>
-      <w:r>
-        <w:t>ill</w:t>
-      </w:r>
-      <w:proofErr w:type="spellEnd"/>
-      <w:r>
-        <w:t xml:space="preserve"> </w:t>
-      </w:r>
-      <w:proofErr w:type="gramStart"/>
-      <w:r>
-        <w:t>have to</w:t>
-      </w:r>
-      <w:proofErr w:type="gramEnd"/>
-      <w:r>
-        <w:t xml:space="preserve"> do this for strategy A as well. </w:t>
+        <w:t xml:space="preserve"> has a few successions on a budget of 32k, its only fair to add another level of 64k. But for testing consistently, ill have to do this for strategy A as well. </w:t>
       </w:r>
       <w:r>
         <w:t xml:space="preserve">All I have to do is add it to the “BUDGETS” variable in “wa_env.py”. </w:t>
@@ -10783,15 +8809,7 @@
         <w:t>Started the full batch run for strategy B</w:t>
       </w:r>
       <w:r>
-        <w:t xml:space="preserve"> on the instance (</w:t>
-      </w:r>
-      <w:proofErr w:type="spellStart"/>
-      <w:r>
-        <w:t>tmux</w:t>
-      </w:r>
-      <w:proofErr w:type="spellEnd"/>
-      <w:r>
-        <w:t xml:space="preserve"> command for ubuntu machines). </w:t>
+        <w:t xml:space="preserve"> on the instance (tmux command for ubuntu machines). </w:t>
       </w:r>
     </w:p>
     <w:p/>
@@ -10881,15 +8899,7 @@
     </w:p>
     <w:p>
       <w:r>
-        <w:t xml:space="preserve">Ok so </w:t>
-      </w:r>
-      <w:proofErr w:type="spellStart"/>
-      <w:r>
-        <w:t>ive</w:t>
-      </w:r>
-      <w:proofErr w:type="spellEnd"/>
-      <w:r>
-        <w:t xml:space="preserve"> decided to complete all tasks for each site, since only doing 67 tasks/site doesn’t represent the </w:t>
+        <w:t xml:space="preserve">Ok so ive decided to complete all tasks for each site, since only doing 67 tasks/site doesn’t represent the </w:t>
       </w:r>
       <w:r>
         <w:t xml:space="preserve">full list of </w:t>
@@ -11004,23 +9014,7 @@
     </w:p>
     <w:p>
       <w:r>
-        <w:t xml:space="preserve">Then </w:t>
-      </w:r>
-      <w:proofErr w:type="spellStart"/>
-      <w:r>
-        <w:t>ill</w:t>
-      </w:r>
-      <w:proofErr w:type="spellEnd"/>
-      <w:r>
-        <w:t xml:space="preserve"> run both strategies to complete ALL tasks for EACH site (ill first find out how many total tasks there are per site). </w:t>
-      </w:r>
-      <w:proofErr w:type="spellStart"/>
-      <w:r>
-        <w:t>Ill</w:t>
-      </w:r>
-      <w:proofErr w:type="spellEnd"/>
-      <w:r>
-        <w:t xml:space="preserve"> need to add a function to calculate the total token costs per strategy as well (then as previously stated to split the analysis script into multiple files for readability – 1 for A and 1 for B and 1 that shares </w:t>
+        <w:t xml:space="preserve">Then ill run both strategies to complete ALL tasks for EACH site (ill first find out how many total tasks there are per site). Ill need to add a function to calculate the total token costs per strategy as well (then as previously stated to split the analysis script into multiple files for readability – 1 for A and 1 for B and 1 that shares </w:t>
       </w:r>
       <w:r>
         <w:t>analysis functions)</w:t>
@@ -11124,15 +9118,7 @@
         <w:t xml:space="preserve"> Ive noticed that </w:t>
       </w:r>
       <w:r>
-        <w:t xml:space="preserve">task 460 compounds a 15% reduction even though the task was to reduce it once. </w:t>
-      </w:r>
-      <w:proofErr w:type="gramStart"/>
-      <w:r>
-        <w:t>So</w:t>
-      </w:r>
-      <w:proofErr w:type="gramEnd"/>
-      <w:r>
-        <w:t xml:space="preserve"> this needs to be identified in strategy B if it can be</w:t>
+        <w:t>task 460 compounds a 15% reduction even though the task was to reduce it once. So this needs to be identified in strategy B if it can be</w:t>
       </w:r>
       <w:r>
         <w:t xml:space="preserve"> without any hallucination</w:t>
@@ -11147,26 +9133,10 @@
         <w:t xml:space="preserve"> Ive also created a script that takes in </w:t>
       </w:r>
       <w:r>
-        <w:t xml:space="preserve">the task list (from the </w:t>
-      </w:r>
-      <w:proofErr w:type="spellStart"/>
-      <w:r>
-        <w:t>WebArena</w:t>
-      </w:r>
-      <w:proofErr w:type="spellEnd"/>
-      <w:r>
-        <w:t xml:space="preserve"> repository) and sorts them based on </w:t>
-      </w:r>
-      <w:r>
-        <w:t xml:space="preserve">category (I.e. shopping, shopping admin and </w:t>
-      </w:r>
-      <w:proofErr w:type="spellStart"/>
-      <w:r>
-        <w:t>postmill</w:t>
-      </w:r>
-      <w:proofErr w:type="spellEnd"/>
-      <w:r>
-        <w:t xml:space="preserve">). </w:t>
+        <w:t xml:space="preserve">the task list (from the WebArena repository) and sorts them based on </w:t>
+      </w:r>
+      <w:r>
+        <w:t xml:space="preserve">category (I.e. shopping, shopping admin and postmill). </w:t>
       </w:r>
       <w:r>
         <w:t xml:space="preserve">But also returns a </w:t>
@@ -11179,15 +9149,7 @@
       </w:r>
       <w:r>
         <w:lastRenderedPageBreak/>
-        <w:t xml:space="preserve">information retrieval, bulk action, delete, modify value, navigation, create or purchase tasks (or other if they do not fit in those </w:t>
-      </w:r>
-      <w:proofErr w:type="gramStart"/>
-      <w:r>
-        <w:t>sub categories</w:t>
-      </w:r>
-      <w:proofErr w:type="gramEnd"/>
-      <w:r>
-        <w:t>)</w:t>
+        <w:t>information retrieval, bulk action, delete, modify value, navigation, create or purchase tasks (or other if they do not fit in those sub categories)</w:t>
       </w:r>
       <w:r>
         <w:t>.</w:t>
@@ -11325,13 +9287,8 @@
           </w:tcPr>
           <w:p>
             <w:r>
-              <w:t xml:space="preserve">Post, draft, fill forms, rate, reply, subscribe, add to </w:t>
-            </w:r>
-            <w:proofErr w:type="spellStart"/>
-            <w:r>
-              <w:t>wishlist</w:t>
-            </w:r>
-            <w:proofErr w:type="spellEnd"/>
+              <w:t>Post, draft, fill forms, rate, reply, subscribe, add to wishlist</w:t>
+            </w:r>
           </w:p>
         </w:tc>
       </w:tr>
@@ -11531,15 +9488,7 @@
     <w:p/>
     <w:p>
       <w:r>
-        <w:t xml:space="preserve">Another change </w:t>
-      </w:r>
-      <w:proofErr w:type="spellStart"/>
-      <w:r>
-        <w:t>ive</w:t>
-      </w:r>
-      <w:proofErr w:type="spellEnd"/>
-      <w:r>
-        <w:t xml:space="preserve"> made is the prompting for strategy B, as I didn’t include every possible action the agent(s) should be focusing on. </w:t>
+        <w:t xml:space="preserve">Another change ive made is the prompting for strategy B, as I didn’t include every possible action the agent(s) should be focusing on. </w:t>
       </w:r>
       <w:r>
         <w:t>I.e. focusing on different problem types as mentioned above in the table. After examining the tasks and problem types, I will make these additions/adjustments to the prompts for each agent in strategy B:</w:t>
@@ -11704,15 +9653,7 @@
           </w:tcPr>
           <w:p>
             <w:r>
-              <w:t xml:space="preserve">Navigation only </w:t>
-            </w:r>
-            <w:proofErr w:type="gramStart"/>
-            <w:r>
-              <w:t>stop</w:t>
-            </w:r>
-            <w:proofErr w:type="gramEnd"/>
-            <w:r>
-              <w:t xml:space="preserve"> rules</w:t>
+              <w:t>Navigation only stop rules</w:t>
             </w:r>
           </w:p>
         </w:tc>
@@ -11853,13 +9794,8 @@
           </w:tcPr>
           <w:p>
             <w:r>
-              <w:t xml:space="preserve">Create on </w:t>
-            </w:r>
-            <w:proofErr w:type="spellStart"/>
-            <w:r>
-              <w:t>postmill</w:t>
-            </w:r>
-            <w:proofErr w:type="spellEnd"/>
+              <w:t>Create on postmill</w:t>
+            </w:r>
           </w:p>
         </w:tc>
         <w:tc>
@@ -12085,15 +10021,7 @@
           <w:p>
             <w:r>
               <w:lastRenderedPageBreak/>
-              <w:t xml:space="preserve">Multi-line text in single </w:t>
-            </w:r>
-            <w:proofErr w:type="gramStart"/>
-            <w:r>
-              <w:t>fill(</w:t>
-            </w:r>
-            <w:proofErr w:type="gramEnd"/>
-            <w:r>
-              <w:t>)</w:t>
+              <w:t>Multi-line text in single fill()</w:t>
             </w:r>
           </w:p>
         </w:tc>
@@ -12206,15 +10134,7 @@
           </w:tcPr>
           <w:p>
             <w:r>
-              <w:t xml:space="preserve">Explicit </w:t>
-            </w:r>
-            <w:proofErr w:type="spellStart"/>
-            <w:r>
-              <w:t>AXTree</w:t>
-            </w:r>
-            <w:proofErr w:type="spellEnd"/>
-            <w:r>
-              <w:t xml:space="preserve"> verification</w:t>
+              <w:t>Explicit AXTree verification</w:t>
             </w:r>
           </w:p>
         </w:tc>
@@ -12258,13 +10178,8 @@
           </w:tcPr>
           <w:p>
             <w:r>
-              <w:t xml:space="preserve">Required field check before </w:t>
-            </w:r>
-            <w:proofErr w:type="gramStart"/>
-            <w:r>
-              <w:t>submit</w:t>
-            </w:r>
-            <w:proofErr w:type="gramEnd"/>
+              <w:t>Required field check before submit</w:t>
+            </w:r>
           </w:p>
         </w:tc>
         <w:tc>
@@ -12307,15 +10222,7 @@
         <w:t>Oh and 1 more thing is splitting the training data for strategy C into categories</w:t>
       </w:r>
       <w:r>
-        <w:t xml:space="preserve"> to avoid contamination (i.e. if a task is modifying, creating, </w:t>
-      </w:r>
-      <w:proofErr w:type="gramStart"/>
-      <w:r>
-        <w:t>etc..</w:t>
-      </w:r>
-      <w:proofErr w:type="gramEnd"/>
-      <w:r>
-        <w:t xml:space="preserve"> and is completed by a budget, the other budgets may be seen as “successful” but that’s because it was already completed by the other budget)</w:t>
+        <w:t xml:space="preserve"> to avoid contamination (i.e. if a task is modifying, creating, etc.. and is completed by a budget, the other budgets may be seen as “successful” but that’s because it was already completed by the other budget)</w:t>
       </w:r>
       <w:r>
         <w:t>:</w:t>
@@ -12324,18 +10231,17 @@
     <w:tbl>
       <w:tblPr>
         <w:tblStyle w:val="TableGrid"/>
-        <w:tblW w:w="0" w:type="auto"/>
+        <w:tblW w:w="9634" w:type="dxa"/>
         <w:tblLook w:val="04A0" w:firstRow="1" w:lastRow="0" w:firstColumn="1" w:lastColumn="0" w:noHBand="0" w:noVBand="1"/>
       </w:tblPr>
       <w:tblGrid>
-        <w:gridCol w:w="3005"/>
-        <w:gridCol w:w="3005"/>
-        <w:gridCol w:w="3006"/>
+        <w:gridCol w:w="4531"/>
+        <w:gridCol w:w="5103"/>
       </w:tblGrid>
       <w:tr>
         <w:tc>
           <w:tcPr>
-            <w:tcW w:w="3005" w:type="dxa"/>
+            <w:tcW w:w="4531" w:type="dxa"/>
           </w:tcPr>
           <w:p>
             <w:pPr>
@@ -12355,7 +10261,7 @@
         </w:tc>
         <w:tc>
           <w:tcPr>
-            <w:tcW w:w="3005" w:type="dxa"/>
+            <w:tcW w:w="5103" w:type="dxa"/>
           </w:tcPr>
           <w:p>
             <w:pPr>
@@ -12369,27 +10275,7 @@
                 <w:b/>
                 <w:bCs/>
               </w:rPr>
-              <w:t>Episodes</w:t>
-            </w:r>
-          </w:p>
-        </w:tc>
-        <w:tc>
-          <w:tcPr>
-            <w:tcW w:w="3006" w:type="dxa"/>
-          </w:tcPr>
-          <w:p>
-            <w:pPr>
-              <w:rPr>
-                <w:b/>
-                <w:bCs/>
-              </w:rPr>
-            </w:pPr>
-            <w:r>
-              <w:rPr>
-                <w:b/>
-                <w:bCs/>
-              </w:rPr>
-              <w:t>Used for</w:t>
+              <w:t>Handling</w:t>
             </w:r>
           </w:p>
         </w:tc>
@@ -12397,7 +10283,7 @@
       <w:tr>
         <w:tc>
           <w:tcPr>
-            <w:tcW w:w="3005" w:type="dxa"/>
+            <w:tcW w:w="4531" w:type="dxa"/>
           </w:tcPr>
           <w:p>
             <w:r>
@@ -12407,63 +10293,147 @@
         </w:tc>
         <w:tc>
           <w:tcPr>
-            <w:tcW w:w="3005" w:type="dxa"/>
-          </w:tcPr>
-          <w:p/>
-        </w:tc>
-        <w:tc>
-          <w:tcPr>
-            <w:tcW w:w="3006" w:type="dxa"/>
-          </w:tcPr>
-          <w:p/>
+            <w:tcW w:w="5103" w:type="dxa"/>
+          </w:tcPr>
+          <w:p>
+            <w:r>
+              <w:t>Keep all episodes</w:t>
+            </w:r>
+          </w:p>
         </w:tc>
       </w:tr>
       <w:tr>
         <w:tc>
           <w:tcPr>
-            <w:tcW w:w="3005" w:type="dxa"/>
+            <w:tcW w:w="4531" w:type="dxa"/>
           </w:tcPr>
           <w:p>
             <w:r>
               <w:t>State Change Tasks</w:t>
             </w:r>
-          </w:p>
-        </w:tc>
-        <w:tc>
-          <w:tcPr>
-            <w:tcW w:w="3005" w:type="dxa"/>
-          </w:tcPr>
-          <w:p/>
-        </w:tc>
-        <w:tc>
-          <w:tcPr>
-            <w:tcW w:w="3006" w:type="dxa"/>
-          </w:tcPr>
-          <w:p/>
+            <w:r>
+              <w:t xml:space="preserve"> (pre first success)</w:t>
+            </w:r>
+          </w:p>
+        </w:tc>
+        <w:tc>
+          <w:tcPr>
+            <w:tcW w:w="5103" w:type="dxa"/>
+          </w:tcPr>
+          <w:p>
+            <w:r>
+              <w:t>Keep all episodes up to and including first success</w:t>
+            </w:r>
+          </w:p>
         </w:tc>
       </w:tr>
       <w:tr>
         <w:tc>
           <w:tcPr>
-            <w:tcW w:w="3005" w:type="dxa"/>
-          </w:tcPr>
-          <w:p/>
-        </w:tc>
-        <w:tc>
-          <w:tcPr>
-            <w:tcW w:w="3005" w:type="dxa"/>
-          </w:tcPr>
-          <w:p/>
-        </w:tc>
-        <w:tc>
-          <w:tcPr>
-            <w:tcW w:w="3006" w:type="dxa"/>
-          </w:tcPr>
-          <w:p/>
+            <w:tcW w:w="4531" w:type="dxa"/>
+          </w:tcPr>
+          <w:p>
+            <w:r>
+              <w:t>State Change Tasks (post first success)</w:t>
+            </w:r>
+          </w:p>
+        </w:tc>
+        <w:tc>
+          <w:tcPr>
+            <w:tcW w:w="5103" w:type="dxa"/>
+          </w:tcPr>
+          <w:p>
+            <w:r>
+              <w:t>Discard</w:t>
+            </w:r>
+          </w:p>
         </w:tc>
       </w:tr>
     </w:tbl>
     <w:p/>
+    <w:p>
+      <w:r>
+        <w:t>For state-change tasks, episodes collected after the first success on the same task were excluded, as the site state may have been modified by the earlier run.</w:t>
+      </w:r>
+      <w:r>
+        <w:t xml:space="preserve"> For this to work though, I’d need to match the task intent sub category output file against both A &amp; B batches </w:t>
+      </w:r>
+      <w:r>
+        <w:t xml:space="preserve">(matching the tasks) </w:t>
+      </w:r>
+      <w:r>
+        <w:t xml:space="preserve">THEN clean </w:t>
+      </w:r>
+      <w:r>
+        <w:t>them before</w:t>
+      </w:r>
+      <w:r>
+        <w:t xml:space="preserve"> using it to train C’s router.</w:t>
+      </w:r>
+    </w:p>
+    <w:p>
+      <w:pPr>
+        <w:pStyle w:val="IntenseQuote"/>
+        <w:rPr>
+          <w:b/>
+          <w:bCs/>
+          <w:color w:val="auto"/>
+          <w:sz w:val="28"/>
+          <w:szCs w:val="28"/>
+        </w:rPr>
+      </w:pPr>
+      <w:r>
+        <w:rPr>
+          <w:b/>
+          <w:bCs/>
+          <w:color w:val="auto"/>
+          <w:sz w:val="28"/>
+          <w:szCs w:val="28"/>
+        </w:rPr>
+        <w:t>(</w:t>
+      </w:r>
+      <w:r>
+        <w:rPr>
+          <w:b/>
+          <w:bCs/>
+          <w:color w:val="auto"/>
+          <w:sz w:val="28"/>
+          <w:szCs w:val="28"/>
+        </w:rPr>
+        <w:t>6</w:t>
+      </w:r>
+      <w:r>
+        <w:rPr>
+          <w:b/>
+          <w:bCs/>
+          <w:color w:val="auto"/>
+          <w:sz w:val="28"/>
+          <w:szCs w:val="28"/>
+          <w:vertAlign w:val="superscript"/>
+        </w:rPr>
+        <w:t>th</w:t>
+      </w:r>
+      <w:r>
+        <w:rPr>
+          <w:b/>
+          <w:bCs/>
+          <w:color w:val="auto"/>
+          <w:sz w:val="28"/>
+          <w:szCs w:val="28"/>
+        </w:rPr>
+        <w:t xml:space="preserve"> August</w:t>
+      </w:r>
+      <w:r>
+        <w:rPr>
+          <w:b/>
+          <w:bCs/>
+          <w:color w:val="auto"/>
+          <w:sz w:val="28"/>
+          <w:szCs w:val="28"/>
+        </w:rPr>
+        <w:t>)</w:t>
+      </w:r>
+    </w:p>
     <w:p/>
     <w:sectPr>
       <w:pgSz w:w="11906" w:h="16838"/>

--- a/docs/Additional Material/Journal.docx
+++ b/docs/Additional Material/Journal.docx
@@ -83,7 +83,15 @@
         <w:t xml:space="preserve">The </w:t>
       </w:r>
       <w:r>
-        <w:t xml:space="preserve">decision to use AWS came directly from the WebArena </w:t>
+        <w:t xml:space="preserve">decision to use AWS came directly from the </w:t>
+      </w:r>
+      <w:proofErr w:type="spellStart"/>
+      <w:r>
+        <w:t>WebArena</w:t>
+      </w:r>
+      <w:proofErr w:type="spellEnd"/>
+      <w:r>
+        <w:t xml:space="preserve"> </w:t>
       </w:r>
       <w:r>
         <w:t xml:space="preserve">repository environment </w:t>
@@ -158,8 +166,13 @@
       </w:r>
     </w:p>
     <w:p>
-      <w:r>
-        <w:t xml:space="preserve">WebArena requires 5 </w:t>
+      <w:proofErr w:type="spellStart"/>
+      <w:r>
+        <w:t>WebArena</w:t>
+      </w:r>
+      <w:proofErr w:type="spellEnd"/>
+      <w:r>
+        <w:t xml:space="preserve"> requires 5 </w:t>
       </w:r>
       <w:r>
         <w:t>self-hosted</w:t>
@@ -308,7 +321,15 @@
         <w:t>. I will be noting down what I’ve learnt from this course (</w:t>
       </w:r>
       <w:r>
-        <w:t>I don’t need to specify what ive learnt in the report, just mention the certification of completion</w:t>
+        <w:t xml:space="preserve">I don’t need to specify what </w:t>
+      </w:r>
+      <w:proofErr w:type="spellStart"/>
+      <w:r>
+        <w:t>ive</w:t>
+      </w:r>
+      <w:proofErr w:type="spellEnd"/>
+      <w:r>
+        <w:t xml:space="preserve"> learnt in the report, just mention the certification of completion</w:t>
       </w:r>
       <w:r>
         <w:t xml:space="preserve"> as its related </w:t>
@@ -325,7 +346,23 @@
         <w:t xml:space="preserve">I setup the AWS instance </w:t>
       </w:r>
       <w:r>
-        <w:t>with these exact settings following the WebArena repository readMe EC2 setup instructions:</w:t>
+        <w:t xml:space="preserve">with these exact settings following the </w:t>
+      </w:r>
+      <w:proofErr w:type="spellStart"/>
+      <w:r>
+        <w:t>WebArena</w:t>
+      </w:r>
+      <w:proofErr w:type="spellEnd"/>
+      <w:r>
+        <w:t xml:space="preserve"> repository </w:t>
+      </w:r>
+      <w:proofErr w:type="spellStart"/>
+      <w:r>
+        <w:t>readMe</w:t>
+      </w:r>
+      <w:proofErr w:type="spellEnd"/>
+      <w:r>
+        <w:t xml:space="preserve"> EC2 setup instructions:</w:t>
       </w:r>
     </w:p>
     <w:p>
@@ -380,7 +417,15 @@
         <w:t>This is the in</w:t>
       </w:r>
       <w:r>
-        <w:t>stance type that is recommended by the webarena repo readme</w:t>
+        <w:t xml:space="preserve">stance type that is recommended by the </w:t>
+      </w:r>
+      <w:proofErr w:type="spellStart"/>
+      <w:r>
+        <w:t>webarena</w:t>
+      </w:r>
+      <w:proofErr w:type="spellEnd"/>
+      <w:r>
+        <w:t xml:space="preserve"> repo readme</w:t>
       </w:r>
       <w:r>
         <w:t xml:space="preserve">. </w:t>
@@ -435,7 +480,15 @@
     <w:p>
       <w:r>
         <w:lastRenderedPageBreak/>
-        <w:t xml:space="preserve">I set the key pair to “webarena-key” (which is a public key) to encrypt and decrypt login information. </w:t>
+        <w:t>I set the key pair to “</w:t>
+      </w:r>
+      <w:proofErr w:type="spellStart"/>
+      <w:r>
+        <w:t>webarena</w:t>
+      </w:r>
+      <w:proofErr w:type="spellEnd"/>
+      <w:r>
+        <w:t xml:space="preserve">-key” (which is a public key) to encrypt and decrypt login information. </w:t>
       </w:r>
       <w:r>
         <w:t>This allows me and only me to log into the instance when launching the instance.</w:t>
@@ -447,7 +500,15 @@
         <w:t>generated</w:t>
       </w:r>
       <w:r>
-        <w:t xml:space="preserve"> the private key (a .pem file) containing this key. </w:t>
+        <w:t xml:space="preserve"> the private key (a .</w:t>
+      </w:r>
+      <w:proofErr w:type="spellStart"/>
+      <w:r>
+        <w:t>pem</w:t>
+      </w:r>
+      <w:proofErr w:type="spellEnd"/>
+      <w:r>
+        <w:t xml:space="preserve"> file) containing this key. </w:t>
       </w:r>
     </w:p>
     <w:p>
@@ -570,7 +631,15 @@
         </w:numPr>
       </w:pPr>
       <w:r>
-        <w:t>Custom TCP with a port of 9999 and a source IP of anywhere, this is for the Forum sites (reddit/postmill)</w:t>
+        <w:t>Custom TCP with a port of 9999 and a source IP of anywhere, this is for the Forum sites (reddit/</w:t>
+      </w:r>
+      <w:proofErr w:type="spellStart"/>
+      <w:r>
+        <w:t>postmill</w:t>
+      </w:r>
+      <w:proofErr w:type="spellEnd"/>
+      <w:r>
+        <w:t>)</w:t>
       </w:r>
     </w:p>
     <w:p>
@@ -621,7 +690,15 @@
         <w:t xml:space="preserve">Next is setting the EBS root volume (elastic block store) </w:t>
       </w:r>
       <w:r>
-        <w:t>which is AWS’s disk service and the “root volume” is the boot disk holding the OS and all the WebArena data.</w:t>
+        <w:t xml:space="preserve">which is AWS’s disk service and the “root volume” is the boot disk holding the OS and all the </w:t>
+      </w:r>
+      <w:proofErr w:type="spellStart"/>
+      <w:r>
+        <w:t>WebArena</w:t>
+      </w:r>
+      <w:proofErr w:type="spellEnd"/>
+      <w:r>
+        <w:t xml:space="preserve"> data.</w:t>
       </w:r>
       <w:r>
         <w:t xml:space="preserve"> </w:t>
@@ -719,7 +796,23 @@
         <w:t>“</w:t>
       </w:r>
       <w:r>
-        <w:t xml:space="preserve">ssh -i webarena-key.pem </w:t>
+        <w:t>ssh -</w:t>
+      </w:r>
+      <w:proofErr w:type="spellStart"/>
+      <w:r>
+        <w:t>i</w:t>
+      </w:r>
+      <w:proofErr w:type="spellEnd"/>
+      <w:r>
+        <w:t xml:space="preserve"> </w:t>
+      </w:r>
+      <w:proofErr w:type="spellStart"/>
+      <w:r>
+        <w:t>webarena-key.pem</w:t>
+      </w:r>
+      <w:proofErr w:type="spellEnd"/>
+      <w:r>
+        <w:t xml:space="preserve"> </w:t>
       </w:r>
       <w:hyperlink r:id="rId12" w:history="1">
         <w:r>
@@ -1087,13 +1180,42 @@
         <w:t xml:space="preserve">So before </w:t>
       </w:r>
       <w:r>
-        <w:t>committing to the full data-collection sweep (200 tasks × 4 budget levels × 3 strategies), I wrote a minimal validation script that runs Strategy A on a single task from each of my three target sites: Shopping (OneStopShop), the CMS (shopping_admin), and the Forum (Postmill/Reddit). The intent is not to succeed at the tasks</w:t>
+        <w:t>committing to the full data-collection sweep (200 tasks × 4 budget levels × 3 strategies), I wrote a minimal validation script that runs Strategy A on a single task from each of my three target sites: Shopping (</w:t>
+      </w:r>
+      <w:proofErr w:type="spellStart"/>
+      <w:r>
+        <w:t>OneStopShop</w:t>
+      </w:r>
+      <w:proofErr w:type="spellEnd"/>
+      <w:r>
+        <w:t>), the CMS (</w:t>
+      </w:r>
+      <w:proofErr w:type="spellStart"/>
+      <w:r>
+        <w:t>shopping_admin</w:t>
+      </w:r>
+      <w:proofErr w:type="spellEnd"/>
+      <w:r>
+        <w:t>), and the Forum (</w:t>
+      </w:r>
+      <w:proofErr w:type="spellStart"/>
+      <w:r>
+        <w:t>Postmill</w:t>
+      </w:r>
+      <w:proofErr w:type="spellEnd"/>
+      <w:r>
+        <w:t>/Reddit). The intent is not to succeed at the tasks</w:t>
       </w:r>
       <w:r>
         <w:t xml:space="preserve"> as </w:t>
       </w:r>
-      <w:r>
-        <w:t>WebArena is a deliberately difficult benchmark, with GPT-4 reported at only 14.41% success</w:t>
+      <w:proofErr w:type="spellStart"/>
+      <w:r>
+        <w:t>WebArena</w:t>
+      </w:r>
+      <w:proofErr w:type="spellEnd"/>
+      <w:r>
+        <w:t xml:space="preserve"> is a deliberately difficult benchmark, with GPT-4 reported at only 14.41% success</w:t>
       </w:r>
       <w:r>
         <w:t xml:space="preserve"> </w:t>
@@ -1103,18 +1225,193 @@
       </w:r>
     </w:p>
     <w:p>
-      <w:r>
-        <w:t>BrowserGym reads the WebArena site URLs from environment variables at import time. The script therefore calls load_dotenv() and remaps my project's WA_* variable names onto the bare names WebArena expects (SHOPPING, SHOPPING_ADMIN, REDDIT, etc.) before importing browsergym.webarena. Ordering matters here: importing first would leave the environment unconfigured. Sites I am not using are given placeholder URLs so that registration succeeds without those services running.</w:t>
-      </w:r>
-    </w:p>
-    <w:p>
-      <w:r>
-        <w:t>A single Pydantic AI agent is constructed with output_type=AgentAction, where AgentAction is a Pydantic model containing a short reasoning string and a single action string. Using a structured output type means the model's reply is parsed and validated automatically, removing the need for the regular-expression action extraction used in the canonical WebArena harness. The static instruction block enumerates the BrowserGym HighLevelActionSet verbs (click, fill, select_option, press, scroll, goto, go_back, send_msg_to_user, noop) and states the two rules that most affect validity: only element ids present in the current accessibility tree may be referenced, and information-seeking tasks are complete only once send_msg_to_user() has been called with the answer.</w:t>
-      </w:r>
-    </w:p>
-    <w:p>
-      <w:r>
-        <w:t xml:space="preserve">The script reads the WebArena task configuration files bundled with the webarena package and selects the first single-site task for each of the three target sites. Restricting to single-site tasks </w:t>
+      <w:proofErr w:type="spellStart"/>
+      <w:r>
+        <w:t>BrowserGym</w:t>
+      </w:r>
+      <w:proofErr w:type="spellEnd"/>
+      <w:r>
+        <w:t xml:space="preserve"> reads the </w:t>
+      </w:r>
+      <w:proofErr w:type="spellStart"/>
+      <w:r>
+        <w:t>WebArena</w:t>
+      </w:r>
+      <w:proofErr w:type="spellEnd"/>
+      <w:r>
+        <w:t xml:space="preserve"> site URLs from environment variables at import time. The script therefore calls </w:t>
+      </w:r>
+      <w:proofErr w:type="spellStart"/>
+      <w:r>
+        <w:t>load_</w:t>
+      </w:r>
+      <w:proofErr w:type="gramStart"/>
+      <w:r>
+        <w:t>dotenv</w:t>
+      </w:r>
+      <w:proofErr w:type="spellEnd"/>
+      <w:r>
+        <w:t>(</w:t>
+      </w:r>
+      <w:proofErr w:type="gramEnd"/>
+      <w:r>
+        <w:t xml:space="preserve">) and remaps my project's WA_* variable names onto the bare names </w:t>
+      </w:r>
+      <w:proofErr w:type="spellStart"/>
+      <w:r>
+        <w:t>WebArena</w:t>
+      </w:r>
+      <w:proofErr w:type="spellEnd"/>
+      <w:r>
+        <w:t xml:space="preserve"> expects (SHOPPING, SHOPPING_ADMIN, REDDIT, etc.) before importing </w:t>
+      </w:r>
+      <w:proofErr w:type="spellStart"/>
+      <w:proofErr w:type="gramStart"/>
+      <w:r>
+        <w:t>browsergym.webarena</w:t>
+      </w:r>
+      <w:proofErr w:type="spellEnd"/>
+      <w:proofErr w:type="gramEnd"/>
+      <w:r>
+        <w:t>. Ordering matters here: importing first would leave the environment unconfigured. Sites I am not using are given placeholder URLs so that registration succeeds without those services running.</w:t>
+      </w:r>
+    </w:p>
+    <w:p>
+      <w:r>
+        <w:t xml:space="preserve">A single </w:t>
+      </w:r>
+      <w:proofErr w:type="spellStart"/>
+      <w:r>
+        <w:t>Pydantic</w:t>
+      </w:r>
+      <w:proofErr w:type="spellEnd"/>
+      <w:r>
+        <w:t xml:space="preserve"> AI agent is constructed with </w:t>
+      </w:r>
+      <w:proofErr w:type="spellStart"/>
+      <w:r>
+        <w:t>output_type</w:t>
+      </w:r>
+      <w:proofErr w:type="spellEnd"/>
+      <w:r>
+        <w:t>=</w:t>
+      </w:r>
+      <w:proofErr w:type="spellStart"/>
+      <w:r>
+        <w:t>AgentAction</w:t>
+      </w:r>
+      <w:proofErr w:type="spellEnd"/>
+      <w:r>
+        <w:t xml:space="preserve">, where </w:t>
+      </w:r>
+      <w:proofErr w:type="spellStart"/>
+      <w:r>
+        <w:t>AgentAction</w:t>
+      </w:r>
+      <w:proofErr w:type="spellEnd"/>
+      <w:r>
+        <w:t xml:space="preserve"> is a </w:t>
+      </w:r>
+      <w:proofErr w:type="spellStart"/>
+      <w:r>
+        <w:t>Pydantic</w:t>
+      </w:r>
+      <w:proofErr w:type="spellEnd"/>
+      <w:r>
+        <w:t xml:space="preserve"> model containing a short reasoning string and a single action string. Using a structured output type means the model's reply is parsed and validated automatically, removing the need for the regular-expression action extraction used in the canonical </w:t>
+      </w:r>
+      <w:proofErr w:type="spellStart"/>
+      <w:r>
+        <w:t>WebArena</w:t>
+      </w:r>
+      <w:proofErr w:type="spellEnd"/>
+      <w:r>
+        <w:t xml:space="preserve"> harness. The static instruction block enumerates the </w:t>
+      </w:r>
+      <w:proofErr w:type="spellStart"/>
+      <w:r>
+        <w:t>BrowserGym</w:t>
+      </w:r>
+      <w:proofErr w:type="spellEnd"/>
+      <w:r>
+        <w:t xml:space="preserve"> </w:t>
+      </w:r>
+      <w:proofErr w:type="spellStart"/>
+      <w:r>
+        <w:t>HighLevelActionSet</w:t>
+      </w:r>
+      <w:proofErr w:type="spellEnd"/>
+      <w:r>
+        <w:t xml:space="preserve"> verbs (click, fill, </w:t>
+      </w:r>
+      <w:proofErr w:type="spellStart"/>
+      <w:r>
+        <w:t>select_option</w:t>
+      </w:r>
+      <w:proofErr w:type="spellEnd"/>
+      <w:r>
+        <w:t xml:space="preserve">, press, scroll, </w:t>
+      </w:r>
+      <w:proofErr w:type="spellStart"/>
+      <w:r>
+        <w:t>goto</w:t>
+      </w:r>
+      <w:proofErr w:type="spellEnd"/>
+      <w:r>
+        <w:t xml:space="preserve">, </w:t>
+      </w:r>
+      <w:proofErr w:type="spellStart"/>
+      <w:r>
+        <w:t>go_back</w:t>
+      </w:r>
+      <w:proofErr w:type="spellEnd"/>
+      <w:r>
+        <w:t xml:space="preserve">, </w:t>
+      </w:r>
+      <w:proofErr w:type="spellStart"/>
+      <w:r>
+        <w:t>send_msg_to_user</w:t>
+      </w:r>
+      <w:proofErr w:type="spellEnd"/>
+      <w:r>
+        <w:t xml:space="preserve">, noop) and states the two rules that most affect validity: only element ids present in the current accessibility tree may be referenced, and information-seeking tasks are complete only once </w:t>
+      </w:r>
+      <w:proofErr w:type="spellStart"/>
+      <w:r>
+        <w:t>send_msg_to_</w:t>
+      </w:r>
+      <w:proofErr w:type="gramStart"/>
+      <w:r>
+        <w:t>user</w:t>
+      </w:r>
+      <w:proofErr w:type="spellEnd"/>
+      <w:r>
+        <w:t>(</w:t>
+      </w:r>
+      <w:proofErr w:type="gramEnd"/>
+      <w:r>
+        <w:t>) has been called with the answer.</w:t>
+      </w:r>
+    </w:p>
+    <w:p>
+      <w:r>
+        <w:t xml:space="preserve">The script reads the </w:t>
+      </w:r>
+      <w:proofErr w:type="spellStart"/>
+      <w:r>
+        <w:t>WebArena</w:t>
+      </w:r>
+      <w:proofErr w:type="spellEnd"/>
+      <w:r>
+        <w:t xml:space="preserve"> task configuration files bundled with the </w:t>
+      </w:r>
+      <w:proofErr w:type="spellStart"/>
+      <w:r>
+        <w:t>webarena</w:t>
+      </w:r>
+      <w:proofErr w:type="spellEnd"/>
+      <w:r>
+        <w:t xml:space="preserve"> package and selects the first single-site task for each of the three target sites. Restricting to single-site tasks </w:t>
       </w:r>
       <w:r>
         <w:lastRenderedPageBreak/>
@@ -1123,7 +1420,25 @@
     </w:p>
     <w:p>
       <w:r>
-        <w:t>Each episode instantiates a BrowserGym environment via gym.make() and then iterates:</w:t>
+        <w:t xml:space="preserve">Each episode instantiates a </w:t>
+      </w:r>
+      <w:proofErr w:type="spellStart"/>
+      <w:r>
+        <w:t>BrowserGym</w:t>
+      </w:r>
+      <w:proofErr w:type="spellEnd"/>
+      <w:r>
+        <w:t xml:space="preserve"> environment via </w:t>
+      </w:r>
+      <w:proofErr w:type="spellStart"/>
+      <w:proofErr w:type="gramStart"/>
+      <w:r>
+        <w:t>gym.make</w:t>
+      </w:r>
+      <w:proofErr w:type="spellEnd"/>
+      <w:proofErr w:type="gramEnd"/>
+      <w:r>
+        <w:t>() and then iterates:</w:t>
       </w:r>
     </w:p>
     <w:p>
@@ -1135,7 +1450,23 @@
         </w:numPr>
       </w:pPr>
       <w:r>
-        <w:t>The current observation is converted to text. The accessibility tree is flattened with flatten_axtree_to_str() and combined with the task goal, the current URL, and any error returned by the previous action.</w:t>
+        <w:t xml:space="preserve">The current observation is converted to text. The accessibility tree is flattened with </w:t>
+      </w:r>
+      <w:proofErr w:type="spellStart"/>
+      <w:r>
+        <w:t>flatten_axtree_to_</w:t>
+      </w:r>
+      <w:proofErr w:type="gramStart"/>
+      <w:r>
+        <w:t>str</w:t>
+      </w:r>
+      <w:proofErr w:type="spellEnd"/>
+      <w:r>
+        <w:t>(</w:t>
+      </w:r>
+      <w:proofErr w:type="gramEnd"/>
+      <w:r>
+        <w:t>) and combined with the task goal, the current URL, and any error returned by the previous action.</w:t>
       </w:r>
     </w:p>
     <w:p>
@@ -1159,7 +1490,25 @@
         </w:numPr>
       </w:pPr>
       <w:r>
-        <w:t>Token usage is read from result.usage() and accumulated. Because Pydantic AI reports input and output token counts natively, this constitutes the token accounting mechanism described in my methodology — no interception of the underlying OpenAI client is required.</w:t>
+        <w:t xml:space="preserve">Token usage is read from </w:t>
+      </w:r>
+      <w:proofErr w:type="spellStart"/>
+      <w:proofErr w:type="gramStart"/>
+      <w:r>
+        <w:t>result.usage</w:t>
+      </w:r>
+      <w:proofErr w:type="spellEnd"/>
+      <w:proofErr w:type="gramEnd"/>
+      <w:r>
+        <w:t xml:space="preserve">() and accumulated. Because </w:t>
+      </w:r>
+      <w:proofErr w:type="spellStart"/>
+      <w:r>
+        <w:t>Pydantic</w:t>
+      </w:r>
+      <w:proofErr w:type="spellEnd"/>
+      <w:r>
+        <w:t xml:space="preserve"> AI reports input and output token counts natively, this constitutes the token accounting mechanism described in my methodology — no interception of the underlying OpenAI client is required.</w:t>
       </w:r>
     </w:p>
     <w:p>
@@ -1171,7 +1520,25 @@
         </w:numPr>
       </w:pPr>
       <w:r>
-        <w:t>The action is executed with env.step(), which returns the next observation and the reward computed by WebArena's own evaluation function.</w:t>
+        <w:t xml:space="preserve">The action is executed with </w:t>
+      </w:r>
+      <w:proofErr w:type="spellStart"/>
+      <w:proofErr w:type="gramStart"/>
+      <w:r>
+        <w:t>env.step</w:t>
+      </w:r>
+      <w:proofErr w:type="spellEnd"/>
+      <w:proofErr w:type="gramEnd"/>
+      <w:r>
+        <w:t xml:space="preserve">(), which returns the next observation and the reward computed by </w:t>
+      </w:r>
+      <w:proofErr w:type="spellStart"/>
+      <w:r>
+        <w:t>WebArena's</w:t>
+      </w:r>
+      <w:proofErr w:type="spellEnd"/>
+      <w:r>
+        <w:t xml:space="preserve"> own evaluation function.</w:t>
       </w:r>
     </w:p>
     <w:p>
@@ -1184,7 +1551,15 @@
         <w:t xml:space="preserve">For the output, each </w:t>
       </w:r>
       <w:r>
-        <w:t>step prints the agent's reasoning, its chosen action, the tokens consumed, and whether the action was accepted or produced an error. Each episode reports success, termination reason, step count, input/output/total tokens, and wall-clock duration. A summary table is printed across all three sites and the full per-step log is written to JSON. Episode failures are caught individually so that a problem on one site does not abort the remaining runs.</w:t>
+        <w:t xml:space="preserve">step prints the agent's reasoning, its chosen action, the tokens consumed, and whether the action was accepted or produced an error. Each episode reports success, termination reason, step count, input/output/total tokens, and wall-clock duration. A summary table is printed across all three </w:t>
+      </w:r>
+      <w:proofErr w:type="gramStart"/>
+      <w:r>
+        <w:t>sites</w:t>
+      </w:r>
+      <w:proofErr w:type="gramEnd"/>
+      <w:r>
+        <w:t xml:space="preserve"> and the full per-step log is written to JSON. Episode failures are caught individually so that a problem on one site does not abort the remaining runs.</w:t>
       </w:r>
     </w:p>
     <w:p>
@@ -1197,10 +1572,26 @@
         <w:t xml:space="preserve">I also note a measurement consideration for GPT-5 Mini specifically: it is a reasoning model, and its hidden reasoning tokens are billed as output tokens. This is correct for budget accounting </w:t>
       </w:r>
       <w:r>
-        <w:t xml:space="preserve">as those tokens are a real cost </w:t>
-      </w:r>
-      <w:r>
-        <w:t>but it means reasoning_effort must be pinned to a fixed value before collection begins, otherwise per-episode token totals could vary for reasons unrelated to the orchestration strategy under test, confounding the comparison.</w:t>
+        <w:t xml:space="preserve">as those tokens are a real </w:t>
+      </w:r>
+      <w:proofErr w:type="gramStart"/>
+      <w:r>
+        <w:t>cost</w:t>
+      </w:r>
+      <w:proofErr w:type="gramEnd"/>
+      <w:r>
+        <w:t xml:space="preserve"> </w:t>
+      </w:r>
+      <w:r>
+        <w:t xml:space="preserve">but it means </w:t>
+      </w:r>
+      <w:proofErr w:type="spellStart"/>
+      <w:r>
+        <w:t>reasoning_effort</w:t>
+      </w:r>
+      <w:proofErr w:type="spellEnd"/>
+      <w:r>
+        <w:t xml:space="preserve"> must be pinned to a fixed value before collection begins, otherwise per-episode token totals could vary for reasons unrelated to the orchestration strategy under test, confounding the comparison.</w:t>
       </w:r>
     </w:p>
     <w:p>
@@ -1307,7 +1698,23 @@
         <w:t xml:space="preserve">Isolating task 27 for the reddit website shows interesting results which differentiates from past tests. </w:t>
       </w:r>
       <w:r>
-        <w:t xml:space="preserve">step 0 sees the front page, step 1 sees the Showerthoughts forum, step 2 sees a user link (/user/Waoonet), step 3 sees a post. The page </w:t>
+        <w:t xml:space="preserve">step 0 sees the front page, step 1 sees the </w:t>
+      </w:r>
+      <w:proofErr w:type="spellStart"/>
+      <w:r>
+        <w:t>Showerthoughts</w:t>
+      </w:r>
+      <w:proofErr w:type="spellEnd"/>
+      <w:r>
+        <w:t xml:space="preserve"> forum, step 2 sees a user link (/user/</w:t>
+      </w:r>
+      <w:proofErr w:type="spellStart"/>
+      <w:r>
+        <w:t>Waoonet</w:t>
+      </w:r>
+      <w:proofErr w:type="spellEnd"/>
+      <w:r>
+        <w:t xml:space="preserve">), step 3 sees a post. The page </w:t>
       </w:r>
       <w:r>
         <w:t>is</w:t>
@@ -1337,7 +1744,15 @@
         <w:t xml:space="preserve">, </w:t>
       </w:r>
       <w:r>
-        <w:t xml:space="preserve">the click lands, then Playwright waits for the post-click navigation and gives up at 500ms. Over a London→Ohio round trip, 500ms is nothing. </w:t>
+        <w:t xml:space="preserve">the click lands, then Playwright waits for the post-click navigation and gives up at 500ms. Over a </w:t>
+      </w:r>
+      <w:proofErr w:type="spellStart"/>
+      <w:r>
+        <w:t>London→Ohio</w:t>
+      </w:r>
+      <w:proofErr w:type="spellEnd"/>
+      <w:r>
+        <w:t xml:space="preserve"> round trip, 500ms is nothing. </w:t>
       </w:r>
       <w:r>
         <w:t>T</w:t>
@@ -1423,7 +1838,15 @@
           </w:tcPr>
           <w:p>
             <w:r>
-              <w:t>0 – cant complete 1 step</w:t>
+              <w:t xml:space="preserve">0 – </w:t>
+            </w:r>
+            <w:proofErr w:type="gramStart"/>
+            <w:r>
+              <w:t>cant</w:t>
+            </w:r>
+            <w:proofErr w:type="gramEnd"/>
+            <w:r>
+              <w:t xml:space="preserve"> complete 1 step</w:t>
             </w:r>
           </w:p>
         </w:tc>
@@ -1518,7 +1941,15 @@
         <w:t xml:space="preserve"> which should remove the 500ms timeouts</w:t>
       </w:r>
       <w:r>
-        <w:t xml:space="preserve"> and should progress through the task and give a true read on how many steps this task actually needs. </w:t>
+        <w:t xml:space="preserve"> and should progress through the task and give a true read on how many steps this task </w:t>
+      </w:r>
+      <w:proofErr w:type="gramStart"/>
+      <w:r>
+        <w:t>actually needs</w:t>
+      </w:r>
+      <w:proofErr w:type="gramEnd"/>
+      <w:r>
+        <w:t xml:space="preserve">. </w:t>
       </w:r>
       <w:r>
         <w:t xml:space="preserve">Tokens per step may even drop. </w:t>
@@ -1625,8 +2056,21 @@
       </w:r>
     </w:p>
     <w:p>
-      <w:r>
-        <w:t xml:space="preserve">So I had to install all the libraries im using locally onto the AWS EC2 instance and I got this message </w:t>
+      <w:proofErr w:type="gramStart"/>
+      <w:r>
+        <w:t>So</w:t>
+      </w:r>
+      <w:proofErr w:type="gramEnd"/>
+      <w:r>
+        <w:t xml:space="preserve"> I had to install all the libraries </w:t>
+      </w:r>
+      <w:proofErr w:type="spellStart"/>
+      <w:r>
+        <w:t>im</w:t>
+      </w:r>
+      <w:proofErr w:type="spellEnd"/>
+      <w:r>
+        <w:t xml:space="preserve"> using locally onto the AWS EC2 instance and I got this message </w:t>
       </w:r>
       <w:r>
         <w:t>triggered by the playwright library:</w:t>
@@ -1786,10 +2230,34 @@
     <w:p>
       <w:r>
         <w:lastRenderedPageBreak/>
-        <w:t xml:space="preserve">Forum is running, however apparently there is no module named “browser_env” so I will have to </w:t>
-      </w:r>
-      <w:r>
-        <w:t>re-install the webarena repository including its top level modules.</w:t>
+        <w:t>Forum is running, however apparently there is no module named “</w:t>
+      </w:r>
+      <w:proofErr w:type="spellStart"/>
+      <w:r>
+        <w:t>browser_env</w:t>
+      </w:r>
+      <w:proofErr w:type="spellEnd"/>
+      <w:r>
+        <w:t xml:space="preserve">” so I will have to </w:t>
+      </w:r>
+      <w:r>
+        <w:t xml:space="preserve">re-install the </w:t>
+      </w:r>
+      <w:proofErr w:type="spellStart"/>
+      <w:r>
+        <w:t>webarena</w:t>
+      </w:r>
+      <w:proofErr w:type="spellEnd"/>
+      <w:r>
+        <w:t xml:space="preserve"> repository including its </w:t>
+      </w:r>
+      <w:proofErr w:type="gramStart"/>
+      <w:r>
+        <w:t>top level</w:t>
+      </w:r>
+      <w:proofErr w:type="gramEnd"/>
+      <w:r>
+        <w:t xml:space="preserve"> modules.</w:t>
       </w:r>
     </w:p>
     <w:p/>
@@ -1893,13 +2361,37 @@
         <w:t xml:space="preserve">The RISK R3 I anticipated has come to fruition… </w:t>
       </w:r>
       <w:r>
-        <w:t xml:space="preserve">There is a version incompatibility between WebAren’as 2023 codebase and the contemporary OpenAI SDK. </w:t>
-      </w:r>
-      <w:r>
-        <w:t>After importing openAI directly into the code</w:t>
-      </w:r>
-      <w:r>
-        <w:t xml:space="preserve">, the results looks better. </w:t>
+        <w:t xml:space="preserve">There is a version incompatibility between </w:t>
+      </w:r>
+      <w:proofErr w:type="spellStart"/>
+      <w:r>
+        <w:t>WebAren’as</w:t>
+      </w:r>
+      <w:proofErr w:type="spellEnd"/>
+      <w:r>
+        <w:t xml:space="preserve"> 2023 codebase and the contemporary OpenAI SDK. </w:t>
+      </w:r>
+      <w:r>
+        <w:t xml:space="preserve">After importing </w:t>
+      </w:r>
+      <w:proofErr w:type="spellStart"/>
+      <w:r>
+        <w:t>openAI</w:t>
+      </w:r>
+      <w:proofErr w:type="spellEnd"/>
+      <w:r>
+        <w:t xml:space="preserve"> directly into the code</w:t>
+      </w:r>
+      <w:r>
+        <w:t xml:space="preserve">, the results </w:t>
+      </w:r>
+      <w:proofErr w:type="gramStart"/>
+      <w:r>
+        <w:t>looks</w:t>
+      </w:r>
+      <w:proofErr w:type="gramEnd"/>
+      <w:r>
+        <w:t xml:space="preserve"> better. </w:t>
       </w:r>
       <w:r>
         <w:t>However, the issue with the budget ladder is consistent</w:t>
@@ -2138,7 +2630,15 @@
     </w:p>
     <w:p>
       <w:r>
-        <w:t>2 things needs to change now:</w:t>
+        <w:t xml:space="preserve">2 things </w:t>
+      </w:r>
+      <w:proofErr w:type="gramStart"/>
+      <w:r>
+        <w:t>needs</w:t>
+      </w:r>
+      <w:proofErr w:type="gramEnd"/>
+      <w:r>
+        <w:t xml:space="preserve"> to change now:</w:t>
       </w:r>
     </w:p>
     <w:p>
@@ -2152,11 +2652,32 @@
       <w:r>
         <w:t xml:space="preserve">Cut cost per step by pinning the reasoning effort to low as the output is between 429-1198/step and reasoning tokens take a big chunk of that. </w:t>
       </w:r>
-      <w:r>
-        <w:t xml:space="preserve">Also I need to trim the AXTree, as this also has filtering options by dropping non-interactive elements (this can cut input tokens substantially). </w:t>
-      </w:r>
-      <w:r>
-        <w:t xml:space="preserve">If I get 2,000/step then a 16k budget gives me 8 steps which is more realistic. </w:t>
+      <w:proofErr w:type="gramStart"/>
+      <w:r>
+        <w:t>Also</w:t>
+      </w:r>
+      <w:proofErr w:type="gramEnd"/>
+      <w:r>
+        <w:t xml:space="preserve"> I need to trim the </w:t>
+      </w:r>
+      <w:proofErr w:type="spellStart"/>
+      <w:r>
+        <w:t>AXTree</w:t>
+      </w:r>
+      <w:proofErr w:type="spellEnd"/>
+      <w:r>
+        <w:t xml:space="preserve">, as this also has filtering options by dropping non-interactive elements (this can cut input tokens substantially). </w:t>
+      </w:r>
+      <w:r>
+        <w:t>If I get 2,000/</w:t>
+      </w:r>
+      <w:proofErr w:type="gramStart"/>
+      <w:r>
+        <w:t>step</w:t>
+      </w:r>
+      <w:proofErr w:type="gramEnd"/>
+      <w:r>
+        <w:t xml:space="preserve"> then a 16k budget gives me 8 steps which is more realistic. </w:t>
       </w:r>
     </w:p>
     <w:p>
@@ -2180,7 +2701,15 @@
         <w:t xml:space="preserve">The reasoning pin worked, output tokens fell 47% (from 2,887 to 1,539) with reasoning tokens now visible at 64-448/step. However, step 4 </w:t>
       </w:r>
       <w:r>
-        <w:t xml:space="preserve">shows that input tokens is 97% of my cost. </w:t>
+        <w:t xml:space="preserve">shows that input tokens </w:t>
+      </w:r>
+      <w:proofErr w:type="gramStart"/>
+      <w:r>
+        <w:t>is</w:t>
+      </w:r>
+      <w:proofErr w:type="gramEnd"/>
+      <w:r>
+        <w:t xml:space="preserve"> 97% of my cost. </w:t>
       </w:r>
     </w:p>
     <w:p>
@@ -2375,7 +2904,15 @@
         <w:t xml:space="preserve"> the comments page.</w:t>
       </w:r>
       <w:r>
-        <w:t xml:space="preserve"> Another issue has arised where with </w:t>
+        <w:t xml:space="preserve"> Another issue has </w:t>
+      </w:r>
+      <w:proofErr w:type="spellStart"/>
+      <w:r>
+        <w:t>arised</w:t>
+      </w:r>
+      <w:proofErr w:type="spellEnd"/>
+      <w:r>
+        <w:t xml:space="preserve"> where with </w:t>
       </w:r>
       <w:r>
         <w:t>a 16,000 cap, this episode consumed 44,796.</w:t>
@@ -2395,7 +2932,15 @@
     </w:p>
     <w:p>
       <w:r>
-        <w:t xml:space="preserve">To fix this, I need to estimate the calls input cost BEFORE paying for it. So an episode must NEVER exceed its stated budget. </w:t>
+        <w:t xml:space="preserve">To fix this, I need to estimate the calls input cost BEFORE paying for it. </w:t>
+      </w:r>
+      <w:proofErr w:type="gramStart"/>
+      <w:r>
+        <w:t>So</w:t>
+      </w:r>
+      <w:proofErr w:type="gramEnd"/>
+      <w:r>
+        <w:t xml:space="preserve"> an episode must NEVER exceed its stated budget. </w:t>
       </w:r>
     </w:p>
     <w:p>
@@ -2514,7 +3059,15 @@
         <w:t xml:space="preserve">This is at 1,800 tokens/step on average. </w:t>
       </w:r>
       <w:r>
-        <w:t xml:space="preserve">And this specific task finished at 10.8k tokens. Now I can actually continue with my proposed </w:t>
+        <w:t xml:space="preserve">And this specific task finished at 10.8k tokens. Now I can </w:t>
+      </w:r>
+      <w:proofErr w:type="gramStart"/>
+      <w:r>
+        <w:t>actually continue</w:t>
+      </w:r>
+      <w:proofErr w:type="gramEnd"/>
+      <w:r>
+        <w:t xml:space="preserve"> with my proposed </w:t>
       </w:r>
       <w:r>
         <w:t xml:space="preserve">ladder of 2k/4k/8k/16k as this now validated the original design once the observation cost was controlled. </w:t>
@@ -2525,7 +3078,15 @@
         <w:t xml:space="preserve">HOWEVER, </w:t>
       </w:r>
       <w:r>
-        <w:t xml:space="preserve">steps 1-2 were wasted scrolling (filtering hid ShowerThoughts initially, so it scrolled twice to find it). 3,000 tokens were spent recovering from reduced visibility. This is an interesting trade off as aggressive </w:t>
+        <w:t xml:space="preserve">steps 1-2 were wasted scrolling (filtering hid </w:t>
+      </w:r>
+      <w:proofErr w:type="spellStart"/>
+      <w:r>
+        <w:t>ShowerThoughts</w:t>
+      </w:r>
+      <w:proofErr w:type="spellEnd"/>
+      <w:r>
+        <w:t xml:space="preserve"> initially, so it scrolled twice to find it). 3,000 tokens were spent recovering from reduced visibility. This is an interesting trade off as aggressive </w:t>
       </w:r>
       <w:r>
         <w:t>filtering cuts per-step cost but can add steps</w:t>
@@ -2539,7 +3100,15 @@
         <w:t xml:space="preserve">Now the next thing to do is run </w:t>
       </w:r>
       <w:r>
-        <w:t xml:space="preserve">1 task from both shopping and shopping_admin sites before running batches. </w:t>
+        <w:t xml:space="preserve">1 task from both shopping and </w:t>
+      </w:r>
+      <w:proofErr w:type="spellStart"/>
+      <w:r>
+        <w:t>shopping_admin</w:t>
+      </w:r>
+      <w:proofErr w:type="spellEnd"/>
+      <w:r>
+        <w:t xml:space="preserve"> sites before running batches. </w:t>
       </w:r>
     </w:p>
     <w:p>
@@ -2592,7 +3161,15 @@
     </w:p>
     <w:p>
       <w:r>
-        <w:t>These failures are answer formatting issues and not plumbing, which is fine. In terms of per-stike token usage:</w:t>
+        <w:t>These failures are answer formatting issues and not plumbing, which is fine. In terms of per-</w:t>
+      </w:r>
+      <w:proofErr w:type="spellStart"/>
+      <w:r>
+        <w:t>stike</w:t>
+      </w:r>
+      <w:proofErr w:type="spellEnd"/>
+      <w:r>
+        <w:t xml:space="preserve"> token usage:</w:t>
       </w:r>
     </w:p>
     <w:tbl>
@@ -2605,7 +3182,7 @@
         <w:gridCol w:w="1129"/>
         <w:gridCol w:w="1418"/>
         <w:gridCol w:w="850"/>
-        <w:gridCol w:w="756"/>
+        <w:gridCol w:w="788"/>
       </w:tblGrid>
       <w:tr>
         <w:tc>
@@ -2613,7 +3190,17 @@
             <w:tcW w:w="1129" w:type="dxa"/>
           </w:tcPr>
           <w:p>
-            <w:r>
+            <w:pPr>
+              <w:rPr>
+                <w:b/>
+                <w:bCs/>
+              </w:rPr>
+            </w:pPr>
+            <w:r>
+              <w:rPr>
+                <w:b/>
+                <w:bCs/>
+              </w:rPr>
               <w:t>Site</w:t>
             </w:r>
           </w:p>
@@ -2623,7 +3210,17 @@
             <w:tcW w:w="1418" w:type="dxa"/>
           </w:tcPr>
           <w:p>
-            <w:r>
+            <w:pPr>
+              <w:rPr>
+                <w:b/>
+                <w:bCs/>
+              </w:rPr>
+            </w:pPr>
+            <w:r>
+              <w:rPr>
+                <w:b/>
+                <w:bCs/>
+              </w:rPr>
               <w:t>Input/step</w:t>
             </w:r>
           </w:p>
@@ -2633,7 +3230,17 @@
             <w:tcW w:w="850" w:type="dxa"/>
           </w:tcPr>
           <w:p>
-            <w:r>
+            <w:pPr>
+              <w:rPr>
+                <w:b/>
+                <w:bCs/>
+              </w:rPr>
+            </w:pPr>
+            <w:r>
+              <w:rPr>
+                <w:b/>
+                <w:bCs/>
+              </w:rPr>
               <w:t>Total</w:t>
             </w:r>
           </w:p>
@@ -2643,7 +3250,17 @@
             <w:tcW w:w="709" w:type="dxa"/>
           </w:tcPr>
           <w:p>
-            <w:r>
+            <w:pPr>
+              <w:rPr>
+                <w:b/>
+                <w:bCs/>
+              </w:rPr>
+            </w:pPr>
+            <w:r>
+              <w:rPr>
+                <w:b/>
+                <w:bCs/>
+              </w:rPr>
               <w:t>Steps</w:t>
             </w:r>
           </w:p>
@@ -2802,7 +3419,15 @@
         <w:t>): it found “Sprite Stasis Ball 65cm”</w:t>
       </w:r>
       <w:r>
-        <w:t xml:space="preserve"> and answered in one step. Correct content, rejected on exact match. WebArena compares strings strictly.</w:t>
+        <w:t xml:space="preserve"> and answered in one step. Correct content, rejected on exact match. </w:t>
+      </w:r>
+      <w:proofErr w:type="spellStart"/>
+      <w:r>
+        <w:t>WebArena</w:t>
+      </w:r>
+      <w:proofErr w:type="spellEnd"/>
+      <w:r>
+        <w:t xml:space="preserve"> compares strings strictly.</w:t>
       </w:r>
     </w:p>
     <w:p>
@@ -2810,13 +3435,29 @@
         <w:t>For Task 0 on CMS (</w:t>
       </w:r>
       <w:r>
-        <w:t>What is the top-1 best-selling product in 2022</w:t>
+        <w:t xml:space="preserve">What is the </w:t>
+      </w:r>
+      <w:proofErr w:type="gramStart"/>
+      <w:r>
+        <w:t>top-1</w:t>
+      </w:r>
+      <w:proofErr w:type="gramEnd"/>
+      <w:r>
+        <w:t xml:space="preserve"> best-selling product in 2022</w:t>
       </w:r>
       <w:r>
         <w:t xml:space="preserve">): </w:t>
       </w:r>
       <w:r>
-        <w:t xml:space="preserve">It answered with a paragraph explaining it couldn’t find a name. WebArena expects a bare answer or N/A. </w:t>
+        <w:t xml:space="preserve">It answered with a paragraph explaining it couldn’t find a name. </w:t>
+      </w:r>
+      <w:proofErr w:type="spellStart"/>
+      <w:r>
+        <w:t>WebArena</w:t>
+      </w:r>
+      <w:proofErr w:type="spellEnd"/>
+      <w:r>
+        <w:t xml:space="preserve"> expects a bare answer or N/A. </w:t>
       </w:r>
     </w:p>
     <w:p>
@@ -2912,7 +3553,17 @@
             <w:tcW w:w="1271" w:type="dxa"/>
           </w:tcPr>
           <w:p>
-            <w:r>
+            <w:pPr>
+              <w:rPr>
+                <w:b/>
+                <w:bCs/>
+              </w:rPr>
+            </w:pPr>
+            <w:r>
+              <w:rPr>
+                <w:b/>
+                <w:bCs/>
+              </w:rPr>
               <w:t>Run</w:t>
             </w:r>
           </w:p>
@@ -2922,7 +3573,17 @@
             <w:tcW w:w="3969" w:type="dxa"/>
           </w:tcPr>
           <w:p>
-            <w:r>
+            <w:pPr>
+              <w:rPr>
+                <w:b/>
+                <w:bCs/>
+              </w:rPr>
+            </w:pPr>
+            <w:r>
+              <w:rPr>
+                <w:b/>
+                <w:bCs/>
+              </w:rPr>
               <w:t>Step 1 Approach</w:t>
             </w:r>
           </w:p>
@@ -2932,7 +3593,17 @@
             <w:tcW w:w="1985" w:type="dxa"/>
           </w:tcPr>
           <w:p>
-            <w:r>
+            <w:pPr>
+              <w:rPr>
+                <w:b/>
+                <w:bCs/>
+              </w:rPr>
+            </w:pPr>
+            <w:r>
+              <w:rPr>
+                <w:b/>
+                <w:bCs/>
+              </w:rPr>
               <w:t>Outcome</w:t>
             </w:r>
           </w:p>
@@ -2954,8 +3625,13 @@
             <w:tcW w:w="3969" w:type="dxa"/>
           </w:tcPr>
           <w:p>
-            <w:r>
-              <w:t>Scroll(0,400) to find the forum</w:t>
+            <w:proofErr w:type="gramStart"/>
+            <w:r>
+              <w:t>Scroll(</w:t>
+            </w:r>
+            <w:proofErr w:type="gramEnd"/>
+            <w:r>
+              <w:t>0,400) to find the forum</w:t>
             </w:r>
           </w:p>
         </w:tc>
@@ -2986,8 +3662,21 @@
             <w:tcW w:w="3969" w:type="dxa"/>
           </w:tcPr>
           <w:p>
-            <w:r>
-              <w:t>Fill(‘50’, ‘showerthoughts’) - search</w:t>
+            <w:proofErr w:type="gramStart"/>
+            <w:r>
+              <w:t>Fill(</w:t>
+            </w:r>
+            <w:proofErr w:type="gramEnd"/>
+            <w:r>
+              <w:t>‘50’, ‘</w:t>
+            </w:r>
+            <w:proofErr w:type="spellStart"/>
+            <w:r>
+              <w:t>showerthoughts</w:t>
+            </w:r>
+            <w:proofErr w:type="spellEnd"/>
+            <w:r>
+              <w:t>’) - search</w:t>
             </w:r>
           </w:p>
         </w:tc>
@@ -3006,8 +3695,13 @@
     <w:p/>
     <w:p>
       <w:r>
-        <w:t>Ran the same task again with no changes to the code, and I am seeing a lot of variance</w:t>
-      </w:r>
+        <w:t xml:space="preserve">Ran the same task again with no changes to the code, and I am seeing a lot of </w:t>
+      </w:r>
+      <w:proofErr w:type="gramStart"/>
+      <w:r>
+        <w:t>variance</w:t>
+      </w:r>
+      <w:proofErr w:type="gramEnd"/>
       <w:r>
         <w:t>:</w:t>
       </w:r>
@@ -3030,7 +3724,17 @@
             <w:tcW w:w="2254" w:type="dxa"/>
           </w:tcPr>
           <w:p>
-            <w:r>
+            <w:pPr>
+              <w:rPr>
+                <w:b/>
+                <w:bCs/>
+              </w:rPr>
+            </w:pPr>
+            <w:r>
+              <w:rPr>
+                <w:b/>
+                <w:bCs/>
+              </w:rPr>
               <w:t>Run</w:t>
             </w:r>
           </w:p>
@@ -3040,9 +3744,21 @@
             <w:tcW w:w="2254" w:type="dxa"/>
           </w:tcPr>
           <w:p>
-            <w:r>
+            <w:pPr>
+              <w:rPr>
+                <w:b/>
+                <w:bCs/>
+              </w:rPr>
+            </w:pPr>
+            <w:proofErr w:type="spellStart"/>
+            <w:r>
+              <w:rPr>
+                <w:b/>
+                <w:bCs/>
+              </w:rPr>
               <w:t>Behavior</w:t>
             </w:r>
+            <w:proofErr w:type="spellEnd"/>
           </w:p>
         </w:tc>
         <w:tc>
@@ -3050,7 +3766,17 @@
             <w:tcW w:w="2254" w:type="dxa"/>
           </w:tcPr>
           <w:p>
-            <w:r>
+            <w:pPr>
+              <w:rPr>
+                <w:b/>
+                <w:bCs/>
+              </w:rPr>
+            </w:pPr>
+            <w:r>
+              <w:rPr>
+                <w:b/>
+                <w:bCs/>
+              </w:rPr>
               <w:t>Results</w:t>
             </w:r>
           </w:p>
@@ -3060,7 +3786,17 @@
             <w:tcW w:w="2254" w:type="dxa"/>
           </w:tcPr>
           <w:p>
-            <w:r>
+            <w:pPr>
+              <w:rPr>
+                <w:b/>
+                <w:bCs/>
+              </w:rPr>
+            </w:pPr>
+            <w:r>
+              <w:rPr>
+                <w:b/>
+                <w:bCs/>
+              </w:rPr>
               <w:t>Tokens</w:t>
             </w:r>
           </w:p>
@@ -3205,11 +3941,32 @@
         <w:t xml:space="preserve">In run 3, the agent repeated an identical action 4 times, burning 6,500 tokens going nowhere. </w:t>
       </w:r>
       <w:r>
-        <w:t xml:space="preserve">The issue is my prompt has no memory as the function “build_prompt()” </w:t>
-      </w:r>
-      <w:r>
-        <w:t>sends the goal, URL, last error, and current AXTree</w:t>
-      </w:r>
+        <w:t>The issue is my prompt has no memory as the function “</w:t>
+      </w:r>
+      <w:proofErr w:type="spellStart"/>
+      <w:r>
+        <w:t>build_</w:t>
+      </w:r>
+      <w:proofErr w:type="gramStart"/>
+      <w:r>
+        <w:t>prompt</w:t>
+      </w:r>
+      <w:proofErr w:type="spellEnd"/>
+      <w:r>
+        <w:t>(</w:t>
+      </w:r>
+      <w:proofErr w:type="gramEnd"/>
+      <w:r>
+        <w:t xml:space="preserve">)” </w:t>
+      </w:r>
+      <w:r>
+        <w:t xml:space="preserve">sends the goal, URL, last error, and current </w:t>
+      </w:r>
+      <w:proofErr w:type="spellStart"/>
+      <w:r>
+        <w:t>AXTree</w:t>
+      </w:r>
+      <w:proofErr w:type="spellEnd"/>
       <w:r>
         <w:t xml:space="preserve">, </w:t>
       </w:r>
@@ -3222,6 +3979,7 @@
         <w:t>To fix this I need to add a pass action history.</w:t>
       </w:r>
     </w:p>
+    <w:p/>
     <w:p/>
     <w:tbl>
       <w:tblPr>
@@ -3240,7 +3998,18 @@
             <w:tcW w:w="3005" w:type="dxa"/>
           </w:tcPr>
           <w:p>
-            <w:r>
+            <w:pPr>
+              <w:rPr>
+                <w:b/>
+                <w:bCs/>
+              </w:rPr>
+            </w:pPr>
+            <w:r>
+              <w:rPr>
+                <w:b/>
+                <w:bCs/>
+              </w:rPr>
+              <w:lastRenderedPageBreak/>
               <w:t>Metric</w:t>
             </w:r>
           </w:p>
@@ -3250,7 +4019,17 @@
             <w:tcW w:w="3005" w:type="dxa"/>
           </w:tcPr>
           <w:p>
-            <w:r>
+            <w:pPr>
+              <w:rPr>
+                <w:b/>
+                <w:bCs/>
+              </w:rPr>
+            </w:pPr>
+            <w:r>
+              <w:rPr>
+                <w:b/>
+                <w:bCs/>
+              </w:rPr>
               <w:t>Before adding history</w:t>
             </w:r>
           </w:p>
@@ -3260,7 +4039,17 @@
             <w:tcW w:w="3006" w:type="dxa"/>
           </w:tcPr>
           <w:p>
-            <w:r>
+            <w:pPr>
+              <w:rPr>
+                <w:b/>
+                <w:bCs/>
+              </w:rPr>
+            </w:pPr>
+            <w:r>
+              <w:rPr>
+                <w:b/>
+                <w:bCs/>
+              </w:rPr>
               <w:t>After adding history</w:t>
             </w:r>
           </w:p>
@@ -3273,7 +4062,6 @@
           </w:tcPr>
           <w:p>
             <w:r>
-              <w:lastRenderedPageBreak/>
               <w:t>Success</w:t>
             </w:r>
           </w:p>
@@ -3376,10 +4164,26 @@
         <w:t xml:space="preserve"> which is costing around 2,500 tokens in 2 of the three runs</w:t>
       </w:r>
       <w:r>
-        <w:t xml:space="preserve"> so ill need to fix that. </w:t>
-      </w:r>
-      <w:r>
-        <w:t>Ok so adding an action timeout broke the code, so ill need to find a substitute solution</w:t>
+        <w:t xml:space="preserve"> so </w:t>
+      </w:r>
+      <w:proofErr w:type="spellStart"/>
+      <w:r>
+        <w:t>ill</w:t>
+      </w:r>
+      <w:proofErr w:type="spellEnd"/>
+      <w:r>
+        <w:t xml:space="preserve"> need to fix that. </w:t>
+      </w:r>
+      <w:r>
+        <w:t xml:space="preserve">Ok so adding an action timeout broke the code, so </w:t>
+      </w:r>
+      <w:proofErr w:type="spellStart"/>
+      <w:r>
+        <w:t>ill</w:t>
+      </w:r>
+      <w:proofErr w:type="spellEnd"/>
+      <w:r>
+        <w:t xml:space="preserve"> need to find a substitute solution</w:t>
       </w:r>
       <w:r>
         <w:t>.</w:t>
@@ -3429,10 +4233,36 @@
     </w:p>
     <w:p>
       <w:r>
-        <w:t>Since action timeout is NOT a module constant I cant raise it at runtime</w:t>
-      </w:r>
-      <w:r>
-        <w:t xml:space="preserve">. This means its BrowserGyms default and my results stay comparable to other webArena work. </w:t>
+        <w:t xml:space="preserve">Since action timeout is NOT a module constant I </w:t>
+      </w:r>
+      <w:proofErr w:type="spellStart"/>
+      <w:proofErr w:type="gramStart"/>
+      <w:r>
+        <w:t>cant</w:t>
+      </w:r>
+      <w:proofErr w:type="spellEnd"/>
+      <w:proofErr w:type="gramEnd"/>
+      <w:r>
+        <w:t xml:space="preserve"> raise it at runtime</w:t>
+      </w:r>
+      <w:r>
+        <w:t xml:space="preserve">. This means its </w:t>
+      </w:r>
+      <w:proofErr w:type="spellStart"/>
+      <w:r>
+        <w:t>BrowserGyms</w:t>
+      </w:r>
+      <w:proofErr w:type="spellEnd"/>
+      <w:r>
+        <w:t xml:space="preserve"> default and my results stay comparable to other </w:t>
+      </w:r>
+      <w:proofErr w:type="spellStart"/>
+      <w:r>
+        <w:t>webArena</w:t>
+      </w:r>
+      <w:proofErr w:type="spellEnd"/>
+      <w:r>
+        <w:t xml:space="preserve"> work. </w:t>
       </w:r>
       <w:r>
         <w:t>And editing files inside site-packages is unreproducible</w:t>
@@ -3441,16 +4271,64 @@
         <w:t>.</w:t>
       </w:r>
       <w:r>
-        <w:t xml:space="preserve"> So instead, ill need to stop the false error misleading the agent. </w:t>
-      </w:r>
-      <w:r>
-        <w:t>The click actually lands; the timeout is Playwright giving up on the post-click navigation wait.</w:t>
-      </w:r>
-      <w:r>
-        <w:t xml:space="preserve"> The prompt tells the agent “error”, so it wastes a step re-tryting something that already worked. Ill need to remove that false signal </w:t>
-      </w:r>
-      <w:r>
-        <w:t>in build_prompt function</w:t>
+        <w:t xml:space="preserve"> So instead, </w:t>
+      </w:r>
+      <w:proofErr w:type="spellStart"/>
+      <w:r>
+        <w:t>ill</w:t>
+      </w:r>
+      <w:proofErr w:type="spellEnd"/>
+      <w:r>
+        <w:t xml:space="preserve"> need to stop the false error misleading the agent. </w:t>
+      </w:r>
+      <w:r>
+        <w:t xml:space="preserve">The click </w:t>
+      </w:r>
+      <w:proofErr w:type="gramStart"/>
+      <w:r>
+        <w:t>actually lands</w:t>
+      </w:r>
+      <w:proofErr w:type="gramEnd"/>
+      <w:r>
+        <w:t>; the timeout is Playwright giving up on the post-click navigation wait.</w:t>
+      </w:r>
+      <w:r>
+        <w:t xml:space="preserve"> The prompt tells the agent </w:t>
+      </w:r>
+      <w:proofErr w:type="gramStart"/>
+      <w:r>
+        <w:t>“error</w:t>
+      </w:r>
+      <w:proofErr w:type="gramEnd"/>
+      <w:r>
+        <w:t>”, so it wastes a step re-</w:t>
+      </w:r>
+      <w:proofErr w:type="spellStart"/>
+      <w:r>
+        <w:t>tryting</w:t>
+      </w:r>
+      <w:proofErr w:type="spellEnd"/>
+      <w:r>
+        <w:t xml:space="preserve"> something that already worked. </w:t>
+      </w:r>
+      <w:proofErr w:type="spellStart"/>
+      <w:r>
+        <w:t>Ill</w:t>
+      </w:r>
+      <w:proofErr w:type="spellEnd"/>
+      <w:r>
+        <w:t xml:space="preserve"> need to remove that false signal </w:t>
+      </w:r>
+      <w:r>
+        <w:t xml:space="preserve">in </w:t>
+      </w:r>
+      <w:proofErr w:type="spellStart"/>
+      <w:r>
+        <w:t>build_prompt</w:t>
+      </w:r>
+      <w:proofErr w:type="spellEnd"/>
+      <w:r>
+        <w:t xml:space="preserve"> function</w:t>
       </w:r>
       <w:r>
         <w:t>.</w:t>
@@ -3464,7 +4342,15 @@
         <w:t xml:space="preserve">the timeout being set to 60,000. I set it to this value because I was doing testing on my local machine, but now the code is on the instance, I should set it to 10,000. However ill need to see the difference in </w:t>
       </w:r>
       <w:r>
-        <w:t>results from both. If nothing changes, then ill keep the timeout set to 10000, but if there are large variances then ill switch back to 60,000</w:t>
+        <w:t xml:space="preserve">results from both. If nothing changes, then </w:t>
+      </w:r>
+      <w:proofErr w:type="spellStart"/>
+      <w:r>
+        <w:t>ill</w:t>
+      </w:r>
+      <w:proofErr w:type="spellEnd"/>
+      <w:r>
+        <w:t xml:space="preserve"> keep the timeout set to 10000, but if there are large variances then ill switch back to 60,000</w:t>
       </w:r>
       <w:r>
         <w:t>.</w:t>
@@ -3475,7 +4361,15 @@
         <w:t xml:space="preserve">Changing </w:t>
       </w:r>
       <w:r>
-        <w:t xml:space="preserve">timeout set from 60,000 to 10,000 showed no variance. So keeping to 10,000. </w:t>
+        <w:t xml:space="preserve">timeout set from 60,000 to 10,000 showed no variance. </w:t>
+      </w:r>
+      <w:proofErr w:type="gramStart"/>
+      <w:r>
+        <w:t>So</w:t>
+      </w:r>
+      <w:proofErr w:type="gramEnd"/>
+      <w:r>
+        <w:t xml:space="preserve"> keeping to 10,000. </w:t>
       </w:r>
     </w:p>
     <w:p>
@@ -3496,17 +4390,35 @@
       </w:r>
     </w:p>
     <w:p>
-      <w:r>
-        <w:t xml:space="preserve">So what I can do now is my </w:t>
-      </w:r>
-      <w:r>
-        <w:t xml:space="preserve">RQ2 which is actually labelling the tasks </w:t>
+      <w:proofErr w:type="gramStart"/>
+      <w:r>
+        <w:t>So</w:t>
+      </w:r>
+      <w:proofErr w:type="gramEnd"/>
+      <w:r>
+        <w:t xml:space="preserve"> what I can do now is my </w:t>
+      </w:r>
+      <w:r>
+        <w:t xml:space="preserve">RQ2 which is </w:t>
+      </w:r>
+      <w:proofErr w:type="gramStart"/>
+      <w:r>
+        <w:t>actually labelling</w:t>
+      </w:r>
+      <w:proofErr w:type="gramEnd"/>
+      <w:r>
+        <w:t xml:space="preserve"> the tasks </w:t>
       </w:r>
       <w:r>
         <w:t xml:space="preserve">based on difficulty, so in this case task 0 would be classed as easy based on my own rubric scale. </w:t>
       </w:r>
-      <w:r>
-        <w:t xml:space="preserve">So the way I will score each task will be based on 4 observable properties which will band together to provide </w:t>
+      <w:proofErr w:type="gramStart"/>
+      <w:r>
+        <w:t>So</w:t>
+      </w:r>
+      <w:proofErr w:type="gramEnd"/>
+      <w:r>
+        <w:t xml:space="preserve"> the way I will score each task will be based on 4 observable properties which will band together to provide </w:t>
       </w:r>
       <w:r>
         <w:t>the final score (or difficulty):</w:t>
@@ -3779,8 +4691,17 @@
                 <w:b/>
                 <w:bCs/>
               </w:rPr>
-              <w:t>Target locatability</w:t>
-            </w:r>
+              <w:t xml:space="preserve">Target </w:t>
+            </w:r>
+            <w:proofErr w:type="spellStart"/>
+            <w:r>
+              <w:rPr>
+                <w:b/>
+                <w:bCs/>
+              </w:rPr>
+              <w:t>locatability</w:t>
+            </w:r>
+            <w:proofErr w:type="spellEnd"/>
           </w:p>
         </w:tc>
         <w:tc>
@@ -3818,6 +4739,7 @@
     <w:p/>
     <w:p>
       <w:r>
+        <w:lastRenderedPageBreak/>
         <w:t>Applying the rubric scale above:</w:t>
       </w:r>
     </w:p>
@@ -3851,7 +4773,6 @@
                 <w:b/>
                 <w:bCs/>
               </w:rPr>
-              <w:lastRenderedPageBreak/>
               <w:t>Task</w:t>
             </w:r>
           </w:p>
@@ -4071,18 +4992,47 @@
         <w:t xml:space="preserve">Note to self: When stopping/starting the instance, everything installed is stored in the instances’ storage, so all I need to do is SSH into the instance and </w:t>
       </w:r>
       <w:r>
-        <w:t>start the pages ill be working on.</w:t>
-      </w:r>
-    </w:p>
-    <w:p>
-      <w:r>
-        <w:t>Based on the original WebArena paper, they also included a specific rule in their agent instructions: “- If the task is impossible to complete on this site (the data does not exist, or the site does not support the requested operation), send exactly: send_msg_to_user('N/A')”</w:t>
+        <w:t xml:space="preserve">start the pages </w:t>
+      </w:r>
+      <w:proofErr w:type="spellStart"/>
+      <w:r>
+        <w:t>ill</w:t>
+      </w:r>
+      <w:proofErr w:type="spellEnd"/>
+      <w:r>
+        <w:t xml:space="preserve"> be working on.</w:t>
+      </w:r>
+    </w:p>
+    <w:p>
+      <w:r>
+        <w:t xml:space="preserve">Based on the original </w:t>
+      </w:r>
+      <w:proofErr w:type="spellStart"/>
+      <w:r>
+        <w:t>WebArena</w:t>
+      </w:r>
+      <w:proofErr w:type="spellEnd"/>
+      <w:r>
+        <w:t xml:space="preserve"> paper, they also included a specific rule in their agent instructions: “- If the task is impossible to complete on this site (the data does not exist, or the site does not support the requested operation), send exactly: </w:t>
+      </w:r>
+      <w:proofErr w:type="spellStart"/>
+      <w:r>
+        <w:t>send_msg_to_user</w:t>
+      </w:r>
+      <w:proofErr w:type="spellEnd"/>
+      <w:r>
+        <w:t>('N/A')”</w:t>
       </w:r>
       <w:r>
         <w:t xml:space="preserve"> as </w:t>
       </w:r>
-      <w:r>
-        <w:t>WebArena reports success rate (SR) and success rate on achievable tasks (SRAC) separately</w:t>
+      <w:proofErr w:type="spellStart"/>
+      <w:r>
+        <w:t>WebArena</w:t>
+      </w:r>
+      <w:proofErr w:type="spellEnd"/>
+      <w:r>
+        <w:t xml:space="preserve"> reports success rate (SR) and success rate on achievable tasks (SRAC) separately</w:t>
       </w:r>
       <w:r>
         <w:t>.</w:t>
@@ -4098,7 +5048,15 @@
     </w:p>
     <w:p>
       <w:r>
-        <w:t xml:space="preserve">The next thing ill need to work on is probing </w:t>
+        <w:t xml:space="preserve">The next thing </w:t>
+      </w:r>
+      <w:proofErr w:type="spellStart"/>
+      <w:r>
+        <w:t>ill</w:t>
+      </w:r>
+      <w:proofErr w:type="spellEnd"/>
+      <w:r>
+        <w:t xml:space="preserve"> need to work on is probing </w:t>
       </w:r>
       <w:r>
         <w:t xml:space="preserve">to </w:t>
@@ -4165,14 +5123,43 @@
       </w:r>
     </w:p>
     <w:p>
-      <w:r>
-        <w:t xml:space="preserve">WebArenas evaluation code in the repo calls an old OpenAI API. </w:t>
-      </w:r>
-      <w:r>
-        <w:t xml:space="preserve">This is because some tasks have LLM evaluators so its good I found this before the 200 task collection. </w:t>
-      </w:r>
-      <w:r>
-        <w:t xml:space="preserve">I confirmed the cause by running the grep command on “ChatCompletion”. </w:t>
+      <w:proofErr w:type="spellStart"/>
+      <w:r>
+        <w:t>WebArenas</w:t>
+      </w:r>
+      <w:proofErr w:type="spellEnd"/>
+      <w:r>
+        <w:t xml:space="preserve"> evaluation code in the repo calls an old OpenAI API. </w:t>
+      </w:r>
+      <w:r>
+        <w:t xml:space="preserve">This is because some tasks have LLM evaluators so </w:t>
+      </w:r>
+      <w:proofErr w:type="spellStart"/>
+      <w:r>
+        <w:t>its</w:t>
+      </w:r>
+      <w:proofErr w:type="spellEnd"/>
+      <w:r>
+        <w:t xml:space="preserve"> good I found this before the </w:t>
+      </w:r>
+      <w:proofErr w:type="gramStart"/>
+      <w:r>
+        <w:t>200 task</w:t>
+      </w:r>
+      <w:proofErr w:type="gramEnd"/>
+      <w:r>
+        <w:t xml:space="preserve"> collection. </w:t>
+      </w:r>
+      <w:r>
+        <w:t>I confirmed the cause by running the grep command on “</w:t>
+      </w:r>
+      <w:proofErr w:type="spellStart"/>
+      <w:r>
+        <w:t>ChatCompletion</w:t>
+      </w:r>
+      <w:proofErr w:type="spellEnd"/>
+      <w:r>
+        <w:t xml:space="preserve">”. </w:t>
       </w:r>
     </w:p>
     <w:p>
@@ -4180,6 +5167,7 @@
         <w:rPr>
           <w:noProof/>
         </w:rPr>
+        <w:lastRenderedPageBreak/>
         <w:drawing>
           <wp:inline distT="0" distB="0" distL="0" distR="0" wp14:anchorId="491ACD46" wp14:editId="5B1BD802">
             <wp:extent cx="5731510" cy="515620"/>
@@ -4219,11 +5207,26 @@
     </w:p>
     <w:p>
       <w:r>
-        <w:lastRenderedPageBreak/>
         <w:t xml:space="preserve">It looks like line 256 </w:t>
       </w:r>
       <w:r>
-        <w:t>is the synchronous call, used by webArenas fuzzy match evaluators. Ill need to check its signature before I patch it</w:t>
+        <w:t xml:space="preserve">is the synchronous call, used by </w:t>
+      </w:r>
+      <w:proofErr w:type="spellStart"/>
+      <w:r>
+        <w:t>webArenas</w:t>
+      </w:r>
+      <w:proofErr w:type="spellEnd"/>
+      <w:r>
+        <w:t xml:space="preserve"> fuzzy match evaluators. </w:t>
+      </w:r>
+      <w:proofErr w:type="spellStart"/>
+      <w:r>
+        <w:t>Ill</w:t>
+      </w:r>
+      <w:proofErr w:type="spellEnd"/>
+      <w:r>
+        <w:t xml:space="preserve"> need to check its signature before I patch it</w:t>
       </w:r>
       <w:r>
         <w:t xml:space="preserve">. </w:t>
@@ -4273,7 +5276,23 @@
     </w:p>
     <w:p>
       <w:r>
-        <w:t xml:space="preserve">Ok so now I can match the signature exactly but I do need to clarify in the report/here is that evaluation API costs do NOT contribute to the token ladder im currently using. </w:t>
+        <w:t xml:space="preserve">Ok so now I can match the signature </w:t>
+      </w:r>
+      <w:proofErr w:type="gramStart"/>
+      <w:r>
+        <w:t>exactly</w:t>
+      </w:r>
+      <w:proofErr w:type="gramEnd"/>
+      <w:r>
+        <w:t xml:space="preserve"> but I do need to clarify in the report/here is that evaluation API costs do NOT contribute to the token ladder </w:t>
+      </w:r>
+      <w:proofErr w:type="spellStart"/>
+      <w:r>
+        <w:t>im</w:t>
+      </w:r>
+      <w:proofErr w:type="spellEnd"/>
+      <w:r>
+        <w:t xml:space="preserve"> currently using. </w:t>
       </w:r>
     </w:p>
     <w:p>
@@ -4281,7 +5300,39 @@
         <w:t xml:space="preserve">When I mean signature, </w:t>
       </w:r>
       <w:r>
-        <w:t xml:space="preserve">I mean the “messages, model, temperature, max_tokens, top_p, context_length, stop_token” so however the evaluator calls it, it works. </w:t>
+        <w:t xml:space="preserve">I mean the “messages, model, temperature, </w:t>
+      </w:r>
+      <w:proofErr w:type="spellStart"/>
+      <w:r>
+        <w:t>max_tokens</w:t>
+      </w:r>
+      <w:proofErr w:type="spellEnd"/>
+      <w:r>
+        <w:t xml:space="preserve">, </w:t>
+      </w:r>
+      <w:proofErr w:type="spellStart"/>
+      <w:r>
+        <w:t>top_p</w:t>
+      </w:r>
+      <w:proofErr w:type="spellEnd"/>
+      <w:r>
+        <w:t xml:space="preserve">, </w:t>
+      </w:r>
+      <w:proofErr w:type="spellStart"/>
+      <w:r>
+        <w:t>context_length</w:t>
+      </w:r>
+      <w:proofErr w:type="spellEnd"/>
+      <w:r>
+        <w:t xml:space="preserve">, </w:t>
+      </w:r>
+      <w:proofErr w:type="spellStart"/>
+      <w:r>
+        <w:t>stop_token</w:t>
+      </w:r>
+      <w:proofErr w:type="spellEnd"/>
+      <w:r>
+        <w:t xml:space="preserve">” so however the evaluator calls it, it works. </w:t>
       </w:r>
       <w:r>
         <w:t xml:space="preserve"> </w:t>
@@ -4295,6 +5346,7 @@
         <w:rPr>
           <w:noProof/>
         </w:rPr>
+        <w:lastRenderedPageBreak/>
         <w:drawing>
           <wp:inline distT="0" distB="0" distL="0" distR="0" wp14:anchorId="2D372AEA" wp14:editId="6A714059">
             <wp:extent cx="5731510" cy="1836420"/>
@@ -4334,11 +5386,34 @@
     </w:p>
     <w:p>
       <w:r>
-        <w:lastRenderedPageBreak/>
         <w:t xml:space="preserve">The patch worked, but it looks like </w:t>
       </w:r>
       <w:r>
-        <w:t xml:space="preserve">that WebArenas evaluator is hardcoded to gpt-4-1106-preview which is a 2023 model that has been retired from openAI API. So ill need to override the model inside my patch. </w:t>
+        <w:t xml:space="preserve">that </w:t>
+      </w:r>
+      <w:proofErr w:type="spellStart"/>
+      <w:r>
+        <w:t>WebArenas</w:t>
+      </w:r>
+      <w:proofErr w:type="spellEnd"/>
+      <w:r>
+        <w:t xml:space="preserve"> evaluator is hardcoded to gpt-4-1106-preview which is a 2023 model that has been retired from </w:t>
+      </w:r>
+      <w:proofErr w:type="spellStart"/>
+      <w:r>
+        <w:t>openAI</w:t>
+      </w:r>
+      <w:proofErr w:type="spellEnd"/>
+      <w:r>
+        <w:t xml:space="preserve"> API. So </w:t>
+      </w:r>
+      <w:proofErr w:type="spellStart"/>
+      <w:r>
+        <w:t>ill</w:t>
+      </w:r>
+      <w:proofErr w:type="spellEnd"/>
+      <w:r>
+        <w:t xml:space="preserve"> need to override the model inside my patch. </w:t>
       </w:r>
       <w:r>
         <w:t xml:space="preserve">Ill change it to the cheapest model which is gpt-4o-mini. </w:t>
@@ -4349,7 +5424,23 @@
         <w:t xml:space="preserve">There are 2 implications that need to be noted, </w:t>
       </w:r>
       <w:r>
-        <w:t xml:space="preserve">since WebArenas evaluator uses an LLM to judge whether a free text answer is acceptable, swapping GTP-4-Preview for GPT-4o-mini means im not using the original grader </w:t>
+        <w:t xml:space="preserve">since </w:t>
+      </w:r>
+      <w:proofErr w:type="spellStart"/>
+      <w:r>
+        <w:t>WebArenas</w:t>
+      </w:r>
+      <w:proofErr w:type="spellEnd"/>
+      <w:r>
+        <w:t xml:space="preserve"> evaluator uses an LLM to judge whether a free text answer is acceptable, swapping GTP-4-Preview for GPT-4o-mini means </w:t>
+      </w:r>
+      <w:proofErr w:type="spellStart"/>
+      <w:r>
+        <w:t>im</w:t>
+      </w:r>
+      <w:proofErr w:type="spellEnd"/>
+      <w:r>
+        <w:t xml:space="preserve"> not using the original grader </w:t>
       </w:r>
       <w:r>
         <w:t>(which was used in the original paper). However, the evaluator is applied directly to all 3 of my strategies, so my internal comparison is still valid.</w:t>
@@ -4590,8 +5681,13 @@
             <w:tcW w:w="1418" w:type="dxa"/>
           </w:tcPr>
           <w:p>
-            <w:r>
-              <w:t>Click(‘1075’)</w:t>
+            <w:proofErr w:type="gramStart"/>
+            <w:r>
+              <w:t>Click(</w:t>
+            </w:r>
+            <w:proofErr w:type="gramEnd"/>
+            <w:r>
+              <w:t>‘1075’)</w:t>
             </w:r>
           </w:p>
         </w:tc>
@@ -4622,8 +5718,13 @@
             <w:tcW w:w="1418" w:type="dxa"/>
           </w:tcPr>
           <w:p>
-            <w:r>
-              <w:t>Click(‘1223’)</w:t>
+            <w:proofErr w:type="gramStart"/>
+            <w:r>
+              <w:t>Click(</w:t>
+            </w:r>
+            <w:proofErr w:type="gramEnd"/>
+            <w:r>
+              <w:t>‘1223’)</w:t>
             </w:r>
           </w:p>
         </w:tc>
@@ -4654,8 +5755,13 @@
             <w:tcW w:w="1418" w:type="dxa"/>
           </w:tcPr>
           <w:p>
-            <w:r>
-              <w:t>Click(‘1019’)</w:t>
+            <w:proofErr w:type="gramStart"/>
+            <w:r>
+              <w:t>Click(</w:t>
+            </w:r>
+            <w:proofErr w:type="gramEnd"/>
+            <w:r>
+              <w:t>‘1019’)</w:t>
             </w:r>
           </w:p>
         </w:tc>
@@ -4686,8 +5792,13 @@
             <w:tcW w:w="1418" w:type="dxa"/>
           </w:tcPr>
           <w:p>
-            <w:r>
-              <w:t>Click(‘927’)</w:t>
+            <w:proofErr w:type="gramStart"/>
+            <w:r>
+              <w:t>Click(</w:t>
+            </w:r>
+            <w:proofErr w:type="gramEnd"/>
+            <w:r>
+              <w:t>‘927’)</w:t>
             </w:r>
           </w:p>
         </w:tc>
@@ -4709,28 +5820,107 @@
         <w:t xml:space="preserve">4 visits </w:t>
       </w:r>
       <w:r>
-        <w:t xml:space="preserve">to the same category, and my action-history rule doesn’t catch a single one because the bids differ every page laoad. The strings </w:t>
-      </w:r>
-      <w:r>
-        <w:t>click('1075') and click('927') look completely different to the model, so "never repeat an action" is trivially satisfied while the agent goes in circles.</w:t>
-      </w:r>
-      <w:r>
-        <w:t xml:space="preserve"> This burnt around 26,000 tokens and hit the step limit. This means that its not task difficulty, but a </w:t>
+        <w:t xml:space="preserve">to the same category, and my action-history rule doesn’t catch </w:t>
+      </w:r>
+      <w:proofErr w:type="gramStart"/>
+      <w:r>
+        <w:t>a single one</w:t>
+      </w:r>
+      <w:proofErr w:type="gramEnd"/>
+      <w:r>
+        <w:t xml:space="preserve"> because the bids differ every page </w:t>
+      </w:r>
+      <w:proofErr w:type="spellStart"/>
+      <w:r>
+        <w:t>laoad</w:t>
+      </w:r>
+      <w:proofErr w:type="spellEnd"/>
+      <w:r>
+        <w:t xml:space="preserve">. The strings </w:t>
+      </w:r>
+      <w:proofErr w:type="gramStart"/>
+      <w:r>
+        <w:t>click(</w:t>
+      </w:r>
+      <w:proofErr w:type="gramEnd"/>
+      <w:r>
+        <w:t xml:space="preserve">'1075') and </w:t>
+      </w:r>
+      <w:proofErr w:type="gramStart"/>
+      <w:r>
+        <w:t>click(</w:t>
+      </w:r>
+      <w:proofErr w:type="gramEnd"/>
+      <w:r>
+        <w:t>'927') look completely different to the model, so "never repeat an action" is trivially satisfied while the agent goes in circles.</w:t>
+      </w:r>
+      <w:r>
+        <w:t xml:space="preserve"> This burnt around 26,000 tokens and hit the step limit. This means that </w:t>
+      </w:r>
+      <w:proofErr w:type="spellStart"/>
+      <w:r>
+        <w:t>its</w:t>
+      </w:r>
+      <w:proofErr w:type="spellEnd"/>
+      <w:r>
+        <w:t xml:space="preserve"> not task difficulty, but a </w:t>
       </w:r>
       <w:r>
         <w:lastRenderedPageBreak/>
         <w:t xml:space="preserve">memory defect in my current history format </w:t>
       </w:r>
-      <w:r>
-        <w:t xml:space="preserve">cant detect. To fix this, I need to track URL’s and not just actions. </w:t>
-      </w:r>
-    </w:p>
-    <w:p>
-      <w:r>
-        <w:t xml:space="preserve">Another change ill need to make is the max steps limit. Since </w:t>
-      </w:r>
-      <w:r>
-        <w:t xml:space="preserve">im binding my 32k token cap with max steps, ill need to raise the steps limit to fit a 32k token cap so the probe measures the unconstrained cost and not the 12 step cost. </w:t>
+      <w:proofErr w:type="gramStart"/>
+      <w:r>
+        <w:t>cant</w:t>
+      </w:r>
+      <w:proofErr w:type="gramEnd"/>
+      <w:r>
+        <w:t xml:space="preserve"> detect. To fix this, I need to track URL’s and not just actions. </w:t>
+      </w:r>
+    </w:p>
+    <w:p>
+      <w:r>
+        <w:t xml:space="preserve">Another change </w:t>
+      </w:r>
+      <w:proofErr w:type="spellStart"/>
+      <w:r>
+        <w:t>ill</w:t>
+      </w:r>
+      <w:proofErr w:type="spellEnd"/>
+      <w:r>
+        <w:t xml:space="preserve"> </w:t>
+      </w:r>
+      <w:proofErr w:type="gramStart"/>
+      <w:r>
+        <w:t>need</w:t>
+      </w:r>
+      <w:proofErr w:type="gramEnd"/>
+      <w:r>
+        <w:t xml:space="preserve"> to make is the max steps limit. Since </w:t>
+      </w:r>
+      <w:proofErr w:type="spellStart"/>
+      <w:r>
+        <w:t>im</w:t>
+      </w:r>
+      <w:proofErr w:type="spellEnd"/>
+      <w:r>
+        <w:t xml:space="preserve"> binding my 32k token cap with max steps, </w:t>
+      </w:r>
+      <w:proofErr w:type="spellStart"/>
+      <w:r>
+        <w:t>ill</w:t>
+      </w:r>
+      <w:proofErr w:type="spellEnd"/>
+      <w:r>
+        <w:t xml:space="preserve"> need to raise the steps limit to fit a 32k token cap so the probe measures the unconstrained cost and not the </w:t>
+      </w:r>
+      <w:proofErr w:type="gramStart"/>
+      <w:r>
+        <w:t>12 step</w:t>
+      </w:r>
+      <w:proofErr w:type="gramEnd"/>
+      <w:r>
+        <w:t xml:space="preserve"> cost. </w:t>
       </w:r>
     </w:p>
     <w:p>
@@ -4777,7 +5967,39 @@
     </w:p>
     <w:p>
       <w:r>
-        <w:t xml:space="preserve">After adding the changes and running the probe py file again, the agent is still looping. So ill need print the URL each step so I can see whether the history actually contains distinguishable URLs or whether magneto is returning the same URL with different bids </w:t>
+        <w:t xml:space="preserve">After adding the changes and running the probe </w:t>
+      </w:r>
+      <w:proofErr w:type="spellStart"/>
+      <w:r>
+        <w:t>py</w:t>
+      </w:r>
+      <w:proofErr w:type="spellEnd"/>
+      <w:r>
+        <w:t xml:space="preserve"> file again, the agent is still looping. So </w:t>
+      </w:r>
+      <w:proofErr w:type="spellStart"/>
+      <w:r>
+        <w:t>ill</w:t>
+      </w:r>
+      <w:proofErr w:type="spellEnd"/>
+      <w:r>
+        <w:t xml:space="preserve"> need </w:t>
+      </w:r>
+      <w:proofErr w:type="gramStart"/>
+      <w:r>
+        <w:t>print</w:t>
+      </w:r>
+      <w:proofErr w:type="gramEnd"/>
+      <w:r>
+        <w:t xml:space="preserve"> the URL each step so I can see whether the history </w:t>
+      </w:r>
+      <w:proofErr w:type="gramStart"/>
+      <w:r>
+        <w:t>actually contains</w:t>
+      </w:r>
+      <w:proofErr w:type="gramEnd"/>
+      <w:r>
+        <w:t xml:space="preserve"> distinguishable URLs or whether magneto is returning the same URL with different bids </w:t>
       </w:r>
       <w:r>
         <w:t>(in this case, the model is seeing the repetition and ignoring it)</w:t>
@@ -4871,7 +6093,15 @@
     </w:p>
     <w:p>
       <w:r>
-        <w:t xml:space="preserve">This task terminated due to “site loop” however to me the agent was simply revisiting the the hub of the </w:t>
+        <w:t xml:space="preserve">This task terminated due to “site loop” however to me the agent was simply revisiting the </w:t>
+      </w:r>
+      <w:proofErr w:type="spellStart"/>
+      <w:r>
+        <w:t>the</w:t>
+      </w:r>
+      <w:proofErr w:type="spellEnd"/>
+      <w:r>
+        <w:t xml:space="preserve"> hub of the </w:t>
       </w:r>
       <w:r>
         <w:t xml:space="preserve">website as it tried switching filter, backed out, opened a product, backed out, then tried search. The original guard punished the agent for being systematic. </w:t>
@@ -4881,8 +6111,13 @@
       </w:r>
     </w:p>
     <w:p>
-      <w:r>
-        <w:t>So I added the guard patch, however I receive a consistent error message</w:t>
+      <w:proofErr w:type="gramStart"/>
+      <w:r>
+        <w:t>So</w:t>
+      </w:r>
+      <w:proofErr w:type="gramEnd"/>
+      <w:r>
+        <w:t xml:space="preserve"> I added the guard patch, however I receive a consistent error message</w:t>
       </w:r>
       <w:r>
         <w:t xml:space="preserve"> for task 574</w:t>
@@ -4941,14 +6176,64 @@
       <w:r>
         <w:t xml:space="preserve">it assumes </w:t>
       </w:r>
-      <w:r>
-        <w:t>required_contents is a string it can .split(" |OR| "), but task 574's config supplies a dict instead</w:t>
+      <w:proofErr w:type="spellStart"/>
+      <w:r>
+        <w:t>required_contents</w:t>
+      </w:r>
+      <w:proofErr w:type="spellEnd"/>
+      <w:r>
+        <w:t xml:space="preserve"> is a string it </w:t>
+      </w:r>
+      <w:proofErr w:type="gramStart"/>
+      <w:r>
+        <w:t>can .split</w:t>
+      </w:r>
+      <w:proofErr w:type="gramEnd"/>
+      <w:r>
+        <w:t xml:space="preserve">(" |OR| "), but task 574's config supplies a </w:t>
+      </w:r>
+      <w:proofErr w:type="spellStart"/>
+      <w:r>
+        <w:t>dict</w:t>
+      </w:r>
+      <w:proofErr w:type="spellEnd"/>
+      <w:r>
+        <w:t xml:space="preserve"> instead</w:t>
       </w:r>
       <w:r>
         <w:t xml:space="preserve">. </w:t>
       </w:r>
-      <w:r>
-        <w:t>WebArena's own config format supports variants (required_contents can be {"exact_match": ...} or {"must_include": [...]}) that this code path doesn't handle.</w:t>
+      <w:proofErr w:type="spellStart"/>
+      <w:r>
+        <w:t>WebArena's</w:t>
+      </w:r>
+      <w:proofErr w:type="spellEnd"/>
+      <w:r>
+        <w:t xml:space="preserve"> own config format supports variants (</w:t>
+      </w:r>
+      <w:proofErr w:type="spellStart"/>
+      <w:r>
+        <w:t>required_contents</w:t>
+      </w:r>
+      <w:proofErr w:type="spellEnd"/>
+      <w:r>
+        <w:t xml:space="preserve"> can be {"</w:t>
+      </w:r>
+      <w:proofErr w:type="spellStart"/>
+      <w:r>
+        <w:t>exact_match</w:t>
+      </w:r>
+      <w:proofErr w:type="spellEnd"/>
+      <w:r>
+        <w:t>": ...} or {"</w:t>
+      </w:r>
+      <w:proofErr w:type="spellStart"/>
+      <w:r>
+        <w:t>must_include</w:t>
+      </w:r>
+      <w:proofErr w:type="spellEnd"/>
+      <w:r>
+        <w:t>": [...]}) that this code path doesn't handle.</w:t>
       </w:r>
       <w:r>
         <w:t xml:space="preserve"> This is caused by the evaluator patch. I checked what the shape of the config and how widespread it is</w:t>
@@ -4957,18 +6242,68 @@
         <w:t xml:space="preserve">. </w:t>
       </w:r>
       <w:r>
-        <w:t>Task 574's config shows required_contents as a string ("111 Magnolia Path"), and 0 of 480 tasks use a dict. Yet at runtime the evaluator received a dict. Those can't both be true of the same file</w:t>
-      </w:r>
+        <w:t xml:space="preserve">Task 574's config shows </w:t>
+      </w:r>
+      <w:proofErr w:type="spellStart"/>
+      <w:r>
+        <w:t>required_contents</w:t>
+      </w:r>
+      <w:proofErr w:type="spellEnd"/>
+      <w:r>
+        <w:t xml:space="preserve"> as a string ("111 Magnolia Path"), and 0 of 480 tasks use a dict. Yet at runtime the evaluator received a dict. Those can't both be true of the same </w:t>
+      </w:r>
+      <w:proofErr w:type="gramStart"/>
+      <w:r>
+        <w:t>file</w:t>
+      </w:r>
+      <w:proofErr w:type="gramEnd"/>
       <w:r>
         <w:t xml:space="preserve"> </w:t>
       </w:r>
       <w:r>
-        <w:t>so BrowserGym is using a different copy of the task configs than smoke_a.load_configs() reads.</w:t>
-      </w:r>
-    </w:p>
-    <w:p>
-      <w:r>
-        <w:t xml:space="preserve">Ill need to make the evaluator accept both formats. </w:t>
+        <w:t xml:space="preserve">so </w:t>
+      </w:r>
+      <w:proofErr w:type="spellStart"/>
+      <w:r>
+        <w:t>BrowserGym</w:t>
+      </w:r>
+      <w:proofErr w:type="spellEnd"/>
+      <w:r>
+        <w:t xml:space="preserve"> is using a different copy of the task configs than </w:t>
+      </w:r>
+      <w:proofErr w:type="spellStart"/>
+      <w:r>
+        <w:t>smoke_</w:t>
+      </w:r>
+      <w:proofErr w:type="gramStart"/>
+      <w:r>
+        <w:t>a.load</w:t>
+      </w:r>
+      <w:proofErr w:type="gramEnd"/>
+      <w:r>
+        <w:t>_</w:t>
+      </w:r>
+      <w:proofErr w:type="gramStart"/>
+      <w:r>
+        <w:t>configs</w:t>
+      </w:r>
+      <w:proofErr w:type="spellEnd"/>
+      <w:r>
+        <w:t>(</w:t>
+      </w:r>
+      <w:proofErr w:type="gramEnd"/>
+      <w:r>
+        <w:t>) reads.</w:t>
+      </w:r>
+    </w:p>
+    <w:p>
+      <w:proofErr w:type="spellStart"/>
+      <w:r>
+        <w:t>Ill</w:t>
+      </w:r>
+      <w:proofErr w:type="spellEnd"/>
+      <w:r>
+        <w:t xml:space="preserve"> need to make the evaluator accept both formats. </w:t>
       </w:r>
     </w:p>
     <w:p>
@@ -5015,7 +6350,23 @@
     </w:p>
     <w:p>
       <w:r>
-        <w:t xml:space="preserve">I wrote the class wrong when patching the evaluator. Its “HTMLContentEvaluator” and not “HTMLContentExactEvaluator”. </w:t>
+        <w:t>I wrote the class wrong when patching the evaluator. Its “</w:t>
+      </w:r>
+      <w:proofErr w:type="spellStart"/>
+      <w:r>
+        <w:t>HTMLContentEvaluator</w:t>
+      </w:r>
+      <w:proofErr w:type="spellEnd"/>
+      <w:r>
+        <w:t>” and not “</w:t>
+      </w:r>
+      <w:proofErr w:type="spellStart"/>
+      <w:r>
+        <w:t>HTMLContentExactEvaluator</w:t>
+      </w:r>
+      <w:proofErr w:type="spellEnd"/>
+      <w:r>
+        <w:t xml:space="preserve">”. </w:t>
       </w:r>
     </w:p>
     <w:p>
@@ -5071,10 +6422,44 @@
     </w:p>
     <w:p>
       <w:r>
-        <w:t xml:space="preserve">None of what ive done has worked, so instead of patching it indirectly from </w:t>
-      </w:r>
-      <w:r>
-        <w:t>my script, instead im going to patch it directly in the source. Then I need to clear the stale bytecode. And I also need to remove the patch webera evaluator function since I wont be needing that anymore</w:t>
+        <w:t xml:space="preserve">None of what </w:t>
+      </w:r>
+      <w:proofErr w:type="spellStart"/>
+      <w:r>
+        <w:t>ive</w:t>
+      </w:r>
+      <w:proofErr w:type="spellEnd"/>
+      <w:r>
+        <w:t xml:space="preserve"> done has worked, so instead of patching it indirectly from </w:t>
+      </w:r>
+      <w:r>
+        <w:t xml:space="preserve">my script, instead </w:t>
+      </w:r>
+      <w:proofErr w:type="spellStart"/>
+      <w:r>
+        <w:t>im</w:t>
+      </w:r>
+      <w:proofErr w:type="spellEnd"/>
+      <w:r>
+        <w:t xml:space="preserve"> going to patch it directly in the source. Then I need to clear the stale bytecode. And I also need to remove the patch </w:t>
+      </w:r>
+      <w:proofErr w:type="spellStart"/>
+      <w:r>
+        <w:t>webera</w:t>
+      </w:r>
+      <w:proofErr w:type="spellEnd"/>
+      <w:r>
+        <w:t xml:space="preserve"> evaluator function since I </w:t>
+      </w:r>
+      <w:proofErr w:type="spellStart"/>
+      <w:proofErr w:type="gramStart"/>
+      <w:r>
+        <w:t>wont</w:t>
+      </w:r>
+      <w:proofErr w:type="spellEnd"/>
+      <w:proofErr w:type="gramEnd"/>
+      <w:r>
+        <w:t xml:space="preserve"> be needing that anymore</w:t>
       </w:r>
       <w:r>
         <w:t>.</w:t>
@@ -5265,10 +6650,34 @@
     <w:p>
       <w:r>
         <w:lastRenderedPageBreak/>
-        <w:t xml:space="preserve">The evaluator fix worked, so note to self: document this in my reproducibility readme as a one line fix to a known upstream format mismatch. </w:t>
-      </w:r>
-      <w:r>
-        <w:t xml:space="preserve">There is no more attributeError, the episode ran to completion and my stall guard works correctly at step 6. </w:t>
+        <w:t xml:space="preserve">The evaluator fix worked, so note to self: document this in my reproducibility readme as a </w:t>
+      </w:r>
+      <w:proofErr w:type="gramStart"/>
+      <w:r>
+        <w:t>one line</w:t>
+      </w:r>
+      <w:proofErr w:type="gramEnd"/>
+      <w:r>
+        <w:t xml:space="preserve"> fix to a known upstream format mismatch. </w:t>
+      </w:r>
+      <w:r>
+        <w:t xml:space="preserve">There is no more </w:t>
+      </w:r>
+      <w:proofErr w:type="spellStart"/>
+      <w:r>
+        <w:t>attributeError</w:t>
+      </w:r>
+      <w:proofErr w:type="spellEnd"/>
+      <w:r>
+        <w:t xml:space="preserve">, the episode ran to </w:t>
+      </w:r>
+      <w:proofErr w:type="gramStart"/>
+      <w:r>
+        <w:t>completion</w:t>
+      </w:r>
+      <w:proofErr w:type="gramEnd"/>
+      <w:r>
+        <w:t xml:space="preserve"> and my stall guard works correctly at step 6. </w:t>
       </w:r>
       <w:r>
         <w:t xml:space="preserve">However, another error is introduced, where the agent receives “previous action timed out – it may have succeeded. Check the current page before retrying”. This means the click is failing </w:t>
@@ -5281,8 +6690,21 @@
       </w:r>
     </w:p>
     <w:p>
-      <w:r>
-        <w:t xml:space="preserve">So I need to actually distinguish between same action and same URL again. </w:t>
+      <w:proofErr w:type="gramStart"/>
+      <w:r>
+        <w:t>So</w:t>
+      </w:r>
+      <w:proofErr w:type="gramEnd"/>
+      <w:r>
+        <w:t xml:space="preserve"> I need to </w:t>
+      </w:r>
+      <w:proofErr w:type="gramStart"/>
+      <w:r>
+        <w:t>actually distinguish</w:t>
+      </w:r>
+      <w:proofErr w:type="gramEnd"/>
+      <w:r>
+        <w:t xml:space="preserve"> between same action and same URL again. </w:t>
       </w:r>
     </w:p>
     <w:p>
@@ -5404,7 +6826,15 @@
     </w:p>
     <w:p>
       <w:r>
-        <w:t xml:space="preserve">This means that other JS heavy magneto forms may be systematically unrunnable in my setup. </w:t>
+        <w:t xml:space="preserve">This means that other JS heavy magneto forms may be systematically </w:t>
+      </w:r>
+      <w:proofErr w:type="spellStart"/>
+      <w:r>
+        <w:t>unrunnable</w:t>
+      </w:r>
+      <w:proofErr w:type="spellEnd"/>
+      <w:r>
+        <w:t xml:space="preserve"> in my setup. </w:t>
       </w:r>
       <w:r>
         <w:t xml:space="preserve">If this occurs </w:t>
@@ -5422,7 +6852,15 @@
         <w:t>I’d</w:t>
       </w:r>
       <w:r>
-        <w:t xml:space="preserve"> need to decide whether to raise the action timeout (accepting the deviation from BrowserGym defaults, documented) or exclude those task types.</w:t>
+        <w:t xml:space="preserve"> need to decide whether to raise the action timeout (accepting the deviation from </w:t>
+      </w:r>
+      <w:proofErr w:type="spellStart"/>
+      <w:r>
+        <w:t>BrowserGym</w:t>
+      </w:r>
+      <w:proofErr w:type="spellEnd"/>
+      <w:r>
+        <w:t xml:space="preserve"> defaults, documented) or exclude those task types.</w:t>
       </w:r>
       <w:r>
         <w:t xml:space="preserve"> Next step is running the probe on 5 tasks/site</w:t>
@@ -5850,7 +7288,15 @@
         <w:t xml:space="preserve">Every action now reports “(action accepted)” instead of timing out. </w:t>
       </w:r>
       <w:r>
-        <w:t>Next is to replace the guard with a (url, action) counter</w:t>
+        <w:t>Next is to replace the guard with a (</w:t>
+      </w:r>
+      <w:proofErr w:type="spellStart"/>
+      <w:r>
+        <w:t>url</w:t>
+      </w:r>
+      <w:proofErr w:type="spellEnd"/>
+      <w:r>
+        <w:t>, action) counter</w:t>
       </w:r>
       <w:r>
         <w:t xml:space="preserve">. </w:t>
@@ -5921,7 +7367,15 @@
         </w:numPr>
       </w:pPr>
       <w:r>
-        <w:t>What does a task actually cost when budget isn’t the binding constraint</w:t>
+        <w:t xml:space="preserve">What does a task </w:t>
+      </w:r>
+      <w:proofErr w:type="gramStart"/>
+      <w:r>
+        <w:t>actually cost</w:t>
+      </w:r>
+      <w:proofErr w:type="gramEnd"/>
+      <w:r>
+        <w:t xml:space="preserve"> when budget isn’t the binding constraint</w:t>
       </w:r>
     </w:p>
     <w:p>
@@ -5954,8 +7408,21 @@
       </w:r>
     </w:p>
     <w:p>
-      <w:r>
-        <w:t xml:space="preserve">Also I renamed “smoke_a.py” to just “strategy_a.py” since I initially wanted the code to just test a few sites but due to the incompatibility with webArenas old modules, I had to implement a few patches. </w:t>
+      <w:proofErr w:type="gramStart"/>
+      <w:r>
+        <w:t>Also</w:t>
+      </w:r>
+      <w:proofErr w:type="gramEnd"/>
+      <w:r>
+        <w:t xml:space="preserve"> I renamed “smoke_a.py” to just “strategy_a.py” since I initially wanted the code to just test a few sites but due to the incompatibility with </w:t>
+      </w:r>
+      <w:proofErr w:type="spellStart"/>
+      <w:r>
+        <w:t>webArenas</w:t>
+      </w:r>
+      <w:proofErr w:type="spellEnd"/>
+      <w:r>
+        <w:t xml:space="preserve"> old modules, I had to implement a few patches. </w:t>
       </w:r>
       <w:r>
         <w:t xml:space="preserve">Another thing I did was add a timestamp field, so I know when each episode is finished. Since the collection of strategy A will most likely take 15-20 hours and something </w:t>
@@ -5970,7 +7437,15 @@
     </w:p>
     <w:p>
       <w:r>
-        <w:t xml:space="preserve">Also ill be splitting the functionality as most of the functions are in strategy A’s code (i.e. guards, </w:t>
+        <w:t xml:space="preserve">Also </w:t>
+      </w:r>
+      <w:proofErr w:type="spellStart"/>
+      <w:r>
+        <w:t>ill</w:t>
+      </w:r>
+      <w:proofErr w:type="spellEnd"/>
+      <w:r>
+        <w:t xml:space="preserve"> be splitting the functionality as most of the functions are in strategy A’s code (i.e. guards, </w:t>
       </w:r>
       <w:r>
         <w:t>prompt builder, patches, env setup) and will be more readable</w:t>
@@ -6023,15 +7498,39 @@
     </w:p>
     <w:p>
       <w:r>
-        <w:t xml:space="preserve">Ive moved old results onto a new directory in the instance called “old_results”. </w:t>
-      </w:r>
-    </w:p>
-    <w:p>
-      <w:r>
-        <w:t xml:space="preserve">Ive also removed the old code from the instance. And instead of always pushing 1 file at a time to the instance, ill be cloning the </w:t>
-      </w:r>
-      <w:r>
-        <w:t xml:space="preserve">project onto the instance so all I have to do is pull it once I push the changes locally. </w:t>
+        <w:t>Ive moved old results onto a new directory in the instance called “</w:t>
+      </w:r>
+      <w:proofErr w:type="spellStart"/>
+      <w:r>
+        <w:t>old_results</w:t>
+      </w:r>
+      <w:proofErr w:type="spellEnd"/>
+      <w:r>
+        <w:t xml:space="preserve">”. </w:t>
+      </w:r>
+    </w:p>
+    <w:p>
+      <w:r>
+        <w:t xml:space="preserve">Ive also removed the old code from the instance. And instead of always pushing 1 file at a time to the instance, </w:t>
+      </w:r>
+      <w:proofErr w:type="spellStart"/>
+      <w:r>
+        <w:t>ill</w:t>
+      </w:r>
+      <w:proofErr w:type="spellEnd"/>
+      <w:r>
+        <w:t xml:space="preserve"> be cloning the </w:t>
+      </w:r>
+      <w:r>
+        <w:t xml:space="preserve">project onto the instance so all I </w:t>
+      </w:r>
+      <w:proofErr w:type="gramStart"/>
+      <w:r>
+        <w:t>have to</w:t>
+      </w:r>
+      <w:proofErr w:type="gramEnd"/>
+      <w:r>
+        <w:t xml:space="preserve"> do is pull it once I push the changes locally. </w:t>
       </w:r>
     </w:p>
     <w:p>
@@ -6078,16 +7577,53 @@
     </w:p>
     <w:p>
       <w:r>
-        <w:t xml:space="preserve">I’ve cloned the repo onto the instance using a token generated from github. I also stored that token into a credential helper so I don’t have to do it everytime. </w:t>
-      </w:r>
-      <w:r>
-        <w:t xml:space="preserve">Also ive retested task 276 after refactoring the repo, and everything works. </w:t>
-      </w:r>
-    </w:p>
-    <w:p>
+        <w:t xml:space="preserve">I’ve cloned the repo onto the instance using a token generated from </w:t>
+      </w:r>
+      <w:proofErr w:type="spellStart"/>
+      <w:r>
+        <w:t>github</w:t>
+      </w:r>
+      <w:proofErr w:type="spellEnd"/>
+      <w:r>
+        <w:t xml:space="preserve">. I also stored that token into a credential </w:t>
+      </w:r>
+      <w:proofErr w:type="gramStart"/>
+      <w:r>
+        <w:t>helper</w:t>
+      </w:r>
+      <w:proofErr w:type="gramEnd"/>
+      <w:r>
+        <w:t xml:space="preserve"> so I don’t have to do it </w:t>
+      </w:r>
+      <w:proofErr w:type="spellStart"/>
+      <w:r>
+        <w:t>everytime</w:t>
+      </w:r>
+      <w:proofErr w:type="spellEnd"/>
+      <w:r>
+        <w:t xml:space="preserve">. </w:t>
+      </w:r>
+      <w:proofErr w:type="gramStart"/>
+      <w:r>
+        <w:t>Also</w:t>
+      </w:r>
+      <w:proofErr w:type="gramEnd"/>
       <w:r>
         <w:t xml:space="preserve"> </w:t>
       </w:r>
+      <w:proofErr w:type="spellStart"/>
+      <w:r>
+        <w:t>ive</w:t>
+      </w:r>
+      <w:proofErr w:type="spellEnd"/>
+      <w:r>
+        <w:t xml:space="preserve"> retested task 276 after refactoring the repo, and everything works. </w:t>
+      </w:r>
+    </w:p>
+    <w:p>
+      <w:r>
+        <w:t xml:space="preserve"> </w:t>
+      </w:r>
       <w:r>
         <w:t xml:space="preserve">I’ve developed strategy B </w:t>
       </w:r>
@@ -6095,12 +7631,28 @@
         <w:t xml:space="preserve">with a fixed </w:t>
       </w:r>
       <w:r>
-        <w:t>Planner → Executor → Critic pipeline. Each logical step invokes three agents in sequence: the Planner states the next sub-goal in plain English, the Executor converts that sub-goal into a single BrowserGym action, and the Critic either approves the action or supplies a revision. Only one action reaches the environment per step, exactly as in Strategy A; the difference is how many model calls precede it.</w:t>
-      </w:r>
-    </w:p>
-    <w:p>
-      <w:r>
-        <w:t>Role-specialised prompts. Each role has its own instructions. Only the action vocabulary is shared with Strategy A, because that is the environment's interface rather than a prompt choice and must be identical everywhere. The Planner receives no answer-formatting rules (it never answers); the Executor receives no exploration heuristics (it never chooses strategy). This follows standard practice for pipeline architectures, but it does mean the A-vs-B comparison reflects both the addition of agents and their specialisation</w:t>
+        <w:t xml:space="preserve">Planner → Executor → Critic pipeline. Each logical step invokes three agents in sequence: the Planner states the next sub-goal in plain English, the Executor converts that sub-goal into a single </w:t>
+      </w:r>
+      <w:proofErr w:type="spellStart"/>
+      <w:r>
+        <w:t>BrowserGym</w:t>
+      </w:r>
+      <w:proofErr w:type="spellEnd"/>
+      <w:r>
+        <w:t xml:space="preserve"> action, and the Critic either approves the action or supplies a revision. Only one action reaches the environment per step, exactly as in Strategy A; the difference is how many model calls precede it.</w:t>
+      </w:r>
+    </w:p>
+    <w:p>
+      <w:r>
+        <w:t xml:space="preserve">Role-specialised prompts. Each role has its own instructions. Only the action vocabulary is shared with Strategy A, because that is the environment's interface rather than a prompt choice and must be identical everywhere. The Planner receives no answer-formatting rules (it never answers); the Executor receives no exploration heuristics (it never chooses strategy). This follows standard practice for pipeline architectures, but it does mean the </w:t>
+      </w:r>
+      <w:proofErr w:type="spellStart"/>
+      <w:r>
+        <w:t>A-vs</w:t>
+      </w:r>
+      <w:proofErr w:type="spellEnd"/>
+      <w:r>
+        <w:t>-B comparison reflects both the addition of agents and their specialisation</w:t>
       </w:r>
       <w:r>
         <w:t>.</w:t>
@@ -6246,7 +7798,17 @@
         <w:t xml:space="preserve">and we can see that the critic caught this navigation cycle and </w:t>
       </w:r>
       <w:r>
-        <w:t xml:space="preserve">revised the action providing a alternative action and the strategy would have </w:t>
+        <w:t xml:space="preserve">revised the action providing </w:t>
+      </w:r>
+      <w:proofErr w:type="spellStart"/>
+      <w:proofErr w:type="gramStart"/>
+      <w:r>
+        <w:t>a</w:t>
+      </w:r>
+      <w:proofErr w:type="spellEnd"/>
+      <w:proofErr w:type="gramEnd"/>
+      <w:r>
+        <w:t xml:space="preserve"> alternative action and the strategy would have </w:t>
       </w:r>
       <w:r>
         <w:t>succeeded</w:t>
@@ -6360,12 +7922,52 @@
     </w:p>
     <w:p>
       <w:r>
-        <w:t xml:space="preserve">This is just an ordering bug, easy to fix since I pass the field “plan” to the record() dict before plan gets assigned. </w:t>
-      </w:r>
-    </w:p>
-    <w:p>
-      <w:r>
-        <w:t xml:space="preserve">Since ive done the run_batch for the 200 task collection script. Next thing is to </w:t>
+        <w:t xml:space="preserve">This is just an ordering bug, easy to fix since I pass the field “plan” to the </w:t>
+      </w:r>
+      <w:proofErr w:type="gramStart"/>
+      <w:r>
+        <w:t>record(</w:t>
+      </w:r>
+      <w:proofErr w:type="gramEnd"/>
+      <w:r>
+        <w:t xml:space="preserve">) </w:t>
+      </w:r>
+      <w:proofErr w:type="spellStart"/>
+      <w:r>
+        <w:t>dict</w:t>
+      </w:r>
+      <w:proofErr w:type="spellEnd"/>
+      <w:r>
+        <w:t xml:space="preserve"> before plan gets assigned. </w:t>
+      </w:r>
+    </w:p>
+    <w:p>
+      <w:r>
+        <w:t xml:space="preserve">Since </w:t>
+      </w:r>
+      <w:proofErr w:type="spellStart"/>
+      <w:r>
+        <w:t>ive</w:t>
+      </w:r>
+      <w:proofErr w:type="spellEnd"/>
+      <w:r>
+        <w:t xml:space="preserve"> done the </w:t>
+      </w:r>
+      <w:proofErr w:type="spellStart"/>
+      <w:r>
+        <w:t>run_batch</w:t>
+      </w:r>
+      <w:proofErr w:type="spellEnd"/>
+      <w:r>
+        <w:t xml:space="preserve"> for the </w:t>
+      </w:r>
+      <w:proofErr w:type="gramStart"/>
+      <w:r>
+        <w:t>200 task</w:t>
+      </w:r>
+      <w:proofErr w:type="gramEnd"/>
+      <w:r>
+        <w:t xml:space="preserve"> collection script. Next thing is to </w:t>
       </w:r>
       <w:r>
         <w:t>create the annotation script</w:t>
@@ -6403,19 +8005,75 @@
     </w:p>
     <w:p>
       <w:r>
-        <w:t xml:space="preserve">Ok ive done annotation </w:t>
+        <w:t xml:space="preserve">Ok </w:t>
+      </w:r>
+      <w:proofErr w:type="spellStart"/>
+      <w:r>
+        <w:t>ive</w:t>
+      </w:r>
+      <w:proofErr w:type="spellEnd"/>
+      <w:r>
+        <w:t xml:space="preserve"> done annotation </w:t>
       </w:r>
       <w:r>
         <w:t>script</w:t>
       </w:r>
       <w:r>
-        <w:t xml:space="preserve"> (github commits)</w:t>
-      </w:r>
-      <w:r>
-        <w:t>, which can either be ran after or during the batch process. I will need to tmux both of them incase I SSH out the instance (tmux allows the scripts to continue running in the instance</w:t>
-      </w:r>
-      <w:r>
-        <w:t xml:space="preserve"> without me being ssh’d in)</w:t>
+        <w:t xml:space="preserve"> (</w:t>
+      </w:r>
+      <w:proofErr w:type="spellStart"/>
+      <w:r>
+        <w:t>github</w:t>
+      </w:r>
+      <w:proofErr w:type="spellEnd"/>
+      <w:r>
+        <w:t xml:space="preserve"> commits)</w:t>
+      </w:r>
+      <w:r>
+        <w:t xml:space="preserve">, which can either be ran after or during the batch process. I will need to </w:t>
+      </w:r>
+      <w:proofErr w:type="spellStart"/>
+      <w:r>
+        <w:t>tmux</w:t>
+      </w:r>
+      <w:proofErr w:type="spellEnd"/>
+      <w:r>
+        <w:t xml:space="preserve"> </w:t>
+      </w:r>
+      <w:proofErr w:type="gramStart"/>
+      <w:r>
+        <w:t>both of them</w:t>
+      </w:r>
+      <w:proofErr w:type="gramEnd"/>
+      <w:r>
+        <w:t xml:space="preserve"> </w:t>
+      </w:r>
+      <w:proofErr w:type="spellStart"/>
+      <w:r>
+        <w:t>incase</w:t>
+      </w:r>
+      <w:proofErr w:type="spellEnd"/>
+      <w:r>
+        <w:t xml:space="preserve"> I SSH out the instance (</w:t>
+      </w:r>
+      <w:proofErr w:type="spellStart"/>
+      <w:r>
+        <w:t>tmux</w:t>
+      </w:r>
+      <w:proofErr w:type="spellEnd"/>
+      <w:r>
+        <w:t xml:space="preserve"> allows the scripts to continue running in the instance</w:t>
+      </w:r>
+      <w:r>
+        <w:t xml:space="preserve"> without me being </w:t>
+      </w:r>
+      <w:proofErr w:type="spellStart"/>
+      <w:r>
+        <w:t>ssh’d</w:t>
+      </w:r>
+      <w:proofErr w:type="spellEnd"/>
+      <w:r>
+        <w:t xml:space="preserve"> in)</w:t>
       </w:r>
       <w:r>
         <w:t xml:space="preserve">. </w:t>
@@ -6426,10 +8084,44 @@
         <w:t xml:space="preserve">Before running the batch script, I noticed a bug </w:t>
       </w:r>
       <w:r>
-        <w:t>where “random.shuffle(todo)” would break the script if I were to resume the script if there was a crash.</w:t>
-      </w:r>
-      <w:r>
-        <w:t xml:space="preserve"> AND AND AND if shuffled order </w:t>
+        <w:t>where “</w:t>
+      </w:r>
+      <w:proofErr w:type="spellStart"/>
+      <w:proofErr w:type="gramStart"/>
+      <w:r>
+        <w:t>random.shuffle</w:t>
+      </w:r>
+      <w:proofErr w:type="spellEnd"/>
+      <w:proofErr w:type="gramEnd"/>
+      <w:r>
+        <w:t>(</w:t>
+      </w:r>
+      <w:proofErr w:type="spellStart"/>
+      <w:r>
+        <w:t>todo</w:t>
+      </w:r>
+      <w:proofErr w:type="spellEnd"/>
+      <w:r>
+        <w:t>)” would break the script if I were to resume the script if there was a crash.</w:t>
+      </w:r>
+      <w:r>
+        <w:t xml:space="preserve"> AND </w:t>
+      </w:r>
+      <w:proofErr w:type="spellStart"/>
+      <w:r>
+        <w:t>AND</w:t>
+      </w:r>
+      <w:proofErr w:type="spellEnd"/>
+      <w:r>
+        <w:t xml:space="preserve"> </w:t>
+      </w:r>
+      <w:proofErr w:type="spellStart"/>
+      <w:r>
+        <w:t>AND</w:t>
+      </w:r>
+      <w:proofErr w:type="spellEnd"/>
+      <w:r>
+        <w:t xml:space="preserve"> if shuffled order </w:t>
       </w:r>
       <w:r>
         <w:t xml:space="preserve">runs it at 8k first (fails, address unchanged) then 16k (succeeds, address updated), and </w:t>
@@ -6447,7 +8139,23 @@
         <w:t xml:space="preserve"> </w:t>
       </w:r>
       <w:r>
-        <w:t xml:space="preserve">Ill change it by grouping the site and task ID, shuffle bugets within each group and then shuffle the group order. So this will keep a tasks budget </w:t>
+        <w:t xml:space="preserve">Ill change it by grouping the site and task ID, shuffle </w:t>
+      </w:r>
+      <w:proofErr w:type="spellStart"/>
+      <w:r>
+        <w:t>bugets</w:t>
+      </w:r>
+      <w:proofErr w:type="spellEnd"/>
+      <w:r>
+        <w:t xml:space="preserve"> within each group and then shuffle the group order. </w:t>
+      </w:r>
+      <w:proofErr w:type="gramStart"/>
+      <w:r>
+        <w:t>So</w:t>
+      </w:r>
+      <w:proofErr w:type="gramEnd"/>
+      <w:r>
+        <w:t xml:space="preserve"> this will keep a tasks budget </w:t>
       </w:r>
       <w:r>
         <w:t>conditions adjacent while still spreading order effects.</w:t>
@@ -6505,7 +8213,15 @@
         <w:t xml:space="preserve">276, 623. My current patch </w:t>
       </w:r>
       <w:r>
-        <w:t>replaces generate_from_openai_chat_completion on the module object</w:t>
+        <w:t xml:space="preserve">replaces </w:t>
+      </w:r>
+      <w:proofErr w:type="spellStart"/>
+      <w:r>
+        <w:t>generate_from_openai_chat_completion</w:t>
+      </w:r>
+      <w:proofErr w:type="spellEnd"/>
+      <w:r>
+        <w:t xml:space="preserve"> on the module object</w:t>
       </w:r>
       <w:r>
         <w:t xml:space="preserve"> </w:t>
@@ -6514,7 +8230,20 @@
         <w:t>“</w:t>
       </w:r>
       <w:r>
-        <w:t>(_ou.generate_from_openai_chat_completion = _v1_chat)</w:t>
+        <w:t>(_</w:t>
+      </w:r>
+      <w:proofErr w:type="spellStart"/>
+      <w:proofErr w:type="gramStart"/>
+      <w:r>
+        <w:t>ou.generate</w:t>
+      </w:r>
+      <w:proofErr w:type="gramEnd"/>
+      <w:r>
+        <w:t>_from_openai_chat_completion</w:t>
+      </w:r>
+      <w:proofErr w:type="spellEnd"/>
+      <w:r>
+        <w:t xml:space="preserve"> = _v1_chat)</w:t>
       </w:r>
       <w:r>
         <w:t>”</w:t>
@@ -6526,24 +8255,90 @@
         <w:t xml:space="preserve"> (so something like “</w:t>
       </w:r>
       <w:r>
-        <w:t>from llms.providers.openai_utils import generate_from_openai_chat_completion</w:t>
-      </w:r>
+        <w:t xml:space="preserve">from </w:t>
+      </w:r>
+      <w:proofErr w:type="spellStart"/>
+      <w:proofErr w:type="gramStart"/>
+      <w:r>
+        <w:t>llms.providers</w:t>
+      </w:r>
+      <w:proofErr w:type="gramEnd"/>
+      <w:r>
+        <w:t>.openai_utils</w:t>
+      </w:r>
+      <w:proofErr w:type="spellEnd"/>
+      <w:r>
+        <w:t xml:space="preserve"> import </w:t>
+      </w:r>
+      <w:proofErr w:type="spellStart"/>
+      <w:r>
+        <w:t>generate_from_openai_chat_completion</w:t>
+      </w:r>
+      <w:proofErr w:type="spellEnd"/>
       <w:r>
         <w:t xml:space="preserve">”. Which means my current patch </w:t>
       </w:r>
       <w:r>
-        <w:t>doesn’t actually touch that one. Pretty simple fix, ill just add it the evaluators namespace too it</w:t>
-      </w:r>
-      <w:r>
-        <w:t xml:space="preserve"> in the wa_env python script.</w:t>
-      </w:r>
-    </w:p>
-    <w:p>
-      <w:r>
-        <w:t>My patch doesn’t work so ill need to patch the installed copy in the instance. My current patch patches the “</w:t>
-      </w:r>
-      <w:r>
-        <w:t>~/webarena-src/llms/providers/openai_utils.py</w:t>
+        <w:t xml:space="preserve">doesn’t </w:t>
+      </w:r>
+      <w:proofErr w:type="gramStart"/>
+      <w:r>
+        <w:t>actually touch</w:t>
+      </w:r>
+      <w:proofErr w:type="gramEnd"/>
+      <w:r>
+        <w:t xml:space="preserve"> that one. Pretty simple fix, </w:t>
+      </w:r>
+      <w:proofErr w:type="spellStart"/>
+      <w:r>
+        <w:t>ill</w:t>
+      </w:r>
+      <w:proofErr w:type="spellEnd"/>
+      <w:r>
+        <w:t xml:space="preserve"> just add it the evaluators namespace too it</w:t>
+      </w:r>
+      <w:r>
+        <w:t xml:space="preserve"> in the </w:t>
+      </w:r>
+      <w:proofErr w:type="spellStart"/>
+      <w:r>
+        <w:t>wa_env</w:t>
+      </w:r>
+      <w:proofErr w:type="spellEnd"/>
+      <w:r>
+        <w:t xml:space="preserve"> python script.</w:t>
+      </w:r>
+    </w:p>
+    <w:p>
+      <w:r>
+        <w:t xml:space="preserve">My patch doesn’t work so </w:t>
+      </w:r>
+      <w:proofErr w:type="spellStart"/>
+      <w:r>
+        <w:t>ill</w:t>
+      </w:r>
+      <w:proofErr w:type="spellEnd"/>
+      <w:r>
+        <w:t xml:space="preserve"> need to patch the installed copy in the instance. My current patch patches the “</w:t>
+      </w:r>
+      <w:r>
+        <w:t>~/</w:t>
+      </w:r>
+      <w:proofErr w:type="spellStart"/>
+      <w:r>
+        <w:t>webarena-src</w:t>
+      </w:r>
+      <w:proofErr w:type="spellEnd"/>
+      <w:r>
+        <w:t>/</w:t>
+      </w:r>
+      <w:proofErr w:type="spellStart"/>
+      <w:r>
+        <w:t>llms</w:t>
+      </w:r>
+      <w:proofErr w:type="spellEnd"/>
+      <w:r>
+        <w:t>/providers/openai_utils.py</w:t>
       </w:r>
       <w:r>
         <w:t>”</w:t>
@@ -6552,7 +8347,15 @@
         <w:t xml:space="preserve"> but the running code is from a completely different copy somewhere in “</w:t>
       </w:r>
       <w:r>
-        <w:t>site-packages/webarena/</w:t>
+        <w:t>site-packages/</w:t>
+      </w:r>
+      <w:proofErr w:type="spellStart"/>
+      <w:r>
+        <w:t>webarena</w:t>
+      </w:r>
+      <w:proofErr w:type="spellEnd"/>
+      <w:r>
+        <w:t>/</w:t>
       </w:r>
       <w:r>
         <w:t>”</w:t>
@@ -6692,7 +8495,15 @@
     </w:p>
     <w:p>
       <w:r>
-        <w:t xml:space="preserve">After looking at the WebArena repository, I found where the models are being called (in the helper functions), so I </w:t>
+        <w:t xml:space="preserve">After looking at the </w:t>
+      </w:r>
+      <w:proofErr w:type="spellStart"/>
+      <w:r>
+        <w:t>WebArena</w:t>
+      </w:r>
+      <w:proofErr w:type="spellEnd"/>
+      <w:r>
+        <w:t xml:space="preserve"> repository, I found where the models are being called (in the helper functions), so I </w:t>
       </w:r>
       <w:r>
         <w:t>replaced them with the gpt-4o-mini model.</w:t>
@@ -6700,7 +8511,15 @@
     </w:p>
     <w:p>
       <w:r>
-        <w:t xml:space="preserve">I’ve also pulled the annotation from the instance onto my local machine, then re-structured it so its readable (initially it was task id/row) now its </w:t>
+        <w:t xml:space="preserve">I’ve also pulled the annotation from the instance onto my local machine, then re-structured it so its readable (initially it was task id/row) now </w:t>
+      </w:r>
+      <w:proofErr w:type="spellStart"/>
+      <w:r>
+        <w:t>its</w:t>
+      </w:r>
+      <w:proofErr w:type="spellEnd"/>
+      <w:r>
+        <w:t xml:space="preserve"> </w:t>
       </w:r>
       <w:r>
         <w:t xml:space="preserve">more readable (future testing will be done on the original however). </w:t>
@@ -6811,7 +8630,20 @@
         <w:t xml:space="preserve">Strategy A’s </w:t>
       </w:r>
       <w:r>
-        <w:t>full data collection completed: 1,005 lines in strategy_a.jsonl, of which 999 are valid episodes and 6 are error records requiring re-collection. The 201-task subset (67 per site, seed 42) was run across all five budget levels (2k/4k/8k/16k/32k),</w:t>
+        <w:t xml:space="preserve">full data collection completed: 1,005 lines in </w:t>
+      </w:r>
+      <w:proofErr w:type="spellStart"/>
+      <w:r>
+        <w:t>strategy_</w:t>
+      </w:r>
+      <w:proofErr w:type="gramStart"/>
+      <w:r>
+        <w:t>a.jsonl</w:t>
+      </w:r>
+      <w:proofErr w:type="spellEnd"/>
+      <w:proofErr w:type="gramEnd"/>
+      <w:r>
+        <w:t>, of which 999 are valid episodes and 6 are error records requiring re-collection. The 201-task subset (67 per site, seed 42) was run across all five budget levels (2k/4k/8k/16k/32k),</w:t>
       </w:r>
       <w:r>
         <w:t xml:space="preserve"> </w:t>
@@ -6823,16 +8655,50 @@
         <w:t xml:space="preserve"> (Quick side note: I will be using strategy A’s collection output to determine the difficulty of each task, and hand annotate a few of them if I think they are incorrectly </w:t>
       </w:r>
       <w:r>
-        <w:t xml:space="preserve">annotated by the LLM). The total time it took was approximately 15 hours of unattened execution under the linux command tmux (I called the </w:t>
-      </w:r>
-      <w:r>
-        <w:t xml:space="preserve">tmux terminal “collect” by using the command </w:t>
+        <w:t xml:space="preserve">annotated by the LLM). The total time it took was approximately 15 hours of </w:t>
+      </w:r>
+      <w:proofErr w:type="spellStart"/>
+      <w:r>
+        <w:t>unattened</w:t>
+      </w:r>
+      <w:proofErr w:type="spellEnd"/>
+      <w:r>
+        <w:t xml:space="preserve"> execution under the </w:t>
+      </w:r>
+      <w:proofErr w:type="spellStart"/>
+      <w:r>
+        <w:t>linux</w:t>
+      </w:r>
+      <w:proofErr w:type="spellEnd"/>
+      <w:r>
+        <w:t xml:space="preserve"> command </w:t>
+      </w:r>
+      <w:proofErr w:type="spellStart"/>
+      <w:r>
+        <w:t>tmux</w:t>
+      </w:r>
+      <w:proofErr w:type="spellEnd"/>
+      <w:r>
+        <w:t xml:space="preserve"> (I called the </w:t>
+      </w:r>
+      <w:proofErr w:type="spellStart"/>
+      <w:r>
+        <w:t>tmux</w:t>
+      </w:r>
+      <w:proofErr w:type="spellEnd"/>
+      <w:r>
+        <w:t xml:space="preserve"> terminal “collect” by using the command </w:t>
       </w:r>
       <w:r>
         <w:t>“</w:t>
       </w:r>
-      <w:r>
-        <w:t>tmux attach -t collect</w:t>
+      <w:proofErr w:type="spellStart"/>
+      <w:r>
+        <w:t>tmux</w:t>
+      </w:r>
+      <w:proofErr w:type="spellEnd"/>
+      <w:r>
+        <w:t xml:space="preserve"> attach -t collect</w:t>
       </w:r>
       <w:r>
         <w:t xml:space="preserve">” then ran the batch within the instance so in case my PC decided to turn off then the script would continue to run within the instance). </w:t>
@@ -6923,7 +8789,15 @@
         <w:t>In terms of RQ1 which is “</w:t>
       </w:r>
       <w:r>
-        <w:t>How does task success rate, token efficiency and error profile vary as a function of a fixed global token budget when comparing the 3 orchestration strategies on WebArena?</w:t>
+        <w:t xml:space="preserve">How does task success rate, token efficiency and error profile vary as a function of a fixed global token budget when comparing the 3 orchestration strategies on </w:t>
+      </w:r>
+      <w:proofErr w:type="spellStart"/>
+      <w:r>
+        <w:t>WebArena</w:t>
+      </w:r>
+      <w:proofErr w:type="spellEnd"/>
+      <w:r>
+        <w:t>?</w:t>
       </w:r>
       <w:r>
         <w:t>”</w:t>
@@ -7180,12 +9054,21 @@
                 <w:bCs/>
               </w:rPr>
             </w:pPr>
+            <w:proofErr w:type="spellStart"/>
             <w:r>
               <w:rPr>
                 <w:b/>
                 <w:bCs/>
               </w:rPr>
-              <w:t>MediumTok/step</w:t>
+              <w:t>MediumTok</w:t>
+            </w:r>
+            <w:proofErr w:type="spellEnd"/>
+            <w:r>
+              <w:rPr>
+                <w:b/>
+                <w:bCs/>
+              </w:rPr>
+              <w:t>/step</w:t>
             </w:r>
           </w:p>
         </w:tc>
@@ -7289,9 +9172,11 @@
             <w:tcW w:w="1776" w:type="dxa"/>
           </w:tcPr>
           <w:p>
+            <w:proofErr w:type="spellStart"/>
             <w:r>
               <w:t>Shopping_Admit</w:t>
             </w:r>
+            <w:proofErr w:type="spellEnd"/>
           </w:p>
         </w:tc>
         <w:tc>
@@ -7416,7 +9301,15 @@
         </w:drawing>
       </w:r>
       <w:r>
-        <w:t>These termination reasons take into account every failure in each budget for each task. For example, if 3 budgets</w:t>
+        <w:t xml:space="preserve">These termination reasons </w:t>
+      </w:r>
+      <w:proofErr w:type="gramStart"/>
+      <w:r>
+        <w:t>take into account</w:t>
+      </w:r>
+      <w:proofErr w:type="gramEnd"/>
+      <w:r>
+        <w:t xml:space="preserve"> every failure in each budget for each task. For example, if 3 budgets</w:t>
       </w:r>
       <w:r>
         <w:t xml:space="preserve"> (2k, 4k, 8k)</w:t>
@@ -7450,8 +9343,13 @@
           <w:numId w:val="6"/>
         </w:numPr>
       </w:pPr>
-      <w:r>
-        <w:t>safety_token_cap = fires after call when the actual cost exceeded the estimate (typically because reasoning tokens were larger than predicted)</w:t>
+      <w:proofErr w:type="spellStart"/>
+      <w:r>
+        <w:t>safety_token_cap</w:t>
+      </w:r>
+      <w:proofErr w:type="spellEnd"/>
+      <w:r>
+        <w:t xml:space="preserve"> = fires after call when the actual cost exceeded the estimate (typically because reasoning tokens were larger than predicted)</w:t>
       </w:r>
     </w:p>
     <w:p>
@@ -7462,8 +9360,13 @@
           <w:numId w:val="6"/>
         </w:numPr>
       </w:pPr>
-      <w:r>
-        <w:t xml:space="preserve">budget_would_exceed = </w:t>
+      <w:proofErr w:type="spellStart"/>
+      <w:r>
+        <w:t>budget_would_exceed</w:t>
+      </w:r>
+      <w:proofErr w:type="spellEnd"/>
+      <w:r>
+        <w:t xml:space="preserve"> = </w:t>
       </w:r>
       <w:r>
         <w:t>fires before the LLM call when the estimated cost would overshoot the cap</w:t>
@@ -7477,8 +9380,13 @@
           <w:numId w:val="6"/>
         </w:numPr>
       </w:pPr>
-      <w:r>
-        <w:t>env_terminated = The agent submits an answer and is incorrect</w:t>
+      <w:proofErr w:type="spellStart"/>
+      <w:r>
+        <w:t>env_terminated</w:t>
+      </w:r>
+      <w:proofErr w:type="spellEnd"/>
+      <w:r>
+        <w:t xml:space="preserve"> = The agent submits an answer and is incorrect</w:t>
       </w:r>
     </w:p>
     <w:p>
@@ -7489,8 +9397,13 @@
           <w:numId w:val="6"/>
         </w:numPr>
       </w:pPr>
-      <w:r>
-        <w:t xml:space="preserve">Navigation_cycle = </w:t>
+      <w:proofErr w:type="spellStart"/>
+      <w:r>
+        <w:t>Navigation_cycle</w:t>
+      </w:r>
+      <w:proofErr w:type="spellEnd"/>
+      <w:r>
+        <w:t xml:space="preserve"> = </w:t>
       </w:r>
       <w:r>
         <w:t xml:space="preserve">the guard catching circular navigation. </w:t>
@@ -7504,8 +9417,13 @@
           <w:numId w:val="6"/>
         </w:numPr>
       </w:pPr>
-      <w:r>
-        <w:t>Repeated_action_failure =</w:t>
+      <w:proofErr w:type="spellStart"/>
+      <w:r>
+        <w:t>Repeated_action_failure</w:t>
+      </w:r>
+      <w:proofErr w:type="spellEnd"/>
+      <w:r>
+        <w:t xml:space="preserve"> =</w:t>
       </w:r>
       <w:r>
         <w:t xml:space="preserve"> is caused when the action times out (this was much more prominent when it was set to 500ms but now it is 5000ms)</w:t>
@@ -7686,9 +9604,11 @@
             <w:tcW w:w="3005" w:type="dxa"/>
           </w:tcPr>
           <w:p>
+            <w:proofErr w:type="spellStart"/>
             <w:r>
               <w:t>Env_terminated</w:t>
             </w:r>
+            <w:proofErr w:type="spellEnd"/>
           </w:p>
         </w:tc>
         <w:tc>
@@ -7782,7 +9702,31 @@
     <w:p>
       <w:r>
         <w:lastRenderedPageBreak/>
-        <w:t>Budget-driven terminations (safety_token_cap + budget_would_exceed) account for 66% of all episode endings. This confirms the budget is the binding constraint in the majority of episodes, which is the prerequisite for this study to be measuring budget effects rather than agent incompetence.</w:t>
+        <w:t>Budget-driven terminations (</w:t>
+      </w:r>
+      <w:proofErr w:type="spellStart"/>
+      <w:r>
+        <w:t>safety_token_cap</w:t>
+      </w:r>
+      <w:proofErr w:type="spellEnd"/>
+      <w:r>
+        <w:t xml:space="preserve"> + </w:t>
+      </w:r>
+      <w:proofErr w:type="spellStart"/>
+      <w:r>
+        <w:t>budget_would_exceed</w:t>
+      </w:r>
+      <w:proofErr w:type="spellEnd"/>
+      <w:r>
+        <w:t xml:space="preserve">) account for 66% of all episode endings. This confirms the budget is the binding constraint in </w:t>
+      </w:r>
+      <w:proofErr w:type="gramStart"/>
+      <w:r>
+        <w:t>the majority of</w:t>
+      </w:r>
+      <w:proofErr w:type="gramEnd"/>
+      <w:r>
+        <w:t xml:space="preserve"> episodes, which is the prerequisite for this study to be measuring budget effects rather than agent incompetence.</w:t>
       </w:r>
     </w:p>
     <w:p>
@@ -8199,9 +10143,11 @@
             <w:tcW w:w="1559" w:type="dxa"/>
           </w:tcPr>
           <w:p>
+            <w:proofErr w:type="spellStart"/>
             <w:r>
               <w:t>Shopping_admin</w:t>
             </w:r>
+            <w:proofErr w:type="spellEnd"/>
           </w:p>
         </w:tc>
         <w:tc>
@@ -8209,8 +10155,13 @@
             <w:tcW w:w="5619" w:type="dxa"/>
           </w:tcPr>
           <w:p>
-            <w:r>
-              <w:t>Page.goto: Timeout 10000ms</w:t>
+            <w:proofErr w:type="spellStart"/>
+            <w:r>
+              <w:t>Page.goto</w:t>
+            </w:r>
+            <w:proofErr w:type="spellEnd"/>
+            <w:r>
+              <w:t>: Timeout 10000ms</w:t>
             </w:r>
           </w:p>
         </w:tc>
@@ -8251,8 +10202,13 @@
             <w:tcW w:w="5619" w:type="dxa"/>
           </w:tcPr>
           <w:p>
-            <w:r>
-              <w:t>Page.goto: Timeout 10000ms</w:t>
+            <w:proofErr w:type="spellStart"/>
+            <w:r>
+              <w:t>Page.goto</w:t>
+            </w:r>
+            <w:proofErr w:type="spellEnd"/>
+            <w:r>
+              <w:t>: Timeout 10000ms</w:t>
             </w:r>
           </w:p>
         </w:tc>
@@ -8293,8 +10249,13 @@
             <w:tcW w:w="5619" w:type="dxa"/>
           </w:tcPr>
           <w:p>
-            <w:r>
-              <w:t>Page.goto: Timeout 10000ms</w:t>
+            <w:proofErr w:type="spellStart"/>
+            <w:r>
+              <w:t>Page.goto</w:t>
+            </w:r>
+            <w:proofErr w:type="spellEnd"/>
+            <w:r>
+              <w:t>: Timeout 10000ms</w:t>
             </w:r>
           </w:p>
         </w:tc>
@@ -8335,8 +10296,13 @@
             <w:tcW w:w="5619" w:type="dxa"/>
           </w:tcPr>
           <w:p>
-            <w:r>
-              <w:t>Page.goto: Timeout 10000ms</w:t>
+            <w:proofErr w:type="spellStart"/>
+            <w:r>
+              <w:t>Page.goto</w:t>
+            </w:r>
+            <w:proofErr w:type="spellEnd"/>
+            <w:r>
+              <w:t>: Timeout 10000ms</w:t>
             </w:r>
           </w:p>
         </w:tc>
@@ -8367,9 +10333,11 @@
             <w:tcW w:w="1559" w:type="dxa"/>
           </w:tcPr>
           <w:p>
+            <w:proofErr w:type="spellStart"/>
             <w:r>
               <w:t>Shopping_admin</w:t>
             </w:r>
+            <w:proofErr w:type="spellEnd"/>
           </w:p>
         </w:tc>
         <w:tc>
@@ -8377,8 +10345,13 @@
             <w:tcW w:w="5619" w:type="dxa"/>
           </w:tcPr>
           <w:p>
-            <w:r>
-              <w:t>Frame.evaluate: Target crashed</w:t>
+            <w:proofErr w:type="spellStart"/>
+            <w:r>
+              <w:t>Frame.evaluate</w:t>
+            </w:r>
+            <w:proofErr w:type="spellEnd"/>
+            <w:r>
+              <w:t>: Target crashed</w:t>
             </w:r>
           </w:p>
         </w:tc>
@@ -8409,9 +10382,11 @@
             <w:tcW w:w="1559" w:type="dxa"/>
           </w:tcPr>
           <w:p>
+            <w:proofErr w:type="spellStart"/>
             <w:r>
               <w:t>Shopping_admin</w:t>
             </w:r>
+            <w:proofErr w:type="spellEnd"/>
           </w:p>
         </w:tc>
         <w:tc>
@@ -8419,8 +10394,13 @@
             <w:tcW w:w="5619" w:type="dxa"/>
           </w:tcPr>
           <w:p>
-            <w:r>
-              <w:t>Frame.evaluate: Target crashed</w:t>
+            <w:proofErr w:type="spellStart"/>
+            <w:r>
+              <w:t>Frame.evaluate</w:t>
+            </w:r>
+            <w:proofErr w:type="spellEnd"/>
+            <w:r>
+              <w:t>: Target crashed</w:t>
             </w:r>
           </w:p>
         </w:tc>
@@ -8432,13 +10412,45 @@
         <w:t>4/6 errors are page load timeouts (site took longer than 10 seconds to respond). 2/6 errors are chromium crashes</w:t>
       </w:r>
       <w:r>
-        <w:t xml:space="preserve">. Simple fix is to remove the error rows from the batch results jsonl file and re-run the batch script, which will detect the six missing (task_id, budget_level) pairs via its resume logic and collect only those. </w:t>
+        <w:t xml:space="preserve">. Simple fix is to remove the error rows from the batch results </w:t>
+      </w:r>
+      <w:proofErr w:type="spellStart"/>
+      <w:r>
+        <w:t>jsonl</w:t>
+      </w:r>
+      <w:proofErr w:type="spellEnd"/>
+      <w:r>
+        <w:t xml:space="preserve"> file and re-run the batch script, which will detect the six missing (</w:t>
+      </w:r>
+      <w:proofErr w:type="spellStart"/>
+      <w:r>
+        <w:t>task_id</w:t>
+      </w:r>
+      <w:proofErr w:type="spellEnd"/>
+      <w:r>
+        <w:t xml:space="preserve">, </w:t>
+      </w:r>
+      <w:proofErr w:type="spellStart"/>
+      <w:r>
+        <w:t>budget_level</w:t>
+      </w:r>
+      <w:proofErr w:type="spellEnd"/>
+      <w:r>
+        <w:t xml:space="preserve">) pairs via its resume logic and collect only those. </w:t>
       </w:r>
       <w:r>
         <w:t xml:space="preserve">After re-collection, a final check should confirm 1,005 lines with 0 error rows. </w:t>
       </w:r>
       <w:r>
-        <w:t>Full batch is complete for strategy A. Now im moving onto a pilot test run for strategy B</w:t>
+        <w:t xml:space="preserve">Full batch is complete for strategy A. Now </w:t>
+      </w:r>
+      <w:proofErr w:type="spellStart"/>
+      <w:r>
+        <w:t>im</w:t>
+      </w:r>
+      <w:proofErr w:type="spellEnd"/>
+      <w:r>
+        <w:t xml:space="preserve"> moving onto a pilot test run for strategy B</w:t>
       </w:r>
       <w:r>
         <w:t>.</w:t>
@@ -8504,7 +10516,17 @@
         <w:t xml:space="preserve"> for strategy B’s pilot run</w:t>
       </w:r>
       <w:r>
-        <w:t>, and its obvious why…</w:t>
+        <w:t xml:space="preserve">, and </w:t>
+      </w:r>
+      <w:proofErr w:type="spellStart"/>
+      <w:proofErr w:type="gramStart"/>
+      <w:r>
+        <w:t>its</w:t>
+      </w:r>
+      <w:proofErr w:type="spellEnd"/>
+      <w:proofErr w:type="gramEnd"/>
+      <w:r>
+        <w:t xml:space="preserve"> obvious why…</w:t>
       </w:r>
     </w:p>
     <w:p>
@@ -8577,7 +10599,23 @@
         </w:drawing>
       </w:r>
       <w:r>
-        <w:t xml:space="preserve">This means I need to add another budget (64k), however to keep the tests consistent between A &amp; B, ill need to add 64k to Strategy A’s budget ladder. This is fine because </w:t>
+        <w:t xml:space="preserve">This means I need to add another budget (64k), </w:t>
+      </w:r>
+      <w:proofErr w:type="gramStart"/>
+      <w:r>
+        <w:t>however</w:t>
+      </w:r>
+      <w:proofErr w:type="gramEnd"/>
+      <w:r>
+        <w:t xml:space="preserve"> to keep the tests consistent between A &amp; B, </w:t>
+      </w:r>
+      <w:proofErr w:type="spellStart"/>
+      <w:r>
+        <w:t>ill</w:t>
+      </w:r>
+      <w:proofErr w:type="spellEnd"/>
+      <w:r>
+        <w:t xml:space="preserve"> need to add 64k to Strategy A’s budget ladder. This is fine because </w:t>
       </w:r>
       <w:r>
         <w:t xml:space="preserve">I don’t have to re-collect the full batch, just the 64k budget for each task. </w:t>
@@ -8630,7 +10668,15 @@
     </w:p>
     <w:p>
       <w:r>
-        <w:t>Furthermore, after examining how many times the critic is actually called its:</w:t>
+        <w:t xml:space="preserve">Furthermore, after examining how many times the critic is </w:t>
+      </w:r>
+      <w:proofErr w:type="gramStart"/>
+      <w:r>
+        <w:t>actually called</w:t>
+      </w:r>
+      <w:proofErr w:type="gramEnd"/>
+      <w:r>
+        <w:t xml:space="preserve"> its:</w:t>
       </w:r>
     </w:p>
     <w:tbl>
@@ -8780,25 +10826,94 @@
         <w:t xml:space="preserve">2 revisions were both reasonable (wrong element ID), but neither saved the episode. The critic does seem to miss certain things </w:t>
       </w:r>
       <w:r>
-        <w:t>as it can only judge what the current AXTrree and the proposed action is. So for example, since WebArena describes Postmill as “a copy of reddit”, the agent receives this description</w:t>
-      </w:r>
-      <w:r>
-        <w:t xml:space="preserve"> and uses reddit search syntax which doesn’t work on Postmill. This is fine since strategy C will learn from this by learning which states benefit from a critic call and skips it everywhere else. If the critic was consistently useful, then there would be nothing </w:t>
+        <w:t xml:space="preserve">as it can only judge what the current </w:t>
+      </w:r>
+      <w:proofErr w:type="spellStart"/>
+      <w:r>
+        <w:t>AXTrree</w:t>
+      </w:r>
+      <w:proofErr w:type="spellEnd"/>
+      <w:r>
+        <w:t xml:space="preserve"> and the proposed action is. </w:t>
+      </w:r>
+      <w:proofErr w:type="gramStart"/>
+      <w:r>
+        <w:t>So</w:t>
+      </w:r>
+      <w:proofErr w:type="gramEnd"/>
+      <w:r>
+        <w:t xml:space="preserve"> for example, since </w:t>
+      </w:r>
+      <w:proofErr w:type="spellStart"/>
+      <w:r>
+        <w:t>WebArena</w:t>
+      </w:r>
+      <w:proofErr w:type="spellEnd"/>
+      <w:r>
+        <w:t xml:space="preserve"> describes </w:t>
+      </w:r>
+      <w:proofErr w:type="spellStart"/>
+      <w:r>
+        <w:t>Postmill</w:t>
+      </w:r>
+      <w:proofErr w:type="spellEnd"/>
+      <w:r>
+        <w:t xml:space="preserve"> as “a copy of reddit”, the agent receives this description</w:t>
+      </w:r>
+      <w:r>
+        <w:t xml:space="preserve"> and uses reddit search syntax which doesn’t work on </w:t>
+      </w:r>
+      <w:proofErr w:type="spellStart"/>
+      <w:r>
+        <w:t>Postmill</w:t>
+      </w:r>
+      <w:proofErr w:type="spellEnd"/>
+      <w:r>
+        <w:t xml:space="preserve">. This is fine since strategy C will learn from this by learning which states benefit from a critic call and skips it everywhere else. If the critic was consistently useful, then there would be nothing </w:t>
       </w:r>
       <w:r>
         <w:t xml:space="preserve">for the router (in strategy C) to improve on. </w:t>
       </w:r>
     </w:p>
     <w:p>
+      <w:proofErr w:type="gramStart"/>
       <w:r>
         <w:lastRenderedPageBreak/>
-        <w:t xml:space="preserve">So since strategy </w:t>
+        <w:t>So</w:t>
+      </w:r>
+      <w:proofErr w:type="gramEnd"/>
+      <w:r>
+        <w:t xml:space="preserve"> since strategy </w:t>
       </w:r>
       <w:r>
         <w:t>B</w:t>
       </w:r>
       <w:r>
-        <w:t xml:space="preserve"> has a few successions on a budget of 32k, its only fair to add another level of 64k. But for testing consistently, ill have to do this for strategy A as well. </w:t>
+        <w:t xml:space="preserve"> has a few successions on a budget of 32k, </w:t>
+      </w:r>
+      <w:proofErr w:type="spellStart"/>
+      <w:r>
+        <w:t>its</w:t>
+      </w:r>
+      <w:proofErr w:type="spellEnd"/>
+      <w:r>
+        <w:t xml:space="preserve"> only fair to add another level of 64k. But for testing consistently, </w:t>
+      </w:r>
+      <w:proofErr w:type="spellStart"/>
+      <w:r>
+        <w:t>ill</w:t>
+      </w:r>
+      <w:proofErr w:type="spellEnd"/>
+      <w:r>
+        <w:t xml:space="preserve"> </w:t>
+      </w:r>
+      <w:proofErr w:type="gramStart"/>
+      <w:r>
+        <w:t>have to</w:t>
+      </w:r>
+      <w:proofErr w:type="gramEnd"/>
+      <w:r>
+        <w:t xml:space="preserve"> do this for strategy A as well. </w:t>
       </w:r>
       <w:r>
         <w:t xml:space="preserve">All I have to do is add it to the “BUDGETS” variable in “wa_env.py”. </w:t>
@@ -8809,7 +10924,15 @@
         <w:t>Started the full batch run for strategy B</w:t>
       </w:r>
       <w:r>
-        <w:t xml:space="preserve"> on the instance (tmux command for ubuntu machines). </w:t>
+        <w:t xml:space="preserve"> on the instance (</w:t>
+      </w:r>
+      <w:proofErr w:type="spellStart"/>
+      <w:r>
+        <w:t>tmux</w:t>
+      </w:r>
+      <w:proofErr w:type="spellEnd"/>
+      <w:r>
+        <w:t xml:space="preserve"> command for ubuntu machines). </w:t>
       </w:r>
     </w:p>
     <w:p/>
@@ -8899,7 +11022,15 @@
     </w:p>
     <w:p>
       <w:r>
-        <w:t xml:space="preserve">Ok so ive decided to complete all tasks for each site, since only doing 67 tasks/site doesn’t represent the </w:t>
+        <w:t xml:space="preserve">Ok so </w:t>
+      </w:r>
+      <w:proofErr w:type="spellStart"/>
+      <w:r>
+        <w:t>ive</w:t>
+      </w:r>
+      <w:proofErr w:type="spellEnd"/>
+      <w:r>
+        <w:t xml:space="preserve"> decided to complete all tasks for each site, since only doing 67 tasks/site doesn’t represent the </w:t>
       </w:r>
       <w:r>
         <w:t xml:space="preserve">full list of </w:t>
@@ -9014,7 +11145,23 @@
     </w:p>
     <w:p>
       <w:r>
-        <w:t xml:space="preserve">Then ill run both strategies to complete ALL tasks for EACH site (ill first find out how many total tasks there are per site). Ill need to add a function to calculate the total token costs per strategy as well (then as previously stated to split the analysis script into multiple files for readability – 1 for A and 1 for B and 1 that shares </w:t>
+        <w:t xml:space="preserve">Then </w:t>
+      </w:r>
+      <w:proofErr w:type="spellStart"/>
+      <w:r>
+        <w:t>ill</w:t>
+      </w:r>
+      <w:proofErr w:type="spellEnd"/>
+      <w:r>
+        <w:t xml:space="preserve"> run both strategies to complete ALL tasks for EACH site (ill first find out how many total tasks there are per site). </w:t>
+      </w:r>
+      <w:proofErr w:type="spellStart"/>
+      <w:r>
+        <w:t>Ill</w:t>
+      </w:r>
+      <w:proofErr w:type="spellEnd"/>
+      <w:r>
+        <w:t xml:space="preserve"> need to add a function to calculate the total token costs per strategy as well (then as previously stated to split the analysis script into multiple files for readability – 1 for A and 1 for B and 1 that shares </w:t>
       </w:r>
       <w:r>
         <w:t>analysis functions)</w:t>
@@ -9118,7 +11265,15 @@
         <w:t xml:space="preserve"> Ive noticed that </w:t>
       </w:r>
       <w:r>
-        <w:t>task 460 compounds a 15% reduction even though the task was to reduce it once. So this needs to be identified in strategy B if it can be</w:t>
+        <w:t xml:space="preserve">task 460 compounds a 15% reduction even though the task was to reduce it once. </w:t>
+      </w:r>
+      <w:proofErr w:type="gramStart"/>
+      <w:r>
+        <w:t>So</w:t>
+      </w:r>
+      <w:proofErr w:type="gramEnd"/>
+      <w:r>
+        <w:t xml:space="preserve"> this needs to be identified in strategy B if it can be</w:t>
       </w:r>
       <w:r>
         <w:t xml:space="preserve"> without any hallucination</w:t>
@@ -9133,10 +11288,26 @@
         <w:t xml:space="preserve"> Ive also created a script that takes in </w:t>
       </w:r>
       <w:r>
-        <w:t xml:space="preserve">the task list (from the WebArena repository) and sorts them based on </w:t>
-      </w:r>
-      <w:r>
-        <w:t xml:space="preserve">category (I.e. shopping, shopping admin and postmill). </w:t>
+        <w:t xml:space="preserve">the task list (from the </w:t>
+      </w:r>
+      <w:proofErr w:type="spellStart"/>
+      <w:r>
+        <w:t>WebArena</w:t>
+      </w:r>
+      <w:proofErr w:type="spellEnd"/>
+      <w:r>
+        <w:t xml:space="preserve"> repository) and sorts them based on </w:t>
+      </w:r>
+      <w:r>
+        <w:t xml:space="preserve">category (I.e. shopping, shopping admin and </w:t>
+      </w:r>
+      <w:proofErr w:type="spellStart"/>
+      <w:r>
+        <w:t>postmill</w:t>
+      </w:r>
+      <w:proofErr w:type="spellEnd"/>
+      <w:r>
+        <w:t xml:space="preserve">). </w:t>
       </w:r>
       <w:r>
         <w:t xml:space="preserve">But also returns a </w:t>
@@ -9149,7 +11320,15 @@
       </w:r>
       <w:r>
         <w:lastRenderedPageBreak/>
-        <w:t>information retrieval, bulk action, delete, modify value, navigation, create or purchase tasks (or other if they do not fit in those sub categories)</w:t>
+        <w:t xml:space="preserve">information retrieval, bulk action, delete, modify value, navigation, create or purchase tasks (or other if they do not fit in those </w:t>
+      </w:r>
+      <w:proofErr w:type="gramStart"/>
+      <w:r>
+        <w:t>sub categories</w:t>
+      </w:r>
+      <w:proofErr w:type="gramEnd"/>
+      <w:r>
+        <w:t>)</w:t>
       </w:r>
       <w:r>
         <w:t>.</w:t>
@@ -9287,8 +11466,13 @@
           </w:tcPr>
           <w:p>
             <w:r>
-              <w:t>Post, draft, fill forms, rate, reply, subscribe, add to wishlist</w:t>
-            </w:r>
+              <w:t xml:space="preserve">Post, draft, fill forms, rate, reply, subscribe, add to </w:t>
+            </w:r>
+            <w:proofErr w:type="spellStart"/>
+            <w:r>
+              <w:t>wishlist</w:t>
+            </w:r>
+            <w:proofErr w:type="spellEnd"/>
           </w:p>
         </w:tc>
       </w:tr>
@@ -9488,7 +11672,15 @@
     <w:p/>
     <w:p>
       <w:r>
-        <w:t xml:space="preserve">Another change ive made is the prompting for strategy B, as I didn’t include every possible action the agent(s) should be focusing on. </w:t>
+        <w:t xml:space="preserve">Another change </w:t>
+      </w:r>
+      <w:proofErr w:type="spellStart"/>
+      <w:r>
+        <w:t>ive</w:t>
+      </w:r>
+      <w:proofErr w:type="spellEnd"/>
+      <w:r>
+        <w:t xml:space="preserve"> made is the prompting for strategy B, as I didn’t include every possible action the agent(s) should be focusing on. </w:t>
       </w:r>
       <w:r>
         <w:t>I.e. focusing on different problem types as mentioned above in the table. After examining the tasks and problem types, I will make these additions/adjustments to the prompts for each agent in strategy B:</w:t>
@@ -9653,7 +11845,15 @@
           </w:tcPr>
           <w:p>
             <w:r>
-              <w:t>Navigation only stop rules</w:t>
+              <w:t xml:space="preserve">Navigation only </w:t>
+            </w:r>
+            <w:proofErr w:type="gramStart"/>
+            <w:r>
+              <w:t>stop</w:t>
+            </w:r>
+            <w:proofErr w:type="gramEnd"/>
+            <w:r>
+              <w:t xml:space="preserve"> rules</w:t>
             </w:r>
           </w:p>
         </w:tc>
@@ -9794,8 +11994,13 @@
           </w:tcPr>
           <w:p>
             <w:r>
-              <w:t>Create on postmill</w:t>
-            </w:r>
+              <w:t xml:space="preserve">Create on </w:t>
+            </w:r>
+            <w:proofErr w:type="spellStart"/>
+            <w:r>
+              <w:t>postmill</w:t>
+            </w:r>
+            <w:proofErr w:type="spellEnd"/>
           </w:p>
         </w:tc>
         <w:tc>
@@ -10021,7 +12226,15 @@
           <w:p>
             <w:r>
               <w:lastRenderedPageBreak/>
-              <w:t>Multi-line text in single fill()</w:t>
+              <w:t xml:space="preserve">Multi-line text in single </w:t>
+            </w:r>
+            <w:proofErr w:type="gramStart"/>
+            <w:r>
+              <w:t>fill(</w:t>
+            </w:r>
+            <w:proofErr w:type="gramEnd"/>
+            <w:r>
+              <w:t>)</w:t>
             </w:r>
           </w:p>
         </w:tc>
@@ -10134,7 +12347,15 @@
           </w:tcPr>
           <w:p>
             <w:r>
-              <w:t>Explicit AXTree verification</w:t>
+              <w:t xml:space="preserve">Explicit </w:t>
+            </w:r>
+            <w:proofErr w:type="spellStart"/>
+            <w:r>
+              <w:t>AXTree</w:t>
+            </w:r>
+            <w:proofErr w:type="spellEnd"/>
+            <w:r>
+              <w:t xml:space="preserve"> verification</w:t>
             </w:r>
           </w:p>
         </w:tc>
@@ -10178,8 +12399,13 @@
           </w:tcPr>
           <w:p>
             <w:r>
-              <w:t>Required field check before submit</w:t>
-            </w:r>
+              <w:t xml:space="preserve">Required field check before </w:t>
+            </w:r>
+            <w:proofErr w:type="gramStart"/>
+            <w:r>
+              <w:t>submit</w:t>
+            </w:r>
+            <w:proofErr w:type="gramEnd"/>
           </w:p>
         </w:tc>
         <w:tc>
@@ -10222,7 +12448,15 @@
         <w:t>Oh and 1 more thing is splitting the training data for strategy C into categories</w:t>
       </w:r>
       <w:r>
-        <w:t xml:space="preserve"> to avoid contamination (i.e. if a task is modifying, creating, etc.. and is completed by a budget, the other budgets may be seen as “successful” but that’s because it was already completed by the other budget)</w:t>
+        <w:t xml:space="preserve"> to avoid contamination (i.e. if a task is modifying, creating, </w:t>
+      </w:r>
+      <w:proofErr w:type="gramStart"/>
+      <w:r>
+        <w:t>etc..</w:t>
+      </w:r>
+      <w:proofErr w:type="gramEnd"/>
+      <w:r>
+        <w:t xml:space="preserve"> and is completed by a budget, the other budgets may be seen as “successful” but that’s because it was already completed by the other budget)</w:t>
       </w:r>
       <w:r>
         <w:t>:</w:t>
@@ -10346,6 +12580,20 @@
             <w:r>
               <w:t>Discard</w:t>
             </w:r>
+            <w:r>
+              <w:t xml:space="preserve"> (or keep and only </w:t>
+            </w:r>
+            <w:r>
+              <w:t xml:space="preserve">change end state to </w:t>
+            </w:r>
+            <w:proofErr w:type="spellStart"/>
+            <w:r>
+              <w:t>env_terminated</w:t>
+            </w:r>
+            <w:proofErr w:type="spellEnd"/>
+            <w:r>
+              <w:t>)</w:t>
+            </w:r>
           </w:p>
         </w:tc>
       </w:tr>
@@ -10356,7 +12604,13 @@
         <w:t>For state-change tasks, episodes collected after the first success on the same task were excluded, as the site state may have been modified by the earlier run.</w:t>
       </w:r>
       <w:r>
-        <w:t xml:space="preserve"> For this to work though, I’d need to match the task intent sub category output file against both A &amp; B batches </w:t>
+        <w:t xml:space="preserve"> For this to work though, I’d need to match the task intent </w:t>
+      </w:r>
+      <w:r>
+        <w:t>subcategory</w:t>
+      </w:r>
+      <w:r>
+        <w:t xml:space="preserve"> output file against both A &amp; B batches </w:t>
       </w:r>
       <w:r>
         <w:t xml:space="preserve">(matching the tasks) </w:t>

--- a/docs/Additional Material/Journal.docx
+++ b/docs/Additional Material/Journal.docx
@@ -2950,65 +2950,7 @@
     </w:p>
     <w:p>
       <w:r>
-        <w:rPr>
-          <w:noProof/>
-        </w:rPr>
-        <w:drawing>
-          <wp:inline distT="0" distB="0" distL="0" distR="0" wp14:anchorId="56AD099A" wp14:editId="53F88790">
-            <wp:extent cx="2869399" cy="1446662"/>
-            <wp:effectExtent l="0" t="0" r="7620" b="1270"/>
-            <wp:docPr id="1383376387" name="Picture 1" descr="Great Success Borat Gif"/>
-            <wp:cNvGraphicFramePr>
-              <a:graphicFrameLocks xmlns:a="http://schemas.openxmlformats.org/drawingml/2006/main" noChangeAspect="1"/>
-            </wp:cNvGraphicFramePr>
-            <a:graphic xmlns:a="http://schemas.openxmlformats.org/drawingml/2006/main">
-              <a:graphicData uri="http://schemas.openxmlformats.org/drawingml/2006/picture">
-                <pic:pic xmlns:pic="http://schemas.openxmlformats.org/drawingml/2006/picture">
-                  <pic:nvPicPr>
-                    <pic:cNvPr id="0" name="Picture 1" descr="Great Success Borat Gif"/>
-                    <pic:cNvPicPr>
-                      <a:picLocks noChangeAspect="1" noChangeArrowheads="1"/>
-                    </pic:cNvPicPr>
-                  </pic:nvPicPr>
-                  <pic:blipFill>
-                    <a:blip r:embed="rId28">
-                      <a:extLst>
-                        <a:ext uri="{28A0092B-C50C-407E-A947-70E740481C1C}">
-                          <a14:useLocalDpi xmlns:a14="http://schemas.microsoft.com/office/drawing/2010/main" val="0"/>
-                        </a:ext>
-                      </a:extLst>
-                    </a:blip>
-                    <a:srcRect/>
-                    <a:stretch>
-                      <a:fillRect/>
-                    </a:stretch>
-                  </pic:blipFill>
-                  <pic:spPr bwMode="auto">
-                    <a:xfrm>
-                      <a:off x="0" y="0"/>
-                      <a:ext cx="2881220" cy="1452622"/>
-                    </a:xfrm>
-                    <a:prstGeom prst="rect">
-                      <a:avLst/>
-                    </a:prstGeom>
-                    <a:noFill/>
-                    <a:ln>
-                      <a:noFill/>
-                    </a:ln>
-                  </pic:spPr>
-                </pic:pic>
-              </a:graphicData>
-            </a:graphic>
-          </wp:inline>
-        </w:drawing>
-      </w:r>
-    </w:p>
-    <w:p>
-      <w:r>
-        <w:t xml:space="preserve">The unfiltered tree was so big that the agent burnt through its budget before reaching the answer. Filtering didn’t just make it cheaper, but it made the task SOLVABLE WITHIN THE BUDGET. </w:t>
-      </w:r>
-      <w:r>
-        <w:t>This means that TOKEN EFFICIENCY AND TASK SUCCESS ARE LINKED!!!</w:t>
+        <w:t>The unfiltered tree was so big that the agent burnt through its budget before reaching the answer. Filtering didn’t just make it cheaper, but it made the task SOLVABLE WITHIN THE BUDGET.</w:t>
       </w:r>
     </w:p>
     <w:p>
@@ -3030,6 +2972,111 @@
                 <pic:pic xmlns:pic="http://schemas.openxmlformats.org/drawingml/2006/picture">
                   <pic:nvPicPr>
                     <pic:cNvPr id="1034907800" name=""/>
+                    <pic:cNvPicPr/>
+                  </pic:nvPicPr>
+                  <pic:blipFill>
+                    <a:blip r:embed="rId28"/>
+                    <a:stretch>
+                      <a:fillRect/>
+                    </a:stretch>
+                  </pic:blipFill>
+                  <pic:spPr>
+                    <a:xfrm>
+                      <a:off x="0" y="0"/>
+                      <a:ext cx="5731510" cy="3434080"/>
+                    </a:xfrm>
+                    <a:prstGeom prst="rect">
+                      <a:avLst/>
+                    </a:prstGeom>
+                  </pic:spPr>
+                </pic:pic>
+              </a:graphicData>
+            </a:graphic>
+          </wp:inline>
+        </w:drawing>
+      </w:r>
+    </w:p>
+    <w:p>
+      <w:r>
+        <w:t xml:space="preserve">This is at 1,800 tokens/step on average. </w:t>
+      </w:r>
+      <w:r>
+        <w:t xml:space="preserve">And this specific task finished at 10.8k tokens. Now I can </w:t>
+      </w:r>
+      <w:proofErr w:type="gramStart"/>
+      <w:r>
+        <w:t>actually continue</w:t>
+      </w:r>
+      <w:proofErr w:type="gramEnd"/>
+      <w:r>
+        <w:t xml:space="preserve"> with my proposed </w:t>
+      </w:r>
+      <w:r>
+        <w:t xml:space="preserve">ladder of 2k/4k/8k/16k as this now validated the original design once the observation cost was controlled. </w:t>
+      </w:r>
+    </w:p>
+    <w:p>
+      <w:r>
+        <w:t xml:space="preserve">HOWEVER, </w:t>
+      </w:r>
+      <w:r>
+        <w:t xml:space="preserve">steps 1-2 were wasted scrolling (filtering hid </w:t>
+      </w:r>
+      <w:proofErr w:type="spellStart"/>
+      <w:r>
+        <w:t>ShowerThoughts</w:t>
+      </w:r>
+      <w:proofErr w:type="spellEnd"/>
+      <w:r>
+        <w:t xml:space="preserve"> initially, so it scrolled twice to find it). 3,000 tokens were spent recovering from reduced visibility. This is an interesting trade off as aggressive </w:t>
+      </w:r>
+      <w:r>
+        <w:t>filtering cuts per-step cost but can add steps</w:t>
+      </w:r>
+      <w:r>
+        <w:t>.</w:t>
+      </w:r>
+    </w:p>
+    <w:p>
+      <w:r>
+        <w:t xml:space="preserve">Now the next thing to do is run </w:t>
+      </w:r>
+      <w:r>
+        <w:t xml:space="preserve">1 task from both shopping and </w:t>
+      </w:r>
+      <w:proofErr w:type="spellStart"/>
+      <w:r>
+        <w:t>shopping_admin</w:t>
+      </w:r>
+      <w:proofErr w:type="spellEnd"/>
+      <w:r>
+        <w:t xml:space="preserve"> sites before running batches. </w:t>
+      </w:r>
+    </w:p>
+    <w:p>
+      <w:r>
+        <w:t>Both tasks failed:</w:t>
+      </w:r>
+    </w:p>
+    <w:p>
+      <w:r>
+        <w:rPr>
+          <w:noProof/>
+        </w:rPr>
+        <w:lastRenderedPageBreak/>
+        <w:drawing>
+          <wp:inline distT="0" distB="0" distL="0" distR="0" wp14:anchorId="40E6FCD8" wp14:editId="546DB882">
+            <wp:extent cx="5731510" cy="3434080"/>
+            <wp:effectExtent l="0" t="0" r="2540" b="0"/>
+            <wp:docPr id="1772373002" name="Picture 1"/>
+            <wp:cNvGraphicFramePr>
+              <a:graphicFrameLocks xmlns:a="http://schemas.openxmlformats.org/drawingml/2006/main" noChangeAspect="1"/>
+            </wp:cNvGraphicFramePr>
+            <a:graphic xmlns:a="http://schemas.openxmlformats.org/drawingml/2006/main">
+              <a:graphicData uri="http://schemas.openxmlformats.org/drawingml/2006/picture">
+                <pic:pic xmlns:pic="http://schemas.openxmlformats.org/drawingml/2006/picture">
+                  <pic:nvPicPr>
+                    <pic:cNvPr id="1772373002" name=""/>
                     <pic:cNvPicPr/>
                   </pic:nvPicPr>
                   <pic:blipFill>
@@ -3056,111 +3103,6 @@
     </w:p>
     <w:p>
       <w:r>
-        <w:t xml:space="preserve">This is at 1,800 tokens/step on average. </w:t>
-      </w:r>
-      <w:r>
-        <w:t xml:space="preserve">And this specific task finished at 10.8k tokens. Now I can </w:t>
-      </w:r>
-      <w:proofErr w:type="gramStart"/>
-      <w:r>
-        <w:t>actually continue</w:t>
-      </w:r>
-      <w:proofErr w:type="gramEnd"/>
-      <w:r>
-        <w:t xml:space="preserve"> with my proposed </w:t>
-      </w:r>
-      <w:r>
-        <w:t xml:space="preserve">ladder of 2k/4k/8k/16k as this now validated the original design once the observation cost was controlled. </w:t>
-      </w:r>
-    </w:p>
-    <w:p>
-      <w:r>
-        <w:t xml:space="preserve">HOWEVER, </w:t>
-      </w:r>
-      <w:r>
-        <w:t xml:space="preserve">steps 1-2 were wasted scrolling (filtering hid </w:t>
-      </w:r>
-      <w:proofErr w:type="spellStart"/>
-      <w:r>
-        <w:t>ShowerThoughts</w:t>
-      </w:r>
-      <w:proofErr w:type="spellEnd"/>
-      <w:r>
-        <w:t xml:space="preserve"> initially, so it scrolled twice to find it). 3,000 tokens were spent recovering from reduced visibility. This is an interesting trade off as aggressive </w:t>
-      </w:r>
-      <w:r>
-        <w:t>filtering cuts per-step cost but can add steps</w:t>
-      </w:r>
-      <w:r>
-        <w:t>.</w:t>
-      </w:r>
-    </w:p>
-    <w:p>
-      <w:r>
-        <w:t xml:space="preserve">Now the next thing to do is run </w:t>
-      </w:r>
-      <w:r>
-        <w:t xml:space="preserve">1 task from both shopping and </w:t>
-      </w:r>
-      <w:proofErr w:type="spellStart"/>
-      <w:r>
-        <w:t>shopping_admin</w:t>
-      </w:r>
-      <w:proofErr w:type="spellEnd"/>
-      <w:r>
-        <w:t xml:space="preserve"> sites before running batches. </w:t>
-      </w:r>
-    </w:p>
-    <w:p>
-      <w:r>
-        <w:t>Both tasks failed:</w:t>
-      </w:r>
-    </w:p>
-    <w:p>
-      <w:r>
-        <w:rPr>
-          <w:noProof/>
-        </w:rPr>
-        <w:lastRenderedPageBreak/>
-        <w:drawing>
-          <wp:inline distT="0" distB="0" distL="0" distR="0" wp14:anchorId="40E6FCD8" wp14:editId="546DB882">
-            <wp:extent cx="5731510" cy="3434080"/>
-            <wp:effectExtent l="0" t="0" r="2540" b="0"/>
-            <wp:docPr id="1772373002" name="Picture 1"/>
-            <wp:cNvGraphicFramePr>
-              <a:graphicFrameLocks xmlns:a="http://schemas.openxmlformats.org/drawingml/2006/main" noChangeAspect="1"/>
-            </wp:cNvGraphicFramePr>
-            <a:graphic xmlns:a="http://schemas.openxmlformats.org/drawingml/2006/main">
-              <a:graphicData uri="http://schemas.openxmlformats.org/drawingml/2006/picture">
-                <pic:pic xmlns:pic="http://schemas.openxmlformats.org/drawingml/2006/picture">
-                  <pic:nvPicPr>
-                    <pic:cNvPr id="1772373002" name=""/>
-                    <pic:cNvPicPr/>
-                  </pic:nvPicPr>
-                  <pic:blipFill>
-                    <a:blip r:embed="rId30"/>
-                    <a:stretch>
-                      <a:fillRect/>
-                    </a:stretch>
-                  </pic:blipFill>
-                  <pic:spPr>
-                    <a:xfrm>
-                      <a:off x="0" y="0"/>
-                      <a:ext cx="5731510" cy="3434080"/>
-                    </a:xfrm>
-                    <a:prstGeom prst="rect">
-                      <a:avLst/>
-                    </a:prstGeom>
-                  </pic:spPr>
-                </pic:pic>
-              </a:graphicData>
-            </a:graphic>
-          </wp:inline>
-        </w:drawing>
-      </w:r>
-    </w:p>
-    <w:p>
-      <w:r>
         <w:t>These failures are answer formatting issues and not plumbing, which is fine. In terms of per-</w:t>
       </w:r>
       <w:proofErr w:type="spellStart"/>
@@ -3498,7 +3440,7 @@
                     <pic:cNvPicPr/>
                   </pic:nvPicPr>
                   <pic:blipFill>
-                    <a:blip r:embed="rId31"/>
+                    <a:blip r:embed="rId30"/>
                     <a:stretch>
                       <a:fillRect/>
                     </a:stretch>
@@ -4210,7 +4152,7 @@
                     <pic:cNvPicPr/>
                   </pic:nvPicPr>
                   <pic:blipFill>
-                    <a:blip r:embed="rId32"/>
+                    <a:blip r:embed="rId31"/>
                     <a:stretch>
                       <a:fillRect/>
                     </a:stretch>
@@ -5101,7 +5043,7 @@
                     <pic:cNvPicPr/>
                   </pic:nvPicPr>
                   <pic:blipFill>
-                    <a:blip r:embed="rId33"/>
+                    <a:blip r:embed="rId32"/>
                     <a:stretch>
                       <a:fillRect/>
                     </a:stretch>
@@ -5184,7 +5126,7 @@
                     <pic:cNvPicPr/>
                   </pic:nvPicPr>
                   <pic:blipFill>
-                    <a:blip r:embed="rId34"/>
+                    <a:blip r:embed="rId33"/>
                     <a:stretch>
                       <a:fillRect/>
                     </a:stretch>
@@ -5253,7 +5195,7 @@
                     <pic:cNvPicPr/>
                   </pic:nvPicPr>
                   <pic:blipFill>
-                    <a:blip r:embed="rId35"/>
+                    <a:blip r:embed="rId34"/>
                     <a:stretch>
                       <a:fillRect/>
                     </a:stretch>
@@ -5363,7 +5305,7 @@
                     <pic:cNvPicPr/>
                   </pic:nvPicPr>
                   <pic:blipFill>
-                    <a:blip r:embed="rId36"/>
+                    <a:blip r:embed="rId35"/>
                     <a:stretch>
                       <a:fillRect/>
                     </a:stretch>
@@ -5467,7 +5409,7 @@
                     <pic:cNvPicPr/>
                   </pic:nvPicPr>
                   <pic:blipFill>
-                    <a:blip r:embed="rId37"/>
+                    <a:blip r:embed="rId36"/>
                     <a:stretch>
                       <a:fillRect/>
                     </a:stretch>
@@ -5524,7 +5466,7 @@
                     <pic:cNvPicPr/>
                   </pic:nvPicPr>
                   <pic:blipFill>
-                    <a:blip r:embed="rId38"/>
+                    <a:blip r:embed="rId37"/>
                     <a:stretch>
                       <a:fillRect/>
                     </a:stretch>
@@ -5566,7 +5508,7 @@
                     <pic:cNvPicPr/>
                   </pic:nvPicPr>
                   <pic:blipFill>
-                    <a:blip r:embed="rId39"/>
+                    <a:blip r:embed="rId38"/>
                     <a:stretch>
                       <a:fillRect/>
                     </a:stretch>
@@ -5944,7 +5886,7 @@
                     <pic:cNvPicPr/>
                   </pic:nvPicPr>
                   <pic:blipFill>
-                    <a:blip r:embed="rId40"/>
+                    <a:blip r:embed="rId39"/>
                     <a:stretch>
                       <a:fillRect/>
                     </a:stretch>
@@ -6070,7 +6012,7 @@
                     <pic:cNvPicPr/>
                   </pic:nvPicPr>
                   <pic:blipFill>
-                    <a:blip r:embed="rId41"/>
+                    <a:blip r:embed="rId40"/>
                     <a:stretch>
                       <a:fillRect/>
                     </a:stretch>
@@ -6148,7 +6090,7 @@
                     <pic:cNvPicPr/>
                   </pic:nvPicPr>
                   <pic:blipFill>
-                    <a:blip r:embed="rId42"/>
+                    <a:blip r:embed="rId41"/>
                     <a:stretch>
                       <a:fillRect/>
                     </a:stretch>
@@ -6327,7 +6269,7 @@
                     <pic:cNvPicPr/>
                   </pic:nvPicPr>
                   <pic:blipFill>
-                    <a:blip r:embed="rId43"/>
+                    <a:blip r:embed="rId42"/>
                     <a:stretch>
                       <a:fillRect/>
                     </a:stretch>
@@ -6391,7 +6333,7 @@
                     <pic:cNvPicPr/>
                   </pic:nvPicPr>
                   <pic:blipFill>
-                    <a:blip r:embed="rId44"/>
+                    <a:blip r:embed="rId43"/>
                     <a:stretch>
                       <a:fillRect/>
                     </a:stretch>
@@ -6486,7 +6428,7 @@
                     <pic:cNvPicPr/>
                   </pic:nvPicPr>
                   <pic:blipFill>
-                    <a:blip r:embed="rId45"/>
+                    <a:blip r:embed="rId44"/>
                     <a:stretch>
                       <a:fillRect/>
                     </a:stretch>
@@ -6533,7 +6475,7 @@
                     <pic:cNvPicPr/>
                   </pic:nvPicPr>
                   <pic:blipFill>
-                    <a:blip r:embed="rId46"/>
+                    <a:blip r:embed="rId45"/>
                     <a:stretch>
                       <a:fillRect/>
                     </a:stretch>
@@ -6584,7 +6526,7 @@
                     <pic:cNvPicPr/>
                   </pic:nvPicPr>
                   <pic:blipFill>
-                    <a:blip r:embed="rId47"/>
+                    <a:blip r:embed="rId46"/>
                     <a:stretch>
                       <a:fillRect/>
                     </a:stretch>
@@ -6626,7 +6568,7 @@
                     <pic:cNvPicPr/>
                   </pic:nvPicPr>
                   <pic:blipFill>
-                    <a:blip r:embed="rId48"/>
+                    <a:blip r:embed="rId47"/>
                     <a:stretch>
                       <a:fillRect/>
                     </a:stretch>
@@ -6728,7 +6670,7 @@
                     <pic:cNvPicPr/>
                   </pic:nvPicPr>
                   <pic:blipFill>
-                    <a:blip r:embed="rId49"/>
+                    <a:blip r:embed="rId48"/>
                     <a:stretch>
                       <a:fillRect/>
                     </a:stretch>
@@ -6771,7 +6713,7 @@
                     <pic:cNvPicPr/>
                   </pic:nvPicPr>
                   <pic:blipFill>
-                    <a:blip r:embed="rId50"/>
+                    <a:blip r:embed="rId49"/>
                     <a:stretch>
                       <a:fillRect/>
                     </a:stretch>
@@ -7259,7 +7201,7 @@
                     <pic:cNvPicPr/>
                   </pic:nvPicPr>
                   <pic:blipFill>
-                    <a:blip r:embed="rId51"/>
+                    <a:blip r:embed="rId50"/>
                     <a:stretch>
                       <a:fillRect/>
                     </a:stretch>
@@ -7324,7 +7266,7 @@
                     <pic:cNvPicPr/>
                   </pic:nvPicPr>
                   <pic:blipFill>
-                    <a:blip r:embed="rId52"/>
+                    <a:blip r:embed="rId51"/>
                     <a:stretch>
                       <a:fillRect/>
                     </a:stretch>
@@ -7475,7 +7417,7 @@
                     <pic:cNvPicPr/>
                   </pic:nvPicPr>
                   <pic:blipFill>
-                    <a:blip r:embed="rId53"/>
+                    <a:blip r:embed="rId52"/>
                     <a:stretch>
                       <a:fillRect/>
                     </a:stretch>
@@ -7554,7 +7496,7 @@
                     <pic:cNvPicPr/>
                   </pic:nvPicPr>
                   <pic:blipFill>
-                    <a:blip r:embed="rId54"/>
+                    <a:blip r:embed="rId53"/>
                     <a:stretch>
                       <a:fillRect/>
                     </a:stretch>
@@ -7760,7 +7702,7 @@
                     <pic:cNvPicPr/>
                   </pic:nvPicPr>
                   <pic:blipFill>
-                    <a:blip r:embed="rId55"/>
+                    <a:blip r:embed="rId54"/>
                     <a:stretch>
                       <a:fillRect/>
                     </a:stretch>
@@ -7847,7 +7789,7 @@
                     <pic:cNvPicPr/>
                   </pic:nvPicPr>
                   <pic:blipFill>
-                    <a:blip r:embed="rId56"/>
+                    <a:blip r:embed="rId55"/>
                     <a:stretch>
                       <a:fillRect/>
                     </a:stretch>
@@ -7899,7 +7841,7 @@
                     <pic:cNvPicPr/>
                   </pic:nvPicPr>
                   <pic:blipFill>
-                    <a:blip r:embed="rId57"/>
+                    <a:blip r:embed="rId56"/>
                     <a:stretch>
                       <a:fillRect/>
                     </a:stretch>
@@ -8179,6 +8121,206 @@
                 <pic:pic xmlns:pic="http://schemas.openxmlformats.org/drawingml/2006/picture">
                   <pic:nvPicPr>
                     <pic:cNvPr id="1412724155" name=""/>
+                    <pic:cNvPicPr/>
+                  </pic:nvPicPr>
+                  <pic:blipFill>
+                    <a:blip r:embed="rId57"/>
+                    <a:stretch>
+                      <a:fillRect/>
+                    </a:stretch>
+                  </pic:blipFill>
+                  <pic:spPr>
+                    <a:xfrm>
+                      <a:off x="0" y="0"/>
+                      <a:ext cx="5731510" cy="3161030"/>
+                    </a:xfrm>
+                    <a:prstGeom prst="rect">
+                      <a:avLst/>
+                    </a:prstGeom>
+                  </pic:spPr>
+                </pic:pic>
+              </a:graphicData>
+            </a:graphic>
+          </wp:inline>
+        </w:drawing>
+      </w:r>
+      <w:r>
+        <w:t xml:space="preserve">After running the batch script for a bit, I noticed that some tasks use a completely different </w:t>
+      </w:r>
+      <w:r>
+        <w:lastRenderedPageBreak/>
+        <w:t xml:space="preserve">evaluator compared to tasks 47, </w:t>
+      </w:r>
+      <w:r>
+        <w:t xml:space="preserve">276, 623. My current patch </w:t>
+      </w:r>
+      <w:r>
+        <w:t xml:space="preserve">replaces </w:t>
+      </w:r>
+      <w:proofErr w:type="spellStart"/>
+      <w:r>
+        <w:t>generate_from_openai_chat_completion</w:t>
+      </w:r>
+      <w:proofErr w:type="spellEnd"/>
+      <w:r>
+        <w:t xml:space="preserve"> on the module object</w:t>
+      </w:r>
+      <w:r>
+        <w:t xml:space="preserve"> </w:t>
+      </w:r>
+      <w:r>
+        <w:t>“</w:t>
+      </w:r>
+      <w:r>
+        <w:t>(_</w:t>
+      </w:r>
+      <w:proofErr w:type="spellStart"/>
+      <w:proofErr w:type="gramStart"/>
+      <w:r>
+        <w:t>ou.generate</w:t>
+      </w:r>
+      <w:proofErr w:type="gramEnd"/>
+      <w:r>
+        <w:t>_from_openai_chat_completion</w:t>
+      </w:r>
+      <w:proofErr w:type="spellEnd"/>
+      <w:r>
+        <w:t xml:space="preserve"> = _v1_chat)</w:t>
+      </w:r>
+      <w:r>
+        <w:t>”</w:t>
+      </w:r>
+      <w:r>
+        <w:t>. But the evaluator imported the function directly</w:t>
+      </w:r>
+      <w:r>
+        <w:t xml:space="preserve"> (so something like “</w:t>
+      </w:r>
+      <w:r>
+        <w:t xml:space="preserve">from </w:t>
+      </w:r>
+      <w:proofErr w:type="spellStart"/>
+      <w:proofErr w:type="gramStart"/>
+      <w:r>
+        <w:t>llms.providers</w:t>
+      </w:r>
+      <w:proofErr w:type="gramEnd"/>
+      <w:r>
+        <w:t>.openai_utils</w:t>
+      </w:r>
+      <w:proofErr w:type="spellEnd"/>
+      <w:r>
+        <w:t xml:space="preserve"> import </w:t>
+      </w:r>
+      <w:proofErr w:type="spellStart"/>
+      <w:r>
+        <w:t>generate_from_openai_chat_completion</w:t>
+      </w:r>
+      <w:proofErr w:type="spellEnd"/>
+      <w:r>
+        <w:t xml:space="preserve">”. Which means my current patch </w:t>
+      </w:r>
+      <w:r>
+        <w:t xml:space="preserve">doesn’t </w:t>
+      </w:r>
+      <w:proofErr w:type="gramStart"/>
+      <w:r>
+        <w:t>actually touch</w:t>
+      </w:r>
+      <w:proofErr w:type="gramEnd"/>
+      <w:r>
+        <w:t xml:space="preserve"> that one. Pretty simple fix, </w:t>
+      </w:r>
+      <w:proofErr w:type="spellStart"/>
+      <w:r>
+        <w:t>ill</w:t>
+      </w:r>
+      <w:proofErr w:type="spellEnd"/>
+      <w:r>
+        <w:t xml:space="preserve"> just add it the evaluators namespace too it</w:t>
+      </w:r>
+      <w:r>
+        <w:t xml:space="preserve"> in the </w:t>
+      </w:r>
+      <w:proofErr w:type="spellStart"/>
+      <w:r>
+        <w:t>wa_env</w:t>
+      </w:r>
+      <w:proofErr w:type="spellEnd"/>
+      <w:r>
+        <w:t xml:space="preserve"> python script.</w:t>
+      </w:r>
+    </w:p>
+    <w:p>
+      <w:r>
+        <w:t xml:space="preserve">My patch doesn’t work so </w:t>
+      </w:r>
+      <w:proofErr w:type="spellStart"/>
+      <w:r>
+        <w:t>ill</w:t>
+      </w:r>
+      <w:proofErr w:type="spellEnd"/>
+      <w:r>
+        <w:t xml:space="preserve"> need to patch the installed copy in the instance. My current patch patches the “</w:t>
+      </w:r>
+      <w:r>
+        <w:t>~/</w:t>
+      </w:r>
+      <w:proofErr w:type="spellStart"/>
+      <w:r>
+        <w:t>webarena-src</w:t>
+      </w:r>
+      <w:proofErr w:type="spellEnd"/>
+      <w:r>
+        <w:t>/</w:t>
+      </w:r>
+      <w:proofErr w:type="spellStart"/>
+      <w:r>
+        <w:t>llms</w:t>
+      </w:r>
+      <w:proofErr w:type="spellEnd"/>
+      <w:r>
+        <w:t>/providers/openai_utils.py</w:t>
+      </w:r>
+      <w:r>
+        <w:t>”</w:t>
+      </w:r>
+      <w:r>
+        <w:t xml:space="preserve"> but the running code is from a completely different copy somewhere in “</w:t>
+      </w:r>
+      <w:r>
+        <w:t>site-packages/</w:t>
+      </w:r>
+      <w:proofErr w:type="spellStart"/>
+      <w:r>
+        <w:t>webarena</w:t>
+      </w:r>
+      <w:proofErr w:type="spellEnd"/>
+      <w:r>
+        <w:t>/</w:t>
+      </w:r>
+      <w:r>
+        <w:t>”</w:t>
+      </w:r>
+    </w:p>
+    <w:p>
+      <w:r>
+        <w:rPr>
+          <w:noProof/>
+        </w:rPr>
+        <w:drawing>
+          <wp:inline distT="0" distB="0" distL="0" distR="0" wp14:anchorId="4FEDD72D" wp14:editId="4159E17A">
+            <wp:extent cx="5731510" cy="3161030"/>
+            <wp:effectExtent l="0" t="0" r="2540" b="1270"/>
+            <wp:docPr id="1438886495" name="Picture 1"/>
+            <wp:cNvGraphicFramePr>
+              <a:graphicFrameLocks xmlns:a="http://schemas.openxmlformats.org/drawingml/2006/main" noChangeAspect="1"/>
+            </wp:cNvGraphicFramePr>
+            <a:graphic xmlns:a="http://schemas.openxmlformats.org/drawingml/2006/main">
+              <a:graphicData uri="http://schemas.openxmlformats.org/drawingml/2006/picture">
+                <pic:pic xmlns:pic="http://schemas.openxmlformats.org/drawingml/2006/picture">
+                  <pic:nvPicPr>
+                    <pic:cNvPr id="1438886495" name=""/>
                     <pic:cNvPicPr/>
                   </pic:nvPicPr>
                   <pic:blipFill>
@@ -8202,206 +8344,6 @@
           </wp:inline>
         </w:drawing>
       </w:r>
-      <w:r>
-        <w:t xml:space="preserve">After running the batch script for a bit, I noticed that some tasks use a completely different </w:t>
-      </w:r>
-      <w:r>
-        <w:lastRenderedPageBreak/>
-        <w:t xml:space="preserve">evaluator compared to tasks 47, </w:t>
-      </w:r>
-      <w:r>
-        <w:t xml:space="preserve">276, 623. My current patch </w:t>
-      </w:r>
-      <w:r>
-        <w:t xml:space="preserve">replaces </w:t>
-      </w:r>
-      <w:proofErr w:type="spellStart"/>
-      <w:r>
-        <w:t>generate_from_openai_chat_completion</w:t>
-      </w:r>
-      <w:proofErr w:type="spellEnd"/>
-      <w:r>
-        <w:t xml:space="preserve"> on the module object</w:t>
-      </w:r>
-      <w:r>
-        <w:t xml:space="preserve"> </w:t>
-      </w:r>
-      <w:r>
-        <w:t>“</w:t>
-      </w:r>
-      <w:r>
-        <w:t>(_</w:t>
-      </w:r>
-      <w:proofErr w:type="spellStart"/>
-      <w:proofErr w:type="gramStart"/>
-      <w:r>
-        <w:t>ou.generate</w:t>
-      </w:r>
-      <w:proofErr w:type="gramEnd"/>
-      <w:r>
-        <w:t>_from_openai_chat_completion</w:t>
-      </w:r>
-      <w:proofErr w:type="spellEnd"/>
-      <w:r>
-        <w:t xml:space="preserve"> = _v1_chat)</w:t>
-      </w:r>
-      <w:r>
-        <w:t>”</w:t>
-      </w:r>
-      <w:r>
-        <w:t>. But the evaluator imported the function directly</w:t>
-      </w:r>
-      <w:r>
-        <w:t xml:space="preserve"> (so something like “</w:t>
-      </w:r>
-      <w:r>
-        <w:t xml:space="preserve">from </w:t>
-      </w:r>
-      <w:proofErr w:type="spellStart"/>
-      <w:proofErr w:type="gramStart"/>
-      <w:r>
-        <w:t>llms.providers</w:t>
-      </w:r>
-      <w:proofErr w:type="gramEnd"/>
-      <w:r>
-        <w:t>.openai_utils</w:t>
-      </w:r>
-      <w:proofErr w:type="spellEnd"/>
-      <w:r>
-        <w:t xml:space="preserve"> import </w:t>
-      </w:r>
-      <w:proofErr w:type="spellStart"/>
-      <w:r>
-        <w:t>generate_from_openai_chat_completion</w:t>
-      </w:r>
-      <w:proofErr w:type="spellEnd"/>
-      <w:r>
-        <w:t xml:space="preserve">”. Which means my current patch </w:t>
-      </w:r>
-      <w:r>
-        <w:t xml:space="preserve">doesn’t </w:t>
-      </w:r>
-      <w:proofErr w:type="gramStart"/>
-      <w:r>
-        <w:t>actually touch</w:t>
-      </w:r>
-      <w:proofErr w:type="gramEnd"/>
-      <w:r>
-        <w:t xml:space="preserve"> that one. Pretty simple fix, </w:t>
-      </w:r>
-      <w:proofErr w:type="spellStart"/>
-      <w:r>
-        <w:t>ill</w:t>
-      </w:r>
-      <w:proofErr w:type="spellEnd"/>
-      <w:r>
-        <w:t xml:space="preserve"> just add it the evaluators namespace too it</w:t>
-      </w:r>
-      <w:r>
-        <w:t xml:space="preserve"> in the </w:t>
-      </w:r>
-      <w:proofErr w:type="spellStart"/>
-      <w:r>
-        <w:t>wa_env</w:t>
-      </w:r>
-      <w:proofErr w:type="spellEnd"/>
-      <w:r>
-        <w:t xml:space="preserve"> python script.</w:t>
-      </w:r>
-    </w:p>
-    <w:p>
-      <w:r>
-        <w:t xml:space="preserve">My patch doesn’t work so </w:t>
-      </w:r>
-      <w:proofErr w:type="spellStart"/>
-      <w:r>
-        <w:t>ill</w:t>
-      </w:r>
-      <w:proofErr w:type="spellEnd"/>
-      <w:r>
-        <w:t xml:space="preserve"> need to patch the installed copy in the instance. My current patch patches the “</w:t>
-      </w:r>
-      <w:r>
-        <w:t>~/</w:t>
-      </w:r>
-      <w:proofErr w:type="spellStart"/>
-      <w:r>
-        <w:t>webarena-src</w:t>
-      </w:r>
-      <w:proofErr w:type="spellEnd"/>
-      <w:r>
-        <w:t>/</w:t>
-      </w:r>
-      <w:proofErr w:type="spellStart"/>
-      <w:r>
-        <w:t>llms</w:t>
-      </w:r>
-      <w:proofErr w:type="spellEnd"/>
-      <w:r>
-        <w:t>/providers/openai_utils.py</w:t>
-      </w:r>
-      <w:r>
-        <w:t>”</w:t>
-      </w:r>
-      <w:r>
-        <w:t xml:space="preserve"> but the running code is from a completely different copy somewhere in “</w:t>
-      </w:r>
-      <w:r>
-        <w:t>site-packages/</w:t>
-      </w:r>
-      <w:proofErr w:type="spellStart"/>
-      <w:r>
-        <w:t>webarena</w:t>
-      </w:r>
-      <w:proofErr w:type="spellEnd"/>
-      <w:r>
-        <w:t>/</w:t>
-      </w:r>
-      <w:r>
-        <w:t>”</w:t>
-      </w:r>
-    </w:p>
-    <w:p>
-      <w:r>
-        <w:rPr>
-          <w:noProof/>
-        </w:rPr>
-        <w:drawing>
-          <wp:inline distT="0" distB="0" distL="0" distR="0" wp14:anchorId="4FEDD72D" wp14:editId="4159E17A">
-            <wp:extent cx="5731510" cy="3161030"/>
-            <wp:effectExtent l="0" t="0" r="2540" b="1270"/>
-            <wp:docPr id="1438886495" name="Picture 1"/>
-            <wp:cNvGraphicFramePr>
-              <a:graphicFrameLocks xmlns:a="http://schemas.openxmlformats.org/drawingml/2006/main" noChangeAspect="1"/>
-            </wp:cNvGraphicFramePr>
-            <a:graphic xmlns:a="http://schemas.openxmlformats.org/drawingml/2006/main">
-              <a:graphicData uri="http://schemas.openxmlformats.org/drawingml/2006/picture">
-                <pic:pic xmlns:pic="http://schemas.openxmlformats.org/drawingml/2006/picture">
-                  <pic:nvPicPr>
-                    <pic:cNvPr id="1438886495" name=""/>
-                    <pic:cNvPicPr/>
-                  </pic:nvPicPr>
-                  <pic:blipFill>
-                    <a:blip r:embed="rId59"/>
-                    <a:stretch>
-                      <a:fillRect/>
-                    </a:stretch>
-                  </pic:blipFill>
-                  <pic:spPr>
-                    <a:xfrm>
-                      <a:off x="0" y="0"/>
-                      <a:ext cx="5731510" cy="3161030"/>
-                    </a:xfrm>
-                    <a:prstGeom prst="rect">
-                      <a:avLst/>
-                    </a:prstGeom>
-                  </pic:spPr>
-                </pic:pic>
-              </a:graphicData>
-            </a:graphic>
-          </wp:inline>
-        </w:drawing>
-      </w:r>
     </w:p>
     <w:p>
       <w:pPr>
@@ -8430,7 +8372,7 @@
                     <pic:cNvPicPr/>
                   </pic:nvPicPr>
                   <pic:blipFill>
-                    <a:blip r:embed="rId60"/>
+                    <a:blip r:embed="rId59"/>
                     <a:stretch>
                       <a:fillRect/>
                     </a:stretch>
@@ -8472,7 +8414,7 @@
                     <pic:cNvPicPr/>
                   </pic:nvPicPr>
                   <pic:blipFill>
-                    <a:blip r:embed="rId61"/>
+                    <a:blip r:embed="rId60"/>
                     <a:stretch>
                       <a:fillRect/>
                     </a:stretch>
@@ -8741,7 +8683,7 @@
                     <pic:cNvPicPr/>
                   </pic:nvPicPr>
                   <pic:blipFill>
-                    <a:blip r:embed="rId62" cstate="print">
+                    <a:blip r:embed="rId61" cstate="print">
                       <a:extLst>
                         <a:ext uri="{28A0092B-C50C-407E-A947-70E740481C1C}">
                           <a14:useLocalDpi xmlns:a14="http://schemas.microsoft.com/office/drawing/2010/main" val="0"/>
@@ -8843,7 +8785,7 @@
                     <pic:cNvPicPr/>
                   </pic:nvPicPr>
                   <pic:blipFill>
-                    <a:blip r:embed="rId63" cstate="print">
+                    <a:blip r:embed="rId62" cstate="print">
                       <a:extLst>
                         <a:ext uri="{28A0092B-C50C-407E-A947-70E740481C1C}">
                           <a14:useLocalDpi xmlns:a14="http://schemas.microsoft.com/office/drawing/2010/main" val="0"/>
@@ -8933,7 +8875,7 @@
                     <pic:cNvPicPr/>
                   </pic:nvPicPr>
                   <pic:blipFill>
-                    <a:blip r:embed="rId64" cstate="print">
+                    <a:blip r:embed="rId63" cstate="print">
                       <a:extLst>
                         <a:ext uri="{28A0092B-C50C-407E-A947-70E740481C1C}">
                           <a14:useLocalDpi xmlns:a14="http://schemas.microsoft.com/office/drawing/2010/main" val="0"/>
@@ -9268,7 +9210,7 @@
                     <pic:cNvPicPr/>
                   </pic:nvPicPr>
                   <pic:blipFill>
-                    <a:blip r:embed="rId65" cstate="print">
+                    <a:blip r:embed="rId64" cstate="print">
                       <a:extLst>
                         <a:ext uri="{28A0092B-C50C-407E-A947-70E740481C1C}">
                           <a14:useLocalDpi xmlns:a14="http://schemas.microsoft.com/office/drawing/2010/main" val="0"/>
@@ -9769,7 +9711,7 @@
                     <pic:cNvPicPr/>
                   </pic:nvPicPr>
                   <pic:blipFill>
-                    <a:blip r:embed="rId66" cstate="print">
+                    <a:blip r:embed="rId65" cstate="print">
                       <a:extLst>
                         <a:ext uri="{28A0092B-C50C-407E-A947-70E740481C1C}">
                           <a14:useLocalDpi xmlns:a14="http://schemas.microsoft.com/office/drawing/2010/main" val="0"/>
@@ -10478,7 +10420,7 @@
                     <pic:cNvPicPr/>
                   </pic:nvPicPr>
                   <pic:blipFill>
-                    <a:blip r:embed="rId67"/>
+                    <a:blip r:embed="rId66"/>
                     <a:stretch>
                       <a:fillRect/>
                     </a:stretch>
@@ -10566,7 +10508,7 @@
                     <pic:cNvPicPr/>
                   </pic:nvPicPr>
                   <pic:blipFill>
-                    <a:blip r:embed="rId68" cstate="print">
+                    <a:blip r:embed="rId67" cstate="print">
                       <a:extLst>
                         <a:ext uri="{28A0092B-C50C-407E-A947-70E740481C1C}">
                           <a14:useLocalDpi xmlns:a14="http://schemas.microsoft.com/office/drawing/2010/main" val="0"/>
@@ -10645,7 +10587,7 @@
                     <pic:cNvPicPr/>
                   </pic:nvPicPr>
                   <pic:blipFill>
-                    <a:blip r:embed="rId69"/>
+                    <a:blip r:embed="rId68"/>
                     <a:stretch>
                       <a:fillRect/>
                     </a:stretch>
@@ -11101,7 +11043,7 @@
                     <pic:cNvPicPr/>
                   </pic:nvPicPr>
                   <pic:blipFill>
-                    <a:blip r:embed="rId70" cstate="print">
+                    <a:blip r:embed="rId69" cstate="print">
                       <a:extLst>
                         <a:ext uri="{28A0092B-C50C-407E-A947-70E740481C1C}">
                           <a14:useLocalDpi xmlns:a14="http://schemas.microsoft.com/office/drawing/2010/main" val="0"/>
@@ -12675,6 +12617,27 @@
           <w:sz w:val="28"/>
           <w:szCs w:val="28"/>
         </w:rPr>
+        <w:t xml:space="preserve"> - 7</w:t>
+      </w:r>
+      <w:r>
+        <w:rPr>
+          <w:b/>
+          <w:bCs/>
+          <w:color w:val="auto"/>
+          <w:sz w:val="28"/>
+          <w:szCs w:val="28"/>
+          <w:vertAlign w:val="superscript"/>
+        </w:rPr>
+        <w:t>th</w:t>
+      </w:r>
+      <w:r>
+        <w:rPr>
+          <w:b/>
+          <w:bCs/>
+          <w:color w:val="auto"/>
+          <w:sz w:val="28"/>
+          <w:szCs w:val="28"/>
+        </w:rPr>
         <w:t xml:space="preserve"> August</w:t>
       </w:r>
       <w:r>
@@ -12686,6 +12649,488 @@
           <w:szCs w:val="28"/>
         </w:rPr>
         <w:t>)</w:t>
+      </w:r>
+    </w:p>
+    <w:p>
+      <w:r>
+        <w:t xml:space="preserve">Hallucinated actions and Critic validation limits. During Strategy B's expanded collection, 56 of ~2,950 Executor actions (1.9%) used syntax outside </w:t>
+      </w:r>
+      <w:proofErr w:type="spellStart"/>
+      <w:r>
+        <w:t>BrowserGym's</w:t>
+      </w:r>
+      <w:proofErr w:type="spellEnd"/>
+      <w:r>
+        <w:t xml:space="preserve"> vocabulary — </w:t>
+      </w:r>
+      <w:proofErr w:type="spellStart"/>
+      <w:r>
+        <w:t>press_enter</w:t>
+      </w:r>
+      <w:proofErr w:type="spellEnd"/>
+      <w:r>
+        <w:t xml:space="preserve">('id') instead of </w:t>
+      </w:r>
+      <w:proofErr w:type="gramStart"/>
+      <w:r>
+        <w:t>press(</w:t>
+      </w:r>
+      <w:proofErr w:type="gramEnd"/>
+      <w:r>
+        <w:t>'id', 'Enter'), navigate('</w:t>
+      </w:r>
+      <w:proofErr w:type="spellStart"/>
+      <w:r>
+        <w:t>url</w:t>
+      </w:r>
+      <w:proofErr w:type="spellEnd"/>
+      <w:r>
+        <w:t xml:space="preserve">') instead of </w:t>
+      </w:r>
+      <w:proofErr w:type="spellStart"/>
+      <w:r>
+        <w:t>goto</w:t>
+      </w:r>
+      <w:proofErr w:type="spellEnd"/>
+      <w:r>
+        <w:t>('</w:t>
+      </w:r>
+      <w:proofErr w:type="spellStart"/>
+      <w:r>
+        <w:t>url</w:t>
+      </w:r>
+      <w:proofErr w:type="spellEnd"/>
+      <w:r>
+        <w:t xml:space="preserve">'), </w:t>
+      </w:r>
+      <w:proofErr w:type="spellStart"/>
+      <w:r>
+        <w:t>scroll_into_view</w:t>
+      </w:r>
+      <w:proofErr w:type="spellEnd"/>
+      <w:r>
+        <w:t xml:space="preserve">('id') instead of </w:t>
+      </w:r>
+      <w:proofErr w:type="gramStart"/>
+      <w:r>
+        <w:t>scroll(</w:t>
+      </w:r>
+      <w:proofErr w:type="gramEnd"/>
+      <w:r>
+        <w:t>0, 400). The model drew these from its training data rather than from the action vocabulary provided in the prompt.</w:t>
+      </w:r>
+    </w:p>
+    <w:p>
+      <w:r>
+        <w:t xml:space="preserve">The Critic approved all 56. This confirms the Critic validates actions against its understanding of the task rather than mechanically checking the action string against the vocabulary list. It assessed whether </w:t>
+      </w:r>
+      <w:proofErr w:type="spellStart"/>
+      <w:r>
+        <w:t>press_enter</w:t>
+      </w:r>
+      <w:proofErr w:type="spellEnd"/>
+      <w:r>
+        <w:t xml:space="preserve"> made sense in context (it did, semantically) without verifying the syntax was valid.</w:t>
+      </w:r>
+    </w:p>
+    <w:p>
+      <w:r>
+        <w:lastRenderedPageBreak/>
+        <w:t xml:space="preserve">Out of all the current episodes completed (currently 56 of these incorrect actions exist), 1.9% </w:t>
+      </w:r>
+      <w:r>
+        <w:t xml:space="preserve">are incorrect actions. </w:t>
+      </w:r>
+      <w:r>
+        <w:t xml:space="preserve">However, I do have a field that contains </w:t>
+      </w:r>
+      <w:r>
+        <w:t>where there is an action error (</w:t>
+      </w:r>
+      <w:proofErr w:type="spellStart"/>
+      <w:r>
+        <w:t>action_error</w:t>
+      </w:r>
+      <w:proofErr w:type="spellEnd"/>
+      <w:r>
+        <w:t xml:space="preserve">), which would fire </w:t>
+      </w:r>
+      <w:proofErr w:type="spellStart"/>
+      <w:r>
+        <w:t>everytime</w:t>
+      </w:r>
+      <w:proofErr w:type="spellEnd"/>
+      <w:r>
+        <w:t xml:space="preserve"> there is </w:t>
+      </w:r>
+      <w:proofErr w:type="gramStart"/>
+      <w:r>
+        <w:t>an</w:t>
+      </w:r>
+      <w:proofErr w:type="gramEnd"/>
+      <w:r>
+        <w:t xml:space="preserve"> hallucinated action, so C has a direct signal that something went wrong without needing to parse the action syntax itself. (</w:t>
+      </w:r>
+      <w:proofErr w:type="spellStart"/>
+      <w:r>
+        <w:t>action_error</w:t>
+      </w:r>
+      <w:proofErr w:type="spellEnd"/>
+      <w:r>
+        <w:t xml:space="preserve"> contains a Boolean value of either T/F). </w:t>
+      </w:r>
+    </w:p>
+    <w:p>
+      <w:r>
+        <w:t>The</w:t>
+      </w:r>
+      <w:r>
+        <w:t xml:space="preserve"> newer/longer instructions introduce a </w:t>
+      </w:r>
+      <w:r>
+        <w:t>trade-off</w:t>
+      </w:r>
+      <w:r>
+        <w:t xml:space="preserve"> where </w:t>
+      </w:r>
+      <w:r>
+        <w:t>93 (in total) hallucinated actions (</w:t>
+      </w:r>
+      <w:r>
+        <w:t xml:space="preserve">1.9%) </w:t>
+      </w:r>
+      <w:r>
+        <w:t xml:space="preserve">across the collection, compared to zero under the shorter original </w:t>
+      </w:r>
+      <w:r>
+        <w:t xml:space="preserve">shorter </w:t>
+      </w:r>
+      <w:r>
+        <w:t>instructions. The cause is prompt length</w:t>
+      </w:r>
+      <w:r>
+        <w:t xml:space="preserve"> as </w:t>
+      </w:r>
+      <w:r>
+        <w:t>the action vocabulary is less salient within a longer instruction set.</w:t>
+      </w:r>
+      <w:r>
+        <w:t xml:space="preserve"> </w:t>
+      </w:r>
+      <w:r>
+        <w:t>The cost (~420k tokens in wasted steps) is outweighed by the structural failures the v2 rules prevent, but it demonstrates that prompt length has diminishing and eventually negative returns on action-level compliance, even as it improves strategic behaviour.</w:t>
+      </w:r>
+    </w:p>
+    <w:p>
+      <w:r>
+        <w:t>Strategy B has been running for around 35 hours, and it has an approx. 10 hours left to complete. After I will be cleaning the errors and re-running both batch outputs</w:t>
+      </w:r>
+      <w:r>
+        <w:t xml:space="preserve"> to fix the errors. As I repeat myself (lol) ill be refactoring the batch analysis script to support the analysis of both A &amp; B individually as measuring them </w:t>
+      </w:r>
+      <w:r>
+        <w:t>will be different (except from any shared functions that support both)</w:t>
+      </w:r>
+      <w:r>
+        <w:t>.</w:t>
+      </w:r>
+      <w:r>
+        <w:t xml:space="preserve"> This includes comparing the tasks B solved against A, where the critic revisions helped, where did the PLANNER help as well. </w:t>
+      </w:r>
+    </w:p>
+    <w:p>
+      <w:r>
+        <w:t>Then ill be creating some cleaning contamination scripts as I mentioned previously about.</w:t>
+      </w:r>
+      <w:r>
+        <w:t xml:space="preserve"> I did re-envision the idea of cleaning the contamination and what the </w:t>
+      </w:r>
+      <w:r>
+        <w:t>I/O</w:t>
+      </w:r>
+      <w:r>
+        <w:t xml:space="preserve"> would include:</w:t>
+      </w:r>
+    </w:p>
+    <w:tbl>
+      <w:tblPr>
+        <w:tblStyle w:val="TableGrid"/>
+        <w:tblW w:w="0" w:type="auto"/>
+        <w:tblLook w:val="04A0" w:firstRow="1" w:lastRow="0" w:firstColumn="1" w:lastColumn="0" w:noHBand="0" w:noVBand="1"/>
+      </w:tblPr>
+      <w:tblGrid>
+        <w:gridCol w:w="2254"/>
+        <w:gridCol w:w="2254"/>
+        <w:gridCol w:w="2254"/>
+        <w:gridCol w:w="2254"/>
+      </w:tblGrid>
+      <w:tr>
+        <w:tc>
+          <w:tcPr>
+            <w:tcW w:w="2254" w:type="dxa"/>
+          </w:tcPr>
+          <w:p>
+            <w:pPr>
+              <w:rPr>
+                <w:b/>
+                <w:bCs/>
+              </w:rPr>
+            </w:pPr>
+            <w:r>
+              <w:rPr>
+                <w:b/>
+                <w:bCs/>
+              </w:rPr>
+              <w:t>Script</w:t>
+            </w:r>
+          </w:p>
+        </w:tc>
+        <w:tc>
+          <w:tcPr>
+            <w:tcW w:w="2254" w:type="dxa"/>
+          </w:tcPr>
+          <w:p>
+            <w:pPr>
+              <w:rPr>
+                <w:b/>
+                <w:bCs/>
+              </w:rPr>
+            </w:pPr>
+            <w:r>
+              <w:rPr>
+                <w:b/>
+                <w:bCs/>
+              </w:rPr>
+              <w:t>Input</w:t>
+            </w:r>
+          </w:p>
+        </w:tc>
+        <w:tc>
+          <w:tcPr>
+            <w:tcW w:w="2254" w:type="dxa"/>
+          </w:tcPr>
+          <w:p>
+            <w:pPr>
+              <w:rPr>
+                <w:b/>
+                <w:bCs/>
+              </w:rPr>
+            </w:pPr>
+            <w:r>
+              <w:rPr>
+                <w:b/>
+                <w:bCs/>
+              </w:rPr>
+              <w:t>Output</w:t>
+            </w:r>
+          </w:p>
+        </w:tc>
+        <w:tc>
+          <w:tcPr>
+            <w:tcW w:w="2254" w:type="dxa"/>
+          </w:tcPr>
+          <w:p>
+            <w:pPr>
+              <w:rPr>
+                <w:b/>
+                <w:bCs/>
+              </w:rPr>
+            </w:pPr>
+            <w:r>
+              <w:rPr>
+                <w:b/>
+                <w:bCs/>
+              </w:rPr>
+              <w:t>Purpose</w:t>
+            </w:r>
+          </w:p>
+        </w:tc>
+      </w:tr>
+      <w:tr>
+        <w:tc>
+          <w:tcPr>
+            <w:tcW w:w="2254" w:type="dxa"/>
+          </w:tcPr>
+          <w:p>
+            <w:r>
+              <w:t xml:space="preserve">1 </w:t>
+            </w:r>
+            <w:r>
+              <w:t>Classifying the tasks</w:t>
+            </w:r>
+          </w:p>
+        </w:tc>
+        <w:tc>
+          <w:tcPr>
+            <w:tcW w:w="2254" w:type="dxa"/>
+          </w:tcPr>
+          <w:p>
+            <w:r>
+              <w:t>Annotation v2 file (based on task intent &amp; what strategy A batch results are)</w:t>
+            </w:r>
+          </w:p>
+        </w:tc>
+        <w:tc>
+          <w:tcPr>
+            <w:tcW w:w="2254" w:type="dxa"/>
+          </w:tcPr>
+          <w:p>
+            <w:r>
+              <w:t xml:space="preserve">JSONL RISK FILE = </w:t>
+            </w:r>
+            <w:r>
+              <w:t>1 row/task, labelled with a field containing either: “</w:t>
+            </w:r>
+            <w:proofErr w:type="spellStart"/>
+            <w:r>
+              <w:t>read_only</w:t>
+            </w:r>
+            <w:proofErr w:type="spellEnd"/>
+            <w:r>
+              <w:t>”, “</w:t>
+            </w:r>
+            <w:r>
+              <w:t>idempotent” or “</w:t>
+            </w:r>
+            <w:proofErr w:type="spellStart"/>
+            <w:r>
+              <w:t>non_idempotent</w:t>
+            </w:r>
+            <w:proofErr w:type="spellEnd"/>
+            <w:r>
+              <w:t>”</w:t>
+            </w:r>
+          </w:p>
+        </w:tc>
+        <w:tc>
+          <w:tcPr>
+            <w:tcW w:w="2254" w:type="dxa"/>
+          </w:tcPr>
+          <w:p>
+            <w:r>
+              <w:t xml:space="preserve">This essentially separates tasks that </w:t>
+            </w:r>
+            <w:r>
+              <w:t>can’t</w:t>
+            </w:r>
+            <w:r>
+              <w:t xml:space="preserve"> be contaminated from tasks that can</w:t>
+            </w:r>
+          </w:p>
+        </w:tc>
+      </w:tr>
+      <w:tr>
+        <w:tc>
+          <w:tcPr>
+            <w:tcW w:w="2254" w:type="dxa"/>
+          </w:tcPr>
+          <w:p>
+            <w:r>
+              <w:t xml:space="preserve">2 </w:t>
+            </w:r>
+            <w:r>
+              <w:t>Flagging the episodes</w:t>
+            </w:r>
+          </w:p>
+        </w:tc>
+        <w:tc>
+          <w:tcPr>
+            <w:tcW w:w="2254" w:type="dxa"/>
+          </w:tcPr>
+          <w:p>
+            <w:r>
+              <w:t xml:space="preserve">Both strategy JSONL outputs + risk level </w:t>
+            </w:r>
+            <w:r>
+              <w:t>output</w:t>
+            </w:r>
+          </w:p>
+        </w:tc>
+        <w:tc>
+          <w:tcPr>
+            <w:tcW w:w="2254" w:type="dxa"/>
+          </w:tcPr>
+          <w:p>
+            <w:r>
+              <w:t>JSONL EPISODES FLAGGED = merged A + B with another field containing either: “use for routing” (always true) or “use for reward” (true only for clean episodes)</w:t>
+            </w:r>
+          </w:p>
+        </w:tc>
+        <w:tc>
+          <w:tcPr>
+            <w:tcW w:w="2254" w:type="dxa"/>
+          </w:tcPr>
+          <w:p>
+            <w:r>
+              <w:t>Implements the “keep everything up to first success” rule for non-idempotent tasks</w:t>
+            </w:r>
+          </w:p>
+        </w:tc>
+      </w:tr>
+      <w:tr>
+        <w:tc>
+          <w:tcPr>
+            <w:tcW w:w="2254" w:type="dxa"/>
+          </w:tcPr>
+          <w:p>
+            <w:r>
+              <w:t xml:space="preserve">3 </w:t>
+            </w:r>
+            <w:r>
+              <w:t>Joining the metadata</w:t>
+            </w:r>
+          </w:p>
+        </w:tc>
+        <w:tc>
+          <w:tcPr>
+            <w:tcW w:w="2254" w:type="dxa"/>
+          </w:tcPr>
+          <w:p>
+            <w:r>
+              <w:t>Flagged episodes + risk file</w:t>
+            </w:r>
+          </w:p>
+        </w:tc>
+        <w:tc>
+          <w:tcPr>
+            <w:tcW w:w="2254" w:type="dxa"/>
+          </w:tcPr>
+          <w:p>
+            <w:r>
+              <w:t>JSONL FINAL EPISODES = complete dataset with difficulty tiers, risk levels and contamination flags</w:t>
+            </w:r>
+          </w:p>
+        </w:tc>
+        <w:tc>
+          <w:tcPr>
+            <w:tcW w:w="2254" w:type="dxa"/>
+          </w:tcPr>
+          <w:p>
+            <w:r>
+              <w:t>The single file strategy C’s training pipeline reads from</w:t>
+            </w:r>
+          </w:p>
+        </w:tc>
+      </w:tr>
+    </w:tbl>
+    <w:p>
+      <w:r>
+        <w:t xml:space="preserve">Order of execution </w:t>
+      </w:r>
+      <w:r>
+        <w:t xml:space="preserve">(1 </w:t>
+      </w:r>
+      <w:r>
+        <w:sym w:font="Wingdings" w:char="F0E0"/>
+      </w:r>
+      <w:r>
+        <w:t xml:space="preserve"> 2 </w:t>
+      </w:r>
+      <w:r>
+        <w:sym w:font="Wingdings" w:char="F0E0"/>
+      </w:r>
+      <w:r>
+        <w:t xml:space="preserve"> 3)</w:t>
       </w:r>
     </w:p>
     <w:p/>

--- a/docs/Additional Material/Journal.docx
+++ b/docs/Additional Material/Journal.docx
@@ -83,15 +83,7 @@
         <w:t xml:space="preserve">The </w:t>
       </w:r>
       <w:r>
-        <w:t xml:space="preserve">decision to use AWS came directly from the </w:t>
-      </w:r>
-      <w:proofErr w:type="spellStart"/>
-      <w:r>
-        <w:t>WebArena</w:t>
-      </w:r>
-      <w:proofErr w:type="spellEnd"/>
-      <w:r>
-        <w:t xml:space="preserve"> </w:t>
+        <w:t xml:space="preserve">decision to use AWS came directly from the WebArena </w:t>
       </w:r>
       <w:r>
         <w:t xml:space="preserve">repository environment </w:t>
@@ -166,13 +158,8 @@
       </w:r>
     </w:p>
     <w:p>
-      <w:proofErr w:type="spellStart"/>
-      <w:r>
-        <w:t>WebArena</w:t>
-      </w:r>
-      <w:proofErr w:type="spellEnd"/>
-      <w:r>
-        <w:t xml:space="preserve"> requires 5 </w:t>
+      <w:r>
+        <w:t xml:space="preserve">WebArena requires 5 </w:t>
       </w:r>
       <w:r>
         <w:t>self-hosted</w:t>
@@ -321,15 +308,7 @@
         <w:t>. I will be noting down what I’ve learnt from this course (</w:t>
       </w:r>
       <w:r>
-        <w:t xml:space="preserve">I don’t need to specify what </w:t>
-      </w:r>
-      <w:proofErr w:type="spellStart"/>
-      <w:r>
-        <w:t>ive</w:t>
-      </w:r>
-      <w:proofErr w:type="spellEnd"/>
-      <w:r>
-        <w:t xml:space="preserve"> learnt in the report, just mention the certification of completion</w:t>
+        <w:t>I don’t need to specify what ive learnt in the report, just mention the certification of completion</w:t>
       </w:r>
       <w:r>
         <w:t xml:space="preserve"> as its related </w:t>
@@ -346,23 +325,7 @@
         <w:t xml:space="preserve">I setup the AWS instance </w:t>
       </w:r>
       <w:r>
-        <w:t xml:space="preserve">with these exact settings following the </w:t>
-      </w:r>
-      <w:proofErr w:type="spellStart"/>
-      <w:r>
-        <w:t>WebArena</w:t>
-      </w:r>
-      <w:proofErr w:type="spellEnd"/>
-      <w:r>
-        <w:t xml:space="preserve"> repository </w:t>
-      </w:r>
-      <w:proofErr w:type="spellStart"/>
-      <w:r>
-        <w:t>readMe</w:t>
-      </w:r>
-      <w:proofErr w:type="spellEnd"/>
-      <w:r>
-        <w:t xml:space="preserve"> EC2 setup instructions:</w:t>
+        <w:t>with these exact settings following the WebArena repository readMe EC2 setup instructions:</w:t>
       </w:r>
     </w:p>
     <w:p>
@@ -417,15 +380,7 @@
         <w:t>This is the in</w:t>
       </w:r>
       <w:r>
-        <w:t xml:space="preserve">stance type that is recommended by the </w:t>
-      </w:r>
-      <w:proofErr w:type="spellStart"/>
-      <w:r>
-        <w:t>webarena</w:t>
-      </w:r>
-      <w:proofErr w:type="spellEnd"/>
-      <w:r>
-        <w:t xml:space="preserve"> repo readme</w:t>
+        <w:t>stance type that is recommended by the webarena repo readme</w:t>
       </w:r>
       <w:r>
         <w:t xml:space="preserve">. </w:t>
@@ -480,15 +435,7 @@
     <w:p>
       <w:r>
         <w:lastRenderedPageBreak/>
-        <w:t>I set the key pair to “</w:t>
-      </w:r>
-      <w:proofErr w:type="spellStart"/>
-      <w:r>
-        <w:t>webarena</w:t>
-      </w:r>
-      <w:proofErr w:type="spellEnd"/>
-      <w:r>
-        <w:t xml:space="preserve">-key” (which is a public key) to encrypt and decrypt login information. </w:t>
+        <w:t xml:space="preserve">I set the key pair to “webarena-key” (which is a public key) to encrypt and decrypt login information. </w:t>
       </w:r>
       <w:r>
         <w:t>This allows me and only me to log into the instance when launching the instance.</w:t>
@@ -500,15 +447,7 @@
         <w:t>generated</w:t>
       </w:r>
       <w:r>
-        <w:t xml:space="preserve"> the private key (a .</w:t>
-      </w:r>
-      <w:proofErr w:type="spellStart"/>
-      <w:r>
-        <w:t>pem</w:t>
-      </w:r>
-      <w:proofErr w:type="spellEnd"/>
-      <w:r>
-        <w:t xml:space="preserve"> file) containing this key. </w:t>
+        <w:t xml:space="preserve"> the private key (a .pem file) containing this key. </w:t>
       </w:r>
     </w:p>
     <w:p>
@@ -631,15 +570,7 @@
         </w:numPr>
       </w:pPr>
       <w:r>
-        <w:t>Custom TCP with a port of 9999 and a source IP of anywhere, this is for the Forum sites (reddit/</w:t>
-      </w:r>
-      <w:proofErr w:type="spellStart"/>
-      <w:r>
-        <w:t>postmill</w:t>
-      </w:r>
-      <w:proofErr w:type="spellEnd"/>
-      <w:r>
-        <w:t>)</w:t>
+        <w:t>Custom TCP with a port of 9999 and a source IP of anywhere, this is for the Forum sites (reddit/postmill)</w:t>
       </w:r>
     </w:p>
     <w:p>
@@ -690,15 +621,7 @@
         <w:t xml:space="preserve">Next is setting the EBS root volume (elastic block store) </w:t>
       </w:r>
       <w:r>
-        <w:t xml:space="preserve">which is AWS’s disk service and the “root volume” is the boot disk holding the OS and all the </w:t>
-      </w:r>
-      <w:proofErr w:type="spellStart"/>
-      <w:r>
-        <w:t>WebArena</w:t>
-      </w:r>
-      <w:proofErr w:type="spellEnd"/>
-      <w:r>
-        <w:t xml:space="preserve"> data.</w:t>
+        <w:t>which is AWS’s disk service and the “root volume” is the boot disk holding the OS and all the WebArena data.</w:t>
       </w:r>
       <w:r>
         <w:t xml:space="preserve"> </w:t>
@@ -796,23 +719,7 @@
         <w:t>“</w:t>
       </w:r>
       <w:r>
-        <w:t>ssh -</w:t>
-      </w:r>
-      <w:proofErr w:type="spellStart"/>
-      <w:r>
-        <w:t>i</w:t>
-      </w:r>
-      <w:proofErr w:type="spellEnd"/>
-      <w:r>
-        <w:t xml:space="preserve"> </w:t>
-      </w:r>
-      <w:proofErr w:type="spellStart"/>
-      <w:r>
-        <w:t>webarena-key.pem</w:t>
-      </w:r>
-      <w:proofErr w:type="spellEnd"/>
-      <w:r>
-        <w:t xml:space="preserve"> </w:t>
+        <w:t xml:space="preserve">ssh -i webarena-key.pem </w:t>
       </w:r>
       <w:hyperlink r:id="rId12" w:history="1">
         <w:r>
@@ -1180,42 +1087,13 @@
         <w:t xml:space="preserve">So before </w:t>
       </w:r>
       <w:r>
-        <w:t>committing to the full data-collection sweep (200 tasks × 4 budget levels × 3 strategies), I wrote a minimal validation script that runs Strategy A on a single task from each of my three target sites: Shopping (</w:t>
-      </w:r>
-      <w:proofErr w:type="spellStart"/>
-      <w:r>
-        <w:t>OneStopShop</w:t>
-      </w:r>
-      <w:proofErr w:type="spellEnd"/>
-      <w:r>
-        <w:t>), the CMS (</w:t>
-      </w:r>
-      <w:proofErr w:type="spellStart"/>
-      <w:r>
-        <w:t>shopping_admin</w:t>
-      </w:r>
-      <w:proofErr w:type="spellEnd"/>
-      <w:r>
-        <w:t>), and the Forum (</w:t>
-      </w:r>
-      <w:proofErr w:type="spellStart"/>
-      <w:r>
-        <w:t>Postmill</w:t>
-      </w:r>
-      <w:proofErr w:type="spellEnd"/>
-      <w:r>
-        <w:t>/Reddit). The intent is not to succeed at the tasks</w:t>
+        <w:t>committing to the full data-collection sweep (200 tasks × 4 budget levels × 3 strategies), I wrote a minimal validation script that runs Strategy A on a single task from each of my three target sites: Shopping (OneStopShop), the CMS (shopping_admin), and the Forum (Postmill/Reddit). The intent is not to succeed at the tasks</w:t>
       </w:r>
       <w:r>
         <w:t xml:space="preserve"> as </w:t>
       </w:r>
-      <w:proofErr w:type="spellStart"/>
-      <w:r>
-        <w:t>WebArena</w:t>
-      </w:r>
-      <w:proofErr w:type="spellEnd"/>
-      <w:r>
-        <w:t xml:space="preserve"> is a deliberately difficult benchmark, with GPT-4 reported at only 14.41% success</w:t>
+      <w:r>
+        <w:t>WebArena is a deliberately difficult benchmark, with GPT-4 reported at only 14.41% success</w:t>
       </w:r>
       <w:r>
         <w:t xml:space="preserve"> </w:t>
@@ -1225,193 +1103,18 @@
       </w:r>
     </w:p>
     <w:p>
-      <w:proofErr w:type="spellStart"/>
-      <w:r>
-        <w:t>BrowserGym</w:t>
-      </w:r>
-      <w:proofErr w:type="spellEnd"/>
-      <w:r>
-        <w:t xml:space="preserve"> reads the </w:t>
-      </w:r>
-      <w:proofErr w:type="spellStart"/>
-      <w:r>
-        <w:t>WebArena</w:t>
-      </w:r>
-      <w:proofErr w:type="spellEnd"/>
-      <w:r>
-        <w:t xml:space="preserve"> site URLs from environment variables at import time. The script therefore calls </w:t>
-      </w:r>
-      <w:proofErr w:type="spellStart"/>
-      <w:r>
-        <w:t>load_</w:t>
-      </w:r>
-      <w:proofErr w:type="gramStart"/>
-      <w:r>
-        <w:t>dotenv</w:t>
-      </w:r>
-      <w:proofErr w:type="spellEnd"/>
-      <w:r>
-        <w:t>(</w:t>
-      </w:r>
-      <w:proofErr w:type="gramEnd"/>
-      <w:r>
-        <w:t xml:space="preserve">) and remaps my project's WA_* variable names onto the bare names </w:t>
-      </w:r>
-      <w:proofErr w:type="spellStart"/>
-      <w:r>
-        <w:t>WebArena</w:t>
-      </w:r>
-      <w:proofErr w:type="spellEnd"/>
-      <w:r>
-        <w:t xml:space="preserve"> expects (SHOPPING, SHOPPING_ADMIN, REDDIT, etc.) before importing </w:t>
-      </w:r>
-      <w:proofErr w:type="spellStart"/>
-      <w:proofErr w:type="gramStart"/>
-      <w:r>
-        <w:t>browsergym.webarena</w:t>
-      </w:r>
-      <w:proofErr w:type="spellEnd"/>
-      <w:proofErr w:type="gramEnd"/>
-      <w:r>
-        <w:t>. Ordering matters here: importing first would leave the environment unconfigured. Sites I am not using are given placeholder URLs so that registration succeeds without those services running.</w:t>
-      </w:r>
-    </w:p>
-    <w:p>
-      <w:r>
-        <w:t xml:space="preserve">A single </w:t>
-      </w:r>
-      <w:proofErr w:type="spellStart"/>
-      <w:r>
-        <w:t>Pydantic</w:t>
-      </w:r>
-      <w:proofErr w:type="spellEnd"/>
-      <w:r>
-        <w:t xml:space="preserve"> AI agent is constructed with </w:t>
-      </w:r>
-      <w:proofErr w:type="spellStart"/>
-      <w:r>
-        <w:t>output_type</w:t>
-      </w:r>
-      <w:proofErr w:type="spellEnd"/>
-      <w:r>
-        <w:t>=</w:t>
-      </w:r>
-      <w:proofErr w:type="spellStart"/>
-      <w:r>
-        <w:t>AgentAction</w:t>
-      </w:r>
-      <w:proofErr w:type="spellEnd"/>
-      <w:r>
-        <w:t xml:space="preserve">, where </w:t>
-      </w:r>
-      <w:proofErr w:type="spellStart"/>
-      <w:r>
-        <w:t>AgentAction</w:t>
-      </w:r>
-      <w:proofErr w:type="spellEnd"/>
-      <w:r>
-        <w:t xml:space="preserve"> is a </w:t>
-      </w:r>
-      <w:proofErr w:type="spellStart"/>
-      <w:r>
-        <w:t>Pydantic</w:t>
-      </w:r>
-      <w:proofErr w:type="spellEnd"/>
-      <w:r>
-        <w:t xml:space="preserve"> model containing a short reasoning string and a single action string. Using a structured output type means the model's reply is parsed and validated automatically, removing the need for the regular-expression action extraction used in the canonical </w:t>
-      </w:r>
-      <w:proofErr w:type="spellStart"/>
-      <w:r>
-        <w:t>WebArena</w:t>
-      </w:r>
-      <w:proofErr w:type="spellEnd"/>
-      <w:r>
-        <w:t xml:space="preserve"> harness. The static instruction block enumerates the </w:t>
-      </w:r>
-      <w:proofErr w:type="spellStart"/>
-      <w:r>
-        <w:t>BrowserGym</w:t>
-      </w:r>
-      <w:proofErr w:type="spellEnd"/>
-      <w:r>
-        <w:t xml:space="preserve"> </w:t>
-      </w:r>
-      <w:proofErr w:type="spellStart"/>
-      <w:r>
-        <w:t>HighLevelActionSet</w:t>
-      </w:r>
-      <w:proofErr w:type="spellEnd"/>
-      <w:r>
-        <w:t xml:space="preserve"> verbs (click, fill, </w:t>
-      </w:r>
-      <w:proofErr w:type="spellStart"/>
-      <w:r>
-        <w:t>select_option</w:t>
-      </w:r>
-      <w:proofErr w:type="spellEnd"/>
-      <w:r>
-        <w:t xml:space="preserve">, press, scroll, </w:t>
-      </w:r>
-      <w:proofErr w:type="spellStart"/>
-      <w:r>
-        <w:t>goto</w:t>
-      </w:r>
-      <w:proofErr w:type="spellEnd"/>
-      <w:r>
-        <w:t xml:space="preserve">, </w:t>
-      </w:r>
-      <w:proofErr w:type="spellStart"/>
-      <w:r>
-        <w:t>go_back</w:t>
-      </w:r>
-      <w:proofErr w:type="spellEnd"/>
-      <w:r>
-        <w:t xml:space="preserve">, </w:t>
-      </w:r>
-      <w:proofErr w:type="spellStart"/>
-      <w:r>
-        <w:t>send_msg_to_user</w:t>
-      </w:r>
-      <w:proofErr w:type="spellEnd"/>
-      <w:r>
-        <w:t xml:space="preserve">, noop) and states the two rules that most affect validity: only element ids present in the current accessibility tree may be referenced, and information-seeking tasks are complete only once </w:t>
-      </w:r>
-      <w:proofErr w:type="spellStart"/>
-      <w:r>
-        <w:t>send_msg_to_</w:t>
-      </w:r>
-      <w:proofErr w:type="gramStart"/>
-      <w:r>
-        <w:t>user</w:t>
-      </w:r>
-      <w:proofErr w:type="spellEnd"/>
-      <w:r>
-        <w:t>(</w:t>
-      </w:r>
-      <w:proofErr w:type="gramEnd"/>
-      <w:r>
-        <w:t>) has been called with the answer.</w:t>
-      </w:r>
-    </w:p>
-    <w:p>
-      <w:r>
-        <w:t xml:space="preserve">The script reads the </w:t>
-      </w:r>
-      <w:proofErr w:type="spellStart"/>
-      <w:r>
-        <w:t>WebArena</w:t>
-      </w:r>
-      <w:proofErr w:type="spellEnd"/>
-      <w:r>
-        <w:t xml:space="preserve"> task configuration files bundled with the </w:t>
-      </w:r>
-      <w:proofErr w:type="spellStart"/>
-      <w:r>
-        <w:t>webarena</w:t>
-      </w:r>
-      <w:proofErr w:type="spellEnd"/>
-      <w:r>
-        <w:t xml:space="preserve"> package and selects the first single-site task for each of the three target sites. Restricting to single-site tasks </w:t>
+      <w:r>
+        <w:t>BrowserGym reads the WebArena site URLs from environment variables at import time. The script therefore calls load_dotenv() and remaps my project's WA_* variable names onto the bare names WebArena expects (SHOPPING, SHOPPING_ADMIN, REDDIT, etc.) before importing browsergym.webarena. Ordering matters here: importing first would leave the environment unconfigured. Sites I am not using are given placeholder URLs so that registration succeeds without those services running.</w:t>
+      </w:r>
+    </w:p>
+    <w:p>
+      <w:r>
+        <w:t>A single Pydantic AI agent is constructed with output_type=AgentAction, where AgentAction is a Pydantic model containing a short reasoning string and a single action string. Using a structured output type means the model's reply is parsed and validated automatically, removing the need for the regular-expression action extraction used in the canonical WebArena harness. The static instruction block enumerates the BrowserGym HighLevelActionSet verbs (click, fill, select_option, press, scroll, goto, go_back, send_msg_to_user, noop) and states the two rules that most affect validity: only element ids present in the current accessibility tree may be referenced, and information-seeking tasks are complete only once send_msg_to_user() has been called with the answer.</w:t>
+      </w:r>
+    </w:p>
+    <w:p>
+      <w:r>
+        <w:t xml:space="preserve">The script reads the WebArena task configuration files bundled with the webarena package and selects the first single-site task for each of the three target sites. Restricting to single-site tasks </w:t>
       </w:r>
       <w:r>
         <w:lastRenderedPageBreak/>
@@ -1420,25 +1123,7 @@
     </w:p>
     <w:p>
       <w:r>
-        <w:t xml:space="preserve">Each episode instantiates a </w:t>
-      </w:r>
-      <w:proofErr w:type="spellStart"/>
-      <w:r>
-        <w:t>BrowserGym</w:t>
-      </w:r>
-      <w:proofErr w:type="spellEnd"/>
-      <w:r>
-        <w:t xml:space="preserve"> environment via </w:t>
-      </w:r>
-      <w:proofErr w:type="spellStart"/>
-      <w:proofErr w:type="gramStart"/>
-      <w:r>
-        <w:t>gym.make</w:t>
-      </w:r>
-      <w:proofErr w:type="spellEnd"/>
-      <w:proofErr w:type="gramEnd"/>
-      <w:r>
-        <w:t>() and then iterates:</w:t>
+        <w:t>Each episode instantiates a BrowserGym environment via gym.make() and then iterates:</w:t>
       </w:r>
     </w:p>
     <w:p>
@@ -1450,23 +1135,7 @@
         </w:numPr>
       </w:pPr>
       <w:r>
-        <w:t xml:space="preserve">The current observation is converted to text. The accessibility tree is flattened with </w:t>
-      </w:r>
-      <w:proofErr w:type="spellStart"/>
-      <w:r>
-        <w:t>flatten_axtree_to_</w:t>
-      </w:r>
-      <w:proofErr w:type="gramStart"/>
-      <w:r>
-        <w:t>str</w:t>
-      </w:r>
-      <w:proofErr w:type="spellEnd"/>
-      <w:r>
-        <w:t>(</w:t>
-      </w:r>
-      <w:proofErr w:type="gramEnd"/>
-      <w:r>
-        <w:t>) and combined with the task goal, the current URL, and any error returned by the previous action.</w:t>
+        <w:t>The current observation is converted to text. The accessibility tree is flattened with flatten_axtree_to_str() and combined with the task goal, the current URL, and any error returned by the previous action.</w:t>
       </w:r>
     </w:p>
     <w:p>
@@ -1490,25 +1159,7 @@
         </w:numPr>
       </w:pPr>
       <w:r>
-        <w:t xml:space="preserve">Token usage is read from </w:t>
-      </w:r>
-      <w:proofErr w:type="spellStart"/>
-      <w:proofErr w:type="gramStart"/>
-      <w:r>
-        <w:t>result.usage</w:t>
-      </w:r>
-      <w:proofErr w:type="spellEnd"/>
-      <w:proofErr w:type="gramEnd"/>
-      <w:r>
-        <w:t xml:space="preserve">() and accumulated. Because </w:t>
-      </w:r>
-      <w:proofErr w:type="spellStart"/>
-      <w:r>
-        <w:t>Pydantic</w:t>
-      </w:r>
-      <w:proofErr w:type="spellEnd"/>
-      <w:r>
-        <w:t xml:space="preserve"> AI reports input and output token counts natively, this constitutes the token accounting mechanism described in my methodology — no interception of the underlying OpenAI client is required.</w:t>
+        <w:t>Token usage is read from result.usage() and accumulated. Because Pydantic AI reports input and output token counts natively, this constitutes the token accounting mechanism described in my methodology — no interception of the underlying OpenAI client is required.</w:t>
       </w:r>
     </w:p>
     <w:p>
@@ -1520,25 +1171,7 @@
         </w:numPr>
       </w:pPr>
       <w:r>
-        <w:t xml:space="preserve">The action is executed with </w:t>
-      </w:r>
-      <w:proofErr w:type="spellStart"/>
-      <w:proofErr w:type="gramStart"/>
-      <w:r>
-        <w:t>env.step</w:t>
-      </w:r>
-      <w:proofErr w:type="spellEnd"/>
-      <w:proofErr w:type="gramEnd"/>
-      <w:r>
-        <w:t xml:space="preserve">(), which returns the next observation and the reward computed by </w:t>
-      </w:r>
-      <w:proofErr w:type="spellStart"/>
-      <w:r>
-        <w:t>WebArena's</w:t>
-      </w:r>
-      <w:proofErr w:type="spellEnd"/>
-      <w:r>
-        <w:t xml:space="preserve"> own evaluation function.</w:t>
+        <w:t>The action is executed with env.step(), which returns the next observation and the reward computed by WebArena's own evaluation function.</w:t>
       </w:r>
     </w:p>
     <w:p>
@@ -1551,15 +1184,7 @@
         <w:t xml:space="preserve">For the output, each </w:t>
       </w:r>
       <w:r>
-        <w:t xml:space="preserve">step prints the agent's reasoning, its chosen action, the tokens consumed, and whether the action was accepted or produced an error. Each episode reports success, termination reason, step count, input/output/total tokens, and wall-clock duration. A summary table is printed across all three </w:t>
-      </w:r>
-      <w:proofErr w:type="gramStart"/>
-      <w:r>
-        <w:t>sites</w:t>
-      </w:r>
-      <w:proofErr w:type="gramEnd"/>
-      <w:r>
-        <w:t xml:space="preserve"> and the full per-step log is written to JSON. Episode failures are caught individually so that a problem on one site does not abort the remaining runs.</w:t>
+        <w:t>step prints the agent's reasoning, its chosen action, the tokens consumed, and whether the action was accepted or produced an error. Each episode reports success, termination reason, step count, input/output/total tokens, and wall-clock duration. A summary table is printed across all three sites and the full per-step log is written to JSON. Episode failures are caught individually so that a problem on one site does not abort the remaining runs.</w:t>
       </w:r>
     </w:p>
     <w:p>
@@ -1572,26 +1197,10 @@
         <w:t xml:space="preserve">I also note a measurement consideration for GPT-5 Mini specifically: it is a reasoning model, and its hidden reasoning tokens are billed as output tokens. This is correct for budget accounting </w:t>
       </w:r>
       <w:r>
-        <w:t xml:space="preserve">as those tokens are a real </w:t>
-      </w:r>
-      <w:proofErr w:type="gramStart"/>
-      <w:r>
-        <w:t>cost</w:t>
-      </w:r>
-      <w:proofErr w:type="gramEnd"/>
-      <w:r>
-        <w:t xml:space="preserve"> </w:t>
-      </w:r>
-      <w:r>
-        <w:t xml:space="preserve">but it means </w:t>
-      </w:r>
-      <w:proofErr w:type="spellStart"/>
-      <w:r>
-        <w:t>reasoning_effort</w:t>
-      </w:r>
-      <w:proofErr w:type="spellEnd"/>
-      <w:r>
-        <w:t xml:space="preserve"> must be pinned to a fixed value before collection begins, otherwise per-episode token totals could vary for reasons unrelated to the orchestration strategy under test, confounding the comparison.</w:t>
+        <w:t xml:space="preserve">as those tokens are a real cost </w:t>
+      </w:r>
+      <w:r>
+        <w:t>but it means reasoning_effort must be pinned to a fixed value before collection begins, otherwise per-episode token totals could vary for reasons unrelated to the orchestration strategy under test, confounding the comparison.</w:t>
       </w:r>
     </w:p>
     <w:p>
@@ -1698,23 +1307,7 @@
         <w:t xml:space="preserve">Isolating task 27 for the reddit website shows interesting results which differentiates from past tests. </w:t>
       </w:r>
       <w:r>
-        <w:t xml:space="preserve">step 0 sees the front page, step 1 sees the </w:t>
-      </w:r>
-      <w:proofErr w:type="spellStart"/>
-      <w:r>
-        <w:t>Showerthoughts</w:t>
-      </w:r>
-      <w:proofErr w:type="spellEnd"/>
-      <w:r>
-        <w:t xml:space="preserve"> forum, step 2 sees a user link (/user/</w:t>
-      </w:r>
-      <w:proofErr w:type="spellStart"/>
-      <w:r>
-        <w:t>Waoonet</w:t>
-      </w:r>
-      <w:proofErr w:type="spellEnd"/>
-      <w:r>
-        <w:t xml:space="preserve">), step 3 sees a post. The page </w:t>
+        <w:t xml:space="preserve">step 0 sees the front page, step 1 sees the Showerthoughts forum, step 2 sees a user link (/user/Waoonet), step 3 sees a post. The page </w:t>
       </w:r>
       <w:r>
         <w:t>is</w:t>
@@ -1744,15 +1337,7 @@
         <w:t xml:space="preserve">, </w:t>
       </w:r>
       <w:r>
-        <w:t xml:space="preserve">the click lands, then Playwright waits for the post-click navigation and gives up at 500ms. Over a </w:t>
-      </w:r>
-      <w:proofErr w:type="spellStart"/>
-      <w:r>
-        <w:t>London→Ohio</w:t>
-      </w:r>
-      <w:proofErr w:type="spellEnd"/>
-      <w:r>
-        <w:t xml:space="preserve"> round trip, 500ms is nothing. </w:t>
+        <w:t xml:space="preserve">the click lands, then Playwright waits for the post-click navigation and gives up at 500ms. Over a London→Ohio round trip, 500ms is nothing. </w:t>
       </w:r>
       <w:r>
         <w:t>T</w:t>
@@ -1838,15 +1423,7 @@
           </w:tcPr>
           <w:p>
             <w:r>
-              <w:t xml:space="preserve">0 – </w:t>
-            </w:r>
-            <w:proofErr w:type="gramStart"/>
-            <w:r>
-              <w:t>cant</w:t>
-            </w:r>
-            <w:proofErr w:type="gramEnd"/>
-            <w:r>
-              <w:t xml:space="preserve"> complete 1 step</w:t>
+              <w:t>0 – cant complete 1 step</w:t>
             </w:r>
           </w:p>
         </w:tc>
@@ -1941,15 +1518,7 @@
         <w:t xml:space="preserve"> which should remove the 500ms timeouts</w:t>
       </w:r>
       <w:r>
-        <w:t xml:space="preserve"> and should progress through the task and give a true read on how many steps this task </w:t>
-      </w:r>
-      <w:proofErr w:type="gramStart"/>
-      <w:r>
-        <w:t>actually needs</w:t>
-      </w:r>
-      <w:proofErr w:type="gramEnd"/>
-      <w:r>
-        <w:t xml:space="preserve">. </w:t>
+        <w:t xml:space="preserve"> and should progress through the task and give a true read on how many steps this task actually needs. </w:t>
       </w:r>
       <w:r>
         <w:t xml:space="preserve">Tokens per step may even drop. </w:t>
@@ -2056,21 +1625,8 @@
       </w:r>
     </w:p>
     <w:p>
-      <w:proofErr w:type="gramStart"/>
-      <w:r>
-        <w:t>So</w:t>
-      </w:r>
-      <w:proofErr w:type="gramEnd"/>
-      <w:r>
-        <w:t xml:space="preserve"> I had to install all the libraries </w:t>
-      </w:r>
-      <w:proofErr w:type="spellStart"/>
-      <w:r>
-        <w:t>im</w:t>
-      </w:r>
-      <w:proofErr w:type="spellEnd"/>
-      <w:r>
-        <w:t xml:space="preserve"> using locally onto the AWS EC2 instance and I got this message </w:t>
+      <w:r>
+        <w:t xml:space="preserve">So I had to install all the libraries im using locally onto the AWS EC2 instance and I got this message </w:t>
       </w:r>
       <w:r>
         <w:t>triggered by the playwright library:</w:t>
@@ -2230,34 +1786,10 @@
     <w:p>
       <w:r>
         <w:lastRenderedPageBreak/>
-        <w:t>Forum is running, however apparently there is no module named “</w:t>
-      </w:r>
-      <w:proofErr w:type="spellStart"/>
-      <w:r>
-        <w:t>browser_env</w:t>
-      </w:r>
-      <w:proofErr w:type="spellEnd"/>
-      <w:r>
-        <w:t xml:space="preserve">” so I will have to </w:t>
-      </w:r>
-      <w:r>
-        <w:t xml:space="preserve">re-install the </w:t>
-      </w:r>
-      <w:proofErr w:type="spellStart"/>
-      <w:r>
-        <w:t>webarena</w:t>
-      </w:r>
-      <w:proofErr w:type="spellEnd"/>
-      <w:r>
-        <w:t xml:space="preserve"> repository including its </w:t>
-      </w:r>
-      <w:proofErr w:type="gramStart"/>
-      <w:r>
-        <w:t>top level</w:t>
-      </w:r>
-      <w:proofErr w:type="gramEnd"/>
-      <w:r>
-        <w:t xml:space="preserve"> modules.</w:t>
+        <w:t xml:space="preserve">Forum is running, however apparently there is no module named “browser_env” so I will have to </w:t>
+      </w:r>
+      <w:r>
+        <w:t>re-install the webarena repository including its top level modules.</w:t>
       </w:r>
     </w:p>
     <w:p/>
@@ -2361,37 +1893,13 @@
         <w:t xml:space="preserve">The RISK R3 I anticipated has come to fruition… </w:t>
       </w:r>
       <w:r>
-        <w:t xml:space="preserve">There is a version incompatibility between </w:t>
-      </w:r>
-      <w:proofErr w:type="spellStart"/>
-      <w:r>
-        <w:t>WebAren’as</w:t>
-      </w:r>
-      <w:proofErr w:type="spellEnd"/>
-      <w:r>
-        <w:t xml:space="preserve"> 2023 codebase and the contemporary OpenAI SDK. </w:t>
-      </w:r>
-      <w:r>
-        <w:t xml:space="preserve">After importing </w:t>
-      </w:r>
-      <w:proofErr w:type="spellStart"/>
-      <w:r>
-        <w:t>openAI</w:t>
-      </w:r>
-      <w:proofErr w:type="spellEnd"/>
-      <w:r>
-        <w:t xml:space="preserve"> directly into the code</w:t>
-      </w:r>
-      <w:r>
-        <w:t xml:space="preserve">, the results </w:t>
-      </w:r>
-      <w:proofErr w:type="gramStart"/>
-      <w:r>
-        <w:t>looks</w:t>
-      </w:r>
-      <w:proofErr w:type="gramEnd"/>
-      <w:r>
-        <w:t xml:space="preserve"> better. </w:t>
+        <w:t xml:space="preserve">There is a version incompatibility between WebAren’as 2023 codebase and the contemporary OpenAI SDK. </w:t>
+      </w:r>
+      <w:r>
+        <w:t>After importing openAI directly into the code</w:t>
+      </w:r>
+      <w:r>
+        <w:t xml:space="preserve">, the results looks better. </w:t>
       </w:r>
       <w:r>
         <w:t>However, the issue with the budget ladder is consistent</w:t>
@@ -2630,15 +2138,7 @@
     </w:p>
     <w:p>
       <w:r>
-        <w:t xml:space="preserve">2 things </w:t>
-      </w:r>
-      <w:proofErr w:type="gramStart"/>
-      <w:r>
-        <w:t>needs</w:t>
-      </w:r>
-      <w:proofErr w:type="gramEnd"/>
-      <w:r>
-        <w:t xml:space="preserve"> to change now:</w:t>
+        <w:t>2 things needs to change now:</w:t>
       </w:r>
     </w:p>
     <w:p>
@@ -2652,32 +2152,11 @@
       <w:r>
         <w:t xml:space="preserve">Cut cost per step by pinning the reasoning effort to low as the output is between 429-1198/step and reasoning tokens take a big chunk of that. </w:t>
       </w:r>
-      <w:proofErr w:type="gramStart"/>
-      <w:r>
-        <w:t>Also</w:t>
-      </w:r>
-      <w:proofErr w:type="gramEnd"/>
-      <w:r>
-        <w:t xml:space="preserve"> I need to trim the </w:t>
-      </w:r>
-      <w:proofErr w:type="spellStart"/>
-      <w:r>
-        <w:t>AXTree</w:t>
-      </w:r>
-      <w:proofErr w:type="spellEnd"/>
-      <w:r>
-        <w:t xml:space="preserve">, as this also has filtering options by dropping non-interactive elements (this can cut input tokens substantially). </w:t>
-      </w:r>
-      <w:r>
-        <w:t>If I get 2,000/</w:t>
-      </w:r>
-      <w:proofErr w:type="gramStart"/>
-      <w:r>
-        <w:t>step</w:t>
-      </w:r>
-      <w:proofErr w:type="gramEnd"/>
-      <w:r>
-        <w:t xml:space="preserve"> then a 16k budget gives me 8 steps which is more realistic. </w:t>
+      <w:r>
+        <w:t xml:space="preserve">Also I need to trim the AXTree, as this also has filtering options by dropping non-interactive elements (this can cut input tokens substantially). </w:t>
+      </w:r>
+      <w:r>
+        <w:t xml:space="preserve">If I get 2,000/step then a 16k budget gives me 8 steps which is more realistic. </w:t>
       </w:r>
     </w:p>
     <w:p>
@@ -2701,15 +2180,7 @@
         <w:t xml:space="preserve">The reasoning pin worked, output tokens fell 47% (from 2,887 to 1,539) with reasoning tokens now visible at 64-448/step. However, step 4 </w:t>
       </w:r>
       <w:r>
-        <w:t xml:space="preserve">shows that input tokens </w:t>
-      </w:r>
-      <w:proofErr w:type="gramStart"/>
-      <w:r>
-        <w:t>is</w:t>
-      </w:r>
-      <w:proofErr w:type="gramEnd"/>
-      <w:r>
-        <w:t xml:space="preserve"> 97% of my cost. </w:t>
+        <w:t xml:space="preserve">shows that input tokens is 97% of my cost. </w:t>
       </w:r>
     </w:p>
     <w:p>
@@ -2904,15 +2375,7 @@
         <w:t xml:space="preserve"> the comments page.</w:t>
       </w:r>
       <w:r>
-        <w:t xml:space="preserve"> Another issue has </w:t>
-      </w:r>
-      <w:proofErr w:type="spellStart"/>
-      <w:r>
-        <w:t>arised</w:t>
-      </w:r>
-      <w:proofErr w:type="spellEnd"/>
-      <w:r>
-        <w:t xml:space="preserve"> where with </w:t>
+        <w:t xml:space="preserve"> Another issue has arised where with </w:t>
       </w:r>
       <w:r>
         <w:t>a 16,000 cap, this episode consumed 44,796.</w:t>
@@ -2932,15 +2395,7 @@
     </w:p>
     <w:p>
       <w:r>
-        <w:t xml:space="preserve">To fix this, I need to estimate the calls input cost BEFORE paying for it. </w:t>
-      </w:r>
-      <w:proofErr w:type="gramStart"/>
-      <w:r>
-        <w:t>So</w:t>
-      </w:r>
-      <w:proofErr w:type="gramEnd"/>
-      <w:r>
-        <w:t xml:space="preserve"> an episode must NEVER exceed its stated budget. </w:t>
+        <w:t xml:space="preserve">To fix this, I need to estimate the calls input cost BEFORE paying for it. So an episode must NEVER exceed its stated budget. </w:t>
       </w:r>
     </w:p>
     <w:p>
@@ -3001,15 +2456,7 @@
         <w:t xml:space="preserve">This is at 1,800 tokens/step on average. </w:t>
       </w:r>
       <w:r>
-        <w:t xml:space="preserve">And this specific task finished at 10.8k tokens. Now I can </w:t>
-      </w:r>
-      <w:proofErr w:type="gramStart"/>
-      <w:r>
-        <w:t>actually continue</w:t>
-      </w:r>
-      <w:proofErr w:type="gramEnd"/>
-      <w:r>
-        <w:t xml:space="preserve"> with my proposed </w:t>
+        <w:t xml:space="preserve">And this specific task finished at 10.8k tokens. Now I can actually continue with my proposed </w:t>
       </w:r>
       <w:r>
         <w:t xml:space="preserve">ladder of 2k/4k/8k/16k as this now validated the original design once the observation cost was controlled. </w:t>
@@ -3020,15 +2467,7 @@
         <w:t xml:space="preserve">HOWEVER, </w:t>
       </w:r>
       <w:r>
-        <w:t xml:space="preserve">steps 1-2 were wasted scrolling (filtering hid </w:t>
-      </w:r>
-      <w:proofErr w:type="spellStart"/>
-      <w:r>
-        <w:t>ShowerThoughts</w:t>
-      </w:r>
-      <w:proofErr w:type="spellEnd"/>
-      <w:r>
-        <w:t xml:space="preserve"> initially, so it scrolled twice to find it). 3,000 tokens were spent recovering from reduced visibility. This is an interesting trade off as aggressive </w:t>
+        <w:t xml:space="preserve">steps 1-2 were wasted scrolling (filtering hid ShowerThoughts initially, so it scrolled twice to find it). 3,000 tokens were spent recovering from reduced visibility. This is an interesting trade off as aggressive </w:t>
       </w:r>
       <w:r>
         <w:t>filtering cuts per-step cost but can add steps</w:t>
@@ -3042,15 +2481,7 @@
         <w:t xml:space="preserve">Now the next thing to do is run </w:t>
       </w:r>
       <w:r>
-        <w:t xml:space="preserve">1 task from both shopping and </w:t>
-      </w:r>
-      <w:proofErr w:type="spellStart"/>
-      <w:r>
-        <w:t>shopping_admin</w:t>
-      </w:r>
-      <w:proofErr w:type="spellEnd"/>
-      <w:r>
-        <w:t xml:space="preserve"> sites before running batches. </w:t>
+        <w:t xml:space="preserve">1 task from both shopping and shopping_admin sites before running batches. </w:t>
       </w:r>
     </w:p>
     <w:p>
@@ -3103,15 +2534,7 @@
     </w:p>
     <w:p>
       <w:r>
-        <w:t>These failures are answer formatting issues and not plumbing, which is fine. In terms of per-</w:t>
-      </w:r>
-      <w:proofErr w:type="spellStart"/>
-      <w:r>
-        <w:t>stike</w:t>
-      </w:r>
-      <w:proofErr w:type="spellEnd"/>
-      <w:r>
-        <w:t xml:space="preserve"> token usage:</w:t>
+        <w:t>These failures are answer formatting issues and not plumbing, which is fine. In terms of per-stike token usage:</w:t>
       </w:r>
     </w:p>
     <w:tbl>
@@ -3361,15 +2784,7 @@
         <w:t>): it found “Sprite Stasis Ball 65cm”</w:t>
       </w:r>
       <w:r>
-        <w:t xml:space="preserve"> and answered in one step. Correct content, rejected on exact match. </w:t>
-      </w:r>
-      <w:proofErr w:type="spellStart"/>
-      <w:r>
-        <w:t>WebArena</w:t>
-      </w:r>
-      <w:proofErr w:type="spellEnd"/>
-      <w:r>
-        <w:t xml:space="preserve"> compares strings strictly.</w:t>
+        <w:t xml:space="preserve"> and answered in one step. Correct content, rejected on exact match. WebArena compares strings strictly.</w:t>
       </w:r>
     </w:p>
     <w:p>
@@ -3377,29 +2792,13 @@
         <w:t>For Task 0 on CMS (</w:t>
       </w:r>
       <w:r>
-        <w:t xml:space="preserve">What is the </w:t>
-      </w:r>
-      <w:proofErr w:type="gramStart"/>
-      <w:r>
-        <w:t>top-1</w:t>
-      </w:r>
-      <w:proofErr w:type="gramEnd"/>
-      <w:r>
-        <w:t xml:space="preserve"> best-selling product in 2022</w:t>
+        <w:t>What is the top-1 best-selling product in 2022</w:t>
       </w:r>
       <w:r>
         <w:t xml:space="preserve">): </w:t>
       </w:r>
       <w:r>
-        <w:t xml:space="preserve">It answered with a paragraph explaining it couldn’t find a name. </w:t>
-      </w:r>
-      <w:proofErr w:type="spellStart"/>
-      <w:r>
-        <w:t>WebArena</w:t>
-      </w:r>
-      <w:proofErr w:type="spellEnd"/>
-      <w:r>
-        <w:t xml:space="preserve"> expects a bare answer or N/A. </w:t>
+        <w:t xml:space="preserve">It answered with a paragraph explaining it couldn’t find a name. WebArena expects a bare answer or N/A. </w:t>
       </w:r>
     </w:p>
     <w:p>
@@ -3567,13 +2966,8 @@
             <w:tcW w:w="3969" w:type="dxa"/>
           </w:tcPr>
           <w:p>
-            <w:proofErr w:type="gramStart"/>
-            <w:r>
-              <w:t>Scroll(</w:t>
-            </w:r>
-            <w:proofErr w:type="gramEnd"/>
-            <w:r>
-              <w:t>0,400) to find the forum</w:t>
+            <w:r>
+              <w:t>Scroll(0,400) to find the forum</w:t>
             </w:r>
           </w:p>
         </w:tc>
@@ -3604,21 +2998,8 @@
             <w:tcW w:w="3969" w:type="dxa"/>
           </w:tcPr>
           <w:p>
-            <w:proofErr w:type="gramStart"/>
-            <w:r>
-              <w:t>Fill(</w:t>
-            </w:r>
-            <w:proofErr w:type="gramEnd"/>
-            <w:r>
-              <w:t>‘50’, ‘</w:t>
-            </w:r>
-            <w:proofErr w:type="spellStart"/>
-            <w:r>
-              <w:t>showerthoughts</w:t>
-            </w:r>
-            <w:proofErr w:type="spellEnd"/>
-            <w:r>
-              <w:t>’) - search</w:t>
+            <w:r>
+              <w:t>Fill(‘50’, ‘showerthoughts’) - search</w:t>
             </w:r>
           </w:p>
         </w:tc>
@@ -3637,13 +3018,8 @@
     <w:p/>
     <w:p>
       <w:r>
-        <w:t xml:space="preserve">Ran the same task again with no changes to the code, and I am seeing a lot of </w:t>
-      </w:r>
-      <w:proofErr w:type="gramStart"/>
-      <w:r>
-        <w:t>variance</w:t>
-      </w:r>
-      <w:proofErr w:type="gramEnd"/>
+        <w:t>Ran the same task again with no changes to the code, and I am seeing a lot of variance</w:t>
+      </w:r>
       <w:r>
         <w:t>:</w:t>
       </w:r>
@@ -3692,7 +3068,6 @@
                 <w:bCs/>
               </w:rPr>
             </w:pPr>
-            <w:proofErr w:type="spellStart"/>
             <w:r>
               <w:rPr>
                 <w:b/>
@@ -3700,7 +3075,6 @@
               </w:rPr>
               <w:t>Behavior</w:t>
             </w:r>
-            <w:proofErr w:type="spellEnd"/>
           </w:p>
         </w:tc>
         <w:tc>
@@ -3883,32 +3257,11 @@
         <w:t xml:space="preserve">In run 3, the agent repeated an identical action 4 times, burning 6,500 tokens going nowhere. </w:t>
       </w:r>
       <w:r>
-        <w:t>The issue is my prompt has no memory as the function “</w:t>
-      </w:r>
-      <w:proofErr w:type="spellStart"/>
-      <w:r>
-        <w:t>build_</w:t>
-      </w:r>
-      <w:proofErr w:type="gramStart"/>
-      <w:r>
-        <w:t>prompt</w:t>
-      </w:r>
-      <w:proofErr w:type="spellEnd"/>
-      <w:r>
-        <w:t>(</w:t>
-      </w:r>
-      <w:proofErr w:type="gramEnd"/>
-      <w:r>
-        <w:t xml:space="preserve">)” </w:t>
-      </w:r>
-      <w:r>
-        <w:t xml:space="preserve">sends the goal, URL, last error, and current </w:t>
-      </w:r>
-      <w:proofErr w:type="spellStart"/>
-      <w:r>
-        <w:t>AXTree</w:t>
-      </w:r>
-      <w:proofErr w:type="spellEnd"/>
+        <w:t xml:space="preserve">The issue is my prompt has no memory as the function “build_prompt()” </w:t>
+      </w:r>
+      <w:r>
+        <w:t>sends the goal, URL, last error, and current AXTree</w:t>
+      </w:r>
       <w:r>
         <w:t xml:space="preserve">, </w:t>
       </w:r>
@@ -4106,26 +3459,10 @@
         <w:t xml:space="preserve"> which is costing around 2,500 tokens in 2 of the three runs</w:t>
       </w:r>
       <w:r>
-        <w:t xml:space="preserve"> so </w:t>
-      </w:r>
-      <w:proofErr w:type="spellStart"/>
-      <w:r>
-        <w:t>ill</w:t>
-      </w:r>
-      <w:proofErr w:type="spellEnd"/>
-      <w:r>
-        <w:t xml:space="preserve"> need to fix that. </w:t>
-      </w:r>
-      <w:r>
-        <w:t xml:space="preserve">Ok so adding an action timeout broke the code, so </w:t>
-      </w:r>
-      <w:proofErr w:type="spellStart"/>
-      <w:r>
-        <w:t>ill</w:t>
-      </w:r>
-      <w:proofErr w:type="spellEnd"/>
-      <w:r>
-        <w:t xml:space="preserve"> need to find a substitute solution</w:t>
+        <w:t xml:space="preserve"> so ill need to fix that. </w:t>
+      </w:r>
+      <w:r>
+        <w:t>Ok so adding an action timeout broke the code, so ill need to find a substitute solution</w:t>
       </w:r>
       <w:r>
         <w:t>.</w:t>
@@ -4175,36 +3512,10 @@
     </w:p>
     <w:p>
       <w:r>
-        <w:t xml:space="preserve">Since action timeout is NOT a module constant I </w:t>
-      </w:r>
-      <w:proofErr w:type="spellStart"/>
-      <w:proofErr w:type="gramStart"/>
-      <w:r>
-        <w:t>cant</w:t>
-      </w:r>
-      <w:proofErr w:type="spellEnd"/>
-      <w:proofErr w:type="gramEnd"/>
-      <w:r>
-        <w:t xml:space="preserve"> raise it at runtime</w:t>
-      </w:r>
-      <w:r>
-        <w:t xml:space="preserve">. This means its </w:t>
-      </w:r>
-      <w:proofErr w:type="spellStart"/>
-      <w:r>
-        <w:t>BrowserGyms</w:t>
-      </w:r>
-      <w:proofErr w:type="spellEnd"/>
-      <w:r>
-        <w:t xml:space="preserve"> default and my results stay comparable to other </w:t>
-      </w:r>
-      <w:proofErr w:type="spellStart"/>
-      <w:r>
-        <w:t>webArena</w:t>
-      </w:r>
-      <w:proofErr w:type="spellEnd"/>
-      <w:r>
-        <w:t xml:space="preserve"> work. </w:t>
+        <w:t>Since action timeout is NOT a module constant I cant raise it at runtime</w:t>
+      </w:r>
+      <w:r>
+        <w:t xml:space="preserve">. This means its BrowserGyms default and my results stay comparable to other webArena work. </w:t>
       </w:r>
       <w:r>
         <w:t>And editing files inside site-packages is unreproducible</w:t>
@@ -4213,64 +3524,16 @@
         <w:t>.</w:t>
       </w:r>
       <w:r>
-        <w:t xml:space="preserve"> So instead, </w:t>
-      </w:r>
-      <w:proofErr w:type="spellStart"/>
-      <w:r>
-        <w:t>ill</w:t>
-      </w:r>
-      <w:proofErr w:type="spellEnd"/>
-      <w:r>
-        <w:t xml:space="preserve"> need to stop the false error misleading the agent. </w:t>
-      </w:r>
-      <w:r>
-        <w:t xml:space="preserve">The click </w:t>
-      </w:r>
-      <w:proofErr w:type="gramStart"/>
-      <w:r>
-        <w:t>actually lands</w:t>
-      </w:r>
-      <w:proofErr w:type="gramEnd"/>
-      <w:r>
-        <w:t>; the timeout is Playwright giving up on the post-click navigation wait.</w:t>
-      </w:r>
-      <w:r>
-        <w:t xml:space="preserve"> The prompt tells the agent </w:t>
-      </w:r>
-      <w:proofErr w:type="gramStart"/>
-      <w:r>
-        <w:t>“error</w:t>
-      </w:r>
-      <w:proofErr w:type="gramEnd"/>
-      <w:r>
-        <w:t>”, so it wastes a step re-</w:t>
-      </w:r>
-      <w:proofErr w:type="spellStart"/>
-      <w:r>
-        <w:t>tryting</w:t>
-      </w:r>
-      <w:proofErr w:type="spellEnd"/>
-      <w:r>
-        <w:t xml:space="preserve"> something that already worked. </w:t>
-      </w:r>
-      <w:proofErr w:type="spellStart"/>
-      <w:r>
-        <w:t>Ill</w:t>
-      </w:r>
-      <w:proofErr w:type="spellEnd"/>
-      <w:r>
-        <w:t xml:space="preserve"> need to remove that false signal </w:t>
-      </w:r>
-      <w:r>
-        <w:t xml:space="preserve">in </w:t>
-      </w:r>
-      <w:proofErr w:type="spellStart"/>
-      <w:r>
-        <w:t>build_prompt</w:t>
-      </w:r>
-      <w:proofErr w:type="spellEnd"/>
-      <w:r>
-        <w:t xml:space="preserve"> function</w:t>
+        <w:t xml:space="preserve"> So instead, ill need to stop the false error misleading the agent. </w:t>
+      </w:r>
+      <w:r>
+        <w:t>The click actually lands; the timeout is Playwright giving up on the post-click navigation wait.</w:t>
+      </w:r>
+      <w:r>
+        <w:t xml:space="preserve"> The prompt tells the agent “error”, so it wastes a step re-tryting something that already worked. Ill need to remove that false signal </w:t>
+      </w:r>
+      <w:r>
+        <w:t>in build_prompt function</w:t>
       </w:r>
       <w:r>
         <w:t>.</w:t>
@@ -4284,15 +3547,7 @@
         <w:t xml:space="preserve">the timeout being set to 60,000. I set it to this value because I was doing testing on my local machine, but now the code is on the instance, I should set it to 10,000. However ill need to see the difference in </w:t>
       </w:r>
       <w:r>
-        <w:t xml:space="preserve">results from both. If nothing changes, then </w:t>
-      </w:r>
-      <w:proofErr w:type="spellStart"/>
-      <w:r>
-        <w:t>ill</w:t>
-      </w:r>
-      <w:proofErr w:type="spellEnd"/>
-      <w:r>
-        <w:t xml:space="preserve"> keep the timeout set to 10000, but if there are large variances then ill switch back to 60,000</w:t>
+        <w:t>results from both. If nothing changes, then ill keep the timeout set to 10000, but if there are large variances then ill switch back to 60,000</w:t>
       </w:r>
       <w:r>
         <w:t>.</w:t>
@@ -4303,15 +3558,7 @@
         <w:t xml:space="preserve">Changing </w:t>
       </w:r>
       <w:r>
-        <w:t xml:space="preserve">timeout set from 60,000 to 10,000 showed no variance. </w:t>
-      </w:r>
-      <w:proofErr w:type="gramStart"/>
-      <w:r>
-        <w:t>So</w:t>
-      </w:r>
-      <w:proofErr w:type="gramEnd"/>
-      <w:r>
-        <w:t xml:space="preserve"> keeping to 10,000. </w:t>
+        <w:t xml:space="preserve">timeout set from 60,000 to 10,000 showed no variance. So keeping to 10,000. </w:t>
       </w:r>
     </w:p>
     <w:p>
@@ -4332,35 +3579,17 @@
       </w:r>
     </w:p>
     <w:p>
-      <w:proofErr w:type="gramStart"/>
-      <w:r>
-        <w:t>So</w:t>
-      </w:r>
-      <w:proofErr w:type="gramEnd"/>
-      <w:r>
-        <w:t xml:space="preserve"> what I can do now is my </w:t>
-      </w:r>
-      <w:r>
-        <w:t xml:space="preserve">RQ2 which is </w:t>
-      </w:r>
-      <w:proofErr w:type="gramStart"/>
-      <w:r>
-        <w:t>actually labelling</w:t>
-      </w:r>
-      <w:proofErr w:type="gramEnd"/>
-      <w:r>
-        <w:t xml:space="preserve"> the tasks </w:t>
+      <w:r>
+        <w:t xml:space="preserve">So what I can do now is my </w:t>
+      </w:r>
+      <w:r>
+        <w:t xml:space="preserve">RQ2 which is actually labelling the tasks </w:t>
       </w:r>
       <w:r>
         <w:t xml:space="preserve">based on difficulty, so in this case task 0 would be classed as easy based on my own rubric scale. </w:t>
       </w:r>
-      <w:proofErr w:type="gramStart"/>
-      <w:r>
-        <w:t>So</w:t>
-      </w:r>
-      <w:proofErr w:type="gramEnd"/>
-      <w:r>
-        <w:t xml:space="preserve"> the way I will score each task will be based on 4 observable properties which will band together to provide </w:t>
+      <w:r>
+        <w:t xml:space="preserve">So the way I will score each task will be based on 4 observable properties which will band together to provide </w:t>
       </w:r>
       <w:r>
         <w:t>the final score (or difficulty):</w:t>
@@ -4633,17 +3862,8 @@
                 <w:b/>
                 <w:bCs/>
               </w:rPr>
-              <w:t xml:space="preserve">Target </w:t>
-            </w:r>
-            <w:proofErr w:type="spellStart"/>
-            <w:r>
-              <w:rPr>
-                <w:b/>
-                <w:bCs/>
-              </w:rPr>
-              <w:t>locatability</w:t>
-            </w:r>
-            <w:proofErr w:type="spellEnd"/>
+              <w:t>Target locatability</w:t>
+            </w:r>
           </w:p>
         </w:tc>
         <w:tc>
@@ -4934,47 +4154,18 @@
         <w:t xml:space="preserve">Note to self: When stopping/starting the instance, everything installed is stored in the instances’ storage, so all I need to do is SSH into the instance and </w:t>
       </w:r>
       <w:r>
-        <w:t xml:space="preserve">start the pages </w:t>
-      </w:r>
-      <w:proofErr w:type="spellStart"/>
-      <w:r>
-        <w:t>ill</w:t>
-      </w:r>
-      <w:proofErr w:type="spellEnd"/>
-      <w:r>
-        <w:t xml:space="preserve"> be working on.</w:t>
-      </w:r>
-    </w:p>
-    <w:p>
-      <w:r>
-        <w:t xml:space="preserve">Based on the original </w:t>
-      </w:r>
-      <w:proofErr w:type="spellStart"/>
-      <w:r>
-        <w:t>WebArena</w:t>
-      </w:r>
-      <w:proofErr w:type="spellEnd"/>
-      <w:r>
-        <w:t xml:space="preserve"> paper, they also included a specific rule in their agent instructions: “- If the task is impossible to complete on this site (the data does not exist, or the site does not support the requested operation), send exactly: </w:t>
-      </w:r>
-      <w:proofErr w:type="spellStart"/>
-      <w:r>
-        <w:t>send_msg_to_user</w:t>
-      </w:r>
-      <w:proofErr w:type="spellEnd"/>
-      <w:r>
-        <w:t>('N/A')”</w:t>
+        <w:t>start the pages ill be working on.</w:t>
+      </w:r>
+    </w:p>
+    <w:p>
+      <w:r>
+        <w:t>Based on the original WebArena paper, they also included a specific rule in their agent instructions: “- If the task is impossible to complete on this site (the data does not exist, or the site does not support the requested operation), send exactly: send_msg_to_user('N/A')”</w:t>
       </w:r>
       <w:r>
         <w:t xml:space="preserve"> as </w:t>
       </w:r>
-      <w:proofErr w:type="spellStart"/>
-      <w:r>
-        <w:t>WebArena</w:t>
-      </w:r>
-      <w:proofErr w:type="spellEnd"/>
-      <w:r>
-        <w:t xml:space="preserve"> reports success rate (SR) and success rate on achievable tasks (SRAC) separately</w:t>
+      <w:r>
+        <w:t>WebArena reports success rate (SR) and success rate on achievable tasks (SRAC) separately</w:t>
       </w:r>
       <w:r>
         <w:t>.</w:t>
@@ -4990,15 +4181,7 @@
     </w:p>
     <w:p>
       <w:r>
-        <w:t xml:space="preserve">The next thing </w:t>
-      </w:r>
-      <w:proofErr w:type="spellStart"/>
-      <w:r>
-        <w:t>ill</w:t>
-      </w:r>
-      <w:proofErr w:type="spellEnd"/>
-      <w:r>
-        <w:t xml:space="preserve"> need to work on is probing </w:t>
+        <w:t xml:space="preserve">The next thing ill need to work on is probing </w:t>
       </w:r>
       <w:r>
         <w:t xml:space="preserve">to </w:t>
@@ -5065,43 +4248,14 @@
       </w:r>
     </w:p>
     <w:p>
-      <w:proofErr w:type="spellStart"/>
-      <w:r>
-        <w:t>WebArenas</w:t>
-      </w:r>
-      <w:proofErr w:type="spellEnd"/>
-      <w:r>
-        <w:t xml:space="preserve"> evaluation code in the repo calls an old OpenAI API. </w:t>
-      </w:r>
-      <w:r>
-        <w:t xml:space="preserve">This is because some tasks have LLM evaluators so </w:t>
-      </w:r>
-      <w:proofErr w:type="spellStart"/>
-      <w:r>
-        <w:t>its</w:t>
-      </w:r>
-      <w:proofErr w:type="spellEnd"/>
-      <w:r>
-        <w:t xml:space="preserve"> good I found this before the </w:t>
-      </w:r>
-      <w:proofErr w:type="gramStart"/>
-      <w:r>
-        <w:t>200 task</w:t>
-      </w:r>
-      <w:proofErr w:type="gramEnd"/>
-      <w:r>
-        <w:t xml:space="preserve"> collection. </w:t>
-      </w:r>
-      <w:r>
-        <w:t>I confirmed the cause by running the grep command on “</w:t>
-      </w:r>
-      <w:proofErr w:type="spellStart"/>
-      <w:r>
-        <w:t>ChatCompletion</w:t>
-      </w:r>
-      <w:proofErr w:type="spellEnd"/>
-      <w:r>
-        <w:t xml:space="preserve">”. </w:t>
+      <w:r>
+        <w:t xml:space="preserve">WebArenas evaluation code in the repo calls an old OpenAI API. </w:t>
+      </w:r>
+      <w:r>
+        <w:t xml:space="preserve">This is because some tasks have LLM evaluators so its good I found this before the 200 task collection. </w:t>
+      </w:r>
+      <w:r>
+        <w:t xml:space="preserve">I confirmed the cause by running the grep command on “ChatCompletion”. </w:t>
       </w:r>
     </w:p>
     <w:p>
@@ -5152,23 +4306,7 @@
         <w:t xml:space="preserve">It looks like line 256 </w:t>
       </w:r>
       <w:r>
-        <w:t xml:space="preserve">is the synchronous call, used by </w:t>
-      </w:r>
-      <w:proofErr w:type="spellStart"/>
-      <w:r>
-        <w:t>webArenas</w:t>
-      </w:r>
-      <w:proofErr w:type="spellEnd"/>
-      <w:r>
-        <w:t xml:space="preserve"> fuzzy match evaluators. </w:t>
-      </w:r>
-      <w:proofErr w:type="spellStart"/>
-      <w:r>
-        <w:t>Ill</w:t>
-      </w:r>
-      <w:proofErr w:type="spellEnd"/>
-      <w:r>
-        <w:t xml:space="preserve"> need to check its signature before I patch it</w:t>
+        <w:t>is the synchronous call, used by webArenas fuzzy match evaluators. Ill need to check its signature before I patch it</w:t>
       </w:r>
       <w:r>
         <w:t xml:space="preserve">. </w:t>
@@ -5218,23 +4356,7 @@
     </w:p>
     <w:p>
       <w:r>
-        <w:t xml:space="preserve">Ok so now I can match the signature </w:t>
-      </w:r>
-      <w:proofErr w:type="gramStart"/>
-      <w:r>
-        <w:t>exactly</w:t>
-      </w:r>
-      <w:proofErr w:type="gramEnd"/>
-      <w:r>
-        <w:t xml:space="preserve"> but I do need to clarify in the report/here is that evaluation API costs do NOT contribute to the token ladder </w:t>
-      </w:r>
-      <w:proofErr w:type="spellStart"/>
-      <w:r>
-        <w:t>im</w:t>
-      </w:r>
-      <w:proofErr w:type="spellEnd"/>
-      <w:r>
-        <w:t xml:space="preserve"> currently using. </w:t>
+        <w:t xml:space="preserve">Ok so now I can match the signature exactly but I do need to clarify in the report/here is that evaluation API costs do NOT contribute to the token ladder im currently using. </w:t>
       </w:r>
     </w:p>
     <w:p>
@@ -5242,39 +4364,7 @@
         <w:t xml:space="preserve">When I mean signature, </w:t>
       </w:r>
       <w:r>
-        <w:t xml:space="preserve">I mean the “messages, model, temperature, </w:t>
-      </w:r>
-      <w:proofErr w:type="spellStart"/>
-      <w:r>
-        <w:t>max_tokens</w:t>
-      </w:r>
-      <w:proofErr w:type="spellEnd"/>
-      <w:r>
-        <w:t xml:space="preserve">, </w:t>
-      </w:r>
-      <w:proofErr w:type="spellStart"/>
-      <w:r>
-        <w:t>top_p</w:t>
-      </w:r>
-      <w:proofErr w:type="spellEnd"/>
-      <w:r>
-        <w:t xml:space="preserve">, </w:t>
-      </w:r>
-      <w:proofErr w:type="spellStart"/>
-      <w:r>
-        <w:t>context_length</w:t>
-      </w:r>
-      <w:proofErr w:type="spellEnd"/>
-      <w:r>
-        <w:t xml:space="preserve">, </w:t>
-      </w:r>
-      <w:proofErr w:type="spellStart"/>
-      <w:r>
-        <w:t>stop_token</w:t>
-      </w:r>
-      <w:proofErr w:type="spellEnd"/>
-      <w:r>
-        <w:t xml:space="preserve">” so however the evaluator calls it, it works. </w:t>
+        <w:t xml:space="preserve">I mean the “messages, model, temperature, max_tokens, top_p, context_length, stop_token” so however the evaluator calls it, it works. </w:t>
       </w:r>
       <w:r>
         <w:t xml:space="preserve"> </w:t>
@@ -5331,31 +4421,7 @@
         <w:t xml:space="preserve">The patch worked, but it looks like </w:t>
       </w:r>
       <w:r>
-        <w:t xml:space="preserve">that </w:t>
-      </w:r>
-      <w:proofErr w:type="spellStart"/>
-      <w:r>
-        <w:t>WebArenas</w:t>
-      </w:r>
-      <w:proofErr w:type="spellEnd"/>
-      <w:r>
-        <w:t xml:space="preserve"> evaluator is hardcoded to gpt-4-1106-preview which is a 2023 model that has been retired from </w:t>
-      </w:r>
-      <w:proofErr w:type="spellStart"/>
-      <w:r>
-        <w:t>openAI</w:t>
-      </w:r>
-      <w:proofErr w:type="spellEnd"/>
-      <w:r>
-        <w:t xml:space="preserve"> API. So </w:t>
-      </w:r>
-      <w:proofErr w:type="spellStart"/>
-      <w:r>
-        <w:t>ill</w:t>
-      </w:r>
-      <w:proofErr w:type="spellEnd"/>
-      <w:r>
-        <w:t xml:space="preserve"> need to override the model inside my patch. </w:t>
+        <w:t xml:space="preserve">that WebArenas evaluator is hardcoded to gpt-4-1106-preview which is a 2023 model that has been retired from openAI API. So ill need to override the model inside my patch. </w:t>
       </w:r>
       <w:r>
         <w:t xml:space="preserve">Ill change it to the cheapest model which is gpt-4o-mini. </w:t>
@@ -5366,23 +4432,7 @@
         <w:t xml:space="preserve">There are 2 implications that need to be noted, </w:t>
       </w:r>
       <w:r>
-        <w:t xml:space="preserve">since </w:t>
-      </w:r>
-      <w:proofErr w:type="spellStart"/>
-      <w:r>
-        <w:t>WebArenas</w:t>
-      </w:r>
-      <w:proofErr w:type="spellEnd"/>
-      <w:r>
-        <w:t xml:space="preserve"> evaluator uses an LLM to judge whether a free text answer is acceptable, swapping GTP-4-Preview for GPT-4o-mini means </w:t>
-      </w:r>
-      <w:proofErr w:type="spellStart"/>
-      <w:r>
-        <w:t>im</w:t>
-      </w:r>
-      <w:proofErr w:type="spellEnd"/>
-      <w:r>
-        <w:t xml:space="preserve"> not using the original grader </w:t>
+        <w:t xml:space="preserve">since WebArenas evaluator uses an LLM to judge whether a free text answer is acceptable, swapping GTP-4-Preview for GPT-4o-mini means im not using the original grader </w:t>
       </w:r>
       <w:r>
         <w:t>(which was used in the original paper). However, the evaluator is applied directly to all 3 of my strategies, so my internal comparison is still valid.</w:t>
@@ -5623,13 +4673,8 @@
             <w:tcW w:w="1418" w:type="dxa"/>
           </w:tcPr>
           <w:p>
-            <w:proofErr w:type="gramStart"/>
-            <w:r>
-              <w:t>Click(</w:t>
-            </w:r>
-            <w:proofErr w:type="gramEnd"/>
-            <w:r>
-              <w:t>‘1075’)</w:t>
+            <w:r>
+              <w:t>Click(‘1075’)</w:t>
             </w:r>
           </w:p>
         </w:tc>
@@ -5660,13 +4705,8 @@
             <w:tcW w:w="1418" w:type="dxa"/>
           </w:tcPr>
           <w:p>
-            <w:proofErr w:type="gramStart"/>
-            <w:r>
-              <w:t>Click(</w:t>
-            </w:r>
-            <w:proofErr w:type="gramEnd"/>
-            <w:r>
-              <w:t>‘1223’)</w:t>
+            <w:r>
+              <w:t>Click(‘1223’)</w:t>
             </w:r>
           </w:p>
         </w:tc>
@@ -5697,13 +4737,8 @@
             <w:tcW w:w="1418" w:type="dxa"/>
           </w:tcPr>
           <w:p>
-            <w:proofErr w:type="gramStart"/>
-            <w:r>
-              <w:t>Click(</w:t>
-            </w:r>
-            <w:proofErr w:type="gramEnd"/>
-            <w:r>
-              <w:t>‘1019’)</w:t>
+            <w:r>
+              <w:t>Click(‘1019’)</w:t>
             </w:r>
           </w:p>
         </w:tc>
@@ -5734,13 +4769,8 @@
             <w:tcW w:w="1418" w:type="dxa"/>
           </w:tcPr>
           <w:p>
-            <w:proofErr w:type="gramStart"/>
-            <w:r>
-              <w:t>Click(</w:t>
-            </w:r>
-            <w:proofErr w:type="gramEnd"/>
-            <w:r>
-              <w:t>‘927’)</w:t>
+            <w:r>
+              <w:t>Click(‘927’)</w:t>
             </w:r>
           </w:p>
         </w:tc>
@@ -5762,107 +4792,28 @@
         <w:t xml:space="preserve">4 visits </w:t>
       </w:r>
       <w:r>
-        <w:t xml:space="preserve">to the same category, and my action-history rule doesn’t catch </w:t>
-      </w:r>
-      <w:proofErr w:type="gramStart"/>
-      <w:r>
-        <w:t>a single one</w:t>
-      </w:r>
-      <w:proofErr w:type="gramEnd"/>
-      <w:r>
-        <w:t xml:space="preserve"> because the bids differ every page </w:t>
-      </w:r>
-      <w:proofErr w:type="spellStart"/>
-      <w:r>
-        <w:t>laoad</w:t>
-      </w:r>
-      <w:proofErr w:type="spellEnd"/>
-      <w:r>
-        <w:t xml:space="preserve">. The strings </w:t>
-      </w:r>
-      <w:proofErr w:type="gramStart"/>
-      <w:r>
-        <w:t>click(</w:t>
-      </w:r>
-      <w:proofErr w:type="gramEnd"/>
-      <w:r>
-        <w:t xml:space="preserve">'1075') and </w:t>
-      </w:r>
-      <w:proofErr w:type="gramStart"/>
-      <w:r>
-        <w:t>click(</w:t>
-      </w:r>
-      <w:proofErr w:type="gramEnd"/>
-      <w:r>
-        <w:t>'927') look completely different to the model, so "never repeat an action" is trivially satisfied while the agent goes in circles.</w:t>
-      </w:r>
-      <w:r>
-        <w:t xml:space="preserve"> This burnt around 26,000 tokens and hit the step limit. This means that </w:t>
-      </w:r>
-      <w:proofErr w:type="spellStart"/>
-      <w:r>
-        <w:t>its</w:t>
-      </w:r>
-      <w:proofErr w:type="spellEnd"/>
-      <w:r>
-        <w:t xml:space="preserve"> not task difficulty, but a </w:t>
+        <w:t xml:space="preserve">to the same category, and my action-history rule doesn’t catch a single one because the bids differ every page laoad. The strings </w:t>
+      </w:r>
+      <w:r>
+        <w:t>click('1075') and click('927') look completely different to the model, so "never repeat an action" is trivially satisfied while the agent goes in circles.</w:t>
+      </w:r>
+      <w:r>
+        <w:t xml:space="preserve"> This burnt around 26,000 tokens and hit the step limit. This means that its not task difficulty, but a </w:t>
       </w:r>
       <w:r>
         <w:lastRenderedPageBreak/>
         <w:t xml:space="preserve">memory defect in my current history format </w:t>
       </w:r>
-      <w:proofErr w:type="gramStart"/>
-      <w:r>
-        <w:t>cant</w:t>
-      </w:r>
-      <w:proofErr w:type="gramEnd"/>
-      <w:r>
-        <w:t xml:space="preserve"> detect. To fix this, I need to track URL’s and not just actions. </w:t>
-      </w:r>
-    </w:p>
-    <w:p>
-      <w:r>
-        <w:t xml:space="preserve">Another change </w:t>
-      </w:r>
-      <w:proofErr w:type="spellStart"/>
-      <w:r>
-        <w:t>ill</w:t>
-      </w:r>
-      <w:proofErr w:type="spellEnd"/>
-      <w:r>
-        <w:t xml:space="preserve"> </w:t>
-      </w:r>
-      <w:proofErr w:type="gramStart"/>
-      <w:r>
-        <w:t>need</w:t>
-      </w:r>
-      <w:proofErr w:type="gramEnd"/>
-      <w:r>
-        <w:t xml:space="preserve"> to make is the max steps limit. Since </w:t>
-      </w:r>
-      <w:proofErr w:type="spellStart"/>
-      <w:r>
-        <w:t>im</w:t>
-      </w:r>
-      <w:proofErr w:type="spellEnd"/>
-      <w:r>
-        <w:t xml:space="preserve"> binding my 32k token cap with max steps, </w:t>
-      </w:r>
-      <w:proofErr w:type="spellStart"/>
-      <w:r>
-        <w:t>ill</w:t>
-      </w:r>
-      <w:proofErr w:type="spellEnd"/>
-      <w:r>
-        <w:t xml:space="preserve"> need to raise the steps limit to fit a 32k token cap so the probe measures the unconstrained cost and not the </w:t>
-      </w:r>
-      <w:proofErr w:type="gramStart"/>
-      <w:r>
-        <w:t>12 step</w:t>
-      </w:r>
-      <w:proofErr w:type="gramEnd"/>
-      <w:r>
-        <w:t xml:space="preserve"> cost. </w:t>
+      <w:r>
+        <w:t xml:space="preserve">cant detect. To fix this, I need to track URL’s and not just actions. </w:t>
+      </w:r>
+    </w:p>
+    <w:p>
+      <w:r>
+        <w:t xml:space="preserve">Another change ill need to make is the max steps limit. Since </w:t>
+      </w:r>
+      <w:r>
+        <w:t xml:space="preserve">im binding my 32k token cap with max steps, ill need to raise the steps limit to fit a 32k token cap so the probe measures the unconstrained cost and not the 12 step cost. </w:t>
       </w:r>
     </w:p>
     <w:p>
@@ -5909,39 +4860,7 @@
     </w:p>
     <w:p>
       <w:r>
-        <w:t xml:space="preserve">After adding the changes and running the probe </w:t>
-      </w:r>
-      <w:proofErr w:type="spellStart"/>
-      <w:r>
-        <w:t>py</w:t>
-      </w:r>
-      <w:proofErr w:type="spellEnd"/>
-      <w:r>
-        <w:t xml:space="preserve"> file again, the agent is still looping. So </w:t>
-      </w:r>
-      <w:proofErr w:type="spellStart"/>
-      <w:r>
-        <w:t>ill</w:t>
-      </w:r>
-      <w:proofErr w:type="spellEnd"/>
-      <w:r>
-        <w:t xml:space="preserve"> need </w:t>
-      </w:r>
-      <w:proofErr w:type="gramStart"/>
-      <w:r>
-        <w:t>print</w:t>
-      </w:r>
-      <w:proofErr w:type="gramEnd"/>
-      <w:r>
-        <w:t xml:space="preserve"> the URL each step so I can see whether the history </w:t>
-      </w:r>
-      <w:proofErr w:type="gramStart"/>
-      <w:r>
-        <w:t>actually contains</w:t>
-      </w:r>
-      <w:proofErr w:type="gramEnd"/>
-      <w:r>
-        <w:t xml:space="preserve"> distinguishable URLs or whether magneto is returning the same URL with different bids </w:t>
+        <w:t xml:space="preserve">After adding the changes and running the probe py file again, the agent is still looping. So ill need print the URL each step so I can see whether the history actually contains distinguishable URLs or whether magneto is returning the same URL with different bids </w:t>
       </w:r>
       <w:r>
         <w:t>(in this case, the model is seeing the repetition and ignoring it)</w:t>
@@ -6035,15 +4954,7 @@
     </w:p>
     <w:p>
       <w:r>
-        <w:t xml:space="preserve">This task terminated due to “site loop” however to me the agent was simply revisiting the </w:t>
-      </w:r>
-      <w:proofErr w:type="spellStart"/>
-      <w:r>
-        <w:t>the</w:t>
-      </w:r>
-      <w:proofErr w:type="spellEnd"/>
-      <w:r>
-        <w:t xml:space="preserve"> hub of the </w:t>
+        <w:t xml:space="preserve">This task terminated due to “site loop” however to me the agent was simply revisiting the the hub of the </w:t>
       </w:r>
       <w:r>
         <w:t xml:space="preserve">website as it tried switching filter, backed out, opened a product, backed out, then tried search. The original guard punished the agent for being systematic. </w:t>
@@ -6053,13 +4964,8 @@
       </w:r>
     </w:p>
     <w:p>
-      <w:proofErr w:type="gramStart"/>
-      <w:r>
-        <w:t>So</w:t>
-      </w:r>
-      <w:proofErr w:type="gramEnd"/>
-      <w:r>
-        <w:t xml:space="preserve"> I added the guard patch, however I receive a consistent error message</w:t>
+      <w:r>
+        <w:t>So I added the guard patch, however I receive a consistent error message</w:t>
       </w:r>
       <w:r>
         <w:t xml:space="preserve"> for task 574</w:t>
@@ -6118,64 +5024,14 @@
       <w:r>
         <w:t xml:space="preserve">it assumes </w:t>
       </w:r>
-      <w:proofErr w:type="spellStart"/>
-      <w:r>
-        <w:t>required_contents</w:t>
-      </w:r>
-      <w:proofErr w:type="spellEnd"/>
-      <w:r>
-        <w:t xml:space="preserve"> is a string it </w:t>
-      </w:r>
-      <w:proofErr w:type="gramStart"/>
-      <w:r>
-        <w:t>can .split</w:t>
-      </w:r>
-      <w:proofErr w:type="gramEnd"/>
-      <w:r>
-        <w:t xml:space="preserve">(" |OR| "), but task 574's config supplies a </w:t>
-      </w:r>
-      <w:proofErr w:type="spellStart"/>
-      <w:r>
-        <w:t>dict</w:t>
-      </w:r>
-      <w:proofErr w:type="spellEnd"/>
-      <w:r>
-        <w:t xml:space="preserve"> instead</w:t>
+      <w:r>
+        <w:t>required_contents is a string it can .split(" |OR| "), but task 574's config supplies a dict instead</w:t>
       </w:r>
       <w:r>
         <w:t xml:space="preserve">. </w:t>
       </w:r>
-      <w:proofErr w:type="spellStart"/>
-      <w:r>
-        <w:t>WebArena's</w:t>
-      </w:r>
-      <w:proofErr w:type="spellEnd"/>
-      <w:r>
-        <w:t xml:space="preserve"> own config format supports variants (</w:t>
-      </w:r>
-      <w:proofErr w:type="spellStart"/>
-      <w:r>
-        <w:t>required_contents</w:t>
-      </w:r>
-      <w:proofErr w:type="spellEnd"/>
-      <w:r>
-        <w:t xml:space="preserve"> can be {"</w:t>
-      </w:r>
-      <w:proofErr w:type="spellStart"/>
-      <w:r>
-        <w:t>exact_match</w:t>
-      </w:r>
-      <w:proofErr w:type="spellEnd"/>
-      <w:r>
-        <w:t>": ...} or {"</w:t>
-      </w:r>
-      <w:proofErr w:type="spellStart"/>
-      <w:r>
-        <w:t>must_include</w:t>
-      </w:r>
-      <w:proofErr w:type="spellEnd"/>
-      <w:r>
-        <w:t>": [...]}) that this code path doesn't handle.</w:t>
+      <w:r>
+        <w:t>WebArena's own config format supports variants (required_contents can be {"exact_match": ...} or {"must_include": [...]}) that this code path doesn't handle.</w:t>
       </w:r>
       <w:r>
         <w:t xml:space="preserve"> This is caused by the evaluator patch. I checked what the shape of the config and how widespread it is</w:t>
@@ -6184,68 +5040,18 @@
         <w:t xml:space="preserve">. </w:t>
       </w:r>
       <w:r>
-        <w:t xml:space="preserve">Task 574's config shows </w:t>
-      </w:r>
-      <w:proofErr w:type="spellStart"/>
-      <w:r>
-        <w:t>required_contents</w:t>
-      </w:r>
-      <w:proofErr w:type="spellEnd"/>
-      <w:r>
-        <w:t xml:space="preserve"> as a string ("111 Magnolia Path"), and 0 of 480 tasks use a dict. Yet at runtime the evaluator received a dict. Those can't both be true of the same </w:t>
-      </w:r>
-      <w:proofErr w:type="gramStart"/>
-      <w:r>
-        <w:t>file</w:t>
-      </w:r>
-      <w:proofErr w:type="gramEnd"/>
+        <w:t>Task 574's config shows required_contents as a string ("111 Magnolia Path"), and 0 of 480 tasks use a dict. Yet at runtime the evaluator received a dict. Those can't both be true of the same file</w:t>
+      </w:r>
       <w:r>
         <w:t xml:space="preserve"> </w:t>
       </w:r>
       <w:r>
-        <w:t xml:space="preserve">so </w:t>
-      </w:r>
-      <w:proofErr w:type="spellStart"/>
-      <w:r>
-        <w:t>BrowserGym</w:t>
-      </w:r>
-      <w:proofErr w:type="spellEnd"/>
-      <w:r>
-        <w:t xml:space="preserve"> is using a different copy of the task configs than </w:t>
-      </w:r>
-      <w:proofErr w:type="spellStart"/>
-      <w:r>
-        <w:t>smoke_</w:t>
-      </w:r>
-      <w:proofErr w:type="gramStart"/>
-      <w:r>
-        <w:t>a.load</w:t>
-      </w:r>
-      <w:proofErr w:type="gramEnd"/>
-      <w:r>
-        <w:t>_</w:t>
-      </w:r>
-      <w:proofErr w:type="gramStart"/>
-      <w:r>
-        <w:t>configs</w:t>
-      </w:r>
-      <w:proofErr w:type="spellEnd"/>
-      <w:r>
-        <w:t>(</w:t>
-      </w:r>
-      <w:proofErr w:type="gramEnd"/>
-      <w:r>
-        <w:t>) reads.</w:t>
-      </w:r>
-    </w:p>
-    <w:p>
-      <w:proofErr w:type="spellStart"/>
-      <w:r>
-        <w:t>Ill</w:t>
-      </w:r>
-      <w:proofErr w:type="spellEnd"/>
-      <w:r>
-        <w:t xml:space="preserve"> need to make the evaluator accept both formats. </w:t>
+        <w:t>so BrowserGym is using a different copy of the task configs than smoke_a.load_configs() reads.</w:t>
+      </w:r>
+    </w:p>
+    <w:p>
+      <w:r>
+        <w:t xml:space="preserve">Ill need to make the evaluator accept both formats. </w:t>
       </w:r>
     </w:p>
     <w:p>
@@ -6292,23 +5098,7 @@
     </w:p>
     <w:p>
       <w:r>
-        <w:t>I wrote the class wrong when patching the evaluator. Its “</w:t>
-      </w:r>
-      <w:proofErr w:type="spellStart"/>
-      <w:r>
-        <w:t>HTMLContentEvaluator</w:t>
-      </w:r>
-      <w:proofErr w:type="spellEnd"/>
-      <w:r>
-        <w:t>” and not “</w:t>
-      </w:r>
-      <w:proofErr w:type="spellStart"/>
-      <w:r>
-        <w:t>HTMLContentExactEvaluator</w:t>
-      </w:r>
-      <w:proofErr w:type="spellEnd"/>
-      <w:r>
-        <w:t xml:space="preserve">”. </w:t>
+        <w:t xml:space="preserve">I wrote the class wrong when patching the evaluator. Its “HTMLContentEvaluator” and not “HTMLContentExactEvaluator”. </w:t>
       </w:r>
     </w:p>
     <w:p>
@@ -6364,44 +5154,10 @@
     </w:p>
     <w:p>
       <w:r>
-        <w:t xml:space="preserve">None of what </w:t>
-      </w:r>
-      <w:proofErr w:type="spellStart"/>
-      <w:r>
-        <w:t>ive</w:t>
-      </w:r>
-      <w:proofErr w:type="spellEnd"/>
-      <w:r>
-        <w:t xml:space="preserve"> done has worked, so instead of patching it indirectly from </w:t>
-      </w:r>
-      <w:r>
-        <w:t xml:space="preserve">my script, instead </w:t>
-      </w:r>
-      <w:proofErr w:type="spellStart"/>
-      <w:r>
-        <w:t>im</w:t>
-      </w:r>
-      <w:proofErr w:type="spellEnd"/>
-      <w:r>
-        <w:t xml:space="preserve"> going to patch it directly in the source. Then I need to clear the stale bytecode. And I also need to remove the patch </w:t>
-      </w:r>
-      <w:proofErr w:type="spellStart"/>
-      <w:r>
-        <w:t>webera</w:t>
-      </w:r>
-      <w:proofErr w:type="spellEnd"/>
-      <w:r>
-        <w:t xml:space="preserve"> evaluator function since I </w:t>
-      </w:r>
-      <w:proofErr w:type="spellStart"/>
-      <w:proofErr w:type="gramStart"/>
-      <w:r>
-        <w:t>wont</w:t>
-      </w:r>
-      <w:proofErr w:type="spellEnd"/>
-      <w:proofErr w:type="gramEnd"/>
-      <w:r>
-        <w:t xml:space="preserve"> be needing that anymore</w:t>
+        <w:t xml:space="preserve">None of what ive done has worked, so instead of patching it indirectly from </w:t>
+      </w:r>
+      <w:r>
+        <w:t>my script, instead im going to patch it directly in the source. Then I need to clear the stale bytecode. And I also need to remove the patch webera evaluator function since I wont be needing that anymore</w:t>
       </w:r>
       <w:r>
         <w:t>.</w:t>
@@ -6592,34 +5348,10 @@
     <w:p>
       <w:r>
         <w:lastRenderedPageBreak/>
-        <w:t xml:space="preserve">The evaluator fix worked, so note to self: document this in my reproducibility readme as a </w:t>
-      </w:r>
-      <w:proofErr w:type="gramStart"/>
-      <w:r>
-        <w:t>one line</w:t>
-      </w:r>
-      <w:proofErr w:type="gramEnd"/>
-      <w:r>
-        <w:t xml:space="preserve"> fix to a known upstream format mismatch. </w:t>
-      </w:r>
-      <w:r>
-        <w:t xml:space="preserve">There is no more </w:t>
-      </w:r>
-      <w:proofErr w:type="spellStart"/>
-      <w:r>
-        <w:t>attributeError</w:t>
-      </w:r>
-      <w:proofErr w:type="spellEnd"/>
-      <w:r>
-        <w:t xml:space="preserve">, the episode ran to </w:t>
-      </w:r>
-      <w:proofErr w:type="gramStart"/>
-      <w:r>
-        <w:t>completion</w:t>
-      </w:r>
-      <w:proofErr w:type="gramEnd"/>
-      <w:r>
-        <w:t xml:space="preserve"> and my stall guard works correctly at step 6. </w:t>
+        <w:t xml:space="preserve">The evaluator fix worked, so note to self: document this in my reproducibility readme as a one line fix to a known upstream format mismatch. </w:t>
+      </w:r>
+      <w:r>
+        <w:t xml:space="preserve">There is no more attributeError, the episode ran to completion and my stall guard works correctly at step 6. </w:t>
       </w:r>
       <w:r>
         <w:t xml:space="preserve">However, another error is introduced, where the agent receives “previous action timed out – it may have succeeded. Check the current page before retrying”. This means the click is failing </w:t>
@@ -6632,21 +5364,8 @@
       </w:r>
     </w:p>
     <w:p>
-      <w:proofErr w:type="gramStart"/>
-      <w:r>
-        <w:t>So</w:t>
-      </w:r>
-      <w:proofErr w:type="gramEnd"/>
-      <w:r>
-        <w:t xml:space="preserve"> I need to </w:t>
-      </w:r>
-      <w:proofErr w:type="gramStart"/>
-      <w:r>
-        <w:t>actually distinguish</w:t>
-      </w:r>
-      <w:proofErr w:type="gramEnd"/>
-      <w:r>
-        <w:t xml:space="preserve"> between same action and same URL again. </w:t>
+      <w:r>
+        <w:t xml:space="preserve">So I need to actually distinguish between same action and same URL again. </w:t>
       </w:r>
     </w:p>
     <w:p>
@@ -6768,15 +5487,7 @@
     </w:p>
     <w:p>
       <w:r>
-        <w:t xml:space="preserve">This means that other JS heavy magneto forms may be systematically </w:t>
-      </w:r>
-      <w:proofErr w:type="spellStart"/>
-      <w:r>
-        <w:t>unrunnable</w:t>
-      </w:r>
-      <w:proofErr w:type="spellEnd"/>
-      <w:r>
-        <w:t xml:space="preserve"> in my setup. </w:t>
+        <w:t xml:space="preserve">This means that other JS heavy magneto forms may be systematically unrunnable in my setup. </w:t>
       </w:r>
       <w:r>
         <w:t xml:space="preserve">If this occurs </w:t>
@@ -6794,15 +5505,7 @@
         <w:t>I’d</w:t>
       </w:r>
       <w:r>
-        <w:t xml:space="preserve"> need to decide whether to raise the action timeout (accepting the deviation from </w:t>
-      </w:r>
-      <w:proofErr w:type="spellStart"/>
-      <w:r>
-        <w:t>BrowserGym</w:t>
-      </w:r>
-      <w:proofErr w:type="spellEnd"/>
-      <w:r>
-        <w:t xml:space="preserve"> defaults, documented) or exclude those task types.</w:t>
+        <w:t xml:space="preserve"> need to decide whether to raise the action timeout (accepting the deviation from BrowserGym defaults, documented) or exclude those task types.</w:t>
       </w:r>
       <w:r>
         <w:t xml:space="preserve"> Next step is running the probe on 5 tasks/site</w:t>
@@ -7230,15 +5933,7 @@
         <w:t xml:space="preserve">Every action now reports “(action accepted)” instead of timing out. </w:t>
       </w:r>
       <w:r>
-        <w:t>Next is to replace the guard with a (</w:t>
-      </w:r>
-      <w:proofErr w:type="spellStart"/>
-      <w:r>
-        <w:t>url</w:t>
-      </w:r>
-      <w:proofErr w:type="spellEnd"/>
-      <w:r>
-        <w:t>, action) counter</w:t>
+        <w:t>Next is to replace the guard with a (url, action) counter</w:t>
       </w:r>
       <w:r>
         <w:t xml:space="preserve">. </w:t>
@@ -7309,15 +6004,7 @@
         </w:numPr>
       </w:pPr>
       <w:r>
-        <w:t xml:space="preserve">What does a task </w:t>
-      </w:r>
-      <w:proofErr w:type="gramStart"/>
-      <w:r>
-        <w:t>actually cost</w:t>
-      </w:r>
-      <w:proofErr w:type="gramEnd"/>
-      <w:r>
-        <w:t xml:space="preserve"> when budget isn’t the binding constraint</w:t>
+        <w:t>What does a task actually cost when budget isn’t the binding constraint</w:t>
       </w:r>
     </w:p>
     <w:p>
@@ -7350,21 +6037,8 @@
       </w:r>
     </w:p>
     <w:p>
-      <w:proofErr w:type="gramStart"/>
-      <w:r>
-        <w:t>Also</w:t>
-      </w:r>
-      <w:proofErr w:type="gramEnd"/>
-      <w:r>
-        <w:t xml:space="preserve"> I renamed “smoke_a.py” to just “strategy_a.py” since I initially wanted the code to just test a few sites but due to the incompatibility with </w:t>
-      </w:r>
-      <w:proofErr w:type="spellStart"/>
-      <w:r>
-        <w:t>webArenas</w:t>
-      </w:r>
-      <w:proofErr w:type="spellEnd"/>
-      <w:r>
-        <w:t xml:space="preserve"> old modules, I had to implement a few patches. </w:t>
+      <w:r>
+        <w:t xml:space="preserve">Also I renamed “smoke_a.py” to just “strategy_a.py” since I initially wanted the code to just test a few sites but due to the incompatibility with webArenas old modules, I had to implement a few patches. </w:t>
       </w:r>
       <w:r>
         <w:t xml:space="preserve">Another thing I did was add a timestamp field, so I know when each episode is finished. Since the collection of strategy A will most likely take 15-20 hours and something </w:t>
@@ -7379,15 +6053,7 @@
     </w:p>
     <w:p>
       <w:r>
-        <w:t xml:space="preserve">Also </w:t>
-      </w:r>
-      <w:proofErr w:type="spellStart"/>
-      <w:r>
-        <w:t>ill</w:t>
-      </w:r>
-      <w:proofErr w:type="spellEnd"/>
-      <w:r>
-        <w:t xml:space="preserve"> be splitting the functionality as most of the functions are in strategy A’s code (i.e. guards, </w:t>
+        <w:t xml:space="preserve">Also ill be splitting the functionality as most of the functions are in strategy A’s code (i.e. guards, </w:t>
       </w:r>
       <w:r>
         <w:t>prompt builder, patches, env setup) and will be more readable</w:t>
@@ -7440,39 +6106,15 @@
     </w:p>
     <w:p>
       <w:r>
-        <w:t>Ive moved old results onto a new directory in the instance called “</w:t>
-      </w:r>
-      <w:proofErr w:type="spellStart"/>
-      <w:r>
-        <w:t>old_results</w:t>
-      </w:r>
-      <w:proofErr w:type="spellEnd"/>
-      <w:r>
-        <w:t xml:space="preserve">”. </w:t>
-      </w:r>
-    </w:p>
-    <w:p>
-      <w:r>
-        <w:t xml:space="preserve">Ive also removed the old code from the instance. And instead of always pushing 1 file at a time to the instance, </w:t>
-      </w:r>
-      <w:proofErr w:type="spellStart"/>
-      <w:r>
-        <w:t>ill</w:t>
-      </w:r>
-      <w:proofErr w:type="spellEnd"/>
-      <w:r>
-        <w:t xml:space="preserve"> be cloning the </w:t>
-      </w:r>
-      <w:r>
-        <w:t xml:space="preserve">project onto the instance so all I </w:t>
-      </w:r>
-      <w:proofErr w:type="gramStart"/>
-      <w:r>
-        <w:t>have to</w:t>
-      </w:r>
-      <w:proofErr w:type="gramEnd"/>
-      <w:r>
-        <w:t xml:space="preserve"> do is pull it once I push the changes locally. </w:t>
+        <w:t xml:space="preserve">Ive moved old results onto a new directory in the instance called “old_results”. </w:t>
+      </w:r>
+    </w:p>
+    <w:p>
+      <w:r>
+        <w:t xml:space="preserve">Ive also removed the old code from the instance. And instead of always pushing 1 file at a time to the instance, ill be cloning the </w:t>
+      </w:r>
+      <w:r>
+        <w:t xml:space="preserve">project onto the instance so all I have to do is pull it once I push the changes locally. </w:t>
       </w:r>
     </w:p>
     <w:p>
@@ -7519,53 +6161,16 @@
     </w:p>
     <w:p>
       <w:r>
-        <w:t xml:space="preserve">I’ve cloned the repo onto the instance using a token generated from </w:t>
-      </w:r>
-      <w:proofErr w:type="spellStart"/>
-      <w:r>
-        <w:t>github</w:t>
-      </w:r>
-      <w:proofErr w:type="spellEnd"/>
-      <w:r>
-        <w:t xml:space="preserve">. I also stored that token into a credential </w:t>
-      </w:r>
-      <w:proofErr w:type="gramStart"/>
-      <w:r>
-        <w:t>helper</w:t>
-      </w:r>
-      <w:proofErr w:type="gramEnd"/>
-      <w:r>
-        <w:t xml:space="preserve"> so I don’t have to do it </w:t>
-      </w:r>
-      <w:proofErr w:type="spellStart"/>
-      <w:r>
-        <w:t>everytime</w:t>
-      </w:r>
-      <w:proofErr w:type="spellEnd"/>
-      <w:r>
-        <w:t xml:space="preserve">. </w:t>
-      </w:r>
-      <w:proofErr w:type="gramStart"/>
-      <w:r>
-        <w:t>Also</w:t>
-      </w:r>
-      <w:proofErr w:type="gramEnd"/>
+        <w:t xml:space="preserve">I’ve cloned the repo onto the instance using a token generated from github. I also stored that token into a credential helper so I don’t have to do it everytime. </w:t>
+      </w:r>
+      <w:r>
+        <w:t xml:space="preserve">Also ive retested task 276 after refactoring the repo, and everything works. </w:t>
+      </w:r>
+    </w:p>
+    <w:p>
       <w:r>
         <w:t xml:space="preserve"> </w:t>
       </w:r>
-      <w:proofErr w:type="spellStart"/>
-      <w:r>
-        <w:t>ive</w:t>
-      </w:r>
-      <w:proofErr w:type="spellEnd"/>
-      <w:r>
-        <w:t xml:space="preserve"> retested task 276 after refactoring the repo, and everything works. </w:t>
-      </w:r>
-    </w:p>
-    <w:p>
-      <w:r>
-        <w:t xml:space="preserve"> </w:t>
-      </w:r>
       <w:r>
         <w:t xml:space="preserve">I’ve developed strategy B </w:t>
       </w:r>
@@ -7573,28 +6178,12 @@
         <w:t xml:space="preserve">with a fixed </w:t>
       </w:r>
       <w:r>
-        <w:t xml:space="preserve">Planner → Executor → Critic pipeline. Each logical step invokes three agents in sequence: the Planner states the next sub-goal in plain English, the Executor converts that sub-goal into a single </w:t>
-      </w:r>
-      <w:proofErr w:type="spellStart"/>
-      <w:r>
-        <w:t>BrowserGym</w:t>
-      </w:r>
-      <w:proofErr w:type="spellEnd"/>
-      <w:r>
-        <w:t xml:space="preserve"> action, and the Critic either approves the action or supplies a revision. Only one action reaches the environment per step, exactly as in Strategy A; the difference is how many model calls precede it.</w:t>
-      </w:r>
-    </w:p>
-    <w:p>
-      <w:r>
-        <w:t xml:space="preserve">Role-specialised prompts. Each role has its own instructions. Only the action vocabulary is shared with Strategy A, because that is the environment's interface rather than a prompt choice and must be identical everywhere. The Planner receives no answer-formatting rules (it never answers); the Executor receives no exploration heuristics (it never chooses strategy). This follows standard practice for pipeline architectures, but it does mean the </w:t>
-      </w:r>
-      <w:proofErr w:type="spellStart"/>
-      <w:r>
-        <w:t>A-vs</w:t>
-      </w:r>
-      <w:proofErr w:type="spellEnd"/>
-      <w:r>
-        <w:t>-B comparison reflects both the addition of agents and their specialisation</w:t>
+        <w:t>Planner → Executor → Critic pipeline. Each logical step invokes three agents in sequence: the Planner states the next sub-goal in plain English, the Executor converts that sub-goal into a single BrowserGym action, and the Critic either approves the action or supplies a revision. Only one action reaches the environment per step, exactly as in Strategy A; the difference is how many model calls precede it.</w:t>
+      </w:r>
+    </w:p>
+    <w:p>
+      <w:r>
+        <w:t>Role-specialised prompts. Each role has its own instructions. Only the action vocabulary is shared with Strategy A, because that is the environment's interface rather than a prompt choice and must be identical everywhere. The Planner receives no answer-formatting rules (it never answers); the Executor receives no exploration heuristics (it never chooses strategy). This follows standard practice for pipeline architectures, but it does mean the A-vs-B comparison reflects both the addition of agents and their specialisation</w:t>
       </w:r>
       <w:r>
         <w:t>.</w:t>
@@ -7740,17 +6329,7 @@
         <w:t xml:space="preserve">and we can see that the critic caught this navigation cycle and </w:t>
       </w:r>
       <w:r>
-        <w:t xml:space="preserve">revised the action providing </w:t>
-      </w:r>
-      <w:proofErr w:type="spellStart"/>
-      <w:proofErr w:type="gramStart"/>
-      <w:r>
-        <w:t>a</w:t>
-      </w:r>
-      <w:proofErr w:type="spellEnd"/>
-      <w:proofErr w:type="gramEnd"/>
-      <w:r>
-        <w:t xml:space="preserve"> alternative action and the strategy would have </w:t>
+        <w:t xml:space="preserve">revised the action providing a alternative action and the strategy would have </w:t>
       </w:r>
       <w:r>
         <w:t>succeeded</w:t>
@@ -7864,52 +6443,12 @@
     </w:p>
     <w:p>
       <w:r>
-        <w:t xml:space="preserve">This is just an ordering bug, easy to fix since I pass the field “plan” to the </w:t>
-      </w:r>
-      <w:proofErr w:type="gramStart"/>
-      <w:r>
-        <w:t>record(</w:t>
-      </w:r>
-      <w:proofErr w:type="gramEnd"/>
-      <w:r>
-        <w:t xml:space="preserve">) </w:t>
-      </w:r>
-      <w:proofErr w:type="spellStart"/>
-      <w:r>
-        <w:t>dict</w:t>
-      </w:r>
-      <w:proofErr w:type="spellEnd"/>
-      <w:r>
-        <w:t xml:space="preserve"> before plan gets assigned. </w:t>
-      </w:r>
-    </w:p>
-    <w:p>
-      <w:r>
-        <w:t xml:space="preserve">Since </w:t>
-      </w:r>
-      <w:proofErr w:type="spellStart"/>
-      <w:r>
-        <w:t>ive</w:t>
-      </w:r>
-      <w:proofErr w:type="spellEnd"/>
-      <w:r>
-        <w:t xml:space="preserve"> done the </w:t>
-      </w:r>
-      <w:proofErr w:type="spellStart"/>
-      <w:r>
-        <w:t>run_batch</w:t>
-      </w:r>
-      <w:proofErr w:type="spellEnd"/>
-      <w:r>
-        <w:t xml:space="preserve"> for the </w:t>
-      </w:r>
-      <w:proofErr w:type="gramStart"/>
-      <w:r>
-        <w:t>200 task</w:t>
-      </w:r>
-      <w:proofErr w:type="gramEnd"/>
-      <w:r>
-        <w:t xml:space="preserve"> collection script. Next thing is to </w:t>
+        <w:t xml:space="preserve">This is just an ordering bug, easy to fix since I pass the field “plan” to the record() dict before plan gets assigned. </w:t>
+      </w:r>
+    </w:p>
+    <w:p>
+      <w:r>
+        <w:t xml:space="preserve">Since ive done the run_batch for the 200 task collection script. Next thing is to </w:t>
       </w:r>
       <w:r>
         <w:t>create the annotation script</w:t>
@@ -7947,157 +6486,51 @@
     </w:p>
     <w:p>
       <w:r>
-        <w:t xml:space="preserve">Ok </w:t>
-      </w:r>
-      <w:proofErr w:type="spellStart"/>
-      <w:r>
-        <w:t>ive</w:t>
-      </w:r>
-      <w:proofErr w:type="spellEnd"/>
-      <w:r>
-        <w:t xml:space="preserve"> done annotation </w:t>
+        <w:t xml:space="preserve">Ok ive done annotation </w:t>
       </w:r>
       <w:r>
         <w:t>script</w:t>
       </w:r>
       <w:r>
-        <w:t xml:space="preserve"> (</w:t>
-      </w:r>
-      <w:proofErr w:type="spellStart"/>
-      <w:r>
-        <w:t>github</w:t>
-      </w:r>
-      <w:proofErr w:type="spellEnd"/>
-      <w:r>
-        <w:t xml:space="preserve"> commits)</w:t>
-      </w:r>
-      <w:r>
-        <w:t xml:space="preserve">, which can either be ran after or during the batch process. I will need to </w:t>
-      </w:r>
-      <w:proofErr w:type="spellStart"/>
-      <w:r>
-        <w:t>tmux</w:t>
-      </w:r>
-      <w:proofErr w:type="spellEnd"/>
+        <w:t xml:space="preserve"> (github commits)</w:t>
+      </w:r>
+      <w:r>
+        <w:t>, which can either be ran after or during the batch process. I will need to tmux both of them incase I SSH out the instance (tmux allows the scripts to continue running in the instance</w:t>
+      </w:r>
+      <w:r>
+        <w:t xml:space="preserve"> without me being ssh’d in)</w:t>
+      </w:r>
+      <w:r>
+        <w:t xml:space="preserve">. </w:t>
+      </w:r>
+    </w:p>
+    <w:p>
+      <w:r>
+        <w:t xml:space="preserve">Before running the batch script, I noticed a bug </w:t>
+      </w:r>
+      <w:r>
+        <w:t>where “random.shuffle(todo)” would break the script if I were to resume the script if there was a crash.</w:t>
+      </w:r>
+      <w:r>
+        <w:t xml:space="preserve"> AND AND AND if shuffled order </w:t>
+      </w:r>
+      <w:r>
+        <w:t xml:space="preserve">runs it at 8k first (fails, address unchanged) then 16k (succeeds, address updated), and </w:t>
+      </w:r>
+      <w:r>
+        <w:t>I</w:t>
+      </w:r>
+      <w:r>
+        <w:t xml:space="preserve"> resume mid-run, subsequent budgets for the same task see an already-updated site.</w:t>
+      </w:r>
       <w:r>
         <w:t xml:space="preserve"> </w:t>
       </w:r>
-      <w:proofErr w:type="gramStart"/>
-      <w:r>
-        <w:t>both of them</w:t>
-      </w:r>
-      <w:proofErr w:type="gramEnd"/>
       <w:r>
         <w:t xml:space="preserve"> </w:t>
       </w:r>
-      <w:proofErr w:type="spellStart"/>
-      <w:r>
-        <w:t>incase</w:t>
-      </w:r>
-      <w:proofErr w:type="spellEnd"/>
-      <w:r>
-        <w:t xml:space="preserve"> I SSH out the instance (</w:t>
-      </w:r>
-      <w:proofErr w:type="spellStart"/>
-      <w:r>
-        <w:t>tmux</w:t>
-      </w:r>
-      <w:proofErr w:type="spellEnd"/>
-      <w:r>
-        <w:t xml:space="preserve"> allows the scripts to continue running in the instance</w:t>
-      </w:r>
-      <w:r>
-        <w:t xml:space="preserve"> without me being </w:t>
-      </w:r>
-      <w:proofErr w:type="spellStart"/>
-      <w:r>
-        <w:t>ssh’d</w:t>
-      </w:r>
-      <w:proofErr w:type="spellEnd"/>
-      <w:r>
-        <w:t xml:space="preserve"> in)</w:t>
-      </w:r>
-      <w:r>
-        <w:t xml:space="preserve">. </w:t>
-      </w:r>
-    </w:p>
-    <w:p>
-      <w:r>
-        <w:t xml:space="preserve">Before running the batch script, I noticed a bug </w:t>
-      </w:r>
-      <w:r>
-        <w:t>where “</w:t>
-      </w:r>
-      <w:proofErr w:type="spellStart"/>
-      <w:proofErr w:type="gramStart"/>
-      <w:r>
-        <w:t>random.shuffle</w:t>
-      </w:r>
-      <w:proofErr w:type="spellEnd"/>
-      <w:proofErr w:type="gramEnd"/>
-      <w:r>
-        <w:t>(</w:t>
-      </w:r>
-      <w:proofErr w:type="spellStart"/>
-      <w:r>
-        <w:t>todo</w:t>
-      </w:r>
-      <w:proofErr w:type="spellEnd"/>
-      <w:r>
-        <w:t>)” would break the script if I were to resume the script if there was a crash.</w:t>
-      </w:r>
-      <w:r>
-        <w:t xml:space="preserve"> AND </w:t>
-      </w:r>
-      <w:proofErr w:type="spellStart"/>
-      <w:r>
-        <w:t>AND</w:t>
-      </w:r>
-      <w:proofErr w:type="spellEnd"/>
-      <w:r>
-        <w:t xml:space="preserve"> </w:t>
-      </w:r>
-      <w:proofErr w:type="spellStart"/>
-      <w:r>
-        <w:t>AND</w:t>
-      </w:r>
-      <w:proofErr w:type="spellEnd"/>
-      <w:r>
-        <w:t xml:space="preserve"> if shuffled order </w:t>
-      </w:r>
-      <w:r>
-        <w:t xml:space="preserve">runs it at 8k first (fails, address unchanged) then 16k (succeeds, address updated), and </w:t>
-      </w:r>
-      <w:r>
-        <w:t>I</w:t>
-      </w:r>
-      <w:r>
-        <w:t xml:space="preserve"> resume mid-run, subsequent budgets for the same task see an already-updated site.</w:t>
-      </w:r>
-      <w:r>
-        <w:t xml:space="preserve"> </w:t>
-      </w:r>
-      <w:r>
-        <w:t xml:space="preserve"> </w:t>
-      </w:r>
-      <w:r>
-        <w:t xml:space="preserve">Ill change it by grouping the site and task ID, shuffle </w:t>
-      </w:r>
-      <w:proofErr w:type="spellStart"/>
-      <w:r>
-        <w:t>bugets</w:t>
-      </w:r>
-      <w:proofErr w:type="spellEnd"/>
-      <w:r>
-        <w:t xml:space="preserve"> within each group and then shuffle the group order. </w:t>
-      </w:r>
-      <w:proofErr w:type="gramStart"/>
-      <w:r>
-        <w:t>So</w:t>
-      </w:r>
-      <w:proofErr w:type="gramEnd"/>
-      <w:r>
-        <w:t xml:space="preserve"> this will keep a tasks budget </w:t>
+      <w:r>
+        <w:t xml:space="preserve">Ill change it by grouping the site and task ID, shuffle bugets within each group and then shuffle the group order. So this will keep a tasks budget </w:t>
       </w:r>
       <w:r>
         <w:t>conditions adjacent while still spreading order effects.</w:t>
@@ -8155,15 +6588,7 @@
         <w:t xml:space="preserve">276, 623. My current patch </w:t>
       </w:r>
       <w:r>
-        <w:t xml:space="preserve">replaces </w:t>
-      </w:r>
-      <w:proofErr w:type="spellStart"/>
-      <w:r>
-        <w:t>generate_from_openai_chat_completion</w:t>
-      </w:r>
-      <w:proofErr w:type="spellEnd"/>
-      <w:r>
-        <w:t xml:space="preserve"> on the module object</w:t>
+        <w:t>replaces generate_from_openai_chat_completion on the module object</w:t>
       </w:r>
       <w:r>
         <w:t xml:space="preserve"> </w:t>
@@ -8172,20 +6597,7 @@
         <w:t>“</w:t>
       </w:r>
       <w:r>
-        <w:t>(_</w:t>
-      </w:r>
-      <w:proofErr w:type="spellStart"/>
-      <w:proofErr w:type="gramStart"/>
-      <w:r>
-        <w:t>ou.generate</w:t>
-      </w:r>
-      <w:proofErr w:type="gramEnd"/>
-      <w:r>
-        <w:t>_from_openai_chat_completion</w:t>
-      </w:r>
-      <w:proofErr w:type="spellEnd"/>
-      <w:r>
-        <w:t xml:space="preserve"> = _v1_chat)</w:t>
+        <w:t>(_ou.generate_from_openai_chat_completion = _v1_chat)</w:t>
       </w:r>
       <w:r>
         <w:t>”</w:t>
@@ -8197,90 +6609,24 @@
         <w:t xml:space="preserve"> (so something like “</w:t>
       </w:r>
       <w:r>
-        <w:t xml:space="preserve">from </w:t>
-      </w:r>
-      <w:proofErr w:type="spellStart"/>
-      <w:proofErr w:type="gramStart"/>
-      <w:r>
-        <w:t>llms.providers</w:t>
-      </w:r>
-      <w:proofErr w:type="gramEnd"/>
-      <w:r>
-        <w:t>.openai_utils</w:t>
-      </w:r>
-      <w:proofErr w:type="spellEnd"/>
-      <w:r>
-        <w:t xml:space="preserve"> import </w:t>
-      </w:r>
-      <w:proofErr w:type="spellStart"/>
-      <w:r>
-        <w:t>generate_from_openai_chat_completion</w:t>
-      </w:r>
-      <w:proofErr w:type="spellEnd"/>
+        <w:t>from llms.providers.openai_utils import generate_from_openai_chat_completion</w:t>
+      </w:r>
       <w:r>
         <w:t xml:space="preserve">”. Which means my current patch </w:t>
       </w:r>
       <w:r>
-        <w:t xml:space="preserve">doesn’t </w:t>
-      </w:r>
-      <w:proofErr w:type="gramStart"/>
-      <w:r>
-        <w:t>actually touch</w:t>
-      </w:r>
-      <w:proofErr w:type="gramEnd"/>
-      <w:r>
-        <w:t xml:space="preserve"> that one. Pretty simple fix, </w:t>
-      </w:r>
-      <w:proofErr w:type="spellStart"/>
-      <w:r>
-        <w:t>ill</w:t>
-      </w:r>
-      <w:proofErr w:type="spellEnd"/>
-      <w:r>
-        <w:t xml:space="preserve"> just add it the evaluators namespace too it</w:t>
-      </w:r>
-      <w:r>
-        <w:t xml:space="preserve"> in the </w:t>
-      </w:r>
-      <w:proofErr w:type="spellStart"/>
-      <w:r>
-        <w:t>wa_env</w:t>
-      </w:r>
-      <w:proofErr w:type="spellEnd"/>
-      <w:r>
-        <w:t xml:space="preserve"> python script.</w:t>
-      </w:r>
-    </w:p>
-    <w:p>
-      <w:r>
-        <w:t xml:space="preserve">My patch doesn’t work so </w:t>
-      </w:r>
-      <w:proofErr w:type="spellStart"/>
-      <w:r>
-        <w:t>ill</w:t>
-      </w:r>
-      <w:proofErr w:type="spellEnd"/>
-      <w:r>
-        <w:t xml:space="preserve"> need to patch the installed copy in the instance. My current patch patches the “</w:t>
-      </w:r>
-      <w:r>
-        <w:t>~/</w:t>
-      </w:r>
-      <w:proofErr w:type="spellStart"/>
-      <w:r>
-        <w:t>webarena-src</w:t>
-      </w:r>
-      <w:proofErr w:type="spellEnd"/>
-      <w:r>
-        <w:t>/</w:t>
-      </w:r>
-      <w:proofErr w:type="spellStart"/>
-      <w:r>
-        <w:t>llms</w:t>
-      </w:r>
-      <w:proofErr w:type="spellEnd"/>
-      <w:r>
-        <w:t>/providers/openai_utils.py</w:t>
+        <w:t>doesn’t actually touch that one. Pretty simple fix, ill just add it the evaluators namespace too it</w:t>
+      </w:r>
+      <w:r>
+        <w:t xml:space="preserve"> in the wa_env python script.</w:t>
+      </w:r>
+    </w:p>
+    <w:p>
+      <w:r>
+        <w:t>My patch doesn’t work so ill need to patch the installed copy in the instance. My current patch patches the “</w:t>
+      </w:r>
+      <w:r>
+        <w:t>~/webarena-src/llms/providers/openai_utils.py</w:t>
       </w:r>
       <w:r>
         <w:t>”</w:t>
@@ -8289,15 +6635,7 @@
         <w:t xml:space="preserve"> but the running code is from a completely different copy somewhere in “</w:t>
       </w:r>
       <w:r>
-        <w:t>site-packages/</w:t>
-      </w:r>
-      <w:proofErr w:type="spellStart"/>
-      <w:r>
-        <w:t>webarena</w:t>
-      </w:r>
-      <w:proofErr w:type="spellEnd"/>
-      <w:r>
-        <w:t>/</w:t>
+        <w:t>site-packages/webarena/</w:t>
       </w:r>
       <w:r>
         <w:t>”</w:t>
@@ -8437,15 +6775,7 @@
     </w:p>
     <w:p>
       <w:r>
-        <w:t xml:space="preserve">After looking at the </w:t>
-      </w:r>
-      <w:proofErr w:type="spellStart"/>
-      <w:r>
-        <w:t>WebArena</w:t>
-      </w:r>
-      <w:proofErr w:type="spellEnd"/>
-      <w:r>
-        <w:t xml:space="preserve"> repository, I found where the models are being called (in the helper functions), so I </w:t>
+        <w:t xml:space="preserve">After looking at the WebArena repository, I found where the models are being called (in the helper functions), so I </w:t>
       </w:r>
       <w:r>
         <w:t>replaced them with the gpt-4o-mini model.</w:t>
@@ -8453,15 +6783,7 @@
     </w:p>
     <w:p>
       <w:r>
-        <w:t xml:space="preserve">I’ve also pulled the annotation from the instance onto my local machine, then re-structured it so its readable (initially it was task id/row) now </w:t>
-      </w:r>
-      <w:proofErr w:type="spellStart"/>
-      <w:r>
-        <w:t>its</w:t>
-      </w:r>
-      <w:proofErr w:type="spellEnd"/>
-      <w:r>
-        <w:t xml:space="preserve"> </w:t>
+        <w:t xml:space="preserve">I’ve also pulled the annotation from the instance onto my local machine, then re-structured it so its readable (initially it was task id/row) now its </w:t>
       </w:r>
       <w:r>
         <w:t xml:space="preserve">more readable (future testing will be done on the original however). </w:t>
@@ -8572,20 +6894,7 @@
         <w:t xml:space="preserve">Strategy A’s </w:t>
       </w:r>
       <w:r>
-        <w:t xml:space="preserve">full data collection completed: 1,005 lines in </w:t>
-      </w:r>
-      <w:proofErr w:type="spellStart"/>
-      <w:r>
-        <w:t>strategy_</w:t>
-      </w:r>
-      <w:proofErr w:type="gramStart"/>
-      <w:r>
-        <w:t>a.jsonl</w:t>
-      </w:r>
-      <w:proofErr w:type="spellEnd"/>
-      <w:proofErr w:type="gramEnd"/>
-      <w:r>
-        <w:t>, of which 999 are valid episodes and 6 are error records requiring re-collection. The 201-task subset (67 per site, seed 42) was run across all five budget levels (2k/4k/8k/16k/32k),</w:t>
+        <w:t>full data collection completed: 1,005 lines in strategy_a.jsonl, of which 999 are valid episodes and 6 are error records requiring re-collection. The 201-task subset (67 per site, seed 42) was run across all five budget levels (2k/4k/8k/16k/32k),</w:t>
       </w:r>
       <w:r>
         <w:t xml:space="preserve"> </w:t>
@@ -8597,50 +6906,16 @@
         <w:t xml:space="preserve"> (Quick side note: I will be using strategy A’s collection output to determine the difficulty of each task, and hand annotate a few of them if I think they are incorrectly </w:t>
       </w:r>
       <w:r>
-        <w:t xml:space="preserve">annotated by the LLM). The total time it took was approximately 15 hours of </w:t>
-      </w:r>
-      <w:proofErr w:type="spellStart"/>
-      <w:r>
-        <w:t>unattened</w:t>
-      </w:r>
-      <w:proofErr w:type="spellEnd"/>
-      <w:r>
-        <w:t xml:space="preserve"> execution under the </w:t>
-      </w:r>
-      <w:proofErr w:type="spellStart"/>
-      <w:r>
-        <w:t>linux</w:t>
-      </w:r>
-      <w:proofErr w:type="spellEnd"/>
-      <w:r>
-        <w:t xml:space="preserve"> command </w:t>
-      </w:r>
-      <w:proofErr w:type="spellStart"/>
-      <w:r>
-        <w:t>tmux</w:t>
-      </w:r>
-      <w:proofErr w:type="spellEnd"/>
-      <w:r>
-        <w:t xml:space="preserve"> (I called the </w:t>
-      </w:r>
-      <w:proofErr w:type="spellStart"/>
-      <w:r>
-        <w:t>tmux</w:t>
-      </w:r>
-      <w:proofErr w:type="spellEnd"/>
-      <w:r>
-        <w:t xml:space="preserve"> terminal “collect” by using the command </w:t>
+        <w:t xml:space="preserve">annotated by the LLM). The total time it took was approximately 15 hours of unattened execution under the linux command tmux (I called the </w:t>
+      </w:r>
+      <w:r>
+        <w:t xml:space="preserve">tmux terminal “collect” by using the command </w:t>
       </w:r>
       <w:r>
         <w:t>“</w:t>
       </w:r>
-      <w:proofErr w:type="spellStart"/>
-      <w:r>
-        <w:t>tmux</w:t>
-      </w:r>
-      <w:proofErr w:type="spellEnd"/>
-      <w:r>
-        <w:t xml:space="preserve"> attach -t collect</w:t>
+      <w:r>
+        <w:t>tmux attach -t collect</w:t>
       </w:r>
       <w:r>
         <w:t xml:space="preserve">” then ran the batch within the instance so in case my PC decided to turn off then the script would continue to run within the instance). </w:t>
@@ -8731,15 +7006,7 @@
         <w:t>In terms of RQ1 which is “</w:t>
       </w:r>
       <w:r>
-        <w:t xml:space="preserve">How does task success rate, token efficiency and error profile vary as a function of a fixed global token budget when comparing the 3 orchestration strategies on </w:t>
-      </w:r>
-      <w:proofErr w:type="spellStart"/>
-      <w:r>
-        <w:t>WebArena</w:t>
-      </w:r>
-      <w:proofErr w:type="spellEnd"/>
-      <w:r>
-        <w:t>?</w:t>
+        <w:t>How does task success rate, token efficiency and error profile vary as a function of a fixed global token budget when comparing the 3 orchestration strategies on WebArena?</w:t>
       </w:r>
       <w:r>
         <w:t>”</w:t>
@@ -8996,21 +7263,12 @@
                 <w:bCs/>
               </w:rPr>
             </w:pPr>
-            <w:proofErr w:type="spellStart"/>
-            <w:r>
-              <w:rPr>
-                <w:b/>
-                <w:bCs/>
-              </w:rPr>
-              <w:t>MediumTok</w:t>
-            </w:r>
-            <w:proofErr w:type="spellEnd"/>
-            <w:r>
-              <w:rPr>
-                <w:b/>
-                <w:bCs/>
-              </w:rPr>
-              <w:t>/step</w:t>
+            <w:r>
+              <w:rPr>
+                <w:b/>
+                <w:bCs/>
+              </w:rPr>
+              <w:t>MediumTok/step</w:t>
             </w:r>
           </w:p>
         </w:tc>
@@ -9114,11 +7372,9 @@
             <w:tcW w:w="1776" w:type="dxa"/>
           </w:tcPr>
           <w:p>
-            <w:proofErr w:type="spellStart"/>
             <w:r>
               <w:t>Shopping_Admit</w:t>
             </w:r>
-            <w:proofErr w:type="spellEnd"/>
           </w:p>
         </w:tc>
         <w:tc>
@@ -9243,15 +7499,7 @@
         </w:drawing>
       </w:r>
       <w:r>
-        <w:t xml:space="preserve">These termination reasons </w:t>
-      </w:r>
-      <w:proofErr w:type="gramStart"/>
-      <w:r>
-        <w:t>take into account</w:t>
-      </w:r>
-      <w:proofErr w:type="gramEnd"/>
-      <w:r>
-        <w:t xml:space="preserve"> every failure in each budget for each task. For example, if 3 budgets</w:t>
+        <w:t>These termination reasons take into account every failure in each budget for each task. For example, if 3 budgets</w:t>
       </w:r>
       <w:r>
         <w:t xml:space="preserve"> (2k, 4k, 8k)</w:t>
@@ -9285,13 +7533,8 @@
           <w:numId w:val="6"/>
         </w:numPr>
       </w:pPr>
-      <w:proofErr w:type="spellStart"/>
-      <w:r>
-        <w:t>safety_token_cap</w:t>
-      </w:r>
-      <w:proofErr w:type="spellEnd"/>
-      <w:r>
-        <w:t xml:space="preserve"> = fires after call when the actual cost exceeded the estimate (typically because reasoning tokens were larger than predicted)</w:t>
+      <w:r>
+        <w:t>safety_token_cap = fires after call when the actual cost exceeded the estimate (typically because reasoning tokens were larger than predicted)</w:t>
       </w:r>
     </w:p>
     <w:p>
@@ -9302,13 +7545,8 @@
           <w:numId w:val="6"/>
         </w:numPr>
       </w:pPr>
-      <w:proofErr w:type="spellStart"/>
-      <w:r>
-        <w:t>budget_would_exceed</w:t>
-      </w:r>
-      <w:proofErr w:type="spellEnd"/>
-      <w:r>
-        <w:t xml:space="preserve"> = </w:t>
+      <w:r>
+        <w:t xml:space="preserve">budget_would_exceed = </w:t>
       </w:r>
       <w:r>
         <w:t>fires before the LLM call when the estimated cost would overshoot the cap</w:t>
@@ -9322,13 +7560,8 @@
           <w:numId w:val="6"/>
         </w:numPr>
       </w:pPr>
-      <w:proofErr w:type="spellStart"/>
-      <w:r>
-        <w:t>env_terminated</w:t>
-      </w:r>
-      <w:proofErr w:type="spellEnd"/>
-      <w:r>
-        <w:t xml:space="preserve"> = The agent submits an answer and is incorrect</w:t>
+      <w:r>
+        <w:t>env_terminated = The agent submits an answer and is incorrect</w:t>
       </w:r>
     </w:p>
     <w:p>
@@ -9339,13 +7572,8 @@
           <w:numId w:val="6"/>
         </w:numPr>
       </w:pPr>
-      <w:proofErr w:type="spellStart"/>
-      <w:r>
-        <w:t>Navigation_cycle</w:t>
-      </w:r>
-      <w:proofErr w:type="spellEnd"/>
-      <w:r>
-        <w:t xml:space="preserve"> = </w:t>
+      <w:r>
+        <w:t xml:space="preserve">Navigation_cycle = </w:t>
       </w:r>
       <w:r>
         <w:t xml:space="preserve">the guard catching circular navigation. </w:t>
@@ -9359,13 +7587,8 @@
           <w:numId w:val="6"/>
         </w:numPr>
       </w:pPr>
-      <w:proofErr w:type="spellStart"/>
-      <w:r>
-        <w:t>Repeated_action_failure</w:t>
-      </w:r>
-      <w:proofErr w:type="spellEnd"/>
-      <w:r>
-        <w:t xml:space="preserve"> =</w:t>
+      <w:r>
+        <w:t>Repeated_action_failure =</w:t>
       </w:r>
       <w:r>
         <w:t xml:space="preserve"> is caused when the action times out (this was much more prominent when it was set to 500ms but now it is 5000ms)</w:t>
@@ -9546,11 +7769,9 @@
             <w:tcW w:w="3005" w:type="dxa"/>
           </w:tcPr>
           <w:p>
-            <w:proofErr w:type="spellStart"/>
             <w:r>
               <w:t>Env_terminated</w:t>
             </w:r>
-            <w:proofErr w:type="spellEnd"/>
           </w:p>
         </w:tc>
         <w:tc>
@@ -9644,31 +7865,7 @@
     <w:p>
       <w:r>
         <w:lastRenderedPageBreak/>
-        <w:t>Budget-driven terminations (</w:t>
-      </w:r>
-      <w:proofErr w:type="spellStart"/>
-      <w:r>
-        <w:t>safety_token_cap</w:t>
-      </w:r>
-      <w:proofErr w:type="spellEnd"/>
-      <w:r>
-        <w:t xml:space="preserve"> + </w:t>
-      </w:r>
-      <w:proofErr w:type="spellStart"/>
-      <w:r>
-        <w:t>budget_would_exceed</w:t>
-      </w:r>
-      <w:proofErr w:type="spellEnd"/>
-      <w:r>
-        <w:t xml:space="preserve">) account for 66% of all episode endings. This confirms the budget is the binding constraint in </w:t>
-      </w:r>
-      <w:proofErr w:type="gramStart"/>
-      <w:r>
-        <w:t>the majority of</w:t>
-      </w:r>
-      <w:proofErr w:type="gramEnd"/>
-      <w:r>
-        <w:t xml:space="preserve"> episodes, which is the prerequisite for this study to be measuring budget effects rather than agent incompetence.</w:t>
+        <w:t>Budget-driven terminations (safety_token_cap + budget_would_exceed) account for 66% of all episode endings. This confirms the budget is the binding constraint in the majority of episodes, which is the prerequisite for this study to be measuring budget effects rather than agent incompetence.</w:t>
       </w:r>
     </w:p>
     <w:p>
@@ -10085,11 +8282,9 @@
             <w:tcW w:w="1559" w:type="dxa"/>
           </w:tcPr>
           <w:p>
-            <w:proofErr w:type="spellStart"/>
             <w:r>
               <w:t>Shopping_admin</w:t>
             </w:r>
-            <w:proofErr w:type="spellEnd"/>
           </w:p>
         </w:tc>
         <w:tc>
@@ -10097,13 +8292,8 @@
             <w:tcW w:w="5619" w:type="dxa"/>
           </w:tcPr>
           <w:p>
-            <w:proofErr w:type="spellStart"/>
-            <w:r>
-              <w:t>Page.goto</w:t>
-            </w:r>
-            <w:proofErr w:type="spellEnd"/>
-            <w:r>
-              <w:t>: Timeout 10000ms</w:t>
+            <w:r>
+              <w:t>Page.goto: Timeout 10000ms</w:t>
             </w:r>
           </w:p>
         </w:tc>
@@ -10144,13 +8334,8 @@
             <w:tcW w:w="5619" w:type="dxa"/>
           </w:tcPr>
           <w:p>
-            <w:proofErr w:type="spellStart"/>
-            <w:r>
-              <w:t>Page.goto</w:t>
-            </w:r>
-            <w:proofErr w:type="spellEnd"/>
-            <w:r>
-              <w:t>: Timeout 10000ms</w:t>
+            <w:r>
+              <w:t>Page.goto: Timeout 10000ms</w:t>
             </w:r>
           </w:p>
         </w:tc>
@@ -10191,13 +8376,8 @@
             <w:tcW w:w="5619" w:type="dxa"/>
           </w:tcPr>
           <w:p>
-            <w:proofErr w:type="spellStart"/>
-            <w:r>
-              <w:t>Page.goto</w:t>
-            </w:r>
-            <w:proofErr w:type="spellEnd"/>
-            <w:r>
-              <w:t>: Timeout 10000ms</w:t>
+            <w:r>
+              <w:t>Page.goto: Timeout 10000ms</w:t>
             </w:r>
           </w:p>
         </w:tc>
@@ -10238,13 +8418,8 @@
             <w:tcW w:w="5619" w:type="dxa"/>
           </w:tcPr>
           <w:p>
-            <w:proofErr w:type="spellStart"/>
-            <w:r>
-              <w:t>Page.goto</w:t>
-            </w:r>
-            <w:proofErr w:type="spellEnd"/>
-            <w:r>
-              <w:t>: Timeout 10000ms</w:t>
+            <w:r>
+              <w:t>Page.goto: Timeout 10000ms</w:t>
             </w:r>
           </w:p>
         </w:tc>
@@ -10275,11 +8450,9 @@
             <w:tcW w:w="1559" w:type="dxa"/>
           </w:tcPr>
           <w:p>
-            <w:proofErr w:type="spellStart"/>
             <w:r>
               <w:t>Shopping_admin</w:t>
             </w:r>
-            <w:proofErr w:type="spellEnd"/>
           </w:p>
         </w:tc>
         <w:tc>
@@ -10287,13 +8460,8 @@
             <w:tcW w:w="5619" w:type="dxa"/>
           </w:tcPr>
           <w:p>
-            <w:proofErr w:type="spellStart"/>
-            <w:r>
-              <w:t>Frame.evaluate</w:t>
-            </w:r>
-            <w:proofErr w:type="spellEnd"/>
-            <w:r>
-              <w:t>: Target crashed</w:t>
+            <w:r>
+              <w:t>Frame.evaluate: Target crashed</w:t>
             </w:r>
           </w:p>
         </w:tc>
@@ -10324,11 +8492,9 @@
             <w:tcW w:w="1559" w:type="dxa"/>
           </w:tcPr>
           <w:p>
-            <w:proofErr w:type="spellStart"/>
             <w:r>
               <w:t>Shopping_admin</w:t>
             </w:r>
-            <w:proofErr w:type="spellEnd"/>
           </w:p>
         </w:tc>
         <w:tc>
@@ -10336,13 +8502,8 @@
             <w:tcW w:w="5619" w:type="dxa"/>
           </w:tcPr>
           <w:p>
-            <w:proofErr w:type="spellStart"/>
-            <w:r>
-              <w:t>Frame.evaluate</w:t>
-            </w:r>
-            <w:proofErr w:type="spellEnd"/>
-            <w:r>
-              <w:t>: Target crashed</w:t>
+            <w:r>
+              <w:t>Frame.evaluate: Target crashed</w:t>
             </w:r>
           </w:p>
         </w:tc>
@@ -10354,45 +8515,13 @@
         <w:t>4/6 errors are page load timeouts (site took longer than 10 seconds to respond). 2/6 errors are chromium crashes</w:t>
       </w:r>
       <w:r>
-        <w:t xml:space="preserve">. Simple fix is to remove the error rows from the batch results </w:t>
-      </w:r>
-      <w:proofErr w:type="spellStart"/>
-      <w:r>
-        <w:t>jsonl</w:t>
-      </w:r>
-      <w:proofErr w:type="spellEnd"/>
-      <w:r>
-        <w:t xml:space="preserve"> file and re-run the batch script, which will detect the six missing (</w:t>
-      </w:r>
-      <w:proofErr w:type="spellStart"/>
-      <w:r>
-        <w:t>task_id</w:t>
-      </w:r>
-      <w:proofErr w:type="spellEnd"/>
-      <w:r>
-        <w:t xml:space="preserve">, </w:t>
-      </w:r>
-      <w:proofErr w:type="spellStart"/>
-      <w:r>
-        <w:t>budget_level</w:t>
-      </w:r>
-      <w:proofErr w:type="spellEnd"/>
-      <w:r>
-        <w:t xml:space="preserve">) pairs via its resume logic and collect only those. </w:t>
+        <w:t xml:space="preserve">. Simple fix is to remove the error rows from the batch results jsonl file and re-run the batch script, which will detect the six missing (task_id, budget_level) pairs via its resume logic and collect only those. </w:t>
       </w:r>
       <w:r>
         <w:t xml:space="preserve">After re-collection, a final check should confirm 1,005 lines with 0 error rows. </w:t>
       </w:r>
       <w:r>
-        <w:t xml:space="preserve">Full batch is complete for strategy A. Now </w:t>
-      </w:r>
-      <w:proofErr w:type="spellStart"/>
-      <w:r>
-        <w:t>im</w:t>
-      </w:r>
-      <w:proofErr w:type="spellEnd"/>
-      <w:r>
-        <w:t xml:space="preserve"> moving onto a pilot test run for strategy B</w:t>
+        <w:t>Full batch is complete for strategy A. Now im moving onto a pilot test run for strategy B</w:t>
       </w:r>
       <w:r>
         <w:t>.</w:t>
@@ -10458,17 +8587,7 @@
         <w:t xml:space="preserve"> for strategy B’s pilot run</w:t>
       </w:r>
       <w:r>
-        <w:t xml:space="preserve">, and </w:t>
-      </w:r>
-      <w:proofErr w:type="spellStart"/>
-      <w:proofErr w:type="gramStart"/>
-      <w:r>
-        <w:t>its</w:t>
-      </w:r>
-      <w:proofErr w:type="spellEnd"/>
-      <w:proofErr w:type="gramEnd"/>
-      <w:r>
-        <w:t xml:space="preserve"> obvious why…</w:t>
+        <w:t>, and its obvious why…</w:t>
       </w:r>
     </w:p>
     <w:p>
@@ -10541,23 +8660,7 @@
         </w:drawing>
       </w:r>
       <w:r>
-        <w:t xml:space="preserve">This means I need to add another budget (64k), </w:t>
-      </w:r>
-      <w:proofErr w:type="gramStart"/>
-      <w:r>
-        <w:t>however</w:t>
-      </w:r>
-      <w:proofErr w:type="gramEnd"/>
-      <w:r>
-        <w:t xml:space="preserve"> to keep the tests consistent between A &amp; B, </w:t>
-      </w:r>
-      <w:proofErr w:type="spellStart"/>
-      <w:r>
-        <w:t>ill</w:t>
-      </w:r>
-      <w:proofErr w:type="spellEnd"/>
-      <w:r>
-        <w:t xml:space="preserve"> need to add 64k to Strategy A’s budget ladder. This is fine because </w:t>
+        <w:t xml:space="preserve">This means I need to add another budget (64k), however to keep the tests consistent between A &amp; B, ill need to add 64k to Strategy A’s budget ladder. This is fine because </w:t>
       </w:r>
       <w:r>
         <w:t xml:space="preserve">I don’t have to re-collect the full batch, just the 64k budget for each task. </w:t>
@@ -10610,15 +8713,7 @@
     </w:p>
     <w:p>
       <w:r>
-        <w:t xml:space="preserve">Furthermore, after examining how many times the critic is </w:t>
-      </w:r>
-      <w:proofErr w:type="gramStart"/>
-      <w:r>
-        <w:t>actually called</w:t>
-      </w:r>
-      <w:proofErr w:type="gramEnd"/>
-      <w:r>
-        <w:t xml:space="preserve"> its:</w:t>
+        <w:t>Furthermore, after examining how many times the critic is actually called its:</w:t>
       </w:r>
     </w:p>
     <w:tbl>
@@ -10768,94 +8863,25 @@
         <w:t xml:space="preserve">2 revisions were both reasonable (wrong element ID), but neither saved the episode. The critic does seem to miss certain things </w:t>
       </w:r>
       <w:r>
-        <w:t xml:space="preserve">as it can only judge what the current </w:t>
-      </w:r>
-      <w:proofErr w:type="spellStart"/>
-      <w:r>
-        <w:t>AXTrree</w:t>
-      </w:r>
-      <w:proofErr w:type="spellEnd"/>
-      <w:r>
-        <w:t xml:space="preserve"> and the proposed action is. </w:t>
-      </w:r>
-      <w:proofErr w:type="gramStart"/>
-      <w:r>
-        <w:t>So</w:t>
-      </w:r>
-      <w:proofErr w:type="gramEnd"/>
-      <w:r>
-        <w:t xml:space="preserve"> for example, since </w:t>
-      </w:r>
-      <w:proofErr w:type="spellStart"/>
-      <w:r>
-        <w:t>WebArena</w:t>
-      </w:r>
-      <w:proofErr w:type="spellEnd"/>
-      <w:r>
-        <w:t xml:space="preserve"> describes </w:t>
-      </w:r>
-      <w:proofErr w:type="spellStart"/>
-      <w:r>
-        <w:t>Postmill</w:t>
-      </w:r>
-      <w:proofErr w:type="spellEnd"/>
-      <w:r>
-        <w:t xml:space="preserve"> as “a copy of reddit”, the agent receives this description</w:t>
-      </w:r>
-      <w:r>
-        <w:t xml:space="preserve"> and uses reddit search syntax which doesn’t work on </w:t>
-      </w:r>
-      <w:proofErr w:type="spellStart"/>
-      <w:r>
-        <w:t>Postmill</w:t>
-      </w:r>
-      <w:proofErr w:type="spellEnd"/>
-      <w:r>
-        <w:t xml:space="preserve">. This is fine since strategy C will learn from this by learning which states benefit from a critic call and skips it everywhere else. If the critic was consistently useful, then there would be nothing </w:t>
+        <w:t>as it can only judge what the current AXTrree and the proposed action is. So for example, since WebArena describes Postmill as “a copy of reddit”, the agent receives this description</w:t>
+      </w:r>
+      <w:r>
+        <w:t xml:space="preserve"> and uses reddit search syntax which doesn’t work on Postmill. This is fine since strategy C will learn from this by learning which states benefit from a critic call and skips it everywhere else. If the critic was consistently useful, then there would be nothing </w:t>
       </w:r>
       <w:r>
         <w:t xml:space="preserve">for the router (in strategy C) to improve on. </w:t>
       </w:r>
     </w:p>
     <w:p>
-      <w:proofErr w:type="gramStart"/>
       <w:r>
         <w:lastRenderedPageBreak/>
-        <w:t>So</w:t>
-      </w:r>
-      <w:proofErr w:type="gramEnd"/>
-      <w:r>
-        <w:t xml:space="preserve"> since strategy </w:t>
+        <w:t xml:space="preserve">So since strategy </w:t>
       </w:r>
       <w:r>
         <w:t>B</w:t>
       </w:r>
       <w:r>
-        <w:t xml:space="preserve"> has a few successions on a budget of 32k, </w:t>
-      </w:r>
-      <w:proofErr w:type="spellStart"/>
-      <w:r>
-        <w:t>its</w:t>
-      </w:r>
-      <w:proofErr w:type="spellEnd"/>
-      <w:r>
-        <w:t xml:space="preserve"> only fair to add another level of 64k. But for testing consistently, </w:t>
-      </w:r>
-      <w:proofErr w:type="spellStart"/>
-      <w:r>
-        <w:t>ill</w:t>
-      </w:r>
-      <w:proofErr w:type="spellEnd"/>
-      <w:r>
-        <w:t xml:space="preserve"> </w:t>
-      </w:r>
-      <w:proofErr w:type="gramStart"/>
-      <w:r>
-        <w:t>have to</w:t>
-      </w:r>
-      <w:proofErr w:type="gramEnd"/>
-      <w:r>
-        <w:t xml:space="preserve"> do this for strategy A as well. </w:t>
+        <w:t xml:space="preserve"> has a few successions on a budget of 32k, its only fair to add another level of 64k. But for testing consistently, ill have to do this for strategy A as well. </w:t>
       </w:r>
       <w:r>
         <w:t xml:space="preserve">All I have to do is add it to the “BUDGETS” variable in “wa_env.py”. </w:t>
@@ -10866,15 +8892,7 @@
         <w:t>Started the full batch run for strategy B</w:t>
       </w:r>
       <w:r>
-        <w:t xml:space="preserve"> on the instance (</w:t>
-      </w:r>
-      <w:proofErr w:type="spellStart"/>
-      <w:r>
-        <w:t>tmux</w:t>
-      </w:r>
-      <w:proofErr w:type="spellEnd"/>
-      <w:r>
-        <w:t xml:space="preserve"> command for ubuntu machines). </w:t>
+        <w:t xml:space="preserve"> on the instance (tmux command for ubuntu machines). </w:t>
       </w:r>
     </w:p>
     <w:p/>
@@ -10964,15 +8982,7 @@
     </w:p>
     <w:p>
       <w:r>
-        <w:t xml:space="preserve">Ok so </w:t>
-      </w:r>
-      <w:proofErr w:type="spellStart"/>
-      <w:r>
-        <w:t>ive</w:t>
-      </w:r>
-      <w:proofErr w:type="spellEnd"/>
-      <w:r>
-        <w:t xml:space="preserve"> decided to complete all tasks for each site, since only doing 67 tasks/site doesn’t represent the </w:t>
+        <w:t xml:space="preserve">Ok so ive decided to complete all tasks for each site, since only doing 67 tasks/site doesn’t represent the </w:t>
       </w:r>
       <w:r>
         <w:t xml:space="preserve">full list of </w:t>
@@ -11087,23 +9097,7 @@
     </w:p>
     <w:p>
       <w:r>
-        <w:t xml:space="preserve">Then </w:t>
-      </w:r>
-      <w:proofErr w:type="spellStart"/>
-      <w:r>
-        <w:t>ill</w:t>
-      </w:r>
-      <w:proofErr w:type="spellEnd"/>
-      <w:r>
-        <w:t xml:space="preserve"> run both strategies to complete ALL tasks for EACH site (ill first find out how many total tasks there are per site). </w:t>
-      </w:r>
-      <w:proofErr w:type="spellStart"/>
-      <w:r>
-        <w:t>Ill</w:t>
-      </w:r>
-      <w:proofErr w:type="spellEnd"/>
-      <w:r>
-        <w:t xml:space="preserve"> need to add a function to calculate the total token costs per strategy as well (then as previously stated to split the analysis script into multiple files for readability – 1 for A and 1 for B and 1 that shares </w:t>
+        <w:t xml:space="preserve">Then ill run both strategies to complete ALL tasks for EACH site (ill first find out how many total tasks there are per site). Ill need to add a function to calculate the total token costs per strategy as well (then as previously stated to split the analysis script into multiple files for readability – 1 for A and 1 for B and 1 that shares </w:t>
       </w:r>
       <w:r>
         <w:t>analysis functions)</w:t>
@@ -11207,15 +9201,7 @@
         <w:t xml:space="preserve"> Ive noticed that </w:t>
       </w:r>
       <w:r>
-        <w:t xml:space="preserve">task 460 compounds a 15% reduction even though the task was to reduce it once. </w:t>
-      </w:r>
-      <w:proofErr w:type="gramStart"/>
-      <w:r>
-        <w:t>So</w:t>
-      </w:r>
-      <w:proofErr w:type="gramEnd"/>
-      <w:r>
-        <w:t xml:space="preserve"> this needs to be identified in strategy B if it can be</w:t>
+        <w:t>task 460 compounds a 15% reduction even though the task was to reduce it once. So this needs to be identified in strategy B if it can be</w:t>
       </w:r>
       <w:r>
         <w:t xml:space="preserve"> without any hallucination</w:t>
@@ -11230,26 +9216,10 @@
         <w:t xml:space="preserve"> Ive also created a script that takes in </w:t>
       </w:r>
       <w:r>
-        <w:t xml:space="preserve">the task list (from the </w:t>
-      </w:r>
-      <w:proofErr w:type="spellStart"/>
-      <w:r>
-        <w:t>WebArena</w:t>
-      </w:r>
-      <w:proofErr w:type="spellEnd"/>
-      <w:r>
-        <w:t xml:space="preserve"> repository) and sorts them based on </w:t>
-      </w:r>
-      <w:r>
-        <w:t xml:space="preserve">category (I.e. shopping, shopping admin and </w:t>
-      </w:r>
-      <w:proofErr w:type="spellStart"/>
-      <w:r>
-        <w:t>postmill</w:t>
-      </w:r>
-      <w:proofErr w:type="spellEnd"/>
-      <w:r>
-        <w:t xml:space="preserve">). </w:t>
+        <w:t xml:space="preserve">the task list (from the WebArena repository) and sorts them based on </w:t>
+      </w:r>
+      <w:r>
+        <w:t xml:space="preserve">category (I.e. shopping, shopping admin and postmill). </w:t>
       </w:r>
       <w:r>
         <w:t xml:space="preserve">But also returns a </w:t>
@@ -11262,15 +9232,7 @@
       </w:r>
       <w:r>
         <w:lastRenderedPageBreak/>
-        <w:t xml:space="preserve">information retrieval, bulk action, delete, modify value, navigation, create or purchase tasks (or other if they do not fit in those </w:t>
-      </w:r>
-      <w:proofErr w:type="gramStart"/>
-      <w:r>
-        <w:t>sub categories</w:t>
-      </w:r>
-      <w:proofErr w:type="gramEnd"/>
-      <w:r>
-        <w:t>)</w:t>
+        <w:t>information retrieval, bulk action, delete, modify value, navigation, create or purchase tasks (or other if they do not fit in those sub categories)</w:t>
       </w:r>
       <w:r>
         <w:t>.</w:t>
@@ -11408,13 +9370,8 @@
           </w:tcPr>
           <w:p>
             <w:r>
-              <w:t xml:space="preserve">Post, draft, fill forms, rate, reply, subscribe, add to </w:t>
-            </w:r>
-            <w:proofErr w:type="spellStart"/>
-            <w:r>
-              <w:t>wishlist</w:t>
-            </w:r>
-            <w:proofErr w:type="spellEnd"/>
+              <w:t>Post, draft, fill forms, rate, reply, subscribe, add to wishlist</w:t>
+            </w:r>
           </w:p>
         </w:tc>
       </w:tr>
@@ -11614,15 +9571,7 @@
     <w:p/>
     <w:p>
       <w:r>
-        <w:t xml:space="preserve">Another change </w:t>
-      </w:r>
-      <w:proofErr w:type="spellStart"/>
-      <w:r>
-        <w:t>ive</w:t>
-      </w:r>
-      <w:proofErr w:type="spellEnd"/>
-      <w:r>
-        <w:t xml:space="preserve"> made is the prompting for strategy B, as I didn’t include every possible action the agent(s) should be focusing on. </w:t>
+        <w:t xml:space="preserve">Another change ive made is the prompting for strategy B, as I didn’t include every possible action the agent(s) should be focusing on. </w:t>
       </w:r>
       <w:r>
         <w:t>I.e. focusing on different problem types as mentioned above in the table. After examining the tasks and problem types, I will make these additions/adjustments to the prompts for each agent in strategy B:</w:t>
@@ -11787,15 +9736,7 @@
           </w:tcPr>
           <w:p>
             <w:r>
-              <w:t xml:space="preserve">Navigation only </w:t>
-            </w:r>
-            <w:proofErr w:type="gramStart"/>
-            <w:r>
-              <w:t>stop</w:t>
-            </w:r>
-            <w:proofErr w:type="gramEnd"/>
-            <w:r>
-              <w:t xml:space="preserve"> rules</w:t>
+              <w:t>Navigation only stop rules</w:t>
             </w:r>
           </w:p>
         </w:tc>
@@ -11936,13 +9877,8 @@
           </w:tcPr>
           <w:p>
             <w:r>
-              <w:t xml:space="preserve">Create on </w:t>
-            </w:r>
-            <w:proofErr w:type="spellStart"/>
-            <w:r>
-              <w:t>postmill</w:t>
-            </w:r>
-            <w:proofErr w:type="spellEnd"/>
+              <w:t>Create on postmill</w:t>
+            </w:r>
           </w:p>
         </w:tc>
         <w:tc>
@@ -12168,15 +10104,7 @@
           <w:p>
             <w:r>
               <w:lastRenderedPageBreak/>
-              <w:t xml:space="preserve">Multi-line text in single </w:t>
-            </w:r>
-            <w:proofErr w:type="gramStart"/>
-            <w:r>
-              <w:t>fill(</w:t>
-            </w:r>
-            <w:proofErr w:type="gramEnd"/>
-            <w:r>
-              <w:t>)</w:t>
+              <w:t>Multi-line text in single fill()</w:t>
             </w:r>
           </w:p>
         </w:tc>
@@ -12289,15 +10217,7 @@
           </w:tcPr>
           <w:p>
             <w:r>
-              <w:t xml:space="preserve">Explicit </w:t>
-            </w:r>
-            <w:proofErr w:type="spellStart"/>
-            <w:r>
-              <w:t>AXTree</w:t>
-            </w:r>
-            <w:proofErr w:type="spellEnd"/>
-            <w:r>
-              <w:t xml:space="preserve"> verification</w:t>
+              <w:t>Explicit AXTree verification</w:t>
             </w:r>
           </w:p>
         </w:tc>
@@ -12341,13 +10261,8 @@
           </w:tcPr>
           <w:p>
             <w:r>
-              <w:t xml:space="preserve">Required field check before </w:t>
-            </w:r>
-            <w:proofErr w:type="gramStart"/>
-            <w:r>
-              <w:t>submit</w:t>
-            </w:r>
-            <w:proofErr w:type="gramEnd"/>
+              <w:t>Required field check before submit</w:t>
+            </w:r>
           </w:p>
         </w:tc>
         <w:tc>
@@ -12390,15 +10305,7 @@
         <w:t>Oh and 1 more thing is splitting the training data for strategy C into categories</w:t>
       </w:r>
       <w:r>
-        <w:t xml:space="preserve"> to avoid contamination (i.e. if a task is modifying, creating, </w:t>
-      </w:r>
-      <w:proofErr w:type="gramStart"/>
-      <w:r>
-        <w:t>etc..</w:t>
-      </w:r>
-      <w:proofErr w:type="gramEnd"/>
-      <w:r>
-        <w:t xml:space="preserve"> and is completed by a budget, the other budgets may be seen as “successful” but that’s because it was already completed by the other budget)</w:t>
+        <w:t xml:space="preserve"> to avoid contamination (i.e. if a task is modifying, creating, etc.. and is completed by a budget, the other budgets may be seen as “successful” but that’s because it was already completed by the other budget)</w:t>
       </w:r>
       <w:r>
         <w:t>:</w:t>
@@ -12526,15 +10433,7 @@
               <w:t xml:space="preserve"> (or keep and only </w:t>
             </w:r>
             <w:r>
-              <w:t xml:space="preserve">change end state to </w:t>
-            </w:r>
-            <w:proofErr w:type="spellStart"/>
-            <w:r>
-              <w:t>env_terminated</w:t>
-            </w:r>
-            <w:proofErr w:type="spellEnd"/>
-            <w:r>
-              <w:t>)</w:t>
+              <w:t>change end state to env_terminated)</w:t>
             </w:r>
           </w:p>
         </w:tc>
@@ -12653,84 +10552,12 @@
     </w:p>
     <w:p>
       <w:r>
-        <w:t xml:space="preserve">Hallucinated actions and Critic validation limits. During Strategy B's expanded collection, 56 of ~2,950 Executor actions (1.9%) used syntax outside </w:t>
-      </w:r>
-      <w:proofErr w:type="spellStart"/>
-      <w:r>
-        <w:t>BrowserGym's</w:t>
-      </w:r>
-      <w:proofErr w:type="spellEnd"/>
-      <w:r>
-        <w:t xml:space="preserve"> vocabulary — </w:t>
-      </w:r>
-      <w:proofErr w:type="spellStart"/>
-      <w:r>
-        <w:t>press_enter</w:t>
-      </w:r>
-      <w:proofErr w:type="spellEnd"/>
-      <w:r>
-        <w:t xml:space="preserve">('id') instead of </w:t>
-      </w:r>
-      <w:proofErr w:type="gramStart"/>
-      <w:r>
-        <w:t>press(</w:t>
-      </w:r>
-      <w:proofErr w:type="gramEnd"/>
-      <w:r>
-        <w:t>'id', 'Enter'), navigate('</w:t>
-      </w:r>
-      <w:proofErr w:type="spellStart"/>
-      <w:r>
-        <w:t>url</w:t>
-      </w:r>
-      <w:proofErr w:type="spellEnd"/>
-      <w:r>
-        <w:t xml:space="preserve">') instead of </w:t>
-      </w:r>
-      <w:proofErr w:type="spellStart"/>
-      <w:r>
-        <w:t>goto</w:t>
-      </w:r>
-      <w:proofErr w:type="spellEnd"/>
-      <w:r>
-        <w:t>('</w:t>
-      </w:r>
-      <w:proofErr w:type="spellStart"/>
-      <w:r>
-        <w:t>url</w:t>
-      </w:r>
-      <w:proofErr w:type="spellEnd"/>
-      <w:r>
-        <w:t xml:space="preserve">'), </w:t>
-      </w:r>
-      <w:proofErr w:type="spellStart"/>
-      <w:r>
-        <w:t>scroll_into_view</w:t>
-      </w:r>
-      <w:proofErr w:type="spellEnd"/>
-      <w:r>
-        <w:t xml:space="preserve">('id') instead of </w:t>
-      </w:r>
-      <w:proofErr w:type="gramStart"/>
-      <w:r>
-        <w:t>scroll(</w:t>
-      </w:r>
-      <w:proofErr w:type="gramEnd"/>
-      <w:r>
-        <w:t>0, 400). The model drew these from its training data rather than from the action vocabulary provided in the prompt.</w:t>
-      </w:r>
-    </w:p>
-    <w:p>
-      <w:r>
-        <w:t xml:space="preserve">The Critic approved all 56. This confirms the Critic validates actions against its understanding of the task rather than mechanically checking the action string against the vocabulary list. It assessed whether </w:t>
-      </w:r>
-      <w:proofErr w:type="spellStart"/>
-      <w:r>
-        <w:t>press_enter</w:t>
-      </w:r>
-      <w:proofErr w:type="spellEnd"/>
-      <w:r>
-        <w:t xml:space="preserve"> made sense in context (it did, semantically) without verifying the syntax was valid.</w:t>
+        <w:t>Hallucinated actions and Critic validation limits. During Strategy B's expanded collection, 56 of ~2,950 Executor actions (1.9%) used syntax outside BrowserGym's vocabulary — press_enter('id') instead of press('id', 'Enter'), navigate('url') instead of goto('url'), scroll_into_view('id') instead of scroll(0, 400). The model drew these from its training data rather than from the action vocabulary provided in the prompt.</w:t>
+      </w:r>
+    </w:p>
+    <w:p>
+      <w:r>
+        <w:t>The Critic approved all 56. This confirms the Critic validates actions against its understanding of the task rather than mechanically checking the action string against the vocabulary list. It assessed whether press_enter made sense in context (it did, semantically) without verifying the syntax was valid.</w:t>
       </w:r>
     </w:p>
     <w:p>
@@ -12745,39 +10572,7 @@
         <w:t xml:space="preserve">However, I do have a field that contains </w:t>
       </w:r>
       <w:r>
-        <w:t>where there is an action error (</w:t>
-      </w:r>
-      <w:proofErr w:type="spellStart"/>
-      <w:r>
-        <w:t>action_error</w:t>
-      </w:r>
-      <w:proofErr w:type="spellEnd"/>
-      <w:r>
-        <w:t xml:space="preserve">), which would fire </w:t>
-      </w:r>
-      <w:proofErr w:type="spellStart"/>
-      <w:r>
-        <w:t>everytime</w:t>
-      </w:r>
-      <w:proofErr w:type="spellEnd"/>
-      <w:r>
-        <w:t xml:space="preserve"> there is </w:t>
-      </w:r>
-      <w:proofErr w:type="gramStart"/>
-      <w:r>
-        <w:t>an</w:t>
-      </w:r>
-      <w:proofErr w:type="gramEnd"/>
-      <w:r>
-        <w:t xml:space="preserve"> hallucinated action, so C has a direct signal that something went wrong without needing to parse the action syntax itself. (</w:t>
-      </w:r>
-      <w:proofErr w:type="spellStart"/>
-      <w:r>
-        <w:t>action_error</w:t>
-      </w:r>
-      <w:proofErr w:type="spellEnd"/>
-      <w:r>
-        <w:t xml:space="preserve"> contains a Boolean value of either T/F). </w:t>
+        <w:t xml:space="preserve">where there is an action error (action_error), which would fire everytime there is an hallucinated action, so C has a direct signal that something went wrong without needing to parse the action syntax itself. (action_error contains a Boolean value of either T/F). </w:t>
       </w:r>
     </w:p>
     <w:p>
@@ -12835,7 +10630,22 @@
         <w:t>.</w:t>
       </w:r>
       <w:r>
-        <w:t xml:space="preserve"> This includes comparing the tasks B solved against A, where the critic revisions helped, where did the PLANNER help as well. </w:t>
+        <w:t xml:space="preserve"> This includes comparing the tasks B solved against A, where the critic revisions helped</w:t>
+      </w:r>
+      <w:r>
+        <w:t xml:space="preserve"> and </w:t>
+      </w:r>
+      <w:r>
+        <w:t xml:space="preserve">where did the PLANNER help as well. </w:t>
+      </w:r>
+      <w:r>
+        <w:t xml:space="preserve">(excluding executer since strategy A </w:t>
+      </w:r>
+      <w:r>
+        <w:t>is just like executer without the planner/critic)</w:t>
+      </w:r>
+      <w:r>
+        <w:t>.</w:t>
       </w:r>
     </w:p>
     <w:p>
@@ -12843,7 +10653,13 @@
         <w:t>Then ill be creating some cleaning contamination scripts as I mentioned previously about.</w:t>
       </w:r>
       <w:r>
-        <w:t xml:space="preserve"> I did re-envision the idea of cleaning the contamination and what the </w:t>
+        <w:t xml:space="preserve"> I did re-envision the idea of cleaning the contamination</w:t>
+      </w:r>
+      <w:r>
+        <w:t xml:space="preserve"> in both batches</w:t>
+      </w:r>
+      <w:r>
+        <w:t xml:space="preserve"> and what the </w:t>
       </w:r>
       <w:r>
         <w:t>I/O</w:t>
@@ -12979,26 +10795,10 @@
               <w:t xml:space="preserve">JSONL RISK FILE = </w:t>
             </w:r>
             <w:r>
-              <w:t>1 row/task, labelled with a field containing either: “</w:t>
-            </w:r>
-            <w:proofErr w:type="spellStart"/>
-            <w:r>
-              <w:t>read_only</w:t>
-            </w:r>
-            <w:proofErr w:type="spellEnd"/>
-            <w:r>
-              <w:t>”, “</w:t>
-            </w:r>
-            <w:r>
-              <w:t>idempotent” or “</w:t>
-            </w:r>
-            <w:proofErr w:type="spellStart"/>
-            <w:r>
-              <w:t>non_idempotent</w:t>
-            </w:r>
-            <w:proofErr w:type="spellEnd"/>
-            <w:r>
-              <w:t>”</w:t>
+              <w:t>1 row/task, labelled with a field containing either: “read_only”, “</w:t>
+            </w:r>
+            <w:r>
+              <w:t>idempotent” or “non_idempotent”</w:t>
             </w:r>
           </w:p>
         </w:tc>

--- a/docs/Additional Material/Journal.docx
+++ b/docs/Additional Material/Journal.docx
@@ -83,7 +83,15 @@
         <w:t xml:space="preserve">The </w:t>
       </w:r>
       <w:r>
-        <w:t xml:space="preserve">decision to use AWS came directly from the WebArena </w:t>
+        <w:t xml:space="preserve">decision to use AWS came directly from the </w:t>
+      </w:r>
+      <w:proofErr w:type="spellStart"/>
+      <w:r>
+        <w:t>WebArena</w:t>
+      </w:r>
+      <w:proofErr w:type="spellEnd"/>
+      <w:r>
+        <w:t xml:space="preserve"> </w:t>
       </w:r>
       <w:r>
         <w:t xml:space="preserve">repository environment </w:t>
@@ -158,8 +166,13 @@
       </w:r>
     </w:p>
     <w:p>
-      <w:r>
-        <w:t xml:space="preserve">WebArena requires 5 </w:t>
+      <w:proofErr w:type="spellStart"/>
+      <w:r>
+        <w:t>WebArena</w:t>
+      </w:r>
+      <w:proofErr w:type="spellEnd"/>
+      <w:r>
+        <w:t xml:space="preserve"> requires 5 </w:t>
       </w:r>
       <w:r>
         <w:t>self-hosted</w:t>
@@ -308,7 +321,15 @@
         <w:t>. I will be noting down what I’ve learnt from this course (</w:t>
       </w:r>
       <w:r>
-        <w:t>I don’t need to specify what ive learnt in the report, just mention the certification of completion</w:t>
+        <w:t xml:space="preserve">I don’t need to specify what </w:t>
+      </w:r>
+      <w:proofErr w:type="spellStart"/>
+      <w:r>
+        <w:t>ive</w:t>
+      </w:r>
+      <w:proofErr w:type="spellEnd"/>
+      <w:r>
+        <w:t xml:space="preserve"> learnt in the report, just mention the certification of completion</w:t>
       </w:r>
       <w:r>
         <w:t xml:space="preserve"> as its related </w:t>
@@ -325,7 +346,23 @@
         <w:t xml:space="preserve">I setup the AWS instance </w:t>
       </w:r>
       <w:r>
-        <w:t>with these exact settings following the WebArena repository readMe EC2 setup instructions:</w:t>
+        <w:t xml:space="preserve">with these exact settings following the </w:t>
+      </w:r>
+      <w:proofErr w:type="spellStart"/>
+      <w:r>
+        <w:t>WebArena</w:t>
+      </w:r>
+      <w:proofErr w:type="spellEnd"/>
+      <w:r>
+        <w:t xml:space="preserve"> repository </w:t>
+      </w:r>
+      <w:proofErr w:type="spellStart"/>
+      <w:r>
+        <w:t>readMe</w:t>
+      </w:r>
+      <w:proofErr w:type="spellEnd"/>
+      <w:r>
+        <w:t xml:space="preserve"> EC2 setup instructions:</w:t>
       </w:r>
     </w:p>
     <w:p>
@@ -380,7 +417,15 @@
         <w:t>This is the in</w:t>
       </w:r>
       <w:r>
-        <w:t>stance type that is recommended by the webarena repo readme</w:t>
+        <w:t xml:space="preserve">stance type that is recommended by the </w:t>
+      </w:r>
+      <w:proofErr w:type="spellStart"/>
+      <w:r>
+        <w:t>webarena</w:t>
+      </w:r>
+      <w:proofErr w:type="spellEnd"/>
+      <w:r>
+        <w:t xml:space="preserve"> repo readme</w:t>
       </w:r>
       <w:r>
         <w:t xml:space="preserve">. </w:t>
@@ -435,7 +480,15 @@
     <w:p>
       <w:r>
         <w:lastRenderedPageBreak/>
-        <w:t xml:space="preserve">I set the key pair to “webarena-key” (which is a public key) to encrypt and decrypt login information. </w:t>
+        <w:t>I set the key pair to “</w:t>
+      </w:r>
+      <w:proofErr w:type="spellStart"/>
+      <w:r>
+        <w:t>webarena</w:t>
+      </w:r>
+      <w:proofErr w:type="spellEnd"/>
+      <w:r>
+        <w:t xml:space="preserve">-key” (which is a public key) to encrypt and decrypt login information. </w:t>
       </w:r>
       <w:r>
         <w:t>This allows me and only me to log into the instance when launching the instance.</w:t>
@@ -447,7 +500,15 @@
         <w:t>generated</w:t>
       </w:r>
       <w:r>
-        <w:t xml:space="preserve"> the private key (a .pem file) containing this key. </w:t>
+        <w:t xml:space="preserve"> the private key (a .</w:t>
+      </w:r>
+      <w:proofErr w:type="spellStart"/>
+      <w:r>
+        <w:t>pem</w:t>
+      </w:r>
+      <w:proofErr w:type="spellEnd"/>
+      <w:r>
+        <w:t xml:space="preserve"> file) containing this key. </w:t>
       </w:r>
     </w:p>
     <w:p>
@@ -570,7 +631,15 @@
         </w:numPr>
       </w:pPr>
       <w:r>
-        <w:t>Custom TCP with a port of 9999 and a source IP of anywhere, this is for the Forum sites (reddit/postmill)</w:t>
+        <w:t>Custom TCP with a port of 9999 and a source IP of anywhere, this is for the Forum sites (reddit/</w:t>
+      </w:r>
+      <w:proofErr w:type="spellStart"/>
+      <w:r>
+        <w:t>postmill</w:t>
+      </w:r>
+      <w:proofErr w:type="spellEnd"/>
+      <w:r>
+        <w:t>)</w:t>
       </w:r>
     </w:p>
     <w:p>
@@ -621,7 +690,15 @@
         <w:t xml:space="preserve">Next is setting the EBS root volume (elastic block store) </w:t>
       </w:r>
       <w:r>
-        <w:t>which is AWS’s disk service and the “root volume” is the boot disk holding the OS and all the WebArena data.</w:t>
+        <w:t xml:space="preserve">which is AWS’s disk service and the “root volume” is the boot disk holding the OS and all the </w:t>
+      </w:r>
+      <w:proofErr w:type="spellStart"/>
+      <w:r>
+        <w:t>WebArena</w:t>
+      </w:r>
+      <w:proofErr w:type="spellEnd"/>
+      <w:r>
+        <w:t xml:space="preserve"> data.</w:t>
       </w:r>
       <w:r>
         <w:t xml:space="preserve"> </w:t>
@@ -719,7 +796,23 @@
         <w:t>“</w:t>
       </w:r>
       <w:r>
-        <w:t xml:space="preserve">ssh -i webarena-key.pem </w:t>
+        <w:t>ssh -</w:t>
+      </w:r>
+      <w:proofErr w:type="spellStart"/>
+      <w:r>
+        <w:t>i</w:t>
+      </w:r>
+      <w:proofErr w:type="spellEnd"/>
+      <w:r>
+        <w:t xml:space="preserve"> </w:t>
+      </w:r>
+      <w:proofErr w:type="spellStart"/>
+      <w:r>
+        <w:t>webarena-key.pem</w:t>
+      </w:r>
+      <w:proofErr w:type="spellEnd"/>
+      <w:r>
+        <w:t xml:space="preserve"> </w:t>
       </w:r>
       <w:hyperlink r:id="rId12" w:history="1">
         <w:r>
@@ -1087,13 +1180,42 @@
         <w:t xml:space="preserve">So before </w:t>
       </w:r>
       <w:r>
-        <w:t>committing to the full data-collection sweep (200 tasks × 4 budget levels × 3 strategies), I wrote a minimal validation script that runs Strategy A on a single task from each of my three target sites: Shopping (OneStopShop), the CMS (shopping_admin), and the Forum (Postmill/Reddit). The intent is not to succeed at the tasks</w:t>
+        <w:t>committing to the full data-collection sweep (200 tasks × 4 budget levels × 3 strategies), I wrote a minimal validation script that runs Strategy A on a single task from each of my three target sites: Shopping (</w:t>
+      </w:r>
+      <w:proofErr w:type="spellStart"/>
+      <w:r>
+        <w:t>OneStopShop</w:t>
+      </w:r>
+      <w:proofErr w:type="spellEnd"/>
+      <w:r>
+        <w:t>), the CMS (</w:t>
+      </w:r>
+      <w:proofErr w:type="spellStart"/>
+      <w:r>
+        <w:t>shopping_admin</w:t>
+      </w:r>
+      <w:proofErr w:type="spellEnd"/>
+      <w:r>
+        <w:t>), and the Forum (</w:t>
+      </w:r>
+      <w:proofErr w:type="spellStart"/>
+      <w:r>
+        <w:t>Postmill</w:t>
+      </w:r>
+      <w:proofErr w:type="spellEnd"/>
+      <w:r>
+        <w:t>/Reddit). The intent is not to succeed at the tasks</w:t>
       </w:r>
       <w:r>
         <w:t xml:space="preserve"> as </w:t>
       </w:r>
-      <w:r>
-        <w:t>WebArena is a deliberately difficult benchmark, with GPT-4 reported at only 14.41% success</w:t>
+      <w:proofErr w:type="spellStart"/>
+      <w:r>
+        <w:t>WebArena</w:t>
+      </w:r>
+      <w:proofErr w:type="spellEnd"/>
+      <w:r>
+        <w:t xml:space="preserve"> is a deliberately difficult benchmark, with GPT-4 reported at only 14.41% success</w:t>
       </w:r>
       <w:r>
         <w:t xml:space="preserve"> </w:t>
@@ -1103,18 +1225,193 @@
       </w:r>
     </w:p>
     <w:p>
-      <w:r>
-        <w:t>BrowserGym reads the WebArena site URLs from environment variables at import time. The script therefore calls load_dotenv() and remaps my project's WA_* variable names onto the bare names WebArena expects (SHOPPING, SHOPPING_ADMIN, REDDIT, etc.) before importing browsergym.webarena. Ordering matters here: importing first would leave the environment unconfigured. Sites I am not using are given placeholder URLs so that registration succeeds without those services running.</w:t>
-      </w:r>
-    </w:p>
-    <w:p>
-      <w:r>
-        <w:t>A single Pydantic AI agent is constructed with output_type=AgentAction, where AgentAction is a Pydantic model containing a short reasoning string and a single action string. Using a structured output type means the model's reply is parsed and validated automatically, removing the need for the regular-expression action extraction used in the canonical WebArena harness. The static instruction block enumerates the BrowserGym HighLevelActionSet verbs (click, fill, select_option, press, scroll, goto, go_back, send_msg_to_user, noop) and states the two rules that most affect validity: only element ids present in the current accessibility tree may be referenced, and information-seeking tasks are complete only once send_msg_to_user() has been called with the answer.</w:t>
-      </w:r>
-    </w:p>
-    <w:p>
-      <w:r>
-        <w:t xml:space="preserve">The script reads the WebArena task configuration files bundled with the webarena package and selects the first single-site task for each of the three target sites. Restricting to single-site tasks </w:t>
+      <w:proofErr w:type="spellStart"/>
+      <w:r>
+        <w:t>BrowserGym</w:t>
+      </w:r>
+      <w:proofErr w:type="spellEnd"/>
+      <w:r>
+        <w:t xml:space="preserve"> reads the </w:t>
+      </w:r>
+      <w:proofErr w:type="spellStart"/>
+      <w:r>
+        <w:t>WebArena</w:t>
+      </w:r>
+      <w:proofErr w:type="spellEnd"/>
+      <w:r>
+        <w:t xml:space="preserve"> site URLs from environment variables at import time. The script therefore calls </w:t>
+      </w:r>
+      <w:proofErr w:type="spellStart"/>
+      <w:r>
+        <w:t>load_</w:t>
+      </w:r>
+      <w:proofErr w:type="gramStart"/>
+      <w:r>
+        <w:t>dotenv</w:t>
+      </w:r>
+      <w:proofErr w:type="spellEnd"/>
+      <w:r>
+        <w:t>(</w:t>
+      </w:r>
+      <w:proofErr w:type="gramEnd"/>
+      <w:r>
+        <w:t xml:space="preserve">) and remaps my project's WA_* variable names onto the bare names </w:t>
+      </w:r>
+      <w:proofErr w:type="spellStart"/>
+      <w:r>
+        <w:t>WebArena</w:t>
+      </w:r>
+      <w:proofErr w:type="spellEnd"/>
+      <w:r>
+        <w:t xml:space="preserve"> expects (SHOPPING, SHOPPING_ADMIN, REDDIT, etc.) before importing </w:t>
+      </w:r>
+      <w:proofErr w:type="spellStart"/>
+      <w:proofErr w:type="gramStart"/>
+      <w:r>
+        <w:t>browsergym.webarena</w:t>
+      </w:r>
+      <w:proofErr w:type="spellEnd"/>
+      <w:proofErr w:type="gramEnd"/>
+      <w:r>
+        <w:t>. Ordering matters here: importing first would leave the environment unconfigured. Sites I am not using are given placeholder URLs so that registration succeeds without those services running.</w:t>
+      </w:r>
+    </w:p>
+    <w:p>
+      <w:r>
+        <w:t xml:space="preserve">A single </w:t>
+      </w:r>
+      <w:proofErr w:type="spellStart"/>
+      <w:r>
+        <w:t>Pydantic</w:t>
+      </w:r>
+      <w:proofErr w:type="spellEnd"/>
+      <w:r>
+        <w:t xml:space="preserve"> AI agent is constructed with </w:t>
+      </w:r>
+      <w:proofErr w:type="spellStart"/>
+      <w:r>
+        <w:t>output_type</w:t>
+      </w:r>
+      <w:proofErr w:type="spellEnd"/>
+      <w:r>
+        <w:t>=</w:t>
+      </w:r>
+      <w:proofErr w:type="spellStart"/>
+      <w:r>
+        <w:t>AgentAction</w:t>
+      </w:r>
+      <w:proofErr w:type="spellEnd"/>
+      <w:r>
+        <w:t xml:space="preserve">, where </w:t>
+      </w:r>
+      <w:proofErr w:type="spellStart"/>
+      <w:r>
+        <w:t>AgentAction</w:t>
+      </w:r>
+      <w:proofErr w:type="spellEnd"/>
+      <w:r>
+        <w:t xml:space="preserve"> is a </w:t>
+      </w:r>
+      <w:proofErr w:type="spellStart"/>
+      <w:r>
+        <w:t>Pydantic</w:t>
+      </w:r>
+      <w:proofErr w:type="spellEnd"/>
+      <w:r>
+        <w:t xml:space="preserve"> model containing a short reasoning string and a single action string. Using a structured output type means the model's reply is parsed and validated automatically, removing the need for the regular-expression action extraction used in the canonical </w:t>
+      </w:r>
+      <w:proofErr w:type="spellStart"/>
+      <w:r>
+        <w:t>WebArena</w:t>
+      </w:r>
+      <w:proofErr w:type="spellEnd"/>
+      <w:r>
+        <w:t xml:space="preserve"> harness. The static instruction block enumerates the </w:t>
+      </w:r>
+      <w:proofErr w:type="spellStart"/>
+      <w:r>
+        <w:t>BrowserGym</w:t>
+      </w:r>
+      <w:proofErr w:type="spellEnd"/>
+      <w:r>
+        <w:t xml:space="preserve"> </w:t>
+      </w:r>
+      <w:proofErr w:type="spellStart"/>
+      <w:r>
+        <w:t>HighLevelActionSet</w:t>
+      </w:r>
+      <w:proofErr w:type="spellEnd"/>
+      <w:r>
+        <w:t xml:space="preserve"> verbs (click, fill, </w:t>
+      </w:r>
+      <w:proofErr w:type="spellStart"/>
+      <w:r>
+        <w:t>select_option</w:t>
+      </w:r>
+      <w:proofErr w:type="spellEnd"/>
+      <w:r>
+        <w:t xml:space="preserve">, press, scroll, </w:t>
+      </w:r>
+      <w:proofErr w:type="spellStart"/>
+      <w:r>
+        <w:t>goto</w:t>
+      </w:r>
+      <w:proofErr w:type="spellEnd"/>
+      <w:r>
+        <w:t xml:space="preserve">, </w:t>
+      </w:r>
+      <w:proofErr w:type="spellStart"/>
+      <w:r>
+        <w:t>go_back</w:t>
+      </w:r>
+      <w:proofErr w:type="spellEnd"/>
+      <w:r>
+        <w:t xml:space="preserve">, </w:t>
+      </w:r>
+      <w:proofErr w:type="spellStart"/>
+      <w:r>
+        <w:t>send_msg_to_user</w:t>
+      </w:r>
+      <w:proofErr w:type="spellEnd"/>
+      <w:r>
+        <w:t xml:space="preserve">, noop) and states the two rules that most affect validity: only element ids present in the current accessibility tree may be referenced, and information-seeking tasks are complete only once </w:t>
+      </w:r>
+      <w:proofErr w:type="spellStart"/>
+      <w:r>
+        <w:t>send_msg_to_</w:t>
+      </w:r>
+      <w:proofErr w:type="gramStart"/>
+      <w:r>
+        <w:t>user</w:t>
+      </w:r>
+      <w:proofErr w:type="spellEnd"/>
+      <w:r>
+        <w:t>(</w:t>
+      </w:r>
+      <w:proofErr w:type="gramEnd"/>
+      <w:r>
+        <w:t>) has been called with the answer.</w:t>
+      </w:r>
+    </w:p>
+    <w:p>
+      <w:r>
+        <w:t xml:space="preserve">The script reads the </w:t>
+      </w:r>
+      <w:proofErr w:type="spellStart"/>
+      <w:r>
+        <w:t>WebArena</w:t>
+      </w:r>
+      <w:proofErr w:type="spellEnd"/>
+      <w:r>
+        <w:t xml:space="preserve"> task configuration files bundled with the </w:t>
+      </w:r>
+      <w:proofErr w:type="spellStart"/>
+      <w:r>
+        <w:t>webarena</w:t>
+      </w:r>
+      <w:proofErr w:type="spellEnd"/>
+      <w:r>
+        <w:t xml:space="preserve"> package and selects the first single-site task for each of the three target sites. Restricting to single-site tasks </w:t>
       </w:r>
       <w:r>
         <w:lastRenderedPageBreak/>
@@ -1123,7 +1420,25 @@
     </w:p>
     <w:p>
       <w:r>
-        <w:t>Each episode instantiates a BrowserGym environment via gym.make() and then iterates:</w:t>
+        <w:t xml:space="preserve">Each episode instantiates a </w:t>
+      </w:r>
+      <w:proofErr w:type="spellStart"/>
+      <w:r>
+        <w:t>BrowserGym</w:t>
+      </w:r>
+      <w:proofErr w:type="spellEnd"/>
+      <w:r>
+        <w:t xml:space="preserve"> environment via </w:t>
+      </w:r>
+      <w:proofErr w:type="spellStart"/>
+      <w:proofErr w:type="gramStart"/>
+      <w:r>
+        <w:t>gym.make</w:t>
+      </w:r>
+      <w:proofErr w:type="spellEnd"/>
+      <w:proofErr w:type="gramEnd"/>
+      <w:r>
+        <w:t>() and then iterates:</w:t>
       </w:r>
     </w:p>
     <w:p>
@@ -1135,7 +1450,23 @@
         </w:numPr>
       </w:pPr>
       <w:r>
-        <w:t>The current observation is converted to text. The accessibility tree is flattened with flatten_axtree_to_str() and combined with the task goal, the current URL, and any error returned by the previous action.</w:t>
+        <w:t xml:space="preserve">The current observation is converted to text. The accessibility tree is flattened with </w:t>
+      </w:r>
+      <w:proofErr w:type="spellStart"/>
+      <w:r>
+        <w:t>flatten_axtree_to_</w:t>
+      </w:r>
+      <w:proofErr w:type="gramStart"/>
+      <w:r>
+        <w:t>str</w:t>
+      </w:r>
+      <w:proofErr w:type="spellEnd"/>
+      <w:r>
+        <w:t>(</w:t>
+      </w:r>
+      <w:proofErr w:type="gramEnd"/>
+      <w:r>
+        <w:t>) and combined with the task goal, the current URL, and any error returned by the previous action.</w:t>
       </w:r>
     </w:p>
     <w:p>
@@ -1159,7 +1490,25 @@
         </w:numPr>
       </w:pPr>
       <w:r>
-        <w:t>Token usage is read from result.usage() and accumulated. Because Pydantic AI reports input and output token counts natively, this constitutes the token accounting mechanism described in my methodology — no interception of the underlying OpenAI client is required.</w:t>
+        <w:t xml:space="preserve">Token usage is read from </w:t>
+      </w:r>
+      <w:proofErr w:type="spellStart"/>
+      <w:proofErr w:type="gramStart"/>
+      <w:r>
+        <w:t>result.usage</w:t>
+      </w:r>
+      <w:proofErr w:type="spellEnd"/>
+      <w:proofErr w:type="gramEnd"/>
+      <w:r>
+        <w:t xml:space="preserve">() and accumulated. Because </w:t>
+      </w:r>
+      <w:proofErr w:type="spellStart"/>
+      <w:r>
+        <w:t>Pydantic</w:t>
+      </w:r>
+      <w:proofErr w:type="spellEnd"/>
+      <w:r>
+        <w:t xml:space="preserve"> AI reports input and output token counts natively, this constitutes the token accounting mechanism described in my methodology — no interception of the underlying OpenAI client is required.</w:t>
       </w:r>
     </w:p>
     <w:p>
@@ -1171,7 +1520,25 @@
         </w:numPr>
       </w:pPr>
       <w:r>
-        <w:t>The action is executed with env.step(), which returns the next observation and the reward computed by WebArena's own evaluation function.</w:t>
+        <w:t xml:space="preserve">The action is executed with </w:t>
+      </w:r>
+      <w:proofErr w:type="spellStart"/>
+      <w:proofErr w:type="gramStart"/>
+      <w:r>
+        <w:t>env.step</w:t>
+      </w:r>
+      <w:proofErr w:type="spellEnd"/>
+      <w:proofErr w:type="gramEnd"/>
+      <w:r>
+        <w:t xml:space="preserve">(), which returns the next observation and the reward computed by </w:t>
+      </w:r>
+      <w:proofErr w:type="spellStart"/>
+      <w:r>
+        <w:t>WebArena's</w:t>
+      </w:r>
+      <w:proofErr w:type="spellEnd"/>
+      <w:r>
+        <w:t xml:space="preserve"> own evaluation function.</w:t>
       </w:r>
     </w:p>
     <w:p>
@@ -1184,7 +1551,15 @@
         <w:t xml:space="preserve">For the output, each </w:t>
       </w:r>
       <w:r>
-        <w:t>step prints the agent's reasoning, its chosen action, the tokens consumed, and whether the action was accepted or produced an error. Each episode reports success, termination reason, step count, input/output/total tokens, and wall-clock duration. A summary table is printed across all three sites and the full per-step log is written to JSON. Episode failures are caught individually so that a problem on one site does not abort the remaining runs.</w:t>
+        <w:t xml:space="preserve">step prints the agent's reasoning, its chosen action, the tokens consumed, and whether the action was accepted or produced an error. Each episode reports success, termination reason, step count, input/output/total tokens, and wall-clock duration. A summary table is printed across all three </w:t>
+      </w:r>
+      <w:proofErr w:type="gramStart"/>
+      <w:r>
+        <w:t>sites</w:t>
+      </w:r>
+      <w:proofErr w:type="gramEnd"/>
+      <w:r>
+        <w:t xml:space="preserve"> and the full per-step log is written to JSON. Episode failures are caught individually so that a problem on one site does not abort the remaining runs.</w:t>
       </w:r>
     </w:p>
     <w:p>
@@ -1197,10 +1572,26 @@
         <w:t xml:space="preserve">I also note a measurement consideration for GPT-5 Mini specifically: it is a reasoning model, and its hidden reasoning tokens are billed as output tokens. This is correct for budget accounting </w:t>
       </w:r>
       <w:r>
-        <w:t xml:space="preserve">as those tokens are a real cost </w:t>
-      </w:r>
-      <w:r>
-        <w:t>but it means reasoning_effort must be pinned to a fixed value before collection begins, otherwise per-episode token totals could vary for reasons unrelated to the orchestration strategy under test, confounding the comparison.</w:t>
+        <w:t xml:space="preserve">as those tokens are a real </w:t>
+      </w:r>
+      <w:proofErr w:type="gramStart"/>
+      <w:r>
+        <w:t>cost</w:t>
+      </w:r>
+      <w:proofErr w:type="gramEnd"/>
+      <w:r>
+        <w:t xml:space="preserve"> </w:t>
+      </w:r>
+      <w:r>
+        <w:t xml:space="preserve">but it means </w:t>
+      </w:r>
+      <w:proofErr w:type="spellStart"/>
+      <w:r>
+        <w:t>reasoning_effort</w:t>
+      </w:r>
+      <w:proofErr w:type="spellEnd"/>
+      <w:r>
+        <w:t xml:space="preserve"> must be pinned to a fixed value before collection begins, otherwise per-episode token totals could vary for reasons unrelated to the orchestration strategy under test, confounding the comparison.</w:t>
       </w:r>
     </w:p>
     <w:p>
@@ -1307,7 +1698,23 @@
         <w:t xml:space="preserve">Isolating task 27 for the reddit website shows interesting results which differentiates from past tests. </w:t>
       </w:r>
       <w:r>
-        <w:t xml:space="preserve">step 0 sees the front page, step 1 sees the Showerthoughts forum, step 2 sees a user link (/user/Waoonet), step 3 sees a post. The page </w:t>
+        <w:t xml:space="preserve">step 0 sees the front page, step 1 sees the </w:t>
+      </w:r>
+      <w:proofErr w:type="spellStart"/>
+      <w:r>
+        <w:t>Showerthoughts</w:t>
+      </w:r>
+      <w:proofErr w:type="spellEnd"/>
+      <w:r>
+        <w:t xml:space="preserve"> forum, step 2 sees a user link (/user/</w:t>
+      </w:r>
+      <w:proofErr w:type="spellStart"/>
+      <w:r>
+        <w:t>Waoonet</w:t>
+      </w:r>
+      <w:proofErr w:type="spellEnd"/>
+      <w:r>
+        <w:t xml:space="preserve">), step 3 sees a post. The page </w:t>
       </w:r>
       <w:r>
         <w:t>is</w:t>
@@ -1337,7 +1744,15 @@
         <w:t xml:space="preserve">, </w:t>
       </w:r>
       <w:r>
-        <w:t xml:space="preserve">the click lands, then Playwright waits for the post-click navigation and gives up at 500ms. Over a London→Ohio round trip, 500ms is nothing. </w:t>
+        <w:t xml:space="preserve">the click lands, then Playwright waits for the post-click navigation and gives up at 500ms. Over a </w:t>
+      </w:r>
+      <w:proofErr w:type="spellStart"/>
+      <w:r>
+        <w:t>London→Ohio</w:t>
+      </w:r>
+      <w:proofErr w:type="spellEnd"/>
+      <w:r>
+        <w:t xml:space="preserve"> round trip, 500ms is nothing. </w:t>
       </w:r>
       <w:r>
         <w:t>T</w:t>
@@ -1423,7 +1838,15 @@
           </w:tcPr>
           <w:p>
             <w:r>
-              <w:t>0 – cant complete 1 step</w:t>
+              <w:t xml:space="preserve">0 – </w:t>
+            </w:r>
+            <w:proofErr w:type="gramStart"/>
+            <w:r>
+              <w:t>cant</w:t>
+            </w:r>
+            <w:proofErr w:type="gramEnd"/>
+            <w:r>
+              <w:t xml:space="preserve"> complete 1 step</w:t>
             </w:r>
           </w:p>
         </w:tc>
@@ -1518,7 +1941,15 @@
         <w:t xml:space="preserve"> which should remove the 500ms timeouts</w:t>
       </w:r>
       <w:r>
-        <w:t xml:space="preserve"> and should progress through the task and give a true read on how many steps this task actually needs. </w:t>
+        <w:t xml:space="preserve"> and should progress through the task and give a true read on how many steps this task </w:t>
+      </w:r>
+      <w:proofErr w:type="gramStart"/>
+      <w:r>
+        <w:t>actually needs</w:t>
+      </w:r>
+      <w:proofErr w:type="gramEnd"/>
+      <w:r>
+        <w:t xml:space="preserve">. </w:t>
       </w:r>
       <w:r>
         <w:t xml:space="preserve">Tokens per step may even drop. </w:t>
@@ -1625,8 +2056,21 @@
       </w:r>
     </w:p>
     <w:p>
-      <w:r>
-        <w:t xml:space="preserve">So I had to install all the libraries im using locally onto the AWS EC2 instance and I got this message </w:t>
+      <w:proofErr w:type="gramStart"/>
+      <w:r>
+        <w:t>So</w:t>
+      </w:r>
+      <w:proofErr w:type="gramEnd"/>
+      <w:r>
+        <w:t xml:space="preserve"> I had to install all the libraries </w:t>
+      </w:r>
+      <w:proofErr w:type="spellStart"/>
+      <w:r>
+        <w:t>im</w:t>
+      </w:r>
+      <w:proofErr w:type="spellEnd"/>
+      <w:r>
+        <w:t xml:space="preserve"> using locally onto the AWS EC2 instance and I got this message </w:t>
       </w:r>
       <w:r>
         <w:t>triggered by the playwright library:</w:t>
@@ -1786,10 +2230,34 @@
     <w:p>
       <w:r>
         <w:lastRenderedPageBreak/>
-        <w:t xml:space="preserve">Forum is running, however apparently there is no module named “browser_env” so I will have to </w:t>
-      </w:r>
-      <w:r>
-        <w:t>re-install the webarena repository including its top level modules.</w:t>
+        <w:t>Forum is running, however apparently there is no module named “</w:t>
+      </w:r>
+      <w:proofErr w:type="spellStart"/>
+      <w:r>
+        <w:t>browser_env</w:t>
+      </w:r>
+      <w:proofErr w:type="spellEnd"/>
+      <w:r>
+        <w:t xml:space="preserve">” so I will have to </w:t>
+      </w:r>
+      <w:r>
+        <w:t xml:space="preserve">re-install the </w:t>
+      </w:r>
+      <w:proofErr w:type="spellStart"/>
+      <w:r>
+        <w:t>webarena</w:t>
+      </w:r>
+      <w:proofErr w:type="spellEnd"/>
+      <w:r>
+        <w:t xml:space="preserve"> repository including its </w:t>
+      </w:r>
+      <w:proofErr w:type="gramStart"/>
+      <w:r>
+        <w:t>top level</w:t>
+      </w:r>
+      <w:proofErr w:type="gramEnd"/>
+      <w:r>
+        <w:t xml:space="preserve"> modules.</w:t>
       </w:r>
     </w:p>
     <w:p/>
@@ -1893,13 +2361,37 @@
         <w:t xml:space="preserve">The RISK R3 I anticipated has come to fruition… </w:t>
       </w:r>
       <w:r>
-        <w:t xml:space="preserve">There is a version incompatibility between WebAren’as 2023 codebase and the contemporary OpenAI SDK. </w:t>
-      </w:r>
-      <w:r>
-        <w:t>After importing openAI directly into the code</w:t>
-      </w:r>
-      <w:r>
-        <w:t xml:space="preserve">, the results looks better. </w:t>
+        <w:t xml:space="preserve">There is a version incompatibility between </w:t>
+      </w:r>
+      <w:proofErr w:type="spellStart"/>
+      <w:r>
+        <w:t>WebAren’as</w:t>
+      </w:r>
+      <w:proofErr w:type="spellEnd"/>
+      <w:r>
+        <w:t xml:space="preserve"> 2023 codebase and the contemporary OpenAI SDK. </w:t>
+      </w:r>
+      <w:r>
+        <w:t xml:space="preserve">After importing </w:t>
+      </w:r>
+      <w:proofErr w:type="spellStart"/>
+      <w:r>
+        <w:t>openAI</w:t>
+      </w:r>
+      <w:proofErr w:type="spellEnd"/>
+      <w:r>
+        <w:t xml:space="preserve"> directly into the code</w:t>
+      </w:r>
+      <w:r>
+        <w:t xml:space="preserve">, the results </w:t>
+      </w:r>
+      <w:proofErr w:type="gramStart"/>
+      <w:r>
+        <w:t>looks</w:t>
+      </w:r>
+      <w:proofErr w:type="gramEnd"/>
+      <w:r>
+        <w:t xml:space="preserve"> better. </w:t>
       </w:r>
       <w:r>
         <w:t>However, the issue with the budget ladder is consistent</w:t>
@@ -2138,7 +2630,15 @@
     </w:p>
     <w:p>
       <w:r>
-        <w:t>2 things needs to change now:</w:t>
+        <w:t xml:space="preserve">2 things </w:t>
+      </w:r>
+      <w:proofErr w:type="gramStart"/>
+      <w:r>
+        <w:t>needs</w:t>
+      </w:r>
+      <w:proofErr w:type="gramEnd"/>
+      <w:r>
+        <w:t xml:space="preserve"> to change now:</w:t>
       </w:r>
     </w:p>
     <w:p>
@@ -2152,11 +2652,32 @@
       <w:r>
         <w:t xml:space="preserve">Cut cost per step by pinning the reasoning effort to low as the output is between 429-1198/step and reasoning tokens take a big chunk of that. </w:t>
       </w:r>
-      <w:r>
-        <w:t xml:space="preserve">Also I need to trim the AXTree, as this also has filtering options by dropping non-interactive elements (this can cut input tokens substantially). </w:t>
-      </w:r>
-      <w:r>
-        <w:t xml:space="preserve">If I get 2,000/step then a 16k budget gives me 8 steps which is more realistic. </w:t>
+      <w:proofErr w:type="gramStart"/>
+      <w:r>
+        <w:t>Also</w:t>
+      </w:r>
+      <w:proofErr w:type="gramEnd"/>
+      <w:r>
+        <w:t xml:space="preserve"> I need to trim the </w:t>
+      </w:r>
+      <w:proofErr w:type="spellStart"/>
+      <w:r>
+        <w:t>AXTree</w:t>
+      </w:r>
+      <w:proofErr w:type="spellEnd"/>
+      <w:r>
+        <w:t xml:space="preserve">, as this also has filtering options by dropping non-interactive elements (this can cut input tokens substantially). </w:t>
+      </w:r>
+      <w:r>
+        <w:t>If I get 2,000/</w:t>
+      </w:r>
+      <w:proofErr w:type="gramStart"/>
+      <w:r>
+        <w:t>step</w:t>
+      </w:r>
+      <w:proofErr w:type="gramEnd"/>
+      <w:r>
+        <w:t xml:space="preserve"> then a 16k budget gives me 8 steps which is more realistic. </w:t>
       </w:r>
     </w:p>
     <w:p>
@@ -2180,7 +2701,15 @@
         <w:t xml:space="preserve">The reasoning pin worked, output tokens fell 47% (from 2,887 to 1,539) with reasoning tokens now visible at 64-448/step. However, step 4 </w:t>
       </w:r>
       <w:r>
-        <w:t xml:space="preserve">shows that input tokens is 97% of my cost. </w:t>
+        <w:t xml:space="preserve">shows that input tokens </w:t>
+      </w:r>
+      <w:proofErr w:type="gramStart"/>
+      <w:r>
+        <w:t>is</w:t>
+      </w:r>
+      <w:proofErr w:type="gramEnd"/>
+      <w:r>
+        <w:t xml:space="preserve"> 97% of my cost. </w:t>
       </w:r>
     </w:p>
     <w:p>
@@ -2375,7 +2904,15 @@
         <w:t xml:space="preserve"> the comments page.</w:t>
       </w:r>
       <w:r>
-        <w:t xml:space="preserve"> Another issue has arised where with </w:t>
+        <w:t xml:space="preserve"> Another issue has </w:t>
+      </w:r>
+      <w:proofErr w:type="spellStart"/>
+      <w:r>
+        <w:t>arised</w:t>
+      </w:r>
+      <w:proofErr w:type="spellEnd"/>
+      <w:r>
+        <w:t xml:space="preserve"> where with </w:t>
       </w:r>
       <w:r>
         <w:t>a 16,000 cap, this episode consumed 44,796.</w:t>
@@ -2395,7 +2932,15 @@
     </w:p>
     <w:p>
       <w:r>
-        <w:t xml:space="preserve">To fix this, I need to estimate the calls input cost BEFORE paying for it. So an episode must NEVER exceed its stated budget. </w:t>
+        <w:t xml:space="preserve">To fix this, I need to estimate the calls input cost BEFORE paying for it. </w:t>
+      </w:r>
+      <w:proofErr w:type="gramStart"/>
+      <w:r>
+        <w:t>So</w:t>
+      </w:r>
+      <w:proofErr w:type="gramEnd"/>
+      <w:r>
+        <w:t xml:space="preserve"> an episode must NEVER exceed its stated budget. </w:t>
       </w:r>
     </w:p>
     <w:p>
@@ -2456,7 +3001,15 @@
         <w:t xml:space="preserve">This is at 1,800 tokens/step on average. </w:t>
       </w:r>
       <w:r>
-        <w:t xml:space="preserve">And this specific task finished at 10.8k tokens. Now I can actually continue with my proposed </w:t>
+        <w:t xml:space="preserve">And this specific task finished at 10.8k tokens. Now I can </w:t>
+      </w:r>
+      <w:proofErr w:type="gramStart"/>
+      <w:r>
+        <w:t>actually continue</w:t>
+      </w:r>
+      <w:proofErr w:type="gramEnd"/>
+      <w:r>
+        <w:t xml:space="preserve"> with my proposed </w:t>
       </w:r>
       <w:r>
         <w:t xml:space="preserve">ladder of 2k/4k/8k/16k as this now validated the original design once the observation cost was controlled. </w:t>
@@ -2467,7 +3020,15 @@
         <w:t xml:space="preserve">HOWEVER, </w:t>
       </w:r>
       <w:r>
-        <w:t xml:space="preserve">steps 1-2 were wasted scrolling (filtering hid ShowerThoughts initially, so it scrolled twice to find it). 3,000 tokens were spent recovering from reduced visibility. This is an interesting trade off as aggressive </w:t>
+        <w:t xml:space="preserve">steps 1-2 were wasted scrolling (filtering hid </w:t>
+      </w:r>
+      <w:proofErr w:type="spellStart"/>
+      <w:r>
+        <w:t>ShowerThoughts</w:t>
+      </w:r>
+      <w:proofErr w:type="spellEnd"/>
+      <w:r>
+        <w:t xml:space="preserve"> initially, so it scrolled twice to find it). 3,000 tokens were spent recovering from reduced visibility. This is an interesting trade off as aggressive </w:t>
       </w:r>
       <w:r>
         <w:t>filtering cuts per-step cost but can add steps</w:t>
@@ -2481,7 +3042,15 @@
         <w:t xml:space="preserve">Now the next thing to do is run </w:t>
       </w:r>
       <w:r>
-        <w:t xml:space="preserve">1 task from both shopping and shopping_admin sites before running batches. </w:t>
+        <w:t xml:space="preserve">1 task from both shopping and </w:t>
+      </w:r>
+      <w:proofErr w:type="spellStart"/>
+      <w:r>
+        <w:t>shopping_admin</w:t>
+      </w:r>
+      <w:proofErr w:type="spellEnd"/>
+      <w:r>
+        <w:t xml:space="preserve"> sites before running batches. </w:t>
       </w:r>
     </w:p>
     <w:p>
@@ -2534,7 +3103,15 @@
     </w:p>
     <w:p>
       <w:r>
-        <w:t>These failures are answer formatting issues and not plumbing, which is fine. In terms of per-stike token usage:</w:t>
+        <w:t>These failures are answer formatting issues and not plumbing, which is fine. In terms of per-</w:t>
+      </w:r>
+      <w:proofErr w:type="spellStart"/>
+      <w:r>
+        <w:t>stike</w:t>
+      </w:r>
+      <w:proofErr w:type="spellEnd"/>
+      <w:r>
+        <w:t xml:space="preserve"> token usage:</w:t>
       </w:r>
     </w:p>
     <w:tbl>
@@ -2784,7 +3361,15 @@
         <w:t>): it found “Sprite Stasis Ball 65cm”</w:t>
       </w:r>
       <w:r>
-        <w:t xml:space="preserve"> and answered in one step. Correct content, rejected on exact match. WebArena compares strings strictly.</w:t>
+        <w:t xml:space="preserve"> and answered in one step. Correct content, rejected on exact match. </w:t>
+      </w:r>
+      <w:proofErr w:type="spellStart"/>
+      <w:r>
+        <w:t>WebArena</w:t>
+      </w:r>
+      <w:proofErr w:type="spellEnd"/>
+      <w:r>
+        <w:t xml:space="preserve"> compares strings strictly.</w:t>
       </w:r>
     </w:p>
     <w:p>
@@ -2792,13 +3377,29 @@
         <w:t>For Task 0 on CMS (</w:t>
       </w:r>
       <w:r>
-        <w:t>What is the top-1 best-selling product in 2022</w:t>
+        <w:t xml:space="preserve">What is the </w:t>
+      </w:r>
+      <w:proofErr w:type="gramStart"/>
+      <w:r>
+        <w:t>top-1</w:t>
+      </w:r>
+      <w:proofErr w:type="gramEnd"/>
+      <w:r>
+        <w:t xml:space="preserve"> best-selling product in 2022</w:t>
       </w:r>
       <w:r>
         <w:t xml:space="preserve">): </w:t>
       </w:r>
       <w:r>
-        <w:t xml:space="preserve">It answered with a paragraph explaining it couldn’t find a name. WebArena expects a bare answer or N/A. </w:t>
+        <w:t xml:space="preserve">It answered with a paragraph explaining it couldn’t find a name. </w:t>
+      </w:r>
+      <w:proofErr w:type="spellStart"/>
+      <w:r>
+        <w:t>WebArena</w:t>
+      </w:r>
+      <w:proofErr w:type="spellEnd"/>
+      <w:r>
+        <w:t xml:space="preserve"> expects a bare answer or N/A. </w:t>
       </w:r>
     </w:p>
     <w:p>
@@ -2966,8 +3567,13 @@
             <w:tcW w:w="3969" w:type="dxa"/>
           </w:tcPr>
           <w:p>
-            <w:r>
-              <w:t>Scroll(0,400) to find the forum</w:t>
+            <w:proofErr w:type="gramStart"/>
+            <w:r>
+              <w:t>Scroll(</w:t>
+            </w:r>
+            <w:proofErr w:type="gramEnd"/>
+            <w:r>
+              <w:t>0,400) to find the forum</w:t>
             </w:r>
           </w:p>
         </w:tc>
@@ -2998,8 +3604,21 @@
             <w:tcW w:w="3969" w:type="dxa"/>
           </w:tcPr>
           <w:p>
-            <w:r>
-              <w:t>Fill(‘50’, ‘showerthoughts’) - search</w:t>
+            <w:proofErr w:type="gramStart"/>
+            <w:r>
+              <w:t>Fill(</w:t>
+            </w:r>
+            <w:proofErr w:type="gramEnd"/>
+            <w:r>
+              <w:t>‘50’, ‘</w:t>
+            </w:r>
+            <w:proofErr w:type="spellStart"/>
+            <w:r>
+              <w:t>showerthoughts</w:t>
+            </w:r>
+            <w:proofErr w:type="spellEnd"/>
+            <w:r>
+              <w:t>’) - search</w:t>
             </w:r>
           </w:p>
         </w:tc>
@@ -3018,8 +3637,13 @@
     <w:p/>
     <w:p>
       <w:r>
-        <w:t>Ran the same task again with no changes to the code, and I am seeing a lot of variance</w:t>
-      </w:r>
+        <w:t xml:space="preserve">Ran the same task again with no changes to the code, and I am seeing a lot of </w:t>
+      </w:r>
+      <w:proofErr w:type="gramStart"/>
+      <w:r>
+        <w:t>variance</w:t>
+      </w:r>
+      <w:proofErr w:type="gramEnd"/>
       <w:r>
         <w:t>:</w:t>
       </w:r>
@@ -3068,6 +3692,7 @@
                 <w:bCs/>
               </w:rPr>
             </w:pPr>
+            <w:proofErr w:type="spellStart"/>
             <w:r>
               <w:rPr>
                 <w:b/>
@@ -3075,6 +3700,7 @@
               </w:rPr>
               <w:t>Behavior</w:t>
             </w:r>
+            <w:proofErr w:type="spellEnd"/>
           </w:p>
         </w:tc>
         <w:tc>
@@ -3257,11 +3883,32 @@
         <w:t xml:space="preserve">In run 3, the agent repeated an identical action 4 times, burning 6,500 tokens going nowhere. </w:t>
       </w:r>
       <w:r>
-        <w:t xml:space="preserve">The issue is my prompt has no memory as the function “build_prompt()” </w:t>
-      </w:r>
-      <w:r>
-        <w:t>sends the goal, URL, last error, and current AXTree</w:t>
-      </w:r>
+        <w:t>The issue is my prompt has no memory as the function “</w:t>
+      </w:r>
+      <w:proofErr w:type="spellStart"/>
+      <w:r>
+        <w:t>build_</w:t>
+      </w:r>
+      <w:proofErr w:type="gramStart"/>
+      <w:r>
+        <w:t>prompt</w:t>
+      </w:r>
+      <w:proofErr w:type="spellEnd"/>
+      <w:r>
+        <w:t>(</w:t>
+      </w:r>
+      <w:proofErr w:type="gramEnd"/>
+      <w:r>
+        <w:t xml:space="preserve">)” </w:t>
+      </w:r>
+      <w:r>
+        <w:t xml:space="preserve">sends the goal, URL, last error, and current </w:t>
+      </w:r>
+      <w:proofErr w:type="spellStart"/>
+      <w:r>
+        <w:t>AXTree</w:t>
+      </w:r>
+      <w:proofErr w:type="spellEnd"/>
       <w:r>
         <w:t xml:space="preserve">, </w:t>
       </w:r>
@@ -3459,10 +4106,26 @@
         <w:t xml:space="preserve"> which is costing around 2,500 tokens in 2 of the three runs</w:t>
       </w:r>
       <w:r>
-        <w:t xml:space="preserve"> so ill need to fix that. </w:t>
-      </w:r>
-      <w:r>
-        <w:t>Ok so adding an action timeout broke the code, so ill need to find a substitute solution</w:t>
+        <w:t xml:space="preserve"> so </w:t>
+      </w:r>
+      <w:proofErr w:type="spellStart"/>
+      <w:r>
+        <w:t>ill</w:t>
+      </w:r>
+      <w:proofErr w:type="spellEnd"/>
+      <w:r>
+        <w:t xml:space="preserve"> need to fix that. </w:t>
+      </w:r>
+      <w:r>
+        <w:t xml:space="preserve">Ok so adding an action timeout broke the code, so </w:t>
+      </w:r>
+      <w:proofErr w:type="spellStart"/>
+      <w:r>
+        <w:t>ill</w:t>
+      </w:r>
+      <w:proofErr w:type="spellEnd"/>
+      <w:r>
+        <w:t xml:space="preserve"> need to find a substitute solution</w:t>
       </w:r>
       <w:r>
         <w:t>.</w:t>
@@ -3512,10 +4175,36 @@
     </w:p>
     <w:p>
       <w:r>
-        <w:t>Since action timeout is NOT a module constant I cant raise it at runtime</w:t>
-      </w:r>
-      <w:r>
-        <w:t xml:space="preserve">. This means its BrowserGyms default and my results stay comparable to other webArena work. </w:t>
+        <w:t xml:space="preserve">Since action timeout is NOT a module constant I </w:t>
+      </w:r>
+      <w:proofErr w:type="spellStart"/>
+      <w:proofErr w:type="gramStart"/>
+      <w:r>
+        <w:t>cant</w:t>
+      </w:r>
+      <w:proofErr w:type="spellEnd"/>
+      <w:proofErr w:type="gramEnd"/>
+      <w:r>
+        <w:t xml:space="preserve"> raise it at runtime</w:t>
+      </w:r>
+      <w:r>
+        <w:t xml:space="preserve">. This means its </w:t>
+      </w:r>
+      <w:proofErr w:type="spellStart"/>
+      <w:r>
+        <w:t>BrowserGyms</w:t>
+      </w:r>
+      <w:proofErr w:type="spellEnd"/>
+      <w:r>
+        <w:t xml:space="preserve"> default and my results stay comparable to other </w:t>
+      </w:r>
+      <w:proofErr w:type="spellStart"/>
+      <w:r>
+        <w:t>webArena</w:t>
+      </w:r>
+      <w:proofErr w:type="spellEnd"/>
+      <w:r>
+        <w:t xml:space="preserve"> work. </w:t>
       </w:r>
       <w:r>
         <w:t>And editing files inside site-packages is unreproducible</w:t>
@@ -3524,16 +4213,64 @@
         <w:t>.</w:t>
       </w:r>
       <w:r>
-        <w:t xml:space="preserve"> So instead, ill need to stop the false error misleading the agent. </w:t>
-      </w:r>
-      <w:r>
-        <w:t>The click actually lands; the timeout is Playwright giving up on the post-click navigation wait.</w:t>
-      </w:r>
-      <w:r>
-        <w:t xml:space="preserve"> The prompt tells the agent “error”, so it wastes a step re-tryting something that already worked. Ill need to remove that false signal </w:t>
-      </w:r>
-      <w:r>
-        <w:t>in build_prompt function</w:t>
+        <w:t xml:space="preserve"> So instead, </w:t>
+      </w:r>
+      <w:proofErr w:type="spellStart"/>
+      <w:r>
+        <w:t>ill</w:t>
+      </w:r>
+      <w:proofErr w:type="spellEnd"/>
+      <w:r>
+        <w:t xml:space="preserve"> need to stop the false error misleading the agent. </w:t>
+      </w:r>
+      <w:r>
+        <w:t xml:space="preserve">The click </w:t>
+      </w:r>
+      <w:proofErr w:type="gramStart"/>
+      <w:r>
+        <w:t>actually lands</w:t>
+      </w:r>
+      <w:proofErr w:type="gramEnd"/>
+      <w:r>
+        <w:t>; the timeout is Playwright giving up on the post-click navigation wait.</w:t>
+      </w:r>
+      <w:r>
+        <w:t xml:space="preserve"> The prompt tells the agent </w:t>
+      </w:r>
+      <w:proofErr w:type="gramStart"/>
+      <w:r>
+        <w:t>“error</w:t>
+      </w:r>
+      <w:proofErr w:type="gramEnd"/>
+      <w:r>
+        <w:t>”, so it wastes a step re-</w:t>
+      </w:r>
+      <w:proofErr w:type="spellStart"/>
+      <w:r>
+        <w:t>tryting</w:t>
+      </w:r>
+      <w:proofErr w:type="spellEnd"/>
+      <w:r>
+        <w:t xml:space="preserve"> something that already worked. </w:t>
+      </w:r>
+      <w:proofErr w:type="spellStart"/>
+      <w:r>
+        <w:t>Ill</w:t>
+      </w:r>
+      <w:proofErr w:type="spellEnd"/>
+      <w:r>
+        <w:t xml:space="preserve"> need to remove that false signal </w:t>
+      </w:r>
+      <w:r>
+        <w:t xml:space="preserve">in </w:t>
+      </w:r>
+      <w:proofErr w:type="spellStart"/>
+      <w:r>
+        <w:t>build_prompt</w:t>
+      </w:r>
+      <w:proofErr w:type="spellEnd"/>
+      <w:r>
+        <w:t xml:space="preserve"> function</w:t>
       </w:r>
       <w:r>
         <w:t>.</w:t>
@@ -3547,7 +4284,15 @@
         <w:t xml:space="preserve">the timeout being set to 60,000. I set it to this value because I was doing testing on my local machine, but now the code is on the instance, I should set it to 10,000. However ill need to see the difference in </w:t>
       </w:r>
       <w:r>
-        <w:t>results from both. If nothing changes, then ill keep the timeout set to 10000, but if there are large variances then ill switch back to 60,000</w:t>
+        <w:t xml:space="preserve">results from both. If nothing changes, then </w:t>
+      </w:r>
+      <w:proofErr w:type="spellStart"/>
+      <w:r>
+        <w:t>ill</w:t>
+      </w:r>
+      <w:proofErr w:type="spellEnd"/>
+      <w:r>
+        <w:t xml:space="preserve"> keep the timeout set to 10000, but if there are large variances then ill switch back to 60,000</w:t>
       </w:r>
       <w:r>
         <w:t>.</w:t>
@@ -3558,7 +4303,15 @@
         <w:t xml:space="preserve">Changing </w:t>
       </w:r>
       <w:r>
-        <w:t xml:space="preserve">timeout set from 60,000 to 10,000 showed no variance. So keeping to 10,000. </w:t>
+        <w:t xml:space="preserve">timeout set from 60,000 to 10,000 showed no variance. </w:t>
+      </w:r>
+      <w:proofErr w:type="gramStart"/>
+      <w:r>
+        <w:t>So</w:t>
+      </w:r>
+      <w:proofErr w:type="gramEnd"/>
+      <w:r>
+        <w:t xml:space="preserve"> keeping to 10,000. </w:t>
       </w:r>
     </w:p>
     <w:p>
@@ -3579,17 +4332,35 @@
       </w:r>
     </w:p>
     <w:p>
-      <w:r>
-        <w:t xml:space="preserve">So what I can do now is my </w:t>
-      </w:r>
-      <w:r>
-        <w:t xml:space="preserve">RQ2 which is actually labelling the tasks </w:t>
+      <w:proofErr w:type="gramStart"/>
+      <w:r>
+        <w:t>So</w:t>
+      </w:r>
+      <w:proofErr w:type="gramEnd"/>
+      <w:r>
+        <w:t xml:space="preserve"> what I can do now is my </w:t>
+      </w:r>
+      <w:r>
+        <w:t xml:space="preserve">RQ2 which is </w:t>
+      </w:r>
+      <w:proofErr w:type="gramStart"/>
+      <w:r>
+        <w:t>actually labelling</w:t>
+      </w:r>
+      <w:proofErr w:type="gramEnd"/>
+      <w:r>
+        <w:t xml:space="preserve"> the tasks </w:t>
       </w:r>
       <w:r>
         <w:t xml:space="preserve">based on difficulty, so in this case task 0 would be classed as easy based on my own rubric scale. </w:t>
       </w:r>
-      <w:r>
-        <w:t xml:space="preserve">So the way I will score each task will be based on 4 observable properties which will band together to provide </w:t>
+      <w:proofErr w:type="gramStart"/>
+      <w:r>
+        <w:t>So</w:t>
+      </w:r>
+      <w:proofErr w:type="gramEnd"/>
+      <w:r>
+        <w:t xml:space="preserve"> the way I will score each task will be based on 4 observable properties which will band together to provide </w:t>
       </w:r>
       <w:r>
         <w:t>the final score (or difficulty):</w:t>
@@ -3862,8 +4633,17 @@
                 <w:b/>
                 <w:bCs/>
               </w:rPr>
-              <w:t>Target locatability</w:t>
-            </w:r>
+              <w:t xml:space="preserve">Target </w:t>
+            </w:r>
+            <w:proofErr w:type="spellStart"/>
+            <w:r>
+              <w:rPr>
+                <w:b/>
+                <w:bCs/>
+              </w:rPr>
+              <w:t>locatability</w:t>
+            </w:r>
+            <w:proofErr w:type="spellEnd"/>
           </w:p>
         </w:tc>
         <w:tc>
@@ -4154,18 +4934,47 @@
         <w:t xml:space="preserve">Note to self: When stopping/starting the instance, everything installed is stored in the instances’ storage, so all I need to do is SSH into the instance and </w:t>
       </w:r>
       <w:r>
-        <w:t>start the pages ill be working on.</w:t>
-      </w:r>
-    </w:p>
-    <w:p>
-      <w:r>
-        <w:t>Based on the original WebArena paper, they also included a specific rule in their agent instructions: “- If the task is impossible to complete on this site (the data does not exist, or the site does not support the requested operation), send exactly: send_msg_to_user('N/A')”</w:t>
+        <w:t xml:space="preserve">start the pages </w:t>
+      </w:r>
+      <w:proofErr w:type="spellStart"/>
+      <w:r>
+        <w:t>ill</w:t>
+      </w:r>
+      <w:proofErr w:type="spellEnd"/>
+      <w:r>
+        <w:t xml:space="preserve"> be working on.</w:t>
+      </w:r>
+    </w:p>
+    <w:p>
+      <w:r>
+        <w:t xml:space="preserve">Based on the original </w:t>
+      </w:r>
+      <w:proofErr w:type="spellStart"/>
+      <w:r>
+        <w:t>WebArena</w:t>
+      </w:r>
+      <w:proofErr w:type="spellEnd"/>
+      <w:r>
+        <w:t xml:space="preserve"> paper, they also included a specific rule in their agent instructions: “- If the task is impossible to complete on this site (the data does not exist, or the site does not support the requested operation), send exactly: </w:t>
+      </w:r>
+      <w:proofErr w:type="spellStart"/>
+      <w:r>
+        <w:t>send_msg_to_user</w:t>
+      </w:r>
+      <w:proofErr w:type="spellEnd"/>
+      <w:r>
+        <w:t>('N/A')”</w:t>
       </w:r>
       <w:r>
         <w:t xml:space="preserve"> as </w:t>
       </w:r>
-      <w:r>
-        <w:t>WebArena reports success rate (SR) and success rate on achievable tasks (SRAC) separately</w:t>
+      <w:proofErr w:type="spellStart"/>
+      <w:r>
+        <w:t>WebArena</w:t>
+      </w:r>
+      <w:proofErr w:type="spellEnd"/>
+      <w:r>
+        <w:t xml:space="preserve"> reports success rate (SR) and success rate on achievable tasks (SRAC) separately</w:t>
       </w:r>
       <w:r>
         <w:t>.</w:t>
@@ -4181,7 +4990,15 @@
     </w:p>
     <w:p>
       <w:r>
-        <w:t xml:space="preserve">The next thing ill need to work on is probing </w:t>
+        <w:t xml:space="preserve">The next thing </w:t>
+      </w:r>
+      <w:proofErr w:type="spellStart"/>
+      <w:r>
+        <w:t>ill</w:t>
+      </w:r>
+      <w:proofErr w:type="spellEnd"/>
+      <w:r>
+        <w:t xml:space="preserve"> need to work on is probing </w:t>
       </w:r>
       <w:r>
         <w:t xml:space="preserve">to </w:t>
@@ -4248,14 +5065,43 @@
       </w:r>
     </w:p>
     <w:p>
-      <w:r>
-        <w:t xml:space="preserve">WebArenas evaluation code in the repo calls an old OpenAI API. </w:t>
-      </w:r>
-      <w:r>
-        <w:t xml:space="preserve">This is because some tasks have LLM evaluators so its good I found this before the 200 task collection. </w:t>
-      </w:r>
-      <w:r>
-        <w:t xml:space="preserve">I confirmed the cause by running the grep command on “ChatCompletion”. </w:t>
+      <w:proofErr w:type="spellStart"/>
+      <w:r>
+        <w:t>WebArenas</w:t>
+      </w:r>
+      <w:proofErr w:type="spellEnd"/>
+      <w:r>
+        <w:t xml:space="preserve"> evaluation code in the repo calls an old OpenAI API. </w:t>
+      </w:r>
+      <w:r>
+        <w:t xml:space="preserve">This is because some tasks have LLM evaluators so </w:t>
+      </w:r>
+      <w:proofErr w:type="spellStart"/>
+      <w:r>
+        <w:t>its</w:t>
+      </w:r>
+      <w:proofErr w:type="spellEnd"/>
+      <w:r>
+        <w:t xml:space="preserve"> good I found this before the </w:t>
+      </w:r>
+      <w:proofErr w:type="gramStart"/>
+      <w:r>
+        <w:t>200 task</w:t>
+      </w:r>
+      <w:proofErr w:type="gramEnd"/>
+      <w:r>
+        <w:t xml:space="preserve"> collection. </w:t>
+      </w:r>
+      <w:r>
+        <w:t>I confirmed the cause by running the grep command on “</w:t>
+      </w:r>
+      <w:proofErr w:type="spellStart"/>
+      <w:r>
+        <w:t>ChatCompletion</w:t>
+      </w:r>
+      <w:proofErr w:type="spellEnd"/>
+      <w:r>
+        <w:t xml:space="preserve">”. </w:t>
       </w:r>
     </w:p>
     <w:p>
@@ -4306,7 +5152,23 @@
         <w:t xml:space="preserve">It looks like line 256 </w:t>
       </w:r>
       <w:r>
-        <w:t>is the synchronous call, used by webArenas fuzzy match evaluators. Ill need to check its signature before I patch it</w:t>
+        <w:t xml:space="preserve">is the synchronous call, used by </w:t>
+      </w:r>
+      <w:proofErr w:type="spellStart"/>
+      <w:r>
+        <w:t>webArenas</w:t>
+      </w:r>
+      <w:proofErr w:type="spellEnd"/>
+      <w:r>
+        <w:t xml:space="preserve"> fuzzy match evaluators. </w:t>
+      </w:r>
+      <w:proofErr w:type="spellStart"/>
+      <w:r>
+        <w:t>Ill</w:t>
+      </w:r>
+      <w:proofErr w:type="spellEnd"/>
+      <w:r>
+        <w:t xml:space="preserve"> need to check its signature before I patch it</w:t>
       </w:r>
       <w:r>
         <w:t xml:space="preserve">. </w:t>
@@ -4356,7 +5218,23 @@
     </w:p>
     <w:p>
       <w:r>
-        <w:t xml:space="preserve">Ok so now I can match the signature exactly but I do need to clarify in the report/here is that evaluation API costs do NOT contribute to the token ladder im currently using. </w:t>
+        <w:t xml:space="preserve">Ok so now I can match the signature </w:t>
+      </w:r>
+      <w:proofErr w:type="gramStart"/>
+      <w:r>
+        <w:t>exactly</w:t>
+      </w:r>
+      <w:proofErr w:type="gramEnd"/>
+      <w:r>
+        <w:t xml:space="preserve"> but I do need to clarify in the report/here is that evaluation API costs do NOT contribute to the token ladder </w:t>
+      </w:r>
+      <w:proofErr w:type="spellStart"/>
+      <w:r>
+        <w:t>im</w:t>
+      </w:r>
+      <w:proofErr w:type="spellEnd"/>
+      <w:r>
+        <w:t xml:space="preserve"> currently using. </w:t>
       </w:r>
     </w:p>
     <w:p>
@@ -4364,7 +5242,39 @@
         <w:t xml:space="preserve">When I mean signature, </w:t>
       </w:r>
       <w:r>
-        <w:t xml:space="preserve">I mean the “messages, model, temperature, max_tokens, top_p, context_length, stop_token” so however the evaluator calls it, it works. </w:t>
+        <w:t xml:space="preserve">I mean the “messages, model, temperature, </w:t>
+      </w:r>
+      <w:proofErr w:type="spellStart"/>
+      <w:r>
+        <w:t>max_tokens</w:t>
+      </w:r>
+      <w:proofErr w:type="spellEnd"/>
+      <w:r>
+        <w:t xml:space="preserve">, </w:t>
+      </w:r>
+      <w:proofErr w:type="spellStart"/>
+      <w:r>
+        <w:t>top_p</w:t>
+      </w:r>
+      <w:proofErr w:type="spellEnd"/>
+      <w:r>
+        <w:t xml:space="preserve">, </w:t>
+      </w:r>
+      <w:proofErr w:type="spellStart"/>
+      <w:r>
+        <w:t>context_length</w:t>
+      </w:r>
+      <w:proofErr w:type="spellEnd"/>
+      <w:r>
+        <w:t xml:space="preserve">, </w:t>
+      </w:r>
+      <w:proofErr w:type="spellStart"/>
+      <w:r>
+        <w:t>stop_token</w:t>
+      </w:r>
+      <w:proofErr w:type="spellEnd"/>
+      <w:r>
+        <w:t xml:space="preserve">” so however the evaluator calls it, it works. </w:t>
       </w:r>
       <w:r>
         <w:t xml:space="preserve"> </w:t>
@@ -4421,7 +5331,31 @@
         <w:t xml:space="preserve">The patch worked, but it looks like </w:t>
       </w:r>
       <w:r>
-        <w:t xml:space="preserve">that WebArenas evaluator is hardcoded to gpt-4-1106-preview which is a 2023 model that has been retired from openAI API. So ill need to override the model inside my patch. </w:t>
+        <w:t xml:space="preserve">that </w:t>
+      </w:r>
+      <w:proofErr w:type="spellStart"/>
+      <w:r>
+        <w:t>WebArenas</w:t>
+      </w:r>
+      <w:proofErr w:type="spellEnd"/>
+      <w:r>
+        <w:t xml:space="preserve"> evaluator is hardcoded to gpt-4-1106-preview which is a 2023 model that has been retired from </w:t>
+      </w:r>
+      <w:proofErr w:type="spellStart"/>
+      <w:r>
+        <w:t>openAI</w:t>
+      </w:r>
+      <w:proofErr w:type="spellEnd"/>
+      <w:r>
+        <w:t xml:space="preserve"> API. So </w:t>
+      </w:r>
+      <w:proofErr w:type="spellStart"/>
+      <w:r>
+        <w:t>ill</w:t>
+      </w:r>
+      <w:proofErr w:type="spellEnd"/>
+      <w:r>
+        <w:t xml:space="preserve"> need to override the model inside my patch. </w:t>
       </w:r>
       <w:r>
         <w:t xml:space="preserve">Ill change it to the cheapest model which is gpt-4o-mini. </w:t>
@@ -4432,7 +5366,23 @@
         <w:t xml:space="preserve">There are 2 implications that need to be noted, </w:t>
       </w:r>
       <w:r>
-        <w:t xml:space="preserve">since WebArenas evaluator uses an LLM to judge whether a free text answer is acceptable, swapping GTP-4-Preview for GPT-4o-mini means im not using the original grader </w:t>
+        <w:t xml:space="preserve">since </w:t>
+      </w:r>
+      <w:proofErr w:type="spellStart"/>
+      <w:r>
+        <w:t>WebArenas</w:t>
+      </w:r>
+      <w:proofErr w:type="spellEnd"/>
+      <w:r>
+        <w:t xml:space="preserve"> evaluator uses an LLM to judge whether a free text answer is acceptable, swapping GTP-4-Preview for GPT-4o-mini means </w:t>
+      </w:r>
+      <w:proofErr w:type="spellStart"/>
+      <w:r>
+        <w:t>im</w:t>
+      </w:r>
+      <w:proofErr w:type="spellEnd"/>
+      <w:r>
+        <w:t xml:space="preserve"> not using the original grader </w:t>
       </w:r>
       <w:r>
         <w:t>(which was used in the original paper). However, the evaluator is applied directly to all 3 of my strategies, so my internal comparison is still valid.</w:t>
@@ -4673,8 +5623,13 @@
             <w:tcW w:w="1418" w:type="dxa"/>
           </w:tcPr>
           <w:p>
-            <w:r>
-              <w:t>Click(‘1075’)</w:t>
+            <w:proofErr w:type="gramStart"/>
+            <w:r>
+              <w:t>Click(</w:t>
+            </w:r>
+            <w:proofErr w:type="gramEnd"/>
+            <w:r>
+              <w:t>‘1075’)</w:t>
             </w:r>
           </w:p>
         </w:tc>
@@ -4705,8 +5660,13 @@
             <w:tcW w:w="1418" w:type="dxa"/>
           </w:tcPr>
           <w:p>
-            <w:r>
-              <w:t>Click(‘1223’)</w:t>
+            <w:proofErr w:type="gramStart"/>
+            <w:r>
+              <w:t>Click(</w:t>
+            </w:r>
+            <w:proofErr w:type="gramEnd"/>
+            <w:r>
+              <w:t>‘1223’)</w:t>
             </w:r>
           </w:p>
         </w:tc>
@@ -4737,8 +5697,13 @@
             <w:tcW w:w="1418" w:type="dxa"/>
           </w:tcPr>
           <w:p>
-            <w:r>
-              <w:t>Click(‘1019’)</w:t>
+            <w:proofErr w:type="gramStart"/>
+            <w:r>
+              <w:t>Click(</w:t>
+            </w:r>
+            <w:proofErr w:type="gramEnd"/>
+            <w:r>
+              <w:t>‘1019’)</w:t>
             </w:r>
           </w:p>
         </w:tc>
@@ -4769,8 +5734,13 @@
             <w:tcW w:w="1418" w:type="dxa"/>
           </w:tcPr>
           <w:p>
-            <w:r>
-              <w:t>Click(‘927’)</w:t>
+            <w:proofErr w:type="gramStart"/>
+            <w:r>
+              <w:t>Click(</w:t>
+            </w:r>
+            <w:proofErr w:type="gramEnd"/>
+            <w:r>
+              <w:t>‘927’)</w:t>
             </w:r>
           </w:p>
         </w:tc>
@@ -4792,28 +5762,107 @@
         <w:t xml:space="preserve">4 visits </w:t>
       </w:r>
       <w:r>
-        <w:t xml:space="preserve">to the same category, and my action-history rule doesn’t catch a single one because the bids differ every page laoad. The strings </w:t>
-      </w:r>
-      <w:r>
-        <w:t>click('1075') and click('927') look completely different to the model, so "never repeat an action" is trivially satisfied while the agent goes in circles.</w:t>
-      </w:r>
-      <w:r>
-        <w:t xml:space="preserve"> This burnt around 26,000 tokens and hit the step limit. This means that its not task difficulty, but a </w:t>
+        <w:t xml:space="preserve">to the same category, and my action-history rule doesn’t catch </w:t>
+      </w:r>
+      <w:proofErr w:type="gramStart"/>
+      <w:r>
+        <w:t>a single one</w:t>
+      </w:r>
+      <w:proofErr w:type="gramEnd"/>
+      <w:r>
+        <w:t xml:space="preserve"> because the bids differ every page </w:t>
+      </w:r>
+      <w:proofErr w:type="spellStart"/>
+      <w:r>
+        <w:t>laoad</w:t>
+      </w:r>
+      <w:proofErr w:type="spellEnd"/>
+      <w:r>
+        <w:t xml:space="preserve">. The strings </w:t>
+      </w:r>
+      <w:proofErr w:type="gramStart"/>
+      <w:r>
+        <w:t>click(</w:t>
+      </w:r>
+      <w:proofErr w:type="gramEnd"/>
+      <w:r>
+        <w:t xml:space="preserve">'1075') and </w:t>
+      </w:r>
+      <w:proofErr w:type="gramStart"/>
+      <w:r>
+        <w:t>click(</w:t>
+      </w:r>
+      <w:proofErr w:type="gramEnd"/>
+      <w:r>
+        <w:t>'927') look completely different to the model, so "never repeat an action" is trivially satisfied while the agent goes in circles.</w:t>
+      </w:r>
+      <w:r>
+        <w:t xml:space="preserve"> This burnt around 26,000 tokens and hit the step limit. This means that </w:t>
+      </w:r>
+      <w:proofErr w:type="spellStart"/>
+      <w:r>
+        <w:t>its</w:t>
+      </w:r>
+      <w:proofErr w:type="spellEnd"/>
+      <w:r>
+        <w:t xml:space="preserve"> not task difficulty, but a </w:t>
       </w:r>
       <w:r>
         <w:lastRenderedPageBreak/>
         <w:t xml:space="preserve">memory defect in my current history format </w:t>
       </w:r>
-      <w:r>
-        <w:t xml:space="preserve">cant detect. To fix this, I need to track URL’s and not just actions. </w:t>
-      </w:r>
-    </w:p>
-    <w:p>
-      <w:r>
-        <w:t xml:space="preserve">Another change ill need to make is the max steps limit. Since </w:t>
-      </w:r>
-      <w:r>
-        <w:t xml:space="preserve">im binding my 32k token cap with max steps, ill need to raise the steps limit to fit a 32k token cap so the probe measures the unconstrained cost and not the 12 step cost. </w:t>
+      <w:proofErr w:type="gramStart"/>
+      <w:r>
+        <w:t>cant</w:t>
+      </w:r>
+      <w:proofErr w:type="gramEnd"/>
+      <w:r>
+        <w:t xml:space="preserve"> detect. To fix this, I need to track URL’s and not just actions. </w:t>
+      </w:r>
+    </w:p>
+    <w:p>
+      <w:r>
+        <w:t xml:space="preserve">Another change </w:t>
+      </w:r>
+      <w:proofErr w:type="spellStart"/>
+      <w:r>
+        <w:t>ill</w:t>
+      </w:r>
+      <w:proofErr w:type="spellEnd"/>
+      <w:r>
+        <w:t xml:space="preserve"> </w:t>
+      </w:r>
+      <w:proofErr w:type="gramStart"/>
+      <w:r>
+        <w:t>need</w:t>
+      </w:r>
+      <w:proofErr w:type="gramEnd"/>
+      <w:r>
+        <w:t xml:space="preserve"> to make is the max steps limit. Since </w:t>
+      </w:r>
+      <w:proofErr w:type="spellStart"/>
+      <w:r>
+        <w:t>im</w:t>
+      </w:r>
+      <w:proofErr w:type="spellEnd"/>
+      <w:r>
+        <w:t xml:space="preserve"> binding my 32k token cap with max steps, </w:t>
+      </w:r>
+      <w:proofErr w:type="spellStart"/>
+      <w:r>
+        <w:t>ill</w:t>
+      </w:r>
+      <w:proofErr w:type="spellEnd"/>
+      <w:r>
+        <w:t xml:space="preserve"> need to raise the steps limit to fit a 32k token cap so the probe measures the unconstrained cost and not the </w:t>
+      </w:r>
+      <w:proofErr w:type="gramStart"/>
+      <w:r>
+        <w:t>12 step</w:t>
+      </w:r>
+      <w:proofErr w:type="gramEnd"/>
+      <w:r>
+        <w:t xml:space="preserve"> cost. </w:t>
       </w:r>
     </w:p>
     <w:p>
@@ -4860,7 +5909,39 @@
     </w:p>
     <w:p>
       <w:r>
-        <w:t xml:space="preserve">After adding the changes and running the probe py file again, the agent is still looping. So ill need print the URL each step so I can see whether the history actually contains distinguishable URLs or whether magneto is returning the same URL with different bids </w:t>
+        <w:t xml:space="preserve">After adding the changes and running the probe </w:t>
+      </w:r>
+      <w:proofErr w:type="spellStart"/>
+      <w:r>
+        <w:t>py</w:t>
+      </w:r>
+      <w:proofErr w:type="spellEnd"/>
+      <w:r>
+        <w:t xml:space="preserve"> file again, the agent is still looping. So </w:t>
+      </w:r>
+      <w:proofErr w:type="spellStart"/>
+      <w:r>
+        <w:t>ill</w:t>
+      </w:r>
+      <w:proofErr w:type="spellEnd"/>
+      <w:r>
+        <w:t xml:space="preserve"> need </w:t>
+      </w:r>
+      <w:proofErr w:type="gramStart"/>
+      <w:r>
+        <w:t>print</w:t>
+      </w:r>
+      <w:proofErr w:type="gramEnd"/>
+      <w:r>
+        <w:t xml:space="preserve"> the URL each step so I can see whether the history </w:t>
+      </w:r>
+      <w:proofErr w:type="gramStart"/>
+      <w:r>
+        <w:t>actually contains</w:t>
+      </w:r>
+      <w:proofErr w:type="gramEnd"/>
+      <w:r>
+        <w:t xml:space="preserve"> distinguishable URLs or whether magneto is returning the same URL with different bids </w:t>
       </w:r>
       <w:r>
         <w:t>(in this case, the model is seeing the repetition and ignoring it)</w:t>
@@ -4954,7 +6035,15 @@
     </w:p>
     <w:p>
       <w:r>
-        <w:t xml:space="preserve">This task terminated due to “site loop” however to me the agent was simply revisiting the the hub of the </w:t>
+        <w:t xml:space="preserve">This task terminated due to “site loop” however to me the agent was simply revisiting the </w:t>
+      </w:r>
+      <w:proofErr w:type="spellStart"/>
+      <w:r>
+        <w:t>the</w:t>
+      </w:r>
+      <w:proofErr w:type="spellEnd"/>
+      <w:r>
+        <w:t xml:space="preserve"> hub of the </w:t>
       </w:r>
       <w:r>
         <w:t xml:space="preserve">website as it tried switching filter, backed out, opened a product, backed out, then tried search. The original guard punished the agent for being systematic. </w:t>
@@ -4964,8 +6053,13 @@
       </w:r>
     </w:p>
     <w:p>
-      <w:r>
-        <w:t>So I added the guard patch, however I receive a consistent error message</w:t>
+      <w:proofErr w:type="gramStart"/>
+      <w:r>
+        <w:t>So</w:t>
+      </w:r>
+      <w:proofErr w:type="gramEnd"/>
+      <w:r>
+        <w:t xml:space="preserve"> I added the guard patch, however I receive a consistent error message</w:t>
       </w:r>
       <w:r>
         <w:t xml:space="preserve"> for task 574</w:t>
@@ -5024,14 +6118,64 @@
       <w:r>
         <w:t xml:space="preserve">it assumes </w:t>
       </w:r>
-      <w:r>
-        <w:t>required_contents is a string it can .split(" |OR| "), but task 574's config supplies a dict instead</w:t>
+      <w:proofErr w:type="spellStart"/>
+      <w:r>
+        <w:t>required_contents</w:t>
+      </w:r>
+      <w:proofErr w:type="spellEnd"/>
+      <w:r>
+        <w:t xml:space="preserve"> is a string it </w:t>
+      </w:r>
+      <w:proofErr w:type="gramStart"/>
+      <w:r>
+        <w:t>can .split</w:t>
+      </w:r>
+      <w:proofErr w:type="gramEnd"/>
+      <w:r>
+        <w:t xml:space="preserve">(" |OR| "), but task 574's config supplies a </w:t>
+      </w:r>
+      <w:proofErr w:type="spellStart"/>
+      <w:r>
+        <w:t>dict</w:t>
+      </w:r>
+      <w:proofErr w:type="spellEnd"/>
+      <w:r>
+        <w:t xml:space="preserve"> instead</w:t>
       </w:r>
       <w:r>
         <w:t xml:space="preserve">. </w:t>
       </w:r>
-      <w:r>
-        <w:t>WebArena's own config format supports variants (required_contents can be {"exact_match": ...} or {"must_include": [...]}) that this code path doesn't handle.</w:t>
+      <w:proofErr w:type="spellStart"/>
+      <w:r>
+        <w:t>WebArena's</w:t>
+      </w:r>
+      <w:proofErr w:type="spellEnd"/>
+      <w:r>
+        <w:t xml:space="preserve"> own config format supports variants (</w:t>
+      </w:r>
+      <w:proofErr w:type="spellStart"/>
+      <w:r>
+        <w:t>required_contents</w:t>
+      </w:r>
+      <w:proofErr w:type="spellEnd"/>
+      <w:r>
+        <w:t xml:space="preserve"> can be {"</w:t>
+      </w:r>
+      <w:proofErr w:type="spellStart"/>
+      <w:r>
+        <w:t>exact_match</w:t>
+      </w:r>
+      <w:proofErr w:type="spellEnd"/>
+      <w:r>
+        <w:t>": ...} or {"</w:t>
+      </w:r>
+      <w:proofErr w:type="spellStart"/>
+      <w:r>
+        <w:t>must_include</w:t>
+      </w:r>
+      <w:proofErr w:type="spellEnd"/>
+      <w:r>
+        <w:t>": [...]}) that this code path doesn't handle.</w:t>
       </w:r>
       <w:r>
         <w:t xml:space="preserve"> This is caused by the evaluator patch. I checked what the shape of the config and how widespread it is</w:t>
@@ -5040,18 +6184,68 @@
         <w:t xml:space="preserve">. </w:t>
       </w:r>
       <w:r>
-        <w:t>Task 574's config shows required_contents as a string ("111 Magnolia Path"), and 0 of 480 tasks use a dict. Yet at runtime the evaluator received a dict. Those can't both be true of the same file</w:t>
-      </w:r>
+        <w:t xml:space="preserve">Task 574's config shows </w:t>
+      </w:r>
+      <w:proofErr w:type="spellStart"/>
+      <w:r>
+        <w:t>required_contents</w:t>
+      </w:r>
+      <w:proofErr w:type="spellEnd"/>
+      <w:r>
+        <w:t xml:space="preserve"> as a string ("111 Magnolia Path"), and 0 of 480 tasks use a dict. Yet at runtime the evaluator received a dict. Those can't both be true of the same </w:t>
+      </w:r>
+      <w:proofErr w:type="gramStart"/>
+      <w:r>
+        <w:t>file</w:t>
+      </w:r>
+      <w:proofErr w:type="gramEnd"/>
       <w:r>
         <w:t xml:space="preserve"> </w:t>
       </w:r>
       <w:r>
-        <w:t>so BrowserGym is using a different copy of the task configs than smoke_a.load_configs() reads.</w:t>
-      </w:r>
-    </w:p>
-    <w:p>
-      <w:r>
-        <w:t xml:space="preserve">Ill need to make the evaluator accept both formats. </w:t>
+        <w:t xml:space="preserve">so </w:t>
+      </w:r>
+      <w:proofErr w:type="spellStart"/>
+      <w:r>
+        <w:t>BrowserGym</w:t>
+      </w:r>
+      <w:proofErr w:type="spellEnd"/>
+      <w:r>
+        <w:t xml:space="preserve"> is using a different copy of the task configs than </w:t>
+      </w:r>
+      <w:proofErr w:type="spellStart"/>
+      <w:r>
+        <w:t>smoke_</w:t>
+      </w:r>
+      <w:proofErr w:type="gramStart"/>
+      <w:r>
+        <w:t>a.load</w:t>
+      </w:r>
+      <w:proofErr w:type="gramEnd"/>
+      <w:r>
+        <w:t>_</w:t>
+      </w:r>
+      <w:proofErr w:type="gramStart"/>
+      <w:r>
+        <w:t>configs</w:t>
+      </w:r>
+      <w:proofErr w:type="spellEnd"/>
+      <w:r>
+        <w:t>(</w:t>
+      </w:r>
+      <w:proofErr w:type="gramEnd"/>
+      <w:r>
+        <w:t>) reads.</w:t>
+      </w:r>
+    </w:p>
+    <w:p>
+      <w:proofErr w:type="spellStart"/>
+      <w:r>
+        <w:t>Ill</w:t>
+      </w:r>
+      <w:proofErr w:type="spellEnd"/>
+      <w:r>
+        <w:t xml:space="preserve"> need to make the evaluator accept both formats. </w:t>
       </w:r>
     </w:p>
     <w:p>
@@ -5098,7 +6292,23 @@
     </w:p>
     <w:p>
       <w:r>
-        <w:t xml:space="preserve">I wrote the class wrong when patching the evaluator. Its “HTMLContentEvaluator” and not “HTMLContentExactEvaluator”. </w:t>
+        <w:t>I wrote the class wrong when patching the evaluator. Its “</w:t>
+      </w:r>
+      <w:proofErr w:type="spellStart"/>
+      <w:r>
+        <w:t>HTMLContentEvaluator</w:t>
+      </w:r>
+      <w:proofErr w:type="spellEnd"/>
+      <w:r>
+        <w:t>” and not “</w:t>
+      </w:r>
+      <w:proofErr w:type="spellStart"/>
+      <w:r>
+        <w:t>HTMLContentExactEvaluator</w:t>
+      </w:r>
+      <w:proofErr w:type="spellEnd"/>
+      <w:r>
+        <w:t xml:space="preserve">”. </w:t>
       </w:r>
     </w:p>
     <w:p>
@@ -5154,10 +6364,44 @@
     </w:p>
     <w:p>
       <w:r>
-        <w:t xml:space="preserve">None of what ive done has worked, so instead of patching it indirectly from </w:t>
-      </w:r>
-      <w:r>
-        <w:t>my script, instead im going to patch it directly in the source. Then I need to clear the stale bytecode. And I also need to remove the patch webera evaluator function since I wont be needing that anymore</w:t>
+        <w:t xml:space="preserve">None of what </w:t>
+      </w:r>
+      <w:proofErr w:type="spellStart"/>
+      <w:r>
+        <w:t>ive</w:t>
+      </w:r>
+      <w:proofErr w:type="spellEnd"/>
+      <w:r>
+        <w:t xml:space="preserve"> done has worked, so instead of patching it indirectly from </w:t>
+      </w:r>
+      <w:r>
+        <w:t xml:space="preserve">my script, instead </w:t>
+      </w:r>
+      <w:proofErr w:type="spellStart"/>
+      <w:r>
+        <w:t>im</w:t>
+      </w:r>
+      <w:proofErr w:type="spellEnd"/>
+      <w:r>
+        <w:t xml:space="preserve"> going to patch it directly in the source. Then I need to clear the stale bytecode. And I also need to remove the patch </w:t>
+      </w:r>
+      <w:proofErr w:type="spellStart"/>
+      <w:r>
+        <w:t>webera</w:t>
+      </w:r>
+      <w:proofErr w:type="spellEnd"/>
+      <w:r>
+        <w:t xml:space="preserve"> evaluator function since I </w:t>
+      </w:r>
+      <w:proofErr w:type="spellStart"/>
+      <w:proofErr w:type="gramStart"/>
+      <w:r>
+        <w:t>wont</w:t>
+      </w:r>
+      <w:proofErr w:type="spellEnd"/>
+      <w:proofErr w:type="gramEnd"/>
+      <w:r>
+        <w:t xml:space="preserve"> be needing that anymore</w:t>
       </w:r>
       <w:r>
         <w:t>.</w:t>
@@ -5348,10 +6592,34 @@
     <w:p>
       <w:r>
         <w:lastRenderedPageBreak/>
-        <w:t xml:space="preserve">The evaluator fix worked, so note to self: document this in my reproducibility readme as a one line fix to a known upstream format mismatch. </w:t>
-      </w:r>
-      <w:r>
-        <w:t xml:space="preserve">There is no more attributeError, the episode ran to completion and my stall guard works correctly at step 6. </w:t>
+        <w:t xml:space="preserve">The evaluator fix worked, so note to self: document this in my reproducibility readme as a </w:t>
+      </w:r>
+      <w:proofErr w:type="gramStart"/>
+      <w:r>
+        <w:t>one line</w:t>
+      </w:r>
+      <w:proofErr w:type="gramEnd"/>
+      <w:r>
+        <w:t xml:space="preserve"> fix to a known upstream format mismatch. </w:t>
+      </w:r>
+      <w:r>
+        <w:t xml:space="preserve">There is no more </w:t>
+      </w:r>
+      <w:proofErr w:type="spellStart"/>
+      <w:r>
+        <w:t>attributeError</w:t>
+      </w:r>
+      <w:proofErr w:type="spellEnd"/>
+      <w:r>
+        <w:t xml:space="preserve">, the episode ran to </w:t>
+      </w:r>
+      <w:proofErr w:type="gramStart"/>
+      <w:r>
+        <w:t>completion</w:t>
+      </w:r>
+      <w:proofErr w:type="gramEnd"/>
+      <w:r>
+        <w:t xml:space="preserve"> and my stall guard works correctly at step 6. </w:t>
       </w:r>
       <w:r>
         <w:t xml:space="preserve">However, another error is introduced, where the agent receives “previous action timed out – it may have succeeded. Check the current page before retrying”. This means the click is failing </w:t>
@@ -5364,8 +6632,21 @@
       </w:r>
     </w:p>
     <w:p>
-      <w:r>
-        <w:t xml:space="preserve">So I need to actually distinguish between same action and same URL again. </w:t>
+      <w:proofErr w:type="gramStart"/>
+      <w:r>
+        <w:t>So</w:t>
+      </w:r>
+      <w:proofErr w:type="gramEnd"/>
+      <w:r>
+        <w:t xml:space="preserve"> I need to </w:t>
+      </w:r>
+      <w:proofErr w:type="gramStart"/>
+      <w:r>
+        <w:t>actually distinguish</w:t>
+      </w:r>
+      <w:proofErr w:type="gramEnd"/>
+      <w:r>
+        <w:t xml:space="preserve"> between same action and same URL again. </w:t>
       </w:r>
     </w:p>
     <w:p>
@@ -5487,7 +6768,15 @@
     </w:p>
     <w:p>
       <w:r>
-        <w:t xml:space="preserve">This means that other JS heavy magneto forms may be systematically unrunnable in my setup. </w:t>
+        <w:t xml:space="preserve">This means that other JS heavy magneto forms may be systematically </w:t>
+      </w:r>
+      <w:proofErr w:type="spellStart"/>
+      <w:r>
+        <w:t>unrunnable</w:t>
+      </w:r>
+      <w:proofErr w:type="spellEnd"/>
+      <w:r>
+        <w:t xml:space="preserve"> in my setup. </w:t>
       </w:r>
       <w:r>
         <w:t xml:space="preserve">If this occurs </w:t>
@@ -5505,7 +6794,15 @@
         <w:t>I’d</w:t>
       </w:r>
       <w:r>
-        <w:t xml:space="preserve"> need to decide whether to raise the action timeout (accepting the deviation from BrowserGym defaults, documented) or exclude those task types.</w:t>
+        <w:t xml:space="preserve"> need to decide whether to raise the action timeout (accepting the deviation from </w:t>
+      </w:r>
+      <w:proofErr w:type="spellStart"/>
+      <w:r>
+        <w:t>BrowserGym</w:t>
+      </w:r>
+      <w:proofErr w:type="spellEnd"/>
+      <w:r>
+        <w:t xml:space="preserve"> defaults, documented) or exclude those task types.</w:t>
       </w:r>
       <w:r>
         <w:t xml:space="preserve"> Next step is running the probe on 5 tasks/site</w:t>
@@ -5933,7 +7230,15 @@
         <w:t xml:space="preserve">Every action now reports “(action accepted)” instead of timing out. </w:t>
       </w:r>
       <w:r>
-        <w:t>Next is to replace the guard with a (url, action) counter</w:t>
+        <w:t>Next is to replace the guard with a (</w:t>
+      </w:r>
+      <w:proofErr w:type="spellStart"/>
+      <w:r>
+        <w:t>url</w:t>
+      </w:r>
+      <w:proofErr w:type="spellEnd"/>
+      <w:r>
+        <w:t>, action) counter</w:t>
       </w:r>
       <w:r>
         <w:t xml:space="preserve">. </w:t>
@@ -6004,7 +7309,15 @@
         </w:numPr>
       </w:pPr>
       <w:r>
-        <w:t>What does a task actually cost when budget isn’t the binding constraint</w:t>
+        <w:t xml:space="preserve">What does a task </w:t>
+      </w:r>
+      <w:proofErr w:type="gramStart"/>
+      <w:r>
+        <w:t>actually cost</w:t>
+      </w:r>
+      <w:proofErr w:type="gramEnd"/>
+      <w:r>
+        <w:t xml:space="preserve"> when budget isn’t the binding constraint</w:t>
       </w:r>
     </w:p>
     <w:p>
@@ -6037,8 +7350,21 @@
       </w:r>
     </w:p>
     <w:p>
-      <w:r>
-        <w:t xml:space="preserve">Also I renamed “smoke_a.py” to just “strategy_a.py” since I initially wanted the code to just test a few sites but due to the incompatibility with webArenas old modules, I had to implement a few patches. </w:t>
+      <w:proofErr w:type="gramStart"/>
+      <w:r>
+        <w:t>Also</w:t>
+      </w:r>
+      <w:proofErr w:type="gramEnd"/>
+      <w:r>
+        <w:t xml:space="preserve"> I renamed “smoke_a.py” to just “strategy_a.py” since I initially wanted the code to just test a few sites but due to the incompatibility with </w:t>
+      </w:r>
+      <w:proofErr w:type="spellStart"/>
+      <w:r>
+        <w:t>webArenas</w:t>
+      </w:r>
+      <w:proofErr w:type="spellEnd"/>
+      <w:r>
+        <w:t xml:space="preserve"> old modules, I had to implement a few patches. </w:t>
       </w:r>
       <w:r>
         <w:t xml:space="preserve">Another thing I did was add a timestamp field, so I know when each episode is finished. Since the collection of strategy A will most likely take 15-20 hours and something </w:t>
@@ -6053,7 +7379,15 @@
     </w:p>
     <w:p>
       <w:r>
-        <w:t xml:space="preserve">Also ill be splitting the functionality as most of the functions are in strategy A’s code (i.e. guards, </w:t>
+        <w:t xml:space="preserve">Also </w:t>
+      </w:r>
+      <w:proofErr w:type="spellStart"/>
+      <w:r>
+        <w:t>ill</w:t>
+      </w:r>
+      <w:proofErr w:type="spellEnd"/>
+      <w:r>
+        <w:t xml:space="preserve"> be splitting the functionality as most of the functions are in strategy A’s code (i.e. guards, </w:t>
       </w:r>
       <w:r>
         <w:t>prompt builder, patches, env setup) and will be more readable</w:t>
@@ -6106,15 +7440,39 @@
     </w:p>
     <w:p>
       <w:r>
-        <w:t xml:space="preserve">Ive moved old results onto a new directory in the instance called “old_results”. </w:t>
-      </w:r>
-    </w:p>
-    <w:p>
-      <w:r>
-        <w:t xml:space="preserve">Ive also removed the old code from the instance. And instead of always pushing 1 file at a time to the instance, ill be cloning the </w:t>
-      </w:r>
-      <w:r>
-        <w:t xml:space="preserve">project onto the instance so all I have to do is pull it once I push the changes locally. </w:t>
+        <w:t>Ive moved old results onto a new directory in the instance called “</w:t>
+      </w:r>
+      <w:proofErr w:type="spellStart"/>
+      <w:r>
+        <w:t>old_results</w:t>
+      </w:r>
+      <w:proofErr w:type="spellEnd"/>
+      <w:r>
+        <w:t xml:space="preserve">”. </w:t>
+      </w:r>
+    </w:p>
+    <w:p>
+      <w:r>
+        <w:t xml:space="preserve">Ive also removed the old code from the instance. And instead of always pushing 1 file at a time to the instance, </w:t>
+      </w:r>
+      <w:proofErr w:type="spellStart"/>
+      <w:r>
+        <w:t>ill</w:t>
+      </w:r>
+      <w:proofErr w:type="spellEnd"/>
+      <w:r>
+        <w:t xml:space="preserve"> be cloning the </w:t>
+      </w:r>
+      <w:r>
+        <w:t xml:space="preserve">project onto the instance so all I </w:t>
+      </w:r>
+      <w:proofErr w:type="gramStart"/>
+      <w:r>
+        <w:t>have to</w:t>
+      </w:r>
+      <w:proofErr w:type="gramEnd"/>
+      <w:r>
+        <w:t xml:space="preserve"> do is pull it once I push the changes locally. </w:t>
       </w:r>
     </w:p>
     <w:p>
@@ -6161,16 +7519,53 @@
     </w:p>
     <w:p>
       <w:r>
-        <w:t xml:space="preserve">I’ve cloned the repo onto the instance using a token generated from github. I also stored that token into a credential helper so I don’t have to do it everytime. </w:t>
-      </w:r>
-      <w:r>
-        <w:t xml:space="preserve">Also ive retested task 276 after refactoring the repo, and everything works. </w:t>
-      </w:r>
-    </w:p>
-    <w:p>
+        <w:t xml:space="preserve">I’ve cloned the repo onto the instance using a token generated from </w:t>
+      </w:r>
+      <w:proofErr w:type="spellStart"/>
+      <w:r>
+        <w:t>github</w:t>
+      </w:r>
+      <w:proofErr w:type="spellEnd"/>
+      <w:r>
+        <w:t xml:space="preserve">. I also stored that token into a credential </w:t>
+      </w:r>
+      <w:proofErr w:type="gramStart"/>
+      <w:r>
+        <w:t>helper</w:t>
+      </w:r>
+      <w:proofErr w:type="gramEnd"/>
+      <w:r>
+        <w:t xml:space="preserve"> so I don’t have to do it </w:t>
+      </w:r>
+      <w:proofErr w:type="spellStart"/>
+      <w:r>
+        <w:t>everytime</w:t>
+      </w:r>
+      <w:proofErr w:type="spellEnd"/>
+      <w:r>
+        <w:t xml:space="preserve">. </w:t>
+      </w:r>
+      <w:proofErr w:type="gramStart"/>
+      <w:r>
+        <w:t>Also</w:t>
+      </w:r>
+      <w:proofErr w:type="gramEnd"/>
       <w:r>
         <w:t xml:space="preserve"> </w:t>
       </w:r>
+      <w:proofErr w:type="spellStart"/>
+      <w:r>
+        <w:t>ive</w:t>
+      </w:r>
+      <w:proofErr w:type="spellEnd"/>
+      <w:r>
+        <w:t xml:space="preserve"> retested task 276 after refactoring the repo, and everything works. </w:t>
+      </w:r>
+    </w:p>
+    <w:p>
+      <w:r>
+        <w:t xml:space="preserve"> </w:t>
+      </w:r>
       <w:r>
         <w:t xml:space="preserve">I’ve developed strategy B </w:t>
       </w:r>
@@ -6178,12 +7573,28 @@
         <w:t xml:space="preserve">with a fixed </w:t>
       </w:r>
       <w:r>
-        <w:t>Planner → Executor → Critic pipeline. Each logical step invokes three agents in sequence: the Planner states the next sub-goal in plain English, the Executor converts that sub-goal into a single BrowserGym action, and the Critic either approves the action or supplies a revision. Only one action reaches the environment per step, exactly as in Strategy A; the difference is how many model calls precede it.</w:t>
-      </w:r>
-    </w:p>
-    <w:p>
-      <w:r>
-        <w:t>Role-specialised prompts. Each role has its own instructions. Only the action vocabulary is shared with Strategy A, because that is the environment's interface rather than a prompt choice and must be identical everywhere. The Planner receives no answer-formatting rules (it never answers); the Executor receives no exploration heuristics (it never chooses strategy). This follows standard practice for pipeline architectures, but it does mean the A-vs-B comparison reflects both the addition of agents and their specialisation</w:t>
+        <w:t xml:space="preserve">Planner → Executor → Critic pipeline. Each logical step invokes three agents in sequence: the Planner states the next sub-goal in plain English, the Executor converts that sub-goal into a single </w:t>
+      </w:r>
+      <w:proofErr w:type="spellStart"/>
+      <w:r>
+        <w:t>BrowserGym</w:t>
+      </w:r>
+      <w:proofErr w:type="spellEnd"/>
+      <w:r>
+        <w:t xml:space="preserve"> action, and the Critic either approves the action or supplies a revision. Only one action reaches the environment per step, exactly as in Strategy A; the difference is how many model calls precede it.</w:t>
+      </w:r>
+    </w:p>
+    <w:p>
+      <w:r>
+        <w:t xml:space="preserve">Role-specialised prompts. Each role has its own instructions. Only the action vocabulary is shared with Strategy A, because that is the environment's interface rather than a prompt choice and must be identical everywhere. The Planner receives no answer-formatting rules (it never answers); the Executor receives no exploration heuristics (it never chooses strategy). This follows standard practice for pipeline architectures, but it does mean the </w:t>
+      </w:r>
+      <w:proofErr w:type="spellStart"/>
+      <w:r>
+        <w:t>A-vs</w:t>
+      </w:r>
+      <w:proofErr w:type="spellEnd"/>
+      <w:r>
+        <w:t>-B comparison reflects both the addition of agents and their specialisation</w:t>
       </w:r>
       <w:r>
         <w:t>.</w:t>
@@ -6329,7 +7740,17 @@
         <w:t xml:space="preserve">and we can see that the critic caught this navigation cycle and </w:t>
       </w:r>
       <w:r>
-        <w:t xml:space="preserve">revised the action providing a alternative action and the strategy would have </w:t>
+        <w:t xml:space="preserve">revised the action providing </w:t>
+      </w:r>
+      <w:proofErr w:type="spellStart"/>
+      <w:proofErr w:type="gramStart"/>
+      <w:r>
+        <w:t>a</w:t>
+      </w:r>
+      <w:proofErr w:type="spellEnd"/>
+      <w:proofErr w:type="gramEnd"/>
+      <w:r>
+        <w:t xml:space="preserve"> alternative action and the strategy would have </w:t>
       </w:r>
       <w:r>
         <w:t>succeeded</w:t>
@@ -6443,12 +7864,52 @@
     </w:p>
     <w:p>
       <w:r>
-        <w:t xml:space="preserve">This is just an ordering bug, easy to fix since I pass the field “plan” to the record() dict before plan gets assigned. </w:t>
-      </w:r>
-    </w:p>
-    <w:p>
-      <w:r>
-        <w:t xml:space="preserve">Since ive done the run_batch for the 200 task collection script. Next thing is to </w:t>
+        <w:t xml:space="preserve">This is just an ordering bug, easy to fix since I pass the field “plan” to the </w:t>
+      </w:r>
+      <w:proofErr w:type="gramStart"/>
+      <w:r>
+        <w:t>record(</w:t>
+      </w:r>
+      <w:proofErr w:type="gramEnd"/>
+      <w:r>
+        <w:t xml:space="preserve">) </w:t>
+      </w:r>
+      <w:proofErr w:type="spellStart"/>
+      <w:r>
+        <w:t>dict</w:t>
+      </w:r>
+      <w:proofErr w:type="spellEnd"/>
+      <w:r>
+        <w:t xml:space="preserve"> before plan gets assigned. </w:t>
+      </w:r>
+    </w:p>
+    <w:p>
+      <w:r>
+        <w:t xml:space="preserve">Since </w:t>
+      </w:r>
+      <w:proofErr w:type="spellStart"/>
+      <w:r>
+        <w:t>ive</w:t>
+      </w:r>
+      <w:proofErr w:type="spellEnd"/>
+      <w:r>
+        <w:t xml:space="preserve"> done the </w:t>
+      </w:r>
+      <w:proofErr w:type="spellStart"/>
+      <w:r>
+        <w:t>run_batch</w:t>
+      </w:r>
+      <w:proofErr w:type="spellEnd"/>
+      <w:r>
+        <w:t xml:space="preserve"> for the </w:t>
+      </w:r>
+      <w:proofErr w:type="gramStart"/>
+      <w:r>
+        <w:t>200 task</w:t>
+      </w:r>
+      <w:proofErr w:type="gramEnd"/>
+      <w:r>
+        <w:t xml:space="preserve"> collection script. Next thing is to </w:t>
       </w:r>
       <w:r>
         <w:t>create the annotation script</w:t>
@@ -6486,19 +7947,75 @@
     </w:p>
     <w:p>
       <w:r>
-        <w:t xml:space="preserve">Ok ive done annotation </w:t>
+        <w:t xml:space="preserve">Ok </w:t>
+      </w:r>
+      <w:proofErr w:type="spellStart"/>
+      <w:r>
+        <w:t>ive</w:t>
+      </w:r>
+      <w:proofErr w:type="spellEnd"/>
+      <w:r>
+        <w:t xml:space="preserve"> done annotation </w:t>
       </w:r>
       <w:r>
         <w:t>script</w:t>
       </w:r>
       <w:r>
-        <w:t xml:space="preserve"> (github commits)</w:t>
-      </w:r>
-      <w:r>
-        <w:t>, which can either be ran after or during the batch process. I will need to tmux both of them incase I SSH out the instance (tmux allows the scripts to continue running in the instance</w:t>
-      </w:r>
-      <w:r>
-        <w:t xml:space="preserve"> without me being ssh’d in)</w:t>
+        <w:t xml:space="preserve"> (</w:t>
+      </w:r>
+      <w:proofErr w:type="spellStart"/>
+      <w:r>
+        <w:t>github</w:t>
+      </w:r>
+      <w:proofErr w:type="spellEnd"/>
+      <w:r>
+        <w:t xml:space="preserve"> commits)</w:t>
+      </w:r>
+      <w:r>
+        <w:t xml:space="preserve">, which can either be ran after or during the batch process. I will need to </w:t>
+      </w:r>
+      <w:proofErr w:type="spellStart"/>
+      <w:r>
+        <w:t>tmux</w:t>
+      </w:r>
+      <w:proofErr w:type="spellEnd"/>
+      <w:r>
+        <w:t xml:space="preserve"> </w:t>
+      </w:r>
+      <w:proofErr w:type="gramStart"/>
+      <w:r>
+        <w:t>both of them</w:t>
+      </w:r>
+      <w:proofErr w:type="gramEnd"/>
+      <w:r>
+        <w:t xml:space="preserve"> </w:t>
+      </w:r>
+      <w:proofErr w:type="spellStart"/>
+      <w:r>
+        <w:t>incase</w:t>
+      </w:r>
+      <w:proofErr w:type="spellEnd"/>
+      <w:r>
+        <w:t xml:space="preserve"> I SSH out the instance (</w:t>
+      </w:r>
+      <w:proofErr w:type="spellStart"/>
+      <w:r>
+        <w:t>tmux</w:t>
+      </w:r>
+      <w:proofErr w:type="spellEnd"/>
+      <w:r>
+        <w:t xml:space="preserve"> allows the scripts to continue running in the instance</w:t>
+      </w:r>
+      <w:r>
+        <w:t xml:space="preserve"> without me being </w:t>
+      </w:r>
+      <w:proofErr w:type="spellStart"/>
+      <w:r>
+        <w:t>ssh’d</w:t>
+      </w:r>
+      <w:proofErr w:type="spellEnd"/>
+      <w:r>
+        <w:t xml:space="preserve"> in)</w:t>
       </w:r>
       <w:r>
         <w:t xml:space="preserve">. </w:t>
@@ -6509,10 +8026,44 @@
         <w:t xml:space="preserve">Before running the batch script, I noticed a bug </w:t>
       </w:r>
       <w:r>
-        <w:t>where “random.shuffle(todo)” would break the script if I were to resume the script if there was a crash.</w:t>
-      </w:r>
-      <w:r>
-        <w:t xml:space="preserve"> AND AND AND if shuffled order </w:t>
+        <w:t>where “</w:t>
+      </w:r>
+      <w:proofErr w:type="spellStart"/>
+      <w:proofErr w:type="gramStart"/>
+      <w:r>
+        <w:t>random.shuffle</w:t>
+      </w:r>
+      <w:proofErr w:type="spellEnd"/>
+      <w:proofErr w:type="gramEnd"/>
+      <w:r>
+        <w:t>(</w:t>
+      </w:r>
+      <w:proofErr w:type="spellStart"/>
+      <w:r>
+        <w:t>todo</w:t>
+      </w:r>
+      <w:proofErr w:type="spellEnd"/>
+      <w:r>
+        <w:t>)” would break the script if I were to resume the script if there was a crash.</w:t>
+      </w:r>
+      <w:r>
+        <w:t xml:space="preserve"> AND </w:t>
+      </w:r>
+      <w:proofErr w:type="spellStart"/>
+      <w:r>
+        <w:t>AND</w:t>
+      </w:r>
+      <w:proofErr w:type="spellEnd"/>
+      <w:r>
+        <w:t xml:space="preserve"> </w:t>
+      </w:r>
+      <w:proofErr w:type="spellStart"/>
+      <w:r>
+        <w:t>AND</w:t>
+      </w:r>
+      <w:proofErr w:type="spellEnd"/>
+      <w:r>
+        <w:t xml:space="preserve"> if shuffled order </w:t>
       </w:r>
       <w:r>
         <w:t xml:space="preserve">runs it at 8k first (fails, address unchanged) then 16k (succeeds, address updated), and </w:t>
@@ -6530,7 +8081,23 @@
         <w:t xml:space="preserve"> </w:t>
       </w:r>
       <w:r>
-        <w:t xml:space="preserve">Ill change it by grouping the site and task ID, shuffle bugets within each group and then shuffle the group order. So this will keep a tasks budget </w:t>
+        <w:t xml:space="preserve">Ill change it by grouping the site and task ID, shuffle </w:t>
+      </w:r>
+      <w:proofErr w:type="spellStart"/>
+      <w:r>
+        <w:t>bugets</w:t>
+      </w:r>
+      <w:proofErr w:type="spellEnd"/>
+      <w:r>
+        <w:t xml:space="preserve"> within each group and then shuffle the group order. </w:t>
+      </w:r>
+      <w:proofErr w:type="gramStart"/>
+      <w:r>
+        <w:t>So</w:t>
+      </w:r>
+      <w:proofErr w:type="gramEnd"/>
+      <w:r>
+        <w:t xml:space="preserve"> this will keep a tasks budget </w:t>
       </w:r>
       <w:r>
         <w:t>conditions adjacent while still spreading order effects.</w:t>
@@ -6588,7 +8155,15 @@
         <w:t xml:space="preserve">276, 623. My current patch </w:t>
       </w:r>
       <w:r>
-        <w:t>replaces generate_from_openai_chat_completion on the module object</w:t>
+        <w:t xml:space="preserve">replaces </w:t>
+      </w:r>
+      <w:proofErr w:type="spellStart"/>
+      <w:r>
+        <w:t>generate_from_openai_chat_completion</w:t>
+      </w:r>
+      <w:proofErr w:type="spellEnd"/>
+      <w:r>
+        <w:t xml:space="preserve"> on the module object</w:t>
       </w:r>
       <w:r>
         <w:t xml:space="preserve"> </w:t>
@@ -6597,7 +8172,20 @@
         <w:t>“</w:t>
       </w:r>
       <w:r>
-        <w:t>(_ou.generate_from_openai_chat_completion = _v1_chat)</w:t>
+        <w:t>(_</w:t>
+      </w:r>
+      <w:proofErr w:type="spellStart"/>
+      <w:proofErr w:type="gramStart"/>
+      <w:r>
+        <w:t>ou.generate</w:t>
+      </w:r>
+      <w:proofErr w:type="gramEnd"/>
+      <w:r>
+        <w:t>_from_openai_chat_completion</w:t>
+      </w:r>
+      <w:proofErr w:type="spellEnd"/>
+      <w:r>
+        <w:t xml:space="preserve"> = _v1_chat)</w:t>
       </w:r>
       <w:r>
         <w:t>”</w:t>
@@ -6609,24 +8197,90 @@
         <w:t xml:space="preserve"> (so something like “</w:t>
       </w:r>
       <w:r>
-        <w:t>from llms.providers.openai_utils import generate_from_openai_chat_completion</w:t>
-      </w:r>
+        <w:t xml:space="preserve">from </w:t>
+      </w:r>
+      <w:proofErr w:type="spellStart"/>
+      <w:proofErr w:type="gramStart"/>
+      <w:r>
+        <w:t>llms.providers</w:t>
+      </w:r>
+      <w:proofErr w:type="gramEnd"/>
+      <w:r>
+        <w:t>.openai_utils</w:t>
+      </w:r>
+      <w:proofErr w:type="spellEnd"/>
+      <w:r>
+        <w:t xml:space="preserve"> import </w:t>
+      </w:r>
+      <w:proofErr w:type="spellStart"/>
+      <w:r>
+        <w:t>generate_from_openai_chat_completion</w:t>
+      </w:r>
+      <w:proofErr w:type="spellEnd"/>
       <w:r>
         <w:t xml:space="preserve">”. Which means my current patch </w:t>
       </w:r>
       <w:r>
-        <w:t>doesn’t actually touch that one. Pretty simple fix, ill just add it the evaluators namespace too it</w:t>
-      </w:r>
-      <w:r>
-        <w:t xml:space="preserve"> in the wa_env python script.</w:t>
-      </w:r>
-    </w:p>
-    <w:p>
-      <w:r>
-        <w:t>My patch doesn’t work so ill need to patch the installed copy in the instance. My current patch patches the “</w:t>
-      </w:r>
-      <w:r>
-        <w:t>~/webarena-src/llms/providers/openai_utils.py</w:t>
+        <w:t xml:space="preserve">doesn’t </w:t>
+      </w:r>
+      <w:proofErr w:type="gramStart"/>
+      <w:r>
+        <w:t>actually touch</w:t>
+      </w:r>
+      <w:proofErr w:type="gramEnd"/>
+      <w:r>
+        <w:t xml:space="preserve"> that one. Pretty simple fix, </w:t>
+      </w:r>
+      <w:proofErr w:type="spellStart"/>
+      <w:r>
+        <w:t>ill</w:t>
+      </w:r>
+      <w:proofErr w:type="spellEnd"/>
+      <w:r>
+        <w:t xml:space="preserve"> just add it the evaluators namespace too it</w:t>
+      </w:r>
+      <w:r>
+        <w:t xml:space="preserve"> in the </w:t>
+      </w:r>
+      <w:proofErr w:type="spellStart"/>
+      <w:r>
+        <w:t>wa_env</w:t>
+      </w:r>
+      <w:proofErr w:type="spellEnd"/>
+      <w:r>
+        <w:t xml:space="preserve"> python script.</w:t>
+      </w:r>
+    </w:p>
+    <w:p>
+      <w:r>
+        <w:t xml:space="preserve">My patch doesn’t work so </w:t>
+      </w:r>
+      <w:proofErr w:type="spellStart"/>
+      <w:r>
+        <w:t>ill</w:t>
+      </w:r>
+      <w:proofErr w:type="spellEnd"/>
+      <w:r>
+        <w:t xml:space="preserve"> need to patch the installed copy in the instance. My current patch patches the “</w:t>
+      </w:r>
+      <w:r>
+        <w:t>~/</w:t>
+      </w:r>
+      <w:proofErr w:type="spellStart"/>
+      <w:r>
+        <w:t>webarena-src</w:t>
+      </w:r>
+      <w:proofErr w:type="spellEnd"/>
+      <w:r>
+        <w:t>/</w:t>
+      </w:r>
+      <w:proofErr w:type="spellStart"/>
+      <w:r>
+        <w:t>llms</w:t>
+      </w:r>
+      <w:proofErr w:type="spellEnd"/>
+      <w:r>
+        <w:t>/providers/openai_utils.py</w:t>
       </w:r>
       <w:r>
         <w:t>”</w:t>
@@ -6635,7 +8289,15 @@
         <w:t xml:space="preserve"> but the running code is from a completely different copy somewhere in “</w:t>
       </w:r>
       <w:r>
-        <w:t>site-packages/webarena/</w:t>
+        <w:t>site-packages/</w:t>
+      </w:r>
+      <w:proofErr w:type="spellStart"/>
+      <w:r>
+        <w:t>webarena</w:t>
+      </w:r>
+      <w:proofErr w:type="spellEnd"/>
+      <w:r>
+        <w:t>/</w:t>
       </w:r>
       <w:r>
         <w:t>”</w:t>
@@ -6775,7 +8437,15 @@
     </w:p>
     <w:p>
       <w:r>
-        <w:t xml:space="preserve">After looking at the WebArena repository, I found where the models are being called (in the helper functions), so I </w:t>
+        <w:t xml:space="preserve">After looking at the </w:t>
+      </w:r>
+      <w:proofErr w:type="spellStart"/>
+      <w:r>
+        <w:t>WebArena</w:t>
+      </w:r>
+      <w:proofErr w:type="spellEnd"/>
+      <w:r>
+        <w:t xml:space="preserve"> repository, I found where the models are being called (in the helper functions), so I </w:t>
       </w:r>
       <w:r>
         <w:t>replaced them with the gpt-4o-mini model.</w:t>
@@ -6783,7 +8453,15 @@
     </w:p>
     <w:p>
       <w:r>
-        <w:t xml:space="preserve">I’ve also pulled the annotation from the instance onto my local machine, then re-structured it so its readable (initially it was task id/row) now its </w:t>
+        <w:t xml:space="preserve">I’ve also pulled the annotation from the instance onto my local machine, then re-structured it so its readable (initially it was task id/row) now </w:t>
+      </w:r>
+      <w:proofErr w:type="spellStart"/>
+      <w:r>
+        <w:t>its</w:t>
+      </w:r>
+      <w:proofErr w:type="spellEnd"/>
+      <w:r>
+        <w:t xml:space="preserve"> </w:t>
       </w:r>
       <w:r>
         <w:t xml:space="preserve">more readable (future testing will be done on the original however). </w:t>
@@ -6894,7 +8572,20 @@
         <w:t xml:space="preserve">Strategy A’s </w:t>
       </w:r>
       <w:r>
-        <w:t>full data collection completed: 1,005 lines in strategy_a.jsonl, of which 999 are valid episodes and 6 are error records requiring re-collection. The 201-task subset (67 per site, seed 42) was run across all five budget levels (2k/4k/8k/16k/32k),</w:t>
+        <w:t xml:space="preserve">full data collection completed: 1,005 lines in </w:t>
+      </w:r>
+      <w:proofErr w:type="spellStart"/>
+      <w:r>
+        <w:t>strategy_</w:t>
+      </w:r>
+      <w:proofErr w:type="gramStart"/>
+      <w:r>
+        <w:t>a.jsonl</w:t>
+      </w:r>
+      <w:proofErr w:type="spellEnd"/>
+      <w:proofErr w:type="gramEnd"/>
+      <w:r>
+        <w:t>, of which 999 are valid episodes and 6 are error records requiring re-collection. The 201-task subset (67 per site, seed 42) was run across all five budget levels (2k/4k/8k/16k/32k),</w:t>
       </w:r>
       <w:r>
         <w:t xml:space="preserve"> </w:t>
@@ -6906,16 +8597,50 @@
         <w:t xml:space="preserve"> (Quick side note: I will be using strategy A’s collection output to determine the difficulty of each task, and hand annotate a few of them if I think they are incorrectly </w:t>
       </w:r>
       <w:r>
-        <w:t xml:space="preserve">annotated by the LLM). The total time it took was approximately 15 hours of unattened execution under the linux command tmux (I called the </w:t>
-      </w:r>
-      <w:r>
-        <w:t xml:space="preserve">tmux terminal “collect” by using the command </w:t>
+        <w:t xml:space="preserve">annotated by the LLM). The total time it took was approximately 15 hours of </w:t>
+      </w:r>
+      <w:proofErr w:type="spellStart"/>
+      <w:r>
+        <w:t>unattened</w:t>
+      </w:r>
+      <w:proofErr w:type="spellEnd"/>
+      <w:r>
+        <w:t xml:space="preserve"> execution under the </w:t>
+      </w:r>
+      <w:proofErr w:type="spellStart"/>
+      <w:r>
+        <w:t>linux</w:t>
+      </w:r>
+      <w:proofErr w:type="spellEnd"/>
+      <w:r>
+        <w:t xml:space="preserve"> command </w:t>
+      </w:r>
+      <w:proofErr w:type="spellStart"/>
+      <w:r>
+        <w:t>tmux</w:t>
+      </w:r>
+      <w:proofErr w:type="spellEnd"/>
+      <w:r>
+        <w:t xml:space="preserve"> (I called the </w:t>
+      </w:r>
+      <w:proofErr w:type="spellStart"/>
+      <w:r>
+        <w:t>tmux</w:t>
+      </w:r>
+      <w:proofErr w:type="spellEnd"/>
+      <w:r>
+        <w:t xml:space="preserve"> terminal “collect” by using the command </w:t>
       </w:r>
       <w:r>
         <w:t>“</w:t>
       </w:r>
-      <w:r>
-        <w:t>tmux attach -t collect</w:t>
+      <w:proofErr w:type="spellStart"/>
+      <w:r>
+        <w:t>tmux</w:t>
+      </w:r>
+      <w:proofErr w:type="spellEnd"/>
+      <w:r>
+        <w:t xml:space="preserve"> attach -t collect</w:t>
       </w:r>
       <w:r>
         <w:t xml:space="preserve">” then ran the batch within the instance so in case my PC decided to turn off then the script would continue to run within the instance). </w:t>
@@ -7006,7 +8731,15 @@
         <w:t>In terms of RQ1 which is “</w:t>
       </w:r>
       <w:r>
-        <w:t>How does task success rate, token efficiency and error profile vary as a function of a fixed global token budget when comparing the 3 orchestration strategies on WebArena?</w:t>
+        <w:t xml:space="preserve">How does task success rate, token efficiency and error profile vary as a function of a fixed global token budget when comparing the 3 orchestration strategies on </w:t>
+      </w:r>
+      <w:proofErr w:type="spellStart"/>
+      <w:r>
+        <w:t>WebArena</w:t>
+      </w:r>
+      <w:proofErr w:type="spellEnd"/>
+      <w:r>
+        <w:t>?</w:t>
       </w:r>
       <w:r>
         <w:t>”</w:t>
@@ -7263,12 +8996,21 @@
                 <w:bCs/>
               </w:rPr>
             </w:pPr>
+            <w:proofErr w:type="spellStart"/>
             <w:r>
               <w:rPr>
                 <w:b/>
                 <w:bCs/>
               </w:rPr>
-              <w:t>MediumTok/step</w:t>
+              <w:t>MediumTok</w:t>
+            </w:r>
+            <w:proofErr w:type="spellEnd"/>
+            <w:r>
+              <w:rPr>
+                <w:b/>
+                <w:bCs/>
+              </w:rPr>
+              <w:t>/step</w:t>
             </w:r>
           </w:p>
         </w:tc>
@@ -7372,9 +9114,11 @@
             <w:tcW w:w="1776" w:type="dxa"/>
           </w:tcPr>
           <w:p>
+            <w:proofErr w:type="spellStart"/>
             <w:r>
               <w:t>Shopping_Admit</w:t>
             </w:r>
+            <w:proofErr w:type="spellEnd"/>
           </w:p>
         </w:tc>
         <w:tc>
@@ -7499,7 +9243,15 @@
         </w:drawing>
       </w:r>
       <w:r>
-        <w:t>These termination reasons take into account every failure in each budget for each task. For example, if 3 budgets</w:t>
+        <w:t xml:space="preserve">These termination reasons </w:t>
+      </w:r>
+      <w:proofErr w:type="gramStart"/>
+      <w:r>
+        <w:t>take into account</w:t>
+      </w:r>
+      <w:proofErr w:type="gramEnd"/>
+      <w:r>
+        <w:t xml:space="preserve"> every failure in each budget for each task. For example, if 3 budgets</w:t>
       </w:r>
       <w:r>
         <w:t xml:space="preserve"> (2k, 4k, 8k)</w:t>
@@ -7533,8 +9285,13 @@
           <w:numId w:val="6"/>
         </w:numPr>
       </w:pPr>
-      <w:r>
-        <w:t>safety_token_cap = fires after call when the actual cost exceeded the estimate (typically because reasoning tokens were larger than predicted)</w:t>
+      <w:proofErr w:type="spellStart"/>
+      <w:r>
+        <w:t>safety_token_cap</w:t>
+      </w:r>
+      <w:proofErr w:type="spellEnd"/>
+      <w:r>
+        <w:t xml:space="preserve"> = fires after call when the actual cost exceeded the estimate (typically because reasoning tokens were larger than predicted)</w:t>
       </w:r>
     </w:p>
     <w:p>
@@ -7545,8 +9302,13 @@
           <w:numId w:val="6"/>
         </w:numPr>
       </w:pPr>
-      <w:r>
-        <w:t xml:space="preserve">budget_would_exceed = </w:t>
+      <w:proofErr w:type="spellStart"/>
+      <w:r>
+        <w:t>budget_would_exceed</w:t>
+      </w:r>
+      <w:proofErr w:type="spellEnd"/>
+      <w:r>
+        <w:t xml:space="preserve"> = </w:t>
       </w:r>
       <w:r>
         <w:t>fires before the LLM call when the estimated cost would overshoot the cap</w:t>
@@ -7560,8 +9322,13 @@
           <w:numId w:val="6"/>
         </w:numPr>
       </w:pPr>
-      <w:r>
-        <w:t>env_terminated = The agent submits an answer and is incorrect</w:t>
+      <w:proofErr w:type="spellStart"/>
+      <w:r>
+        <w:t>env_terminated</w:t>
+      </w:r>
+      <w:proofErr w:type="spellEnd"/>
+      <w:r>
+        <w:t xml:space="preserve"> = The agent submits an answer and is incorrect</w:t>
       </w:r>
     </w:p>
     <w:p>
@@ -7572,8 +9339,13 @@
           <w:numId w:val="6"/>
         </w:numPr>
       </w:pPr>
-      <w:r>
-        <w:t xml:space="preserve">Navigation_cycle = </w:t>
+      <w:proofErr w:type="spellStart"/>
+      <w:r>
+        <w:t>Navigation_cycle</w:t>
+      </w:r>
+      <w:proofErr w:type="spellEnd"/>
+      <w:r>
+        <w:t xml:space="preserve"> = </w:t>
       </w:r>
       <w:r>
         <w:t xml:space="preserve">the guard catching circular navigation. </w:t>
@@ -7587,8 +9359,13 @@
           <w:numId w:val="6"/>
         </w:numPr>
       </w:pPr>
-      <w:r>
-        <w:t>Repeated_action_failure =</w:t>
+      <w:proofErr w:type="spellStart"/>
+      <w:r>
+        <w:t>Repeated_action_failure</w:t>
+      </w:r>
+      <w:proofErr w:type="spellEnd"/>
+      <w:r>
+        <w:t xml:space="preserve"> =</w:t>
       </w:r>
       <w:r>
         <w:t xml:space="preserve"> is caused when the action times out (this was much more prominent when it was set to 500ms but now it is 5000ms)</w:t>
@@ -7769,9 +9546,11 @@
             <w:tcW w:w="3005" w:type="dxa"/>
           </w:tcPr>
           <w:p>
+            <w:proofErr w:type="spellStart"/>
             <w:r>
               <w:t>Env_terminated</w:t>
             </w:r>
+            <w:proofErr w:type="spellEnd"/>
           </w:p>
         </w:tc>
         <w:tc>
@@ -7865,7 +9644,31 @@
     <w:p>
       <w:r>
         <w:lastRenderedPageBreak/>
-        <w:t>Budget-driven terminations (safety_token_cap + budget_would_exceed) account for 66% of all episode endings. This confirms the budget is the binding constraint in the majority of episodes, which is the prerequisite for this study to be measuring budget effects rather than agent incompetence.</w:t>
+        <w:t>Budget-driven terminations (</w:t>
+      </w:r>
+      <w:proofErr w:type="spellStart"/>
+      <w:r>
+        <w:t>safety_token_cap</w:t>
+      </w:r>
+      <w:proofErr w:type="spellEnd"/>
+      <w:r>
+        <w:t xml:space="preserve"> + </w:t>
+      </w:r>
+      <w:proofErr w:type="spellStart"/>
+      <w:r>
+        <w:t>budget_would_exceed</w:t>
+      </w:r>
+      <w:proofErr w:type="spellEnd"/>
+      <w:r>
+        <w:t xml:space="preserve">) account for 66% of all episode endings. This confirms the budget is the binding constraint in </w:t>
+      </w:r>
+      <w:proofErr w:type="gramStart"/>
+      <w:r>
+        <w:t>the majority of</w:t>
+      </w:r>
+      <w:proofErr w:type="gramEnd"/>
+      <w:r>
+        <w:t xml:space="preserve"> episodes, which is the prerequisite for this study to be measuring budget effects rather than agent incompetence.</w:t>
       </w:r>
     </w:p>
     <w:p>
@@ -8282,9 +10085,11 @@
             <w:tcW w:w="1559" w:type="dxa"/>
           </w:tcPr>
           <w:p>
+            <w:proofErr w:type="spellStart"/>
             <w:r>
               <w:t>Shopping_admin</w:t>
             </w:r>
+            <w:proofErr w:type="spellEnd"/>
           </w:p>
         </w:tc>
         <w:tc>
@@ -8292,8 +10097,13 @@
             <w:tcW w:w="5619" w:type="dxa"/>
           </w:tcPr>
           <w:p>
-            <w:r>
-              <w:t>Page.goto: Timeout 10000ms</w:t>
+            <w:proofErr w:type="spellStart"/>
+            <w:r>
+              <w:t>Page.goto</w:t>
+            </w:r>
+            <w:proofErr w:type="spellEnd"/>
+            <w:r>
+              <w:t>: Timeout 10000ms</w:t>
             </w:r>
           </w:p>
         </w:tc>
@@ -8334,8 +10144,13 @@
             <w:tcW w:w="5619" w:type="dxa"/>
           </w:tcPr>
           <w:p>
-            <w:r>
-              <w:t>Page.goto: Timeout 10000ms</w:t>
+            <w:proofErr w:type="spellStart"/>
+            <w:r>
+              <w:t>Page.goto</w:t>
+            </w:r>
+            <w:proofErr w:type="spellEnd"/>
+            <w:r>
+              <w:t>: Timeout 10000ms</w:t>
             </w:r>
           </w:p>
         </w:tc>
@@ -8376,8 +10191,13 @@
             <w:tcW w:w="5619" w:type="dxa"/>
           </w:tcPr>
           <w:p>
-            <w:r>
-              <w:t>Page.goto: Timeout 10000ms</w:t>
+            <w:proofErr w:type="spellStart"/>
+            <w:r>
+              <w:t>Page.goto</w:t>
+            </w:r>
+            <w:proofErr w:type="spellEnd"/>
+            <w:r>
+              <w:t>: Timeout 10000ms</w:t>
             </w:r>
           </w:p>
         </w:tc>
@@ -8418,8 +10238,13 @@
             <w:tcW w:w="5619" w:type="dxa"/>
           </w:tcPr>
           <w:p>
-            <w:r>
-              <w:t>Page.goto: Timeout 10000ms</w:t>
+            <w:proofErr w:type="spellStart"/>
+            <w:r>
+              <w:t>Page.goto</w:t>
+            </w:r>
+            <w:proofErr w:type="spellEnd"/>
+            <w:r>
+              <w:t>: Timeout 10000ms</w:t>
             </w:r>
           </w:p>
         </w:tc>
@@ -8450,9 +10275,11 @@
             <w:tcW w:w="1559" w:type="dxa"/>
           </w:tcPr>
           <w:p>
+            <w:proofErr w:type="spellStart"/>
             <w:r>
               <w:t>Shopping_admin</w:t>
             </w:r>
+            <w:proofErr w:type="spellEnd"/>
           </w:p>
         </w:tc>
         <w:tc>
@@ -8460,8 +10287,13 @@
             <w:tcW w:w="5619" w:type="dxa"/>
           </w:tcPr>
           <w:p>
-            <w:r>
-              <w:t>Frame.evaluate: Target crashed</w:t>
+            <w:proofErr w:type="spellStart"/>
+            <w:r>
+              <w:t>Frame.evaluate</w:t>
+            </w:r>
+            <w:proofErr w:type="spellEnd"/>
+            <w:r>
+              <w:t>: Target crashed</w:t>
             </w:r>
           </w:p>
         </w:tc>
@@ -8492,9 +10324,11 @@
             <w:tcW w:w="1559" w:type="dxa"/>
           </w:tcPr>
           <w:p>
+            <w:proofErr w:type="spellStart"/>
             <w:r>
               <w:t>Shopping_admin</w:t>
             </w:r>
+            <w:proofErr w:type="spellEnd"/>
           </w:p>
         </w:tc>
         <w:tc>
@@ -8502,8 +10336,13 @@
             <w:tcW w:w="5619" w:type="dxa"/>
           </w:tcPr>
           <w:p>
-            <w:r>
-              <w:t>Frame.evaluate: Target crashed</w:t>
+            <w:proofErr w:type="spellStart"/>
+            <w:r>
+              <w:t>Frame.evaluate</w:t>
+            </w:r>
+            <w:proofErr w:type="spellEnd"/>
+            <w:r>
+              <w:t>: Target crashed</w:t>
             </w:r>
           </w:p>
         </w:tc>
@@ -8515,13 +10354,45 @@
         <w:t>4/6 errors are page load timeouts (site took longer than 10 seconds to respond). 2/6 errors are chromium crashes</w:t>
       </w:r>
       <w:r>
-        <w:t xml:space="preserve">. Simple fix is to remove the error rows from the batch results jsonl file and re-run the batch script, which will detect the six missing (task_id, budget_level) pairs via its resume logic and collect only those. </w:t>
+        <w:t xml:space="preserve">. Simple fix is to remove the error rows from the batch results </w:t>
+      </w:r>
+      <w:proofErr w:type="spellStart"/>
+      <w:r>
+        <w:t>jsonl</w:t>
+      </w:r>
+      <w:proofErr w:type="spellEnd"/>
+      <w:r>
+        <w:t xml:space="preserve"> file and re-run the batch script, which will detect the six missing (</w:t>
+      </w:r>
+      <w:proofErr w:type="spellStart"/>
+      <w:r>
+        <w:t>task_id</w:t>
+      </w:r>
+      <w:proofErr w:type="spellEnd"/>
+      <w:r>
+        <w:t xml:space="preserve">, </w:t>
+      </w:r>
+      <w:proofErr w:type="spellStart"/>
+      <w:r>
+        <w:t>budget_level</w:t>
+      </w:r>
+      <w:proofErr w:type="spellEnd"/>
+      <w:r>
+        <w:t xml:space="preserve">) pairs via its resume logic and collect only those. </w:t>
       </w:r>
       <w:r>
         <w:t xml:space="preserve">After re-collection, a final check should confirm 1,005 lines with 0 error rows. </w:t>
       </w:r>
       <w:r>
-        <w:t>Full batch is complete for strategy A. Now im moving onto a pilot test run for strategy B</w:t>
+        <w:t xml:space="preserve">Full batch is complete for strategy A. Now </w:t>
+      </w:r>
+      <w:proofErr w:type="spellStart"/>
+      <w:r>
+        <w:t>im</w:t>
+      </w:r>
+      <w:proofErr w:type="spellEnd"/>
+      <w:r>
+        <w:t xml:space="preserve"> moving onto a pilot test run for strategy B</w:t>
       </w:r>
       <w:r>
         <w:t>.</w:t>
@@ -8587,7 +10458,17 @@
         <w:t xml:space="preserve"> for strategy B’s pilot run</w:t>
       </w:r>
       <w:r>
-        <w:t>, and its obvious why…</w:t>
+        <w:t xml:space="preserve">, and </w:t>
+      </w:r>
+      <w:proofErr w:type="spellStart"/>
+      <w:proofErr w:type="gramStart"/>
+      <w:r>
+        <w:t>its</w:t>
+      </w:r>
+      <w:proofErr w:type="spellEnd"/>
+      <w:proofErr w:type="gramEnd"/>
+      <w:r>
+        <w:t xml:space="preserve"> obvious why…</w:t>
       </w:r>
     </w:p>
     <w:p>
@@ -8660,7 +10541,23 @@
         </w:drawing>
       </w:r>
       <w:r>
-        <w:t xml:space="preserve">This means I need to add another budget (64k), however to keep the tests consistent between A &amp; B, ill need to add 64k to Strategy A’s budget ladder. This is fine because </w:t>
+        <w:t xml:space="preserve">This means I need to add another budget (64k), </w:t>
+      </w:r>
+      <w:proofErr w:type="gramStart"/>
+      <w:r>
+        <w:t>however</w:t>
+      </w:r>
+      <w:proofErr w:type="gramEnd"/>
+      <w:r>
+        <w:t xml:space="preserve"> to keep the tests consistent between A &amp; B, </w:t>
+      </w:r>
+      <w:proofErr w:type="spellStart"/>
+      <w:r>
+        <w:t>ill</w:t>
+      </w:r>
+      <w:proofErr w:type="spellEnd"/>
+      <w:r>
+        <w:t xml:space="preserve"> need to add 64k to Strategy A’s budget ladder. This is fine because </w:t>
       </w:r>
       <w:r>
         <w:t xml:space="preserve">I don’t have to re-collect the full batch, just the 64k budget for each task. </w:t>
@@ -8713,7 +10610,15 @@
     </w:p>
     <w:p>
       <w:r>
-        <w:t>Furthermore, after examining how many times the critic is actually called its:</w:t>
+        <w:t xml:space="preserve">Furthermore, after examining how many times the critic is </w:t>
+      </w:r>
+      <w:proofErr w:type="gramStart"/>
+      <w:r>
+        <w:t>actually called</w:t>
+      </w:r>
+      <w:proofErr w:type="gramEnd"/>
+      <w:r>
+        <w:t xml:space="preserve"> its:</w:t>
       </w:r>
     </w:p>
     <w:tbl>
@@ -8863,25 +10768,94 @@
         <w:t xml:space="preserve">2 revisions were both reasonable (wrong element ID), but neither saved the episode. The critic does seem to miss certain things </w:t>
       </w:r>
       <w:r>
-        <w:t>as it can only judge what the current AXTrree and the proposed action is. So for example, since WebArena describes Postmill as “a copy of reddit”, the agent receives this description</w:t>
-      </w:r>
-      <w:r>
-        <w:t xml:space="preserve"> and uses reddit search syntax which doesn’t work on Postmill. This is fine since strategy C will learn from this by learning which states benefit from a critic call and skips it everywhere else. If the critic was consistently useful, then there would be nothing </w:t>
+        <w:t xml:space="preserve">as it can only judge what the current </w:t>
+      </w:r>
+      <w:proofErr w:type="spellStart"/>
+      <w:r>
+        <w:t>AXTrree</w:t>
+      </w:r>
+      <w:proofErr w:type="spellEnd"/>
+      <w:r>
+        <w:t xml:space="preserve"> and the proposed action is. </w:t>
+      </w:r>
+      <w:proofErr w:type="gramStart"/>
+      <w:r>
+        <w:t>So</w:t>
+      </w:r>
+      <w:proofErr w:type="gramEnd"/>
+      <w:r>
+        <w:t xml:space="preserve"> for example, since </w:t>
+      </w:r>
+      <w:proofErr w:type="spellStart"/>
+      <w:r>
+        <w:t>WebArena</w:t>
+      </w:r>
+      <w:proofErr w:type="spellEnd"/>
+      <w:r>
+        <w:t xml:space="preserve"> describes </w:t>
+      </w:r>
+      <w:proofErr w:type="spellStart"/>
+      <w:r>
+        <w:t>Postmill</w:t>
+      </w:r>
+      <w:proofErr w:type="spellEnd"/>
+      <w:r>
+        <w:t xml:space="preserve"> as “a copy of reddit”, the agent receives this description</w:t>
+      </w:r>
+      <w:r>
+        <w:t xml:space="preserve"> and uses reddit search syntax which doesn’t work on </w:t>
+      </w:r>
+      <w:proofErr w:type="spellStart"/>
+      <w:r>
+        <w:t>Postmill</w:t>
+      </w:r>
+      <w:proofErr w:type="spellEnd"/>
+      <w:r>
+        <w:t xml:space="preserve">. This is fine since strategy C will learn from this by learning which states benefit from a critic call and skips it everywhere else. If the critic was consistently useful, then there would be nothing </w:t>
       </w:r>
       <w:r>
         <w:t xml:space="preserve">for the router (in strategy C) to improve on. </w:t>
       </w:r>
     </w:p>
     <w:p>
+      <w:proofErr w:type="gramStart"/>
       <w:r>
         <w:lastRenderedPageBreak/>
-        <w:t xml:space="preserve">So since strategy </w:t>
+        <w:t>So</w:t>
+      </w:r>
+      <w:proofErr w:type="gramEnd"/>
+      <w:r>
+        <w:t xml:space="preserve"> since strategy </w:t>
       </w:r>
       <w:r>
         <w:t>B</w:t>
       </w:r>
       <w:r>
-        <w:t xml:space="preserve"> has a few successions on a budget of 32k, its only fair to add another level of 64k. But for testing consistently, ill have to do this for strategy A as well. </w:t>
+        <w:t xml:space="preserve"> has a few successions on a budget of 32k, </w:t>
+      </w:r>
+      <w:proofErr w:type="spellStart"/>
+      <w:r>
+        <w:t>its</w:t>
+      </w:r>
+      <w:proofErr w:type="spellEnd"/>
+      <w:r>
+        <w:t xml:space="preserve"> only fair to add another level of 64k. But for testing consistently, </w:t>
+      </w:r>
+      <w:proofErr w:type="spellStart"/>
+      <w:r>
+        <w:t>ill</w:t>
+      </w:r>
+      <w:proofErr w:type="spellEnd"/>
+      <w:r>
+        <w:t xml:space="preserve"> </w:t>
+      </w:r>
+      <w:proofErr w:type="gramStart"/>
+      <w:r>
+        <w:t>have to</w:t>
+      </w:r>
+      <w:proofErr w:type="gramEnd"/>
+      <w:r>
+        <w:t xml:space="preserve"> do this for strategy A as well. </w:t>
       </w:r>
       <w:r>
         <w:t xml:space="preserve">All I have to do is add it to the “BUDGETS” variable in “wa_env.py”. </w:t>
@@ -8892,7 +10866,15 @@
         <w:t>Started the full batch run for strategy B</w:t>
       </w:r>
       <w:r>
-        <w:t xml:space="preserve"> on the instance (tmux command for ubuntu machines). </w:t>
+        <w:t xml:space="preserve"> on the instance (</w:t>
+      </w:r>
+      <w:proofErr w:type="spellStart"/>
+      <w:r>
+        <w:t>tmux</w:t>
+      </w:r>
+      <w:proofErr w:type="spellEnd"/>
+      <w:r>
+        <w:t xml:space="preserve"> command for ubuntu machines). </w:t>
       </w:r>
     </w:p>
     <w:p/>
@@ -8982,7 +10964,15 @@
     </w:p>
     <w:p>
       <w:r>
-        <w:t xml:space="preserve">Ok so ive decided to complete all tasks for each site, since only doing 67 tasks/site doesn’t represent the </w:t>
+        <w:t xml:space="preserve">Ok so </w:t>
+      </w:r>
+      <w:proofErr w:type="spellStart"/>
+      <w:r>
+        <w:t>ive</w:t>
+      </w:r>
+      <w:proofErr w:type="spellEnd"/>
+      <w:r>
+        <w:t xml:space="preserve"> decided to complete all tasks for each site, since only doing 67 tasks/site doesn’t represent the </w:t>
       </w:r>
       <w:r>
         <w:t xml:space="preserve">full list of </w:t>
@@ -9097,7 +11087,23 @@
     </w:p>
     <w:p>
       <w:r>
-        <w:t xml:space="preserve">Then ill run both strategies to complete ALL tasks for EACH site (ill first find out how many total tasks there are per site). Ill need to add a function to calculate the total token costs per strategy as well (then as previously stated to split the analysis script into multiple files for readability – 1 for A and 1 for B and 1 that shares </w:t>
+        <w:t xml:space="preserve">Then </w:t>
+      </w:r>
+      <w:proofErr w:type="spellStart"/>
+      <w:r>
+        <w:t>ill</w:t>
+      </w:r>
+      <w:proofErr w:type="spellEnd"/>
+      <w:r>
+        <w:t xml:space="preserve"> run both strategies to complete ALL tasks for EACH site (ill first find out how many total tasks there are per site). </w:t>
+      </w:r>
+      <w:proofErr w:type="spellStart"/>
+      <w:r>
+        <w:t>Ill</w:t>
+      </w:r>
+      <w:proofErr w:type="spellEnd"/>
+      <w:r>
+        <w:t xml:space="preserve"> need to add a function to calculate the total token costs per strategy as well (then as previously stated to split the analysis script into multiple files for readability – 1 for A and 1 for B and 1 that shares </w:t>
       </w:r>
       <w:r>
         <w:t>analysis functions)</w:t>
@@ -9201,7 +11207,15 @@
         <w:t xml:space="preserve"> Ive noticed that </w:t>
       </w:r>
       <w:r>
-        <w:t>task 460 compounds a 15% reduction even though the task was to reduce it once. So this needs to be identified in strategy B if it can be</w:t>
+        <w:t xml:space="preserve">task 460 compounds a 15% reduction even though the task was to reduce it once. </w:t>
+      </w:r>
+      <w:proofErr w:type="gramStart"/>
+      <w:r>
+        <w:t>So</w:t>
+      </w:r>
+      <w:proofErr w:type="gramEnd"/>
+      <w:r>
+        <w:t xml:space="preserve"> this needs to be identified in strategy B if it can be</w:t>
       </w:r>
       <w:r>
         <w:t xml:space="preserve"> without any hallucination</w:t>
@@ -9216,10 +11230,26 @@
         <w:t xml:space="preserve"> Ive also created a script that takes in </w:t>
       </w:r>
       <w:r>
-        <w:t xml:space="preserve">the task list (from the WebArena repository) and sorts them based on </w:t>
-      </w:r>
-      <w:r>
-        <w:t xml:space="preserve">category (I.e. shopping, shopping admin and postmill). </w:t>
+        <w:t xml:space="preserve">the task list (from the </w:t>
+      </w:r>
+      <w:proofErr w:type="spellStart"/>
+      <w:r>
+        <w:t>WebArena</w:t>
+      </w:r>
+      <w:proofErr w:type="spellEnd"/>
+      <w:r>
+        <w:t xml:space="preserve"> repository) and sorts them based on </w:t>
+      </w:r>
+      <w:r>
+        <w:t xml:space="preserve">category (I.e. shopping, shopping admin and </w:t>
+      </w:r>
+      <w:proofErr w:type="spellStart"/>
+      <w:r>
+        <w:t>postmill</w:t>
+      </w:r>
+      <w:proofErr w:type="spellEnd"/>
+      <w:r>
+        <w:t xml:space="preserve">). </w:t>
       </w:r>
       <w:r>
         <w:t xml:space="preserve">But also returns a </w:t>
@@ -9232,7 +11262,15 @@
       </w:r>
       <w:r>
         <w:lastRenderedPageBreak/>
-        <w:t>information retrieval, bulk action, delete, modify value, navigation, create or purchase tasks (or other if they do not fit in those sub categories)</w:t>
+        <w:t xml:space="preserve">information retrieval, bulk action, delete, modify value, navigation, create or purchase tasks (or other if they do not fit in those </w:t>
+      </w:r>
+      <w:proofErr w:type="gramStart"/>
+      <w:r>
+        <w:t>sub categories</w:t>
+      </w:r>
+      <w:proofErr w:type="gramEnd"/>
+      <w:r>
+        <w:t>)</w:t>
       </w:r>
       <w:r>
         <w:t>.</w:t>
@@ -9370,8 +11408,13 @@
           </w:tcPr>
           <w:p>
             <w:r>
-              <w:t>Post, draft, fill forms, rate, reply, subscribe, add to wishlist</w:t>
-            </w:r>
+              <w:t xml:space="preserve">Post, draft, fill forms, rate, reply, subscribe, add to </w:t>
+            </w:r>
+            <w:proofErr w:type="spellStart"/>
+            <w:r>
+              <w:t>wishlist</w:t>
+            </w:r>
+            <w:proofErr w:type="spellEnd"/>
           </w:p>
         </w:tc>
       </w:tr>
@@ -9571,7 +11614,15 @@
     <w:p/>
     <w:p>
       <w:r>
-        <w:t xml:space="preserve">Another change ive made is the prompting for strategy B, as I didn’t include every possible action the agent(s) should be focusing on. </w:t>
+        <w:t xml:space="preserve">Another change </w:t>
+      </w:r>
+      <w:proofErr w:type="spellStart"/>
+      <w:r>
+        <w:t>ive</w:t>
+      </w:r>
+      <w:proofErr w:type="spellEnd"/>
+      <w:r>
+        <w:t xml:space="preserve"> made is the prompting for strategy B, as I didn’t include every possible action the agent(s) should be focusing on. </w:t>
       </w:r>
       <w:r>
         <w:t>I.e. focusing on different problem types as mentioned above in the table. After examining the tasks and problem types, I will make these additions/adjustments to the prompts for each agent in strategy B:</w:t>
@@ -9736,7 +11787,15 @@
           </w:tcPr>
           <w:p>
             <w:r>
-              <w:t>Navigation only stop rules</w:t>
+              <w:t xml:space="preserve">Navigation only </w:t>
+            </w:r>
+            <w:proofErr w:type="gramStart"/>
+            <w:r>
+              <w:t>stop</w:t>
+            </w:r>
+            <w:proofErr w:type="gramEnd"/>
+            <w:r>
+              <w:t xml:space="preserve"> rules</w:t>
             </w:r>
           </w:p>
         </w:tc>
@@ -9877,8 +11936,13 @@
           </w:tcPr>
           <w:p>
             <w:r>
-              <w:t>Create on postmill</w:t>
-            </w:r>
+              <w:t xml:space="preserve">Create on </w:t>
+            </w:r>
+            <w:proofErr w:type="spellStart"/>
+            <w:r>
+              <w:t>postmill</w:t>
+            </w:r>
+            <w:proofErr w:type="spellEnd"/>
           </w:p>
         </w:tc>
         <w:tc>
@@ -10104,7 +12168,15 @@
           <w:p>
             <w:r>
               <w:lastRenderedPageBreak/>
-              <w:t>Multi-line text in single fill()</w:t>
+              <w:t xml:space="preserve">Multi-line text in single </w:t>
+            </w:r>
+            <w:proofErr w:type="gramStart"/>
+            <w:r>
+              <w:t>fill(</w:t>
+            </w:r>
+            <w:proofErr w:type="gramEnd"/>
+            <w:r>
+              <w:t>)</w:t>
             </w:r>
           </w:p>
         </w:tc>
@@ -10217,7 +12289,15 @@
           </w:tcPr>
           <w:p>
             <w:r>
-              <w:t>Explicit AXTree verification</w:t>
+              <w:t xml:space="preserve">Explicit </w:t>
+            </w:r>
+            <w:proofErr w:type="spellStart"/>
+            <w:r>
+              <w:t>AXTree</w:t>
+            </w:r>
+            <w:proofErr w:type="spellEnd"/>
+            <w:r>
+              <w:t xml:space="preserve"> verification</w:t>
             </w:r>
           </w:p>
         </w:tc>
@@ -10261,8 +12341,13 @@
           </w:tcPr>
           <w:p>
             <w:r>
-              <w:t>Required field check before submit</w:t>
-            </w:r>
+              <w:t xml:space="preserve">Required field check before </w:t>
+            </w:r>
+            <w:proofErr w:type="gramStart"/>
+            <w:r>
+              <w:t>submit</w:t>
+            </w:r>
+            <w:proofErr w:type="gramEnd"/>
           </w:p>
         </w:tc>
         <w:tc>
@@ -10305,7 +12390,15 @@
         <w:t>Oh and 1 more thing is splitting the training data for strategy C into categories</w:t>
       </w:r>
       <w:r>
-        <w:t xml:space="preserve"> to avoid contamination (i.e. if a task is modifying, creating, etc.. and is completed by a budget, the other budgets may be seen as “successful” but that’s because it was already completed by the other budget)</w:t>
+        <w:t xml:space="preserve"> to avoid contamination (i.e. if a task is modifying, creating, </w:t>
+      </w:r>
+      <w:proofErr w:type="gramStart"/>
+      <w:r>
+        <w:t>etc..</w:t>
+      </w:r>
+      <w:proofErr w:type="gramEnd"/>
+      <w:r>
+        <w:t xml:space="preserve"> and is completed by a budget, the other budgets may be seen as “successful” but that’s because it was already completed by the other budget)</w:t>
       </w:r>
       <w:r>
         <w:t>:</w:t>
@@ -10433,7 +12526,15 @@
               <w:t xml:space="preserve"> (or keep and only </w:t>
             </w:r>
             <w:r>
-              <w:t>change end state to env_terminated)</w:t>
+              <w:t xml:space="preserve">change end state to </w:t>
+            </w:r>
+            <w:proofErr w:type="spellStart"/>
+            <w:r>
+              <w:t>env_terminated</w:t>
+            </w:r>
+            <w:proofErr w:type="spellEnd"/>
+            <w:r>
+              <w:t>)</w:t>
             </w:r>
           </w:p>
         </w:tc>
@@ -10552,12 +12653,84 @@
     </w:p>
     <w:p>
       <w:r>
-        <w:t>Hallucinated actions and Critic validation limits. During Strategy B's expanded collection, 56 of ~2,950 Executor actions (1.9%) used syntax outside BrowserGym's vocabulary — press_enter('id') instead of press('id', 'Enter'), navigate('url') instead of goto('url'), scroll_into_view('id') instead of scroll(0, 400). The model drew these from its training data rather than from the action vocabulary provided in the prompt.</w:t>
-      </w:r>
-    </w:p>
-    <w:p>
-      <w:r>
-        <w:t>The Critic approved all 56. This confirms the Critic validates actions against its understanding of the task rather than mechanically checking the action string against the vocabulary list. It assessed whether press_enter made sense in context (it did, semantically) without verifying the syntax was valid.</w:t>
+        <w:t xml:space="preserve">Hallucinated actions and Critic validation limits. During Strategy B's expanded collection, 56 of ~2,950 Executor actions (1.9%) used syntax outside </w:t>
+      </w:r>
+      <w:proofErr w:type="spellStart"/>
+      <w:r>
+        <w:t>BrowserGym's</w:t>
+      </w:r>
+      <w:proofErr w:type="spellEnd"/>
+      <w:r>
+        <w:t xml:space="preserve"> vocabulary — </w:t>
+      </w:r>
+      <w:proofErr w:type="spellStart"/>
+      <w:r>
+        <w:t>press_enter</w:t>
+      </w:r>
+      <w:proofErr w:type="spellEnd"/>
+      <w:r>
+        <w:t xml:space="preserve">('id') instead of </w:t>
+      </w:r>
+      <w:proofErr w:type="gramStart"/>
+      <w:r>
+        <w:t>press(</w:t>
+      </w:r>
+      <w:proofErr w:type="gramEnd"/>
+      <w:r>
+        <w:t>'id', 'Enter'), navigate('</w:t>
+      </w:r>
+      <w:proofErr w:type="spellStart"/>
+      <w:r>
+        <w:t>url</w:t>
+      </w:r>
+      <w:proofErr w:type="spellEnd"/>
+      <w:r>
+        <w:t xml:space="preserve">') instead of </w:t>
+      </w:r>
+      <w:proofErr w:type="spellStart"/>
+      <w:r>
+        <w:t>goto</w:t>
+      </w:r>
+      <w:proofErr w:type="spellEnd"/>
+      <w:r>
+        <w:t>('</w:t>
+      </w:r>
+      <w:proofErr w:type="spellStart"/>
+      <w:r>
+        <w:t>url</w:t>
+      </w:r>
+      <w:proofErr w:type="spellEnd"/>
+      <w:r>
+        <w:t xml:space="preserve">'), </w:t>
+      </w:r>
+      <w:proofErr w:type="spellStart"/>
+      <w:r>
+        <w:t>scroll_into_view</w:t>
+      </w:r>
+      <w:proofErr w:type="spellEnd"/>
+      <w:r>
+        <w:t xml:space="preserve">('id') instead of </w:t>
+      </w:r>
+      <w:proofErr w:type="gramStart"/>
+      <w:r>
+        <w:t>scroll(</w:t>
+      </w:r>
+      <w:proofErr w:type="gramEnd"/>
+      <w:r>
+        <w:t>0, 400). The model drew these from its training data rather than from the action vocabulary provided in the prompt.</w:t>
+      </w:r>
+    </w:p>
+    <w:p>
+      <w:r>
+        <w:t xml:space="preserve">The Critic approved all 56. This confirms the Critic validates actions against its understanding of the task rather than mechanically checking the action string against the vocabulary list. It assessed whether </w:t>
+      </w:r>
+      <w:proofErr w:type="spellStart"/>
+      <w:r>
+        <w:t>press_enter</w:t>
+      </w:r>
+      <w:proofErr w:type="spellEnd"/>
+      <w:r>
+        <w:t xml:space="preserve"> made sense in context (it did, semantically) without verifying the syntax was valid.</w:t>
       </w:r>
     </w:p>
     <w:p>
@@ -10572,7 +12745,39 @@
         <w:t xml:space="preserve">However, I do have a field that contains </w:t>
       </w:r>
       <w:r>
-        <w:t xml:space="preserve">where there is an action error (action_error), which would fire everytime there is an hallucinated action, so C has a direct signal that something went wrong without needing to parse the action syntax itself. (action_error contains a Boolean value of either T/F). </w:t>
+        <w:t>where there is an action error (</w:t>
+      </w:r>
+      <w:proofErr w:type="spellStart"/>
+      <w:r>
+        <w:t>action_error</w:t>
+      </w:r>
+      <w:proofErr w:type="spellEnd"/>
+      <w:r>
+        <w:t xml:space="preserve">), which would fire </w:t>
+      </w:r>
+      <w:proofErr w:type="spellStart"/>
+      <w:r>
+        <w:t>everytime</w:t>
+      </w:r>
+      <w:proofErr w:type="spellEnd"/>
+      <w:r>
+        <w:t xml:space="preserve"> there is </w:t>
+      </w:r>
+      <w:proofErr w:type="gramStart"/>
+      <w:r>
+        <w:t>an</w:t>
+      </w:r>
+      <w:proofErr w:type="gramEnd"/>
+      <w:r>
+        <w:t xml:space="preserve"> hallucinated action, so C has a direct signal that something went wrong without needing to parse the action syntax itself. (</w:t>
+      </w:r>
+      <w:proofErr w:type="spellStart"/>
+      <w:r>
+        <w:t>action_error</w:t>
+      </w:r>
+      <w:proofErr w:type="spellEnd"/>
+      <w:r>
+        <w:t xml:space="preserve"> contains a Boolean value of either T/F). </w:t>
       </w:r>
     </w:p>
     <w:p>
@@ -10795,10 +13000,26 @@
               <w:t xml:space="preserve">JSONL RISK FILE = </w:t>
             </w:r>
             <w:r>
-              <w:t>1 row/task, labelled with a field containing either: “read_only”, “</w:t>
-            </w:r>
-            <w:r>
-              <w:t>idempotent” or “non_idempotent”</w:t>
+              <w:t>1 row/task, labelled with a field containing either: “</w:t>
+            </w:r>
+            <w:proofErr w:type="spellStart"/>
+            <w:r>
+              <w:t>read_only</w:t>
+            </w:r>
+            <w:proofErr w:type="spellEnd"/>
+            <w:r>
+              <w:t>”, “</w:t>
+            </w:r>
+            <w:r>
+              <w:t>idempotent” or “</w:t>
+            </w:r>
+            <w:proofErr w:type="spellStart"/>
+            <w:r>
+              <w:t>non_idempotent</w:t>
+            </w:r>
+            <w:proofErr w:type="spellEnd"/>
+            <w:r>
+              <w:t>”</w:t>
             </w:r>
           </w:p>
         </w:tc>
@@ -10931,6 +13152,57 @@
       </w:r>
       <w:r>
         <w:t xml:space="preserve"> 3)</w:t>
+      </w:r>
+    </w:p>
+    <w:p>
+      <w:r>
+        <w:t xml:space="preserve">I’ve just noticed something horrific, </w:t>
+      </w:r>
+      <w:proofErr w:type="spellStart"/>
+      <w:r>
+        <w:t>ive</w:t>
+      </w:r>
+      <w:proofErr w:type="spellEnd"/>
+      <w:r>
+        <w:t xml:space="preserve"> accidently </w:t>
+      </w:r>
+      <w:r>
+        <w:t xml:space="preserve">used the variable “{{_ACTION_VOCAB}}” which basically takes the possible actions from strategy A and is called inside the instructions </w:t>
+      </w:r>
+      <w:r>
+        <w:lastRenderedPageBreak/>
+        <w:t xml:space="preserve">(all 3 agents have this). However, since they are inside double curly brackets, none of the agents can </w:t>
+      </w:r>
+      <w:proofErr w:type="gramStart"/>
+      <w:r>
+        <w:t>actually see</w:t>
+      </w:r>
+      <w:proofErr w:type="gramEnd"/>
+      <w:r>
+        <w:t xml:space="preserve"> </w:t>
+      </w:r>
+      <w:r>
+        <w:t xml:space="preserve">the possible actions… So basically, 40+ hours of wasted time and 3 agents </w:t>
+      </w:r>
+      <w:r>
+        <w:t xml:space="preserve">hallucinating actions (critic is also approving them). </w:t>
+      </w:r>
+      <w:proofErr w:type="gramStart"/>
+      <w:r>
+        <w:t>BUT,</w:t>
+      </w:r>
+      <w:proofErr w:type="gramEnd"/>
+      <w:r>
+        <w:t xml:space="preserve"> this is fine since </w:t>
+      </w:r>
+      <w:r>
+        <w:t xml:space="preserve">I wanted to compare the results between old vs new instructions for strategy B, so this is a great opportunity to improve the instructions (i.e. repetitive </w:t>
+      </w:r>
+      <w:r>
+        <w:t>instructions)</w:t>
+      </w:r>
+      <w:r>
+        <w:t>.</w:t>
       </w:r>
     </w:p>
     <w:p/>

--- a/docs/Additional Material/Journal.docx
+++ b/docs/Additional Material/Journal.docx
@@ -1243,19 +1243,11 @@
       </w:r>
       <w:proofErr w:type="spellStart"/>
       <w:r>
-        <w:t>load_</w:t>
-      </w:r>
-      <w:proofErr w:type="gramStart"/>
-      <w:r>
-        <w:t>dotenv</w:t>
-      </w:r>
-      <w:proofErr w:type="spellEnd"/>
-      <w:r>
-        <w:t>(</w:t>
-      </w:r>
-      <w:proofErr w:type="gramEnd"/>
-      <w:r>
-        <w:t xml:space="preserve">) and remaps my project's WA_* variable names onto the bare names </w:t>
+        <w:t>load_dotenv</w:t>
+      </w:r>
+      <w:proofErr w:type="spellEnd"/>
+      <w:r>
+        <w:t xml:space="preserve">() and remaps my project's WA_* variable names onto the bare names </w:t>
       </w:r>
       <w:proofErr w:type="spellStart"/>
       <w:r>
@@ -1266,12 +1258,10 @@
         <w:t xml:space="preserve"> expects (SHOPPING, SHOPPING_ADMIN, REDDIT, etc.) before importing </w:t>
       </w:r>
       <w:proofErr w:type="spellStart"/>
-      <w:proofErr w:type="gramStart"/>
       <w:r>
         <w:t>browsergym.webarena</w:t>
       </w:r>
       <w:proofErr w:type="spellEnd"/>
-      <w:proofErr w:type="gramEnd"/>
       <w:r>
         <w:t>. Ordering matters here: importing first would leave the environment unconfigured. Sites I am not using are given placeholder URLs so that registration succeeds without those services running.</w:t>
       </w:r>
@@ -1378,19 +1368,11 @@
       </w:r>
       <w:proofErr w:type="spellStart"/>
       <w:r>
-        <w:t>send_msg_to_</w:t>
-      </w:r>
-      <w:proofErr w:type="gramStart"/>
-      <w:r>
-        <w:t>user</w:t>
-      </w:r>
-      <w:proofErr w:type="spellEnd"/>
-      <w:r>
-        <w:t>(</w:t>
-      </w:r>
-      <w:proofErr w:type="gramEnd"/>
-      <w:r>
-        <w:t>) has been called with the answer.</w:t>
+        <w:t>send_msg_to_user</w:t>
+      </w:r>
+      <w:proofErr w:type="spellEnd"/>
+      <w:r>
+        <w:t>() has been called with the answer.</w:t>
       </w:r>
     </w:p>
     <w:p>
@@ -1431,12 +1413,10 @@
         <w:t xml:space="preserve"> environment via </w:t>
       </w:r>
       <w:proofErr w:type="spellStart"/>
-      <w:proofErr w:type="gramStart"/>
       <w:r>
         <w:t>gym.make</w:t>
       </w:r>
       <w:proofErr w:type="spellEnd"/>
-      <w:proofErr w:type="gramEnd"/>
       <w:r>
         <w:t>() and then iterates:</w:t>
       </w:r>
@@ -1454,19 +1434,11 @@
       </w:r>
       <w:proofErr w:type="spellStart"/>
       <w:r>
-        <w:t>flatten_axtree_to_</w:t>
-      </w:r>
-      <w:proofErr w:type="gramStart"/>
-      <w:r>
-        <w:t>str</w:t>
-      </w:r>
-      <w:proofErr w:type="spellEnd"/>
-      <w:r>
-        <w:t>(</w:t>
-      </w:r>
-      <w:proofErr w:type="gramEnd"/>
-      <w:r>
-        <w:t>) and combined with the task goal, the current URL, and any error returned by the previous action.</w:t>
+        <w:t>flatten_axtree_to_str</w:t>
+      </w:r>
+      <w:proofErr w:type="spellEnd"/>
+      <w:r>
+        <w:t>() and combined with the task goal, the current URL, and any error returned by the previous action.</w:t>
       </w:r>
     </w:p>
     <w:p>
@@ -1493,12 +1465,10 @@
         <w:t xml:space="preserve">Token usage is read from </w:t>
       </w:r>
       <w:proofErr w:type="spellStart"/>
-      <w:proofErr w:type="gramStart"/>
       <w:r>
         <w:t>result.usage</w:t>
       </w:r>
       <w:proofErr w:type="spellEnd"/>
-      <w:proofErr w:type="gramEnd"/>
       <w:r>
         <w:t xml:space="preserve">() and accumulated. Because </w:t>
       </w:r>
@@ -1523,12 +1493,10 @@
         <w:t xml:space="preserve">The action is executed with </w:t>
       </w:r>
       <w:proofErr w:type="spellStart"/>
-      <w:proofErr w:type="gramStart"/>
       <w:r>
         <w:t>env.step</w:t>
       </w:r>
       <w:proofErr w:type="spellEnd"/>
-      <w:proofErr w:type="gramEnd"/>
       <w:r>
         <w:t xml:space="preserve">(), which returns the next observation and the reward computed by </w:t>
       </w:r>
@@ -1551,15 +1519,7 @@
         <w:t xml:space="preserve">For the output, each </w:t>
       </w:r>
       <w:r>
-        <w:t xml:space="preserve">step prints the agent's reasoning, its chosen action, the tokens consumed, and whether the action was accepted or produced an error. Each episode reports success, termination reason, step count, input/output/total tokens, and wall-clock duration. A summary table is printed across all three </w:t>
-      </w:r>
-      <w:proofErr w:type="gramStart"/>
-      <w:r>
-        <w:t>sites</w:t>
-      </w:r>
-      <w:proofErr w:type="gramEnd"/>
-      <w:r>
-        <w:t xml:space="preserve"> and the full per-step log is written to JSON. Episode failures are caught individually so that a problem on one site does not abort the remaining runs.</w:t>
+        <w:t>step prints the agent's reasoning, its chosen action, the tokens consumed, and whether the action was accepted or produced an error. Each episode reports success, termination reason, step count, input/output/total tokens, and wall-clock duration. A summary table is printed across all three sites and the full per-step log is written to JSON. Episode failures are caught individually so that a problem on one site does not abort the remaining runs.</w:t>
       </w:r>
     </w:p>
     <w:p>
@@ -1572,15 +1532,7 @@
         <w:t xml:space="preserve">I also note a measurement consideration for GPT-5 Mini specifically: it is a reasoning model, and its hidden reasoning tokens are billed as output tokens. This is correct for budget accounting </w:t>
       </w:r>
       <w:r>
-        <w:t xml:space="preserve">as those tokens are a real </w:t>
-      </w:r>
-      <w:proofErr w:type="gramStart"/>
-      <w:r>
-        <w:t>cost</w:t>
-      </w:r>
-      <w:proofErr w:type="gramEnd"/>
-      <w:r>
-        <w:t xml:space="preserve"> </w:t>
+        <w:t xml:space="preserve">as those tokens are a real cost </w:t>
       </w:r>
       <w:r>
         <w:t xml:space="preserve">but it means </w:t>
@@ -1838,15 +1790,7 @@
           </w:tcPr>
           <w:p>
             <w:r>
-              <w:t xml:space="preserve">0 – </w:t>
-            </w:r>
-            <w:proofErr w:type="gramStart"/>
-            <w:r>
-              <w:t>cant</w:t>
-            </w:r>
-            <w:proofErr w:type="gramEnd"/>
-            <w:r>
-              <w:t xml:space="preserve"> complete 1 step</w:t>
+              <w:t>0 – cant complete 1 step</w:t>
             </w:r>
           </w:p>
         </w:tc>
@@ -1941,15 +1885,7 @@
         <w:t xml:space="preserve"> which should remove the 500ms timeouts</w:t>
       </w:r>
       <w:r>
-        <w:t xml:space="preserve"> and should progress through the task and give a true read on how many steps this task </w:t>
-      </w:r>
-      <w:proofErr w:type="gramStart"/>
-      <w:r>
-        <w:t>actually needs</w:t>
-      </w:r>
-      <w:proofErr w:type="gramEnd"/>
-      <w:r>
-        <w:t xml:space="preserve">. </w:t>
+        <w:t xml:space="preserve"> and should progress through the task and give a true read on how many steps this task actually needs. </w:t>
       </w:r>
       <w:r>
         <w:t xml:space="preserve">Tokens per step may even drop. </w:t>
@@ -2056,13 +1992,8 @@
       </w:r>
     </w:p>
     <w:p>
-      <w:proofErr w:type="gramStart"/>
-      <w:r>
-        <w:t>So</w:t>
-      </w:r>
-      <w:proofErr w:type="gramEnd"/>
-      <w:r>
-        <w:t xml:space="preserve"> I had to install all the libraries </w:t>
+      <w:r>
+        <w:t xml:space="preserve">So I had to install all the libraries </w:t>
       </w:r>
       <w:proofErr w:type="spellStart"/>
       <w:r>
@@ -2249,15 +2180,7 @@
       </w:r>
       <w:proofErr w:type="spellEnd"/>
       <w:r>
-        <w:t xml:space="preserve"> repository including its </w:t>
-      </w:r>
-      <w:proofErr w:type="gramStart"/>
-      <w:r>
-        <w:t>top level</w:t>
-      </w:r>
-      <w:proofErr w:type="gramEnd"/>
-      <w:r>
-        <w:t xml:space="preserve"> modules.</w:t>
+        <w:t xml:space="preserve"> repository including its top level modules.</w:t>
       </w:r>
     </w:p>
     <w:p/>
@@ -2383,15 +2306,7 @@
         <w:t xml:space="preserve"> directly into the code</w:t>
       </w:r>
       <w:r>
-        <w:t xml:space="preserve">, the results </w:t>
-      </w:r>
-      <w:proofErr w:type="gramStart"/>
-      <w:r>
-        <w:t>looks</w:t>
-      </w:r>
-      <w:proofErr w:type="gramEnd"/>
-      <w:r>
-        <w:t xml:space="preserve"> better. </w:t>
+        <w:t xml:space="preserve">, the results looks better. </w:t>
       </w:r>
       <w:r>
         <w:t>However, the issue with the budget ladder is consistent</w:t>
@@ -2630,15 +2545,7 @@
     </w:p>
     <w:p>
       <w:r>
-        <w:t xml:space="preserve">2 things </w:t>
-      </w:r>
-      <w:proofErr w:type="gramStart"/>
-      <w:r>
-        <w:t>needs</w:t>
-      </w:r>
-      <w:proofErr w:type="gramEnd"/>
-      <w:r>
-        <w:t xml:space="preserve"> to change now:</w:t>
+        <w:t>2 things needs to change now:</w:t>
       </w:r>
     </w:p>
     <w:p>
@@ -2652,13 +2559,8 @@
       <w:r>
         <w:t xml:space="preserve">Cut cost per step by pinning the reasoning effort to low as the output is between 429-1198/step and reasoning tokens take a big chunk of that. </w:t>
       </w:r>
-      <w:proofErr w:type="gramStart"/>
-      <w:r>
-        <w:t>Also</w:t>
-      </w:r>
-      <w:proofErr w:type="gramEnd"/>
-      <w:r>
-        <w:t xml:space="preserve"> I need to trim the </w:t>
+      <w:r>
+        <w:t xml:space="preserve">Also I need to trim the </w:t>
       </w:r>
       <w:proofErr w:type="spellStart"/>
       <w:r>
@@ -2669,15 +2571,7 @@
         <w:t xml:space="preserve">, as this also has filtering options by dropping non-interactive elements (this can cut input tokens substantially). </w:t>
       </w:r>
       <w:r>
-        <w:t>If I get 2,000/</w:t>
-      </w:r>
-      <w:proofErr w:type="gramStart"/>
-      <w:r>
-        <w:t>step</w:t>
-      </w:r>
-      <w:proofErr w:type="gramEnd"/>
-      <w:r>
-        <w:t xml:space="preserve"> then a 16k budget gives me 8 steps which is more realistic. </w:t>
+        <w:t xml:space="preserve">If I get 2,000/step then a 16k budget gives me 8 steps which is more realistic. </w:t>
       </w:r>
     </w:p>
     <w:p>
@@ -2701,15 +2595,7 @@
         <w:t xml:space="preserve">The reasoning pin worked, output tokens fell 47% (from 2,887 to 1,539) with reasoning tokens now visible at 64-448/step. However, step 4 </w:t>
       </w:r>
       <w:r>
-        <w:t xml:space="preserve">shows that input tokens </w:t>
-      </w:r>
-      <w:proofErr w:type="gramStart"/>
-      <w:r>
-        <w:t>is</w:t>
-      </w:r>
-      <w:proofErr w:type="gramEnd"/>
-      <w:r>
-        <w:t xml:space="preserve"> 97% of my cost. </w:t>
+        <w:t xml:space="preserve">shows that input tokens is 97% of my cost. </w:t>
       </w:r>
     </w:p>
     <w:p>
@@ -2932,15 +2818,7 @@
     </w:p>
     <w:p>
       <w:r>
-        <w:t xml:space="preserve">To fix this, I need to estimate the calls input cost BEFORE paying for it. </w:t>
-      </w:r>
-      <w:proofErr w:type="gramStart"/>
-      <w:r>
-        <w:t>So</w:t>
-      </w:r>
-      <w:proofErr w:type="gramEnd"/>
-      <w:r>
-        <w:t xml:space="preserve"> an episode must NEVER exceed its stated budget. </w:t>
+        <w:t xml:space="preserve">To fix this, I need to estimate the calls input cost BEFORE paying for it. So an episode must NEVER exceed its stated budget. </w:t>
       </w:r>
     </w:p>
     <w:p>
@@ -3001,15 +2879,7 @@
         <w:t xml:space="preserve">This is at 1,800 tokens/step on average. </w:t>
       </w:r>
       <w:r>
-        <w:t xml:space="preserve">And this specific task finished at 10.8k tokens. Now I can </w:t>
-      </w:r>
-      <w:proofErr w:type="gramStart"/>
-      <w:r>
-        <w:t>actually continue</w:t>
-      </w:r>
-      <w:proofErr w:type="gramEnd"/>
-      <w:r>
-        <w:t xml:space="preserve"> with my proposed </w:t>
+        <w:t xml:space="preserve">And this specific task finished at 10.8k tokens. Now I can actually continue with my proposed </w:t>
       </w:r>
       <w:r>
         <w:t xml:space="preserve">ladder of 2k/4k/8k/16k as this now validated the original design once the observation cost was controlled. </w:t>
@@ -3377,15 +3247,7 @@
         <w:t>For Task 0 on CMS (</w:t>
       </w:r>
       <w:r>
-        <w:t xml:space="preserve">What is the </w:t>
-      </w:r>
-      <w:proofErr w:type="gramStart"/>
-      <w:r>
-        <w:t>top-1</w:t>
-      </w:r>
-      <w:proofErr w:type="gramEnd"/>
-      <w:r>
-        <w:t xml:space="preserve"> best-selling product in 2022</w:t>
+        <w:t>What is the top-1 best-selling product in 2022</w:t>
       </w:r>
       <w:r>
         <w:t xml:space="preserve">): </w:t>
@@ -3567,13 +3429,8 @@
             <w:tcW w:w="3969" w:type="dxa"/>
           </w:tcPr>
           <w:p>
-            <w:proofErr w:type="gramStart"/>
-            <w:r>
-              <w:t>Scroll(</w:t>
-            </w:r>
-            <w:proofErr w:type="gramEnd"/>
-            <w:r>
-              <w:t>0,400) to find the forum</w:t>
+            <w:r>
+              <w:t>Scroll(0,400) to find the forum</w:t>
             </w:r>
           </w:p>
         </w:tc>
@@ -3604,13 +3461,8 @@
             <w:tcW w:w="3969" w:type="dxa"/>
           </w:tcPr>
           <w:p>
-            <w:proofErr w:type="gramStart"/>
-            <w:r>
-              <w:t>Fill(</w:t>
-            </w:r>
-            <w:proofErr w:type="gramEnd"/>
-            <w:r>
-              <w:t>‘50’, ‘</w:t>
+            <w:r>
+              <w:t>Fill(‘50’, ‘</w:t>
             </w:r>
             <w:proofErr w:type="spellStart"/>
             <w:r>
@@ -3637,13 +3489,8 @@
     <w:p/>
     <w:p>
       <w:r>
-        <w:t xml:space="preserve">Ran the same task again with no changes to the code, and I am seeing a lot of </w:t>
-      </w:r>
-      <w:proofErr w:type="gramStart"/>
-      <w:r>
-        <w:t>variance</w:t>
-      </w:r>
-      <w:proofErr w:type="gramEnd"/>
+        <w:t>Ran the same task again with no changes to the code, and I am seeing a lot of variance</w:t>
+      </w:r>
       <w:r>
         <w:t>:</w:t>
       </w:r>
@@ -3887,19 +3734,11 @@
       </w:r>
       <w:proofErr w:type="spellStart"/>
       <w:r>
-        <w:t>build_</w:t>
-      </w:r>
-      <w:proofErr w:type="gramStart"/>
-      <w:r>
-        <w:t>prompt</w:t>
-      </w:r>
-      <w:proofErr w:type="spellEnd"/>
-      <w:r>
-        <w:t>(</w:t>
-      </w:r>
-      <w:proofErr w:type="gramEnd"/>
-      <w:r>
-        <w:t xml:space="preserve">)” </w:t>
+        <w:t>build_prompt</w:t>
+      </w:r>
+      <w:proofErr w:type="spellEnd"/>
+      <w:r>
+        <w:t xml:space="preserve">()” </w:t>
       </w:r>
       <w:r>
         <w:t xml:space="preserve">sends the goal, URL, last error, and current </w:t>
@@ -4178,12 +4017,10 @@
         <w:t xml:space="preserve">Since action timeout is NOT a module constant I </w:t>
       </w:r>
       <w:proofErr w:type="spellStart"/>
-      <w:proofErr w:type="gramStart"/>
       <w:r>
         <w:t>cant</w:t>
       </w:r>
       <w:proofErr w:type="spellEnd"/>
-      <w:proofErr w:type="gramEnd"/>
       <w:r>
         <w:t xml:space="preserve"> raise it at runtime</w:t>
       </w:r>
@@ -4224,26 +4061,10 @@
         <w:t xml:space="preserve"> need to stop the false error misleading the agent. </w:t>
       </w:r>
       <w:r>
-        <w:t xml:space="preserve">The click </w:t>
-      </w:r>
-      <w:proofErr w:type="gramStart"/>
-      <w:r>
-        <w:t>actually lands</w:t>
-      </w:r>
-      <w:proofErr w:type="gramEnd"/>
-      <w:r>
-        <w:t>; the timeout is Playwright giving up on the post-click navigation wait.</w:t>
-      </w:r>
-      <w:r>
-        <w:t xml:space="preserve"> The prompt tells the agent </w:t>
-      </w:r>
-      <w:proofErr w:type="gramStart"/>
-      <w:r>
-        <w:t>“error</w:t>
-      </w:r>
-      <w:proofErr w:type="gramEnd"/>
-      <w:r>
-        <w:t>”, so it wastes a step re-</w:t>
+        <w:t>The click actually lands; the timeout is Playwright giving up on the post-click navigation wait.</w:t>
+      </w:r>
+      <w:r>
+        <w:t xml:space="preserve"> The prompt tells the agent “error”, so it wastes a step re-</w:t>
       </w:r>
       <w:proofErr w:type="spellStart"/>
       <w:r>
@@ -4303,15 +4124,7 @@
         <w:t xml:space="preserve">Changing </w:t>
       </w:r>
       <w:r>
-        <w:t xml:space="preserve">timeout set from 60,000 to 10,000 showed no variance. </w:t>
-      </w:r>
-      <w:proofErr w:type="gramStart"/>
-      <w:r>
-        <w:t>So</w:t>
-      </w:r>
-      <w:proofErr w:type="gramEnd"/>
-      <w:r>
-        <w:t xml:space="preserve"> keeping to 10,000. </w:t>
+        <w:t xml:space="preserve">timeout set from 60,000 to 10,000 showed no variance. So keeping to 10,000. </w:t>
       </w:r>
     </w:p>
     <w:p>
@@ -4332,35 +4145,17 @@
       </w:r>
     </w:p>
     <w:p>
-      <w:proofErr w:type="gramStart"/>
-      <w:r>
-        <w:t>So</w:t>
-      </w:r>
-      <w:proofErr w:type="gramEnd"/>
-      <w:r>
-        <w:t xml:space="preserve"> what I can do now is my </w:t>
-      </w:r>
-      <w:r>
-        <w:t xml:space="preserve">RQ2 which is </w:t>
-      </w:r>
-      <w:proofErr w:type="gramStart"/>
-      <w:r>
-        <w:t>actually labelling</w:t>
-      </w:r>
-      <w:proofErr w:type="gramEnd"/>
-      <w:r>
-        <w:t xml:space="preserve"> the tasks </w:t>
+      <w:r>
+        <w:t xml:space="preserve">So what I can do now is my </w:t>
+      </w:r>
+      <w:r>
+        <w:t xml:space="preserve">RQ2 which is actually labelling the tasks </w:t>
       </w:r>
       <w:r>
         <w:t xml:space="preserve">based on difficulty, so in this case task 0 would be classed as easy based on my own rubric scale. </w:t>
       </w:r>
-      <w:proofErr w:type="gramStart"/>
-      <w:r>
-        <w:t>So</w:t>
-      </w:r>
-      <w:proofErr w:type="gramEnd"/>
-      <w:r>
-        <w:t xml:space="preserve"> the way I will score each task will be based on 4 observable properties which will band together to provide </w:t>
+      <w:r>
+        <w:t xml:space="preserve">So the way I will score each task will be based on 4 observable properties which will band together to provide </w:t>
       </w:r>
       <w:r>
         <w:t>the final score (or difficulty):</w:t>
@@ -5082,15 +4877,7 @@
       </w:r>
       <w:proofErr w:type="spellEnd"/>
       <w:r>
-        <w:t xml:space="preserve"> good I found this before the </w:t>
-      </w:r>
-      <w:proofErr w:type="gramStart"/>
-      <w:r>
-        <w:t>200 task</w:t>
-      </w:r>
-      <w:proofErr w:type="gramEnd"/>
-      <w:r>
-        <w:t xml:space="preserve"> collection. </w:t>
+        <w:t xml:space="preserve"> good I found this before the 200 task collection. </w:t>
       </w:r>
       <w:r>
         <w:t>I confirmed the cause by running the grep command on “</w:t>
@@ -5218,15 +5005,7 @@
     </w:p>
     <w:p>
       <w:r>
-        <w:t xml:space="preserve">Ok so now I can match the signature </w:t>
-      </w:r>
-      <w:proofErr w:type="gramStart"/>
-      <w:r>
-        <w:t>exactly</w:t>
-      </w:r>
-      <w:proofErr w:type="gramEnd"/>
-      <w:r>
-        <w:t xml:space="preserve"> but I do need to clarify in the report/here is that evaluation API costs do NOT contribute to the token ladder </w:t>
+        <w:t xml:space="preserve">Ok so now I can match the signature exactly but I do need to clarify in the report/here is that evaluation API costs do NOT contribute to the token ladder </w:t>
       </w:r>
       <w:proofErr w:type="spellStart"/>
       <w:r>
@@ -5623,13 +5402,8 @@
             <w:tcW w:w="1418" w:type="dxa"/>
           </w:tcPr>
           <w:p>
-            <w:proofErr w:type="gramStart"/>
-            <w:r>
-              <w:t>Click(</w:t>
-            </w:r>
-            <w:proofErr w:type="gramEnd"/>
-            <w:r>
-              <w:t>‘1075’)</w:t>
+            <w:r>
+              <w:t>Click(‘1075’)</w:t>
             </w:r>
           </w:p>
         </w:tc>
@@ -5660,13 +5434,8 @@
             <w:tcW w:w="1418" w:type="dxa"/>
           </w:tcPr>
           <w:p>
-            <w:proofErr w:type="gramStart"/>
-            <w:r>
-              <w:t>Click(</w:t>
-            </w:r>
-            <w:proofErr w:type="gramEnd"/>
-            <w:r>
-              <w:t>‘1223’)</w:t>
+            <w:r>
+              <w:t>Click(‘1223’)</w:t>
             </w:r>
           </w:p>
         </w:tc>
@@ -5697,13 +5466,8 @@
             <w:tcW w:w="1418" w:type="dxa"/>
           </w:tcPr>
           <w:p>
-            <w:proofErr w:type="gramStart"/>
-            <w:r>
-              <w:t>Click(</w:t>
-            </w:r>
-            <w:proofErr w:type="gramEnd"/>
-            <w:r>
-              <w:t>‘1019’)</w:t>
+            <w:r>
+              <w:t>Click(‘1019’)</w:t>
             </w:r>
           </w:p>
         </w:tc>
@@ -5734,13 +5498,8 @@
             <w:tcW w:w="1418" w:type="dxa"/>
           </w:tcPr>
           <w:p>
-            <w:proofErr w:type="gramStart"/>
-            <w:r>
-              <w:t>Click(</w:t>
-            </w:r>
-            <w:proofErr w:type="gramEnd"/>
-            <w:r>
-              <w:t>‘927’)</w:t>
+            <w:r>
+              <w:t>Click(‘927’)</w:t>
             </w:r>
           </w:p>
         </w:tc>
@@ -5762,15 +5521,7 @@
         <w:t xml:space="preserve">4 visits </w:t>
       </w:r>
       <w:r>
-        <w:t xml:space="preserve">to the same category, and my action-history rule doesn’t catch </w:t>
-      </w:r>
-      <w:proofErr w:type="gramStart"/>
-      <w:r>
-        <w:t>a single one</w:t>
-      </w:r>
-      <w:proofErr w:type="gramEnd"/>
-      <w:r>
-        <w:t xml:space="preserve"> because the bids differ every page </w:t>
+        <w:t xml:space="preserve">to the same category, and my action-history rule doesn’t catch a single one because the bids differ every page </w:t>
       </w:r>
       <w:proofErr w:type="spellStart"/>
       <w:r>
@@ -5780,21 +5531,8 @@
       <w:r>
         <w:t xml:space="preserve">. The strings </w:t>
       </w:r>
-      <w:proofErr w:type="gramStart"/>
-      <w:r>
-        <w:t>click(</w:t>
-      </w:r>
-      <w:proofErr w:type="gramEnd"/>
-      <w:r>
-        <w:t xml:space="preserve">'1075') and </w:t>
-      </w:r>
-      <w:proofErr w:type="gramStart"/>
-      <w:r>
-        <w:t>click(</w:t>
-      </w:r>
-      <w:proofErr w:type="gramEnd"/>
-      <w:r>
-        <w:t>'927') look completely different to the model, so "never repeat an action" is trivially satisfied while the agent goes in circles.</w:t>
+      <w:r>
+        <w:t>click('1075') and click('927') look completely different to the model, so "never repeat an action" is trivially satisfied while the agent goes in circles.</w:t>
       </w:r>
       <w:r>
         <w:t xml:space="preserve"> This burnt around 26,000 tokens and hit the step limit. This means that </w:t>
@@ -5811,13 +5549,8 @@
         <w:lastRenderedPageBreak/>
         <w:t xml:space="preserve">memory defect in my current history format </w:t>
       </w:r>
-      <w:proofErr w:type="gramStart"/>
-      <w:r>
-        <w:t>cant</w:t>
-      </w:r>
-      <w:proofErr w:type="gramEnd"/>
-      <w:r>
-        <w:t xml:space="preserve"> detect. To fix this, I need to track URL’s and not just actions. </w:t>
+      <w:r>
+        <w:t xml:space="preserve">cant detect. To fix this, I need to track URL’s and not just actions. </w:t>
       </w:r>
     </w:p>
     <w:p>
@@ -5830,15 +5563,7 @@
       </w:r>
       <w:proofErr w:type="spellEnd"/>
       <w:r>
-        <w:t xml:space="preserve"> </w:t>
-      </w:r>
-      <w:proofErr w:type="gramStart"/>
-      <w:r>
-        <w:t>need</w:t>
-      </w:r>
-      <w:proofErr w:type="gramEnd"/>
-      <w:r>
-        <w:t xml:space="preserve"> to make is the max steps limit. Since </w:t>
+        <w:t xml:space="preserve"> need to make is the max steps limit. Since </w:t>
       </w:r>
       <w:proofErr w:type="spellStart"/>
       <w:r>
@@ -5854,15 +5579,7 @@
       </w:r>
       <w:proofErr w:type="spellEnd"/>
       <w:r>
-        <w:t xml:space="preserve"> need to raise the steps limit to fit a 32k token cap so the probe measures the unconstrained cost and not the </w:t>
-      </w:r>
-      <w:proofErr w:type="gramStart"/>
-      <w:r>
-        <w:t>12 step</w:t>
-      </w:r>
-      <w:proofErr w:type="gramEnd"/>
-      <w:r>
-        <w:t xml:space="preserve"> cost. </w:t>
+        <w:t xml:space="preserve"> need to raise the steps limit to fit a 32k token cap so the probe measures the unconstrained cost and not the 12 step cost. </w:t>
       </w:r>
     </w:p>
     <w:p>
@@ -5925,23 +5642,7 @@
       </w:r>
       <w:proofErr w:type="spellEnd"/>
       <w:r>
-        <w:t xml:space="preserve"> need </w:t>
-      </w:r>
-      <w:proofErr w:type="gramStart"/>
-      <w:r>
-        <w:t>print</w:t>
-      </w:r>
-      <w:proofErr w:type="gramEnd"/>
-      <w:r>
-        <w:t xml:space="preserve"> the URL each step so I can see whether the history </w:t>
-      </w:r>
-      <w:proofErr w:type="gramStart"/>
-      <w:r>
-        <w:t>actually contains</w:t>
-      </w:r>
-      <w:proofErr w:type="gramEnd"/>
-      <w:r>
-        <w:t xml:space="preserve"> distinguishable URLs or whether magneto is returning the same URL with different bids </w:t>
+        <w:t xml:space="preserve"> need print the URL each step so I can see whether the history actually contains distinguishable URLs or whether magneto is returning the same URL with different bids </w:t>
       </w:r>
       <w:r>
         <w:t>(in this case, the model is seeing the repetition and ignoring it)</w:t>
@@ -6053,13 +5754,8 @@
       </w:r>
     </w:p>
     <w:p>
-      <w:proofErr w:type="gramStart"/>
-      <w:r>
-        <w:t>So</w:t>
-      </w:r>
-      <w:proofErr w:type="gramEnd"/>
-      <w:r>
-        <w:t xml:space="preserve"> I added the guard patch, however I receive a consistent error message</w:t>
+      <w:r>
+        <w:t>So I added the guard patch, however I receive a consistent error message</w:t>
       </w:r>
       <w:r>
         <w:t xml:space="preserve"> for task 574</w:t>
@@ -6124,15 +5820,7 @@
       </w:r>
       <w:proofErr w:type="spellEnd"/>
       <w:r>
-        <w:t xml:space="preserve"> is a string it </w:t>
-      </w:r>
-      <w:proofErr w:type="gramStart"/>
-      <w:r>
-        <w:t>can .split</w:t>
-      </w:r>
-      <w:proofErr w:type="gramEnd"/>
-      <w:r>
-        <w:t xml:space="preserve">(" |OR| "), but task 574's config supplies a </w:t>
+        <w:t xml:space="preserve"> is a string it can .split(" |OR| "), but task 574's config supplies a </w:t>
       </w:r>
       <w:proofErr w:type="spellStart"/>
       <w:r>
@@ -6192,13 +5880,8 @@
       </w:r>
       <w:proofErr w:type="spellEnd"/>
       <w:r>
-        <w:t xml:space="preserve"> as a string ("111 Magnolia Path"), and 0 of 480 tasks use a dict. Yet at runtime the evaluator received a dict. Those can't both be true of the same </w:t>
-      </w:r>
-      <w:proofErr w:type="gramStart"/>
-      <w:r>
-        <w:t>file</w:t>
-      </w:r>
-      <w:proofErr w:type="gramEnd"/>
+        <w:t xml:space="preserve"> as a string ("111 Magnolia Path"), and 0 of 480 tasks use a dict. Yet at runtime the evaluator received a dict. Those can't both be true of the same file</w:t>
+      </w:r>
       <w:r>
         <w:t xml:space="preserve"> </w:t>
       </w:r>
@@ -6215,27 +5898,11 @@
       </w:r>
       <w:proofErr w:type="spellStart"/>
       <w:r>
-        <w:t>smoke_</w:t>
-      </w:r>
-      <w:proofErr w:type="gramStart"/>
-      <w:r>
-        <w:t>a.load</w:t>
-      </w:r>
-      <w:proofErr w:type="gramEnd"/>
-      <w:r>
-        <w:t>_</w:t>
-      </w:r>
-      <w:proofErr w:type="gramStart"/>
-      <w:r>
-        <w:t>configs</w:t>
-      </w:r>
-      <w:proofErr w:type="spellEnd"/>
-      <w:r>
-        <w:t>(</w:t>
-      </w:r>
-      <w:proofErr w:type="gramEnd"/>
-      <w:r>
-        <w:t>) reads.</w:t>
+        <w:t>smoke_a.load_configs</w:t>
+      </w:r>
+      <w:proofErr w:type="spellEnd"/>
+      <w:r>
+        <w:t>() reads.</w:t>
       </w:r>
     </w:p>
     <w:p>
@@ -6394,12 +6061,10 @@
         <w:t xml:space="preserve"> evaluator function since I </w:t>
       </w:r>
       <w:proofErr w:type="spellStart"/>
-      <w:proofErr w:type="gramStart"/>
       <w:r>
         <w:t>wont</w:t>
       </w:r>
       <w:proofErr w:type="spellEnd"/>
-      <w:proofErr w:type="gramEnd"/>
       <w:r>
         <w:t xml:space="preserve"> be needing that anymore</w:t>
       </w:r>
@@ -6592,15 +6257,7 @@
     <w:p>
       <w:r>
         <w:lastRenderedPageBreak/>
-        <w:t xml:space="preserve">The evaluator fix worked, so note to self: document this in my reproducibility readme as a </w:t>
-      </w:r>
-      <w:proofErr w:type="gramStart"/>
-      <w:r>
-        <w:t>one line</w:t>
-      </w:r>
-      <w:proofErr w:type="gramEnd"/>
-      <w:r>
-        <w:t xml:space="preserve"> fix to a known upstream format mismatch. </w:t>
+        <w:t xml:space="preserve">The evaluator fix worked, so note to self: document this in my reproducibility readme as a one line fix to a known upstream format mismatch. </w:t>
       </w:r>
       <w:r>
         <w:t xml:space="preserve">There is no more </w:t>
@@ -6611,15 +6268,7 @@
       </w:r>
       <w:proofErr w:type="spellEnd"/>
       <w:r>
-        <w:t xml:space="preserve">, the episode ran to </w:t>
-      </w:r>
-      <w:proofErr w:type="gramStart"/>
-      <w:r>
-        <w:t>completion</w:t>
-      </w:r>
-      <w:proofErr w:type="gramEnd"/>
-      <w:r>
-        <w:t xml:space="preserve"> and my stall guard works correctly at step 6. </w:t>
+        <w:t xml:space="preserve">, the episode ran to completion and my stall guard works correctly at step 6. </w:t>
       </w:r>
       <w:r>
         <w:t xml:space="preserve">However, another error is introduced, where the agent receives “previous action timed out – it may have succeeded. Check the current page before retrying”. This means the click is failing </w:t>
@@ -6632,21 +6281,8 @@
       </w:r>
     </w:p>
     <w:p>
-      <w:proofErr w:type="gramStart"/>
-      <w:r>
-        <w:t>So</w:t>
-      </w:r>
-      <w:proofErr w:type="gramEnd"/>
-      <w:r>
-        <w:t xml:space="preserve"> I need to </w:t>
-      </w:r>
-      <w:proofErr w:type="gramStart"/>
-      <w:r>
-        <w:t>actually distinguish</w:t>
-      </w:r>
-      <w:proofErr w:type="gramEnd"/>
-      <w:r>
-        <w:t xml:space="preserve"> between same action and same URL again. </w:t>
+      <w:r>
+        <w:t xml:space="preserve">So I need to actually distinguish between same action and same URL again. </w:t>
       </w:r>
     </w:p>
     <w:p>
@@ -7309,15 +6945,7 @@
         </w:numPr>
       </w:pPr>
       <w:r>
-        <w:t xml:space="preserve">What does a task </w:t>
-      </w:r>
-      <w:proofErr w:type="gramStart"/>
-      <w:r>
-        <w:t>actually cost</w:t>
-      </w:r>
-      <w:proofErr w:type="gramEnd"/>
-      <w:r>
-        <w:t xml:space="preserve"> when budget isn’t the binding constraint</w:t>
+        <w:t>What does a task actually cost when budget isn’t the binding constraint</w:t>
       </w:r>
     </w:p>
     <w:p>
@@ -7350,13 +6978,8 @@
       </w:r>
     </w:p>
     <w:p>
-      <w:proofErr w:type="gramStart"/>
-      <w:r>
-        <w:t>Also</w:t>
-      </w:r>
-      <w:proofErr w:type="gramEnd"/>
-      <w:r>
-        <w:t xml:space="preserve"> I renamed “smoke_a.py” to just “strategy_a.py” since I initially wanted the code to just test a few sites but due to the incompatibility with </w:t>
+      <w:r>
+        <w:t xml:space="preserve">Also I renamed “smoke_a.py” to just “strategy_a.py” since I initially wanted the code to just test a few sites but due to the incompatibility with </w:t>
       </w:r>
       <w:proofErr w:type="spellStart"/>
       <w:r>
@@ -7464,15 +7087,7 @@
         <w:t xml:space="preserve"> be cloning the </w:t>
       </w:r>
       <w:r>
-        <w:t xml:space="preserve">project onto the instance so all I </w:t>
-      </w:r>
-      <w:proofErr w:type="gramStart"/>
-      <w:r>
-        <w:t>have to</w:t>
-      </w:r>
-      <w:proofErr w:type="gramEnd"/>
-      <w:r>
-        <w:t xml:space="preserve"> do is pull it once I push the changes locally. </w:t>
+        <w:t xml:space="preserve">project onto the instance so all I have to do is pull it once I push the changes locally. </w:t>
       </w:r>
     </w:p>
     <w:p>
@@ -7527,15 +7142,7 @@
       </w:r>
       <w:proofErr w:type="spellEnd"/>
       <w:r>
-        <w:t xml:space="preserve">. I also stored that token into a credential </w:t>
-      </w:r>
-      <w:proofErr w:type="gramStart"/>
-      <w:r>
-        <w:t>helper</w:t>
-      </w:r>
-      <w:proofErr w:type="gramEnd"/>
-      <w:r>
-        <w:t xml:space="preserve"> so I don’t have to do it </w:t>
+        <w:t xml:space="preserve">. I also stored that token into a credential helper so I don’t have to do it </w:t>
       </w:r>
       <w:proofErr w:type="spellStart"/>
       <w:r>
@@ -7545,13 +7152,8 @@
       <w:r>
         <w:t xml:space="preserve">. </w:t>
       </w:r>
-      <w:proofErr w:type="gramStart"/>
-      <w:r>
-        <w:t>Also</w:t>
-      </w:r>
-      <w:proofErr w:type="gramEnd"/>
-      <w:r>
-        <w:t xml:space="preserve"> </w:t>
+      <w:r>
+        <w:t xml:space="preserve">Also </w:t>
       </w:r>
       <w:proofErr w:type="spellStart"/>
       <w:r>
@@ -7743,12 +7345,10 @@
         <w:t xml:space="preserve">revised the action providing </w:t>
       </w:r>
       <w:proofErr w:type="spellStart"/>
-      <w:proofErr w:type="gramStart"/>
       <w:r>
         <w:t>a</w:t>
       </w:r>
       <w:proofErr w:type="spellEnd"/>
-      <w:proofErr w:type="gramEnd"/>
       <w:r>
         <w:t xml:space="preserve"> alternative action and the strategy would have </w:t>
       </w:r>
@@ -7864,15 +7464,7 @@
     </w:p>
     <w:p>
       <w:r>
-        <w:t xml:space="preserve">This is just an ordering bug, easy to fix since I pass the field “plan” to the </w:t>
-      </w:r>
-      <w:proofErr w:type="gramStart"/>
-      <w:r>
-        <w:t>record(</w:t>
-      </w:r>
-      <w:proofErr w:type="gramEnd"/>
-      <w:r>
-        <w:t xml:space="preserve">) </w:t>
+        <w:t xml:space="preserve">This is just an ordering bug, easy to fix since I pass the field “plan” to the record() </w:t>
       </w:r>
       <w:proofErr w:type="spellStart"/>
       <w:r>
@@ -7901,15 +7493,7 @@
       </w:r>
       <w:proofErr w:type="spellEnd"/>
       <w:r>
-        <w:t xml:space="preserve"> for the </w:t>
-      </w:r>
-      <w:proofErr w:type="gramStart"/>
-      <w:r>
-        <w:t>200 task</w:t>
-      </w:r>
-      <w:proofErr w:type="gramEnd"/>
-      <w:r>
-        <w:t xml:space="preserve"> collection script. Next thing is to </w:t>
+        <w:t xml:space="preserve"> for the 200 task collection script. Next thing is to </w:t>
       </w:r>
       <w:r>
         <w:t>create the annotation script</w:t>
@@ -7980,106 +7564,96 @@
       </w:r>
       <w:proofErr w:type="spellEnd"/>
       <w:r>
+        <w:t xml:space="preserve"> both of them </w:t>
+      </w:r>
+      <w:proofErr w:type="spellStart"/>
+      <w:r>
+        <w:t>incase</w:t>
+      </w:r>
+      <w:proofErr w:type="spellEnd"/>
+      <w:r>
+        <w:t xml:space="preserve"> I SSH out the instance (</w:t>
+      </w:r>
+      <w:proofErr w:type="spellStart"/>
+      <w:r>
+        <w:t>tmux</w:t>
+      </w:r>
+      <w:proofErr w:type="spellEnd"/>
+      <w:r>
+        <w:t xml:space="preserve"> allows the scripts to continue running in the instance</w:t>
+      </w:r>
+      <w:r>
+        <w:t xml:space="preserve"> without me being </w:t>
+      </w:r>
+      <w:proofErr w:type="spellStart"/>
+      <w:r>
+        <w:t>ssh’d</w:t>
+      </w:r>
+      <w:proofErr w:type="spellEnd"/>
+      <w:r>
+        <w:t xml:space="preserve"> in)</w:t>
+      </w:r>
+      <w:r>
+        <w:t xml:space="preserve">. </w:t>
+      </w:r>
+    </w:p>
+    <w:p>
+      <w:r>
+        <w:t xml:space="preserve">Before running the batch script, I noticed a bug </w:t>
+      </w:r>
+      <w:r>
+        <w:t>where “</w:t>
+      </w:r>
+      <w:proofErr w:type="spellStart"/>
+      <w:r>
+        <w:t>random.shuffle</w:t>
+      </w:r>
+      <w:proofErr w:type="spellEnd"/>
+      <w:r>
+        <w:t>(</w:t>
+      </w:r>
+      <w:proofErr w:type="spellStart"/>
+      <w:r>
+        <w:t>todo</w:t>
+      </w:r>
+      <w:proofErr w:type="spellEnd"/>
+      <w:r>
+        <w:t>)” would break the script if I were to resume the script if there was a crash.</w:t>
+      </w:r>
+      <w:r>
+        <w:t xml:space="preserve"> AND </w:t>
+      </w:r>
+      <w:proofErr w:type="spellStart"/>
+      <w:r>
+        <w:t>AND</w:t>
+      </w:r>
+      <w:proofErr w:type="spellEnd"/>
+      <w:r>
         <w:t xml:space="preserve"> </w:t>
       </w:r>
-      <w:proofErr w:type="gramStart"/>
-      <w:r>
-        <w:t>both of them</w:t>
-      </w:r>
-      <w:proofErr w:type="gramEnd"/>
+      <w:proofErr w:type="spellStart"/>
+      <w:r>
+        <w:t>AND</w:t>
+      </w:r>
+      <w:proofErr w:type="spellEnd"/>
+      <w:r>
+        <w:t xml:space="preserve"> if shuffled order </w:t>
+      </w:r>
+      <w:r>
+        <w:t xml:space="preserve">runs it at 8k first (fails, address unchanged) then 16k (succeeds, address updated), and </w:t>
+      </w:r>
+      <w:r>
+        <w:t>I</w:t>
+      </w:r>
+      <w:r>
+        <w:t xml:space="preserve"> resume mid-run, subsequent budgets for the same task see an already-updated site.</w:t>
+      </w:r>
       <w:r>
         <w:t xml:space="preserve"> </w:t>
       </w:r>
-      <w:proofErr w:type="spellStart"/>
-      <w:r>
-        <w:t>incase</w:t>
-      </w:r>
-      <w:proofErr w:type="spellEnd"/>
-      <w:r>
-        <w:t xml:space="preserve"> I SSH out the instance (</w:t>
-      </w:r>
-      <w:proofErr w:type="spellStart"/>
-      <w:r>
-        <w:t>tmux</w:t>
-      </w:r>
-      <w:proofErr w:type="spellEnd"/>
-      <w:r>
-        <w:t xml:space="preserve"> allows the scripts to continue running in the instance</w:t>
-      </w:r>
-      <w:r>
-        <w:t xml:space="preserve"> without me being </w:t>
-      </w:r>
-      <w:proofErr w:type="spellStart"/>
-      <w:r>
-        <w:t>ssh’d</w:t>
-      </w:r>
-      <w:proofErr w:type="spellEnd"/>
-      <w:r>
-        <w:t xml:space="preserve"> in)</w:t>
-      </w:r>
-      <w:r>
-        <w:t xml:space="preserve">. </w:t>
-      </w:r>
-    </w:p>
-    <w:p>
-      <w:r>
-        <w:t xml:space="preserve">Before running the batch script, I noticed a bug </w:t>
-      </w:r>
-      <w:r>
-        <w:t>where “</w:t>
-      </w:r>
-      <w:proofErr w:type="spellStart"/>
-      <w:proofErr w:type="gramStart"/>
-      <w:r>
-        <w:t>random.shuffle</w:t>
-      </w:r>
-      <w:proofErr w:type="spellEnd"/>
-      <w:proofErr w:type="gramEnd"/>
-      <w:r>
-        <w:t>(</w:t>
-      </w:r>
-      <w:proofErr w:type="spellStart"/>
-      <w:r>
-        <w:t>todo</w:t>
-      </w:r>
-      <w:proofErr w:type="spellEnd"/>
-      <w:r>
-        <w:t>)” would break the script if I were to resume the script if there was a crash.</w:t>
-      </w:r>
-      <w:r>
-        <w:t xml:space="preserve"> AND </w:t>
-      </w:r>
-      <w:proofErr w:type="spellStart"/>
-      <w:r>
-        <w:t>AND</w:t>
-      </w:r>
-      <w:proofErr w:type="spellEnd"/>
       <w:r>
         <w:t xml:space="preserve"> </w:t>
       </w:r>
-      <w:proofErr w:type="spellStart"/>
-      <w:r>
-        <w:t>AND</w:t>
-      </w:r>
-      <w:proofErr w:type="spellEnd"/>
-      <w:r>
-        <w:t xml:space="preserve"> if shuffled order </w:t>
-      </w:r>
-      <w:r>
-        <w:t xml:space="preserve">runs it at 8k first (fails, address unchanged) then 16k (succeeds, address updated), and </w:t>
-      </w:r>
-      <w:r>
-        <w:t>I</w:t>
-      </w:r>
-      <w:r>
-        <w:t xml:space="preserve"> resume mid-run, subsequent budgets for the same task see an already-updated site.</w:t>
-      </w:r>
-      <w:r>
-        <w:t xml:space="preserve"> </w:t>
-      </w:r>
-      <w:r>
-        <w:t xml:space="preserve"> </w:t>
-      </w:r>
       <w:r>
         <w:t xml:space="preserve">Ill change it by grouping the site and task ID, shuffle </w:t>
       </w:r>
@@ -8089,15 +7663,7 @@
       </w:r>
       <w:proofErr w:type="spellEnd"/>
       <w:r>
-        <w:t xml:space="preserve"> within each group and then shuffle the group order. </w:t>
-      </w:r>
-      <w:proofErr w:type="gramStart"/>
-      <w:r>
-        <w:t>So</w:t>
-      </w:r>
-      <w:proofErr w:type="gramEnd"/>
-      <w:r>
-        <w:t xml:space="preserve"> this will keep a tasks budget </w:t>
+        <w:t xml:space="preserve"> within each group and then shuffle the group order. So this will keep a tasks budget </w:t>
       </w:r>
       <w:r>
         <w:t>conditions adjacent while still spreading order effects.</w:t>
@@ -8175,13 +7741,8 @@
         <w:t>(_</w:t>
       </w:r>
       <w:proofErr w:type="spellStart"/>
-      <w:proofErr w:type="gramStart"/>
-      <w:r>
-        <w:t>ou.generate</w:t>
-      </w:r>
-      <w:proofErr w:type="gramEnd"/>
-      <w:r>
-        <w:t>_from_openai_chat_completion</w:t>
+      <w:r>
+        <w:t>ou.generate_from_openai_chat_completion</w:t>
       </w:r>
       <w:proofErr w:type="spellEnd"/>
       <w:r>
@@ -8200,13 +7761,8 @@
         <w:t xml:space="preserve">from </w:t>
       </w:r>
       <w:proofErr w:type="spellStart"/>
-      <w:proofErr w:type="gramStart"/>
-      <w:r>
-        <w:t>llms.providers</w:t>
-      </w:r>
-      <w:proofErr w:type="gramEnd"/>
-      <w:r>
-        <w:t>.openai_utils</w:t>
+      <w:r>
+        <w:t>llms.providers.openai_utils</w:t>
       </w:r>
       <w:proofErr w:type="spellEnd"/>
       <w:r>
@@ -8221,15 +7777,7 @@
         <w:t xml:space="preserve">”. Which means my current patch </w:t>
       </w:r>
       <w:r>
-        <w:t xml:space="preserve">doesn’t </w:t>
-      </w:r>
-      <w:proofErr w:type="gramStart"/>
-      <w:r>
-        <w:t>actually touch</w:t>
-      </w:r>
-      <w:proofErr w:type="gramEnd"/>
-      <w:r>
-        <w:t xml:space="preserve"> that one. Pretty simple fix, </w:t>
+        <w:t xml:space="preserve">doesn’t actually touch that one. Pretty simple fix, </w:t>
       </w:r>
       <w:proofErr w:type="spellStart"/>
       <w:r>
@@ -8576,14 +8124,9 @@
       </w:r>
       <w:proofErr w:type="spellStart"/>
       <w:r>
-        <w:t>strategy_</w:t>
-      </w:r>
-      <w:proofErr w:type="gramStart"/>
-      <w:r>
-        <w:t>a.jsonl</w:t>
-      </w:r>
-      <w:proofErr w:type="spellEnd"/>
-      <w:proofErr w:type="gramEnd"/>
+        <w:t>strategy_a.jsonl</w:t>
+      </w:r>
+      <w:proofErr w:type="spellEnd"/>
       <w:r>
         <w:t>, of which 999 are valid episodes and 6 are error records requiring re-collection. The 201-task subset (67 per site, seed 42) was run across all five budget levels (2k/4k/8k/16k/32k),</w:t>
       </w:r>
@@ -9243,15 +8786,7 @@
         </w:drawing>
       </w:r>
       <w:r>
-        <w:t xml:space="preserve">These termination reasons </w:t>
-      </w:r>
-      <w:proofErr w:type="gramStart"/>
-      <w:r>
-        <w:t>take into account</w:t>
-      </w:r>
-      <w:proofErr w:type="gramEnd"/>
-      <w:r>
-        <w:t xml:space="preserve"> every failure in each budget for each task. For example, if 3 budgets</w:t>
+        <w:t>These termination reasons take into account every failure in each budget for each task. For example, if 3 budgets</w:t>
       </w:r>
       <w:r>
         <w:t xml:space="preserve"> (2k, 4k, 8k)</w:t>
@@ -9660,15 +9195,7 @@
       </w:r>
       <w:proofErr w:type="spellEnd"/>
       <w:r>
-        <w:t xml:space="preserve">) account for 66% of all episode endings. This confirms the budget is the binding constraint in </w:t>
-      </w:r>
-      <w:proofErr w:type="gramStart"/>
-      <w:r>
-        <w:t>the majority of</w:t>
-      </w:r>
-      <w:proofErr w:type="gramEnd"/>
-      <w:r>
-        <w:t xml:space="preserve"> episodes, which is the prerequisite for this study to be measuring budget effects rather than agent incompetence.</w:t>
+        <w:t>) account for 66% of all episode endings. This confirms the budget is the binding constraint in the majority of episodes, which is the prerequisite for this study to be measuring budget effects rather than agent incompetence.</w:t>
       </w:r>
     </w:p>
     <w:p>
@@ -10461,12 +9988,10 @@
         <w:t xml:space="preserve">, and </w:t>
       </w:r>
       <w:proofErr w:type="spellStart"/>
-      <w:proofErr w:type="gramStart"/>
       <w:r>
         <w:t>its</w:t>
       </w:r>
       <w:proofErr w:type="spellEnd"/>
-      <w:proofErr w:type="gramEnd"/>
       <w:r>
         <w:t xml:space="preserve"> obvious why…</w:t>
       </w:r>
@@ -10541,15 +10066,7 @@
         </w:drawing>
       </w:r>
       <w:r>
-        <w:t xml:space="preserve">This means I need to add another budget (64k), </w:t>
-      </w:r>
-      <w:proofErr w:type="gramStart"/>
-      <w:r>
-        <w:t>however</w:t>
-      </w:r>
-      <w:proofErr w:type="gramEnd"/>
-      <w:r>
-        <w:t xml:space="preserve"> to keep the tests consistent between A &amp; B, </w:t>
+        <w:t xml:space="preserve">This means I need to add another budget (64k), however to keep the tests consistent between A &amp; B, </w:t>
       </w:r>
       <w:proofErr w:type="spellStart"/>
       <w:r>
@@ -10610,15 +10127,7 @@
     </w:p>
     <w:p>
       <w:r>
-        <w:t xml:space="preserve">Furthermore, after examining how many times the critic is </w:t>
-      </w:r>
-      <w:proofErr w:type="gramStart"/>
-      <w:r>
-        <w:t>actually called</w:t>
-      </w:r>
-      <w:proofErr w:type="gramEnd"/>
-      <w:r>
-        <w:t xml:space="preserve"> its:</w:t>
+        <w:t>Furthermore, after examining how many times the critic is actually called its:</w:t>
       </w:r>
     </w:p>
     <w:tbl>
@@ -10776,15 +10285,7 @@
       </w:r>
       <w:proofErr w:type="spellEnd"/>
       <w:r>
-        <w:t xml:space="preserve"> and the proposed action is. </w:t>
-      </w:r>
-      <w:proofErr w:type="gramStart"/>
-      <w:r>
-        <w:t>So</w:t>
-      </w:r>
-      <w:proofErr w:type="gramEnd"/>
-      <w:r>
-        <w:t xml:space="preserve"> for example, since </w:t>
+        <w:t xml:space="preserve"> and the proposed action is. So for example, since </w:t>
       </w:r>
       <w:proofErr w:type="spellStart"/>
       <w:r>
@@ -10818,14 +10319,9 @@
       </w:r>
     </w:p>
     <w:p>
-      <w:proofErr w:type="gramStart"/>
       <w:r>
         <w:lastRenderedPageBreak/>
-        <w:t>So</w:t>
-      </w:r>
-      <w:proofErr w:type="gramEnd"/>
-      <w:r>
-        <w:t xml:space="preserve"> since strategy </w:t>
+        <w:t xml:space="preserve">So since strategy </w:t>
       </w:r>
       <w:r>
         <w:t>B</w:t>
@@ -10847,15 +10343,7 @@
       </w:r>
       <w:proofErr w:type="spellEnd"/>
       <w:r>
-        <w:t xml:space="preserve"> </w:t>
-      </w:r>
-      <w:proofErr w:type="gramStart"/>
-      <w:r>
-        <w:t>have to</w:t>
-      </w:r>
-      <w:proofErr w:type="gramEnd"/>
-      <w:r>
-        <w:t xml:space="preserve"> do this for strategy A as well. </w:t>
+        <w:t xml:space="preserve"> have to do this for strategy A as well. </w:t>
       </w:r>
       <w:r>
         <w:t xml:space="preserve">All I have to do is add it to the “BUDGETS” variable in “wa_env.py”. </w:t>
@@ -11207,15 +10695,7 @@
         <w:t xml:space="preserve"> Ive noticed that </w:t>
       </w:r>
       <w:r>
-        <w:t xml:space="preserve">task 460 compounds a 15% reduction even though the task was to reduce it once. </w:t>
-      </w:r>
-      <w:proofErr w:type="gramStart"/>
-      <w:r>
-        <w:t>So</w:t>
-      </w:r>
-      <w:proofErr w:type="gramEnd"/>
-      <w:r>
-        <w:t xml:space="preserve"> this needs to be identified in strategy B if it can be</w:t>
+        <w:t>task 460 compounds a 15% reduction even though the task was to reduce it once. So this needs to be identified in strategy B if it can be</w:t>
       </w:r>
       <w:r>
         <w:t xml:space="preserve"> without any hallucination</w:t>
@@ -11262,15 +10742,7 @@
       </w:r>
       <w:r>
         <w:lastRenderedPageBreak/>
-        <w:t xml:space="preserve">information retrieval, bulk action, delete, modify value, navigation, create or purchase tasks (or other if they do not fit in those </w:t>
-      </w:r>
-      <w:proofErr w:type="gramStart"/>
-      <w:r>
-        <w:t>sub categories</w:t>
-      </w:r>
-      <w:proofErr w:type="gramEnd"/>
-      <w:r>
-        <w:t>)</w:t>
+        <w:t>information retrieval, bulk action, delete, modify value, navigation, create or purchase tasks (or other if they do not fit in those sub categories)</w:t>
       </w:r>
       <w:r>
         <w:t>.</w:t>
@@ -11787,15 +11259,7 @@
           </w:tcPr>
           <w:p>
             <w:r>
-              <w:t xml:space="preserve">Navigation only </w:t>
-            </w:r>
-            <w:proofErr w:type="gramStart"/>
-            <w:r>
-              <w:t>stop</w:t>
-            </w:r>
-            <w:proofErr w:type="gramEnd"/>
-            <w:r>
-              <w:t xml:space="preserve"> rules</w:t>
+              <w:t>Navigation only stop rules</w:t>
             </w:r>
           </w:p>
         </w:tc>
@@ -12168,15 +11632,7 @@
           <w:p>
             <w:r>
               <w:lastRenderedPageBreak/>
-              <w:t xml:space="preserve">Multi-line text in single </w:t>
-            </w:r>
-            <w:proofErr w:type="gramStart"/>
-            <w:r>
-              <w:t>fill(</w:t>
-            </w:r>
-            <w:proofErr w:type="gramEnd"/>
-            <w:r>
-              <w:t>)</w:t>
+              <w:t>Multi-line text in single fill()</w:t>
             </w:r>
           </w:p>
         </w:tc>
@@ -12341,13 +11797,8 @@
           </w:tcPr>
           <w:p>
             <w:r>
-              <w:t xml:space="preserve">Required field check before </w:t>
-            </w:r>
-            <w:proofErr w:type="gramStart"/>
-            <w:r>
-              <w:t>submit</w:t>
-            </w:r>
-            <w:proofErr w:type="gramEnd"/>
+              <w:t>Required field check before submit</w:t>
+            </w:r>
           </w:p>
         </w:tc>
         <w:tc>
@@ -12390,15 +11841,7 @@
         <w:t>Oh and 1 more thing is splitting the training data for strategy C into categories</w:t>
       </w:r>
       <w:r>
-        <w:t xml:space="preserve"> to avoid contamination (i.e. if a task is modifying, creating, </w:t>
-      </w:r>
-      <w:proofErr w:type="gramStart"/>
-      <w:r>
-        <w:t>etc..</w:t>
-      </w:r>
-      <w:proofErr w:type="gramEnd"/>
-      <w:r>
-        <w:t xml:space="preserve"> and is completed by a budget, the other budgets may be seen as “successful” but that’s because it was already completed by the other budget)</w:t>
+        <w:t xml:space="preserve"> to avoid contamination (i.e. if a task is modifying, creating, etc.. and is completed by a budget, the other budgets may be seen as “successful” but that’s because it was already completed by the other budget)</w:t>
       </w:r>
       <w:r>
         <w:t>:</w:t>
@@ -12669,15 +12112,7 @@
       </w:r>
       <w:proofErr w:type="spellEnd"/>
       <w:r>
-        <w:t xml:space="preserve">('id') instead of </w:t>
-      </w:r>
-      <w:proofErr w:type="gramStart"/>
-      <w:r>
-        <w:t>press(</w:t>
-      </w:r>
-      <w:proofErr w:type="gramEnd"/>
-      <w:r>
-        <w:t>'id', 'Enter'), navigate('</w:t>
+        <w:t>('id') instead of press('id', 'Enter'), navigate('</w:t>
       </w:r>
       <w:proofErr w:type="spellStart"/>
       <w:r>
@@ -12709,15 +12144,7 @@
       </w:r>
       <w:proofErr w:type="spellEnd"/>
       <w:r>
-        <w:t xml:space="preserve">('id') instead of </w:t>
-      </w:r>
-      <w:proofErr w:type="gramStart"/>
-      <w:r>
-        <w:t>scroll(</w:t>
-      </w:r>
-      <w:proofErr w:type="gramEnd"/>
-      <w:r>
-        <w:t>0, 400). The model drew these from its training data rather than from the action vocabulary provided in the prompt.</w:t>
+        <w:t>('id') instead of scroll(0, 400). The model drew these from its training data rather than from the action vocabulary provided in the prompt.</w:t>
       </w:r>
     </w:p>
     <w:p>
@@ -12761,15 +12188,7 @@
       </w:r>
       <w:proofErr w:type="spellEnd"/>
       <w:r>
-        <w:t xml:space="preserve"> there is </w:t>
-      </w:r>
-      <w:proofErr w:type="gramStart"/>
-      <w:r>
-        <w:t>an</w:t>
-      </w:r>
-      <w:proofErr w:type="gramEnd"/>
-      <w:r>
-        <w:t xml:space="preserve"> hallucinated action, so C has a direct signal that something went wrong without needing to parse the action syntax itself. (</w:t>
+        <w:t xml:space="preserve"> there is an hallucinated action, so C has a direct signal that something went wrong without needing to parse the action syntax itself. (</w:t>
       </w:r>
       <w:proofErr w:type="spellStart"/>
       <w:r>
@@ -13171,29 +12590,13 @@
       </w:r>
       <w:r>
         <w:lastRenderedPageBreak/>
-        <w:t xml:space="preserve">(all 3 agents have this). However, since they are inside double curly brackets, none of the agents can </w:t>
-      </w:r>
-      <w:proofErr w:type="gramStart"/>
-      <w:r>
-        <w:t>actually see</w:t>
-      </w:r>
-      <w:proofErr w:type="gramEnd"/>
-      <w:r>
-        <w:t xml:space="preserve"> </w:t>
+        <w:t xml:space="preserve">(all 3 agents have this). However, since they are inside double curly brackets, none of the agents can actually see </w:t>
       </w:r>
       <w:r>
         <w:t xml:space="preserve">the possible actions… So basically, 40+ hours of wasted time and 3 agents </w:t>
       </w:r>
       <w:r>
-        <w:t xml:space="preserve">hallucinating actions (critic is also approving them). </w:t>
-      </w:r>
-      <w:proofErr w:type="gramStart"/>
-      <w:r>
-        <w:t>BUT,</w:t>
-      </w:r>
-      <w:proofErr w:type="gramEnd"/>
-      <w:r>
-        <w:t xml:space="preserve"> this is fine since </w:t>
+        <w:t xml:space="preserve">hallucinating actions (critic is also approving them). BUT, this is fine since </w:t>
       </w:r>
       <w:r>
         <w:t xml:space="preserve">I wanted to compare the results between old vs new instructions for strategy B, so this is a great opportunity to improve the instructions (i.e. repetitive </w:t>
@@ -13205,7 +12608,79 @@
         <w:t>.</w:t>
       </w:r>
     </w:p>
-    <w:p/>
+    <w:p>
+      <w:r>
+        <w:t xml:space="preserve">For the new v3 instructions for strategy B, I fixed the action vocab mistake but also </w:t>
+      </w:r>
+      <w:proofErr w:type="spellStart"/>
+      <w:r>
+        <w:t>ive</w:t>
+      </w:r>
+      <w:proofErr w:type="spellEnd"/>
+      <w:r>
+        <w:t xml:space="preserve"> tried to shorten the instructions as much as I can without losing too much context of “what to do in this situation”. </w:t>
+      </w:r>
+      <w:r>
+        <w:t xml:space="preserve">I’ve also removed repeated instructions and removed a few examples (so instead of 5 examples, </w:t>
+      </w:r>
+      <w:proofErr w:type="spellStart"/>
+      <w:r>
+        <w:t>ill</w:t>
+      </w:r>
+      <w:proofErr w:type="spellEnd"/>
+      <w:r>
+        <w:t xml:space="preserve"> have 2)</w:t>
+      </w:r>
+      <w:r>
+        <w:t>.</w:t>
+      </w:r>
+    </w:p>
+    <w:p>
+      <w:r>
+        <w:t>IMPORTANT NOTE: I also changed the way tokens are calculated to conclude a final state of either “</w:t>
+      </w:r>
+      <w:proofErr w:type="spellStart"/>
+      <w:r>
+        <w:t>budget_would_exceed</w:t>
+      </w:r>
+      <w:proofErr w:type="spellEnd"/>
+      <w:r>
+        <w:t>” or “</w:t>
+      </w:r>
+      <w:proofErr w:type="spellStart"/>
+      <w:r>
+        <w:t>budget_exhausted_mid_step</w:t>
+      </w:r>
+      <w:proofErr w:type="spellEnd"/>
+      <w:r>
+        <w:t xml:space="preserve">”. When both v1 and v2 of strategy B were run they </w:t>
+      </w:r>
+      <w:r>
+        <w:t>went off “</w:t>
+      </w:r>
+      <w:proofErr w:type="spellStart"/>
+      <w:r>
+        <w:t>est_step</w:t>
+      </w:r>
+      <w:proofErr w:type="spellEnd"/>
+      <w:r>
+        <w:t xml:space="preserve"> = (</w:t>
+      </w:r>
+      <w:proofErr w:type="spellStart"/>
+      <w:r>
+        <w:t>len</w:t>
+      </w:r>
+      <w:proofErr w:type="spellEnd"/>
+      <w:r>
+        <w:t>(base) // 4) * 3 + 1500</w:t>
+      </w:r>
+      <w:r>
+        <w:t>”</w:t>
+      </w:r>
+      <w:r>
+        <w:t xml:space="preserve">. But now </w:t>
+      </w:r>
+    </w:p>
     <w:sectPr>
       <w:pgSz w:w="11906" w:h="16838"/>
       <w:pgMar w:top="1440" w:right="1440" w:bottom="1440" w:left="1440" w:header="708" w:footer="708" w:gutter="0"/>
@@ -14448,7 +13923,6 @@
   <w:style w:type="character" w:default="1" w:styleId="DefaultParagraphFont">
     <w:name w:val="Default Paragraph Font"/>
     <w:uiPriority w:val="1"/>
-    <w:semiHidden/>
     <w:unhideWhenUsed/>
   </w:style>
   <w:style w:type="table" w:default="1" w:styleId="TableNormal">

--- a/docs/Additional Material/Journal.docx
+++ b/docs/Additional Material/Journal.docx
@@ -1243,11 +1243,19 @@
       </w:r>
       <w:proofErr w:type="spellStart"/>
       <w:r>
-        <w:t>load_dotenv</w:t>
-      </w:r>
-      <w:proofErr w:type="spellEnd"/>
-      <w:r>
-        <w:t xml:space="preserve">() and remaps my project's WA_* variable names onto the bare names </w:t>
+        <w:t>load_</w:t>
+      </w:r>
+      <w:proofErr w:type="gramStart"/>
+      <w:r>
+        <w:t>dotenv</w:t>
+      </w:r>
+      <w:proofErr w:type="spellEnd"/>
+      <w:r>
+        <w:t>(</w:t>
+      </w:r>
+      <w:proofErr w:type="gramEnd"/>
+      <w:r>
+        <w:t xml:space="preserve">) and remaps my project's WA_* variable names onto the bare names </w:t>
       </w:r>
       <w:proofErr w:type="spellStart"/>
       <w:r>
@@ -1258,10 +1266,12 @@
         <w:t xml:space="preserve"> expects (SHOPPING, SHOPPING_ADMIN, REDDIT, etc.) before importing </w:t>
       </w:r>
       <w:proofErr w:type="spellStart"/>
+      <w:proofErr w:type="gramStart"/>
       <w:r>
         <w:t>browsergym.webarena</w:t>
       </w:r>
       <w:proofErr w:type="spellEnd"/>
+      <w:proofErr w:type="gramEnd"/>
       <w:r>
         <w:t>. Ordering matters here: importing first would leave the environment unconfigured. Sites I am not using are given placeholder URLs so that registration succeeds without those services running.</w:t>
       </w:r>
@@ -1368,11 +1378,19 @@
       </w:r>
       <w:proofErr w:type="spellStart"/>
       <w:r>
-        <w:t>send_msg_to_user</w:t>
-      </w:r>
-      <w:proofErr w:type="spellEnd"/>
-      <w:r>
-        <w:t>() has been called with the answer.</w:t>
+        <w:t>send_msg_to_</w:t>
+      </w:r>
+      <w:proofErr w:type="gramStart"/>
+      <w:r>
+        <w:t>user</w:t>
+      </w:r>
+      <w:proofErr w:type="spellEnd"/>
+      <w:r>
+        <w:t>(</w:t>
+      </w:r>
+      <w:proofErr w:type="gramEnd"/>
+      <w:r>
+        <w:t>) has been called with the answer.</w:t>
       </w:r>
     </w:p>
     <w:p>
@@ -1413,10 +1431,12 @@
         <w:t xml:space="preserve"> environment via </w:t>
       </w:r>
       <w:proofErr w:type="spellStart"/>
+      <w:proofErr w:type="gramStart"/>
       <w:r>
         <w:t>gym.make</w:t>
       </w:r>
       <w:proofErr w:type="spellEnd"/>
+      <w:proofErr w:type="gramEnd"/>
       <w:r>
         <w:t>() and then iterates:</w:t>
       </w:r>
@@ -1434,11 +1454,19 @@
       </w:r>
       <w:proofErr w:type="spellStart"/>
       <w:r>
-        <w:t>flatten_axtree_to_str</w:t>
-      </w:r>
-      <w:proofErr w:type="spellEnd"/>
-      <w:r>
-        <w:t>() and combined with the task goal, the current URL, and any error returned by the previous action.</w:t>
+        <w:t>flatten_axtree_to_</w:t>
+      </w:r>
+      <w:proofErr w:type="gramStart"/>
+      <w:r>
+        <w:t>str</w:t>
+      </w:r>
+      <w:proofErr w:type="spellEnd"/>
+      <w:r>
+        <w:t>(</w:t>
+      </w:r>
+      <w:proofErr w:type="gramEnd"/>
+      <w:r>
+        <w:t>) and combined with the task goal, the current URL, and any error returned by the previous action.</w:t>
       </w:r>
     </w:p>
     <w:p>
@@ -1465,10 +1493,12 @@
         <w:t xml:space="preserve">Token usage is read from </w:t>
       </w:r>
       <w:proofErr w:type="spellStart"/>
+      <w:proofErr w:type="gramStart"/>
       <w:r>
         <w:t>result.usage</w:t>
       </w:r>
       <w:proofErr w:type="spellEnd"/>
+      <w:proofErr w:type="gramEnd"/>
       <w:r>
         <w:t xml:space="preserve">() and accumulated. Because </w:t>
       </w:r>
@@ -1493,10 +1523,12 @@
         <w:t xml:space="preserve">The action is executed with </w:t>
       </w:r>
       <w:proofErr w:type="spellStart"/>
+      <w:proofErr w:type="gramStart"/>
       <w:r>
         <w:t>env.step</w:t>
       </w:r>
       <w:proofErr w:type="spellEnd"/>
+      <w:proofErr w:type="gramEnd"/>
       <w:r>
         <w:t xml:space="preserve">(), which returns the next observation and the reward computed by </w:t>
       </w:r>
@@ -1519,7 +1551,15 @@
         <w:t xml:space="preserve">For the output, each </w:t>
       </w:r>
       <w:r>
-        <w:t>step prints the agent's reasoning, its chosen action, the tokens consumed, and whether the action was accepted or produced an error. Each episode reports success, termination reason, step count, input/output/total tokens, and wall-clock duration. A summary table is printed across all three sites and the full per-step log is written to JSON. Episode failures are caught individually so that a problem on one site does not abort the remaining runs.</w:t>
+        <w:t xml:space="preserve">step prints the agent's reasoning, its chosen action, the tokens consumed, and whether the action was accepted or produced an error. Each episode reports success, termination reason, step count, input/output/total tokens, and wall-clock duration. A summary table is printed across all three </w:t>
+      </w:r>
+      <w:proofErr w:type="gramStart"/>
+      <w:r>
+        <w:t>sites</w:t>
+      </w:r>
+      <w:proofErr w:type="gramEnd"/>
+      <w:r>
+        <w:t xml:space="preserve"> and the full per-step log is written to JSON. Episode failures are caught individually so that a problem on one site does not abort the remaining runs.</w:t>
       </w:r>
     </w:p>
     <w:p>
@@ -1532,7 +1572,15 @@
         <w:t xml:space="preserve">I also note a measurement consideration for GPT-5 Mini specifically: it is a reasoning model, and its hidden reasoning tokens are billed as output tokens. This is correct for budget accounting </w:t>
       </w:r>
       <w:r>
-        <w:t xml:space="preserve">as those tokens are a real cost </w:t>
+        <w:t xml:space="preserve">as those tokens are a real </w:t>
+      </w:r>
+      <w:proofErr w:type="gramStart"/>
+      <w:r>
+        <w:t>cost</w:t>
+      </w:r>
+      <w:proofErr w:type="gramEnd"/>
+      <w:r>
+        <w:t xml:space="preserve"> </w:t>
       </w:r>
       <w:r>
         <w:t xml:space="preserve">but it means </w:t>
@@ -1790,7 +1838,15 @@
           </w:tcPr>
           <w:p>
             <w:r>
-              <w:t>0 – cant complete 1 step</w:t>
+              <w:t xml:space="preserve">0 – </w:t>
+            </w:r>
+            <w:proofErr w:type="gramStart"/>
+            <w:r>
+              <w:t>cant</w:t>
+            </w:r>
+            <w:proofErr w:type="gramEnd"/>
+            <w:r>
+              <w:t xml:space="preserve"> complete 1 step</w:t>
             </w:r>
           </w:p>
         </w:tc>
@@ -1885,7 +1941,15 @@
         <w:t xml:space="preserve"> which should remove the 500ms timeouts</w:t>
       </w:r>
       <w:r>
-        <w:t xml:space="preserve"> and should progress through the task and give a true read on how many steps this task actually needs. </w:t>
+        <w:t xml:space="preserve"> and should progress through the task and give a true read on how many steps this task </w:t>
+      </w:r>
+      <w:proofErr w:type="gramStart"/>
+      <w:r>
+        <w:t>actually needs</w:t>
+      </w:r>
+      <w:proofErr w:type="gramEnd"/>
+      <w:r>
+        <w:t xml:space="preserve">. </w:t>
       </w:r>
       <w:r>
         <w:t xml:space="preserve">Tokens per step may even drop. </w:t>
@@ -1992,8 +2056,13 @@
       </w:r>
     </w:p>
     <w:p>
-      <w:r>
-        <w:t xml:space="preserve">So I had to install all the libraries </w:t>
+      <w:proofErr w:type="gramStart"/>
+      <w:r>
+        <w:t>So</w:t>
+      </w:r>
+      <w:proofErr w:type="gramEnd"/>
+      <w:r>
+        <w:t xml:space="preserve"> I had to install all the libraries </w:t>
       </w:r>
       <w:proofErr w:type="spellStart"/>
       <w:r>
@@ -2180,7 +2249,15 @@
       </w:r>
       <w:proofErr w:type="spellEnd"/>
       <w:r>
-        <w:t xml:space="preserve"> repository including its top level modules.</w:t>
+        <w:t xml:space="preserve"> repository including its </w:t>
+      </w:r>
+      <w:proofErr w:type="gramStart"/>
+      <w:r>
+        <w:t>top level</w:t>
+      </w:r>
+      <w:proofErr w:type="gramEnd"/>
+      <w:r>
+        <w:t xml:space="preserve"> modules.</w:t>
       </w:r>
     </w:p>
     <w:p/>
@@ -2306,7 +2383,15 @@
         <w:t xml:space="preserve"> directly into the code</w:t>
       </w:r>
       <w:r>
-        <w:t xml:space="preserve">, the results looks better. </w:t>
+        <w:t xml:space="preserve">, the results </w:t>
+      </w:r>
+      <w:proofErr w:type="gramStart"/>
+      <w:r>
+        <w:t>looks</w:t>
+      </w:r>
+      <w:proofErr w:type="gramEnd"/>
+      <w:r>
+        <w:t xml:space="preserve"> better. </w:t>
       </w:r>
       <w:r>
         <w:t>However, the issue with the budget ladder is consistent</w:t>
@@ -2545,7 +2630,15 @@
     </w:p>
     <w:p>
       <w:r>
-        <w:t>2 things needs to change now:</w:t>
+        <w:t xml:space="preserve">2 things </w:t>
+      </w:r>
+      <w:proofErr w:type="gramStart"/>
+      <w:r>
+        <w:t>needs</w:t>
+      </w:r>
+      <w:proofErr w:type="gramEnd"/>
+      <w:r>
+        <w:t xml:space="preserve"> to change now:</w:t>
       </w:r>
     </w:p>
     <w:p>
@@ -2559,8 +2652,13 @@
       <w:r>
         <w:t xml:space="preserve">Cut cost per step by pinning the reasoning effort to low as the output is between 429-1198/step and reasoning tokens take a big chunk of that. </w:t>
       </w:r>
-      <w:r>
-        <w:t xml:space="preserve">Also I need to trim the </w:t>
+      <w:proofErr w:type="gramStart"/>
+      <w:r>
+        <w:t>Also</w:t>
+      </w:r>
+      <w:proofErr w:type="gramEnd"/>
+      <w:r>
+        <w:t xml:space="preserve"> I need to trim the </w:t>
       </w:r>
       <w:proofErr w:type="spellStart"/>
       <w:r>
@@ -2571,7 +2669,15 @@
         <w:t xml:space="preserve">, as this also has filtering options by dropping non-interactive elements (this can cut input tokens substantially). </w:t>
       </w:r>
       <w:r>
-        <w:t xml:space="preserve">If I get 2,000/step then a 16k budget gives me 8 steps which is more realistic. </w:t>
+        <w:t>If I get 2,000/</w:t>
+      </w:r>
+      <w:proofErr w:type="gramStart"/>
+      <w:r>
+        <w:t>step</w:t>
+      </w:r>
+      <w:proofErr w:type="gramEnd"/>
+      <w:r>
+        <w:t xml:space="preserve"> then a 16k budget gives me 8 steps which is more realistic. </w:t>
       </w:r>
     </w:p>
     <w:p>
@@ -2595,7 +2701,15 @@
         <w:t xml:space="preserve">The reasoning pin worked, output tokens fell 47% (from 2,887 to 1,539) with reasoning tokens now visible at 64-448/step. However, step 4 </w:t>
       </w:r>
       <w:r>
-        <w:t xml:space="preserve">shows that input tokens is 97% of my cost. </w:t>
+        <w:t xml:space="preserve">shows that input tokens </w:t>
+      </w:r>
+      <w:proofErr w:type="gramStart"/>
+      <w:r>
+        <w:t>is</w:t>
+      </w:r>
+      <w:proofErr w:type="gramEnd"/>
+      <w:r>
+        <w:t xml:space="preserve"> 97% of my cost. </w:t>
       </w:r>
     </w:p>
     <w:p>
@@ -2818,7 +2932,15 @@
     </w:p>
     <w:p>
       <w:r>
-        <w:t xml:space="preserve">To fix this, I need to estimate the calls input cost BEFORE paying for it. So an episode must NEVER exceed its stated budget. </w:t>
+        <w:t xml:space="preserve">To fix this, I need to estimate the calls input cost BEFORE paying for it. </w:t>
+      </w:r>
+      <w:proofErr w:type="gramStart"/>
+      <w:r>
+        <w:t>So</w:t>
+      </w:r>
+      <w:proofErr w:type="gramEnd"/>
+      <w:r>
+        <w:t xml:space="preserve"> an episode must NEVER exceed its stated budget. </w:t>
       </w:r>
     </w:p>
     <w:p>
@@ -2879,7 +3001,15 @@
         <w:t xml:space="preserve">This is at 1,800 tokens/step on average. </w:t>
       </w:r>
       <w:r>
-        <w:t xml:space="preserve">And this specific task finished at 10.8k tokens. Now I can actually continue with my proposed </w:t>
+        <w:t xml:space="preserve">And this specific task finished at 10.8k tokens. Now I can </w:t>
+      </w:r>
+      <w:proofErr w:type="gramStart"/>
+      <w:r>
+        <w:t>actually continue</w:t>
+      </w:r>
+      <w:proofErr w:type="gramEnd"/>
+      <w:r>
+        <w:t xml:space="preserve"> with my proposed </w:t>
       </w:r>
       <w:r>
         <w:t xml:space="preserve">ladder of 2k/4k/8k/16k as this now validated the original design once the observation cost was controlled. </w:t>
@@ -3247,7 +3377,15 @@
         <w:t>For Task 0 on CMS (</w:t>
       </w:r>
       <w:r>
-        <w:t>What is the top-1 best-selling product in 2022</w:t>
+        <w:t xml:space="preserve">What is the </w:t>
+      </w:r>
+      <w:proofErr w:type="gramStart"/>
+      <w:r>
+        <w:t>top-1</w:t>
+      </w:r>
+      <w:proofErr w:type="gramEnd"/>
+      <w:r>
+        <w:t xml:space="preserve"> best-selling product in 2022</w:t>
       </w:r>
       <w:r>
         <w:t xml:space="preserve">): </w:t>
@@ -3429,8 +3567,13 @@
             <w:tcW w:w="3969" w:type="dxa"/>
           </w:tcPr>
           <w:p>
-            <w:r>
-              <w:t>Scroll(0,400) to find the forum</w:t>
+            <w:proofErr w:type="gramStart"/>
+            <w:r>
+              <w:t>Scroll(</w:t>
+            </w:r>
+            <w:proofErr w:type="gramEnd"/>
+            <w:r>
+              <w:t>0,400) to find the forum</w:t>
             </w:r>
           </w:p>
         </w:tc>
@@ -3461,8 +3604,13 @@
             <w:tcW w:w="3969" w:type="dxa"/>
           </w:tcPr>
           <w:p>
-            <w:r>
-              <w:t>Fill(‘50’, ‘</w:t>
+            <w:proofErr w:type="gramStart"/>
+            <w:r>
+              <w:t>Fill(</w:t>
+            </w:r>
+            <w:proofErr w:type="gramEnd"/>
+            <w:r>
+              <w:t>‘50’, ‘</w:t>
             </w:r>
             <w:proofErr w:type="spellStart"/>
             <w:r>
@@ -3489,8 +3637,13 @@
     <w:p/>
     <w:p>
       <w:r>
-        <w:t>Ran the same task again with no changes to the code, and I am seeing a lot of variance</w:t>
-      </w:r>
+        <w:t xml:space="preserve">Ran the same task again with no changes to the code, and I am seeing a lot of </w:t>
+      </w:r>
+      <w:proofErr w:type="gramStart"/>
+      <w:r>
+        <w:t>variance</w:t>
+      </w:r>
+      <w:proofErr w:type="gramEnd"/>
       <w:r>
         <w:t>:</w:t>
       </w:r>
@@ -3734,11 +3887,19 @@
       </w:r>
       <w:proofErr w:type="spellStart"/>
       <w:r>
-        <w:t>build_prompt</w:t>
-      </w:r>
-      <w:proofErr w:type="spellEnd"/>
-      <w:r>
-        <w:t xml:space="preserve">()” </w:t>
+        <w:t>build_</w:t>
+      </w:r>
+      <w:proofErr w:type="gramStart"/>
+      <w:r>
+        <w:t>prompt</w:t>
+      </w:r>
+      <w:proofErr w:type="spellEnd"/>
+      <w:r>
+        <w:t>(</w:t>
+      </w:r>
+      <w:proofErr w:type="gramEnd"/>
+      <w:r>
+        <w:t xml:space="preserve">)” </w:t>
       </w:r>
       <w:r>
         <w:t xml:space="preserve">sends the goal, URL, last error, and current </w:t>
@@ -4017,10 +4178,12 @@
         <w:t xml:space="preserve">Since action timeout is NOT a module constant I </w:t>
       </w:r>
       <w:proofErr w:type="spellStart"/>
+      <w:proofErr w:type="gramStart"/>
       <w:r>
         <w:t>cant</w:t>
       </w:r>
       <w:proofErr w:type="spellEnd"/>
+      <w:proofErr w:type="gramEnd"/>
       <w:r>
         <w:t xml:space="preserve"> raise it at runtime</w:t>
       </w:r>
@@ -4061,10 +4224,26 @@
         <w:t xml:space="preserve"> need to stop the false error misleading the agent. </w:t>
       </w:r>
       <w:r>
-        <w:t>The click actually lands; the timeout is Playwright giving up on the post-click navigation wait.</w:t>
-      </w:r>
-      <w:r>
-        <w:t xml:space="preserve"> The prompt tells the agent “error”, so it wastes a step re-</w:t>
+        <w:t xml:space="preserve">The click </w:t>
+      </w:r>
+      <w:proofErr w:type="gramStart"/>
+      <w:r>
+        <w:t>actually lands</w:t>
+      </w:r>
+      <w:proofErr w:type="gramEnd"/>
+      <w:r>
+        <w:t>; the timeout is Playwright giving up on the post-click navigation wait.</w:t>
+      </w:r>
+      <w:r>
+        <w:t xml:space="preserve"> The prompt tells the agent </w:t>
+      </w:r>
+      <w:proofErr w:type="gramStart"/>
+      <w:r>
+        <w:t>“error</w:t>
+      </w:r>
+      <w:proofErr w:type="gramEnd"/>
+      <w:r>
+        <w:t>”, so it wastes a step re-</w:t>
       </w:r>
       <w:proofErr w:type="spellStart"/>
       <w:r>
@@ -4124,7 +4303,15 @@
         <w:t xml:space="preserve">Changing </w:t>
       </w:r>
       <w:r>
-        <w:t xml:space="preserve">timeout set from 60,000 to 10,000 showed no variance. So keeping to 10,000. </w:t>
+        <w:t xml:space="preserve">timeout set from 60,000 to 10,000 showed no variance. </w:t>
+      </w:r>
+      <w:proofErr w:type="gramStart"/>
+      <w:r>
+        <w:t>So</w:t>
+      </w:r>
+      <w:proofErr w:type="gramEnd"/>
+      <w:r>
+        <w:t xml:space="preserve"> keeping to 10,000. </w:t>
       </w:r>
     </w:p>
     <w:p>
@@ -4145,17 +4332,35 @@
       </w:r>
     </w:p>
     <w:p>
-      <w:r>
-        <w:t xml:space="preserve">So what I can do now is my </w:t>
-      </w:r>
-      <w:r>
-        <w:t xml:space="preserve">RQ2 which is actually labelling the tasks </w:t>
+      <w:proofErr w:type="gramStart"/>
+      <w:r>
+        <w:t>So</w:t>
+      </w:r>
+      <w:proofErr w:type="gramEnd"/>
+      <w:r>
+        <w:t xml:space="preserve"> what I can do now is my </w:t>
+      </w:r>
+      <w:r>
+        <w:t xml:space="preserve">RQ2 which is </w:t>
+      </w:r>
+      <w:proofErr w:type="gramStart"/>
+      <w:r>
+        <w:t>actually labelling</w:t>
+      </w:r>
+      <w:proofErr w:type="gramEnd"/>
+      <w:r>
+        <w:t xml:space="preserve"> the tasks </w:t>
       </w:r>
       <w:r>
         <w:t xml:space="preserve">based on difficulty, so in this case task 0 would be classed as easy based on my own rubric scale. </w:t>
       </w:r>
-      <w:r>
-        <w:t xml:space="preserve">So the way I will score each task will be based on 4 observable properties which will band together to provide </w:t>
+      <w:proofErr w:type="gramStart"/>
+      <w:r>
+        <w:t>So</w:t>
+      </w:r>
+      <w:proofErr w:type="gramEnd"/>
+      <w:r>
+        <w:t xml:space="preserve"> the way I will score each task will be based on 4 observable properties which will band together to provide </w:t>
       </w:r>
       <w:r>
         <w:t>the final score (or difficulty):</w:t>
@@ -4877,7 +5082,15 @@
       </w:r>
       <w:proofErr w:type="spellEnd"/>
       <w:r>
-        <w:t xml:space="preserve"> good I found this before the 200 task collection. </w:t>
+        <w:t xml:space="preserve"> good I found this before the </w:t>
+      </w:r>
+      <w:proofErr w:type="gramStart"/>
+      <w:r>
+        <w:t>200 task</w:t>
+      </w:r>
+      <w:proofErr w:type="gramEnd"/>
+      <w:r>
+        <w:t xml:space="preserve"> collection. </w:t>
       </w:r>
       <w:r>
         <w:t>I confirmed the cause by running the grep command on “</w:t>
@@ -5005,7 +5218,15 @@
     </w:p>
     <w:p>
       <w:r>
-        <w:t xml:space="preserve">Ok so now I can match the signature exactly but I do need to clarify in the report/here is that evaluation API costs do NOT contribute to the token ladder </w:t>
+        <w:t xml:space="preserve">Ok so now I can match the signature </w:t>
+      </w:r>
+      <w:proofErr w:type="gramStart"/>
+      <w:r>
+        <w:t>exactly</w:t>
+      </w:r>
+      <w:proofErr w:type="gramEnd"/>
+      <w:r>
+        <w:t xml:space="preserve"> but I do need to clarify in the report/here is that evaluation API costs do NOT contribute to the token ladder </w:t>
       </w:r>
       <w:proofErr w:type="spellStart"/>
       <w:r>
@@ -5402,8 +5623,13 @@
             <w:tcW w:w="1418" w:type="dxa"/>
           </w:tcPr>
           <w:p>
-            <w:r>
-              <w:t>Click(‘1075’)</w:t>
+            <w:proofErr w:type="gramStart"/>
+            <w:r>
+              <w:t>Click(</w:t>
+            </w:r>
+            <w:proofErr w:type="gramEnd"/>
+            <w:r>
+              <w:t>‘1075’)</w:t>
             </w:r>
           </w:p>
         </w:tc>
@@ -5434,8 +5660,13 @@
             <w:tcW w:w="1418" w:type="dxa"/>
           </w:tcPr>
           <w:p>
-            <w:r>
-              <w:t>Click(‘1223’)</w:t>
+            <w:proofErr w:type="gramStart"/>
+            <w:r>
+              <w:t>Click(</w:t>
+            </w:r>
+            <w:proofErr w:type="gramEnd"/>
+            <w:r>
+              <w:t>‘1223’)</w:t>
             </w:r>
           </w:p>
         </w:tc>
@@ -5466,8 +5697,13 @@
             <w:tcW w:w="1418" w:type="dxa"/>
           </w:tcPr>
           <w:p>
-            <w:r>
-              <w:t>Click(‘1019’)</w:t>
+            <w:proofErr w:type="gramStart"/>
+            <w:r>
+              <w:t>Click(</w:t>
+            </w:r>
+            <w:proofErr w:type="gramEnd"/>
+            <w:r>
+              <w:t>‘1019’)</w:t>
             </w:r>
           </w:p>
         </w:tc>
@@ -5498,8 +5734,13 @@
             <w:tcW w:w="1418" w:type="dxa"/>
           </w:tcPr>
           <w:p>
-            <w:r>
-              <w:t>Click(‘927’)</w:t>
+            <w:proofErr w:type="gramStart"/>
+            <w:r>
+              <w:t>Click(</w:t>
+            </w:r>
+            <w:proofErr w:type="gramEnd"/>
+            <w:r>
+              <w:t>‘927’)</w:t>
             </w:r>
           </w:p>
         </w:tc>
@@ -5521,7 +5762,15 @@
         <w:t xml:space="preserve">4 visits </w:t>
       </w:r>
       <w:r>
-        <w:t xml:space="preserve">to the same category, and my action-history rule doesn’t catch a single one because the bids differ every page </w:t>
+        <w:t xml:space="preserve">to the same category, and my action-history rule doesn’t catch </w:t>
+      </w:r>
+      <w:proofErr w:type="gramStart"/>
+      <w:r>
+        <w:t>a single one</w:t>
+      </w:r>
+      <w:proofErr w:type="gramEnd"/>
+      <w:r>
+        <w:t xml:space="preserve"> because the bids differ every page </w:t>
       </w:r>
       <w:proofErr w:type="spellStart"/>
       <w:r>
@@ -5531,8 +5780,21 @@
       <w:r>
         <w:t xml:space="preserve">. The strings </w:t>
       </w:r>
-      <w:r>
-        <w:t>click('1075') and click('927') look completely different to the model, so "never repeat an action" is trivially satisfied while the agent goes in circles.</w:t>
+      <w:proofErr w:type="gramStart"/>
+      <w:r>
+        <w:t>click(</w:t>
+      </w:r>
+      <w:proofErr w:type="gramEnd"/>
+      <w:r>
+        <w:t xml:space="preserve">'1075') and </w:t>
+      </w:r>
+      <w:proofErr w:type="gramStart"/>
+      <w:r>
+        <w:t>click(</w:t>
+      </w:r>
+      <w:proofErr w:type="gramEnd"/>
+      <w:r>
+        <w:t>'927') look completely different to the model, so "never repeat an action" is trivially satisfied while the agent goes in circles.</w:t>
       </w:r>
       <w:r>
         <w:t xml:space="preserve"> This burnt around 26,000 tokens and hit the step limit. This means that </w:t>
@@ -5549,8 +5811,13 @@
         <w:lastRenderedPageBreak/>
         <w:t xml:space="preserve">memory defect in my current history format </w:t>
       </w:r>
-      <w:r>
-        <w:t xml:space="preserve">cant detect. To fix this, I need to track URL’s and not just actions. </w:t>
+      <w:proofErr w:type="gramStart"/>
+      <w:r>
+        <w:t>cant</w:t>
+      </w:r>
+      <w:proofErr w:type="gramEnd"/>
+      <w:r>
+        <w:t xml:space="preserve"> detect. To fix this, I need to track URL’s and not just actions. </w:t>
       </w:r>
     </w:p>
     <w:p>
@@ -5563,7 +5830,15 @@
       </w:r>
       <w:proofErr w:type="spellEnd"/>
       <w:r>
-        <w:t xml:space="preserve"> need to make is the max steps limit. Since </w:t>
+        <w:t xml:space="preserve"> </w:t>
+      </w:r>
+      <w:proofErr w:type="gramStart"/>
+      <w:r>
+        <w:t>need</w:t>
+      </w:r>
+      <w:proofErr w:type="gramEnd"/>
+      <w:r>
+        <w:t xml:space="preserve"> to make is the max steps limit. Since </w:t>
       </w:r>
       <w:proofErr w:type="spellStart"/>
       <w:r>
@@ -5579,7 +5854,15 @@
       </w:r>
       <w:proofErr w:type="spellEnd"/>
       <w:r>
-        <w:t xml:space="preserve"> need to raise the steps limit to fit a 32k token cap so the probe measures the unconstrained cost and not the 12 step cost. </w:t>
+        <w:t xml:space="preserve"> need to raise the steps limit to fit a 32k token cap so the probe measures the unconstrained cost and not the </w:t>
+      </w:r>
+      <w:proofErr w:type="gramStart"/>
+      <w:r>
+        <w:t>12 step</w:t>
+      </w:r>
+      <w:proofErr w:type="gramEnd"/>
+      <w:r>
+        <w:t xml:space="preserve"> cost. </w:t>
       </w:r>
     </w:p>
     <w:p>
@@ -5642,7 +5925,23 @@
       </w:r>
       <w:proofErr w:type="spellEnd"/>
       <w:r>
-        <w:t xml:space="preserve"> need print the URL each step so I can see whether the history actually contains distinguishable URLs or whether magneto is returning the same URL with different bids </w:t>
+        <w:t xml:space="preserve"> need </w:t>
+      </w:r>
+      <w:proofErr w:type="gramStart"/>
+      <w:r>
+        <w:t>print</w:t>
+      </w:r>
+      <w:proofErr w:type="gramEnd"/>
+      <w:r>
+        <w:t xml:space="preserve"> the URL each step so I can see whether the history </w:t>
+      </w:r>
+      <w:proofErr w:type="gramStart"/>
+      <w:r>
+        <w:t>actually contains</w:t>
+      </w:r>
+      <w:proofErr w:type="gramEnd"/>
+      <w:r>
+        <w:t xml:space="preserve"> distinguishable URLs or whether magneto is returning the same URL with different bids </w:t>
       </w:r>
       <w:r>
         <w:t>(in this case, the model is seeing the repetition and ignoring it)</w:t>
@@ -5754,8 +6053,13 @@
       </w:r>
     </w:p>
     <w:p>
-      <w:r>
-        <w:t>So I added the guard patch, however I receive a consistent error message</w:t>
+      <w:proofErr w:type="gramStart"/>
+      <w:r>
+        <w:t>So</w:t>
+      </w:r>
+      <w:proofErr w:type="gramEnd"/>
+      <w:r>
+        <w:t xml:space="preserve"> I added the guard patch, however I receive a consistent error message</w:t>
       </w:r>
       <w:r>
         <w:t xml:space="preserve"> for task 574</w:t>
@@ -5820,7 +6124,15 @@
       </w:r>
       <w:proofErr w:type="spellEnd"/>
       <w:r>
-        <w:t xml:space="preserve"> is a string it can .split(" |OR| "), but task 574's config supplies a </w:t>
+        <w:t xml:space="preserve"> is a string it </w:t>
+      </w:r>
+      <w:proofErr w:type="gramStart"/>
+      <w:r>
+        <w:t>can .split</w:t>
+      </w:r>
+      <w:proofErr w:type="gramEnd"/>
+      <w:r>
+        <w:t xml:space="preserve">(" |OR| "), but task 574's config supplies a </w:t>
       </w:r>
       <w:proofErr w:type="spellStart"/>
       <w:r>
@@ -5880,8 +6192,13 @@
       </w:r>
       <w:proofErr w:type="spellEnd"/>
       <w:r>
-        <w:t xml:space="preserve"> as a string ("111 Magnolia Path"), and 0 of 480 tasks use a dict. Yet at runtime the evaluator received a dict. Those can't both be true of the same file</w:t>
-      </w:r>
+        <w:t xml:space="preserve"> as a string ("111 Magnolia Path"), and 0 of 480 tasks use a dict. Yet at runtime the evaluator received a dict. Those can't both be true of the same </w:t>
+      </w:r>
+      <w:proofErr w:type="gramStart"/>
+      <w:r>
+        <w:t>file</w:t>
+      </w:r>
+      <w:proofErr w:type="gramEnd"/>
       <w:r>
         <w:t xml:space="preserve"> </w:t>
       </w:r>
@@ -5898,11 +6215,27 @@
       </w:r>
       <w:proofErr w:type="spellStart"/>
       <w:r>
-        <w:t>smoke_a.load_configs</w:t>
-      </w:r>
-      <w:proofErr w:type="spellEnd"/>
-      <w:r>
-        <w:t>() reads.</w:t>
+        <w:t>smoke_</w:t>
+      </w:r>
+      <w:proofErr w:type="gramStart"/>
+      <w:r>
+        <w:t>a.load</w:t>
+      </w:r>
+      <w:proofErr w:type="gramEnd"/>
+      <w:r>
+        <w:t>_</w:t>
+      </w:r>
+      <w:proofErr w:type="gramStart"/>
+      <w:r>
+        <w:t>configs</w:t>
+      </w:r>
+      <w:proofErr w:type="spellEnd"/>
+      <w:r>
+        <w:t>(</w:t>
+      </w:r>
+      <w:proofErr w:type="gramEnd"/>
+      <w:r>
+        <w:t>) reads.</w:t>
       </w:r>
     </w:p>
     <w:p>
@@ -6061,10 +6394,12 @@
         <w:t xml:space="preserve"> evaluator function since I </w:t>
       </w:r>
       <w:proofErr w:type="spellStart"/>
+      <w:proofErr w:type="gramStart"/>
       <w:r>
         <w:t>wont</w:t>
       </w:r>
       <w:proofErr w:type="spellEnd"/>
+      <w:proofErr w:type="gramEnd"/>
       <w:r>
         <w:t xml:space="preserve"> be needing that anymore</w:t>
       </w:r>
@@ -6257,7 +6592,15 @@
     <w:p>
       <w:r>
         <w:lastRenderedPageBreak/>
-        <w:t xml:space="preserve">The evaluator fix worked, so note to self: document this in my reproducibility readme as a one line fix to a known upstream format mismatch. </w:t>
+        <w:t xml:space="preserve">The evaluator fix worked, so note to self: document this in my reproducibility readme as a </w:t>
+      </w:r>
+      <w:proofErr w:type="gramStart"/>
+      <w:r>
+        <w:t>one line</w:t>
+      </w:r>
+      <w:proofErr w:type="gramEnd"/>
+      <w:r>
+        <w:t xml:space="preserve"> fix to a known upstream format mismatch. </w:t>
       </w:r>
       <w:r>
         <w:t xml:space="preserve">There is no more </w:t>
@@ -6268,7 +6611,15 @@
       </w:r>
       <w:proofErr w:type="spellEnd"/>
       <w:r>
-        <w:t xml:space="preserve">, the episode ran to completion and my stall guard works correctly at step 6. </w:t>
+        <w:t xml:space="preserve">, the episode ran to </w:t>
+      </w:r>
+      <w:proofErr w:type="gramStart"/>
+      <w:r>
+        <w:t>completion</w:t>
+      </w:r>
+      <w:proofErr w:type="gramEnd"/>
+      <w:r>
+        <w:t xml:space="preserve"> and my stall guard works correctly at step 6. </w:t>
       </w:r>
       <w:r>
         <w:t xml:space="preserve">However, another error is introduced, where the agent receives “previous action timed out – it may have succeeded. Check the current page before retrying”. This means the click is failing </w:t>
@@ -6281,8 +6632,21 @@
       </w:r>
     </w:p>
     <w:p>
-      <w:r>
-        <w:t xml:space="preserve">So I need to actually distinguish between same action and same URL again. </w:t>
+      <w:proofErr w:type="gramStart"/>
+      <w:r>
+        <w:t>So</w:t>
+      </w:r>
+      <w:proofErr w:type="gramEnd"/>
+      <w:r>
+        <w:t xml:space="preserve"> I need to </w:t>
+      </w:r>
+      <w:proofErr w:type="gramStart"/>
+      <w:r>
+        <w:t>actually distinguish</w:t>
+      </w:r>
+      <w:proofErr w:type="gramEnd"/>
+      <w:r>
+        <w:t xml:space="preserve"> between same action and same URL again. </w:t>
       </w:r>
     </w:p>
     <w:p>
@@ -6945,7 +7309,15 @@
         </w:numPr>
       </w:pPr>
       <w:r>
-        <w:t>What does a task actually cost when budget isn’t the binding constraint</w:t>
+        <w:t xml:space="preserve">What does a task </w:t>
+      </w:r>
+      <w:proofErr w:type="gramStart"/>
+      <w:r>
+        <w:t>actually cost</w:t>
+      </w:r>
+      <w:proofErr w:type="gramEnd"/>
+      <w:r>
+        <w:t xml:space="preserve"> when budget isn’t the binding constraint</w:t>
       </w:r>
     </w:p>
     <w:p>
@@ -6978,8 +7350,13 @@
       </w:r>
     </w:p>
     <w:p>
-      <w:r>
-        <w:t xml:space="preserve">Also I renamed “smoke_a.py” to just “strategy_a.py” since I initially wanted the code to just test a few sites but due to the incompatibility with </w:t>
+      <w:proofErr w:type="gramStart"/>
+      <w:r>
+        <w:t>Also</w:t>
+      </w:r>
+      <w:proofErr w:type="gramEnd"/>
+      <w:r>
+        <w:t xml:space="preserve"> I renamed “smoke_a.py” to just “strategy_a.py” since I initially wanted the code to just test a few sites but due to the incompatibility with </w:t>
       </w:r>
       <w:proofErr w:type="spellStart"/>
       <w:r>
@@ -7087,7 +7464,15 @@
         <w:t xml:space="preserve"> be cloning the </w:t>
       </w:r>
       <w:r>
-        <w:t xml:space="preserve">project onto the instance so all I have to do is pull it once I push the changes locally. </w:t>
+        <w:t xml:space="preserve">project onto the instance so all I </w:t>
+      </w:r>
+      <w:proofErr w:type="gramStart"/>
+      <w:r>
+        <w:t>have to</w:t>
+      </w:r>
+      <w:proofErr w:type="gramEnd"/>
+      <w:r>
+        <w:t xml:space="preserve"> do is pull it once I push the changes locally. </w:t>
       </w:r>
     </w:p>
     <w:p>
@@ -7142,7 +7527,15 @@
       </w:r>
       <w:proofErr w:type="spellEnd"/>
       <w:r>
-        <w:t xml:space="preserve">. I also stored that token into a credential helper so I don’t have to do it </w:t>
+        <w:t xml:space="preserve">. I also stored that token into a credential </w:t>
+      </w:r>
+      <w:proofErr w:type="gramStart"/>
+      <w:r>
+        <w:t>helper</w:t>
+      </w:r>
+      <w:proofErr w:type="gramEnd"/>
+      <w:r>
+        <w:t xml:space="preserve"> so I don’t have to do it </w:t>
       </w:r>
       <w:proofErr w:type="spellStart"/>
       <w:r>
@@ -7152,8 +7545,13 @@
       <w:r>
         <w:t xml:space="preserve">. </w:t>
       </w:r>
-      <w:r>
-        <w:t xml:space="preserve">Also </w:t>
+      <w:proofErr w:type="gramStart"/>
+      <w:r>
+        <w:t>Also</w:t>
+      </w:r>
+      <w:proofErr w:type="gramEnd"/>
+      <w:r>
+        <w:t xml:space="preserve"> </w:t>
       </w:r>
       <w:proofErr w:type="spellStart"/>
       <w:r>
@@ -7345,10 +7743,12 @@
         <w:t xml:space="preserve">revised the action providing </w:t>
       </w:r>
       <w:proofErr w:type="spellStart"/>
+      <w:proofErr w:type="gramStart"/>
       <w:r>
         <w:t>a</w:t>
       </w:r>
       <w:proofErr w:type="spellEnd"/>
+      <w:proofErr w:type="gramEnd"/>
       <w:r>
         <w:t xml:space="preserve"> alternative action and the strategy would have </w:t>
       </w:r>
@@ -7464,7 +7864,15 @@
     </w:p>
     <w:p>
       <w:r>
-        <w:t xml:space="preserve">This is just an ordering bug, easy to fix since I pass the field “plan” to the record() </w:t>
+        <w:t xml:space="preserve">This is just an ordering bug, easy to fix since I pass the field “plan” to the </w:t>
+      </w:r>
+      <w:proofErr w:type="gramStart"/>
+      <w:r>
+        <w:t>record(</w:t>
+      </w:r>
+      <w:proofErr w:type="gramEnd"/>
+      <w:r>
+        <w:t xml:space="preserve">) </w:t>
       </w:r>
       <w:proofErr w:type="spellStart"/>
       <w:r>
@@ -7493,7 +7901,15 @@
       </w:r>
       <w:proofErr w:type="spellEnd"/>
       <w:r>
-        <w:t xml:space="preserve"> for the 200 task collection script. Next thing is to </w:t>
+        <w:t xml:space="preserve"> for the </w:t>
+      </w:r>
+      <w:proofErr w:type="gramStart"/>
+      <w:r>
+        <w:t>200 task</w:t>
+      </w:r>
+      <w:proofErr w:type="gramEnd"/>
+      <w:r>
+        <w:t xml:space="preserve"> collection script. Next thing is to </w:t>
       </w:r>
       <w:r>
         <w:t>create the annotation script</w:t>
@@ -7564,7 +7980,15 @@
       </w:r>
       <w:proofErr w:type="spellEnd"/>
       <w:r>
-        <w:t xml:space="preserve"> both of them </w:t>
+        <w:t xml:space="preserve"> </w:t>
+      </w:r>
+      <w:proofErr w:type="gramStart"/>
+      <w:r>
+        <w:t>both of them</w:t>
+      </w:r>
+      <w:proofErr w:type="gramEnd"/>
+      <w:r>
+        <w:t xml:space="preserve"> </w:t>
       </w:r>
       <w:proofErr w:type="spellStart"/>
       <w:r>
@@ -7605,10 +8029,12 @@
         <w:t>where “</w:t>
       </w:r>
       <w:proofErr w:type="spellStart"/>
+      <w:proofErr w:type="gramStart"/>
       <w:r>
         <w:t>random.shuffle</w:t>
       </w:r>
       <w:proofErr w:type="spellEnd"/>
+      <w:proofErr w:type="gramEnd"/>
       <w:r>
         <w:t>(</w:t>
       </w:r>
@@ -7663,7 +8089,15 @@
       </w:r>
       <w:proofErr w:type="spellEnd"/>
       <w:r>
-        <w:t xml:space="preserve"> within each group and then shuffle the group order. So this will keep a tasks budget </w:t>
+        <w:t xml:space="preserve"> within each group and then shuffle the group order. </w:t>
+      </w:r>
+      <w:proofErr w:type="gramStart"/>
+      <w:r>
+        <w:t>So</w:t>
+      </w:r>
+      <w:proofErr w:type="gramEnd"/>
+      <w:r>
+        <w:t xml:space="preserve"> this will keep a tasks budget </w:t>
       </w:r>
       <w:r>
         <w:t>conditions adjacent while still spreading order effects.</w:t>
@@ -7741,8 +8175,13 @@
         <w:t>(_</w:t>
       </w:r>
       <w:proofErr w:type="spellStart"/>
-      <w:r>
-        <w:t>ou.generate_from_openai_chat_completion</w:t>
+      <w:proofErr w:type="gramStart"/>
+      <w:r>
+        <w:t>ou.generate</w:t>
+      </w:r>
+      <w:proofErr w:type="gramEnd"/>
+      <w:r>
+        <w:t>_from_openai_chat_completion</w:t>
       </w:r>
       <w:proofErr w:type="spellEnd"/>
       <w:r>
@@ -7761,8 +8200,13 @@
         <w:t xml:space="preserve">from </w:t>
       </w:r>
       <w:proofErr w:type="spellStart"/>
-      <w:r>
-        <w:t>llms.providers.openai_utils</w:t>
+      <w:proofErr w:type="gramStart"/>
+      <w:r>
+        <w:t>llms.providers</w:t>
+      </w:r>
+      <w:proofErr w:type="gramEnd"/>
+      <w:r>
+        <w:t>.openai_utils</w:t>
       </w:r>
       <w:proofErr w:type="spellEnd"/>
       <w:r>
@@ -7777,7 +8221,15 @@
         <w:t xml:space="preserve">”. Which means my current patch </w:t>
       </w:r>
       <w:r>
-        <w:t xml:space="preserve">doesn’t actually touch that one. Pretty simple fix, </w:t>
+        <w:t xml:space="preserve">doesn’t </w:t>
+      </w:r>
+      <w:proofErr w:type="gramStart"/>
+      <w:r>
+        <w:t>actually touch</w:t>
+      </w:r>
+      <w:proofErr w:type="gramEnd"/>
+      <w:r>
+        <w:t xml:space="preserve"> that one. Pretty simple fix, </w:t>
       </w:r>
       <w:proofErr w:type="spellStart"/>
       <w:r>
@@ -8124,9 +8576,14 @@
       </w:r>
       <w:proofErr w:type="spellStart"/>
       <w:r>
-        <w:t>strategy_a.jsonl</w:t>
-      </w:r>
-      <w:proofErr w:type="spellEnd"/>
+        <w:t>strategy_</w:t>
+      </w:r>
+      <w:proofErr w:type="gramStart"/>
+      <w:r>
+        <w:t>a.jsonl</w:t>
+      </w:r>
+      <w:proofErr w:type="spellEnd"/>
+      <w:proofErr w:type="gramEnd"/>
       <w:r>
         <w:t>, of which 999 are valid episodes and 6 are error records requiring re-collection. The 201-task subset (67 per site, seed 42) was run across all five budget levels (2k/4k/8k/16k/32k),</w:t>
       </w:r>
@@ -8786,7 +9243,15 @@
         </w:drawing>
       </w:r>
       <w:r>
-        <w:t>These termination reasons take into account every failure in each budget for each task. For example, if 3 budgets</w:t>
+        <w:t xml:space="preserve">These termination reasons </w:t>
+      </w:r>
+      <w:proofErr w:type="gramStart"/>
+      <w:r>
+        <w:t>take into account</w:t>
+      </w:r>
+      <w:proofErr w:type="gramEnd"/>
+      <w:r>
+        <w:t xml:space="preserve"> every failure in each budget for each task. For example, if 3 budgets</w:t>
       </w:r>
       <w:r>
         <w:t xml:space="preserve"> (2k, 4k, 8k)</w:t>
@@ -9195,7 +9660,15 @@
       </w:r>
       <w:proofErr w:type="spellEnd"/>
       <w:r>
-        <w:t>) account for 66% of all episode endings. This confirms the budget is the binding constraint in the majority of episodes, which is the prerequisite for this study to be measuring budget effects rather than agent incompetence.</w:t>
+        <w:t xml:space="preserve">) account for 66% of all episode endings. This confirms the budget is the binding constraint in </w:t>
+      </w:r>
+      <w:proofErr w:type="gramStart"/>
+      <w:r>
+        <w:t>the majority of</w:t>
+      </w:r>
+      <w:proofErr w:type="gramEnd"/>
+      <w:r>
+        <w:t xml:space="preserve"> episodes, which is the prerequisite for this study to be measuring budget effects rather than agent incompetence.</w:t>
       </w:r>
     </w:p>
     <w:p>
@@ -9988,10 +10461,12 @@
         <w:t xml:space="preserve">, and </w:t>
       </w:r>
       <w:proofErr w:type="spellStart"/>
+      <w:proofErr w:type="gramStart"/>
       <w:r>
         <w:t>its</w:t>
       </w:r>
       <w:proofErr w:type="spellEnd"/>
+      <w:proofErr w:type="gramEnd"/>
       <w:r>
         <w:t xml:space="preserve"> obvious why…</w:t>
       </w:r>
@@ -10066,7 +10541,15 @@
         </w:drawing>
       </w:r>
       <w:r>
-        <w:t xml:space="preserve">This means I need to add another budget (64k), however to keep the tests consistent between A &amp; B, </w:t>
+        <w:t xml:space="preserve">This means I need to add another budget (64k), </w:t>
+      </w:r>
+      <w:proofErr w:type="gramStart"/>
+      <w:r>
+        <w:t>however</w:t>
+      </w:r>
+      <w:proofErr w:type="gramEnd"/>
+      <w:r>
+        <w:t xml:space="preserve"> to keep the tests consistent between A &amp; B, </w:t>
       </w:r>
       <w:proofErr w:type="spellStart"/>
       <w:r>
@@ -10127,7 +10610,15 @@
     </w:p>
     <w:p>
       <w:r>
-        <w:t>Furthermore, after examining how many times the critic is actually called its:</w:t>
+        <w:t xml:space="preserve">Furthermore, after examining how many times the critic is </w:t>
+      </w:r>
+      <w:proofErr w:type="gramStart"/>
+      <w:r>
+        <w:t>actually called</w:t>
+      </w:r>
+      <w:proofErr w:type="gramEnd"/>
+      <w:r>
+        <w:t xml:space="preserve"> its:</w:t>
       </w:r>
     </w:p>
     <w:tbl>
@@ -10285,7 +10776,15 @@
       </w:r>
       <w:proofErr w:type="spellEnd"/>
       <w:r>
-        <w:t xml:space="preserve"> and the proposed action is. So for example, since </w:t>
+        <w:t xml:space="preserve"> and the proposed action is. </w:t>
+      </w:r>
+      <w:proofErr w:type="gramStart"/>
+      <w:r>
+        <w:t>So</w:t>
+      </w:r>
+      <w:proofErr w:type="gramEnd"/>
+      <w:r>
+        <w:t xml:space="preserve"> for example, since </w:t>
       </w:r>
       <w:proofErr w:type="spellStart"/>
       <w:r>
@@ -10319,9 +10818,14 @@
       </w:r>
     </w:p>
     <w:p>
+      <w:proofErr w:type="gramStart"/>
       <w:r>
         <w:lastRenderedPageBreak/>
-        <w:t xml:space="preserve">So since strategy </w:t>
+        <w:t>So</w:t>
+      </w:r>
+      <w:proofErr w:type="gramEnd"/>
+      <w:r>
+        <w:t xml:space="preserve"> since strategy </w:t>
       </w:r>
       <w:r>
         <w:t>B</w:t>
@@ -10343,7 +10847,15 @@
       </w:r>
       <w:proofErr w:type="spellEnd"/>
       <w:r>
-        <w:t xml:space="preserve"> have to do this for strategy A as well. </w:t>
+        <w:t xml:space="preserve"> </w:t>
+      </w:r>
+      <w:proofErr w:type="gramStart"/>
+      <w:r>
+        <w:t>have to</w:t>
+      </w:r>
+      <w:proofErr w:type="gramEnd"/>
+      <w:r>
+        <w:t xml:space="preserve"> do this for strategy A as well. </w:t>
       </w:r>
       <w:r>
         <w:t xml:space="preserve">All I have to do is add it to the “BUDGETS” variable in “wa_env.py”. </w:t>
@@ -10695,7 +11207,15 @@
         <w:t xml:space="preserve"> Ive noticed that </w:t>
       </w:r>
       <w:r>
-        <w:t>task 460 compounds a 15% reduction even though the task was to reduce it once. So this needs to be identified in strategy B if it can be</w:t>
+        <w:t xml:space="preserve">task 460 compounds a 15% reduction even though the task was to reduce it once. </w:t>
+      </w:r>
+      <w:proofErr w:type="gramStart"/>
+      <w:r>
+        <w:t>So</w:t>
+      </w:r>
+      <w:proofErr w:type="gramEnd"/>
+      <w:r>
+        <w:t xml:space="preserve"> this needs to be identified in strategy B if it can be</w:t>
       </w:r>
       <w:r>
         <w:t xml:space="preserve"> without any hallucination</w:t>
@@ -10742,7 +11262,15 @@
       </w:r>
       <w:r>
         <w:lastRenderedPageBreak/>
-        <w:t>information retrieval, bulk action, delete, modify value, navigation, create or purchase tasks (or other if they do not fit in those sub categories)</w:t>
+        <w:t xml:space="preserve">information retrieval, bulk action, delete, modify value, navigation, create or purchase tasks (or other if they do not fit in those </w:t>
+      </w:r>
+      <w:proofErr w:type="gramStart"/>
+      <w:r>
+        <w:t>sub categories</w:t>
+      </w:r>
+      <w:proofErr w:type="gramEnd"/>
+      <w:r>
+        <w:t>)</w:t>
       </w:r>
       <w:r>
         <w:t>.</w:t>
@@ -11259,7 +11787,15 @@
           </w:tcPr>
           <w:p>
             <w:r>
-              <w:t>Navigation only stop rules</w:t>
+              <w:t xml:space="preserve">Navigation only </w:t>
+            </w:r>
+            <w:proofErr w:type="gramStart"/>
+            <w:r>
+              <w:t>stop</w:t>
+            </w:r>
+            <w:proofErr w:type="gramEnd"/>
+            <w:r>
+              <w:t xml:space="preserve"> rules</w:t>
             </w:r>
           </w:p>
         </w:tc>
@@ -11632,7 +12168,15 @@
           <w:p>
             <w:r>
               <w:lastRenderedPageBreak/>
-              <w:t>Multi-line text in single fill()</w:t>
+              <w:t xml:space="preserve">Multi-line text in single </w:t>
+            </w:r>
+            <w:proofErr w:type="gramStart"/>
+            <w:r>
+              <w:t>fill(</w:t>
+            </w:r>
+            <w:proofErr w:type="gramEnd"/>
+            <w:r>
+              <w:t>)</w:t>
             </w:r>
           </w:p>
         </w:tc>
@@ -11797,8 +12341,13 @@
           </w:tcPr>
           <w:p>
             <w:r>
-              <w:t>Required field check before submit</w:t>
-            </w:r>
+              <w:t xml:space="preserve">Required field check before </w:t>
+            </w:r>
+            <w:proofErr w:type="gramStart"/>
+            <w:r>
+              <w:t>submit</w:t>
+            </w:r>
+            <w:proofErr w:type="gramEnd"/>
           </w:p>
         </w:tc>
         <w:tc>
@@ -11841,7 +12390,15 @@
         <w:t>Oh and 1 more thing is splitting the training data for strategy C into categories</w:t>
       </w:r>
       <w:r>
-        <w:t xml:space="preserve"> to avoid contamination (i.e. if a task is modifying, creating, etc.. and is completed by a budget, the other budgets may be seen as “successful” but that’s because it was already completed by the other budget)</w:t>
+        <w:t xml:space="preserve"> to avoid contamination (i.e. if a task is modifying, creating, </w:t>
+      </w:r>
+      <w:proofErr w:type="gramStart"/>
+      <w:r>
+        <w:t>etc..</w:t>
+      </w:r>
+      <w:proofErr w:type="gramEnd"/>
+      <w:r>
+        <w:t xml:space="preserve"> and is completed by a budget, the other budgets may be seen as “successful” but that’s because it was already completed by the other budget)</w:t>
       </w:r>
       <w:r>
         <w:t>:</w:t>
@@ -12112,7 +12669,15 @@
       </w:r>
       <w:proofErr w:type="spellEnd"/>
       <w:r>
-        <w:t>('id') instead of press('id', 'Enter'), navigate('</w:t>
+        <w:t xml:space="preserve">('id') instead of </w:t>
+      </w:r>
+      <w:proofErr w:type="gramStart"/>
+      <w:r>
+        <w:t>press(</w:t>
+      </w:r>
+      <w:proofErr w:type="gramEnd"/>
+      <w:r>
+        <w:t>'id', 'Enter'), navigate('</w:t>
       </w:r>
       <w:proofErr w:type="spellStart"/>
       <w:r>
@@ -12144,7 +12709,15 @@
       </w:r>
       <w:proofErr w:type="spellEnd"/>
       <w:r>
-        <w:t>('id') instead of scroll(0, 400). The model drew these from its training data rather than from the action vocabulary provided in the prompt.</w:t>
+        <w:t xml:space="preserve">('id') instead of </w:t>
+      </w:r>
+      <w:proofErr w:type="gramStart"/>
+      <w:r>
+        <w:t>scroll(</w:t>
+      </w:r>
+      <w:proofErr w:type="gramEnd"/>
+      <w:r>
+        <w:t>0, 400). The model drew these from its training data rather than from the action vocabulary provided in the prompt.</w:t>
       </w:r>
     </w:p>
     <w:p>
@@ -12188,7 +12761,15 @@
       </w:r>
       <w:proofErr w:type="spellEnd"/>
       <w:r>
-        <w:t xml:space="preserve"> there is an hallucinated action, so C has a direct signal that something went wrong without needing to parse the action syntax itself. (</w:t>
+        <w:t xml:space="preserve"> there is </w:t>
+      </w:r>
+      <w:proofErr w:type="gramStart"/>
+      <w:r>
+        <w:t>an</w:t>
+      </w:r>
+      <w:proofErr w:type="gramEnd"/>
+      <w:r>
+        <w:t xml:space="preserve"> hallucinated action, so C has a direct signal that something went wrong without needing to parse the action syntax itself. (</w:t>
       </w:r>
       <w:proofErr w:type="spellStart"/>
       <w:r>
@@ -12590,13 +13171,29 @@
       </w:r>
       <w:r>
         <w:lastRenderedPageBreak/>
-        <w:t xml:space="preserve">(all 3 agents have this). However, since they are inside double curly brackets, none of the agents can actually see </w:t>
+        <w:t xml:space="preserve">(all 3 agents have this). However, since they are inside double curly brackets, none of the agents can </w:t>
+      </w:r>
+      <w:proofErr w:type="gramStart"/>
+      <w:r>
+        <w:t>actually see</w:t>
+      </w:r>
+      <w:proofErr w:type="gramEnd"/>
+      <w:r>
+        <w:t xml:space="preserve"> </w:t>
       </w:r>
       <w:r>
         <w:t xml:space="preserve">the possible actions… So basically, 40+ hours of wasted time and 3 agents </w:t>
       </w:r>
       <w:r>
-        <w:t xml:space="preserve">hallucinating actions (critic is also approving them). BUT, this is fine since </w:t>
+        <w:t xml:space="preserve">hallucinating actions (critic is also approving them). </w:t>
+      </w:r>
+      <w:proofErr w:type="gramStart"/>
+      <w:r>
+        <w:t>BUT,</w:t>
+      </w:r>
+      <w:proofErr w:type="gramEnd"/>
+      <w:r>
+        <w:t xml:space="preserve"> this is fine since </w:t>
       </w:r>
       <w:r>
         <w:t xml:space="preserve">I wanted to compare the results between old vs new instructions for strategy B, so this is a great opportunity to improve the instructions (i.e. repetitive </w:t>
@@ -12623,11 +13220,9 @@
       <w:r>
         <w:t xml:space="preserve">I’ve also removed repeated instructions and removed a few examples (so instead of 5 examples, </w:t>
       </w:r>
-      <w:proofErr w:type="spellStart"/>
-      <w:r>
-        <w:t>ill</w:t>
-      </w:r>
-      <w:proofErr w:type="spellEnd"/>
+      <w:r>
+        <w:t>I’ll</w:t>
+      </w:r>
       <w:r>
         <w:t xml:space="preserve"> have 2)</w:t>
       </w:r>
@@ -12635,52 +13230,7 @@
         <w:t>.</w:t>
       </w:r>
     </w:p>
-    <w:p>
-      <w:r>
-        <w:t>IMPORTANT NOTE: I also changed the way tokens are calculated to conclude a final state of either “</w:t>
-      </w:r>
-      <w:proofErr w:type="spellStart"/>
-      <w:r>
-        <w:t>budget_would_exceed</w:t>
-      </w:r>
-      <w:proofErr w:type="spellEnd"/>
-      <w:r>
-        <w:t>” or “</w:t>
-      </w:r>
-      <w:proofErr w:type="spellStart"/>
-      <w:r>
-        <w:t>budget_exhausted_mid_step</w:t>
-      </w:r>
-      <w:proofErr w:type="spellEnd"/>
-      <w:r>
-        <w:t xml:space="preserve">”. When both v1 and v2 of strategy B were run they </w:t>
-      </w:r>
-      <w:r>
-        <w:t>went off “</w:t>
-      </w:r>
-      <w:proofErr w:type="spellStart"/>
-      <w:r>
-        <w:t>est_step</w:t>
-      </w:r>
-      <w:proofErr w:type="spellEnd"/>
-      <w:r>
-        <w:t xml:space="preserve"> = (</w:t>
-      </w:r>
-      <w:proofErr w:type="spellStart"/>
-      <w:r>
-        <w:t>len</w:t>
-      </w:r>
-      <w:proofErr w:type="spellEnd"/>
-      <w:r>
-        <w:t>(base) // 4) * 3 + 1500</w:t>
-      </w:r>
-      <w:r>
-        <w:t>”</w:t>
-      </w:r>
-      <w:r>
-        <w:t xml:space="preserve">. But now </w:t>
-      </w:r>
-    </w:p>
+    <w:p/>
     <w:sectPr>
       <w:pgSz w:w="11906" w:h="16838"/>
       <w:pgMar w:top="1440" w:right="1440" w:bottom="1440" w:left="1440" w:header="708" w:footer="708" w:gutter="0"/>

--- a/docs/Additional Material/Journal.docx
+++ b/docs/Additional Material/Journal.docx
@@ -13228,6 +13228,69 @@
       </w:r>
       <w:r>
         <w:t>.</w:t>
+      </w:r>
+    </w:p>
+    <w:p>
+      <w:pPr>
+        <w:pStyle w:val="IntenseQuote"/>
+        <w:rPr>
+          <w:b/>
+          <w:bCs/>
+          <w:color w:val="auto"/>
+          <w:sz w:val="28"/>
+          <w:szCs w:val="28"/>
+        </w:rPr>
+      </w:pPr>
+      <w:r>
+        <w:rPr>
+          <w:b/>
+          <w:bCs/>
+          <w:color w:val="auto"/>
+          <w:sz w:val="28"/>
+          <w:szCs w:val="28"/>
+        </w:rPr>
+        <w:t>(</w:t>
+      </w:r>
+      <w:r>
+        <w:rPr>
+          <w:b/>
+          <w:bCs/>
+          <w:color w:val="auto"/>
+          <w:sz w:val="28"/>
+          <w:szCs w:val="28"/>
+        </w:rPr>
+        <w:t>9</w:t>
+      </w:r>
+      <w:r>
+        <w:rPr>
+          <w:b/>
+          <w:bCs/>
+          <w:color w:val="auto"/>
+          <w:sz w:val="28"/>
+          <w:szCs w:val="28"/>
+          <w:vertAlign w:val="superscript"/>
+        </w:rPr>
+        <w:t>th</w:t>
+      </w:r>
+      <w:r>
+        <w:rPr>
+          <w:b/>
+          <w:bCs/>
+          <w:color w:val="auto"/>
+          <w:sz w:val="28"/>
+          <w:szCs w:val="28"/>
+        </w:rPr>
+        <w:t xml:space="preserve"> August</w:t>
+      </w:r>
+      <w:r>
+        <w:rPr>
+          <w:b/>
+          <w:bCs/>
+          <w:color w:val="auto"/>
+          <w:sz w:val="28"/>
+          <w:szCs w:val="28"/>
+        </w:rPr>
+        <w:t>)</w:t>
       </w:r>
     </w:p>
     <w:p/>

--- a/docs/Additional Material/Journal.docx
+++ b/docs/Additional Material/Journal.docx
@@ -1243,19 +1243,11 @@
       </w:r>
       <w:proofErr w:type="spellStart"/>
       <w:r>
-        <w:t>load_</w:t>
-      </w:r>
-      <w:proofErr w:type="gramStart"/>
-      <w:r>
-        <w:t>dotenv</w:t>
-      </w:r>
-      <w:proofErr w:type="spellEnd"/>
-      <w:r>
-        <w:t>(</w:t>
-      </w:r>
-      <w:proofErr w:type="gramEnd"/>
-      <w:r>
-        <w:t xml:space="preserve">) and remaps my project's WA_* variable names onto the bare names </w:t>
+        <w:t>load_dotenv</w:t>
+      </w:r>
+      <w:proofErr w:type="spellEnd"/>
+      <w:r>
+        <w:t xml:space="preserve">() and remaps my project's WA_* variable names onto the bare names </w:t>
       </w:r>
       <w:proofErr w:type="spellStart"/>
       <w:r>
@@ -1266,12 +1258,10 @@
         <w:t xml:space="preserve"> expects (SHOPPING, SHOPPING_ADMIN, REDDIT, etc.) before importing </w:t>
       </w:r>
       <w:proofErr w:type="spellStart"/>
-      <w:proofErr w:type="gramStart"/>
       <w:r>
         <w:t>browsergym.webarena</w:t>
       </w:r>
       <w:proofErr w:type="spellEnd"/>
-      <w:proofErr w:type="gramEnd"/>
       <w:r>
         <w:t>. Ordering matters here: importing first would leave the environment unconfigured. Sites I am not using are given placeholder URLs so that registration succeeds without those services running.</w:t>
       </w:r>
@@ -1378,19 +1368,11 @@
       </w:r>
       <w:proofErr w:type="spellStart"/>
       <w:r>
-        <w:t>send_msg_to_</w:t>
-      </w:r>
-      <w:proofErr w:type="gramStart"/>
-      <w:r>
-        <w:t>user</w:t>
-      </w:r>
-      <w:proofErr w:type="spellEnd"/>
-      <w:r>
-        <w:t>(</w:t>
-      </w:r>
-      <w:proofErr w:type="gramEnd"/>
-      <w:r>
-        <w:t>) has been called with the answer.</w:t>
+        <w:t>send_msg_to_user</w:t>
+      </w:r>
+      <w:proofErr w:type="spellEnd"/>
+      <w:r>
+        <w:t>() has been called with the answer.</w:t>
       </w:r>
     </w:p>
     <w:p>
@@ -1431,12 +1413,10 @@
         <w:t xml:space="preserve"> environment via </w:t>
       </w:r>
       <w:proofErr w:type="spellStart"/>
-      <w:proofErr w:type="gramStart"/>
       <w:r>
         <w:t>gym.make</w:t>
       </w:r>
       <w:proofErr w:type="spellEnd"/>
-      <w:proofErr w:type="gramEnd"/>
       <w:r>
         <w:t>() and then iterates:</w:t>
       </w:r>
@@ -1454,19 +1434,11 @@
       </w:r>
       <w:proofErr w:type="spellStart"/>
       <w:r>
-        <w:t>flatten_axtree_to_</w:t>
-      </w:r>
-      <w:proofErr w:type="gramStart"/>
-      <w:r>
-        <w:t>str</w:t>
-      </w:r>
-      <w:proofErr w:type="spellEnd"/>
-      <w:r>
-        <w:t>(</w:t>
-      </w:r>
-      <w:proofErr w:type="gramEnd"/>
-      <w:r>
-        <w:t>) and combined with the task goal, the current URL, and any error returned by the previous action.</w:t>
+        <w:t>flatten_axtree_to_str</w:t>
+      </w:r>
+      <w:proofErr w:type="spellEnd"/>
+      <w:r>
+        <w:t>() and combined with the task goal, the current URL, and any error returned by the previous action.</w:t>
       </w:r>
     </w:p>
     <w:p>
@@ -1493,12 +1465,10 @@
         <w:t xml:space="preserve">Token usage is read from </w:t>
       </w:r>
       <w:proofErr w:type="spellStart"/>
-      <w:proofErr w:type="gramStart"/>
       <w:r>
         <w:t>result.usage</w:t>
       </w:r>
       <w:proofErr w:type="spellEnd"/>
-      <w:proofErr w:type="gramEnd"/>
       <w:r>
         <w:t xml:space="preserve">() and accumulated. Because </w:t>
       </w:r>
@@ -1523,12 +1493,10 @@
         <w:t xml:space="preserve">The action is executed with </w:t>
       </w:r>
       <w:proofErr w:type="spellStart"/>
-      <w:proofErr w:type="gramStart"/>
       <w:r>
         <w:t>env.step</w:t>
       </w:r>
       <w:proofErr w:type="spellEnd"/>
-      <w:proofErr w:type="gramEnd"/>
       <w:r>
         <w:t xml:space="preserve">(), which returns the next observation and the reward computed by </w:t>
       </w:r>
@@ -1551,15 +1519,7 @@
         <w:t xml:space="preserve">For the output, each </w:t>
       </w:r>
       <w:r>
-        <w:t xml:space="preserve">step prints the agent's reasoning, its chosen action, the tokens consumed, and whether the action was accepted or produced an error. Each episode reports success, termination reason, step count, input/output/total tokens, and wall-clock duration. A summary table is printed across all three </w:t>
-      </w:r>
-      <w:proofErr w:type="gramStart"/>
-      <w:r>
-        <w:t>sites</w:t>
-      </w:r>
-      <w:proofErr w:type="gramEnd"/>
-      <w:r>
-        <w:t xml:space="preserve"> and the full per-step log is written to JSON. Episode failures are caught individually so that a problem on one site does not abort the remaining runs.</w:t>
+        <w:t>step prints the agent's reasoning, its chosen action, the tokens consumed, and whether the action was accepted or produced an error. Each episode reports success, termination reason, step count, input/output/total tokens, and wall-clock duration. A summary table is printed across all three sites and the full per-step log is written to JSON. Episode failures are caught individually so that a problem on one site does not abort the remaining runs.</w:t>
       </w:r>
     </w:p>
     <w:p>
@@ -1572,15 +1532,7 @@
         <w:t xml:space="preserve">I also note a measurement consideration for GPT-5 Mini specifically: it is a reasoning model, and its hidden reasoning tokens are billed as output tokens. This is correct for budget accounting </w:t>
       </w:r>
       <w:r>
-        <w:t xml:space="preserve">as those tokens are a real </w:t>
-      </w:r>
-      <w:proofErr w:type="gramStart"/>
-      <w:r>
-        <w:t>cost</w:t>
-      </w:r>
-      <w:proofErr w:type="gramEnd"/>
-      <w:r>
-        <w:t xml:space="preserve"> </w:t>
+        <w:t xml:space="preserve">as those tokens are a real cost </w:t>
       </w:r>
       <w:r>
         <w:t xml:space="preserve">but it means </w:t>
@@ -1838,15 +1790,7 @@
           </w:tcPr>
           <w:p>
             <w:r>
-              <w:t xml:space="preserve">0 – </w:t>
-            </w:r>
-            <w:proofErr w:type="gramStart"/>
-            <w:r>
-              <w:t>cant</w:t>
-            </w:r>
-            <w:proofErr w:type="gramEnd"/>
-            <w:r>
-              <w:t xml:space="preserve"> complete 1 step</w:t>
+              <w:t>0 – cant complete 1 step</w:t>
             </w:r>
           </w:p>
         </w:tc>
@@ -1941,15 +1885,7 @@
         <w:t xml:space="preserve"> which should remove the 500ms timeouts</w:t>
       </w:r>
       <w:r>
-        <w:t xml:space="preserve"> and should progress through the task and give a true read on how many steps this task </w:t>
-      </w:r>
-      <w:proofErr w:type="gramStart"/>
-      <w:r>
-        <w:t>actually needs</w:t>
-      </w:r>
-      <w:proofErr w:type="gramEnd"/>
-      <w:r>
-        <w:t xml:space="preserve">. </w:t>
+        <w:t xml:space="preserve"> and should progress through the task and give a true read on how many steps this task actually needs. </w:t>
       </w:r>
       <w:r>
         <w:t xml:space="preserve">Tokens per step may even drop. </w:t>
@@ -2056,13 +1992,8 @@
       </w:r>
     </w:p>
     <w:p>
-      <w:proofErr w:type="gramStart"/>
-      <w:r>
-        <w:t>So</w:t>
-      </w:r>
-      <w:proofErr w:type="gramEnd"/>
-      <w:r>
-        <w:t xml:space="preserve"> I had to install all the libraries </w:t>
+      <w:r>
+        <w:t xml:space="preserve">So I had to install all the libraries </w:t>
       </w:r>
       <w:proofErr w:type="spellStart"/>
       <w:r>
@@ -2249,15 +2180,7 @@
       </w:r>
       <w:proofErr w:type="spellEnd"/>
       <w:r>
-        <w:t xml:space="preserve"> repository including its </w:t>
-      </w:r>
-      <w:proofErr w:type="gramStart"/>
-      <w:r>
-        <w:t>top level</w:t>
-      </w:r>
-      <w:proofErr w:type="gramEnd"/>
-      <w:r>
-        <w:t xml:space="preserve"> modules.</w:t>
+        <w:t xml:space="preserve"> repository including its top level modules.</w:t>
       </w:r>
     </w:p>
     <w:p/>
@@ -2383,15 +2306,7 @@
         <w:t xml:space="preserve"> directly into the code</w:t>
       </w:r>
       <w:r>
-        <w:t xml:space="preserve">, the results </w:t>
-      </w:r>
-      <w:proofErr w:type="gramStart"/>
-      <w:r>
-        <w:t>looks</w:t>
-      </w:r>
-      <w:proofErr w:type="gramEnd"/>
-      <w:r>
-        <w:t xml:space="preserve"> better. </w:t>
+        <w:t xml:space="preserve">, the results looks better. </w:t>
       </w:r>
       <w:r>
         <w:t>However, the issue with the budget ladder is consistent</w:t>
@@ -2630,15 +2545,7 @@
     </w:p>
     <w:p>
       <w:r>
-        <w:t xml:space="preserve">2 things </w:t>
-      </w:r>
-      <w:proofErr w:type="gramStart"/>
-      <w:r>
-        <w:t>needs</w:t>
-      </w:r>
-      <w:proofErr w:type="gramEnd"/>
-      <w:r>
-        <w:t xml:space="preserve"> to change now:</w:t>
+        <w:t>2 things needs to change now:</w:t>
       </w:r>
     </w:p>
     <w:p>
@@ -2652,13 +2559,8 @@
       <w:r>
         <w:t xml:space="preserve">Cut cost per step by pinning the reasoning effort to low as the output is between 429-1198/step and reasoning tokens take a big chunk of that. </w:t>
       </w:r>
-      <w:proofErr w:type="gramStart"/>
-      <w:r>
-        <w:t>Also</w:t>
-      </w:r>
-      <w:proofErr w:type="gramEnd"/>
-      <w:r>
-        <w:t xml:space="preserve"> I need to trim the </w:t>
+      <w:r>
+        <w:t xml:space="preserve">Also I need to trim the </w:t>
       </w:r>
       <w:proofErr w:type="spellStart"/>
       <w:r>
@@ -2669,15 +2571,7 @@
         <w:t xml:space="preserve">, as this also has filtering options by dropping non-interactive elements (this can cut input tokens substantially). </w:t>
       </w:r>
       <w:r>
-        <w:t>If I get 2,000/</w:t>
-      </w:r>
-      <w:proofErr w:type="gramStart"/>
-      <w:r>
-        <w:t>step</w:t>
-      </w:r>
-      <w:proofErr w:type="gramEnd"/>
-      <w:r>
-        <w:t xml:space="preserve"> then a 16k budget gives me 8 steps which is more realistic. </w:t>
+        <w:t xml:space="preserve">If I get 2,000/step then a 16k budget gives me 8 steps which is more realistic. </w:t>
       </w:r>
     </w:p>
     <w:p>
@@ -2701,15 +2595,7 @@
         <w:t xml:space="preserve">The reasoning pin worked, output tokens fell 47% (from 2,887 to 1,539) with reasoning tokens now visible at 64-448/step. However, step 4 </w:t>
       </w:r>
       <w:r>
-        <w:t xml:space="preserve">shows that input tokens </w:t>
-      </w:r>
-      <w:proofErr w:type="gramStart"/>
-      <w:r>
-        <w:t>is</w:t>
-      </w:r>
-      <w:proofErr w:type="gramEnd"/>
-      <w:r>
-        <w:t xml:space="preserve"> 97% of my cost. </w:t>
+        <w:t xml:space="preserve">shows that input tokens is 97% of my cost. </w:t>
       </w:r>
     </w:p>
     <w:p>
@@ -2932,15 +2818,7 @@
     </w:p>
     <w:p>
       <w:r>
-        <w:t xml:space="preserve">To fix this, I need to estimate the calls input cost BEFORE paying for it. </w:t>
-      </w:r>
-      <w:proofErr w:type="gramStart"/>
-      <w:r>
-        <w:t>So</w:t>
-      </w:r>
-      <w:proofErr w:type="gramEnd"/>
-      <w:r>
-        <w:t xml:space="preserve"> an episode must NEVER exceed its stated budget. </w:t>
+        <w:t xml:space="preserve">To fix this, I need to estimate the calls input cost BEFORE paying for it. So an episode must NEVER exceed its stated budget. </w:t>
       </w:r>
     </w:p>
     <w:p>
@@ -3001,15 +2879,7 @@
         <w:t xml:space="preserve">This is at 1,800 tokens/step on average. </w:t>
       </w:r>
       <w:r>
-        <w:t xml:space="preserve">And this specific task finished at 10.8k tokens. Now I can </w:t>
-      </w:r>
-      <w:proofErr w:type="gramStart"/>
-      <w:r>
-        <w:t>actually continue</w:t>
-      </w:r>
-      <w:proofErr w:type="gramEnd"/>
-      <w:r>
-        <w:t xml:space="preserve"> with my proposed </w:t>
+        <w:t xml:space="preserve">And this specific task finished at 10.8k tokens. Now I can actually continue with my proposed </w:t>
       </w:r>
       <w:r>
         <w:t xml:space="preserve">ladder of 2k/4k/8k/16k as this now validated the original design once the observation cost was controlled. </w:t>
@@ -3377,15 +3247,7 @@
         <w:t>For Task 0 on CMS (</w:t>
       </w:r>
       <w:r>
-        <w:t xml:space="preserve">What is the </w:t>
-      </w:r>
-      <w:proofErr w:type="gramStart"/>
-      <w:r>
-        <w:t>top-1</w:t>
-      </w:r>
-      <w:proofErr w:type="gramEnd"/>
-      <w:r>
-        <w:t xml:space="preserve"> best-selling product in 2022</w:t>
+        <w:t>What is the top-1 best-selling product in 2022</w:t>
       </w:r>
       <w:r>
         <w:t xml:space="preserve">): </w:t>
@@ -3567,13 +3429,8 @@
             <w:tcW w:w="3969" w:type="dxa"/>
           </w:tcPr>
           <w:p>
-            <w:proofErr w:type="gramStart"/>
-            <w:r>
-              <w:t>Scroll(</w:t>
-            </w:r>
-            <w:proofErr w:type="gramEnd"/>
-            <w:r>
-              <w:t>0,400) to find the forum</w:t>
+            <w:r>
+              <w:t>Scroll(0,400) to find the forum</w:t>
             </w:r>
           </w:p>
         </w:tc>
@@ -3604,13 +3461,8 @@
             <w:tcW w:w="3969" w:type="dxa"/>
           </w:tcPr>
           <w:p>
-            <w:proofErr w:type="gramStart"/>
-            <w:r>
-              <w:t>Fill(</w:t>
-            </w:r>
-            <w:proofErr w:type="gramEnd"/>
-            <w:r>
-              <w:t>‘50’, ‘</w:t>
+            <w:r>
+              <w:t>Fill(‘50’, ‘</w:t>
             </w:r>
             <w:proofErr w:type="spellStart"/>
             <w:r>
@@ -3637,13 +3489,8 @@
     <w:p/>
     <w:p>
       <w:r>
-        <w:t xml:space="preserve">Ran the same task again with no changes to the code, and I am seeing a lot of </w:t>
-      </w:r>
-      <w:proofErr w:type="gramStart"/>
-      <w:r>
-        <w:t>variance</w:t>
-      </w:r>
-      <w:proofErr w:type="gramEnd"/>
+        <w:t>Ran the same task again with no changes to the code, and I am seeing a lot of variance</w:t>
+      </w:r>
       <w:r>
         <w:t>:</w:t>
       </w:r>
@@ -3887,19 +3734,11 @@
       </w:r>
       <w:proofErr w:type="spellStart"/>
       <w:r>
-        <w:t>build_</w:t>
-      </w:r>
-      <w:proofErr w:type="gramStart"/>
-      <w:r>
-        <w:t>prompt</w:t>
-      </w:r>
-      <w:proofErr w:type="spellEnd"/>
-      <w:r>
-        <w:t>(</w:t>
-      </w:r>
-      <w:proofErr w:type="gramEnd"/>
-      <w:r>
-        <w:t xml:space="preserve">)” </w:t>
+        <w:t>build_prompt</w:t>
+      </w:r>
+      <w:proofErr w:type="spellEnd"/>
+      <w:r>
+        <w:t xml:space="preserve">()” </w:t>
       </w:r>
       <w:r>
         <w:t xml:space="preserve">sends the goal, URL, last error, and current </w:t>
@@ -4178,12 +4017,10 @@
         <w:t xml:space="preserve">Since action timeout is NOT a module constant I </w:t>
       </w:r>
       <w:proofErr w:type="spellStart"/>
-      <w:proofErr w:type="gramStart"/>
       <w:r>
         <w:t>cant</w:t>
       </w:r>
       <w:proofErr w:type="spellEnd"/>
-      <w:proofErr w:type="gramEnd"/>
       <w:r>
         <w:t xml:space="preserve"> raise it at runtime</w:t>
       </w:r>
@@ -4224,26 +4061,10 @@
         <w:t xml:space="preserve"> need to stop the false error misleading the agent. </w:t>
       </w:r>
       <w:r>
-        <w:t xml:space="preserve">The click </w:t>
-      </w:r>
-      <w:proofErr w:type="gramStart"/>
-      <w:r>
-        <w:t>actually lands</w:t>
-      </w:r>
-      <w:proofErr w:type="gramEnd"/>
-      <w:r>
-        <w:t>; the timeout is Playwright giving up on the post-click navigation wait.</w:t>
-      </w:r>
-      <w:r>
-        <w:t xml:space="preserve"> The prompt tells the agent </w:t>
-      </w:r>
-      <w:proofErr w:type="gramStart"/>
-      <w:r>
-        <w:t>“error</w:t>
-      </w:r>
-      <w:proofErr w:type="gramEnd"/>
-      <w:r>
-        <w:t>”, so it wastes a step re-</w:t>
+        <w:t>The click actually lands; the timeout is Playwright giving up on the post-click navigation wait.</w:t>
+      </w:r>
+      <w:r>
+        <w:t xml:space="preserve"> The prompt tells the agent “error”, so it wastes a step re-</w:t>
       </w:r>
       <w:proofErr w:type="spellStart"/>
       <w:r>
@@ -4303,15 +4124,7 @@
         <w:t xml:space="preserve">Changing </w:t>
       </w:r>
       <w:r>
-        <w:t xml:space="preserve">timeout set from 60,000 to 10,000 showed no variance. </w:t>
-      </w:r>
-      <w:proofErr w:type="gramStart"/>
-      <w:r>
-        <w:t>So</w:t>
-      </w:r>
-      <w:proofErr w:type="gramEnd"/>
-      <w:r>
-        <w:t xml:space="preserve"> keeping to 10,000. </w:t>
+        <w:t xml:space="preserve">timeout set from 60,000 to 10,000 showed no variance. So keeping to 10,000. </w:t>
       </w:r>
     </w:p>
     <w:p>
@@ -4332,35 +4145,17 @@
       </w:r>
     </w:p>
     <w:p>
-      <w:proofErr w:type="gramStart"/>
-      <w:r>
-        <w:t>So</w:t>
-      </w:r>
-      <w:proofErr w:type="gramEnd"/>
-      <w:r>
-        <w:t xml:space="preserve"> what I can do now is my </w:t>
-      </w:r>
-      <w:r>
-        <w:t xml:space="preserve">RQ2 which is </w:t>
-      </w:r>
-      <w:proofErr w:type="gramStart"/>
-      <w:r>
-        <w:t>actually labelling</w:t>
-      </w:r>
-      <w:proofErr w:type="gramEnd"/>
-      <w:r>
-        <w:t xml:space="preserve"> the tasks </w:t>
+      <w:r>
+        <w:t xml:space="preserve">So what I can do now is my </w:t>
+      </w:r>
+      <w:r>
+        <w:t xml:space="preserve">RQ2 which is actually labelling the tasks </w:t>
       </w:r>
       <w:r>
         <w:t xml:space="preserve">based on difficulty, so in this case task 0 would be classed as easy based on my own rubric scale. </w:t>
       </w:r>
-      <w:proofErr w:type="gramStart"/>
-      <w:r>
-        <w:t>So</w:t>
-      </w:r>
-      <w:proofErr w:type="gramEnd"/>
-      <w:r>
-        <w:t xml:space="preserve"> the way I will score each task will be based on 4 observable properties which will band together to provide </w:t>
+      <w:r>
+        <w:t xml:space="preserve">So the way I will score each task will be based on 4 observable properties which will band together to provide </w:t>
       </w:r>
       <w:r>
         <w:t>the final score (or difficulty):</w:t>
@@ -5082,15 +4877,7 @@
       </w:r>
       <w:proofErr w:type="spellEnd"/>
       <w:r>
-        <w:t xml:space="preserve"> good I found this before the </w:t>
-      </w:r>
-      <w:proofErr w:type="gramStart"/>
-      <w:r>
-        <w:t>200 task</w:t>
-      </w:r>
-      <w:proofErr w:type="gramEnd"/>
-      <w:r>
-        <w:t xml:space="preserve"> collection. </w:t>
+        <w:t xml:space="preserve"> good I found this before the 200 task collection. </w:t>
       </w:r>
       <w:r>
         <w:t>I confirmed the cause by running the grep command on “</w:t>
@@ -5218,15 +5005,7 @@
     </w:p>
     <w:p>
       <w:r>
-        <w:t xml:space="preserve">Ok so now I can match the signature </w:t>
-      </w:r>
-      <w:proofErr w:type="gramStart"/>
-      <w:r>
-        <w:t>exactly</w:t>
-      </w:r>
-      <w:proofErr w:type="gramEnd"/>
-      <w:r>
-        <w:t xml:space="preserve"> but I do need to clarify in the report/here is that evaluation API costs do NOT contribute to the token ladder </w:t>
+        <w:t xml:space="preserve">Ok so now I can match the signature exactly but I do need to clarify in the report/here is that evaluation API costs do NOT contribute to the token ladder </w:t>
       </w:r>
       <w:proofErr w:type="spellStart"/>
       <w:r>
@@ -5623,13 +5402,8 @@
             <w:tcW w:w="1418" w:type="dxa"/>
           </w:tcPr>
           <w:p>
-            <w:proofErr w:type="gramStart"/>
-            <w:r>
-              <w:t>Click(</w:t>
-            </w:r>
-            <w:proofErr w:type="gramEnd"/>
-            <w:r>
-              <w:t>‘1075’)</w:t>
+            <w:r>
+              <w:t>Click(‘1075’)</w:t>
             </w:r>
           </w:p>
         </w:tc>
@@ -5660,13 +5434,8 @@
             <w:tcW w:w="1418" w:type="dxa"/>
           </w:tcPr>
           <w:p>
-            <w:proofErr w:type="gramStart"/>
-            <w:r>
-              <w:t>Click(</w:t>
-            </w:r>
-            <w:proofErr w:type="gramEnd"/>
-            <w:r>
-              <w:t>‘1223’)</w:t>
+            <w:r>
+              <w:t>Click(‘1223’)</w:t>
             </w:r>
           </w:p>
         </w:tc>
@@ -5697,13 +5466,8 @@
             <w:tcW w:w="1418" w:type="dxa"/>
           </w:tcPr>
           <w:p>
-            <w:proofErr w:type="gramStart"/>
-            <w:r>
-              <w:t>Click(</w:t>
-            </w:r>
-            <w:proofErr w:type="gramEnd"/>
-            <w:r>
-              <w:t>‘1019’)</w:t>
+            <w:r>
+              <w:t>Click(‘1019’)</w:t>
             </w:r>
           </w:p>
         </w:tc>
@@ -5734,13 +5498,8 @@
             <w:tcW w:w="1418" w:type="dxa"/>
           </w:tcPr>
           <w:p>
-            <w:proofErr w:type="gramStart"/>
-            <w:r>
-              <w:t>Click(</w:t>
-            </w:r>
-            <w:proofErr w:type="gramEnd"/>
-            <w:r>
-              <w:t>‘927’)</w:t>
+            <w:r>
+              <w:t>Click(‘927’)</w:t>
             </w:r>
           </w:p>
         </w:tc>
@@ -5762,15 +5521,7 @@
         <w:t xml:space="preserve">4 visits </w:t>
       </w:r>
       <w:r>
-        <w:t xml:space="preserve">to the same category, and my action-history rule doesn’t catch </w:t>
-      </w:r>
-      <w:proofErr w:type="gramStart"/>
-      <w:r>
-        <w:t>a single one</w:t>
-      </w:r>
-      <w:proofErr w:type="gramEnd"/>
-      <w:r>
-        <w:t xml:space="preserve"> because the bids differ every page </w:t>
+        <w:t xml:space="preserve">to the same category, and my action-history rule doesn’t catch a single one because the bids differ every page </w:t>
       </w:r>
       <w:proofErr w:type="spellStart"/>
       <w:r>
@@ -5780,21 +5531,8 @@
       <w:r>
         <w:t xml:space="preserve">. The strings </w:t>
       </w:r>
-      <w:proofErr w:type="gramStart"/>
-      <w:r>
-        <w:t>click(</w:t>
-      </w:r>
-      <w:proofErr w:type="gramEnd"/>
-      <w:r>
-        <w:t xml:space="preserve">'1075') and </w:t>
-      </w:r>
-      <w:proofErr w:type="gramStart"/>
-      <w:r>
-        <w:t>click(</w:t>
-      </w:r>
-      <w:proofErr w:type="gramEnd"/>
-      <w:r>
-        <w:t>'927') look completely different to the model, so "never repeat an action" is trivially satisfied while the agent goes in circles.</w:t>
+      <w:r>
+        <w:t>click('1075') and click('927') look completely different to the model, so "never repeat an action" is trivially satisfied while the agent goes in circles.</w:t>
       </w:r>
       <w:r>
         <w:t xml:space="preserve"> This burnt around 26,000 tokens and hit the step limit. This means that </w:t>
@@ -5811,13 +5549,8 @@
         <w:lastRenderedPageBreak/>
         <w:t xml:space="preserve">memory defect in my current history format </w:t>
       </w:r>
-      <w:proofErr w:type="gramStart"/>
-      <w:r>
-        <w:t>cant</w:t>
-      </w:r>
-      <w:proofErr w:type="gramEnd"/>
-      <w:r>
-        <w:t xml:space="preserve"> detect. To fix this, I need to track URL’s and not just actions. </w:t>
+      <w:r>
+        <w:t xml:space="preserve">cant detect. To fix this, I need to track URL’s and not just actions. </w:t>
       </w:r>
     </w:p>
     <w:p>
@@ -5830,15 +5563,7 @@
       </w:r>
       <w:proofErr w:type="spellEnd"/>
       <w:r>
-        <w:t xml:space="preserve"> </w:t>
-      </w:r>
-      <w:proofErr w:type="gramStart"/>
-      <w:r>
-        <w:t>need</w:t>
-      </w:r>
-      <w:proofErr w:type="gramEnd"/>
-      <w:r>
-        <w:t xml:space="preserve"> to make is the max steps limit. Since </w:t>
+        <w:t xml:space="preserve"> need to make is the max steps limit. Since </w:t>
       </w:r>
       <w:proofErr w:type="spellStart"/>
       <w:r>
@@ -5854,15 +5579,7 @@
       </w:r>
       <w:proofErr w:type="spellEnd"/>
       <w:r>
-        <w:t xml:space="preserve"> need to raise the steps limit to fit a 32k token cap so the probe measures the unconstrained cost and not the </w:t>
-      </w:r>
-      <w:proofErr w:type="gramStart"/>
-      <w:r>
-        <w:t>12 step</w:t>
-      </w:r>
-      <w:proofErr w:type="gramEnd"/>
-      <w:r>
-        <w:t xml:space="preserve"> cost. </w:t>
+        <w:t xml:space="preserve"> need to raise the steps limit to fit a 32k token cap so the probe measures the unconstrained cost and not the 12 step cost. </w:t>
       </w:r>
     </w:p>
     <w:p>
@@ -5925,23 +5642,7 @@
       </w:r>
       <w:proofErr w:type="spellEnd"/>
       <w:r>
-        <w:t xml:space="preserve"> need </w:t>
-      </w:r>
-      <w:proofErr w:type="gramStart"/>
-      <w:r>
-        <w:t>print</w:t>
-      </w:r>
-      <w:proofErr w:type="gramEnd"/>
-      <w:r>
-        <w:t xml:space="preserve"> the URL each step so I can see whether the history </w:t>
-      </w:r>
-      <w:proofErr w:type="gramStart"/>
-      <w:r>
-        <w:t>actually contains</w:t>
-      </w:r>
-      <w:proofErr w:type="gramEnd"/>
-      <w:r>
-        <w:t xml:space="preserve"> distinguishable URLs or whether magneto is returning the same URL with different bids </w:t>
+        <w:t xml:space="preserve"> need print the URL each step so I can see whether the history actually contains distinguishable URLs or whether magneto is returning the same URL with different bids </w:t>
       </w:r>
       <w:r>
         <w:t>(in this case, the model is seeing the repetition and ignoring it)</w:t>
@@ -6053,13 +5754,8 @@
       </w:r>
     </w:p>
     <w:p>
-      <w:proofErr w:type="gramStart"/>
-      <w:r>
-        <w:t>So</w:t>
-      </w:r>
-      <w:proofErr w:type="gramEnd"/>
-      <w:r>
-        <w:t xml:space="preserve"> I added the guard patch, however I receive a consistent error message</w:t>
+      <w:r>
+        <w:t>So I added the guard patch, however I receive a consistent error message</w:t>
       </w:r>
       <w:r>
         <w:t xml:space="preserve"> for task 574</w:t>
@@ -6124,15 +5820,7 @@
       </w:r>
       <w:proofErr w:type="spellEnd"/>
       <w:r>
-        <w:t xml:space="preserve"> is a string it </w:t>
-      </w:r>
-      <w:proofErr w:type="gramStart"/>
-      <w:r>
-        <w:t>can .split</w:t>
-      </w:r>
-      <w:proofErr w:type="gramEnd"/>
-      <w:r>
-        <w:t xml:space="preserve">(" |OR| "), but task 574's config supplies a </w:t>
+        <w:t xml:space="preserve"> is a string it can .split(" |OR| "), but task 574's config supplies a </w:t>
       </w:r>
       <w:proofErr w:type="spellStart"/>
       <w:r>
@@ -6192,13 +5880,8 @@
       </w:r>
       <w:proofErr w:type="spellEnd"/>
       <w:r>
-        <w:t xml:space="preserve"> as a string ("111 Magnolia Path"), and 0 of 480 tasks use a dict. Yet at runtime the evaluator received a dict. Those can't both be true of the same </w:t>
-      </w:r>
-      <w:proofErr w:type="gramStart"/>
-      <w:r>
-        <w:t>file</w:t>
-      </w:r>
-      <w:proofErr w:type="gramEnd"/>
+        <w:t xml:space="preserve"> as a string ("111 Magnolia Path"), and 0 of 480 tasks use a dict. Yet at runtime the evaluator received a dict. Those can't both be true of the same file</w:t>
+      </w:r>
       <w:r>
         <w:t xml:space="preserve"> </w:t>
       </w:r>
@@ -6215,27 +5898,11 @@
       </w:r>
       <w:proofErr w:type="spellStart"/>
       <w:r>
-        <w:t>smoke_</w:t>
-      </w:r>
-      <w:proofErr w:type="gramStart"/>
-      <w:r>
-        <w:t>a.load</w:t>
-      </w:r>
-      <w:proofErr w:type="gramEnd"/>
-      <w:r>
-        <w:t>_</w:t>
-      </w:r>
-      <w:proofErr w:type="gramStart"/>
-      <w:r>
-        <w:t>configs</w:t>
-      </w:r>
-      <w:proofErr w:type="spellEnd"/>
-      <w:r>
-        <w:t>(</w:t>
-      </w:r>
-      <w:proofErr w:type="gramEnd"/>
-      <w:r>
-        <w:t>) reads.</w:t>
+        <w:t>smoke_a.load_configs</w:t>
+      </w:r>
+      <w:proofErr w:type="spellEnd"/>
+      <w:r>
+        <w:t>() reads.</w:t>
       </w:r>
     </w:p>
     <w:p>
@@ -6394,12 +6061,10 @@
         <w:t xml:space="preserve"> evaluator function since I </w:t>
       </w:r>
       <w:proofErr w:type="spellStart"/>
-      <w:proofErr w:type="gramStart"/>
       <w:r>
         <w:t>wont</w:t>
       </w:r>
       <w:proofErr w:type="spellEnd"/>
-      <w:proofErr w:type="gramEnd"/>
       <w:r>
         <w:t xml:space="preserve"> be needing that anymore</w:t>
       </w:r>
@@ -6592,15 +6257,7 @@
     <w:p>
       <w:r>
         <w:lastRenderedPageBreak/>
-        <w:t xml:space="preserve">The evaluator fix worked, so note to self: document this in my reproducibility readme as a </w:t>
-      </w:r>
-      <w:proofErr w:type="gramStart"/>
-      <w:r>
-        <w:t>one line</w:t>
-      </w:r>
-      <w:proofErr w:type="gramEnd"/>
-      <w:r>
-        <w:t xml:space="preserve"> fix to a known upstream format mismatch. </w:t>
+        <w:t xml:space="preserve">The evaluator fix worked, so note to self: document this in my reproducibility readme as a one line fix to a known upstream format mismatch. </w:t>
       </w:r>
       <w:r>
         <w:t xml:space="preserve">There is no more </w:t>
@@ -6611,15 +6268,7 @@
       </w:r>
       <w:proofErr w:type="spellEnd"/>
       <w:r>
-        <w:t xml:space="preserve">, the episode ran to </w:t>
-      </w:r>
-      <w:proofErr w:type="gramStart"/>
-      <w:r>
-        <w:t>completion</w:t>
-      </w:r>
-      <w:proofErr w:type="gramEnd"/>
-      <w:r>
-        <w:t xml:space="preserve"> and my stall guard works correctly at step 6. </w:t>
+        <w:t xml:space="preserve">, the episode ran to completion and my stall guard works correctly at step 6. </w:t>
       </w:r>
       <w:r>
         <w:t xml:space="preserve">However, another error is introduced, where the agent receives “previous action timed out – it may have succeeded. Check the current page before retrying”. This means the click is failing </w:t>
@@ -6632,21 +6281,8 @@
       </w:r>
     </w:p>
     <w:p>
-      <w:proofErr w:type="gramStart"/>
-      <w:r>
-        <w:t>So</w:t>
-      </w:r>
-      <w:proofErr w:type="gramEnd"/>
-      <w:r>
-        <w:t xml:space="preserve"> I need to </w:t>
-      </w:r>
-      <w:proofErr w:type="gramStart"/>
-      <w:r>
-        <w:t>actually distinguish</w:t>
-      </w:r>
-      <w:proofErr w:type="gramEnd"/>
-      <w:r>
-        <w:t xml:space="preserve"> between same action and same URL again. </w:t>
+      <w:r>
+        <w:t xml:space="preserve">So I need to actually distinguish between same action and same URL again. </w:t>
       </w:r>
     </w:p>
     <w:p>
@@ -7309,15 +6945,7 @@
         </w:numPr>
       </w:pPr>
       <w:r>
-        <w:t xml:space="preserve">What does a task </w:t>
-      </w:r>
-      <w:proofErr w:type="gramStart"/>
-      <w:r>
-        <w:t>actually cost</w:t>
-      </w:r>
-      <w:proofErr w:type="gramEnd"/>
-      <w:r>
-        <w:t xml:space="preserve"> when budget isn’t the binding constraint</w:t>
+        <w:t>What does a task actually cost when budget isn’t the binding constraint</w:t>
       </w:r>
     </w:p>
     <w:p>
@@ -7350,13 +6978,8 @@
       </w:r>
     </w:p>
     <w:p>
-      <w:proofErr w:type="gramStart"/>
-      <w:r>
-        <w:t>Also</w:t>
-      </w:r>
-      <w:proofErr w:type="gramEnd"/>
-      <w:r>
-        <w:t xml:space="preserve"> I renamed “smoke_a.py” to just “strategy_a.py” since I initially wanted the code to just test a few sites but due to the incompatibility with </w:t>
+      <w:r>
+        <w:t xml:space="preserve">Also I renamed “smoke_a.py” to just “strategy_a.py” since I initially wanted the code to just test a few sites but due to the incompatibility with </w:t>
       </w:r>
       <w:proofErr w:type="spellStart"/>
       <w:r>
@@ -7464,15 +7087,7 @@
         <w:t xml:space="preserve"> be cloning the </w:t>
       </w:r>
       <w:r>
-        <w:t xml:space="preserve">project onto the instance so all I </w:t>
-      </w:r>
-      <w:proofErr w:type="gramStart"/>
-      <w:r>
-        <w:t>have to</w:t>
-      </w:r>
-      <w:proofErr w:type="gramEnd"/>
-      <w:r>
-        <w:t xml:space="preserve"> do is pull it once I push the changes locally. </w:t>
+        <w:t xml:space="preserve">project onto the instance so all I have to do is pull it once I push the changes locally. </w:t>
       </w:r>
     </w:p>
     <w:p>
@@ -7527,15 +7142,7 @@
       </w:r>
       <w:proofErr w:type="spellEnd"/>
       <w:r>
-        <w:t xml:space="preserve">. I also stored that token into a credential </w:t>
-      </w:r>
-      <w:proofErr w:type="gramStart"/>
-      <w:r>
-        <w:t>helper</w:t>
-      </w:r>
-      <w:proofErr w:type="gramEnd"/>
-      <w:r>
-        <w:t xml:space="preserve"> so I don’t have to do it </w:t>
+        <w:t xml:space="preserve">. I also stored that token into a credential helper so I don’t have to do it </w:t>
       </w:r>
       <w:proofErr w:type="spellStart"/>
       <w:r>
@@ -7545,13 +7152,8 @@
       <w:r>
         <w:t xml:space="preserve">. </w:t>
       </w:r>
-      <w:proofErr w:type="gramStart"/>
-      <w:r>
-        <w:t>Also</w:t>
-      </w:r>
-      <w:proofErr w:type="gramEnd"/>
-      <w:r>
-        <w:t xml:space="preserve"> </w:t>
+      <w:r>
+        <w:t xml:space="preserve">Also </w:t>
       </w:r>
       <w:proofErr w:type="spellStart"/>
       <w:r>
@@ -7743,12 +7345,10 @@
         <w:t xml:space="preserve">revised the action providing </w:t>
       </w:r>
       <w:proofErr w:type="spellStart"/>
-      <w:proofErr w:type="gramStart"/>
       <w:r>
         <w:t>a</w:t>
       </w:r>
       <w:proofErr w:type="spellEnd"/>
-      <w:proofErr w:type="gramEnd"/>
       <w:r>
         <w:t xml:space="preserve"> alternative action and the strategy would have </w:t>
       </w:r>
@@ -7864,15 +7464,7 @@
     </w:p>
     <w:p>
       <w:r>
-        <w:t xml:space="preserve">This is just an ordering bug, easy to fix since I pass the field “plan” to the </w:t>
-      </w:r>
-      <w:proofErr w:type="gramStart"/>
-      <w:r>
-        <w:t>record(</w:t>
-      </w:r>
-      <w:proofErr w:type="gramEnd"/>
-      <w:r>
-        <w:t xml:space="preserve">) </w:t>
+        <w:t xml:space="preserve">This is just an ordering bug, easy to fix since I pass the field “plan” to the record() </w:t>
       </w:r>
       <w:proofErr w:type="spellStart"/>
       <w:r>
@@ -7901,15 +7493,7 @@
       </w:r>
       <w:proofErr w:type="spellEnd"/>
       <w:r>
-        <w:t xml:space="preserve"> for the </w:t>
-      </w:r>
-      <w:proofErr w:type="gramStart"/>
-      <w:r>
-        <w:t>200 task</w:t>
-      </w:r>
-      <w:proofErr w:type="gramEnd"/>
-      <w:r>
-        <w:t xml:space="preserve"> collection script. Next thing is to </w:t>
+        <w:t xml:space="preserve"> for the 200 task collection script. Next thing is to </w:t>
       </w:r>
       <w:r>
         <w:t>create the annotation script</w:t>
@@ -7980,106 +7564,96 @@
       </w:r>
       <w:proofErr w:type="spellEnd"/>
       <w:r>
+        <w:t xml:space="preserve"> both of them </w:t>
+      </w:r>
+      <w:proofErr w:type="spellStart"/>
+      <w:r>
+        <w:t>incase</w:t>
+      </w:r>
+      <w:proofErr w:type="spellEnd"/>
+      <w:r>
+        <w:t xml:space="preserve"> I SSH out the instance (</w:t>
+      </w:r>
+      <w:proofErr w:type="spellStart"/>
+      <w:r>
+        <w:t>tmux</w:t>
+      </w:r>
+      <w:proofErr w:type="spellEnd"/>
+      <w:r>
+        <w:t xml:space="preserve"> allows the scripts to continue running in the instance</w:t>
+      </w:r>
+      <w:r>
+        <w:t xml:space="preserve"> without me being </w:t>
+      </w:r>
+      <w:proofErr w:type="spellStart"/>
+      <w:r>
+        <w:t>ssh’d</w:t>
+      </w:r>
+      <w:proofErr w:type="spellEnd"/>
+      <w:r>
+        <w:t xml:space="preserve"> in)</w:t>
+      </w:r>
+      <w:r>
+        <w:t xml:space="preserve">. </w:t>
+      </w:r>
+    </w:p>
+    <w:p>
+      <w:r>
+        <w:t xml:space="preserve">Before running the batch script, I noticed a bug </w:t>
+      </w:r>
+      <w:r>
+        <w:t>where “</w:t>
+      </w:r>
+      <w:proofErr w:type="spellStart"/>
+      <w:r>
+        <w:t>random.shuffle</w:t>
+      </w:r>
+      <w:proofErr w:type="spellEnd"/>
+      <w:r>
+        <w:t>(</w:t>
+      </w:r>
+      <w:proofErr w:type="spellStart"/>
+      <w:r>
+        <w:t>todo</w:t>
+      </w:r>
+      <w:proofErr w:type="spellEnd"/>
+      <w:r>
+        <w:t>)” would break the script if I were to resume the script if there was a crash.</w:t>
+      </w:r>
+      <w:r>
+        <w:t xml:space="preserve"> AND </w:t>
+      </w:r>
+      <w:proofErr w:type="spellStart"/>
+      <w:r>
+        <w:t>AND</w:t>
+      </w:r>
+      <w:proofErr w:type="spellEnd"/>
+      <w:r>
         <w:t xml:space="preserve"> </w:t>
       </w:r>
-      <w:proofErr w:type="gramStart"/>
-      <w:r>
-        <w:t>both of them</w:t>
-      </w:r>
-      <w:proofErr w:type="gramEnd"/>
+      <w:proofErr w:type="spellStart"/>
+      <w:r>
+        <w:t>AND</w:t>
+      </w:r>
+      <w:proofErr w:type="spellEnd"/>
+      <w:r>
+        <w:t xml:space="preserve"> if shuffled order </w:t>
+      </w:r>
+      <w:r>
+        <w:t xml:space="preserve">runs it at 8k first (fails, address unchanged) then 16k (succeeds, address updated), and </w:t>
+      </w:r>
+      <w:r>
+        <w:t>I</w:t>
+      </w:r>
+      <w:r>
+        <w:t xml:space="preserve"> resume mid-run, subsequent budgets for the same task see an already-updated site.</w:t>
+      </w:r>
       <w:r>
         <w:t xml:space="preserve"> </w:t>
       </w:r>
-      <w:proofErr w:type="spellStart"/>
-      <w:r>
-        <w:t>incase</w:t>
-      </w:r>
-      <w:proofErr w:type="spellEnd"/>
-      <w:r>
-        <w:t xml:space="preserve"> I SSH out the instance (</w:t>
-      </w:r>
-      <w:proofErr w:type="spellStart"/>
-      <w:r>
-        <w:t>tmux</w:t>
-      </w:r>
-      <w:proofErr w:type="spellEnd"/>
-      <w:r>
-        <w:t xml:space="preserve"> allows the scripts to continue running in the instance</w:t>
-      </w:r>
-      <w:r>
-        <w:t xml:space="preserve"> without me being </w:t>
-      </w:r>
-      <w:proofErr w:type="spellStart"/>
-      <w:r>
-        <w:t>ssh’d</w:t>
-      </w:r>
-      <w:proofErr w:type="spellEnd"/>
-      <w:r>
-        <w:t xml:space="preserve"> in)</w:t>
-      </w:r>
-      <w:r>
-        <w:t xml:space="preserve">. </w:t>
-      </w:r>
-    </w:p>
-    <w:p>
-      <w:r>
-        <w:t xml:space="preserve">Before running the batch script, I noticed a bug </w:t>
-      </w:r>
-      <w:r>
-        <w:t>where “</w:t>
-      </w:r>
-      <w:proofErr w:type="spellStart"/>
-      <w:proofErr w:type="gramStart"/>
-      <w:r>
-        <w:t>random.shuffle</w:t>
-      </w:r>
-      <w:proofErr w:type="spellEnd"/>
-      <w:proofErr w:type="gramEnd"/>
-      <w:r>
-        <w:t>(</w:t>
-      </w:r>
-      <w:proofErr w:type="spellStart"/>
-      <w:r>
-        <w:t>todo</w:t>
-      </w:r>
-      <w:proofErr w:type="spellEnd"/>
-      <w:r>
-        <w:t>)” would break the script if I were to resume the script if there was a crash.</w:t>
-      </w:r>
-      <w:r>
-        <w:t xml:space="preserve"> AND </w:t>
-      </w:r>
-      <w:proofErr w:type="spellStart"/>
-      <w:r>
-        <w:t>AND</w:t>
-      </w:r>
-      <w:proofErr w:type="spellEnd"/>
       <w:r>
         <w:t xml:space="preserve"> </w:t>
       </w:r>
-      <w:proofErr w:type="spellStart"/>
-      <w:r>
-        <w:t>AND</w:t>
-      </w:r>
-      <w:proofErr w:type="spellEnd"/>
-      <w:r>
-        <w:t xml:space="preserve"> if shuffled order </w:t>
-      </w:r>
-      <w:r>
-        <w:t xml:space="preserve">runs it at 8k first (fails, address unchanged) then 16k (succeeds, address updated), and </w:t>
-      </w:r>
-      <w:r>
-        <w:t>I</w:t>
-      </w:r>
-      <w:r>
-        <w:t xml:space="preserve"> resume mid-run, subsequent budgets for the same task see an already-updated site.</w:t>
-      </w:r>
-      <w:r>
-        <w:t xml:space="preserve"> </w:t>
-      </w:r>
-      <w:r>
-        <w:t xml:space="preserve"> </w:t>
-      </w:r>
       <w:r>
         <w:t xml:space="preserve">Ill change it by grouping the site and task ID, shuffle </w:t>
       </w:r>
@@ -8089,15 +7663,7 @@
       </w:r>
       <w:proofErr w:type="spellEnd"/>
       <w:r>
-        <w:t xml:space="preserve"> within each group and then shuffle the group order. </w:t>
-      </w:r>
-      <w:proofErr w:type="gramStart"/>
-      <w:r>
-        <w:t>So</w:t>
-      </w:r>
-      <w:proofErr w:type="gramEnd"/>
-      <w:r>
-        <w:t xml:space="preserve"> this will keep a tasks budget </w:t>
+        <w:t xml:space="preserve"> within each group and then shuffle the group order. So this will keep a tasks budget </w:t>
       </w:r>
       <w:r>
         <w:t>conditions adjacent while still spreading order effects.</w:t>
@@ -8175,13 +7741,8 @@
         <w:t>(_</w:t>
       </w:r>
       <w:proofErr w:type="spellStart"/>
-      <w:proofErr w:type="gramStart"/>
-      <w:r>
-        <w:t>ou.generate</w:t>
-      </w:r>
-      <w:proofErr w:type="gramEnd"/>
-      <w:r>
-        <w:t>_from_openai_chat_completion</w:t>
+      <w:r>
+        <w:t>ou.generate_from_openai_chat_completion</w:t>
       </w:r>
       <w:proofErr w:type="spellEnd"/>
       <w:r>
@@ -8200,13 +7761,8 @@
         <w:t xml:space="preserve">from </w:t>
       </w:r>
       <w:proofErr w:type="spellStart"/>
-      <w:proofErr w:type="gramStart"/>
-      <w:r>
-        <w:t>llms.providers</w:t>
-      </w:r>
-      <w:proofErr w:type="gramEnd"/>
-      <w:r>
-        <w:t>.openai_utils</w:t>
+      <w:r>
+        <w:t>llms.providers.openai_utils</w:t>
       </w:r>
       <w:proofErr w:type="spellEnd"/>
       <w:r>
@@ -8221,15 +7777,7 @@
         <w:t xml:space="preserve">”. Which means my current patch </w:t>
       </w:r>
       <w:r>
-        <w:t xml:space="preserve">doesn’t </w:t>
-      </w:r>
-      <w:proofErr w:type="gramStart"/>
-      <w:r>
-        <w:t>actually touch</w:t>
-      </w:r>
-      <w:proofErr w:type="gramEnd"/>
-      <w:r>
-        <w:t xml:space="preserve"> that one. Pretty simple fix, </w:t>
+        <w:t xml:space="preserve">doesn’t actually touch that one. Pretty simple fix, </w:t>
       </w:r>
       <w:proofErr w:type="spellStart"/>
       <w:r>
@@ -8576,14 +8124,9 @@
       </w:r>
       <w:proofErr w:type="spellStart"/>
       <w:r>
-        <w:t>strategy_</w:t>
-      </w:r>
-      <w:proofErr w:type="gramStart"/>
-      <w:r>
-        <w:t>a.jsonl</w:t>
-      </w:r>
-      <w:proofErr w:type="spellEnd"/>
-      <w:proofErr w:type="gramEnd"/>
+        <w:t>strategy_a.jsonl</w:t>
+      </w:r>
+      <w:proofErr w:type="spellEnd"/>
       <w:r>
         <w:t>, of which 999 are valid episodes and 6 are error records requiring re-collection. The 201-task subset (67 per site, seed 42) was run across all five budget levels (2k/4k/8k/16k/32k),</w:t>
       </w:r>
@@ -9243,15 +8786,7 @@
         </w:drawing>
       </w:r>
       <w:r>
-        <w:t xml:space="preserve">These termination reasons </w:t>
-      </w:r>
-      <w:proofErr w:type="gramStart"/>
-      <w:r>
-        <w:t>take into account</w:t>
-      </w:r>
-      <w:proofErr w:type="gramEnd"/>
-      <w:r>
-        <w:t xml:space="preserve"> every failure in each budget for each task. For example, if 3 budgets</w:t>
+        <w:t>These termination reasons take into account every failure in each budget for each task. For example, if 3 budgets</w:t>
       </w:r>
       <w:r>
         <w:t xml:space="preserve"> (2k, 4k, 8k)</w:t>
@@ -9660,15 +9195,7 @@
       </w:r>
       <w:proofErr w:type="spellEnd"/>
       <w:r>
-        <w:t xml:space="preserve">) account for 66% of all episode endings. This confirms the budget is the binding constraint in </w:t>
-      </w:r>
-      <w:proofErr w:type="gramStart"/>
-      <w:r>
-        <w:t>the majority of</w:t>
-      </w:r>
-      <w:proofErr w:type="gramEnd"/>
-      <w:r>
-        <w:t xml:space="preserve"> episodes, which is the prerequisite for this study to be measuring budget effects rather than agent incompetence.</w:t>
+        <w:t>) account for 66% of all episode endings. This confirms the budget is the binding constraint in the majority of episodes, which is the prerequisite for this study to be measuring budget effects rather than agent incompetence.</w:t>
       </w:r>
     </w:p>
     <w:p>
@@ -10461,12 +9988,10 @@
         <w:t xml:space="preserve">, and </w:t>
       </w:r>
       <w:proofErr w:type="spellStart"/>
-      <w:proofErr w:type="gramStart"/>
       <w:r>
         <w:t>its</w:t>
       </w:r>
       <w:proofErr w:type="spellEnd"/>
-      <w:proofErr w:type="gramEnd"/>
       <w:r>
         <w:t xml:space="preserve"> obvious why…</w:t>
       </w:r>
@@ -10541,15 +10066,7 @@
         </w:drawing>
       </w:r>
       <w:r>
-        <w:t xml:space="preserve">This means I need to add another budget (64k), </w:t>
-      </w:r>
-      <w:proofErr w:type="gramStart"/>
-      <w:r>
-        <w:t>however</w:t>
-      </w:r>
-      <w:proofErr w:type="gramEnd"/>
-      <w:r>
-        <w:t xml:space="preserve"> to keep the tests consistent between A &amp; B, </w:t>
+        <w:t xml:space="preserve">This means I need to add another budget (64k), however to keep the tests consistent between A &amp; B, </w:t>
       </w:r>
       <w:proofErr w:type="spellStart"/>
       <w:r>
@@ -10610,15 +10127,7 @@
     </w:p>
     <w:p>
       <w:r>
-        <w:t xml:space="preserve">Furthermore, after examining how many times the critic is </w:t>
-      </w:r>
-      <w:proofErr w:type="gramStart"/>
-      <w:r>
-        <w:t>actually called</w:t>
-      </w:r>
-      <w:proofErr w:type="gramEnd"/>
-      <w:r>
-        <w:t xml:space="preserve"> its:</w:t>
+        <w:t>Furthermore, after examining how many times the critic is actually called its:</w:t>
       </w:r>
     </w:p>
     <w:tbl>
@@ -10776,15 +10285,7 @@
       </w:r>
       <w:proofErr w:type="spellEnd"/>
       <w:r>
-        <w:t xml:space="preserve"> and the proposed action is. </w:t>
-      </w:r>
-      <w:proofErr w:type="gramStart"/>
-      <w:r>
-        <w:t>So</w:t>
-      </w:r>
-      <w:proofErr w:type="gramEnd"/>
-      <w:r>
-        <w:t xml:space="preserve"> for example, since </w:t>
+        <w:t xml:space="preserve"> and the proposed action is. So for example, since </w:t>
       </w:r>
       <w:proofErr w:type="spellStart"/>
       <w:r>
@@ -10818,14 +10319,9 @@
       </w:r>
     </w:p>
     <w:p>
-      <w:proofErr w:type="gramStart"/>
       <w:r>
         <w:lastRenderedPageBreak/>
-        <w:t>So</w:t>
-      </w:r>
-      <w:proofErr w:type="gramEnd"/>
-      <w:r>
-        <w:t xml:space="preserve"> since strategy </w:t>
+        <w:t xml:space="preserve">So since strategy </w:t>
       </w:r>
       <w:r>
         <w:t>B</w:t>
@@ -10847,15 +10343,7 @@
       </w:r>
       <w:proofErr w:type="spellEnd"/>
       <w:r>
-        <w:t xml:space="preserve"> </w:t>
-      </w:r>
-      <w:proofErr w:type="gramStart"/>
-      <w:r>
-        <w:t>have to</w:t>
-      </w:r>
-      <w:proofErr w:type="gramEnd"/>
-      <w:r>
-        <w:t xml:space="preserve"> do this for strategy A as well. </w:t>
+        <w:t xml:space="preserve"> have to do this for strategy A as well. </w:t>
       </w:r>
       <w:r>
         <w:t xml:space="preserve">All I have to do is add it to the “BUDGETS” variable in “wa_env.py”. </w:t>
@@ -11207,15 +10695,7 @@
         <w:t xml:space="preserve"> Ive noticed that </w:t>
       </w:r>
       <w:r>
-        <w:t xml:space="preserve">task 460 compounds a 15% reduction even though the task was to reduce it once. </w:t>
-      </w:r>
-      <w:proofErr w:type="gramStart"/>
-      <w:r>
-        <w:t>So</w:t>
-      </w:r>
-      <w:proofErr w:type="gramEnd"/>
-      <w:r>
-        <w:t xml:space="preserve"> this needs to be identified in strategy B if it can be</w:t>
+        <w:t>task 460 compounds a 15% reduction even though the task was to reduce it once. So this needs to be identified in strategy B if it can be</w:t>
       </w:r>
       <w:r>
         <w:t xml:space="preserve"> without any hallucination</w:t>
@@ -11262,15 +10742,7 @@
       </w:r>
       <w:r>
         <w:lastRenderedPageBreak/>
-        <w:t xml:space="preserve">information retrieval, bulk action, delete, modify value, navigation, create or purchase tasks (or other if they do not fit in those </w:t>
-      </w:r>
-      <w:proofErr w:type="gramStart"/>
-      <w:r>
-        <w:t>sub categories</w:t>
-      </w:r>
-      <w:proofErr w:type="gramEnd"/>
-      <w:r>
-        <w:t>)</w:t>
+        <w:t>information retrieval, bulk action, delete, modify value, navigation, create or purchase tasks (or other if they do not fit in those sub categories)</w:t>
       </w:r>
       <w:r>
         <w:t>.</w:t>
@@ -11787,15 +11259,7 @@
           </w:tcPr>
           <w:p>
             <w:r>
-              <w:t xml:space="preserve">Navigation only </w:t>
-            </w:r>
-            <w:proofErr w:type="gramStart"/>
-            <w:r>
-              <w:t>stop</w:t>
-            </w:r>
-            <w:proofErr w:type="gramEnd"/>
-            <w:r>
-              <w:t xml:space="preserve"> rules</w:t>
+              <w:t>Navigation only stop rules</w:t>
             </w:r>
           </w:p>
         </w:tc>
@@ -11983,10 +11447,7 @@
           </w:tcPr>
           <w:p>
             <w:r>
-              <w:t>T</w:t>
-            </w:r>
-            <w:r>
-              <w:t>asks</w:t>
+              <w:t>Tasks</w:t>
             </w:r>
             <w:r>
               <w:t xml:space="preserve"> that</w:t>
@@ -12168,15 +11629,7 @@
           <w:p>
             <w:r>
               <w:lastRenderedPageBreak/>
-              <w:t xml:space="preserve">Multi-line text in single </w:t>
-            </w:r>
-            <w:proofErr w:type="gramStart"/>
-            <w:r>
-              <w:t>fill(</w:t>
-            </w:r>
-            <w:proofErr w:type="gramEnd"/>
-            <w:r>
-              <w:t>)</w:t>
+              <w:t>Multi-line text in single fill()</w:t>
             </w:r>
           </w:p>
         </w:tc>
@@ -12341,13 +11794,8 @@
           </w:tcPr>
           <w:p>
             <w:r>
-              <w:t xml:space="preserve">Required field check before </w:t>
-            </w:r>
-            <w:proofErr w:type="gramStart"/>
-            <w:r>
-              <w:t>submit</w:t>
-            </w:r>
-            <w:proofErr w:type="gramEnd"/>
+              <w:t>Required field check before submit</w:t>
+            </w:r>
           </w:p>
         </w:tc>
         <w:tc>
@@ -12390,15 +11838,7 @@
         <w:t>Oh and 1 more thing is splitting the training data for strategy C into categories</w:t>
       </w:r>
       <w:r>
-        <w:t xml:space="preserve"> to avoid contamination (i.e. if a task is modifying, creating, </w:t>
-      </w:r>
-      <w:proofErr w:type="gramStart"/>
-      <w:r>
-        <w:t>etc..</w:t>
-      </w:r>
-      <w:proofErr w:type="gramEnd"/>
-      <w:r>
-        <w:t xml:space="preserve"> and is completed by a budget, the other budgets may be seen as “successful” but that’s because it was already completed by the other budget)</w:t>
+        <w:t xml:space="preserve"> to avoid contamination (i.e. if a task is modifying, creating, etc.. and is completed by a budget, the other budgets may be seen as “successful” but that’s because it was already completed by the other budget)</w:t>
       </w:r>
       <w:r>
         <w:t>:</w:t>
@@ -12669,15 +12109,7 @@
       </w:r>
       <w:proofErr w:type="spellEnd"/>
       <w:r>
-        <w:t xml:space="preserve">('id') instead of </w:t>
-      </w:r>
-      <w:proofErr w:type="gramStart"/>
-      <w:r>
-        <w:t>press(</w:t>
-      </w:r>
-      <w:proofErr w:type="gramEnd"/>
-      <w:r>
-        <w:t>'id', 'Enter'), navigate('</w:t>
+        <w:t>('id') instead of press('id', 'Enter'), navigate('</w:t>
       </w:r>
       <w:proofErr w:type="spellStart"/>
       <w:r>
@@ -12709,15 +12141,7 @@
       </w:r>
       <w:proofErr w:type="spellEnd"/>
       <w:r>
-        <w:t xml:space="preserve">('id') instead of </w:t>
-      </w:r>
-      <w:proofErr w:type="gramStart"/>
-      <w:r>
-        <w:t>scroll(</w:t>
-      </w:r>
-      <w:proofErr w:type="gramEnd"/>
-      <w:r>
-        <w:t>0, 400). The model drew these from its training data rather than from the action vocabulary provided in the prompt.</w:t>
+        <w:t>('id') instead of scroll(0, 400). The model drew these from its training data rather than from the action vocabulary provided in the prompt.</w:t>
       </w:r>
     </w:p>
     <w:p>
@@ -12761,15 +12185,7 @@
       </w:r>
       <w:proofErr w:type="spellEnd"/>
       <w:r>
-        <w:t xml:space="preserve"> there is </w:t>
-      </w:r>
-      <w:proofErr w:type="gramStart"/>
-      <w:r>
-        <w:t>an</w:t>
-      </w:r>
-      <w:proofErr w:type="gramEnd"/>
-      <w:r>
-        <w:t xml:space="preserve"> hallucinated action, so C has a direct signal that something went wrong without needing to parse the action syntax itself. (</w:t>
+        <w:t xml:space="preserve"> there is an hallucinated action, so C has a direct signal that something went wrong without needing to parse the action syntax itself. (</w:t>
       </w:r>
       <w:proofErr w:type="spellStart"/>
       <w:r>
@@ -12876,19 +12292,20 @@
     <w:tbl>
       <w:tblPr>
         <w:tblStyle w:val="TableGrid"/>
-        <w:tblW w:w="0" w:type="auto"/>
+        <w:tblW w:w="11199" w:type="dxa"/>
+        <w:tblInd w:w="-998" w:type="dxa"/>
         <w:tblLook w:val="04A0" w:firstRow="1" w:lastRow="0" w:firstColumn="1" w:lastColumn="0" w:noHBand="0" w:noVBand="1"/>
       </w:tblPr>
       <w:tblGrid>
-        <w:gridCol w:w="2254"/>
-        <w:gridCol w:w="2254"/>
-        <w:gridCol w:w="2254"/>
-        <w:gridCol w:w="2254"/>
+        <w:gridCol w:w="1844"/>
+        <w:gridCol w:w="2268"/>
+        <w:gridCol w:w="1984"/>
+        <w:gridCol w:w="5103"/>
       </w:tblGrid>
       <w:tr>
         <w:tc>
           <w:tcPr>
-            <w:tcW w:w="2254" w:type="dxa"/>
+            <w:tcW w:w="1844" w:type="dxa"/>
           </w:tcPr>
           <w:p>
             <w:pPr>
@@ -12908,7 +12325,7 @@
         </w:tc>
         <w:tc>
           <w:tcPr>
-            <w:tcW w:w="2254" w:type="dxa"/>
+            <w:tcW w:w="2268" w:type="dxa"/>
           </w:tcPr>
           <w:p>
             <w:pPr>
@@ -12928,7 +12345,7 @@
         </w:tc>
         <w:tc>
           <w:tcPr>
-            <w:tcW w:w="2254" w:type="dxa"/>
+            <w:tcW w:w="1984" w:type="dxa"/>
           </w:tcPr>
           <w:p>
             <w:pPr>
@@ -12948,7 +12365,7 @@
         </w:tc>
         <w:tc>
           <w:tcPr>
-            <w:tcW w:w="2254" w:type="dxa"/>
+            <w:tcW w:w="5103" w:type="dxa"/>
           </w:tcPr>
           <w:p>
             <w:pPr>
@@ -12970,72 +12387,56 @@
       <w:tr>
         <w:tc>
           <w:tcPr>
-            <w:tcW w:w="2254" w:type="dxa"/>
-          </w:tcPr>
-          <w:p>
-            <w:r>
-              <w:t xml:space="preserve">1 </w:t>
-            </w:r>
-            <w:r>
-              <w:t>Classifying the tasks</w:t>
-            </w:r>
-          </w:p>
-        </w:tc>
-        <w:tc>
-          <w:tcPr>
-            <w:tcW w:w="2254" w:type="dxa"/>
-          </w:tcPr>
-          <w:p>
-            <w:r>
-              <w:t>Annotation v2 file (based on task intent &amp; what strategy A batch results are)</w:t>
-            </w:r>
-          </w:p>
-        </w:tc>
-        <w:tc>
-          <w:tcPr>
-            <w:tcW w:w="2254" w:type="dxa"/>
-          </w:tcPr>
-          <w:p>
-            <w:r>
-              <w:t xml:space="preserve">JSONL RISK FILE = </w:t>
-            </w:r>
-            <w:r>
-              <w:t>1 row/task, labelled with a field containing either: “</w:t>
-            </w:r>
-            <w:proofErr w:type="spellStart"/>
-            <w:r>
-              <w:t>read_only</w:t>
-            </w:r>
-            <w:proofErr w:type="spellEnd"/>
-            <w:r>
-              <w:t>”, “</w:t>
-            </w:r>
-            <w:r>
-              <w:t>idempotent” or “</w:t>
-            </w:r>
-            <w:proofErr w:type="spellStart"/>
-            <w:r>
-              <w:t>non_idempotent</w:t>
-            </w:r>
-            <w:proofErr w:type="spellEnd"/>
-            <w:r>
-              <w:t>”</w:t>
-            </w:r>
-          </w:p>
-        </w:tc>
-        <w:tc>
-          <w:tcPr>
-            <w:tcW w:w="2254" w:type="dxa"/>
-          </w:tcPr>
-          <w:p>
-            <w:r>
-              <w:t xml:space="preserve">This essentially separates tasks that </w:t>
-            </w:r>
-            <w:r>
-              <w:t>can’t</w:t>
-            </w:r>
-            <w:r>
-              <w:t xml:space="preserve"> be contaminated from tasks that can</w:t>
+            <w:tcW w:w="1844" w:type="dxa"/>
+          </w:tcPr>
+          <w:p>
+            <w:r>
+              <w:t>1 Removing errors</w:t>
+            </w:r>
+          </w:p>
+        </w:tc>
+        <w:tc>
+          <w:tcPr>
+            <w:tcW w:w="2268" w:type="dxa"/>
+          </w:tcPr>
+          <w:p>
+            <w:r>
+              <w:t xml:space="preserve">A or B or C </w:t>
+            </w:r>
+            <w:r>
+              <w:t>batch outputs</w:t>
+            </w:r>
+          </w:p>
+        </w:tc>
+        <w:tc>
+          <w:tcPr>
+            <w:tcW w:w="1984" w:type="dxa"/>
+          </w:tcPr>
+          <w:p>
+            <w:r>
+              <w:t>Removing task errors only (and not action errors)</w:t>
+            </w:r>
+          </w:p>
+        </w:tc>
+        <w:tc>
+          <w:tcPr>
+            <w:tcW w:w="5103" w:type="dxa"/>
+          </w:tcPr>
+          <w:p>
+            <w:r>
+              <w:t xml:space="preserve">Clean </w:t>
+            </w:r>
+            <w:r>
+              <w:t xml:space="preserve">the </w:t>
+            </w:r>
+            <w:r>
+              <w:t>data</w:t>
+            </w:r>
+            <w:r>
+              <w:t xml:space="preserve"> from any timeout or </w:t>
+            </w:r>
+            <w:r>
+              <w:t>environment related errors, then re-running the batch on those tasks</w:t>
             </w:r>
           </w:p>
         </w:tc>
@@ -13043,59 +12444,217 @@
       <w:tr>
         <w:tc>
           <w:tcPr>
-            <w:tcW w:w="2254" w:type="dxa"/>
+            <w:tcW w:w="1844" w:type="dxa"/>
           </w:tcPr>
           <w:p>
             <w:r>
               <w:t xml:space="preserve">2 </w:t>
             </w:r>
             <w:r>
-              <w:t>Flagging the episodes</w:t>
-            </w:r>
-          </w:p>
-        </w:tc>
-        <w:tc>
-          <w:tcPr>
-            <w:tcW w:w="2254" w:type="dxa"/>
-          </w:tcPr>
-          <w:p>
-            <w:r>
-              <w:t xml:space="preserve">Both strategy JSONL outputs + risk level </w:t>
-            </w:r>
-            <w:r>
-              <w:t>output</w:t>
-            </w:r>
-          </w:p>
-        </w:tc>
-        <w:tc>
-          <w:tcPr>
-            <w:tcW w:w="2254" w:type="dxa"/>
-          </w:tcPr>
-          <w:p>
-            <w:r>
-              <w:t>JSONL EPISODES FLAGGED = merged A + B with another field containing either: “use for routing” (always true) or “use for reward” (true only for clean episodes)</w:t>
-            </w:r>
-          </w:p>
-        </w:tc>
-        <w:tc>
-          <w:tcPr>
-            <w:tcW w:w="2254" w:type="dxa"/>
-          </w:tcPr>
-          <w:p>
-            <w:r>
-              <w:t>Implements the “keep everything up to first success” rule for non-idempotent tasks</w:t>
-            </w:r>
-          </w:p>
+              <w:t>Sorting the episodes</w:t>
+            </w:r>
+          </w:p>
+        </w:tc>
+        <w:tc>
+          <w:tcPr>
+            <w:tcW w:w="2268" w:type="dxa"/>
+          </w:tcPr>
+          <w:p>
+            <w:r>
+              <w:t>A or B or C batch outputs</w:t>
+            </w:r>
+          </w:p>
+        </w:tc>
+        <w:tc>
+          <w:tcPr>
+            <w:tcW w:w="1984" w:type="dxa"/>
+          </w:tcPr>
+          <w:p>
+            <w:r>
+              <w:t>Sorted episodes based on timestamp</w:t>
+            </w:r>
+          </w:p>
+        </w:tc>
+        <w:tc>
+          <w:tcPr>
+            <w:tcW w:w="5103" w:type="dxa"/>
+          </w:tcPr>
+          <w:p>
+            <w:r>
+              <w:t>Since the AWS instance crashed sometimes, re-running the "run_batch.py" resulted in some tasks/budgets being completed later.</w:t>
+            </w:r>
+          </w:p>
+          <w:p>
+            <w:r>
+              <w:t xml:space="preserve">i.e. 6 completed budgets for task 1, </w:t>
+            </w:r>
+          </w:p>
+          <w:p>
+            <w:r>
+              <w:t xml:space="preserve">5 completed budgets for task 2, </w:t>
+            </w:r>
+          </w:p>
+          <w:p>
+            <w:r>
+              <w:t xml:space="preserve">instance crashes &amp; re-run batch script, </w:t>
+            </w:r>
+          </w:p>
+          <w:p>
+            <w:r>
+              <w:t xml:space="preserve">6 completed budgets for task 3, </w:t>
+            </w:r>
+          </w:p>
+          <w:p>
+            <w:r>
+              <w:t>1 completed budget for task 2.</w:t>
+            </w:r>
+          </w:p>
+          <w:p/>
         </w:tc>
       </w:tr>
       <w:tr>
         <w:tc>
           <w:tcPr>
-            <w:tcW w:w="2254" w:type="dxa"/>
-          </w:tcPr>
-          <w:p>
-            <w:r>
-              <w:t xml:space="preserve">3 </w:t>
+            <w:tcW w:w="1844" w:type="dxa"/>
+          </w:tcPr>
+          <w:p>
+            <w:r>
+              <w:t>3</w:t>
+            </w:r>
+            <w:r>
+              <w:t xml:space="preserve"> </w:t>
+            </w:r>
+            <w:r>
+              <w:t>Classifying the tasks</w:t>
+            </w:r>
+          </w:p>
+        </w:tc>
+        <w:tc>
+          <w:tcPr>
+            <w:tcW w:w="2268" w:type="dxa"/>
+          </w:tcPr>
+          <w:p>
+            <w:r>
+              <w:t>Annotation v2 file (based on task intent &amp; what strategy A batch results are)</w:t>
+            </w:r>
+          </w:p>
+        </w:tc>
+        <w:tc>
+          <w:tcPr>
+            <w:tcW w:w="1984" w:type="dxa"/>
+          </w:tcPr>
+          <w:p>
+            <w:r>
+              <w:t xml:space="preserve">JSONL RISK FILE = </w:t>
+            </w:r>
+            <w:r>
+              <w:t>1 row/task, labelled with a field containing either: “</w:t>
+            </w:r>
+            <w:proofErr w:type="spellStart"/>
+            <w:r>
+              <w:t>read_only</w:t>
+            </w:r>
+            <w:proofErr w:type="spellEnd"/>
+            <w:r>
+              <w:t>”, “</w:t>
+            </w:r>
+            <w:r>
+              <w:t>idempotent” or “</w:t>
+            </w:r>
+            <w:proofErr w:type="spellStart"/>
+            <w:r>
+              <w:t>non_idempotent</w:t>
+            </w:r>
+            <w:proofErr w:type="spellEnd"/>
+            <w:r>
+              <w:t>”</w:t>
+            </w:r>
+          </w:p>
+        </w:tc>
+        <w:tc>
+          <w:tcPr>
+            <w:tcW w:w="5103" w:type="dxa"/>
+          </w:tcPr>
+          <w:p>
+            <w:r>
+              <w:t xml:space="preserve">This essentially separates tasks that </w:t>
+            </w:r>
+            <w:r>
+              <w:t>can’t</w:t>
+            </w:r>
+            <w:r>
+              <w:t xml:space="preserve"> be contaminated from tasks that can</w:t>
+            </w:r>
+          </w:p>
+        </w:tc>
+      </w:tr>
+      <w:tr>
+        <w:tc>
+          <w:tcPr>
+            <w:tcW w:w="1844" w:type="dxa"/>
+          </w:tcPr>
+          <w:p>
+            <w:r>
+              <w:t>4</w:t>
+            </w:r>
+            <w:r>
+              <w:t xml:space="preserve"> </w:t>
+            </w:r>
+            <w:r>
+              <w:t>Flagging the episodes</w:t>
+            </w:r>
+          </w:p>
+        </w:tc>
+        <w:tc>
+          <w:tcPr>
+            <w:tcW w:w="2268" w:type="dxa"/>
+          </w:tcPr>
+          <w:p>
+            <w:r>
+              <w:t xml:space="preserve">Both strategy JSONL outputs + risk level </w:t>
+            </w:r>
+            <w:r>
+              <w:t>output</w:t>
+            </w:r>
+          </w:p>
+        </w:tc>
+        <w:tc>
+          <w:tcPr>
+            <w:tcW w:w="1984" w:type="dxa"/>
+          </w:tcPr>
+          <w:p>
+            <w:r>
+              <w:t xml:space="preserve">JSONL EPISODES FLAGGED = merged A + B with another field containing either: </w:t>
+            </w:r>
+            <w:r>
+              <w:lastRenderedPageBreak/>
+              <w:t>“use for routing” (always true) or “use for reward” (true only for clean episodes)</w:t>
+            </w:r>
+          </w:p>
+        </w:tc>
+        <w:tc>
+          <w:tcPr>
+            <w:tcW w:w="5103" w:type="dxa"/>
+          </w:tcPr>
+          <w:p>
+            <w:r>
+              <w:lastRenderedPageBreak/>
+              <w:t>Implements the “keep everything up to first success” rule for non-idempotent tasks</w:t>
+            </w:r>
+          </w:p>
+        </w:tc>
+      </w:tr>
+      <w:tr>
+        <w:tc>
+          <w:tcPr>
+            <w:tcW w:w="1844" w:type="dxa"/>
+          </w:tcPr>
+          <w:p>
+            <w:r>
+              <w:t>5</w:t>
+            </w:r>
+            <w:r>
+              <w:t xml:space="preserve"> </w:t>
             </w:r>
             <w:r>
               <w:t>Joining the metadata</w:t>
@@ -13104,7 +12663,7 @@
         </w:tc>
         <w:tc>
           <w:tcPr>
-            <w:tcW w:w="2254" w:type="dxa"/>
+            <w:tcW w:w="2268" w:type="dxa"/>
           </w:tcPr>
           <w:p>
             <w:r>
@@ -13114,7 +12673,7 @@
         </w:tc>
         <w:tc>
           <w:tcPr>
-            <w:tcW w:w="2254" w:type="dxa"/>
+            <w:tcW w:w="1984" w:type="dxa"/>
           </w:tcPr>
           <w:p>
             <w:r>
@@ -13124,7 +12683,7 @@
         </w:tc>
         <w:tc>
           <w:tcPr>
-            <w:tcW w:w="2254" w:type="dxa"/>
+            <w:tcW w:w="5103" w:type="dxa"/>
           </w:tcPr>
           <w:p>
             <w:r>
@@ -13167,19 +12726,7 @@
         <w:t xml:space="preserve"> accidently </w:t>
       </w:r>
       <w:r>
-        <w:t xml:space="preserve">used the variable “{{_ACTION_VOCAB}}” which basically takes the possible actions from strategy A and is called inside the instructions </w:t>
-      </w:r>
-      <w:r>
-        <w:lastRenderedPageBreak/>
-        <w:t xml:space="preserve">(all 3 agents have this). However, since they are inside double curly brackets, none of the agents can </w:t>
-      </w:r>
-      <w:proofErr w:type="gramStart"/>
-      <w:r>
-        <w:t>actually see</w:t>
-      </w:r>
-      <w:proofErr w:type="gramEnd"/>
-      <w:r>
-        <w:t xml:space="preserve"> </w:t>
+        <w:t xml:space="preserve">used the variable “{{_ACTION_VOCAB}}” which basically takes the possible actions from strategy A and is called inside the instructions (all 3 agents have this). However, since they are inside double curly brackets, none of the agents can actually see </w:t>
       </w:r>
       <w:r>
         <w:t xml:space="preserve">the possible actions… So basically, 40+ hours of wasted time and 3 agents </w:t>
@@ -13187,11 +12734,9 @@
       <w:r>
         <w:t xml:space="preserve">hallucinating actions (critic is also approving them). </w:t>
       </w:r>
-      <w:proofErr w:type="gramStart"/>
-      <w:r>
-        <w:t>BUT,</w:t>
-      </w:r>
-      <w:proofErr w:type="gramEnd"/>
+      <w:r>
+        <w:t>BUT</w:t>
+      </w:r>
       <w:r>
         <w:t xml:space="preserve"> this is fine since </w:t>
       </w:r>
@@ -13259,7 +12804,7 @@
           <w:sz w:val="28"/>
           <w:szCs w:val="28"/>
         </w:rPr>
-        <w:t>9</w:t>
+        <w:t>10</w:t>
       </w:r>
       <w:r>
         <w:rPr>
@@ -13280,7 +12825,7 @@
           <w:sz w:val="28"/>
           <w:szCs w:val="28"/>
         </w:rPr>
-        <w:t xml:space="preserve"> August</w:t>
+        <w:t xml:space="preserve"> - 1</w:t>
       </w:r>
       <w:r>
         <w:rPr>
@@ -13290,7 +12835,94 @@
           <w:sz w:val="28"/>
           <w:szCs w:val="28"/>
         </w:rPr>
+        <w:t>3</w:t>
+      </w:r>
+      <w:r>
+        <w:rPr>
+          <w:b/>
+          <w:bCs/>
+          <w:color w:val="auto"/>
+          <w:sz w:val="28"/>
+          <w:szCs w:val="28"/>
+          <w:vertAlign w:val="superscript"/>
+        </w:rPr>
+        <w:t>th</w:t>
+      </w:r>
+      <w:r>
+        <w:rPr>
+          <w:b/>
+          <w:bCs/>
+          <w:color w:val="auto"/>
+          <w:sz w:val="28"/>
+          <w:szCs w:val="28"/>
+        </w:rPr>
+        <w:t xml:space="preserve"> August</w:t>
+      </w:r>
+      <w:r>
+        <w:rPr>
+          <w:b/>
+          <w:bCs/>
+          <w:color w:val="auto"/>
+          <w:sz w:val="28"/>
+          <w:szCs w:val="28"/>
+        </w:rPr>
         <w:t>)</w:t>
+      </w:r>
+    </w:p>
+    <w:p>
+      <w:r>
+        <w:t xml:space="preserve">I’ve completed the remove_errors.py file </w:t>
+      </w:r>
+      <w:r>
+        <w:t xml:space="preserve">where I can pass a few arguments (file directory, dry run, backup). The dry run argument doesn’t remove any errors, its more for confirming </w:t>
+      </w:r>
+      <w:r>
+        <w:t xml:space="preserve">the errors are not the agents errors but the environment itself. </w:t>
+      </w:r>
+      <w:r>
+        <w:t xml:space="preserve">Example of passing dry-run as the argument and the output for the full batch of Strategy A. </w:t>
+      </w:r>
+    </w:p>
+    <w:p>
+      <w:r>
+        <w:rPr>
+          <w:noProof/>
+        </w:rPr>
+        <w:drawing>
+          <wp:inline distT="0" distB="0" distL="0" distR="0" wp14:anchorId="2240179E" wp14:editId="7E78C6EA">
+            <wp:extent cx="3980215" cy="1905000"/>
+            <wp:effectExtent l="0" t="0" r="1270" b="0"/>
+            <wp:docPr id="1121537134" name="Picture 1"/>
+            <wp:cNvGraphicFramePr>
+              <a:graphicFrameLocks xmlns:a="http://schemas.openxmlformats.org/drawingml/2006/main" noChangeAspect="1"/>
+            </wp:cNvGraphicFramePr>
+            <a:graphic xmlns:a="http://schemas.openxmlformats.org/drawingml/2006/main">
+              <a:graphicData uri="http://schemas.openxmlformats.org/drawingml/2006/picture">
+                <pic:pic xmlns:pic="http://schemas.openxmlformats.org/drawingml/2006/picture">
+                  <pic:nvPicPr>
+                    <pic:cNvPr id="1121537134" name=""/>
+                    <pic:cNvPicPr/>
+                  </pic:nvPicPr>
+                  <pic:blipFill>
+                    <a:blip r:embed="rId70"/>
+                    <a:stretch>
+                      <a:fillRect/>
+                    </a:stretch>
+                  </pic:blipFill>
+                  <pic:spPr>
+                    <a:xfrm>
+                      <a:off x="0" y="0"/>
+                      <a:ext cx="3981913" cy="1905813"/>
+                    </a:xfrm>
+                    <a:prstGeom prst="rect">
+                      <a:avLst/>
+                    </a:prstGeom>
+                  </pic:spPr>
+                </pic:pic>
+              </a:graphicData>
+            </a:graphic>
+          </wp:inline>
+        </w:drawing>
       </w:r>
     </w:p>
     <w:p/>

--- a/docs/Additional Material/Journal.docx
+++ b/docs/Additional Material/Journal.docx
@@ -83,15 +83,7 @@
         <w:t xml:space="preserve">The </w:t>
       </w:r>
       <w:r>
-        <w:t xml:space="preserve">decision to use AWS came directly from the </w:t>
-      </w:r>
-      <w:proofErr w:type="spellStart"/>
-      <w:r>
-        <w:t>WebArena</w:t>
-      </w:r>
-      <w:proofErr w:type="spellEnd"/>
-      <w:r>
-        <w:t xml:space="preserve"> </w:t>
+        <w:t xml:space="preserve">decision to use AWS came directly from the WebArena </w:t>
       </w:r>
       <w:r>
         <w:t xml:space="preserve">repository environment </w:t>
@@ -166,13 +158,8 @@
       </w:r>
     </w:p>
     <w:p>
-      <w:proofErr w:type="spellStart"/>
-      <w:r>
-        <w:t>WebArena</w:t>
-      </w:r>
-      <w:proofErr w:type="spellEnd"/>
-      <w:r>
-        <w:t xml:space="preserve"> requires 5 </w:t>
+      <w:r>
+        <w:t xml:space="preserve">WebArena requires 5 </w:t>
       </w:r>
       <w:r>
         <w:t>self-hosted</w:t>
@@ -321,15 +308,7 @@
         <w:t>. I will be noting down what I’ve learnt from this course (</w:t>
       </w:r>
       <w:r>
-        <w:t xml:space="preserve">I don’t need to specify what </w:t>
-      </w:r>
-      <w:proofErr w:type="spellStart"/>
-      <w:r>
-        <w:t>ive</w:t>
-      </w:r>
-      <w:proofErr w:type="spellEnd"/>
-      <w:r>
-        <w:t xml:space="preserve"> learnt in the report, just mention the certification of completion</w:t>
+        <w:t>I don’t need to specify what ive learnt in the report, just mention the certification of completion</w:t>
       </w:r>
       <w:r>
         <w:t xml:space="preserve"> as its related </w:t>
@@ -346,23 +325,7 @@
         <w:t xml:space="preserve">I setup the AWS instance </w:t>
       </w:r>
       <w:r>
-        <w:t xml:space="preserve">with these exact settings following the </w:t>
-      </w:r>
-      <w:proofErr w:type="spellStart"/>
-      <w:r>
-        <w:t>WebArena</w:t>
-      </w:r>
-      <w:proofErr w:type="spellEnd"/>
-      <w:r>
-        <w:t xml:space="preserve"> repository </w:t>
-      </w:r>
-      <w:proofErr w:type="spellStart"/>
-      <w:r>
-        <w:t>readMe</w:t>
-      </w:r>
-      <w:proofErr w:type="spellEnd"/>
-      <w:r>
-        <w:t xml:space="preserve"> EC2 setup instructions:</w:t>
+        <w:t>with these exact settings following the WebArena repository readMe EC2 setup instructions:</w:t>
       </w:r>
     </w:p>
     <w:p>
@@ -417,15 +380,7 @@
         <w:t>This is the in</w:t>
       </w:r>
       <w:r>
-        <w:t xml:space="preserve">stance type that is recommended by the </w:t>
-      </w:r>
-      <w:proofErr w:type="spellStart"/>
-      <w:r>
-        <w:t>webarena</w:t>
-      </w:r>
-      <w:proofErr w:type="spellEnd"/>
-      <w:r>
-        <w:t xml:space="preserve"> repo readme</w:t>
+        <w:t>stance type that is recommended by the webarena repo readme</w:t>
       </w:r>
       <w:r>
         <w:t xml:space="preserve">. </w:t>
@@ -480,15 +435,7 @@
     <w:p>
       <w:r>
         <w:lastRenderedPageBreak/>
-        <w:t>I set the key pair to “</w:t>
-      </w:r>
-      <w:proofErr w:type="spellStart"/>
-      <w:r>
-        <w:t>webarena</w:t>
-      </w:r>
-      <w:proofErr w:type="spellEnd"/>
-      <w:r>
-        <w:t xml:space="preserve">-key” (which is a public key) to encrypt and decrypt login information. </w:t>
+        <w:t xml:space="preserve">I set the key pair to “webarena-key” (which is a public key) to encrypt and decrypt login information. </w:t>
       </w:r>
       <w:r>
         <w:t>This allows me and only me to log into the instance when launching the instance.</w:t>
@@ -500,15 +447,7 @@
         <w:t>generated</w:t>
       </w:r>
       <w:r>
-        <w:t xml:space="preserve"> the private key (a .</w:t>
-      </w:r>
-      <w:proofErr w:type="spellStart"/>
-      <w:r>
-        <w:t>pem</w:t>
-      </w:r>
-      <w:proofErr w:type="spellEnd"/>
-      <w:r>
-        <w:t xml:space="preserve"> file) containing this key. </w:t>
+        <w:t xml:space="preserve"> the private key (a .pem file) containing this key. </w:t>
       </w:r>
     </w:p>
     <w:p>
@@ -631,15 +570,7 @@
         </w:numPr>
       </w:pPr>
       <w:r>
-        <w:t>Custom TCP with a port of 9999 and a source IP of anywhere, this is for the Forum sites (reddit/</w:t>
-      </w:r>
-      <w:proofErr w:type="spellStart"/>
-      <w:r>
-        <w:t>postmill</w:t>
-      </w:r>
-      <w:proofErr w:type="spellEnd"/>
-      <w:r>
-        <w:t>)</w:t>
+        <w:t>Custom TCP with a port of 9999 and a source IP of anywhere, this is for the Forum sites (reddit/postmill)</w:t>
       </w:r>
     </w:p>
     <w:p>
@@ -690,15 +621,7 @@
         <w:t xml:space="preserve">Next is setting the EBS root volume (elastic block store) </w:t>
       </w:r>
       <w:r>
-        <w:t xml:space="preserve">which is AWS’s disk service and the “root volume” is the boot disk holding the OS and all the </w:t>
-      </w:r>
-      <w:proofErr w:type="spellStart"/>
-      <w:r>
-        <w:t>WebArena</w:t>
-      </w:r>
-      <w:proofErr w:type="spellEnd"/>
-      <w:r>
-        <w:t xml:space="preserve"> data.</w:t>
+        <w:t>which is AWS’s disk service and the “root volume” is the boot disk holding the OS and all the WebArena data.</w:t>
       </w:r>
       <w:r>
         <w:t xml:space="preserve"> </w:t>
@@ -796,23 +719,7 @@
         <w:t>“</w:t>
       </w:r>
       <w:r>
-        <w:t>ssh -</w:t>
-      </w:r>
-      <w:proofErr w:type="spellStart"/>
-      <w:r>
-        <w:t>i</w:t>
-      </w:r>
-      <w:proofErr w:type="spellEnd"/>
-      <w:r>
-        <w:t xml:space="preserve"> </w:t>
-      </w:r>
-      <w:proofErr w:type="spellStart"/>
-      <w:r>
-        <w:t>webarena-key.pem</w:t>
-      </w:r>
-      <w:proofErr w:type="spellEnd"/>
-      <w:r>
-        <w:t xml:space="preserve"> </w:t>
+        <w:t xml:space="preserve">ssh -i webarena-key.pem </w:t>
       </w:r>
       <w:hyperlink r:id="rId12" w:history="1">
         <w:r>
@@ -1180,42 +1087,13 @@
         <w:t xml:space="preserve">So before </w:t>
       </w:r>
       <w:r>
-        <w:t>committing to the full data-collection sweep (200 tasks × 4 budget levels × 3 strategies), I wrote a minimal validation script that runs Strategy A on a single task from each of my three target sites: Shopping (</w:t>
-      </w:r>
-      <w:proofErr w:type="spellStart"/>
-      <w:r>
-        <w:t>OneStopShop</w:t>
-      </w:r>
-      <w:proofErr w:type="spellEnd"/>
-      <w:r>
-        <w:t>), the CMS (</w:t>
-      </w:r>
-      <w:proofErr w:type="spellStart"/>
-      <w:r>
-        <w:t>shopping_admin</w:t>
-      </w:r>
-      <w:proofErr w:type="spellEnd"/>
-      <w:r>
-        <w:t>), and the Forum (</w:t>
-      </w:r>
-      <w:proofErr w:type="spellStart"/>
-      <w:r>
-        <w:t>Postmill</w:t>
-      </w:r>
-      <w:proofErr w:type="spellEnd"/>
-      <w:r>
-        <w:t>/Reddit). The intent is not to succeed at the tasks</w:t>
+        <w:t>committing to the full data-collection sweep (200 tasks × 4 budget levels × 3 strategies), I wrote a minimal validation script that runs Strategy A on a single task from each of my three target sites: Shopping (OneStopShop), the CMS (shopping_admin), and the Forum (Postmill/Reddit). The intent is not to succeed at the tasks</w:t>
       </w:r>
       <w:r>
         <w:t xml:space="preserve"> as </w:t>
       </w:r>
-      <w:proofErr w:type="spellStart"/>
-      <w:r>
-        <w:t>WebArena</w:t>
-      </w:r>
-      <w:proofErr w:type="spellEnd"/>
-      <w:r>
-        <w:t xml:space="preserve"> is a deliberately difficult benchmark, with GPT-4 reported at only 14.41% success</w:t>
+      <w:r>
+        <w:t>WebArena is a deliberately difficult benchmark, with GPT-4 reported at only 14.41% success</w:t>
       </w:r>
       <w:r>
         <w:t xml:space="preserve"> </w:t>
@@ -1225,175 +1103,18 @@
       </w:r>
     </w:p>
     <w:p>
-      <w:proofErr w:type="spellStart"/>
-      <w:r>
-        <w:t>BrowserGym</w:t>
-      </w:r>
-      <w:proofErr w:type="spellEnd"/>
-      <w:r>
-        <w:t xml:space="preserve"> reads the </w:t>
-      </w:r>
-      <w:proofErr w:type="spellStart"/>
-      <w:r>
-        <w:t>WebArena</w:t>
-      </w:r>
-      <w:proofErr w:type="spellEnd"/>
-      <w:r>
-        <w:t xml:space="preserve"> site URLs from environment variables at import time. The script therefore calls </w:t>
-      </w:r>
-      <w:proofErr w:type="spellStart"/>
-      <w:r>
-        <w:t>load_dotenv</w:t>
-      </w:r>
-      <w:proofErr w:type="spellEnd"/>
-      <w:r>
-        <w:t xml:space="preserve">() and remaps my project's WA_* variable names onto the bare names </w:t>
-      </w:r>
-      <w:proofErr w:type="spellStart"/>
-      <w:r>
-        <w:t>WebArena</w:t>
-      </w:r>
-      <w:proofErr w:type="spellEnd"/>
-      <w:r>
-        <w:t xml:space="preserve"> expects (SHOPPING, SHOPPING_ADMIN, REDDIT, etc.) before importing </w:t>
-      </w:r>
-      <w:proofErr w:type="spellStart"/>
-      <w:r>
-        <w:t>browsergym.webarena</w:t>
-      </w:r>
-      <w:proofErr w:type="spellEnd"/>
-      <w:r>
-        <w:t>. Ordering matters here: importing first would leave the environment unconfigured. Sites I am not using are given placeholder URLs so that registration succeeds without those services running.</w:t>
-      </w:r>
-    </w:p>
-    <w:p>
-      <w:r>
-        <w:t xml:space="preserve">A single </w:t>
-      </w:r>
-      <w:proofErr w:type="spellStart"/>
-      <w:r>
-        <w:t>Pydantic</w:t>
-      </w:r>
-      <w:proofErr w:type="spellEnd"/>
-      <w:r>
-        <w:t xml:space="preserve"> AI agent is constructed with </w:t>
-      </w:r>
-      <w:proofErr w:type="spellStart"/>
-      <w:r>
-        <w:t>output_type</w:t>
-      </w:r>
-      <w:proofErr w:type="spellEnd"/>
-      <w:r>
-        <w:t>=</w:t>
-      </w:r>
-      <w:proofErr w:type="spellStart"/>
-      <w:r>
-        <w:t>AgentAction</w:t>
-      </w:r>
-      <w:proofErr w:type="spellEnd"/>
-      <w:r>
-        <w:t xml:space="preserve">, where </w:t>
-      </w:r>
-      <w:proofErr w:type="spellStart"/>
-      <w:r>
-        <w:t>AgentAction</w:t>
-      </w:r>
-      <w:proofErr w:type="spellEnd"/>
-      <w:r>
-        <w:t xml:space="preserve"> is a </w:t>
-      </w:r>
-      <w:proofErr w:type="spellStart"/>
-      <w:r>
-        <w:t>Pydantic</w:t>
-      </w:r>
-      <w:proofErr w:type="spellEnd"/>
-      <w:r>
-        <w:t xml:space="preserve"> model containing a short reasoning string and a single action string. Using a structured output type means the model's reply is parsed and validated automatically, removing the need for the regular-expression action extraction used in the canonical </w:t>
-      </w:r>
-      <w:proofErr w:type="spellStart"/>
-      <w:r>
-        <w:t>WebArena</w:t>
-      </w:r>
-      <w:proofErr w:type="spellEnd"/>
-      <w:r>
-        <w:t xml:space="preserve"> harness. The static instruction block enumerates the </w:t>
-      </w:r>
-      <w:proofErr w:type="spellStart"/>
-      <w:r>
-        <w:t>BrowserGym</w:t>
-      </w:r>
-      <w:proofErr w:type="spellEnd"/>
-      <w:r>
-        <w:t xml:space="preserve"> </w:t>
-      </w:r>
-      <w:proofErr w:type="spellStart"/>
-      <w:r>
-        <w:t>HighLevelActionSet</w:t>
-      </w:r>
-      <w:proofErr w:type="spellEnd"/>
-      <w:r>
-        <w:t xml:space="preserve"> verbs (click, fill, </w:t>
-      </w:r>
-      <w:proofErr w:type="spellStart"/>
-      <w:r>
-        <w:t>select_option</w:t>
-      </w:r>
-      <w:proofErr w:type="spellEnd"/>
-      <w:r>
-        <w:t xml:space="preserve">, press, scroll, </w:t>
-      </w:r>
-      <w:proofErr w:type="spellStart"/>
-      <w:r>
-        <w:t>goto</w:t>
-      </w:r>
-      <w:proofErr w:type="spellEnd"/>
-      <w:r>
-        <w:t xml:space="preserve">, </w:t>
-      </w:r>
-      <w:proofErr w:type="spellStart"/>
-      <w:r>
-        <w:t>go_back</w:t>
-      </w:r>
-      <w:proofErr w:type="spellEnd"/>
-      <w:r>
-        <w:t xml:space="preserve">, </w:t>
-      </w:r>
-      <w:proofErr w:type="spellStart"/>
-      <w:r>
-        <w:t>send_msg_to_user</w:t>
-      </w:r>
-      <w:proofErr w:type="spellEnd"/>
-      <w:r>
-        <w:t xml:space="preserve">, noop) and states the two rules that most affect validity: only element ids present in the current accessibility tree may be referenced, and information-seeking tasks are complete only once </w:t>
-      </w:r>
-      <w:proofErr w:type="spellStart"/>
-      <w:r>
-        <w:t>send_msg_to_user</w:t>
-      </w:r>
-      <w:proofErr w:type="spellEnd"/>
-      <w:r>
-        <w:t>() has been called with the answer.</w:t>
-      </w:r>
-    </w:p>
-    <w:p>
-      <w:r>
-        <w:t xml:space="preserve">The script reads the </w:t>
-      </w:r>
-      <w:proofErr w:type="spellStart"/>
-      <w:r>
-        <w:t>WebArena</w:t>
-      </w:r>
-      <w:proofErr w:type="spellEnd"/>
-      <w:r>
-        <w:t xml:space="preserve"> task configuration files bundled with the </w:t>
-      </w:r>
-      <w:proofErr w:type="spellStart"/>
-      <w:r>
-        <w:t>webarena</w:t>
-      </w:r>
-      <w:proofErr w:type="spellEnd"/>
-      <w:r>
-        <w:t xml:space="preserve"> package and selects the first single-site task for each of the three target sites. Restricting to single-site tasks </w:t>
+      <w:r>
+        <w:t>BrowserGym reads the WebArena site URLs from environment variables at import time. The script therefore calls load_dotenv() and remaps my project's WA_* variable names onto the bare names WebArena expects (SHOPPING, SHOPPING_ADMIN, REDDIT, etc.) before importing browsergym.webarena. Ordering matters here: importing first would leave the environment unconfigured. Sites I am not using are given placeholder URLs so that registration succeeds without those services running.</w:t>
+      </w:r>
+    </w:p>
+    <w:p>
+      <w:r>
+        <w:t>A single Pydantic AI agent is constructed with output_type=AgentAction, where AgentAction is a Pydantic model containing a short reasoning string and a single action string. Using a structured output type means the model's reply is parsed and validated automatically, removing the need for the regular-expression action extraction used in the canonical WebArena harness. The static instruction block enumerates the BrowserGym HighLevelActionSet verbs (click, fill, select_option, press, scroll, goto, go_back, send_msg_to_user, noop) and states the two rules that most affect validity: only element ids present in the current accessibility tree may be referenced, and information-seeking tasks are complete only once send_msg_to_user() has been called with the answer.</w:t>
+      </w:r>
+    </w:p>
+    <w:p>
+      <w:r>
+        <w:t xml:space="preserve">The script reads the WebArena task configuration files bundled with the webarena package and selects the first single-site task for each of the three target sites. Restricting to single-site tasks </w:t>
       </w:r>
       <w:r>
         <w:lastRenderedPageBreak/>
@@ -1402,23 +1123,7 @@
     </w:p>
     <w:p>
       <w:r>
-        <w:t xml:space="preserve">Each episode instantiates a </w:t>
-      </w:r>
-      <w:proofErr w:type="spellStart"/>
-      <w:r>
-        <w:t>BrowserGym</w:t>
-      </w:r>
-      <w:proofErr w:type="spellEnd"/>
-      <w:r>
-        <w:t xml:space="preserve"> environment via </w:t>
-      </w:r>
-      <w:proofErr w:type="spellStart"/>
-      <w:r>
-        <w:t>gym.make</w:t>
-      </w:r>
-      <w:proofErr w:type="spellEnd"/>
-      <w:r>
-        <w:t>() and then iterates:</w:t>
+        <w:t>Each episode instantiates a BrowserGym environment via gym.make() and then iterates:</w:t>
       </w:r>
     </w:p>
     <w:p>
@@ -1430,15 +1135,7 @@
         </w:numPr>
       </w:pPr>
       <w:r>
-        <w:t xml:space="preserve">The current observation is converted to text. The accessibility tree is flattened with </w:t>
-      </w:r>
-      <w:proofErr w:type="spellStart"/>
-      <w:r>
-        <w:t>flatten_axtree_to_str</w:t>
-      </w:r>
-      <w:proofErr w:type="spellEnd"/>
-      <w:r>
-        <w:t>() and combined with the task goal, the current URL, and any error returned by the previous action.</w:t>
+        <w:t>The current observation is converted to text. The accessibility tree is flattened with flatten_axtree_to_str() and combined with the task goal, the current URL, and any error returned by the previous action.</w:t>
       </w:r>
     </w:p>
     <w:p>
@@ -1462,23 +1159,7 @@
         </w:numPr>
       </w:pPr>
       <w:r>
-        <w:t xml:space="preserve">Token usage is read from </w:t>
-      </w:r>
-      <w:proofErr w:type="spellStart"/>
-      <w:r>
-        <w:t>result.usage</w:t>
-      </w:r>
-      <w:proofErr w:type="spellEnd"/>
-      <w:r>
-        <w:t xml:space="preserve">() and accumulated. Because </w:t>
-      </w:r>
-      <w:proofErr w:type="spellStart"/>
-      <w:r>
-        <w:t>Pydantic</w:t>
-      </w:r>
-      <w:proofErr w:type="spellEnd"/>
-      <w:r>
-        <w:t xml:space="preserve"> AI reports input and output token counts natively, this constitutes the token accounting mechanism described in my methodology — no interception of the underlying OpenAI client is required.</w:t>
+        <w:t>Token usage is read from result.usage() and accumulated. Because Pydantic AI reports input and output token counts natively, this constitutes the token accounting mechanism described in my methodology — no interception of the underlying OpenAI client is required.</w:t>
       </w:r>
     </w:p>
     <w:p>
@@ -1490,23 +1171,7 @@
         </w:numPr>
       </w:pPr>
       <w:r>
-        <w:t xml:space="preserve">The action is executed with </w:t>
-      </w:r>
-      <w:proofErr w:type="spellStart"/>
-      <w:r>
-        <w:t>env.step</w:t>
-      </w:r>
-      <w:proofErr w:type="spellEnd"/>
-      <w:r>
-        <w:t xml:space="preserve">(), which returns the next observation and the reward computed by </w:t>
-      </w:r>
-      <w:proofErr w:type="spellStart"/>
-      <w:r>
-        <w:t>WebArena's</w:t>
-      </w:r>
-      <w:proofErr w:type="spellEnd"/>
-      <w:r>
-        <w:t xml:space="preserve"> own evaluation function.</w:t>
+        <w:t>The action is executed with env.step(), which returns the next observation and the reward computed by WebArena's own evaluation function.</w:t>
       </w:r>
     </w:p>
     <w:p>
@@ -1535,15 +1200,7 @@
         <w:t xml:space="preserve">as those tokens are a real cost </w:t>
       </w:r>
       <w:r>
-        <w:t xml:space="preserve">but it means </w:t>
-      </w:r>
-      <w:proofErr w:type="spellStart"/>
-      <w:r>
-        <w:t>reasoning_effort</w:t>
-      </w:r>
-      <w:proofErr w:type="spellEnd"/>
-      <w:r>
-        <w:t xml:space="preserve"> must be pinned to a fixed value before collection begins, otherwise per-episode token totals could vary for reasons unrelated to the orchestration strategy under test, confounding the comparison.</w:t>
+        <w:t>but it means reasoning_effort must be pinned to a fixed value before collection begins, otherwise per-episode token totals could vary for reasons unrelated to the orchestration strategy under test, confounding the comparison.</w:t>
       </w:r>
     </w:p>
     <w:p>
@@ -1650,23 +1307,7 @@
         <w:t xml:space="preserve">Isolating task 27 for the reddit website shows interesting results which differentiates from past tests. </w:t>
       </w:r>
       <w:r>
-        <w:t xml:space="preserve">step 0 sees the front page, step 1 sees the </w:t>
-      </w:r>
-      <w:proofErr w:type="spellStart"/>
-      <w:r>
-        <w:t>Showerthoughts</w:t>
-      </w:r>
-      <w:proofErr w:type="spellEnd"/>
-      <w:r>
-        <w:t xml:space="preserve"> forum, step 2 sees a user link (/user/</w:t>
-      </w:r>
-      <w:proofErr w:type="spellStart"/>
-      <w:r>
-        <w:t>Waoonet</w:t>
-      </w:r>
-      <w:proofErr w:type="spellEnd"/>
-      <w:r>
-        <w:t xml:space="preserve">), step 3 sees a post. The page </w:t>
+        <w:t xml:space="preserve">step 0 sees the front page, step 1 sees the Showerthoughts forum, step 2 sees a user link (/user/Waoonet), step 3 sees a post. The page </w:t>
       </w:r>
       <w:r>
         <w:t>is</w:t>
@@ -1696,15 +1337,7 @@
         <w:t xml:space="preserve">, </w:t>
       </w:r>
       <w:r>
-        <w:t xml:space="preserve">the click lands, then Playwright waits for the post-click navigation and gives up at 500ms. Over a </w:t>
-      </w:r>
-      <w:proofErr w:type="spellStart"/>
-      <w:r>
-        <w:t>London→Ohio</w:t>
-      </w:r>
-      <w:proofErr w:type="spellEnd"/>
-      <w:r>
-        <w:t xml:space="preserve"> round trip, 500ms is nothing. </w:t>
+        <w:t xml:space="preserve">the click lands, then Playwright waits for the post-click navigation and gives up at 500ms. Over a London→Ohio round trip, 500ms is nothing. </w:t>
       </w:r>
       <w:r>
         <w:t>T</w:t>
@@ -1993,15 +1626,7 @@
     </w:p>
     <w:p>
       <w:r>
-        <w:t xml:space="preserve">So I had to install all the libraries </w:t>
-      </w:r>
-      <w:proofErr w:type="spellStart"/>
-      <w:r>
-        <w:t>im</w:t>
-      </w:r>
-      <w:proofErr w:type="spellEnd"/>
-      <w:r>
-        <w:t xml:space="preserve"> using locally onto the AWS EC2 instance and I got this message </w:t>
+        <w:t xml:space="preserve">So I had to install all the libraries im using locally onto the AWS EC2 instance and I got this message </w:t>
       </w:r>
       <w:r>
         <w:t>triggered by the playwright library:</w:t>
@@ -2161,26 +1786,10 @@
     <w:p>
       <w:r>
         <w:lastRenderedPageBreak/>
-        <w:t>Forum is running, however apparently there is no module named “</w:t>
-      </w:r>
-      <w:proofErr w:type="spellStart"/>
-      <w:r>
-        <w:t>browser_env</w:t>
-      </w:r>
-      <w:proofErr w:type="spellEnd"/>
-      <w:r>
-        <w:t xml:space="preserve">” so I will have to </w:t>
-      </w:r>
-      <w:r>
-        <w:t xml:space="preserve">re-install the </w:t>
-      </w:r>
-      <w:proofErr w:type="spellStart"/>
-      <w:r>
-        <w:t>webarena</w:t>
-      </w:r>
-      <w:proofErr w:type="spellEnd"/>
-      <w:r>
-        <w:t xml:space="preserve"> repository including its top level modules.</w:t>
+        <w:t xml:space="preserve">Forum is running, however apparently there is no module named “browser_env” so I will have to </w:t>
+      </w:r>
+      <w:r>
+        <w:t>re-install the webarena repository including its top level modules.</w:t>
       </w:r>
     </w:p>
     <w:p/>
@@ -2284,26 +1893,10 @@
         <w:t xml:space="preserve">The RISK R3 I anticipated has come to fruition… </w:t>
       </w:r>
       <w:r>
-        <w:t xml:space="preserve">There is a version incompatibility between </w:t>
-      </w:r>
-      <w:proofErr w:type="spellStart"/>
-      <w:r>
-        <w:t>WebAren’as</w:t>
-      </w:r>
-      <w:proofErr w:type="spellEnd"/>
-      <w:r>
-        <w:t xml:space="preserve"> 2023 codebase and the contemporary OpenAI SDK. </w:t>
-      </w:r>
-      <w:r>
-        <w:t xml:space="preserve">After importing </w:t>
-      </w:r>
-      <w:proofErr w:type="spellStart"/>
-      <w:r>
-        <w:t>openAI</w:t>
-      </w:r>
-      <w:proofErr w:type="spellEnd"/>
-      <w:r>
-        <w:t xml:space="preserve"> directly into the code</w:t>
+        <w:t xml:space="preserve">There is a version incompatibility between WebAren’as 2023 codebase and the contemporary OpenAI SDK. </w:t>
+      </w:r>
+      <w:r>
+        <w:t>After importing openAI directly into the code</w:t>
       </w:r>
       <w:r>
         <w:t xml:space="preserve">, the results looks better. </w:t>
@@ -2560,15 +2153,7 @@
         <w:t xml:space="preserve">Cut cost per step by pinning the reasoning effort to low as the output is between 429-1198/step and reasoning tokens take a big chunk of that. </w:t>
       </w:r>
       <w:r>
-        <w:t xml:space="preserve">Also I need to trim the </w:t>
-      </w:r>
-      <w:proofErr w:type="spellStart"/>
-      <w:r>
-        <w:t>AXTree</w:t>
-      </w:r>
-      <w:proofErr w:type="spellEnd"/>
-      <w:r>
-        <w:t xml:space="preserve">, as this also has filtering options by dropping non-interactive elements (this can cut input tokens substantially). </w:t>
+        <w:t xml:space="preserve">Also I need to trim the AXTree, as this also has filtering options by dropping non-interactive elements (this can cut input tokens substantially). </w:t>
       </w:r>
       <w:r>
         <w:t xml:space="preserve">If I get 2,000/step then a 16k budget gives me 8 steps which is more realistic. </w:t>
@@ -2790,15 +2375,7 @@
         <w:t xml:space="preserve"> the comments page.</w:t>
       </w:r>
       <w:r>
-        <w:t xml:space="preserve"> Another issue has </w:t>
-      </w:r>
-      <w:proofErr w:type="spellStart"/>
-      <w:r>
-        <w:t>arised</w:t>
-      </w:r>
-      <w:proofErr w:type="spellEnd"/>
-      <w:r>
-        <w:t xml:space="preserve"> where with </w:t>
+        <w:t xml:space="preserve"> Another issue has arised where with </w:t>
       </w:r>
       <w:r>
         <w:t>a 16,000 cap, this episode consumed 44,796.</w:t>
@@ -2890,15 +2467,7 @@
         <w:t xml:space="preserve">HOWEVER, </w:t>
       </w:r>
       <w:r>
-        <w:t xml:space="preserve">steps 1-2 were wasted scrolling (filtering hid </w:t>
-      </w:r>
-      <w:proofErr w:type="spellStart"/>
-      <w:r>
-        <w:t>ShowerThoughts</w:t>
-      </w:r>
-      <w:proofErr w:type="spellEnd"/>
-      <w:r>
-        <w:t xml:space="preserve"> initially, so it scrolled twice to find it). 3,000 tokens were spent recovering from reduced visibility. This is an interesting trade off as aggressive </w:t>
+        <w:t xml:space="preserve">steps 1-2 were wasted scrolling (filtering hid ShowerThoughts initially, so it scrolled twice to find it). 3,000 tokens were spent recovering from reduced visibility. This is an interesting trade off as aggressive </w:t>
       </w:r>
       <w:r>
         <w:t>filtering cuts per-step cost but can add steps</w:t>
@@ -2912,15 +2481,7 @@
         <w:t xml:space="preserve">Now the next thing to do is run </w:t>
       </w:r>
       <w:r>
-        <w:t xml:space="preserve">1 task from both shopping and </w:t>
-      </w:r>
-      <w:proofErr w:type="spellStart"/>
-      <w:r>
-        <w:t>shopping_admin</w:t>
-      </w:r>
-      <w:proofErr w:type="spellEnd"/>
-      <w:r>
-        <w:t xml:space="preserve"> sites before running batches. </w:t>
+        <w:t xml:space="preserve">1 task from both shopping and shopping_admin sites before running batches. </w:t>
       </w:r>
     </w:p>
     <w:p>
@@ -2973,15 +2534,7 @@
     </w:p>
     <w:p>
       <w:r>
-        <w:t>These failures are answer formatting issues and not plumbing, which is fine. In terms of per-</w:t>
-      </w:r>
-      <w:proofErr w:type="spellStart"/>
-      <w:r>
-        <w:t>stike</w:t>
-      </w:r>
-      <w:proofErr w:type="spellEnd"/>
-      <w:r>
-        <w:t xml:space="preserve"> token usage:</w:t>
+        <w:t>These failures are answer formatting issues and not plumbing, which is fine. In terms of per-stike token usage:</w:t>
       </w:r>
     </w:p>
     <w:tbl>
@@ -3231,15 +2784,7 @@
         <w:t>): it found “Sprite Stasis Ball 65cm”</w:t>
       </w:r>
       <w:r>
-        <w:t xml:space="preserve"> and answered in one step. Correct content, rejected on exact match. </w:t>
-      </w:r>
-      <w:proofErr w:type="spellStart"/>
-      <w:r>
-        <w:t>WebArena</w:t>
-      </w:r>
-      <w:proofErr w:type="spellEnd"/>
-      <w:r>
-        <w:t xml:space="preserve"> compares strings strictly.</w:t>
+        <w:t xml:space="preserve"> and answered in one step. Correct content, rejected on exact match. WebArena compares strings strictly.</w:t>
       </w:r>
     </w:p>
     <w:p>
@@ -3253,15 +2798,7 @@
         <w:t xml:space="preserve">): </w:t>
       </w:r>
       <w:r>
-        <w:t xml:space="preserve">It answered with a paragraph explaining it couldn’t find a name. </w:t>
-      </w:r>
-      <w:proofErr w:type="spellStart"/>
-      <w:r>
-        <w:t>WebArena</w:t>
-      </w:r>
-      <w:proofErr w:type="spellEnd"/>
-      <w:r>
-        <w:t xml:space="preserve"> expects a bare answer or N/A. </w:t>
+        <w:t xml:space="preserve">It answered with a paragraph explaining it couldn’t find a name. WebArena expects a bare answer or N/A. </w:t>
       </w:r>
     </w:p>
     <w:p>
@@ -3462,15 +2999,7 @@
           </w:tcPr>
           <w:p>
             <w:r>
-              <w:t>Fill(‘50’, ‘</w:t>
-            </w:r>
-            <w:proofErr w:type="spellStart"/>
-            <w:r>
-              <w:t>showerthoughts</w:t>
-            </w:r>
-            <w:proofErr w:type="spellEnd"/>
-            <w:r>
-              <w:t>’) - search</w:t>
+              <w:t>Fill(‘50’, ‘showerthoughts’) - search</w:t>
             </w:r>
           </w:p>
         </w:tc>
@@ -3539,7 +3068,6 @@
                 <w:bCs/>
               </w:rPr>
             </w:pPr>
-            <w:proofErr w:type="spellStart"/>
             <w:r>
               <w:rPr>
                 <w:b/>
@@ -3547,7 +3075,6 @@
               </w:rPr>
               <w:t>Behavior</w:t>
             </w:r>
-            <w:proofErr w:type="spellEnd"/>
           </w:p>
         </w:tc>
         <w:tc>
@@ -3730,24 +3257,11 @@
         <w:t xml:space="preserve">In run 3, the agent repeated an identical action 4 times, burning 6,500 tokens going nowhere. </w:t>
       </w:r>
       <w:r>
-        <w:t>The issue is my prompt has no memory as the function “</w:t>
-      </w:r>
-      <w:proofErr w:type="spellStart"/>
-      <w:r>
-        <w:t>build_prompt</w:t>
-      </w:r>
-      <w:proofErr w:type="spellEnd"/>
-      <w:r>
-        <w:t xml:space="preserve">()” </w:t>
-      </w:r>
-      <w:r>
-        <w:t xml:space="preserve">sends the goal, URL, last error, and current </w:t>
-      </w:r>
-      <w:proofErr w:type="spellStart"/>
-      <w:r>
-        <w:t>AXTree</w:t>
-      </w:r>
-      <w:proofErr w:type="spellEnd"/>
+        <w:t xml:space="preserve">The issue is my prompt has no memory as the function “build_prompt()” </w:t>
+      </w:r>
+      <w:r>
+        <w:t>sends the goal, URL, last error, and current AXTree</w:t>
+      </w:r>
       <w:r>
         <w:t xml:space="preserve">, </w:t>
       </w:r>
@@ -3945,26 +3459,10 @@
         <w:t xml:space="preserve"> which is costing around 2,500 tokens in 2 of the three runs</w:t>
       </w:r>
       <w:r>
-        <w:t xml:space="preserve"> so </w:t>
-      </w:r>
-      <w:proofErr w:type="spellStart"/>
-      <w:r>
-        <w:t>ill</w:t>
-      </w:r>
-      <w:proofErr w:type="spellEnd"/>
-      <w:r>
-        <w:t xml:space="preserve"> need to fix that. </w:t>
-      </w:r>
-      <w:r>
-        <w:t xml:space="preserve">Ok so adding an action timeout broke the code, so </w:t>
-      </w:r>
-      <w:proofErr w:type="spellStart"/>
-      <w:r>
-        <w:t>ill</w:t>
-      </w:r>
-      <w:proofErr w:type="spellEnd"/>
-      <w:r>
-        <w:t xml:space="preserve"> need to find a substitute solution</w:t>
+        <w:t xml:space="preserve"> so ill need to fix that. </w:t>
+      </w:r>
+      <w:r>
+        <w:t>Ok so adding an action timeout broke the code, so ill need to find a substitute solution</w:t>
       </w:r>
       <w:r>
         <w:t>.</w:t>
@@ -4014,34 +3512,10 @@
     </w:p>
     <w:p>
       <w:r>
-        <w:t xml:space="preserve">Since action timeout is NOT a module constant I </w:t>
-      </w:r>
-      <w:proofErr w:type="spellStart"/>
-      <w:r>
-        <w:t>cant</w:t>
-      </w:r>
-      <w:proofErr w:type="spellEnd"/>
-      <w:r>
-        <w:t xml:space="preserve"> raise it at runtime</w:t>
-      </w:r>
-      <w:r>
-        <w:t xml:space="preserve">. This means its </w:t>
-      </w:r>
-      <w:proofErr w:type="spellStart"/>
-      <w:r>
-        <w:t>BrowserGyms</w:t>
-      </w:r>
-      <w:proofErr w:type="spellEnd"/>
-      <w:r>
-        <w:t xml:space="preserve"> default and my results stay comparable to other </w:t>
-      </w:r>
-      <w:proofErr w:type="spellStart"/>
-      <w:r>
-        <w:t>webArena</w:t>
-      </w:r>
-      <w:proofErr w:type="spellEnd"/>
-      <w:r>
-        <w:t xml:space="preserve"> work. </w:t>
+        <w:t>Since action timeout is NOT a module constant I cant raise it at runtime</w:t>
+      </w:r>
+      <w:r>
+        <w:t xml:space="preserve">. This means its BrowserGyms default and my results stay comparable to other webArena work. </w:t>
       </w:r>
       <w:r>
         <w:t>And editing files inside site-packages is unreproducible</w:t>
@@ -4050,48 +3524,16 @@
         <w:t>.</w:t>
       </w:r>
       <w:r>
-        <w:t xml:space="preserve"> So instead, </w:t>
-      </w:r>
-      <w:proofErr w:type="spellStart"/>
-      <w:r>
-        <w:t>ill</w:t>
-      </w:r>
-      <w:proofErr w:type="spellEnd"/>
-      <w:r>
-        <w:t xml:space="preserve"> need to stop the false error misleading the agent. </w:t>
+        <w:t xml:space="preserve"> So instead, ill need to stop the false error misleading the agent. </w:t>
       </w:r>
       <w:r>
         <w:t>The click actually lands; the timeout is Playwright giving up on the post-click navigation wait.</w:t>
       </w:r>
       <w:r>
-        <w:t xml:space="preserve"> The prompt tells the agent “error”, so it wastes a step re-</w:t>
-      </w:r>
-      <w:proofErr w:type="spellStart"/>
-      <w:r>
-        <w:t>tryting</w:t>
-      </w:r>
-      <w:proofErr w:type="spellEnd"/>
-      <w:r>
-        <w:t xml:space="preserve"> something that already worked. </w:t>
-      </w:r>
-      <w:proofErr w:type="spellStart"/>
-      <w:r>
-        <w:t>Ill</w:t>
-      </w:r>
-      <w:proofErr w:type="spellEnd"/>
-      <w:r>
-        <w:t xml:space="preserve"> need to remove that false signal </w:t>
-      </w:r>
-      <w:r>
-        <w:t xml:space="preserve">in </w:t>
-      </w:r>
-      <w:proofErr w:type="spellStart"/>
-      <w:r>
-        <w:t>build_prompt</w:t>
-      </w:r>
-      <w:proofErr w:type="spellEnd"/>
-      <w:r>
-        <w:t xml:space="preserve"> function</w:t>
+        <w:t xml:space="preserve"> The prompt tells the agent “error”, so it wastes a step re-tryting something that already worked. Ill need to remove that false signal </w:t>
+      </w:r>
+      <w:r>
+        <w:t>in build_prompt function</w:t>
       </w:r>
       <w:r>
         <w:t>.</w:t>
@@ -4105,15 +3547,7 @@
         <w:t xml:space="preserve">the timeout being set to 60,000. I set it to this value because I was doing testing on my local machine, but now the code is on the instance, I should set it to 10,000. However ill need to see the difference in </w:t>
       </w:r>
       <w:r>
-        <w:t xml:space="preserve">results from both. If nothing changes, then </w:t>
-      </w:r>
-      <w:proofErr w:type="spellStart"/>
-      <w:r>
-        <w:t>ill</w:t>
-      </w:r>
-      <w:proofErr w:type="spellEnd"/>
-      <w:r>
-        <w:t xml:space="preserve"> keep the timeout set to 10000, but if there are large variances then ill switch back to 60,000</w:t>
+        <w:t>results from both. If nothing changes, then ill keep the timeout set to 10000, but if there are large variances then ill switch back to 60,000</w:t>
       </w:r>
       <w:r>
         <w:t>.</w:t>
@@ -4428,17 +3862,8 @@
                 <w:b/>
                 <w:bCs/>
               </w:rPr>
-              <w:t xml:space="preserve">Target </w:t>
-            </w:r>
-            <w:proofErr w:type="spellStart"/>
-            <w:r>
-              <w:rPr>
-                <w:b/>
-                <w:bCs/>
-              </w:rPr>
-              <w:t>locatability</w:t>
-            </w:r>
-            <w:proofErr w:type="spellEnd"/>
+              <w:t>Target locatability</w:t>
+            </w:r>
           </w:p>
         </w:tc>
         <w:tc>
@@ -4729,47 +4154,18 @@
         <w:t xml:space="preserve">Note to self: When stopping/starting the instance, everything installed is stored in the instances’ storage, so all I need to do is SSH into the instance and </w:t>
       </w:r>
       <w:r>
-        <w:t xml:space="preserve">start the pages </w:t>
-      </w:r>
-      <w:proofErr w:type="spellStart"/>
-      <w:r>
-        <w:t>ill</w:t>
-      </w:r>
-      <w:proofErr w:type="spellEnd"/>
-      <w:r>
-        <w:t xml:space="preserve"> be working on.</w:t>
-      </w:r>
-    </w:p>
-    <w:p>
-      <w:r>
-        <w:t xml:space="preserve">Based on the original </w:t>
-      </w:r>
-      <w:proofErr w:type="spellStart"/>
-      <w:r>
-        <w:t>WebArena</w:t>
-      </w:r>
-      <w:proofErr w:type="spellEnd"/>
-      <w:r>
-        <w:t xml:space="preserve"> paper, they also included a specific rule in their agent instructions: “- If the task is impossible to complete on this site (the data does not exist, or the site does not support the requested operation), send exactly: </w:t>
-      </w:r>
-      <w:proofErr w:type="spellStart"/>
-      <w:r>
-        <w:t>send_msg_to_user</w:t>
-      </w:r>
-      <w:proofErr w:type="spellEnd"/>
-      <w:r>
-        <w:t>('N/A')”</w:t>
+        <w:t>start the pages ill be working on.</w:t>
+      </w:r>
+    </w:p>
+    <w:p>
+      <w:r>
+        <w:t>Based on the original WebArena paper, they also included a specific rule in their agent instructions: “- If the task is impossible to complete on this site (the data does not exist, or the site does not support the requested operation), send exactly: send_msg_to_user('N/A')”</w:t>
       </w:r>
       <w:r>
         <w:t xml:space="preserve"> as </w:t>
       </w:r>
-      <w:proofErr w:type="spellStart"/>
-      <w:r>
-        <w:t>WebArena</w:t>
-      </w:r>
-      <w:proofErr w:type="spellEnd"/>
-      <w:r>
-        <w:t xml:space="preserve"> reports success rate (SR) and success rate on achievable tasks (SRAC) separately</w:t>
+      <w:r>
+        <w:t>WebArena reports success rate (SR) and success rate on achievable tasks (SRAC) separately</w:t>
       </w:r>
       <w:r>
         <w:t>.</w:t>
@@ -4785,15 +4181,7 @@
     </w:p>
     <w:p>
       <w:r>
-        <w:t xml:space="preserve">The next thing </w:t>
-      </w:r>
-      <w:proofErr w:type="spellStart"/>
-      <w:r>
-        <w:t>ill</w:t>
-      </w:r>
-      <w:proofErr w:type="spellEnd"/>
-      <w:r>
-        <w:t xml:space="preserve"> need to work on is probing </w:t>
+        <w:t xml:space="preserve">The next thing ill need to work on is probing </w:t>
       </w:r>
       <w:r>
         <w:t xml:space="preserve">to </w:t>
@@ -4860,35 +4248,14 @@
       </w:r>
     </w:p>
     <w:p>
-      <w:proofErr w:type="spellStart"/>
-      <w:r>
-        <w:t>WebArenas</w:t>
-      </w:r>
-      <w:proofErr w:type="spellEnd"/>
-      <w:r>
-        <w:t xml:space="preserve"> evaluation code in the repo calls an old OpenAI API. </w:t>
-      </w:r>
-      <w:r>
-        <w:t xml:space="preserve">This is because some tasks have LLM evaluators so </w:t>
-      </w:r>
-      <w:proofErr w:type="spellStart"/>
-      <w:r>
-        <w:t>its</w:t>
-      </w:r>
-      <w:proofErr w:type="spellEnd"/>
-      <w:r>
-        <w:t xml:space="preserve"> good I found this before the 200 task collection. </w:t>
-      </w:r>
-      <w:r>
-        <w:t>I confirmed the cause by running the grep command on “</w:t>
-      </w:r>
-      <w:proofErr w:type="spellStart"/>
-      <w:r>
-        <w:t>ChatCompletion</w:t>
-      </w:r>
-      <w:proofErr w:type="spellEnd"/>
-      <w:r>
-        <w:t xml:space="preserve">”. </w:t>
+      <w:r>
+        <w:t xml:space="preserve">WebArenas evaluation code in the repo calls an old OpenAI API. </w:t>
+      </w:r>
+      <w:r>
+        <w:t xml:space="preserve">This is because some tasks have LLM evaluators so its good I found this before the 200 task collection. </w:t>
+      </w:r>
+      <w:r>
+        <w:t xml:space="preserve">I confirmed the cause by running the grep command on “ChatCompletion”. </w:t>
       </w:r>
     </w:p>
     <w:p>
@@ -4939,23 +4306,7 @@
         <w:t xml:space="preserve">It looks like line 256 </w:t>
       </w:r>
       <w:r>
-        <w:t xml:space="preserve">is the synchronous call, used by </w:t>
-      </w:r>
-      <w:proofErr w:type="spellStart"/>
-      <w:r>
-        <w:t>webArenas</w:t>
-      </w:r>
-      <w:proofErr w:type="spellEnd"/>
-      <w:r>
-        <w:t xml:space="preserve"> fuzzy match evaluators. </w:t>
-      </w:r>
-      <w:proofErr w:type="spellStart"/>
-      <w:r>
-        <w:t>Ill</w:t>
-      </w:r>
-      <w:proofErr w:type="spellEnd"/>
-      <w:r>
-        <w:t xml:space="preserve"> need to check its signature before I patch it</w:t>
+        <w:t>is the synchronous call, used by webArenas fuzzy match evaluators. Ill need to check its signature before I patch it</w:t>
       </w:r>
       <w:r>
         <w:t xml:space="preserve">. </w:t>
@@ -5005,15 +4356,7 @@
     </w:p>
     <w:p>
       <w:r>
-        <w:t xml:space="preserve">Ok so now I can match the signature exactly but I do need to clarify in the report/here is that evaluation API costs do NOT contribute to the token ladder </w:t>
-      </w:r>
-      <w:proofErr w:type="spellStart"/>
-      <w:r>
-        <w:t>im</w:t>
-      </w:r>
-      <w:proofErr w:type="spellEnd"/>
-      <w:r>
-        <w:t xml:space="preserve"> currently using. </w:t>
+        <w:t xml:space="preserve">Ok so now I can match the signature exactly but I do need to clarify in the report/here is that evaluation API costs do NOT contribute to the token ladder im currently using. </w:t>
       </w:r>
     </w:p>
     <w:p>
@@ -5021,39 +4364,7 @@
         <w:t xml:space="preserve">When I mean signature, </w:t>
       </w:r>
       <w:r>
-        <w:t xml:space="preserve">I mean the “messages, model, temperature, </w:t>
-      </w:r>
-      <w:proofErr w:type="spellStart"/>
-      <w:r>
-        <w:t>max_tokens</w:t>
-      </w:r>
-      <w:proofErr w:type="spellEnd"/>
-      <w:r>
-        <w:t xml:space="preserve">, </w:t>
-      </w:r>
-      <w:proofErr w:type="spellStart"/>
-      <w:r>
-        <w:t>top_p</w:t>
-      </w:r>
-      <w:proofErr w:type="spellEnd"/>
-      <w:r>
-        <w:t xml:space="preserve">, </w:t>
-      </w:r>
-      <w:proofErr w:type="spellStart"/>
-      <w:r>
-        <w:t>context_length</w:t>
-      </w:r>
-      <w:proofErr w:type="spellEnd"/>
-      <w:r>
-        <w:t xml:space="preserve">, </w:t>
-      </w:r>
-      <w:proofErr w:type="spellStart"/>
-      <w:r>
-        <w:t>stop_token</w:t>
-      </w:r>
-      <w:proofErr w:type="spellEnd"/>
-      <w:r>
-        <w:t xml:space="preserve">” so however the evaluator calls it, it works. </w:t>
+        <w:t xml:space="preserve">I mean the “messages, model, temperature, max_tokens, top_p, context_length, stop_token” so however the evaluator calls it, it works. </w:t>
       </w:r>
       <w:r>
         <w:t xml:space="preserve"> </w:t>
@@ -5110,31 +4421,7 @@
         <w:t xml:space="preserve">The patch worked, but it looks like </w:t>
       </w:r>
       <w:r>
-        <w:t xml:space="preserve">that </w:t>
-      </w:r>
-      <w:proofErr w:type="spellStart"/>
-      <w:r>
-        <w:t>WebArenas</w:t>
-      </w:r>
-      <w:proofErr w:type="spellEnd"/>
-      <w:r>
-        <w:t xml:space="preserve"> evaluator is hardcoded to gpt-4-1106-preview which is a 2023 model that has been retired from </w:t>
-      </w:r>
-      <w:proofErr w:type="spellStart"/>
-      <w:r>
-        <w:t>openAI</w:t>
-      </w:r>
-      <w:proofErr w:type="spellEnd"/>
-      <w:r>
-        <w:t xml:space="preserve"> API. So </w:t>
-      </w:r>
-      <w:proofErr w:type="spellStart"/>
-      <w:r>
-        <w:t>ill</w:t>
-      </w:r>
-      <w:proofErr w:type="spellEnd"/>
-      <w:r>
-        <w:t xml:space="preserve"> need to override the model inside my patch. </w:t>
+        <w:t xml:space="preserve">that WebArenas evaluator is hardcoded to gpt-4-1106-preview which is a 2023 model that has been retired from openAI API. So ill need to override the model inside my patch. </w:t>
       </w:r>
       <w:r>
         <w:t xml:space="preserve">Ill change it to the cheapest model which is gpt-4o-mini. </w:t>
@@ -5145,23 +4432,7 @@
         <w:t xml:space="preserve">There are 2 implications that need to be noted, </w:t>
       </w:r>
       <w:r>
-        <w:t xml:space="preserve">since </w:t>
-      </w:r>
-      <w:proofErr w:type="spellStart"/>
-      <w:r>
-        <w:t>WebArenas</w:t>
-      </w:r>
-      <w:proofErr w:type="spellEnd"/>
-      <w:r>
-        <w:t xml:space="preserve"> evaluator uses an LLM to judge whether a free text answer is acceptable, swapping GTP-4-Preview for GPT-4o-mini means </w:t>
-      </w:r>
-      <w:proofErr w:type="spellStart"/>
-      <w:r>
-        <w:t>im</w:t>
-      </w:r>
-      <w:proofErr w:type="spellEnd"/>
-      <w:r>
-        <w:t xml:space="preserve"> not using the original grader </w:t>
+        <w:t xml:space="preserve">since WebArenas evaluator uses an LLM to judge whether a free text answer is acceptable, swapping GTP-4-Preview for GPT-4o-mini means im not using the original grader </w:t>
       </w:r>
       <w:r>
         <w:t>(which was used in the original paper). However, the evaluator is applied directly to all 3 of my strategies, so my internal comparison is still valid.</w:t>
@@ -5521,29 +4792,13 @@
         <w:t xml:space="preserve">4 visits </w:t>
       </w:r>
       <w:r>
-        <w:t xml:space="preserve">to the same category, and my action-history rule doesn’t catch a single one because the bids differ every page </w:t>
-      </w:r>
-      <w:proofErr w:type="spellStart"/>
-      <w:r>
-        <w:t>laoad</w:t>
-      </w:r>
-      <w:proofErr w:type="spellEnd"/>
-      <w:r>
-        <w:t xml:space="preserve">. The strings </w:t>
+        <w:t xml:space="preserve">to the same category, and my action-history rule doesn’t catch a single one because the bids differ every page laoad. The strings </w:t>
       </w:r>
       <w:r>
         <w:t>click('1075') and click('927') look completely different to the model, so "never repeat an action" is trivially satisfied while the agent goes in circles.</w:t>
       </w:r>
       <w:r>
-        <w:t xml:space="preserve"> This burnt around 26,000 tokens and hit the step limit. This means that </w:t>
-      </w:r>
-      <w:proofErr w:type="spellStart"/>
-      <w:r>
-        <w:t>its</w:t>
-      </w:r>
-      <w:proofErr w:type="spellEnd"/>
-      <w:r>
-        <w:t xml:space="preserve"> not task difficulty, but a </w:t>
+        <w:t xml:space="preserve"> This burnt around 26,000 tokens and hit the step limit. This means that its not task difficulty, but a </w:t>
       </w:r>
       <w:r>
         <w:lastRenderedPageBreak/>
@@ -5555,31 +4810,10 @@
     </w:p>
     <w:p>
       <w:r>
-        <w:t xml:space="preserve">Another change </w:t>
-      </w:r>
-      <w:proofErr w:type="spellStart"/>
-      <w:r>
-        <w:t>ill</w:t>
-      </w:r>
-      <w:proofErr w:type="spellEnd"/>
-      <w:r>
-        <w:t xml:space="preserve"> need to make is the max steps limit. Since </w:t>
-      </w:r>
-      <w:proofErr w:type="spellStart"/>
-      <w:r>
-        <w:t>im</w:t>
-      </w:r>
-      <w:proofErr w:type="spellEnd"/>
-      <w:r>
-        <w:t xml:space="preserve"> binding my 32k token cap with max steps, </w:t>
-      </w:r>
-      <w:proofErr w:type="spellStart"/>
-      <w:r>
-        <w:t>ill</w:t>
-      </w:r>
-      <w:proofErr w:type="spellEnd"/>
-      <w:r>
-        <w:t xml:space="preserve"> need to raise the steps limit to fit a 32k token cap so the probe measures the unconstrained cost and not the 12 step cost. </w:t>
+        <w:t xml:space="preserve">Another change ill need to make is the max steps limit. Since </w:t>
+      </w:r>
+      <w:r>
+        <w:t xml:space="preserve">im binding my 32k token cap with max steps, ill need to raise the steps limit to fit a 32k token cap so the probe measures the unconstrained cost and not the 12 step cost. </w:t>
       </w:r>
     </w:p>
     <w:p>
@@ -5626,23 +4860,7 @@
     </w:p>
     <w:p>
       <w:r>
-        <w:t xml:space="preserve">After adding the changes and running the probe </w:t>
-      </w:r>
-      <w:proofErr w:type="spellStart"/>
-      <w:r>
-        <w:t>py</w:t>
-      </w:r>
-      <w:proofErr w:type="spellEnd"/>
-      <w:r>
-        <w:t xml:space="preserve"> file again, the agent is still looping. So </w:t>
-      </w:r>
-      <w:proofErr w:type="spellStart"/>
-      <w:r>
-        <w:t>ill</w:t>
-      </w:r>
-      <w:proofErr w:type="spellEnd"/>
-      <w:r>
-        <w:t xml:space="preserve"> need print the URL each step so I can see whether the history actually contains distinguishable URLs or whether magneto is returning the same URL with different bids </w:t>
+        <w:t xml:space="preserve">After adding the changes and running the probe py file again, the agent is still looping. So ill need print the URL each step so I can see whether the history actually contains distinguishable URLs or whether magneto is returning the same URL with different bids </w:t>
       </w:r>
       <w:r>
         <w:t>(in this case, the model is seeing the repetition and ignoring it)</w:t>
@@ -5736,15 +4954,7 @@
     </w:p>
     <w:p>
       <w:r>
-        <w:t xml:space="preserve">This task terminated due to “site loop” however to me the agent was simply revisiting the </w:t>
-      </w:r>
-      <w:proofErr w:type="spellStart"/>
-      <w:r>
-        <w:t>the</w:t>
-      </w:r>
-      <w:proofErr w:type="spellEnd"/>
-      <w:r>
-        <w:t xml:space="preserve"> hub of the </w:t>
+        <w:t xml:space="preserve">This task terminated due to “site loop” however to me the agent was simply revisiting the the hub of the </w:t>
       </w:r>
       <w:r>
         <w:t xml:space="preserve">website as it tried switching filter, backed out, opened a product, backed out, then tried search. The original guard punished the agent for being systematic. </w:t>
@@ -5814,56 +5024,14 @@
       <w:r>
         <w:t xml:space="preserve">it assumes </w:t>
       </w:r>
-      <w:proofErr w:type="spellStart"/>
-      <w:r>
-        <w:t>required_contents</w:t>
-      </w:r>
-      <w:proofErr w:type="spellEnd"/>
-      <w:r>
-        <w:t xml:space="preserve"> is a string it can .split(" |OR| "), but task 574's config supplies a </w:t>
-      </w:r>
-      <w:proofErr w:type="spellStart"/>
-      <w:r>
-        <w:t>dict</w:t>
-      </w:r>
-      <w:proofErr w:type="spellEnd"/>
-      <w:r>
-        <w:t xml:space="preserve"> instead</w:t>
+      <w:r>
+        <w:t>required_contents is a string it can .split(" |OR| "), but task 574's config supplies a dict instead</w:t>
       </w:r>
       <w:r>
         <w:t xml:space="preserve">. </w:t>
       </w:r>
-      <w:proofErr w:type="spellStart"/>
-      <w:r>
-        <w:t>WebArena's</w:t>
-      </w:r>
-      <w:proofErr w:type="spellEnd"/>
-      <w:r>
-        <w:t xml:space="preserve"> own config format supports variants (</w:t>
-      </w:r>
-      <w:proofErr w:type="spellStart"/>
-      <w:r>
-        <w:t>required_contents</w:t>
-      </w:r>
-      <w:proofErr w:type="spellEnd"/>
-      <w:r>
-        <w:t xml:space="preserve"> can be {"</w:t>
-      </w:r>
-      <w:proofErr w:type="spellStart"/>
-      <w:r>
-        <w:t>exact_match</w:t>
-      </w:r>
-      <w:proofErr w:type="spellEnd"/>
-      <w:r>
-        <w:t>": ...} or {"</w:t>
-      </w:r>
-      <w:proofErr w:type="spellStart"/>
-      <w:r>
-        <w:t>must_include</w:t>
-      </w:r>
-      <w:proofErr w:type="spellEnd"/>
-      <w:r>
-        <w:t>": [...]}) that this code path doesn't handle.</w:t>
+      <w:r>
+        <w:t>WebArena's own config format supports variants (required_contents can be {"exact_match": ...} or {"must_include": [...]}) that this code path doesn't handle.</w:t>
       </w:r>
       <w:r>
         <w:t xml:space="preserve"> This is caused by the evaluator patch. I checked what the shape of the config and how widespread it is</w:t>
@@ -5872,47 +5040,18 @@
         <w:t xml:space="preserve">. </w:t>
       </w:r>
       <w:r>
-        <w:t xml:space="preserve">Task 574's config shows </w:t>
-      </w:r>
-      <w:proofErr w:type="spellStart"/>
-      <w:r>
-        <w:t>required_contents</w:t>
-      </w:r>
-      <w:proofErr w:type="spellEnd"/>
-      <w:r>
-        <w:t xml:space="preserve"> as a string ("111 Magnolia Path"), and 0 of 480 tasks use a dict. Yet at runtime the evaluator received a dict. Those can't both be true of the same file</w:t>
+        <w:t>Task 574's config shows required_contents as a string ("111 Magnolia Path"), and 0 of 480 tasks use a dict. Yet at runtime the evaluator received a dict. Those can't both be true of the same file</w:t>
       </w:r>
       <w:r>
         <w:t xml:space="preserve"> </w:t>
       </w:r>
       <w:r>
-        <w:t xml:space="preserve">so </w:t>
-      </w:r>
-      <w:proofErr w:type="spellStart"/>
-      <w:r>
-        <w:t>BrowserGym</w:t>
-      </w:r>
-      <w:proofErr w:type="spellEnd"/>
-      <w:r>
-        <w:t xml:space="preserve"> is using a different copy of the task configs than </w:t>
-      </w:r>
-      <w:proofErr w:type="spellStart"/>
-      <w:r>
-        <w:t>smoke_a.load_configs</w:t>
-      </w:r>
-      <w:proofErr w:type="spellEnd"/>
-      <w:r>
-        <w:t>() reads.</w:t>
-      </w:r>
-    </w:p>
-    <w:p>
-      <w:proofErr w:type="spellStart"/>
-      <w:r>
-        <w:t>Ill</w:t>
-      </w:r>
-      <w:proofErr w:type="spellEnd"/>
-      <w:r>
-        <w:t xml:space="preserve"> need to make the evaluator accept both formats. </w:t>
+        <w:t>so BrowserGym is using a different copy of the task configs than smoke_a.load_configs() reads.</w:t>
+      </w:r>
+    </w:p>
+    <w:p>
+      <w:r>
+        <w:t xml:space="preserve">Ill need to make the evaluator accept both formats. </w:t>
       </w:r>
     </w:p>
     <w:p>
@@ -5959,23 +5098,7 @@
     </w:p>
     <w:p>
       <w:r>
-        <w:t>I wrote the class wrong when patching the evaluator. Its “</w:t>
-      </w:r>
-      <w:proofErr w:type="spellStart"/>
-      <w:r>
-        <w:t>HTMLContentEvaluator</w:t>
-      </w:r>
-      <w:proofErr w:type="spellEnd"/>
-      <w:r>
-        <w:t>” and not “</w:t>
-      </w:r>
-      <w:proofErr w:type="spellStart"/>
-      <w:r>
-        <w:t>HTMLContentExactEvaluator</w:t>
-      </w:r>
-      <w:proofErr w:type="spellEnd"/>
-      <w:r>
-        <w:t xml:space="preserve">”. </w:t>
+        <w:t xml:space="preserve">I wrote the class wrong when patching the evaluator. Its “HTMLContentEvaluator” and not “HTMLContentExactEvaluator”. </w:t>
       </w:r>
     </w:p>
     <w:p>
@@ -6031,42 +5154,10 @@
     </w:p>
     <w:p>
       <w:r>
-        <w:t xml:space="preserve">None of what </w:t>
-      </w:r>
-      <w:proofErr w:type="spellStart"/>
-      <w:r>
-        <w:t>ive</w:t>
-      </w:r>
-      <w:proofErr w:type="spellEnd"/>
-      <w:r>
-        <w:t xml:space="preserve"> done has worked, so instead of patching it indirectly from </w:t>
-      </w:r>
-      <w:r>
-        <w:t xml:space="preserve">my script, instead </w:t>
-      </w:r>
-      <w:proofErr w:type="spellStart"/>
-      <w:r>
-        <w:t>im</w:t>
-      </w:r>
-      <w:proofErr w:type="spellEnd"/>
-      <w:r>
-        <w:t xml:space="preserve"> going to patch it directly in the source. Then I need to clear the stale bytecode. And I also need to remove the patch </w:t>
-      </w:r>
-      <w:proofErr w:type="spellStart"/>
-      <w:r>
-        <w:t>webera</w:t>
-      </w:r>
-      <w:proofErr w:type="spellEnd"/>
-      <w:r>
-        <w:t xml:space="preserve"> evaluator function since I </w:t>
-      </w:r>
-      <w:proofErr w:type="spellStart"/>
-      <w:r>
-        <w:t>wont</w:t>
-      </w:r>
-      <w:proofErr w:type="spellEnd"/>
-      <w:r>
-        <w:t xml:space="preserve"> be needing that anymore</w:t>
+        <w:t xml:space="preserve">None of what ive done has worked, so instead of patching it indirectly from </w:t>
+      </w:r>
+      <w:r>
+        <w:t>my script, instead im going to patch it directly in the source. Then I need to clear the stale bytecode. And I also need to remove the patch webera evaluator function since I wont be needing that anymore</w:t>
       </w:r>
       <w:r>
         <w:t>.</w:t>
@@ -6260,15 +5351,7 @@
         <w:t xml:space="preserve">The evaluator fix worked, so note to self: document this in my reproducibility readme as a one line fix to a known upstream format mismatch. </w:t>
       </w:r>
       <w:r>
-        <w:t xml:space="preserve">There is no more </w:t>
-      </w:r>
-      <w:proofErr w:type="spellStart"/>
-      <w:r>
-        <w:t>attributeError</w:t>
-      </w:r>
-      <w:proofErr w:type="spellEnd"/>
-      <w:r>
-        <w:t xml:space="preserve">, the episode ran to completion and my stall guard works correctly at step 6. </w:t>
+        <w:t xml:space="preserve">There is no more attributeError, the episode ran to completion and my stall guard works correctly at step 6. </w:t>
       </w:r>
       <w:r>
         <w:t xml:space="preserve">However, another error is introduced, where the agent receives “previous action timed out – it may have succeeded. Check the current page before retrying”. This means the click is failing </w:t>
@@ -6404,15 +5487,7 @@
     </w:p>
     <w:p>
       <w:r>
-        <w:t xml:space="preserve">This means that other JS heavy magneto forms may be systematically </w:t>
-      </w:r>
-      <w:proofErr w:type="spellStart"/>
-      <w:r>
-        <w:t>unrunnable</w:t>
-      </w:r>
-      <w:proofErr w:type="spellEnd"/>
-      <w:r>
-        <w:t xml:space="preserve"> in my setup. </w:t>
+        <w:t xml:space="preserve">This means that other JS heavy magneto forms may be systematically unrunnable in my setup. </w:t>
       </w:r>
       <w:r>
         <w:t xml:space="preserve">If this occurs </w:t>
@@ -6430,15 +5505,7 @@
         <w:t>I’d</w:t>
       </w:r>
       <w:r>
-        <w:t xml:space="preserve"> need to decide whether to raise the action timeout (accepting the deviation from </w:t>
-      </w:r>
-      <w:proofErr w:type="spellStart"/>
-      <w:r>
-        <w:t>BrowserGym</w:t>
-      </w:r>
-      <w:proofErr w:type="spellEnd"/>
-      <w:r>
-        <w:t xml:space="preserve"> defaults, documented) or exclude those task types.</w:t>
+        <w:t xml:space="preserve"> need to decide whether to raise the action timeout (accepting the deviation from BrowserGym defaults, documented) or exclude those task types.</w:t>
       </w:r>
       <w:r>
         <w:t xml:space="preserve"> Next step is running the probe on 5 tasks/site</w:t>
@@ -6866,15 +5933,7 @@
         <w:t xml:space="preserve">Every action now reports “(action accepted)” instead of timing out. </w:t>
       </w:r>
       <w:r>
-        <w:t>Next is to replace the guard with a (</w:t>
-      </w:r>
-      <w:proofErr w:type="spellStart"/>
-      <w:r>
-        <w:t>url</w:t>
-      </w:r>
-      <w:proofErr w:type="spellEnd"/>
-      <w:r>
-        <w:t>, action) counter</w:t>
+        <w:t>Next is to replace the guard with a (url, action) counter</w:t>
       </w:r>
       <w:r>
         <w:t xml:space="preserve">. </w:t>
@@ -6979,15 +6038,7 @@
     </w:p>
     <w:p>
       <w:r>
-        <w:t xml:space="preserve">Also I renamed “smoke_a.py” to just “strategy_a.py” since I initially wanted the code to just test a few sites but due to the incompatibility with </w:t>
-      </w:r>
-      <w:proofErr w:type="spellStart"/>
-      <w:r>
-        <w:t>webArenas</w:t>
-      </w:r>
-      <w:proofErr w:type="spellEnd"/>
-      <w:r>
-        <w:t xml:space="preserve"> old modules, I had to implement a few patches. </w:t>
+        <w:t xml:space="preserve">Also I renamed “smoke_a.py” to just “strategy_a.py” since I initially wanted the code to just test a few sites but due to the incompatibility with webArenas old modules, I had to implement a few patches. </w:t>
       </w:r>
       <w:r>
         <w:t xml:space="preserve">Another thing I did was add a timestamp field, so I know when each episode is finished. Since the collection of strategy A will most likely take 15-20 hours and something </w:t>
@@ -7002,15 +6053,7 @@
     </w:p>
     <w:p>
       <w:r>
-        <w:t xml:space="preserve">Also </w:t>
-      </w:r>
-      <w:proofErr w:type="spellStart"/>
-      <w:r>
-        <w:t>ill</w:t>
-      </w:r>
-      <w:proofErr w:type="spellEnd"/>
-      <w:r>
-        <w:t xml:space="preserve"> be splitting the functionality as most of the functions are in strategy A’s code (i.e. guards, </w:t>
+        <w:t xml:space="preserve">Also ill be splitting the functionality as most of the functions are in strategy A’s code (i.e. guards, </w:t>
       </w:r>
       <w:r>
         <w:t>prompt builder, patches, env setup) and will be more readable</w:t>
@@ -7063,28 +6106,12 @@
     </w:p>
     <w:p>
       <w:r>
-        <w:t>Ive moved old results onto a new directory in the instance called “</w:t>
-      </w:r>
-      <w:proofErr w:type="spellStart"/>
-      <w:r>
-        <w:t>old_results</w:t>
-      </w:r>
-      <w:proofErr w:type="spellEnd"/>
-      <w:r>
-        <w:t xml:space="preserve">”. </w:t>
-      </w:r>
-    </w:p>
-    <w:p>
-      <w:r>
-        <w:t xml:space="preserve">Ive also removed the old code from the instance. And instead of always pushing 1 file at a time to the instance, </w:t>
-      </w:r>
-      <w:proofErr w:type="spellStart"/>
-      <w:r>
-        <w:t>ill</w:t>
-      </w:r>
-      <w:proofErr w:type="spellEnd"/>
-      <w:r>
-        <w:t xml:space="preserve"> be cloning the </w:t>
+        <w:t xml:space="preserve">Ive moved old results onto a new directory in the instance called “old_results”. </w:t>
+      </w:r>
+    </w:p>
+    <w:p>
+      <w:r>
+        <w:t xml:space="preserve">Ive also removed the old code from the instance. And instead of always pushing 1 file at a time to the instance, ill be cloning the </w:t>
       </w:r>
       <w:r>
         <w:t xml:space="preserve">project onto the instance so all I have to do is pull it once I push the changes locally. </w:t>
@@ -7134,34 +6161,10 @@
     </w:p>
     <w:p>
       <w:r>
-        <w:t xml:space="preserve">I’ve cloned the repo onto the instance using a token generated from </w:t>
-      </w:r>
-      <w:proofErr w:type="spellStart"/>
-      <w:r>
-        <w:t>github</w:t>
-      </w:r>
-      <w:proofErr w:type="spellEnd"/>
-      <w:r>
-        <w:t xml:space="preserve">. I also stored that token into a credential helper so I don’t have to do it </w:t>
-      </w:r>
-      <w:proofErr w:type="spellStart"/>
-      <w:r>
-        <w:t>everytime</w:t>
-      </w:r>
-      <w:proofErr w:type="spellEnd"/>
-      <w:r>
-        <w:t xml:space="preserve">. </w:t>
-      </w:r>
-      <w:r>
-        <w:t xml:space="preserve">Also </w:t>
-      </w:r>
-      <w:proofErr w:type="spellStart"/>
-      <w:r>
-        <w:t>ive</w:t>
-      </w:r>
-      <w:proofErr w:type="spellEnd"/>
-      <w:r>
-        <w:t xml:space="preserve"> retested task 276 after refactoring the repo, and everything works. </w:t>
+        <w:t xml:space="preserve">I’ve cloned the repo onto the instance using a token generated from github. I also stored that token into a credential helper so I don’t have to do it everytime. </w:t>
+      </w:r>
+      <w:r>
+        <w:t xml:space="preserve">Also ive retested task 276 after refactoring the repo, and everything works. </w:t>
       </w:r>
     </w:p>
     <w:p>
@@ -7175,28 +6178,12 @@
         <w:t xml:space="preserve">with a fixed </w:t>
       </w:r>
       <w:r>
-        <w:t xml:space="preserve">Planner → Executor → Critic pipeline. Each logical step invokes three agents in sequence: the Planner states the next sub-goal in plain English, the Executor converts that sub-goal into a single </w:t>
-      </w:r>
-      <w:proofErr w:type="spellStart"/>
-      <w:r>
-        <w:t>BrowserGym</w:t>
-      </w:r>
-      <w:proofErr w:type="spellEnd"/>
-      <w:r>
-        <w:t xml:space="preserve"> action, and the Critic either approves the action or supplies a revision. Only one action reaches the environment per step, exactly as in Strategy A; the difference is how many model calls precede it.</w:t>
-      </w:r>
-    </w:p>
-    <w:p>
-      <w:r>
-        <w:t xml:space="preserve">Role-specialised prompts. Each role has its own instructions. Only the action vocabulary is shared with Strategy A, because that is the environment's interface rather than a prompt choice and must be identical everywhere. The Planner receives no answer-formatting rules (it never answers); the Executor receives no exploration heuristics (it never chooses strategy). This follows standard practice for pipeline architectures, but it does mean the </w:t>
-      </w:r>
-      <w:proofErr w:type="spellStart"/>
-      <w:r>
-        <w:t>A-vs</w:t>
-      </w:r>
-      <w:proofErr w:type="spellEnd"/>
-      <w:r>
-        <w:t>-B comparison reflects both the addition of agents and their specialisation</w:t>
+        <w:t>Planner → Executor → Critic pipeline. Each logical step invokes three agents in sequence: the Planner states the next sub-goal in plain English, the Executor converts that sub-goal into a single BrowserGym action, and the Critic either approves the action or supplies a revision. Only one action reaches the environment per step, exactly as in Strategy A; the difference is how many model calls precede it.</w:t>
+      </w:r>
+    </w:p>
+    <w:p>
+      <w:r>
+        <w:t>Role-specialised prompts. Each role has its own instructions. Only the action vocabulary is shared with Strategy A, because that is the environment's interface rather than a prompt choice and must be identical everywhere. The Planner receives no answer-formatting rules (it never answers); the Executor receives no exploration heuristics (it never chooses strategy). This follows standard practice for pipeline architectures, but it does mean the A-vs-B comparison reflects both the addition of agents and their specialisation</w:t>
       </w:r>
       <w:r>
         <w:t>.</w:t>
@@ -7342,15 +6329,7 @@
         <w:t xml:space="preserve">and we can see that the critic caught this navigation cycle and </w:t>
       </w:r>
       <w:r>
-        <w:t xml:space="preserve">revised the action providing </w:t>
-      </w:r>
-      <w:proofErr w:type="spellStart"/>
-      <w:r>
-        <w:t>a</w:t>
-      </w:r>
-      <w:proofErr w:type="spellEnd"/>
-      <w:r>
-        <w:t xml:space="preserve"> alternative action and the strategy would have </w:t>
+        <w:t xml:space="preserve">revised the action providing a alternative action and the strategy would have </w:t>
       </w:r>
       <w:r>
         <w:t>succeeded</w:t>
@@ -7464,36 +6443,12 @@
     </w:p>
     <w:p>
       <w:r>
-        <w:t xml:space="preserve">This is just an ordering bug, easy to fix since I pass the field “plan” to the record() </w:t>
-      </w:r>
-      <w:proofErr w:type="spellStart"/>
-      <w:r>
-        <w:t>dict</w:t>
-      </w:r>
-      <w:proofErr w:type="spellEnd"/>
-      <w:r>
-        <w:t xml:space="preserve"> before plan gets assigned. </w:t>
-      </w:r>
-    </w:p>
-    <w:p>
-      <w:r>
-        <w:t xml:space="preserve">Since </w:t>
-      </w:r>
-      <w:proofErr w:type="spellStart"/>
-      <w:r>
-        <w:t>ive</w:t>
-      </w:r>
-      <w:proofErr w:type="spellEnd"/>
-      <w:r>
-        <w:t xml:space="preserve"> done the </w:t>
-      </w:r>
-      <w:proofErr w:type="spellStart"/>
-      <w:r>
-        <w:t>run_batch</w:t>
-      </w:r>
-      <w:proofErr w:type="spellEnd"/>
-      <w:r>
-        <w:t xml:space="preserve"> for the 200 task collection script. Next thing is to </w:t>
+        <w:t xml:space="preserve">This is just an ordering bug, easy to fix since I pass the field “plan” to the record() dict before plan gets assigned. </w:t>
+      </w:r>
+    </w:p>
+    <w:p>
+      <w:r>
+        <w:t xml:space="preserve">Since ive done the run_batch for the 200 task collection script. Next thing is to </w:t>
       </w:r>
       <w:r>
         <w:t>create the annotation script</w:t>
@@ -7531,67 +6486,19 @@
     </w:p>
     <w:p>
       <w:r>
-        <w:t xml:space="preserve">Ok </w:t>
-      </w:r>
-      <w:proofErr w:type="spellStart"/>
-      <w:r>
-        <w:t>ive</w:t>
-      </w:r>
-      <w:proofErr w:type="spellEnd"/>
-      <w:r>
-        <w:t xml:space="preserve"> done annotation </w:t>
+        <w:t xml:space="preserve">Ok ive done annotation </w:t>
       </w:r>
       <w:r>
         <w:t>script</w:t>
       </w:r>
       <w:r>
-        <w:t xml:space="preserve"> (</w:t>
-      </w:r>
-      <w:proofErr w:type="spellStart"/>
-      <w:r>
-        <w:t>github</w:t>
-      </w:r>
-      <w:proofErr w:type="spellEnd"/>
-      <w:r>
-        <w:t xml:space="preserve"> commits)</w:t>
-      </w:r>
-      <w:r>
-        <w:t xml:space="preserve">, which can either be ran after or during the batch process. I will need to </w:t>
-      </w:r>
-      <w:proofErr w:type="spellStart"/>
-      <w:r>
-        <w:t>tmux</w:t>
-      </w:r>
-      <w:proofErr w:type="spellEnd"/>
-      <w:r>
-        <w:t xml:space="preserve"> both of them </w:t>
-      </w:r>
-      <w:proofErr w:type="spellStart"/>
-      <w:r>
-        <w:t>incase</w:t>
-      </w:r>
-      <w:proofErr w:type="spellEnd"/>
-      <w:r>
-        <w:t xml:space="preserve"> I SSH out the instance (</w:t>
-      </w:r>
-      <w:proofErr w:type="spellStart"/>
-      <w:r>
-        <w:t>tmux</w:t>
-      </w:r>
-      <w:proofErr w:type="spellEnd"/>
-      <w:r>
-        <w:t xml:space="preserve"> allows the scripts to continue running in the instance</w:t>
-      </w:r>
-      <w:r>
-        <w:t xml:space="preserve"> without me being </w:t>
-      </w:r>
-      <w:proofErr w:type="spellStart"/>
-      <w:r>
-        <w:t>ssh’d</w:t>
-      </w:r>
-      <w:proofErr w:type="spellEnd"/>
-      <w:r>
-        <w:t xml:space="preserve"> in)</w:t>
+        <w:t xml:space="preserve"> (github commits)</w:t>
+      </w:r>
+      <w:r>
+        <w:t>, which can either be ran after or during the batch process. I will need to tmux both of them incase I SSH out the instance (tmux allows the scripts to continue running in the instance</w:t>
+      </w:r>
+      <w:r>
+        <w:t xml:space="preserve"> without me being ssh’d in)</w:t>
       </w:r>
       <w:r>
         <w:t xml:space="preserve">. </w:t>
@@ -7602,68 +6509,28 @@
         <w:t xml:space="preserve">Before running the batch script, I noticed a bug </w:t>
       </w:r>
       <w:r>
-        <w:t>where “</w:t>
-      </w:r>
-      <w:proofErr w:type="spellStart"/>
-      <w:r>
-        <w:t>random.shuffle</w:t>
-      </w:r>
-      <w:proofErr w:type="spellEnd"/>
-      <w:r>
-        <w:t>(</w:t>
-      </w:r>
-      <w:proofErr w:type="spellStart"/>
-      <w:r>
-        <w:t>todo</w:t>
-      </w:r>
-      <w:proofErr w:type="spellEnd"/>
-      <w:r>
-        <w:t>)” would break the script if I were to resume the script if there was a crash.</w:t>
-      </w:r>
-      <w:r>
-        <w:t xml:space="preserve"> AND </w:t>
-      </w:r>
-      <w:proofErr w:type="spellStart"/>
-      <w:r>
-        <w:t>AND</w:t>
-      </w:r>
-      <w:proofErr w:type="spellEnd"/>
+        <w:t>where “random.shuffle(todo)” would break the script if I were to resume the script if there was a crash.</w:t>
+      </w:r>
+      <w:r>
+        <w:t xml:space="preserve"> AND AND AND if shuffled order </w:t>
+      </w:r>
+      <w:r>
+        <w:t xml:space="preserve">runs it at 8k first (fails, address unchanged) then 16k (succeeds, address updated), and </w:t>
+      </w:r>
+      <w:r>
+        <w:t>I</w:t>
+      </w:r>
+      <w:r>
+        <w:t xml:space="preserve"> resume mid-run, subsequent budgets for the same task see an already-updated site.</w:t>
+      </w:r>
       <w:r>
         <w:t xml:space="preserve"> </w:t>
       </w:r>
-      <w:proofErr w:type="spellStart"/>
-      <w:r>
-        <w:t>AND</w:t>
-      </w:r>
-      <w:proofErr w:type="spellEnd"/>
-      <w:r>
-        <w:t xml:space="preserve"> if shuffled order </w:t>
-      </w:r>
-      <w:r>
-        <w:t xml:space="preserve">runs it at 8k first (fails, address unchanged) then 16k (succeeds, address updated), and </w:t>
-      </w:r>
-      <w:r>
-        <w:t>I</w:t>
-      </w:r>
-      <w:r>
-        <w:t xml:space="preserve"> resume mid-run, subsequent budgets for the same task see an already-updated site.</w:t>
-      </w:r>
       <w:r>
         <w:t xml:space="preserve"> </w:t>
       </w:r>
       <w:r>
-        <w:t xml:space="preserve"> </w:t>
-      </w:r>
-      <w:r>
-        <w:t xml:space="preserve">Ill change it by grouping the site and task ID, shuffle </w:t>
-      </w:r>
-      <w:proofErr w:type="spellStart"/>
-      <w:r>
-        <w:t>bugets</w:t>
-      </w:r>
-      <w:proofErr w:type="spellEnd"/>
-      <w:r>
-        <w:t xml:space="preserve"> within each group and then shuffle the group order. So this will keep a tasks budget </w:t>
+        <w:t xml:space="preserve">Ill change it by grouping the site and task ID, shuffle bugets within each group and then shuffle the group order. So this will keep a tasks budget </w:t>
       </w:r>
       <w:r>
         <w:t>conditions adjacent while still spreading order effects.</w:t>
@@ -7721,15 +6588,7 @@
         <w:t xml:space="preserve">276, 623. My current patch </w:t>
       </w:r>
       <w:r>
-        <w:t xml:space="preserve">replaces </w:t>
-      </w:r>
-      <w:proofErr w:type="spellStart"/>
-      <w:r>
-        <w:t>generate_from_openai_chat_completion</w:t>
-      </w:r>
-      <w:proofErr w:type="spellEnd"/>
-      <w:r>
-        <w:t xml:space="preserve"> on the module object</w:t>
+        <w:t>replaces generate_from_openai_chat_completion on the module object</w:t>
       </w:r>
       <w:r>
         <w:t xml:space="preserve"> </w:t>
@@ -7738,15 +6597,7 @@
         <w:t>“</w:t>
       </w:r>
       <w:r>
-        <w:t>(_</w:t>
-      </w:r>
-      <w:proofErr w:type="spellStart"/>
-      <w:r>
-        <w:t>ou.generate_from_openai_chat_completion</w:t>
-      </w:r>
-      <w:proofErr w:type="spellEnd"/>
-      <w:r>
-        <w:t xml:space="preserve"> = _v1_chat)</w:t>
+        <w:t>(_ou.generate_from_openai_chat_completion = _v1_chat)</w:t>
       </w:r>
       <w:r>
         <w:t>”</w:t>
@@ -7758,77 +6609,24 @@
         <w:t xml:space="preserve"> (so something like “</w:t>
       </w:r>
       <w:r>
-        <w:t xml:space="preserve">from </w:t>
-      </w:r>
-      <w:proofErr w:type="spellStart"/>
-      <w:r>
-        <w:t>llms.providers.openai_utils</w:t>
-      </w:r>
-      <w:proofErr w:type="spellEnd"/>
-      <w:r>
-        <w:t xml:space="preserve"> import </w:t>
-      </w:r>
-      <w:proofErr w:type="spellStart"/>
-      <w:r>
-        <w:t>generate_from_openai_chat_completion</w:t>
-      </w:r>
-      <w:proofErr w:type="spellEnd"/>
+        <w:t>from llms.providers.openai_utils import generate_from_openai_chat_completion</w:t>
+      </w:r>
       <w:r>
         <w:t xml:space="preserve">”. Which means my current patch </w:t>
       </w:r>
       <w:r>
-        <w:t xml:space="preserve">doesn’t actually touch that one. Pretty simple fix, </w:t>
-      </w:r>
-      <w:proofErr w:type="spellStart"/>
-      <w:r>
-        <w:t>ill</w:t>
-      </w:r>
-      <w:proofErr w:type="spellEnd"/>
-      <w:r>
-        <w:t xml:space="preserve"> just add it the evaluators namespace too it</w:t>
-      </w:r>
-      <w:r>
-        <w:t xml:space="preserve"> in the </w:t>
-      </w:r>
-      <w:proofErr w:type="spellStart"/>
-      <w:r>
-        <w:t>wa_env</w:t>
-      </w:r>
-      <w:proofErr w:type="spellEnd"/>
-      <w:r>
-        <w:t xml:space="preserve"> python script.</w:t>
-      </w:r>
-    </w:p>
-    <w:p>
-      <w:r>
-        <w:t xml:space="preserve">My patch doesn’t work so </w:t>
-      </w:r>
-      <w:proofErr w:type="spellStart"/>
-      <w:r>
-        <w:t>ill</w:t>
-      </w:r>
-      <w:proofErr w:type="spellEnd"/>
-      <w:r>
-        <w:t xml:space="preserve"> need to patch the installed copy in the instance. My current patch patches the “</w:t>
-      </w:r>
-      <w:r>
-        <w:t>~/</w:t>
-      </w:r>
-      <w:proofErr w:type="spellStart"/>
-      <w:r>
-        <w:t>webarena-src</w:t>
-      </w:r>
-      <w:proofErr w:type="spellEnd"/>
-      <w:r>
-        <w:t>/</w:t>
-      </w:r>
-      <w:proofErr w:type="spellStart"/>
-      <w:r>
-        <w:t>llms</w:t>
-      </w:r>
-      <w:proofErr w:type="spellEnd"/>
-      <w:r>
-        <w:t>/providers/openai_utils.py</w:t>
+        <w:t>doesn’t actually touch that one. Pretty simple fix, ill just add it the evaluators namespace too it</w:t>
+      </w:r>
+      <w:r>
+        <w:t xml:space="preserve"> in the wa_env python script.</w:t>
+      </w:r>
+    </w:p>
+    <w:p>
+      <w:r>
+        <w:t>My patch doesn’t work so ill need to patch the installed copy in the instance. My current patch patches the “</w:t>
+      </w:r>
+      <w:r>
+        <w:t>~/webarena-src/llms/providers/openai_utils.py</w:t>
       </w:r>
       <w:r>
         <w:t>”</w:t>
@@ -7837,15 +6635,7 @@
         <w:t xml:space="preserve"> but the running code is from a completely different copy somewhere in “</w:t>
       </w:r>
       <w:r>
-        <w:t>site-packages/</w:t>
-      </w:r>
-      <w:proofErr w:type="spellStart"/>
-      <w:r>
-        <w:t>webarena</w:t>
-      </w:r>
-      <w:proofErr w:type="spellEnd"/>
-      <w:r>
-        <w:t>/</w:t>
+        <w:t>site-packages/webarena/</w:t>
       </w:r>
       <w:r>
         <w:t>”</w:t>
@@ -7985,15 +6775,7 @@
     </w:p>
     <w:p>
       <w:r>
-        <w:t xml:space="preserve">After looking at the </w:t>
-      </w:r>
-      <w:proofErr w:type="spellStart"/>
-      <w:r>
-        <w:t>WebArena</w:t>
-      </w:r>
-      <w:proofErr w:type="spellEnd"/>
-      <w:r>
-        <w:t xml:space="preserve"> repository, I found where the models are being called (in the helper functions), so I </w:t>
+        <w:t xml:space="preserve">After looking at the WebArena repository, I found where the models are being called (in the helper functions), so I </w:t>
       </w:r>
       <w:r>
         <w:t>replaced them with the gpt-4o-mini model.</w:t>
@@ -8001,15 +6783,7 @@
     </w:p>
     <w:p>
       <w:r>
-        <w:t xml:space="preserve">I’ve also pulled the annotation from the instance onto my local machine, then re-structured it so its readable (initially it was task id/row) now </w:t>
-      </w:r>
-      <w:proofErr w:type="spellStart"/>
-      <w:r>
-        <w:t>its</w:t>
-      </w:r>
-      <w:proofErr w:type="spellEnd"/>
-      <w:r>
-        <w:t xml:space="preserve"> </w:t>
+        <w:t xml:space="preserve">I’ve also pulled the annotation from the instance onto my local machine, then re-structured it so its readable (initially it was task id/row) now its </w:t>
       </w:r>
       <w:r>
         <w:t xml:space="preserve">more readable (future testing will be done on the original however). </w:t>
@@ -8120,15 +6894,7 @@
         <w:t xml:space="preserve">Strategy A’s </w:t>
       </w:r>
       <w:r>
-        <w:t xml:space="preserve">full data collection completed: 1,005 lines in </w:t>
-      </w:r>
-      <w:proofErr w:type="spellStart"/>
-      <w:r>
-        <w:t>strategy_a.jsonl</w:t>
-      </w:r>
-      <w:proofErr w:type="spellEnd"/>
-      <w:r>
-        <w:t>, of which 999 are valid episodes and 6 are error records requiring re-collection. The 201-task subset (67 per site, seed 42) was run across all five budget levels (2k/4k/8k/16k/32k),</w:t>
+        <w:t>full data collection completed: 1,005 lines in strategy_a.jsonl, of which 999 are valid episodes and 6 are error records requiring re-collection. The 201-task subset (67 per site, seed 42) was run across all five budget levels (2k/4k/8k/16k/32k),</w:t>
       </w:r>
       <w:r>
         <w:t xml:space="preserve"> </w:t>
@@ -8140,50 +6906,16 @@
         <w:t xml:space="preserve"> (Quick side note: I will be using strategy A’s collection output to determine the difficulty of each task, and hand annotate a few of them if I think they are incorrectly </w:t>
       </w:r>
       <w:r>
-        <w:t xml:space="preserve">annotated by the LLM). The total time it took was approximately 15 hours of </w:t>
-      </w:r>
-      <w:proofErr w:type="spellStart"/>
-      <w:r>
-        <w:t>unattened</w:t>
-      </w:r>
-      <w:proofErr w:type="spellEnd"/>
-      <w:r>
-        <w:t xml:space="preserve"> execution under the </w:t>
-      </w:r>
-      <w:proofErr w:type="spellStart"/>
-      <w:r>
-        <w:t>linux</w:t>
-      </w:r>
-      <w:proofErr w:type="spellEnd"/>
-      <w:r>
-        <w:t xml:space="preserve"> command </w:t>
-      </w:r>
-      <w:proofErr w:type="spellStart"/>
-      <w:r>
-        <w:t>tmux</w:t>
-      </w:r>
-      <w:proofErr w:type="spellEnd"/>
-      <w:r>
-        <w:t xml:space="preserve"> (I called the </w:t>
-      </w:r>
-      <w:proofErr w:type="spellStart"/>
-      <w:r>
-        <w:t>tmux</w:t>
-      </w:r>
-      <w:proofErr w:type="spellEnd"/>
-      <w:r>
-        <w:t xml:space="preserve"> terminal “collect” by using the command </w:t>
+        <w:t xml:space="preserve">annotated by the LLM). The total time it took was approximately 15 hours of unattened execution under the linux command tmux (I called the </w:t>
+      </w:r>
+      <w:r>
+        <w:t xml:space="preserve">tmux terminal “collect” by using the command </w:t>
       </w:r>
       <w:r>
         <w:t>“</w:t>
       </w:r>
-      <w:proofErr w:type="spellStart"/>
-      <w:r>
-        <w:t>tmux</w:t>
-      </w:r>
-      <w:proofErr w:type="spellEnd"/>
-      <w:r>
-        <w:t xml:space="preserve"> attach -t collect</w:t>
+      <w:r>
+        <w:t>tmux attach -t collect</w:t>
       </w:r>
       <w:r>
         <w:t xml:space="preserve">” then ran the batch within the instance so in case my PC decided to turn off then the script would continue to run within the instance). </w:t>
@@ -8274,15 +7006,7 @@
         <w:t>In terms of RQ1 which is “</w:t>
       </w:r>
       <w:r>
-        <w:t xml:space="preserve">How does task success rate, token efficiency and error profile vary as a function of a fixed global token budget when comparing the 3 orchestration strategies on </w:t>
-      </w:r>
-      <w:proofErr w:type="spellStart"/>
-      <w:r>
-        <w:t>WebArena</w:t>
-      </w:r>
-      <w:proofErr w:type="spellEnd"/>
-      <w:r>
-        <w:t>?</w:t>
+        <w:t>How does task success rate, token efficiency and error profile vary as a function of a fixed global token budget when comparing the 3 orchestration strategies on WebArena?</w:t>
       </w:r>
       <w:r>
         <w:t>”</w:t>
@@ -8539,21 +7263,12 @@
                 <w:bCs/>
               </w:rPr>
             </w:pPr>
-            <w:proofErr w:type="spellStart"/>
-            <w:r>
-              <w:rPr>
-                <w:b/>
-                <w:bCs/>
-              </w:rPr>
-              <w:t>MediumTok</w:t>
-            </w:r>
-            <w:proofErr w:type="spellEnd"/>
-            <w:r>
-              <w:rPr>
-                <w:b/>
-                <w:bCs/>
-              </w:rPr>
-              <w:t>/step</w:t>
+            <w:r>
+              <w:rPr>
+                <w:b/>
+                <w:bCs/>
+              </w:rPr>
+              <w:t>MediumTok/step</w:t>
             </w:r>
           </w:p>
         </w:tc>
@@ -8657,11 +7372,9 @@
             <w:tcW w:w="1776" w:type="dxa"/>
           </w:tcPr>
           <w:p>
-            <w:proofErr w:type="spellStart"/>
             <w:r>
               <w:t>Shopping_Admit</w:t>
             </w:r>
-            <w:proofErr w:type="spellEnd"/>
           </w:p>
         </w:tc>
         <w:tc>
@@ -8820,13 +7533,8 @@
           <w:numId w:val="6"/>
         </w:numPr>
       </w:pPr>
-      <w:proofErr w:type="spellStart"/>
-      <w:r>
-        <w:t>safety_token_cap</w:t>
-      </w:r>
-      <w:proofErr w:type="spellEnd"/>
-      <w:r>
-        <w:t xml:space="preserve"> = fires after call when the actual cost exceeded the estimate (typically because reasoning tokens were larger than predicted)</w:t>
+      <w:r>
+        <w:t>safety_token_cap = fires after call when the actual cost exceeded the estimate (typically because reasoning tokens were larger than predicted)</w:t>
       </w:r>
     </w:p>
     <w:p>
@@ -8837,13 +7545,8 @@
           <w:numId w:val="6"/>
         </w:numPr>
       </w:pPr>
-      <w:proofErr w:type="spellStart"/>
-      <w:r>
-        <w:t>budget_would_exceed</w:t>
-      </w:r>
-      <w:proofErr w:type="spellEnd"/>
-      <w:r>
-        <w:t xml:space="preserve"> = </w:t>
+      <w:r>
+        <w:t xml:space="preserve">budget_would_exceed = </w:t>
       </w:r>
       <w:r>
         <w:t>fires before the LLM call when the estimated cost would overshoot the cap</w:t>
@@ -8857,13 +7560,8 @@
           <w:numId w:val="6"/>
         </w:numPr>
       </w:pPr>
-      <w:proofErr w:type="spellStart"/>
-      <w:r>
-        <w:t>env_terminated</w:t>
-      </w:r>
-      <w:proofErr w:type="spellEnd"/>
-      <w:r>
-        <w:t xml:space="preserve"> = The agent submits an answer and is incorrect</w:t>
+      <w:r>
+        <w:t>env_terminated = The agent submits an answer and is incorrect</w:t>
       </w:r>
     </w:p>
     <w:p>
@@ -8874,13 +7572,8 @@
           <w:numId w:val="6"/>
         </w:numPr>
       </w:pPr>
-      <w:proofErr w:type="spellStart"/>
-      <w:r>
-        <w:t>Navigation_cycle</w:t>
-      </w:r>
-      <w:proofErr w:type="spellEnd"/>
-      <w:r>
-        <w:t xml:space="preserve"> = </w:t>
+      <w:r>
+        <w:t xml:space="preserve">Navigation_cycle = </w:t>
       </w:r>
       <w:r>
         <w:t xml:space="preserve">the guard catching circular navigation. </w:t>
@@ -8894,13 +7587,8 @@
           <w:numId w:val="6"/>
         </w:numPr>
       </w:pPr>
-      <w:proofErr w:type="spellStart"/>
-      <w:r>
-        <w:t>Repeated_action_failure</w:t>
-      </w:r>
-      <w:proofErr w:type="spellEnd"/>
-      <w:r>
-        <w:t xml:space="preserve"> =</w:t>
+      <w:r>
+        <w:t>Repeated_action_failure =</w:t>
       </w:r>
       <w:r>
         <w:t xml:space="preserve"> is caused when the action times out (this was much more prominent when it was set to 500ms but now it is 5000ms)</w:t>
@@ -9081,11 +7769,9 @@
             <w:tcW w:w="3005" w:type="dxa"/>
           </w:tcPr>
           <w:p>
-            <w:proofErr w:type="spellStart"/>
             <w:r>
               <w:t>Env_terminated</w:t>
             </w:r>
-            <w:proofErr w:type="spellEnd"/>
           </w:p>
         </w:tc>
         <w:tc>
@@ -9179,23 +7865,7 @@
     <w:p>
       <w:r>
         <w:lastRenderedPageBreak/>
-        <w:t>Budget-driven terminations (</w:t>
-      </w:r>
-      <w:proofErr w:type="spellStart"/>
-      <w:r>
-        <w:t>safety_token_cap</w:t>
-      </w:r>
-      <w:proofErr w:type="spellEnd"/>
-      <w:r>
-        <w:t xml:space="preserve"> + </w:t>
-      </w:r>
-      <w:proofErr w:type="spellStart"/>
-      <w:r>
-        <w:t>budget_would_exceed</w:t>
-      </w:r>
-      <w:proofErr w:type="spellEnd"/>
-      <w:r>
-        <w:t>) account for 66% of all episode endings. This confirms the budget is the binding constraint in the majority of episodes, which is the prerequisite for this study to be measuring budget effects rather than agent incompetence.</w:t>
+        <w:t>Budget-driven terminations (safety_token_cap + budget_would_exceed) account for 66% of all episode endings. This confirms the budget is the binding constraint in the majority of episodes, which is the prerequisite for this study to be measuring budget effects rather than agent incompetence.</w:t>
       </w:r>
     </w:p>
     <w:p>
@@ -9612,11 +8282,9 @@
             <w:tcW w:w="1559" w:type="dxa"/>
           </w:tcPr>
           <w:p>
-            <w:proofErr w:type="spellStart"/>
             <w:r>
               <w:t>Shopping_admin</w:t>
             </w:r>
-            <w:proofErr w:type="spellEnd"/>
           </w:p>
         </w:tc>
         <w:tc>
@@ -9624,13 +8292,8 @@
             <w:tcW w:w="5619" w:type="dxa"/>
           </w:tcPr>
           <w:p>
-            <w:proofErr w:type="spellStart"/>
-            <w:r>
-              <w:t>Page.goto</w:t>
-            </w:r>
-            <w:proofErr w:type="spellEnd"/>
-            <w:r>
-              <w:t>: Timeout 10000ms</w:t>
+            <w:r>
+              <w:t>Page.goto: Timeout 10000ms</w:t>
             </w:r>
           </w:p>
         </w:tc>
@@ -9671,13 +8334,8 @@
             <w:tcW w:w="5619" w:type="dxa"/>
           </w:tcPr>
           <w:p>
-            <w:proofErr w:type="spellStart"/>
-            <w:r>
-              <w:t>Page.goto</w:t>
-            </w:r>
-            <w:proofErr w:type="spellEnd"/>
-            <w:r>
-              <w:t>: Timeout 10000ms</w:t>
+            <w:r>
+              <w:t>Page.goto: Timeout 10000ms</w:t>
             </w:r>
           </w:p>
         </w:tc>
@@ -9718,13 +8376,8 @@
             <w:tcW w:w="5619" w:type="dxa"/>
           </w:tcPr>
           <w:p>
-            <w:proofErr w:type="spellStart"/>
-            <w:r>
-              <w:t>Page.goto</w:t>
-            </w:r>
-            <w:proofErr w:type="spellEnd"/>
-            <w:r>
-              <w:t>: Timeout 10000ms</w:t>
+            <w:r>
+              <w:t>Page.goto: Timeout 10000ms</w:t>
             </w:r>
           </w:p>
         </w:tc>
@@ -9765,13 +8418,8 @@
             <w:tcW w:w="5619" w:type="dxa"/>
           </w:tcPr>
           <w:p>
-            <w:proofErr w:type="spellStart"/>
-            <w:r>
-              <w:t>Page.goto</w:t>
-            </w:r>
-            <w:proofErr w:type="spellEnd"/>
-            <w:r>
-              <w:t>: Timeout 10000ms</w:t>
+            <w:r>
+              <w:t>Page.goto: Timeout 10000ms</w:t>
             </w:r>
           </w:p>
         </w:tc>
@@ -9802,11 +8450,9 @@
             <w:tcW w:w="1559" w:type="dxa"/>
           </w:tcPr>
           <w:p>
-            <w:proofErr w:type="spellStart"/>
             <w:r>
               <w:t>Shopping_admin</w:t>
             </w:r>
-            <w:proofErr w:type="spellEnd"/>
           </w:p>
         </w:tc>
         <w:tc>
@@ -9814,13 +8460,8 @@
             <w:tcW w:w="5619" w:type="dxa"/>
           </w:tcPr>
           <w:p>
-            <w:proofErr w:type="spellStart"/>
-            <w:r>
-              <w:t>Frame.evaluate</w:t>
-            </w:r>
-            <w:proofErr w:type="spellEnd"/>
-            <w:r>
-              <w:t>: Target crashed</w:t>
+            <w:r>
+              <w:t>Frame.evaluate: Target crashed</w:t>
             </w:r>
           </w:p>
         </w:tc>
@@ -9851,11 +8492,9 @@
             <w:tcW w:w="1559" w:type="dxa"/>
           </w:tcPr>
           <w:p>
-            <w:proofErr w:type="spellStart"/>
             <w:r>
               <w:t>Shopping_admin</w:t>
             </w:r>
-            <w:proofErr w:type="spellEnd"/>
           </w:p>
         </w:tc>
         <w:tc>
@@ -9863,13 +8502,8 @@
             <w:tcW w:w="5619" w:type="dxa"/>
           </w:tcPr>
           <w:p>
-            <w:proofErr w:type="spellStart"/>
-            <w:r>
-              <w:t>Frame.evaluate</w:t>
-            </w:r>
-            <w:proofErr w:type="spellEnd"/>
-            <w:r>
-              <w:t>: Target crashed</w:t>
+            <w:r>
+              <w:t>Frame.evaluate: Target crashed</w:t>
             </w:r>
           </w:p>
         </w:tc>
@@ -9881,45 +8515,13 @@
         <w:t>4/6 errors are page load timeouts (site took longer than 10 seconds to respond). 2/6 errors are chromium crashes</w:t>
       </w:r>
       <w:r>
-        <w:t xml:space="preserve">. Simple fix is to remove the error rows from the batch results </w:t>
-      </w:r>
-      <w:proofErr w:type="spellStart"/>
-      <w:r>
-        <w:t>jsonl</w:t>
-      </w:r>
-      <w:proofErr w:type="spellEnd"/>
-      <w:r>
-        <w:t xml:space="preserve"> file and re-run the batch script, which will detect the six missing (</w:t>
-      </w:r>
-      <w:proofErr w:type="spellStart"/>
-      <w:r>
-        <w:t>task_id</w:t>
-      </w:r>
-      <w:proofErr w:type="spellEnd"/>
-      <w:r>
-        <w:t xml:space="preserve">, </w:t>
-      </w:r>
-      <w:proofErr w:type="spellStart"/>
-      <w:r>
-        <w:t>budget_level</w:t>
-      </w:r>
-      <w:proofErr w:type="spellEnd"/>
-      <w:r>
-        <w:t xml:space="preserve">) pairs via its resume logic and collect only those. </w:t>
+        <w:t xml:space="preserve">. Simple fix is to remove the error rows from the batch results jsonl file and re-run the batch script, which will detect the six missing (task_id, budget_level) pairs via its resume logic and collect only those. </w:t>
       </w:r>
       <w:r>
         <w:t xml:space="preserve">After re-collection, a final check should confirm 1,005 lines with 0 error rows. </w:t>
       </w:r>
       <w:r>
-        <w:t xml:space="preserve">Full batch is complete for strategy A. Now </w:t>
-      </w:r>
-      <w:proofErr w:type="spellStart"/>
-      <w:r>
-        <w:t>im</w:t>
-      </w:r>
-      <w:proofErr w:type="spellEnd"/>
-      <w:r>
-        <w:t xml:space="preserve"> moving onto a pilot test run for strategy B</w:t>
+        <w:t>Full batch is complete for strategy A. Now im moving onto a pilot test run for strategy B</w:t>
       </w:r>
       <w:r>
         <w:t>.</w:t>
@@ -9985,15 +8587,7 @@
         <w:t xml:space="preserve"> for strategy B’s pilot run</w:t>
       </w:r>
       <w:r>
-        <w:t xml:space="preserve">, and </w:t>
-      </w:r>
-      <w:proofErr w:type="spellStart"/>
-      <w:r>
-        <w:t>its</w:t>
-      </w:r>
-      <w:proofErr w:type="spellEnd"/>
-      <w:r>
-        <w:t xml:space="preserve"> obvious why…</w:t>
+        <w:t>, and its obvious why…</w:t>
       </w:r>
     </w:p>
     <w:p>
@@ -10066,15 +8660,7 @@
         </w:drawing>
       </w:r>
       <w:r>
-        <w:t xml:space="preserve">This means I need to add another budget (64k), however to keep the tests consistent between A &amp; B, </w:t>
-      </w:r>
-      <w:proofErr w:type="spellStart"/>
-      <w:r>
-        <w:t>ill</w:t>
-      </w:r>
-      <w:proofErr w:type="spellEnd"/>
-      <w:r>
-        <w:t xml:space="preserve"> need to add 64k to Strategy A’s budget ladder. This is fine because </w:t>
+        <w:t xml:space="preserve">This means I need to add another budget (64k), however to keep the tests consistent between A &amp; B, ill need to add 64k to Strategy A’s budget ladder. This is fine because </w:t>
       </w:r>
       <w:r>
         <w:t xml:space="preserve">I don’t have to re-collect the full batch, just the 64k budget for each task. </w:t>
@@ -10277,42 +8863,10 @@
         <w:t xml:space="preserve">2 revisions were both reasonable (wrong element ID), but neither saved the episode. The critic does seem to miss certain things </w:t>
       </w:r>
       <w:r>
-        <w:t xml:space="preserve">as it can only judge what the current </w:t>
-      </w:r>
-      <w:proofErr w:type="spellStart"/>
-      <w:r>
-        <w:t>AXTrree</w:t>
-      </w:r>
-      <w:proofErr w:type="spellEnd"/>
-      <w:r>
-        <w:t xml:space="preserve"> and the proposed action is. So for example, since </w:t>
-      </w:r>
-      <w:proofErr w:type="spellStart"/>
-      <w:r>
-        <w:t>WebArena</w:t>
-      </w:r>
-      <w:proofErr w:type="spellEnd"/>
-      <w:r>
-        <w:t xml:space="preserve"> describes </w:t>
-      </w:r>
-      <w:proofErr w:type="spellStart"/>
-      <w:r>
-        <w:t>Postmill</w:t>
-      </w:r>
-      <w:proofErr w:type="spellEnd"/>
-      <w:r>
-        <w:t xml:space="preserve"> as “a copy of reddit”, the agent receives this description</w:t>
-      </w:r>
-      <w:r>
-        <w:t xml:space="preserve"> and uses reddit search syntax which doesn’t work on </w:t>
-      </w:r>
-      <w:proofErr w:type="spellStart"/>
-      <w:r>
-        <w:t>Postmill</w:t>
-      </w:r>
-      <w:proofErr w:type="spellEnd"/>
-      <w:r>
-        <w:t xml:space="preserve">. This is fine since strategy C will learn from this by learning which states benefit from a critic call and skips it everywhere else. If the critic was consistently useful, then there would be nothing </w:t>
+        <w:t>as it can only judge what the current AXTrree and the proposed action is. So for example, since WebArena describes Postmill as “a copy of reddit”, the agent receives this description</w:t>
+      </w:r>
+      <w:r>
+        <w:t xml:space="preserve"> and uses reddit search syntax which doesn’t work on Postmill. This is fine since strategy C will learn from this by learning which states benefit from a critic call and skips it everywhere else. If the critic was consistently useful, then there would be nothing </w:t>
       </w:r>
       <w:r>
         <w:t xml:space="preserve">for the router (in strategy C) to improve on. </w:t>
@@ -10327,23 +8881,7 @@
         <w:t>B</w:t>
       </w:r>
       <w:r>
-        <w:t xml:space="preserve"> has a few successions on a budget of 32k, </w:t>
-      </w:r>
-      <w:proofErr w:type="spellStart"/>
-      <w:r>
-        <w:t>its</w:t>
-      </w:r>
-      <w:proofErr w:type="spellEnd"/>
-      <w:r>
-        <w:t xml:space="preserve"> only fair to add another level of 64k. But for testing consistently, </w:t>
-      </w:r>
-      <w:proofErr w:type="spellStart"/>
-      <w:r>
-        <w:t>ill</w:t>
-      </w:r>
-      <w:proofErr w:type="spellEnd"/>
-      <w:r>
-        <w:t xml:space="preserve"> have to do this for strategy A as well. </w:t>
+        <w:t xml:space="preserve"> has a few successions on a budget of 32k, its only fair to add another level of 64k. But for testing consistently, ill have to do this for strategy A as well. </w:t>
       </w:r>
       <w:r>
         <w:t xml:space="preserve">All I have to do is add it to the “BUDGETS” variable in “wa_env.py”. </w:t>
@@ -10354,15 +8892,7 @@
         <w:t>Started the full batch run for strategy B</w:t>
       </w:r>
       <w:r>
-        <w:t xml:space="preserve"> on the instance (</w:t>
-      </w:r>
-      <w:proofErr w:type="spellStart"/>
-      <w:r>
-        <w:t>tmux</w:t>
-      </w:r>
-      <w:proofErr w:type="spellEnd"/>
-      <w:r>
-        <w:t xml:space="preserve"> command for ubuntu machines). </w:t>
+        <w:t xml:space="preserve"> on the instance (tmux command for ubuntu machines). </w:t>
       </w:r>
     </w:p>
     <w:p/>
@@ -10452,15 +8982,7 @@
     </w:p>
     <w:p>
       <w:r>
-        <w:t xml:space="preserve">Ok so </w:t>
-      </w:r>
-      <w:proofErr w:type="spellStart"/>
-      <w:r>
-        <w:t>ive</w:t>
-      </w:r>
-      <w:proofErr w:type="spellEnd"/>
-      <w:r>
-        <w:t xml:space="preserve"> decided to complete all tasks for each site, since only doing 67 tasks/site doesn’t represent the </w:t>
+        <w:t xml:space="preserve">Ok so ive decided to complete all tasks for each site, since only doing 67 tasks/site doesn’t represent the </w:t>
       </w:r>
       <w:r>
         <w:t xml:space="preserve">full list of </w:t>
@@ -10575,23 +9097,7 @@
     </w:p>
     <w:p>
       <w:r>
-        <w:t xml:space="preserve">Then </w:t>
-      </w:r>
-      <w:proofErr w:type="spellStart"/>
-      <w:r>
-        <w:t>ill</w:t>
-      </w:r>
-      <w:proofErr w:type="spellEnd"/>
-      <w:r>
-        <w:t xml:space="preserve"> run both strategies to complete ALL tasks for EACH site (ill first find out how many total tasks there are per site). </w:t>
-      </w:r>
-      <w:proofErr w:type="spellStart"/>
-      <w:r>
-        <w:t>Ill</w:t>
-      </w:r>
-      <w:proofErr w:type="spellEnd"/>
-      <w:r>
-        <w:t xml:space="preserve"> need to add a function to calculate the total token costs per strategy as well (then as previously stated to split the analysis script into multiple files for readability – 1 for A and 1 for B and 1 that shares </w:t>
+        <w:t xml:space="preserve">Then ill run both strategies to complete ALL tasks for EACH site (ill first find out how many total tasks there are per site). Ill need to add a function to calculate the total token costs per strategy as well (then as previously stated to split the analysis script into multiple files for readability – 1 for A and 1 for B and 1 that shares </w:t>
       </w:r>
       <w:r>
         <w:t>analysis functions)</w:t>
@@ -10710,26 +9216,10 @@
         <w:t xml:space="preserve"> Ive also created a script that takes in </w:t>
       </w:r>
       <w:r>
-        <w:t xml:space="preserve">the task list (from the </w:t>
-      </w:r>
-      <w:proofErr w:type="spellStart"/>
-      <w:r>
-        <w:t>WebArena</w:t>
-      </w:r>
-      <w:proofErr w:type="spellEnd"/>
-      <w:r>
-        <w:t xml:space="preserve"> repository) and sorts them based on </w:t>
-      </w:r>
-      <w:r>
-        <w:t xml:space="preserve">category (I.e. shopping, shopping admin and </w:t>
-      </w:r>
-      <w:proofErr w:type="spellStart"/>
-      <w:r>
-        <w:t>postmill</w:t>
-      </w:r>
-      <w:proofErr w:type="spellEnd"/>
-      <w:r>
-        <w:t xml:space="preserve">). </w:t>
+        <w:t xml:space="preserve">the task list (from the WebArena repository) and sorts them based on </w:t>
+      </w:r>
+      <w:r>
+        <w:t xml:space="preserve">category (I.e. shopping, shopping admin and postmill). </w:t>
       </w:r>
       <w:r>
         <w:t xml:space="preserve">But also returns a </w:t>
@@ -10880,13 +9370,8 @@
           </w:tcPr>
           <w:p>
             <w:r>
-              <w:t xml:space="preserve">Post, draft, fill forms, rate, reply, subscribe, add to </w:t>
-            </w:r>
-            <w:proofErr w:type="spellStart"/>
-            <w:r>
-              <w:t>wishlist</w:t>
-            </w:r>
-            <w:proofErr w:type="spellEnd"/>
+              <w:t>Post, draft, fill forms, rate, reply, subscribe, add to wishlist</w:t>
+            </w:r>
           </w:p>
         </w:tc>
       </w:tr>
@@ -11086,15 +9571,7 @@
     <w:p/>
     <w:p>
       <w:r>
-        <w:t xml:space="preserve">Another change </w:t>
-      </w:r>
-      <w:proofErr w:type="spellStart"/>
-      <w:r>
-        <w:t>ive</w:t>
-      </w:r>
-      <w:proofErr w:type="spellEnd"/>
-      <w:r>
-        <w:t xml:space="preserve"> made is the prompting for strategy B, as I didn’t include every possible action the agent(s) should be focusing on. </w:t>
+        <w:t xml:space="preserve">Another change ive made is the prompting for strategy B, as I didn’t include every possible action the agent(s) should be focusing on. </w:t>
       </w:r>
       <w:r>
         <w:t>I.e. focusing on different problem types as mentioned above in the table. After examining the tasks and problem types, I will make these additions/adjustments to the prompts for each agent in strategy B:</w:t>
@@ -11400,13 +9877,8 @@
           </w:tcPr>
           <w:p>
             <w:r>
-              <w:t xml:space="preserve">Create on </w:t>
-            </w:r>
-            <w:proofErr w:type="spellStart"/>
-            <w:r>
-              <w:t>postmill</w:t>
-            </w:r>
-            <w:proofErr w:type="spellEnd"/>
+              <w:t>Create on postmill</w:t>
+            </w:r>
           </w:p>
         </w:tc>
         <w:tc>
@@ -11742,15 +10214,7 @@
           </w:tcPr>
           <w:p>
             <w:r>
-              <w:t xml:space="preserve">Explicit </w:t>
-            </w:r>
-            <w:proofErr w:type="spellStart"/>
-            <w:r>
-              <w:t>AXTree</w:t>
-            </w:r>
-            <w:proofErr w:type="spellEnd"/>
-            <w:r>
-              <w:t xml:space="preserve"> verification</w:t>
+              <w:t>Explicit AXTree verification</w:t>
             </w:r>
           </w:p>
         </w:tc>
@@ -11966,15 +10430,7 @@
               <w:t xml:space="preserve"> (or keep and only </w:t>
             </w:r>
             <w:r>
-              <w:t xml:space="preserve">change end state to </w:t>
-            </w:r>
-            <w:proofErr w:type="spellStart"/>
-            <w:r>
-              <w:t>env_terminated</w:t>
-            </w:r>
-            <w:proofErr w:type="spellEnd"/>
-            <w:r>
-              <w:t>)</w:t>
+              <w:t>change end state to env_terminated)</w:t>
             </w:r>
           </w:p>
         </w:tc>
@@ -12093,68 +10549,12 @@
     </w:p>
     <w:p>
       <w:r>
-        <w:t xml:space="preserve">Hallucinated actions and Critic validation limits. During Strategy B's expanded collection, 56 of ~2,950 Executor actions (1.9%) used syntax outside </w:t>
-      </w:r>
-      <w:proofErr w:type="spellStart"/>
-      <w:r>
-        <w:t>BrowserGym's</w:t>
-      </w:r>
-      <w:proofErr w:type="spellEnd"/>
-      <w:r>
-        <w:t xml:space="preserve"> vocabulary — </w:t>
-      </w:r>
-      <w:proofErr w:type="spellStart"/>
-      <w:r>
-        <w:t>press_enter</w:t>
-      </w:r>
-      <w:proofErr w:type="spellEnd"/>
-      <w:r>
-        <w:t>('id') instead of press('id', 'Enter'), navigate('</w:t>
-      </w:r>
-      <w:proofErr w:type="spellStart"/>
-      <w:r>
-        <w:t>url</w:t>
-      </w:r>
-      <w:proofErr w:type="spellEnd"/>
-      <w:r>
-        <w:t xml:space="preserve">') instead of </w:t>
-      </w:r>
-      <w:proofErr w:type="spellStart"/>
-      <w:r>
-        <w:t>goto</w:t>
-      </w:r>
-      <w:proofErr w:type="spellEnd"/>
-      <w:r>
-        <w:t>('</w:t>
-      </w:r>
-      <w:proofErr w:type="spellStart"/>
-      <w:r>
-        <w:t>url</w:t>
-      </w:r>
-      <w:proofErr w:type="spellEnd"/>
-      <w:r>
-        <w:t xml:space="preserve">'), </w:t>
-      </w:r>
-      <w:proofErr w:type="spellStart"/>
-      <w:r>
-        <w:t>scroll_into_view</w:t>
-      </w:r>
-      <w:proofErr w:type="spellEnd"/>
-      <w:r>
-        <w:t>('id') instead of scroll(0, 400). The model drew these from its training data rather than from the action vocabulary provided in the prompt.</w:t>
-      </w:r>
-    </w:p>
-    <w:p>
-      <w:r>
-        <w:t xml:space="preserve">The Critic approved all 56. This confirms the Critic validates actions against its understanding of the task rather than mechanically checking the action string against the vocabulary list. It assessed whether </w:t>
-      </w:r>
-      <w:proofErr w:type="spellStart"/>
-      <w:r>
-        <w:t>press_enter</w:t>
-      </w:r>
-      <w:proofErr w:type="spellEnd"/>
-      <w:r>
-        <w:t xml:space="preserve"> made sense in context (it did, semantically) without verifying the syntax was valid.</w:t>
+        <w:t>Hallucinated actions and Critic validation limits. During Strategy B's expanded collection, 56 of ~2,950 Executor actions (1.9%) used syntax outside BrowserGym's vocabulary — press_enter('id') instead of press('id', 'Enter'), navigate('url') instead of goto('url'), scroll_into_view('id') instead of scroll(0, 400). The model drew these from its training data rather than from the action vocabulary provided in the prompt.</w:t>
+      </w:r>
+    </w:p>
+    <w:p>
+      <w:r>
+        <w:t>The Critic approved all 56. This confirms the Critic validates actions against its understanding of the task rather than mechanically checking the action string against the vocabulary list. It assessed whether press_enter made sense in context (it did, semantically) without verifying the syntax was valid.</w:t>
       </w:r>
     </w:p>
     <w:p>
@@ -12169,31 +10569,7 @@
         <w:t xml:space="preserve">However, I do have a field that contains </w:t>
       </w:r>
       <w:r>
-        <w:t>where there is an action error (</w:t>
-      </w:r>
-      <w:proofErr w:type="spellStart"/>
-      <w:r>
-        <w:t>action_error</w:t>
-      </w:r>
-      <w:proofErr w:type="spellEnd"/>
-      <w:r>
-        <w:t xml:space="preserve">), which would fire </w:t>
-      </w:r>
-      <w:proofErr w:type="spellStart"/>
-      <w:r>
-        <w:t>everytime</w:t>
-      </w:r>
-      <w:proofErr w:type="spellEnd"/>
-      <w:r>
-        <w:t xml:space="preserve"> there is an hallucinated action, so C has a direct signal that something went wrong without needing to parse the action syntax itself. (</w:t>
-      </w:r>
-      <w:proofErr w:type="spellStart"/>
-      <w:r>
-        <w:t>action_error</w:t>
-      </w:r>
-      <w:proofErr w:type="spellEnd"/>
-      <w:r>
-        <w:t xml:space="preserve"> contains a Boolean value of either T/F). </w:t>
+        <w:t xml:space="preserve">where there is an action error (action_error), which would fire everytime there is an hallucinated action, so C has a direct signal that something went wrong without needing to parse the action syntax itself. (action_error contains a Boolean value of either T/F). </w:t>
       </w:r>
     </w:p>
     <w:p>
@@ -12548,26 +10924,10 @@
               <w:t xml:space="preserve">JSONL RISK FILE = </w:t>
             </w:r>
             <w:r>
-              <w:t>1 row/task, labelled with a field containing either: “</w:t>
-            </w:r>
-            <w:proofErr w:type="spellStart"/>
-            <w:r>
-              <w:t>read_only</w:t>
-            </w:r>
-            <w:proofErr w:type="spellEnd"/>
-            <w:r>
-              <w:t>”, “</w:t>
-            </w:r>
-            <w:r>
-              <w:t>idempotent” or “</w:t>
-            </w:r>
-            <w:proofErr w:type="spellStart"/>
-            <w:r>
-              <w:t>non_idempotent</w:t>
-            </w:r>
-            <w:proofErr w:type="spellEnd"/>
-            <w:r>
-              <w:t>”</w:t>
+              <w:t>1 row/task, labelled with a field containing either: “read_only”, “</w:t>
+            </w:r>
+            <w:r>
+              <w:t>idempotent” or “non_idempotent”</w:t>
             </w:r>
           </w:p>
         </w:tc>
@@ -12715,15 +11075,7 @@
     </w:p>
     <w:p>
       <w:r>
-        <w:t xml:space="preserve">I’ve just noticed something horrific, </w:t>
-      </w:r>
-      <w:proofErr w:type="spellStart"/>
-      <w:r>
-        <w:t>ive</w:t>
-      </w:r>
-      <w:proofErr w:type="spellEnd"/>
-      <w:r>
-        <w:t xml:space="preserve"> accidently </w:t>
+        <w:t xml:space="preserve">I’ve just noticed something horrific, ive accidently </w:t>
       </w:r>
       <w:r>
         <w:t xml:space="preserve">used the variable “{{_ACTION_VOCAB}}” which basically takes the possible actions from strategy A and is called inside the instructions (all 3 agents have this). However, since they are inside double curly brackets, none of the agents can actually see </w:t>
@@ -12752,15 +11104,7 @@
     </w:p>
     <w:p>
       <w:r>
-        <w:t xml:space="preserve">For the new v3 instructions for strategy B, I fixed the action vocab mistake but also </w:t>
-      </w:r>
-      <w:proofErr w:type="spellStart"/>
-      <w:r>
-        <w:t>ive</w:t>
-      </w:r>
-      <w:proofErr w:type="spellEnd"/>
-      <w:r>
-        <w:t xml:space="preserve"> tried to shorten the instructions as much as I can without losing too much context of “what to do in this situation”. </w:t>
+        <w:t xml:space="preserve">For the new v3 instructions for strategy B, I fixed the action vocab mistake but also ive tried to shorten the instructions as much as I can without losing too much context of “what to do in this situation”. </w:t>
       </w:r>
       <w:r>
         <w:t xml:space="preserve">I’ve also removed repeated instructions and removed a few examples (so instead of 5 examples, </w:t>
@@ -12926,6 +11270,54 @@
       </w:r>
     </w:p>
     <w:p/>
+    <w:p>
+      <w:r>
+        <w:lastRenderedPageBreak/>
+        <w:t>Output for strategy B dry run:</w:t>
+      </w:r>
+    </w:p>
+    <w:p>
+      <w:r>
+        <w:rPr>
+          <w:noProof/>
+        </w:rPr>
+        <w:drawing>
+          <wp:inline distT="0" distB="0" distL="0" distR="0" wp14:anchorId="29EE2237" wp14:editId="1EF9D1E2">
+            <wp:extent cx="4263223" cy="1930400"/>
+            <wp:effectExtent l="0" t="0" r="4445" b="0"/>
+            <wp:docPr id="1102440831" name="Picture 1"/>
+            <wp:cNvGraphicFramePr>
+              <a:graphicFrameLocks xmlns:a="http://schemas.openxmlformats.org/drawingml/2006/main" noChangeAspect="1"/>
+            </wp:cNvGraphicFramePr>
+            <a:graphic xmlns:a="http://schemas.openxmlformats.org/drawingml/2006/main">
+              <a:graphicData uri="http://schemas.openxmlformats.org/drawingml/2006/picture">
+                <pic:pic xmlns:pic="http://schemas.openxmlformats.org/drawingml/2006/picture">
+                  <pic:nvPicPr>
+                    <pic:cNvPr id="1102440831" name=""/>
+                    <pic:cNvPicPr/>
+                  </pic:nvPicPr>
+                  <pic:blipFill>
+                    <a:blip r:embed="rId71"/>
+                    <a:stretch>
+                      <a:fillRect/>
+                    </a:stretch>
+                  </pic:blipFill>
+                  <pic:spPr>
+                    <a:xfrm>
+                      <a:off x="0" y="0"/>
+                      <a:ext cx="4266511" cy="1931889"/>
+                    </a:xfrm>
+                    <a:prstGeom prst="rect">
+                      <a:avLst/>
+                    </a:prstGeom>
+                  </pic:spPr>
+                </pic:pic>
+              </a:graphicData>
+            </a:graphic>
+          </wp:inline>
+        </w:drawing>
+      </w:r>
+    </w:p>
     <w:sectPr>
       <w:pgSz w:w="11906" w:h="16838"/>
       <w:pgMar w:top="1440" w:right="1440" w:bottom="1440" w:left="1440" w:header="708" w:footer="708" w:gutter="0"/>

--- a/docs/Additional Material/Journal.docx
+++ b/docs/Additional Material/Journal.docx
@@ -83,7 +83,15 @@
         <w:t xml:space="preserve">The </w:t>
       </w:r>
       <w:r>
-        <w:t xml:space="preserve">decision to use AWS came directly from the WebArena </w:t>
+        <w:t xml:space="preserve">decision to use AWS came directly from the </w:t>
+      </w:r>
+      <w:proofErr w:type="spellStart"/>
+      <w:r>
+        <w:t>WebArena</w:t>
+      </w:r>
+      <w:proofErr w:type="spellEnd"/>
+      <w:r>
+        <w:t xml:space="preserve"> </w:t>
       </w:r>
       <w:r>
         <w:t xml:space="preserve">repository environment </w:t>
@@ -158,8 +166,13 @@
       </w:r>
     </w:p>
     <w:p>
-      <w:r>
-        <w:t xml:space="preserve">WebArena requires 5 </w:t>
+      <w:proofErr w:type="spellStart"/>
+      <w:r>
+        <w:t>WebArena</w:t>
+      </w:r>
+      <w:proofErr w:type="spellEnd"/>
+      <w:r>
+        <w:t xml:space="preserve"> requires 5 </w:t>
       </w:r>
       <w:r>
         <w:t>self-hosted</w:t>
@@ -308,7 +321,15 @@
         <w:t>. I will be noting down what I’ve learnt from this course (</w:t>
       </w:r>
       <w:r>
-        <w:t>I don’t need to specify what ive learnt in the report, just mention the certification of completion</w:t>
+        <w:t xml:space="preserve">I don’t need to specify what </w:t>
+      </w:r>
+      <w:proofErr w:type="spellStart"/>
+      <w:r>
+        <w:t>ive</w:t>
+      </w:r>
+      <w:proofErr w:type="spellEnd"/>
+      <w:r>
+        <w:t xml:space="preserve"> learnt in the report, just mention the certification of completion</w:t>
       </w:r>
       <w:r>
         <w:t xml:space="preserve"> as its related </w:t>
@@ -325,7 +346,23 @@
         <w:t xml:space="preserve">I setup the AWS instance </w:t>
       </w:r>
       <w:r>
-        <w:t>with these exact settings following the WebArena repository readMe EC2 setup instructions:</w:t>
+        <w:t xml:space="preserve">with these exact settings following the </w:t>
+      </w:r>
+      <w:proofErr w:type="spellStart"/>
+      <w:r>
+        <w:t>WebArena</w:t>
+      </w:r>
+      <w:proofErr w:type="spellEnd"/>
+      <w:r>
+        <w:t xml:space="preserve"> repository </w:t>
+      </w:r>
+      <w:proofErr w:type="spellStart"/>
+      <w:r>
+        <w:t>readMe</w:t>
+      </w:r>
+      <w:proofErr w:type="spellEnd"/>
+      <w:r>
+        <w:t xml:space="preserve"> EC2 setup instructions:</w:t>
       </w:r>
     </w:p>
     <w:p>
@@ -380,7 +417,15 @@
         <w:t>This is the in</w:t>
       </w:r>
       <w:r>
-        <w:t>stance type that is recommended by the webarena repo readme</w:t>
+        <w:t xml:space="preserve">stance type that is recommended by the </w:t>
+      </w:r>
+      <w:proofErr w:type="spellStart"/>
+      <w:r>
+        <w:t>webarena</w:t>
+      </w:r>
+      <w:proofErr w:type="spellEnd"/>
+      <w:r>
+        <w:t xml:space="preserve"> repo readme</w:t>
       </w:r>
       <w:r>
         <w:t xml:space="preserve">. </w:t>
@@ -435,7 +480,15 @@
     <w:p>
       <w:r>
         <w:lastRenderedPageBreak/>
-        <w:t xml:space="preserve">I set the key pair to “webarena-key” (which is a public key) to encrypt and decrypt login information. </w:t>
+        <w:t>I set the key pair to “</w:t>
+      </w:r>
+      <w:proofErr w:type="spellStart"/>
+      <w:r>
+        <w:t>webarena</w:t>
+      </w:r>
+      <w:proofErr w:type="spellEnd"/>
+      <w:r>
+        <w:t xml:space="preserve">-key” (which is a public key) to encrypt and decrypt login information. </w:t>
       </w:r>
       <w:r>
         <w:t>This allows me and only me to log into the instance when launching the instance.</w:t>
@@ -447,7 +500,15 @@
         <w:t>generated</w:t>
       </w:r>
       <w:r>
-        <w:t xml:space="preserve"> the private key (a .pem file) containing this key. </w:t>
+        <w:t xml:space="preserve"> the private key (a .</w:t>
+      </w:r>
+      <w:proofErr w:type="spellStart"/>
+      <w:r>
+        <w:t>pem</w:t>
+      </w:r>
+      <w:proofErr w:type="spellEnd"/>
+      <w:r>
+        <w:t xml:space="preserve"> file) containing this key. </w:t>
       </w:r>
     </w:p>
     <w:p>
@@ -570,7 +631,15 @@
         </w:numPr>
       </w:pPr>
       <w:r>
-        <w:t>Custom TCP with a port of 9999 and a source IP of anywhere, this is for the Forum sites (reddit/postmill)</w:t>
+        <w:t>Custom TCP with a port of 9999 and a source IP of anywhere, this is for the Forum sites (reddit/</w:t>
+      </w:r>
+      <w:proofErr w:type="spellStart"/>
+      <w:r>
+        <w:t>postmill</w:t>
+      </w:r>
+      <w:proofErr w:type="spellEnd"/>
+      <w:r>
+        <w:t>)</w:t>
       </w:r>
     </w:p>
     <w:p>
@@ -621,7 +690,15 @@
         <w:t xml:space="preserve">Next is setting the EBS root volume (elastic block store) </w:t>
       </w:r>
       <w:r>
-        <w:t>which is AWS’s disk service and the “root volume” is the boot disk holding the OS and all the WebArena data.</w:t>
+        <w:t xml:space="preserve">which is AWS’s disk service and the “root volume” is the boot disk holding the OS and all the </w:t>
+      </w:r>
+      <w:proofErr w:type="spellStart"/>
+      <w:r>
+        <w:t>WebArena</w:t>
+      </w:r>
+      <w:proofErr w:type="spellEnd"/>
+      <w:r>
+        <w:t xml:space="preserve"> data.</w:t>
       </w:r>
       <w:r>
         <w:t xml:space="preserve"> </w:t>
@@ -719,7 +796,23 @@
         <w:t>“</w:t>
       </w:r>
       <w:r>
-        <w:t xml:space="preserve">ssh -i webarena-key.pem </w:t>
+        <w:t>ssh -</w:t>
+      </w:r>
+      <w:proofErr w:type="spellStart"/>
+      <w:r>
+        <w:t>i</w:t>
+      </w:r>
+      <w:proofErr w:type="spellEnd"/>
+      <w:r>
+        <w:t xml:space="preserve"> </w:t>
+      </w:r>
+      <w:proofErr w:type="spellStart"/>
+      <w:r>
+        <w:t>webarena-key.pem</w:t>
+      </w:r>
+      <w:proofErr w:type="spellEnd"/>
+      <w:r>
+        <w:t xml:space="preserve"> </w:t>
       </w:r>
       <w:hyperlink r:id="rId12" w:history="1">
         <w:r>
@@ -1087,13 +1180,42 @@
         <w:t xml:space="preserve">So before </w:t>
       </w:r>
       <w:r>
-        <w:t>committing to the full data-collection sweep (200 tasks × 4 budget levels × 3 strategies), I wrote a minimal validation script that runs Strategy A on a single task from each of my three target sites: Shopping (OneStopShop), the CMS (shopping_admin), and the Forum (Postmill/Reddit). The intent is not to succeed at the tasks</w:t>
+        <w:t>committing to the full data-collection sweep (200 tasks × 4 budget levels × 3 strategies), I wrote a minimal validation script that runs Strategy A on a single task from each of my three target sites: Shopping (</w:t>
+      </w:r>
+      <w:proofErr w:type="spellStart"/>
+      <w:r>
+        <w:t>OneStopShop</w:t>
+      </w:r>
+      <w:proofErr w:type="spellEnd"/>
+      <w:r>
+        <w:t>), the CMS (</w:t>
+      </w:r>
+      <w:proofErr w:type="spellStart"/>
+      <w:r>
+        <w:t>shopping_admin</w:t>
+      </w:r>
+      <w:proofErr w:type="spellEnd"/>
+      <w:r>
+        <w:t>), and the Forum (</w:t>
+      </w:r>
+      <w:proofErr w:type="spellStart"/>
+      <w:r>
+        <w:t>Postmill</w:t>
+      </w:r>
+      <w:proofErr w:type="spellEnd"/>
+      <w:r>
+        <w:t>/Reddit). The intent is not to succeed at the tasks</w:t>
       </w:r>
       <w:r>
         <w:t xml:space="preserve"> as </w:t>
       </w:r>
-      <w:r>
-        <w:t>WebArena is a deliberately difficult benchmark, with GPT-4 reported at only 14.41% success</w:t>
+      <w:proofErr w:type="spellStart"/>
+      <w:r>
+        <w:t>WebArena</w:t>
+      </w:r>
+      <w:proofErr w:type="spellEnd"/>
+      <w:r>
+        <w:t xml:space="preserve"> is a deliberately difficult benchmark, with GPT-4 reported at only 14.41% success</w:t>
       </w:r>
       <w:r>
         <w:t xml:space="preserve"> </w:t>
@@ -1103,18 +1225,193 @@
       </w:r>
     </w:p>
     <w:p>
-      <w:r>
-        <w:t>BrowserGym reads the WebArena site URLs from environment variables at import time. The script therefore calls load_dotenv() and remaps my project's WA_* variable names onto the bare names WebArena expects (SHOPPING, SHOPPING_ADMIN, REDDIT, etc.) before importing browsergym.webarena. Ordering matters here: importing first would leave the environment unconfigured. Sites I am not using are given placeholder URLs so that registration succeeds without those services running.</w:t>
-      </w:r>
-    </w:p>
-    <w:p>
-      <w:r>
-        <w:t>A single Pydantic AI agent is constructed with output_type=AgentAction, where AgentAction is a Pydantic model containing a short reasoning string and a single action string. Using a structured output type means the model's reply is parsed and validated automatically, removing the need for the regular-expression action extraction used in the canonical WebArena harness. The static instruction block enumerates the BrowserGym HighLevelActionSet verbs (click, fill, select_option, press, scroll, goto, go_back, send_msg_to_user, noop) and states the two rules that most affect validity: only element ids present in the current accessibility tree may be referenced, and information-seeking tasks are complete only once send_msg_to_user() has been called with the answer.</w:t>
-      </w:r>
-    </w:p>
-    <w:p>
-      <w:r>
-        <w:t xml:space="preserve">The script reads the WebArena task configuration files bundled with the webarena package and selects the first single-site task for each of the three target sites. Restricting to single-site tasks </w:t>
+      <w:proofErr w:type="spellStart"/>
+      <w:r>
+        <w:t>BrowserGym</w:t>
+      </w:r>
+      <w:proofErr w:type="spellEnd"/>
+      <w:r>
+        <w:t xml:space="preserve"> reads the </w:t>
+      </w:r>
+      <w:proofErr w:type="spellStart"/>
+      <w:r>
+        <w:t>WebArena</w:t>
+      </w:r>
+      <w:proofErr w:type="spellEnd"/>
+      <w:r>
+        <w:t xml:space="preserve"> site URLs from environment variables at import time. The script therefore calls </w:t>
+      </w:r>
+      <w:proofErr w:type="spellStart"/>
+      <w:r>
+        <w:t>load_</w:t>
+      </w:r>
+      <w:proofErr w:type="gramStart"/>
+      <w:r>
+        <w:t>dotenv</w:t>
+      </w:r>
+      <w:proofErr w:type="spellEnd"/>
+      <w:r>
+        <w:t>(</w:t>
+      </w:r>
+      <w:proofErr w:type="gramEnd"/>
+      <w:r>
+        <w:t xml:space="preserve">) and remaps my project's WA_* variable names onto the bare names </w:t>
+      </w:r>
+      <w:proofErr w:type="spellStart"/>
+      <w:r>
+        <w:t>WebArena</w:t>
+      </w:r>
+      <w:proofErr w:type="spellEnd"/>
+      <w:r>
+        <w:t xml:space="preserve"> expects (SHOPPING, SHOPPING_ADMIN, REDDIT, etc.) before importing </w:t>
+      </w:r>
+      <w:proofErr w:type="spellStart"/>
+      <w:proofErr w:type="gramStart"/>
+      <w:r>
+        <w:t>browsergym.webarena</w:t>
+      </w:r>
+      <w:proofErr w:type="spellEnd"/>
+      <w:proofErr w:type="gramEnd"/>
+      <w:r>
+        <w:t>. Ordering matters here: importing first would leave the environment unconfigured. Sites I am not using are given placeholder URLs so that registration succeeds without those services running.</w:t>
+      </w:r>
+    </w:p>
+    <w:p>
+      <w:r>
+        <w:t xml:space="preserve">A single </w:t>
+      </w:r>
+      <w:proofErr w:type="spellStart"/>
+      <w:r>
+        <w:t>Pydantic</w:t>
+      </w:r>
+      <w:proofErr w:type="spellEnd"/>
+      <w:r>
+        <w:t xml:space="preserve"> AI agent is constructed with </w:t>
+      </w:r>
+      <w:proofErr w:type="spellStart"/>
+      <w:r>
+        <w:t>output_type</w:t>
+      </w:r>
+      <w:proofErr w:type="spellEnd"/>
+      <w:r>
+        <w:t>=</w:t>
+      </w:r>
+      <w:proofErr w:type="spellStart"/>
+      <w:r>
+        <w:t>AgentAction</w:t>
+      </w:r>
+      <w:proofErr w:type="spellEnd"/>
+      <w:r>
+        <w:t xml:space="preserve">, where </w:t>
+      </w:r>
+      <w:proofErr w:type="spellStart"/>
+      <w:r>
+        <w:t>AgentAction</w:t>
+      </w:r>
+      <w:proofErr w:type="spellEnd"/>
+      <w:r>
+        <w:t xml:space="preserve"> is a </w:t>
+      </w:r>
+      <w:proofErr w:type="spellStart"/>
+      <w:r>
+        <w:t>Pydantic</w:t>
+      </w:r>
+      <w:proofErr w:type="spellEnd"/>
+      <w:r>
+        <w:t xml:space="preserve"> model containing a short reasoning string and a single action string. Using a structured output type means the model's reply is parsed and validated automatically, removing the need for the regular-expression action extraction used in the canonical </w:t>
+      </w:r>
+      <w:proofErr w:type="spellStart"/>
+      <w:r>
+        <w:t>WebArena</w:t>
+      </w:r>
+      <w:proofErr w:type="spellEnd"/>
+      <w:r>
+        <w:t xml:space="preserve"> harness. The static instruction block enumerates the </w:t>
+      </w:r>
+      <w:proofErr w:type="spellStart"/>
+      <w:r>
+        <w:t>BrowserGym</w:t>
+      </w:r>
+      <w:proofErr w:type="spellEnd"/>
+      <w:r>
+        <w:t xml:space="preserve"> </w:t>
+      </w:r>
+      <w:proofErr w:type="spellStart"/>
+      <w:r>
+        <w:t>HighLevelActionSet</w:t>
+      </w:r>
+      <w:proofErr w:type="spellEnd"/>
+      <w:r>
+        <w:t xml:space="preserve"> verbs (click, fill, </w:t>
+      </w:r>
+      <w:proofErr w:type="spellStart"/>
+      <w:r>
+        <w:t>select_option</w:t>
+      </w:r>
+      <w:proofErr w:type="spellEnd"/>
+      <w:r>
+        <w:t xml:space="preserve">, press, scroll, </w:t>
+      </w:r>
+      <w:proofErr w:type="spellStart"/>
+      <w:r>
+        <w:t>goto</w:t>
+      </w:r>
+      <w:proofErr w:type="spellEnd"/>
+      <w:r>
+        <w:t xml:space="preserve">, </w:t>
+      </w:r>
+      <w:proofErr w:type="spellStart"/>
+      <w:r>
+        <w:t>go_back</w:t>
+      </w:r>
+      <w:proofErr w:type="spellEnd"/>
+      <w:r>
+        <w:t xml:space="preserve">, </w:t>
+      </w:r>
+      <w:proofErr w:type="spellStart"/>
+      <w:r>
+        <w:t>send_msg_to_user</w:t>
+      </w:r>
+      <w:proofErr w:type="spellEnd"/>
+      <w:r>
+        <w:t xml:space="preserve">, noop) and states the two rules that most affect validity: only element ids present in the current accessibility tree may be referenced, and information-seeking tasks are complete only once </w:t>
+      </w:r>
+      <w:proofErr w:type="spellStart"/>
+      <w:r>
+        <w:t>send_msg_to_</w:t>
+      </w:r>
+      <w:proofErr w:type="gramStart"/>
+      <w:r>
+        <w:t>user</w:t>
+      </w:r>
+      <w:proofErr w:type="spellEnd"/>
+      <w:r>
+        <w:t>(</w:t>
+      </w:r>
+      <w:proofErr w:type="gramEnd"/>
+      <w:r>
+        <w:t>) has been called with the answer.</w:t>
+      </w:r>
+    </w:p>
+    <w:p>
+      <w:r>
+        <w:t xml:space="preserve">The script reads the </w:t>
+      </w:r>
+      <w:proofErr w:type="spellStart"/>
+      <w:r>
+        <w:t>WebArena</w:t>
+      </w:r>
+      <w:proofErr w:type="spellEnd"/>
+      <w:r>
+        <w:t xml:space="preserve"> task configuration files bundled with the </w:t>
+      </w:r>
+      <w:proofErr w:type="spellStart"/>
+      <w:r>
+        <w:t>webarena</w:t>
+      </w:r>
+      <w:proofErr w:type="spellEnd"/>
+      <w:r>
+        <w:t xml:space="preserve"> package and selects the first single-site task for each of the three target sites. Restricting to single-site tasks </w:t>
       </w:r>
       <w:r>
         <w:lastRenderedPageBreak/>
@@ -1123,7 +1420,25 @@
     </w:p>
     <w:p>
       <w:r>
-        <w:t>Each episode instantiates a BrowserGym environment via gym.make() and then iterates:</w:t>
+        <w:t xml:space="preserve">Each episode instantiates a </w:t>
+      </w:r>
+      <w:proofErr w:type="spellStart"/>
+      <w:r>
+        <w:t>BrowserGym</w:t>
+      </w:r>
+      <w:proofErr w:type="spellEnd"/>
+      <w:r>
+        <w:t xml:space="preserve"> environment via </w:t>
+      </w:r>
+      <w:proofErr w:type="spellStart"/>
+      <w:proofErr w:type="gramStart"/>
+      <w:r>
+        <w:t>gym.make</w:t>
+      </w:r>
+      <w:proofErr w:type="spellEnd"/>
+      <w:proofErr w:type="gramEnd"/>
+      <w:r>
+        <w:t>() and then iterates:</w:t>
       </w:r>
     </w:p>
     <w:p>
@@ -1135,7 +1450,23 @@
         </w:numPr>
       </w:pPr>
       <w:r>
-        <w:t>The current observation is converted to text. The accessibility tree is flattened with flatten_axtree_to_str() and combined with the task goal, the current URL, and any error returned by the previous action.</w:t>
+        <w:t xml:space="preserve">The current observation is converted to text. The accessibility tree is flattened with </w:t>
+      </w:r>
+      <w:proofErr w:type="spellStart"/>
+      <w:r>
+        <w:t>flatten_axtree_to_</w:t>
+      </w:r>
+      <w:proofErr w:type="gramStart"/>
+      <w:r>
+        <w:t>str</w:t>
+      </w:r>
+      <w:proofErr w:type="spellEnd"/>
+      <w:r>
+        <w:t>(</w:t>
+      </w:r>
+      <w:proofErr w:type="gramEnd"/>
+      <w:r>
+        <w:t>) and combined with the task goal, the current URL, and any error returned by the previous action.</w:t>
       </w:r>
     </w:p>
     <w:p>
@@ -1159,7 +1490,25 @@
         </w:numPr>
       </w:pPr>
       <w:r>
-        <w:t>Token usage is read from result.usage() and accumulated. Because Pydantic AI reports input and output token counts natively, this constitutes the token accounting mechanism described in my methodology — no interception of the underlying OpenAI client is required.</w:t>
+        <w:t xml:space="preserve">Token usage is read from </w:t>
+      </w:r>
+      <w:proofErr w:type="spellStart"/>
+      <w:proofErr w:type="gramStart"/>
+      <w:r>
+        <w:t>result.usage</w:t>
+      </w:r>
+      <w:proofErr w:type="spellEnd"/>
+      <w:proofErr w:type="gramEnd"/>
+      <w:r>
+        <w:t xml:space="preserve">() and accumulated. Because </w:t>
+      </w:r>
+      <w:proofErr w:type="spellStart"/>
+      <w:r>
+        <w:t>Pydantic</w:t>
+      </w:r>
+      <w:proofErr w:type="spellEnd"/>
+      <w:r>
+        <w:t xml:space="preserve"> AI reports input and output token counts natively, this constitutes the token accounting mechanism described in my methodology — no interception of the underlying OpenAI client is required.</w:t>
       </w:r>
     </w:p>
     <w:p>
@@ -1171,7 +1520,25 @@
         </w:numPr>
       </w:pPr>
       <w:r>
-        <w:t>The action is executed with env.step(), which returns the next observation and the reward computed by WebArena's own evaluation function.</w:t>
+        <w:t xml:space="preserve">The action is executed with </w:t>
+      </w:r>
+      <w:proofErr w:type="spellStart"/>
+      <w:proofErr w:type="gramStart"/>
+      <w:r>
+        <w:t>env.step</w:t>
+      </w:r>
+      <w:proofErr w:type="spellEnd"/>
+      <w:proofErr w:type="gramEnd"/>
+      <w:r>
+        <w:t xml:space="preserve">(), which returns the next observation and the reward computed by </w:t>
+      </w:r>
+      <w:proofErr w:type="spellStart"/>
+      <w:r>
+        <w:t>WebArena's</w:t>
+      </w:r>
+      <w:proofErr w:type="spellEnd"/>
+      <w:r>
+        <w:t xml:space="preserve"> own evaluation function.</w:t>
       </w:r>
     </w:p>
     <w:p>
@@ -1184,7 +1551,15 @@
         <w:t xml:space="preserve">For the output, each </w:t>
       </w:r>
       <w:r>
-        <w:t>step prints the agent's reasoning, its chosen action, the tokens consumed, and whether the action was accepted or produced an error. Each episode reports success, termination reason, step count, input/output/total tokens, and wall-clock duration. A summary table is printed across all three sites and the full per-step log is written to JSON. Episode failures are caught individually so that a problem on one site does not abort the remaining runs.</w:t>
+        <w:t xml:space="preserve">step prints the agent's reasoning, its chosen action, the tokens consumed, and whether the action was accepted or produced an error. Each episode reports success, termination reason, step count, input/output/total tokens, and wall-clock duration. A summary table is printed across all three </w:t>
+      </w:r>
+      <w:proofErr w:type="gramStart"/>
+      <w:r>
+        <w:t>sites</w:t>
+      </w:r>
+      <w:proofErr w:type="gramEnd"/>
+      <w:r>
+        <w:t xml:space="preserve"> and the full per-step log is written to JSON. Episode failures are caught individually so that a problem on one site does not abort the remaining runs.</w:t>
       </w:r>
     </w:p>
     <w:p>
@@ -1197,10 +1572,26 @@
         <w:t xml:space="preserve">I also note a measurement consideration for GPT-5 Mini specifically: it is a reasoning model, and its hidden reasoning tokens are billed as output tokens. This is correct for budget accounting </w:t>
       </w:r>
       <w:r>
-        <w:t xml:space="preserve">as those tokens are a real cost </w:t>
-      </w:r>
-      <w:r>
-        <w:t>but it means reasoning_effort must be pinned to a fixed value before collection begins, otherwise per-episode token totals could vary for reasons unrelated to the orchestration strategy under test, confounding the comparison.</w:t>
+        <w:t xml:space="preserve">as those tokens are a real </w:t>
+      </w:r>
+      <w:proofErr w:type="gramStart"/>
+      <w:r>
+        <w:t>cost</w:t>
+      </w:r>
+      <w:proofErr w:type="gramEnd"/>
+      <w:r>
+        <w:t xml:space="preserve"> </w:t>
+      </w:r>
+      <w:r>
+        <w:t xml:space="preserve">but it means </w:t>
+      </w:r>
+      <w:proofErr w:type="spellStart"/>
+      <w:r>
+        <w:t>reasoning_effort</w:t>
+      </w:r>
+      <w:proofErr w:type="spellEnd"/>
+      <w:r>
+        <w:t xml:space="preserve"> must be pinned to a fixed value before collection begins, otherwise per-episode token totals could vary for reasons unrelated to the orchestration strategy under test, confounding the comparison.</w:t>
       </w:r>
     </w:p>
     <w:p>
@@ -1307,7 +1698,23 @@
         <w:t xml:space="preserve">Isolating task 27 for the reddit website shows interesting results which differentiates from past tests. </w:t>
       </w:r>
       <w:r>
-        <w:t xml:space="preserve">step 0 sees the front page, step 1 sees the Showerthoughts forum, step 2 sees a user link (/user/Waoonet), step 3 sees a post. The page </w:t>
+        <w:t xml:space="preserve">step 0 sees the front page, step 1 sees the </w:t>
+      </w:r>
+      <w:proofErr w:type="spellStart"/>
+      <w:r>
+        <w:t>Showerthoughts</w:t>
+      </w:r>
+      <w:proofErr w:type="spellEnd"/>
+      <w:r>
+        <w:t xml:space="preserve"> forum, step 2 sees a user link (/user/</w:t>
+      </w:r>
+      <w:proofErr w:type="spellStart"/>
+      <w:r>
+        <w:t>Waoonet</w:t>
+      </w:r>
+      <w:proofErr w:type="spellEnd"/>
+      <w:r>
+        <w:t xml:space="preserve">), step 3 sees a post. The page </w:t>
       </w:r>
       <w:r>
         <w:t>is</w:t>
@@ -1337,7 +1744,15 @@
         <w:t xml:space="preserve">, </w:t>
       </w:r>
       <w:r>
-        <w:t xml:space="preserve">the click lands, then Playwright waits for the post-click navigation and gives up at 500ms. Over a London→Ohio round trip, 500ms is nothing. </w:t>
+        <w:t xml:space="preserve">the click lands, then Playwright waits for the post-click navigation and gives up at 500ms. Over a </w:t>
+      </w:r>
+      <w:proofErr w:type="spellStart"/>
+      <w:r>
+        <w:t>London→Ohio</w:t>
+      </w:r>
+      <w:proofErr w:type="spellEnd"/>
+      <w:r>
+        <w:t xml:space="preserve"> round trip, 500ms is nothing. </w:t>
       </w:r>
       <w:r>
         <w:t>T</w:t>
@@ -1423,7 +1838,15 @@
           </w:tcPr>
           <w:p>
             <w:r>
-              <w:t>0 – cant complete 1 step</w:t>
+              <w:t xml:space="preserve">0 – </w:t>
+            </w:r>
+            <w:proofErr w:type="gramStart"/>
+            <w:r>
+              <w:t>cant</w:t>
+            </w:r>
+            <w:proofErr w:type="gramEnd"/>
+            <w:r>
+              <w:t xml:space="preserve"> complete 1 step</w:t>
             </w:r>
           </w:p>
         </w:tc>
@@ -1518,7 +1941,15 @@
         <w:t xml:space="preserve"> which should remove the 500ms timeouts</w:t>
       </w:r>
       <w:r>
-        <w:t xml:space="preserve"> and should progress through the task and give a true read on how many steps this task actually needs. </w:t>
+        <w:t xml:space="preserve"> and should progress through the task and give a true read on how many steps this task </w:t>
+      </w:r>
+      <w:proofErr w:type="gramStart"/>
+      <w:r>
+        <w:t>actually needs</w:t>
+      </w:r>
+      <w:proofErr w:type="gramEnd"/>
+      <w:r>
+        <w:t xml:space="preserve">. </w:t>
       </w:r>
       <w:r>
         <w:t xml:space="preserve">Tokens per step may even drop. </w:t>
@@ -1625,8 +2056,21 @@
       </w:r>
     </w:p>
     <w:p>
-      <w:r>
-        <w:t xml:space="preserve">So I had to install all the libraries im using locally onto the AWS EC2 instance and I got this message </w:t>
+      <w:proofErr w:type="gramStart"/>
+      <w:r>
+        <w:t>So</w:t>
+      </w:r>
+      <w:proofErr w:type="gramEnd"/>
+      <w:r>
+        <w:t xml:space="preserve"> I had to install all the libraries </w:t>
+      </w:r>
+      <w:proofErr w:type="spellStart"/>
+      <w:r>
+        <w:t>im</w:t>
+      </w:r>
+      <w:proofErr w:type="spellEnd"/>
+      <w:r>
+        <w:t xml:space="preserve"> using locally onto the AWS EC2 instance and I got this message </w:t>
       </w:r>
       <w:r>
         <w:t>triggered by the playwright library:</w:t>
@@ -1786,10 +2230,34 @@
     <w:p>
       <w:r>
         <w:lastRenderedPageBreak/>
-        <w:t xml:space="preserve">Forum is running, however apparently there is no module named “browser_env” so I will have to </w:t>
-      </w:r>
-      <w:r>
-        <w:t>re-install the webarena repository including its top level modules.</w:t>
+        <w:t>Forum is running, however apparently there is no module named “</w:t>
+      </w:r>
+      <w:proofErr w:type="spellStart"/>
+      <w:r>
+        <w:t>browser_env</w:t>
+      </w:r>
+      <w:proofErr w:type="spellEnd"/>
+      <w:r>
+        <w:t xml:space="preserve">” so I will have to </w:t>
+      </w:r>
+      <w:r>
+        <w:t xml:space="preserve">re-install the </w:t>
+      </w:r>
+      <w:proofErr w:type="spellStart"/>
+      <w:r>
+        <w:t>webarena</w:t>
+      </w:r>
+      <w:proofErr w:type="spellEnd"/>
+      <w:r>
+        <w:t xml:space="preserve"> repository including its </w:t>
+      </w:r>
+      <w:proofErr w:type="gramStart"/>
+      <w:r>
+        <w:t>top level</w:t>
+      </w:r>
+      <w:proofErr w:type="gramEnd"/>
+      <w:r>
+        <w:t xml:space="preserve"> modules.</w:t>
       </w:r>
     </w:p>
     <w:p/>
@@ -1893,13 +2361,37 @@
         <w:t xml:space="preserve">The RISK R3 I anticipated has come to fruition… </w:t>
       </w:r>
       <w:r>
-        <w:t xml:space="preserve">There is a version incompatibility between WebAren’as 2023 codebase and the contemporary OpenAI SDK. </w:t>
-      </w:r>
-      <w:r>
-        <w:t>After importing openAI directly into the code</w:t>
-      </w:r>
-      <w:r>
-        <w:t xml:space="preserve">, the results looks better. </w:t>
+        <w:t xml:space="preserve">There is a version incompatibility between </w:t>
+      </w:r>
+      <w:proofErr w:type="spellStart"/>
+      <w:r>
+        <w:t>WebAren’as</w:t>
+      </w:r>
+      <w:proofErr w:type="spellEnd"/>
+      <w:r>
+        <w:t xml:space="preserve"> 2023 codebase and the contemporary OpenAI SDK. </w:t>
+      </w:r>
+      <w:r>
+        <w:t xml:space="preserve">After importing </w:t>
+      </w:r>
+      <w:proofErr w:type="spellStart"/>
+      <w:r>
+        <w:t>openAI</w:t>
+      </w:r>
+      <w:proofErr w:type="spellEnd"/>
+      <w:r>
+        <w:t xml:space="preserve"> directly into the code</w:t>
+      </w:r>
+      <w:r>
+        <w:t xml:space="preserve">, the results </w:t>
+      </w:r>
+      <w:proofErr w:type="gramStart"/>
+      <w:r>
+        <w:t>looks</w:t>
+      </w:r>
+      <w:proofErr w:type="gramEnd"/>
+      <w:r>
+        <w:t xml:space="preserve"> better. </w:t>
       </w:r>
       <w:r>
         <w:t>However, the issue with the budget ladder is consistent</w:t>
@@ -2138,7 +2630,15 @@
     </w:p>
     <w:p>
       <w:r>
-        <w:t>2 things needs to change now:</w:t>
+        <w:t xml:space="preserve">2 things </w:t>
+      </w:r>
+      <w:proofErr w:type="gramStart"/>
+      <w:r>
+        <w:t>needs</w:t>
+      </w:r>
+      <w:proofErr w:type="gramEnd"/>
+      <w:r>
+        <w:t xml:space="preserve"> to change now:</w:t>
       </w:r>
     </w:p>
     <w:p>
@@ -2152,11 +2652,32 @@
       <w:r>
         <w:t xml:space="preserve">Cut cost per step by pinning the reasoning effort to low as the output is between 429-1198/step and reasoning tokens take a big chunk of that. </w:t>
       </w:r>
-      <w:r>
-        <w:t xml:space="preserve">Also I need to trim the AXTree, as this also has filtering options by dropping non-interactive elements (this can cut input tokens substantially). </w:t>
-      </w:r>
-      <w:r>
-        <w:t xml:space="preserve">If I get 2,000/step then a 16k budget gives me 8 steps which is more realistic. </w:t>
+      <w:proofErr w:type="gramStart"/>
+      <w:r>
+        <w:t>Also</w:t>
+      </w:r>
+      <w:proofErr w:type="gramEnd"/>
+      <w:r>
+        <w:t xml:space="preserve"> I need to trim the </w:t>
+      </w:r>
+      <w:proofErr w:type="spellStart"/>
+      <w:r>
+        <w:t>AXTree</w:t>
+      </w:r>
+      <w:proofErr w:type="spellEnd"/>
+      <w:r>
+        <w:t xml:space="preserve">, as this also has filtering options by dropping non-interactive elements (this can cut input tokens substantially). </w:t>
+      </w:r>
+      <w:r>
+        <w:t>If I get 2,000/</w:t>
+      </w:r>
+      <w:proofErr w:type="gramStart"/>
+      <w:r>
+        <w:t>step</w:t>
+      </w:r>
+      <w:proofErr w:type="gramEnd"/>
+      <w:r>
+        <w:t xml:space="preserve"> then a 16k budget gives me 8 steps which is more realistic. </w:t>
       </w:r>
     </w:p>
     <w:p>
@@ -2180,7 +2701,15 @@
         <w:t xml:space="preserve">The reasoning pin worked, output tokens fell 47% (from 2,887 to 1,539) with reasoning tokens now visible at 64-448/step. However, step 4 </w:t>
       </w:r>
       <w:r>
-        <w:t xml:space="preserve">shows that input tokens is 97% of my cost. </w:t>
+        <w:t xml:space="preserve">shows that input tokens </w:t>
+      </w:r>
+      <w:proofErr w:type="gramStart"/>
+      <w:r>
+        <w:t>is</w:t>
+      </w:r>
+      <w:proofErr w:type="gramEnd"/>
+      <w:r>
+        <w:t xml:space="preserve"> 97% of my cost. </w:t>
       </w:r>
     </w:p>
     <w:p>
@@ -2375,7 +2904,15 @@
         <w:t xml:space="preserve"> the comments page.</w:t>
       </w:r>
       <w:r>
-        <w:t xml:space="preserve"> Another issue has arised where with </w:t>
+        <w:t xml:space="preserve"> Another issue has </w:t>
+      </w:r>
+      <w:proofErr w:type="spellStart"/>
+      <w:r>
+        <w:t>arised</w:t>
+      </w:r>
+      <w:proofErr w:type="spellEnd"/>
+      <w:r>
+        <w:t xml:space="preserve"> where with </w:t>
       </w:r>
       <w:r>
         <w:t>a 16,000 cap, this episode consumed 44,796.</w:t>
@@ -2395,7 +2932,15 @@
     </w:p>
     <w:p>
       <w:r>
-        <w:t xml:space="preserve">To fix this, I need to estimate the calls input cost BEFORE paying for it. So an episode must NEVER exceed its stated budget. </w:t>
+        <w:t xml:space="preserve">To fix this, I need to estimate the calls input cost BEFORE paying for it. </w:t>
+      </w:r>
+      <w:proofErr w:type="gramStart"/>
+      <w:r>
+        <w:t>So</w:t>
+      </w:r>
+      <w:proofErr w:type="gramEnd"/>
+      <w:r>
+        <w:t xml:space="preserve"> an episode must NEVER exceed its stated budget. </w:t>
       </w:r>
     </w:p>
     <w:p>
@@ -2456,7 +3001,15 @@
         <w:t xml:space="preserve">This is at 1,800 tokens/step on average. </w:t>
       </w:r>
       <w:r>
-        <w:t xml:space="preserve">And this specific task finished at 10.8k tokens. Now I can actually continue with my proposed </w:t>
+        <w:t xml:space="preserve">And this specific task finished at 10.8k tokens. Now I can </w:t>
+      </w:r>
+      <w:proofErr w:type="gramStart"/>
+      <w:r>
+        <w:t>actually continue</w:t>
+      </w:r>
+      <w:proofErr w:type="gramEnd"/>
+      <w:r>
+        <w:t xml:space="preserve"> with my proposed </w:t>
       </w:r>
       <w:r>
         <w:t xml:space="preserve">ladder of 2k/4k/8k/16k as this now validated the original design once the observation cost was controlled. </w:t>
@@ -2467,7 +3020,15 @@
         <w:t xml:space="preserve">HOWEVER, </w:t>
       </w:r>
       <w:r>
-        <w:t xml:space="preserve">steps 1-2 were wasted scrolling (filtering hid ShowerThoughts initially, so it scrolled twice to find it). 3,000 tokens were spent recovering from reduced visibility. This is an interesting trade off as aggressive </w:t>
+        <w:t xml:space="preserve">steps 1-2 were wasted scrolling (filtering hid </w:t>
+      </w:r>
+      <w:proofErr w:type="spellStart"/>
+      <w:r>
+        <w:t>ShowerThoughts</w:t>
+      </w:r>
+      <w:proofErr w:type="spellEnd"/>
+      <w:r>
+        <w:t xml:space="preserve"> initially, so it scrolled twice to find it). 3,000 tokens were spent recovering from reduced visibility. This is an interesting trade off as aggressive </w:t>
       </w:r>
       <w:r>
         <w:t>filtering cuts per-step cost but can add steps</w:t>
@@ -2481,7 +3042,15 @@
         <w:t xml:space="preserve">Now the next thing to do is run </w:t>
       </w:r>
       <w:r>
-        <w:t xml:space="preserve">1 task from both shopping and shopping_admin sites before running batches. </w:t>
+        <w:t xml:space="preserve">1 task from both shopping and </w:t>
+      </w:r>
+      <w:proofErr w:type="spellStart"/>
+      <w:r>
+        <w:t>shopping_admin</w:t>
+      </w:r>
+      <w:proofErr w:type="spellEnd"/>
+      <w:r>
+        <w:t xml:space="preserve"> sites before running batches. </w:t>
       </w:r>
     </w:p>
     <w:p>
@@ -2534,7 +3103,15 @@
     </w:p>
     <w:p>
       <w:r>
-        <w:t>These failures are answer formatting issues and not plumbing, which is fine. In terms of per-stike token usage:</w:t>
+        <w:t>These failures are answer formatting issues and not plumbing, which is fine. In terms of per-</w:t>
+      </w:r>
+      <w:proofErr w:type="spellStart"/>
+      <w:r>
+        <w:t>stike</w:t>
+      </w:r>
+      <w:proofErr w:type="spellEnd"/>
+      <w:r>
+        <w:t xml:space="preserve"> token usage:</w:t>
       </w:r>
     </w:p>
     <w:tbl>
@@ -2784,7 +3361,15 @@
         <w:t>): it found “Sprite Stasis Ball 65cm”</w:t>
       </w:r>
       <w:r>
-        <w:t xml:space="preserve"> and answered in one step. Correct content, rejected on exact match. WebArena compares strings strictly.</w:t>
+        <w:t xml:space="preserve"> and answered in one step. Correct content, rejected on exact match. </w:t>
+      </w:r>
+      <w:proofErr w:type="spellStart"/>
+      <w:r>
+        <w:t>WebArena</w:t>
+      </w:r>
+      <w:proofErr w:type="spellEnd"/>
+      <w:r>
+        <w:t xml:space="preserve"> compares strings strictly.</w:t>
       </w:r>
     </w:p>
     <w:p>
@@ -2792,13 +3377,29 @@
         <w:t>For Task 0 on CMS (</w:t>
       </w:r>
       <w:r>
-        <w:t>What is the top-1 best-selling product in 2022</w:t>
+        <w:t xml:space="preserve">What is the </w:t>
+      </w:r>
+      <w:proofErr w:type="gramStart"/>
+      <w:r>
+        <w:t>top-1</w:t>
+      </w:r>
+      <w:proofErr w:type="gramEnd"/>
+      <w:r>
+        <w:t xml:space="preserve"> best-selling product in 2022</w:t>
       </w:r>
       <w:r>
         <w:t xml:space="preserve">): </w:t>
       </w:r>
       <w:r>
-        <w:t xml:space="preserve">It answered with a paragraph explaining it couldn’t find a name. WebArena expects a bare answer or N/A. </w:t>
+        <w:t xml:space="preserve">It answered with a paragraph explaining it couldn’t find a name. </w:t>
+      </w:r>
+      <w:proofErr w:type="spellStart"/>
+      <w:r>
+        <w:t>WebArena</w:t>
+      </w:r>
+      <w:proofErr w:type="spellEnd"/>
+      <w:r>
+        <w:t xml:space="preserve"> expects a bare answer or N/A. </w:t>
       </w:r>
     </w:p>
     <w:p>
@@ -2966,8 +3567,13 @@
             <w:tcW w:w="3969" w:type="dxa"/>
           </w:tcPr>
           <w:p>
-            <w:r>
-              <w:t>Scroll(0,400) to find the forum</w:t>
+            <w:proofErr w:type="gramStart"/>
+            <w:r>
+              <w:t>Scroll(</w:t>
+            </w:r>
+            <w:proofErr w:type="gramEnd"/>
+            <w:r>
+              <w:t>0,400) to find the forum</w:t>
             </w:r>
           </w:p>
         </w:tc>
@@ -2998,8 +3604,21 @@
             <w:tcW w:w="3969" w:type="dxa"/>
           </w:tcPr>
           <w:p>
-            <w:r>
-              <w:t>Fill(‘50’, ‘showerthoughts’) - search</w:t>
+            <w:proofErr w:type="gramStart"/>
+            <w:r>
+              <w:t>Fill(</w:t>
+            </w:r>
+            <w:proofErr w:type="gramEnd"/>
+            <w:r>
+              <w:t>‘50’, ‘</w:t>
+            </w:r>
+            <w:proofErr w:type="spellStart"/>
+            <w:r>
+              <w:t>showerthoughts</w:t>
+            </w:r>
+            <w:proofErr w:type="spellEnd"/>
+            <w:r>
+              <w:t>’) - search</w:t>
             </w:r>
           </w:p>
         </w:tc>
@@ -3018,8 +3637,13 @@
     <w:p/>
     <w:p>
       <w:r>
-        <w:t>Ran the same task again with no changes to the code, and I am seeing a lot of variance</w:t>
-      </w:r>
+        <w:t xml:space="preserve">Ran the same task again with no changes to the code, and I am seeing a lot of </w:t>
+      </w:r>
+      <w:proofErr w:type="gramStart"/>
+      <w:r>
+        <w:t>variance</w:t>
+      </w:r>
+      <w:proofErr w:type="gramEnd"/>
       <w:r>
         <w:t>:</w:t>
       </w:r>
@@ -3068,6 +3692,7 @@
                 <w:bCs/>
               </w:rPr>
             </w:pPr>
+            <w:proofErr w:type="spellStart"/>
             <w:r>
               <w:rPr>
                 <w:b/>
@@ -3075,6 +3700,7 @@
               </w:rPr>
               <w:t>Behavior</w:t>
             </w:r>
+            <w:proofErr w:type="spellEnd"/>
           </w:p>
         </w:tc>
         <w:tc>
@@ -3257,11 +3883,32 @@
         <w:t xml:space="preserve">In run 3, the agent repeated an identical action 4 times, burning 6,500 tokens going nowhere. </w:t>
       </w:r>
       <w:r>
-        <w:t xml:space="preserve">The issue is my prompt has no memory as the function “build_prompt()” </w:t>
-      </w:r>
-      <w:r>
-        <w:t>sends the goal, URL, last error, and current AXTree</w:t>
-      </w:r>
+        <w:t>The issue is my prompt has no memory as the function “</w:t>
+      </w:r>
+      <w:proofErr w:type="spellStart"/>
+      <w:r>
+        <w:t>build_</w:t>
+      </w:r>
+      <w:proofErr w:type="gramStart"/>
+      <w:r>
+        <w:t>prompt</w:t>
+      </w:r>
+      <w:proofErr w:type="spellEnd"/>
+      <w:r>
+        <w:t>(</w:t>
+      </w:r>
+      <w:proofErr w:type="gramEnd"/>
+      <w:r>
+        <w:t xml:space="preserve">)” </w:t>
+      </w:r>
+      <w:r>
+        <w:t xml:space="preserve">sends the goal, URL, last error, and current </w:t>
+      </w:r>
+      <w:proofErr w:type="spellStart"/>
+      <w:r>
+        <w:t>AXTree</w:t>
+      </w:r>
+      <w:proofErr w:type="spellEnd"/>
       <w:r>
         <w:t xml:space="preserve">, </w:t>
       </w:r>
@@ -3459,10 +4106,26 @@
         <w:t xml:space="preserve"> which is costing around 2,500 tokens in 2 of the three runs</w:t>
       </w:r>
       <w:r>
-        <w:t xml:space="preserve"> so ill need to fix that. </w:t>
-      </w:r>
-      <w:r>
-        <w:t>Ok so adding an action timeout broke the code, so ill need to find a substitute solution</w:t>
+        <w:t xml:space="preserve"> so </w:t>
+      </w:r>
+      <w:proofErr w:type="spellStart"/>
+      <w:r>
+        <w:t>ill</w:t>
+      </w:r>
+      <w:proofErr w:type="spellEnd"/>
+      <w:r>
+        <w:t xml:space="preserve"> need to fix that. </w:t>
+      </w:r>
+      <w:r>
+        <w:t xml:space="preserve">Ok so adding an action timeout broke the code, so </w:t>
+      </w:r>
+      <w:proofErr w:type="spellStart"/>
+      <w:r>
+        <w:t>ill</w:t>
+      </w:r>
+      <w:proofErr w:type="spellEnd"/>
+      <w:r>
+        <w:t xml:space="preserve"> need to find a substitute solution</w:t>
       </w:r>
       <w:r>
         <w:t>.</w:t>
@@ -3512,10 +4175,36 @@
     </w:p>
     <w:p>
       <w:r>
-        <w:t>Since action timeout is NOT a module constant I cant raise it at runtime</w:t>
-      </w:r>
-      <w:r>
-        <w:t xml:space="preserve">. This means its BrowserGyms default and my results stay comparable to other webArena work. </w:t>
+        <w:t xml:space="preserve">Since action timeout is NOT a module constant I </w:t>
+      </w:r>
+      <w:proofErr w:type="spellStart"/>
+      <w:proofErr w:type="gramStart"/>
+      <w:r>
+        <w:t>cant</w:t>
+      </w:r>
+      <w:proofErr w:type="spellEnd"/>
+      <w:proofErr w:type="gramEnd"/>
+      <w:r>
+        <w:t xml:space="preserve"> raise it at runtime</w:t>
+      </w:r>
+      <w:r>
+        <w:t xml:space="preserve">. This means its </w:t>
+      </w:r>
+      <w:proofErr w:type="spellStart"/>
+      <w:r>
+        <w:t>BrowserGyms</w:t>
+      </w:r>
+      <w:proofErr w:type="spellEnd"/>
+      <w:r>
+        <w:t xml:space="preserve"> default and my results stay comparable to other </w:t>
+      </w:r>
+      <w:proofErr w:type="spellStart"/>
+      <w:r>
+        <w:t>webArena</w:t>
+      </w:r>
+      <w:proofErr w:type="spellEnd"/>
+      <w:r>
+        <w:t xml:space="preserve"> work. </w:t>
       </w:r>
       <w:r>
         <w:t>And editing files inside site-packages is unreproducible</w:t>
@@ -3524,16 +4213,64 @@
         <w:t>.</w:t>
       </w:r>
       <w:r>
-        <w:t xml:space="preserve"> So instead, ill need to stop the false error misleading the agent. </w:t>
-      </w:r>
-      <w:r>
-        <w:t>The click actually lands; the timeout is Playwright giving up on the post-click navigation wait.</w:t>
-      </w:r>
-      <w:r>
-        <w:t xml:space="preserve"> The prompt tells the agent “error”, so it wastes a step re-tryting something that already worked. Ill need to remove that false signal </w:t>
-      </w:r>
-      <w:r>
-        <w:t>in build_prompt function</w:t>
+        <w:t xml:space="preserve"> So instead, </w:t>
+      </w:r>
+      <w:proofErr w:type="spellStart"/>
+      <w:r>
+        <w:t>ill</w:t>
+      </w:r>
+      <w:proofErr w:type="spellEnd"/>
+      <w:r>
+        <w:t xml:space="preserve"> need to stop the false error misleading the agent. </w:t>
+      </w:r>
+      <w:r>
+        <w:t xml:space="preserve">The click </w:t>
+      </w:r>
+      <w:proofErr w:type="gramStart"/>
+      <w:r>
+        <w:t>actually lands</w:t>
+      </w:r>
+      <w:proofErr w:type="gramEnd"/>
+      <w:r>
+        <w:t>; the timeout is Playwright giving up on the post-click navigation wait.</w:t>
+      </w:r>
+      <w:r>
+        <w:t xml:space="preserve"> The prompt tells the agent </w:t>
+      </w:r>
+      <w:proofErr w:type="gramStart"/>
+      <w:r>
+        <w:t>“error</w:t>
+      </w:r>
+      <w:proofErr w:type="gramEnd"/>
+      <w:r>
+        <w:t>”, so it wastes a step re-</w:t>
+      </w:r>
+      <w:proofErr w:type="spellStart"/>
+      <w:r>
+        <w:t>tryting</w:t>
+      </w:r>
+      <w:proofErr w:type="spellEnd"/>
+      <w:r>
+        <w:t xml:space="preserve"> something that already worked. </w:t>
+      </w:r>
+      <w:proofErr w:type="spellStart"/>
+      <w:r>
+        <w:t>Ill</w:t>
+      </w:r>
+      <w:proofErr w:type="spellEnd"/>
+      <w:r>
+        <w:t xml:space="preserve"> need to remove that false signal </w:t>
+      </w:r>
+      <w:r>
+        <w:t xml:space="preserve">in </w:t>
+      </w:r>
+      <w:proofErr w:type="spellStart"/>
+      <w:r>
+        <w:t>build_prompt</w:t>
+      </w:r>
+      <w:proofErr w:type="spellEnd"/>
+      <w:r>
+        <w:t xml:space="preserve"> function</w:t>
       </w:r>
       <w:r>
         <w:t>.</w:t>
@@ -3547,7 +4284,15 @@
         <w:t xml:space="preserve">the timeout being set to 60,000. I set it to this value because I was doing testing on my local machine, but now the code is on the instance, I should set it to 10,000. However ill need to see the difference in </w:t>
       </w:r>
       <w:r>
-        <w:t>results from both. If nothing changes, then ill keep the timeout set to 10000, but if there are large variances then ill switch back to 60,000</w:t>
+        <w:t xml:space="preserve">results from both. If nothing changes, then </w:t>
+      </w:r>
+      <w:proofErr w:type="spellStart"/>
+      <w:r>
+        <w:t>ill</w:t>
+      </w:r>
+      <w:proofErr w:type="spellEnd"/>
+      <w:r>
+        <w:t xml:space="preserve"> keep the timeout set to 10000, but if there are large variances then ill switch back to 60,000</w:t>
       </w:r>
       <w:r>
         <w:t>.</w:t>
@@ -3558,7 +4303,15 @@
         <w:t xml:space="preserve">Changing </w:t>
       </w:r>
       <w:r>
-        <w:t xml:space="preserve">timeout set from 60,000 to 10,000 showed no variance. So keeping to 10,000. </w:t>
+        <w:t xml:space="preserve">timeout set from 60,000 to 10,000 showed no variance. </w:t>
+      </w:r>
+      <w:proofErr w:type="gramStart"/>
+      <w:r>
+        <w:t>So</w:t>
+      </w:r>
+      <w:proofErr w:type="gramEnd"/>
+      <w:r>
+        <w:t xml:space="preserve"> keeping to 10,000. </w:t>
       </w:r>
     </w:p>
     <w:p>
@@ -3579,17 +4332,35 @@
       </w:r>
     </w:p>
     <w:p>
-      <w:r>
-        <w:t xml:space="preserve">So what I can do now is my </w:t>
-      </w:r>
-      <w:r>
-        <w:t xml:space="preserve">RQ2 which is actually labelling the tasks </w:t>
+      <w:proofErr w:type="gramStart"/>
+      <w:r>
+        <w:t>So</w:t>
+      </w:r>
+      <w:proofErr w:type="gramEnd"/>
+      <w:r>
+        <w:t xml:space="preserve"> what I can do now is my </w:t>
+      </w:r>
+      <w:r>
+        <w:t xml:space="preserve">RQ2 which is </w:t>
+      </w:r>
+      <w:proofErr w:type="gramStart"/>
+      <w:r>
+        <w:t>actually labelling</w:t>
+      </w:r>
+      <w:proofErr w:type="gramEnd"/>
+      <w:r>
+        <w:t xml:space="preserve"> the tasks </w:t>
       </w:r>
       <w:r>
         <w:t xml:space="preserve">based on difficulty, so in this case task 0 would be classed as easy based on my own rubric scale. </w:t>
       </w:r>
-      <w:r>
-        <w:t xml:space="preserve">So the way I will score each task will be based on 4 observable properties which will band together to provide </w:t>
+      <w:proofErr w:type="gramStart"/>
+      <w:r>
+        <w:t>So</w:t>
+      </w:r>
+      <w:proofErr w:type="gramEnd"/>
+      <w:r>
+        <w:t xml:space="preserve"> the way I will score each task will be based on 4 observable properties which will band together to provide </w:t>
       </w:r>
       <w:r>
         <w:t>the final score (or difficulty):</w:t>
@@ -3862,8 +4633,17 @@
                 <w:b/>
                 <w:bCs/>
               </w:rPr>
-              <w:t>Target locatability</w:t>
-            </w:r>
+              <w:t xml:space="preserve">Target </w:t>
+            </w:r>
+            <w:proofErr w:type="spellStart"/>
+            <w:r>
+              <w:rPr>
+                <w:b/>
+                <w:bCs/>
+              </w:rPr>
+              <w:t>locatability</w:t>
+            </w:r>
+            <w:proofErr w:type="spellEnd"/>
           </w:p>
         </w:tc>
         <w:tc>
@@ -4154,18 +4934,47 @@
         <w:t xml:space="preserve">Note to self: When stopping/starting the instance, everything installed is stored in the instances’ storage, so all I need to do is SSH into the instance and </w:t>
       </w:r>
       <w:r>
-        <w:t>start the pages ill be working on.</w:t>
-      </w:r>
-    </w:p>
-    <w:p>
-      <w:r>
-        <w:t>Based on the original WebArena paper, they also included a specific rule in their agent instructions: “- If the task is impossible to complete on this site (the data does not exist, or the site does not support the requested operation), send exactly: send_msg_to_user('N/A')”</w:t>
+        <w:t xml:space="preserve">start the pages </w:t>
+      </w:r>
+      <w:proofErr w:type="spellStart"/>
+      <w:r>
+        <w:t>ill</w:t>
+      </w:r>
+      <w:proofErr w:type="spellEnd"/>
+      <w:r>
+        <w:t xml:space="preserve"> be working on.</w:t>
+      </w:r>
+    </w:p>
+    <w:p>
+      <w:r>
+        <w:t xml:space="preserve">Based on the original </w:t>
+      </w:r>
+      <w:proofErr w:type="spellStart"/>
+      <w:r>
+        <w:t>WebArena</w:t>
+      </w:r>
+      <w:proofErr w:type="spellEnd"/>
+      <w:r>
+        <w:t xml:space="preserve"> paper, they also included a specific rule in their agent instructions: “- If the task is impossible to complete on this site (the data does not exist, or the site does not support the requested operation), send exactly: </w:t>
+      </w:r>
+      <w:proofErr w:type="spellStart"/>
+      <w:r>
+        <w:t>send_msg_to_user</w:t>
+      </w:r>
+      <w:proofErr w:type="spellEnd"/>
+      <w:r>
+        <w:t>('N/A')”</w:t>
       </w:r>
       <w:r>
         <w:t xml:space="preserve"> as </w:t>
       </w:r>
-      <w:r>
-        <w:t>WebArena reports success rate (SR) and success rate on achievable tasks (SRAC) separately</w:t>
+      <w:proofErr w:type="spellStart"/>
+      <w:r>
+        <w:t>WebArena</w:t>
+      </w:r>
+      <w:proofErr w:type="spellEnd"/>
+      <w:r>
+        <w:t xml:space="preserve"> reports success rate (SR) and success rate on achievable tasks (SRAC) separately</w:t>
       </w:r>
       <w:r>
         <w:t>.</w:t>
@@ -4181,7 +4990,15 @@
     </w:p>
     <w:p>
       <w:r>
-        <w:t xml:space="preserve">The next thing ill need to work on is probing </w:t>
+        <w:t xml:space="preserve">The next thing </w:t>
+      </w:r>
+      <w:proofErr w:type="spellStart"/>
+      <w:r>
+        <w:t>ill</w:t>
+      </w:r>
+      <w:proofErr w:type="spellEnd"/>
+      <w:r>
+        <w:t xml:space="preserve"> need to work on is probing </w:t>
       </w:r>
       <w:r>
         <w:t xml:space="preserve">to </w:t>
@@ -4248,14 +5065,43 @@
       </w:r>
     </w:p>
     <w:p>
-      <w:r>
-        <w:t xml:space="preserve">WebArenas evaluation code in the repo calls an old OpenAI API. </w:t>
-      </w:r>
-      <w:r>
-        <w:t xml:space="preserve">This is because some tasks have LLM evaluators so its good I found this before the 200 task collection. </w:t>
-      </w:r>
-      <w:r>
-        <w:t xml:space="preserve">I confirmed the cause by running the grep command on “ChatCompletion”. </w:t>
+      <w:proofErr w:type="spellStart"/>
+      <w:r>
+        <w:t>WebArenas</w:t>
+      </w:r>
+      <w:proofErr w:type="spellEnd"/>
+      <w:r>
+        <w:t xml:space="preserve"> evaluation code in the repo calls an old OpenAI API. </w:t>
+      </w:r>
+      <w:r>
+        <w:t xml:space="preserve">This is because some tasks have LLM evaluators so </w:t>
+      </w:r>
+      <w:proofErr w:type="spellStart"/>
+      <w:r>
+        <w:t>its</w:t>
+      </w:r>
+      <w:proofErr w:type="spellEnd"/>
+      <w:r>
+        <w:t xml:space="preserve"> good I found this before the </w:t>
+      </w:r>
+      <w:proofErr w:type="gramStart"/>
+      <w:r>
+        <w:t>200 task</w:t>
+      </w:r>
+      <w:proofErr w:type="gramEnd"/>
+      <w:r>
+        <w:t xml:space="preserve"> collection. </w:t>
+      </w:r>
+      <w:r>
+        <w:t>I confirmed the cause by running the grep command on “</w:t>
+      </w:r>
+      <w:proofErr w:type="spellStart"/>
+      <w:r>
+        <w:t>ChatCompletion</w:t>
+      </w:r>
+      <w:proofErr w:type="spellEnd"/>
+      <w:r>
+        <w:t xml:space="preserve">”. </w:t>
       </w:r>
     </w:p>
     <w:p>
@@ -4306,7 +5152,23 @@
         <w:t xml:space="preserve">It looks like line 256 </w:t>
       </w:r>
       <w:r>
-        <w:t>is the synchronous call, used by webArenas fuzzy match evaluators. Ill need to check its signature before I patch it</w:t>
+        <w:t xml:space="preserve">is the synchronous call, used by </w:t>
+      </w:r>
+      <w:proofErr w:type="spellStart"/>
+      <w:r>
+        <w:t>webArenas</w:t>
+      </w:r>
+      <w:proofErr w:type="spellEnd"/>
+      <w:r>
+        <w:t xml:space="preserve"> fuzzy match evaluators. </w:t>
+      </w:r>
+      <w:proofErr w:type="spellStart"/>
+      <w:r>
+        <w:t>Ill</w:t>
+      </w:r>
+      <w:proofErr w:type="spellEnd"/>
+      <w:r>
+        <w:t xml:space="preserve"> need to check its signature before I patch it</w:t>
       </w:r>
       <w:r>
         <w:t xml:space="preserve">. </w:t>
@@ -4356,7 +5218,23 @@
     </w:p>
     <w:p>
       <w:r>
-        <w:t xml:space="preserve">Ok so now I can match the signature exactly but I do need to clarify in the report/here is that evaluation API costs do NOT contribute to the token ladder im currently using. </w:t>
+        <w:t xml:space="preserve">Ok so now I can match the signature </w:t>
+      </w:r>
+      <w:proofErr w:type="gramStart"/>
+      <w:r>
+        <w:t>exactly</w:t>
+      </w:r>
+      <w:proofErr w:type="gramEnd"/>
+      <w:r>
+        <w:t xml:space="preserve"> but I do need to clarify in the report/here is that evaluation API costs do NOT contribute to the token ladder </w:t>
+      </w:r>
+      <w:proofErr w:type="spellStart"/>
+      <w:r>
+        <w:t>im</w:t>
+      </w:r>
+      <w:proofErr w:type="spellEnd"/>
+      <w:r>
+        <w:t xml:space="preserve"> currently using. </w:t>
       </w:r>
     </w:p>
     <w:p>
@@ -4364,7 +5242,39 @@
         <w:t xml:space="preserve">When I mean signature, </w:t>
       </w:r>
       <w:r>
-        <w:t xml:space="preserve">I mean the “messages, model, temperature, max_tokens, top_p, context_length, stop_token” so however the evaluator calls it, it works. </w:t>
+        <w:t xml:space="preserve">I mean the “messages, model, temperature, </w:t>
+      </w:r>
+      <w:proofErr w:type="spellStart"/>
+      <w:r>
+        <w:t>max_tokens</w:t>
+      </w:r>
+      <w:proofErr w:type="spellEnd"/>
+      <w:r>
+        <w:t xml:space="preserve">, </w:t>
+      </w:r>
+      <w:proofErr w:type="spellStart"/>
+      <w:r>
+        <w:t>top_p</w:t>
+      </w:r>
+      <w:proofErr w:type="spellEnd"/>
+      <w:r>
+        <w:t xml:space="preserve">, </w:t>
+      </w:r>
+      <w:proofErr w:type="spellStart"/>
+      <w:r>
+        <w:t>context_length</w:t>
+      </w:r>
+      <w:proofErr w:type="spellEnd"/>
+      <w:r>
+        <w:t xml:space="preserve">, </w:t>
+      </w:r>
+      <w:proofErr w:type="spellStart"/>
+      <w:r>
+        <w:t>stop_token</w:t>
+      </w:r>
+      <w:proofErr w:type="spellEnd"/>
+      <w:r>
+        <w:t xml:space="preserve">” so however the evaluator calls it, it works. </w:t>
       </w:r>
       <w:r>
         <w:t xml:space="preserve"> </w:t>
@@ -4421,7 +5331,31 @@
         <w:t xml:space="preserve">The patch worked, but it looks like </w:t>
       </w:r>
       <w:r>
-        <w:t xml:space="preserve">that WebArenas evaluator is hardcoded to gpt-4-1106-preview which is a 2023 model that has been retired from openAI API. So ill need to override the model inside my patch. </w:t>
+        <w:t xml:space="preserve">that </w:t>
+      </w:r>
+      <w:proofErr w:type="spellStart"/>
+      <w:r>
+        <w:t>WebArenas</w:t>
+      </w:r>
+      <w:proofErr w:type="spellEnd"/>
+      <w:r>
+        <w:t xml:space="preserve"> evaluator is hardcoded to gpt-4-1106-preview which is a 2023 model that has been retired from </w:t>
+      </w:r>
+      <w:proofErr w:type="spellStart"/>
+      <w:r>
+        <w:t>openAI</w:t>
+      </w:r>
+      <w:proofErr w:type="spellEnd"/>
+      <w:r>
+        <w:t xml:space="preserve"> API. So </w:t>
+      </w:r>
+      <w:proofErr w:type="spellStart"/>
+      <w:r>
+        <w:t>ill</w:t>
+      </w:r>
+      <w:proofErr w:type="spellEnd"/>
+      <w:r>
+        <w:t xml:space="preserve"> need to override the model inside my patch. </w:t>
       </w:r>
       <w:r>
         <w:t xml:space="preserve">Ill change it to the cheapest model which is gpt-4o-mini. </w:t>
@@ -4432,7 +5366,23 @@
         <w:t xml:space="preserve">There are 2 implications that need to be noted, </w:t>
       </w:r>
       <w:r>
-        <w:t xml:space="preserve">since WebArenas evaluator uses an LLM to judge whether a free text answer is acceptable, swapping GTP-4-Preview for GPT-4o-mini means im not using the original grader </w:t>
+        <w:t xml:space="preserve">since </w:t>
+      </w:r>
+      <w:proofErr w:type="spellStart"/>
+      <w:r>
+        <w:t>WebArenas</w:t>
+      </w:r>
+      <w:proofErr w:type="spellEnd"/>
+      <w:r>
+        <w:t xml:space="preserve"> evaluator uses an LLM to judge whether a free text answer is acceptable, swapping GTP-4-Preview for GPT-4o-mini means </w:t>
+      </w:r>
+      <w:proofErr w:type="spellStart"/>
+      <w:r>
+        <w:t>im</w:t>
+      </w:r>
+      <w:proofErr w:type="spellEnd"/>
+      <w:r>
+        <w:t xml:space="preserve"> not using the original grader </w:t>
       </w:r>
       <w:r>
         <w:t>(which was used in the original paper). However, the evaluator is applied directly to all 3 of my strategies, so my internal comparison is still valid.</w:t>
@@ -4673,8 +5623,13 @@
             <w:tcW w:w="1418" w:type="dxa"/>
           </w:tcPr>
           <w:p>
-            <w:r>
-              <w:t>Click(‘1075’)</w:t>
+            <w:proofErr w:type="gramStart"/>
+            <w:r>
+              <w:t>Click(</w:t>
+            </w:r>
+            <w:proofErr w:type="gramEnd"/>
+            <w:r>
+              <w:t>‘1075’)</w:t>
             </w:r>
           </w:p>
         </w:tc>
@@ -4705,8 +5660,13 @@
             <w:tcW w:w="1418" w:type="dxa"/>
           </w:tcPr>
           <w:p>
-            <w:r>
-              <w:t>Click(‘1223’)</w:t>
+            <w:proofErr w:type="gramStart"/>
+            <w:r>
+              <w:t>Click(</w:t>
+            </w:r>
+            <w:proofErr w:type="gramEnd"/>
+            <w:r>
+              <w:t>‘1223’)</w:t>
             </w:r>
           </w:p>
         </w:tc>
@@ -4737,8 +5697,13 @@
             <w:tcW w:w="1418" w:type="dxa"/>
           </w:tcPr>
           <w:p>
-            <w:r>
-              <w:t>Click(‘1019’)</w:t>
+            <w:proofErr w:type="gramStart"/>
+            <w:r>
+              <w:t>Click(</w:t>
+            </w:r>
+            <w:proofErr w:type="gramEnd"/>
+            <w:r>
+              <w:t>‘1019’)</w:t>
             </w:r>
           </w:p>
         </w:tc>
@@ -4769,8 +5734,13 @@
             <w:tcW w:w="1418" w:type="dxa"/>
           </w:tcPr>
           <w:p>
-            <w:r>
-              <w:t>Click(‘927’)</w:t>
+            <w:proofErr w:type="gramStart"/>
+            <w:r>
+              <w:t>Click(</w:t>
+            </w:r>
+            <w:proofErr w:type="gramEnd"/>
+            <w:r>
+              <w:t>‘927’)</w:t>
             </w:r>
           </w:p>
         </w:tc>
@@ -4792,28 +5762,107 @@
         <w:t xml:space="preserve">4 visits </w:t>
       </w:r>
       <w:r>
-        <w:t xml:space="preserve">to the same category, and my action-history rule doesn’t catch a single one because the bids differ every page laoad. The strings </w:t>
-      </w:r>
-      <w:r>
-        <w:t>click('1075') and click('927') look completely different to the model, so "never repeat an action" is trivially satisfied while the agent goes in circles.</w:t>
-      </w:r>
-      <w:r>
-        <w:t xml:space="preserve"> This burnt around 26,000 tokens and hit the step limit. This means that its not task difficulty, but a </w:t>
+        <w:t xml:space="preserve">to the same category, and my action-history rule doesn’t catch </w:t>
+      </w:r>
+      <w:proofErr w:type="gramStart"/>
+      <w:r>
+        <w:t>a single one</w:t>
+      </w:r>
+      <w:proofErr w:type="gramEnd"/>
+      <w:r>
+        <w:t xml:space="preserve"> because the bids differ every page </w:t>
+      </w:r>
+      <w:proofErr w:type="spellStart"/>
+      <w:r>
+        <w:t>laoad</w:t>
+      </w:r>
+      <w:proofErr w:type="spellEnd"/>
+      <w:r>
+        <w:t xml:space="preserve">. The strings </w:t>
+      </w:r>
+      <w:proofErr w:type="gramStart"/>
+      <w:r>
+        <w:t>click(</w:t>
+      </w:r>
+      <w:proofErr w:type="gramEnd"/>
+      <w:r>
+        <w:t xml:space="preserve">'1075') and </w:t>
+      </w:r>
+      <w:proofErr w:type="gramStart"/>
+      <w:r>
+        <w:t>click(</w:t>
+      </w:r>
+      <w:proofErr w:type="gramEnd"/>
+      <w:r>
+        <w:t>'927') look completely different to the model, so "never repeat an action" is trivially satisfied while the agent goes in circles.</w:t>
+      </w:r>
+      <w:r>
+        <w:t xml:space="preserve"> This burnt around 26,000 tokens and hit the step limit. This means that </w:t>
+      </w:r>
+      <w:proofErr w:type="spellStart"/>
+      <w:r>
+        <w:t>its</w:t>
+      </w:r>
+      <w:proofErr w:type="spellEnd"/>
+      <w:r>
+        <w:t xml:space="preserve"> not task difficulty, but a </w:t>
       </w:r>
       <w:r>
         <w:lastRenderedPageBreak/>
         <w:t xml:space="preserve">memory defect in my current history format </w:t>
       </w:r>
-      <w:r>
-        <w:t xml:space="preserve">cant detect. To fix this, I need to track URL’s and not just actions. </w:t>
-      </w:r>
-    </w:p>
-    <w:p>
-      <w:r>
-        <w:t xml:space="preserve">Another change ill need to make is the max steps limit. Since </w:t>
-      </w:r>
-      <w:r>
-        <w:t xml:space="preserve">im binding my 32k token cap with max steps, ill need to raise the steps limit to fit a 32k token cap so the probe measures the unconstrained cost and not the 12 step cost. </w:t>
+      <w:proofErr w:type="gramStart"/>
+      <w:r>
+        <w:t>cant</w:t>
+      </w:r>
+      <w:proofErr w:type="gramEnd"/>
+      <w:r>
+        <w:t xml:space="preserve"> detect. To fix this, I need to track URL’s and not just actions. </w:t>
+      </w:r>
+    </w:p>
+    <w:p>
+      <w:r>
+        <w:t xml:space="preserve">Another change </w:t>
+      </w:r>
+      <w:proofErr w:type="spellStart"/>
+      <w:r>
+        <w:t>ill</w:t>
+      </w:r>
+      <w:proofErr w:type="spellEnd"/>
+      <w:r>
+        <w:t xml:space="preserve"> </w:t>
+      </w:r>
+      <w:proofErr w:type="gramStart"/>
+      <w:r>
+        <w:t>need</w:t>
+      </w:r>
+      <w:proofErr w:type="gramEnd"/>
+      <w:r>
+        <w:t xml:space="preserve"> to make is the max steps limit. Since </w:t>
+      </w:r>
+      <w:proofErr w:type="spellStart"/>
+      <w:r>
+        <w:t>im</w:t>
+      </w:r>
+      <w:proofErr w:type="spellEnd"/>
+      <w:r>
+        <w:t xml:space="preserve"> binding my 32k token cap with max steps, </w:t>
+      </w:r>
+      <w:proofErr w:type="spellStart"/>
+      <w:r>
+        <w:t>ill</w:t>
+      </w:r>
+      <w:proofErr w:type="spellEnd"/>
+      <w:r>
+        <w:t xml:space="preserve"> need to raise the steps limit to fit a 32k token cap so the probe measures the unconstrained cost and not the </w:t>
+      </w:r>
+      <w:proofErr w:type="gramStart"/>
+      <w:r>
+        <w:t>12 step</w:t>
+      </w:r>
+      <w:proofErr w:type="gramEnd"/>
+      <w:r>
+        <w:t xml:space="preserve"> cost. </w:t>
       </w:r>
     </w:p>
     <w:p>
@@ -4860,7 +5909,39 @@
     </w:p>
     <w:p>
       <w:r>
-        <w:t xml:space="preserve">After adding the changes and running the probe py file again, the agent is still looping. So ill need print the URL each step so I can see whether the history actually contains distinguishable URLs or whether magneto is returning the same URL with different bids </w:t>
+        <w:t xml:space="preserve">After adding the changes and running the probe </w:t>
+      </w:r>
+      <w:proofErr w:type="spellStart"/>
+      <w:r>
+        <w:t>py</w:t>
+      </w:r>
+      <w:proofErr w:type="spellEnd"/>
+      <w:r>
+        <w:t xml:space="preserve"> file again, the agent is still looping. So </w:t>
+      </w:r>
+      <w:proofErr w:type="spellStart"/>
+      <w:r>
+        <w:t>ill</w:t>
+      </w:r>
+      <w:proofErr w:type="spellEnd"/>
+      <w:r>
+        <w:t xml:space="preserve"> need </w:t>
+      </w:r>
+      <w:proofErr w:type="gramStart"/>
+      <w:r>
+        <w:t>print</w:t>
+      </w:r>
+      <w:proofErr w:type="gramEnd"/>
+      <w:r>
+        <w:t xml:space="preserve"> the URL each step so I can see whether the history </w:t>
+      </w:r>
+      <w:proofErr w:type="gramStart"/>
+      <w:r>
+        <w:t>actually contains</w:t>
+      </w:r>
+      <w:proofErr w:type="gramEnd"/>
+      <w:r>
+        <w:t xml:space="preserve"> distinguishable URLs or whether magneto is returning the same URL with different bids </w:t>
       </w:r>
       <w:r>
         <w:t>(in this case, the model is seeing the repetition and ignoring it)</w:t>
@@ -4954,7 +6035,15 @@
     </w:p>
     <w:p>
       <w:r>
-        <w:t xml:space="preserve">This task terminated due to “site loop” however to me the agent was simply revisiting the the hub of the </w:t>
+        <w:t xml:space="preserve">This task terminated due to “site loop” however to me the agent was simply revisiting the </w:t>
+      </w:r>
+      <w:proofErr w:type="spellStart"/>
+      <w:r>
+        <w:t>the</w:t>
+      </w:r>
+      <w:proofErr w:type="spellEnd"/>
+      <w:r>
+        <w:t xml:space="preserve"> hub of the </w:t>
       </w:r>
       <w:r>
         <w:t xml:space="preserve">website as it tried switching filter, backed out, opened a product, backed out, then tried search. The original guard punished the agent for being systematic. </w:t>
@@ -4964,8 +6053,13 @@
       </w:r>
     </w:p>
     <w:p>
-      <w:r>
-        <w:t>So I added the guard patch, however I receive a consistent error message</w:t>
+      <w:proofErr w:type="gramStart"/>
+      <w:r>
+        <w:t>So</w:t>
+      </w:r>
+      <w:proofErr w:type="gramEnd"/>
+      <w:r>
+        <w:t xml:space="preserve"> I added the guard patch, however I receive a consistent error message</w:t>
       </w:r>
       <w:r>
         <w:t xml:space="preserve"> for task 574</w:t>
@@ -5024,14 +6118,64 @@
       <w:r>
         <w:t xml:space="preserve">it assumes </w:t>
       </w:r>
-      <w:r>
-        <w:t>required_contents is a string it can .split(" |OR| "), but task 574's config supplies a dict instead</w:t>
+      <w:proofErr w:type="spellStart"/>
+      <w:r>
+        <w:t>required_contents</w:t>
+      </w:r>
+      <w:proofErr w:type="spellEnd"/>
+      <w:r>
+        <w:t xml:space="preserve"> is a string it </w:t>
+      </w:r>
+      <w:proofErr w:type="gramStart"/>
+      <w:r>
+        <w:t>can .split</w:t>
+      </w:r>
+      <w:proofErr w:type="gramEnd"/>
+      <w:r>
+        <w:t xml:space="preserve">(" |OR| "), but task 574's config supplies a </w:t>
+      </w:r>
+      <w:proofErr w:type="spellStart"/>
+      <w:r>
+        <w:t>dict</w:t>
+      </w:r>
+      <w:proofErr w:type="spellEnd"/>
+      <w:r>
+        <w:t xml:space="preserve"> instead</w:t>
       </w:r>
       <w:r>
         <w:t xml:space="preserve">. </w:t>
       </w:r>
-      <w:r>
-        <w:t>WebArena's own config format supports variants (required_contents can be {"exact_match": ...} or {"must_include": [...]}) that this code path doesn't handle.</w:t>
+      <w:proofErr w:type="spellStart"/>
+      <w:r>
+        <w:t>WebArena's</w:t>
+      </w:r>
+      <w:proofErr w:type="spellEnd"/>
+      <w:r>
+        <w:t xml:space="preserve"> own config format supports variants (</w:t>
+      </w:r>
+      <w:proofErr w:type="spellStart"/>
+      <w:r>
+        <w:t>required_contents</w:t>
+      </w:r>
+      <w:proofErr w:type="spellEnd"/>
+      <w:r>
+        <w:t xml:space="preserve"> can be {"</w:t>
+      </w:r>
+      <w:proofErr w:type="spellStart"/>
+      <w:r>
+        <w:t>exact_match</w:t>
+      </w:r>
+      <w:proofErr w:type="spellEnd"/>
+      <w:r>
+        <w:t>": ...} or {"</w:t>
+      </w:r>
+      <w:proofErr w:type="spellStart"/>
+      <w:r>
+        <w:t>must_include</w:t>
+      </w:r>
+      <w:proofErr w:type="spellEnd"/>
+      <w:r>
+        <w:t>": [...]}) that this code path doesn't handle.</w:t>
       </w:r>
       <w:r>
         <w:t xml:space="preserve"> This is caused by the evaluator patch. I checked what the shape of the config and how widespread it is</w:t>
@@ -5040,18 +6184,68 @@
         <w:t xml:space="preserve">. </w:t>
       </w:r>
       <w:r>
-        <w:t>Task 574's config shows required_contents as a string ("111 Magnolia Path"), and 0 of 480 tasks use a dict. Yet at runtime the evaluator received a dict. Those can't both be true of the same file</w:t>
-      </w:r>
+        <w:t xml:space="preserve">Task 574's config shows </w:t>
+      </w:r>
+      <w:proofErr w:type="spellStart"/>
+      <w:r>
+        <w:t>required_contents</w:t>
+      </w:r>
+      <w:proofErr w:type="spellEnd"/>
+      <w:r>
+        <w:t xml:space="preserve"> as a string ("111 Magnolia Path"), and 0 of 480 tasks use a dict. Yet at runtime the evaluator received a dict. Those can't both be true of the same </w:t>
+      </w:r>
+      <w:proofErr w:type="gramStart"/>
+      <w:r>
+        <w:t>file</w:t>
+      </w:r>
+      <w:proofErr w:type="gramEnd"/>
       <w:r>
         <w:t xml:space="preserve"> </w:t>
       </w:r>
       <w:r>
-        <w:t>so BrowserGym is using a different copy of the task configs than smoke_a.load_configs() reads.</w:t>
-      </w:r>
-    </w:p>
-    <w:p>
-      <w:r>
-        <w:t xml:space="preserve">Ill need to make the evaluator accept both formats. </w:t>
+        <w:t xml:space="preserve">so </w:t>
+      </w:r>
+      <w:proofErr w:type="spellStart"/>
+      <w:r>
+        <w:t>BrowserGym</w:t>
+      </w:r>
+      <w:proofErr w:type="spellEnd"/>
+      <w:r>
+        <w:t xml:space="preserve"> is using a different copy of the task configs than </w:t>
+      </w:r>
+      <w:proofErr w:type="spellStart"/>
+      <w:r>
+        <w:t>smoke_</w:t>
+      </w:r>
+      <w:proofErr w:type="gramStart"/>
+      <w:r>
+        <w:t>a.load</w:t>
+      </w:r>
+      <w:proofErr w:type="gramEnd"/>
+      <w:r>
+        <w:t>_</w:t>
+      </w:r>
+      <w:proofErr w:type="gramStart"/>
+      <w:r>
+        <w:t>configs</w:t>
+      </w:r>
+      <w:proofErr w:type="spellEnd"/>
+      <w:r>
+        <w:t>(</w:t>
+      </w:r>
+      <w:proofErr w:type="gramEnd"/>
+      <w:r>
+        <w:t>) reads.</w:t>
+      </w:r>
+    </w:p>
+    <w:p>
+      <w:proofErr w:type="spellStart"/>
+      <w:r>
+        <w:t>Ill</w:t>
+      </w:r>
+      <w:proofErr w:type="spellEnd"/>
+      <w:r>
+        <w:t xml:space="preserve"> need to make the evaluator accept both formats. </w:t>
       </w:r>
     </w:p>
     <w:p>
@@ -5098,7 +6292,23 @@
     </w:p>
     <w:p>
       <w:r>
-        <w:t xml:space="preserve">I wrote the class wrong when patching the evaluator. Its “HTMLContentEvaluator” and not “HTMLContentExactEvaluator”. </w:t>
+        <w:t>I wrote the class wrong when patching the evaluator. Its “</w:t>
+      </w:r>
+      <w:proofErr w:type="spellStart"/>
+      <w:r>
+        <w:t>HTMLContentEvaluator</w:t>
+      </w:r>
+      <w:proofErr w:type="spellEnd"/>
+      <w:r>
+        <w:t>” and not “</w:t>
+      </w:r>
+      <w:proofErr w:type="spellStart"/>
+      <w:r>
+        <w:t>HTMLContentExactEvaluator</w:t>
+      </w:r>
+      <w:proofErr w:type="spellEnd"/>
+      <w:r>
+        <w:t xml:space="preserve">”. </w:t>
       </w:r>
     </w:p>
     <w:p>
@@ -5154,10 +6364,44 @@
     </w:p>
     <w:p>
       <w:r>
-        <w:t xml:space="preserve">None of what ive done has worked, so instead of patching it indirectly from </w:t>
-      </w:r>
-      <w:r>
-        <w:t>my script, instead im going to patch it directly in the source. Then I need to clear the stale bytecode. And I also need to remove the patch webera evaluator function since I wont be needing that anymore</w:t>
+        <w:t xml:space="preserve">None of what </w:t>
+      </w:r>
+      <w:proofErr w:type="spellStart"/>
+      <w:r>
+        <w:t>ive</w:t>
+      </w:r>
+      <w:proofErr w:type="spellEnd"/>
+      <w:r>
+        <w:t xml:space="preserve"> done has worked, so instead of patching it indirectly from </w:t>
+      </w:r>
+      <w:r>
+        <w:t xml:space="preserve">my script, instead </w:t>
+      </w:r>
+      <w:proofErr w:type="spellStart"/>
+      <w:r>
+        <w:t>im</w:t>
+      </w:r>
+      <w:proofErr w:type="spellEnd"/>
+      <w:r>
+        <w:t xml:space="preserve"> going to patch it directly in the source. Then I need to clear the stale bytecode. And I also need to remove the patch </w:t>
+      </w:r>
+      <w:proofErr w:type="spellStart"/>
+      <w:r>
+        <w:t>webera</w:t>
+      </w:r>
+      <w:proofErr w:type="spellEnd"/>
+      <w:r>
+        <w:t xml:space="preserve"> evaluator function since I </w:t>
+      </w:r>
+      <w:proofErr w:type="spellStart"/>
+      <w:proofErr w:type="gramStart"/>
+      <w:r>
+        <w:t>wont</w:t>
+      </w:r>
+      <w:proofErr w:type="spellEnd"/>
+      <w:proofErr w:type="gramEnd"/>
+      <w:r>
+        <w:t xml:space="preserve"> be needing that anymore</w:t>
       </w:r>
       <w:r>
         <w:t>.</w:t>
@@ -5348,10 +6592,34 @@
     <w:p>
       <w:r>
         <w:lastRenderedPageBreak/>
-        <w:t xml:space="preserve">The evaluator fix worked, so note to self: document this in my reproducibility readme as a one line fix to a known upstream format mismatch. </w:t>
-      </w:r>
-      <w:r>
-        <w:t xml:space="preserve">There is no more attributeError, the episode ran to completion and my stall guard works correctly at step 6. </w:t>
+        <w:t xml:space="preserve">The evaluator fix worked, so note to self: document this in my reproducibility readme as a </w:t>
+      </w:r>
+      <w:proofErr w:type="gramStart"/>
+      <w:r>
+        <w:t>one line</w:t>
+      </w:r>
+      <w:proofErr w:type="gramEnd"/>
+      <w:r>
+        <w:t xml:space="preserve"> fix to a known upstream format mismatch. </w:t>
+      </w:r>
+      <w:r>
+        <w:t xml:space="preserve">There is no more </w:t>
+      </w:r>
+      <w:proofErr w:type="spellStart"/>
+      <w:r>
+        <w:t>attributeError</w:t>
+      </w:r>
+      <w:proofErr w:type="spellEnd"/>
+      <w:r>
+        <w:t xml:space="preserve">, the episode ran to </w:t>
+      </w:r>
+      <w:proofErr w:type="gramStart"/>
+      <w:r>
+        <w:t>completion</w:t>
+      </w:r>
+      <w:proofErr w:type="gramEnd"/>
+      <w:r>
+        <w:t xml:space="preserve"> and my stall guard works correctly at step 6. </w:t>
       </w:r>
       <w:r>
         <w:t xml:space="preserve">However, another error is introduced, where the agent receives “previous action timed out – it may have succeeded. Check the current page before retrying”. This means the click is failing </w:t>
@@ -5364,8 +6632,21 @@
       </w:r>
     </w:p>
     <w:p>
-      <w:r>
-        <w:t xml:space="preserve">So I need to actually distinguish between same action and same URL again. </w:t>
+      <w:proofErr w:type="gramStart"/>
+      <w:r>
+        <w:t>So</w:t>
+      </w:r>
+      <w:proofErr w:type="gramEnd"/>
+      <w:r>
+        <w:t xml:space="preserve"> I need to </w:t>
+      </w:r>
+      <w:proofErr w:type="gramStart"/>
+      <w:r>
+        <w:t>actually distinguish</w:t>
+      </w:r>
+      <w:proofErr w:type="gramEnd"/>
+      <w:r>
+        <w:t xml:space="preserve"> between same action and same URL again. </w:t>
       </w:r>
     </w:p>
     <w:p>
@@ -5487,7 +6768,15 @@
     </w:p>
     <w:p>
       <w:r>
-        <w:t xml:space="preserve">This means that other JS heavy magneto forms may be systematically unrunnable in my setup. </w:t>
+        <w:t xml:space="preserve">This means that other JS heavy magneto forms may be systematically </w:t>
+      </w:r>
+      <w:proofErr w:type="spellStart"/>
+      <w:r>
+        <w:t>unrunnable</w:t>
+      </w:r>
+      <w:proofErr w:type="spellEnd"/>
+      <w:r>
+        <w:t xml:space="preserve"> in my setup. </w:t>
       </w:r>
       <w:r>
         <w:t xml:space="preserve">If this occurs </w:t>
@@ -5505,7 +6794,15 @@
         <w:t>I’d</w:t>
       </w:r>
       <w:r>
-        <w:t xml:space="preserve"> need to decide whether to raise the action timeout (accepting the deviation from BrowserGym defaults, documented) or exclude those task types.</w:t>
+        <w:t xml:space="preserve"> need to decide whether to raise the action timeout (accepting the deviation from </w:t>
+      </w:r>
+      <w:proofErr w:type="spellStart"/>
+      <w:r>
+        <w:t>BrowserGym</w:t>
+      </w:r>
+      <w:proofErr w:type="spellEnd"/>
+      <w:r>
+        <w:t xml:space="preserve"> defaults, documented) or exclude those task types.</w:t>
       </w:r>
       <w:r>
         <w:t xml:space="preserve"> Next step is running the probe on 5 tasks/site</w:t>
@@ -5933,7 +7230,15 @@
         <w:t xml:space="preserve">Every action now reports “(action accepted)” instead of timing out. </w:t>
       </w:r>
       <w:r>
-        <w:t>Next is to replace the guard with a (url, action) counter</w:t>
+        <w:t>Next is to replace the guard with a (</w:t>
+      </w:r>
+      <w:proofErr w:type="spellStart"/>
+      <w:r>
+        <w:t>url</w:t>
+      </w:r>
+      <w:proofErr w:type="spellEnd"/>
+      <w:r>
+        <w:t>, action) counter</w:t>
       </w:r>
       <w:r>
         <w:t xml:space="preserve">. </w:t>
@@ -6004,7 +7309,15 @@
         </w:numPr>
       </w:pPr>
       <w:r>
-        <w:t>What does a task actually cost when budget isn’t the binding constraint</w:t>
+        <w:t xml:space="preserve">What does a task </w:t>
+      </w:r>
+      <w:proofErr w:type="gramStart"/>
+      <w:r>
+        <w:t>actually cost</w:t>
+      </w:r>
+      <w:proofErr w:type="gramEnd"/>
+      <w:r>
+        <w:t xml:space="preserve"> when budget isn’t the binding constraint</w:t>
       </w:r>
     </w:p>
     <w:p>
@@ -6037,8 +7350,21 @@
       </w:r>
     </w:p>
     <w:p>
-      <w:r>
-        <w:t xml:space="preserve">Also I renamed “smoke_a.py” to just “strategy_a.py” since I initially wanted the code to just test a few sites but due to the incompatibility with webArenas old modules, I had to implement a few patches. </w:t>
+      <w:proofErr w:type="gramStart"/>
+      <w:r>
+        <w:t>Also</w:t>
+      </w:r>
+      <w:proofErr w:type="gramEnd"/>
+      <w:r>
+        <w:t xml:space="preserve"> I renamed “smoke_a.py” to just “strategy_a.py” since I initially wanted the code to just test a few sites but due to the incompatibility with </w:t>
+      </w:r>
+      <w:proofErr w:type="spellStart"/>
+      <w:r>
+        <w:t>webArenas</w:t>
+      </w:r>
+      <w:proofErr w:type="spellEnd"/>
+      <w:r>
+        <w:t xml:space="preserve"> old modules, I had to implement a few patches. </w:t>
       </w:r>
       <w:r>
         <w:t xml:space="preserve">Another thing I did was add a timestamp field, so I know when each episode is finished. Since the collection of strategy A will most likely take 15-20 hours and something </w:t>
@@ -6053,7 +7379,15 @@
     </w:p>
     <w:p>
       <w:r>
-        <w:t xml:space="preserve">Also ill be splitting the functionality as most of the functions are in strategy A’s code (i.e. guards, </w:t>
+        <w:t xml:space="preserve">Also </w:t>
+      </w:r>
+      <w:proofErr w:type="spellStart"/>
+      <w:r>
+        <w:t>ill</w:t>
+      </w:r>
+      <w:proofErr w:type="spellEnd"/>
+      <w:r>
+        <w:t xml:space="preserve"> be splitting the functionality as most of the functions are in strategy A’s code (i.e. guards, </w:t>
       </w:r>
       <w:r>
         <w:t>prompt builder, patches, env setup) and will be more readable</w:t>
@@ -6106,15 +7440,39 @@
     </w:p>
     <w:p>
       <w:r>
-        <w:t xml:space="preserve">Ive moved old results onto a new directory in the instance called “old_results”. </w:t>
-      </w:r>
-    </w:p>
-    <w:p>
-      <w:r>
-        <w:t xml:space="preserve">Ive also removed the old code from the instance. And instead of always pushing 1 file at a time to the instance, ill be cloning the </w:t>
-      </w:r>
-      <w:r>
-        <w:t xml:space="preserve">project onto the instance so all I have to do is pull it once I push the changes locally. </w:t>
+        <w:t>Ive moved old results onto a new directory in the instance called “</w:t>
+      </w:r>
+      <w:proofErr w:type="spellStart"/>
+      <w:r>
+        <w:t>old_results</w:t>
+      </w:r>
+      <w:proofErr w:type="spellEnd"/>
+      <w:r>
+        <w:t xml:space="preserve">”. </w:t>
+      </w:r>
+    </w:p>
+    <w:p>
+      <w:r>
+        <w:t xml:space="preserve">Ive also removed the old code from the instance. And instead of always pushing 1 file at a time to the instance, </w:t>
+      </w:r>
+      <w:proofErr w:type="spellStart"/>
+      <w:r>
+        <w:t>ill</w:t>
+      </w:r>
+      <w:proofErr w:type="spellEnd"/>
+      <w:r>
+        <w:t xml:space="preserve"> be cloning the </w:t>
+      </w:r>
+      <w:r>
+        <w:t xml:space="preserve">project onto the instance so all I </w:t>
+      </w:r>
+      <w:proofErr w:type="gramStart"/>
+      <w:r>
+        <w:t>have to</w:t>
+      </w:r>
+      <w:proofErr w:type="gramEnd"/>
+      <w:r>
+        <w:t xml:space="preserve"> do is pull it once I push the changes locally. </w:t>
       </w:r>
     </w:p>
     <w:p>
@@ -6161,16 +7519,53 @@
     </w:p>
     <w:p>
       <w:r>
-        <w:t xml:space="preserve">I’ve cloned the repo onto the instance using a token generated from github. I also stored that token into a credential helper so I don’t have to do it everytime. </w:t>
-      </w:r>
-      <w:r>
-        <w:t xml:space="preserve">Also ive retested task 276 after refactoring the repo, and everything works. </w:t>
-      </w:r>
-    </w:p>
-    <w:p>
+        <w:t xml:space="preserve">I’ve cloned the repo onto the instance using a token generated from </w:t>
+      </w:r>
+      <w:proofErr w:type="spellStart"/>
+      <w:r>
+        <w:t>github</w:t>
+      </w:r>
+      <w:proofErr w:type="spellEnd"/>
+      <w:r>
+        <w:t xml:space="preserve">. I also stored that token into a credential </w:t>
+      </w:r>
+      <w:proofErr w:type="gramStart"/>
+      <w:r>
+        <w:t>helper</w:t>
+      </w:r>
+      <w:proofErr w:type="gramEnd"/>
+      <w:r>
+        <w:t xml:space="preserve"> so I don’t have to do it </w:t>
+      </w:r>
+      <w:proofErr w:type="spellStart"/>
+      <w:r>
+        <w:t>everytime</w:t>
+      </w:r>
+      <w:proofErr w:type="spellEnd"/>
+      <w:r>
+        <w:t xml:space="preserve">. </w:t>
+      </w:r>
+      <w:proofErr w:type="gramStart"/>
+      <w:r>
+        <w:t>Also</w:t>
+      </w:r>
+      <w:proofErr w:type="gramEnd"/>
       <w:r>
         <w:t xml:space="preserve"> </w:t>
       </w:r>
+      <w:proofErr w:type="spellStart"/>
+      <w:r>
+        <w:t>ive</w:t>
+      </w:r>
+      <w:proofErr w:type="spellEnd"/>
+      <w:r>
+        <w:t xml:space="preserve"> retested task 276 after refactoring the repo, and everything works. </w:t>
+      </w:r>
+    </w:p>
+    <w:p>
+      <w:r>
+        <w:t xml:space="preserve"> </w:t>
+      </w:r>
       <w:r>
         <w:t xml:space="preserve">I’ve developed strategy B </w:t>
       </w:r>
@@ -6178,12 +7573,28 @@
         <w:t xml:space="preserve">with a fixed </w:t>
       </w:r>
       <w:r>
-        <w:t>Planner → Executor → Critic pipeline. Each logical step invokes three agents in sequence: the Planner states the next sub-goal in plain English, the Executor converts that sub-goal into a single BrowserGym action, and the Critic either approves the action or supplies a revision. Only one action reaches the environment per step, exactly as in Strategy A; the difference is how many model calls precede it.</w:t>
-      </w:r>
-    </w:p>
-    <w:p>
-      <w:r>
-        <w:t>Role-specialised prompts. Each role has its own instructions. Only the action vocabulary is shared with Strategy A, because that is the environment's interface rather than a prompt choice and must be identical everywhere. The Planner receives no answer-formatting rules (it never answers); the Executor receives no exploration heuristics (it never chooses strategy). This follows standard practice for pipeline architectures, but it does mean the A-vs-B comparison reflects both the addition of agents and their specialisation</w:t>
+        <w:t xml:space="preserve">Planner → Executor → Critic pipeline. Each logical step invokes three agents in sequence: the Planner states the next sub-goal in plain English, the Executor converts that sub-goal into a single </w:t>
+      </w:r>
+      <w:proofErr w:type="spellStart"/>
+      <w:r>
+        <w:t>BrowserGym</w:t>
+      </w:r>
+      <w:proofErr w:type="spellEnd"/>
+      <w:r>
+        <w:t xml:space="preserve"> action, and the Critic either approves the action or supplies a revision. Only one action reaches the environment per step, exactly as in Strategy A; the difference is how many model calls precede it.</w:t>
+      </w:r>
+    </w:p>
+    <w:p>
+      <w:r>
+        <w:t xml:space="preserve">Role-specialised prompts. Each role has its own instructions. Only the action vocabulary is shared with Strategy A, because that is the environment's interface rather than a prompt choice and must be identical everywhere. The Planner receives no answer-formatting rules (it never answers); the Executor receives no exploration heuristics (it never chooses strategy). This follows standard practice for pipeline architectures, but it does mean the </w:t>
+      </w:r>
+      <w:proofErr w:type="spellStart"/>
+      <w:r>
+        <w:t>A-vs</w:t>
+      </w:r>
+      <w:proofErr w:type="spellEnd"/>
+      <w:r>
+        <w:t>-B comparison reflects both the addition of agents and their specialisation</w:t>
       </w:r>
       <w:r>
         <w:t>.</w:t>
@@ -6329,7 +7740,17 @@
         <w:t xml:space="preserve">and we can see that the critic caught this navigation cycle and </w:t>
       </w:r>
       <w:r>
-        <w:t xml:space="preserve">revised the action providing a alternative action and the strategy would have </w:t>
+        <w:t xml:space="preserve">revised the action providing </w:t>
+      </w:r>
+      <w:proofErr w:type="spellStart"/>
+      <w:proofErr w:type="gramStart"/>
+      <w:r>
+        <w:t>a</w:t>
+      </w:r>
+      <w:proofErr w:type="spellEnd"/>
+      <w:proofErr w:type="gramEnd"/>
+      <w:r>
+        <w:t xml:space="preserve"> alternative action and the strategy would have </w:t>
       </w:r>
       <w:r>
         <w:t>succeeded</w:t>
@@ -6443,12 +7864,52 @@
     </w:p>
     <w:p>
       <w:r>
-        <w:t xml:space="preserve">This is just an ordering bug, easy to fix since I pass the field “plan” to the record() dict before plan gets assigned. </w:t>
-      </w:r>
-    </w:p>
-    <w:p>
-      <w:r>
-        <w:t xml:space="preserve">Since ive done the run_batch for the 200 task collection script. Next thing is to </w:t>
+        <w:t xml:space="preserve">This is just an ordering bug, easy to fix since I pass the field “plan” to the </w:t>
+      </w:r>
+      <w:proofErr w:type="gramStart"/>
+      <w:r>
+        <w:t>record(</w:t>
+      </w:r>
+      <w:proofErr w:type="gramEnd"/>
+      <w:r>
+        <w:t xml:space="preserve">) </w:t>
+      </w:r>
+      <w:proofErr w:type="spellStart"/>
+      <w:r>
+        <w:t>dict</w:t>
+      </w:r>
+      <w:proofErr w:type="spellEnd"/>
+      <w:r>
+        <w:t xml:space="preserve"> before plan gets assigned. </w:t>
+      </w:r>
+    </w:p>
+    <w:p>
+      <w:r>
+        <w:t xml:space="preserve">Since </w:t>
+      </w:r>
+      <w:proofErr w:type="spellStart"/>
+      <w:r>
+        <w:t>ive</w:t>
+      </w:r>
+      <w:proofErr w:type="spellEnd"/>
+      <w:r>
+        <w:t xml:space="preserve"> done the </w:t>
+      </w:r>
+      <w:proofErr w:type="spellStart"/>
+      <w:r>
+        <w:t>run_batch</w:t>
+      </w:r>
+      <w:proofErr w:type="spellEnd"/>
+      <w:r>
+        <w:t xml:space="preserve"> for the </w:t>
+      </w:r>
+      <w:proofErr w:type="gramStart"/>
+      <w:r>
+        <w:t>200 task</w:t>
+      </w:r>
+      <w:proofErr w:type="gramEnd"/>
+      <w:r>
+        <w:t xml:space="preserve"> collection script. Next thing is to </w:t>
       </w:r>
       <w:r>
         <w:t>create the annotation script</w:t>
@@ -6486,19 +7947,75 @@
     </w:p>
     <w:p>
       <w:r>
-        <w:t xml:space="preserve">Ok ive done annotation </w:t>
+        <w:t xml:space="preserve">Ok </w:t>
+      </w:r>
+      <w:proofErr w:type="spellStart"/>
+      <w:r>
+        <w:t>ive</w:t>
+      </w:r>
+      <w:proofErr w:type="spellEnd"/>
+      <w:r>
+        <w:t xml:space="preserve"> done annotation </w:t>
       </w:r>
       <w:r>
         <w:t>script</w:t>
       </w:r>
       <w:r>
-        <w:t xml:space="preserve"> (github commits)</w:t>
-      </w:r>
-      <w:r>
-        <w:t>, which can either be ran after or during the batch process. I will need to tmux both of them incase I SSH out the instance (tmux allows the scripts to continue running in the instance</w:t>
-      </w:r>
-      <w:r>
-        <w:t xml:space="preserve"> without me being ssh’d in)</w:t>
+        <w:t xml:space="preserve"> (</w:t>
+      </w:r>
+      <w:proofErr w:type="spellStart"/>
+      <w:r>
+        <w:t>github</w:t>
+      </w:r>
+      <w:proofErr w:type="spellEnd"/>
+      <w:r>
+        <w:t xml:space="preserve"> commits)</w:t>
+      </w:r>
+      <w:r>
+        <w:t xml:space="preserve">, which can either be ran after or during the batch process. I will need to </w:t>
+      </w:r>
+      <w:proofErr w:type="spellStart"/>
+      <w:r>
+        <w:t>tmux</w:t>
+      </w:r>
+      <w:proofErr w:type="spellEnd"/>
+      <w:r>
+        <w:t xml:space="preserve"> </w:t>
+      </w:r>
+      <w:proofErr w:type="gramStart"/>
+      <w:r>
+        <w:t>both of them</w:t>
+      </w:r>
+      <w:proofErr w:type="gramEnd"/>
+      <w:r>
+        <w:t xml:space="preserve"> </w:t>
+      </w:r>
+      <w:proofErr w:type="spellStart"/>
+      <w:r>
+        <w:t>incase</w:t>
+      </w:r>
+      <w:proofErr w:type="spellEnd"/>
+      <w:r>
+        <w:t xml:space="preserve"> I SSH out the instance (</w:t>
+      </w:r>
+      <w:proofErr w:type="spellStart"/>
+      <w:r>
+        <w:t>tmux</w:t>
+      </w:r>
+      <w:proofErr w:type="spellEnd"/>
+      <w:r>
+        <w:t xml:space="preserve"> allows the scripts to continue running in the instance</w:t>
+      </w:r>
+      <w:r>
+        <w:t xml:space="preserve"> without me being </w:t>
+      </w:r>
+      <w:proofErr w:type="spellStart"/>
+      <w:r>
+        <w:t>ssh’d</w:t>
+      </w:r>
+      <w:proofErr w:type="spellEnd"/>
+      <w:r>
+        <w:t xml:space="preserve"> in)</w:t>
       </w:r>
       <w:r>
         <w:t xml:space="preserve">. </w:t>
@@ -6509,10 +8026,44 @@
         <w:t xml:space="preserve">Before running the batch script, I noticed a bug </w:t>
       </w:r>
       <w:r>
-        <w:t>where “random.shuffle(todo)” would break the script if I were to resume the script if there was a crash.</w:t>
-      </w:r>
-      <w:r>
-        <w:t xml:space="preserve"> AND AND AND if shuffled order </w:t>
+        <w:t>where “</w:t>
+      </w:r>
+      <w:proofErr w:type="spellStart"/>
+      <w:proofErr w:type="gramStart"/>
+      <w:r>
+        <w:t>random.shuffle</w:t>
+      </w:r>
+      <w:proofErr w:type="spellEnd"/>
+      <w:proofErr w:type="gramEnd"/>
+      <w:r>
+        <w:t>(</w:t>
+      </w:r>
+      <w:proofErr w:type="spellStart"/>
+      <w:r>
+        <w:t>todo</w:t>
+      </w:r>
+      <w:proofErr w:type="spellEnd"/>
+      <w:r>
+        <w:t>)” would break the script if I were to resume the script if there was a crash.</w:t>
+      </w:r>
+      <w:r>
+        <w:t xml:space="preserve"> AND </w:t>
+      </w:r>
+      <w:proofErr w:type="spellStart"/>
+      <w:r>
+        <w:t>AND</w:t>
+      </w:r>
+      <w:proofErr w:type="spellEnd"/>
+      <w:r>
+        <w:t xml:space="preserve"> </w:t>
+      </w:r>
+      <w:proofErr w:type="spellStart"/>
+      <w:r>
+        <w:t>AND</w:t>
+      </w:r>
+      <w:proofErr w:type="spellEnd"/>
+      <w:r>
+        <w:t xml:space="preserve"> if shuffled order </w:t>
       </w:r>
       <w:r>
         <w:t xml:space="preserve">runs it at 8k first (fails, address unchanged) then 16k (succeeds, address updated), and </w:t>
@@ -6530,7 +8081,23 @@
         <w:t xml:space="preserve"> </w:t>
       </w:r>
       <w:r>
-        <w:t xml:space="preserve">Ill change it by grouping the site and task ID, shuffle bugets within each group and then shuffle the group order. So this will keep a tasks budget </w:t>
+        <w:t xml:space="preserve">Ill change it by grouping the site and task ID, shuffle </w:t>
+      </w:r>
+      <w:proofErr w:type="spellStart"/>
+      <w:r>
+        <w:t>bugets</w:t>
+      </w:r>
+      <w:proofErr w:type="spellEnd"/>
+      <w:r>
+        <w:t xml:space="preserve"> within each group and then shuffle the group order. </w:t>
+      </w:r>
+      <w:proofErr w:type="gramStart"/>
+      <w:r>
+        <w:t>So</w:t>
+      </w:r>
+      <w:proofErr w:type="gramEnd"/>
+      <w:r>
+        <w:t xml:space="preserve"> this will keep a tasks budget </w:t>
       </w:r>
       <w:r>
         <w:t>conditions adjacent while still spreading order effects.</w:t>
@@ -6588,7 +8155,15 @@
         <w:t xml:space="preserve">276, 623. My current patch </w:t>
       </w:r>
       <w:r>
-        <w:t>replaces generate_from_openai_chat_completion on the module object</w:t>
+        <w:t xml:space="preserve">replaces </w:t>
+      </w:r>
+      <w:proofErr w:type="spellStart"/>
+      <w:r>
+        <w:t>generate_from_openai_chat_completion</w:t>
+      </w:r>
+      <w:proofErr w:type="spellEnd"/>
+      <w:r>
+        <w:t xml:space="preserve"> on the module object</w:t>
       </w:r>
       <w:r>
         <w:t xml:space="preserve"> </w:t>
@@ -6597,7 +8172,20 @@
         <w:t>“</w:t>
       </w:r>
       <w:r>
-        <w:t>(_ou.generate_from_openai_chat_completion = _v1_chat)</w:t>
+        <w:t>(_</w:t>
+      </w:r>
+      <w:proofErr w:type="spellStart"/>
+      <w:proofErr w:type="gramStart"/>
+      <w:r>
+        <w:t>ou.generate</w:t>
+      </w:r>
+      <w:proofErr w:type="gramEnd"/>
+      <w:r>
+        <w:t>_from_openai_chat_completion</w:t>
+      </w:r>
+      <w:proofErr w:type="spellEnd"/>
+      <w:r>
+        <w:t xml:space="preserve"> = _v1_chat)</w:t>
       </w:r>
       <w:r>
         <w:t>”</w:t>
@@ -6609,24 +8197,90 @@
         <w:t xml:space="preserve"> (so something like “</w:t>
       </w:r>
       <w:r>
-        <w:t>from llms.providers.openai_utils import generate_from_openai_chat_completion</w:t>
-      </w:r>
+        <w:t xml:space="preserve">from </w:t>
+      </w:r>
+      <w:proofErr w:type="spellStart"/>
+      <w:proofErr w:type="gramStart"/>
+      <w:r>
+        <w:t>llms.providers</w:t>
+      </w:r>
+      <w:proofErr w:type="gramEnd"/>
+      <w:r>
+        <w:t>.openai_utils</w:t>
+      </w:r>
+      <w:proofErr w:type="spellEnd"/>
+      <w:r>
+        <w:t xml:space="preserve"> import </w:t>
+      </w:r>
+      <w:proofErr w:type="spellStart"/>
+      <w:r>
+        <w:t>generate_from_openai_chat_completion</w:t>
+      </w:r>
+      <w:proofErr w:type="spellEnd"/>
       <w:r>
         <w:t xml:space="preserve">”. Which means my current patch </w:t>
       </w:r>
       <w:r>
-        <w:t>doesn’t actually touch that one. Pretty simple fix, ill just add it the evaluators namespace too it</w:t>
-      </w:r>
-      <w:r>
-        <w:t xml:space="preserve"> in the wa_env python script.</w:t>
-      </w:r>
-    </w:p>
-    <w:p>
-      <w:r>
-        <w:t>My patch doesn’t work so ill need to patch the installed copy in the instance. My current patch patches the “</w:t>
-      </w:r>
-      <w:r>
-        <w:t>~/webarena-src/llms/providers/openai_utils.py</w:t>
+        <w:t xml:space="preserve">doesn’t </w:t>
+      </w:r>
+      <w:proofErr w:type="gramStart"/>
+      <w:r>
+        <w:t>actually touch</w:t>
+      </w:r>
+      <w:proofErr w:type="gramEnd"/>
+      <w:r>
+        <w:t xml:space="preserve"> that one. Pretty simple fix, </w:t>
+      </w:r>
+      <w:proofErr w:type="spellStart"/>
+      <w:r>
+        <w:t>ill</w:t>
+      </w:r>
+      <w:proofErr w:type="spellEnd"/>
+      <w:r>
+        <w:t xml:space="preserve"> just add it the evaluators namespace too it</w:t>
+      </w:r>
+      <w:r>
+        <w:t xml:space="preserve"> in the </w:t>
+      </w:r>
+      <w:proofErr w:type="spellStart"/>
+      <w:r>
+        <w:t>wa_env</w:t>
+      </w:r>
+      <w:proofErr w:type="spellEnd"/>
+      <w:r>
+        <w:t xml:space="preserve"> python script.</w:t>
+      </w:r>
+    </w:p>
+    <w:p>
+      <w:r>
+        <w:t xml:space="preserve">My patch doesn’t work so </w:t>
+      </w:r>
+      <w:proofErr w:type="spellStart"/>
+      <w:r>
+        <w:t>ill</w:t>
+      </w:r>
+      <w:proofErr w:type="spellEnd"/>
+      <w:r>
+        <w:t xml:space="preserve"> need to patch the installed copy in the instance. My current patch patches the “</w:t>
+      </w:r>
+      <w:r>
+        <w:t>~/</w:t>
+      </w:r>
+      <w:proofErr w:type="spellStart"/>
+      <w:r>
+        <w:t>webarena-src</w:t>
+      </w:r>
+      <w:proofErr w:type="spellEnd"/>
+      <w:r>
+        <w:t>/</w:t>
+      </w:r>
+      <w:proofErr w:type="spellStart"/>
+      <w:r>
+        <w:t>llms</w:t>
+      </w:r>
+      <w:proofErr w:type="spellEnd"/>
+      <w:r>
+        <w:t>/providers/openai_utils.py</w:t>
       </w:r>
       <w:r>
         <w:t>”</w:t>
@@ -6635,7 +8289,15 @@
         <w:t xml:space="preserve"> but the running code is from a completely different copy somewhere in “</w:t>
       </w:r>
       <w:r>
-        <w:t>site-packages/webarena/</w:t>
+        <w:t>site-packages/</w:t>
+      </w:r>
+      <w:proofErr w:type="spellStart"/>
+      <w:r>
+        <w:t>webarena</w:t>
+      </w:r>
+      <w:proofErr w:type="spellEnd"/>
+      <w:r>
+        <w:t>/</w:t>
       </w:r>
       <w:r>
         <w:t>”</w:t>
@@ -6775,7 +8437,15 @@
     </w:p>
     <w:p>
       <w:r>
-        <w:t xml:space="preserve">After looking at the WebArena repository, I found where the models are being called (in the helper functions), so I </w:t>
+        <w:t xml:space="preserve">After looking at the </w:t>
+      </w:r>
+      <w:proofErr w:type="spellStart"/>
+      <w:r>
+        <w:t>WebArena</w:t>
+      </w:r>
+      <w:proofErr w:type="spellEnd"/>
+      <w:r>
+        <w:t xml:space="preserve"> repository, I found where the models are being called (in the helper functions), so I </w:t>
       </w:r>
       <w:r>
         <w:t>replaced them with the gpt-4o-mini model.</w:t>
@@ -6783,7 +8453,15 @@
     </w:p>
     <w:p>
       <w:r>
-        <w:t xml:space="preserve">I’ve also pulled the annotation from the instance onto my local machine, then re-structured it so its readable (initially it was task id/row) now its </w:t>
+        <w:t xml:space="preserve">I’ve also pulled the annotation from the instance onto my local machine, then re-structured it so its readable (initially it was task id/row) now </w:t>
+      </w:r>
+      <w:proofErr w:type="spellStart"/>
+      <w:r>
+        <w:t>its</w:t>
+      </w:r>
+      <w:proofErr w:type="spellEnd"/>
+      <w:r>
+        <w:t xml:space="preserve"> </w:t>
       </w:r>
       <w:r>
         <w:t xml:space="preserve">more readable (future testing will be done on the original however). </w:t>
@@ -6894,7 +8572,20 @@
         <w:t xml:space="preserve">Strategy A’s </w:t>
       </w:r>
       <w:r>
-        <w:t>full data collection completed: 1,005 lines in strategy_a.jsonl, of which 999 are valid episodes and 6 are error records requiring re-collection. The 201-task subset (67 per site, seed 42) was run across all five budget levels (2k/4k/8k/16k/32k),</w:t>
+        <w:t xml:space="preserve">full data collection completed: 1,005 lines in </w:t>
+      </w:r>
+      <w:proofErr w:type="spellStart"/>
+      <w:r>
+        <w:t>strategy_</w:t>
+      </w:r>
+      <w:proofErr w:type="gramStart"/>
+      <w:r>
+        <w:t>a.jsonl</w:t>
+      </w:r>
+      <w:proofErr w:type="spellEnd"/>
+      <w:proofErr w:type="gramEnd"/>
+      <w:r>
+        <w:t>, of which 999 are valid episodes and 6 are error records requiring re-collection. The 201-task subset (67 per site, seed 42) was run across all five budget levels (2k/4k/8k/16k/32k),</w:t>
       </w:r>
       <w:r>
         <w:t xml:space="preserve"> </w:t>
@@ -6906,16 +8597,50 @@
         <w:t xml:space="preserve"> (Quick side note: I will be using strategy A’s collection output to determine the difficulty of each task, and hand annotate a few of them if I think they are incorrectly </w:t>
       </w:r>
       <w:r>
-        <w:t xml:space="preserve">annotated by the LLM). The total time it took was approximately 15 hours of unattened execution under the linux command tmux (I called the </w:t>
-      </w:r>
-      <w:r>
-        <w:t xml:space="preserve">tmux terminal “collect” by using the command </w:t>
+        <w:t xml:space="preserve">annotated by the LLM). The total time it took was approximately 15 hours of </w:t>
+      </w:r>
+      <w:proofErr w:type="spellStart"/>
+      <w:r>
+        <w:t>unattened</w:t>
+      </w:r>
+      <w:proofErr w:type="spellEnd"/>
+      <w:r>
+        <w:t xml:space="preserve"> execution under the </w:t>
+      </w:r>
+      <w:proofErr w:type="spellStart"/>
+      <w:r>
+        <w:t>linux</w:t>
+      </w:r>
+      <w:proofErr w:type="spellEnd"/>
+      <w:r>
+        <w:t xml:space="preserve"> command </w:t>
+      </w:r>
+      <w:proofErr w:type="spellStart"/>
+      <w:r>
+        <w:t>tmux</w:t>
+      </w:r>
+      <w:proofErr w:type="spellEnd"/>
+      <w:r>
+        <w:t xml:space="preserve"> (I called the </w:t>
+      </w:r>
+      <w:proofErr w:type="spellStart"/>
+      <w:r>
+        <w:t>tmux</w:t>
+      </w:r>
+      <w:proofErr w:type="spellEnd"/>
+      <w:r>
+        <w:t xml:space="preserve"> terminal “collect” by using the command </w:t>
       </w:r>
       <w:r>
         <w:t>“</w:t>
       </w:r>
-      <w:r>
-        <w:t>tmux attach -t collect</w:t>
+      <w:proofErr w:type="spellStart"/>
+      <w:r>
+        <w:t>tmux</w:t>
+      </w:r>
+      <w:proofErr w:type="spellEnd"/>
+      <w:r>
+        <w:t xml:space="preserve"> attach -t collect</w:t>
       </w:r>
       <w:r>
         <w:t xml:space="preserve">” then ran the batch within the instance so in case my PC decided to turn off then the script would continue to run within the instance). </w:t>
@@ -7006,7 +8731,15 @@
         <w:t>In terms of RQ1 which is “</w:t>
       </w:r>
       <w:r>
-        <w:t>How does task success rate, token efficiency and error profile vary as a function of a fixed global token budget when comparing the 3 orchestration strategies on WebArena?</w:t>
+        <w:t xml:space="preserve">How does task success rate, token efficiency and error profile vary as a function of a fixed global token budget when comparing the 3 orchestration strategies on </w:t>
+      </w:r>
+      <w:proofErr w:type="spellStart"/>
+      <w:r>
+        <w:t>WebArena</w:t>
+      </w:r>
+      <w:proofErr w:type="spellEnd"/>
+      <w:r>
+        <w:t>?</w:t>
       </w:r>
       <w:r>
         <w:t>”</w:t>
@@ -7263,12 +8996,21 @@
                 <w:bCs/>
               </w:rPr>
             </w:pPr>
+            <w:proofErr w:type="spellStart"/>
             <w:r>
               <w:rPr>
                 <w:b/>
                 <w:bCs/>
               </w:rPr>
-              <w:t>MediumTok/step</w:t>
+              <w:t>MediumTok</w:t>
+            </w:r>
+            <w:proofErr w:type="spellEnd"/>
+            <w:r>
+              <w:rPr>
+                <w:b/>
+                <w:bCs/>
+              </w:rPr>
+              <w:t>/step</w:t>
             </w:r>
           </w:p>
         </w:tc>
@@ -7372,9 +9114,11 @@
             <w:tcW w:w="1776" w:type="dxa"/>
           </w:tcPr>
           <w:p>
+            <w:proofErr w:type="spellStart"/>
             <w:r>
               <w:t>Shopping_Admit</w:t>
             </w:r>
+            <w:proofErr w:type="spellEnd"/>
           </w:p>
         </w:tc>
         <w:tc>
@@ -7499,7 +9243,15 @@
         </w:drawing>
       </w:r>
       <w:r>
-        <w:t>These termination reasons take into account every failure in each budget for each task. For example, if 3 budgets</w:t>
+        <w:t xml:space="preserve">These termination reasons </w:t>
+      </w:r>
+      <w:proofErr w:type="gramStart"/>
+      <w:r>
+        <w:t>take into account</w:t>
+      </w:r>
+      <w:proofErr w:type="gramEnd"/>
+      <w:r>
+        <w:t xml:space="preserve"> every failure in each budget for each task. For example, if 3 budgets</w:t>
       </w:r>
       <w:r>
         <w:t xml:space="preserve"> (2k, 4k, 8k)</w:t>
@@ -7533,8 +9285,13 @@
           <w:numId w:val="6"/>
         </w:numPr>
       </w:pPr>
-      <w:r>
-        <w:t>safety_token_cap = fires after call when the actual cost exceeded the estimate (typically because reasoning tokens were larger than predicted)</w:t>
+      <w:proofErr w:type="spellStart"/>
+      <w:r>
+        <w:t>safety_token_cap</w:t>
+      </w:r>
+      <w:proofErr w:type="spellEnd"/>
+      <w:r>
+        <w:t xml:space="preserve"> = fires after call when the actual cost exceeded the estimate (typically because reasoning tokens were larger than predicted)</w:t>
       </w:r>
     </w:p>
     <w:p>
@@ -7545,8 +9302,13 @@
           <w:numId w:val="6"/>
         </w:numPr>
       </w:pPr>
-      <w:r>
-        <w:t xml:space="preserve">budget_would_exceed = </w:t>
+      <w:proofErr w:type="spellStart"/>
+      <w:r>
+        <w:t>budget_would_exceed</w:t>
+      </w:r>
+      <w:proofErr w:type="spellEnd"/>
+      <w:r>
+        <w:t xml:space="preserve"> = </w:t>
       </w:r>
       <w:r>
         <w:t>fires before the LLM call when the estimated cost would overshoot the cap</w:t>
@@ -7560,8 +9322,13 @@
           <w:numId w:val="6"/>
         </w:numPr>
       </w:pPr>
-      <w:r>
-        <w:t>env_terminated = The agent submits an answer and is incorrect</w:t>
+      <w:proofErr w:type="spellStart"/>
+      <w:r>
+        <w:t>env_terminated</w:t>
+      </w:r>
+      <w:proofErr w:type="spellEnd"/>
+      <w:r>
+        <w:t xml:space="preserve"> = The agent submits an answer and is incorrect</w:t>
       </w:r>
     </w:p>
     <w:p>
@@ -7572,8 +9339,13 @@
           <w:numId w:val="6"/>
         </w:numPr>
       </w:pPr>
-      <w:r>
-        <w:t xml:space="preserve">Navigation_cycle = </w:t>
+      <w:proofErr w:type="spellStart"/>
+      <w:r>
+        <w:t>Navigation_cycle</w:t>
+      </w:r>
+      <w:proofErr w:type="spellEnd"/>
+      <w:r>
+        <w:t xml:space="preserve"> = </w:t>
       </w:r>
       <w:r>
         <w:t xml:space="preserve">the guard catching circular navigation. </w:t>
@@ -7587,8 +9359,13 @@
           <w:numId w:val="6"/>
         </w:numPr>
       </w:pPr>
-      <w:r>
-        <w:t>Repeated_action_failure =</w:t>
+      <w:proofErr w:type="spellStart"/>
+      <w:r>
+        <w:t>Repeated_action_failure</w:t>
+      </w:r>
+      <w:proofErr w:type="spellEnd"/>
+      <w:r>
+        <w:t xml:space="preserve"> =</w:t>
       </w:r>
       <w:r>
         <w:t xml:space="preserve"> is caused when the action times out (this was much more prominent when it was set to 500ms but now it is 5000ms)</w:t>
@@ -7769,9 +9546,11 @@
             <w:tcW w:w="3005" w:type="dxa"/>
           </w:tcPr>
           <w:p>
+            <w:proofErr w:type="spellStart"/>
             <w:r>
               <w:t>Env_terminated</w:t>
             </w:r>
+            <w:proofErr w:type="spellEnd"/>
           </w:p>
         </w:tc>
         <w:tc>
@@ -7865,7 +9644,31 @@
     <w:p>
       <w:r>
         <w:lastRenderedPageBreak/>
-        <w:t>Budget-driven terminations (safety_token_cap + budget_would_exceed) account for 66% of all episode endings. This confirms the budget is the binding constraint in the majority of episodes, which is the prerequisite for this study to be measuring budget effects rather than agent incompetence.</w:t>
+        <w:t>Budget-driven terminations (</w:t>
+      </w:r>
+      <w:proofErr w:type="spellStart"/>
+      <w:r>
+        <w:t>safety_token_cap</w:t>
+      </w:r>
+      <w:proofErr w:type="spellEnd"/>
+      <w:r>
+        <w:t xml:space="preserve"> + </w:t>
+      </w:r>
+      <w:proofErr w:type="spellStart"/>
+      <w:r>
+        <w:t>budget_would_exceed</w:t>
+      </w:r>
+      <w:proofErr w:type="spellEnd"/>
+      <w:r>
+        <w:t xml:space="preserve">) account for 66% of all episode endings. This confirms the budget is the binding constraint in </w:t>
+      </w:r>
+      <w:proofErr w:type="gramStart"/>
+      <w:r>
+        <w:t>the majority of</w:t>
+      </w:r>
+      <w:proofErr w:type="gramEnd"/>
+      <w:r>
+        <w:t xml:space="preserve"> episodes, which is the prerequisite for this study to be measuring budget effects rather than agent incompetence.</w:t>
       </w:r>
     </w:p>
     <w:p>
@@ -8282,9 +10085,11 @@
             <w:tcW w:w="1559" w:type="dxa"/>
           </w:tcPr>
           <w:p>
+            <w:proofErr w:type="spellStart"/>
             <w:r>
               <w:t>Shopping_admin</w:t>
             </w:r>
+            <w:proofErr w:type="spellEnd"/>
           </w:p>
         </w:tc>
         <w:tc>
@@ -8292,8 +10097,13 @@
             <w:tcW w:w="5619" w:type="dxa"/>
           </w:tcPr>
           <w:p>
-            <w:r>
-              <w:t>Page.goto: Timeout 10000ms</w:t>
+            <w:proofErr w:type="spellStart"/>
+            <w:r>
+              <w:t>Page.goto</w:t>
+            </w:r>
+            <w:proofErr w:type="spellEnd"/>
+            <w:r>
+              <w:t>: Timeout 10000ms</w:t>
             </w:r>
           </w:p>
         </w:tc>
@@ -8334,8 +10144,13 @@
             <w:tcW w:w="5619" w:type="dxa"/>
           </w:tcPr>
           <w:p>
-            <w:r>
-              <w:t>Page.goto: Timeout 10000ms</w:t>
+            <w:proofErr w:type="spellStart"/>
+            <w:r>
+              <w:t>Page.goto</w:t>
+            </w:r>
+            <w:proofErr w:type="spellEnd"/>
+            <w:r>
+              <w:t>: Timeout 10000ms</w:t>
             </w:r>
           </w:p>
         </w:tc>
@@ -8376,8 +10191,13 @@
             <w:tcW w:w="5619" w:type="dxa"/>
           </w:tcPr>
           <w:p>
-            <w:r>
-              <w:t>Page.goto: Timeout 10000ms</w:t>
+            <w:proofErr w:type="spellStart"/>
+            <w:r>
+              <w:t>Page.goto</w:t>
+            </w:r>
+            <w:proofErr w:type="spellEnd"/>
+            <w:r>
+              <w:t>: Timeout 10000ms</w:t>
             </w:r>
           </w:p>
         </w:tc>
@@ -8418,8 +10238,13 @@
             <w:tcW w:w="5619" w:type="dxa"/>
           </w:tcPr>
           <w:p>
-            <w:r>
-              <w:t>Page.goto: Timeout 10000ms</w:t>
+            <w:proofErr w:type="spellStart"/>
+            <w:r>
+              <w:t>Page.goto</w:t>
+            </w:r>
+            <w:proofErr w:type="spellEnd"/>
+            <w:r>
+              <w:t>: Timeout 10000ms</w:t>
             </w:r>
           </w:p>
         </w:tc>
@@ -8450,9 +10275,11 @@
             <w:tcW w:w="1559" w:type="dxa"/>
           </w:tcPr>
           <w:p>
+            <w:proofErr w:type="spellStart"/>
             <w:r>
               <w:t>Shopping_admin</w:t>
             </w:r>
+            <w:proofErr w:type="spellEnd"/>
           </w:p>
         </w:tc>
         <w:tc>
@@ -8460,8 +10287,13 @@
             <w:tcW w:w="5619" w:type="dxa"/>
           </w:tcPr>
           <w:p>
-            <w:r>
-              <w:t>Frame.evaluate: Target crashed</w:t>
+            <w:proofErr w:type="spellStart"/>
+            <w:r>
+              <w:t>Frame.evaluate</w:t>
+            </w:r>
+            <w:proofErr w:type="spellEnd"/>
+            <w:r>
+              <w:t>: Target crashed</w:t>
             </w:r>
           </w:p>
         </w:tc>
@@ -8492,9 +10324,11 @@
             <w:tcW w:w="1559" w:type="dxa"/>
           </w:tcPr>
           <w:p>
+            <w:proofErr w:type="spellStart"/>
             <w:r>
               <w:t>Shopping_admin</w:t>
             </w:r>
+            <w:proofErr w:type="spellEnd"/>
           </w:p>
         </w:tc>
         <w:tc>
@@ -8502,8 +10336,13 @@
             <w:tcW w:w="5619" w:type="dxa"/>
           </w:tcPr>
           <w:p>
-            <w:r>
-              <w:t>Frame.evaluate: Target crashed</w:t>
+            <w:proofErr w:type="spellStart"/>
+            <w:r>
+              <w:t>Frame.evaluate</w:t>
+            </w:r>
+            <w:proofErr w:type="spellEnd"/>
+            <w:r>
+              <w:t>: Target crashed</w:t>
             </w:r>
           </w:p>
         </w:tc>
@@ -8515,13 +10354,45 @@
         <w:t>4/6 errors are page load timeouts (site took longer than 10 seconds to respond). 2/6 errors are chromium crashes</w:t>
       </w:r>
       <w:r>
-        <w:t xml:space="preserve">. Simple fix is to remove the error rows from the batch results jsonl file and re-run the batch script, which will detect the six missing (task_id, budget_level) pairs via its resume logic and collect only those. </w:t>
+        <w:t xml:space="preserve">. Simple fix is to remove the error rows from the batch results </w:t>
+      </w:r>
+      <w:proofErr w:type="spellStart"/>
+      <w:r>
+        <w:t>jsonl</w:t>
+      </w:r>
+      <w:proofErr w:type="spellEnd"/>
+      <w:r>
+        <w:t xml:space="preserve"> file and re-run the batch script, which will detect the six missing (</w:t>
+      </w:r>
+      <w:proofErr w:type="spellStart"/>
+      <w:r>
+        <w:t>task_id</w:t>
+      </w:r>
+      <w:proofErr w:type="spellEnd"/>
+      <w:r>
+        <w:t xml:space="preserve">, </w:t>
+      </w:r>
+      <w:proofErr w:type="spellStart"/>
+      <w:r>
+        <w:t>budget_level</w:t>
+      </w:r>
+      <w:proofErr w:type="spellEnd"/>
+      <w:r>
+        <w:t xml:space="preserve">) pairs via its resume logic and collect only those. </w:t>
       </w:r>
       <w:r>
         <w:t xml:space="preserve">After re-collection, a final check should confirm 1,005 lines with 0 error rows. </w:t>
       </w:r>
       <w:r>
-        <w:t>Full batch is complete for strategy A. Now im moving onto a pilot test run for strategy B</w:t>
+        <w:t xml:space="preserve">Full batch is complete for strategy A. Now </w:t>
+      </w:r>
+      <w:proofErr w:type="spellStart"/>
+      <w:r>
+        <w:t>im</w:t>
+      </w:r>
+      <w:proofErr w:type="spellEnd"/>
+      <w:r>
+        <w:t xml:space="preserve"> moving onto a pilot test run for strategy B</w:t>
       </w:r>
       <w:r>
         <w:t>.</w:t>
@@ -8587,7 +10458,17 @@
         <w:t xml:space="preserve"> for strategy B’s pilot run</w:t>
       </w:r>
       <w:r>
-        <w:t>, and its obvious why…</w:t>
+        <w:t xml:space="preserve">, and </w:t>
+      </w:r>
+      <w:proofErr w:type="spellStart"/>
+      <w:proofErr w:type="gramStart"/>
+      <w:r>
+        <w:t>its</w:t>
+      </w:r>
+      <w:proofErr w:type="spellEnd"/>
+      <w:proofErr w:type="gramEnd"/>
+      <w:r>
+        <w:t xml:space="preserve"> obvious why…</w:t>
       </w:r>
     </w:p>
     <w:p>
@@ -8660,7 +10541,23 @@
         </w:drawing>
       </w:r>
       <w:r>
-        <w:t xml:space="preserve">This means I need to add another budget (64k), however to keep the tests consistent between A &amp; B, ill need to add 64k to Strategy A’s budget ladder. This is fine because </w:t>
+        <w:t xml:space="preserve">This means I need to add another budget (64k), </w:t>
+      </w:r>
+      <w:proofErr w:type="gramStart"/>
+      <w:r>
+        <w:t>however</w:t>
+      </w:r>
+      <w:proofErr w:type="gramEnd"/>
+      <w:r>
+        <w:t xml:space="preserve"> to keep the tests consistent between A &amp; B, </w:t>
+      </w:r>
+      <w:proofErr w:type="spellStart"/>
+      <w:r>
+        <w:t>ill</w:t>
+      </w:r>
+      <w:proofErr w:type="spellEnd"/>
+      <w:r>
+        <w:t xml:space="preserve"> need to add 64k to Strategy A’s budget ladder. This is fine because </w:t>
       </w:r>
       <w:r>
         <w:t xml:space="preserve">I don’t have to re-collect the full batch, just the 64k budget for each task. </w:t>
@@ -8713,7 +10610,15 @@
     </w:p>
     <w:p>
       <w:r>
-        <w:t>Furthermore, after examining how many times the critic is actually called its:</w:t>
+        <w:t xml:space="preserve">Furthermore, after examining how many times the critic is </w:t>
+      </w:r>
+      <w:proofErr w:type="gramStart"/>
+      <w:r>
+        <w:t>actually called</w:t>
+      </w:r>
+      <w:proofErr w:type="gramEnd"/>
+      <w:r>
+        <w:t xml:space="preserve"> its:</w:t>
       </w:r>
     </w:p>
     <w:tbl>
@@ -8863,25 +10768,94 @@
         <w:t xml:space="preserve">2 revisions were both reasonable (wrong element ID), but neither saved the episode. The critic does seem to miss certain things </w:t>
       </w:r>
       <w:r>
-        <w:t>as it can only judge what the current AXTrree and the proposed action is. So for example, since WebArena describes Postmill as “a copy of reddit”, the agent receives this description</w:t>
-      </w:r>
-      <w:r>
-        <w:t xml:space="preserve"> and uses reddit search syntax which doesn’t work on Postmill. This is fine since strategy C will learn from this by learning which states benefit from a critic call and skips it everywhere else. If the critic was consistently useful, then there would be nothing </w:t>
+        <w:t xml:space="preserve">as it can only judge what the current </w:t>
+      </w:r>
+      <w:proofErr w:type="spellStart"/>
+      <w:r>
+        <w:t>AXTrree</w:t>
+      </w:r>
+      <w:proofErr w:type="spellEnd"/>
+      <w:r>
+        <w:t xml:space="preserve"> and the proposed action is. </w:t>
+      </w:r>
+      <w:proofErr w:type="gramStart"/>
+      <w:r>
+        <w:t>So</w:t>
+      </w:r>
+      <w:proofErr w:type="gramEnd"/>
+      <w:r>
+        <w:t xml:space="preserve"> for example, since </w:t>
+      </w:r>
+      <w:proofErr w:type="spellStart"/>
+      <w:r>
+        <w:t>WebArena</w:t>
+      </w:r>
+      <w:proofErr w:type="spellEnd"/>
+      <w:r>
+        <w:t xml:space="preserve"> describes </w:t>
+      </w:r>
+      <w:proofErr w:type="spellStart"/>
+      <w:r>
+        <w:t>Postmill</w:t>
+      </w:r>
+      <w:proofErr w:type="spellEnd"/>
+      <w:r>
+        <w:t xml:space="preserve"> as “a copy of reddit”, the agent receives this description</w:t>
+      </w:r>
+      <w:r>
+        <w:t xml:space="preserve"> and uses reddit search syntax which doesn’t work on </w:t>
+      </w:r>
+      <w:proofErr w:type="spellStart"/>
+      <w:r>
+        <w:t>Postmill</w:t>
+      </w:r>
+      <w:proofErr w:type="spellEnd"/>
+      <w:r>
+        <w:t xml:space="preserve">. This is fine since strategy C will learn from this by learning which states benefit from a critic call and skips it everywhere else. If the critic was consistently useful, then there would be nothing </w:t>
       </w:r>
       <w:r>
         <w:t xml:space="preserve">for the router (in strategy C) to improve on. </w:t>
       </w:r>
     </w:p>
     <w:p>
+      <w:proofErr w:type="gramStart"/>
       <w:r>
         <w:lastRenderedPageBreak/>
-        <w:t xml:space="preserve">So since strategy </w:t>
+        <w:t>So</w:t>
+      </w:r>
+      <w:proofErr w:type="gramEnd"/>
+      <w:r>
+        <w:t xml:space="preserve"> since strategy </w:t>
       </w:r>
       <w:r>
         <w:t>B</w:t>
       </w:r>
       <w:r>
-        <w:t xml:space="preserve"> has a few successions on a budget of 32k, its only fair to add another level of 64k. But for testing consistently, ill have to do this for strategy A as well. </w:t>
+        <w:t xml:space="preserve"> has a few successions on a budget of 32k, </w:t>
+      </w:r>
+      <w:proofErr w:type="spellStart"/>
+      <w:r>
+        <w:t>its</w:t>
+      </w:r>
+      <w:proofErr w:type="spellEnd"/>
+      <w:r>
+        <w:t xml:space="preserve"> only fair to add another level of 64k. But for testing consistently, </w:t>
+      </w:r>
+      <w:proofErr w:type="spellStart"/>
+      <w:r>
+        <w:t>ill</w:t>
+      </w:r>
+      <w:proofErr w:type="spellEnd"/>
+      <w:r>
+        <w:t xml:space="preserve"> </w:t>
+      </w:r>
+      <w:proofErr w:type="gramStart"/>
+      <w:r>
+        <w:t>have to</w:t>
+      </w:r>
+      <w:proofErr w:type="gramEnd"/>
+      <w:r>
+        <w:t xml:space="preserve"> do this for strategy A as well. </w:t>
       </w:r>
       <w:r>
         <w:t xml:space="preserve">All I have to do is add it to the “BUDGETS” variable in “wa_env.py”. </w:t>
@@ -8892,7 +10866,15 @@
         <w:t>Started the full batch run for strategy B</w:t>
       </w:r>
       <w:r>
-        <w:t xml:space="preserve"> on the instance (tmux command for ubuntu machines). </w:t>
+        <w:t xml:space="preserve"> on the instance (</w:t>
+      </w:r>
+      <w:proofErr w:type="spellStart"/>
+      <w:r>
+        <w:t>tmux</w:t>
+      </w:r>
+      <w:proofErr w:type="spellEnd"/>
+      <w:r>
+        <w:t xml:space="preserve"> command for ubuntu machines). </w:t>
       </w:r>
     </w:p>
     <w:p/>
@@ -8982,7 +10964,15 @@
     </w:p>
     <w:p>
       <w:r>
-        <w:t xml:space="preserve">Ok so ive decided to complete all tasks for each site, since only doing 67 tasks/site doesn’t represent the </w:t>
+        <w:t xml:space="preserve">Ok so </w:t>
+      </w:r>
+      <w:proofErr w:type="spellStart"/>
+      <w:r>
+        <w:t>ive</w:t>
+      </w:r>
+      <w:proofErr w:type="spellEnd"/>
+      <w:r>
+        <w:t xml:space="preserve"> decided to complete all tasks for each site, since only doing 67 tasks/site doesn’t represent the </w:t>
       </w:r>
       <w:r>
         <w:t xml:space="preserve">full list of </w:t>
@@ -9097,7 +11087,23 @@
     </w:p>
     <w:p>
       <w:r>
-        <w:t xml:space="preserve">Then ill run both strategies to complete ALL tasks for EACH site (ill first find out how many total tasks there are per site). Ill need to add a function to calculate the total token costs per strategy as well (then as previously stated to split the analysis script into multiple files for readability – 1 for A and 1 for B and 1 that shares </w:t>
+        <w:t xml:space="preserve">Then </w:t>
+      </w:r>
+      <w:proofErr w:type="spellStart"/>
+      <w:r>
+        <w:t>ill</w:t>
+      </w:r>
+      <w:proofErr w:type="spellEnd"/>
+      <w:r>
+        <w:t xml:space="preserve"> run both strategies to complete ALL tasks for EACH site (ill first find out how many total tasks there are per site). </w:t>
+      </w:r>
+      <w:proofErr w:type="spellStart"/>
+      <w:r>
+        <w:t>Ill</w:t>
+      </w:r>
+      <w:proofErr w:type="spellEnd"/>
+      <w:r>
+        <w:t xml:space="preserve"> need to add a function to calculate the total token costs per strategy as well (then as previously stated to split the analysis script into multiple files for readability – 1 for A and 1 for B and 1 that shares </w:t>
       </w:r>
       <w:r>
         <w:t>analysis functions)</w:t>
@@ -9201,7 +11207,15 @@
         <w:t xml:space="preserve"> Ive noticed that </w:t>
       </w:r>
       <w:r>
-        <w:t>task 460 compounds a 15% reduction even though the task was to reduce it once. So this needs to be identified in strategy B if it can be</w:t>
+        <w:t xml:space="preserve">task 460 compounds a 15% reduction even though the task was to reduce it once. </w:t>
+      </w:r>
+      <w:proofErr w:type="gramStart"/>
+      <w:r>
+        <w:t>So</w:t>
+      </w:r>
+      <w:proofErr w:type="gramEnd"/>
+      <w:r>
+        <w:t xml:space="preserve"> this needs to be identified in strategy B if it can be</w:t>
       </w:r>
       <w:r>
         <w:t xml:space="preserve"> without any hallucination</w:t>
@@ -9216,10 +11230,26 @@
         <w:t xml:space="preserve"> Ive also created a script that takes in </w:t>
       </w:r>
       <w:r>
-        <w:t xml:space="preserve">the task list (from the WebArena repository) and sorts them based on </w:t>
-      </w:r>
-      <w:r>
-        <w:t xml:space="preserve">category (I.e. shopping, shopping admin and postmill). </w:t>
+        <w:t xml:space="preserve">the task list (from the </w:t>
+      </w:r>
+      <w:proofErr w:type="spellStart"/>
+      <w:r>
+        <w:t>WebArena</w:t>
+      </w:r>
+      <w:proofErr w:type="spellEnd"/>
+      <w:r>
+        <w:t xml:space="preserve"> repository) and sorts them based on </w:t>
+      </w:r>
+      <w:r>
+        <w:t xml:space="preserve">category (I.e. shopping, shopping admin and </w:t>
+      </w:r>
+      <w:proofErr w:type="spellStart"/>
+      <w:r>
+        <w:t>postmill</w:t>
+      </w:r>
+      <w:proofErr w:type="spellEnd"/>
+      <w:r>
+        <w:t xml:space="preserve">). </w:t>
       </w:r>
       <w:r>
         <w:t xml:space="preserve">But also returns a </w:t>
@@ -9232,7 +11262,15 @@
       </w:r>
       <w:r>
         <w:lastRenderedPageBreak/>
-        <w:t>information retrieval, bulk action, delete, modify value, navigation, create or purchase tasks (or other if they do not fit in those sub categories)</w:t>
+        <w:t xml:space="preserve">information retrieval, bulk action, delete, modify value, navigation, create or purchase tasks (or other if they do not fit in those </w:t>
+      </w:r>
+      <w:proofErr w:type="gramStart"/>
+      <w:r>
+        <w:t>sub categories</w:t>
+      </w:r>
+      <w:proofErr w:type="gramEnd"/>
+      <w:r>
+        <w:t>)</w:t>
       </w:r>
       <w:r>
         <w:t>.</w:t>
@@ -9370,8 +11408,13 @@
           </w:tcPr>
           <w:p>
             <w:r>
-              <w:t>Post, draft, fill forms, rate, reply, subscribe, add to wishlist</w:t>
-            </w:r>
+              <w:t xml:space="preserve">Post, draft, fill forms, rate, reply, subscribe, add to </w:t>
+            </w:r>
+            <w:proofErr w:type="spellStart"/>
+            <w:r>
+              <w:t>wishlist</w:t>
+            </w:r>
+            <w:proofErr w:type="spellEnd"/>
           </w:p>
         </w:tc>
       </w:tr>
@@ -9571,7 +11614,15 @@
     <w:p/>
     <w:p>
       <w:r>
-        <w:t xml:space="preserve">Another change ive made is the prompting for strategy B, as I didn’t include every possible action the agent(s) should be focusing on. </w:t>
+        <w:t xml:space="preserve">Another change </w:t>
+      </w:r>
+      <w:proofErr w:type="spellStart"/>
+      <w:r>
+        <w:t>ive</w:t>
+      </w:r>
+      <w:proofErr w:type="spellEnd"/>
+      <w:r>
+        <w:t xml:space="preserve"> made is the prompting for strategy B, as I didn’t include every possible action the agent(s) should be focusing on. </w:t>
       </w:r>
       <w:r>
         <w:t>I.e. focusing on different problem types as mentioned above in the table. After examining the tasks and problem types, I will make these additions/adjustments to the prompts for each agent in strategy B:</w:t>
@@ -9736,7 +11787,15 @@
           </w:tcPr>
           <w:p>
             <w:r>
-              <w:t>Navigation only stop rules</w:t>
+              <w:t xml:space="preserve">Navigation only </w:t>
+            </w:r>
+            <w:proofErr w:type="gramStart"/>
+            <w:r>
+              <w:t>stop</w:t>
+            </w:r>
+            <w:proofErr w:type="gramEnd"/>
+            <w:r>
+              <w:t xml:space="preserve"> rules</w:t>
             </w:r>
           </w:p>
         </w:tc>
@@ -9877,8 +11936,13 @@
           </w:tcPr>
           <w:p>
             <w:r>
-              <w:t>Create on postmill</w:t>
-            </w:r>
+              <w:t xml:space="preserve">Create on </w:t>
+            </w:r>
+            <w:proofErr w:type="spellStart"/>
+            <w:r>
+              <w:t>postmill</w:t>
+            </w:r>
+            <w:proofErr w:type="spellEnd"/>
           </w:p>
         </w:tc>
         <w:tc>
@@ -10101,7 +12165,15 @@
           <w:p>
             <w:r>
               <w:lastRenderedPageBreak/>
-              <w:t>Multi-line text in single fill()</w:t>
+              <w:t xml:space="preserve">Multi-line text in single </w:t>
+            </w:r>
+            <w:proofErr w:type="gramStart"/>
+            <w:r>
+              <w:t>fill(</w:t>
+            </w:r>
+            <w:proofErr w:type="gramEnd"/>
+            <w:r>
+              <w:t>)</w:t>
             </w:r>
           </w:p>
         </w:tc>
@@ -10214,7 +12286,15 @@
           </w:tcPr>
           <w:p>
             <w:r>
-              <w:t>Explicit AXTree verification</w:t>
+              <w:t xml:space="preserve">Explicit </w:t>
+            </w:r>
+            <w:proofErr w:type="spellStart"/>
+            <w:r>
+              <w:t>AXTree</w:t>
+            </w:r>
+            <w:proofErr w:type="spellEnd"/>
+            <w:r>
+              <w:t xml:space="preserve"> verification</w:t>
             </w:r>
           </w:p>
         </w:tc>
@@ -10258,8 +12338,13 @@
           </w:tcPr>
           <w:p>
             <w:r>
-              <w:t>Required field check before submit</w:t>
-            </w:r>
+              <w:t xml:space="preserve">Required field check before </w:t>
+            </w:r>
+            <w:proofErr w:type="gramStart"/>
+            <w:r>
+              <w:t>submit</w:t>
+            </w:r>
+            <w:proofErr w:type="gramEnd"/>
           </w:p>
         </w:tc>
         <w:tc>
@@ -10302,7 +12387,15 @@
         <w:t>Oh and 1 more thing is splitting the training data for strategy C into categories</w:t>
       </w:r>
       <w:r>
-        <w:t xml:space="preserve"> to avoid contamination (i.e. if a task is modifying, creating, etc.. and is completed by a budget, the other budgets may be seen as “successful” but that’s because it was already completed by the other budget)</w:t>
+        <w:t xml:space="preserve"> to avoid contamination (i.e. if a task is modifying, creating, </w:t>
+      </w:r>
+      <w:proofErr w:type="gramStart"/>
+      <w:r>
+        <w:t>etc..</w:t>
+      </w:r>
+      <w:proofErr w:type="gramEnd"/>
+      <w:r>
+        <w:t xml:space="preserve"> and is completed by a budget, the other budgets may be seen as “successful” but that’s because it was already completed by the other budget)</w:t>
       </w:r>
       <w:r>
         <w:t>:</w:t>
@@ -10430,7 +12523,15 @@
               <w:t xml:space="preserve"> (or keep and only </w:t>
             </w:r>
             <w:r>
-              <w:t>change end state to env_terminated)</w:t>
+              <w:t xml:space="preserve">change end state to </w:t>
+            </w:r>
+            <w:proofErr w:type="spellStart"/>
+            <w:r>
+              <w:t>env_terminated</w:t>
+            </w:r>
+            <w:proofErr w:type="spellEnd"/>
+            <w:r>
+              <w:t>)</w:t>
             </w:r>
           </w:p>
         </w:tc>
@@ -10549,12 +12650,84 @@
     </w:p>
     <w:p>
       <w:r>
-        <w:t>Hallucinated actions and Critic validation limits. During Strategy B's expanded collection, 56 of ~2,950 Executor actions (1.9%) used syntax outside BrowserGym's vocabulary — press_enter('id') instead of press('id', 'Enter'), navigate('url') instead of goto('url'), scroll_into_view('id') instead of scroll(0, 400). The model drew these from its training data rather than from the action vocabulary provided in the prompt.</w:t>
-      </w:r>
-    </w:p>
-    <w:p>
-      <w:r>
-        <w:t>The Critic approved all 56. This confirms the Critic validates actions against its understanding of the task rather than mechanically checking the action string against the vocabulary list. It assessed whether press_enter made sense in context (it did, semantically) without verifying the syntax was valid.</w:t>
+        <w:t xml:space="preserve">Hallucinated actions and Critic validation limits. During Strategy B's expanded collection, 56 of ~2,950 Executor actions (1.9%) used syntax outside </w:t>
+      </w:r>
+      <w:proofErr w:type="spellStart"/>
+      <w:r>
+        <w:t>BrowserGym's</w:t>
+      </w:r>
+      <w:proofErr w:type="spellEnd"/>
+      <w:r>
+        <w:t xml:space="preserve"> vocabulary — </w:t>
+      </w:r>
+      <w:proofErr w:type="spellStart"/>
+      <w:r>
+        <w:t>press_enter</w:t>
+      </w:r>
+      <w:proofErr w:type="spellEnd"/>
+      <w:r>
+        <w:t xml:space="preserve">('id') instead of </w:t>
+      </w:r>
+      <w:proofErr w:type="gramStart"/>
+      <w:r>
+        <w:t>press(</w:t>
+      </w:r>
+      <w:proofErr w:type="gramEnd"/>
+      <w:r>
+        <w:t>'id', 'Enter'), navigate('</w:t>
+      </w:r>
+      <w:proofErr w:type="spellStart"/>
+      <w:r>
+        <w:t>url</w:t>
+      </w:r>
+      <w:proofErr w:type="spellEnd"/>
+      <w:r>
+        <w:t xml:space="preserve">') instead of </w:t>
+      </w:r>
+      <w:proofErr w:type="spellStart"/>
+      <w:r>
+        <w:t>goto</w:t>
+      </w:r>
+      <w:proofErr w:type="spellEnd"/>
+      <w:r>
+        <w:t>('</w:t>
+      </w:r>
+      <w:proofErr w:type="spellStart"/>
+      <w:r>
+        <w:t>url</w:t>
+      </w:r>
+      <w:proofErr w:type="spellEnd"/>
+      <w:r>
+        <w:t xml:space="preserve">'), </w:t>
+      </w:r>
+      <w:proofErr w:type="spellStart"/>
+      <w:r>
+        <w:t>scroll_into_view</w:t>
+      </w:r>
+      <w:proofErr w:type="spellEnd"/>
+      <w:r>
+        <w:t xml:space="preserve">('id') instead of </w:t>
+      </w:r>
+      <w:proofErr w:type="gramStart"/>
+      <w:r>
+        <w:t>scroll(</w:t>
+      </w:r>
+      <w:proofErr w:type="gramEnd"/>
+      <w:r>
+        <w:t>0, 400). The model drew these from its training data rather than from the action vocabulary provided in the prompt.</w:t>
+      </w:r>
+    </w:p>
+    <w:p>
+      <w:r>
+        <w:t xml:space="preserve">The Critic approved all 56. This confirms the Critic validates actions against its understanding of the task rather than mechanically checking the action string against the vocabulary list. It assessed whether </w:t>
+      </w:r>
+      <w:proofErr w:type="spellStart"/>
+      <w:r>
+        <w:t>press_enter</w:t>
+      </w:r>
+      <w:proofErr w:type="spellEnd"/>
+      <w:r>
+        <w:t xml:space="preserve"> made sense in context (it did, semantically) without verifying the syntax was valid.</w:t>
       </w:r>
     </w:p>
     <w:p>
@@ -10569,7 +12742,39 @@
         <w:t xml:space="preserve">However, I do have a field that contains </w:t>
       </w:r>
       <w:r>
-        <w:t xml:space="preserve">where there is an action error (action_error), which would fire everytime there is an hallucinated action, so C has a direct signal that something went wrong without needing to parse the action syntax itself. (action_error contains a Boolean value of either T/F). </w:t>
+        <w:t>where there is an action error (</w:t>
+      </w:r>
+      <w:proofErr w:type="spellStart"/>
+      <w:r>
+        <w:t>action_error</w:t>
+      </w:r>
+      <w:proofErr w:type="spellEnd"/>
+      <w:r>
+        <w:t xml:space="preserve">), which would fire </w:t>
+      </w:r>
+      <w:proofErr w:type="spellStart"/>
+      <w:r>
+        <w:t>everytime</w:t>
+      </w:r>
+      <w:proofErr w:type="spellEnd"/>
+      <w:r>
+        <w:t xml:space="preserve"> there is </w:t>
+      </w:r>
+      <w:proofErr w:type="gramStart"/>
+      <w:r>
+        <w:t>an</w:t>
+      </w:r>
+      <w:proofErr w:type="gramEnd"/>
+      <w:r>
+        <w:t xml:space="preserve"> hallucinated action, so C has a direct signal that something went wrong without needing to parse the action syntax itself. (</w:t>
+      </w:r>
+      <w:proofErr w:type="spellStart"/>
+      <w:r>
+        <w:t>action_error</w:t>
+      </w:r>
+      <w:proofErr w:type="spellEnd"/>
+      <w:r>
+        <w:t xml:space="preserve"> contains a Boolean value of either T/F). </w:t>
       </w:r>
     </w:p>
     <w:p>
@@ -10924,10 +13129,22 @@
               <w:t xml:space="preserve">JSONL RISK FILE = </w:t>
             </w:r>
             <w:r>
-              <w:t>1 row/task, labelled with a field containing either: “read_only”, “</w:t>
-            </w:r>
-            <w:r>
-              <w:t>idempotent” or “non_idempotent”</w:t>
+              <w:t>1 row/task, labelled with a field containing either: “</w:t>
+            </w:r>
+            <w:r>
+              <w:t>read-only</w:t>
+            </w:r>
+            <w:r>
+              <w:t>”, “</w:t>
+            </w:r>
+            <w:r>
+              <w:t>idempotent” or “</w:t>
+            </w:r>
+            <w:r>
+              <w:t>nonidempotent</w:t>
+            </w:r>
+            <w:r>
+              <w:t>”</w:t>
             </w:r>
           </w:p>
         </w:tc>
@@ -11075,10 +13292,26 @@
     </w:p>
     <w:p>
       <w:r>
-        <w:t xml:space="preserve">I’ve just noticed something horrific, ive accidently </w:t>
-      </w:r>
-      <w:r>
-        <w:t xml:space="preserve">used the variable “{{_ACTION_VOCAB}}” which basically takes the possible actions from strategy A and is called inside the instructions (all 3 agents have this). However, since they are inside double curly brackets, none of the agents can actually see </w:t>
+        <w:t xml:space="preserve">I’ve just noticed something horrific, </w:t>
+      </w:r>
+      <w:proofErr w:type="spellStart"/>
+      <w:r>
+        <w:t>ive</w:t>
+      </w:r>
+      <w:proofErr w:type="spellEnd"/>
+      <w:r>
+        <w:t xml:space="preserve"> accidently </w:t>
+      </w:r>
+      <w:r>
+        <w:t xml:space="preserve">used the variable “{{_ACTION_VOCAB}}” which basically takes the possible actions from strategy A and is called inside the instructions (all 3 agents have this). However, since they are inside double curly brackets, none of the agents can </w:t>
+      </w:r>
+      <w:proofErr w:type="gramStart"/>
+      <w:r>
+        <w:t>actually see</w:t>
+      </w:r>
+      <w:proofErr w:type="gramEnd"/>
+      <w:r>
+        <w:t xml:space="preserve"> </w:t>
       </w:r>
       <w:r>
         <w:t xml:space="preserve">the possible actions… So basically, 40+ hours of wasted time and 3 agents </w:t>
@@ -11104,7 +13337,15 @@
     </w:p>
     <w:p>
       <w:r>
-        <w:t xml:space="preserve">For the new v3 instructions for strategy B, I fixed the action vocab mistake but also ive tried to shorten the instructions as much as I can without losing too much context of “what to do in this situation”. </w:t>
+        <w:t xml:space="preserve">For the new v3 instructions for strategy B, I fixed the action vocab mistake but also </w:t>
+      </w:r>
+      <w:proofErr w:type="spellStart"/>
+      <w:r>
+        <w:t>ive</w:t>
+      </w:r>
+      <w:proofErr w:type="spellEnd"/>
+      <w:r>
+        <w:t xml:space="preserve"> tried to shorten the instructions as much as I can without losing too much context of “what to do in this situation”. </w:t>
       </w:r>
       <w:r>
         <w:t xml:space="preserve">I’ve also removed repeated instructions and removed a few examples (so instead of 5 examples, </w:t>
@@ -11218,13 +13459,37 @@
         <w:t xml:space="preserve">I’ve completed the remove_errors.py file </w:t>
       </w:r>
       <w:r>
-        <w:t xml:space="preserve">where I can pass a few arguments (file directory, dry run, backup). The dry run argument doesn’t remove any errors, its more for confirming </w:t>
-      </w:r>
-      <w:r>
-        <w:t xml:space="preserve">the errors are not the agents errors but the environment itself. </w:t>
-      </w:r>
-      <w:r>
-        <w:t xml:space="preserve">Example of passing dry-run as the argument and the output for the full batch of Strategy A. </w:t>
+        <w:t xml:space="preserve">where I can pass a few arguments (file directory, dry run, backup). The dry run argument doesn’t remove any errors, </w:t>
+      </w:r>
+      <w:proofErr w:type="gramStart"/>
+      <w:r>
+        <w:t>its</w:t>
+      </w:r>
+      <w:proofErr w:type="gramEnd"/>
+      <w:r>
+        <w:t xml:space="preserve"> more for confirming </w:t>
+      </w:r>
+      <w:r>
+        <w:t xml:space="preserve">the errors are not the </w:t>
+      </w:r>
+      <w:proofErr w:type="gramStart"/>
+      <w:r>
+        <w:t>agents</w:t>
+      </w:r>
+      <w:proofErr w:type="gramEnd"/>
+      <w:r>
+        <w:t xml:space="preserve"> errors but the environment itself. </w:t>
+      </w:r>
+      <w:r>
+        <w:t xml:space="preserve">Example of passing </w:t>
+      </w:r>
+      <w:proofErr w:type="gramStart"/>
+      <w:r>
+        <w:t>dry-run</w:t>
+      </w:r>
+      <w:proofErr w:type="gramEnd"/>
+      <w:r>
+        <w:t xml:space="preserve"> as the argument and the output for the full batch of Strategy A. </w:t>
       </w:r>
     </w:p>
     <w:p>

--- a/docs/Additional Material/Journal.docx
+++ b/docs/Additional Material/Journal.docx
@@ -1243,19 +1243,11 @@
       </w:r>
       <w:proofErr w:type="spellStart"/>
       <w:r>
-        <w:t>load_</w:t>
-      </w:r>
-      <w:proofErr w:type="gramStart"/>
-      <w:r>
-        <w:t>dotenv</w:t>
-      </w:r>
-      <w:proofErr w:type="spellEnd"/>
-      <w:r>
-        <w:t>(</w:t>
-      </w:r>
-      <w:proofErr w:type="gramEnd"/>
-      <w:r>
-        <w:t xml:space="preserve">) and remaps my project's WA_* variable names onto the bare names </w:t>
+        <w:t>load_dotenv</w:t>
+      </w:r>
+      <w:proofErr w:type="spellEnd"/>
+      <w:r>
+        <w:t xml:space="preserve">() and remaps my project's WA_* variable names onto the bare names </w:t>
       </w:r>
       <w:proofErr w:type="spellStart"/>
       <w:r>
@@ -1266,12 +1258,10 @@
         <w:t xml:space="preserve"> expects (SHOPPING, SHOPPING_ADMIN, REDDIT, etc.) before importing </w:t>
       </w:r>
       <w:proofErr w:type="spellStart"/>
-      <w:proofErr w:type="gramStart"/>
       <w:r>
         <w:t>browsergym.webarena</w:t>
       </w:r>
       <w:proofErr w:type="spellEnd"/>
-      <w:proofErr w:type="gramEnd"/>
       <w:r>
         <w:t>. Ordering matters here: importing first would leave the environment unconfigured. Sites I am not using are given placeholder URLs so that registration succeeds without those services running.</w:t>
       </w:r>
@@ -1378,19 +1368,11 @@
       </w:r>
       <w:proofErr w:type="spellStart"/>
       <w:r>
-        <w:t>send_msg_to_</w:t>
-      </w:r>
-      <w:proofErr w:type="gramStart"/>
-      <w:r>
-        <w:t>user</w:t>
-      </w:r>
-      <w:proofErr w:type="spellEnd"/>
-      <w:r>
-        <w:t>(</w:t>
-      </w:r>
-      <w:proofErr w:type="gramEnd"/>
-      <w:r>
-        <w:t>) has been called with the answer.</w:t>
+        <w:t>send_msg_to_user</w:t>
+      </w:r>
+      <w:proofErr w:type="spellEnd"/>
+      <w:r>
+        <w:t>() has been called with the answer.</w:t>
       </w:r>
     </w:p>
     <w:p>
@@ -1431,12 +1413,10 @@
         <w:t xml:space="preserve"> environment via </w:t>
       </w:r>
       <w:proofErr w:type="spellStart"/>
-      <w:proofErr w:type="gramStart"/>
       <w:r>
         <w:t>gym.make</w:t>
       </w:r>
       <w:proofErr w:type="spellEnd"/>
-      <w:proofErr w:type="gramEnd"/>
       <w:r>
         <w:t>() and then iterates:</w:t>
       </w:r>
@@ -1454,19 +1434,11 @@
       </w:r>
       <w:proofErr w:type="spellStart"/>
       <w:r>
-        <w:t>flatten_axtree_to_</w:t>
-      </w:r>
-      <w:proofErr w:type="gramStart"/>
-      <w:r>
-        <w:t>str</w:t>
-      </w:r>
-      <w:proofErr w:type="spellEnd"/>
-      <w:r>
-        <w:t>(</w:t>
-      </w:r>
-      <w:proofErr w:type="gramEnd"/>
-      <w:r>
-        <w:t>) and combined with the task goal, the current URL, and any error returned by the previous action.</w:t>
+        <w:t>flatten_axtree_to_str</w:t>
+      </w:r>
+      <w:proofErr w:type="spellEnd"/>
+      <w:r>
+        <w:t>() and combined with the task goal, the current URL, and any error returned by the previous action.</w:t>
       </w:r>
     </w:p>
     <w:p>
@@ -1493,12 +1465,10 @@
         <w:t xml:space="preserve">Token usage is read from </w:t>
       </w:r>
       <w:proofErr w:type="spellStart"/>
-      <w:proofErr w:type="gramStart"/>
       <w:r>
         <w:t>result.usage</w:t>
       </w:r>
       <w:proofErr w:type="spellEnd"/>
-      <w:proofErr w:type="gramEnd"/>
       <w:r>
         <w:t xml:space="preserve">() and accumulated. Because </w:t>
       </w:r>
@@ -1523,12 +1493,10 @@
         <w:t xml:space="preserve">The action is executed with </w:t>
       </w:r>
       <w:proofErr w:type="spellStart"/>
-      <w:proofErr w:type="gramStart"/>
       <w:r>
         <w:t>env.step</w:t>
       </w:r>
       <w:proofErr w:type="spellEnd"/>
-      <w:proofErr w:type="gramEnd"/>
       <w:r>
         <w:t xml:space="preserve">(), which returns the next observation and the reward computed by </w:t>
       </w:r>
@@ -1551,15 +1519,7 @@
         <w:t xml:space="preserve">For the output, each </w:t>
       </w:r>
       <w:r>
-        <w:t xml:space="preserve">step prints the agent's reasoning, its chosen action, the tokens consumed, and whether the action was accepted or produced an error. Each episode reports success, termination reason, step count, input/output/total tokens, and wall-clock duration. A summary table is printed across all three </w:t>
-      </w:r>
-      <w:proofErr w:type="gramStart"/>
-      <w:r>
-        <w:t>sites</w:t>
-      </w:r>
-      <w:proofErr w:type="gramEnd"/>
-      <w:r>
-        <w:t xml:space="preserve"> and the full per-step log is written to JSON. Episode failures are caught individually so that a problem on one site does not abort the remaining runs.</w:t>
+        <w:t>step prints the agent's reasoning, its chosen action, the tokens consumed, and whether the action was accepted or produced an error. Each episode reports success, termination reason, step count, input/output/total tokens, and wall-clock duration. A summary table is printed across all three sites and the full per-step log is written to JSON. Episode failures are caught individually so that a problem on one site does not abort the remaining runs.</w:t>
       </w:r>
     </w:p>
     <w:p>
@@ -1572,15 +1532,7 @@
         <w:t xml:space="preserve">I also note a measurement consideration for GPT-5 Mini specifically: it is a reasoning model, and its hidden reasoning tokens are billed as output tokens. This is correct for budget accounting </w:t>
       </w:r>
       <w:r>
-        <w:t xml:space="preserve">as those tokens are a real </w:t>
-      </w:r>
-      <w:proofErr w:type="gramStart"/>
-      <w:r>
-        <w:t>cost</w:t>
-      </w:r>
-      <w:proofErr w:type="gramEnd"/>
-      <w:r>
-        <w:t xml:space="preserve"> </w:t>
+        <w:t xml:space="preserve">as those tokens are a real cost </w:t>
       </w:r>
       <w:r>
         <w:t xml:space="preserve">but it means </w:t>
@@ -1838,15 +1790,7 @@
           </w:tcPr>
           <w:p>
             <w:r>
-              <w:t xml:space="preserve">0 – </w:t>
-            </w:r>
-            <w:proofErr w:type="gramStart"/>
-            <w:r>
-              <w:t>cant</w:t>
-            </w:r>
-            <w:proofErr w:type="gramEnd"/>
-            <w:r>
-              <w:t xml:space="preserve"> complete 1 step</w:t>
+              <w:t>0 – cant complete 1 step</w:t>
             </w:r>
           </w:p>
         </w:tc>
@@ -1941,15 +1885,7 @@
         <w:t xml:space="preserve"> which should remove the 500ms timeouts</w:t>
       </w:r>
       <w:r>
-        <w:t xml:space="preserve"> and should progress through the task and give a true read on how many steps this task </w:t>
-      </w:r>
-      <w:proofErr w:type="gramStart"/>
-      <w:r>
-        <w:t>actually needs</w:t>
-      </w:r>
-      <w:proofErr w:type="gramEnd"/>
-      <w:r>
-        <w:t xml:space="preserve">. </w:t>
+        <w:t xml:space="preserve"> and should progress through the task and give a true read on how many steps this task actually needs. </w:t>
       </w:r>
       <w:r>
         <w:t xml:space="preserve">Tokens per step may even drop. </w:t>
@@ -2056,13 +1992,8 @@
       </w:r>
     </w:p>
     <w:p>
-      <w:proofErr w:type="gramStart"/>
-      <w:r>
-        <w:t>So</w:t>
-      </w:r>
-      <w:proofErr w:type="gramEnd"/>
-      <w:r>
-        <w:t xml:space="preserve"> I had to install all the libraries </w:t>
+      <w:r>
+        <w:t xml:space="preserve">So I had to install all the libraries </w:t>
       </w:r>
       <w:proofErr w:type="spellStart"/>
       <w:r>
@@ -2249,15 +2180,7 @@
       </w:r>
       <w:proofErr w:type="spellEnd"/>
       <w:r>
-        <w:t xml:space="preserve"> repository including its </w:t>
-      </w:r>
-      <w:proofErr w:type="gramStart"/>
-      <w:r>
-        <w:t>top level</w:t>
-      </w:r>
-      <w:proofErr w:type="gramEnd"/>
-      <w:r>
-        <w:t xml:space="preserve"> modules.</w:t>
+        <w:t xml:space="preserve"> repository including its top level modules.</w:t>
       </w:r>
     </w:p>
     <w:p/>
@@ -2383,15 +2306,7 @@
         <w:t xml:space="preserve"> directly into the code</w:t>
       </w:r>
       <w:r>
-        <w:t xml:space="preserve">, the results </w:t>
-      </w:r>
-      <w:proofErr w:type="gramStart"/>
-      <w:r>
-        <w:t>looks</w:t>
-      </w:r>
-      <w:proofErr w:type="gramEnd"/>
-      <w:r>
-        <w:t xml:space="preserve"> better. </w:t>
+        <w:t xml:space="preserve">, the results looks better. </w:t>
       </w:r>
       <w:r>
         <w:t>However, the issue with the budget ladder is consistent</w:t>
@@ -2630,15 +2545,7 @@
     </w:p>
     <w:p>
       <w:r>
-        <w:t xml:space="preserve">2 things </w:t>
-      </w:r>
-      <w:proofErr w:type="gramStart"/>
-      <w:r>
-        <w:t>needs</w:t>
-      </w:r>
-      <w:proofErr w:type="gramEnd"/>
-      <w:r>
-        <w:t xml:space="preserve"> to change now:</w:t>
+        <w:t>2 things needs to change now:</w:t>
       </w:r>
     </w:p>
     <w:p>
@@ -2652,13 +2559,8 @@
       <w:r>
         <w:t xml:space="preserve">Cut cost per step by pinning the reasoning effort to low as the output is between 429-1198/step and reasoning tokens take a big chunk of that. </w:t>
       </w:r>
-      <w:proofErr w:type="gramStart"/>
-      <w:r>
-        <w:t>Also</w:t>
-      </w:r>
-      <w:proofErr w:type="gramEnd"/>
-      <w:r>
-        <w:t xml:space="preserve"> I need to trim the </w:t>
+      <w:r>
+        <w:t xml:space="preserve">Also I need to trim the </w:t>
       </w:r>
       <w:proofErr w:type="spellStart"/>
       <w:r>
@@ -2669,15 +2571,7 @@
         <w:t xml:space="preserve">, as this also has filtering options by dropping non-interactive elements (this can cut input tokens substantially). </w:t>
       </w:r>
       <w:r>
-        <w:t>If I get 2,000/</w:t>
-      </w:r>
-      <w:proofErr w:type="gramStart"/>
-      <w:r>
-        <w:t>step</w:t>
-      </w:r>
-      <w:proofErr w:type="gramEnd"/>
-      <w:r>
-        <w:t xml:space="preserve"> then a 16k budget gives me 8 steps which is more realistic. </w:t>
+        <w:t xml:space="preserve">If I get 2,000/step then a 16k budget gives me 8 steps which is more realistic. </w:t>
       </w:r>
     </w:p>
     <w:p>
@@ -2701,15 +2595,7 @@
         <w:t xml:space="preserve">The reasoning pin worked, output tokens fell 47% (from 2,887 to 1,539) with reasoning tokens now visible at 64-448/step. However, step 4 </w:t>
       </w:r>
       <w:r>
-        <w:t xml:space="preserve">shows that input tokens </w:t>
-      </w:r>
-      <w:proofErr w:type="gramStart"/>
-      <w:r>
-        <w:t>is</w:t>
-      </w:r>
-      <w:proofErr w:type="gramEnd"/>
-      <w:r>
-        <w:t xml:space="preserve"> 97% of my cost. </w:t>
+        <w:t xml:space="preserve">shows that input tokens is 97% of my cost. </w:t>
       </w:r>
     </w:p>
     <w:p>
@@ -2932,15 +2818,7 @@
     </w:p>
     <w:p>
       <w:r>
-        <w:t xml:space="preserve">To fix this, I need to estimate the calls input cost BEFORE paying for it. </w:t>
-      </w:r>
-      <w:proofErr w:type="gramStart"/>
-      <w:r>
-        <w:t>So</w:t>
-      </w:r>
-      <w:proofErr w:type="gramEnd"/>
-      <w:r>
-        <w:t xml:space="preserve"> an episode must NEVER exceed its stated budget. </w:t>
+        <w:t xml:space="preserve">To fix this, I need to estimate the calls input cost BEFORE paying for it. So an episode must NEVER exceed its stated budget. </w:t>
       </w:r>
     </w:p>
     <w:p>
@@ -3001,15 +2879,7 @@
         <w:t xml:space="preserve">This is at 1,800 tokens/step on average. </w:t>
       </w:r>
       <w:r>
-        <w:t xml:space="preserve">And this specific task finished at 10.8k tokens. Now I can </w:t>
-      </w:r>
-      <w:proofErr w:type="gramStart"/>
-      <w:r>
-        <w:t>actually continue</w:t>
-      </w:r>
-      <w:proofErr w:type="gramEnd"/>
-      <w:r>
-        <w:t xml:space="preserve"> with my proposed </w:t>
+        <w:t xml:space="preserve">And this specific task finished at 10.8k tokens. Now I can actually continue with my proposed </w:t>
       </w:r>
       <w:r>
         <w:t xml:space="preserve">ladder of 2k/4k/8k/16k as this now validated the original design once the observation cost was controlled. </w:t>
@@ -3377,15 +3247,7 @@
         <w:t>For Task 0 on CMS (</w:t>
       </w:r>
       <w:r>
-        <w:t xml:space="preserve">What is the </w:t>
-      </w:r>
-      <w:proofErr w:type="gramStart"/>
-      <w:r>
-        <w:t>top-1</w:t>
-      </w:r>
-      <w:proofErr w:type="gramEnd"/>
-      <w:r>
-        <w:t xml:space="preserve"> best-selling product in 2022</w:t>
+        <w:t>What is the top-1 best-selling product in 2022</w:t>
       </w:r>
       <w:r>
         <w:t xml:space="preserve">): </w:t>
@@ -3567,13 +3429,8 @@
             <w:tcW w:w="3969" w:type="dxa"/>
           </w:tcPr>
           <w:p>
-            <w:proofErr w:type="gramStart"/>
-            <w:r>
-              <w:t>Scroll(</w:t>
-            </w:r>
-            <w:proofErr w:type="gramEnd"/>
-            <w:r>
-              <w:t>0,400) to find the forum</w:t>
+            <w:r>
+              <w:t>Scroll(0,400) to find the forum</w:t>
             </w:r>
           </w:p>
         </w:tc>
@@ -3604,13 +3461,8 @@
             <w:tcW w:w="3969" w:type="dxa"/>
           </w:tcPr>
           <w:p>
-            <w:proofErr w:type="gramStart"/>
-            <w:r>
-              <w:t>Fill(</w:t>
-            </w:r>
-            <w:proofErr w:type="gramEnd"/>
-            <w:r>
-              <w:t>‘50’, ‘</w:t>
+            <w:r>
+              <w:t>Fill(‘50’, ‘</w:t>
             </w:r>
             <w:proofErr w:type="spellStart"/>
             <w:r>
@@ -3637,13 +3489,8 @@
     <w:p/>
     <w:p>
       <w:r>
-        <w:t xml:space="preserve">Ran the same task again with no changes to the code, and I am seeing a lot of </w:t>
-      </w:r>
-      <w:proofErr w:type="gramStart"/>
-      <w:r>
-        <w:t>variance</w:t>
-      </w:r>
-      <w:proofErr w:type="gramEnd"/>
+        <w:t>Ran the same task again with no changes to the code, and I am seeing a lot of variance</w:t>
+      </w:r>
       <w:r>
         <w:t>:</w:t>
       </w:r>
@@ -3887,19 +3734,11 @@
       </w:r>
       <w:proofErr w:type="spellStart"/>
       <w:r>
-        <w:t>build_</w:t>
-      </w:r>
-      <w:proofErr w:type="gramStart"/>
-      <w:r>
-        <w:t>prompt</w:t>
-      </w:r>
-      <w:proofErr w:type="spellEnd"/>
-      <w:r>
-        <w:t>(</w:t>
-      </w:r>
-      <w:proofErr w:type="gramEnd"/>
-      <w:r>
-        <w:t xml:space="preserve">)” </w:t>
+        <w:t>build_prompt</w:t>
+      </w:r>
+      <w:proofErr w:type="spellEnd"/>
+      <w:r>
+        <w:t xml:space="preserve">()” </w:t>
       </w:r>
       <w:r>
         <w:t xml:space="preserve">sends the goal, URL, last error, and current </w:t>
@@ -4178,12 +4017,10 @@
         <w:t xml:space="preserve">Since action timeout is NOT a module constant I </w:t>
       </w:r>
       <w:proofErr w:type="spellStart"/>
-      <w:proofErr w:type="gramStart"/>
       <w:r>
         <w:t>cant</w:t>
       </w:r>
       <w:proofErr w:type="spellEnd"/>
-      <w:proofErr w:type="gramEnd"/>
       <w:r>
         <w:t xml:space="preserve"> raise it at runtime</w:t>
       </w:r>
@@ -4224,26 +4061,10 @@
         <w:t xml:space="preserve"> need to stop the false error misleading the agent. </w:t>
       </w:r>
       <w:r>
-        <w:t xml:space="preserve">The click </w:t>
-      </w:r>
-      <w:proofErr w:type="gramStart"/>
-      <w:r>
-        <w:t>actually lands</w:t>
-      </w:r>
-      <w:proofErr w:type="gramEnd"/>
-      <w:r>
-        <w:t>; the timeout is Playwright giving up on the post-click navigation wait.</w:t>
-      </w:r>
-      <w:r>
-        <w:t xml:space="preserve"> The prompt tells the agent </w:t>
-      </w:r>
-      <w:proofErr w:type="gramStart"/>
-      <w:r>
-        <w:t>“error</w:t>
-      </w:r>
-      <w:proofErr w:type="gramEnd"/>
-      <w:r>
-        <w:t>”, so it wastes a step re-</w:t>
+        <w:t>The click actually lands; the timeout is Playwright giving up on the post-click navigation wait.</w:t>
+      </w:r>
+      <w:r>
+        <w:t xml:space="preserve"> The prompt tells the agent “error”, so it wastes a step re-</w:t>
       </w:r>
       <w:proofErr w:type="spellStart"/>
       <w:r>
@@ -4303,15 +4124,7 @@
         <w:t xml:space="preserve">Changing </w:t>
       </w:r>
       <w:r>
-        <w:t xml:space="preserve">timeout set from 60,000 to 10,000 showed no variance. </w:t>
-      </w:r>
-      <w:proofErr w:type="gramStart"/>
-      <w:r>
-        <w:t>So</w:t>
-      </w:r>
-      <w:proofErr w:type="gramEnd"/>
-      <w:r>
-        <w:t xml:space="preserve"> keeping to 10,000. </w:t>
+        <w:t xml:space="preserve">timeout set from 60,000 to 10,000 showed no variance. So keeping to 10,000. </w:t>
       </w:r>
     </w:p>
     <w:p>
@@ -4332,35 +4145,17 @@
       </w:r>
     </w:p>
     <w:p>
-      <w:proofErr w:type="gramStart"/>
-      <w:r>
-        <w:t>So</w:t>
-      </w:r>
-      <w:proofErr w:type="gramEnd"/>
-      <w:r>
-        <w:t xml:space="preserve"> what I can do now is my </w:t>
-      </w:r>
-      <w:r>
-        <w:t xml:space="preserve">RQ2 which is </w:t>
-      </w:r>
-      <w:proofErr w:type="gramStart"/>
-      <w:r>
-        <w:t>actually labelling</w:t>
-      </w:r>
-      <w:proofErr w:type="gramEnd"/>
-      <w:r>
-        <w:t xml:space="preserve"> the tasks </w:t>
+      <w:r>
+        <w:t xml:space="preserve">So what I can do now is my </w:t>
+      </w:r>
+      <w:r>
+        <w:t xml:space="preserve">RQ2 which is actually labelling the tasks </w:t>
       </w:r>
       <w:r>
         <w:t xml:space="preserve">based on difficulty, so in this case task 0 would be classed as easy based on my own rubric scale. </w:t>
       </w:r>
-      <w:proofErr w:type="gramStart"/>
-      <w:r>
-        <w:t>So</w:t>
-      </w:r>
-      <w:proofErr w:type="gramEnd"/>
-      <w:r>
-        <w:t xml:space="preserve"> the way I will score each task will be based on 4 observable properties which will band together to provide </w:t>
+      <w:r>
+        <w:t xml:space="preserve">So the way I will score each task will be based on 4 observable properties which will band together to provide </w:t>
       </w:r>
       <w:r>
         <w:t>the final score (or difficulty):</w:t>
@@ -5082,15 +4877,7 @@
       </w:r>
       <w:proofErr w:type="spellEnd"/>
       <w:r>
-        <w:t xml:space="preserve"> good I found this before the </w:t>
-      </w:r>
-      <w:proofErr w:type="gramStart"/>
-      <w:r>
-        <w:t>200 task</w:t>
-      </w:r>
-      <w:proofErr w:type="gramEnd"/>
-      <w:r>
-        <w:t xml:space="preserve"> collection. </w:t>
+        <w:t xml:space="preserve"> good I found this before the 200 task collection. </w:t>
       </w:r>
       <w:r>
         <w:t>I confirmed the cause by running the grep command on “</w:t>
@@ -5218,15 +5005,7 @@
     </w:p>
     <w:p>
       <w:r>
-        <w:t xml:space="preserve">Ok so now I can match the signature </w:t>
-      </w:r>
-      <w:proofErr w:type="gramStart"/>
-      <w:r>
-        <w:t>exactly</w:t>
-      </w:r>
-      <w:proofErr w:type="gramEnd"/>
-      <w:r>
-        <w:t xml:space="preserve"> but I do need to clarify in the report/here is that evaluation API costs do NOT contribute to the token ladder </w:t>
+        <w:t xml:space="preserve">Ok so now I can match the signature exactly but I do need to clarify in the report/here is that evaluation API costs do NOT contribute to the token ladder </w:t>
       </w:r>
       <w:proofErr w:type="spellStart"/>
       <w:r>
@@ -5623,13 +5402,8 @@
             <w:tcW w:w="1418" w:type="dxa"/>
           </w:tcPr>
           <w:p>
-            <w:proofErr w:type="gramStart"/>
-            <w:r>
-              <w:t>Click(</w:t>
-            </w:r>
-            <w:proofErr w:type="gramEnd"/>
-            <w:r>
-              <w:t>‘1075’)</w:t>
+            <w:r>
+              <w:t>Click(‘1075’)</w:t>
             </w:r>
           </w:p>
         </w:tc>
@@ -5660,13 +5434,8 @@
             <w:tcW w:w="1418" w:type="dxa"/>
           </w:tcPr>
           <w:p>
-            <w:proofErr w:type="gramStart"/>
-            <w:r>
-              <w:t>Click(</w:t>
-            </w:r>
-            <w:proofErr w:type="gramEnd"/>
-            <w:r>
-              <w:t>‘1223’)</w:t>
+            <w:r>
+              <w:t>Click(‘1223’)</w:t>
             </w:r>
           </w:p>
         </w:tc>
@@ -5697,13 +5466,8 @@
             <w:tcW w:w="1418" w:type="dxa"/>
           </w:tcPr>
           <w:p>
-            <w:proofErr w:type="gramStart"/>
-            <w:r>
-              <w:t>Click(</w:t>
-            </w:r>
-            <w:proofErr w:type="gramEnd"/>
-            <w:r>
-              <w:t>‘1019’)</w:t>
+            <w:r>
+              <w:t>Click(‘1019’)</w:t>
             </w:r>
           </w:p>
         </w:tc>
@@ -5734,13 +5498,8 @@
             <w:tcW w:w="1418" w:type="dxa"/>
           </w:tcPr>
           <w:p>
-            <w:proofErr w:type="gramStart"/>
-            <w:r>
-              <w:t>Click(</w:t>
-            </w:r>
-            <w:proofErr w:type="gramEnd"/>
-            <w:r>
-              <w:t>‘927’)</w:t>
+            <w:r>
+              <w:t>Click(‘927’)</w:t>
             </w:r>
           </w:p>
         </w:tc>
@@ -5762,15 +5521,7 @@
         <w:t xml:space="preserve">4 visits </w:t>
       </w:r>
       <w:r>
-        <w:t xml:space="preserve">to the same category, and my action-history rule doesn’t catch </w:t>
-      </w:r>
-      <w:proofErr w:type="gramStart"/>
-      <w:r>
-        <w:t>a single one</w:t>
-      </w:r>
-      <w:proofErr w:type="gramEnd"/>
-      <w:r>
-        <w:t xml:space="preserve"> because the bids differ every page </w:t>
+        <w:t xml:space="preserve">to the same category, and my action-history rule doesn’t catch a single one because the bids differ every page </w:t>
       </w:r>
       <w:proofErr w:type="spellStart"/>
       <w:r>
@@ -5780,21 +5531,8 @@
       <w:r>
         <w:t xml:space="preserve">. The strings </w:t>
       </w:r>
-      <w:proofErr w:type="gramStart"/>
-      <w:r>
-        <w:t>click(</w:t>
-      </w:r>
-      <w:proofErr w:type="gramEnd"/>
-      <w:r>
-        <w:t xml:space="preserve">'1075') and </w:t>
-      </w:r>
-      <w:proofErr w:type="gramStart"/>
-      <w:r>
-        <w:t>click(</w:t>
-      </w:r>
-      <w:proofErr w:type="gramEnd"/>
-      <w:r>
-        <w:t>'927') look completely different to the model, so "never repeat an action" is trivially satisfied while the agent goes in circles.</w:t>
+      <w:r>
+        <w:t>click('1075') and click('927') look completely different to the model, so "never repeat an action" is trivially satisfied while the agent goes in circles.</w:t>
       </w:r>
       <w:r>
         <w:t xml:space="preserve"> This burnt around 26,000 tokens and hit the step limit. This means that </w:t>
@@ -5811,13 +5549,8 @@
         <w:lastRenderedPageBreak/>
         <w:t xml:space="preserve">memory defect in my current history format </w:t>
       </w:r>
-      <w:proofErr w:type="gramStart"/>
-      <w:r>
-        <w:t>cant</w:t>
-      </w:r>
-      <w:proofErr w:type="gramEnd"/>
-      <w:r>
-        <w:t xml:space="preserve"> detect. To fix this, I need to track URL’s and not just actions. </w:t>
+      <w:r>
+        <w:t xml:space="preserve">cant detect. To fix this, I need to track URL’s and not just actions. </w:t>
       </w:r>
     </w:p>
     <w:p>
@@ -5830,15 +5563,7 @@
       </w:r>
       <w:proofErr w:type="spellEnd"/>
       <w:r>
-        <w:t xml:space="preserve"> </w:t>
-      </w:r>
-      <w:proofErr w:type="gramStart"/>
-      <w:r>
-        <w:t>need</w:t>
-      </w:r>
-      <w:proofErr w:type="gramEnd"/>
-      <w:r>
-        <w:t xml:space="preserve"> to make is the max steps limit. Since </w:t>
+        <w:t xml:space="preserve"> need to make is the max steps limit. Since </w:t>
       </w:r>
       <w:proofErr w:type="spellStart"/>
       <w:r>
@@ -5854,15 +5579,7 @@
       </w:r>
       <w:proofErr w:type="spellEnd"/>
       <w:r>
-        <w:t xml:space="preserve"> need to raise the steps limit to fit a 32k token cap so the probe measures the unconstrained cost and not the </w:t>
-      </w:r>
-      <w:proofErr w:type="gramStart"/>
-      <w:r>
-        <w:t>12 step</w:t>
-      </w:r>
-      <w:proofErr w:type="gramEnd"/>
-      <w:r>
-        <w:t xml:space="preserve"> cost. </w:t>
+        <w:t xml:space="preserve"> need to raise the steps limit to fit a 32k token cap so the probe measures the unconstrained cost and not the 12 step cost. </w:t>
       </w:r>
     </w:p>
     <w:p>
@@ -5925,23 +5642,7 @@
       </w:r>
       <w:proofErr w:type="spellEnd"/>
       <w:r>
-        <w:t xml:space="preserve"> need </w:t>
-      </w:r>
-      <w:proofErr w:type="gramStart"/>
-      <w:r>
-        <w:t>print</w:t>
-      </w:r>
-      <w:proofErr w:type="gramEnd"/>
-      <w:r>
-        <w:t xml:space="preserve"> the URL each step so I can see whether the history </w:t>
-      </w:r>
-      <w:proofErr w:type="gramStart"/>
-      <w:r>
-        <w:t>actually contains</w:t>
-      </w:r>
-      <w:proofErr w:type="gramEnd"/>
-      <w:r>
-        <w:t xml:space="preserve"> distinguishable URLs or whether magneto is returning the same URL with different bids </w:t>
+        <w:t xml:space="preserve"> need print the URL each step so I can see whether the history actually contains distinguishable URLs or whether magneto is returning the same URL with different bids </w:t>
       </w:r>
       <w:r>
         <w:t>(in this case, the model is seeing the repetition and ignoring it)</w:t>
@@ -6053,13 +5754,8 @@
       </w:r>
     </w:p>
     <w:p>
-      <w:proofErr w:type="gramStart"/>
-      <w:r>
-        <w:t>So</w:t>
-      </w:r>
-      <w:proofErr w:type="gramEnd"/>
-      <w:r>
-        <w:t xml:space="preserve"> I added the guard patch, however I receive a consistent error message</w:t>
+      <w:r>
+        <w:t>So I added the guard patch, however I receive a consistent error message</w:t>
       </w:r>
       <w:r>
         <w:t xml:space="preserve"> for task 574</w:t>
@@ -6124,15 +5820,7 @@
       </w:r>
       <w:proofErr w:type="spellEnd"/>
       <w:r>
-        <w:t xml:space="preserve"> is a string it </w:t>
-      </w:r>
-      <w:proofErr w:type="gramStart"/>
-      <w:r>
-        <w:t>can .split</w:t>
-      </w:r>
-      <w:proofErr w:type="gramEnd"/>
-      <w:r>
-        <w:t xml:space="preserve">(" |OR| "), but task 574's config supplies a </w:t>
+        <w:t xml:space="preserve"> is a string it can .split(" |OR| "), but task 574's config supplies a </w:t>
       </w:r>
       <w:proofErr w:type="spellStart"/>
       <w:r>
@@ -6192,13 +5880,8 @@
       </w:r>
       <w:proofErr w:type="spellEnd"/>
       <w:r>
-        <w:t xml:space="preserve"> as a string ("111 Magnolia Path"), and 0 of 480 tasks use a dict. Yet at runtime the evaluator received a dict. Those can't both be true of the same </w:t>
-      </w:r>
-      <w:proofErr w:type="gramStart"/>
-      <w:r>
-        <w:t>file</w:t>
-      </w:r>
-      <w:proofErr w:type="gramEnd"/>
+        <w:t xml:space="preserve"> as a string ("111 Magnolia Path"), and 0 of 480 tasks use a dict. Yet at runtime the evaluator received a dict. Those can't both be true of the same file</w:t>
+      </w:r>
       <w:r>
         <w:t xml:space="preserve"> </w:t>
       </w:r>
@@ -6215,27 +5898,11 @@
       </w:r>
       <w:proofErr w:type="spellStart"/>
       <w:r>
-        <w:t>smoke_</w:t>
-      </w:r>
-      <w:proofErr w:type="gramStart"/>
-      <w:r>
-        <w:t>a.load</w:t>
-      </w:r>
-      <w:proofErr w:type="gramEnd"/>
-      <w:r>
-        <w:t>_</w:t>
-      </w:r>
-      <w:proofErr w:type="gramStart"/>
-      <w:r>
-        <w:t>configs</w:t>
-      </w:r>
-      <w:proofErr w:type="spellEnd"/>
-      <w:r>
-        <w:t>(</w:t>
-      </w:r>
-      <w:proofErr w:type="gramEnd"/>
-      <w:r>
-        <w:t>) reads.</w:t>
+        <w:t>smoke_a.load_configs</w:t>
+      </w:r>
+      <w:proofErr w:type="spellEnd"/>
+      <w:r>
+        <w:t>() reads.</w:t>
       </w:r>
     </w:p>
     <w:p>
@@ -6394,12 +6061,10 @@
         <w:t xml:space="preserve"> evaluator function since I </w:t>
       </w:r>
       <w:proofErr w:type="spellStart"/>
-      <w:proofErr w:type="gramStart"/>
       <w:r>
         <w:t>wont</w:t>
       </w:r>
       <w:proofErr w:type="spellEnd"/>
-      <w:proofErr w:type="gramEnd"/>
       <w:r>
         <w:t xml:space="preserve"> be needing that anymore</w:t>
       </w:r>
@@ -6592,15 +6257,7 @@
     <w:p>
       <w:r>
         <w:lastRenderedPageBreak/>
-        <w:t xml:space="preserve">The evaluator fix worked, so note to self: document this in my reproducibility readme as a </w:t>
-      </w:r>
-      <w:proofErr w:type="gramStart"/>
-      <w:r>
-        <w:t>one line</w:t>
-      </w:r>
-      <w:proofErr w:type="gramEnd"/>
-      <w:r>
-        <w:t xml:space="preserve"> fix to a known upstream format mismatch. </w:t>
+        <w:t xml:space="preserve">The evaluator fix worked, so note to self: document this in my reproducibility readme as a one line fix to a known upstream format mismatch. </w:t>
       </w:r>
       <w:r>
         <w:t xml:space="preserve">There is no more </w:t>
@@ -6611,15 +6268,7 @@
       </w:r>
       <w:proofErr w:type="spellEnd"/>
       <w:r>
-        <w:t xml:space="preserve">, the episode ran to </w:t>
-      </w:r>
-      <w:proofErr w:type="gramStart"/>
-      <w:r>
-        <w:t>completion</w:t>
-      </w:r>
-      <w:proofErr w:type="gramEnd"/>
-      <w:r>
-        <w:t xml:space="preserve"> and my stall guard works correctly at step 6. </w:t>
+        <w:t xml:space="preserve">, the episode ran to completion and my stall guard works correctly at step 6. </w:t>
       </w:r>
       <w:r>
         <w:t xml:space="preserve">However, another error is introduced, where the agent receives “previous action timed out – it may have succeeded. Check the current page before retrying”. This means the click is failing </w:t>
@@ -6632,21 +6281,8 @@
       </w:r>
     </w:p>
     <w:p>
-      <w:proofErr w:type="gramStart"/>
-      <w:r>
-        <w:t>So</w:t>
-      </w:r>
-      <w:proofErr w:type="gramEnd"/>
-      <w:r>
-        <w:t xml:space="preserve"> I need to </w:t>
-      </w:r>
-      <w:proofErr w:type="gramStart"/>
-      <w:r>
-        <w:t>actually distinguish</w:t>
-      </w:r>
-      <w:proofErr w:type="gramEnd"/>
-      <w:r>
-        <w:t xml:space="preserve"> between same action and same URL again. </w:t>
+      <w:r>
+        <w:t xml:space="preserve">So I need to actually distinguish between same action and same URL again. </w:t>
       </w:r>
     </w:p>
     <w:p>
@@ -7309,15 +6945,7 @@
         </w:numPr>
       </w:pPr>
       <w:r>
-        <w:t xml:space="preserve">What does a task </w:t>
-      </w:r>
-      <w:proofErr w:type="gramStart"/>
-      <w:r>
-        <w:t>actually cost</w:t>
-      </w:r>
-      <w:proofErr w:type="gramEnd"/>
-      <w:r>
-        <w:t xml:space="preserve"> when budget isn’t the binding constraint</w:t>
+        <w:t>What does a task actually cost when budget isn’t the binding constraint</w:t>
       </w:r>
     </w:p>
     <w:p>
@@ -7350,13 +6978,8 @@
       </w:r>
     </w:p>
     <w:p>
-      <w:proofErr w:type="gramStart"/>
-      <w:r>
-        <w:t>Also</w:t>
-      </w:r>
-      <w:proofErr w:type="gramEnd"/>
-      <w:r>
-        <w:t xml:space="preserve"> I renamed “smoke_a.py” to just “strategy_a.py” since I initially wanted the code to just test a few sites but due to the incompatibility with </w:t>
+      <w:r>
+        <w:t xml:space="preserve">Also I renamed “smoke_a.py” to just “strategy_a.py” since I initially wanted the code to just test a few sites but due to the incompatibility with </w:t>
       </w:r>
       <w:proofErr w:type="spellStart"/>
       <w:r>
@@ -7464,15 +7087,7 @@
         <w:t xml:space="preserve"> be cloning the </w:t>
       </w:r>
       <w:r>
-        <w:t xml:space="preserve">project onto the instance so all I </w:t>
-      </w:r>
-      <w:proofErr w:type="gramStart"/>
-      <w:r>
-        <w:t>have to</w:t>
-      </w:r>
-      <w:proofErr w:type="gramEnd"/>
-      <w:r>
-        <w:t xml:space="preserve"> do is pull it once I push the changes locally. </w:t>
+        <w:t xml:space="preserve">project onto the instance so all I have to do is pull it once I push the changes locally. </w:t>
       </w:r>
     </w:p>
     <w:p>
@@ -7527,15 +7142,7 @@
       </w:r>
       <w:proofErr w:type="spellEnd"/>
       <w:r>
-        <w:t xml:space="preserve">. I also stored that token into a credential </w:t>
-      </w:r>
-      <w:proofErr w:type="gramStart"/>
-      <w:r>
-        <w:t>helper</w:t>
-      </w:r>
-      <w:proofErr w:type="gramEnd"/>
-      <w:r>
-        <w:t xml:space="preserve"> so I don’t have to do it </w:t>
+        <w:t xml:space="preserve">. I also stored that token into a credential helper so I don’t have to do it </w:t>
       </w:r>
       <w:proofErr w:type="spellStart"/>
       <w:r>
@@ -7545,13 +7152,8 @@
       <w:r>
         <w:t xml:space="preserve">. </w:t>
       </w:r>
-      <w:proofErr w:type="gramStart"/>
-      <w:r>
-        <w:t>Also</w:t>
-      </w:r>
-      <w:proofErr w:type="gramEnd"/>
-      <w:r>
-        <w:t xml:space="preserve"> </w:t>
+      <w:r>
+        <w:t xml:space="preserve">Also </w:t>
       </w:r>
       <w:proofErr w:type="spellStart"/>
       <w:r>
@@ -7743,12 +7345,10 @@
         <w:t xml:space="preserve">revised the action providing </w:t>
       </w:r>
       <w:proofErr w:type="spellStart"/>
-      <w:proofErr w:type="gramStart"/>
       <w:r>
         <w:t>a</w:t>
       </w:r>
       <w:proofErr w:type="spellEnd"/>
-      <w:proofErr w:type="gramEnd"/>
       <w:r>
         <w:t xml:space="preserve"> alternative action and the strategy would have </w:t>
       </w:r>
@@ -7864,15 +7464,7 @@
     </w:p>
     <w:p>
       <w:r>
-        <w:t xml:space="preserve">This is just an ordering bug, easy to fix since I pass the field “plan” to the </w:t>
-      </w:r>
-      <w:proofErr w:type="gramStart"/>
-      <w:r>
-        <w:t>record(</w:t>
-      </w:r>
-      <w:proofErr w:type="gramEnd"/>
-      <w:r>
-        <w:t xml:space="preserve">) </w:t>
+        <w:t xml:space="preserve">This is just an ordering bug, easy to fix since I pass the field “plan” to the record() </w:t>
       </w:r>
       <w:proofErr w:type="spellStart"/>
       <w:r>
@@ -7901,15 +7493,7 @@
       </w:r>
       <w:proofErr w:type="spellEnd"/>
       <w:r>
-        <w:t xml:space="preserve"> for the </w:t>
-      </w:r>
-      <w:proofErr w:type="gramStart"/>
-      <w:r>
-        <w:t>200 task</w:t>
-      </w:r>
-      <w:proofErr w:type="gramEnd"/>
-      <w:r>
-        <w:t xml:space="preserve"> collection script. Next thing is to </w:t>
+        <w:t xml:space="preserve"> for the 200 task collection script. Next thing is to </w:t>
       </w:r>
       <w:r>
         <w:t>create the annotation script</w:t>
@@ -7980,106 +7564,96 @@
       </w:r>
       <w:proofErr w:type="spellEnd"/>
       <w:r>
+        <w:t xml:space="preserve"> both of them </w:t>
+      </w:r>
+      <w:proofErr w:type="spellStart"/>
+      <w:r>
+        <w:t>incase</w:t>
+      </w:r>
+      <w:proofErr w:type="spellEnd"/>
+      <w:r>
+        <w:t xml:space="preserve"> I SSH out the instance (</w:t>
+      </w:r>
+      <w:proofErr w:type="spellStart"/>
+      <w:r>
+        <w:t>tmux</w:t>
+      </w:r>
+      <w:proofErr w:type="spellEnd"/>
+      <w:r>
+        <w:t xml:space="preserve"> allows the scripts to continue running in the instance</w:t>
+      </w:r>
+      <w:r>
+        <w:t xml:space="preserve"> without me being </w:t>
+      </w:r>
+      <w:proofErr w:type="spellStart"/>
+      <w:r>
+        <w:t>ssh’d</w:t>
+      </w:r>
+      <w:proofErr w:type="spellEnd"/>
+      <w:r>
+        <w:t xml:space="preserve"> in)</w:t>
+      </w:r>
+      <w:r>
+        <w:t xml:space="preserve">. </w:t>
+      </w:r>
+    </w:p>
+    <w:p>
+      <w:r>
+        <w:t xml:space="preserve">Before running the batch script, I noticed a bug </w:t>
+      </w:r>
+      <w:r>
+        <w:t>where “</w:t>
+      </w:r>
+      <w:proofErr w:type="spellStart"/>
+      <w:r>
+        <w:t>random.shuffle</w:t>
+      </w:r>
+      <w:proofErr w:type="spellEnd"/>
+      <w:r>
+        <w:t>(</w:t>
+      </w:r>
+      <w:proofErr w:type="spellStart"/>
+      <w:r>
+        <w:t>todo</w:t>
+      </w:r>
+      <w:proofErr w:type="spellEnd"/>
+      <w:r>
+        <w:t>)” would break the script if I were to resume the script if there was a crash.</w:t>
+      </w:r>
+      <w:r>
+        <w:t xml:space="preserve"> AND </w:t>
+      </w:r>
+      <w:proofErr w:type="spellStart"/>
+      <w:r>
+        <w:t>AND</w:t>
+      </w:r>
+      <w:proofErr w:type="spellEnd"/>
+      <w:r>
         <w:t xml:space="preserve"> </w:t>
       </w:r>
-      <w:proofErr w:type="gramStart"/>
-      <w:r>
-        <w:t>both of them</w:t>
-      </w:r>
-      <w:proofErr w:type="gramEnd"/>
+      <w:proofErr w:type="spellStart"/>
+      <w:r>
+        <w:t>AND</w:t>
+      </w:r>
+      <w:proofErr w:type="spellEnd"/>
+      <w:r>
+        <w:t xml:space="preserve"> if shuffled order </w:t>
+      </w:r>
+      <w:r>
+        <w:t xml:space="preserve">runs it at 8k first (fails, address unchanged) then 16k (succeeds, address updated), and </w:t>
+      </w:r>
+      <w:r>
+        <w:t>I</w:t>
+      </w:r>
+      <w:r>
+        <w:t xml:space="preserve"> resume mid-run, subsequent budgets for the same task see an already-updated site.</w:t>
+      </w:r>
       <w:r>
         <w:t xml:space="preserve"> </w:t>
       </w:r>
-      <w:proofErr w:type="spellStart"/>
-      <w:r>
-        <w:t>incase</w:t>
-      </w:r>
-      <w:proofErr w:type="spellEnd"/>
-      <w:r>
-        <w:t xml:space="preserve"> I SSH out the instance (</w:t>
-      </w:r>
-      <w:proofErr w:type="spellStart"/>
-      <w:r>
-        <w:t>tmux</w:t>
-      </w:r>
-      <w:proofErr w:type="spellEnd"/>
-      <w:r>
-        <w:t xml:space="preserve"> allows the scripts to continue running in the instance</w:t>
-      </w:r>
-      <w:r>
-        <w:t xml:space="preserve"> without me being </w:t>
-      </w:r>
-      <w:proofErr w:type="spellStart"/>
-      <w:r>
-        <w:t>ssh’d</w:t>
-      </w:r>
-      <w:proofErr w:type="spellEnd"/>
-      <w:r>
-        <w:t xml:space="preserve"> in)</w:t>
-      </w:r>
-      <w:r>
-        <w:t xml:space="preserve">. </w:t>
-      </w:r>
-    </w:p>
-    <w:p>
-      <w:r>
-        <w:t xml:space="preserve">Before running the batch script, I noticed a bug </w:t>
-      </w:r>
-      <w:r>
-        <w:t>where “</w:t>
-      </w:r>
-      <w:proofErr w:type="spellStart"/>
-      <w:proofErr w:type="gramStart"/>
-      <w:r>
-        <w:t>random.shuffle</w:t>
-      </w:r>
-      <w:proofErr w:type="spellEnd"/>
-      <w:proofErr w:type="gramEnd"/>
-      <w:r>
-        <w:t>(</w:t>
-      </w:r>
-      <w:proofErr w:type="spellStart"/>
-      <w:r>
-        <w:t>todo</w:t>
-      </w:r>
-      <w:proofErr w:type="spellEnd"/>
-      <w:r>
-        <w:t>)” would break the script if I were to resume the script if there was a crash.</w:t>
-      </w:r>
-      <w:r>
-        <w:t xml:space="preserve"> AND </w:t>
-      </w:r>
-      <w:proofErr w:type="spellStart"/>
-      <w:r>
-        <w:t>AND</w:t>
-      </w:r>
-      <w:proofErr w:type="spellEnd"/>
       <w:r>
         <w:t xml:space="preserve"> </w:t>
       </w:r>
-      <w:proofErr w:type="spellStart"/>
-      <w:r>
-        <w:t>AND</w:t>
-      </w:r>
-      <w:proofErr w:type="spellEnd"/>
-      <w:r>
-        <w:t xml:space="preserve"> if shuffled order </w:t>
-      </w:r>
-      <w:r>
-        <w:t xml:space="preserve">runs it at 8k first (fails, address unchanged) then 16k (succeeds, address updated), and </w:t>
-      </w:r>
-      <w:r>
-        <w:t>I</w:t>
-      </w:r>
-      <w:r>
-        <w:t xml:space="preserve"> resume mid-run, subsequent budgets for the same task see an already-updated site.</w:t>
-      </w:r>
-      <w:r>
-        <w:t xml:space="preserve"> </w:t>
-      </w:r>
-      <w:r>
-        <w:t xml:space="preserve"> </w:t>
-      </w:r>
       <w:r>
         <w:t xml:space="preserve">Ill change it by grouping the site and task ID, shuffle </w:t>
       </w:r>
@@ -8089,15 +7663,7 @@
       </w:r>
       <w:proofErr w:type="spellEnd"/>
       <w:r>
-        <w:t xml:space="preserve"> within each group and then shuffle the group order. </w:t>
-      </w:r>
-      <w:proofErr w:type="gramStart"/>
-      <w:r>
-        <w:t>So</w:t>
-      </w:r>
-      <w:proofErr w:type="gramEnd"/>
-      <w:r>
-        <w:t xml:space="preserve"> this will keep a tasks budget </w:t>
+        <w:t xml:space="preserve"> within each group and then shuffle the group order. So this will keep a tasks budget </w:t>
       </w:r>
       <w:r>
         <w:t>conditions adjacent while still spreading order effects.</w:t>
@@ -8175,13 +7741,8 @@
         <w:t>(_</w:t>
       </w:r>
       <w:proofErr w:type="spellStart"/>
-      <w:proofErr w:type="gramStart"/>
-      <w:r>
-        <w:t>ou.generate</w:t>
-      </w:r>
-      <w:proofErr w:type="gramEnd"/>
-      <w:r>
-        <w:t>_from_openai_chat_completion</w:t>
+      <w:r>
+        <w:t>ou.generate_from_openai_chat_completion</w:t>
       </w:r>
       <w:proofErr w:type="spellEnd"/>
       <w:r>
@@ -8200,13 +7761,8 @@
         <w:t xml:space="preserve">from </w:t>
       </w:r>
       <w:proofErr w:type="spellStart"/>
-      <w:proofErr w:type="gramStart"/>
-      <w:r>
-        <w:t>llms.providers</w:t>
-      </w:r>
-      <w:proofErr w:type="gramEnd"/>
-      <w:r>
-        <w:t>.openai_utils</w:t>
+      <w:r>
+        <w:t>llms.providers.openai_utils</w:t>
       </w:r>
       <w:proofErr w:type="spellEnd"/>
       <w:r>
@@ -8221,15 +7777,7 @@
         <w:t xml:space="preserve">”. Which means my current patch </w:t>
       </w:r>
       <w:r>
-        <w:t xml:space="preserve">doesn’t </w:t>
-      </w:r>
-      <w:proofErr w:type="gramStart"/>
-      <w:r>
-        <w:t>actually touch</w:t>
-      </w:r>
-      <w:proofErr w:type="gramEnd"/>
-      <w:r>
-        <w:t xml:space="preserve"> that one. Pretty simple fix, </w:t>
+        <w:t xml:space="preserve">doesn’t actually touch that one. Pretty simple fix, </w:t>
       </w:r>
       <w:proofErr w:type="spellStart"/>
       <w:r>
@@ -8576,14 +8124,9 @@
       </w:r>
       <w:proofErr w:type="spellStart"/>
       <w:r>
-        <w:t>strategy_</w:t>
-      </w:r>
-      <w:proofErr w:type="gramStart"/>
-      <w:r>
-        <w:t>a.jsonl</w:t>
-      </w:r>
-      <w:proofErr w:type="spellEnd"/>
-      <w:proofErr w:type="gramEnd"/>
+        <w:t>strategy_a.jsonl</w:t>
+      </w:r>
+      <w:proofErr w:type="spellEnd"/>
       <w:r>
         <w:t>, of which 999 are valid episodes and 6 are error records requiring re-collection. The 201-task subset (67 per site, seed 42) was run across all five budget levels (2k/4k/8k/16k/32k),</w:t>
       </w:r>
@@ -9243,15 +8786,7 @@
         </w:drawing>
       </w:r>
       <w:r>
-        <w:t xml:space="preserve">These termination reasons </w:t>
-      </w:r>
-      <w:proofErr w:type="gramStart"/>
-      <w:r>
-        <w:t>take into account</w:t>
-      </w:r>
-      <w:proofErr w:type="gramEnd"/>
-      <w:r>
-        <w:t xml:space="preserve"> every failure in each budget for each task. For example, if 3 budgets</w:t>
+        <w:t>These termination reasons take into account every failure in each budget for each task. For example, if 3 budgets</w:t>
       </w:r>
       <w:r>
         <w:t xml:space="preserve"> (2k, 4k, 8k)</w:t>
@@ -9660,15 +9195,7 @@
       </w:r>
       <w:proofErr w:type="spellEnd"/>
       <w:r>
-        <w:t xml:space="preserve">) account for 66% of all episode endings. This confirms the budget is the binding constraint in </w:t>
-      </w:r>
-      <w:proofErr w:type="gramStart"/>
-      <w:r>
-        <w:t>the majority of</w:t>
-      </w:r>
-      <w:proofErr w:type="gramEnd"/>
-      <w:r>
-        <w:t xml:space="preserve"> episodes, which is the prerequisite for this study to be measuring budget effects rather than agent incompetence.</w:t>
+        <w:t>) account for 66% of all episode endings. This confirms the budget is the binding constraint in the majority of episodes, which is the prerequisite for this study to be measuring budget effects rather than agent incompetence.</w:t>
       </w:r>
     </w:p>
     <w:p>
@@ -10461,12 +9988,10 @@
         <w:t xml:space="preserve">, and </w:t>
       </w:r>
       <w:proofErr w:type="spellStart"/>
-      <w:proofErr w:type="gramStart"/>
       <w:r>
         <w:t>its</w:t>
       </w:r>
       <w:proofErr w:type="spellEnd"/>
-      <w:proofErr w:type="gramEnd"/>
       <w:r>
         <w:t xml:space="preserve"> obvious why…</w:t>
       </w:r>
@@ -10541,15 +10066,7 @@
         </w:drawing>
       </w:r>
       <w:r>
-        <w:t xml:space="preserve">This means I need to add another budget (64k), </w:t>
-      </w:r>
-      <w:proofErr w:type="gramStart"/>
-      <w:r>
-        <w:t>however</w:t>
-      </w:r>
-      <w:proofErr w:type="gramEnd"/>
-      <w:r>
-        <w:t xml:space="preserve"> to keep the tests consistent between A &amp; B, </w:t>
+        <w:t xml:space="preserve">This means I need to add another budget (64k), however to keep the tests consistent between A &amp; B, </w:t>
       </w:r>
       <w:proofErr w:type="spellStart"/>
       <w:r>
@@ -10610,15 +10127,7 @@
     </w:p>
     <w:p>
       <w:r>
-        <w:t xml:space="preserve">Furthermore, after examining how many times the critic is </w:t>
-      </w:r>
-      <w:proofErr w:type="gramStart"/>
-      <w:r>
-        <w:t>actually called</w:t>
-      </w:r>
-      <w:proofErr w:type="gramEnd"/>
-      <w:r>
-        <w:t xml:space="preserve"> its:</w:t>
+        <w:t>Furthermore, after examining how many times the critic is actually called its:</w:t>
       </w:r>
     </w:p>
     <w:tbl>
@@ -10776,15 +10285,7 @@
       </w:r>
       <w:proofErr w:type="spellEnd"/>
       <w:r>
-        <w:t xml:space="preserve"> and the proposed action is. </w:t>
-      </w:r>
-      <w:proofErr w:type="gramStart"/>
-      <w:r>
-        <w:t>So</w:t>
-      </w:r>
-      <w:proofErr w:type="gramEnd"/>
-      <w:r>
-        <w:t xml:space="preserve"> for example, since </w:t>
+        <w:t xml:space="preserve"> and the proposed action is. So for example, since </w:t>
       </w:r>
       <w:proofErr w:type="spellStart"/>
       <w:r>
@@ -10818,14 +10319,9 @@
       </w:r>
     </w:p>
     <w:p>
-      <w:proofErr w:type="gramStart"/>
       <w:r>
         <w:lastRenderedPageBreak/>
-        <w:t>So</w:t>
-      </w:r>
-      <w:proofErr w:type="gramEnd"/>
-      <w:r>
-        <w:t xml:space="preserve"> since strategy </w:t>
+        <w:t xml:space="preserve">So since strategy </w:t>
       </w:r>
       <w:r>
         <w:t>B</w:t>
@@ -10847,15 +10343,7 @@
       </w:r>
       <w:proofErr w:type="spellEnd"/>
       <w:r>
-        <w:t xml:space="preserve"> </w:t>
-      </w:r>
-      <w:proofErr w:type="gramStart"/>
-      <w:r>
-        <w:t>have to</w:t>
-      </w:r>
-      <w:proofErr w:type="gramEnd"/>
-      <w:r>
-        <w:t xml:space="preserve"> do this for strategy A as well. </w:t>
+        <w:t xml:space="preserve"> have to do this for strategy A as well. </w:t>
       </w:r>
       <w:r>
         <w:t xml:space="preserve">All I have to do is add it to the “BUDGETS” variable in “wa_env.py”. </w:t>
@@ -11207,15 +10695,7 @@
         <w:t xml:space="preserve"> Ive noticed that </w:t>
       </w:r>
       <w:r>
-        <w:t xml:space="preserve">task 460 compounds a 15% reduction even though the task was to reduce it once. </w:t>
-      </w:r>
-      <w:proofErr w:type="gramStart"/>
-      <w:r>
-        <w:t>So</w:t>
-      </w:r>
-      <w:proofErr w:type="gramEnd"/>
-      <w:r>
-        <w:t xml:space="preserve"> this needs to be identified in strategy B if it can be</w:t>
+        <w:t>task 460 compounds a 15% reduction even though the task was to reduce it once. So this needs to be identified in strategy B if it can be</w:t>
       </w:r>
       <w:r>
         <w:t xml:space="preserve"> without any hallucination</w:t>
@@ -11262,15 +10742,7 @@
       </w:r>
       <w:r>
         <w:lastRenderedPageBreak/>
-        <w:t xml:space="preserve">information retrieval, bulk action, delete, modify value, navigation, create or purchase tasks (or other if they do not fit in those </w:t>
-      </w:r>
-      <w:proofErr w:type="gramStart"/>
-      <w:r>
-        <w:t>sub categories</w:t>
-      </w:r>
-      <w:proofErr w:type="gramEnd"/>
-      <w:r>
-        <w:t>)</w:t>
+        <w:t>information retrieval, bulk action, delete, modify value, navigation, create or purchase tasks (or other if they do not fit in those sub categories)</w:t>
       </w:r>
       <w:r>
         <w:t>.</w:t>
@@ -11787,15 +11259,7 @@
           </w:tcPr>
           <w:p>
             <w:r>
-              <w:t xml:space="preserve">Navigation only </w:t>
-            </w:r>
-            <w:proofErr w:type="gramStart"/>
-            <w:r>
-              <w:t>stop</w:t>
-            </w:r>
-            <w:proofErr w:type="gramEnd"/>
-            <w:r>
-              <w:t xml:space="preserve"> rules</w:t>
+              <w:t>Navigation only stop rules</w:t>
             </w:r>
           </w:p>
         </w:tc>
@@ -12165,15 +11629,7 @@
           <w:p>
             <w:r>
               <w:lastRenderedPageBreak/>
-              <w:t xml:space="preserve">Multi-line text in single </w:t>
-            </w:r>
-            <w:proofErr w:type="gramStart"/>
-            <w:r>
-              <w:t>fill(</w:t>
-            </w:r>
-            <w:proofErr w:type="gramEnd"/>
-            <w:r>
-              <w:t>)</w:t>
+              <w:t>Multi-line text in single fill()</w:t>
             </w:r>
           </w:p>
         </w:tc>
@@ -12338,13 +11794,8 @@
           </w:tcPr>
           <w:p>
             <w:r>
-              <w:t xml:space="preserve">Required field check before </w:t>
-            </w:r>
-            <w:proofErr w:type="gramStart"/>
-            <w:r>
-              <w:t>submit</w:t>
-            </w:r>
-            <w:proofErr w:type="gramEnd"/>
+              <w:t>Required field check before submit</w:t>
+            </w:r>
           </w:p>
         </w:tc>
         <w:tc>
@@ -12387,15 +11838,7 @@
         <w:t>Oh and 1 more thing is splitting the training data for strategy C into categories</w:t>
       </w:r>
       <w:r>
-        <w:t xml:space="preserve"> to avoid contamination (i.e. if a task is modifying, creating, </w:t>
-      </w:r>
-      <w:proofErr w:type="gramStart"/>
-      <w:r>
-        <w:t>etc..</w:t>
-      </w:r>
-      <w:proofErr w:type="gramEnd"/>
-      <w:r>
-        <w:t xml:space="preserve"> and is completed by a budget, the other budgets may be seen as “successful” but that’s because it was already completed by the other budget)</w:t>
+        <w:t xml:space="preserve"> to avoid contamination (i.e. if a task is modifying, creating, etc.. and is completed by a budget, the other budgets may be seen as “successful” but that’s because it was already completed by the other budget)</w:t>
       </w:r>
       <w:r>
         <w:t>:</w:t>
@@ -12666,15 +12109,7 @@
       </w:r>
       <w:proofErr w:type="spellEnd"/>
       <w:r>
-        <w:t xml:space="preserve">('id') instead of </w:t>
-      </w:r>
-      <w:proofErr w:type="gramStart"/>
-      <w:r>
-        <w:t>press(</w:t>
-      </w:r>
-      <w:proofErr w:type="gramEnd"/>
-      <w:r>
-        <w:t>'id', 'Enter'), navigate('</w:t>
+        <w:t>('id') instead of press('id', 'Enter'), navigate('</w:t>
       </w:r>
       <w:proofErr w:type="spellStart"/>
       <w:r>
@@ -12706,15 +12141,7 @@
       </w:r>
       <w:proofErr w:type="spellEnd"/>
       <w:r>
-        <w:t xml:space="preserve">('id') instead of </w:t>
-      </w:r>
-      <w:proofErr w:type="gramStart"/>
-      <w:r>
-        <w:t>scroll(</w:t>
-      </w:r>
-      <w:proofErr w:type="gramEnd"/>
-      <w:r>
-        <w:t>0, 400). The model drew these from its training data rather than from the action vocabulary provided in the prompt.</w:t>
+        <w:t>('id') instead of scroll(0, 400). The model drew these from its training data rather than from the action vocabulary provided in the prompt.</w:t>
       </w:r>
     </w:p>
     <w:p>
@@ -12758,15 +12185,7 @@
       </w:r>
       <w:proofErr w:type="spellEnd"/>
       <w:r>
-        <w:t xml:space="preserve"> there is </w:t>
-      </w:r>
-      <w:proofErr w:type="gramStart"/>
-      <w:r>
-        <w:t>an</w:t>
-      </w:r>
-      <w:proofErr w:type="gramEnd"/>
-      <w:r>
-        <w:t xml:space="preserve"> hallucinated action, so C has a direct signal that something went wrong without needing to parse the action syntax itself. (</w:t>
+        <w:t xml:space="preserve"> there is an hallucinated action, so C has a direct signal that something went wrong without needing to parse the action syntax itself. (</w:t>
       </w:r>
       <w:proofErr w:type="spellStart"/>
       <w:r>
@@ -13116,7 +12535,22 @@
           </w:tcPr>
           <w:p>
             <w:r>
-              <w:t>Annotation v2 file (based on task intent &amp; what strategy A batch results are)</w:t>
+              <w:t>Annotation v2</w:t>
+            </w:r>
+            <w:r>
+              <w:t xml:space="preserve"> (difficulty </w:t>
+            </w:r>
+            <w:r>
+              <w:t xml:space="preserve">classified through </w:t>
+            </w:r>
+            <w:r>
+              <w:t>what strategy A batch results are</w:t>
+            </w:r>
+            <w:r>
+              <w:t xml:space="preserve">) </w:t>
+            </w:r>
+            <w:r>
+              <w:t>and task intent (whether they are read-only, modified, etc..)</w:t>
             </w:r>
           </w:p>
         </w:tc>
@@ -13303,15 +12737,7 @@
         <w:t xml:space="preserve"> accidently </w:t>
       </w:r>
       <w:r>
-        <w:t xml:space="preserve">used the variable “{{_ACTION_VOCAB}}” which basically takes the possible actions from strategy A and is called inside the instructions (all 3 agents have this). However, since they are inside double curly brackets, none of the agents can </w:t>
-      </w:r>
-      <w:proofErr w:type="gramStart"/>
-      <w:r>
-        <w:t>actually see</w:t>
-      </w:r>
-      <w:proofErr w:type="gramEnd"/>
-      <w:r>
-        <w:t xml:space="preserve"> </w:t>
+        <w:t xml:space="preserve">used the variable “{{_ACTION_VOCAB}}” which basically takes the possible actions from strategy A and is called inside the instructions (all 3 agents have this). However, since they are inside double curly brackets, none of the agents can actually see </w:t>
       </w:r>
       <w:r>
         <w:t xml:space="preserve">the possible actions… So basically, 40+ hours of wasted time and 3 agents </w:t>
@@ -13459,37 +12885,13 @@
         <w:t xml:space="preserve">I’ve completed the remove_errors.py file </w:t>
       </w:r>
       <w:r>
-        <w:t xml:space="preserve">where I can pass a few arguments (file directory, dry run, backup). The dry run argument doesn’t remove any errors, </w:t>
-      </w:r>
-      <w:proofErr w:type="gramStart"/>
-      <w:r>
-        <w:t>its</w:t>
-      </w:r>
-      <w:proofErr w:type="gramEnd"/>
-      <w:r>
-        <w:t xml:space="preserve"> more for confirming </w:t>
-      </w:r>
-      <w:r>
-        <w:t xml:space="preserve">the errors are not the </w:t>
-      </w:r>
-      <w:proofErr w:type="gramStart"/>
-      <w:r>
-        <w:t>agents</w:t>
-      </w:r>
-      <w:proofErr w:type="gramEnd"/>
-      <w:r>
-        <w:t xml:space="preserve"> errors but the environment itself. </w:t>
-      </w:r>
-      <w:r>
-        <w:t xml:space="preserve">Example of passing </w:t>
-      </w:r>
-      <w:proofErr w:type="gramStart"/>
-      <w:r>
-        <w:t>dry-run</w:t>
-      </w:r>
-      <w:proofErr w:type="gramEnd"/>
-      <w:r>
-        <w:t xml:space="preserve"> as the argument and the output for the full batch of Strategy A. </w:t>
+        <w:t xml:space="preserve">where I can pass a few arguments (file directory, dry run, backup). The dry run argument doesn’t remove any errors, its more for confirming </w:t>
+      </w:r>
+      <w:r>
+        <w:t xml:space="preserve">the errors are not the agents errors but the environment itself. </w:t>
+      </w:r>
+      <w:r>
+        <w:t xml:space="preserve">Example of passing dry-run as the argument and the output for the full batch of Strategy A. </w:t>
       </w:r>
     </w:p>
     <w:p>

--- a/docs/Additional Material/Journal.docx
+++ b/docs/Additional Material/Journal.docx
@@ -12983,6 +12983,27 @@
             </a:graphic>
           </wp:inline>
         </w:drawing>
+      </w:r>
+    </w:p>
+    <w:p>
+      <w:r>
+        <w:t xml:space="preserve">I’ve fully completed both </w:t>
+      </w:r>
+      <w:proofErr w:type="spellStart"/>
+      <w:r>
+        <w:t>analysis_a</w:t>
+      </w:r>
+      <w:proofErr w:type="spellEnd"/>
+      <w:r>
+        <w:t xml:space="preserve"> and </w:t>
+      </w:r>
+      <w:proofErr w:type="spellStart"/>
+      <w:r>
+        <w:t>analysis_b</w:t>
+      </w:r>
+      <w:proofErr w:type="spellEnd"/>
+      <w:r>
+        <w:t xml:space="preserve"> using already built functions from the previous analysis script. </w:t>
       </w:r>
     </w:p>
     <w:sectPr>

--- a/docs/Additional Material/Journal.docx
+++ b/docs/Additional Material/Journal.docx
@@ -83,15 +83,7 @@
         <w:t xml:space="preserve">The </w:t>
       </w:r>
       <w:r>
-        <w:t xml:space="preserve">decision to use AWS came directly from the </w:t>
-      </w:r>
-      <w:proofErr w:type="spellStart"/>
-      <w:r>
-        <w:t>WebArena</w:t>
-      </w:r>
-      <w:proofErr w:type="spellEnd"/>
-      <w:r>
-        <w:t xml:space="preserve"> </w:t>
+        <w:t xml:space="preserve">decision to use AWS came directly from the WebArena </w:t>
       </w:r>
       <w:r>
         <w:t xml:space="preserve">repository environment </w:t>
@@ -166,13 +158,8 @@
       </w:r>
     </w:p>
     <w:p>
-      <w:proofErr w:type="spellStart"/>
-      <w:r>
-        <w:t>WebArena</w:t>
-      </w:r>
-      <w:proofErr w:type="spellEnd"/>
-      <w:r>
-        <w:t xml:space="preserve"> requires 5 </w:t>
+      <w:r>
+        <w:t xml:space="preserve">WebArena requires 5 </w:t>
       </w:r>
       <w:r>
         <w:t>self-hosted</w:t>
@@ -321,15 +308,7 @@
         <w:t>. I will be noting down what I’ve learnt from this course (</w:t>
       </w:r>
       <w:r>
-        <w:t xml:space="preserve">I don’t need to specify what </w:t>
-      </w:r>
-      <w:proofErr w:type="spellStart"/>
-      <w:r>
-        <w:t>ive</w:t>
-      </w:r>
-      <w:proofErr w:type="spellEnd"/>
-      <w:r>
-        <w:t xml:space="preserve"> learnt in the report, just mention the certification of completion</w:t>
+        <w:t>I don’t need to specify what ive learnt in the report, just mention the certification of completion</w:t>
       </w:r>
       <w:r>
         <w:t xml:space="preserve"> as its related </w:t>
@@ -346,23 +325,7 @@
         <w:t xml:space="preserve">I setup the AWS instance </w:t>
       </w:r>
       <w:r>
-        <w:t xml:space="preserve">with these exact settings following the </w:t>
-      </w:r>
-      <w:proofErr w:type="spellStart"/>
-      <w:r>
-        <w:t>WebArena</w:t>
-      </w:r>
-      <w:proofErr w:type="spellEnd"/>
-      <w:r>
-        <w:t xml:space="preserve"> repository </w:t>
-      </w:r>
-      <w:proofErr w:type="spellStart"/>
-      <w:r>
-        <w:t>readMe</w:t>
-      </w:r>
-      <w:proofErr w:type="spellEnd"/>
-      <w:r>
-        <w:t xml:space="preserve"> EC2 setup instructions:</w:t>
+        <w:t>with these exact settings following the WebArena repository readMe EC2 setup instructions:</w:t>
       </w:r>
     </w:p>
     <w:p>
@@ -417,15 +380,7 @@
         <w:t>This is the in</w:t>
       </w:r>
       <w:r>
-        <w:t xml:space="preserve">stance type that is recommended by the </w:t>
-      </w:r>
-      <w:proofErr w:type="spellStart"/>
-      <w:r>
-        <w:t>webarena</w:t>
-      </w:r>
-      <w:proofErr w:type="spellEnd"/>
-      <w:r>
-        <w:t xml:space="preserve"> repo readme</w:t>
+        <w:t>stance type that is recommended by the webarena repo readme</w:t>
       </w:r>
       <w:r>
         <w:t xml:space="preserve">. </w:t>
@@ -480,15 +435,7 @@
     <w:p>
       <w:r>
         <w:lastRenderedPageBreak/>
-        <w:t>I set the key pair to “</w:t>
-      </w:r>
-      <w:proofErr w:type="spellStart"/>
-      <w:r>
-        <w:t>webarena</w:t>
-      </w:r>
-      <w:proofErr w:type="spellEnd"/>
-      <w:r>
-        <w:t xml:space="preserve">-key” (which is a public key) to encrypt and decrypt login information. </w:t>
+        <w:t xml:space="preserve">I set the key pair to “webarena-key” (which is a public key) to encrypt and decrypt login information. </w:t>
       </w:r>
       <w:r>
         <w:t>This allows me and only me to log into the instance when launching the instance.</w:t>
@@ -500,15 +447,7 @@
         <w:t>generated</w:t>
       </w:r>
       <w:r>
-        <w:t xml:space="preserve"> the private key (a .</w:t>
-      </w:r>
-      <w:proofErr w:type="spellStart"/>
-      <w:r>
-        <w:t>pem</w:t>
-      </w:r>
-      <w:proofErr w:type="spellEnd"/>
-      <w:r>
-        <w:t xml:space="preserve"> file) containing this key. </w:t>
+        <w:t xml:space="preserve"> the private key (a .pem file) containing this key. </w:t>
       </w:r>
     </w:p>
     <w:p>
@@ -631,15 +570,7 @@
         </w:numPr>
       </w:pPr>
       <w:r>
-        <w:t>Custom TCP with a port of 9999 and a source IP of anywhere, this is for the Forum sites (reddit/</w:t>
-      </w:r>
-      <w:proofErr w:type="spellStart"/>
-      <w:r>
-        <w:t>postmill</w:t>
-      </w:r>
-      <w:proofErr w:type="spellEnd"/>
-      <w:r>
-        <w:t>)</w:t>
+        <w:t>Custom TCP with a port of 9999 and a source IP of anywhere, this is for the Forum sites (reddit/postmill)</w:t>
       </w:r>
     </w:p>
     <w:p>
@@ -690,15 +621,7 @@
         <w:t xml:space="preserve">Next is setting the EBS root volume (elastic block store) </w:t>
       </w:r>
       <w:r>
-        <w:t xml:space="preserve">which is AWS’s disk service and the “root volume” is the boot disk holding the OS and all the </w:t>
-      </w:r>
-      <w:proofErr w:type="spellStart"/>
-      <w:r>
-        <w:t>WebArena</w:t>
-      </w:r>
-      <w:proofErr w:type="spellEnd"/>
-      <w:r>
-        <w:t xml:space="preserve"> data.</w:t>
+        <w:t>which is AWS’s disk service and the “root volume” is the boot disk holding the OS and all the WebArena data.</w:t>
       </w:r>
       <w:r>
         <w:t xml:space="preserve"> </w:t>
@@ -796,23 +719,7 @@
         <w:t>“</w:t>
       </w:r>
       <w:r>
-        <w:t>ssh -</w:t>
-      </w:r>
-      <w:proofErr w:type="spellStart"/>
-      <w:r>
-        <w:t>i</w:t>
-      </w:r>
-      <w:proofErr w:type="spellEnd"/>
-      <w:r>
-        <w:t xml:space="preserve"> </w:t>
-      </w:r>
-      <w:proofErr w:type="spellStart"/>
-      <w:r>
-        <w:t>webarena-key.pem</w:t>
-      </w:r>
-      <w:proofErr w:type="spellEnd"/>
-      <w:r>
-        <w:t xml:space="preserve"> </w:t>
+        <w:t xml:space="preserve">ssh -i webarena-key.pem </w:t>
       </w:r>
       <w:hyperlink r:id="rId12" w:history="1">
         <w:r>
@@ -1180,42 +1087,13 @@
         <w:t xml:space="preserve">So before </w:t>
       </w:r>
       <w:r>
-        <w:t>committing to the full data-collection sweep (200 tasks × 4 budget levels × 3 strategies), I wrote a minimal validation script that runs Strategy A on a single task from each of my three target sites: Shopping (</w:t>
-      </w:r>
-      <w:proofErr w:type="spellStart"/>
-      <w:r>
-        <w:t>OneStopShop</w:t>
-      </w:r>
-      <w:proofErr w:type="spellEnd"/>
-      <w:r>
-        <w:t>), the CMS (</w:t>
-      </w:r>
-      <w:proofErr w:type="spellStart"/>
-      <w:r>
-        <w:t>shopping_admin</w:t>
-      </w:r>
-      <w:proofErr w:type="spellEnd"/>
-      <w:r>
-        <w:t>), and the Forum (</w:t>
-      </w:r>
-      <w:proofErr w:type="spellStart"/>
-      <w:r>
-        <w:t>Postmill</w:t>
-      </w:r>
-      <w:proofErr w:type="spellEnd"/>
-      <w:r>
-        <w:t>/Reddit). The intent is not to succeed at the tasks</w:t>
+        <w:t>committing to the full data-collection sweep (200 tasks × 4 budget levels × 3 strategies), I wrote a minimal validation script that runs Strategy A on a single task from each of my three target sites: Shopping (OneStopShop), the CMS (shopping_admin), and the Forum (Postmill/Reddit). The intent is not to succeed at the tasks</w:t>
       </w:r>
       <w:r>
         <w:t xml:space="preserve"> as </w:t>
       </w:r>
-      <w:proofErr w:type="spellStart"/>
-      <w:r>
-        <w:t>WebArena</w:t>
-      </w:r>
-      <w:proofErr w:type="spellEnd"/>
-      <w:r>
-        <w:t xml:space="preserve"> is a deliberately difficult benchmark, with GPT-4 reported at only 14.41% success</w:t>
+      <w:r>
+        <w:t>WebArena is a deliberately difficult benchmark, with GPT-4 reported at only 14.41% success</w:t>
       </w:r>
       <w:r>
         <w:t xml:space="preserve"> </w:t>
@@ -1225,175 +1103,18 @@
       </w:r>
     </w:p>
     <w:p>
-      <w:proofErr w:type="spellStart"/>
-      <w:r>
-        <w:t>BrowserGym</w:t>
-      </w:r>
-      <w:proofErr w:type="spellEnd"/>
-      <w:r>
-        <w:t xml:space="preserve"> reads the </w:t>
-      </w:r>
-      <w:proofErr w:type="spellStart"/>
-      <w:r>
-        <w:t>WebArena</w:t>
-      </w:r>
-      <w:proofErr w:type="spellEnd"/>
-      <w:r>
-        <w:t xml:space="preserve"> site URLs from environment variables at import time. The script therefore calls </w:t>
-      </w:r>
-      <w:proofErr w:type="spellStart"/>
-      <w:r>
-        <w:t>load_dotenv</w:t>
-      </w:r>
-      <w:proofErr w:type="spellEnd"/>
-      <w:r>
-        <w:t xml:space="preserve">() and remaps my project's WA_* variable names onto the bare names </w:t>
-      </w:r>
-      <w:proofErr w:type="spellStart"/>
-      <w:r>
-        <w:t>WebArena</w:t>
-      </w:r>
-      <w:proofErr w:type="spellEnd"/>
-      <w:r>
-        <w:t xml:space="preserve"> expects (SHOPPING, SHOPPING_ADMIN, REDDIT, etc.) before importing </w:t>
-      </w:r>
-      <w:proofErr w:type="spellStart"/>
-      <w:r>
-        <w:t>browsergym.webarena</w:t>
-      </w:r>
-      <w:proofErr w:type="spellEnd"/>
-      <w:r>
-        <w:t>. Ordering matters here: importing first would leave the environment unconfigured. Sites I am not using are given placeholder URLs so that registration succeeds without those services running.</w:t>
-      </w:r>
-    </w:p>
-    <w:p>
-      <w:r>
-        <w:t xml:space="preserve">A single </w:t>
-      </w:r>
-      <w:proofErr w:type="spellStart"/>
-      <w:r>
-        <w:t>Pydantic</w:t>
-      </w:r>
-      <w:proofErr w:type="spellEnd"/>
-      <w:r>
-        <w:t xml:space="preserve"> AI agent is constructed with </w:t>
-      </w:r>
-      <w:proofErr w:type="spellStart"/>
-      <w:r>
-        <w:t>output_type</w:t>
-      </w:r>
-      <w:proofErr w:type="spellEnd"/>
-      <w:r>
-        <w:t>=</w:t>
-      </w:r>
-      <w:proofErr w:type="spellStart"/>
-      <w:r>
-        <w:t>AgentAction</w:t>
-      </w:r>
-      <w:proofErr w:type="spellEnd"/>
-      <w:r>
-        <w:t xml:space="preserve">, where </w:t>
-      </w:r>
-      <w:proofErr w:type="spellStart"/>
-      <w:r>
-        <w:t>AgentAction</w:t>
-      </w:r>
-      <w:proofErr w:type="spellEnd"/>
-      <w:r>
-        <w:t xml:space="preserve"> is a </w:t>
-      </w:r>
-      <w:proofErr w:type="spellStart"/>
-      <w:r>
-        <w:t>Pydantic</w:t>
-      </w:r>
-      <w:proofErr w:type="spellEnd"/>
-      <w:r>
-        <w:t xml:space="preserve"> model containing a short reasoning string and a single action string. Using a structured output type means the model's reply is parsed and validated automatically, removing the need for the regular-expression action extraction used in the canonical </w:t>
-      </w:r>
-      <w:proofErr w:type="spellStart"/>
-      <w:r>
-        <w:t>WebArena</w:t>
-      </w:r>
-      <w:proofErr w:type="spellEnd"/>
-      <w:r>
-        <w:t xml:space="preserve"> harness. The static instruction block enumerates the </w:t>
-      </w:r>
-      <w:proofErr w:type="spellStart"/>
-      <w:r>
-        <w:t>BrowserGym</w:t>
-      </w:r>
-      <w:proofErr w:type="spellEnd"/>
-      <w:r>
-        <w:t xml:space="preserve"> </w:t>
-      </w:r>
-      <w:proofErr w:type="spellStart"/>
-      <w:r>
-        <w:t>HighLevelActionSet</w:t>
-      </w:r>
-      <w:proofErr w:type="spellEnd"/>
-      <w:r>
-        <w:t xml:space="preserve"> verbs (click, fill, </w:t>
-      </w:r>
-      <w:proofErr w:type="spellStart"/>
-      <w:r>
-        <w:t>select_option</w:t>
-      </w:r>
-      <w:proofErr w:type="spellEnd"/>
-      <w:r>
-        <w:t xml:space="preserve">, press, scroll, </w:t>
-      </w:r>
-      <w:proofErr w:type="spellStart"/>
-      <w:r>
-        <w:t>goto</w:t>
-      </w:r>
-      <w:proofErr w:type="spellEnd"/>
-      <w:r>
-        <w:t xml:space="preserve">, </w:t>
-      </w:r>
-      <w:proofErr w:type="spellStart"/>
-      <w:r>
-        <w:t>go_back</w:t>
-      </w:r>
-      <w:proofErr w:type="spellEnd"/>
-      <w:r>
-        <w:t xml:space="preserve">, </w:t>
-      </w:r>
-      <w:proofErr w:type="spellStart"/>
-      <w:r>
-        <w:t>send_msg_to_user</w:t>
-      </w:r>
-      <w:proofErr w:type="spellEnd"/>
-      <w:r>
-        <w:t xml:space="preserve">, noop) and states the two rules that most affect validity: only element ids present in the current accessibility tree may be referenced, and information-seeking tasks are complete only once </w:t>
-      </w:r>
-      <w:proofErr w:type="spellStart"/>
-      <w:r>
-        <w:t>send_msg_to_user</w:t>
-      </w:r>
-      <w:proofErr w:type="spellEnd"/>
-      <w:r>
-        <w:t>() has been called with the answer.</w:t>
-      </w:r>
-    </w:p>
-    <w:p>
-      <w:r>
-        <w:t xml:space="preserve">The script reads the </w:t>
-      </w:r>
-      <w:proofErr w:type="spellStart"/>
-      <w:r>
-        <w:t>WebArena</w:t>
-      </w:r>
-      <w:proofErr w:type="spellEnd"/>
-      <w:r>
-        <w:t xml:space="preserve"> task configuration files bundled with the </w:t>
-      </w:r>
-      <w:proofErr w:type="spellStart"/>
-      <w:r>
-        <w:t>webarena</w:t>
-      </w:r>
-      <w:proofErr w:type="spellEnd"/>
-      <w:r>
-        <w:t xml:space="preserve"> package and selects the first single-site task for each of the three target sites. Restricting to single-site tasks </w:t>
+      <w:r>
+        <w:t>BrowserGym reads the WebArena site URLs from environment variables at import time. The script therefore calls load_dotenv() and remaps my project's WA_* variable names onto the bare names WebArena expects (SHOPPING, SHOPPING_ADMIN, REDDIT, etc.) before importing browsergym.webarena. Ordering matters here: importing first would leave the environment unconfigured. Sites I am not using are given placeholder URLs so that registration succeeds without those services running.</w:t>
+      </w:r>
+    </w:p>
+    <w:p>
+      <w:r>
+        <w:t>A single Pydantic AI agent is constructed with output_type=AgentAction, where AgentAction is a Pydantic model containing a short reasoning string and a single action string. Using a structured output type means the model's reply is parsed and validated automatically, removing the need for the regular-expression action extraction used in the canonical WebArena harness. The static instruction block enumerates the BrowserGym HighLevelActionSet verbs (click, fill, select_option, press, scroll, goto, go_back, send_msg_to_user, noop) and states the two rules that most affect validity: only element ids present in the current accessibility tree may be referenced, and information-seeking tasks are complete only once send_msg_to_user() has been called with the answer.</w:t>
+      </w:r>
+    </w:p>
+    <w:p>
+      <w:r>
+        <w:t xml:space="preserve">The script reads the WebArena task configuration files bundled with the webarena package and selects the first single-site task for each of the three target sites. Restricting to single-site tasks </w:t>
       </w:r>
       <w:r>
         <w:lastRenderedPageBreak/>
@@ -1402,23 +1123,7 @@
     </w:p>
     <w:p>
       <w:r>
-        <w:t xml:space="preserve">Each episode instantiates a </w:t>
-      </w:r>
-      <w:proofErr w:type="spellStart"/>
-      <w:r>
-        <w:t>BrowserGym</w:t>
-      </w:r>
-      <w:proofErr w:type="spellEnd"/>
-      <w:r>
-        <w:t xml:space="preserve"> environment via </w:t>
-      </w:r>
-      <w:proofErr w:type="spellStart"/>
-      <w:r>
-        <w:t>gym.make</w:t>
-      </w:r>
-      <w:proofErr w:type="spellEnd"/>
-      <w:r>
-        <w:t>() and then iterates:</w:t>
+        <w:t>Each episode instantiates a BrowserGym environment via gym.make() and then iterates:</w:t>
       </w:r>
     </w:p>
     <w:p>
@@ -1430,15 +1135,7 @@
         </w:numPr>
       </w:pPr>
       <w:r>
-        <w:t xml:space="preserve">The current observation is converted to text. The accessibility tree is flattened with </w:t>
-      </w:r>
-      <w:proofErr w:type="spellStart"/>
-      <w:r>
-        <w:t>flatten_axtree_to_str</w:t>
-      </w:r>
-      <w:proofErr w:type="spellEnd"/>
-      <w:r>
-        <w:t>() and combined with the task goal, the current URL, and any error returned by the previous action.</w:t>
+        <w:t>The current observation is converted to text. The accessibility tree is flattened with flatten_axtree_to_str() and combined with the task goal, the current URL, and any error returned by the previous action.</w:t>
       </w:r>
     </w:p>
     <w:p>
@@ -1462,23 +1159,7 @@
         </w:numPr>
       </w:pPr>
       <w:r>
-        <w:t xml:space="preserve">Token usage is read from </w:t>
-      </w:r>
-      <w:proofErr w:type="spellStart"/>
-      <w:r>
-        <w:t>result.usage</w:t>
-      </w:r>
-      <w:proofErr w:type="spellEnd"/>
-      <w:r>
-        <w:t xml:space="preserve">() and accumulated. Because </w:t>
-      </w:r>
-      <w:proofErr w:type="spellStart"/>
-      <w:r>
-        <w:t>Pydantic</w:t>
-      </w:r>
-      <w:proofErr w:type="spellEnd"/>
-      <w:r>
-        <w:t xml:space="preserve"> AI reports input and output token counts natively, this constitutes the token accounting mechanism described in my methodology — no interception of the underlying OpenAI client is required.</w:t>
+        <w:t>Token usage is read from result.usage() and accumulated. Because Pydantic AI reports input and output token counts natively, this constitutes the token accounting mechanism described in my methodology — no interception of the underlying OpenAI client is required.</w:t>
       </w:r>
     </w:p>
     <w:p>
@@ -1490,23 +1171,7 @@
         </w:numPr>
       </w:pPr>
       <w:r>
-        <w:t xml:space="preserve">The action is executed with </w:t>
-      </w:r>
-      <w:proofErr w:type="spellStart"/>
-      <w:r>
-        <w:t>env.step</w:t>
-      </w:r>
-      <w:proofErr w:type="spellEnd"/>
-      <w:r>
-        <w:t xml:space="preserve">(), which returns the next observation and the reward computed by </w:t>
-      </w:r>
-      <w:proofErr w:type="spellStart"/>
-      <w:r>
-        <w:t>WebArena's</w:t>
-      </w:r>
-      <w:proofErr w:type="spellEnd"/>
-      <w:r>
-        <w:t xml:space="preserve"> own evaluation function.</w:t>
+        <w:t>The action is executed with env.step(), which returns the next observation and the reward computed by WebArena's own evaluation function.</w:t>
       </w:r>
     </w:p>
     <w:p>
@@ -1535,15 +1200,7 @@
         <w:t xml:space="preserve">as those tokens are a real cost </w:t>
       </w:r>
       <w:r>
-        <w:t xml:space="preserve">but it means </w:t>
-      </w:r>
-      <w:proofErr w:type="spellStart"/>
-      <w:r>
-        <w:t>reasoning_effort</w:t>
-      </w:r>
-      <w:proofErr w:type="spellEnd"/>
-      <w:r>
-        <w:t xml:space="preserve"> must be pinned to a fixed value before collection begins, otherwise per-episode token totals could vary for reasons unrelated to the orchestration strategy under test, confounding the comparison.</w:t>
+        <w:t>but it means reasoning_effort must be pinned to a fixed value before collection begins, otherwise per-episode token totals could vary for reasons unrelated to the orchestration strategy under test, confounding the comparison.</w:t>
       </w:r>
     </w:p>
     <w:p>
@@ -1650,23 +1307,7 @@
         <w:t xml:space="preserve">Isolating task 27 for the reddit website shows interesting results which differentiates from past tests. </w:t>
       </w:r>
       <w:r>
-        <w:t xml:space="preserve">step 0 sees the front page, step 1 sees the </w:t>
-      </w:r>
-      <w:proofErr w:type="spellStart"/>
-      <w:r>
-        <w:t>Showerthoughts</w:t>
-      </w:r>
-      <w:proofErr w:type="spellEnd"/>
-      <w:r>
-        <w:t xml:space="preserve"> forum, step 2 sees a user link (/user/</w:t>
-      </w:r>
-      <w:proofErr w:type="spellStart"/>
-      <w:r>
-        <w:t>Waoonet</w:t>
-      </w:r>
-      <w:proofErr w:type="spellEnd"/>
-      <w:r>
-        <w:t xml:space="preserve">), step 3 sees a post. The page </w:t>
+        <w:t xml:space="preserve">step 0 sees the front page, step 1 sees the Showerthoughts forum, step 2 sees a user link (/user/Waoonet), step 3 sees a post. The page </w:t>
       </w:r>
       <w:r>
         <w:t>is</w:t>
@@ -1696,15 +1337,7 @@
         <w:t xml:space="preserve">, </w:t>
       </w:r>
       <w:r>
-        <w:t xml:space="preserve">the click lands, then Playwright waits for the post-click navigation and gives up at 500ms. Over a </w:t>
-      </w:r>
-      <w:proofErr w:type="spellStart"/>
-      <w:r>
-        <w:t>London→Ohio</w:t>
-      </w:r>
-      <w:proofErr w:type="spellEnd"/>
-      <w:r>
-        <w:t xml:space="preserve"> round trip, 500ms is nothing. </w:t>
+        <w:t xml:space="preserve">the click lands, then Playwright waits for the post-click navigation and gives up at 500ms. Over a London→Ohio round trip, 500ms is nothing. </w:t>
       </w:r>
       <w:r>
         <w:t>T</w:t>
@@ -1993,15 +1626,7 @@
     </w:p>
     <w:p>
       <w:r>
-        <w:t xml:space="preserve">So I had to install all the libraries </w:t>
-      </w:r>
-      <w:proofErr w:type="spellStart"/>
-      <w:r>
-        <w:t>im</w:t>
-      </w:r>
-      <w:proofErr w:type="spellEnd"/>
-      <w:r>
-        <w:t xml:space="preserve"> using locally onto the AWS EC2 instance and I got this message </w:t>
+        <w:t xml:space="preserve">So I had to install all the libraries im using locally onto the AWS EC2 instance and I got this message </w:t>
       </w:r>
       <w:r>
         <w:t>triggered by the playwright library:</w:t>
@@ -2161,26 +1786,10 @@
     <w:p>
       <w:r>
         <w:lastRenderedPageBreak/>
-        <w:t>Forum is running, however apparently there is no module named “</w:t>
-      </w:r>
-      <w:proofErr w:type="spellStart"/>
-      <w:r>
-        <w:t>browser_env</w:t>
-      </w:r>
-      <w:proofErr w:type="spellEnd"/>
-      <w:r>
-        <w:t xml:space="preserve">” so I will have to </w:t>
-      </w:r>
-      <w:r>
-        <w:t xml:space="preserve">re-install the </w:t>
-      </w:r>
-      <w:proofErr w:type="spellStart"/>
-      <w:r>
-        <w:t>webarena</w:t>
-      </w:r>
-      <w:proofErr w:type="spellEnd"/>
-      <w:r>
-        <w:t xml:space="preserve"> repository including its top level modules.</w:t>
+        <w:t xml:space="preserve">Forum is running, however apparently there is no module named “browser_env” so I will have to </w:t>
+      </w:r>
+      <w:r>
+        <w:t>re-install the webarena repository including its top level modules.</w:t>
       </w:r>
     </w:p>
     <w:p/>
@@ -2284,26 +1893,10 @@
         <w:t xml:space="preserve">The RISK R3 I anticipated has come to fruition… </w:t>
       </w:r>
       <w:r>
-        <w:t xml:space="preserve">There is a version incompatibility between </w:t>
-      </w:r>
-      <w:proofErr w:type="spellStart"/>
-      <w:r>
-        <w:t>WebAren’as</w:t>
-      </w:r>
-      <w:proofErr w:type="spellEnd"/>
-      <w:r>
-        <w:t xml:space="preserve"> 2023 codebase and the contemporary OpenAI SDK. </w:t>
-      </w:r>
-      <w:r>
-        <w:t xml:space="preserve">After importing </w:t>
-      </w:r>
-      <w:proofErr w:type="spellStart"/>
-      <w:r>
-        <w:t>openAI</w:t>
-      </w:r>
-      <w:proofErr w:type="spellEnd"/>
-      <w:r>
-        <w:t xml:space="preserve"> directly into the code</w:t>
+        <w:t xml:space="preserve">There is a version incompatibility between WebAren’as 2023 codebase and the contemporary OpenAI SDK. </w:t>
+      </w:r>
+      <w:r>
+        <w:t>After importing openAI directly into the code</w:t>
       </w:r>
       <w:r>
         <w:t xml:space="preserve">, the results looks better. </w:t>
@@ -2560,15 +2153,7 @@
         <w:t xml:space="preserve">Cut cost per step by pinning the reasoning effort to low as the output is between 429-1198/step and reasoning tokens take a big chunk of that. </w:t>
       </w:r>
       <w:r>
-        <w:t xml:space="preserve">Also I need to trim the </w:t>
-      </w:r>
-      <w:proofErr w:type="spellStart"/>
-      <w:r>
-        <w:t>AXTree</w:t>
-      </w:r>
-      <w:proofErr w:type="spellEnd"/>
-      <w:r>
-        <w:t xml:space="preserve">, as this also has filtering options by dropping non-interactive elements (this can cut input tokens substantially). </w:t>
+        <w:t xml:space="preserve">Also I need to trim the AXTree, as this also has filtering options by dropping non-interactive elements (this can cut input tokens substantially). </w:t>
       </w:r>
       <w:r>
         <w:t xml:space="preserve">If I get 2,000/step then a 16k budget gives me 8 steps which is more realistic. </w:t>
@@ -2790,15 +2375,7 @@
         <w:t xml:space="preserve"> the comments page.</w:t>
       </w:r>
       <w:r>
-        <w:t xml:space="preserve"> Another issue has </w:t>
-      </w:r>
-      <w:proofErr w:type="spellStart"/>
-      <w:r>
-        <w:t>arised</w:t>
-      </w:r>
-      <w:proofErr w:type="spellEnd"/>
-      <w:r>
-        <w:t xml:space="preserve"> where with </w:t>
+        <w:t xml:space="preserve"> Another issue has arised where with </w:t>
       </w:r>
       <w:r>
         <w:t>a 16,000 cap, this episode consumed 44,796.</w:t>
@@ -2890,15 +2467,7 @@
         <w:t xml:space="preserve">HOWEVER, </w:t>
       </w:r>
       <w:r>
-        <w:t xml:space="preserve">steps 1-2 were wasted scrolling (filtering hid </w:t>
-      </w:r>
-      <w:proofErr w:type="spellStart"/>
-      <w:r>
-        <w:t>ShowerThoughts</w:t>
-      </w:r>
-      <w:proofErr w:type="spellEnd"/>
-      <w:r>
-        <w:t xml:space="preserve"> initially, so it scrolled twice to find it). 3,000 tokens were spent recovering from reduced visibility. This is an interesting trade off as aggressive </w:t>
+        <w:t xml:space="preserve">steps 1-2 were wasted scrolling (filtering hid ShowerThoughts initially, so it scrolled twice to find it). 3,000 tokens were spent recovering from reduced visibility. This is an interesting trade off as aggressive </w:t>
       </w:r>
       <w:r>
         <w:t>filtering cuts per-step cost but can add steps</w:t>
@@ -2912,15 +2481,7 @@
         <w:t xml:space="preserve">Now the next thing to do is run </w:t>
       </w:r>
       <w:r>
-        <w:t xml:space="preserve">1 task from both shopping and </w:t>
-      </w:r>
-      <w:proofErr w:type="spellStart"/>
-      <w:r>
-        <w:t>shopping_admin</w:t>
-      </w:r>
-      <w:proofErr w:type="spellEnd"/>
-      <w:r>
-        <w:t xml:space="preserve"> sites before running batches. </w:t>
+        <w:t xml:space="preserve">1 task from both shopping and shopping_admin sites before running batches. </w:t>
       </w:r>
     </w:p>
     <w:p>
@@ -2973,15 +2534,7 @@
     </w:p>
     <w:p>
       <w:r>
-        <w:t>These failures are answer formatting issues and not plumbing, which is fine. In terms of per-</w:t>
-      </w:r>
-      <w:proofErr w:type="spellStart"/>
-      <w:r>
-        <w:t>stike</w:t>
-      </w:r>
-      <w:proofErr w:type="spellEnd"/>
-      <w:r>
-        <w:t xml:space="preserve"> token usage:</w:t>
+        <w:t>These failures are answer formatting issues and not plumbing, which is fine. In terms of per-stike token usage:</w:t>
       </w:r>
     </w:p>
     <w:tbl>
@@ -3231,15 +2784,7 @@
         <w:t>): it found “Sprite Stasis Ball 65cm”</w:t>
       </w:r>
       <w:r>
-        <w:t xml:space="preserve"> and answered in one step. Correct content, rejected on exact match. </w:t>
-      </w:r>
-      <w:proofErr w:type="spellStart"/>
-      <w:r>
-        <w:t>WebArena</w:t>
-      </w:r>
-      <w:proofErr w:type="spellEnd"/>
-      <w:r>
-        <w:t xml:space="preserve"> compares strings strictly.</w:t>
+        <w:t xml:space="preserve"> and answered in one step. Correct content, rejected on exact match. WebArena compares strings strictly.</w:t>
       </w:r>
     </w:p>
     <w:p>
@@ -3253,15 +2798,7 @@
         <w:t xml:space="preserve">): </w:t>
       </w:r>
       <w:r>
-        <w:t xml:space="preserve">It answered with a paragraph explaining it couldn’t find a name. </w:t>
-      </w:r>
-      <w:proofErr w:type="spellStart"/>
-      <w:r>
-        <w:t>WebArena</w:t>
-      </w:r>
-      <w:proofErr w:type="spellEnd"/>
-      <w:r>
-        <w:t xml:space="preserve"> expects a bare answer or N/A. </w:t>
+        <w:t xml:space="preserve">It answered with a paragraph explaining it couldn’t find a name. WebArena expects a bare answer or N/A. </w:t>
       </w:r>
     </w:p>
     <w:p>
@@ -3462,15 +2999,7 @@
           </w:tcPr>
           <w:p>
             <w:r>
-              <w:t>Fill(‘50’, ‘</w:t>
-            </w:r>
-            <w:proofErr w:type="spellStart"/>
-            <w:r>
-              <w:t>showerthoughts</w:t>
-            </w:r>
-            <w:proofErr w:type="spellEnd"/>
-            <w:r>
-              <w:t>’) - search</w:t>
+              <w:t>Fill(‘50’, ‘showerthoughts’) - search</w:t>
             </w:r>
           </w:p>
         </w:tc>
@@ -3539,7 +3068,6 @@
                 <w:bCs/>
               </w:rPr>
             </w:pPr>
-            <w:proofErr w:type="spellStart"/>
             <w:r>
               <w:rPr>
                 <w:b/>
@@ -3547,7 +3075,6 @@
               </w:rPr>
               <w:t>Behavior</w:t>
             </w:r>
-            <w:proofErr w:type="spellEnd"/>
           </w:p>
         </w:tc>
         <w:tc>
@@ -3730,24 +3257,11 @@
         <w:t xml:space="preserve">In run 3, the agent repeated an identical action 4 times, burning 6,500 tokens going nowhere. </w:t>
       </w:r>
       <w:r>
-        <w:t>The issue is my prompt has no memory as the function “</w:t>
-      </w:r>
-      <w:proofErr w:type="spellStart"/>
-      <w:r>
-        <w:t>build_prompt</w:t>
-      </w:r>
-      <w:proofErr w:type="spellEnd"/>
-      <w:r>
-        <w:t xml:space="preserve">()” </w:t>
-      </w:r>
-      <w:r>
-        <w:t xml:space="preserve">sends the goal, URL, last error, and current </w:t>
-      </w:r>
-      <w:proofErr w:type="spellStart"/>
-      <w:r>
-        <w:t>AXTree</w:t>
-      </w:r>
-      <w:proofErr w:type="spellEnd"/>
+        <w:t xml:space="preserve">The issue is my prompt has no memory as the function “build_prompt()” </w:t>
+      </w:r>
+      <w:r>
+        <w:t>sends the goal, URL, last error, and current AXTree</w:t>
+      </w:r>
       <w:r>
         <w:t xml:space="preserve">, </w:t>
       </w:r>
@@ -3945,26 +3459,10 @@
         <w:t xml:space="preserve"> which is costing around 2,500 tokens in 2 of the three runs</w:t>
       </w:r>
       <w:r>
-        <w:t xml:space="preserve"> so </w:t>
-      </w:r>
-      <w:proofErr w:type="spellStart"/>
-      <w:r>
-        <w:t>ill</w:t>
-      </w:r>
-      <w:proofErr w:type="spellEnd"/>
-      <w:r>
-        <w:t xml:space="preserve"> need to fix that. </w:t>
-      </w:r>
-      <w:r>
-        <w:t xml:space="preserve">Ok so adding an action timeout broke the code, so </w:t>
-      </w:r>
-      <w:proofErr w:type="spellStart"/>
-      <w:r>
-        <w:t>ill</w:t>
-      </w:r>
-      <w:proofErr w:type="spellEnd"/>
-      <w:r>
-        <w:t xml:space="preserve"> need to find a substitute solution</w:t>
+        <w:t xml:space="preserve"> so ill need to fix that. </w:t>
+      </w:r>
+      <w:r>
+        <w:t>Ok so adding an action timeout broke the code, so ill need to find a substitute solution</w:t>
       </w:r>
       <w:r>
         <w:t>.</w:t>
@@ -4014,34 +3512,10 @@
     </w:p>
     <w:p>
       <w:r>
-        <w:t xml:space="preserve">Since action timeout is NOT a module constant I </w:t>
-      </w:r>
-      <w:proofErr w:type="spellStart"/>
-      <w:r>
-        <w:t>cant</w:t>
-      </w:r>
-      <w:proofErr w:type="spellEnd"/>
-      <w:r>
-        <w:t xml:space="preserve"> raise it at runtime</w:t>
-      </w:r>
-      <w:r>
-        <w:t xml:space="preserve">. This means its </w:t>
-      </w:r>
-      <w:proofErr w:type="spellStart"/>
-      <w:r>
-        <w:t>BrowserGyms</w:t>
-      </w:r>
-      <w:proofErr w:type="spellEnd"/>
-      <w:r>
-        <w:t xml:space="preserve"> default and my results stay comparable to other </w:t>
-      </w:r>
-      <w:proofErr w:type="spellStart"/>
-      <w:r>
-        <w:t>webArena</w:t>
-      </w:r>
-      <w:proofErr w:type="spellEnd"/>
-      <w:r>
-        <w:t xml:space="preserve"> work. </w:t>
+        <w:t>Since action timeout is NOT a module constant I cant raise it at runtime</w:t>
+      </w:r>
+      <w:r>
+        <w:t xml:space="preserve">. This means its BrowserGyms default and my results stay comparable to other webArena work. </w:t>
       </w:r>
       <w:r>
         <w:t>And editing files inside site-packages is unreproducible</w:t>
@@ -4050,48 +3524,16 @@
         <w:t>.</w:t>
       </w:r>
       <w:r>
-        <w:t xml:space="preserve"> So instead, </w:t>
-      </w:r>
-      <w:proofErr w:type="spellStart"/>
-      <w:r>
-        <w:t>ill</w:t>
-      </w:r>
-      <w:proofErr w:type="spellEnd"/>
-      <w:r>
-        <w:t xml:space="preserve"> need to stop the false error misleading the agent. </w:t>
+        <w:t xml:space="preserve"> So instead, ill need to stop the false error misleading the agent. </w:t>
       </w:r>
       <w:r>
         <w:t>The click actually lands; the timeout is Playwright giving up on the post-click navigation wait.</w:t>
       </w:r>
       <w:r>
-        <w:t xml:space="preserve"> The prompt tells the agent “error”, so it wastes a step re-</w:t>
-      </w:r>
-      <w:proofErr w:type="spellStart"/>
-      <w:r>
-        <w:t>tryting</w:t>
-      </w:r>
-      <w:proofErr w:type="spellEnd"/>
-      <w:r>
-        <w:t xml:space="preserve"> something that already worked. </w:t>
-      </w:r>
-      <w:proofErr w:type="spellStart"/>
-      <w:r>
-        <w:t>Ill</w:t>
-      </w:r>
-      <w:proofErr w:type="spellEnd"/>
-      <w:r>
-        <w:t xml:space="preserve"> need to remove that false signal </w:t>
-      </w:r>
-      <w:r>
-        <w:t xml:space="preserve">in </w:t>
-      </w:r>
-      <w:proofErr w:type="spellStart"/>
-      <w:r>
-        <w:t>build_prompt</w:t>
-      </w:r>
-      <w:proofErr w:type="spellEnd"/>
-      <w:r>
-        <w:t xml:space="preserve"> function</w:t>
+        <w:t xml:space="preserve"> The prompt tells the agent “error”, so it wastes a step re-tryting something that already worked. Ill need to remove that false signal </w:t>
+      </w:r>
+      <w:r>
+        <w:t>in build_prompt function</w:t>
       </w:r>
       <w:r>
         <w:t>.</w:t>
@@ -4105,15 +3547,7 @@
         <w:t xml:space="preserve">the timeout being set to 60,000. I set it to this value because I was doing testing on my local machine, but now the code is on the instance, I should set it to 10,000. However ill need to see the difference in </w:t>
       </w:r>
       <w:r>
-        <w:t xml:space="preserve">results from both. If nothing changes, then </w:t>
-      </w:r>
-      <w:proofErr w:type="spellStart"/>
-      <w:r>
-        <w:t>ill</w:t>
-      </w:r>
-      <w:proofErr w:type="spellEnd"/>
-      <w:r>
-        <w:t xml:space="preserve"> keep the timeout set to 10000, but if there are large variances then ill switch back to 60,000</w:t>
+        <w:t>results from both. If nothing changes, then ill keep the timeout set to 10000, but if there are large variances then ill switch back to 60,000</w:t>
       </w:r>
       <w:r>
         <w:t>.</w:t>
@@ -4428,17 +3862,8 @@
                 <w:b/>
                 <w:bCs/>
               </w:rPr>
-              <w:t xml:space="preserve">Target </w:t>
-            </w:r>
-            <w:proofErr w:type="spellStart"/>
-            <w:r>
-              <w:rPr>
-                <w:b/>
-                <w:bCs/>
-              </w:rPr>
-              <w:t>locatability</w:t>
-            </w:r>
-            <w:proofErr w:type="spellEnd"/>
+              <w:t>Target locatability</w:t>
+            </w:r>
           </w:p>
         </w:tc>
         <w:tc>
@@ -4729,47 +4154,18 @@
         <w:t xml:space="preserve">Note to self: When stopping/starting the instance, everything installed is stored in the instances’ storage, so all I need to do is SSH into the instance and </w:t>
       </w:r>
       <w:r>
-        <w:t xml:space="preserve">start the pages </w:t>
-      </w:r>
-      <w:proofErr w:type="spellStart"/>
-      <w:r>
-        <w:t>ill</w:t>
-      </w:r>
-      <w:proofErr w:type="spellEnd"/>
-      <w:r>
-        <w:t xml:space="preserve"> be working on.</w:t>
-      </w:r>
-    </w:p>
-    <w:p>
-      <w:r>
-        <w:t xml:space="preserve">Based on the original </w:t>
-      </w:r>
-      <w:proofErr w:type="spellStart"/>
-      <w:r>
-        <w:t>WebArena</w:t>
-      </w:r>
-      <w:proofErr w:type="spellEnd"/>
-      <w:r>
-        <w:t xml:space="preserve"> paper, they also included a specific rule in their agent instructions: “- If the task is impossible to complete on this site (the data does not exist, or the site does not support the requested operation), send exactly: </w:t>
-      </w:r>
-      <w:proofErr w:type="spellStart"/>
-      <w:r>
-        <w:t>send_msg_to_user</w:t>
-      </w:r>
-      <w:proofErr w:type="spellEnd"/>
-      <w:r>
-        <w:t>('N/A')”</w:t>
+        <w:t>start the pages ill be working on.</w:t>
+      </w:r>
+    </w:p>
+    <w:p>
+      <w:r>
+        <w:t>Based on the original WebArena paper, they also included a specific rule in their agent instructions: “- If the task is impossible to complete on this site (the data does not exist, or the site does not support the requested operation), send exactly: send_msg_to_user('N/A')”</w:t>
       </w:r>
       <w:r>
         <w:t xml:space="preserve"> as </w:t>
       </w:r>
-      <w:proofErr w:type="spellStart"/>
-      <w:r>
-        <w:t>WebArena</w:t>
-      </w:r>
-      <w:proofErr w:type="spellEnd"/>
-      <w:r>
-        <w:t xml:space="preserve"> reports success rate (SR) and success rate on achievable tasks (SRAC) separately</w:t>
+      <w:r>
+        <w:t>WebArena reports success rate (SR) and success rate on achievable tasks (SRAC) separately</w:t>
       </w:r>
       <w:r>
         <w:t>.</w:t>
@@ -4785,15 +4181,7 @@
     </w:p>
     <w:p>
       <w:r>
-        <w:t xml:space="preserve">The next thing </w:t>
-      </w:r>
-      <w:proofErr w:type="spellStart"/>
-      <w:r>
-        <w:t>ill</w:t>
-      </w:r>
-      <w:proofErr w:type="spellEnd"/>
-      <w:r>
-        <w:t xml:space="preserve"> need to work on is probing </w:t>
+        <w:t xml:space="preserve">The next thing ill need to work on is probing </w:t>
       </w:r>
       <w:r>
         <w:t xml:space="preserve">to </w:t>
@@ -4860,35 +4248,14 @@
       </w:r>
     </w:p>
     <w:p>
-      <w:proofErr w:type="spellStart"/>
-      <w:r>
-        <w:t>WebArenas</w:t>
-      </w:r>
-      <w:proofErr w:type="spellEnd"/>
-      <w:r>
-        <w:t xml:space="preserve"> evaluation code in the repo calls an old OpenAI API. </w:t>
-      </w:r>
-      <w:r>
-        <w:t xml:space="preserve">This is because some tasks have LLM evaluators so </w:t>
-      </w:r>
-      <w:proofErr w:type="spellStart"/>
-      <w:r>
-        <w:t>its</w:t>
-      </w:r>
-      <w:proofErr w:type="spellEnd"/>
-      <w:r>
-        <w:t xml:space="preserve"> good I found this before the 200 task collection. </w:t>
-      </w:r>
-      <w:r>
-        <w:t>I confirmed the cause by running the grep command on “</w:t>
-      </w:r>
-      <w:proofErr w:type="spellStart"/>
-      <w:r>
-        <w:t>ChatCompletion</w:t>
-      </w:r>
-      <w:proofErr w:type="spellEnd"/>
-      <w:r>
-        <w:t xml:space="preserve">”. </w:t>
+      <w:r>
+        <w:t xml:space="preserve">WebArenas evaluation code in the repo calls an old OpenAI API. </w:t>
+      </w:r>
+      <w:r>
+        <w:t xml:space="preserve">This is because some tasks have LLM evaluators so its good I found this before the 200 task collection. </w:t>
+      </w:r>
+      <w:r>
+        <w:t xml:space="preserve">I confirmed the cause by running the grep command on “ChatCompletion”. </w:t>
       </w:r>
     </w:p>
     <w:p>
@@ -4939,23 +4306,7 @@
         <w:t xml:space="preserve">It looks like line 256 </w:t>
       </w:r>
       <w:r>
-        <w:t xml:space="preserve">is the synchronous call, used by </w:t>
-      </w:r>
-      <w:proofErr w:type="spellStart"/>
-      <w:r>
-        <w:t>webArenas</w:t>
-      </w:r>
-      <w:proofErr w:type="spellEnd"/>
-      <w:r>
-        <w:t xml:space="preserve"> fuzzy match evaluators. </w:t>
-      </w:r>
-      <w:proofErr w:type="spellStart"/>
-      <w:r>
-        <w:t>Ill</w:t>
-      </w:r>
-      <w:proofErr w:type="spellEnd"/>
-      <w:r>
-        <w:t xml:space="preserve"> need to check its signature before I patch it</w:t>
+        <w:t>is the synchronous call, used by webArenas fuzzy match evaluators. Ill need to check its signature before I patch it</w:t>
       </w:r>
       <w:r>
         <w:t xml:space="preserve">. </w:t>
@@ -5005,15 +4356,7 @@
     </w:p>
     <w:p>
       <w:r>
-        <w:t xml:space="preserve">Ok so now I can match the signature exactly but I do need to clarify in the report/here is that evaluation API costs do NOT contribute to the token ladder </w:t>
-      </w:r>
-      <w:proofErr w:type="spellStart"/>
-      <w:r>
-        <w:t>im</w:t>
-      </w:r>
-      <w:proofErr w:type="spellEnd"/>
-      <w:r>
-        <w:t xml:space="preserve"> currently using. </w:t>
+        <w:t xml:space="preserve">Ok so now I can match the signature exactly but I do need to clarify in the report/here is that evaluation API costs do NOT contribute to the token ladder im currently using. </w:t>
       </w:r>
     </w:p>
     <w:p>
@@ -5021,39 +4364,7 @@
         <w:t xml:space="preserve">When I mean signature, </w:t>
       </w:r>
       <w:r>
-        <w:t xml:space="preserve">I mean the “messages, model, temperature, </w:t>
-      </w:r>
-      <w:proofErr w:type="spellStart"/>
-      <w:r>
-        <w:t>max_tokens</w:t>
-      </w:r>
-      <w:proofErr w:type="spellEnd"/>
-      <w:r>
-        <w:t xml:space="preserve">, </w:t>
-      </w:r>
-      <w:proofErr w:type="spellStart"/>
-      <w:r>
-        <w:t>top_p</w:t>
-      </w:r>
-      <w:proofErr w:type="spellEnd"/>
-      <w:r>
-        <w:t xml:space="preserve">, </w:t>
-      </w:r>
-      <w:proofErr w:type="spellStart"/>
-      <w:r>
-        <w:t>context_length</w:t>
-      </w:r>
-      <w:proofErr w:type="spellEnd"/>
-      <w:r>
-        <w:t xml:space="preserve">, </w:t>
-      </w:r>
-      <w:proofErr w:type="spellStart"/>
-      <w:r>
-        <w:t>stop_token</w:t>
-      </w:r>
-      <w:proofErr w:type="spellEnd"/>
-      <w:r>
-        <w:t xml:space="preserve">” so however the evaluator calls it, it works. </w:t>
+        <w:t xml:space="preserve">I mean the “messages, model, temperature, max_tokens, top_p, context_length, stop_token” so however the evaluator calls it, it works. </w:t>
       </w:r>
       <w:r>
         <w:t xml:space="preserve"> </w:t>
@@ -5110,31 +4421,7 @@
         <w:t xml:space="preserve">The patch worked, but it looks like </w:t>
       </w:r>
       <w:r>
-        <w:t xml:space="preserve">that </w:t>
-      </w:r>
-      <w:proofErr w:type="spellStart"/>
-      <w:r>
-        <w:t>WebArenas</w:t>
-      </w:r>
-      <w:proofErr w:type="spellEnd"/>
-      <w:r>
-        <w:t xml:space="preserve"> evaluator is hardcoded to gpt-4-1106-preview which is a 2023 model that has been retired from </w:t>
-      </w:r>
-      <w:proofErr w:type="spellStart"/>
-      <w:r>
-        <w:t>openAI</w:t>
-      </w:r>
-      <w:proofErr w:type="spellEnd"/>
-      <w:r>
-        <w:t xml:space="preserve"> API. So </w:t>
-      </w:r>
-      <w:proofErr w:type="spellStart"/>
-      <w:r>
-        <w:t>ill</w:t>
-      </w:r>
-      <w:proofErr w:type="spellEnd"/>
-      <w:r>
-        <w:t xml:space="preserve"> need to override the model inside my patch. </w:t>
+        <w:t xml:space="preserve">that WebArenas evaluator is hardcoded to gpt-4-1106-preview which is a 2023 model that has been retired from openAI API. So ill need to override the model inside my patch. </w:t>
       </w:r>
       <w:r>
         <w:t xml:space="preserve">Ill change it to the cheapest model which is gpt-4o-mini. </w:t>
@@ -5145,23 +4432,7 @@
         <w:t xml:space="preserve">There are 2 implications that need to be noted, </w:t>
       </w:r>
       <w:r>
-        <w:t xml:space="preserve">since </w:t>
-      </w:r>
-      <w:proofErr w:type="spellStart"/>
-      <w:r>
-        <w:t>WebArenas</w:t>
-      </w:r>
-      <w:proofErr w:type="spellEnd"/>
-      <w:r>
-        <w:t xml:space="preserve"> evaluator uses an LLM to judge whether a free text answer is acceptable, swapping GTP-4-Preview for GPT-4o-mini means </w:t>
-      </w:r>
-      <w:proofErr w:type="spellStart"/>
-      <w:r>
-        <w:t>im</w:t>
-      </w:r>
-      <w:proofErr w:type="spellEnd"/>
-      <w:r>
-        <w:t xml:space="preserve"> not using the original grader </w:t>
+        <w:t xml:space="preserve">since WebArenas evaluator uses an LLM to judge whether a free text answer is acceptable, swapping GTP-4-Preview for GPT-4o-mini means im not using the original grader </w:t>
       </w:r>
       <w:r>
         <w:t>(which was used in the original paper). However, the evaluator is applied directly to all 3 of my strategies, so my internal comparison is still valid.</w:t>
@@ -5521,29 +4792,13 @@
         <w:t xml:space="preserve">4 visits </w:t>
       </w:r>
       <w:r>
-        <w:t xml:space="preserve">to the same category, and my action-history rule doesn’t catch a single one because the bids differ every page </w:t>
-      </w:r>
-      <w:proofErr w:type="spellStart"/>
-      <w:r>
-        <w:t>laoad</w:t>
-      </w:r>
-      <w:proofErr w:type="spellEnd"/>
-      <w:r>
-        <w:t xml:space="preserve">. The strings </w:t>
+        <w:t xml:space="preserve">to the same category, and my action-history rule doesn’t catch a single one because the bids differ every page laoad. The strings </w:t>
       </w:r>
       <w:r>
         <w:t>click('1075') and click('927') look completely different to the model, so "never repeat an action" is trivially satisfied while the agent goes in circles.</w:t>
       </w:r>
       <w:r>
-        <w:t xml:space="preserve"> This burnt around 26,000 tokens and hit the step limit. This means that </w:t>
-      </w:r>
-      <w:proofErr w:type="spellStart"/>
-      <w:r>
-        <w:t>its</w:t>
-      </w:r>
-      <w:proofErr w:type="spellEnd"/>
-      <w:r>
-        <w:t xml:space="preserve"> not task difficulty, but a </w:t>
+        <w:t xml:space="preserve"> This burnt around 26,000 tokens and hit the step limit. This means that its not task difficulty, but a </w:t>
       </w:r>
       <w:r>
         <w:lastRenderedPageBreak/>
@@ -5555,31 +4810,10 @@
     </w:p>
     <w:p>
       <w:r>
-        <w:t xml:space="preserve">Another change </w:t>
-      </w:r>
-      <w:proofErr w:type="spellStart"/>
-      <w:r>
-        <w:t>ill</w:t>
-      </w:r>
-      <w:proofErr w:type="spellEnd"/>
-      <w:r>
-        <w:t xml:space="preserve"> need to make is the max steps limit. Since </w:t>
-      </w:r>
-      <w:proofErr w:type="spellStart"/>
-      <w:r>
-        <w:t>im</w:t>
-      </w:r>
-      <w:proofErr w:type="spellEnd"/>
-      <w:r>
-        <w:t xml:space="preserve"> binding my 32k token cap with max steps, </w:t>
-      </w:r>
-      <w:proofErr w:type="spellStart"/>
-      <w:r>
-        <w:t>ill</w:t>
-      </w:r>
-      <w:proofErr w:type="spellEnd"/>
-      <w:r>
-        <w:t xml:space="preserve"> need to raise the steps limit to fit a 32k token cap so the probe measures the unconstrained cost and not the 12 step cost. </w:t>
+        <w:t xml:space="preserve">Another change ill need to make is the max steps limit. Since </w:t>
+      </w:r>
+      <w:r>
+        <w:t xml:space="preserve">im binding my 32k token cap with max steps, ill need to raise the steps limit to fit a 32k token cap so the probe measures the unconstrained cost and not the 12 step cost. </w:t>
       </w:r>
     </w:p>
     <w:p>
@@ -5626,23 +4860,7 @@
     </w:p>
     <w:p>
       <w:r>
-        <w:t xml:space="preserve">After adding the changes and running the probe </w:t>
-      </w:r>
-      <w:proofErr w:type="spellStart"/>
-      <w:r>
-        <w:t>py</w:t>
-      </w:r>
-      <w:proofErr w:type="spellEnd"/>
-      <w:r>
-        <w:t xml:space="preserve"> file again, the agent is still looping. So </w:t>
-      </w:r>
-      <w:proofErr w:type="spellStart"/>
-      <w:r>
-        <w:t>ill</w:t>
-      </w:r>
-      <w:proofErr w:type="spellEnd"/>
-      <w:r>
-        <w:t xml:space="preserve"> need print the URL each step so I can see whether the history actually contains distinguishable URLs or whether magneto is returning the same URL with different bids </w:t>
+        <w:t xml:space="preserve">After adding the changes and running the probe py file again, the agent is still looping. So ill need print the URL each step so I can see whether the history actually contains distinguishable URLs or whether magneto is returning the same URL with different bids </w:t>
       </w:r>
       <w:r>
         <w:t>(in this case, the model is seeing the repetition and ignoring it)</w:t>
@@ -5736,15 +4954,7 @@
     </w:p>
     <w:p>
       <w:r>
-        <w:t xml:space="preserve">This task terminated due to “site loop” however to me the agent was simply revisiting the </w:t>
-      </w:r>
-      <w:proofErr w:type="spellStart"/>
-      <w:r>
-        <w:t>the</w:t>
-      </w:r>
-      <w:proofErr w:type="spellEnd"/>
-      <w:r>
-        <w:t xml:space="preserve"> hub of the </w:t>
+        <w:t xml:space="preserve">This task terminated due to “site loop” however to me the agent was simply revisiting the the hub of the </w:t>
       </w:r>
       <w:r>
         <w:t xml:space="preserve">website as it tried switching filter, backed out, opened a product, backed out, then tried search. The original guard punished the agent for being systematic. </w:t>
@@ -5814,56 +5024,14 @@
       <w:r>
         <w:t xml:space="preserve">it assumes </w:t>
       </w:r>
-      <w:proofErr w:type="spellStart"/>
-      <w:r>
-        <w:t>required_contents</w:t>
-      </w:r>
-      <w:proofErr w:type="spellEnd"/>
-      <w:r>
-        <w:t xml:space="preserve"> is a string it can .split(" |OR| "), but task 574's config supplies a </w:t>
-      </w:r>
-      <w:proofErr w:type="spellStart"/>
-      <w:r>
-        <w:t>dict</w:t>
-      </w:r>
-      <w:proofErr w:type="spellEnd"/>
-      <w:r>
-        <w:t xml:space="preserve"> instead</w:t>
+      <w:r>
+        <w:t>required_contents is a string it can .split(" |OR| "), but task 574's config supplies a dict instead</w:t>
       </w:r>
       <w:r>
         <w:t xml:space="preserve">. </w:t>
       </w:r>
-      <w:proofErr w:type="spellStart"/>
-      <w:r>
-        <w:t>WebArena's</w:t>
-      </w:r>
-      <w:proofErr w:type="spellEnd"/>
-      <w:r>
-        <w:t xml:space="preserve"> own config format supports variants (</w:t>
-      </w:r>
-      <w:proofErr w:type="spellStart"/>
-      <w:r>
-        <w:t>required_contents</w:t>
-      </w:r>
-      <w:proofErr w:type="spellEnd"/>
-      <w:r>
-        <w:t xml:space="preserve"> can be {"</w:t>
-      </w:r>
-      <w:proofErr w:type="spellStart"/>
-      <w:r>
-        <w:t>exact_match</w:t>
-      </w:r>
-      <w:proofErr w:type="spellEnd"/>
-      <w:r>
-        <w:t>": ...} or {"</w:t>
-      </w:r>
-      <w:proofErr w:type="spellStart"/>
-      <w:r>
-        <w:t>must_include</w:t>
-      </w:r>
-      <w:proofErr w:type="spellEnd"/>
-      <w:r>
-        <w:t>": [...]}) that this code path doesn't handle.</w:t>
+      <w:r>
+        <w:t>WebArena's own config format supports variants (required_contents can be {"exact_match": ...} or {"must_include": [...]}) that this code path doesn't handle.</w:t>
       </w:r>
       <w:r>
         <w:t xml:space="preserve"> This is caused by the evaluator patch. I checked what the shape of the config and how widespread it is</w:t>
@@ -5872,47 +5040,18 @@
         <w:t xml:space="preserve">. </w:t>
       </w:r>
       <w:r>
-        <w:t xml:space="preserve">Task 574's config shows </w:t>
-      </w:r>
-      <w:proofErr w:type="spellStart"/>
-      <w:r>
-        <w:t>required_contents</w:t>
-      </w:r>
-      <w:proofErr w:type="spellEnd"/>
-      <w:r>
-        <w:t xml:space="preserve"> as a string ("111 Magnolia Path"), and 0 of 480 tasks use a dict. Yet at runtime the evaluator received a dict. Those can't both be true of the same file</w:t>
+        <w:t>Task 574's config shows required_contents as a string ("111 Magnolia Path"), and 0 of 480 tasks use a dict. Yet at runtime the evaluator received a dict. Those can't both be true of the same file</w:t>
       </w:r>
       <w:r>
         <w:t xml:space="preserve"> </w:t>
       </w:r>
       <w:r>
-        <w:t xml:space="preserve">so </w:t>
-      </w:r>
-      <w:proofErr w:type="spellStart"/>
-      <w:r>
-        <w:t>BrowserGym</w:t>
-      </w:r>
-      <w:proofErr w:type="spellEnd"/>
-      <w:r>
-        <w:t xml:space="preserve"> is using a different copy of the task configs than </w:t>
-      </w:r>
-      <w:proofErr w:type="spellStart"/>
-      <w:r>
-        <w:t>smoke_a.load_configs</w:t>
-      </w:r>
-      <w:proofErr w:type="spellEnd"/>
-      <w:r>
-        <w:t>() reads.</w:t>
-      </w:r>
-    </w:p>
-    <w:p>
-      <w:proofErr w:type="spellStart"/>
-      <w:r>
-        <w:t>Ill</w:t>
-      </w:r>
-      <w:proofErr w:type="spellEnd"/>
-      <w:r>
-        <w:t xml:space="preserve"> need to make the evaluator accept both formats. </w:t>
+        <w:t>so BrowserGym is using a different copy of the task configs than smoke_a.load_configs() reads.</w:t>
+      </w:r>
+    </w:p>
+    <w:p>
+      <w:r>
+        <w:t xml:space="preserve">Ill need to make the evaluator accept both formats. </w:t>
       </w:r>
     </w:p>
     <w:p>
@@ -5959,23 +5098,7 @@
     </w:p>
     <w:p>
       <w:r>
-        <w:t>I wrote the class wrong when patching the evaluator. Its “</w:t>
-      </w:r>
-      <w:proofErr w:type="spellStart"/>
-      <w:r>
-        <w:t>HTMLContentEvaluator</w:t>
-      </w:r>
-      <w:proofErr w:type="spellEnd"/>
-      <w:r>
-        <w:t>” and not “</w:t>
-      </w:r>
-      <w:proofErr w:type="spellStart"/>
-      <w:r>
-        <w:t>HTMLContentExactEvaluator</w:t>
-      </w:r>
-      <w:proofErr w:type="spellEnd"/>
-      <w:r>
-        <w:t xml:space="preserve">”. </w:t>
+        <w:t xml:space="preserve">I wrote the class wrong when patching the evaluator. Its “HTMLContentEvaluator” and not “HTMLContentExactEvaluator”. </w:t>
       </w:r>
     </w:p>
     <w:p>
@@ -6031,42 +5154,10 @@
     </w:p>
     <w:p>
       <w:r>
-        <w:t xml:space="preserve">None of what </w:t>
-      </w:r>
-      <w:proofErr w:type="spellStart"/>
-      <w:r>
-        <w:t>ive</w:t>
-      </w:r>
-      <w:proofErr w:type="spellEnd"/>
-      <w:r>
-        <w:t xml:space="preserve"> done has worked, so instead of patching it indirectly from </w:t>
-      </w:r>
-      <w:r>
-        <w:t xml:space="preserve">my script, instead </w:t>
-      </w:r>
-      <w:proofErr w:type="spellStart"/>
-      <w:r>
-        <w:t>im</w:t>
-      </w:r>
-      <w:proofErr w:type="spellEnd"/>
-      <w:r>
-        <w:t xml:space="preserve"> going to patch it directly in the source. Then I need to clear the stale bytecode. And I also need to remove the patch </w:t>
-      </w:r>
-      <w:proofErr w:type="spellStart"/>
-      <w:r>
-        <w:t>webera</w:t>
-      </w:r>
-      <w:proofErr w:type="spellEnd"/>
-      <w:r>
-        <w:t xml:space="preserve"> evaluator function since I </w:t>
-      </w:r>
-      <w:proofErr w:type="spellStart"/>
-      <w:r>
-        <w:t>wont</w:t>
-      </w:r>
-      <w:proofErr w:type="spellEnd"/>
-      <w:r>
-        <w:t xml:space="preserve"> be needing that anymore</w:t>
+        <w:t xml:space="preserve">None of what ive done has worked, so instead of patching it indirectly from </w:t>
+      </w:r>
+      <w:r>
+        <w:t>my script, instead im going to patch it directly in the source. Then I need to clear the stale bytecode. And I also need to remove the patch webera evaluator function since I wont be needing that anymore</w:t>
       </w:r>
       <w:r>
         <w:t>.</w:t>
@@ -6260,15 +5351,7 @@
         <w:t xml:space="preserve">The evaluator fix worked, so note to self: document this in my reproducibility readme as a one line fix to a known upstream format mismatch. </w:t>
       </w:r>
       <w:r>
-        <w:t xml:space="preserve">There is no more </w:t>
-      </w:r>
-      <w:proofErr w:type="spellStart"/>
-      <w:r>
-        <w:t>attributeError</w:t>
-      </w:r>
-      <w:proofErr w:type="spellEnd"/>
-      <w:r>
-        <w:t xml:space="preserve">, the episode ran to completion and my stall guard works correctly at step 6. </w:t>
+        <w:t xml:space="preserve">There is no more attributeError, the episode ran to completion and my stall guard works correctly at step 6. </w:t>
       </w:r>
       <w:r>
         <w:t xml:space="preserve">However, another error is introduced, where the agent receives “previous action timed out – it may have succeeded. Check the current page before retrying”. This means the click is failing </w:t>
@@ -6404,15 +5487,7 @@
     </w:p>
     <w:p>
       <w:r>
-        <w:t xml:space="preserve">This means that other JS heavy magneto forms may be systematically </w:t>
-      </w:r>
-      <w:proofErr w:type="spellStart"/>
-      <w:r>
-        <w:t>unrunnable</w:t>
-      </w:r>
-      <w:proofErr w:type="spellEnd"/>
-      <w:r>
-        <w:t xml:space="preserve"> in my setup. </w:t>
+        <w:t xml:space="preserve">This means that other JS heavy magneto forms may be systematically unrunnable in my setup. </w:t>
       </w:r>
       <w:r>
         <w:t xml:space="preserve">If this occurs </w:t>
@@ -6430,15 +5505,7 @@
         <w:t>I’d</w:t>
       </w:r>
       <w:r>
-        <w:t xml:space="preserve"> need to decide whether to raise the action timeout (accepting the deviation from </w:t>
-      </w:r>
-      <w:proofErr w:type="spellStart"/>
-      <w:r>
-        <w:t>BrowserGym</w:t>
-      </w:r>
-      <w:proofErr w:type="spellEnd"/>
-      <w:r>
-        <w:t xml:space="preserve"> defaults, documented) or exclude those task types.</w:t>
+        <w:t xml:space="preserve"> need to decide whether to raise the action timeout (accepting the deviation from BrowserGym defaults, documented) or exclude those task types.</w:t>
       </w:r>
       <w:r>
         <w:t xml:space="preserve"> Next step is running the probe on 5 tasks/site</w:t>
@@ -6866,15 +5933,7 @@
         <w:t xml:space="preserve">Every action now reports “(action accepted)” instead of timing out. </w:t>
       </w:r>
       <w:r>
-        <w:t>Next is to replace the guard with a (</w:t>
-      </w:r>
-      <w:proofErr w:type="spellStart"/>
-      <w:r>
-        <w:t>url</w:t>
-      </w:r>
-      <w:proofErr w:type="spellEnd"/>
-      <w:r>
-        <w:t>, action) counter</w:t>
+        <w:t>Next is to replace the guard with a (url, action) counter</w:t>
       </w:r>
       <w:r>
         <w:t xml:space="preserve">. </w:t>
@@ -6979,15 +6038,7 @@
     </w:p>
     <w:p>
       <w:r>
-        <w:t xml:space="preserve">Also I renamed “smoke_a.py” to just “strategy_a.py” since I initially wanted the code to just test a few sites but due to the incompatibility with </w:t>
-      </w:r>
-      <w:proofErr w:type="spellStart"/>
-      <w:r>
-        <w:t>webArenas</w:t>
-      </w:r>
-      <w:proofErr w:type="spellEnd"/>
-      <w:r>
-        <w:t xml:space="preserve"> old modules, I had to implement a few patches. </w:t>
+        <w:t xml:space="preserve">Also I renamed “smoke_a.py” to just “strategy_a.py” since I initially wanted the code to just test a few sites but due to the incompatibility with webArenas old modules, I had to implement a few patches. </w:t>
       </w:r>
       <w:r>
         <w:t xml:space="preserve">Another thing I did was add a timestamp field, so I know when each episode is finished. Since the collection of strategy A will most likely take 15-20 hours and something </w:t>
@@ -7002,15 +6053,7 @@
     </w:p>
     <w:p>
       <w:r>
-        <w:t xml:space="preserve">Also </w:t>
-      </w:r>
-      <w:proofErr w:type="spellStart"/>
-      <w:r>
-        <w:t>ill</w:t>
-      </w:r>
-      <w:proofErr w:type="spellEnd"/>
-      <w:r>
-        <w:t xml:space="preserve"> be splitting the functionality as most of the functions are in strategy A’s code (i.e. guards, </w:t>
+        <w:t xml:space="preserve">Also ill be splitting the functionality as most of the functions are in strategy A’s code (i.e. guards, </w:t>
       </w:r>
       <w:r>
         <w:t>prompt builder, patches, env setup) and will be more readable</w:t>
@@ -7063,28 +6106,12 @@
     </w:p>
     <w:p>
       <w:r>
-        <w:t>Ive moved old results onto a new directory in the instance called “</w:t>
-      </w:r>
-      <w:proofErr w:type="spellStart"/>
-      <w:r>
-        <w:t>old_results</w:t>
-      </w:r>
-      <w:proofErr w:type="spellEnd"/>
-      <w:r>
-        <w:t xml:space="preserve">”. </w:t>
-      </w:r>
-    </w:p>
-    <w:p>
-      <w:r>
-        <w:t xml:space="preserve">Ive also removed the old code from the instance. And instead of always pushing 1 file at a time to the instance, </w:t>
-      </w:r>
-      <w:proofErr w:type="spellStart"/>
-      <w:r>
-        <w:t>ill</w:t>
-      </w:r>
-      <w:proofErr w:type="spellEnd"/>
-      <w:r>
-        <w:t xml:space="preserve"> be cloning the </w:t>
+        <w:t xml:space="preserve">Ive moved old results onto a new directory in the instance called “old_results”. </w:t>
+      </w:r>
+    </w:p>
+    <w:p>
+      <w:r>
+        <w:t xml:space="preserve">Ive also removed the old code from the instance. And instead of always pushing 1 file at a time to the instance, ill be cloning the </w:t>
       </w:r>
       <w:r>
         <w:t xml:space="preserve">project onto the instance so all I have to do is pull it once I push the changes locally. </w:t>
@@ -7134,34 +6161,10 @@
     </w:p>
     <w:p>
       <w:r>
-        <w:t xml:space="preserve">I’ve cloned the repo onto the instance using a token generated from </w:t>
-      </w:r>
-      <w:proofErr w:type="spellStart"/>
-      <w:r>
-        <w:t>github</w:t>
-      </w:r>
-      <w:proofErr w:type="spellEnd"/>
-      <w:r>
-        <w:t xml:space="preserve">. I also stored that token into a credential helper so I don’t have to do it </w:t>
-      </w:r>
-      <w:proofErr w:type="spellStart"/>
-      <w:r>
-        <w:t>everytime</w:t>
-      </w:r>
-      <w:proofErr w:type="spellEnd"/>
-      <w:r>
-        <w:t xml:space="preserve">. </w:t>
-      </w:r>
-      <w:r>
-        <w:t xml:space="preserve">Also </w:t>
-      </w:r>
-      <w:proofErr w:type="spellStart"/>
-      <w:r>
-        <w:t>ive</w:t>
-      </w:r>
-      <w:proofErr w:type="spellEnd"/>
-      <w:r>
-        <w:t xml:space="preserve"> retested task 276 after refactoring the repo, and everything works. </w:t>
+        <w:t xml:space="preserve">I’ve cloned the repo onto the instance using a token generated from github. I also stored that token into a credential helper so I don’t have to do it everytime. </w:t>
+      </w:r>
+      <w:r>
+        <w:t xml:space="preserve">Also ive retested task 276 after refactoring the repo, and everything works. </w:t>
       </w:r>
     </w:p>
     <w:p>
@@ -7175,28 +6178,12 @@
         <w:t xml:space="preserve">with a fixed </w:t>
       </w:r>
       <w:r>
-        <w:t xml:space="preserve">Planner → Executor → Critic pipeline. Each logical step invokes three agents in sequence: the Planner states the next sub-goal in plain English, the Executor converts that sub-goal into a single </w:t>
-      </w:r>
-      <w:proofErr w:type="spellStart"/>
-      <w:r>
-        <w:t>BrowserGym</w:t>
-      </w:r>
-      <w:proofErr w:type="spellEnd"/>
-      <w:r>
-        <w:t xml:space="preserve"> action, and the Critic either approves the action or supplies a revision. Only one action reaches the environment per step, exactly as in Strategy A; the difference is how many model calls precede it.</w:t>
-      </w:r>
-    </w:p>
-    <w:p>
-      <w:r>
-        <w:t xml:space="preserve">Role-specialised prompts. Each role has its own instructions. Only the action vocabulary is shared with Strategy A, because that is the environment's interface rather than a prompt choice and must be identical everywhere. The Planner receives no answer-formatting rules (it never answers); the Executor receives no exploration heuristics (it never chooses strategy). This follows standard practice for pipeline architectures, but it does mean the </w:t>
-      </w:r>
-      <w:proofErr w:type="spellStart"/>
-      <w:r>
-        <w:t>A-vs</w:t>
-      </w:r>
-      <w:proofErr w:type="spellEnd"/>
-      <w:r>
-        <w:t>-B comparison reflects both the addition of agents and their specialisation</w:t>
+        <w:t>Planner → Executor → Critic pipeline. Each logical step invokes three agents in sequence: the Planner states the next sub-goal in plain English, the Executor converts that sub-goal into a single BrowserGym action, and the Critic either approves the action or supplies a revision. Only one action reaches the environment per step, exactly as in Strategy A; the difference is how many model calls precede it.</w:t>
+      </w:r>
+    </w:p>
+    <w:p>
+      <w:r>
+        <w:t>Role-specialised prompts. Each role has its own instructions. Only the action vocabulary is shared with Strategy A, because that is the environment's interface rather than a prompt choice and must be identical everywhere. The Planner receives no answer-formatting rules (it never answers); the Executor receives no exploration heuristics (it never chooses strategy). This follows standard practice for pipeline architectures, but it does mean the A-vs-B comparison reflects both the addition of agents and their specialisation</w:t>
       </w:r>
       <w:r>
         <w:t>.</w:t>
@@ -7342,15 +6329,7 @@
         <w:t xml:space="preserve">and we can see that the critic caught this navigation cycle and </w:t>
       </w:r>
       <w:r>
-        <w:t xml:space="preserve">revised the action providing </w:t>
-      </w:r>
-      <w:proofErr w:type="spellStart"/>
-      <w:r>
-        <w:t>a</w:t>
-      </w:r>
-      <w:proofErr w:type="spellEnd"/>
-      <w:r>
-        <w:t xml:space="preserve"> alternative action and the strategy would have </w:t>
+        <w:t xml:space="preserve">revised the action providing a alternative action and the strategy would have </w:t>
       </w:r>
       <w:r>
         <w:t>succeeded</w:t>
@@ -7464,36 +6443,12 @@
     </w:p>
     <w:p>
       <w:r>
-        <w:t xml:space="preserve">This is just an ordering bug, easy to fix since I pass the field “plan” to the record() </w:t>
-      </w:r>
-      <w:proofErr w:type="spellStart"/>
-      <w:r>
-        <w:t>dict</w:t>
-      </w:r>
-      <w:proofErr w:type="spellEnd"/>
-      <w:r>
-        <w:t xml:space="preserve"> before plan gets assigned. </w:t>
-      </w:r>
-    </w:p>
-    <w:p>
-      <w:r>
-        <w:t xml:space="preserve">Since </w:t>
-      </w:r>
-      <w:proofErr w:type="spellStart"/>
-      <w:r>
-        <w:t>ive</w:t>
-      </w:r>
-      <w:proofErr w:type="spellEnd"/>
-      <w:r>
-        <w:t xml:space="preserve"> done the </w:t>
-      </w:r>
-      <w:proofErr w:type="spellStart"/>
-      <w:r>
-        <w:t>run_batch</w:t>
-      </w:r>
-      <w:proofErr w:type="spellEnd"/>
-      <w:r>
-        <w:t xml:space="preserve"> for the 200 task collection script. Next thing is to </w:t>
+        <w:t xml:space="preserve">This is just an ordering bug, easy to fix since I pass the field “plan” to the record() dict before plan gets assigned. </w:t>
+      </w:r>
+    </w:p>
+    <w:p>
+      <w:r>
+        <w:t xml:space="preserve">Since ive done the run_batch for the 200 task collection script. Next thing is to </w:t>
       </w:r>
       <w:r>
         <w:t>create the annotation script</w:t>
@@ -7531,67 +6486,19 @@
     </w:p>
     <w:p>
       <w:r>
-        <w:t xml:space="preserve">Ok </w:t>
-      </w:r>
-      <w:proofErr w:type="spellStart"/>
-      <w:r>
-        <w:t>ive</w:t>
-      </w:r>
-      <w:proofErr w:type="spellEnd"/>
-      <w:r>
-        <w:t xml:space="preserve"> done annotation </w:t>
+        <w:t xml:space="preserve">Ok ive done annotation </w:t>
       </w:r>
       <w:r>
         <w:t>script</w:t>
       </w:r>
       <w:r>
-        <w:t xml:space="preserve"> (</w:t>
-      </w:r>
-      <w:proofErr w:type="spellStart"/>
-      <w:r>
-        <w:t>github</w:t>
-      </w:r>
-      <w:proofErr w:type="spellEnd"/>
-      <w:r>
-        <w:t xml:space="preserve"> commits)</w:t>
-      </w:r>
-      <w:r>
-        <w:t xml:space="preserve">, which can either be ran after or during the batch process. I will need to </w:t>
-      </w:r>
-      <w:proofErr w:type="spellStart"/>
-      <w:r>
-        <w:t>tmux</w:t>
-      </w:r>
-      <w:proofErr w:type="spellEnd"/>
-      <w:r>
-        <w:t xml:space="preserve"> both of them </w:t>
-      </w:r>
-      <w:proofErr w:type="spellStart"/>
-      <w:r>
-        <w:t>incase</w:t>
-      </w:r>
-      <w:proofErr w:type="spellEnd"/>
-      <w:r>
-        <w:t xml:space="preserve"> I SSH out the instance (</w:t>
-      </w:r>
-      <w:proofErr w:type="spellStart"/>
-      <w:r>
-        <w:t>tmux</w:t>
-      </w:r>
-      <w:proofErr w:type="spellEnd"/>
-      <w:r>
-        <w:t xml:space="preserve"> allows the scripts to continue running in the instance</w:t>
-      </w:r>
-      <w:r>
-        <w:t xml:space="preserve"> without me being </w:t>
-      </w:r>
-      <w:proofErr w:type="spellStart"/>
-      <w:r>
-        <w:t>ssh’d</w:t>
-      </w:r>
-      <w:proofErr w:type="spellEnd"/>
-      <w:r>
-        <w:t xml:space="preserve"> in)</w:t>
+        <w:t xml:space="preserve"> (github commits)</w:t>
+      </w:r>
+      <w:r>
+        <w:t>, which can either be ran after or during the batch process. I will need to tmux both of them incase I SSH out the instance (tmux allows the scripts to continue running in the instance</w:t>
+      </w:r>
+      <w:r>
+        <w:t xml:space="preserve"> without me being ssh’d in)</w:t>
       </w:r>
       <w:r>
         <w:t xml:space="preserve">. </w:t>
@@ -7602,68 +6509,28 @@
         <w:t xml:space="preserve">Before running the batch script, I noticed a bug </w:t>
       </w:r>
       <w:r>
-        <w:t>where “</w:t>
-      </w:r>
-      <w:proofErr w:type="spellStart"/>
-      <w:r>
-        <w:t>random.shuffle</w:t>
-      </w:r>
-      <w:proofErr w:type="spellEnd"/>
-      <w:r>
-        <w:t>(</w:t>
-      </w:r>
-      <w:proofErr w:type="spellStart"/>
-      <w:r>
-        <w:t>todo</w:t>
-      </w:r>
-      <w:proofErr w:type="spellEnd"/>
-      <w:r>
-        <w:t>)” would break the script if I were to resume the script if there was a crash.</w:t>
-      </w:r>
-      <w:r>
-        <w:t xml:space="preserve"> AND </w:t>
-      </w:r>
-      <w:proofErr w:type="spellStart"/>
-      <w:r>
-        <w:t>AND</w:t>
-      </w:r>
-      <w:proofErr w:type="spellEnd"/>
+        <w:t>where “random.shuffle(todo)” would break the script if I were to resume the script if there was a crash.</w:t>
+      </w:r>
+      <w:r>
+        <w:t xml:space="preserve"> AND AND AND if shuffled order </w:t>
+      </w:r>
+      <w:r>
+        <w:t xml:space="preserve">runs it at 8k first (fails, address unchanged) then 16k (succeeds, address updated), and </w:t>
+      </w:r>
+      <w:r>
+        <w:t>I</w:t>
+      </w:r>
+      <w:r>
+        <w:t xml:space="preserve"> resume mid-run, subsequent budgets for the same task see an already-updated site.</w:t>
+      </w:r>
       <w:r>
         <w:t xml:space="preserve"> </w:t>
       </w:r>
-      <w:proofErr w:type="spellStart"/>
-      <w:r>
-        <w:t>AND</w:t>
-      </w:r>
-      <w:proofErr w:type="spellEnd"/>
-      <w:r>
-        <w:t xml:space="preserve"> if shuffled order </w:t>
-      </w:r>
-      <w:r>
-        <w:t xml:space="preserve">runs it at 8k first (fails, address unchanged) then 16k (succeeds, address updated), and </w:t>
-      </w:r>
-      <w:r>
-        <w:t>I</w:t>
-      </w:r>
-      <w:r>
-        <w:t xml:space="preserve"> resume mid-run, subsequent budgets for the same task see an already-updated site.</w:t>
-      </w:r>
       <w:r>
         <w:t xml:space="preserve"> </w:t>
       </w:r>
       <w:r>
-        <w:t xml:space="preserve"> </w:t>
-      </w:r>
-      <w:r>
-        <w:t xml:space="preserve">Ill change it by grouping the site and task ID, shuffle </w:t>
-      </w:r>
-      <w:proofErr w:type="spellStart"/>
-      <w:r>
-        <w:t>bugets</w:t>
-      </w:r>
-      <w:proofErr w:type="spellEnd"/>
-      <w:r>
-        <w:t xml:space="preserve"> within each group and then shuffle the group order. So this will keep a tasks budget </w:t>
+        <w:t xml:space="preserve">Ill change it by grouping the site and task ID, shuffle bugets within each group and then shuffle the group order. So this will keep a tasks budget </w:t>
       </w:r>
       <w:r>
         <w:t>conditions adjacent while still spreading order effects.</w:t>
@@ -7721,15 +6588,7 @@
         <w:t xml:space="preserve">276, 623. My current patch </w:t>
       </w:r>
       <w:r>
-        <w:t xml:space="preserve">replaces </w:t>
-      </w:r>
-      <w:proofErr w:type="spellStart"/>
-      <w:r>
-        <w:t>generate_from_openai_chat_completion</w:t>
-      </w:r>
-      <w:proofErr w:type="spellEnd"/>
-      <w:r>
-        <w:t xml:space="preserve"> on the module object</w:t>
+        <w:t>replaces generate_from_openai_chat_completion on the module object</w:t>
       </w:r>
       <w:r>
         <w:t xml:space="preserve"> </w:t>
@@ -7738,15 +6597,7 @@
         <w:t>“</w:t>
       </w:r>
       <w:r>
-        <w:t>(_</w:t>
-      </w:r>
-      <w:proofErr w:type="spellStart"/>
-      <w:r>
-        <w:t>ou.generate_from_openai_chat_completion</w:t>
-      </w:r>
-      <w:proofErr w:type="spellEnd"/>
-      <w:r>
-        <w:t xml:space="preserve"> = _v1_chat)</w:t>
+        <w:t>(_ou.generate_from_openai_chat_completion = _v1_chat)</w:t>
       </w:r>
       <w:r>
         <w:t>”</w:t>
@@ -7758,77 +6609,24 @@
         <w:t xml:space="preserve"> (so something like “</w:t>
       </w:r>
       <w:r>
-        <w:t xml:space="preserve">from </w:t>
-      </w:r>
-      <w:proofErr w:type="spellStart"/>
-      <w:r>
-        <w:t>llms.providers.openai_utils</w:t>
-      </w:r>
-      <w:proofErr w:type="spellEnd"/>
-      <w:r>
-        <w:t xml:space="preserve"> import </w:t>
-      </w:r>
-      <w:proofErr w:type="spellStart"/>
-      <w:r>
-        <w:t>generate_from_openai_chat_completion</w:t>
-      </w:r>
-      <w:proofErr w:type="spellEnd"/>
+        <w:t>from llms.providers.openai_utils import generate_from_openai_chat_completion</w:t>
+      </w:r>
       <w:r>
         <w:t xml:space="preserve">”. Which means my current patch </w:t>
       </w:r>
       <w:r>
-        <w:t xml:space="preserve">doesn’t actually touch that one. Pretty simple fix, </w:t>
-      </w:r>
-      <w:proofErr w:type="spellStart"/>
-      <w:r>
-        <w:t>ill</w:t>
-      </w:r>
-      <w:proofErr w:type="spellEnd"/>
-      <w:r>
-        <w:t xml:space="preserve"> just add it the evaluators namespace too it</w:t>
-      </w:r>
-      <w:r>
-        <w:t xml:space="preserve"> in the </w:t>
-      </w:r>
-      <w:proofErr w:type="spellStart"/>
-      <w:r>
-        <w:t>wa_env</w:t>
-      </w:r>
-      <w:proofErr w:type="spellEnd"/>
-      <w:r>
-        <w:t xml:space="preserve"> python script.</w:t>
-      </w:r>
-    </w:p>
-    <w:p>
-      <w:r>
-        <w:t xml:space="preserve">My patch doesn’t work so </w:t>
-      </w:r>
-      <w:proofErr w:type="spellStart"/>
-      <w:r>
-        <w:t>ill</w:t>
-      </w:r>
-      <w:proofErr w:type="spellEnd"/>
-      <w:r>
-        <w:t xml:space="preserve"> need to patch the installed copy in the instance. My current patch patches the “</w:t>
-      </w:r>
-      <w:r>
-        <w:t>~/</w:t>
-      </w:r>
-      <w:proofErr w:type="spellStart"/>
-      <w:r>
-        <w:t>webarena-src</w:t>
-      </w:r>
-      <w:proofErr w:type="spellEnd"/>
-      <w:r>
-        <w:t>/</w:t>
-      </w:r>
-      <w:proofErr w:type="spellStart"/>
-      <w:r>
-        <w:t>llms</w:t>
-      </w:r>
-      <w:proofErr w:type="spellEnd"/>
-      <w:r>
-        <w:t>/providers/openai_utils.py</w:t>
+        <w:t>doesn’t actually touch that one. Pretty simple fix, ill just add it the evaluators namespace too it</w:t>
+      </w:r>
+      <w:r>
+        <w:t xml:space="preserve"> in the wa_env python script.</w:t>
+      </w:r>
+    </w:p>
+    <w:p>
+      <w:r>
+        <w:t>My patch doesn’t work so ill need to patch the installed copy in the instance. My current patch patches the “</w:t>
+      </w:r>
+      <w:r>
+        <w:t>~/webarena-src/llms/providers/openai_utils.py</w:t>
       </w:r>
       <w:r>
         <w:t>”</w:t>
@@ -7837,15 +6635,7 @@
         <w:t xml:space="preserve"> but the running code is from a completely different copy somewhere in “</w:t>
       </w:r>
       <w:r>
-        <w:t>site-packages/</w:t>
-      </w:r>
-      <w:proofErr w:type="spellStart"/>
-      <w:r>
-        <w:t>webarena</w:t>
-      </w:r>
-      <w:proofErr w:type="spellEnd"/>
-      <w:r>
-        <w:t>/</w:t>
+        <w:t>site-packages/webarena/</w:t>
       </w:r>
       <w:r>
         <w:t>”</w:t>
@@ -7985,15 +6775,7 @@
     </w:p>
     <w:p>
       <w:r>
-        <w:t xml:space="preserve">After looking at the </w:t>
-      </w:r>
-      <w:proofErr w:type="spellStart"/>
-      <w:r>
-        <w:t>WebArena</w:t>
-      </w:r>
-      <w:proofErr w:type="spellEnd"/>
-      <w:r>
-        <w:t xml:space="preserve"> repository, I found where the models are being called (in the helper functions), so I </w:t>
+        <w:t xml:space="preserve">After looking at the WebArena repository, I found where the models are being called (in the helper functions), so I </w:t>
       </w:r>
       <w:r>
         <w:t>replaced them with the gpt-4o-mini model.</w:t>
@@ -8001,15 +6783,7 @@
     </w:p>
     <w:p>
       <w:r>
-        <w:t xml:space="preserve">I’ve also pulled the annotation from the instance onto my local machine, then re-structured it so its readable (initially it was task id/row) now </w:t>
-      </w:r>
-      <w:proofErr w:type="spellStart"/>
-      <w:r>
-        <w:t>its</w:t>
-      </w:r>
-      <w:proofErr w:type="spellEnd"/>
-      <w:r>
-        <w:t xml:space="preserve"> </w:t>
+        <w:t xml:space="preserve">I’ve also pulled the annotation from the instance onto my local machine, then re-structured it so its readable (initially it was task id/row) now its </w:t>
       </w:r>
       <w:r>
         <w:t xml:space="preserve">more readable (future testing will be done on the original however). </w:t>
@@ -8120,15 +6894,7 @@
         <w:t xml:space="preserve">Strategy A’s </w:t>
       </w:r>
       <w:r>
-        <w:t xml:space="preserve">full data collection completed: 1,005 lines in </w:t>
-      </w:r>
-      <w:proofErr w:type="spellStart"/>
-      <w:r>
-        <w:t>strategy_a.jsonl</w:t>
-      </w:r>
-      <w:proofErr w:type="spellEnd"/>
-      <w:r>
-        <w:t>, of which 999 are valid episodes and 6 are error records requiring re-collection. The 201-task subset (67 per site, seed 42) was run across all five budget levels (2k/4k/8k/16k/32k),</w:t>
+        <w:t>full data collection completed: 1,005 lines in strategy_a.jsonl, of which 999 are valid episodes and 6 are error records requiring re-collection. The 201-task subset (67 per site, seed 42) was run across all five budget levels (2k/4k/8k/16k/32k),</w:t>
       </w:r>
       <w:r>
         <w:t xml:space="preserve"> </w:t>
@@ -8140,50 +6906,16 @@
         <w:t xml:space="preserve"> (Quick side note: I will be using strategy A’s collection output to determine the difficulty of each task, and hand annotate a few of them if I think they are incorrectly </w:t>
       </w:r>
       <w:r>
-        <w:t xml:space="preserve">annotated by the LLM). The total time it took was approximately 15 hours of </w:t>
-      </w:r>
-      <w:proofErr w:type="spellStart"/>
-      <w:r>
-        <w:t>unattened</w:t>
-      </w:r>
-      <w:proofErr w:type="spellEnd"/>
-      <w:r>
-        <w:t xml:space="preserve"> execution under the </w:t>
-      </w:r>
-      <w:proofErr w:type="spellStart"/>
-      <w:r>
-        <w:t>linux</w:t>
-      </w:r>
-      <w:proofErr w:type="spellEnd"/>
-      <w:r>
-        <w:t xml:space="preserve"> command </w:t>
-      </w:r>
-      <w:proofErr w:type="spellStart"/>
-      <w:r>
-        <w:t>tmux</w:t>
-      </w:r>
-      <w:proofErr w:type="spellEnd"/>
-      <w:r>
-        <w:t xml:space="preserve"> (I called the </w:t>
-      </w:r>
-      <w:proofErr w:type="spellStart"/>
-      <w:r>
-        <w:t>tmux</w:t>
-      </w:r>
-      <w:proofErr w:type="spellEnd"/>
-      <w:r>
-        <w:t xml:space="preserve"> terminal “collect” by using the command </w:t>
+        <w:t xml:space="preserve">annotated by the LLM). The total time it took was approximately 15 hours of unattened execution under the linux command tmux (I called the </w:t>
+      </w:r>
+      <w:r>
+        <w:t xml:space="preserve">tmux terminal “collect” by using the command </w:t>
       </w:r>
       <w:r>
         <w:t>“</w:t>
       </w:r>
-      <w:proofErr w:type="spellStart"/>
-      <w:r>
-        <w:t>tmux</w:t>
-      </w:r>
-      <w:proofErr w:type="spellEnd"/>
-      <w:r>
-        <w:t xml:space="preserve"> attach -t collect</w:t>
+      <w:r>
+        <w:t>tmux attach -t collect</w:t>
       </w:r>
       <w:r>
         <w:t xml:space="preserve">” then ran the batch within the instance so in case my PC decided to turn off then the script would continue to run within the instance). </w:t>
@@ -8274,15 +7006,7 @@
         <w:t>In terms of RQ1 which is “</w:t>
       </w:r>
       <w:r>
-        <w:t xml:space="preserve">How does task success rate, token efficiency and error profile vary as a function of a fixed global token budget when comparing the 3 orchestration strategies on </w:t>
-      </w:r>
-      <w:proofErr w:type="spellStart"/>
-      <w:r>
-        <w:t>WebArena</w:t>
-      </w:r>
-      <w:proofErr w:type="spellEnd"/>
-      <w:r>
-        <w:t>?</w:t>
+        <w:t>How does task success rate, token efficiency and error profile vary as a function of a fixed global token budget when comparing the 3 orchestration strategies on WebArena?</w:t>
       </w:r>
       <w:r>
         <w:t>”</w:t>
@@ -8539,21 +7263,12 @@
                 <w:bCs/>
               </w:rPr>
             </w:pPr>
-            <w:proofErr w:type="spellStart"/>
-            <w:r>
-              <w:rPr>
-                <w:b/>
-                <w:bCs/>
-              </w:rPr>
-              <w:t>MediumTok</w:t>
-            </w:r>
-            <w:proofErr w:type="spellEnd"/>
-            <w:r>
-              <w:rPr>
-                <w:b/>
-                <w:bCs/>
-              </w:rPr>
-              <w:t>/step</w:t>
+            <w:r>
+              <w:rPr>
+                <w:b/>
+                <w:bCs/>
+              </w:rPr>
+              <w:t>MediumTok/step</w:t>
             </w:r>
           </w:p>
         </w:tc>
@@ -8657,11 +7372,9 @@
             <w:tcW w:w="1776" w:type="dxa"/>
           </w:tcPr>
           <w:p>
-            <w:proofErr w:type="spellStart"/>
             <w:r>
               <w:t>Shopping_Admit</w:t>
             </w:r>
-            <w:proofErr w:type="spellEnd"/>
           </w:p>
         </w:tc>
         <w:tc>
@@ -8820,13 +7533,8 @@
           <w:numId w:val="6"/>
         </w:numPr>
       </w:pPr>
-      <w:proofErr w:type="spellStart"/>
-      <w:r>
-        <w:t>safety_token_cap</w:t>
-      </w:r>
-      <w:proofErr w:type="spellEnd"/>
-      <w:r>
-        <w:t xml:space="preserve"> = fires after call when the actual cost exceeded the estimate (typically because reasoning tokens were larger than predicted)</w:t>
+      <w:r>
+        <w:t>safety_token_cap = fires after call when the actual cost exceeded the estimate (typically because reasoning tokens were larger than predicted)</w:t>
       </w:r>
     </w:p>
     <w:p>
@@ -8837,13 +7545,8 @@
           <w:numId w:val="6"/>
         </w:numPr>
       </w:pPr>
-      <w:proofErr w:type="spellStart"/>
-      <w:r>
-        <w:t>budget_would_exceed</w:t>
-      </w:r>
-      <w:proofErr w:type="spellEnd"/>
-      <w:r>
-        <w:t xml:space="preserve"> = </w:t>
+      <w:r>
+        <w:t xml:space="preserve">budget_would_exceed = </w:t>
       </w:r>
       <w:r>
         <w:t>fires before the LLM call when the estimated cost would overshoot the cap</w:t>
@@ -8857,13 +7560,8 @@
           <w:numId w:val="6"/>
         </w:numPr>
       </w:pPr>
-      <w:proofErr w:type="spellStart"/>
-      <w:r>
-        <w:t>env_terminated</w:t>
-      </w:r>
-      <w:proofErr w:type="spellEnd"/>
-      <w:r>
-        <w:t xml:space="preserve"> = The agent submits an answer and is incorrect</w:t>
+      <w:r>
+        <w:t>env_terminated = The agent submits an answer and is incorrect</w:t>
       </w:r>
     </w:p>
     <w:p>
@@ -8874,13 +7572,8 @@
           <w:numId w:val="6"/>
         </w:numPr>
       </w:pPr>
-      <w:proofErr w:type="spellStart"/>
-      <w:r>
-        <w:t>Navigation_cycle</w:t>
-      </w:r>
-      <w:proofErr w:type="spellEnd"/>
-      <w:r>
-        <w:t xml:space="preserve"> = </w:t>
+      <w:r>
+        <w:t xml:space="preserve">Navigation_cycle = </w:t>
       </w:r>
       <w:r>
         <w:t xml:space="preserve">the guard catching circular navigation. </w:t>
@@ -8894,13 +7587,8 @@
           <w:numId w:val="6"/>
         </w:numPr>
       </w:pPr>
-      <w:proofErr w:type="spellStart"/>
-      <w:r>
-        <w:t>Repeated_action_failure</w:t>
-      </w:r>
-      <w:proofErr w:type="spellEnd"/>
-      <w:r>
-        <w:t xml:space="preserve"> =</w:t>
+      <w:r>
+        <w:t>Repeated_action_failure =</w:t>
       </w:r>
       <w:r>
         <w:t xml:space="preserve"> is caused when the action times out (this was much more prominent when it was set to 500ms but now it is 5000ms)</w:t>
@@ -9081,11 +7769,9 @@
             <w:tcW w:w="3005" w:type="dxa"/>
           </w:tcPr>
           <w:p>
-            <w:proofErr w:type="spellStart"/>
             <w:r>
               <w:t>Env_terminated</w:t>
             </w:r>
-            <w:proofErr w:type="spellEnd"/>
           </w:p>
         </w:tc>
         <w:tc>
@@ -9179,23 +7865,7 @@
     <w:p>
       <w:r>
         <w:lastRenderedPageBreak/>
-        <w:t>Budget-driven terminations (</w:t>
-      </w:r>
-      <w:proofErr w:type="spellStart"/>
-      <w:r>
-        <w:t>safety_token_cap</w:t>
-      </w:r>
-      <w:proofErr w:type="spellEnd"/>
-      <w:r>
-        <w:t xml:space="preserve"> + </w:t>
-      </w:r>
-      <w:proofErr w:type="spellStart"/>
-      <w:r>
-        <w:t>budget_would_exceed</w:t>
-      </w:r>
-      <w:proofErr w:type="spellEnd"/>
-      <w:r>
-        <w:t>) account for 66% of all episode endings. This confirms the budget is the binding constraint in the majority of episodes, which is the prerequisite for this study to be measuring budget effects rather than agent incompetence.</w:t>
+        <w:t>Budget-driven terminations (safety_token_cap + budget_would_exceed) account for 66% of all episode endings. This confirms the budget is the binding constraint in the majority of episodes, which is the prerequisite for this study to be measuring budget effects rather than agent incompetence.</w:t>
       </w:r>
     </w:p>
     <w:p>
@@ -9612,11 +8282,9 @@
             <w:tcW w:w="1559" w:type="dxa"/>
           </w:tcPr>
           <w:p>
-            <w:proofErr w:type="spellStart"/>
             <w:r>
               <w:t>Shopping_admin</w:t>
             </w:r>
-            <w:proofErr w:type="spellEnd"/>
           </w:p>
         </w:tc>
         <w:tc>
@@ -9624,13 +8292,8 @@
             <w:tcW w:w="5619" w:type="dxa"/>
           </w:tcPr>
           <w:p>
-            <w:proofErr w:type="spellStart"/>
-            <w:r>
-              <w:t>Page.goto</w:t>
-            </w:r>
-            <w:proofErr w:type="spellEnd"/>
-            <w:r>
-              <w:t>: Timeout 10000ms</w:t>
+            <w:r>
+              <w:t>Page.goto: Timeout 10000ms</w:t>
             </w:r>
           </w:p>
         </w:tc>
@@ -9671,13 +8334,8 @@
             <w:tcW w:w="5619" w:type="dxa"/>
           </w:tcPr>
           <w:p>
-            <w:proofErr w:type="spellStart"/>
-            <w:r>
-              <w:t>Page.goto</w:t>
-            </w:r>
-            <w:proofErr w:type="spellEnd"/>
-            <w:r>
-              <w:t>: Timeout 10000ms</w:t>
+            <w:r>
+              <w:t>Page.goto: Timeout 10000ms</w:t>
             </w:r>
           </w:p>
         </w:tc>
@@ -9718,13 +8376,8 @@
             <w:tcW w:w="5619" w:type="dxa"/>
           </w:tcPr>
           <w:p>
-            <w:proofErr w:type="spellStart"/>
-            <w:r>
-              <w:t>Page.goto</w:t>
-            </w:r>
-            <w:proofErr w:type="spellEnd"/>
-            <w:r>
-              <w:t>: Timeout 10000ms</w:t>
+            <w:r>
+              <w:t>Page.goto: Timeout 10000ms</w:t>
             </w:r>
           </w:p>
         </w:tc>
@@ -9765,13 +8418,8 @@
             <w:tcW w:w="5619" w:type="dxa"/>
           </w:tcPr>
           <w:p>
-            <w:proofErr w:type="spellStart"/>
-            <w:r>
-              <w:t>Page.goto</w:t>
-            </w:r>
-            <w:proofErr w:type="spellEnd"/>
-            <w:r>
-              <w:t>: Timeout 10000ms</w:t>
+            <w:r>
+              <w:t>Page.goto: Timeout 10000ms</w:t>
             </w:r>
           </w:p>
         </w:tc>
@@ -9802,11 +8450,9 @@
             <w:tcW w:w="1559" w:type="dxa"/>
           </w:tcPr>
           <w:p>
-            <w:proofErr w:type="spellStart"/>
             <w:r>
               <w:t>Shopping_admin</w:t>
             </w:r>
-            <w:proofErr w:type="spellEnd"/>
           </w:p>
         </w:tc>
         <w:tc>
@@ -9814,13 +8460,8 @@
             <w:tcW w:w="5619" w:type="dxa"/>
           </w:tcPr>
           <w:p>
-            <w:proofErr w:type="spellStart"/>
-            <w:r>
-              <w:t>Frame.evaluate</w:t>
-            </w:r>
-            <w:proofErr w:type="spellEnd"/>
-            <w:r>
-              <w:t>: Target crashed</w:t>
+            <w:r>
+              <w:t>Frame.evaluate: Target crashed</w:t>
             </w:r>
           </w:p>
         </w:tc>
@@ -9851,11 +8492,9 @@
             <w:tcW w:w="1559" w:type="dxa"/>
           </w:tcPr>
           <w:p>
-            <w:proofErr w:type="spellStart"/>
             <w:r>
               <w:t>Shopping_admin</w:t>
             </w:r>
-            <w:proofErr w:type="spellEnd"/>
           </w:p>
         </w:tc>
         <w:tc>
@@ -9863,13 +8502,8 @@
             <w:tcW w:w="5619" w:type="dxa"/>
           </w:tcPr>
           <w:p>
-            <w:proofErr w:type="spellStart"/>
-            <w:r>
-              <w:t>Frame.evaluate</w:t>
-            </w:r>
-            <w:proofErr w:type="spellEnd"/>
-            <w:r>
-              <w:t>: Target crashed</w:t>
+            <w:r>
+              <w:t>Frame.evaluate: Target crashed</w:t>
             </w:r>
           </w:p>
         </w:tc>
@@ -9881,45 +8515,13 @@
         <w:t>4/6 errors are page load timeouts (site took longer than 10 seconds to respond). 2/6 errors are chromium crashes</w:t>
       </w:r>
       <w:r>
-        <w:t xml:space="preserve">. Simple fix is to remove the error rows from the batch results </w:t>
-      </w:r>
-      <w:proofErr w:type="spellStart"/>
-      <w:r>
-        <w:t>jsonl</w:t>
-      </w:r>
-      <w:proofErr w:type="spellEnd"/>
-      <w:r>
-        <w:t xml:space="preserve"> file and re-run the batch script, which will detect the six missing (</w:t>
-      </w:r>
-      <w:proofErr w:type="spellStart"/>
-      <w:r>
-        <w:t>task_id</w:t>
-      </w:r>
-      <w:proofErr w:type="spellEnd"/>
-      <w:r>
-        <w:t xml:space="preserve">, </w:t>
-      </w:r>
-      <w:proofErr w:type="spellStart"/>
-      <w:r>
-        <w:t>budget_level</w:t>
-      </w:r>
-      <w:proofErr w:type="spellEnd"/>
-      <w:r>
-        <w:t xml:space="preserve">) pairs via its resume logic and collect only those. </w:t>
+        <w:t xml:space="preserve">. Simple fix is to remove the error rows from the batch results jsonl file and re-run the batch script, which will detect the six missing (task_id, budget_level) pairs via its resume logic and collect only those. </w:t>
       </w:r>
       <w:r>
         <w:t xml:space="preserve">After re-collection, a final check should confirm 1,005 lines with 0 error rows. </w:t>
       </w:r>
       <w:r>
-        <w:t xml:space="preserve">Full batch is complete for strategy A. Now </w:t>
-      </w:r>
-      <w:proofErr w:type="spellStart"/>
-      <w:r>
-        <w:t>im</w:t>
-      </w:r>
-      <w:proofErr w:type="spellEnd"/>
-      <w:r>
-        <w:t xml:space="preserve"> moving onto a pilot test run for strategy B</w:t>
+        <w:t>Full batch is complete for strategy A. Now im moving onto a pilot test run for strategy B</w:t>
       </w:r>
       <w:r>
         <w:t>.</w:t>
@@ -9985,15 +8587,7 @@
         <w:t xml:space="preserve"> for strategy B’s pilot run</w:t>
       </w:r>
       <w:r>
-        <w:t xml:space="preserve">, and </w:t>
-      </w:r>
-      <w:proofErr w:type="spellStart"/>
-      <w:r>
-        <w:t>its</w:t>
-      </w:r>
-      <w:proofErr w:type="spellEnd"/>
-      <w:r>
-        <w:t xml:space="preserve"> obvious why…</w:t>
+        <w:t>, and its obvious why…</w:t>
       </w:r>
     </w:p>
     <w:p>
@@ -10066,15 +8660,7 @@
         </w:drawing>
       </w:r>
       <w:r>
-        <w:t xml:space="preserve">This means I need to add another budget (64k), however to keep the tests consistent between A &amp; B, </w:t>
-      </w:r>
-      <w:proofErr w:type="spellStart"/>
-      <w:r>
-        <w:t>ill</w:t>
-      </w:r>
-      <w:proofErr w:type="spellEnd"/>
-      <w:r>
-        <w:t xml:space="preserve"> need to add 64k to Strategy A’s budget ladder. This is fine because </w:t>
+        <w:t xml:space="preserve">This means I need to add another budget (64k), however to keep the tests consistent between A &amp; B, ill need to add 64k to Strategy A’s budget ladder. This is fine because </w:t>
       </w:r>
       <w:r>
         <w:t xml:space="preserve">I don’t have to re-collect the full batch, just the 64k budget for each task. </w:t>
@@ -10277,42 +8863,10 @@
         <w:t xml:space="preserve">2 revisions were both reasonable (wrong element ID), but neither saved the episode. The critic does seem to miss certain things </w:t>
       </w:r>
       <w:r>
-        <w:t xml:space="preserve">as it can only judge what the current </w:t>
-      </w:r>
-      <w:proofErr w:type="spellStart"/>
-      <w:r>
-        <w:t>AXTrree</w:t>
-      </w:r>
-      <w:proofErr w:type="spellEnd"/>
-      <w:r>
-        <w:t xml:space="preserve"> and the proposed action is. So for example, since </w:t>
-      </w:r>
-      <w:proofErr w:type="spellStart"/>
-      <w:r>
-        <w:t>WebArena</w:t>
-      </w:r>
-      <w:proofErr w:type="spellEnd"/>
-      <w:r>
-        <w:t xml:space="preserve"> describes </w:t>
-      </w:r>
-      <w:proofErr w:type="spellStart"/>
-      <w:r>
-        <w:t>Postmill</w:t>
-      </w:r>
-      <w:proofErr w:type="spellEnd"/>
-      <w:r>
-        <w:t xml:space="preserve"> as “a copy of reddit”, the agent receives this description</w:t>
-      </w:r>
-      <w:r>
-        <w:t xml:space="preserve"> and uses reddit search syntax which doesn’t work on </w:t>
-      </w:r>
-      <w:proofErr w:type="spellStart"/>
-      <w:r>
-        <w:t>Postmill</w:t>
-      </w:r>
-      <w:proofErr w:type="spellEnd"/>
-      <w:r>
-        <w:t xml:space="preserve">. This is fine since strategy C will learn from this by learning which states benefit from a critic call and skips it everywhere else. If the critic was consistently useful, then there would be nothing </w:t>
+        <w:t>as it can only judge what the current AXTrree and the proposed action is. So for example, since WebArena describes Postmill as “a copy of reddit”, the agent receives this description</w:t>
+      </w:r>
+      <w:r>
+        <w:t xml:space="preserve"> and uses reddit search syntax which doesn’t work on Postmill. This is fine since strategy C will learn from this by learning which states benefit from a critic call and skips it everywhere else. If the critic was consistently useful, then there would be nothing </w:t>
       </w:r>
       <w:r>
         <w:t xml:space="preserve">for the router (in strategy C) to improve on. </w:t>
@@ -10327,23 +8881,7 @@
         <w:t>B</w:t>
       </w:r>
       <w:r>
-        <w:t xml:space="preserve"> has a few successions on a budget of 32k, </w:t>
-      </w:r>
-      <w:proofErr w:type="spellStart"/>
-      <w:r>
-        <w:t>its</w:t>
-      </w:r>
-      <w:proofErr w:type="spellEnd"/>
-      <w:r>
-        <w:t xml:space="preserve"> only fair to add another level of 64k. But for testing consistently, </w:t>
-      </w:r>
-      <w:proofErr w:type="spellStart"/>
-      <w:r>
-        <w:t>ill</w:t>
-      </w:r>
-      <w:proofErr w:type="spellEnd"/>
-      <w:r>
-        <w:t xml:space="preserve"> have to do this for strategy A as well. </w:t>
+        <w:t xml:space="preserve"> has a few successions on a budget of 32k, its only fair to add another level of 64k. But for testing consistently, ill have to do this for strategy A as well. </w:t>
       </w:r>
       <w:r>
         <w:t xml:space="preserve">All I have to do is add it to the “BUDGETS” variable in “wa_env.py”. </w:t>
@@ -10354,15 +8892,7 @@
         <w:t>Started the full batch run for strategy B</w:t>
       </w:r>
       <w:r>
-        <w:t xml:space="preserve"> on the instance (</w:t>
-      </w:r>
-      <w:proofErr w:type="spellStart"/>
-      <w:r>
-        <w:t>tmux</w:t>
-      </w:r>
-      <w:proofErr w:type="spellEnd"/>
-      <w:r>
-        <w:t xml:space="preserve"> command for ubuntu machines). </w:t>
+        <w:t xml:space="preserve"> on the instance (tmux command for ubuntu machines). </w:t>
       </w:r>
     </w:p>
     <w:p/>
@@ -10452,15 +8982,7 @@
     </w:p>
     <w:p>
       <w:r>
-        <w:t xml:space="preserve">Ok so </w:t>
-      </w:r>
-      <w:proofErr w:type="spellStart"/>
-      <w:r>
-        <w:t>ive</w:t>
-      </w:r>
-      <w:proofErr w:type="spellEnd"/>
-      <w:r>
-        <w:t xml:space="preserve"> decided to complete all tasks for each site, since only doing 67 tasks/site doesn’t represent the </w:t>
+        <w:t xml:space="preserve">Ok so ive decided to complete all tasks for each site, since only doing 67 tasks/site doesn’t represent the </w:t>
       </w:r>
       <w:r>
         <w:t xml:space="preserve">full list of </w:t>
@@ -10575,23 +9097,7 @@
     </w:p>
     <w:p>
       <w:r>
-        <w:t xml:space="preserve">Then </w:t>
-      </w:r>
-      <w:proofErr w:type="spellStart"/>
-      <w:r>
-        <w:t>ill</w:t>
-      </w:r>
-      <w:proofErr w:type="spellEnd"/>
-      <w:r>
-        <w:t xml:space="preserve"> run both strategies to complete ALL tasks for EACH site (ill first find out how many total tasks there are per site). </w:t>
-      </w:r>
-      <w:proofErr w:type="spellStart"/>
-      <w:r>
-        <w:t>Ill</w:t>
-      </w:r>
-      <w:proofErr w:type="spellEnd"/>
-      <w:r>
-        <w:t xml:space="preserve"> need to add a function to calculate the total token costs per strategy as well (then as previously stated to split the analysis script into multiple files for readability – 1 for A and 1 for B and 1 that shares </w:t>
+        <w:t xml:space="preserve">Then ill run both strategies to complete ALL tasks for EACH site (ill first find out how many total tasks there are per site). Ill need to add a function to calculate the total token costs per strategy as well (then as previously stated to split the analysis script into multiple files for readability – 1 for A and 1 for B and 1 that shares </w:t>
       </w:r>
       <w:r>
         <w:t>analysis functions)</w:t>
@@ -10710,26 +9216,10 @@
         <w:t xml:space="preserve"> Ive also created a script that takes in </w:t>
       </w:r>
       <w:r>
-        <w:t xml:space="preserve">the task list (from the </w:t>
-      </w:r>
-      <w:proofErr w:type="spellStart"/>
-      <w:r>
-        <w:t>WebArena</w:t>
-      </w:r>
-      <w:proofErr w:type="spellEnd"/>
-      <w:r>
-        <w:t xml:space="preserve"> repository) and sorts them based on </w:t>
-      </w:r>
-      <w:r>
-        <w:t xml:space="preserve">category (I.e. shopping, shopping admin and </w:t>
-      </w:r>
-      <w:proofErr w:type="spellStart"/>
-      <w:r>
-        <w:t>postmill</w:t>
-      </w:r>
-      <w:proofErr w:type="spellEnd"/>
-      <w:r>
-        <w:t xml:space="preserve">). </w:t>
+        <w:t xml:space="preserve">the task list (from the WebArena repository) and sorts them based on </w:t>
+      </w:r>
+      <w:r>
+        <w:t xml:space="preserve">category (I.e. shopping, shopping admin and postmill). </w:t>
       </w:r>
       <w:r>
         <w:t xml:space="preserve">But also returns a </w:t>
@@ -10880,13 +9370,8 @@
           </w:tcPr>
           <w:p>
             <w:r>
-              <w:t xml:space="preserve">Post, draft, fill forms, rate, reply, subscribe, add to </w:t>
-            </w:r>
-            <w:proofErr w:type="spellStart"/>
-            <w:r>
-              <w:t>wishlist</w:t>
-            </w:r>
-            <w:proofErr w:type="spellEnd"/>
+              <w:t>Post, draft, fill forms, rate, reply, subscribe, add to wishlist</w:t>
+            </w:r>
           </w:p>
         </w:tc>
       </w:tr>
@@ -11086,15 +9571,7 @@
     <w:p/>
     <w:p>
       <w:r>
-        <w:t xml:space="preserve">Another change </w:t>
-      </w:r>
-      <w:proofErr w:type="spellStart"/>
-      <w:r>
-        <w:t>ive</w:t>
-      </w:r>
-      <w:proofErr w:type="spellEnd"/>
-      <w:r>
-        <w:t xml:space="preserve"> made is the prompting for strategy B, as I didn’t include every possible action the agent(s) should be focusing on. </w:t>
+        <w:t xml:space="preserve">Another change ive made is the prompting for strategy B, as I didn’t include every possible action the agent(s) should be focusing on. </w:t>
       </w:r>
       <w:r>
         <w:t>I.e. focusing on different problem types as mentioned above in the table. After examining the tasks and problem types, I will make these additions/adjustments to the prompts for each agent in strategy B:</w:t>
@@ -11400,13 +9877,8 @@
           </w:tcPr>
           <w:p>
             <w:r>
-              <w:t xml:space="preserve">Create on </w:t>
-            </w:r>
-            <w:proofErr w:type="spellStart"/>
-            <w:r>
-              <w:t>postmill</w:t>
-            </w:r>
-            <w:proofErr w:type="spellEnd"/>
+              <w:t>Create on postmill</w:t>
+            </w:r>
           </w:p>
         </w:tc>
         <w:tc>
@@ -11742,15 +10214,7 @@
           </w:tcPr>
           <w:p>
             <w:r>
-              <w:t xml:space="preserve">Explicit </w:t>
-            </w:r>
-            <w:proofErr w:type="spellStart"/>
-            <w:r>
-              <w:t>AXTree</w:t>
-            </w:r>
-            <w:proofErr w:type="spellEnd"/>
-            <w:r>
-              <w:t xml:space="preserve"> verification</w:t>
+              <w:t>Explicit AXTree verification</w:t>
             </w:r>
           </w:p>
         </w:tc>
@@ -11966,15 +10430,7 @@
               <w:t xml:space="preserve"> (or keep and only </w:t>
             </w:r>
             <w:r>
-              <w:t xml:space="preserve">change end state to </w:t>
-            </w:r>
-            <w:proofErr w:type="spellStart"/>
-            <w:r>
-              <w:t>env_terminated</w:t>
-            </w:r>
-            <w:proofErr w:type="spellEnd"/>
-            <w:r>
-              <w:t>)</w:t>
+              <w:t>change end state to env_terminated)</w:t>
             </w:r>
           </w:p>
         </w:tc>
@@ -12093,68 +10549,12 @@
     </w:p>
     <w:p>
       <w:r>
-        <w:t xml:space="preserve">Hallucinated actions and Critic validation limits. During Strategy B's expanded collection, 56 of ~2,950 Executor actions (1.9%) used syntax outside </w:t>
-      </w:r>
-      <w:proofErr w:type="spellStart"/>
-      <w:r>
-        <w:t>BrowserGym's</w:t>
-      </w:r>
-      <w:proofErr w:type="spellEnd"/>
-      <w:r>
-        <w:t xml:space="preserve"> vocabulary — </w:t>
-      </w:r>
-      <w:proofErr w:type="spellStart"/>
-      <w:r>
-        <w:t>press_enter</w:t>
-      </w:r>
-      <w:proofErr w:type="spellEnd"/>
-      <w:r>
-        <w:t>('id') instead of press('id', 'Enter'), navigate('</w:t>
-      </w:r>
-      <w:proofErr w:type="spellStart"/>
-      <w:r>
-        <w:t>url</w:t>
-      </w:r>
-      <w:proofErr w:type="spellEnd"/>
-      <w:r>
-        <w:t xml:space="preserve">') instead of </w:t>
-      </w:r>
-      <w:proofErr w:type="spellStart"/>
-      <w:r>
-        <w:t>goto</w:t>
-      </w:r>
-      <w:proofErr w:type="spellEnd"/>
-      <w:r>
-        <w:t>('</w:t>
-      </w:r>
-      <w:proofErr w:type="spellStart"/>
-      <w:r>
-        <w:t>url</w:t>
-      </w:r>
-      <w:proofErr w:type="spellEnd"/>
-      <w:r>
-        <w:t xml:space="preserve">'), </w:t>
-      </w:r>
-      <w:proofErr w:type="spellStart"/>
-      <w:r>
-        <w:t>scroll_into_view</w:t>
-      </w:r>
-      <w:proofErr w:type="spellEnd"/>
-      <w:r>
-        <w:t>('id') instead of scroll(0, 400). The model drew these from its training data rather than from the action vocabulary provided in the prompt.</w:t>
-      </w:r>
-    </w:p>
-    <w:p>
-      <w:r>
-        <w:t xml:space="preserve">The Critic approved all 56. This confirms the Critic validates actions against its understanding of the task rather than mechanically checking the action string against the vocabulary list. It assessed whether </w:t>
-      </w:r>
-      <w:proofErr w:type="spellStart"/>
-      <w:r>
-        <w:t>press_enter</w:t>
-      </w:r>
-      <w:proofErr w:type="spellEnd"/>
-      <w:r>
-        <w:t xml:space="preserve"> made sense in context (it did, semantically) without verifying the syntax was valid.</w:t>
+        <w:t>Hallucinated actions and Critic validation limits. During Strategy B's expanded collection, 56 of ~2,950 Executor actions (1.9%) used syntax outside BrowserGym's vocabulary — press_enter('id') instead of press('id', 'Enter'), navigate('url') instead of goto('url'), scroll_into_view('id') instead of scroll(0, 400). The model drew these from its training data rather than from the action vocabulary provided in the prompt.</w:t>
+      </w:r>
+    </w:p>
+    <w:p>
+      <w:r>
+        <w:t>The Critic approved all 56. This confirms the Critic validates actions against its understanding of the task rather than mechanically checking the action string against the vocabulary list. It assessed whether press_enter made sense in context (it did, semantically) without verifying the syntax was valid.</w:t>
       </w:r>
     </w:p>
     <w:p>
@@ -12169,31 +10569,7 @@
         <w:t xml:space="preserve">However, I do have a field that contains </w:t>
       </w:r>
       <w:r>
-        <w:t>where there is an action error (</w:t>
-      </w:r>
-      <w:proofErr w:type="spellStart"/>
-      <w:r>
-        <w:t>action_error</w:t>
-      </w:r>
-      <w:proofErr w:type="spellEnd"/>
-      <w:r>
-        <w:t xml:space="preserve">), which would fire </w:t>
-      </w:r>
-      <w:proofErr w:type="spellStart"/>
-      <w:r>
-        <w:t>everytime</w:t>
-      </w:r>
-      <w:proofErr w:type="spellEnd"/>
-      <w:r>
-        <w:t xml:space="preserve"> there is an hallucinated action, so C has a direct signal that something went wrong without needing to parse the action syntax itself. (</w:t>
-      </w:r>
-      <w:proofErr w:type="spellStart"/>
-      <w:r>
-        <w:t>action_error</w:t>
-      </w:r>
-      <w:proofErr w:type="spellEnd"/>
-      <w:r>
-        <w:t xml:space="preserve"> contains a Boolean value of either T/F). </w:t>
+        <w:t xml:space="preserve">where there is an action error (action_error), which would fire everytime there is an hallucinated action, so C has a direct signal that something went wrong without needing to parse the action syntax itself. (action_error contains a Boolean value of either T/F). </w:t>
       </w:r>
     </w:p>
     <w:p>
@@ -12726,15 +11102,7 @@
     </w:p>
     <w:p>
       <w:r>
-        <w:t xml:space="preserve">I’ve just noticed something horrific, </w:t>
-      </w:r>
-      <w:proofErr w:type="spellStart"/>
-      <w:r>
-        <w:t>ive</w:t>
-      </w:r>
-      <w:proofErr w:type="spellEnd"/>
-      <w:r>
-        <w:t xml:space="preserve"> accidently </w:t>
+        <w:t xml:space="preserve">I’ve just noticed something horrific, ive accidently </w:t>
       </w:r>
       <w:r>
         <w:t xml:space="preserve">used the variable “{{_ACTION_VOCAB}}” which basically takes the possible actions from strategy A and is called inside the instructions (all 3 agents have this). However, since they are inside double curly brackets, none of the agents can actually see </w:t>
@@ -12763,15 +11131,7 @@
     </w:p>
     <w:p>
       <w:r>
-        <w:t xml:space="preserve">For the new v3 instructions for strategy B, I fixed the action vocab mistake but also </w:t>
-      </w:r>
-      <w:proofErr w:type="spellStart"/>
-      <w:r>
-        <w:t>ive</w:t>
-      </w:r>
-      <w:proofErr w:type="spellEnd"/>
-      <w:r>
-        <w:t xml:space="preserve"> tried to shorten the instructions as much as I can without losing too much context of “what to do in this situation”. </w:t>
+        <w:t xml:space="preserve">For the new v3 instructions for strategy B, I fixed the action vocab mistake but also ive tried to shorten the instructions as much as I can without losing too much context of “what to do in this situation”. </w:t>
       </w:r>
       <w:r>
         <w:t xml:space="preserve">I’ve also removed repeated instructions and removed a few examples (so instead of 5 examples, </w:t>
@@ -12987,23 +11347,12 @@
     </w:p>
     <w:p>
       <w:r>
-        <w:t xml:space="preserve">I’ve fully completed both </w:t>
-      </w:r>
-      <w:proofErr w:type="spellStart"/>
-      <w:r>
-        <w:t>analysis_a</w:t>
-      </w:r>
-      <w:proofErr w:type="spellEnd"/>
-      <w:r>
-        <w:t xml:space="preserve"> and </w:t>
-      </w:r>
-      <w:proofErr w:type="spellStart"/>
-      <w:r>
-        <w:t>analysis_b</w:t>
-      </w:r>
-      <w:proofErr w:type="spellEnd"/>
-      <w:r>
-        <w:t xml:space="preserve"> using already built functions from the previous analysis script. </w:t>
+        <w:t xml:space="preserve">I’ve fully completed both analysis_a and analysis_b using already built functions from the previous analysis script. </w:t>
+      </w:r>
+    </w:p>
+    <w:p>
+      <w:r>
+        <w:t>I also fixed a small bug where I was calling the “shared” python script incorrectly with the incorrect directory name. I had the directory name called “analysis” but I renamed it to “batch_analysis”, so when importing shared.py I did it through “analysis.shared” and not “batch_analysis.shared”.</w:t>
       </w:r>
     </w:p>
     <w:sectPr>

--- a/docs/Additional Material/Journal.docx
+++ b/docs/Additional Material/Journal.docx
@@ -83,7 +83,15 @@
         <w:t xml:space="preserve">The </w:t>
       </w:r>
       <w:r>
-        <w:t xml:space="preserve">decision to use AWS came directly from the WebArena </w:t>
+        <w:t xml:space="preserve">decision to use AWS came directly from the </w:t>
+      </w:r>
+      <w:proofErr w:type="spellStart"/>
+      <w:r>
+        <w:t>WebArena</w:t>
+      </w:r>
+      <w:proofErr w:type="spellEnd"/>
+      <w:r>
+        <w:t xml:space="preserve"> </w:t>
       </w:r>
       <w:r>
         <w:t xml:space="preserve">repository environment </w:t>
@@ -158,8 +166,13 @@
       </w:r>
     </w:p>
     <w:p>
-      <w:r>
-        <w:t xml:space="preserve">WebArena requires 5 </w:t>
+      <w:proofErr w:type="spellStart"/>
+      <w:r>
+        <w:t>WebArena</w:t>
+      </w:r>
+      <w:proofErr w:type="spellEnd"/>
+      <w:r>
+        <w:t xml:space="preserve"> requires 5 </w:t>
       </w:r>
       <w:r>
         <w:t>self-hosted</w:t>
@@ -308,7 +321,15 @@
         <w:t>. I will be noting down what I’ve learnt from this course (</w:t>
       </w:r>
       <w:r>
-        <w:t>I don’t need to specify what ive learnt in the report, just mention the certification of completion</w:t>
+        <w:t xml:space="preserve">I don’t need to specify what </w:t>
+      </w:r>
+      <w:proofErr w:type="spellStart"/>
+      <w:r>
+        <w:t>ive</w:t>
+      </w:r>
+      <w:proofErr w:type="spellEnd"/>
+      <w:r>
+        <w:t xml:space="preserve"> learnt in the report, just mention the certification of completion</w:t>
       </w:r>
       <w:r>
         <w:t xml:space="preserve"> as its related </w:t>
@@ -325,7 +346,23 @@
         <w:t xml:space="preserve">I setup the AWS instance </w:t>
       </w:r>
       <w:r>
-        <w:t>with these exact settings following the WebArena repository readMe EC2 setup instructions:</w:t>
+        <w:t xml:space="preserve">with these exact settings following the </w:t>
+      </w:r>
+      <w:proofErr w:type="spellStart"/>
+      <w:r>
+        <w:t>WebArena</w:t>
+      </w:r>
+      <w:proofErr w:type="spellEnd"/>
+      <w:r>
+        <w:t xml:space="preserve"> repository </w:t>
+      </w:r>
+      <w:proofErr w:type="spellStart"/>
+      <w:r>
+        <w:t>readMe</w:t>
+      </w:r>
+      <w:proofErr w:type="spellEnd"/>
+      <w:r>
+        <w:t xml:space="preserve"> EC2 setup instructions:</w:t>
       </w:r>
     </w:p>
     <w:p>
@@ -380,7 +417,15 @@
         <w:t>This is the in</w:t>
       </w:r>
       <w:r>
-        <w:t>stance type that is recommended by the webarena repo readme</w:t>
+        <w:t xml:space="preserve">stance type that is recommended by the </w:t>
+      </w:r>
+      <w:proofErr w:type="spellStart"/>
+      <w:r>
+        <w:t>webarena</w:t>
+      </w:r>
+      <w:proofErr w:type="spellEnd"/>
+      <w:r>
+        <w:t xml:space="preserve"> repo readme</w:t>
       </w:r>
       <w:r>
         <w:t xml:space="preserve">. </w:t>
@@ -435,7 +480,15 @@
     <w:p>
       <w:r>
         <w:lastRenderedPageBreak/>
-        <w:t xml:space="preserve">I set the key pair to “webarena-key” (which is a public key) to encrypt and decrypt login information. </w:t>
+        <w:t>I set the key pair to “</w:t>
+      </w:r>
+      <w:proofErr w:type="spellStart"/>
+      <w:r>
+        <w:t>webarena</w:t>
+      </w:r>
+      <w:proofErr w:type="spellEnd"/>
+      <w:r>
+        <w:t xml:space="preserve">-key” (which is a public key) to encrypt and decrypt login information. </w:t>
       </w:r>
       <w:r>
         <w:t>This allows me and only me to log into the instance when launching the instance.</w:t>
@@ -447,7 +500,15 @@
         <w:t>generated</w:t>
       </w:r>
       <w:r>
-        <w:t xml:space="preserve"> the private key (a .pem file) containing this key. </w:t>
+        <w:t xml:space="preserve"> the private key (a .</w:t>
+      </w:r>
+      <w:proofErr w:type="spellStart"/>
+      <w:r>
+        <w:t>pem</w:t>
+      </w:r>
+      <w:proofErr w:type="spellEnd"/>
+      <w:r>
+        <w:t xml:space="preserve"> file) containing this key. </w:t>
       </w:r>
     </w:p>
     <w:p>
@@ -570,7 +631,15 @@
         </w:numPr>
       </w:pPr>
       <w:r>
-        <w:t>Custom TCP with a port of 9999 and a source IP of anywhere, this is for the Forum sites (reddit/postmill)</w:t>
+        <w:t>Custom TCP with a port of 9999 and a source IP of anywhere, this is for the Forum sites (reddit/</w:t>
+      </w:r>
+      <w:proofErr w:type="spellStart"/>
+      <w:r>
+        <w:t>postmill</w:t>
+      </w:r>
+      <w:proofErr w:type="spellEnd"/>
+      <w:r>
+        <w:t>)</w:t>
       </w:r>
     </w:p>
     <w:p>
@@ -621,7 +690,15 @@
         <w:t xml:space="preserve">Next is setting the EBS root volume (elastic block store) </w:t>
       </w:r>
       <w:r>
-        <w:t>which is AWS’s disk service and the “root volume” is the boot disk holding the OS and all the WebArena data.</w:t>
+        <w:t xml:space="preserve">which is AWS’s disk service and the “root volume” is the boot disk holding the OS and all the </w:t>
+      </w:r>
+      <w:proofErr w:type="spellStart"/>
+      <w:r>
+        <w:t>WebArena</w:t>
+      </w:r>
+      <w:proofErr w:type="spellEnd"/>
+      <w:r>
+        <w:t xml:space="preserve"> data.</w:t>
       </w:r>
       <w:r>
         <w:t xml:space="preserve"> </w:t>
@@ -719,7 +796,23 @@
         <w:t>“</w:t>
       </w:r>
       <w:r>
-        <w:t xml:space="preserve">ssh -i webarena-key.pem </w:t>
+        <w:t>ssh -</w:t>
+      </w:r>
+      <w:proofErr w:type="spellStart"/>
+      <w:r>
+        <w:t>i</w:t>
+      </w:r>
+      <w:proofErr w:type="spellEnd"/>
+      <w:r>
+        <w:t xml:space="preserve"> </w:t>
+      </w:r>
+      <w:proofErr w:type="spellStart"/>
+      <w:r>
+        <w:t>webarena-key.pem</w:t>
+      </w:r>
+      <w:proofErr w:type="spellEnd"/>
+      <w:r>
+        <w:t xml:space="preserve"> </w:t>
       </w:r>
       <w:hyperlink r:id="rId12" w:history="1">
         <w:r>
@@ -1087,13 +1180,42 @@
         <w:t xml:space="preserve">So before </w:t>
       </w:r>
       <w:r>
-        <w:t>committing to the full data-collection sweep (200 tasks × 4 budget levels × 3 strategies), I wrote a minimal validation script that runs Strategy A on a single task from each of my three target sites: Shopping (OneStopShop), the CMS (shopping_admin), and the Forum (Postmill/Reddit). The intent is not to succeed at the tasks</w:t>
+        <w:t>committing to the full data-collection sweep (200 tasks × 4 budget levels × 3 strategies), I wrote a minimal validation script that runs Strategy A on a single task from each of my three target sites: Shopping (</w:t>
+      </w:r>
+      <w:proofErr w:type="spellStart"/>
+      <w:r>
+        <w:t>OneStopShop</w:t>
+      </w:r>
+      <w:proofErr w:type="spellEnd"/>
+      <w:r>
+        <w:t>), the CMS (</w:t>
+      </w:r>
+      <w:proofErr w:type="spellStart"/>
+      <w:r>
+        <w:t>shopping_admin</w:t>
+      </w:r>
+      <w:proofErr w:type="spellEnd"/>
+      <w:r>
+        <w:t>), and the Forum (</w:t>
+      </w:r>
+      <w:proofErr w:type="spellStart"/>
+      <w:r>
+        <w:t>Postmill</w:t>
+      </w:r>
+      <w:proofErr w:type="spellEnd"/>
+      <w:r>
+        <w:t>/Reddit). The intent is not to succeed at the tasks</w:t>
       </w:r>
       <w:r>
         <w:t xml:space="preserve"> as </w:t>
       </w:r>
-      <w:r>
-        <w:t>WebArena is a deliberately difficult benchmark, with GPT-4 reported at only 14.41% success</w:t>
+      <w:proofErr w:type="spellStart"/>
+      <w:r>
+        <w:t>WebArena</w:t>
+      </w:r>
+      <w:proofErr w:type="spellEnd"/>
+      <w:r>
+        <w:t xml:space="preserve"> is a deliberately difficult benchmark, with GPT-4 reported at only 14.41% success</w:t>
       </w:r>
       <w:r>
         <w:t xml:space="preserve"> </w:t>
@@ -1103,18 +1225,175 @@
       </w:r>
     </w:p>
     <w:p>
-      <w:r>
-        <w:t>BrowserGym reads the WebArena site URLs from environment variables at import time. The script therefore calls load_dotenv() and remaps my project's WA_* variable names onto the bare names WebArena expects (SHOPPING, SHOPPING_ADMIN, REDDIT, etc.) before importing browsergym.webarena. Ordering matters here: importing first would leave the environment unconfigured. Sites I am not using are given placeholder URLs so that registration succeeds without those services running.</w:t>
-      </w:r>
-    </w:p>
-    <w:p>
-      <w:r>
-        <w:t>A single Pydantic AI agent is constructed with output_type=AgentAction, where AgentAction is a Pydantic model containing a short reasoning string and a single action string. Using a structured output type means the model's reply is parsed and validated automatically, removing the need for the regular-expression action extraction used in the canonical WebArena harness. The static instruction block enumerates the BrowserGym HighLevelActionSet verbs (click, fill, select_option, press, scroll, goto, go_back, send_msg_to_user, noop) and states the two rules that most affect validity: only element ids present in the current accessibility tree may be referenced, and information-seeking tasks are complete only once send_msg_to_user() has been called with the answer.</w:t>
-      </w:r>
-    </w:p>
-    <w:p>
-      <w:r>
-        <w:t xml:space="preserve">The script reads the WebArena task configuration files bundled with the webarena package and selects the first single-site task for each of the three target sites. Restricting to single-site tasks </w:t>
+      <w:proofErr w:type="spellStart"/>
+      <w:r>
+        <w:t>BrowserGym</w:t>
+      </w:r>
+      <w:proofErr w:type="spellEnd"/>
+      <w:r>
+        <w:t xml:space="preserve"> reads the </w:t>
+      </w:r>
+      <w:proofErr w:type="spellStart"/>
+      <w:r>
+        <w:t>WebArena</w:t>
+      </w:r>
+      <w:proofErr w:type="spellEnd"/>
+      <w:r>
+        <w:t xml:space="preserve"> site URLs from environment variables at import time. The script therefore calls </w:t>
+      </w:r>
+      <w:proofErr w:type="spellStart"/>
+      <w:r>
+        <w:t>load_dotenv</w:t>
+      </w:r>
+      <w:proofErr w:type="spellEnd"/>
+      <w:r>
+        <w:t xml:space="preserve">() and remaps my project's WA_* variable names onto the bare names </w:t>
+      </w:r>
+      <w:proofErr w:type="spellStart"/>
+      <w:r>
+        <w:t>WebArena</w:t>
+      </w:r>
+      <w:proofErr w:type="spellEnd"/>
+      <w:r>
+        <w:t xml:space="preserve"> expects (SHOPPING, SHOPPING_ADMIN, REDDIT, etc.) before importing </w:t>
+      </w:r>
+      <w:proofErr w:type="spellStart"/>
+      <w:r>
+        <w:t>browsergym.webarena</w:t>
+      </w:r>
+      <w:proofErr w:type="spellEnd"/>
+      <w:r>
+        <w:t>. Ordering matters here: importing first would leave the environment unconfigured. Sites I am not using are given placeholder URLs so that registration succeeds without those services running.</w:t>
+      </w:r>
+    </w:p>
+    <w:p>
+      <w:r>
+        <w:t xml:space="preserve">A single </w:t>
+      </w:r>
+      <w:proofErr w:type="spellStart"/>
+      <w:r>
+        <w:t>Pydantic</w:t>
+      </w:r>
+      <w:proofErr w:type="spellEnd"/>
+      <w:r>
+        <w:t xml:space="preserve"> AI agent is constructed with </w:t>
+      </w:r>
+      <w:proofErr w:type="spellStart"/>
+      <w:r>
+        <w:t>output_type</w:t>
+      </w:r>
+      <w:proofErr w:type="spellEnd"/>
+      <w:r>
+        <w:t>=</w:t>
+      </w:r>
+      <w:proofErr w:type="spellStart"/>
+      <w:r>
+        <w:t>AgentAction</w:t>
+      </w:r>
+      <w:proofErr w:type="spellEnd"/>
+      <w:r>
+        <w:t xml:space="preserve">, where </w:t>
+      </w:r>
+      <w:proofErr w:type="spellStart"/>
+      <w:r>
+        <w:t>AgentAction</w:t>
+      </w:r>
+      <w:proofErr w:type="spellEnd"/>
+      <w:r>
+        <w:t xml:space="preserve"> is a </w:t>
+      </w:r>
+      <w:proofErr w:type="spellStart"/>
+      <w:r>
+        <w:t>Pydantic</w:t>
+      </w:r>
+      <w:proofErr w:type="spellEnd"/>
+      <w:r>
+        <w:t xml:space="preserve"> model containing a short reasoning string and a single action string. Using a structured output type means the model's reply is parsed and validated automatically, removing the need for the regular-expression action extraction used in the canonical </w:t>
+      </w:r>
+      <w:proofErr w:type="spellStart"/>
+      <w:r>
+        <w:t>WebArena</w:t>
+      </w:r>
+      <w:proofErr w:type="spellEnd"/>
+      <w:r>
+        <w:t xml:space="preserve"> harness. The static instruction block enumerates the </w:t>
+      </w:r>
+      <w:proofErr w:type="spellStart"/>
+      <w:r>
+        <w:t>BrowserGym</w:t>
+      </w:r>
+      <w:proofErr w:type="spellEnd"/>
+      <w:r>
+        <w:t xml:space="preserve"> </w:t>
+      </w:r>
+      <w:proofErr w:type="spellStart"/>
+      <w:r>
+        <w:t>HighLevelActionSet</w:t>
+      </w:r>
+      <w:proofErr w:type="spellEnd"/>
+      <w:r>
+        <w:t xml:space="preserve"> verbs (click, fill, </w:t>
+      </w:r>
+      <w:proofErr w:type="spellStart"/>
+      <w:r>
+        <w:t>select_option</w:t>
+      </w:r>
+      <w:proofErr w:type="spellEnd"/>
+      <w:r>
+        <w:t xml:space="preserve">, press, scroll, </w:t>
+      </w:r>
+      <w:proofErr w:type="spellStart"/>
+      <w:r>
+        <w:t>goto</w:t>
+      </w:r>
+      <w:proofErr w:type="spellEnd"/>
+      <w:r>
+        <w:t xml:space="preserve">, </w:t>
+      </w:r>
+      <w:proofErr w:type="spellStart"/>
+      <w:r>
+        <w:t>go_back</w:t>
+      </w:r>
+      <w:proofErr w:type="spellEnd"/>
+      <w:r>
+        <w:t xml:space="preserve">, </w:t>
+      </w:r>
+      <w:proofErr w:type="spellStart"/>
+      <w:r>
+        <w:t>send_msg_to_user</w:t>
+      </w:r>
+      <w:proofErr w:type="spellEnd"/>
+      <w:r>
+        <w:t xml:space="preserve">, noop) and states the two rules that most affect validity: only element ids present in the current accessibility tree may be referenced, and information-seeking tasks are complete only once </w:t>
+      </w:r>
+      <w:proofErr w:type="spellStart"/>
+      <w:r>
+        <w:t>send_msg_to_user</w:t>
+      </w:r>
+      <w:proofErr w:type="spellEnd"/>
+      <w:r>
+        <w:t>() has been called with the answer.</w:t>
+      </w:r>
+    </w:p>
+    <w:p>
+      <w:r>
+        <w:t xml:space="preserve">The script reads the </w:t>
+      </w:r>
+      <w:proofErr w:type="spellStart"/>
+      <w:r>
+        <w:t>WebArena</w:t>
+      </w:r>
+      <w:proofErr w:type="spellEnd"/>
+      <w:r>
+        <w:t xml:space="preserve"> task configuration files bundled with the </w:t>
+      </w:r>
+      <w:proofErr w:type="spellStart"/>
+      <w:r>
+        <w:t>webarena</w:t>
+      </w:r>
+      <w:proofErr w:type="spellEnd"/>
+      <w:r>
+        <w:t xml:space="preserve"> package and selects the first single-site task for each of the three target sites. Restricting to single-site tasks </w:t>
       </w:r>
       <w:r>
         <w:lastRenderedPageBreak/>
@@ -1123,7 +1402,23 @@
     </w:p>
     <w:p>
       <w:r>
-        <w:t>Each episode instantiates a BrowserGym environment via gym.make() and then iterates:</w:t>
+        <w:t xml:space="preserve">Each episode instantiates a </w:t>
+      </w:r>
+      <w:proofErr w:type="spellStart"/>
+      <w:r>
+        <w:t>BrowserGym</w:t>
+      </w:r>
+      <w:proofErr w:type="spellEnd"/>
+      <w:r>
+        <w:t xml:space="preserve"> environment via </w:t>
+      </w:r>
+      <w:proofErr w:type="spellStart"/>
+      <w:r>
+        <w:t>gym.make</w:t>
+      </w:r>
+      <w:proofErr w:type="spellEnd"/>
+      <w:r>
+        <w:t>() and then iterates:</w:t>
       </w:r>
     </w:p>
     <w:p>
@@ -1135,7 +1430,15 @@
         </w:numPr>
       </w:pPr>
       <w:r>
-        <w:t>The current observation is converted to text. The accessibility tree is flattened with flatten_axtree_to_str() and combined with the task goal, the current URL, and any error returned by the previous action.</w:t>
+        <w:t xml:space="preserve">The current observation is converted to text. The accessibility tree is flattened with </w:t>
+      </w:r>
+      <w:proofErr w:type="spellStart"/>
+      <w:r>
+        <w:t>flatten_axtree_to_str</w:t>
+      </w:r>
+      <w:proofErr w:type="spellEnd"/>
+      <w:r>
+        <w:t>() and combined with the task goal, the current URL, and any error returned by the previous action.</w:t>
       </w:r>
     </w:p>
     <w:p>
@@ -1159,7 +1462,23 @@
         </w:numPr>
       </w:pPr>
       <w:r>
-        <w:t>Token usage is read from result.usage() and accumulated. Because Pydantic AI reports input and output token counts natively, this constitutes the token accounting mechanism described in my methodology — no interception of the underlying OpenAI client is required.</w:t>
+        <w:t xml:space="preserve">Token usage is read from </w:t>
+      </w:r>
+      <w:proofErr w:type="spellStart"/>
+      <w:r>
+        <w:t>result.usage</w:t>
+      </w:r>
+      <w:proofErr w:type="spellEnd"/>
+      <w:r>
+        <w:t xml:space="preserve">() and accumulated. Because </w:t>
+      </w:r>
+      <w:proofErr w:type="spellStart"/>
+      <w:r>
+        <w:t>Pydantic</w:t>
+      </w:r>
+      <w:proofErr w:type="spellEnd"/>
+      <w:r>
+        <w:t xml:space="preserve"> AI reports input and output token counts natively, this constitutes the token accounting mechanism described in my methodology — no interception of the underlying OpenAI client is required.</w:t>
       </w:r>
     </w:p>
     <w:p>
@@ -1171,7 +1490,23 @@
         </w:numPr>
       </w:pPr>
       <w:r>
-        <w:t>The action is executed with env.step(), which returns the next observation and the reward computed by WebArena's own evaluation function.</w:t>
+        <w:t xml:space="preserve">The action is executed with </w:t>
+      </w:r>
+      <w:proofErr w:type="spellStart"/>
+      <w:r>
+        <w:t>env.step</w:t>
+      </w:r>
+      <w:proofErr w:type="spellEnd"/>
+      <w:r>
+        <w:t xml:space="preserve">(), which returns the next observation and the reward computed by </w:t>
+      </w:r>
+      <w:proofErr w:type="spellStart"/>
+      <w:r>
+        <w:t>WebArena's</w:t>
+      </w:r>
+      <w:proofErr w:type="spellEnd"/>
+      <w:r>
+        <w:t xml:space="preserve"> own evaluation function.</w:t>
       </w:r>
     </w:p>
     <w:p>
@@ -1200,7 +1535,15 @@
         <w:t xml:space="preserve">as those tokens are a real cost </w:t>
       </w:r>
       <w:r>
-        <w:t>but it means reasoning_effort must be pinned to a fixed value before collection begins, otherwise per-episode token totals could vary for reasons unrelated to the orchestration strategy under test, confounding the comparison.</w:t>
+        <w:t xml:space="preserve">but it means </w:t>
+      </w:r>
+      <w:proofErr w:type="spellStart"/>
+      <w:r>
+        <w:t>reasoning_effort</w:t>
+      </w:r>
+      <w:proofErr w:type="spellEnd"/>
+      <w:r>
+        <w:t xml:space="preserve"> must be pinned to a fixed value before collection begins, otherwise per-episode token totals could vary for reasons unrelated to the orchestration strategy under test, confounding the comparison.</w:t>
       </w:r>
     </w:p>
     <w:p>
@@ -1307,7 +1650,23 @@
         <w:t xml:space="preserve">Isolating task 27 for the reddit website shows interesting results which differentiates from past tests. </w:t>
       </w:r>
       <w:r>
-        <w:t xml:space="preserve">step 0 sees the front page, step 1 sees the Showerthoughts forum, step 2 sees a user link (/user/Waoonet), step 3 sees a post. The page </w:t>
+        <w:t xml:space="preserve">step 0 sees the front page, step 1 sees the </w:t>
+      </w:r>
+      <w:proofErr w:type="spellStart"/>
+      <w:r>
+        <w:t>Showerthoughts</w:t>
+      </w:r>
+      <w:proofErr w:type="spellEnd"/>
+      <w:r>
+        <w:t xml:space="preserve"> forum, step 2 sees a user link (/user/</w:t>
+      </w:r>
+      <w:proofErr w:type="spellStart"/>
+      <w:r>
+        <w:t>Waoonet</w:t>
+      </w:r>
+      <w:proofErr w:type="spellEnd"/>
+      <w:r>
+        <w:t xml:space="preserve">), step 3 sees a post. The page </w:t>
       </w:r>
       <w:r>
         <w:t>is</w:t>
@@ -1337,7 +1696,15 @@
         <w:t xml:space="preserve">, </w:t>
       </w:r>
       <w:r>
-        <w:t xml:space="preserve">the click lands, then Playwright waits for the post-click navigation and gives up at 500ms. Over a London→Ohio round trip, 500ms is nothing. </w:t>
+        <w:t xml:space="preserve">the click lands, then Playwright waits for the post-click navigation and gives up at 500ms. Over a </w:t>
+      </w:r>
+      <w:proofErr w:type="spellStart"/>
+      <w:r>
+        <w:t>London→Ohio</w:t>
+      </w:r>
+      <w:proofErr w:type="spellEnd"/>
+      <w:r>
+        <w:t xml:space="preserve"> round trip, 500ms is nothing. </w:t>
       </w:r>
       <w:r>
         <w:t>T</w:t>
@@ -1626,7 +1993,15 @@
     </w:p>
     <w:p>
       <w:r>
-        <w:t xml:space="preserve">So I had to install all the libraries im using locally onto the AWS EC2 instance and I got this message </w:t>
+        <w:t xml:space="preserve">So I had to install all the libraries </w:t>
+      </w:r>
+      <w:proofErr w:type="spellStart"/>
+      <w:r>
+        <w:t>im</w:t>
+      </w:r>
+      <w:proofErr w:type="spellEnd"/>
+      <w:r>
+        <w:t xml:space="preserve"> using locally onto the AWS EC2 instance and I got this message </w:t>
       </w:r>
       <w:r>
         <w:t>triggered by the playwright library:</w:t>
@@ -1786,10 +2161,26 @@
     <w:p>
       <w:r>
         <w:lastRenderedPageBreak/>
-        <w:t xml:space="preserve">Forum is running, however apparently there is no module named “browser_env” so I will have to </w:t>
-      </w:r>
-      <w:r>
-        <w:t>re-install the webarena repository including its top level modules.</w:t>
+        <w:t>Forum is running, however apparently there is no module named “</w:t>
+      </w:r>
+      <w:proofErr w:type="spellStart"/>
+      <w:r>
+        <w:t>browser_env</w:t>
+      </w:r>
+      <w:proofErr w:type="spellEnd"/>
+      <w:r>
+        <w:t xml:space="preserve">” so I will have to </w:t>
+      </w:r>
+      <w:r>
+        <w:t xml:space="preserve">re-install the </w:t>
+      </w:r>
+      <w:proofErr w:type="spellStart"/>
+      <w:r>
+        <w:t>webarena</w:t>
+      </w:r>
+      <w:proofErr w:type="spellEnd"/>
+      <w:r>
+        <w:t xml:space="preserve"> repository including its top level modules.</w:t>
       </w:r>
     </w:p>
     <w:p/>
@@ -1893,10 +2284,26 @@
         <w:t xml:space="preserve">The RISK R3 I anticipated has come to fruition… </w:t>
       </w:r>
       <w:r>
-        <w:t xml:space="preserve">There is a version incompatibility between WebAren’as 2023 codebase and the contemporary OpenAI SDK. </w:t>
-      </w:r>
-      <w:r>
-        <w:t>After importing openAI directly into the code</w:t>
+        <w:t xml:space="preserve">There is a version incompatibility between </w:t>
+      </w:r>
+      <w:proofErr w:type="spellStart"/>
+      <w:r>
+        <w:t>WebAren’as</w:t>
+      </w:r>
+      <w:proofErr w:type="spellEnd"/>
+      <w:r>
+        <w:t xml:space="preserve"> 2023 codebase and the contemporary OpenAI SDK. </w:t>
+      </w:r>
+      <w:r>
+        <w:t xml:space="preserve">After importing </w:t>
+      </w:r>
+      <w:proofErr w:type="spellStart"/>
+      <w:r>
+        <w:t>openAI</w:t>
+      </w:r>
+      <w:proofErr w:type="spellEnd"/>
+      <w:r>
+        <w:t xml:space="preserve"> directly into the code</w:t>
       </w:r>
       <w:r>
         <w:t xml:space="preserve">, the results looks better. </w:t>
@@ -2153,7 +2560,15 @@
         <w:t xml:space="preserve">Cut cost per step by pinning the reasoning effort to low as the output is between 429-1198/step and reasoning tokens take a big chunk of that. </w:t>
       </w:r>
       <w:r>
-        <w:t xml:space="preserve">Also I need to trim the AXTree, as this also has filtering options by dropping non-interactive elements (this can cut input tokens substantially). </w:t>
+        <w:t xml:space="preserve">Also I need to trim the </w:t>
+      </w:r>
+      <w:proofErr w:type="spellStart"/>
+      <w:r>
+        <w:t>AXTree</w:t>
+      </w:r>
+      <w:proofErr w:type="spellEnd"/>
+      <w:r>
+        <w:t xml:space="preserve">, as this also has filtering options by dropping non-interactive elements (this can cut input tokens substantially). </w:t>
       </w:r>
       <w:r>
         <w:t xml:space="preserve">If I get 2,000/step then a 16k budget gives me 8 steps which is more realistic. </w:t>
@@ -2375,7 +2790,15 @@
         <w:t xml:space="preserve"> the comments page.</w:t>
       </w:r>
       <w:r>
-        <w:t xml:space="preserve"> Another issue has arised where with </w:t>
+        <w:t xml:space="preserve"> Another issue has </w:t>
+      </w:r>
+      <w:proofErr w:type="spellStart"/>
+      <w:r>
+        <w:t>arised</w:t>
+      </w:r>
+      <w:proofErr w:type="spellEnd"/>
+      <w:r>
+        <w:t xml:space="preserve"> where with </w:t>
       </w:r>
       <w:r>
         <w:t>a 16,000 cap, this episode consumed 44,796.</w:t>
@@ -2467,7 +2890,15 @@
         <w:t xml:space="preserve">HOWEVER, </w:t>
       </w:r>
       <w:r>
-        <w:t xml:space="preserve">steps 1-2 were wasted scrolling (filtering hid ShowerThoughts initially, so it scrolled twice to find it). 3,000 tokens were spent recovering from reduced visibility. This is an interesting trade off as aggressive </w:t>
+        <w:t xml:space="preserve">steps 1-2 were wasted scrolling (filtering hid </w:t>
+      </w:r>
+      <w:proofErr w:type="spellStart"/>
+      <w:r>
+        <w:t>ShowerThoughts</w:t>
+      </w:r>
+      <w:proofErr w:type="spellEnd"/>
+      <w:r>
+        <w:t xml:space="preserve"> initially, so it scrolled twice to find it). 3,000 tokens were spent recovering from reduced visibility. This is an interesting trade off as aggressive </w:t>
       </w:r>
       <w:r>
         <w:t>filtering cuts per-step cost but can add steps</w:t>
@@ -2481,7 +2912,15 @@
         <w:t xml:space="preserve">Now the next thing to do is run </w:t>
       </w:r>
       <w:r>
-        <w:t xml:space="preserve">1 task from both shopping and shopping_admin sites before running batches. </w:t>
+        <w:t xml:space="preserve">1 task from both shopping and </w:t>
+      </w:r>
+      <w:proofErr w:type="spellStart"/>
+      <w:r>
+        <w:t>shopping_admin</w:t>
+      </w:r>
+      <w:proofErr w:type="spellEnd"/>
+      <w:r>
+        <w:t xml:space="preserve"> sites before running batches. </w:t>
       </w:r>
     </w:p>
     <w:p>
@@ -2534,7 +2973,15 @@
     </w:p>
     <w:p>
       <w:r>
-        <w:t>These failures are answer formatting issues and not plumbing, which is fine. In terms of per-stike token usage:</w:t>
+        <w:t>These failures are answer formatting issues and not plumbing, which is fine. In terms of per-</w:t>
+      </w:r>
+      <w:proofErr w:type="spellStart"/>
+      <w:r>
+        <w:t>stike</w:t>
+      </w:r>
+      <w:proofErr w:type="spellEnd"/>
+      <w:r>
+        <w:t xml:space="preserve"> token usage:</w:t>
       </w:r>
     </w:p>
     <w:tbl>
@@ -2784,7 +3231,15 @@
         <w:t>): it found “Sprite Stasis Ball 65cm”</w:t>
       </w:r>
       <w:r>
-        <w:t xml:space="preserve"> and answered in one step. Correct content, rejected on exact match. WebArena compares strings strictly.</w:t>
+        <w:t xml:space="preserve"> and answered in one step. Correct content, rejected on exact match. </w:t>
+      </w:r>
+      <w:proofErr w:type="spellStart"/>
+      <w:r>
+        <w:t>WebArena</w:t>
+      </w:r>
+      <w:proofErr w:type="spellEnd"/>
+      <w:r>
+        <w:t xml:space="preserve"> compares strings strictly.</w:t>
       </w:r>
     </w:p>
     <w:p>
@@ -2798,7 +3253,15 @@
         <w:t xml:space="preserve">): </w:t>
       </w:r>
       <w:r>
-        <w:t xml:space="preserve">It answered with a paragraph explaining it couldn’t find a name. WebArena expects a bare answer or N/A. </w:t>
+        <w:t xml:space="preserve">It answered with a paragraph explaining it couldn’t find a name. </w:t>
+      </w:r>
+      <w:proofErr w:type="spellStart"/>
+      <w:r>
+        <w:t>WebArena</w:t>
+      </w:r>
+      <w:proofErr w:type="spellEnd"/>
+      <w:r>
+        <w:t xml:space="preserve"> expects a bare answer or N/A. </w:t>
       </w:r>
     </w:p>
     <w:p>
@@ -2999,7 +3462,15 @@
           </w:tcPr>
           <w:p>
             <w:r>
-              <w:t>Fill(‘50’, ‘showerthoughts’) - search</w:t>
+              <w:t>Fill(‘50’, ‘</w:t>
+            </w:r>
+            <w:proofErr w:type="spellStart"/>
+            <w:r>
+              <w:t>showerthoughts</w:t>
+            </w:r>
+            <w:proofErr w:type="spellEnd"/>
+            <w:r>
+              <w:t>’) - search</w:t>
             </w:r>
           </w:p>
         </w:tc>
@@ -3068,6 +3539,7 @@
                 <w:bCs/>
               </w:rPr>
             </w:pPr>
+            <w:proofErr w:type="spellStart"/>
             <w:r>
               <w:rPr>
                 <w:b/>
@@ -3075,6 +3547,7 @@
               </w:rPr>
               <w:t>Behavior</w:t>
             </w:r>
+            <w:proofErr w:type="spellEnd"/>
           </w:p>
         </w:tc>
         <w:tc>
@@ -3257,11 +3730,24 @@
         <w:t xml:space="preserve">In run 3, the agent repeated an identical action 4 times, burning 6,500 tokens going nowhere. </w:t>
       </w:r>
       <w:r>
-        <w:t xml:space="preserve">The issue is my prompt has no memory as the function “build_prompt()” </w:t>
-      </w:r>
-      <w:r>
-        <w:t>sends the goal, URL, last error, and current AXTree</w:t>
-      </w:r>
+        <w:t>The issue is my prompt has no memory as the function “</w:t>
+      </w:r>
+      <w:proofErr w:type="spellStart"/>
+      <w:r>
+        <w:t>build_prompt</w:t>
+      </w:r>
+      <w:proofErr w:type="spellEnd"/>
+      <w:r>
+        <w:t xml:space="preserve">()” </w:t>
+      </w:r>
+      <w:r>
+        <w:t xml:space="preserve">sends the goal, URL, last error, and current </w:t>
+      </w:r>
+      <w:proofErr w:type="spellStart"/>
+      <w:r>
+        <w:t>AXTree</w:t>
+      </w:r>
+      <w:proofErr w:type="spellEnd"/>
       <w:r>
         <w:t xml:space="preserve">, </w:t>
       </w:r>
@@ -3459,10 +3945,26 @@
         <w:t xml:space="preserve"> which is costing around 2,500 tokens in 2 of the three runs</w:t>
       </w:r>
       <w:r>
-        <w:t xml:space="preserve"> so ill need to fix that. </w:t>
-      </w:r>
-      <w:r>
-        <w:t>Ok so adding an action timeout broke the code, so ill need to find a substitute solution</w:t>
+        <w:t xml:space="preserve"> so </w:t>
+      </w:r>
+      <w:proofErr w:type="spellStart"/>
+      <w:r>
+        <w:t>ill</w:t>
+      </w:r>
+      <w:proofErr w:type="spellEnd"/>
+      <w:r>
+        <w:t xml:space="preserve"> need to fix that. </w:t>
+      </w:r>
+      <w:r>
+        <w:t xml:space="preserve">Ok so adding an action timeout broke the code, so </w:t>
+      </w:r>
+      <w:proofErr w:type="spellStart"/>
+      <w:r>
+        <w:t>ill</w:t>
+      </w:r>
+      <w:proofErr w:type="spellEnd"/>
+      <w:r>
+        <w:t xml:space="preserve"> need to find a substitute solution</w:t>
       </w:r>
       <w:r>
         <w:t>.</w:t>
@@ -3512,10 +4014,34 @@
     </w:p>
     <w:p>
       <w:r>
-        <w:t>Since action timeout is NOT a module constant I cant raise it at runtime</w:t>
-      </w:r>
-      <w:r>
-        <w:t xml:space="preserve">. This means its BrowserGyms default and my results stay comparable to other webArena work. </w:t>
+        <w:t xml:space="preserve">Since action timeout is NOT a module constant I </w:t>
+      </w:r>
+      <w:proofErr w:type="spellStart"/>
+      <w:r>
+        <w:t>cant</w:t>
+      </w:r>
+      <w:proofErr w:type="spellEnd"/>
+      <w:r>
+        <w:t xml:space="preserve"> raise it at runtime</w:t>
+      </w:r>
+      <w:r>
+        <w:t xml:space="preserve">. This means its </w:t>
+      </w:r>
+      <w:proofErr w:type="spellStart"/>
+      <w:r>
+        <w:t>BrowserGyms</w:t>
+      </w:r>
+      <w:proofErr w:type="spellEnd"/>
+      <w:r>
+        <w:t xml:space="preserve"> default and my results stay comparable to other </w:t>
+      </w:r>
+      <w:proofErr w:type="spellStart"/>
+      <w:r>
+        <w:t>webArena</w:t>
+      </w:r>
+      <w:proofErr w:type="spellEnd"/>
+      <w:r>
+        <w:t xml:space="preserve"> work. </w:t>
       </w:r>
       <w:r>
         <w:t>And editing files inside site-packages is unreproducible</w:t>
@@ -3524,16 +4050,48 @@
         <w:t>.</w:t>
       </w:r>
       <w:r>
-        <w:t xml:space="preserve"> So instead, ill need to stop the false error misleading the agent. </w:t>
+        <w:t xml:space="preserve"> So instead, </w:t>
+      </w:r>
+      <w:proofErr w:type="spellStart"/>
+      <w:r>
+        <w:t>ill</w:t>
+      </w:r>
+      <w:proofErr w:type="spellEnd"/>
+      <w:r>
+        <w:t xml:space="preserve"> need to stop the false error misleading the agent. </w:t>
       </w:r>
       <w:r>
         <w:t>The click actually lands; the timeout is Playwright giving up on the post-click navigation wait.</w:t>
       </w:r>
       <w:r>
-        <w:t xml:space="preserve"> The prompt tells the agent “error”, so it wastes a step re-tryting something that already worked. Ill need to remove that false signal </w:t>
-      </w:r>
-      <w:r>
-        <w:t>in build_prompt function</w:t>
+        <w:t xml:space="preserve"> The prompt tells the agent “error”, so it wastes a step re-</w:t>
+      </w:r>
+      <w:proofErr w:type="spellStart"/>
+      <w:r>
+        <w:t>tryting</w:t>
+      </w:r>
+      <w:proofErr w:type="spellEnd"/>
+      <w:r>
+        <w:t xml:space="preserve"> something that already worked. </w:t>
+      </w:r>
+      <w:proofErr w:type="spellStart"/>
+      <w:r>
+        <w:t>Ill</w:t>
+      </w:r>
+      <w:proofErr w:type="spellEnd"/>
+      <w:r>
+        <w:t xml:space="preserve"> need to remove that false signal </w:t>
+      </w:r>
+      <w:r>
+        <w:t xml:space="preserve">in </w:t>
+      </w:r>
+      <w:proofErr w:type="spellStart"/>
+      <w:r>
+        <w:t>build_prompt</w:t>
+      </w:r>
+      <w:proofErr w:type="spellEnd"/>
+      <w:r>
+        <w:t xml:space="preserve"> function</w:t>
       </w:r>
       <w:r>
         <w:t>.</w:t>
@@ -3547,7 +4105,15 @@
         <w:t xml:space="preserve">the timeout being set to 60,000. I set it to this value because I was doing testing on my local machine, but now the code is on the instance, I should set it to 10,000. However ill need to see the difference in </w:t>
       </w:r>
       <w:r>
-        <w:t>results from both. If nothing changes, then ill keep the timeout set to 10000, but if there are large variances then ill switch back to 60,000</w:t>
+        <w:t xml:space="preserve">results from both. If nothing changes, then </w:t>
+      </w:r>
+      <w:proofErr w:type="spellStart"/>
+      <w:r>
+        <w:t>ill</w:t>
+      </w:r>
+      <w:proofErr w:type="spellEnd"/>
+      <w:r>
+        <w:t xml:space="preserve"> keep the timeout set to 10000, but if there are large variances then ill switch back to 60,000</w:t>
       </w:r>
       <w:r>
         <w:t>.</w:t>
@@ -3862,8 +4428,17 @@
                 <w:b/>
                 <w:bCs/>
               </w:rPr>
-              <w:t>Target locatability</w:t>
-            </w:r>
+              <w:t xml:space="preserve">Target </w:t>
+            </w:r>
+            <w:proofErr w:type="spellStart"/>
+            <w:r>
+              <w:rPr>
+                <w:b/>
+                <w:bCs/>
+              </w:rPr>
+              <w:t>locatability</w:t>
+            </w:r>
+            <w:proofErr w:type="spellEnd"/>
           </w:p>
         </w:tc>
         <w:tc>
@@ -4154,18 +4729,47 @@
         <w:t xml:space="preserve">Note to self: When stopping/starting the instance, everything installed is stored in the instances’ storage, so all I need to do is SSH into the instance and </w:t>
       </w:r>
       <w:r>
-        <w:t>start the pages ill be working on.</w:t>
-      </w:r>
-    </w:p>
-    <w:p>
-      <w:r>
-        <w:t>Based on the original WebArena paper, they also included a specific rule in their agent instructions: “- If the task is impossible to complete on this site (the data does not exist, or the site does not support the requested operation), send exactly: send_msg_to_user('N/A')”</w:t>
+        <w:t xml:space="preserve">start the pages </w:t>
+      </w:r>
+      <w:proofErr w:type="spellStart"/>
+      <w:r>
+        <w:t>ill</w:t>
+      </w:r>
+      <w:proofErr w:type="spellEnd"/>
+      <w:r>
+        <w:t xml:space="preserve"> be working on.</w:t>
+      </w:r>
+    </w:p>
+    <w:p>
+      <w:r>
+        <w:t xml:space="preserve">Based on the original </w:t>
+      </w:r>
+      <w:proofErr w:type="spellStart"/>
+      <w:r>
+        <w:t>WebArena</w:t>
+      </w:r>
+      <w:proofErr w:type="spellEnd"/>
+      <w:r>
+        <w:t xml:space="preserve"> paper, they also included a specific rule in their agent instructions: “- If the task is impossible to complete on this site (the data does not exist, or the site does not support the requested operation), send exactly: </w:t>
+      </w:r>
+      <w:proofErr w:type="spellStart"/>
+      <w:r>
+        <w:t>send_msg_to_user</w:t>
+      </w:r>
+      <w:proofErr w:type="spellEnd"/>
+      <w:r>
+        <w:t>('N/A')”</w:t>
       </w:r>
       <w:r>
         <w:t xml:space="preserve"> as </w:t>
       </w:r>
-      <w:r>
-        <w:t>WebArena reports success rate (SR) and success rate on achievable tasks (SRAC) separately</w:t>
+      <w:proofErr w:type="spellStart"/>
+      <w:r>
+        <w:t>WebArena</w:t>
+      </w:r>
+      <w:proofErr w:type="spellEnd"/>
+      <w:r>
+        <w:t xml:space="preserve"> reports success rate (SR) and success rate on achievable tasks (SRAC) separately</w:t>
       </w:r>
       <w:r>
         <w:t>.</w:t>
@@ -4181,7 +4785,15 @@
     </w:p>
     <w:p>
       <w:r>
-        <w:t xml:space="preserve">The next thing ill need to work on is probing </w:t>
+        <w:t xml:space="preserve">The next thing </w:t>
+      </w:r>
+      <w:proofErr w:type="spellStart"/>
+      <w:r>
+        <w:t>ill</w:t>
+      </w:r>
+      <w:proofErr w:type="spellEnd"/>
+      <w:r>
+        <w:t xml:space="preserve"> need to work on is probing </w:t>
       </w:r>
       <w:r>
         <w:t xml:space="preserve">to </w:t>
@@ -4248,14 +4860,35 @@
       </w:r>
     </w:p>
     <w:p>
-      <w:r>
-        <w:t xml:space="preserve">WebArenas evaluation code in the repo calls an old OpenAI API. </w:t>
-      </w:r>
-      <w:r>
-        <w:t xml:space="preserve">This is because some tasks have LLM evaluators so its good I found this before the 200 task collection. </w:t>
-      </w:r>
-      <w:r>
-        <w:t xml:space="preserve">I confirmed the cause by running the grep command on “ChatCompletion”. </w:t>
+      <w:proofErr w:type="spellStart"/>
+      <w:r>
+        <w:t>WebArenas</w:t>
+      </w:r>
+      <w:proofErr w:type="spellEnd"/>
+      <w:r>
+        <w:t xml:space="preserve"> evaluation code in the repo calls an old OpenAI API. </w:t>
+      </w:r>
+      <w:r>
+        <w:t xml:space="preserve">This is because some tasks have LLM evaluators so </w:t>
+      </w:r>
+      <w:proofErr w:type="spellStart"/>
+      <w:r>
+        <w:t>its</w:t>
+      </w:r>
+      <w:proofErr w:type="spellEnd"/>
+      <w:r>
+        <w:t xml:space="preserve"> good I found this before the 200 task collection. </w:t>
+      </w:r>
+      <w:r>
+        <w:t>I confirmed the cause by running the grep command on “</w:t>
+      </w:r>
+      <w:proofErr w:type="spellStart"/>
+      <w:r>
+        <w:t>ChatCompletion</w:t>
+      </w:r>
+      <w:proofErr w:type="spellEnd"/>
+      <w:r>
+        <w:t xml:space="preserve">”. </w:t>
       </w:r>
     </w:p>
     <w:p>
@@ -4306,7 +4939,23 @@
         <w:t xml:space="preserve">It looks like line 256 </w:t>
       </w:r>
       <w:r>
-        <w:t>is the synchronous call, used by webArenas fuzzy match evaluators. Ill need to check its signature before I patch it</w:t>
+        <w:t xml:space="preserve">is the synchronous call, used by </w:t>
+      </w:r>
+      <w:proofErr w:type="spellStart"/>
+      <w:r>
+        <w:t>webArenas</w:t>
+      </w:r>
+      <w:proofErr w:type="spellEnd"/>
+      <w:r>
+        <w:t xml:space="preserve"> fuzzy match evaluators. </w:t>
+      </w:r>
+      <w:proofErr w:type="spellStart"/>
+      <w:r>
+        <w:t>Ill</w:t>
+      </w:r>
+      <w:proofErr w:type="spellEnd"/>
+      <w:r>
+        <w:t xml:space="preserve"> need to check its signature before I patch it</w:t>
       </w:r>
       <w:r>
         <w:t xml:space="preserve">. </w:t>
@@ -4356,7 +5005,15 @@
     </w:p>
     <w:p>
       <w:r>
-        <w:t xml:space="preserve">Ok so now I can match the signature exactly but I do need to clarify in the report/here is that evaluation API costs do NOT contribute to the token ladder im currently using. </w:t>
+        <w:t xml:space="preserve">Ok so now I can match the signature exactly but I do need to clarify in the report/here is that evaluation API costs do NOT contribute to the token ladder </w:t>
+      </w:r>
+      <w:proofErr w:type="spellStart"/>
+      <w:r>
+        <w:t>im</w:t>
+      </w:r>
+      <w:proofErr w:type="spellEnd"/>
+      <w:r>
+        <w:t xml:space="preserve"> currently using. </w:t>
       </w:r>
     </w:p>
     <w:p>
@@ -4364,7 +5021,39 @@
         <w:t xml:space="preserve">When I mean signature, </w:t>
       </w:r>
       <w:r>
-        <w:t xml:space="preserve">I mean the “messages, model, temperature, max_tokens, top_p, context_length, stop_token” so however the evaluator calls it, it works. </w:t>
+        <w:t xml:space="preserve">I mean the “messages, model, temperature, </w:t>
+      </w:r>
+      <w:proofErr w:type="spellStart"/>
+      <w:r>
+        <w:t>max_tokens</w:t>
+      </w:r>
+      <w:proofErr w:type="spellEnd"/>
+      <w:r>
+        <w:t xml:space="preserve">, </w:t>
+      </w:r>
+      <w:proofErr w:type="spellStart"/>
+      <w:r>
+        <w:t>top_p</w:t>
+      </w:r>
+      <w:proofErr w:type="spellEnd"/>
+      <w:r>
+        <w:t xml:space="preserve">, </w:t>
+      </w:r>
+      <w:proofErr w:type="spellStart"/>
+      <w:r>
+        <w:t>context_length</w:t>
+      </w:r>
+      <w:proofErr w:type="spellEnd"/>
+      <w:r>
+        <w:t xml:space="preserve">, </w:t>
+      </w:r>
+      <w:proofErr w:type="spellStart"/>
+      <w:r>
+        <w:t>stop_token</w:t>
+      </w:r>
+      <w:proofErr w:type="spellEnd"/>
+      <w:r>
+        <w:t xml:space="preserve">” so however the evaluator calls it, it works. </w:t>
       </w:r>
       <w:r>
         <w:t xml:space="preserve"> </w:t>
@@ -4421,7 +5110,31 @@
         <w:t xml:space="preserve">The patch worked, but it looks like </w:t>
       </w:r>
       <w:r>
-        <w:t xml:space="preserve">that WebArenas evaluator is hardcoded to gpt-4-1106-preview which is a 2023 model that has been retired from openAI API. So ill need to override the model inside my patch. </w:t>
+        <w:t xml:space="preserve">that </w:t>
+      </w:r>
+      <w:proofErr w:type="spellStart"/>
+      <w:r>
+        <w:t>WebArenas</w:t>
+      </w:r>
+      <w:proofErr w:type="spellEnd"/>
+      <w:r>
+        <w:t xml:space="preserve"> evaluator is hardcoded to gpt-4-1106-preview which is a 2023 model that has been retired from </w:t>
+      </w:r>
+      <w:proofErr w:type="spellStart"/>
+      <w:r>
+        <w:t>openAI</w:t>
+      </w:r>
+      <w:proofErr w:type="spellEnd"/>
+      <w:r>
+        <w:t xml:space="preserve"> API. So </w:t>
+      </w:r>
+      <w:proofErr w:type="spellStart"/>
+      <w:r>
+        <w:t>ill</w:t>
+      </w:r>
+      <w:proofErr w:type="spellEnd"/>
+      <w:r>
+        <w:t xml:space="preserve"> need to override the model inside my patch. </w:t>
       </w:r>
       <w:r>
         <w:t xml:space="preserve">Ill change it to the cheapest model which is gpt-4o-mini. </w:t>
@@ -4432,7 +5145,23 @@
         <w:t xml:space="preserve">There are 2 implications that need to be noted, </w:t>
       </w:r>
       <w:r>
-        <w:t xml:space="preserve">since WebArenas evaluator uses an LLM to judge whether a free text answer is acceptable, swapping GTP-4-Preview for GPT-4o-mini means im not using the original grader </w:t>
+        <w:t xml:space="preserve">since </w:t>
+      </w:r>
+      <w:proofErr w:type="spellStart"/>
+      <w:r>
+        <w:t>WebArenas</w:t>
+      </w:r>
+      <w:proofErr w:type="spellEnd"/>
+      <w:r>
+        <w:t xml:space="preserve"> evaluator uses an LLM to judge whether a free text answer is acceptable, swapping GTP-4-Preview for GPT-4o-mini means </w:t>
+      </w:r>
+      <w:proofErr w:type="spellStart"/>
+      <w:r>
+        <w:t>im</w:t>
+      </w:r>
+      <w:proofErr w:type="spellEnd"/>
+      <w:r>
+        <w:t xml:space="preserve"> not using the original grader </w:t>
       </w:r>
       <w:r>
         <w:t>(which was used in the original paper). However, the evaluator is applied directly to all 3 of my strategies, so my internal comparison is still valid.</w:t>
@@ -4792,13 +5521,29 @@
         <w:t xml:space="preserve">4 visits </w:t>
       </w:r>
       <w:r>
-        <w:t xml:space="preserve">to the same category, and my action-history rule doesn’t catch a single one because the bids differ every page laoad. The strings </w:t>
+        <w:t xml:space="preserve">to the same category, and my action-history rule doesn’t catch a single one because the bids differ every page </w:t>
+      </w:r>
+      <w:proofErr w:type="spellStart"/>
+      <w:r>
+        <w:t>laoad</w:t>
+      </w:r>
+      <w:proofErr w:type="spellEnd"/>
+      <w:r>
+        <w:t xml:space="preserve">. The strings </w:t>
       </w:r>
       <w:r>
         <w:t>click('1075') and click('927') look completely different to the model, so "never repeat an action" is trivially satisfied while the agent goes in circles.</w:t>
       </w:r>
       <w:r>
-        <w:t xml:space="preserve"> This burnt around 26,000 tokens and hit the step limit. This means that its not task difficulty, but a </w:t>
+        <w:t xml:space="preserve"> This burnt around 26,000 tokens and hit the step limit. This means that </w:t>
+      </w:r>
+      <w:proofErr w:type="spellStart"/>
+      <w:r>
+        <w:t>its</w:t>
+      </w:r>
+      <w:proofErr w:type="spellEnd"/>
+      <w:r>
+        <w:t xml:space="preserve"> not task difficulty, but a </w:t>
       </w:r>
       <w:r>
         <w:lastRenderedPageBreak/>
@@ -4810,10 +5555,31 @@
     </w:p>
     <w:p>
       <w:r>
-        <w:t xml:space="preserve">Another change ill need to make is the max steps limit. Since </w:t>
-      </w:r>
-      <w:r>
-        <w:t xml:space="preserve">im binding my 32k token cap with max steps, ill need to raise the steps limit to fit a 32k token cap so the probe measures the unconstrained cost and not the 12 step cost. </w:t>
+        <w:t xml:space="preserve">Another change </w:t>
+      </w:r>
+      <w:proofErr w:type="spellStart"/>
+      <w:r>
+        <w:t>ill</w:t>
+      </w:r>
+      <w:proofErr w:type="spellEnd"/>
+      <w:r>
+        <w:t xml:space="preserve"> need to make is the max steps limit. Since </w:t>
+      </w:r>
+      <w:proofErr w:type="spellStart"/>
+      <w:r>
+        <w:t>im</w:t>
+      </w:r>
+      <w:proofErr w:type="spellEnd"/>
+      <w:r>
+        <w:t xml:space="preserve"> binding my 32k token cap with max steps, </w:t>
+      </w:r>
+      <w:proofErr w:type="spellStart"/>
+      <w:r>
+        <w:t>ill</w:t>
+      </w:r>
+      <w:proofErr w:type="spellEnd"/>
+      <w:r>
+        <w:t xml:space="preserve"> need to raise the steps limit to fit a 32k token cap so the probe measures the unconstrained cost and not the 12 step cost. </w:t>
       </w:r>
     </w:p>
     <w:p>
@@ -4860,7 +5626,23 @@
     </w:p>
     <w:p>
       <w:r>
-        <w:t xml:space="preserve">After adding the changes and running the probe py file again, the agent is still looping. So ill need print the URL each step so I can see whether the history actually contains distinguishable URLs or whether magneto is returning the same URL with different bids </w:t>
+        <w:t xml:space="preserve">After adding the changes and running the probe </w:t>
+      </w:r>
+      <w:proofErr w:type="spellStart"/>
+      <w:r>
+        <w:t>py</w:t>
+      </w:r>
+      <w:proofErr w:type="spellEnd"/>
+      <w:r>
+        <w:t xml:space="preserve"> file again, the agent is still looping. So </w:t>
+      </w:r>
+      <w:proofErr w:type="spellStart"/>
+      <w:r>
+        <w:t>ill</w:t>
+      </w:r>
+      <w:proofErr w:type="spellEnd"/>
+      <w:r>
+        <w:t xml:space="preserve"> need print the URL each step so I can see whether the history actually contains distinguishable URLs or whether magneto is returning the same URL with different bids </w:t>
       </w:r>
       <w:r>
         <w:t>(in this case, the model is seeing the repetition and ignoring it)</w:t>
@@ -4954,7 +5736,15 @@
     </w:p>
     <w:p>
       <w:r>
-        <w:t xml:space="preserve">This task terminated due to “site loop” however to me the agent was simply revisiting the the hub of the </w:t>
+        <w:t xml:space="preserve">This task terminated due to “site loop” however to me the agent was simply revisiting the </w:t>
+      </w:r>
+      <w:proofErr w:type="spellStart"/>
+      <w:r>
+        <w:t>the</w:t>
+      </w:r>
+      <w:proofErr w:type="spellEnd"/>
+      <w:r>
+        <w:t xml:space="preserve"> hub of the </w:t>
       </w:r>
       <w:r>
         <w:t xml:space="preserve">website as it tried switching filter, backed out, opened a product, backed out, then tried search. The original guard punished the agent for being systematic. </w:t>
@@ -5024,14 +5814,56 @@
       <w:r>
         <w:t xml:space="preserve">it assumes </w:t>
       </w:r>
-      <w:r>
-        <w:t>required_contents is a string it can .split(" |OR| "), but task 574's config supplies a dict instead</w:t>
+      <w:proofErr w:type="spellStart"/>
+      <w:r>
+        <w:t>required_contents</w:t>
+      </w:r>
+      <w:proofErr w:type="spellEnd"/>
+      <w:r>
+        <w:t xml:space="preserve"> is a string it can .split(" |OR| "), but task 574's config supplies a </w:t>
+      </w:r>
+      <w:proofErr w:type="spellStart"/>
+      <w:r>
+        <w:t>dict</w:t>
+      </w:r>
+      <w:proofErr w:type="spellEnd"/>
+      <w:r>
+        <w:t xml:space="preserve"> instead</w:t>
       </w:r>
       <w:r>
         <w:t xml:space="preserve">. </w:t>
       </w:r>
-      <w:r>
-        <w:t>WebArena's own config format supports variants (required_contents can be {"exact_match": ...} or {"must_include": [...]}) that this code path doesn't handle.</w:t>
+      <w:proofErr w:type="spellStart"/>
+      <w:r>
+        <w:t>WebArena's</w:t>
+      </w:r>
+      <w:proofErr w:type="spellEnd"/>
+      <w:r>
+        <w:t xml:space="preserve"> own config format supports variants (</w:t>
+      </w:r>
+      <w:proofErr w:type="spellStart"/>
+      <w:r>
+        <w:t>required_contents</w:t>
+      </w:r>
+      <w:proofErr w:type="spellEnd"/>
+      <w:r>
+        <w:t xml:space="preserve"> can be {"</w:t>
+      </w:r>
+      <w:proofErr w:type="spellStart"/>
+      <w:r>
+        <w:t>exact_match</w:t>
+      </w:r>
+      <w:proofErr w:type="spellEnd"/>
+      <w:r>
+        <w:t>": ...} or {"</w:t>
+      </w:r>
+      <w:proofErr w:type="spellStart"/>
+      <w:r>
+        <w:t>must_include</w:t>
+      </w:r>
+      <w:proofErr w:type="spellEnd"/>
+      <w:r>
+        <w:t>": [...]}) that this code path doesn't handle.</w:t>
       </w:r>
       <w:r>
         <w:t xml:space="preserve"> This is caused by the evaluator patch. I checked what the shape of the config and how widespread it is</w:t>
@@ -5040,18 +5872,47 @@
         <w:t xml:space="preserve">. </w:t>
       </w:r>
       <w:r>
-        <w:t>Task 574's config shows required_contents as a string ("111 Magnolia Path"), and 0 of 480 tasks use a dict. Yet at runtime the evaluator received a dict. Those can't both be true of the same file</w:t>
+        <w:t xml:space="preserve">Task 574's config shows </w:t>
+      </w:r>
+      <w:proofErr w:type="spellStart"/>
+      <w:r>
+        <w:t>required_contents</w:t>
+      </w:r>
+      <w:proofErr w:type="spellEnd"/>
+      <w:r>
+        <w:t xml:space="preserve"> as a string ("111 Magnolia Path"), and 0 of 480 tasks use a dict. Yet at runtime the evaluator received a dict. Those can't both be true of the same file</w:t>
       </w:r>
       <w:r>
         <w:t xml:space="preserve"> </w:t>
       </w:r>
       <w:r>
-        <w:t>so BrowserGym is using a different copy of the task configs than smoke_a.load_configs() reads.</w:t>
-      </w:r>
-    </w:p>
-    <w:p>
-      <w:r>
-        <w:t xml:space="preserve">Ill need to make the evaluator accept both formats. </w:t>
+        <w:t xml:space="preserve">so </w:t>
+      </w:r>
+      <w:proofErr w:type="spellStart"/>
+      <w:r>
+        <w:t>BrowserGym</w:t>
+      </w:r>
+      <w:proofErr w:type="spellEnd"/>
+      <w:r>
+        <w:t xml:space="preserve"> is using a different copy of the task configs than </w:t>
+      </w:r>
+      <w:proofErr w:type="spellStart"/>
+      <w:r>
+        <w:t>smoke_a.load_configs</w:t>
+      </w:r>
+      <w:proofErr w:type="spellEnd"/>
+      <w:r>
+        <w:t>() reads.</w:t>
+      </w:r>
+    </w:p>
+    <w:p>
+      <w:proofErr w:type="spellStart"/>
+      <w:r>
+        <w:t>Ill</w:t>
+      </w:r>
+      <w:proofErr w:type="spellEnd"/>
+      <w:r>
+        <w:t xml:space="preserve"> need to make the evaluator accept both formats. </w:t>
       </w:r>
     </w:p>
     <w:p>
@@ -5098,7 +5959,23 @@
     </w:p>
     <w:p>
       <w:r>
-        <w:t xml:space="preserve">I wrote the class wrong when patching the evaluator. Its “HTMLContentEvaluator” and not “HTMLContentExactEvaluator”. </w:t>
+        <w:t>I wrote the class wrong when patching the evaluator. Its “</w:t>
+      </w:r>
+      <w:proofErr w:type="spellStart"/>
+      <w:r>
+        <w:t>HTMLContentEvaluator</w:t>
+      </w:r>
+      <w:proofErr w:type="spellEnd"/>
+      <w:r>
+        <w:t>” and not “</w:t>
+      </w:r>
+      <w:proofErr w:type="spellStart"/>
+      <w:r>
+        <w:t>HTMLContentExactEvaluator</w:t>
+      </w:r>
+      <w:proofErr w:type="spellEnd"/>
+      <w:r>
+        <w:t xml:space="preserve">”. </w:t>
       </w:r>
     </w:p>
     <w:p>
@@ -5154,10 +6031,42 @@
     </w:p>
     <w:p>
       <w:r>
-        <w:t xml:space="preserve">None of what ive done has worked, so instead of patching it indirectly from </w:t>
-      </w:r>
-      <w:r>
-        <w:t>my script, instead im going to patch it directly in the source. Then I need to clear the stale bytecode. And I also need to remove the patch webera evaluator function since I wont be needing that anymore</w:t>
+        <w:t xml:space="preserve">None of what </w:t>
+      </w:r>
+      <w:proofErr w:type="spellStart"/>
+      <w:r>
+        <w:t>ive</w:t>
+      </w:r>
+      <w:proofErr w:type="spellEnd"/>
+      <w:r>
+        <w:t xml:space="preserve"> done has worked, so instead of patching it indirectly from </w:t>
+      </w:r>
+      <w:r>
+        <w:t xml:space="preserve">my script, instead </w:t>
+      </w:r>
+      <w:proofErr w:type="spellStart"/>
+      <w:r>
+        <w:t>im</w:t>
+      </w:r>
+      <w:proofErr w:type="spellEnd"/>
+      <w:r>
+        <w:t xml:space="preserve"> going to patch it directly in the source. Then I need to clear the stale bytecode. And I also need to remove the patch </w:t>
+      </w:r>
+      <w:proofErr w:type="spellStart"/>
+      <w:r>
+        <w:t>webera</w:t>
+      </w:r>
+      <w:proofErr w:type="spellEnd"/>
+      <w:r>
+        <w:t xml:space="preserve"> evaluator function since I </w:t>
+      </w:r>
+      <w:proofErr w:type="spellStart"/>
+      <w:r>
+        <w:t>wont</w:t>
+      </w:r>
+      <w:proofErr w:type="spellEnd"/>
+      <w:r>
+        <w:t xml:space="preserve"> be needing that anymore</w:t>
       </w:r>
       <w:r>
         <w:t>.</w:t>
@@ -5351,7 +6260,15 @@
         <w:t xml:space="preserve">The evaluator fix worked, so note to self: document this in my reproducibility readme as a one line fix to a known upstream format mismatch. </w:t>
       </w:r>
       <w:r>
-        <w:t xml:space="preserve">There is no more attributeError, the episode ran to completion and my stall guard works correctly at step 6. </w:t>
+        <w:t xml:space="preserve">There is no more </w:t>
+      </w:r>
+      <w:proofErr w:type="spellStart"/>
+      <w:r>
+        <w:t>attributeError</w:t>
+      </w:r>
+      <w:proofErr w:type="spellEnd"/>
+      <w:r>
+        <w:t xml:space="preserve">, the episode ran to completion and my stall guard works correctly at step 6. </w:t>
       </w:r>
       <w:r>
         <w:t xml:space="preserve">However, another error is introduced, where the agent receives “previous action timed out – it may have succeeded. Check the current page before retrying”. This means the click is failing </w:t>
@@ -5487,7 +6404,15 @@
     </w:p>
     <w:p>
       <w:r>
-        <w:t xml:space="preserve">This means that other JS heavy magneto forms may be systematically unrunnable in my setup. </w:t>
+        <w:t xml:space="preserve">This means that other JS heavy magneto forms may be systematically </w:t>
+      </w:r>
+      <w:proofErr w:type="spellStart"/>
+      <w:r>
+        <w:t>unrunnable</w:t>
+      </w:r>
+      <w:proofErr w:type="spellEnd"/>
+      <w:r>
+        <w:t xml:space="preserve"> in my setup. </w:t>
       </w:r>
       <w:r>
         <w:t xml:space="preserve">If this occurs </w:t>
@@ -5505,7 +6430,15 @@
         <w:t>I’d</w:t>
       </w:r>
       <w:r>
-        <w:t xml:space="preserve"> need to decide whether to raise the action timeout (accepting the deviation from BrowserGym defaults, documented) or exclude those task types.</w:t>
+        <w:t xml:space="preserve"> need to decide whether to raise the action timeout (accepting the deviation from </w:t>
+      </w:r>
+      <w:proofErr w:type="spellStart"/>
+      <w:r>
+        <w:t>BrowserGym</w:t>
+      </w:r>
+      <w:proofErr w:type="spellEnd"/>
+      <w:r>
+        <w:t xml:space="preserve"> defaults, documented) or exclude those task types.</w:t>
       </w:r>
       <w:r>
         <w:t xml:space="preserve"> Next step is running the probe on 5 tasks/site</w:t>
@@ -5933,7 +6866,15 @@
         <w:t xml:space="preserve">Every action now reports “(action accepted)” instead of timing out. </w:t>
       </w:r>
       <w:r>
-        <w:t>Next is to replace the guard with a (url, action) counter</w:t>
+        <w:t>Next is to replace the guard with a (</w:t>
+      </w:r>
+      <w:proofErr w:type="spellStart"/>
+      <w:r>
+        <w:t>url</w:t>
+      </w:r>
+      <w:proofErr w:type="spellEnd"/>
+      <w:r>
+        <w:t>, action) counter</w:t>
       </w:r>
       <w:r>
         <w:t xml:space="preserve">. </w:t>
@@ -6038,7 +6979,15 @@
     </w:p>
     <w:p>
       <w:r>
-        <w:t xml:space="preserve">Also I renamed “smoke_a.py” to just “strategy_a.py” since I initially wanted the code to just test a few sites but due to the incompatibility with webArenas old modules, I had to implement a few patches. </w:t>
+        <w:t xml:space="preserve">Also I renamed “smoke_a.py” to just “strategy_a.py” since I initially wanted the code to just test a few sites but due to the incompatibility with </w:t>
+      </w:r>
+      <w:proofErr w:type="spellStart"/>
+      <w:r>
+        <w:t>webArenas</w:t>
+      </w:r>
+      <w:proofErr w:type="spellEnd"/>
+      <w:r>
+        <w:t xml:space="preserve"> old modules, I had to implement a few patches. </w:t>
       </w:r>
       <w:r>
         <w:t xml:space="preserve">Another thing I did was add a timestamp field, so I know when each episode is finished. Since the collection of strategy A will most likely take 15-20 hours and something </w:t>
@@ -6053,7 +7002,15 @@
     </w:p>
     <w:p>
       <w:r>
-        <w:t xml:space="preserve">Also ill be splitting the functionality as most of the functions are in strategy A’s code (i.e. guards, </w:t>
+        <w:t xml:space="preserve">Also </w:t>
+      </w:r>
+      <w:proofErr w:type="spellStart"/>
+      <w:r>
+        <w:t>ill</w:t>
+      </w:r>
+      <w:proofErr w:type="spellEnd"/>
+      <w:r>
+        <w:t xml:space="preserve"> be splitting the functionality as most of the functions are in strategy A’s code (i.e. guards, </w:t>
       </w:r>
       <w:r>
         <w:t>prompt builder, patches, env setup) and will be more readable</w:t>
@@ -6106,12 +7063,28 @@
     </w:p>
     <w:p>
       <w:r>
-        <w:t xml:space="preserve">Ive moved old results onto a new directory in the instance called “old_results”. </w:t>
-      </w:r>
-    </w:p>
-    <w:p>
-      <w:r>
-        <w:t xml:space="preserve">Ive also removed the old code from the instance. And instead of always pushing 1 file at a time to the instance, ill be cloning the </w:t>
+        <w:t>Ive moved old results onto a new directory in the instance called “</w:t>
+      </w:r>
+      <w:proofErr w:type="spellStart"/>
+      <w:r>
+        <w:t>old_results</w:t>
+      </w:r>
+      <w:proofErr w:type="spellEnd"/>
+      <w:r>
+        <w:t xml:space="preserve">”. </w:t>
+      </w:r>
+    </w:p>
+    <w:p>
+      <w:r>
+        <w:t xml:space="preserve">Ive also removed the old code from the instance. And instead of always pushing 1 file at a time to the instance, </w:t>
+      </w:r>
+      <w:proofErr w:type="spellStart"/>
+      <w:r>
+        <w:t>ill</w:t>
+      </w:r>
+      <w:proofErr w:type="spellEnd"/>
+      <w:r>
+        <w:t xml:space="preserve"> be cloning the </w:t>
       </w:r>
       <w:r>
         <w:t xml:space="preserve">project onto the instance so all I have to do is pull it once I push the changes locally. </w:t>
@@ -6161,10 +7134,34 @@
     </w:p>
     <w:p>
       <w:r>
-        <w:t xml:space="preserve">I’ve cloned the repo onto the instance using a token generated from github. I also stored that token into a credential helper so I don’t have to do it everytime. </w:t>
-      </w:r>
-      <w:r>
-        <w:t xml:space="preserve">Also ive retested task 276 after refactoring the repo, and everything works. </w:t>
+        <w:t xml:space="preserve">I’ve cloned the repo onto the instance using a token generated from </w:t>
+      </w:r>
+      <w:proofErr w:type="spellStart"/>
+      <w:r>
+        <w:t>github</w:t>
+      </w:r>
+      <w:proofErr w:type="spellEnd"/>
+      <w:r>
+        <w:t xml:space="preserve">. I also stored that token into a credential helper so I don’t have to do it </w:t>
+      </w:r>
+      <w:proofErr w:type="spellStart"/>
+      <w:r>
+        <w:t>everytime</w:t>
+      </w:r>
+      <w:proofErr w:type="spellEnd"/>
+      <w:r>
+        <w:t xml:space="preserve">. </w:t>
+      </w:r>
+      <w:r>
+        <w:t xml:space="preserve">Also </w:t>
+      </w:r>
+      <w:proofErr w:type="spellStart"/>
+      <w:r>
+        <w:t>ive</w:t>
+      </w:r>
+      <w:proofErr w:type="spellEnd"/>
+      <w:r>
+        <w:t xml:space="preserve"> retested task 276 after refactoring the repo, and everything works. </w:t>
       </w:r>
     </w:p>
     <w:p>
@@ -6178,12 +7175,28 @@
         <w:t xml:space="preserve">with a fixed </w:t>
       </w:r>
       <w:r>
-        <w:t>Planner → Executor → Critic pipeline. Each logical step invokes three agents in sequence: the Planner states the next sub-goal in plain English, the Executor converts that sub-goal into a single BrowserGym action, and the Critic either approves the action or supplies a revision. Only one action reaches the environment per step, exactly as in Strategy A; the difference is how many model calls precede it.</w:t>
-      </w:r>
-    </w:p>
-    <w:p>
-      <w:r>
-        <w:t>Role-specialised prompts. Each role has its own instructions. Only the action vocabulary is shared with Strategy A, because that is the environment's interface rather than a prompt choice and must be identical everywhere. The Planner receives no answer-formatting rules (it never answers); the Executor receives no exploration heuristics (it never chooses strategy). This follows standard practice for pipeline architectures, but it does mean the A-vs-B comparison reflects both the addition of agents and their specialisation</w:t>
+        <w:t xml:space="preserve">Planner → Executor → Critic pipeline. Each logical step invokes three agents in sequence: the Planner states the next sub-goal in plain English, the Executor converts that sub-goal into a single </w:t>
+      </w:r>
+      <w:proofErr w:type="spellStart"/>
+      <w:r>
+        <w:t>BrowserGym</w:t>
+      </w:r>
+      <w:proofErr w:type="spellEnd"/>
+      <w:r>
+        <w:t xml:space="preserve"> action, and the Critic either approves the action or supplies a revision. Only one action reaches the environment per step, exactly as in Strategy A; the difference is how many model calls precede it.</w:t>
+      </w:r>
+    </w:p>
+    <w:p>
+      <w:r>
+        <w:t xml:space="preserve">Role-specialised prompts. Each role has its own instructions. Only the action vocabulary is shared with Strategy A, because that is the environment's interface rather than a prompt choice and must be identical everywhere. The Planner receives no answer-formatting rules (it never answers); the Executor receives no exploration heuristics (it never chooses strategy). This follows standard practice for pipeline architectures, but it does mean the </w:t>
+      </w:r>
+      <w:proofErr w:type="spellStart"/>
+      <w:r>
+        <w:t>A-vs</w:t>
+      </w:r>
+      <w:proofErr w:type="spellEnd"/>
+      <w:r>
+        <w:t>-B comparison reflects both the addition of agents and their specialisation</w:t>
       </w:r>
       <w:r>
         <w:t>.</w:t>
@@ -6329,7 +7342,15 @@
         <w:t xml:space="preserve">and we can see that the critic caught this navigation cycle and </w:t>
       </w:r>
       <w:r>
-        <w:t xml:space="preserve">revised the action providing a alternative action and the strategy would have </w:t>
+        <w:t xml:space="preserve">revised the action providing </w:t>
+      </w:r>
+      <w:proofErr w:type="spellStart"/>
+      <w:r>
+        <w:t>a</w:t>
+      </w:r>
+      <w:proofErr w:type="spellEnd"/>
+      <w:r>
+        <w:t xml:space="preserve"> alternative action and the strategy would have </w:t>
       </w:r>
       <w:r>
         <w:t>succeeded</w:t>
@@ -6443,12 +7464,36 @@
     </w:p>
     <w:p>
       <w:r>
-        <w:t xml:space="preserve">This is just an ordering bug, easy to fix since I pass the field “plan” to the record() dict before plan gets assigned. </w:t>
-      </w:r>
-    </w:p>
-    <w:p>
-      <w:r>
-        <w:t xml:space="preserve">Since ive done the run_batch for the 200 task collection script. Next thing is to </w:t>
+        <w:t xml:space="preserve">This is just an ordering bug, easy to fix since I pass the field “plan” to the record() </w:t>
+      </w:r>
+      <w:proofErr w:type="spellStart"/>
+      <w:r>
+        <w:t>dict</w:t>
+      </w:r>
+      <w:proofErr w:type="spellEnd"/>
+      <w:r>
+        <w:t xml:space="preserve"> before plan gets assigned. </w:t>
+      </w:r>
+    </w:p>
+    <w:p>
+      <w:r>
+        <w:t xml:space="preserve">Since </w:t>
+      </w:r>
+      <w:proofErr w:type="spellStart"/>
+      <w:r>
+        <w:t>ive</w:t>
+      </w:r>
+      <w:proofErr w:type="spellEnd"/>
+      <w:r>
+        <w:t xml:space="preserve"> done the </w:t>
+      </w:r>
+      <w:proofErr w:type="spellStart"/>
+      <w:r>
+        <w:t>run_batch</w:t>
+      </w:r>
+      <w:proofErr w:type="spellEnd"/>
+      <w:r>
+        <w:t xml:space="preserve"> for the 200 task collection script. Next thing is to </w:t>
       </w:r>
       <w:r>
         <w:t>create the annotation script</w:t>
@@ -6486,19 +7531,67 @@
     </w:p>
     <w:p>
       <w:r>
-        <w:t xml:space="preserve">Ok ive done annotation </w:t>
+        <w:t xml:space="preserve">Ok </w:t>
+      </w:r>
+      <w:proofErr w:type="spellStart"/>
+      <w:r>
+        <w:t>ive</w:t>
+      </w:r>
+      <w:proofErr w:type="spellEnd"/>
+      <w:r>
+        <w:t xml:space="preserve"> done annotation </w:t>
       </w:r>
       <w:r>
         <w:t>script</w:t>
       </w:r>
       <w:r>
-        <w:t xml:space="preserve"> (github commits)</w:t>
-      </w:r>
-      <w:r>
-        <w:t>, which can either be ran after or during the batch process. I will need to tmux both of them incase I SSH out the instance (tmux allows the scripts to continue running in the instance</w:t>
-      </w:r>
-      <w:r>
-        <w:t xml:space="preserve"> without me being ssh’d in)</w:t>
+        <w:t xml:space="preserve"> (</w:t>
+      </w:r>
+      <w:proofErr w:type="spellStart"/>
+      <w:r>
+        <w:t>github</w:t>
+      </w:r>
+      <w:proofErr w:type="spellEnd"/>
+      <w:r>
+        <w:t xml:space="preserve"> commits)</w:t>
+      </w:r>
+      <w:r>
+        <w:t xml:space="preserve">, which can either be ran after or during the batch process. I will need to </w:t>
+      </w:r>
+      <w:proofErr w:type="spellStart"/>
+      <w:r>
+        <w:t>tmux</w:t>
+      </w:r>
+      <w:proofErr w:type="spellEnd"/>
+      <w:r>
+        <w:t xml:space="preserve"> both of them </w:t>
+      </w:r>
+      <w:proofErr w:type="spellStart"/>
+      <w:r>
+        <w:t>incase</w:t>
+      </w:r>
+      <w:proofErr w:type="spellEnd"/>
+      <w:r>
+        <w:t xml:space="preserve"> I SSH out the instance (</w:t>
+      </w:r>
+      <w:proofErr w:type="spellStart"/>
+      <w:r>
+        <w:t>tmux</w:t>
+      </w:r>
+      <w:proofErr w:type="spellEnd"/>
+      <w:r>
+        <w:t xml:space="preserve"> allows the scripts to continue running in the instance</w:t>
+      </w:r>
+      <w:r>
+        <w:t xml:space="preserve"> without me being </w:t>
+      </w:r>
+      <w:proofErr w:type="spellStart"/>
+      <w:r>
+        <w:t>ssh’d</w:t>
+      </w:r>
+      <w:proofErr w:type="spellEnd"/>
+      <w:r>
+        <w:t xml:space="preserve"> in)</w:t>
       </w:r>
       <w:r>
         <w:t xml:space="preserve">. </w:t>
@@ -6509,10 +7602,42 @@
         <w:t xml:space="preserve">Before running the batch script, I noticed a bug </w:t>
       </w:r>
       <w:r>
-        <w:t>where “random.shuffle(todo)” would break the script if I were to resume the script if there was a crash.</w:t>
-      </w:r>
-      <w:r>
-        <w:t xml:space="preserve"> AND AND AND if shuffled order </w:t>
+        <w:t>where “</w:t>
+      </w:r>
+      <w:proofErr w:type="spellStart"/>
+      <w:r>
+        <w:t>random.shuffle</w:t>
+      </w:r>
+      <w:proofErr w:type="spellEnd"/>
+      <w:r>
+        <w:t>(</w:t>
+      </w:r>
+      <w:proofErr w:type="spellStart"/>
+      <w:r>
+        <w:t>todo</w:t>
+      </w:r>
+      <w:proofErr w:type="spellEnd"/>
+      <w:r>
+        <w:t>)” would break the script if I were to resume the script if there was a crash.</w:t>
+      </w:r>
+      <w:r>
+        <w:t xml:space="preserve"> AND </w:t>
+      </w:r>
+      <w:proofErr w:type="spellStart"/>
+      <w:r>
+        <w:t>AND</w:t>
+      </w:r>
+      <w:proofErr w:type="spellEnd"/>
+      <w:r>
+        <w:t xml:space="preserve"> </w:t>
+      </w:r>
+      <w:proofErr w:type="spellStart"/>
+      <w:r>
+        <w:t>AND</w:t>
+      </w:r>
+      <w:proofErr w:type="spellEnd"/>
+      <w:r>
+        <w:t xml:space="preserve"> if shuffled order </w:t>
       </w:r>
       <w:r>
         <w:t xml:space="preserve">runs it at 8k first (fails, address unchanged) then 16k (succeeds, address updated), and </w:t>
@@ -6530,7 +7655,15 @@
         <w:t xml:space="preserve"> </w:t>
       </w:r>
       <w:r>
-        <w:t xml:space="preserve">Ill change it by grouping the site and task ID, shuffle bugets within each group and then shuffle the group order. So this will keep a tasks budget </w:t>
+        <w:t xml:space="preserve">Ill change it by grouping the site and task ID, shuffle </w:t>
+      </w:r>
+      <w:proofErr w:type="spellStart"/>
+      <w:r>
+        <w:t>bugets</w:t>
+      </w:r>
+      <w:proofErr w:type="spellEnd"/>
+      <w:r>
+        <w:t xml:space="preserve"> within each group and then shuffle the group order. So this will keep a tasks budget </w:t>
       </w:r>
       <w:r>
         <w:t>conditions adjacent while still spreading order effects.</w:t>
@@ -6588,7 +7721,15 @@
         <w:t xml:space="preserve">276, 623. My current patch </w:t>
       </w:r>
       <w:r>
-        <w:t>replaces generate_from_openai_chat_completion on the module object</w:t>
+        <w:t xml:space="preserve">replaces </w:t>
+      </w:r>
+      <w:proofErr w:type="spellStart"/>
+      <w:r>
+        <w:t>generate_from_openai_chat_completion</w:t>
+      </w:r>
+      <w:proofErr w:type="spellEnd"/>
+      <w:r>
+        <w:t xml:space="preserve"> on the module object</w:t>
       </w:r>
       <w:r>
         <w:t xml:space="preserve"> </w:t>
@@ -6597,7 +7738,15 @@
         <w:t>“</w:t>
       </w:r>
       <w:r>
-        <w:t>(_ou.generate_from_openai_chat_completion = _v1_chat)</w:t>
+        <w:t>(_</w:t>
+      </w:r>
+      <w:proofErr w:type="spellStart"/>
+      <w:r>
+        <w:t>ou.generate_from_openai_chat_completion</w:t>
+      </w:r>
+      <w:proofErr w:type="spellEnd"/>
+      <w:r>
+        <w:t xml:space="preserve"> = _v1_chat)</w:t>
       </w:r>
       <w:r>
         <w:t>”</w:t>
@@ -6609,24 +7758,77 @@
         <w:t xml:space="preserve"> (so something like “</w:t>
       </w:r>
       <w:r>
-        <w:t>from llms.providers.openai_utils import generate_from_openai_chat_completion</w:t>
-      </w:r>
+        <w:t xml:space="preserve">from </w:t>
+      </w:r>
+      <w:proofErr w:type="spellStart"/>
+      <w:r>
+        <w:t>llms.providers.openai_utils</w:t>
+      </w:r>
+      <w:proofErr w:type="spellEnd"/>
+      <w:r>
+        <w:t xml:space="preserve"> import </w:t>
+      </w:r>
+      <w:proofErr w:type="spellStart"/>
+      <w:r>
+        <w:t>generate_from_openai_chat_completion</w:t>
+      </w:r>
+      <w:proofErr w:type="spellEnd"/>
       <w:r>
         <w:t xml:space="preserve">”. Which means my current patch </w:t>
       </w:r>
       <w:r>
-        <w:t>doesn’t actually touch that one. Pretty simple fix, ill just add it the evaluators namespace too it</w:t>
-      </w:r>
-      <w:r>
-        <w:t xml:space="preserve"> in the wa_env python script.</w:t>
-      </w:r>
-    </w:p>
-    <w:p>
-      <w:r>
-        <w:t>My patch doesn’t work so ill need to patch the installed copy in the instance. My current patch patches the “</w:t>
-      </w:r>
-      <w:r>
-        <w:t>~/webarena-src/llms/providers/openai_utils.py</w:t>
+        <w:t xml:space="preserve">doesn’t actually touch that one. Pretty simple fix, </w:t>
+      </w:r>
+      <w:proofErr w:type="spellStart"/>
+      <w:r>
+        <w:t>ill</w:t>
+      </w:r>
+      <w:proofErr w:type="spellEnd"/>
+      <w:r>
+        <w:t xml:space="preserve"> just add it the evaluators namespace too it</w:t>
+      </w:r>
+      <w:r>
+        <w:t xml:space="preserve"> in the </w:t>
+      </w:r>
+      <w:proofErr w:type="spellStart"/>
+      <w:r>
+        <w:t>wa_env</w:t>
+      </w:r>
+      <w:proofErr w:type="spellEnd"/>
+      <w:r>
+        <w:t xml:space="preserve"> python script.</w:t>
+      </w:r>
+    </w:p>
+    <w:p>
+      <w:r>
+        <w:t xml:space="preserve">My patch doesn’t work so </w:t>
+      </w:r>
+      <w:proofErr w:type="spellStart"/>
+      <w:r>
+        <w:t>ill</w:t>
+      </w:r>
+      <w:proofErr w:type="spellEnd"/>
+      <w:r>
+        <w:t xml:space="preserve"> need to patch the installed copy in the instance. My current patch patches the “</w:t>
+      </w:r>
+      <w:r>
+        <w:t>~/</w:t>
+      </w:r>
+      <w:proofErr w:type="spellStart"/>
+      <w:r>
+        <w:t>webarena-src</w:t>
+      </w:r>
+      <w:proofErr w:type="spellEnd"/>
+      <w:r>
+        <w:t>/</w:t>
+      </w:r>
+      <w:proofErr w:type="spellStart"/>
+      <w:r>
+        <w:t>llms</w:t>
+      </w:r>
+      <w:proofErr w:type="spellEnd"/>
+      <w:r>
+        <w:t>/providers/openai_utils.py</w:t>
       </w:r>
       <w:r>
         <w:t>”</w:t>
@@ -6635,7 +7837,15 @@
         <w:t xml:space="preserve"> but the running code is from a completely different copy somewhere in “</w:t>
       </w:r>
       <w:r>
-        <w:t>site-packages/webarena/</w:t>
+        <w:t>site-packages/</w:t>
+      </w:r>
+      <w:proofErr w:type="spellStart"/>
+      <w:r>
+        <w:t>webarena</w:t>
+      </w:r>
+      <w:proofErr w:type="spellEnd"/>
+      <w:r>
+        <w:t>/</w:t>
       </w:r>
       <w:r>
         <w:t>”</w:t>
@@ -6775,7 +7985,15 @@
     </w:p>
     <w:p>
       <w:r>
-        <w:t xml:space="preserve">After looking at the WebArena repository, I found where the models are being called (in the helper functions), so I </w:t>
+        <w:t xml:space="preserve">After looking at the </w:t>
+      </w:r>
+      <w:proofErr w:type="spellStart"/>
+      <w:r>
+        <w:t>WebArena</w:t>
+      </w:r>
+      <w:proofErr w:type="spellEnd"/>
+      <w:r>
+        <w:t xml:space="preserve"> repository, I found where the models are being called (in the helper functions), so I </w:t>
       </w:r>
       <w:r>
         <w:t>replaced them with the gpt-4o-mini model.</w:t>
@@ -6783,7 +8001,15 @@
     </w:p>
     <w:p>
       <w:r>
-        <w:t xml:space="preserve">I’ve also pulled the annotation from the instance onto my local machine, then re-structured it so its readable (initially it was task id/row) now its </w:t>
+        <w:t xml:space="preserve">I’ve also pulled the annotation from the instance onto my local machine, then re-structured it so its readable (initially it was task id/row) now </w:t>
+      </w:r>
+      <w:proofErr w:type="spellStart"/>
+      <w:r>
+        <w:t>its</w:t>
+      </w:r>
+      <w:proofErr w:type="spellEnd"/>
+      <w:r>
+        <w:t xml:space="preserve"> </w:t>
       </w:r>
       <w:r>
         <w:t xml:space="preserve">more readable (future testing will be done on the original however). </w:t>
@@ -6894,7 +8120,15 @@
         <w:t xml:space="preserve">Strategy A’s </w:t>
       </w:r>
       <w:r>
-        <w:t>full data collection completed: 1,005 lines in strategy_a.jsonl, of which 999 are valid episodes and 6 are error records requiring re-collection. The 201-task subset (67 per site, seed 42) was run across all five budget levels (2k/4k/8k/16k/32k),</w:t>
+        <w:t xml:space="preserve">full data collection completed: 1,005 lines in </w:t>
+      </w:r>
+      <w:proofErr w:type="spellStart"/>
+      <w:r>
+        <w:t>strategy_a.jsonl</w:t>
+      </w:r>
+      <w:proofErr w:type="spellEnd"/>
+      <w:r>
+        <w:t>, of which 999 are valid episodes and 6 are error records requiring re-collection. The 201-task subset (67 per site, seed 42) was run across all five budget levels (2k/4k/8k/16k/32k),</w:t>
       </w:r>
       <w:r>
         <w:t xml:space="preserve"> </w:t>
@@ -6906,16 +8140,50 @@
         <w:t xml:space="preserve"> (Quick side note: I will be using strategy A’s collection output to determine the difficulty of each task, and hand annotate a few of them if I think they are incorrectly </w:t>
       </w:r>
       <w:r>
-        <w:t xml:space="preserve">annotated by the LLM). The total time it took was approximately 15 hours of unattened execution under the linux command tmux (I called the </w:t>
-      </w:r>
-      <w:r>
-        <w:t xml:space="preserve">tmux terminal “collect” by using the command </w:t>
+        <w:t xml:space="preserve">annotated by the LLM). The total time it took was approximately 15 hours of </w:t>
+      </w:r>
+      <w:proofErr w:type="spellStart"/>
+      <w:r>
+        <w:t>unattened</w:t>
+      </w:r>
+      <w:proofErr w:type="spellEnd"/>
+      <w:r>
+        <w:t xml:space="preserve"> execution under the </w:t>
+      </w:r>
+      <w:proofErr w:type="spellStart"/>
+      <w:r>
+        <w:t>linux</w:t>
+      </w:r>
+      <w:proofErr w:type="spellEnd"/>
+      <w:r>
+        <w:t xml:space="preserve"> command </w:t>
+      </w:r>
+      <w:proofErr w:type="spellStart"/>
+      <w:r>
+        <w:t>tmux</w:t>
+      </w:r>
+      <w:proofErr w:type="spellEnd"/>
+      <w:r>
+        <w:t xml:space="preserve"> (I called the </w:t>
+      </w:r>
+      <w:proofErr w:type="spellStart"/>
+      <w:r>
+        <w:t>tmux</w:t>
+      </w:r>
+      <w:proofErr w:type="spellEnd"/>
+      <w:r>
+        <w:t xml:space="preserve"> terminal “collect” by using the command </w:t>
       </w:r>
       <w:r>
         <w:t>“</w:t>
       </w:r>
-      <w:r>
-        <w:t>tmux attach -t collect</w:t>
+      <w:proofErr w:type="spellStart"/>
+      <w:r>
+        <w:t>tmux</w:t>
+      </w:r>
+      <w:proofErr w:type="spellEnd"/>
+      <w:r>
+        <w:t xml:space="preserve"> attach -t collect</w:t>
       </w:r>
       <w:r>
         <w:t xml:space="preserve">” then ran the batch within the instance so in case my PC decided to turn off then the script would continue to run within the instance). </w:t>
@@ -7006,7 +8274,15 @@
         <w:t>In terms of RQ1 which is “</w:t>
       </w:r>
       <w:r>
-        <w:t>How does task success rate, token efficiency and error profile vary as a function of a fixed global token budget when comparing the 3 orchestration strategies on WebArena?</w:t>
+        <w:t xml:space="preserve">How does task success rate, token efficiency and error profile vary as a function of a fixed global token budget when comparing the 3 orchestration strategies on </w:t>
+      </w:r>
+      <w:proofErr w:type="spellStart"/>
+      <w:r>
+        <w:t>WebArena</w:t>
+      </w:r>
+      <w:proofErr w:type="spellEnd"/>
+      <w:r>
+        <w:t>?</w:t>
       </w:r>
       <w:r>
         <w:t>”</w:t>
@@ -7263,12 +8539,21 @@
                 <w:bCs/>
               </w:rPr>
             </w:pPr>
+            <w:proofErr w:type="spellStart"/>
             <w:r>
               <w:rPr>
                 <w:b/>
                 <w:bCs/>
               </w:rPr>
-              <w:t>MediumTok/step</w:t>
+              <w:t>MediumTok</w:t>
+            </w:r>
+            <w:proofErr w:type="spellEnd"/>
+            <w:r>
+              <w:rPr>
+                <w:b/>
+                <w:bCs/>
+              </w:rPr>
+              <w:t>/step</w:t>
             </w:r>
           </w:p>
         </w:tc>
@@ -7372,9 +8657,11 @@
             <w:tcW w:w="1776" w:type="dxa"/>
           </w:tcPr>
           <w:p>
+            <w:proofErr w:type="spellStart"/>
             <w:r>
               <w:t>Shopping_Admit</w:t>
             </w:r>
+            <w:proofErr w:type="spellEnd"/>
           </w:p>
         </w:tc>
         <w:tc>
@@ -7533,8 +8820,13 @@
           <w:numId w:val="6"/>
         </w:numPr>
       </w:pPr>
-      <w:r>
-        <w:t>safety_token_cap = fires after call when the actual cost exceeded the estimate (typically because reasoning tokens were larger than predicted)</w:t>
+      <w:proofErr w:type="spellStart"/>
+      <w:r>
+        <w:t>safety_token_cap</w:t>
+      </w:r>
+      <w:proofErr w:type="spellEnd"/>
+      <w:r>
+        <w:t xml:space="preserve"> = fires after call when the actual cost exceeded the estimate (typically because reasoning tokens were larger than predicted)</w:t>
       </w:r>
     </w:p>
     <w:p>
@@ -7545,8 +8837,13 @@
           <w:numId w:val="6"/>
         </w:numPr>
       </w:pPr>
-      <w:r>
-        <w:t xml:space="preserve">budget_would_exceed = </w:t>
+      <w:proofErr w:type="spellStart"/>
+      <w:r>
+        <w:t>budget_would_exceed</w:t>
+      </w:r>
+      <w:proofErr w:type="spellEnd"/>
+      <w:r>
+        <w:t xml:space="preserve"> = </w:t>
       </w:r>
       <w:r>
         <w:t>fires before the LLM call when the estimated cost would overshoot the cap</w:t>
@@ -7560,8 +8857,13 @@
           <w:numId w:val="6"/>
         </w:numPr>
       </w:pPr>
-      <w:r>
-        <w:t>env_terminated = The agent submits an answer and is incorrect</w:t>
+      <w:proofErr w:type="spellStart"/>
+      <w:r>
+        <w:t>env_terminated</w:t>
+      </w:r>
+      <w:proofErr w:type="spellEnd"/>
+      <w:r>
+        <w:t xml:space="preserve"> = The agent submits an answer and is incorrect</w:t>
       </w:r>
     </w:p>
     <w:p>
@@ -7572,8 +8874,13 @@
           <w:numId w:val="6"/>
         </w:numPr>
       </w:pPr>
-      <w:r>
-        <w:t xml:space="preserve">Navigation_cycle = </w:t>
+      <w:proofErr w:type="spellStart"/>
+      <w:r>
+        <w:t>Navigation_cycle</w:t>
+      </w:r>
+      <w:proofErr w:type="spellEnd"/>
+      <w:r>
+        <w:t xml:space="preserve"> = </w:t>
       </w:r>
       <w:r>
         <w:t xml:space="preserve">the guard catching circular navigation. </w:t>
@@ -7587,8 +8894,13 @@
           <w:numId w:val="6"/>
         </w:numPr>
       </w:pPr>
-      <w:r>
-        <w:t>Repeated_action_failure =</w:t>
+      <w:proofErr w:type="spellStart"/>
+      <w:r>
+        <w:t>Repeated_action_failure</w:t>
+      </w:r>
+      <w:proofErr w:type="spellEnd"/>
+      <w:r>
+        <w:t xml:space="preserve"> =</w:t>
       </w:r>
       <w:r>
         <w:t xml:space="preserve"> is caused when the action times out (this was much more prominent when it was set to 500ms but now it is 5000ms)</w:t>
@@ -7769,9 +9081,11 @@
             <w:tcW w:w="3005" w:type="dxa"/>
           </w:tcPr>
           <w:p>
+            <w:proofErr w:type="spellStart"/>
             <w:r>
               <w:t>Env_terminated</w:t>
             </w:r>
+            <w:proofErr w:type="spellEnd"/>
           </w:p>
         </w:tc>
         <w:tc>
@@ -7865,7 +9179,23 @@
     <w:p>
       <w:r>
         <w:lastRenderedPageBreak/>
-        <w:t>Budget-driven terminations (safety_token_cap + budget_would_exceed) account for 66% of all episode endings. This confirms the budget is the binding constraint in the majority of episodes, which is the prerequisite for this study to be measuring budget effects rather than agent incompetence.</w:t>
+        <w:t>Budget-driven terminations (</w:t>
+      </w:r>
+      <w:proofErr w:type="spellStart"/>
+      <w:r>
+        <w:t>safety_token_cap</w:t>
+      </w:r>
+      <w:proofErr w:type="spellEnd"/>
+      <w:r>
+        <w:t xml:space="preserve"> + </w:t>
+      </w:r>
+      <w:proofErr w:type="spellStart"/>
+      <w:r>
+        <w:t>budget_would_exceed</w:t>
+      </w:r>
+      <w:proofErr w:type="spellEnd"/>
+      <w:r>
+        <w:t>) account for 66% of all episode endings. This confirms the budget is the binding constraint in the majority of episodes, which is the prerequisite for this study to be measuring budget effects rather than agent incompetence.</w:t>
       </w:r>
     </w:p>
     <w:p>
@@ -8282,9 +9612,11 @@
             <w:tcW w:w="1559" w:type="dxa"/>
           </w:tcPr>
           <w:p>
+            <w:proofErr w:type="spellStart"/>
             <w:r>
               <w:t>Shopping_admin</w:t>
             </w:r>
+            <w:proofErr w:type="spellEnd"/>
           </w:p>
         </w:tc>
         <w:tc>
@@ -8292,8 +9624,13 @@
             <w:tcW w:w="5619" w:type="dxa"/>
           </w:tcPr>
           <w:p>
-            <w:r>
-              <w:t>Page.goto: Timeout 10000ms</w:t>
+            <w:proofErr w:type="spellStart"/>
+            <w:r>
+              <w:t>Page.goto</w:t>
+            </w:r>
+            <w:proofErr w:type="spellEnd"/>
+            <w:r>
+              <w:t>: Timeout 10000ms</w:t>
             </w:r>
           </w:p>
         </w:tc>
@@ -8334,8 +9671,13 @@
             <w:tcW w:w="5619" w:type="dxa"/>
           </w:tcPr>
           <w:p>
-            <w:r>
-              <w:t>Page.goto: Timeout 10000ms</w:t>
+            <w:proofErr w:type="spellStart"/>
+            <w:r>
+              <w:t>Page.goto</w:t>
+            </w:r>
+            <w:proofErr w:type="spellEnd"/>
+            <w:r>
+              <w:t>: Timeout 10000ms</w:t>
             </w:r>
           </w:p>
         </w:tc>
@@ -8376,8 +9718,13 @@
             <w:tcW w:w="5619" w:type="dxa"/>
           </w:tcPr>
           <w:p>
-            <w:r>
-              <w:t>Page.goto: Timeout 10000ms</w:t>
+            <w:proofErr w:type="spellStart"/>
+            <w:r>
+              <w:t>Page.goto</w:t>
+            </w:r>
+            <w:proofErr w:type="spellEnd"/>
+            <w:r>
+              <w:t>: Timeout 10000ms</w:t>
             </w:r>
           </w:p>
         </w:tc>
@@ -8418,8 +9765,13 @@
             <w:tcW w:w="5619" w:type="dxa"/>
           </w:tcPr>
           <w:p>
-            <w:r>
-              <w:t>Page.goto: Timeout 10000ms</w:t>
+            <w:proofErr w:type="spellStart"/>
+            <w:r>
+              <w:t>Page.goto</w:t>
+            </w:r>
+            <w:proofErr w:type="spellEnd"/>
+            <w:r>
+              <w:t>: Timeout 10000ms</w:t>
             </w:r>
           </w:p>
         </w:tc>
@@ -8450,9 +9802,11 @@
             <w:tcW w:w="1559" w:type="dxa"/>
           </w:tcPr>
           <w:p>
+            <w:proofErr w:type="spellStart"/>
             <w:r>
               <w:t>Shopping_admin</w:t>
             </w:r>
+            <w:proofErr w:type="spellEnd"/>
           </w:p>
         </w:tc>
         <w:tc>
@@ -8460,8 +9814,13 @@
             <w:tcW w:w="5619" w:type="dxa"/>
           </w:tcPr>
           <w:p>
-            <w:r>
-              <w:t>Frame.evaluate: Target crashed</w:t>
+            <w:proofErr w:type="spellStart"/>
+            <w:r>
+              <w:t>Frame.evaluate</w:t>
+            </w:r>
+            <w:proofErr w:type="spellEnd"/>
+            <w:r>
+              <w:t>: Target crashed</w:t>
             </w:r>
           </w:p>
         </w:tc>
@@ -8492,9 +9851,11 @@
             <w:tcW w:w="1559" w:type="dxa"/>
           </w:tcPr>
           <w:p>
+            <w:proofErr w:type="spellStart"/>
             <w:r>
               <w:t>Shopping_admin</w:t>
             </w:r>
+            <w:proofErr w:type="spellEnd"/>
           </w:p>
         </w:tc>
         <w:tc>
@@ -8502,8 +9863,13 @@
             <w:tcW w:w="5619" w:type="dxa"/>
           </w:tcPr>
           <w:p>
-            <w:r>
-              <w:t>Frame.evaluate: Target crashed</w:t>
+            <w:proofErr w:type="spellStart"/>
+            <w:r>
+              <w:t>Frame.evaluate</w:t>
+            </w:r>
+            <w:proofErr w:type="spellEnd"/>
+            <w:r>
+              <w:t>: Target crashed</w:t>
             </w:r>
           </w:p>
         </w:tc>
@@ -8515,13 +9881,45 @@
         <w:t>4/6 errors are page load timeouts (site took longer than 10 seconds to respond). 2/6 errors are chromium crashes</w:t>
       </w:r>
       <w:r>
-        <w:t xml:space="preserve">. Simple fix is to remove the error rows from the batch results jsonl file and re-run the batch script, which will detect the six missing (task_id, budget_level) pairs via its resume logic and collect only those. </w:t>
+        <w:t xml:space="preserve">. Simple fix is to remove the error rows from the batch results </w:t>
+      </w:r>
+      <w:proofErr w:type="spellStart"/>
+      <w:r>
+        <w:t>jsonl</w:t>
+      </w:r>
+      <w:proofErr w:type="spellEnd"/>
+      <w:r>
+        <w:t xml:space="preserve"> file and re-run the batch script, which will detect the six missing (</w:t>
+      </w:r>
+      <w:proofErr w:type="spellStart"/>
+      <w:r>
+        <w:t>task_id</w:t>
+      </w:r>
+      <w:proofErr w:type="spellEnd"/>
+      <w:r>
+        <w:t xml:space="preserve">, </w:t>
+      </w:r>
+      <w:proofErr w:type="spellStart"/>
+      <w:r>
+        <w:t>budget_level</w:t>
+      </w:r>
+      <w:proofErr w:type="spellEnd"/>
+      <w:r>
+        <w:t xml:space="preserve">) pairs via its resume logic and collect only those. </w:t>
       </w:r>
       <w:r>
         <w:t xml:space="preserve">After re-collection, a final check should confirm 1,005 lines with 0 error rows. </w:t>
       </w:r>
       <w:r>
-        <w:t>Full batch is complete for strategy A. Now im moving onto a pilot test run for strategy B</w:t>
+        <w:t xml:space="preserve">Full batch is complete for strategy A. Now </w:t>
+      </w:r>
+      <w:proofErr w:type="spellStart"/>
+      <w:r>
+        <w:t>im</w:t>
+      </w:r>
+      <w:proofErr w:type="spellEnd"/>
+      <w:r>
+        <w:t xml:space="preserve"> moving onto a pilot test run for strategy B</w:t>
       </w:r>
       <w:r>
         <w:t>.</w:t>
@@ -8587,7 +9985,15 @@
         <w:t xml:space="preserve"> for strategy B’s pilot run</w:t>
       </w:r>
       <w:r>
-        <w:t>, and its obvious why…</w:t>
+        <w:t xml:space="preserve">, and </w:t>
+      </w:r>
+      <w:proofErr w:type="spellStart"/>
+      <w:r>
+        <w:t>its</w:t>
+      </w:r>
+      <w:proofErr w:type="spellEnd"/>
+      <w:r>
+        <w:t xml:space="preserve"> obvious why…</w:t>
       </w:r>
     </w:p>
     <w:p>
@@ -8660,7 +10066,15 @@
         </w:drawing>
       </w:r>
       <w:r>
-        <w:t xml:space="preserve">This means I need to add another budget (64k), however to keep the tests consistent between A &amp; B, ill need to add 64k to Strategy A’s budget ladder. This is fine because </w:t>
+        <w:t xml:space="preserve">This means I need to add another budget (64k), however to keep the tests consistent between A &amp; B, </w:t>
+      </w:r>
+      <w:proofErr w:type="spellStart"/>
+      <w:r>
+        <w:t>ill</w:t>
+      </w:r>
+      <w:proofErr w:type="spellEnd"/>
+      <w:r>
+        <w:t xml:space="preserve"> need to add 64k to Strategy A’s budget ladder. This is fine because </w:t>
       </w:r>
       <w:r>
         <w:t xml:space="preserve">I don’t have to re-collect the full batch, just the 64k budget for each task. </w:t>
@@ -8863,10 +10277,42 @@
         <w:t xml:space="preserve">2 revisions were both reasonable (wrong element ID), but neither saved the episode. The critic does seem to miss certain things </w:t>
       </w:r>
       <w:r>
-        <w:t>as it can only judge what the current AXTrree and the proposed action is. So for example, since WebArena describes Postmill as “a copy of reddit”, the agent receives this description</w:t>
-      </w:r>
-      <w:r>
-        <w:t xml:space="preserve"> and uses reddit search syntax which doesn’t work on Postmill. This is fine since strategy C will learn from this by learning which states benefit from a critic call and skips it everywhere else. If the critic was consistently useful, then there would be nothing </w:t>
+        <w:t xml:space="preserve">as it can only judge what the current </w:t>
+      </w:r>
+      <w:proofErr w:type="spellStart"/>
+      <w:r>
+        <w:t>AXTrree</w:t>
+      </w:r>
+      <w:proofErr w:type="spellEnd"/>
+      <w:r>
+        <w:t xml:space="preserve"> and the proposed action is. So for example, since </w:t>
+      </w:r>
+      <w:proofErr w:type="spellStart"/>
+      <w:r>
+        <w:t>WebArena</w:t>
+      </w:r>
+      <w:proofErr w:type="spellEnd"/>
+      <w:r>
+        <w:t xml:space="preserve"> describes </w:t>
+      </w:r>
+      <w:proofErr w:type="spellStart"/>
+      <w:r>
+        <w:t>Postmill</w:t>
+      </w:r>
+      <w:proofErr w:type="spellEnd"/>
+      <w:r>
+        <w:t xml:space="preserve"> as “a copy of reddit”, the agent receives this description</w:t>
+      </w:r>
+      <w:r>
+        <w:t xml:space="preserve"> and uses reddit search syntax which doesn’t work on </w:t>
+      </w:r>
+      <w:proofErr w:type="spellStart"/>
+      <w:r>
+        <w:t>Postmill</w:t>
+      </w:r>
+      <w:proofErr w:type="spellEnd"/>
+      <w:r>
+        <w:t xml:space="preserve">. This is fine since strategy C will learn from this by learning which states benefit from a critic call and skips it everywhere else. If the critic was consistently useful, then there would be nothing </w:t>
       </w:r>
       <w:r>
         <w:t xml:space="preserve">for the router (in strategy C) to improve on. </w:t>
@@ -8881,7 +10327,23 @@
         <w:t>B</w:t>
       </w:r>
       <w:r>
-        <w:t xml:space="preserve"> has a few successions on a budget of 32k, its only fair to add another level of 64k. But for testing consistently, ill have to do this for strategy A as well. </w:t>
+        <w:t xml:space="preserve"> has a few successions on a budget of 32k, </w:t>
+      </w:r>
+      <w:proofErr w:type="spellStart"/>
+      <w:r>
+        <w:t>its</w:t>
+      </w:r>
+      <w:proofErr w:type="spellEnd"/>
+      <w:r>
+        <w:t xml:space="preserve"> only fair to add another level of 64k. But for testing consistently, </w:t>
+      </w:r>
+      <w:proofErr w:type="spellStart"/>
+      <w:r>
+        <w:t>ill</w:t>
+      </w:r>
+      <w:proofErr w:type="spellEnd"/>
+      <w:r>
+        <w:t xml:space="preserve"> have to do this for strategy A as well. </w:t>
       </w:r>
       <w:r>
         <w:t xml:space="preserve">All I have to do is add it to the “BUDGETS” variable in “wa_env.py”. </w:t>
@@ -8892,7 +10354,15 @@
         <w:t>Started the full batch run for strategy B</w:t>
       </w:r>
       <w:r>
-        <w:t xml:space="preserve"> on the instance (tmux command for ubuntu machines). </w:t>
+        <w:t xml:space="preserve"> on the instance (</w:t>
+      </w:r>
+      <w:proofErr w:type="spellStart"/>
+      <w:r>
+        <w:t>tmux</w:t>
+      </w:r>
+      <w:proofErr w:type="spellEnd"/>
+      <w:r>
+        <w:t xml:space="preserve"> command for ubuntu machines). </w:t>
       </w:r>
     </w:p>
     <w:p/>
@@ -8982,7 +10452,15 @@
     </w:p>
     <w:p>
       <w:r>
-        <w:t xml:space="preserve">Ok so ive decided to complete all tasks for each site, since only doing 67 tasks/site doesn’t represent the </w:t>
+        <w:t xml:space="preserve">Ok so </w:t>
+      </w:r>
+      <w:proofErr w:type="spellStart"/>
+      <w:r>
+        <w:t>ive</w:t>
+      </w:r>
+      <w:proofErr w:type="spellEnd"/>
+      <w:r>
+        <w:t xml:space="preserve"> decided to complete all tasks for each site, since only doing 67 tasks/site doesn’t represent the </w:t>
       </w:r>
       <w:r>
         <w:t xml:space="preserve">full list of </w:t>
@@ -9097,7 +10575,23 @@
     </w:p>
     <w:p>
       <w:r>
-        <w:t xml:space="preserve">Then ill run both strategies to complete ALL tasks for EACH site (ill first find out how many total tasks there are per site). Ill need to add a function to calculate the total token costs per strategy as well (then as previously stated to split the analysis script into multiple files for readability – 1 for A and 1 for B and 1 that shares </w:t>
+        <w:t xml:space="preserve">Then </w:t>
+      </w:r>
+      <w:proofErr w:type="spellStart"/>
+      <w:r>
+        <w:t>ill</w:t>
+      </w:r>
+      <w:proofErr w:type="spellEnd"/>
+      <w:r>
+        <w:t xml:space="preserve"> run both strategies to complete ALL tasks for EACH site (ill first find out how many total tasks there are per site). </w:t>
+      </w:r>
+      <w:proofErr w:type="spellStart"/>
+      <w:r>
+        <w:t>Ill</w:t>
+      </w:r>
+      <w:proofErr w:type="spellEnd"/>
+      <w:r>
+        <w:t xml:space="preserve"> need to add a function to calculate the total token costs per strategy as well (then as previously stated to split the analysis script into multiple files for readability – 1 for A and 1 for B and 1 that shares </w:t>
       </w:r>
       <w:r>
         <w:t>analysis functions)</w:t>
@@ -9216,10 +10710,26 @@
         <w:t xml:space="preserve"> Ive also created a script that takes in </w:t>
       </w:r>
       <w:r>
-        <w:t xml:space="preserve">the task list (from the WebArena repository) and sorts them based on </w:t>
-      </w:r>
-      <w:r>
-        <w:t xml:space="preserve">category (I.e. shopping, shopping admin and postmill). </w:t>
+        <w:t xml:space="preserve">the task list (from the </w:t>
+      </w:r>
+      <w:proofErr w:type="spellStart"/>
+      <w:r>
+        <w:t>WebArena</w:t>
+      </w:r>
+      <w:proofErr w:type="spellEnd"/>
+      <w:r>
+        <w:t xml:space="preserve"> repository) and sorts them based on </w:t>
+      </w:r>
+      <w:r>
+        <w:t xml:space="preserve">category (I.e. shopping, shopping admin and </w:t>
+      </w:r>
+      <w:proofErr w:type="spellStart"/>
+      <w:r>
+        <w:t>postmill</w:t>
+      </w:r>
+      <w:proofErr w:type="spellEnd"/>
+      <w:r>
+        <w:t xml:space="preserve">). </w:t>
       </w:r>
       <w:r>
         <w:t xml:space="preserve">But also returns a </w:t>
@@ -9370,8 +10880,13 @@
           </w:tcPr>
           <w:p>
             <w:r>
-              <w:t>Post, draft, fill forms, rate, reply, subscribe, add to wishlist</w:t>
-            </w:r>
+              <w:t xml:space="preserve">Post, draft, fill forms, rate, reply, subscribe, add to </w:t>
+            </w:r>
+            <w:proofErr w:type="spellStart"/>
+            <w:r>
+              <w:t>wishlist</w:t>
+            </w:r>
+            <w:proofErr w:type="spellEnd"/>
           </w:p>
         </w:tc>
       </w:tr>
@@ -9571,7 +11086,15 @@
     <w:p/>
     <w:p>
       <w:r>
-        <w:t xml:space="preserve">Another change ive made is the prompting for strategy B, as I didn’t include every possible action the agent(s) should be focusing on. </w:t>
+        <w:t xml:space="preserve">Another change </w:t>
+      </w:r>
+      <w:proofErr w:type="spellStart"/>
+      <w:r>
+        <w:t>ive</w:t>
+      </w:r>
+      <w:proofErr w:type="spellEnd"/>
+      <w:r>
+        <w:t xml:space="preserve"> made is the prompting for strategy B, as I didn’t include every possible action the agent(s) should be focusing on. </w:t>
       </w:r>
       <w:r>
         <w:t>I.e. focusing on different problem types as mentioned above in the table. After examining the tasks and problem types, I will make these additions/adjustments to the prompts for each agent in strategy B:</w:t>
@@ -9877,8 +11400,13 @@
           </w:tcPr>
           <w:p>
             <w:r>
-              <w:t>Create on postmill</w:t>
-            </w:r>
+              <w:t xml:space="preserve">Create on </w:t>
+            </w:r>
+            <w:proofErr w:type="spellStart"/>
+            <w:r>
+              <w:t>postmill</w:t>
+            </w:r>
+            <w:proofErr w:type="spellEnd"/>
           </w:p>
         </w:tc>
         <w:tc>
@@ -10214,7 +11742,15 @@
           </w:tcPr>
           <w:p>
             <w:r>
-              <w:t>Explicit AXTree verification</w:t>
+              <w:t xml:space="preserve">Explicit </w:t>
+            </w:r>
+            <w:proofErr w:type="spellStart"/>
+            <w:r>
+              <w:t>AXTree</w:t>
+            </w:r>
+            <w:proofErr w:type="spellEnd"/>
+            <w:r>
+              <w:t xml:space="preserve"> verification</w:t>
             </w:r>
           </w:p>
         </w:tc>
@@ -10430,7 +11966,15 @@
               <w:t xml:space="preserve"> (or keep and only </w:t>
             </w:r>
             <w:r>
-              <w:t>change end state to env_terminated)</w:t>
+              <w:t xml:space="preserve">change end state to </w:t>
+            </w:r>
+            <w:proofErr w:type="spellStart"/>
+            <w:r>
+              <w:t>env_terminated</w:t>
+            </w:r>
+            <w:proofErr w:type="spellEnd"/>
+            <w:r>
+              <w:t>)</w:t>
             </w:r>
           </w:p>
         </w:tc>
@@ -10549,12 +12093,68 @@
     </w:p>
     <w:p>
       <w:r>
-        <w:t>Hallucinated actions and Critic validation limits. During Strategy B's expanded collection, 56 of ~2,950 Executor actions (1.9%) used syntax outside BrowserGym's vocabulary — press_enter('id') instead of press('id', 'Enter'), navigate('url') instead of goto('url'), scroll_into_view('id') instead of scroll(0, 400). The model drew these from its training data rather than from the action vocabulary provided in the prompt.</w:t>
-      </w:r>
-    </w:p>
-    <w:p>
-      <w:r>
-        <w:t>The Critic approved all 56. This confirms the Critic validates actions against its understanding of the task rather than mechanically checking the action string against the vocabulary list. It assessed whether press_enter made sense in context (it did, semantically) without verifying the syntax was valid.</w:t>
+        <w:t xml:space="preserve">Hallucinated actions and Critic validation limits. During Strategy B's expanded collection, 56 of ~2,950 Executor actions (1.9%) used syntax outside </w:t>
+      </w:r>
+      <w:proofErr w:type="spellStart"/>
+      <w:r>
+        <w:t>BrowserGym's</w:t>
+      </w:r>
+      <w:proofErr w:type="spellEnd"/>
+      <w:r>
+        <w:t xml:space="preserve"> vocabulary — </w:t>
+      </w:r>
+      <w:proofErr w:type="spellStart"/>
+      <w:r>
+        <w:t>press_enter</w:t>
+      </w:r>
+      <w:proofErr w:type="spellEnd"/>
+      <w:r>
+        <w:t>('id') instead of press('id', 'Enter'), navigate('</w:t>
+      </w:r>
+      <w:proofErr w:type="spellStart"/>
+      <w:r>
+        <w:t>url</w:t>
+      </w:r>
+      <w:proofErr w:type="spellEnd"/>
+      <w:r>
+        <w:t xml:space="preserve">') instead of </w:t>
+      </w:r>
+      <w:proofErr w:type="spellStart"/>
+      <w:r>
+        <w:t>goto</w:t>
+      </w:r>
+      <w:proofErr w:type="spellEnd"/>
+      <w:r>
+        <w:t>('</w:t>
+      </w:r>
+      <w:proofErr w:type="spellStart"/>
+      <w:r>
+        <w:t>url</w:t>
+      </w:r>
+      <w:proofErr w:type="spellEnd"/>
+      <w:r>
+        <w:t xml:space="preserve">'), </w:t>
+      </w:r>
+      <w:proofErr w:type="spellStart"/>
+      <w:r>
+        <w:t>scroll_into_view</w:t>
+      </w:r>
+      <w:proofErr w:type="spellEnd"/>
+      <w:r>
+        <w:t>('id') instead of scroll(0, 400). The model drew these from its training data rather than from the action vocabulary provided in the prompt.</w:t>
+      </w:r>
+    </w:p>
+    <w:p>
+      <w:r>
+        <w:t xml:space="preserve">The Critic approved all 56. This confirms the Critic validates actions against its understanding of the task rather than mechanically checking the action string against the vocabulary list. It assessed whether </w:t>
+      </w:r>
+      <w:proofErr w:type="spellStart"/>
+      <w:r>
+        <w:t>press_enter</w:t>
+      </w:r>
+      <w:proofErr w:type="spellEnd"/>
+      <w:r>
+        <w:t xml:space="preserve"> made sense in context (it did, semantically) without verifying the syntax was valid.</w:t>
       </w:r>
     </w:p>
     <w:p>
@@ -10569,7 +12169,31 @@
         <w:t xml:space="preserve">However, I do have a field that contains </w:t>
       </w:r>
       <w:r>
-        <w:t xml:space="preserve">where there is an action error (action_error), which would fire everytime there is an hallucinated action, so C has a direct signal that something went wrong without needing to parse the action syntax itself. (action_error contains a Boolean value of either T/F). </w:t>
+        <w:t>where there is an action error (</w:t>
+      </w:r>
+      <w:proofErr w:type="spellStart"/>
+      <w:r>
+        <w:t>action_error</w:t>
+      </w:r>
+      <w:proofErr w:type="spellEnd"/>
+      <w:r>
+        <w:t xml:space="preserve">), which would fire </w:t>
+      </w:r>
+      <w:proofErr w:type="spellStart"/>
+      <w:r>
+        <w:t>everytime</w:t>
+      </w:r>
+      <w:proofErr w:type="spellEnd"/>
+      <w:r>
+        <w:t xml:space="preserve"> there is an hallucinated action, so C has a direct signal that something went wrong without needing to parse the action syntax itself. (</w:t>
+      </w:r>
+      <w:proofErr w:type="spellStart"/>
+      <w:r>
+        <w:t>action_error</w:t>
+      </w:r>
+      <w:proofErr w:type="spellEnd"/>
+      <w:r>
+        <w:t xml:space="preserve"> contains a Boolean value of either T/F). </w:t>
       </w:r>
     </w:p>
     <w:p>
@@ -10618,7 +12242,15 @@
         <w:t>Strategy B has been running for around 35 hours, and it has an approx. 10 hours left to complete. After I will be cleaning the errors and re-running both batch outputs</w:t>
       </w:r>
       <w:r>
-        <w:t xml:space="preserve"> to fix the errors. As I repeat myself (lol) ill be refactoring the batch analysis script to support the analysis of both A &amp; B individually as measuring them </w:t>
+        <w:t xml:space="preserve"> to fix the errors. As I repeat myself (lol) </w:t>
+      </w:r>
+      <w:proofErr w:type="spellStart"/>
+      <w:r>
+        <w:t>ill</w:t>
+      </w:r>
+      <w:proofErr w:type="spellEnd"/>
+      <w:r>
+        <w:t xml:space="preserve"> be refactoring the batch analysis script to support the analysis of both A &amp; B individually as measuring them </w:t>
       </w:r>
       <w:r>
         <w:t>will be different (except from any shared functions that support both)</w:t>
@@ -10647,7 +12279,15 @@
     </w:p>
     <w:p>
       <w:r>
-        <w:t>Then ill be creating some cleaning contamination scripts as I mentioned previously about.</w:t>
+        <w:t xml:space="preserve">Then </w:t>
+      </w:r>
+      <w:proofErr w:type="spellStart"/>
+      <w:r>
+        <w:t>ill</w:t>
+      </w:r>
+      <w:proofErr w:type="spellEnd"/>
+      <w:r>
+        <w:t xml:space="preserve"> be creating some cleaning contamination scripts as I mentioned previously about.</w:t>
       </w:r>
       <w:r>
         <w:t xml:space="preserve"> I did re-envision the idea of cleaning the contamination</w:t>
@@ -10917,13 +12557,7 @@
               <w:t xml:space="preserve"> (difficulty </w:t>
             </w:r>
             <w:r>
-              <w:t xml:space="preserve">classified through </w:t>
-            </w:r>
-            <w:r>
-              <w:t>what strategy A batch results are</w:t>
-            </w:r>
-            <w:r>
-              <w:t xml:space="preserve">) </w:t>
+              <w:t xml:space="preserve">classified through what strategy A batch results are) </w:t>
             </w:r>
             <w:r>
               <w:t>and task intent (whether they are read-only, modified, etc..)</w:t>
@@ -11102,7 +12736,15 @@
     </w:p>
     <w:p>
       <w:r>
-        <w:t xml:space="preserve">I’ve just noticed something horrific, ive accidently </w:t>
+        <w:t xml:space="preserve">I’ve just noticed something horrific, </w:t>
+      </w:r>
+      <w:proofErr w:type="spellStart"/>
+      <w:r>
+        <w:t>ive</w:t>
+      </w:r>
+      <w:proofErr w:type="spellEnd"/>
+      <w:r>
+        <w:t xml:space="preserve"> accidently </w:t>
       </w:r>
       <w:r>
         <w:t xml:space="preserve">used the variable “{{_ACTION_VOCAB}}” which basically takes the possible actions from strategy A and is called inside the instructions (all 3 agents have this). However, since they are inside double curly brackets, none of the agents can actually see </w:t>
@@ -11131,7 +12773,15 @@
     </w:p>
     <w:p>
       <w:r>
-        <w:t xml:space="preserve">For the new v3 instructions for strategy B, I fixed the action vocab mistake but also ive tried to shorten the instructions as much as I can without losing too much context of “what to do in this situation”. </w:t>
+        <w:t xml:space="preserve">For the new v3 instructions for strategy B, I fixed the action vocab mistake but also </w:t>
+      </w:r>
+      <w:proofErr w:type="spellStart"/>
+      <w:r>
+        <w:t>ive</w:t>
+      </w:r>
+      <w:proofErr w:type="spellEnd"/>
+      <w:r>
+        <w:t xml:space="preserve"> tried to shorten the instructions as much as I can without losing too much context of “what to do in this situation”. </w:t>
       </w:r>
       <w:r>
         <w:t xml:space="preserve">I’ve also removed repeated instructions and removed a few examples (so instead of 5 examples, </w:t>
@@ -11347,14 +12997,118 @@
     </w:p>
     <w:p>
       <w:r>
-        <w:t xml:space="preserve">I’ve fully completed both analysis_a and analysis_b using already built functions from the previous analysis script. </w:t>
-      </w:r>
-    </w:p>
-    <w:p>
-      <w:r>
-        <w:t>I also fixed a small bug where I was calling the “shared” python script incorrectly with the incorrect directory name. I had the directory name called “analysis” but I renamed it to “batch_analysis”, so when importing shared.py I did it through “analysis.shared” and not “batch_analysis.shared”.</w:t>
-      </w:r>
-    </w:p>
+        <w:t xml:space="preserve">I’ve fully completed both </w:t>
+      </w:r>
+      <w:proofErr w:type="spellStart"/>
+      <w:r>
+        <w:t>analysis_a</w:t>
+      </w:r>
+      <w:proofErr w:type="spellEnd"/>
+      <w:r>
+        <w:t xml:space="preserve"> and </w:t>
+      </w:r>
+      <w:proofErr w:type="spellStart"/>
+      <w:r>
+        <w:t>analysis_b</w:t>
+      </w:r>
+      <w:proofErr w:type="spellEnd"/>
+      <w:r>
+        <w:t xml:space="preserve"> using already built functions from the previous analysis script. </w:t>
+      </w:r>
+    </w:p>
+    <w:p>
+      <w:r>
+        <w:t>I also fixed a small bug where I was calling the “shared” python script incorrectly with the incorrect directory name. I had the directory name called “analysis” but I renamed it to “</w:t>
+      </w:r>
+      <w:proofErr w:type="spellStart"/>
+      <w:r>
+        <w:t>batch_analysis</w:t>
+      </w:r>
+      <w:proofErr w:type="spellEnd"/>
+      <w:r>
+        <w:t>”, so when importing shared.py I did it through “</w:t>
+      </w:r>
+      <w:proofErr w:type="spellStart"/>
+      <w:r>
+        <w:t>analysis.shared</w:t>
+      </w:r>
+      <w:proofErr w:type="spellEnd"/>
+      <w:r>
+        <w:t>” and not “</w:t>
+      </w:r>
+      <w:proofErr w:type="spellStart"/>
+      <w:r>
+        <w:t>batch_analysis.shared</w:t>
+      </w:r>
+      <w:proofErr w:type="spellEnd"/>
+      <w:r>
+        <w:t>”.</w:t>
+      </w:r>
+    </w:p>
+    <w:p>
+      <w:r>
+        <w:t>I’ve noticed that some tasks were miscategorised as “delete” or “</w:t>
+      </w:r>
+      <w:proofErr w:type="spellStart"/>
+      <w:r>
+        <w:t>bulk_action</w:t>
+      </w:r>
+      <w:proofErr w:type="spellEnd"/>
+      <w:r>
+        <w:t>” or “navigation” tasks. I’ve made some changed to the extract_task_intent.py</w:t>
+      </w:r>
+      <w:r>
+        <w:t xml:space="preserve">. The previous “categorise()” function checks delete before navigation, so “Show me products </w:t>
+      </w:r>
+      <w:r>
+        <w:t xml:space="preserve">under $46.99 in makeup remover” matched “remove” inside “remover” and gets filed as a deletion task. Basically the substring matches on the wrong word. </w:t>
+      </w:r>
+    </w:p>
+    <w:p>
+      <w:r>
+        <w:t xml:space="preserve">I’ve also finished another script in task analysis to generate plots and save them within the </w:t>
+      </w:r>
+      <w:r>
+        <w:t>diagram’s</w:t>
+      </w:r>
+      <w:r>
+        <w:t xml:space="preserve"> directory. Plots </w:t>
+      </w:r>
+      <w:r>
+        <w:t>include</w:t>
+      </w:r>
+      <w:r>
+        <w:t xml:space="preserve"> </w:t>
+      </w:r>
+      <w:proofErr w:type="spellStart"/>
+      <w:r>
+        <w:t>task_categories_by_site</w:t>
+      </w:r>
+      <w:proofErr w:type="spellEnd"/>
+      <w:r>
+        <w:t xml:space="preserve">, </w:t>
+      </w:r>
+      <w:proofErr w:type="spellStart"/>
+      <w:r>
+        <w:t>task_categories_overall</w:t>
+      </w:r>
+      <w:proofErr w:type="spellEnd"/>
+      <w:r>
+        <w:t xml:space="preserve"> &amp; </w:t>
+      </w:r>
+      <w:proofErr w:type="spellStart"/>
+      <w:r>
+        <w:t>task_categories_risk</w:t>
+      </w:r>
+      <w:proofErr w:type="spellEnd"/>
+      <w:r>
+        <w:t xml:space="preserve"> (which is the most important one as this shows the ratio between read only and state change tasks as state change tasks risk contamination)</w:t>
+      </w:r>
+      <w:r>
+        <w:t>.</w:t>
+      </w:r>
+    </w:p>
+    <w:p/>
     <w:sectPr>
       <w:pgSz w:w="11906" w:h="16838"/>
       <w:pgMar w:top="1440" w:right="1440" w:bottom="1440" w:left="1440" w:header="708" w:footer="708" w:gutter="0"/>
@@ -12597,6 +14351,7 @@
   <w:style w:type="character" w:default="1" w:styleId="DefaultParagraphFont">
     <w:name w:val="Default Paragraph Font"/>
     <w:uiPriority w:val="1"/>
+    <w:semiHidden/>
     <w:unhideWhenUsed/>
   </w:style>
   <w:style w:type="table" w:default="1" w:styleId="TableNormal">

--- a/docs/Additional Material/Journal.docx
+++ b/docs/Additional Material/Journal.docx
@@ -83,15 +83,7 @@
         <w:t xml:space="preserve">The </w:t>
       </w:r>
       <w:r>
-        <w:t xml:space="preserve">decision to use AWS came directly from the </w:t>
-      </w:r>
-      <w:proofErr w:type="spellStart"/>
-      <w:r>
-        <w:t>WebArena</w:t>
-      </w:r>
-      <w:proofErr w:type="spellEnd"/>
-      <w:r>
-        <w:t xml:space="preserve"> </w:t>
+        <w:t xml:space="preserve">decision to use AWS came directly from the WebArena </w:t>
       </w:r>
       <w:r>
         <w:t xml:space="preserve">repository environment </w:t>
@@ -166,13 +158,8 @@
       </w:r>
     </w:p>
     <w:p>
-      <w:proofErr w:type="spellStart"/>
-      <w:r>
-        <w:t>WebArena</w:t>
-      </w:r>
-      <w:proofErr w:type="spellEnd"/>
-      <w:r>
-        <w:t xml:space="preserve"> requires 5 </w:t>
+      <w:r>
+        <w:t xml:space="preserve">WebArena requires 5 </w:t>
       </w:r>
       <w:r>
         <w:t>self-hosted</w:t>
@@ -321,15 +308,7 @@
         <w:t>. I will be noting down what I’ve learnt from this course (</w:t>
       </w:r>
       <w:r>
-        <w:t xml:space="preserve">I don’t need to specify what </w:t>
-      </w:r>
-      <w:proofErr w:type="spellStart"/>
-      <w:r>
-        <w:t>ive</w:t>
-      </w:r>
-      <w:proofErr w:type="spellEnd"/>
-      <w:r>
-        <w:t xml:space="preserve"> learnt in the report, just mention the certification of completion</w:t>
+        <w:t>I don’t need to specify what ive learnt in the report, just mention the certification of completion</w:t>
       </w:r>
       <w:r>
         <w:t xml:space="preserve"> as its related </w:t>
@@ -346,23 +325,7 @@
         <w:t xml:space="preserve">I setup the AWS instance </w:t>
       </w:r>
       <w:r>
-        <w:t xml:space="preserve">with these exact settings following the </w:t>
-      </w:r>
-      <w:proofErr w:type="spellStart"/>
-      <w:r>
-        <w:t>WebArena</w:t>
-      </w:r>
-      <w:proofErr w:type="spellEnd"/>
-      <w:r>
-        <w:t xml:space="preserve"> repository </w:t>
-      </w:r>
-      <w:proofErr w:type="spellStart"/>
-      <w:r>
-        <w:t>readMe</w:t>
-      </w:r>
-      <w:proofErr w:type="spellEnd"/>
-      <w:r>
-        <w:t xml:space="preserve"> EC2 setup instructions:</w:t>
+        <w:t>with these exact settings following the WebArena repository readMe EC2 setup instructions:</w:t>
       </w:r>
     </w:p>
     <w:p>
@@ -417,15 +380,7 @@
         <w:t>This is the in</w:t>
       </w:r>
       <w:r>
-        <w:t xml:space="preserve">stance type that is recommended by the </w:t>
-      </w:r>
-      <w:proofErr w:type="spellStart"/>
-      <w:r>
-        <w:t>webarena</w:t>
-      </w:r>
-      <w:proofErr w:type="spellEnd"/>
-      <w:r>
-        <w:t xml:space="preserve"> repo readme</w:t>
+        <w:t>stance type that is recommended by the webarena repo readme</w:t>
       </w:r>
       <w:r>
         <w:t xml:space="preserve">. </w:t>
@@ -480,15 +435,7 @@
     <w:p>
       <w:r>
         <w:lastRenderedPageBreak/>
-        <w:t>I set the key pair to “</w:t>
-      </w:r>
-      <w:proofErr w:type="spellStart"/>
-      <w:r>
-        <w:t>webarena</w:t>
-      </w:r>
-      <w:proofErr w:type="spellEnd"/>
-      <w:r>
-        <w:t xml:space="preserve">-key” (which is a public key) to encrypt and decrypt login information. </w:t>
+        <w:t xml:space="preserve">I set the key pair to “webarena-key” (which is a public key) to encrypt and decrypt login information. </w:t>
       </w:r>
       <w:r>
         <w:t>This allows me and only me to log into the instance when launching the instance.</w:t>
@@ -500,15 +447,7 @@
         <w:t>generated</w:t>
       </w:r>
       <w:r>
-        <w:t xml:space="preserve"> the private key (a .</w:t>
-      </w:r>
-      <w:proofErr w:type="spellStart"/>
-      <w:r>
-        <w:t>pem</w:t>
-      </w:r>
-      <w:proofErr w:type="spellEnd"/>
-      <w:r>
-        <w:t xml:space="preserve"> file) containing this key. </w:t>
+        <w:t xml:space="preserve"> the private key (a .pem file) containing this key. </w:t>
       </w:r>
     </w:p>
     <w:p>
@@ -631,15 +570,7 @@
         </w:numPr>
       </w:pPr>
       <w:r>
-        <w:t>Custom TCP with a port of 9999 and a source IP of anywhere, this is for the Forum sites (reddit/</w:t>
-      </w:r>
-      <w:proofErr w:type="spellStart"/>
-      <w:r>
-        <w:t>postmill</w:t>
-      </w:r>
-      <w:proofErr w:type="spellEnd"/>
-      <w:r>
-        <w:t>)</w:t>
+        <w:t>Custom TCP with a port of 9999 and a source IP of anywhere, this is for the Forum sites (reddit/postmill)</w:t>
       </w:r>
     </w:p>
     <w:p>
@@ -690,15 +621,7 @@
         <w:t xml:space="preserve">Next is setting the EBS root volume (elastic block store) </w:t>
       </w:r>
       <w:r>
-        <w:t xml:space="preserve">which is AWS’s disk service and the “root volume” is the boot disk holding the OS and all the </w:t>
-      </w:r>
-      <w:proofErr w:type="spellStart"/>
-      <w:r>
-        <w:t>WebArena</w:t>
-      </w:r>
-      <w:proofErr w:type="spellEnd"/>
-      <w:r>
-        <w:t xml:space="preserve"> data.</w:t>
+        <w:t>which is AWS’s disk service and the “root volume” is the boot disk holding the OS and all the WebArena data.</w:t>
       </w:r>
       <w:r>
         <w:t xml:space="preserve"> </w:t>
@@ -796,23 +719,7 @@
         <w:t>“</w:t>
       </w:r>
       <w:r>
-        <w:t>ssh -</w:t>
-      </w:r>
-      <w:proofErr w:type="spellStart"/>
-      <w:r>
-        <w:t>i</w:t>
-      </w:r>
-      <w:proofErr w:type="spellEnd"/>
-      <w:r>
-        <w:t xml:space="preserve"> </w:t>
-      </w:r>
-      <w:proofErr w:type="spellStart"/>
-      <w:r>
-        <w:t>webarena-key.pem</w:t>
-      </w:r>
-      <w:proofErr w:type="spellEnd"/>
-      <w:r>
-        <w:t xml:space="preserve"> </w:t>
+        <w:t xml:space="preserve">ssh -i webarena-key.pem </w:t>
       </w:r>
       <w:hyperlink r:id="rId12" w:history="1">
         <w:r>
@@ -1180,42 +1087,13 @@
         <w:t xml:space="preserve">So before </w:t>
       </w:r>
       <w:r>
-        <w:t>committing to the full data-collection sweep (200 tasks × 4 budget levels × 3 strategies), I wrote a minimal validation script that runs Strategy A on a single task from each of my three target sites: Shopping (</w:t>
-      </w:r>
-      <w:proofErr w:type="spellStart"/>
-      <w:r>
-        <w:t>OneStopShop</w:t>
-      </w:r>
-      <w:proofErr w:type="spellEnd"/>
-      <w:r>
-        <w:t>), the CMS (</w:t>
-      </w:r>
-      <w:proofErr w:type="spellStart"/>
-      <w:r>
-        <w:t>shopping_admin</w:t>
-      </w:r>
-      <w:proofErr w:type="spellEnd"/>
-      <w:r>
-        <w:t>), and the Forum (</w:t>
-      </w:r>
-      <w:proofErr w:type="spellStart"/>
-      <w:r>
-        <w:t>Postmill</w:t>
-      </w:r>
-      <w:proofErr w:type="spellEnd"/>
-      <w:r>
-        <w:t>/Reddit). The intent is not to succeed at the tasks</w:t>
+        <w:t>committing to the full data-collection sweep (200 tasks × 4 budget levels × 3 strategies), I wrote a minimal validation script that runs Strategy A on a single task from each of my three target sites: Shopping (OneStopShop), the CMS (shopping_admin), and the Forum (Postmill/Reddit). The intent is not to succeed at the tasks</w:t>
       </w:r>
       <w:r>
         <w:t xml:space="preserve"> as </w:t>
       </w:r>
-      <w:proofErr w:type="spellStart"/>
-      <w:r>
-        <w:t>WebArena</w:t>
-      </w:r>
-      <w:proofErr w:type="spellEnd"/>
-      <w:r>
-        <w:t xml:space="preserve"> is a deliberately difficult benchmark, with GPT-4 reported at only 14.41% success</w:t>
+      <w:r>
+        <w:t>WebArena is a deliberately difficult benchmark, with GPT-4 reported at only 14.41% success</w:t>
       </w:r>
       <w:r>
         <w:t xml:space="preserve"> </w:t>
@@ -1225,175 +1103,18 @@
       </w:r>
     </w:p>
     <w:p>
-      <w:proofErr w:type="spellStart"/>
-      <w:r>
-        <w:t>BrowserGym</w:t>
-      </w:r>
-      <w:proofErr w:type="spellEnd"/>
-      <w:r>
-        <w:t xml:space="preserve"> reads the </w:t>
-      </w:r>
-      <w:proofErr w:type="spellStart"/>
-      <w:r>
-        <w:t>WebArena</w:t>
-      </w:r>
-      <w:proofErr w:type="spellEnd"/>
-      <w:r>
-        <w:t xml:space="preserve"> site URLs from environment variables at import time. The script therefore calls </w:t>
-      </w:r>
-      <w:proofErr w:type="spellStart"/>
-      <w:r>
-        <w:t>load_dotenv</w:t>
-      </w:r>
-      <w:proofErr w:type="spellEnd"/>
-      <w:r>
-        <w:t xml:space="preserve">() and remaps my project's WA_* variable names onto the bare names </w:t>
-      </w:r>
-      <w:proofErr w:type="spellStart"/>
-      <w:r>
-        <w:t>WebArena</w:t>
-      </w:r>
-      <w:proofErr w:type="spellEnd"/>
-      <w:r>
-        <w:t xml:space="preserve"> expects (SHOPPING, SHOPPING_ADMIN, REDDIT, etc.) before importing </w:t>
-      </w:r>
-      <w:proofErr w:type="spellStart"/>
-      <w:r>
-        <w:t>browsergym.webarena</w:t>
-      </w:r>
-      <w:proofErr w:type="spellEnd"/>
-      <w:r>
-        <w:t>. Ordering matters here: importing first would leave the environment unconfigured. Sites I am not using are given placeholder URLs so that registration succeeds without those services running.</w:t>
-      </w:r>
-    </w:p>
-    <w:p>
-      <w:r>
-        <w:t xml:space="preserve">A single </w:t>
-      </w:r>
-      <w:proofErr w:type="spellStart"/>
-      <w:r>
-        <w:t>Pydantic</w:t>
-      </w:r>
-      <w:proofErr w:type="spellEnd"/>
-      <w:r>
-        <w:t xml:space="preserve"> AI agent is constructed with </w:t>
-      </w:r>
-      <w:proofErr w:type="spellStart"/>
-      <w:r>
-        <w:t>output_type</w:t>
-      </w:r>
-      <w:proofErr w:type="spellEnd"/>
-      <w:r>
-        <w:t>=</w:t>
-      </w:r>
-      <w:proofErr w:type="spellStart"/>
-      <w:r>
-        <w:t>AgentAction</w:t>
-      </w:r>
-      <w:proofErr w:type="spellEnd"/>
-      <w:r>
-        <w:t xml:space="preserve">, where </w:t>
-      </w:r>
-      <w:proofErr w:type="spellStart"/>
-      <w:r>
-        <w:t>AgentAction</w:t>
-      </w:r>
-      <w:proofErr w:type="spellEnd"/>
-      <w:r>
-        <w:t xml:space="preserve"> is a </w:t>
-      </w:r>
-      <w:proofErr w:type="spellStart"/>
-      <w:r>
-        <w:t>Pydantic</w:t>
-      </w:r>
-      <w:proofErr w:type="spellEnd"/>
-      <w:r>
-        <w:t xml:space="preserve"> model containing a short reasoning string and a single action string. Using a structured output type means the model's reply is parsed and validated automatically, removing the need for the regular-expression action extraction used in the canonical </w:t>
-      </w:r>
-      <w:proofErr w:type="spellStart"/>
-      <w:r>
-        <w:t>WebArena</w:t>
-      </w:r>
-      <w:proofErr w:type="spellEnd"/>
-      <w:r>
-        <w:t xml:space="preserve"> harness. The static instruction block enumerates the </w:t>
-      </w:r>
-      <w:proofErr w:type="spellStart"/>
-      <w:r>
-        <w:t>BrowserGym</w:t>
-      </w:r>
-      <w:proofErr w:type="spellEnd"/>
-      <w:r>
-        <w:t xml:space="preserve"> </w:t>
-      </w:r>
-      <w:proofErr w:type="spellStart"/>
-      <w:r>
-        <w:t>HighLevelActionSet</w:t>
-      </w:r>
-      <w:proofErr w:type="spellEnd"/>
-      <w:r>
-        <w:t xml:space="preserve"> verbs (click, fill, </w:t>
-      </w:r>
-      <w:proofErr w:type="spellStart"/>
-      <w:r>
-        <w:t>select_option</w:t>
-      </w:r>
-      <w:proofErr w:type="spellEnd"/>
-      <w:r>
-        <w:t xml:space="preserve">, press, scroll, </w:t>
-      </w:r>
-      <w:proofErr w:type="spellStart"/>
-      <w:r>
-        <w:t>goto</w:t>
-      </w:r>
-      <w:proofErr w:type="spellEnd"/>
-      <w:r>
-        <w:t xml:space="preserve">, </w:t>
-      </w:r>
-      <w:proofErr w:type="spellStart"/>
-      <w:r>
-        <w:t>go_back</w:t>
-      </w:r>
-      <w:proofErr w:type="spellEnd"/>
-      <w:r>
-        <w:t xml:space="preserve">, </w:t>
-      </w:r>
-      <w:proofErr w:type="spellStart"/>
-      <w:r>
-        <w:t>send_msg_to_user</w:t>
-      </w:r>
-      <w:proofErr w:type="spellEnd"/>
-      <w:r>
-        <w:t xml:space="preserve">, noop) and states the two rules that most affect validity: only element ids present in the current accessibility tree may be referenced, and information-seeking tasks are complete only once </w:t>
-      </w:r>
-      <w:proofErr w:type="spellStart"/>
-      <w:r>
-        <w:t>send_msg_to_user</w:t>
-      </w:r>
-      <w:proofErr w:type="spellEnd"/>
-      <w:r>
-        <w:t>() has been called with the answer.</w:t>
-      </w:r>
-    </w:p>
-    <w:p>
-      <w:r>
-        <w:t xml:space="preserve">The script reads the </w:t>
-      </w:r>
-      <w:proofErr w:type="spellStart"/>
-      <w:r>
-        <w:t>WebArena</w:t>
-      </w:r>
-      <w:proofErr w:type="spellEnd"/>
-      <w:r>
-        <w:t xml:space="preserve"> task configuration files bundled with the </w:t>
-      </w:r>
-      <w:proofErr w:type="spellStart"/>
-      <w:r>
-        <w:t>webarena</w:t>
-      </w:r>
-      <w:proofErr w:type="spellEnd"/>
-      <w:r>
-        <w:t xml:space="preserve"> package and selects the first single-site task for each of the three target sites. Restricting to single-site tasks </w:t>
+      <w:r>
+        <w:t>BrowserGym reads the WebArena site URLs from environment variables at import time. The script therefore calls load_dotenv() and remaps my project's WA_* variable names onto the bare names WebArena expects (SHOPPING, SHOPPING_ADMIN, REDDIT, etc.) before importing browsergym.webarena. Ordering matters here: importing first would leave the environment unconfigured. Sites I am not using are given placeholder URLs so that registration succeeds without those services running.</w:t>
+      </w:r>
+    </w:p>
+    <w:p>
+      <w:r>
+        <w:t>A single Pydantic AI agent is constructed with output_type=AgentAction, where AgentAction is a Pydantic model containing a short reasoning string and a single action string. Using a structured output type means the model's reply is parsed and validated automatically, removing the need for the regular-expression action extraction used in the canonical WebArena harness. The static instruction block enumerates the BrowserGym HighLevelActionSet verbs (click, fill, select_option, press, scroll, goto, go_back, send_msg_to_user, noop) and states the two rules that most affect validity: only element ids present in the current accessibility tree may be referenced, and information-seeking tasks are complete only once send_msg_to_user() has been called with the answer.</w:t>
+      </w:r>
+    </w:p>
+    <w:p>
+      <w:r>
+        <w:t xml:space="preserve">The script reads the WebArena task configuration files bundled with the webarena package and selects the first single-site task for each of the three target sites. Restricting to single-site tasks </w:t>
       </w:r>
       <w:r>
         <w:lastRenderedPageBreak/>
@@ -1402,23 +1123,7 @@
     </w:p>
     <w:p>
       <w:r>
-        <w:t xml:space="preserve">Each episode instantiates a </w:t>
-      </w:r>
-      <w:proofErr w:type="spellStart"/>
-      <w:r>
-        <w:t>BrowserGym</w:t>
-      </w:r>
-      <w:proofErr w:type="spellEnd"/>
-      <w:r>
-        <w:t xml:space="preserve"> environment via </w:t>
-      </w:r>
-      <w:proofErr w:type="spellStart"/>
-      <w:r>
-        <w:t>gym.make</w:t>
-      </w:r>
-      <w:proofErr w:type="spellEnd"/>
-      <w:r>
-        <w:t>() and then iterates:</w:t>
+        <w:t>Each episode instantiates a BrowserGym environment via gym.make() and then iterates:</w:t>
       </w:r>
     </w:p>
     <w:p>
@@ -1430,15 +1135,7 @@
         </w:numPr>
       </w:pPr>
       <w:r>
-        <w:t xml:space="preserve">The current observation is converted to text. The accessibility tree is flattened with </w:t>
-      </w:r>
-      <w:proofErr w:type="spellStart"/>
-      <w:r>
-        <w:t>flatten_axtree_to_str</w:t>
-      </w:r>
-      <w:proofErr w:type="spellEnd"/>
-      <w:r>
-        <w:t>() and combined with the task goal, the current URL, and any error returned by the previous action.</w:t>
+        <w:t>The current observation is converted to text. The accessibility tree is flattened with flatten_axtree_to_str() and combined with the task goal, the current URL, and any error returned by the previous action.</w:t>
       </w:r>
     </w:p>
     <w:p>
@@ -1462,23 +1159,7 @@
         </w:numPr>
       </w:pPr>
       <w:r>
-        <w:t xml:space="preserve">Token usage is read from </w:t>
-      </w:r>
-      <w:proofErr w:type="spellStart"/>
-      <w:r>
-        <w:t>result.usage</w:t>
-      </w:r>
-      <w:proofErr w:type="spellEnd"/>
-      <w:r>
-        <w:t xml:space="preserve">() and accumulated. Because </w:t>
-      </w:r>
-      <w:proofErr w:type="spellStart"/>
-      <w:r>
-        <w:t>Pydantic</w:t>
-      </w:r>
-      <w:proofErr w:type="spellEnd"/>
-      <w:r>
-        <w:t xml:space="preserve"> AI reports input and output token counts natively, this constitutes the token accounting mechanism described in my methodology — no interception of the underlying OpenAI client is required.</w:t>
+        <w:t>Token usage is read from result.usage() and accumulated. Because Pydantic AI reports input and output token counts natively, this constitutes the token accounting mechanism described in my methodology — no interception of the underlying OpenAI client is required.</w:t>
       </w:r>
     </w:p>
     <w:p>
@@ -1490,23 +1171,7 @@
         </w:numPr>
       </w:pPr>
       <w:r>
-        <w:t xml:space="preserve">The action is executed with </w:t>
-      </w:r>
-      <w:proofErr w:type="spellStart"/>
-      <w:r>
-        <w:t>env.step</w:t>
-      </w:r>
-      <w:proofErr w:type="spellEnd"/>
-      <w:r>
-        <w:t xml:space="preserve">(), which returns the next observation and the reward computed by </w:t>
-      </w:r>
-      <w:proofErr w:type="spellStart"/>
-      <w:r>
-        <w:t>WebArena's</w:t>
-      </w:r>
-      <w:proofErr w:type="spellEnd"/>
-      <w:r>
-        <w:t xml:space="preserve"> own evaluation function.</w:t>
+        <w:t>The action is executed with env.step(), which returns the next observation and the reward computed by WebArena's own evaluation function.</w:t>
       </w:r>
     </w:p>
     <w:p>
@@ -1535,15 +1200,7 @@
         <w:t xml:space="preserve">as those tokens are a real cost </w:t>
       </w:r>
       <w:r>
-        <w:t xml:space="preserve">but it means </w:t>
-      </w:r>
-      <w:proofErr w:type="spellStart"/>
-      <w:r>
-        <w:t>reasoning_effort</w:t>
-      </w:r>
-      <w:proofErr w:type="spellEnd"/>
-      <w:r>
-        <w:t xml:space="preserve"> must be pinned to a fixed value before collection begins, otherwise per-episode token totals could vary for reasons unrelated to the orchestration strategy under test, confounding the comparison.</w:t>
+        <w:t>but it means reasoning_effort must be pinned to a fixed value before collection begins, otherwise per-episode token totals could vary for reasons unrelated to the orchestration strategy under test, confounding the comparison.</w:t>
       </w:r>
     </w:p>
     <w:p>
@@ -1650,23 +1307,7 @@
         <w:t xml:space="preserve">Isolating task 27 for the reddit website shows interesting results which differentiates from past tests. </w:t>
       </w:r>
       <w:r>
-        <w:t xml:space="preserve">step 0 sees the front page, step 1 sees the </w:t>
-      </w:r>
-      <w:proofErr w:type="spellStart"/>
-      <w:r>
-        <w:t>Showerthoughts</w:t>
-      </w:r>
-      <w:proofErr w:type="spellEnd"/>
-      <w:r>
-        <w:t xml:space="preserve"> forum, step 2 sees a user link (/user/</w:t>
-      </w:r>
-      <w:proofErr w:type="spellStart"/>
-      <w:r>
-        <w:t>Waoonet</w:t>
-      </w:r>
-      <w:proofErr w:type="spellEnd"/>
-      <w:r>
-        <w:t xml:space="preserve">), step 3 sees a post. The page </w:t>
+        <w:t xml:space="preserve">step 0 sees the front page, step 1 sees the Showerthoughts forum, step 2 sees a user link (/user/Waoonet), step 3 sees a post. The page </w:t>
       </w:r>
       <w:r>
         <w:t>is</w:t>
@@ -1696,15 +1337,7 @@
         <w:t xml:space="preserve">, </w:t>
       </w:r>
       <w:r>
-        <w:t xml:space="preserve">the click lands, then Playwright waits for the post-click navigation and gives up at 500ms. Over a </w:t>
-      </w:r>
-      <w:proofErr w:type="spellStart"/>
-      <w:r>
-        <w:t>London→Ohio</w:t>
-      </w:r>
-      <w:proofErr w:type="spellEnd"/>
-      <w:r>
-        <w:t xml:space="preserve"> round trip, 500ms is nothing. </w:t>
+        <w:t xml:space="preserve">the click lands, then Playwright waits for the post-click navigation and gives up at 500ms. Over a London→Ohio round trip, 500ms is nothing. </w:t>
       </w:r>
       <w:r>
         <w:t>T</w:t>
@@ -1993,15 +1626,7 @@
     </w:p>
     <w:p>
       <w:r>
-        <w:t xml:space="preserve">So I had to install all the libraries </w:t>
-      </w:r>
-      <w:proofErr w:type="spellStart"/>
-      <w:r>
-        <w:t>im</w:t>
-      </w:r>
-      <w:proofErr w:type="spellEnd"/>
-      <w:r>
-        <w:t xml:space="preserve"> using locally onto the AWS EC2 instance and I got this message </w:t>
+        <w:t xml:space="preserve">So I had to install all the libraries im using locally onto the AWS EC2 instance and I got this message </w:t>
       </w:r>
       <w:r>
         <w:t>triggered by the playwright library:</w:t>
@@ -2161,26 +1786,10 @@
     <w:p>
       <w:r>
         <w:lastRenderedPageBreak/>
-        <w:t>Forum is running, however apparently there is no module named “</w:t>
-      </w:r>
-      <w:proofErr w:type="spellStart"/>
-      <w:r>
-        <w:t>browser_env</w:t>
-      </w:r>
-      <w:proofErr w:type="spellEnd"/>
-      <w:r>
-        <w:t xml:space="preserve">” so I will have to </w:t>
-      </w:r>
-      <w:r>
-        <w:t xml:space="preserve">re-install the </w:t>
-      </w:r>
-      <w:proofErr w:type="spellStart"/>
-      <w:r>
-        <w:t>webarena</w:t>
-      </w:r>
-      <w:proofErr w:type="spellEnd"/>
-      <w:r>
-        <w:t xml:space="preserve"> repository including its top level modules.</w:t>
+        <w:t xml:space="preserve">Forum is running, however apparently there is no module named “browser_env” so I will have to </w:t>
+      </w:r>
+      <w:r>
+        <w:t>re-install the webarena repository including its top level modules.</w:t>
       </w:r>
     </w:p>
     <w:p/>
@@ -2284,26 +1893,10 @@
         <w:t xml:space="preserve">The RISK R3 I anticipated has come to fruition… </w:t>
       </w:r>
       <w:r>
-        <w:t xml:space="preserve">There is a version incompatibility between </w:t>
-      </w:r>
-      <w:proofErr w:type="spellStart"/>
-      <w:r>
-        <w:t>WebAren’as</w:t>
-      </w:r>
-      <w:proofErr w:type="spellEnd"/>
-      <w:r>
-        <w:t xml:space="preserve"> 2023 codebase and the contemporary OpenAI SDK. </w:t>
-      </w:r>
-      <w:r>
-        <w:t xml:space="preserve">After importing </w:t>
-      </w:r>
-      <w:proofErr w:type="spellStart"/>
-      <w:r>
-        <w:t>openAI</w:t>
-      </w:r>
-      <w:proofErr w:type="spellEnd"/>
-      <w:r>
-        <w:t xml:space="preserve"> directly into the code</w:t>
+        <w:t xml:space="preserve">There is a version incompatibility between WebAren’as 2023 codebase and the contemporary OpenAI SDK. </w:t>
+      </w:r>
+      <w:r>
+        <w:t>After importing openAI directly into the code</w:t>
       </w:r>
       <w:r>
         <w:t xml:space="preserve">, the results looks better. </w:t>
@@ -2560,15 +2153,7 @@
         <w:t xml:space="preserve">Cut cost per step by pinning the reasoning effort to low as the output is between 429-1198/step and reasoning tokens take a big chunk of that. </w:t>
       </w:r>
       <w:r>
-        <w:t xml:space="preserve">Also I need to trim the </w:t>
-      </w:r>
-      <w:proofErr w:type="spellStart"/>
-      <w:r>
-        <w:t>AXTree</w:t>
-      </w:r>
-      <w:proofErr w:type="spellEnd"/>
-      <w:r>
-        <w:t xml:space="preserve">, as this also has filtering options by dropping non-interactive elements (this can cut input tokens substantially). </w:t>
+        <w:t xml:space="preserve">Also I need to trim the AXTree, as this also has filtering options by dropping non-interactive elements (this can cut input tokens substantially). </w:t>
       </w:r>
       <w:r>
         <w:t xml:space="preserve">If I get 2,000/step then a 16k budget gives me 8 steps which is more realistic. </w:t>
@@ -2790,15 +2375,7 @@
         <w:t xml:space="preserve"> the comments page.</w:t>
       </w:r>
       <w:r>
-        <w:t xml:space="preserve"> Another issue has </w:t>
-      </w:r>
-      <w:proofErr w:type="spellStart"/>
-      <w:r>
-        <w:t>arised</w:t>
-      </w:r>
-      <w:proofErr w:type="spellEnd"/>
-      <w:r>
-        <w:t xml:space="preserve"> where with </w:t>
+        <w:t xml:space="preserve"> Another issue has arised where with </w:t>
       </w:r>
       <w:r>
         <w:t>a 16,000 cap, this episode consumed 44,796.</w:t>
@@ -2890,15 +2467,7 @@
         <w:t xml:space="preserve">HOWEVER, </w:t>
       </w:r>
       <w:r>
-        <w:t xml:space="preserve">steps 1-2 were wasted scrolling (filtering hid </w:t>
-      </w:r>
-      <w:proofErr w:type="spellStart"/>
-      <w:r>
-        <w:t>ShowerThoughts</w:t>
-      </w:r>
-      <w:proofErr w:type="spellEnd"/>
-      <w:r>
-        <w:t xml:space="preserve"> initially, so it scrolled twice to find it). 3,000 tokens were spent recovering from reduced visibility. This is an interesting trade off as aggressive </w:t>
+        <w:t xml:space="preserve">steps 1-2 were wasted scrolling (filtering hid ShowerThoughts initially, so it scrolled twice to find it). 3,000 tokens were spent recovering from reduced visibility. This is an interesting trade off as aggressive </w:t>
       </w:r>
       <w:r>
         <w:t>filtering cuts per-step cost but can add steps</w:t>
@@ -2912,15 +2481,7 @@
         <w:t xml:space="preserve">Now the next thing to do is run </w:t>
       </w:r>
       <w:r>
-        <w:t xml:space="preserve">1 task from both shopping and </w:t>
-      </w:r>
-      <w:proofErr w:type="spellStart"/>
-      <w:r>
-        <w:t>shopping_admin</w:t>
-      </w:r>
-      <w:proofErr w:type="spellEnd"/>
-      <w:r>
-        <w:t xml:space="preserve"> sites before running batches. </w:t>
+        <w:t xml:space="preserve">1 task from both shopping and shopping_admin sites before running batches. </w:t>
       </w:r>
     </w:p>
     <w:p>
@@ -2973,15 +2534,7 @@
     </w:p>
     <w:p>
       <w:r>
-        <w:t>These failures are answer formatting issues and not plumbing, which is fine. In terms of per-</w:t>
-      </w:r>
-      <w:proofErr w:type="spellStart"/>
-      <w:r>
-        <w:t>stike</w:t>
-      </w:r>
-      <w:proofErr w:type="spellEnd"/>
-      <w:r>
-        <w:t xml:space="preserve"> token usage:</w:t>
+        <w:t>These failures are answer formatting issues and not plumbing, which is fine. In terms of per-stike token usage:</w:t>
       </w:r>
     </w:p>
     <w:tbl>
@@ -3231,15 +2784,7 @@
         <w:t>): it found “Sprite Stasis Ball 65cm”</w:t>
       </w:r>
       <w:r>
-        <w:t xml:space="preserve"> and answered in one step. Correct content, rejected on exact match. </w:t>
-      </w:r>
-      <w:proofErr w:type="spellStart"/>
-      <w:r>
-        <w:t>WebArena</w:t>
-      </w:r>
-      <w:proofErr w:type="spellEnd"/>
-      <w:r>
-        <w:t xml:space="preserve"> compares strings strictly.</w:t>
+        <w:t xml:space="preserve"> and answered in one step. Correct content, rejected on exact match. WebArena compares strings strictly.</w:t>
       </w:r>
     </w:p>
     <w:p>
@@ -3253,15 +2798,7 @@
         <w:t xml:space="preserve">): </w:t>
       </w:r>
       <w:r>
-        <w:t xml:space="preserve">It answered with a paragraph explaining it couldn’t find a name. </w:t>
-      </w:r>
-      <w:proofErr w:type="spellStart"/>
-      <w:r>
-        <w:t>WebArena</w:t>
-      </w:r>
-      <w:proofErr w:type="spellEnd"/>
-      <w:r>
-        <w:t xml:space="preserve"> expects a bare answer or N/A. </w:t>
+        <w:t xml:space="preserve">It answered with a paragraph explaining it couldn’t find a name. WebArena expects a bare answer or N/A. </w:t>
       </w:r>
     </w:p>
     <w:p>
@@ -3462,15 +2999,7 @@
           </w:tcPr>
           <w:p>
             <w:r>
-              <w:t>Fill(‘50’, ‘</w:t>
-            </w:r>
-            <w:proofErr w:type="spellStart"/>
-            <w:r>
-              <w:t>showerthoughts</w:t>
-            </w:r>
-            <w:proofErr w:type="spellEnd"/>
-            <w:r>
-              <w:t>’) - search</w:t>
+              <w:t>Fill(‘50’, ‘showerthoughts’) - search</w:t>
             </w:r>
           </w:p>
         </w:tc>
@@ -3539,7 +3068,6 @@
                 <w:bCs/>
               </w:rPr>
             </w:pPr>
-            <w:proofErr w:type="spellStart"/>
             <w:r>
               <w:rPr>
                 <w:b/>
@@ -3547,7 +3075,6 @@
               </w:rPr>
               <w:t>Behavior</w:t>
             </w:r>
-            <w:proofErr w:type="spellEnd"/>
           </w:p>
         </w:tc>
         <w:tc>
@@ -3730,24 +3257,11 @@
         <w:t xml:space="preserve">In run 3, the agent repeated an identical action 4 times, burning 6,500 tokens going nowhere. </w:t>
       </w:r>
       <w:r>
-        <w:t>The issue is my prompt has no memory as the function “</w:t>
-      </w:r>
-      <w:proofErr w:type="spellStart"/>
-      <w:r>
-        <w:t>build_prompt</w:t>
-      </w:r>
-      <w:proofErr w:type="spellEnd"/>
-      <w:r>
-        <w:t xml:space="preserve">()” </w:t>
-      </w:r>
-      <w:r>
-        <w:t xml:space="preserve">sends the goal, URL, last error, and current </w:t>
-      </w:r>
-      <w:proofErr w:type="spellStart"/>
-      <w:r>
-        <w:t>AXTree</w:t>
-      </w:r>
-      <w:proofErr w:type="spellEnd"/>
+        <w:t xml:space="preserve">The issue is my prompt has no memory as the function “build_prompt()” </w:t>
+      </w:r>
+      <w:r>
+        <w:t>sends the goal, URL, last error, and current AXTree</w:t>
+      </w:r>
       <w:r>
         <w:t xml:space="preserve">, </w:t>
       </w:r>
@@ -3945,26 +3459,10 @@
         <w:t xml:space="preserve"> which is costing around 2,500 tokens in 2 of the three runs</w:t>
       </w:r>
       <w:r>
-        <w:t xml:space="preserve"> so </w:t>
-      </w:r>
-      <w:proofErr w:type="spellStart"/>
-      <w:r>
-        <w:t>ill</w:t>
-      </w:r>
-      <w:proofErr w:type="spellEnd"/>
-      <w:r>
-        <w:t xml:space="preserve"> need to fix that. </w:t>
-      </w:r>
-      <w:r>
-        <w:t xml:space="preserve">Ok so adding an action timeout broke the code, so </w:t>
-      </w:r>
-      <w:proofErr w:type="spellStart"/>
-      <w:r>
-        <w:t>ill</w:t>
-      </w:r>
-      <w:proofErr w:type="spellEnd"/>
-      <w:r>
-        <w:t xml:space="preserve"> need to find a substitute solution</w:t>
+        <w:t xml:space="preserve"> so ill need to fix that. </w:t>
+      </w:r>
+      <w:r>
+        <w:t>Ok so adding an action timeout broke the code, so ill need to find a substitute solution</w:t>
       </w:r>
       <w:r>
         <w:t>.</w:t>
@@ -4014,34 +3512,10 @@
     </w:p>
     <w:p>
       <w:r>
-        <w:t xml:space="preserve">Since action timeout is NOT a module constant I </w:t>
-      </w:r>
-      <w:proofErr w:type="spellStart"/>
-      <w:r>
-        <w:t>cant</w:t>
-      </w:r>
-      <w:proofErr w:type="spellEnd"/>
-      <w:r>
-        <w:t xml:space="preserve"> raise it at runtime</w:t>
-      </w:r>
-      <w:r>
-        <w:t xml:space="preserve">. This means its </w:t>
-      </w:r>
-      <w:proofErr w:type="spellStart"/>
-      <w:r>
-        <w:t>BrowserGyms</w:t>
-      </w:r>
-      <w:proofErr w:type="spellEnd"/>
-      <w:r>
-        <w:t xml:space="preserve"> default and my results stay comparable to other </w:t>
-      </w:r>
-      <w:proofErr w:type="spellStart"/>
-      <w:r>
-        <w:t>webArena</w:t>
-      </w:r>
-      <w:proofErr w:type="spellEnd"/>
-      <w:r>
-        <w:t xml:space="preserve"> work. </w:t>
+        <w:t>Since action timeout is NOT a module constant I cant raise it at runtime</w:t>
+      </w:r>
+      <w:r>
+        <w:t xml:space="preserve">. This means its BrowserGyms default and my results stay comparable to other webArena work. </w:t>
       </w:r>
       <w:r>
         <w:t>And editing files inside site-packages is unreproducible</w:t>
@@ -4050,48 +3524,16 @@
         <w:t>.</w:t>
       </w:r>
       <w:r>
-        <w:t xml:space="preserve"> So instead, </w:t>
-      </w:r>
-      <w:proofErr w:type="spellStart"/>
-      <w:r>
-        <w:t>ill</w:t>
-      </w:r>
-      <w:proofErr w:type="spellEnd"/>
-      <w:r>
-        <w:t xml:space="preserve"> need to stop the false error misleading the agent. </w:t>
+        <w:t xml:space="preserve"> So instead, ill need to stop the false error misleading the agent. </w:t>
       </w:r>
       <w:r>
         <w:t>The click actually lands; the timeout is Playwright giving up on the post-click navigation wait.</w:t>
       </w:r>
       <w:r>
-        <w:t xml:space="preserve"> The prompt tells the agent “error”, so it wastes a step re-</w:t>
-      </w:r>
-      <w:proofErr w:type="spellStart"/>
-      <w:r>
-        <w:t>tryting</w:t>
-      </w:r>
-      <w:proofErr w:type="spellEnd"/>
-      <w:r>
-        <w:t xml:space="preserve"> something that already worked. </w:t>
-      </w:r>
-      <w:proofErr w:type="spellStart"/>
-      <w:r>
-        <w:t>Ill</w:t>
-      </w:r>
-      <w:proofErr w:type="spellEnd"/>
-      <w:r>
-        <w:t xml:space="preserve"> need to remove that false signal </w:t>
-      </w:r>
-      <w:r>
-        <w:t xml:space="preserve">in </w:t>
-      </w:r>
-      <w:proofErr w:type="spellStart"/>
-      <w:r>
-        <w:t>build_prompt</w:t>
-      </w:r>
-      <w:proofErr w:type="spellEnd"/>
-      <w:r>
-        <w:t xml:space="preserve"> function</w:t>
+        <w:t xml:space="preserve"> The prompt tells the agent “error”, so it wastes a step re-tryting something that already worked. Ill need to remove that false signal </w:t>
+      </w:r>
+      <w:r>
+        <w:t>in build_prompt function</w:t>
       </w:r>
       <w:r>
         <w:t>.</w:t>
@@ -4105,15 +3547,7 @@
         <w:t xml:space="preserve">the timeout being set to 60,000. I set it to this value because I was doing testing on my local machine, but now the code is on the instance, I should set it to 10,000. However ill need to see the difference in </w:t>
       </w:r>
       <w:r>
-        <w:t xml:space="preserve">results from both. If nothing changes, then </w:t>
-      </w:r>
-      <w:proofErr w:type="spellStart"/>
-      <w:r>
-        <w:t>ill</w:t>
-      </w:r>
-      <w:proofErr w:type="spellEnd"/>
-      <w:r>
-        <w:t xml:space="preserve"> keep the timeout set to 10000, but if there are large variances then ill switch back to 60,000</w:t>
+        <w:t>results from both. If nothing changes, then ill keep the timeout set to 10000, but if there are large variances then ill switch back to 60,000</w:t>
       </w:r>
       <w:r>
         <w:t>.</w:t>
@@ -4428,17 +3862,8 @@
                 <w:b/>
                 <w:bCs/>
               </w:rPr>
-              <w:t xml:space="preserve">Target </w:t>
-            </w:r>
-            <w:proofErr w:type="spellStart"/>
-            <w:r>
-              <w:rPr>
-                <w:b/>
-                <w:bCs/>
-              </w:rPr>
-              <w:t>locatability</w:t>
-            </w:r>
-            <w:proofErr w:type="spellEnd"/>
+              <w:t>Target locatability</w:t>
+            </w:r>
           </w:p>
         </w:tc>
         <w:tc>
@@ -4729,47 +4154,18 @@
         <w:t xml:space="preserve">Note to self: When stopping/starting the instance, everything installed is stored in the instances’ storage, so all I need to do is SSH into the instance and </w:t>
       </w:r>
       <w:r>
-        <w:t xml:space="preserve">start the pages </w:t>
-      </w:r>
-      <w:proofErr w:type="spellStart"/>
-      <w:r>
-        <w:t>ill</w:t>
-      </w:r>
-      <w:proofErr w:type="spellEnd"/>
-      <w:r>
-        <w:t xml:space="preserve"> be working on.</w:t>
-      </w:r>
-    </w:p>
-    <w:p>
-      <w:r>
-        <w:t xml:space="preserve">Based on the original </w:t>
-      </w:r>
-      <w:proofErr w:type="spellStart"/>
-      <w:r>
-        <w:t>WebArena</w:t>
-      </w:r>
-      <w:proofErr w:type="spellEnd"/>
-      <w:r>
-        <w:t xml:space="preserve"> paper, they also included a specific rule in their agent instructions: “- If the task is impossible to complete on this site (the data does not exist, or the site does not support the requested operation), send exactly: </w:t>
-      </w:r>
-      <w:proofErr w:type="spellStart"/>
-      <w:r>
-        <w:t>send_msg_to_user</w:t>
-      </w:r>
-      <w:proofErr w:type="spellEnd"/>
-      <w:r>
-        <w:t>('N/A')”</w:t>
+        <w:t>start the pages ill be working on.</w:t>
+      </w:r>
+    </w:p>
+    <w:p>
+      <w:r>
+        <w:t>Based on the original WebArena paper, they also included a specific rule in their agent instructions: “- If the task is impossible to complete on this site (the data does not exist, or the site does not support the requested operation), send exactly: send_msg_to_user('N/A')”</w:t>
       </w:r>
       <w:r>
         <w:t xml:space="preserve"> as </w:t>
       </w:r>
-      <w:proofErr w:type="spellStart"/>
-      <w:r>
-        <w:t>WebArena</w:t>
-      </w:r>
-      <w:proofErr w:type="spellEnd"/>
-      <w:r>
-        <w:t xml:space="preserve"> reports success rate (SR) and success rate on achievable tasks (SRAC) separately</w:t>
+      <w:r>
+        <w:t>WebArena reports success rate (SR) and success rate on achievable tasks (SRAC) separately</w:t>
       </w:r>
       <w:r>
         <w:t>.</w:t>
@@ -4785,15 +4181,7 @@
     </w:p>
     <w:p>
       <w:r>
-        <w:t xml:space="preserve">The next thing </w:t>
-      </w:r>
-      <w:proofErr w:type="spellStart"/>
-      <w:r>
-        <w:t>ill</w:t>
-      </w:r>
-      <w:proofErr w:type="spellEnd"/>
-      <w:r>
-        <w:t xml:space="preserve"> need to work on is probing </w:t>
+        <w:t xml:space="preserve">The next thing ill need to work on is probing </w:t>
       </w:r>
       <w:r>
         <w:t xml:space="preserve">to </w:t>
@@ -4860,35 +4248,14 @@
       </w:r>
     </w:p>
     <w:p>
-      <w:proofErr w:type="spellStart"/>
-      <w:r>
-        <w:t>WebArenas</w:t>
-      </w:r>
-      <w:proofErr w:type="spellEnd"/>
-      <w:r>
-        <w:t xml:space="preserve"> evaluation code in the repo calls an old OpenAI API. </w:t>
-      </w:r>
-      <w:r>
-        <w:t xml:space="preserve">This is because some tasks have LLM evaluators so </w:t>
-      </w:r>
-      <w:proofErr w:type="spellStart"/>
-      <w:r>
-        <w:t>its</w:t>
-      </w:r>
-      <w:proofErr w:type="spellEnd"/>
-      <w:r>
-        <w:t xml:space="preserve"> good I found this before the 200 task collection. </w:t>
-      </w:r>
-      <w:r>
-        <w:t>I confirmed the cause by running the grep command on “</w:t>
-      </w:r>
-      <w:proofErr w:type="spellStart"/>
-      <w:r>
-        <w:t>ChatCompletion</w:t>
-      </w:r>
-      <w:proofErr w:type="spellEnd"/>
-      <w:r>
-        <w:t xml:space="preserve">”. </w:t>
+      <w:r>
+        <w:t xml:space="preserve">WebArenas evaluation code in the repo calls an old OpenAI API. </w:t>
+      </w:r>
+      <w:r>
+        <w:t xml:space="preserve">This is because some tasks have LLM evaluators so its good I found this before the 200 task collection. </w:t>
+      </w:r>
+      <w:r>
+        <w:t xml:space="preserve">I confirmed the cause by running the grep command on “ChatCompletion”. </w:t>
       </w:r>
     </w:p>
     <w:p>
@@ -4939,23 +4306,7 @@
         <w:t xml:space="preserve">It looks like line 256 </w:t>
       </w:r>
       <w:r>
-        <w:t xml:space="preserve">is the synchronous call, used by </w:t>
-      </w:r>
-      <w:proofErr w:type="spellStart"/>
-      <w:r>
-        <w:t>webArenas</w:t>
-      </w:r>
-      <w:proofErr w:type="spellEnd"/>
-      <w:r>
-        <w:t xml:space="preserve"> fuzzy match evaluators. </w:t>
-      </w:r>
-      <w:proofErr w:type="spellStart"/>
-      <w:r>
-        <w:t>Ill</w:t>
-      </w:r>
-      <w:proofErr w:type="spellEnd"/>
-      <w:r>
-        <w:t xml:space="preserve"> need to check its signature before I patch it</w:t>
+        <w:t>is the synchronous call, used by webArenas fuzzy match evaluators. Ill need to check its signature before I patch it</w:t>
       </w:r>
       <w:r>
         <w:t xml:space="preserve">. </w:t>
@@ -5005,15 +4356,7 @@
     </w:p>
     <w:p>
       <w:r>
-        <w:t xml:space="preserve">Ok so now I can match the signature exactly but I do need to clarify in the report/here is that evaluation API costs do NOT contribute to the token ladder </w:t>
-      </w:r>
-      <w:proofErr w:type="spellStart"/>
-      <w:r>
-        <w:t>im</w:t>
-      </w:r>
-      <w:proofErr w:type="spellEnd"/>
-      <w:r>
-        <w:t xml:space="preserve"> currently using. </w:t>
+        <w:t xml:space="preserve">Ok so now I can match the signature exactly but I do need to clarify in the report/here is that evaluation API costs do NOT contribute to the token ladder im currently using. </w:t>
       </w:r>
     </w:p>
     <w:p>
@@ -5021,39 +4364,7 @@
         <w:t xml:space="preserve">When I mean signature, </w:t>
       </w:r>
       <w:r>
-        <w:t xml:space="preserve">I mean the “messages, model, temperature, </w:t>
-      </w:r>
-      <w:proofErr w:type="spellStart"/>
-      <w:r>
-        <w:t>max_tokens</w:t>
-      </w:r>
-      <w:proofErr w:type="spellEnd"/>
-      <w:r>
-        <w:t xml:space="preserve">, </w:t>
-      </w:r>
-      <w:proofErr w:type="spellStart"/>
-      <w:r>
-        <w:t>top_p</w:t>
-      </w:r>
-      <w:proofErr w:type="spellEnd"/>
-      <w:r>
-        <w:t xml:space="preserve">, </w:t>
-      </w:r>
-      <w:proofErr w:type="spellStart"/>
-      <w:r>
-        <w:t>context_length</w:t>
-      </w:r>
-      <w:proofErr w:type="spellEnd"/>
-      <w:r>
-        <w:t xml:space="preserve">, </w:t>
-      </w:r>
-      <w:proofErr w:type="spellStart"/>
-      <w:r>
-        <w:t>stop_token</w:t>
-      </w:r>
-      <w:proofErr w:type="spellEnd"/>
-      <w:r>
-        <w:t xml:space="preserve">” so however the evaluator calls it, it works. </w:t>
+        <w:t xml:space="preserve">I mean the “messages, model, temperature, max_tokens, top_p, context_length, stop_token” so however the evaluator calls it, it works. </w:t>
       </w:r>
       <w:r>
         <w:t xml:space="preserve"> </w:t>
@@ -5110,31 +4421,7 @@
         <w:t xml:space="preserve">The patch worked, but it looks like </w:t>
       </w:r>
       <w:r>
-        <w:t xml:space="preserve">that </w:t>
-      </w:r>
-      <w:proofErr w:type="spellStart"/>
-      <w:r>
-        <w:t>WebArenas</w:t>
-      </w:r>
-      <w:proofErr w:type="spellEnd"/>
-      <w:r>
-        <w:t xml:space="preserve"> evaluator is hardcoded to gpt-4-1106-preview which is a 2023 model that has been retired from </w:t>
-      </w:r>
-      <w:proofErr w:type="spellStart"/>
-      <w:r>
-        <w:t>openAI</w:t>
-      </w:r>
-      <w:proofErr w:type="spellEnd"/>
-      <w:r>
-        <w:t xml:space="preserve"> API. So </w:t>
-      </w:r>
-      <w:proofErr w:type="spellStart"/>
-      <w:r>
-        <w:t>ill</w:t>
-      </w:r>
-      <w:proofErr w:type="spellEnd"/>
-      <w:r>
-        <w:t xml:space="preserve"> need to override the model inside my patch. </w:t>
+        <w:t xml:space="preserve">that WebArenas evaluator is hardcoded to gpt-4-1106-preview which is a 2023 model that has been retired from openAI API. So ill need to override the model inside my patch. </w:t>
       </w:r>
       <w:r>
         <w:t xml:space="preserve">Ill change it to the cheapest model which is gpt-4o-mini. </w:t>
@@ -5145,23 +4432,7 @@
         <w:t xml:space="preserve">There are 2 implications that need to be noted, </w:t>
       </w:r>
       <w:r>
-        <w:t xml:space="preserve">since </w:t>
-      </w:r>
-      <w:proofErr w:type="spellStart"/>
-      <w:r>
-        <w:t>WebArenas</w:t>
-      </w:r>
-      <w:proofErr w:type="spellEnd"/>
-      <w:r>
-        <w:t xml:space="preserve"> evaluator uses an LLM to judge whether a free text answer is acceptable, swapping GTP-4-Preview for GPT-4o-mini means </w:t>
-      </w:r>
-      <w:proofErr w:type="spellStart"/>
-      <w:r>
-        <w:t>im</w:t>
-      </w:r>
-      <w:proofErr w:type="spellEnd"/>
-      <w:r>
-        <w:t xml:space="preserve"> not using the original grader </w:t>
+        <w:t xml:space="preserve">since WebArenas evaluator uses an LLM to judge whether a free text answer is acceptable, swapping GTP-4-Preview for GPT-4o-mini means im not using the original grader </w:t>
       </w:r>
       <w:r>
         <w:t>(which was used in the original paper). However, the evaluator is applied directly to all 3 of my strategies, so my internal comparison is still valid.</w:t>
@@ -5521,29 +4792,13 @@
         <w:t xml:space="preserve">4 visits </w:t>
       </w:r>
       <w:r>
-        <w:t xml:space="preserve">to the same category, and my action-history rule doesn’t catch a single one because the bids differ every page </w:t>
-      </w:r>
-      <w:proofErr w:type="spellStart"/>
-      <w:r>
-        <w:t>laoad</w:t>
-      </w:r>
-      <w:proofErr w:type="spellEnd"/>
-      <w:r>
-        <w:t xml:space="preserve">. The strings </w:t>
+        <w:t xml:space="preserve">to the same category, and my action-history rule doesn’t catch a single one because the bids differ every page laoad. The strings </w:t>
       </w:r>
       <w:r>
         <w:t>click('1075') and click('927') look completely different to the model, so "never repeat an action" is trivially satisfied while the agent goes in circles.</w:t>
       </w:r>
       <w:r>
-        <w:t xml:space="preserve"> This burnt around 26,000 tokens and hit the step limit. This means that </w:t>
-      </w:r>
-      <w:proofErr w:type="spellStart"/>
-      <w:r>
-        <w:t>its</w:t>
-      </w:r>
-      <w:proofErr w:type="spellEnd"/>
-      <w:r>
-        <w:t xml:space="preserve"> not task difficulty, but a </w:t>
+        <w:t xml:space="preserve"> This burnt around 26,000 tokens and hit the step limit. This means that its not task difficulty, but a </w:t>
       </w:r>
       <w:r>
         <w:lastRenderedPageBreak/>
@@ -5555,31 +4810,10 @@
     </w:p>
     <w:p>
       <w:r>
-        <w:t xml:space="preserve">Another change </w:t>
-      </w:r>
-      <w:proofErr w:type="spellStart"/>
-      <w:r>
-        <w:t>ill</w:t>
-      </w:r>
-      <w:proofErr w:type="spellEnd"/>
-      <w:r>
-        <w:t xml:space="preserve"> need to make is the max steps limit. Since </w:t>
-      </w:r>
-      <w:proofErr w:type="spellStart"/>
-      <w:r>
-        <w:t>im</w:t>
-      </w:r>
-      <w:proofErr w:type="spellEnd"/>
-      <w:r>
-        <w:t xml:space="preserve"> binding my 32k token cap with max steps, </w:t>
-      </w:r>
-      <w:proofErr w:type="spellStart"/>
-      <w:r>
-        <w:t>ill</w:t>
-      </w:r>
-      <w:proofErr w:type="spellEnd"/>
-      <w:r>
-        <w:t xml:space="preserve"> need to raise the steps limit to fit a 32k token cap so the probe measures the unconstrained cost and not the 12 step cost. </w:t>
+        <w:t xml:space="preserve">Another change ill need to make is the max steps limit. Since </w:t>
+      </w:r>
+      <w:r>
+        <w:t xml:space="preserve">im binding my 32k token cap with max steps, ill need to raise the steps limit to fit a 32k token cap so the probe measures the unconstrained cost and not the 12 step cost. </w:t>
       </w:r>
     </w:p>
     <w:p>
@@ -5626,23 +4860,7 @@
     </w:p>
     <w:p>
       <w:r>
-        <w:t xml:space="preserve">After adding the changes and running the probe </w:t>
-      </w:r>
-      <w:proofErr w:type="spellStart"/>
-      <w:r>
-        <w:t>py</w:t>
-      </w:r>
-      <w:proofErr w:type="spellEnd"/>
-      <w:r>
-        <w:t xml:space="preserve"> file again, the agent is still looping. So </w:t>
-      </w:r>
-      <w:proofErr w:type="spellStart"/>
-      <w:r>
-        <w:t>ill</w:t>
-      </w:r>
-      <w:proofErr w:type="spellEnd"/>
-      <w:r>
-        <w:t xml:space="preserve"> need print the URL each step so I can see whether the history actually contains distinguishable URLs or whether magneto is returning the same URL with different bids </w:t>
+        <w:t xml:space="preserve">After adding the changes and running the probe py file again, the agent is still looping. So ill need print the URL each step so I can see whether the history actually contains distinguishable URLs or whether magneto is returning the same URL with different bids </w:t>
       </w:r>
       <w:r>
         <w:t>(in this case, the model is seeing the repetition and ignoring it)</w:t>
@@ -5736,15 +4954,7 @@
     </w:p>
     <w:p>
       <w:r>
-        <w:t xml:space="preserve">This task terminated due to “site loop” however to me the agent was simply revisiting the </w:t>
-      </w:r>
-      <w:proofErr w:type="spellStart"/>
-      <w:r>
-        <w:t>the</w:t>
-      </w:r>
-      <w:proofErr w:type="spellEnd"/>
-      <w:r>
-        <w:t xml:space="preserve"> hub of the </w:t>
+        <w:t xml:space="preserve">This task terminated due to “site loop” however to me the agent was simply revisiting the the hub of the </w:t>
       </w:r>
       <w:r>
         <w:t xml:space="preserve">website as it tried switching filter, backed out, opened a product, backed out, then tried search. The original guard punished the agent for being systematic. </w:t>
@@ -5814,56 +5024,14 @@
       <w:r>
         <w:t xml:space="preserve">it assumes </w:t>
       </w:r>
-      <w:proofErr w:type="spellStart"/>
-      <w:r>
-        <w:t>required_contents</w:t>
-      </w:r>
-      <w:proofErr w:type="spellEnd"/>
-      <w:r>
-        <w:t xml:space="preserve"> is a string it can .split(" |OR| "), but task 574's config supplies a </w:t>
-      </w:r>
-      <w:proofErr w:type="spellStart"/>
-      <w:r>
-        <w:t>dict</w:t>
-      </w:r>
-      <w:proofErr w:type="spellEnd"/>
-      <w:r>
-        <w:t xml:space="preserve"> instead</w:t>
+      <w:r>
+        <w:t>required_contents is a string it can .split(" |OR| "), but task 574's config supplies a dict instead</w:t>
       </w:r>
       <w:r>
         <w:t xml:space="preserve">. </w:t>
       </w:r>
-      <w:proofErr w:type="spellStart"/>
-      <w:r>
-        <w:t>WebArena's</w:t>
-      </w:r>
-      <w:proofErr w:type="spellEnd"/>
-      <w:r>
-        <w:t xml:space="preserve"> own config format supports variants (</w:t>
-      </w:r>
-      <w:proofErr w:type="spellStart"/>
-      <w:r>
-        <w:t>required_contents</w:t>
-      </w:r>
-      <w:proofErr w:type="spellEnd"/>
-      <w:r>
-        <w:t xml:space="preserve"> can be {"</w:t>
-      </w:r>
-      <w:proofErr w:type="spellStart"/>
-      <w:r>
-        <w:t>exact_match</w:t>
-      </w:r>
-      <w:proofErr w:type="spellEnd"/>
-      <w:r>
-        <w:t>": ...} or {"</w:t>
-      </w:r>
-      <w:proofErr w:type="spellStart"/>
-      <w:r>
-        <w:t>must_include</w:t>
-      </w:r>
-      <w:proofErr w:type="spellEnd"/>
-      <w:r>
-        <w:t>": [...]}) that this code path doesn't handle.</w:t>
+      <w:r>
+        <w:t>WebArena's own config format supports variants (required_contents can be {"exact_match": ...} or {"must_include": [...]}) that this code path doesn't handle.</w:t>
       </w:r>
       <w:r>
         <w:t xml:space="preserve"> This is caused by the evaluator patch. I checked what the shape of the config and how widespread it is</w:t>
@@ -5872,47 +5040,18 @@
         <w:t xml:space="preserve">. </w:t>
       </w:r>
       <w:r>
-        <w:t xml:space="preserve">Task 574's config shows </w:t>
-      </w:r>
-      <w:proofErr w:type="spellStart"/>
-      <w:r>
-        <w:t>required_contents</w:t>
-      </w:r>
-      <w:proofErr w:type="spellEnd"/>
-      <w:r>
-        <w:t xml:space="preserve"> as a string ("111 Magnolia Path"), and 0 of 480 tasks use a dict. Yet at runtime the evaluator received a dict. Those can't both be true of the same file</w:t>
+        <w:t>Task 574's config shows required_contents as a string ("111 Magnolia Path"), and 0 of 480 tasks use a dict. Yet at runtime the evaluator received a dict. Those can't both be true of the same file</w:t>
       </w:r>
       <w:r>
         <w:t xml:space="preserve"> </w:t>
       </w:r>
       <w:r>
-        <w:t xml:space="preserve">so </w:t>
-      </w:r>
-      <w:proofErr w:type="spellStart"/>
-      <w:r>
-        <w:t>BrowserGym</w:t>
-      </w:r>
-      <w:proofErr w:type="spellEnd"/>
-      <w:r>
-        <w:t xml:space="preserve"> is using a different copy of the task configs than </w:t>
-      </w:r>
-      <w:proofErr w:type="spellStart"/>
-      <w:r>
-        <w:t>smoke_a.load_configs</w:t>
-      </w:r>
-      <w:proofErr w:type="spellEnd"/>
-      <w:r>
-        <w:t>() reads.</w:t>
-      </w:r>
-    </w:p>
-    <w:p>
-      <w:proofErr w:type="spellStart"/>
-      <w:r>
-        <w:t>Ill</w:t>
-      </w:r>
-      <w:proofErr w:type="spellEnd"/>
-      <w:r>
-        <w:t xml:space="preserve"> need to make the evaluator accept both formats. </w:t>
+        <w:t>so BrowserGym is using a different copy of the task configs than smoke_a.load_configs() reads.</w:t>
+      </w:r>
+    </w:p>
+    <w:p>
+      <w:r>
+        <w:t xml:space="preserve">Ill need to make the evaluator accept both formats. </w:t>
       </w:r>
     </w:p>
     <w:p>
@@ -5959,23 +5098,7 @@
     </w:p>
     <w:p>
       <w:r>
-        <w:t>I wrote the class wrong when patching the evaluator. Its “</w:t>
-      </w:r>
-      <w:proofErr w:type="spellStart"/>
-      <w:r>
-        <w:t>HTMLContentEvaluator</w:t>
-      </w:r>
-      <w:proofErr w:type="spellEnd"/>
-      <w:r>
-        <w:t>” and not “</w:t>
-      </w:r>
-      <w:proofErr w:type="spellStart"/>
-      <w:r>
-        <w:t>HTMLContentExactEvaluator</w:t>
-      </w:r>
-      <w:proofErr w:type="spellEnd"/>
-      <w:r>
-        <w:t xml:space="preserve">”. </w:t>
+        <w:t xml:space="preserve">I wrote the class wrong when patching the evaluator. Its “HTMLContentEvaluator” and not “HTMLContentExactEvaluator”. </w:t>
       </w:r>
     </w:p>
     <w:p>
@@ -6031,42 +5154,10 @@
     </w:p>
     <w:p>
       <w:r>
-        <w:t xml:space="preserve">None of what </w:t>
-      </w:r>
-      <w:proofErr w:type="spellStart"/>
-      <w:r>
-        <w:t>ive</w:t>
-      </w:r>
-      <w:proofErr w:type="spellEnd"/>
-      <w:r>
-        <w:t xml:space="preserve"> done has worked, so instead of patching it indirectly from </w:t>
-      </w:r>
-      <w:r>
-        <w:t xml:space="preserve">my script, instead </w:t>
-      </w:r>
-      <w:proofErr w:type="spellStart"/>
-      <w:r>
-        <w:t>im</w:t>
-      </w:r>
-      <w:proofErr w:type="spellEnd"/>
-      <w:r>
-        <w:t xml:space="preserve"> going to patch it directly in the source. Then I need to clear the stale bytecode. And I also need to remove the patch </w:t>
-      </w:r>
-      <w:proofErr w:type="spellStart"/>
-      <w:r>
-        <w:t>webera</w:t>
-      </w:r>
-      <w:proofErr w:type="spellEnd"/>
-      <w:r>
-        <w:t xml:space="preserve"> evaluator function since I </w:t>
-      </w:r>
-      <w:proofErr w:type="spellStart"/>
-      <w:r>
-        <w:t>wont</w:t>
-      </w:r>
-      <w:proofErr w:type="spellEnd"/>
-      <w:r>
-        <w:t xml:space="preserve"> be needing that anymore</w:t>
+        <w:t xml:space="preserve">None of what ive done has worked, so instead of patching it indirectly from </w:t>
+      </w:r>
+      <w:r>
+        <w:t>my script, instead im going to patch it directly in the source. Then I need to clear the stale bytecode. And I also need to remove the patch webera evaluator function since I wont be needing that anymore</w:t>
       </w:r>
       <w:r>
         <w:t>.</w:t>
@@ -6260,15 +5351,7 @@
         <w:t xml:space="preserve">The evaluator fix worked, so note to self: document this in my reproducibility readme as a one line fix to a known upstream format mismatch. </w:t>
       </w:r>
       <w:r>
-        <w:t xml:space="preserve">There is no more </w:t>
-      </w:r>
-      <w:proofErr w:type="spellStart"/>
-      <w:r>
-        <w:t>attributeError</w:t>
-      </w:r>
-      <w:proofErr w:type="spellEnd"/>
-      <w:r>
-        <w:t xml:space="preserve">, the episode ran to completion and my stall guard works correctly at step 6. </w:t>
+        <w:t xml:space="preserve">There is no more attributeError, the episode ran to completion and my stall guard works correctly at step 6. </w:t>
       </w:r>
       <w:r>
         <w:t xml:space="preserve">However, another error is introduced, where the agent receives “previous action timed out – it may have succeeded. Check the current page before retrying”. This means the click is failing </w:t>
@@ -6404,15 +5487,7 @@
     </w:p>
     <w:p>
       <w:r>
-        <w:t xml:space="preserve">This means that other JS heavy magneto forms may be systematically </w:t>
-      </w:r>
-      <w:proofErr w:type="spellStart"/>
-      <w:r>
-        <w:t>unrunnable</w:t>
-      </w:r>
-      <w:proofErr w:type="spellEnd"/>
-      <w:r>
-        <w:t xml:space="preserve"> in my setup. </w:t>
+        <w:t xml:space="preserve">This means that other JS heavy magneto forms may be systematically unrunnable in my setup. </w:t>
       </w:r>
       <w:r>
         <w:t xml:space="preserve">If this occurs </w:t>
@@ -6430,15 +5505,7 @@
         <w:t>I’d</w:t>
       </w:r>
       <w:r>
-        <w:t xml:space="preserve"> need to decide whether to raise the action timeout (accepting the deviation from </w:t>
-      </w:r>
-      <w:proofErr w:type="spellStart"/>
-      <w:r>
-        <w:t>BrowserGym</w:t>
-      </w:r>
-      <w:proofErr w:type="spellEnd"/>
-      <w:r>
-        <w:t xml:space="preserve"> defaults, documented) or exclude those task types.</w:t>
+        <w:t xml:space="preserve"> need to decide whether to raise the action timeout (accepting the deviation from BrowserGym defaults, documented) or exclude those task types.</w:t>
       </w:r>
       <w:r>
         <w:t xml:space="preserve"> Next step is running the probe on 5 tasks/site</w:t>
@@ -6866,15 +5933,7 @@
         <w:t xml:space="preserve">Every action now reports “(action accepted)” instead of timing out. </w:t>
       </w:r>
       <w:r>
-        <w:t>Next is to replace the guard with a (</w:t>
-      </w:r>
-      <w:proofErr w:type="spellStart"/>
-      <w:r>
-        <w:t>url</w:t>
-      </w:r>
-      <w:proofErr w:type="spellEnd"/>
-      <w:r>
-        <w:t>, action) counter</w:t>
+        <w:t>Next is to replace the guard with a (url, action) counter</w:t>
       </w:r>
       <w:r>
         <w:t xml:space="preserve">. </w:t>
@@ -6979,15 +6038,7 @@
     </w:p>
     <w:p>
       <w:r>
-        <w:t xml:space="preserve">Also I renamed “smoke_a.py” to just “strategy_a.py” since I initially wanted the code to just test a few sites but due to the incompatibility with </w:t>
-      </w:r>
-      <w:proofErr w:type="spellStart"/>
-      <w:r>
-        <w:t>webArenas</w:t>
-      </w:r>
-      <w:proofErr w:type="spellEnd"/>
-      <w:r>
-        <w:t xml:space="preserve"> old modules, I had to implement a few patches. </w:t>
+        <w:t xml:space="preserve">Also I renamed “smoke_a.py” to just “strategy_a.py” since I initially wanted the code to just test a few sites but due to the incompatibility with webArenas old modules, I had to implement a few patches. </w:t>
       </w:r>
       <w:r>
         <w:t xml:space="preserve">Another thing I did was add a timestamp field, so I know when each episode is finished. Since the collection of strategy A will most likely take 15-20 hours and something </w:t>
@@ -7002,15 +6053,7 @@
     </w:p>
     <w:p>
       <w:r>
-        <w:t xml:space="preserve">Also </w:t>
-      </w:r>
-      <w:proofErr w:type="spellStart"/>
-      <w:r>
-        <w:t>ill</w:t>
-      </w:r>
-      <w:proofErr w:type="spellEnd"/>
-      <w:r>
-        <w:t xml:space="preserve"> be splitting the functionality as most of the functions are in strategy A’s code (i.e. guards, </w:t>
+        <w:t xml:space="preserve">Also ill be splitting the functionality as most of the functions are in strategy A’s code (i.e. guards, </w:t>
       </w:r>
       <w:r>
         <w:t>prompt builder, patches, env setup) and will be more readable</w:t>
@@ -7063,28 +6106,12 @@
     </w:p>
     <w:p>
       <w:r>
-        <w:t>Ive moved old results onto a new directory in the instance called “</w:t>
-      </w:r>
-      <w:proofErr w:type="spellStart"/>
-      <w:r>
-        <w:t>old_results</w:t>
-      </w:r>
-      <w:proofErr w:type="spellEnd"/>
-      <w:r>
-        <w:t xml:space="preserve">”. </w:t>
-      </w:r>
-    </w:p>
-    <w:p>
-      <w:r>
-        <w:t xml:space="preserve">Ive also removed the old code from the instance. And instead of always pushing 1 file at a time to the instance, </w:t>
-      </w:r>
-      <w:proofErr w:type="spellStart"/>
-      <w:r>
-        <w:t>ill</w:t>
-      </w:r>
-      <w:proofErr w:type="spellEnd"/>
-      <w:r>
-        <w:t xml:space="preserve"> be cloning the </w:t>
+        <w:t xml:space="preserve">Ive moved old results onto a new directory in the instance called “old_results”. </w:t>
+      </w:r>
+    </w:p>
+    <w:p>
+      <w:r>
+        <w:t xml:space="preserve">Ive also removed the old code from the instance. And instead of always pushing 1 file at a time to the instance, ill be cloning the </w:t>
       </w:r>
       <w:r>
         <w:t xml:space="preserve">project onto the instance so all I have to do is pull it once I push the changes locally. </w:t>
@@ -7134,34 +6161,10 @@
     </w:p>
     <w:p>
       <w:r>
-        <w:t xml:space="preserve">I’ve cloned the repo onto the instance using a token generated from </w:t>
-      </w:r>
-      <w:proofErr w:type="spellStart"/>
-      <w:r>
-        <w:t>github</w:t>
-      </w:r>
-      <w:proofErr w:type="spellEnd"/>
-      <w:r>
-        <w:t xml:space="preserve">. I also stored that token into a credential helper so I don’t have to do it </w:t>
-      </w:r>
-      <w:proofErr w:type="spellStart"/>
-      <w:r>
-        <w:t>everytime</w:t>
-      </w:r>
-      <w:proofErr w:type="spellEnd"/>
-      <w:r>
-        <w:t xml:space="preserve">. </w:t>
-      </w:r>
-      <w:r>
-        <w:t xml:space="preserve">Also </w:t>
-      </w:r>
-      <w:proofErr w:type="spellStart"/>
-      <w:r>
-        <w:t>ive</w:t>
-      </w:r>
-      <w:proofErr w:type="spellEnd"/>
-      <w:r>
-        <w:t xml:space="preserve"> retested task 276 after refactoring the repo, and everything works. </w:t>
+        <w:t xml:space="preserve">I’ve cloned the repo onto the instance using a token generated from github. I also stored that token into a credential helper so I don’t have to do it everytime. </w:t>
+      </w:r>
+      <w:r>
+        <w:t xml:space="preserve">Also ive retested task 276 after refactoring the repo, and everything works. </w:t>
       </w:r>
     </w:p>
     <w:p>
@@ -7175,28 +6178,12 @@
         <w:t xml:space="preserve">with a fixed </w:t>
       </w:r>
       <w:r>
-        <w:t xml:space="preserve">Planner → Executor → Critic pipeline. Each logical step invokes three agents in sequence: the Planner states the next sub-goal in plain English, the Executor converts that sub-goal into a single </w:t>
-      </w:r>
-      <w:proofErr w:type="spellStart"/>
-      <w:r>
-        <w:t>BrowserGym</w:t>
-      </w:r>
-      <w:proofErr w:type="spellEnd"/>
-      <w:r>
-        <w:t xml:space="preserve"> action, and the Critic either approves the action or supplies a revision. Only one action reaches the environment per step, exactly as in Strategy A; the difference is how many model calls precede it.</w:t>
-      </w:r>
-    </w:p>
-    <w:p>
-      <w:r>
-        <w:t xml:space="preserve">Role-specialised prompts. Each role has its own instructions. Only the action vocabulary is shared with Strategy A, because that is the environment's interface rather than a prompt choice and must be identical everywhere. The Planner receives no answer-formatting rules (it never answers); the Executor receives no exploration heuristics (it never chooses strategy). This follows standard practice for pipeline architectures, but it does mean the </w:t>
-      </w:r>
-      <w:proofErr w:type="spellStart"/>
-      <w:r>
-        <w:t>A-vs</w:t>
-      </w:r>
-      <w:proofErr w:type="spellEnd"/>
-      <w:r>
-        <w:t>-B comparison reflects both the addition of agents and their specialisation</w:t>
+        <w:t>Planner → Executor → Critic pipeline. Each logical step invokes three agents in sequence: the Planner states the next sub-goal in plain English, the Executor converts that sub-goal into a single BrowserGym action, and the Critic either approves the action or supplies a revision. Only one action reaches the environment per step, exactly as in Strategy A; the difference is how many model calls precede it.</w:t>
+      </w:r>
+    </w:p>
+    <w:p>
+      <w:r>
+        <w:t>Role-specialised prompts. Each role has its own instructions. Only the action vocabulary is shared with Strategy A, because that is the environment's interface rather than a prompt choice and must be identical everywhere. The Planner receives no answer-formatting rules (it never answers); the Executor receives no exploration heuristics (it never chooses strategy). This follows standard practice for pipeline architectures, but it does mean the A-vs-B comparison reflects both the addition of agents and their specialisation</w:t>
       </w:r>
       <w:r>
         <w:t>.</w:t>
@@ -7342,15 +6329,7 @@
         <w:t xml:space="preserve">and we can see that the critic caught this navigation cycle and </w:t>
       </w:r>
       <w:r>
-        <w:t xml:space="preserve">revised the action providing </w:t>
-      </w:r>
-      <w:proofErr w:type="spellStart"/>
-      <w:r>
-        <w:t>a</w:t>
-      </w:r>
-      <w:proofErr w:type="spellEnd"/>
-      <w:r>
-        <w:t xml:space="preserve"> alternative action and the strategy would have </w:t>
+        <w:t xml:space="preserve">revised the action providing a alternative action and the strategy would have </w:t>
       </w:r>
       <w:r>
         <w:t>succeeded</w:t>
@@ -7464,36 +6443,12 @@
     </w:p>
     <w:p>
       <w:r>
-        <w:t xml:space="preserve">This is just an ordering bug, easy to fix since I pass the field “plan” to the record() </w:t>
-      </w:r>
-      <w:proofErr w:type="spellStart"/>
-      <w:r>
-        <w:t>dict</w:t>
-      </w:r>
-      <w:proofErr w:type="spellEnd"/>
-      <w:r>
-        <w:t xml:space="preserve"> before plan gets assigned. </w:t>
-      </w:r>
-    </w:p>
-    <w:p>
-      <w:r>
-        <w:t xml:space="preserve">Since </w:t>
-      </w:r>
-      <w:proofErr w:type="spellStart"/>
-      <w:r>
-        <w:t>ive</w:t>
-      </w:r>
-      <w:proofErr w:type="spellEnd"/>
-      <w:r>
-        <w:t xml:space="preserve"> done the </w:t>
-      </w:r>
-      <w:proofErr w:type="spellStart"/>
-      <w:r>
-        <w:t>run_batch</w:t>
-      </w:r>
-      <w:proofErr w:type="spellEnd"/>
-      <w:r>
-        <w:t xml:space="preserve"> for the 200 task collection script. Next thing is to </w:t>
+        <w:t xml:space="preserve">This is just an ordering bug, easy to fix since I pass the field “plan” to the record() dict before plan gets assigned. </w:t>
+      </w:r>
+    </w:p>
+    <w:p>
+      <w:r>
+        <w:t xml:space="preserve">Since ive done the run_batch for the 200 task collection script. Next thing is to </w:t>
       </w:r>
       <w:r>
         <w:t>create the annotation script</w:t>
@@ -7531,67 +6486,19 @@
     </w:p>
     <w:p>
       <w:r>
-        <w:t xml:space="preserve">Ok </w:t>
-      </w:r>
-      <w:proofErr w:type="spellStart"/>
-      <w:r>
-        <w:t>ive</w:t>
-      </w:r>
-      <w:proofErr w:type="spellEnd"/>
-      <w:r>
-        <w:t xml:space="preserve"> done annotation </w:t>
+        <w:t xml:space="preserve">Ok ive done annotation </w:t>
       </w:r>
       <w:r>
         <w:t>script</w:t>
       </w:r>
       <w:r>
-        <w:t xml:space="preserve"> (</w:t>
-      </w:r>
-      <w:proofErr w:type="spellStart"/>
-      <w:r>
-        <w:t>github</w:t>
-      </w:r>
-      <w:proofErr w:type="spellEnd"/>
-      <w:r>
-        <w:t xml:space="preserve"> commits)</w:t>
-      </w:r>
-      <w:r>
-        <w:t xml:space="preserve">, which can either be ran after or during the batch process. I will need to </w:t>
-      </w:r>
-      <w:proofErr w:type="spellStart"/>
-      <w:r>
-        <w:t>tmux</w:t>
-      </w:r>
-      <w:proofErr w:type="spellEnd"/>
-      <w:r>
-        <w:t xml:space="preserve"> both of them </w:t>
-      </w:r>
-      <w:proofErr w:type="spellStart"/>
-      <w:r>
-        <w:t>incase</w:t>
-      </w:r>
-      <w:proofErr w:type="spellEnd"/>
-      <w:r>
-        <w:t xml:space="preserve"> I SSH out the instance (</w:t>
-      </w:r>
-      <w:proofErr w:type="spellStart"/>
-      <w:r>
-        <w:t>tmux</w:t>
-      </w:r>
-      <w:proofErr w:type="spellEnd"/>
-      <w:r>
-        <w:t xml:space="preserve"> allows the scripts to continue running in the instance</w:t>
-      </w:r>
-      <w:r>
-        <w:t xml:space="preserve"> without me being </w:t>
-      </w:r>
-      <w:proofErr w:type="spellStart"/>
-      <w:r>
-        <w:t>ssh’d</w:t>
-      </w:r>
-      <w:proofErr w:type="spellEnd"/>
-      <w:r>
-        <w:t xml:space="preserve"> in)</w:t>
+        <w:t xml:space="preserve"> (github commits)</w:t>
+      </w:r>
+      <w:r>
+        <w:t>, which can either be ran after or during the batch process. I will need to tmux both of them incase I SSH out the instance (tmux allows the scripts to continue running in the instance</w:t>
+      </w:r>
+      <w:r>
+        <w:t xml:space="preserve"> without me being ssh’d in)</w:t>
       </w:r>
       <w:r>
         <w:t xml:space="preserve">. </w:t>
@@ -7602,68 +6509,28 @@
         <w:t xml:space="preserve">Before running the batch script, I noticed a bug </w:t>
       </w:r>
       <w:r>
-        <w:t>where “</w:t>
-      </w:r>
-      <w:proofErr w:type="spellStart"/>
-      <w:r>
-        <w:t>random.shuffle</w:t>
-      </w:r>
-      <w:proofErr w:type="spellEnd"/>
-      <w:r>
-        <w:t>(</w:t>
-      </w:r>
-      <w:proofErr w:type="spellStart"/>
-      <w:r>
-        <w:t>todo</w:t>
-      </w:r>
-      <w:proofErr w:type="spellEnd"/>
-      <w:r>
-        <w:t>)” would break the script if I were to resume the script if there was a crash.</w:t>
-      </w:r>
-      <w:r>
-        <w:t xml:space="preserve"> AND </w:t>
-      </w:r>
-      <w:proofErr w:type="spellStart"/>
-      <w:r>
-        <w:t>AND</w:t>
-      </w:r>
-      <w:proofErr w:type="spellEnd"/>
+        <w:t>where “random.shuffle(todo)” would break the script if I were to resume the script if there was a crash.</w:t>
+      </w:r>
+      <w:r>
+        <w:t xml:space="preserve"> AND AND AND if shuffled order </w:t>
+      </w:r>
+      <w:r>
+        <w:t xml:space="preserve">runs it at 8k first (fails, address unchanged) then 16k (succeeds, address updated), and </w:t>
+      </w:r>
+      <w:r>
+        <w:t>I</w:t>
+      </w:r>
+      <w:r>
+        <w:t xml:space="preserve"> resume mid-run, subsequent budgets for the same task see an already-updated site.</w:t>
+      </w:r>
       <w:r>
         <w:t xml:space="preserve"> </w:t>
       </w:r>
-      <w:proofErr w:type="spellStart"/>
-      <w:r>
-        <w:t>AND</w:t>
-      </w:r>
-      <w:proofErr w:type="spellEnd"/>
-      <w:r>
-        <w:t xml:space="preserve"> if shuffled order </w:t>
-      </w:r>
-      <w:r>
-        <w:t xml:space="preserve">runs it at 8k first (fails, address unchanged) then 16k (succeeds, address updated), and </w:t>
-      </w:r>
-      <w:r>
-        <w:t>I</w:t>
-      </w:r>
-      <w:r>
-        <w:t xml:space="preserve"> resume mid-run, subsequent budgets for the same task see an already-updated site.</w:t>
-      </w:r>
       <w:r>
         <w:t xml:space="preserve"> </w:t>
       </w:r>
       <w:r>
-        <w:t xml:space="preserve"> </w:t>
-      </w:r>
-      <w:r>
-        <w:t xml:space="preserve">Ill change it by grouping the site and task ID, shuffle </w:t>
-      </w:r>
-      <w:proofErr w:type="spellStart"/>
-      <w:r>
-        <w:t>bugets</w:t>
-      </w:r>
-      <w:proofErr w:type="spellEnd"/>
-      <w:r>
-        <w:t xml:space="preserve"> within each group and then shuffle the group order. So this will keep a tasks budget </w:t>
+        <w:t xml:space="preserve">Ill change it by grouping the site and task ID, shuffle bugets within each group and then shuffle the group order. So this will keep a tasks budget </w:t>
       </w:r>
       <w:r>
         <w:t>conditions adjacent while still spreading order effects.</w:t>
@@ -7721,15 +6588,7 @@
         <w:t xml:space="preserve">276, 623. My current patch </w:t>
       </w:r>
       <w:r>
-        <w:t xml:space="preserve">replaces </w:t>
-      </w:r>
-      <w:proofErr w:type="spellStart"/>
-      <w:r>
-        <w:t>generate_from_openai_chat_completion</w:t>
-      </w:r>
-      <w:proofErr w:type="spellEnd"/>
-      <w:r>
-        <w:t xml:space="preserve"> on the module object</w:t>
+        <w:t>replaces generate_from_openai_chat_completion on the module object</w:t>
       </w:r>
       <w:r>
         <w:t xml:space="preserve"> </w:t>
@@ -7738,15 +6597,7 @@
         <w:t>“</w:t>
       </w:r>
       <w:r>
-        <w:t>(_</w:t>
-      </w:r>
-      <w:proofErr w:type="spellStart"/>
-      <w:r>
-        <w:t>ou.generate_from_openai_chat_completion</w:t>
-      </w:r>
-      <w:proofErr w:type="spellEnd"/>
-      <w:r>
-        <w:t xml:space="preserve"> = _v1_chat)</w:t>
+        <w:t>(_ou.generate_from_openai_chat_completion = _v1_chat)</w:t>
       </w:r>
       <w:r>
         <w:t>”</w:t>
@@ -7758,77 +6609,24 @@
         <w:t xml:space="preserve"> (so something like “</w:t>
       </w:r>
       <w:r>
-        <w:t xml:space="preserve">from </w:t>
-      </w:r>
-      <w:proofErr w:type="spellStart"/>
-      <w:r>
-        <w:t>llms.providers.openai_utils</w:t>
-      </w:r>
-      <w:proofErr w:type="spellEnd"/>
-      <w:r>
-        <w:t xml:space="preserve"> import </w:t>
-      </w:r>
-      <w:proofErr w:type="spellStart"/>
-      <w:r>
-        <w:t>generate_from_openai_chat_completion</w:t>
-      </w:r>
-      <w:proofErr w:type="spellEnd"/>
+        <w:t>from llms.providers.openai_utils import generate_from_openai_chat_completion</w:t>
+      </w:r>
       <w:r>
         <w:t xml:space="preserve">”. Which means my current patch </w:t>
       </w:r>
       <w:r>
-        <w:t xml:space="preserve">doesn’t actually touch that one. Pretty simple fix, </w:t>
-      </w:r>
-      <w:proofErr w:type="spellStart"/>
-      <w:r>
-        <w:t>ill</w:t>
-      </w:r>
-      <w:proofErr w:type="spellEnd"/>
-      <w:r>
-        <w:t xml:space="preserve"> just add it the evaluators namespace too it</w:t>
-      </w:r>
-      <w:r>
-        <w:t xml:space="preserve"> in the </w:t>
-      </w:r>
-      <w:proofErr w:type="spellStart"/>
-      <w:r>
-        <w:t>wa_env</w:t>
-      </w:r>
-      <w:proofErr w:type="spellEnd"/>
-      <w:r>
-        <w:t xml:space="preserve"> python script.</w:t>
-      </w:r>
-    </w:p>
-    <w:p>
-      <w:r>
-        <w:t xml:space="preserve">My patch doesn’t work so </w:t>
-      </w:r>
-      <w:proofErr w:type="spellStart"/>
-      <w:r>
-        <w:t>ill</w:t>
-      </w:r>
-      <w:proofErr w:type="spellEnd"/>
-      <w:r>
-        <w:t xml:space="preserve"> need to patch the installed copy in the instance. My current patch patches the “</w:t>
-      </w:r>
-      <w:r>
-        <w:t>~/</w:t>
-      </w:r>
-      <w:proofErr w:type="spellStart"/>
-      <w:r>
-        <w:t>webarena-src</w:t>
-      </w:r>
-      <w:proofErr w:type="spellEnd"/>
-      <w:r>
-        <w:t>/</w:t>
-      </w:r>
-      <w:proofErr w:type="spellStart"/>
-      <w:r>
-        <w:t>llms</w:t>
-      </w:r>
-      <w:proofErr w:type="spellEnd"/>
-      <w:r>
-        <w:t>/providers/openai_utils.py</w:t>
+        <w:t>doesn’t actually touch that one. Pretty simple fix, ill just add it the evaluators namespace too it</w:t>
+      </w:r>
+      <w:r>
+        <w:t xml:space="preserve"> in the wa_env python script.</w:t>
+      </w:r>
+    </w:p>
+    <w:p>
+      <w:r>
+        <w:t>My patch doesn’t work so ill need to patch the installed copy in the instance. My current patch patches the “</w:t>
+      </w:r>
+      <w:r>
+        <w:t>~/webarena-src/llms/providers/openai_utils.py</w:t>
       </w:r>
       <w:r>
         <w:t>”</w:t>
@@ -7837,15 +6635,7 @@
         <w:t xml:space="preserve"> but the running code is from a completely different copy somewhere in “</w:t>
       </w:r>
       <w:r>
-        <w:t>site-packages/</w:t>
-      </w:r>
-      <w:proofErr w:type="spellStart"/>
-      <w:r>
-        <w:t>webarena</w:t>
-      </w:r>
-      <w:proofErr w:type="spellEnd"/>
-      <w:r>
-        <w:t>/</w:t>
+        <w:t>site-packages/webarena/</w:t>
       </w:r>
       <w:r>
         <w:t>”</w:t>
@@ -7985,15 +6775,7 @@
     </w:p>
     <w:p>
       <w:r>
-        <w:t xml:space="preserve">After looking at the </w:t>
-      </w:r>
-      <w:proofErr w:type="spellStart"/>
-      <w:r>
-        <w:t>WebArena</w:t>
-      </w:r>
-      <w:proofErr w:type="spellEnd"/>
-      <w:r>
-        <w:t xml:space="preserve"> repository, I found where the models are being called (in the helper functions), so I </w:t>
+        <w:t xml:space="preserve">After looking at the WebArena repository, I found where the models are being called (in the helper functions), so I </w:t>
       </w:r>
       <w:r>
         <w:t>replaced them with the gpt-4o-mini model.</w:t>
@@ -8001,15 +6783,7 @@
     </w:p>
     <w:p>
       <w:r>
-        <w:t xml:space="preserve">I’ve also pulled the annotation from the instance onto my local machine, then re-structured it so its readable (initially it was task id/row) now </w:t>
-      </w:r>
-      <w:proofErr w:type="spellStart"/>
-      <w:r>
-        <w:t>its</w:t>
-      </w:r>
-      <w:proofErr w:type="spellEnd"/>
-      <w:r>
-        <w:t xml:space="preserve"> </w:t>
+        <w:t xml:space="preserve">I’ve also pulled the annotation from the instance onto my local machine, then re-structured it so its readable (initially it was task id/row) now its </w:t>
       </w:r>
       <w:r>
         <w:t xml:space="preserve">more readable (future testing will be done on the original however). </w:t>
@@ -8120,15 +6894,7 @@
         <w:t xml:space="preserve">Strategy A’s </w:t>
       </w:r>
       <w:r>
-        <w:t xml:space="preserve">full data collection completed: 1,005 lines in </w:t>
-      </w:r>
-      <w:proofErr w:type="spellStart"/>
-      <w:r>
-        <w:t>strategy_a.jsonl</w:t>
-      </w:r>
-      <w:proofErr w:type="spellEnd"/>
-      <w:r>
-        <w:t>, of which 999 are valid episodes and 6 are error records requiring re-collection. The 201-task subset (67 per site, seed 42) was run across all five budget levels (2k/4k/8k/16k/32k),</w:t>
+        <w:t>full data collection completed: 1,005 lines in strategy_a.jsonl, of which 999 are valid episodes and 6 are error records requiring re-collection. The 201-task subset (67 per site, seed 42) was run across all five budget levels (2k/4k/8k/16k/32k),</w:t>
       </w:r>
       <w:r>
         <w:t xml:space="preserve"> </w:t>
@@ -8140,50 +6906,16 @@
         <w:t xml:space="preserve"> (Quick side note: I will be using strategy A’s collection output to determine the difficulty of each task, and hand annotate a few of them if I think they are incorrectly </w:t>
       </w:r>
       <w:r>
-        <w:t xml:space="preserve">annotated by the LLM). The total time it took was approximately 15 hours of </w:t>
-      </w:r>
-      <w:proofErr w:type="spellStart"/>
-      <w:r>
-        <w:t>unattened</w:t>
-      </w:r>
-      <w:proofErr w:type="spellEnd"/>
-      <w:r>
-        <w:t xml:space="preserve"> execution under the </w:t>
-      </w:r>
-      <w:proofErr w:type="spellStart"/>
-      <w:r>
-        <w:t>linux</w:t>
-      </w:r>
-      <w:proofErr w:type="spellEnd"/>
-      <w:r>
-        <w:t xml:space="preserve"> command </w:t>
-      </w:r>
-      <w:proofErr w:type="spellStart"/>
-      <w:r>
-        <w:t>tmux</w:t>
-      </w:r>
-      <w:proofErr w:type="spellEnd"/>
-      <w:r>
-        <w:t xml:space="preserve"> (I called the </w:t>
-      </w:r>
-      <w:proofErr w:type="spellStart"/>
-      <w:r>
-        <w:t>tmux</w:t>
-      </w:r>
-      <w:proofErr w:type="spellEnd"/>
-      <w:r>
-        <w:t xml:space="preserve"> terminal “collect” by using the command </w:t>
+        <w:t xml:space="preserve">annotated by the LLM). The total time it took was approximately 15 hours of unattened execution under the linux command tmux (I called the </w:t>
+      </w:r>
+      <w:r>
+        <w:t xml:space="preserve">tmux terminal “collect” by using the command </w:t>
       </w:r>
       <w:r>
         <w:t>“</w:t>
       </w:r>
-      <w:proofErr w:type="spellStart"/>
-      <w:r>
-        <w:t>tmux</w:t>
-      </w:r>
-      <w:proofErr w:type="spellEnd"/>
-      <w:r>
-        <w:t xml:space="preserve"> attach -t collect</w:t>
+      <w:r>
+        <w:t>tmux attach -t collect</w:t>
       </w:r>
       <w:r>
         <w:t xml:space="preserve">” then ran the batch within the instance so in case my PC decided to turn off then the script would continue to run within the instance). </w:t>
@@ -8274,15 +7006,7 @@
         <w:t>In terms of RQ1 which is “</w:t>
       </w:r>
       <w:r>
-        <w:t xml:space="preserve">How does task success rate, token efficiency and error profile vary as a function of a fixed global token budget when comparing the 3 orchestration strategies on </w:t>
-      </w:r>
-      <w:proofErr w:type="spellStart"/>
-      <w:r>
-        <w:t>WebArena</w:t>
-      </w:r>
-      <w:proofErr w:type="spellEnd"/>
-      <w:r>
-        <w:t>?</w:t>
+        <w:t>How does task success rate, token efficiency and error profile vary as a function of a fixed global token budget when comparing the 3 orchestration strategies on WebArena?</w:t>
       </w:r>
       <w:r>
         <w:t>”</w:t>
@@ -8539,21 +7263,12 @@
                 <w:bCs/>
               </w:rPr>
             </w:pPr>
-            <w:proofErr w:type="spellStart"/>
             <w:r>
               <w:rPr>
                 <w:b/>
                 <w:bCs/>
               </w:rPr>
-              <w:t>MediumTok</w:t>
-            </w:r>
-            <w:proofErr w:type="spellEnd"/>
-            <w:r>
-              <w:rPr>
-                <w:b/>
-                <w:bCs/>
-              </w:rPr>
-              <w:t>/step</w:t>
+              <w:t>MediumTok/step</w:t>
             </w:r>
           </w:p>
         </w:tc>
@@ -8657,11 +7372,9 @@
             <w:tcW w:w="1776" w:type="dxa"/>
           </w:tcPr>
           <w:p>
-            <w:proofErr w:type="spellStart"/>
             <w:r>
               <w:t>Shopping_Admit</w:t>
             </w:r>
-            <w:proofErr w:type="spellEnd"/>
           </w:p>
         </w:tc>
         <w:tc>
@@ -8820,13 +7533,8 @@
           <w:numId w:val="6"/>
         </w:numPr>
       </w:pPr>
-      <w:proofErr w:type="spellStart"/>
-      <w:r>
-        <w:t>safety_token_cap</w:t>
-      </w:r>
-      <w:proofErr w:type="spellEnd"/>
-      <w:r>
-        <w:t xml:space="preserve"> = fires after call when the actual cost exceeded the estimate (typically because reasoning tokens were larger than predicted)</w:t>
+      <w:r>
+        <w:t>safety_token_cap = fires after call when the actual cost exceeded the estimate (typically because reasoning tokens were larger than predicted)</w:t>
       </w:r>
     </w:p>
     <w:p>
@@ -8837,13 +7545,8 @@
           <w:numId w:val="6"/>
         </w:numPr>
       </w:pPr>
-      <w:proofErr w:type="spellStart"/>
-      <w:r>
-        <w:t>budget_would_exceed</w:t>
-      </w:r>
-      <w:proofErr w:type="spellEnd"/>
-      <w:r>
-        <w:t xml:space="preserve"> = </w:t>
+      <w:r>
+        <w:t xml:space="preserve">budget_would_exceed = </w:t>
       </w:r>
       <w:r>
         <w:t>fires before the LLM call when the estimated cost would overshoot the cap</w:t>
@@ -8857,13 +7560,8 @@
           <w:numId w:val="6"/>
         </w:numPr>
       </w:pPr>
-      <w:proofErr w:type="spellStart"/>
-      <w:r>
-        <w:t>env_terminated</w:t>
-      </w:r>
-      <w:proofErr w:type="spellEnd"/>
-      <w:r>
-        <w:t xml:space="preserve"> = The agent submits an answer and is incorrect</w:t>
+      <w:r>
+        <w:t>env_terminated = The agent submits an answer and is incorrect</w:t>
       </w:r>
     </w:p>
     <w:p>
@@ -8874,13 +7572,8 @@
           <w:numId w:val="6"/>
         </w:numPr>
       </w:pPr>
-      <w:proofErr w:type="spellStart"/>
-      <w:r>
-        <w:t>Navigation_cycle</w:t>
-      </w:r>
-      <w:proofErr w:type="spellEnd"/>
-      <w:r>
-        <w:t xml:space="preserve"> = </w:t>
+      <w:r>
+        <w:t xml:space="preserve">Navigation_cycle = </w:t>
       </w:r>
       <w:r>
         <w:t xml:space="preserve">the guard catching circular navigation. </w:t>
@@ -8894,13 +7587,8 @@
           <w:numId w:val="6"/>
         </w:numPr>
       </w:pPr>
-      <w:proofErr w:type="spellStart"/>
-      <w:r>
-        <w:t>Repeated_action_failure</w:t>
-      </w:r>
-      <w:proofErr w:type="spellEnd"/>
-      <w:r>
-        <w:t xml:space="preserve"> =</w:t>
+      <w:r>
+        <w:t>Repeated_action_failure =</w:t>
       </w:r>
       <w:r>
         <w:t xml:space="preserve"> is caused when the action times out (this was much more prominent when it was set to 500ms but now it is 5000ms)</w:t>
@@ -9081,11 +7769,9 @@
             <w:tcW w:w="3005" w:type="dxa"/>
           </w:tcPr>
           <w:p>
-            <w:proofErr w:type="spellStart"/>
             <w:r>
               <w:t>Env_terminated</w:t>
             </w:r>
-            <w:proofErr w:type="spellEnd"/>
           </w:p>
         </w:tc>
         <w:tc>
@@ -9179,23 +7865,7 @@
     <w:p>
       <w:r>
         <w:lastRenderedPageBreak/>
-        <w:t>Budget-driven terminations (</w:t>
-      </w:r>
-      <w:proofErr w:type="spellStart"/>
-      <w:r>
-        <w:t>safety_token_cap</w:t>
-      </w:r>
-      <w:proofErr w:type="spellEnd"/>
-      <w:r>
-        <w:t xml:space="preserve"> + </w:t>
-      </w:r>
-      <w:proofErr w:type="spellStart"/>
-      <w:r>
-        <w:t>budget_would_exceed</w:t>
-      </w:r>
-      <w:proofErr w:type="spellEnd"/>
-      <w:r>
-        <w:t>) account for 66% of all episode endings. This confirms the budget is the binding constraint in the majority of episodes, which is the prerequisite for this study to be measuring budget effects rather than agent incompetence.</w:t>
+        <w:t>Budget-driven terminations (safety_token_cap + budget_would_exceed) account for 66% of all episode endings. This confirms the budget is the binding constraint in the majority of episodes, which is the prerequisite for this study to be measuring budget effects rather than agent incompetence.</w:t>
       </w:r>
     </w:p>
     <w:p>
@@ -9612,11 +8282,9 @@
             <w:tcW w:w="1559" w:type="dxa"/>
           </w:tcPr>
           <w:p>
-            <w:proofErr w:type="spellStart"/>
             <w:r>
               <w:t>Shopping_admin</w:t>
             </w:r>
-            <w:proofErr w:type="spellEnd"/>
           </w:p>
         </w:tc>
         <w:tc>
@@ -9624,13 +8292,8 @@
             <w:tcW w:w="5619" w:type="dxa"/>
           </w:tcPr>
           <w:p>
-            <w:proofErr w:type="spellStart"/>
-            <w:r>
-              <w:t>Page.goto</w:t>
-            </w:r>
-            <w:proofErr w:type="spellEnd"/>
-            <w:r>
-              <w:t>: Timeout 10000ms</w:t>
+            <w:r>
+              <w:t>Page.goto: Timeout 10000ms</w:t>
             </w:r>
           </w:p>
         </w:tc>
@@ -9671,13 +8334,8 @@
             <w:tcW w:w="5619" w:type="dxa"/>
           </w:tcPr>
           <w:p>
-            <w:proofErr w:type="spellStart"/>
-            <w:r>
-              <w:t>Page.goto</w:t>
-            </w:r>
-            <w:proofErr w:type="spellEnd"/>
-            <w:r>
-              <w:t>: Timeout 10000ms</w:t>
+            <w:r>
+              <w:t>Page.goto: Timeout 10000ms</w:t>
             </w:r>
           </w:p>
         </w:tc>
@@ -9718,13 +8376,8 @@
             <w:tcW w:w="5619" w:type="dxa"/>
           </w:tcPr>
           <w:p>
-            <w:proofErr w:type="spellStart"/>
-            <w:r>
-              <w:t>Page.goto</w:t>
-            </w:r>
-            <w:proofErr w:type="spellEnd"/>
-            <w:r>
-              <w:t>: Timeout 10000ms</w:t>
+            <w:r>
+              <w:t>Page.goto: Timeout 10000ms</w:t>
             </w:r>
           </w:p>
         </w:tc>
@@ -9765,13 +8418,8 @@
             <w:tcW w:w="5619" w:type="dxa"/>
           </w:tcPr>
           <w:p>
-            <w:proofErr w:type="spellStart"/>
-            <w:r>
-              <w:t>Page.goto</w:t>
-            </w:r>
-            <w:proofErr w:type="spellEnd"/>
-            <w:r>
-              <w:t>: Timeout 10000ms</w:t>
+            <w:r>
+              <w:t>Page.goto: Timeout 10000ms</w:t>
             </w:r>
           </w:p>
         </w:tc>
@@ -9802,11 +8450,9 @@
             <w:tcW w:w="1559" w:type="dxa"/>
           </w:tcPr>
           <w:p>
-            <w:proofErr w:type="spellStart"/>
             <w:r>
               <w:t>Shopping_admin</w:t>
             </w:r>
-            <w:proofErr w:type="spellEnd"/>
           </w:p>
         </w:tc>
         <w:tc>
@@ -9814,13 +8460,8 @@
             <w:tcW w:w="5619" w:type="dxa"/>
           </w:tcPr>
           <w:p>
-            <w:proofErr w:type="spellStart"/>
-            <w:r>
-              <w:t>Frame.evaluate</w:t>
-            </w:r>
-            <w:proofErr w:type="spellEnd"/>
-            <w:r>
-              <w:t>: Target crashed</w:t>
+            <w:r>
+              <w:t>Frame.evaluate: Target crashed</w:t>
             </w:r>
           </w:p>
         </w:tc>
@@ -9851,11 +8492,9 @@
             <w:tcW w:w="1559" w:type="dxa"/>
           </w:tcPr>
           <w:p>
-            <w:proofErr w:type="spellStart"/>
             <w:r>
               <w:t>Shopping_admin</w:t>
             </w:r>
-            <w:proofErr w:type="spellEnd"/>
           </w:p>
         </w:tc>
         <w:tc>
@@ -9863,13 +8502,8 @@
             <w:tcW w:w="5619" w:type="dxa"/>
           </w:tcPr>
           <w:p>
-            <w:proofErr w:type="spellStart"/>
-            <w:r>
-              <w:t>Frame.evaluate</w:t>
-            </w:r>
-            <w:proofErr w:type="spellEnd"/>
-            <w:r>
-              <w:t>: Target crashed</w:t>
+            <w:r>
+              <w:t>Frame.evaluate: Target crashed</w:t>
             </w:r>
           </w:p>
         </w:tc>
@@ -9881,45 +8515,13 @@
         <w:t>4/6 errors are page load timeouts (site took longer than 10 seconds to respond). 2/6 errors are chromium crashes</w:t>
       </w:r>
       <w:r>
-        <w:t xml:space="preserve">. Simple fix is to remove the error rows from the batch results </w:t>
-      </w:r>
-      <w:proofErr w:type="spellStart"/>
-      <w:r>
-        <w:t>jsonl</w:t>
-      </w:r>
-      <w:proofErr w:type="spellEnd"/>
-      <w:r>
-        <w:t xml:space="preserve"> file and re-run the batch script, which will detect the six missing (</w:t>
-      </w:r>
-      <w:proofErr w:type="spellStart"/>
-      <w:r>
-        <w:t>task_id</w:t>
-      </w:r>
-      <w:proofErr w:type="spellEnd"/>
-      <w:r>
-        <w:t xml:space="preserve">, </w:t>
-      </w:r>
-      <w:proofErr w:type="spellStart"/>
-      <w:r>
-        <w:t>budget_level</w:t>
-      </w:r>
-      <w:proofErr w:type="spellEnd"/>
-      <w:r>
-        <w:t xml:space="preserve">) pairs via its resume logic and collect only those. </w:t>
+        <w:t xml:space="preserve">. Simple fix is to remove the error rows from the batch results jsonl file and re-run the batch script, which will detect the six missing (task_id, budget_level) pairs via its resume logic and collect only those. </w:t>
       </w:r>
       <w:r>
         <w:t xml:space="preserve">After re-collection, a final check should confirm 1,005 lines with 0 error rows. </w:t>
       </w:r>
       <w:r>
-        <w:t xml:space="preserve">Full batch is complete for strategy A. Now </w:t>
-      </w:r>
-      <w:proofErr w:type="spellStart"/>
-      <w:r>
-        <w:t>im</w:t>
-      </w:r>
-      <w:proofErr w:type="spellEnd"/>
-      <w:r>
-        <w:t xml:space="preserve"> moving onto a pilot test run for strategy B</w:t>
+        <w:t>Full batch is complete for strategy A. Now im moving onto a pilot test run for strategy B</w:t>
       </w:r>
       <w:r>
         <w:t>.</w:t>
@@ -9985,15 +8587,7 @@
         <w:t xml:space="preserve"> for strategy B’s pilot run</w:t>
       </w:r>
       <w:r>
-        <w:t xml:space="preserve">, and </w:t>
-      </w:r>
-      <w:proofErr w:type="spellStart"/>
-      <w:r>
-        <w:t>its</w:t>
-      </w:r>
-      <w:proofErr w:type="spellEnd"/>
-      <w:r>
-        <w:t xml:space="preserve"> obvious why…</w:t>
+        <w:t>, and its obvious why…</w:t>
       </w:r>
     </w:p>
     <w:p>
@@ -10066,15 +8660,7 @@
         </w:drawing>
       </w:r>
       <w:r>
-        <w:t xml:space="preserve">This means I need to add another budget (64k), however to keep the tests consistent between A &amp; B, </w:t>
-      </w:r>
-      <w:proofErr w:type="spellStart"/>
-      <w:r>
-        <w:t>ill</w:t>
-      </w:r>
-      <w:proofErr w:type="spellEnd"/>
-      <w:r>
-        <w:t xml:space="preserve"> need to add 64k to Strategy A’s budget ladder. This is fine because </w:t>
+        <w:t xml:space="preserve">This means I need to add another budget (64k), however to keep the tests consistent between A &amp; B, ill need to add 64k to Strategy A’s budget ladder. This is fine because </w:t>
       </w:r>
       <w:r>
         <w:t xml:space="preserve">I don’t have to re-collect the full batch, just the 64k budget for each task. </w:t>
@@ -10277,42 +8863,10 @@
         <w:t xml:space="preserve">2 revisions were both reasonable (wrong element ID), but neither saved the episode. The critic does seem to miss certain things </w:t>
       </w:r>
       <w:r>
-        <w:t xml:space="preserve">as it can only judge what the current </w:t>
-      </w:r>
-      <w:proofErr w:type="spellStart"/>
-      <w:r>
-        <w:t>AXTrree</w:t>
-      </w:r>
-      <w:proofErr w:type="spellEnd"/>
-      <w:r>
-        <w:t xml:space="preserve"> and the proposed action is. So for example, since </w:t>
-      </w:r>
-      <w:proofErr w:type="spellStart"/>
-      <w:r>
-        <w:t>WebArena</w:t>
-      </w:r>
-      <w:proofErr w:type="spellEnd"/>
-      <w:r>
-        <w:t xml:space="preserve"> describes </w:t>
-      </w:r>
-      <w:proofErr w:type="spellStart"/>
-      <w:r>
-        <w:t>Postmill</w:t>
-      </w:r>
-      <w:proofErr w:type="spellEnd"/>
-      <w:r>
-        <w:t xml:space="preserve"> as “a copy of reddit”, the agent receives this description</w:t>
-      </w:r>
-      <w:r>
-        <w:t xml:space="preserve"> and uses reddit search syntax which doesn’t work on </w:t>
-      </w:r>
-      <w:proofErr w:type="spellStart"/>
-      <w:r>
-        <w:t>Postmill</w:t>
-      </w:r>
-      <w:proofErr w:type="spellEnd"/>
-      <w:r>
-        <w:t xml:space="preserve">. This is fine since strategy C will learn from this by learning which states benefit from a critic call and skips it everywhere else. If the critic was consistently useful, then there would be nothing </w:t>
+        <w:t>as it can only judge what the current AXTrree and the proposed action is. So for example, since WebArena describes Postmill as “a copy of reddit”, the agent receives this description</w:t>
+      </w:r>
+      <w:r>
+        <w:t xml:space="preserve"> and uses reddit search syntax which doesn’t work on Postmill. This is fine since strategy C will learn from this by learning which states benefit from a critic call and skips it everywhere else. If the critic was consistently useful, then there would be nothing </w:t>
       </w:r>
       <w:r>
         <w:t xml:space="preserve">for the router (in strategy C) to improve on. </w:t>
@@ -10327,23 +8881,7 @@
         <w:t>B</w:t>
       </w:r>
       <w:r>
-        <w:t xml:space="preserve"> has a few successions on a budget of 32k, </w:t>
-      </w:r>
-      <w:proofErr w:type="spellStart"/>
-      <w:r>
-        <w:t>its</w:t>
-      </w:r>
-      <w:proofErr w:type="spellEnd"/>
-      <w:r>
-        <w:t xml:space="preserve"> only fair to add another level of 64k. But for testing consistently, </w:t>
-      </w:r>
-      <w:proofErr w:type="spellStart"/>
-      <w:r>
-        <w:t>ill</w:t>
-      </w:r>
-      <w:proofErr w:type="spellEnd"/>
-      <w:r>
-        <w:t xml:space="preserve"> have to do this for strategy A as well. </w:t>
+        <w:t xml:space="preserve"> has a few successions on a budget of 32k, its only fair to add another level of 64k. But for testing consistently, ill have to do this for strategy A as well. </w:t>
       </w:r>
       <w:r>
         <w:t xml:space="preserve">All I have to do is add it to the “BUDGETS” variable in “wa_env.py”. </w:t>
@@ -10354,15 +8892,7 @@
         <w:t>Started the full batch run for strategy B</w:t>
       </w:r>
       <w:r>
-        <w:t xml:space="preserve"> on the instance (</w:t>
-      </w:r>
-      <w:proofErr w:type="spellStart"/>
-      <w:r>
-        <w:t>tmux</w:t>
-      </w:r>
-      <w:proofErr w:type="spellEnd"/>
-      <w:r>
-        <w:t xml:space="preserve"> command for ubuntu machines). </w:t>
+        <w:t xml:space="preserve"> on the instance (tmux command for ubuntu machines). </w:t>
       </w:r>
     </w:p>
     <w:p/>
@@ -10452,15 +8982,7 @@
     </w:p>
     <w:p>
       <w:r>
-        <w:t xml:space="preserve">Ok so </w:t>
-      </w:r>
-      <w:proofErr w:type="spellStart"/>
-      <w:r>
-        <w:t>ive</w:t>
-      </w:r>
-      <w:proofErr w:type="spellEnd"/>
-      <w:r>
-        <w:t xml:space="preserve"> decided to complete all tasks for each site, since only doing 67 tasks/site doesn’t represent the </w:t>
+        <w:t xml:space="preserve">Ok so ive decided to complete all tasks for each site, since only doing 67 tasks/site doesn’t represent the </w:t>
       </w:r>
       <w:r>
         <w:t xml:space="preserve">full list of </w:t>
@@ -10575,23 +9097,7 @@
     </w:p>
     <w:p>
       <w:r>
-        <w:t xml:space="preserve">Then </w:t>
-      </w:r>
-      <w:proofErr w:type="spellStart"/>
-      <w:r>
-        <w:t>ill</w:t>
-      </w:r>
-      <w:proofErr w:type="spellEnd"/>
-      <w:r>
-        <w:t xml:space="preserve"> run both strategies to complete ALL tasks for EACH site (ill first find out how many total tasks there are per site). </w:t>
-      </w:r>
-      <w:proofErr w:type="spellStart"/>
-      <w:r>
-        <w:t>Ill</w:t>
-      </w:r>
-      <w:proofErr w:type="spellEnd"/>
-      <w:r>
-        <w:t xml:space="preserve"> need to add a function to calculate the total token costs per strategy as well (then as previously stated to split the analysis script into multiple files for readability – 1 for A and 1 for B and 1 that shares </w:t>
+        <w:t xml:space="preserve">Then ill run both strategies to complete ALL tasks for EACH site (ill first find out how many total tasks there are per site). Ill need to add a function to calculate the total token costs per strategy as well (then as previously stated to split the analysis script into multiple files for readability – 1 for A and 1 for B and 1 that shares </w:t>
       </w:r>
       <w:r>
         <w:t>analysis functions)</w:t>
@@ -10710,26 +9216,10 @@
         <w:t xml:space="preserve"> Ive also created a script that takes in </w:t>
       </w:r>
       <w:r>
-        <w:t xml:space="preserve">the task list (from the </w:t>
-      </w:r>
-      <w:proofErr w:type="spellStart"/>
-      <w:r>
-        <w:t>WebArena</w:t>
-      </w:r>
-      <w:proofErr w:type="spellEnd"/>
-      <w:r>
-        <w:t xml:space="preserve"> repository) and sorts them based on </w:t>
-      </w:r>
-      <w:r>
-        <w:t xml:space="preserve">category (I.e. shopping, shopping admin and </w:t>
-      </w:r>
-      <w:proofErr w:type="spellStart"/>
-      <w:r>
-        <w:t>postmill</w:t>
-      </w:r>
-      <w:proofErr w:type="spellEnd"/>
-      <w:r>
-        <w:t xml:space="preserve">). </w:t>
+        <w:t xml:space="preserve">the task list (from the WebArena repository) and sorts them based on </w:t>
+      </w:r>
+      <w:r>
+        <w:t xml:space="preserve">category (I.e. shopping, shopping admin and postmill). </w:t>
       </w:r>
       <w:r>
         <w:t xml:space="preserve">But also returns a </w:t>
@@ -10880,13 +9370,8 @@
           </w:tcPr>
           <w:p>
             <w:r>
-              <w:t xml:space="preserve">Post, draft, fill forms, rate, reply, subscribe, add to </w:t>
-            </w:r>
-            <w:proofErr w:type="spellStart"/>
-            <w:r>
-              <w:t>wishlist</w:t>
-            </w:r>
-            <w:proofErr w:type="spellEnd"/>
+              <w:t>Post, draft, fill forms, rate, reply, subscribe, add to wishlist</w:t>
+            </w:r>
           </w:p>
         </w:tc>
       </w:tr>
@@ -11086,15 +9571,7 @@
     <w:p/>
     <w:p>
       <w:r>
-        <w:t xml:space="preserve">Another change </w:t>
-      </w:r>
-      <w:proofErr w:type="spellStart"/>
-      <w:r>
-        <w:t>ive</w:t>
-      </w:r>
-      <w:proofErr w:type="spellEnd"/>
-      <w:r>
-        <w:t xml:space="preserve"> made is the prompting for strategy B, as I didn’t include every possible action the agent(s) should be focusing on. </w:t>
+        <w:t xml:space="preserve">Another change ive made is the prompting for strategy B, as I didn’t include every possible action the agent(s) should be focusing on. </w:t>
       </w:r>
       <w:r>
         <w:t>I.e. focusing on different problem types as mentioned above in the table. After examining the tasks and problem types, I will make these additions/adjustments to the prompts for each agent in strategy B:</w:t>
@@ -11400,13 +9877,8 @@
           </w:tcPr>
           <w:p>
             <w:r>
-              <w:t xml:space="preserve">Create on </w:t>
-            </w:r>
-            <w:proofErr w:type="spellStart"/>
-            <w:r>
-              <w:t>postmill</w:t>
-            </w:r>
-            <w:proofErr w:type="spellEnd"/>
+              <w:t>Create on postmill</w:t>
+            </w:r>
           </w:p>
         </w:tc>
         <w:tc>
@@ -11742,15 +10214,7 @@
           </w:tcPr>
           <w:p>
             <w:r>
-              <w:t xml:space="preserve">Explicit </w:t>
-            </w:r>
-            <w:proofErr w:type="spellStart"/>
-            <w:r>
-              <w:t>AXTree</w:t>
-            </w:r>
-            <w:proofErr w:type="spellEnd"/>
-            <w:r>
-              <w:t xml:space="preserve"> verification</w:t>
+              <w:t>Explicit AXTree verification</w:t>
             </w:r>
           </w:p>
         </w:tc>
@@ -11966,15 +10430,7 @@
               <w:t xml:space="preserve"> (or keep and only </w:t>
             </w:r>
             <w:r>
-              <w:t xml:space="preserve">change end state to </w:t>
-            </w:r>
-            <w:proofErr w:type="spellStart"/>
-            <w:r>
-              <w:t>env_terminated</w:t>
-            </w:r>
-            <w:proofErr w:type="spellEnd"/>
-            <w:r>
-              <w:t>)</w:t>
+              <w:t>change end state to env_terminated)</w:t>
             </w:r>
           </w:p>
         </w:tc>
@@ -12093,68 +10549,12 @@
     </w:p>
     <w:p>
       <w:r>
-        <w:t xml:space="preserve">Hallucinated actions and Critic validation limits. During Strategy B's expanded collection, 56 of ~2,950 Executor actions (1.9%) used syntax outside </w:t>
-      </w:r>
-      <w:proofErr w:type="spellStart"/>
-      <w:r>
-        <w:t>BrowserGym's</w:t>
-      </w:r>
-      <w:proofErr w:type="spellEnd"/>
-      <w:r>
-        <w:t xml:space="preserve"> vocabulary — </w:t>
-      </w:r>
-      <w:proofErr w:type="spellStart"/>
-      <w:r>
-        <w:t>press_enter</w:t>
-      </w:r>
-      <w:proofErr w:type="spellEnd"/>
-      <w:r>
-        <w:t>('id') instead of press('id', 'Enter'), navigate('</w:t>
-      </w:r>
-      <w:proofErr w:type="spellStart"/>
-      <w:r>
-        <w:t>url</w:t>
-      </w:r>
-      <w:proofErr w:type="spellEnd"/>
-      <w:r>
-        <w:t xml:space="preserve">') instead of </w:t>
-      </w:r>
-      <w:proofErr w:type="spellStart"/>
-      <w:r>
-        <w:t>goto</w:t>
-      </w:r>
-      <w:proofErr w:type="spellEnd"/>
-      <w:r>
-        <w:t>('</w:t>
-      </w:r>
-      <w:proofErr w:type="spellStart"/>
-      <w:r>
-        <w:t>url</w:t>
-      </w:r>
-      <w:proofErr w:type="spellEnd"/>
-      <w:r>
-        <w:t xml:space="preserve">'), </w:t>
-      </w:r>
-      <w:proofErr w:type="spellStart"/>
-      <w:r>
-        <w:t>scroll_into_view</w:t>
-      </w:r>
-      <w:proofErr w:type="spellEnd"/>
-      <w:r>
-        <w:t>('id') instead of scroll(0, 400). The model drew these from its training data rather than from the action vocabulary provided in the prompt.</w:t>
-      </w:r>
-    </w:p>
-    <w:p>
-      <w:r>
-        <w:t xml:space="preserve">The Critic approved all 56. This confirms the Critic validates actions against its understanding of the task rather than mechanically checking the action string against the vocabulary list. It assessed whether </w:t>
-      </w:r>
-      <w:proofErr w:type="spellStart"/>
-      <w:r>
-        <w:t>press_enter</w:t>
-      </w:r>
-      <w:proofErr w:type="spellEnd"/>
-      <w:r>
-        <w:t xml:space="preserve"> made sense in context (it did, semantically) without verifying the syntax was valid.</w:t>
+        <w:t>Hallucinated actions and Critic validation limits. During Strategy B's expanded collection, 56 of ~2,950 Executor actions (1.9%) used syntax outside BrowserGym's vocabulary — press_enter('id') instead of press('id', 'Enter'), navigate('url') instead of goto('url'), scroll_into_view('id') instead of scroll(0, 400). The model drew these from its training data rather than from the action vocabulary provided in the prompt.</w:t>
+      </w:r>
+    </w:p>
+    <w:p>
+      <w:r>
+        <w:t>The Critic approved all 56. This confirms the Critic validates actions against its understanding of the task rather than mechanically checking the action string against the vocabulary list. It assessed whether press_enter made sense in context (it did, semantically) without verifying the syntax was valid.</w:t>
       </w:r>
     </w:p>
     <w:p>
@@ -12169,31 +10569,7 @@
         <w:t xml:space="preserve">However, I do have a field that contains </w:t>
       </w:r>
       <w:r>
-        <w:t>where there is an action error (</w:t>
-      </w:r>
-      <w:proofErr w:type="spellStart"/>
-      <w:r>
-        <w:t>action_error</w:t>
-      </w:r>
-      <w:proofErr w:type="spellEnd"/>
-      <w:r>
-        <w:t xml:space="preserve">), which would fire </w:t>
-      </w:r>
-      <w:proofErr w:type="spellStart"/>
-      <w:r>
-        <w:t>everytime</w:t>
-      </w:r>
-      <w:proofErr w:type="spellEnd"/>
-      <w:r>
-        <w:t xml:space="preserve"> there is an hallucinated action, so C has a direct signal that something went wrong without needing to parse the action syntax itself. (</w:t>
-      </w:r>
-      <w:proofErr w:type="spellStart"/>
-      <w:r>
-        <w:t>action_error</w:t>
-      </w:r>
-      <w:proofErr w:type="spellEnd"/>
-      <w:r>
-        <w:t xml:space="preserve"> contains a Boolean value of either T/F). </w:t>
+        <w:t xml:space="preserve">where there is an action error (action_error), which would fire everytime there is an hallucinated action, so C has a direct signal that something went wrong without needing to parse the action syntax itself. (action_error contains a Boolean value of either T/F). </w:t>
       </w:r>
     </w:p>
     <w:p>
@@ -12242,15 +10618,7 @@
         <w:t>Strategy B has been running for around 35 hours, and it has an approx. 10 hours left to complete. After I will be cleaning the errors and re-running both batch outputs</w:t>
       </w:r>
       <w:r>
-        <w:t xml:space="preserve"> to fix the errors. As I repeat myself (lol) </w:t>
-      </w:r>
-      <w:proofErr w:type="spellStart"/>
-      <w:r>
-        <w:t>ill</w:t>
-      </w:r>
-      <w:proofErr w:type="spellEnd"/>
-      <w:r>
-        <w:t xml:space="preserve"> be refactoring the batch analysis script to support the analysis of both A &amp; B individually as measuring them </w:t>
+        <w:t xml:space="preserve"> to fix the errors. As I repeat myself (lol) ill be refactoring the batch analysis script to support the analysis of both A &amp; B individually as measuring them </w:t>
       </w:r>
       <w:r>
         <w:t>will be different (except from any shared functions that support both)</w:t>
@@ -12279,15 +10647,7 @@
     </w:p>
     <w:p>
       <w:r>
-        <w:t xml:space="preserve">Then </w:t>
-      </w:r>
-      <w:proofErr w:type="spellStart"/>
-      <w:r>
-        <w:t>ill</w:t>
-      </w:r>
-      <w:proofErr w:type="spellEnd"/>
-      <w:r>
-        <w:t xml:space="preserve"> be creating some cleaning contamination scripts as I mentioned previously about.</w:t>
+        <w:t>Then ill be creating some cleaning contamination scripts as I mentioned previously about.</w:t>
       </w:r>
       <w:r>
         <w:t xml:space="preserve"> I did re-envision the idea of cleaning the contamination</w:t>
@@ -12736,15 +11096,7 @@
     </w:p>
     <w:p>
       <w:r>
-        <w:t xml:space="preserve">I’ve just noticed something horrific, </w:t>
-      </w:r>
-      <w:proofErr w:type="spellStart"/>
-      <w:r>
-        <w:t>ive</w:t>
-      </w:r>
-      <w:proofErr w:type="spellEnd"/>
-      <w:r>
-        <w:t xml:space="preserve"> accidently </w:t>
+        <w:t xml:space="preserve">I’ve just noticed something horrific, ive accidently </w:t>
       </w:r>
       <w:r>
         <w:t xml:space="preserve">used the variable “{{_ACTION_VOCAB}}” which basically takes the possible actions from strategy A and is called inside the instructions (all 3 agents have this). However, since they are inside double curly brackets, none of the agents can actually see </w:t>
@@ -12773,15 +11125,7 @@
     </w:p>
     <w:p>
       <w:r>
-        <w:t xml:space="preserve">For the new v3 instructions for strategy B, I fixed the action vocab mistake but also </w:t>
-      </w:r>
-      <w:proofErr w:type="spellStart"/>
-      <w:r>
-        <w:t>ive</w:t>
-      </w:r>
-      <w:proofErr w:type="spellEnd"/>
-      <w:r>
-        <w:t xml:space="preserve"> tried to shorten the instructions as much as I can without losing too much context of “what to do in this situation”. </w:t>
+        <w:t xml:space="preserve">For the new v3 instructions for strategy B, I fixed the action vocab mistake but also ive tried to shorten the instructions as much as I can without losing too much context of “what to do in this situation”. </w:t>
       </w:r>
       <w:r>
         <w:t xml:space="preserve">I’ve also removed repeated instructions and removed a few examples (so instead of 5 examples, </w:t>
@@ -12997,65 +11341,17 @@
     </w:p>
     <w:p>
       <w:r>
-        <w:t xml:space="preserve">I’ve fully completed both </w:t>
-      </w:r>
-      <w:proofErr w:type="spellStart"/>
-      <w:r>
-        <w:t>analysis_a</w:t>
-      </w:r>
-      <w:proofErr w:type="spellEnd"/>
-      <w:r>
-        <w:t xml:space="preserve"> and </w:t>
-      </w:r>
-      <w:proofErr w:type="spellStart"/>
-      <w:r>
-        <w:t>analysis_b</w:t>
-      </w:r>
-      <w:proofErr w:type="spellEnd"/>
-      <w:r>
-        <w:t xml:space="preserve"> using already built functions from the previous analysis script. </w:t>
-      </w:r>
-    </w:p>
-    <w:p>
-      <w:r>
-        <w:t>I also fixed a small bug where I was calling the “shared” python script incorrectly with the incorrect directory name. I had the directory name called “analysis” but I renamed it to “</w:t>
-      </w:r>
-      <w:proofErr w:type="spellStart"/>
-      <w:r>
-        <w:t>batch_analysis</w:t>
-      </w:r>
-      <w:proofErr w:type="spellEnd"/>
-      <w:r>
-        <w:t>”, so when importing shared.py I did it through “</w:t>
-      </w:r>
-      <w:proofErr w:type="spellStart"/>
-      <w:r>
-        <w:t>analysis.shared</w:t>
-      </w:r>
-      <w:proofErr w:type="spellEnd"/>
-      <w:r>
-        <w:t>” and not “</w:t>
-      </w:r>
-      <w:proofErr w:type="spellStart"/>
-      <w:r>
-        <w:t>batch_analysis.shared</w:t>
-      </w:r>
-      <w:proofErr w:type="spellEnd"/>
-      <w:r>
-        <w:t>”.</w:t>
-      </w:r>
-    </w:p>
-    <w:p>
-      <w:r>
-        <w:t>I’ve noticed that some tasks were miscategorised as “delete” or “</w:t>
-      </w:r>
-      <w:proofErr w:type="spellStart"/>
-      <w:r>
-        <w:t>bulk_action</w:t>
-      </w:r>
-      <w:proofErr w:type="spellEnd"/>
-      <w:r>
-        <w:t>” or “navigation” tasks. I’ve made some changed to the extract_task_intent.py</w:t>
+        <w:t xml:space="preserve">I’ve fully completed both analysis_a and analysis_b using already built functions from the previous analysis script. </w:t>
+      </w:r>
+    </w:p>
+    <w:p>
+      <w:r>
+        <w:t>I also fixed a small bug where I was calling the “shared” python script incorrectly with the incorrect directory name. I had the directory name called “analysis” but I renamed it to “batch_analysis”, so when importing shared.py I did it through “analysis.shared” and not “batch_analysis.shared”.</w:t>
+      </w:r>
+    </w:p>
+    <w:p>
+      <w:r>
+        <w:t>I’ve noticed that some tasks were miscategorised as “delete” or “bulk_action” or “navigation” tasks. I’ve made some changed to the extract_task_intent.py</w:t>
       </w:r>
       <w:r>
         <w:t xml:space="preserve">. The previous “categorise()” function checks delete before navigation, so “Show me products </w:t>
@@ -13080,29 +11376,52 @@
       <w:r>
         <w:t xml:space="preserve"> </w:t>
       </w:r>
-      <w:proofErr w:type="spellStart"/>
       <w:r>
         <w:t>task_categories_by_site</w:t>
       </w:r>
-      <w:proofErr w:type="spellEnd"/>
       <w:r>
         <w:t xml:space="preserve">, </w:t>
       </w:r>
-      <w:proofErr w:type="spellStart"/>
       <w:r>
         <w:t>task_categories_overall</w:t>
       </w:r>
-      <w:proofErr w:type="spellEnd"/>
       <w:r>
         <w:t xml:space="preserve"> &amp; </w:t>
       </w:r>
-      <w:proofErr w:type="spellStart"/>
       <w:r>
         <w:t>task_categories_risk</w:t>
       </w:r>
-      <w:proofErr w:type="spellEnd"/>
       <w:r>
         <w:t xml:space="preserve"> (which is the most important one as this shows the ratio between read only and state change tasks as state change tasks risk contamination)</w:t>
+      </w:r>
+      <w:r>
+        <w:t>.</w:t>
+      </w:r>
+    </w:p>
+    <w:p>
+      <w:r>
+        <w:t xml:space="preserve">Ive almost finished the sort_batch script which basically </w:t>
+      </w:r>
+      <w:r>
+        <w:t xml:space="preserve">sorts the later completed budget for a particular task and re-orders it by timestamp. </w:t>
+      </w:r>
+      <w:r>
+        <w:t>So,</w:t>
+      </w:r>
+      <w:r>
+        <w:t xml:space="preserve"> for example</w:t>
+      </w:r>
+      <w:r>
+        <w:t xml:space="preserve">, </w:t>
+      </w:r>
+      <w:r>
+        <w:t>6 completed budgets for task 1, 5 completed budgets for task 2, instance crashes &amp; re-run batch script, 6 completed budgets for task 3, 1 completed budget for task 2.</w:t>
+      </w:r>
+      <w:r>
+        <w:t xml:space="preserve"> After running the sorting script,</w:t>
+      </w:r>
+      <w:r>
+        <w:t xml:space="preserve"> the later completed budget for task 2 will be placed last within the task block</w:t>
       </w:r>
       <w:r>
         <w:t>.</w:t>
@@ -14351,7 +12670,6 @@
   <w:style w:type="character" w:default="1" w:styleId="DefaultParagraphFont">
     <w:name w:val="Default Paragraph Font"/>
     <w:uiPriority w:val="1"/>
-    <w:semiHidden/>
     <w:unhideWhenUsed/>
   </w:style>
   <w:style w:type="table" w:default="1" w:styleId="TableNormal">

--- a/docs/Additional Material/Journal.docx
+++ b/docs/Additional Material/Journal.docx
@@ -83,7 +83,15 @@
         <w:t xml:space="preserve">The </w:t>
       </w:r>
       <w:r>
-        <w:t xml:space="preserve">decision to use AWS came directly from the WebArena </w:t>
+        <w:t xml:space="preserve">decision to use AWS came directly from the </w:t>
+      </w:r>
+      <w:proofErr w:type="spellStart"/>
+      <w:r>
+        <w:t>WebArena</w:t>
+      </w:r>
+      <w:proofErr w:type="spellEnd"/>
+      <w:r>
+        <w:t xml:space="preserve"> </w:t>
       </w:r>
       <w:r>
         <w:t xml:space="preserve">repository environment </w:t>
@@ -158,8 +166,13 @@
       </w:r>
     </w:p>
     <w:p>
-      <w:r>
-        <w:t xml:space="preserve">WebArena requires 5 </w:t>
+      <w:proofErr w:type="spellStart"/>
+      <w:r>
+        <w:t>WebArena</w:t>
+      </w:r>
+      <w:proofErr w:type="spellEnd"/>
+      <w:r>
+        <w:t xml:space="preserve"> requires 5 </w:t>
       </w:r>
       <w:r>
         <w:t>self-hosted</w:t>
@@ -308,7 +321,15 @@
         <w:t>. I will be noting down what I’ve learnt from this course (</w:t>
       </w:r>
       <w:r>
-        <w:t>I don’t need to specify what ive learnt in the report, just mention the certification of completion</w:t>
+        <w:t xml:space="preserve">I don’t need to specify what </w:t>
+      </w:r>
+      <w:proofErr w:type="spellStart"/>
+      <w:r>
+        <w:t>ive</w:t>
+      </w:r>
+      <w:proofErr w:type="spellEnd"/>
+      <w:r>
+        <w:t xml:space="preserve"> learnt in the report, just mention the certification of completion</w:t>
       </w:r>
       <w:r>
         <w:t xml:space="preserve"> as its related </w:t>
@@ -325,7 +346,23 @@
         <w:t xml:space="preserve">I setup the AWS instance </w:t>
       </w:r>
       <w:r>
-        <w:t>with these exact settings following the WebArena repository readMe EC2 setup instructions:</w:t>
+        <w:t xml:space="preserve">with these exact settings following the </w:t>
+      </w:r>
+      <w:proofErr w:type="spellStart"/>
+      <w:r>
+        <w:t>WebArena</w:t>
+      </w:r>
+      <w:proofErr w:type="spellEnd"/>
+      <w:r>
+        <w:t xml:space="preserve"> repository </w:t>
+      </w:r>
+      <w:proofErr w:type="spellStart"/>
+      <w:r>
+        <w:t>readMe</w:t>
+      </w:r>
+      <w:proofErr w:type="spellEnd"/>
+      <w:r>
+        <w:t xml:space="preserve"> EC2 setup instructions:</w:t>
       </w:r>
     </w:p>
     <w:p>
@@ -380,7 +417,15 @@
         <w:t>This is the in</w:t>
       </w:r>
       <w:r>
-        <w:t>stance type that is recommended by the webarena repo readme</w:t>
+        <w:t xml:space="preserve">stance type that is recommended by the </w:t>
+      </w:r>
+      <w:proofErr w:type="spellStart"/>
+      <w:r>
+        <w:t>webarena</w:t>
+      </w:r>
+      <w:proofErr w:type="spellEnd"/>
+      <w:r>
+        <w:t xml:space="preserve"> repo readme</w:t>
       </w:r>
       <w:r>
         <w:t xml:space="preserve">. </w:t>
@@ -435,7 +480,15 @@
     <w:p>
       <w:r>
         <w:lastRenderedPageBreak/>
-        <w:t xml:space="preserve">I set the key pair to “webarena-key” (which is a public key) to encrypt and decrypt login information. </w:t>
+        <w:t>I set the key pair to “</w:t>
+      </w:r>
+      <w:proofErr w:type="spellStart"/>
+      <w:r>
+        <w:t>webarena</w:t>
+      </w:r>
+      <w:proofErr w:type="spellEnd"/>
+      <w:r>
+        <w:t xml:space="preserve">-key” (which is a public key) to encrypt and decrypt login information. </w:t>
       </w:r>
       <w:r>
         <w:t>This allows me and only me to log into the instance when launching the instance.</w:t>
@@ -447,7 +500,15 @@
         <w:t>generated</w:t>
       </w:r>
       <w:r>
-        <w:t xml:space="preserve"> the private key (a .pem file) containing this key. </w:t>
+        <w:t xml:space="preserve"> the private key (a .</w:t>
+      </w:r>
+      <w:proofErr w:type="spellStart"/>
+      <w:r>
+        <w:t>pem</w:t>
+      </w:r>
+      <w:proofErr w:type="spellEnd"/>
+      <w:r>
+        <w:t xml:space="preserve"> file) containing this key. </w:t>
       </w:r>
     </w:p>
     <w:p>
@@ -570,7 +631,15 @@
         </w:numPr>
       </w:pPr>
       <w:r>
-        <w:t>Custom TCP with a port of 9999 and a source IP of anywhere, this is for the Forum sites (reddit/postmill)</w:t>
+        <w:t>Custom TCP with a port of 9999 and a source IP of anywhere, this is for the Forum sites (reddit/</w:t>
+      </w:r>
+      <w:proofErr w:type="spellStart"/>
+      <w:r>
+        <w:t>postmill</w:t>
+      </w:r>
+      <w:proofErr w:type="spellEnd"/>
+      <w:r>
+        <w:t>)</w:t>
       </w:r>
     </w:p>
     <w:p>
@@ -621,7 +690,15 @@
         <w:t xml:space="preserve">Next is setting the EBS root volume (elastic block store) </w:t>
       </w:r>
       <w:r>
-        <w:t>which is AWS’s disk service and the “root volume” is the boot disk holding the OS and all the WebArena data.</w:t>
+        <w:t xml:space="preserve">which is AWS’s disk service and the “root volume” is the boot disk holding the OS and all the </w:t>
+      </w:r>
+      <w:proofErr w:type="spellStart"/>
+      <w:r>
+        <w:t>WebArena</w:t>
+      </w:r>
+      <w:proofErr w:type="spellEnd"/>
+      <w:r>
+        <w:t xml:space="preserve"> data.</w:t>
       </w:r>
       <w:r>
         <w:t xml:space="preserve"> </w:t>
@@ -719,7 +796,23 @@
         <w:t>“</w:t>
       </w:r>
       <w:r>
-        <w:t xml:space="preserve">ssh -i webarena-key.pem </w:t>
+        <w:t>ssh -</w:t>
+      </w:r>
+      <w:proofErr w:type="spellStart"/>
+      <w:r>
+        <w:t>i</w:t>
+      </w:r>
+      <w:proofErr w:type="spellEnd"/>
+      <w:r>
+        <w:t xml:space="preserve"> </w:t>
+      </w:r>
+      <w:proofErr w:type="spellStart"/>
+      <w:r>
+        <w:t>webarena-key.pem</w:t>
+      </w:r>
+      <w:proofErr w:type="spellEnd"/>
+      <w:r>
+        <w:t xml:space="preserve"> </w:t>
       </w:r>
       <w:hyperlink r:id="rId12" w:history="1">
         <w:r>
@@ -1087,13 +1180,42 @@
         <w:t xml:space="preserve">So before </w:t>
       </w:r>
       <w:r>
-        <w:t>committing to the full data-collection sweep (200 tasks × 4 budget levels × 3 strategies), I wrote a minimal validation script that runs Strategy A on a single task from each of my three target sites: Shopping (OneStopShop), the CMS (shopping_admin), and the Forum (Postmill/Reddit). The intent is not to succeed at the tasks</w:t>
+        <w:t>committing to the full data-collection sweep (200 tasks × 4 budget levels × 3 strategies), I wrote a minimal validation script that runs Strategy A on a single task from each of my three target sites: Shopping (</w:t>
+      </w:r>
+      <w:proofErr w:type="spellStart"/>
+      <w:r>
+        <w:t>OneStopShop</w:t>
+      </w:r>
+      <w:proofErr w:type="spellEnd"/>
+      <w:r>
+        <w:t>), the CMS (</w:t>
+      </w:r>
+      <w:proofErr w:type="spellStart"/>
+      <w:r>
+        <w:t>shopping_admin</w:t>
+      </w:r>
+      <w:proofErr w:type="spellEnd"/>
+      <w:r>
+        <w:t>), and the Forum (</w:t>
+      </w:r>
+      <w:proofErr w:type="spellStart"/>
+      <w:r>
+        <w:t>Postmill</w:t>
+      </w:r>
+      <w:proofErr w:type="spellEnd"/>
+      <w:r>
+        <w:t>/Reddit). The intent is not to succeed at the tasks</w:t>
       </w:r>
       <w:r>
         <w:t xml:space="preserve"> as </w:t>
       </w:r>
-      <w:r>
-        <w:t>WebArena is a deliberately difficult benchmark, with GPT-4 reported at only 14.41% success</w:t>
+      <w:proofErr w:type="spellStart"/>
+      <w:r>
+        <w:t>WebArena</w:t>
+      </w:r>
+      <w:proofErr w:type="spellEnd"/>
+      <w:r>
+        <w:t xml:space="preserve"> is a deliberately difficult benchmark, with GPT-4 reported at only 14.41% success</w:t>
       </w:r>
       <w:r>
         <w:t xml:space="preserve"> </w:t>
@@ -1103,18 +1225,175 @@
       </w:r>
     </w:p>
     <w:p>
-      <w:r>
-        <w:t>BrowserGym reads the WebArena site URLs from environment variables at import time. The script therefore calls load_dotenv() and remaps my project's WA_* variable names onto the bare names WebArena expects (SHOPPING, SHOPPING_ADMIN, REDDIT, etc.) before importing browsergym.webarena. Ordering matters here: importing first would leave the environment unconfigured. Sites I am not using are given placeholder URLs so that registration succeeds without those services running.</w:t>
-      </w:r>
-    </w:p>
-    <w:p>
-      <w:r>
-        <w:t>A single Pydantic AI agent is constructed with output_type=AgentAction, where AgentAction is a Pydantic model containing a short reasoning string and a single action string. Using a structured output type means the model's reply is parsed and validated automatically, removing the need for the regular-expression action extraction used in the canonical WebArena harness. The static instruction block enumerates the BrowserGym HighLevelActionSet verbs (click, fill, select_option, press, scroll, goto, go_back, send_msg_to_user, noop) and states the two rules that most affect validity: only element ids present in the current accessibility tree may be referenced, and information-seeking tasks are complete only once send_msg_to_user() has been called with the answer.</w:t>
-      </w:r>
-    </w:p>
-    <w:p>
-      <w:r>
-        <w:t xml:space="preserve">The script reads the WebArena task configuration files bundled with the webarena package and selects the first single-site task for each of the three target sites. Restricting to single-site tasks </w:t>
+      <w:proofErr w:type="spellStart"/>
+      <w:r>
+        <w:t>BrowserGym</w:t>
+      </w:r>
+      <w:proofErr w:type="spellEnd"/>
+      <w:r>
+        <w:t xml:space="preserve"> reads the </w:t>
+      </w:r>
+      <w:proofErr w:type="spellStart"/>
+      <w:r>
+        <w:t>WebArena</w:t>
+      </w:r>
+      <w:proofErr w:type="spellEnd"/>
+      <w:r>
+        <w:t xml:space="preserve"> site URLs from environment variables at import time. The script therefore calls </w:t>
+      </w:r>
+      <w:proofErr w:type="spellStart"/>
+      <w:r>
+        <w:t>load_dotenv</w:t>
+      </w:r>
+      <w:proofErr w:type="spellEnd"/>
+      <w:r>
+        <w:t xml:space="preserve">() and remaps my project's WA_* variable names onto the bare names </w:t>
+      </w:r>
+      <w:proofErr w:type="spellStart"/>
+      <w:r>
+        <w:t>WebArena</w:t>
+      </w:r>
+      <w:proofErr w:type="spellEnd"/>
+      <w:r>
+        <w:t xml:space="preserve"> expects (SHOPPING, SHOPPING_ADMIN, REDDIT, etc.) before importing </w:t>
+      </w:r>
+      <w:proofErr w:type="spellStart"/>
+      <w:r>
+        <w:t>browsergym.webarena</w:t>
+      </w:r>
+      <w:proofErr w:type="spellEnd"/>
+      <w:r>
+        <w:t>. Ordering matters here: importing first would leave the environment unconfigured. Sites I am not using are given placeholder URLs so that registration succeeds without those services running.</w:t>
+      </w:r>
+    </w:p>
+    <w:p>
+      <w:r>
+        <w:t xml:space="preserve">A single </w:t>
+      </w:r>
+      <w:proofErr w:type="spellStart"/>
+      <w:r>
+        <w:t>Pydantic</w:t>
+      </w:r>
+      <w:proofErr w:type="spellEnd"/>
+      <w:r>
+        <w:t xml:space="preserve"> AI agent is constructed with </w:t>
+      </w:r>
+      <w:proofErr w:type="spellStart"/>
+      <w:r>
+        <w:t>output_type</w:t>
+      </w:r>
+      <w:proofErr w:type="spellEnd"/>
+      <w:r>
+        <w:t>=</w:t>
+      </w:r>
+      <w:proofErr w:type="spellStart"/>
+      <w:r>
+        <w:t>AgentAction</w:t>
+      </w:r>
+      <w:proofErr w:type="spellEnd"/>
+      <w:r>
+        <w:t xml:space="preserve">, where </w:t>
+      </w:r>
+      <w:proofErr w:type="spellStart"/>
+      <w:r>
+        <w:t>AgentAction</w:t>
+      </w:r>
+      <w:proofErr w:type="spellEnd"/>
+      <w:r>
+        <w:t xml:space="preserve"> is a </w:t>
+      </w:r>
+      <w:proofErr w:type="spellStart"/>
+      <w:r>
+        <w:t>Pydantic</w:t>
+      </w:r>
+      <w:proofErr w:type="spellEnd"/>
+      <w:r>
+        <w:t xml:space="preserve"> model containing a short reasoning string and a single action string. Using a structured output type means the model's reply is parsed and validated automatically, removing the need for the regular-expression action extraction used in the canonical </w:t>
+      </w:r>
+      <w:proofErr w:type="spellStart"/>
+      <w:r>
+        <w:t>WebArena</w:t>
+      </w:r>
+      <w:proofErr w:type="spellEnd"/>
+      <w:r>
+        <w:t xml:space="preserve"> harness. The static instruction block enumerates the </w:t>
+      </w:r>
+      <w:proofErr w:type="spellStart"/>
+      <w:r>
+        <w:t>BrowserGym</w:t>
+      </w:r>
+      <w:proofErr w:type="spellEnd"/>
+      <w:r>
+        <w:t xml:space="preserve"> </w:t>
+      </w:r>
+      <w:proofErr w:type="spellStart"/>
+      <w:r>
+        <w:t>HighLevelActionSet</w:t>
+      </w:r>
+      <w:proofErr w:type="spellEnd"/>
+      <w:r>
+        <w:t xml:space="preserve"> verbs (click, fill, </w:t>
+      </w:r>
+      <w:proofErr w:type="spellStart"/>
+      <w:r>
+        <w:t>select_option</w:t>
+      </w:r>
+      <w:proofErr w:type="spellEnd"/>
+      <w:r>
+        <w:t xml:space="preserve">, press, scroll, </w:t>
+      </w:r>
+      <w:proofErr w:type="spellStart"/>
+      <w:r>
+        <w:t>goto</w:t>
+      </w:r>
+      <w:proofErr w:type="spellEnd"/>
+      <w:r>
+        <w:t xml:space="preserve">, </w:t>
+      </w:r>
+      <w:proofErr w:type="spellStart"/>
+      <w:r>
+        <w:t>go_back</w:t>
+      </w:r>
+      <w:proofErr w:type="spellEnd"/>
+      <w:r>
+        <w:t xml:space="preserve">, </w:t>
+      </w:r>
+      <w:proofErr w:type="spellStart"/>
+      <w:r>
+        <w:t>send_msg_to_user</w:t>
+      </w:r>
+      <w:proofErr w:type="spellEnd"/>
+      <w:r>
+        <w:t xml:space="preserve">, noop) and states the two rules that most affect validity: only element ids present in the current accessibility tree may be referenced, and information-seeking tasks are complete only once </w:t>
+      </w:r>
+      <w:proofErr w:type="spellStart"/>
+      <w:r>
+        <w:t>send_msg_to_user</w:t>
+      </w:r>
+      <w:proofErr w:type="spellEnd"/>
+      <w:r>
+        <w:t>() has been called with the answer.</w:t>
+      </w:r>
+    </w:p>
+    <w:p>
+      <w:r>
+        <w:t xml:space="preserve">The script reads the </w:t>
+      </w:r>
+      <w:proofErr w:type="spellStart"/>
+      <w:r>
+        <w:t>WebArena</w:t>
+      </w:r>
+      <w:proofErr w:type="spellEnd"/>
+      <w:r>
+        <w:t xml:space="preserve"> task configuration files bundled with the </w:t>
+      </w:r>
+      <w:proofErr w:type="spellStart"/>
+      <w:r>
+        <w:t>webarena</w:t>
+      </w:r>
+      <w:proofErr w:type="spellEnd"/>
+      <w:r>
+        <w:t xml:space="preserve"> package and selects the first single-site task for each of the three target sites. Restricting to single-site tasks </w:t>
       </w:r>
       <w:r>
         <w:lastRenderedPageBreak/>
@@ -1123,7 +1402,23 @@
     </w:p>
     <w:p>
       <w:r>
-        <w:t>Each episode instantiates a BrowserGym environment via gym.make() and then iterates:</w:t>
+        <w:t xml:space="preserve">Each episode instantiates a </w:t>
+      </w:r>
+      <w:proofErr w:type="spellStart"/>
+      <w:r>
+        <w:t>BrowserGym</w:t>
+      </w:r>
+      <w:proofErr w:type="spellEnd"/>
+      <w:r>
+        <w:t xml:space="preserve"> environment via </w:t>
+      </w:r>
+      <w:proofErr w:type="spellStart"/>
+      <w:r>
+        <w:t>gym.make</w:t>
+      </w:r>
+      <w:proofErr w:type="spellEnd"/>
+      <w:r>
+        <w:t>() and then iterates:</w:t>
       </w:r>
     </w:p>
     <w:p>
@@ -1135,7 +1430,15 @@
         </w:numPr>
       </w:pPr>
       <w:r>
-        <w:t>The current observation is converted to text. The accessibility tree is flattened with flatten_axtree_to_str() and combined with the task goal, the current URL, and any error returned by the previous action.</w:t>
+        <w:t xml:space="preserve">The current observation is converted to text. The accessibility tree is flattened with </w:t>
+      </w:r>
+      <w:proofErr w:type="spellStart"/>
+      <w:r>
+        <w:t>flatten_axtree_to_str</w:t>
+      </w:r>
+      <w:proofErr w:type="spellEnd"/>
+      <w:r>
+        <w:t>() and combined with the task goal, the current URL, and any error returned by the previous action.</w:t>
       </w:r>
     </w:p>
     <w:p>
@@ -1159,7 +1462,23 @@
         </w:numPr>
       </w:pPr>
       <w:r>
-        <w:t>Token usage is read from result.usage() and accumulated. Because Pydantic AI reports input and output token counts natively, this constitutes the token accounting mechanism described in my methodology — no interception of the underlying OpenAI client is required.</w:t>
+        <w:t xml:space="preserve">Token usage is read from </w:t>
+      </w:r>
+      <w:proofErr w:type="spellStart"/>
+      <w:r>
+        <w:t>result.usage</w:t>
+      </w:r>
+      <w:proofErr w:type="spellEnd"/>
+      <w:r>
+        <w:t xml:space="preserve">() and accumulated. Because </w:t>
+      </w:r>
+      <w:proofErr w:type="spellStart"/>
+      <w:r>
+        <w:t>Pydantic</w:t>
+      </w:r>
+      <w:proofErr w:type="spellEnd"/>
+      <w:r>
+        <w:t xml:space="preserve"> AI reports input and output token counts natively, this constitutes the token accounting mechanism described in my methodology — no interception of the underlying OpenAI client is required.</w:t>
       </w:r>
     </w:p>
     <w:p>
@@ -1171,7 +1490,23 @@
         </w:numPr>
       </w:pPr>
       <w:r>
-        <w:t>The action is executed with env.step(), which returns the next observation and the reward computed by WebArena's own evaluation function.</w:t>
+        <w:t xml:space="preserve">The action is executed with </w:t>
+      </w:r>
+      <w:proofErr w:type="spellStart"/>
+      <w:r>
+        <w:t>env.step</w:t>
+      </w:r>
+      <w:proofErr w:type="spellEnd"/>
+      <w:r>
+        <w:t xml:space="preserve">(), which returns the next observation and the reward computed by </w:t>
+      </w:r>
+      <w:proofErr w:type="spellStart"/>
+      <w:r>
+        <w:t>WebArena's</w:t>
+      </w:r>
+      <w:proofErr w:type="spellEnd"/>
+      <w:r>
+        <w:t xml:space="preserve"> own evaluation function.</w:t>
       </w:r>
     </w:p>
     <w:p>
@@ -1200,7 +1535,15 @@
         <w:t xml:space="preserve">as those tokens are a real cost </w:t>
       </w:r>
       <w:r>
-        <w:t>but it means reasoning_effort must be pinned to a fixed value before collection begins, otherwise per-episode token totals could vary for reasons unrelated to the orchestration strategy under test, confounding the comparison.</w:t>
+        <w:t xml:space="preserve">but it means </w:t>
+      </w:r>
+      <w:proofErr w:type="spellStart"/>
+      <w:r>
+        <w:t>reasoning_effort</w:t>
+      </w:r>
+      <w:proofErr w:type="spellEnd"/>
+      <w:r>
+        <w:t xml:space="preserve"> must be pinned to a fixed value before collection begins, otherwise per-episode token totals could vary for reasons unrelated to the orchestration strategy under test, confounding the comparison.</w:t>
       </w:r>
     </w:p>
     <w:p>
@@ -1307,7 +1650,23 @@
         <w:t xml:space="preserve">Isolating task 27 for the reddit website shows interesting results which differentiates from past tests. </w:t>
       </w:r>
       <w:r>
-        <w:t xml:space="preserve">step 0 sees the front page, step 1 sees the Showerthoughts forum, step 2 sees a user link (/user/Waoonet), step 3 sees a post. The page </w:t>
+        <w:t xml:space="preserve">step 0 sees the front page, step 1 sees the </w:t>
+      </w:r>
+      <w:proofErr w:type="spellStart"/>
+      <w:r>
+        <w:t>Showerthoughts</w:t>
+      </w:r>
+      <w:proofErr w:type="spellEnd"/>
+      <w:r>
+        <w:t xml:space="preserve"> forum, step 2 sees a user link (/user/</w:t>
+      </w:r>
+      <w:proofErr w:type="spellStart"/>
+      <w:r>
+        <w:t>Waoonet</w:t>
+      </w:r>
+      <w:proofErr w:type="spellEnd"/>
+      <w:r>
+        <w:t xml:space="preserve">), step 3 sees a post. The page </w:t>
       </w:r>
       <w:r>
         <w:t>is</w:t>
@@ -1337,7 +1696,15 @@
         <w:t xml:space="preserve">, </w:t>
       </w:r>
       <w:r>
-        <w:t xml:space="preserve">the click lands, then Playwright waits for the post-click navigation and gives up at 500ms. Over a London→Ohio round trip, 500ms is nothing. </w:t>
+        <w:t xml:space="preserve">the click lands, then Playwright waits for the post-click navigation and gives up at 500ms. Over a </w:t>
+      </w:r>
+      <w:proofErr w:type="spellStart"/>
+      <w:r>
+        <w:t>London→Ohio</w:t>
+      </w:r>
+      <w:proofErr w:type="spellEnd"/>
+      <w:r>
+        <w:t xml:space="preserve"> round trip, 500ms is nothing. </w:t>
       </w:r>
       <w:r>
         <w:t>T</w:t>
@@ -1626,7 +1993,15 @@
     </w:p>
     <w:p>
       <w:r>
-        <w:t xml:space="preserve">So I had to install all the libraries im using locally onto the AWS EC2 instance and I got this message </w:t>
+        <w:t xml:space="preserve">So I had to install all the libraries </w:t>
+      </w:r>
+      <w:proofErr w:type="spellStart"/>
+      <w:r>
+        <w:t>im</w:t>
+      </w:r>
+      <w:proofErr w:type="spellEnd"/>
+      <w:r>
+        <w:t xml:space="preserve"> using locally onto the AWS EC2 instance and I got this message </w:t>
       </w:r>
       <w:r>
         <w:t>triggered by the playwright library:</w:t>
@@ -1786,10 +2161,26 @@
     <w:p>
       <w:r>
         <w:lastRenderedPageBreak/>
-        <w:t xml:space="preserve">Forum is running, however apparently there is no module named “browser_env” so I will have to </w:t>
-      </w:r>
-      <w:r>
-        <w:t>re-install the webarena repository including its top level modules.</w:t>
+        <w:t>Forum is running, however apparently there is no module named “</w:t>
+      </w:r>
+      <w:proofErr w:type="spellStart"/>
+      <w:r>
+        <w:t>browser_env</w:t>
+      </w:r>
+      <w:proofErr w:type="spellEnd"/>
+      <w:r>
+        <w:t xml:space="preserve">” so I will have to </w:t>
+      </w:r>
+      <w:r>
+        <w:t xml:space="preserve">re-install the </w:t>
+      </w:r>
+      <w:proofErr w:type="spellStart"/>
+      <w:r>
+        <w:t>webarena</w:t>
+      </w:r>
+      <w:proofErr w:type="spellEnd"/>
+      <w:r>
+        <w:t xml:space="preserve"> repository including its top level modules.</w:t>
       </w:r>
     </w:p>
     <w:p/>
@@ -1893,10 +2284,26 @@
         <w:t xml:space="preserve">The RISK R3 I anticipated has come to fruition… </w:t>
       </w:r>
       <w:r>
-        <w:t xml:space="preserve">There is a version incompatibility between WebAren’as 2023 codebase and the contemporary OpenAI SDK. </w:t>
-      </w:r>
-      <w:r>
-        <w:t>After importing openAI directly into the code</w:t>
+        <w:t xml:space="preserve">There is a version incompatibility between </w:t>
+      </w:r>
+      <w:proofErr w:type="spellStart"/>
+      <w:r>
+        <w:t>WebAren’as</w:t>
+      </w:r>
+      <w:proofErr w:type="spellEnd"/>
+      <w:r>
+        <w:t xml:space="preserve"> 2023 codebase and the contemporary OpenAI SDK. </w:t>
+      </w:r>
+      <w:r>
+        <w:t xml:space="preserve">After importing </w:t>
+      </w:r>
+      <w:proofErr w:type="spellStart"/>
+      <w:r>
+        <w:t>openAI</w:t>
+      </w:r>
+      <w:proofErr w:type="spellEnd"/>
+      <w:r>
+        <w:t xml:space="preserve"> directly into the code</w:t>
       </w:r>
       <w:r>
         <w:t xml:space="preserve">, the results looks better. </w:t>
@@ -2153,7 +2560,15 @@
         <w:t xml:space="preserve">Cut cost per step by pinning the reasoning effort to low as the output is between 429-1198/step and reasoning tokens take a big chunk of that. </w:t>
       </w:r>
       <w:r>
-        <w:t xml:space="preserve">Also I need to trim the AXTree, as this also has filtering options by dropping non-interactive elements (this can cut input tokens substantially). </w:t>
+        <w:t xml:space="preserve">Also I need to trim the </w:t>
+      </w:r>
+      <w:proofErr w:type="spellStart"/>
+      <w:r>
+        <w:t>AXTree</w:t>
+      </w:r>
+      <w:proofErr w:type="spellEnd"/>
+      <w:r>
+        <w:t xml:space="preserve">, as this also has filtering options by dropping non-interactive elements (this can cut input tokens substantially). </w:t>
       </w:r>
       <w:r>
         <w:t xml:space="preserve">If I get 2,000/step then a 16k budget gives me 8 steps which is more realistic. </w:t>
@@ -2375,7 +2790,15 @@
         <w:t xml:space="preserve"> the comments page.</w:t>
       </w:r>
       <w:r>
-        <w:t xml:space="preserve"> Another issue has arised where with </w:t>
+        <w:t xml:space="preserve"> Another issue has </w:t>
+      </w:r>
+      <w:proofErr w:type="spellStart"/>
+      <w:r>
+        <w:t>arised</w:t>
+      </w:r>
+      <w:proofErr w:type="spellEnd"/>
+      <w:r>
+        <w:t xml:space="preserve"> where with </w:t>
       </w:r>
       <w:r>
         <w:t>a 16,000 cap, this episode consumed 44,796.</w:t>
@@ -2467,7 +2890,15 @@
         <w:t xml:space="preserve">HOWEVER, </w:t>
       </w:r>
       <w:r>
-        <w:t xml:space="preserve">steps 1-2 were wasted scrolling (filtering hid ShowerThoughts initially, so it scrolled twice to find it). 3,000 tokens were spent recovering from reduced visibility. This is an interesting trade off as aggressive </w:t>
+        <w:t xml:space="preserve">steps 1-2 were wasted scrolling (filtering hid </w:t>
+      </w:r>
+      <w:proofErr w:type="spellStart"/>
+      <w:r>
+        <w:t>ShowerThoughts</w:t>
+      </w:r>
+      <w:proofErr w:type="spellEnd"/>
+      <w:r>
+        <w:t xml:space="preserve"> initially, so it scrolled twice to find it). 3,000 tokens were spent recovering from reduced visibility. This is an interesting trade off as aggressive </w:t>
       </w:r>
       <w:r>
         <w:t>filtering cuts per-step cost but can add steps</w:t>
@@ -2481,7 +2912,15 @@
         <w:t xml:space="preserve">Now the next thing to do is run </w:t>
       </w:r>
       <w:r>
-        <w:t xml:space="preserve">1 task from both shopping and shopping_admin sites before running batches. </w:t>
+        <w:t xml:space="preserve">1 task from both shopping and </w:t>
+      </w:r>
+      <w:proofErr w:type="spellStart"/>
+      <w:r>
+        <w:t>shopping_admin</w:t>
+      </w:r>
+      <w:proofErr w:type="spellEnd"/>
+      <w:r>
+        <w:t xml:space="preserve"> sites before running batches. </w:t>
       </w:r>
     </w:p>
     <w:p>
@@ -2534,7 +2973,15 @@
     </w:p>
     <w:p>
       <w:r>
-        <w:t>These failures are answer formatting issues and not plumbing, which is fine. In terms of per-stike token usage:</w:t>
+        <w:t>These failures are answer formatting issues and not plumbing, which is fine. In terms of per-</w:t>
+      </w:r>
+      <w:proofErr w:type="spellStart"/>
+      <w:r>
+        <w:t>stike</w:t>
+      </w:r>
+      <w:proofErr w:type="spellEnd"/>
+      <w:r>
+        <w:t xml:space="preserve"> token usage:</w:t>
       </w:r>
     </w:p>
     <w:tbl>
@@ -2784,7 +3231,15 @@
         <w:t>): it found “Sprite Stasis Ball 65cm”</w:t>
       </w:r>
       <w:r>
-        <w:t xml:space="preserve"> and answered in one step. Correct content, rejected on exact match. WebArena compares strings strictly.</w:t>
+        <w:t xml:space="preserve"> and answered in one step. Correct content, rejected on exact match. </w:t>
+      </w:r>
+      <w:proofErr w:type="spellStart"/>
+      <w:r>
+        <w:t>WebArena</w:t>
+      </w:r>
+      <w:proofErr w:type="spellEnd"/>
+      <w:r>
+        <w:t xml:space="preserve"> compares strings strictly.</w:t>
       </w:r>
     </w:p>
     <w:p>
@@ -2798,7 +3253,15 @@
         <w:t xml:space="preserve">): </w:t>
       </w:r>
       <w:r>
-        <w:t xml:space="preserve">It answered with a paragraph explaining it couldn’t find a name. WebArena expects a bare answer or N/A. </w:t>
+        <w:t xml:space="preserve">It answered with a paragraph explaining it couldn’t find a name. </w:t>
+      </w:r>
+      <w:proofErr w:type="spellStart"/>
+      <w:r>
+        <w:t>WebArena</w:t>
+      </w:r>
+      <w:proofErr w:type="spellEnd"/>
+      <w:r>
+        <w:t xml:space="preserve"> expects a bare answer or N/A. </w:t>
       </w:r>
     </w:p>
     <w:p>
@@ -2999,7 +3462,15 @@
           </w:tcPr>
           <w:p>
             <w:r>
-              <w:t>Fill(‘50’, ‘showerthoughts’) - search</w:t>
+              <w:t>Fill(‘50’, ‘</w:t>
+            </w:r>
+            <w:proofErr w:type="spellStart"/>
+            <w:r>
+              <w:t>showerthoughts</w:t>
+            </w:r>
+            <w:proofErr w:type="spellEnd"/>
+            <w:r>
+              <w:t>’) - search</w:t>
             </w:r>
           </w:p>
         </w:tc>
@@ -3068,6 +3539,7 @@
                 <w:bCs/>
               </w:rPr>
             </w:pPr>
+            <w:proofErr w:type="spellStart"/>
             <w:r>
               <w:rPr>
                 <w:b/>
@@ -3075,6 +3547,7 @@
               </w:rPr>
               <w:t>Behavior</w:t>
             </w:r>
+            <w:proofErr w:type="spellEnd"/>
           </w:p>
         </w:tc>
         <w:tc>
@@ -3257,11 +3730,24 @@
         <w:t xml:space="preserve">In run 3, the agent repeated an identical action 4 times, burning 6,500 tokens going nowhere. </w:t>
       </w:r>
       <w:r>
-        <w:t xml:space="preserve">The issue is my prompt has no memory as the function “build_prompt()” </w:t>
-      </w:r>
-      <w:r>
-        <w:t>sends the goal, URL, last error, and current AXTree</w:t>
-      </w:r>
+        <w:t>The issue is my prompt has no memory as the function “</w:t>
+      </w:r>
+      <w:proofErr w:type="spellStart"/>
+      <w:r>
+        <w:t>build_prompt</w:t>
+      </w:r>
+      <w:proofErr w:type="spellEnd"/>
+      <w:r>
+        <w:t xml:space="preserve">()” </w:t>
+      </w:r>
+      <w:r>
+        <w:t xml:space="preserve">sends the goal, URL, last error, and current </w:t>
+      </w:r>
+      <w:proofErr w:type="spellStart"/>
+      <w:r>
+        <w:t>AXTree</w:t>
+      </w:r>
+      <w:proofErr w:type="spellEnd"/>
       <w:r>
         <w:t xml:space="preserve">, </w:t>
       </w:r>
@@ -3459,10 +3945,26 @@
         <w:t xml:space="preserve"> which is costing around 2,500 tokens in 2 of the three runs</w:t>
       </w:r>
       <w:r>
-        <w:t xml:space="preserve"> so ill need to fix that. </w:t>
-      </w:r>
-      <w:r>
-        <w:t>Ok so adding an action timeout broke the code, so ill need to find a substitute solution</w:t>
+        <w:t xml:space="preserve"> so </w:t>
+      </w:r>
+      <w:proofErr w:type="spellStart"/>
+      <w:r>
+        <w:t>ill</w:t>
+      </w:r>
+      <w:proofErr w:type="spellEnd"/>
+      <w:r>
+        <w:t xml:space="preserve"> need to fix that. </w:t>
+      </w:r>
+      <w:r>
+        <w:t xml:space="preserve">Ok so adding an action timeout broke the code, so </w:t>
+      </w:r>
+      <w:proofErr w:type="spellStart"/>
+      <w:r>
+        <w:t>ill</w:t>
+      </w:r>
+      <w:proofErr w:type="spellEnd"/>
+      <w:r>
+        <w:t xml:space="preserve"> need to find a substitute solution</w:t>
       </w:r>
       <w:r>
         <w:t>.</w:t>
@@ -3512,10 +4014,34 @@
     </w:p>
     <w:p>
       <w:r>
-        <w:t>Since action timeout is NOT a module constant I cant raise it at runtime</w:t>
-      </w:r>
-      <w:r>
-        <w:t xml:space="preserve">. This means its BrowserGyms default and my results stay comparable to other webArena work. </w:t>
+        <w:t xml:space="preserve">Since action timeout is NOT a module constant I </w:t>
+      </w:r>
+      <w:proofErr w:type="spellStart"/>
+      <w:r>
+        <w:t>cant</w:t>
+      </w:r>
+      <w:proofErr w:type="spellEnd"/>
+      <w:r>
+        <w:t xml:space="preserve"> raise it at runtime</w:t>
+      </w:r>
+      <w:r>
+        <w:t xml:space="preserve">. This means its </w:t>
+      </w:r>
+      <w:proofErr w:type="spellStart"/>
+      <w:r>
+        <w:t>BrowserGyms</w:t>
+      </w:r>
+      <w:proofErr w:type="spellEnd"/>
+      <w:r>
+        <w:t xml:space="preserve"> default and my results stay comparable to other </w:t>
+      </w:r>
+      <w:proofErr w:type="spellStart"/>
+      <w:r>
+        <w:t>webArena</w:t>
+      </w:r>
+      <w:proofErr w:type="spellEnd"/>
+      <w:r>
+        <w:t xml:space="preserve"> work. </w:t>
       </w:r>
       <w:r>
         <w:t>And editing files inside site-packages is unreproducible</w:t>
@@ -3524,16 +4050,48 @@
         <w:t>.</w:t>
       </w:r>
       <w:r>
-        <w:t xml:space="preserve"> So instead, ill need to stop the false error misleading the agent. </w:t>
+        <w:t xml:space="preserve"> So instead, </w:t>
+      </w:r>
+      <w:proofErr w:type="spellStart"/>
+      <w:r>
+        <w:t>ill</w:t>
+      </w:r>
+      <w:proofErr w:type="spellEnd"/>
+      <w:r>
+        <w:t xml:space="preserve"> need to stop the false error misleading the agent. </w:t>
       </w:r>
       <w:r>
         <w:t>The click actually lands; the timeout is Playwright giving up on the post-click navigation wait.</w:t>
       </w:r>
       <w:r>
-        <w:t xml:space="preserve"> The prompt tells the agent “error”, so it wastes a step re-tryting something that already worked. Ill need to remove that false signal </w:t>
-      </w:r>
-      <w:r>
-        <w:t>in build_prompt function</w:t>
+        <w:t xml:space="preserve"> The prompt tells the agent “error”, so it wastes a step re-</w:t>
+      </w:r>
+      <w:proofErr w:type="spellStart"/>
+      <w:r>
+        <w:t>tryting</w:t>
+      </w:r>
+      <w:proofErr w:type="spellEnd"/>
+      <w:r>
+        <w:t xml:space="preserve"> something that already worked. </w:t>
+      </w:r>
+      <w:proofErr w:type="spellStart"/>
+      <w:r>
+        <w:t>Ill</w:t>
+      </w:r>
+      <w:proofErr w:type="spellEnd"/>
+      <w:r>
+        <w:t xml:space="preserve"> need to remove that false signal </w:t>
+      </w:r>
+      <w:r>
+        <w:t xml:space="preserve">in </w:t>
+      </w:r>
+      <w:proofErr w:type="spellStart"/>
+      <w:r>
+        <w:t>build_prompt</w:t>
+      </w:r>
+      <w:proofErr w:type="spellEnd"/>
+      <w:r>
+        <w:t xml:space="preserve"> function</w:t>
       </w:r>
       <w:r>
         <w:t>.</w:t>
@@ -3547,7 +4105,15 @@
         <w:t xml:space="preserve">the timeout being set to 60,000. I set it to this value because I was doing testing on my local machine, but now the code is on the instance, I should set it to 10,000. However ill need to see the difference in </w:t>
       </w:r>
       <w:r>
-        <w:t>results from both. If nothing changes, then ill keep the timeout set to 10000, but if there are large variances then ill switch back to 60,000</w:t>
+        <w:t xml:space="preserve">results from both. If nothing changes, then </w:t>
+      </w:r>
+      <w:proofErr w:type="spellStart"/>
+      <w:r>
+        <w:t>ill</w:t>
+      </w:r>
+      <w:proofErr w:type="spellEnd"/>
+      <w:r>
+        <w:t xml:space="preserve"> keep the timeout set to 10000, but if there are large variances then ill switch back to 60,000</w:t>
       </w:r>
       <w:r>
         <w:t>.</w:t>
@@ -3862,8 +4428,17 @@
                 <w:b/>
                 <w:bCs/>
               </w:rPr>
-              <w:t>Target locatability</w:t>
-            </w:r>
+              <w:t xml:space="preserve">Target </w:t>
+            </w:r>
+            <w:proofErr w:type="spellStart"/>
+            <w:r>
+              <w:rPr>
+                <w:b/>
+                <w:bCs/>
+              </w:rPr>
+              <w:t>locatability</w:t>
+            </w:r>
+            <w:proofErr w:type="spellEnd"/>
           </w:p>
         </w:tc>
         <w:tc>
@@ -4154,18 +4729,47 @@
         <w:t xml:space="preserve">Note to self: When stopping/starting the instance, everything installed is stored in the instances’ storage, so all I need to do is SSH into the instance and </w:t>
       </w:r>
       <w:r>
-        <w:t>start the pages ill be working on.</w:t>
-      </w:r>
-    </w:p>
-    <w:p>
-      <w:r>
-        <w:t>Based on the original WebArena paper, they also included a specific rule in their agent instructions: “- If the task is impossible to complete on this site (the data does not exist, or the site does not support the requested operation), send exactly: send_msg_to_user('N/A')”</w:t>
+        <w:t xml:space="preserve">start the pages </w:t>
+      </w:r>
+      <w:proofErr w:type="spellStart"/>
+      <w:r>
+        <w:t>ill</w:t>
+      </w:r>
+      <w:proofErr w:type="spellEnd"/>
+      <w:r>
+        <w:t xml:space="preserve"> be working on.</w:t>
+      </w:r>
+    </w:p>
+    <w:p>
+      <w:r>
+        <w:t xml:space="preserve">Based on the original </w:t>
+      </w:r>
+      <w:proofErr w:type="spellStart"/>
+      <w:r>
+        <w:t>WebArena</w:t>
+      </w:r>
+      <w:proofErr w:type="spellEnd"/>
+      <w:r>
+        <w:t xml:space="preserve"> paper, they also included a specific rule in their agent instructions: “- If the task is impossible to complete on this site (the data does not exist, or the site does not support the requested operation), send exactly: </w:t>
+      </w:r>
+      <w:proofErr w:type="spellStart"/>
+      <w:r>
+        <w:t>send_msg_to_user</w:t>
+      </w:r>
+      <w:proofErr w:type="spellEnd"/>
+      <w:r>
+        <w:t>('N/A')”</w:t>
       </w:r>
       <w:r>
         <w:t xml:space="preserve"> as </w:t>
       </w:r>
-      <w:r>
-        <w:t>WebArena reports success rate (SR) and success rate on achievable tasks (SRAC) separately</w:t>
+      <w:proofErr w:type="spellStart"/>
+      <w:r>
+        <w:t>WebArena</w:t>
+      </w:r>
+      <w:proofErr w:type="spellEnd"/>
+      <w:r>
+        <w:t xml:space="preserve"> reports success rate (SR) and success rate on achievable tasks (SRAC) separately</w:t>
       </w:r>
       <w:r>
         <w:t>.</w:t>
@@ -4181,7 +4785,15 @@
     </w:p>
     <w:p>
       <w:r>
-        <w:t xml:space="preserve">The next thing ill need to work on is probing </w:t>
+        <w:t xml:space="preserve">The next thing </w:t>
+      </w:r>
+      <w:proofErr w:type="spellStart"/>
+      <w:r>
+        <w:t>ill</w:t>
+      </w:r>
+      <w:proofErr w:type="spellEnd"/>
+      <w:r>
+        <w:t xml:space="preserve"> need to work on is probing </w:t>
       </w:r>
       <w:r>
         <w:t xml:space="preserve">to </w:t>
@@ -4248,14 +4860,35 @@
       </w:r>
     </w:p>
     <w:p>
-      <w:r>
-        <w:t xml:space="preserve">WebArenas evaluation code in the repo calls an old OpenAI API. </w:t>
-      </w:r>
-      <w:r>
-        <w:t xml:space="preserve">This is because some tasks have LLM evaluators so its good I found this before the 200 task collection. </w:t>
-      </w:r>
-      <w:r>
-        <w:t xml:space="preserve">I confirmed the cause by running the grep command on “ChatCompletion”. </w:t>
+      <w:proofErr w:type="spellStart"/>
+      <w:r>
+        <w:t>WebArenas</w:t>
+      </w:r>
+      <w:proofErr w:type="spellEnd"/>
+      <w:r>
+        <w:t xml:space="preserve"> evaluation code in the repo calls an old OpenAI API. </w:t>
+      </w:r>
+      <w:r>
+        <w:t xml:space="preserve">This is because some tasks have LLM evaluators so </w:t>
+      </w:r>
+      <w:proofErr w:type="spellStart"/>
+      <w:r>
+        <w:t>its</w:t>
+      </w:r>
+      <w:proofErr w:type="spellEnd"/>
+      <w:r>
+        <w:t xml:space="preserve"> good I found this before the 200 task collection. </w:t>
+      </w:r>
+      <w:r>
+        <w:t>I confirmed the cause by running the grep command on “</w:t>
+      </w:r>
+      <w:proofErr w:type="spellStart"/>
+      <w:r>
+        <w:t>ChatCompletion</w:t>
+      </w:r>
+      <w:proofErr w:type="spellEnd"/>
+      <w:r>
+        <w:t xml:space="preserve">”. </w:t>
       </w:r>
     </w:p>
     <w:p>
@@ -4306,7 +4939,23 @@
         <w:t xml:space="preserve">It looks like line 256 </w:t>
       </w:r>
       <w:r>
-        <w:t>is the synchronous call, used by webArenas fuzzy match evaluators. Ill need to check its signature before I patch it</w:t>
+        <w:t xml:space="preserve">is the synchronous call, used by </w:t>
+      </w:r>
+      <w:proofErr w:type="spellStart"/>
+      <w:r>
+        <w:t>webArenas</w:t>
+      </w:r>
+      <w:proofErr w:type="spellEnd"/>
+      <w:r>
+        <w:t xml:space="preserve"> fuzzy match evaluators. </w:t>
+      </w:r>
+      <w:proofErr w:type="spellStart"/>
+      <w:r>
+        <w:t>Ill</w:t>
+      </w:r>
+      <w:proofErr w:type="spellEnd"/>
+      <w:r>
+        <w:t xml:space="preserve"> need to check its signature before I patch it</w:t>
       </w:r>
       <w:r>
         <w:t xml:space="preserve">. </w:t>
@@ -4356,7 +5005,15 @@
     </w:p>
     <w:p>
       <w:r>
-        <w:t xml:space="preserve">Ok so now I can match the signature exactly but I do need to clarify in the report/here is that evaluation API costs do NOT contribute to the token ladder im currently using. </w:t>
+        <w:t xml:space="preserve">Ok so now I can match the signature exactly but I do need to clarify in the report/here is that evaluation API costs do NOT contribute to the token ladder </w:t>
+      </w:r>
+      <w:proofErr w:type="spellStart"/>
+      <w:r>
+        <w:t>im</w:t>
+      </w:r>
+      <w:proofErr w:type="spellEnd"/>
+      <w:r>
+        <w:t xml:space="preserve"> currently using. </w:t>
       </w:r>
     </w:p>
     <w:p>
@@ -4364,7 +5021,39 @@
         <w:t xml:space="preserve">When I mean signature, </w:t>
       </w:r>
       <w:r>
-        <w:t xml:space="preserve">I mean the “messages, model, temperature, max_tokens, top_p, context_length, stop_token” so however the evaluator calls it, it works. </w:t>
+        <w:t xml:space="preserve">I mean the “messages, model, temperature, </w:t>
+      </w:r>
+      <w:proofErr w:type="spellStart"/>
+      <w:r>
+        <w:t>max_tokens</w:t>
+      </w:r>
+      <w:proofErr w:type="spellEnd"/>
+      <w:r>
+        <w:t xml:space="preserve">, </w:t>
+      </w:r>
+      <w:proofErr w:type="spellStart"/>
+      <w:r>
+        <w:t>top_p</w:t>
+      </w:r>
+      <w:proofErr w:type="spellEnd"/>
+      <w:r>
+        <w:t xml:space="preserve">, </w:t>
+      </w:r>
+      <w:proofErr w:type="spellStart"/>
+      <w:r>
+        <w:t>context_length</w:t>
+      </w:r>
+      <w:proofErr w:type="spellEnd"/>
+      <w:r>
+        <w:t xml:space="preserve">, </w:t>
+      </w:r>
+      <w:proofErr w:type="spellStart"/>
+      <w:r>
+        <w:t>stop_token</w:t>
+      </w:r>
+      <w:proofErr w:type="spellEnd"/>
+      <w:r>
+        <w:t xml:space="preserve">” so however the evaluator calls it, it works. </w:t>
       </w:r>
       <w:r>
         <w:t xml:space="preserve"> </w:t>
@@ -4421,7 +5110,31 @@
         <w:t xml:space="preserve">The patch worked, but it looks like </w:t>
       </w:r>
       <w:r>
-        <w:t xml:space="preserve">that WebArenas evaluator is hardcoded to gpt-4-1106-preview which is a 2023 model that has been retired from openAI API. So ill need to override the model inside my patch. </w:t>
+        <w:t xml:space="preserve">that </w:t>
+      </w:r>
+      <w:proofErr w:type="spellStart"/>
+      <w:r>
+        <w:t>WebArenas</w:t>
+      </w:r>
+      <w:proofErr w:type="spellEnd"/>
+      <w:r>
+        <w:t xml:space="preserve"> evaluator is hardcoded to gpt-4-1106-preview which is a 2023 model that has been retired from </w:t>
+      </w:r>
+      <w:proofErr w:type="spellStart"/>
+      <w:r>
+        <w:t>openAI</w:t>
+      </w:r>
+      <w:proofErr w:type="spellEnd"/>
+      <w:r>
+        <w:t xml:space="preserve"> API. So </w:t>
+      </w:r>
+      <w:proofErr w:type="spellStart"/>
+      <w:r>
+        <w:t>ill</w:t>
+      </w:r>
+      <w:proofErr w:type="spellEnd"/>
+      <w:r>
+        <w:t xml:space="preserve"> need to override the model inside my patch. </w:t>
       </w:r>
       <w:r>
         <w:t xml:space="preserve">Ill change it to the cheapest model which is gpt-4o-mini. </w:t>
@@ -4432,7 +5145,23 @@
         <w:t xml:space="preserve">There are 2 implications that need to be noted, </w:t>
       </w:r>
       <w:r>
-        <w:t xml:space="preserve">since WebArenas evaluator uses an LLM to judge whether a free text answer is acceptable, swapping GTP-4-Preview for GPT-4o-mini means im not using the original grader </w:t>
+        <w:t xml:space="preserve">since </w:t>
+      </w:r>
+      <w:proofErr w:type="spellStart"/>
+      <w:r>
+        <w:t>WebArenas</w:t>
+      </w:r>
+      <w:proofErr w:type="spellEnd"/>
+      <w:r>
+        <w:t xml:space="preserve"> evaluator uses an LLM to judge whether a free text answer is acceptable, swapping GTP-4-Preview for GPT-4o-mini means </w:t>
+      </w:r>
+      <w:proofErr w:type="spellStart"/>
+      <w:r>
+        <w:t>im</w:t>
+      </w:r>
+      <w:proofErr w:type="spellEnd"/>
+      <w:r>
+        <w:t xml:space="preserve"> not using the original grader </w:t>
       </w:r>
       <w:r>
         <w:t>(which was used in the original paper). However, the evaluator is applied directly to all 3 of my strategies, so my internal comparison is still valid.</w:t>
@@ -4792,13 +5521,29 @@
         <w:t xml:space="preserve">4 visits </w:t>
       </w:r>
       <w:r>
-        <w:t xml:space="preserve">to the same category, and my action-history rule doesn’t catch a single one because the bids differ every page laoad. The strings </w:t>
+        <w:t xml:space="preserve">to the same category, and my action-history rule doesn’t catch a single one because the bids differ every page </w:t>
+      </w:r>
+      <w:proofErr w:type="spellStart"/>
+      <w:r>
+        <w:t>laoad</w:t>
+      </w:r>
+      <w:proofErr w:type="spellEnd"/>
+      <w:r>
+        <w:t xml:space="preserve">. The strings </w:t>
       </w:r>
       <w:r>
         <w:t>click('1075') and click('927') look completely different to the model, so "never repeat an action" is trivially satisfied while the agent goes in circles.</w:t>
       </w:r>
       <w:r>
-        <w:t xml:space="preserve"> This burnt around 26,000 tokens and hit the step limit. This means that its not task difficulty, but a </w:t>
+        <w:t xml:space="preserve"> This burnt around 26,000 tokens and hit the step limit. This means that </w:t>
+      </w:r>
+      <w:proofErr w:type="spellStart"/>
+      <w:r>
+        <w:t>its</w:t>
+      </w:r>
+      <w:proofErr w:type="spellEnd"/>
+      <w:r>
+        <w:t xml:space="preserve"> not task difficulty, but a </w:t>
       </w:r>
       <w:r>
         <w:lastRenderedPageBreak/>
@@ -4810,10 +5555,31 @@
     </w:p>
     <w:p>
       <w:r>
-        <w:t xml:space="preserve">Another change ill need to make is the max steps limit. Since </w:t>
-      </w:r>
-      <w:r>
-        <w:t xml:space="preserve">im binding my 32k token cap with max steps, ill need to raise the steps limit to fit a 32k token cap so the probe measures the unconstrained cost and not the 12 step cost. </w:t>
+        <w:t xml:space="preserve">Another change </w:t>
+      </w:r>
+      <w:proofErr w:type="spellStart"/>
+      <w:r>
+        <w:t>ill</w:t>
+      </w:r>
+      <w:proofErr w:type="spellEnd"/>
+      <w:r>
+        <w:t xml:space="preserve"> need to make is the max steps limit. Since </w:t>
+      </w:r>
+      <w:proofErr w:type="spellStart"/>
+      <w:r>
+        <w:t>im</w:t>
+      </w:r>
+      <w:proofErr w:type="spellEnd"/>
+      <w:r>
+        <w:t xml:space="preserve"> binding my 32k token cap with max steps, </w:t>
+      </w:r>
+      <w:proofErr w:type="spellStart"/>
+      <w:r>
+        <w:t>ill</w:t>
+      </w:r>
+      <w:proofErr w:type="spellEnd"/>
+      <w:r>
+        <w:t xml:space="preserve"> need to raise the steps limit to fit a 32k token cap so the probe measures the unconstrained cost and not the 12 step cost. </w:t>
       </w:r>
     </w:p>
     <w:p>
@@ -4860,7 +5626,23 @@
     </w:p>
     <w:p>
       <w:r>
-        <w:t xml:space="preserve">After adding the changes and running the probe py file again, the agent is still looping. So ill need print the URL each step so I can see whether the history actually contains distinguishable URLs or whether magneto is returning the same URL with different bids </w:t>
+        <w:t xml:space="preserve">After adding the changes and running the probe </w:t>
+      </w:r>
+      <w:proofErr w:type="spellStart"/>
+      <w:r>
+        <w:t>py</w:t>
+      </w:r>
+      <w:proofErr w:type="spellEnd"/>
+      <w:r>
+        <w:t xml:space="preserve"> file again, the agent is still looping. So </w:t>
+      </w:r>
+      <w:proofErr w:type="spellStart"/>
+      <w:r>
+        <w:t>ill</w:t>
+      </w:r>
+      <w:proofErr w:type="spellEnd"/>
+      <w:r>
+        <w:t xml:space="preserve"> need print the URL each step so I can see whether the history actually contains distinguishable URLs or whether magneto is returning the same URL with different bids </w:t>
       </w:r>
       <w:r>
         <w:t>(in this case, the model is seeing the repetition and ignoring it)</w:t>
@@ -4954,7 +5736,15 @@
     </w:p>
     <w:p>
       <w:r>
-        <w:t xml:space="preserve">This task terminated due to “site loop” however to me the agent was simply revisiting the the hub of the </w:t>
+        <w:t xml:space="preserve">This task terminated due to “site loop” however to me the agent was simply revisiting the </w:t>
+      </w:r>
+      <w:proofErr w:type="spellStart"/>
+      <w:r>
+        <w:t>the</w:t>
+      </w:r>
+      <w:proofErr w:type="spellEnd"/>
+      <w:r>
+        <w:t xml:space="preserve"> hub of the </w:t>
       </w:r>
       <w:r>
         <w:t xml:space="preserve">website as it tried switching filter, backed out, opened a product, backed out, then tried search. The original guard punished the agent for being systematic. </w:t>
@@ -5024,14 +5814,56 @@
       <w:r>
         <w:t xml:space="preserve">it assumes </w:t>
       </w:r>
-      <w:r>
-        <w:t>required_contents is a string it can .split(" |OR| "), but task 574's config supplies a dict instead</w:t>
+      <w:proofErr w:type="spellStart"/>
+      <w:r>
+        <w:t>required_contents</w:t>
+      </w:r>
+      <w:proofErr w:type="spellEnd"/>
+      <w:r>
+        <w:t xml:space="preserve"> is a string it can .split(" |OR| "), but task 574's config supplies a </w:t>
+      </w:r>
+      <w:proofErr w:type="spellStart"/>
+      <w:r>
+        <w:t>dict</w:t>
+      </w:r>
+      <w:proofErr w:type="spellEnd"/>
+      <w:r>
+        <w:t xml:space="preserve"> instead</w:t>
       </w:r>
       <w:r>
         <w:t xml:space="preserve">. </w:t>
       </w:r>
-      <w:r>
-        <w:t>WebArena's own config format supports variants (required_contents can be {"exact_match": ...} or {"must_include": [...]}) that this code path doesn't handle.</w:t>
+      <w:proofErr w:type="spellStart"/>
+      <w:r>
+        <w:t>WebArena's</w:t>
+      </w:r>
+      <w:proofErr w:type="spellEnd"/>
+      <w:r>
+        <w:t xml:space="preserve"> own config format supports variants (</w:t>
+      </w:r>
+      <w:proofErr w:type="spellStart"/>
+      <w:r>
+        <w:t>required_contents</w:t>
+      </w:r>
+      <w:proofErr w:type="spellEnd"/>
+      <w:r>
+        <w:t xml:space="preserve"> can be {"</w:t>
+      </w:r>
+      <w:proofErr w:type="spellStart"/>
+      <w:r>
+        <w:t>exact_match</w:t>
+      </w:r>
+      <w:proofErr w:type="spellEnd"/>
+      <w:r>
+        <w:t>": ...} or {"</w:t>
+      </w:r>
+      <w:proofErr w:type="spellStart"/>
+      <w:r>
+        <w:t>must_include</w:t>
+      </w:r>
+      <w:proofErr w:type="spellEnd"/>
+      <w:r>
+        <w:t>": [...]}) that this code path doesn't handle.</w:t>
       </w:r>
       <w:r>
         <w:t xml:space="preserve"> This is caused by the evaluator patch. I checked what the shape of the config and how widespread it is</w:t>
@@ -5040,18 +5872,47 @@
         <w:t xml:space="preserve">. </w:t>
       </w:r>
       <w:r>
-        <w:t>Task 574's config shows required_contents as a string ("111 Magnolia Path"), and 0 of 480 tasks use a dict. Yet at runtime the evaluator received a dict. Those can't both be true of the same file</w:t>
+        <w:t xml:space="preserve">Task 574's config shows </w:t>
+      </w:r>
+      <w:proofErr w:type="spellStart"/>
+      <w:r>
+        <w:t>required_contents</w:t>
+      </w:r>
+      <w:proofErr w:type="spellEnd"/>
+      <w:r>
+        <w:t xml:space="preserve"> as a string ("111 Magnolia Path"), and 0 of 480 tasks use a dict. Yet at runtime the evaluator received a dict. Those can't both be true of the same file</w:t>
       </w:r>
       <w:r>
         <w:t xml:space="preserve"> </w:t>
       </w:r>
       <w:r>
-        <w:t>so BrowserGym is using a different copy of the task configs than smoke_a.load_configs() reads.</w:t>
-      </w:r>
-    </w:p>
-    <w:p>
-      <w:r>
-        <w:t xml:space="preserve">Ill need to make the evaluator accept both formats. </w:t>
+        <w:t xml:space="preserve">so </w:t>
+      </w:r>
+      <w:proofErr w:type="spellStart"/>
+      <w:r>
+        <w:t>BrowserGym</w:t>
+      </w:r>
+      <w:proofErr w:type="spellEnd"/>
+      <w:r>
+        <w:t xml:space="preserve"> is using a different copy of the task configs than </w:t>
+      </w:r>
+      <w:proofErr w:type="spellStart"/>
+      <w:r>
+        <w:t>smoke_a.load_configs</w:t>
+      </w:r>
+      <w:proofErr w:type="spellEnd"/>
+      <w:r>
+        <w:t>() reads.</w:t>
+      </w:r>
+    </w:p>
+    <w:p>
+      <w:proofErr w:type="spellStart"/>
+      <w:r>
+        <w:t>Ill</w:t>
+      </w:r>
+      <w:proofErr w:type="spellEnd"/>
+      <w:r>
+        <w:t xml:space="preserve"> need to make the evaluator accept both formats. </w:t>
       </w:r>
     </w:p>
     <w:p>
@@ -5098,7 +5959,23 @@
     </w:p>
     <w:p>
       <w:r>
-        <w:t xml:space="preserve">I wrote the class wrong when patching the evaluator. Its “HTMLContentEvaluator” and not “HTMLContentExactEvaluator”. </w:t>
+        <w:t>I wrote the class wrong when patching the evaluator. Its “</w:t>
+      </w:r>
+      <w:proofErr w:type="spellStart"/>
+      <w:r>
+        <w:t>HTMLContentEvaluator</w:t>
+      </w:r>
+      <w:proofErr w:type="spellEnd"/>
+      <w:r>
+        <w:t>” and not “</w:t>
+      </w:r>
+      <w:proofErr w:type="spellStart"/>
+      <w:r>
+        <w:t>HTMLContentExactEvaluator</w:t>
+      </w:r>
+      <w:proofErr w:type="spellEnd"/>
+      <w:r>
+        <w:t xml:space="preserve">”. </w:t>
       </w:r>
     </w:p>
     <w:p>
@@ -5154,10 +6031,42 @@
     </w:p>
     <w:p>
       <w:r>
-        <w:t xml:space="preserve">None of what ive done has worked, so instead of patching it indirectly from </w:t>
-      </w:r>
-      <w:r>
-        <w:t>my script, instead im going to patch it directly in the source. Then I need to clear the stale bytecode. And I also need to remove the patch webera evaluator function since I wont be needing that anymore</w:t>
+        <w:t xml:space="preserve">None of what </w:t>
+      </w:r>
+      <w:proofErr w:type="spellStart"/>
+      <w:r>
+        <w:t>ive</w:t>
+      </w:r>
+      <w:proofErr w:type="spellEnd"/>
+      <w:r>
+        <w:t xml:space="preserve"> done has worked, so instead of patching it indirectly from </w:t>
+      </w:r>
+      <w:r>
+        <w:t xml:space="preserve">my script, instead </w:t>
+      </w:r>
+      <w:proofErr w:type="spellStart"/>
+      <w:r>
+        <w:t>im</w:t>
+      </w:r>
+      <w:proofErr w:type="spellEnd"/>
+      <w:r>
+        <w:t xml:space="preserve"> going to patch it directly in the source. Then I need to clear the stale bytecode. And I also need to remove the patch </w:t>
+      </w:r>
+      <w:proofErr w:type="spellStart"/>
+      <w:r>
+        <w:t>webera</w:t>
+      </w:r>
+      <w:proofErr w:type="spellEnd"/>
+      <w:r>
+        <w:t xml:space="preserve"> evaluator function since I </w:t>
+      </w:r>
+      <w:proofErr w:type="spellStart"/>
+      <w:r>
+        <w:t>wont</w:t>
+      </w:r>
+      <w:proofErr w:type="spellEnd"/>
+      <w:r>
+        <w:t xml:space="preserve"> be needing that anymore</w:t>
       </w:r>
       <w:r>
         <w:t>.</w:t>
@@ -5351,7 +6260,15 @@
         <w:t xml:space="preserve">The evaluator fix worked, so note to self: document this in my reproducibility readme as a one line fix to a known upstream format mismatch. </w:t>
       </w:r>
       <w:r>
-        <w:t xml:space="preserve">There is no more attributeError, the episode ran to completion and my stall guard works correctly at step 6. </w:t>
+        <w:t xml:space="preserve">There is no more </w:t>
+      </w:r>
+      <w:proofErr w:type="spellStart"/>
+      <w:r>
+        <w:t>attributeError</w:t>
+      </w:r>
+      <w:proofErr w:type="spellEnd"/>
+      <w:r>
+        <w:t xml:space="preserve">, the episode ran to completion and my stall guard works correctly at step 6. </w:t>
       </w:r>
       <w:r>
         <w:t xml:space="preserve">However, another error is introduced, where the agent receives “previous action timed out – it may have succeeded. Check the current page before retrying”. This means the click is failing </w:t>
@@ -5487,7 +6404,15 @@
     </w:p>
     <w:p>
       <w:r>
-        <w:t xml:space="preserve">This means that other JS heavy magneto forms may be systematically unrunnable in my setup. </w:t>
+        <w:t xml:space="preserve">This means that other JS heavy magneto forms may be systematically </w:t>
+      </w:r>
+      <w:proofErr w:type="spellStart"/>
+      <w:r>
+        <w:t>unrunnable</w:t>
+      </w:r>
+      <w:proofErr w:type="spellEnd"/>
+      <w:r>
+        <w:t xml:space="preserve"> in my setup. </w:t>
       </w:r>
       <w:r>
         <w:t xml:space="preserve">If this occurs </w:t>
@@ -5505,7 +6430,15 @@
         <w:t>I’d</w:t>
       </w:r>
       <w:r>
-        <w:t xml:space="preserve"> need to decide whether to raise the action timeout (accepting the deviation from BrowserGym defaults, documented) or exclude those task types.</w:t>
+        <w:t xml:space="preserve"> need to decide whether to raise the action timeout (accepting the deviation from </w:t>
+      </w:r>
+      <w:proofErr w:type="spellStart"/>
+      <w:r>
+        <w:t>BrowserGym</w:t>
+      </w:r>
+      <w:proofErr w:type="spellEnd"/>
+      <w:r>
+        <w:t xml:space="preserve"> defaults, documented) or exclude those task types.</w:t>
       </w:r>
       <w:r>
         <w:t xml:space="preserve"> Next step is running the probe on 5 tasks/site</w:t>
@@ -5933,7 +6866,15 @@
         <w:t xml:space="preserve">Every action now reports “(action accepted)” instead of timing out. </w:t>
       </w:r>
       <w:r>
-        <w:t>Next is to replace the guard with a (url, action) counter</w:t>
+        <w:t>Next is to replace the guard with a (</w:t>
+      </w:r>
+      <w:proofErr w:type="spellStart"/>
+      <w:r>
+        <w:t>url</w:t>
+      </w:r>
+      <w:proofErr w:type="spellEnd"/>
+      <w:r>
+        <w:t>, action) counter</w:t>
       </w:r>
       <w:r>
         <w:t xml:space="preserve">. </w:t>
@@ -6038,7 +6979,15 @@
     </w:p>
     <w:p>
       <w:r>
-        <w:t xml:space="preserve">Also I renamed “smoke_a.py” to just “strategy_a.py” since I initially wanted the code to just test a few sites but due to the incompatibility with webArenas old modules, I had to implement a few patches. </w:t>
+        <w:t xml:space="preserve">Also I renamed “smoke_a.py” to just “strategy_a.py” since I initially wanted the code to just test a few sites but due to the incompatibility with </w:t>
+      </w:r>
+      <w:proofErr w:type="spellStart"/>
+      <w:r>
+        <w:t>webArenas</w:t>
+      </w:r>
+      <w:proofErr w:type="spellEnd"/>
+      <w:r>
+        <w:t xml:space="preserve"> old modules, I had to implement a few patches. </w:t>
       </w:r>
       <w:r>
         <w:t xml:space="preserve">Another thing I did was add a timestamp field, so I know when each episode is finished. Since the collection of strategy A will most likely take 15-20 hours and something </w:t>
@@ -6053,7 +7002,15 @@
     </w:p>
     <w:p>
       <w:r>
-        <w:t xml:space="preserve">Also ill be splitting the functionality as most of the functions are in strategy A’s code (i.e. guards, </w:t>
+        <w:t xml:space="preserve">Also </w:t>
+      </w:r>
+      <w:proofErr w:type="spellStart"/>
+      <w:r>
+        <w:t>ill</w:t>
+      </w:r>
+      <w:proofErr w:type="spellEnd"/>
+      <w:r>
+        <w:t xml:space="preserve"> be splitting the functionality as most of the functions are in strategy A’s code (i.e. guards, </w:t>
       </w:r>
       <w:r>
         <w:t>prompt builder, patches, env setup) and will be more readable</w:t>
@@ -6106,12 +7063,28 @@
     </w:p>
     <w:p>
       <w:r>
-        <w:t xml:space="preserve">Ive moved old results onto a new directory in the instance called “old_results”. </w:t>
-      </w:r>
-    </w:p>
-    <w:p>
-      <w:r>
-        <w:t xml:space="preserve">Ive also removed the old code from the instance. And instead of always pushing 1 file at a time to the instance, ill be cloning the </w:t>
+        <w:t>Ive moved old results onto a new directory in the instance called “</w:t>
+      </w:r>
+      <w:proofErr w:type="spellStart"/>
+      <w:r>
+        <w:t>old_results</w:t>
+      </w:r>
+      <w:proofErr w:type="spellEnd"/>
+      <w:r>
+        <w:t xml:space="preserve">”. </w:t>
+      </w:r>
+    </w:p>
+    <w:p>
+      <w:r>
+        <w:t xml:space="preserve">Ive also removed the old code from the instance. And instead of always pushing 1 file at a time to the instance, </w:t>
+      </w:r>
+      <w:proofErr w:type="spellStart"/>
+      <w:r>
+        <w:t>ill</w:t>
+      </w:r>
+      <w:proofErr w:type="spellEnd"/>
+      <w:r>
+        <w:t xml:space="preserve"> be cloning the </w:t>
       </w:r>
       <w:r>
         <w:t xml:space="preserve">project onto the instance so all I have to do is pull it once I push the changes locally. </w:t>
@@ -6161,10 +7134,34 @@
     </w:p>
     <w:p>
       <w:r>
-        <w:t xml:space="preserve">I’ve cloned the repo onto the instance using a token generated from github. I also stored that token into a credential helper so I don’t have to do it everytime. </w:t>
-      </w:r>
-      <w:r>
-        <w:t xml:space="preserve">Also ive retested task 276 after refactoring the repo, and everything works. </w:t>
+        <w:t xml:space="preserve">I’ve cloned the repo onto the instance using a token generated from </w:t>
+      </w:r>
+      <w:proofErr w:type="spellStart"/>
+      <w:r>
+        <w:t>github</w:t>
+      </w:r>
+      <w:proofErr w:type="spellEnd"/>
+      <w:r>
+        <w:t xml:space="preserve">. I also stored that token into a credential helper so I don’t have to do it </w:t>
+      </w:r>
+      <w:proofErr w:type="spellStart"/>
+      <w:r>
+        <w:t>everytime</w:t>
+      </w:r>
+      <w:proofErr w:type="spellEnd"/>
+      <w:r>
+        <w:t xml:space="preserve">. </w:t>
+      </w:r>
+      <w:r>
+        <w:t xml:space="preserve">Also </w:t>
+      </w:r>
+      <w:proofErr w:type="spellStart"/>
+      <w:r>
+        <w:t>ive</w:t>
+      </w:r>
+      <w:proofErr w:type="spellEnd"/>
+      <w:r>
+        <w:t xml:space="preserve"> retested task 276 after refactoring the repo, and everything works. </w:t>
       </w:r>
     </w:p>
     <w:p>
@@ -6178,12 +7175,28 @@
         <w:t xml:space="preserve">with a fixed </w:t>
       </w:r>
       <w:r>
-        <w:t>Planner → Executor → Critic pipeline. Each logical step invokes three agents in sequence: the Planner states the next sub-goal in plain English, the Executor converts that sub-goal into a single BrowserGym action, and the Critic either approves the action or supplies a revision. Only one action reaches the environment per step, exactly as in Strategy A; the difference is how many model calls precede it.</w:t>
-      </w:r>
-    </w:p>
-    <w:p>
-      <w:r>
-        <w:t>Role-specialised prompts. Each role has its own instructions. Only the action vocabulary is shared with Strategy A, because that is the environment's interface rather than a prompt choice and must be identical everywhere. The Planner receives no answer-formatting rules (it never answers); the Executor receives no exploration heuristics (it never chooses strategy). This follows standard practice for pipeline architectures, but it does mean the A-vs-B comparison reflects both the addition of agents and their specialisation</w:t>
+        <w:t xml:space="preserve">Planner → Executor → Critic pipeline. Each logical step invokes three agents in sequence: the Planner states the next sub-goal in plain English, the Executor converts that sub-goal into a single </w:t>
+      </w:r>
+      <w:proofErr w:type="spellStart"/>
+      <w:r>
+        <w:t>BrowserGym</w:t>
+      </w:r>
+      <w:proofErr w:type="spellEnd"/>
+      <w:r>
+        <w:t xml:space="preserve"> action, and the Critic either approves the action or supplies a revision. Only one action reaches the environment per step, exactly as in Strategy A; the difference is how many model calls precede it.</w:t>
+      </w:r>
+    </w:p>
+    <w:p>
+      <w:r>
+        <w:t xml:space="preserve">Role-specialised prompts. Each role has its own instructions. Only the action vocabulary is shared with Strategy A, because that is the environment's interface rather than a prompt choice and must be identical everywhere. The Planner receives no answer-formatting rules (it never answers); the Executor receives no exploration heuristics (it never chooses strategy). This follows standard practice for pipeline architectures, but it does mean the </w:t>
+      </w:r>
+      <w:proofErr w:type="spellStart"/>
+      <w:r>
+        <w:t>A-vs</w:t>
+      </w:r>
+      <w:proofErr w:type="spellEnd"/>
+      <w:r>
+        <w:t>-B comparison reflects both the addition of agents and their specialisation</w:t>
       </w:r>
       <w:r>
         <w:t>.</w:t>
@@ -6329,7 +7342,15 @@
         <w:t xml:space="preserve">and we can see that the critic caught this navigation cycle and </w:t>
       </w:r>
       <w:r>
-        <w:t xml:space="preserve">revised the action providing a alternative action and the strategy would have </w:t>
+        <w:t xml:space="preserve">revised the action providing </w:t>
+      </w:r>
+      <w:proofErr w:type="spellStart"/>
+      <w:r>
+        <w:t>a</w:t>
+      </w:r>
+      <w:proofErr w:type="spellEnd"/>
+      <w:r>
+        <w:t xml:space="preserve"> alternative action and the strategy would have </w:t>
       </w:r>
       <w:r>
         <w:t>succeeded</w:t>
@@ -6443,12 +7464,36 @@
     </w:p>
     <w:p>
       <w:r>
-        <w:t xml:space="preserve">This is just an ordering bug, easy to fix since I pass the field “plan” to the record() dict before plan gets assigned. </w:t>
-      </w:r>
-    </w:p>
-    <w:p>
-      <w:r>
-        <w:t xml:space="preserve">Since ive done the run_batch for the 200 task collection script. Next thing is to </w:t>
+        <w:t xml:space="preserve">This is just an ordering bug, easy to fix since I pass the field “plan” to the record() </w:t>
+      </w:r>
+      <w:proofErr w:type="spellStart"/>
+      <w:r>
+        <w:t>dict</w:t>
+      </w:r>
+      <w:proofErr w:type="spellEnd"/>
+      <w:r>
+        <w:t xml:space="preserve"> before plan gets assigned. </w:t>
+      </w:r>
+    </w:p>
+    <w:p>
+      <w:r>
+        <w:t xml:space="preserve">Since </w:t>
+      </w:r>
+      <w:proofErr w:type="spellStart"/>
+      <w:r>
+        <w:t>ive</w:t>
+      </w:r>
+      <w:proofErr w:type="spellEnd"/>
+      <w:r>
+        <w:t xml:space="preserve"> done the </w:t>
+      </w:r>
+      <w:proofErr w:type="spellStart"/>
+      <w:r>
+        <w:t>run_batch</w:t>
+      </w:r>
+      <w:proofErr w:type="spellEnd"/>
+      <w:r>
+        <w:t xml:space="preserve"> for the 200 task collection script. Next thing is to </w:t>
       </w:r>
       <w:r>
         <w:t>create the annotation script</w:t>
@@ -6486,19 +7531,67 @@
     </w:p>
     <w:p>
       <w:r>
-        <w:t xml:space="preserve">Ok ive done annotation </w:t>
+        <w:t xml:space="preserve">Ok </w:t>
+      </w:r>
+      <w:proofErr w:type="spellStart"/>
+      <w:r>
+        <w:t>ive</w:t>
+      </w:r>
+      <w:proofErr w:type="spellEnd"/>
+      <w:r>
+        <w:t xml:space="preserve"> done annotation </w:t>
       </w:r>
       <w:r>
         <w:t>script</w:t>
       </w:r>
       <w:r>
-        <w:t xml:space="preserve"> (github commits)</w:t>
-      </w:r>
-      <w:r>
-        <w:t>, which can either be ran after or during the batch process. I will need to tmux both of them incase I SSH out the instance (tmux allows the scripts to continue running in the instance</w:t>
-      </w:r>
-      <w:r>
-        <w:t xml:space="preserve"> without me being ssh’d in)</w:t>
+        <w:t xml:space="preserve"> (</w:t>
+      </w:r>
+      <w:proofErr w:type="spellStart"/>
+      <w:r>
+        <w:t>github</w:t>
+      </w:r>
+      <w:proofErr w:type="spellEnd"/>
+      <w:r>
+        <w:t xml:space="preserve"> commits)</w:t>
+      </w:r>
+      <w:r>
+        <w:t xml:space="preserve">, which can either be ran after or during the batch process. I will need to </w:t>
+      </w:r>
+      <w:proofErr w:type="spellStart"/>
+      <w:r>
+        <w:t>tmux</w:t>
+      </w:r>
+      <w:proofErr w:type="spellEnd"/>
+      <w:r>
+        <w:t xml:space="preserve"> both of them </w:t>
+      </w:r>
+      <w:proofErr w:type="spellStart"/>
+      <w:r>
+        <w:t>incase</w:t>
+      </w:r>
+      <w:proofErr w:type="spellEnd"/>
+      <w:r>
+        <w:t xml:space="preserve"> I SSH out the instance (</w:t>
+      </w:r>
+      <w:proofErr w:type="spellStart"/>
+      <w:r>
+        <w:t>tmux</w:t>
+      </w:r>
+      <w:proofErr w:type="spellEnd"/>
+      <w:r>
+        <w:t xml:space="preserve"> allows the scripts to continue running in the instance</w:t>
+      </w:r>
+      <w:r>
+        <w:t xml:space="preserve"> without me being </w:t>
+      </w:r>
+      <w:proofErr w:type="spellStart"/>
+      <w:r>
+        <w:t>ssh’d</w:t>
+      </w:r>
+      <w:proofErr w:type="spellEnd"/>
+      <w:r>
+        <w:t xml:space="preserve"> in)</w:t>
       </w:r>
       <w:r>
         <w:t xml:space="preserve">. </w:t>
@@ -6509,10 +7602,42 @@
         <w:t xml:space="preserve">Before running the batch script, I noticed a bug </w:t>
       </w:r>
       <w:r>
-        <w:t>where “random.shuffle(todo)” would break the script if I were to resume the script if there was a crash.</w:t>
-      </w:r>
-      <w:r>
-        <w:t xml:space="preserve"> AND AND AND if shuffled order </w:t>
+        <w:t>where “</w:t>
+      </w:r>
+      <w:proofErr w:type="spellStart"/>
+      <w:r>
+        <w:t>random.shuffle</w:t>
+      </w:r>
+      <w:proofErr w:type="spellEnd"/>
+      <w:r>
+        <w:t>(</w:t>
+      </w:r>
+      <w:proofErr w:type="spellStart"/>
+      <w:r>
+        <w:t>todo</w:t>
+      </w:r>
+      <w:proofErr w:type="spellEnd"/>
+      <w:r>
+        <w:t>)” would break the script if I were to resume the script if there was a crash.</w:t>
+      </w:r>
+      <w:r>
+        <w:t xml:space="preserve"> AND </w:t>
+      </w:r>
+      <w:proofErr w:type="spellStart"/>
+      <w:r>
+        <w:t>AND</w:t>
+      </w:r>
+      <w:proofErr w:type="spellEnd"/>
+      <w:r>
+        <w:t xml:space="preserve"> </w:t>
+      </w:r>
+      <w:proofErr w:type="spellStart"/>
+      <w:r>
+        <w:t>AND</w:t>
+      </w:r>
+      <w:proofErr w:type="spellEnd"/>
+      <w:r>
+        <w:t xml:space="preserve"> if shuffled order </w:t>
       </w:r>
       <w:r>
         <w:t xml:space="preserve">runs it at 8k first (fails, address unchanged) then 16k (succeeds, address updated), and </w:t>
@@ -6530,7 +7655,15 @@
         <w:t xml:space="preserve"> </w:t>
       </w:r>
       <w:r>
-        <w:t xml:space="preserve">Ill change it by grouping the site and task ID, shuffle bugets within each group and then shuffle the group order. So this will keep a tasks budget </w:t>
+        <w:t xml:space="preserve">Ill change it by grouping the site and task ID, shuffle </w:t>
+      </w:r>
+      <w:proofErr w:type="spellStart"/>
+      <w:r>
+        <w:t>bugets</w:t>
+      </w:r>
+      <w:proofErr w:type="spellEnd"/>
+      <w:r>
+        <w:t xml:space="preserve"> within each group and then shuffle the group order. So this will keep a tasks budget </w:t>
       </w:r>
       <w:r>
         <w:t>conditions adjacent while still spreading order effects.</w:t>
@@ -6588,7 +7721,15 @@
         <w:t xml:space="preserve">276, 623. My current patch </w:t>
       </w:r>
       <w:r>
-        <w:t>replaces generate_from_openai_chat_completion on the module object</w:t>
+        <w:t xml:space="preserve">replaces </w:t>
+      </w:r>
+      <w:proofErr w:type="spellStart"/>
+      <w:r>
+        <w:t>generate_from_openai_chat_completion</w:t>
+      </w:r>
+      <w:proofErr w:type="spellEnd"/>
+      <w:r>
+        <w:t xml:space="preserve"> on the module object</w:t>
       </w:r>
       <w:r>
         <w:t xml:space="preserve"> </w:t>
@@ -6597,7 +7738,15 @@
         <w:t>“</w:t>
       </w:r>
       <w:r>
-        <w:t>(_ou.generate_from_openai_chat_completion = _v1_chat)</w:t>
+        <w:t>(_</w:t>
+      </w:r>
+      <w:proofErr w:type="spellStart"/>
+      <w:r>
+        <w:t>ou.generate_from_openai_chat_completion</w:t>
+      </w:r>
+      <w:proofErr w:type="spellEnd"/>
+      <w:r>
+        <w:t xml:space="preserve"> = _v1_chat)</w:t>
       </w:r>
       <w:r>
         <w:t>”</w:t>
@@ -6609,24 +7758,77 @@
         <w:t xml:space="preserve"> (so something like “</w:t>
       </w:r>
       <w:r>
-        <w:t>from llms.providers.openai_utils import generate_from_openai_chat_completion</w:t>
-      </w:r>
+        <w:t xml:space="preserve">from </w:t>
+      </w:r>
+      <w:proofErr w:type="spellStart"/>
+      <w:r>
+        <w:t>llms.providers.openai_utils</w:t>
+      </w:r>
+      <w:proofErr w:type="spellEnd"/>
+      <w:r>
+        <w:t xml:space="preserve"> import </w:t>
+      </w:r>
+      <w:proofErr w:type="spellStart"/>
+      <w:r>
+        <w:t>generate_from_openai_chat_completion</w:t>
+      </w:r>
+      <w:proofErr w:type="spellEnd"/>
       <w:r>
         <w:t xml:space="preserve">”. Which means my current patch </w:t>
       </w:r>
       <w:r>
-        <w:t>doesn’t actually touch that one. Pretty simple fix, ill just add it the evaluators namespace too it</w:t>
-      </w:r>
-      <w:r>
-        <w:t xml:space="preserve"> in the wa_env python script.</w:t>
-      </w:r>
-    </w:p>
-    <w:p>
-      <w:r>
-        <w:t>My patch doesn’t work so ill need to patch the installed copy in the instance. My current patch patches the “</w:t>
-      </w:r>
-      <w:r>
-        <w:t>~/webarena-src/llms/providers/openai_utils.py</w:t>
+        <w:t xml:space="preserve">doesn’t actually touch that one. Pretty simple fix, </w:t>
+      </w:r>
+      <w:proofErr w:type="spellStart"/>
+      <w:r>
+        <w:t>ill</w:t>
+      </w:r>
+      <w:proofErr w:type="spellEnd"/>
+      <w:r>
+        <w:t xml:space="preserve"> just add it the evaluators namespace too it</w:t>
+      </w:r>
+      <w:r>
+        <w:t xml:space="preserve"> in the </w:t>
+      </w:r>
+      <w:proofErr w:type="spellStart"/>
+      <w:r>
+        <w:t>wa_env</w:t>
+      </w:r>
+      <w:proofErr w:type="spellEnd"/>
+      <w:r>
+        <w:t xml:space="preserve"> python script.</w:t>
+      </w:r>
+    </w:p>
+    <w:p>
+      <w:r>
+        <w:t xml:space="preserve">My patch doesn’t work so </w:t>
+      </w:r>
+      <w:proofErr w:type="spellStart"/>
+      <w:r>
+        <w:t>ill</w:t>
+      </w:r>
+      <w:proofErr w:type="spellEnd"/>
+      <w:r>
+        <w:t xml:space="preserve"> need to patch the installed copy in the instance. My current patch patches the “</w:t>
+      </w:r>
+      <w:r>
+        <w:t>~/</w:t>
+      </w:r>
+      <w:proofErr w:type="spellStart"/>
+      <w:r>
+        <w:t>webarena-src</w:t>
+      </w:r>
+      <w:proofErr w:type="spellEnd"/>
+      <w:r>
+        <w:t>/</w:t>
+      </w:r>
+      <w:proofErr w:type="spellStart"/>
+      <w:r>
+        <w:t>llms</w:t>
+      </w:r>
+      <w:proofErr w:type="spellEnd"/>
+      <w:r>
+        <w:t>/providers/openai_utils.py</w:t>
       </w:r>
       <w:r>
         <w:t>”</w:t>
@@ -6635,7 +7837,15 @@
         <w:t xml:space="preserve"> but the running code is from a completely different copy somewhere in “</w:t>
       </w:r>
       <w:r>
-        <w:t>site-packages/webarena/</w:t>
+        <w:t>site-packages/</w:t>
+      </w:r>
+      <w:proofErr w:type="spellStart"/>
+      <w:r>
+        <w:t>webarena</w:t>
+      </w:r>
+      <w:proofErr w:type="spellEnd"/>
+      <w:r>
+        <w:t>/</w:t>
       </w:r>
       <w:r>
         <w:t>”</w:t>
@@ -6775,7 +7985,15 @@
     </w:p>
     <w:p>
       <w:r>
-        <w:t xml:space="preserve">After looking at the WebArena repository, I found where the models are being called (in the helper functions), so I </w:t>
+        <w:t xml:space="preserve">After looking at the </w:t>
+      </w:r>
+      <w:proofErr w:type="spellStart"/>
+      <w:r>
+        <w:t>WebArena</w:t>
+      </w:r>
+      <w:proofErr w:type="spellEnd"/>
+      <w:r>
+        <w:t xml:space="preserve"> repository, I found where the models are being called (in the helper functions), so I </w:t>
       </w:r>
       <w:r>
         <w:t>replaced them with the gpt-4o-mini model.</w:t>
@@ -6783,7 +8001,15 @@
     </w:p>
     <w:p>
       <w:r>
-        <w:t xml:space="preserve">I’ve also pulled the annotation from the instance onto my local machine, then re-structured it so its readable (initially it was task id/row) now its </w:t>
+        <w:t xml:space="preserve">I’ve also pulled the annotation from the instance onto my local machine, then re-structured it so its readable (initially it was task id/row) now </w:t>
+      </w:r>
+      <w:proofErr w:type="spellStart"/>
+      <w:r>
+        <w:t>its</w:t>
+      </w:r>
+      <w:proofErr w:type="spellEnd"/>
+      <w:r>
+        <w:t xml:space="preserve"> </w:t>
       </w:r>
       <w:r>
         <w:t xml:space="preserve">more readable (future testing will be done on the original however). </w:t>
@@ -6894,7 +8120,15 @@
         <w:t xml:space="preserve">Strategy A’s </w:t>
       </w:r>
       <w:r>
-        <w:t>full data collection completed: 1,005 lines in strategy_a.jsonl, of which 999 are valid episodes and 6 are error records requiring re-collection. The 201-task subset (67 per site, seed 42) was run across all five budget levels (2k/4k/8k/16k/32k),</w:t>
+        <w:t xml:space="preserve">full data collection completed: 1,005 lines in </w:t>
+      </w:r>
+      <w:proofErr w:type="spellStart"/>
+      <w:r>
+        <w:t>strategy_a.jsonl</w:t>
+      </w:r>
+      <w:proofErr w:type="spellEnd"/>
+      <w:r>
+        <w:t>, of which 999 are valid episodes and 6 are error records requiring re-collection. The 201-task subset (67 per site, seed 42) was run across all five budget levels (2k/4k/8k/16k/32k),</w:t>
       </w:r>
       <w:r>
         <w:t xml:space="preserve"> </w:t>
@@ -6906,16 +8140,50 @@
         <w:t xml:space="preserve"> (Quick side note: I will be using strategy A’s collection output to determine the difficulty of each task, and hand annotate a few of them if I think they are incorrectly </w:t>
       </w:r>
       <w:r>
-        <w:t xml:space="preserve">annotated by the LLM). The total time it took was approximately 15 hours of unattened execution under the linux command tmux (I called the </w:t>
-      </w:r>
-      <w:r>
-        <w:t xml:space="preserve">tmux terminal “collect” by using the command </w:t>
+        <w:t xml:space="preserve">annotated by the LLM). The total time it took was approximately 15 hours of </w:t>
+      </w:r>
+      <w:proofErr w:type="spellStart"/>
+      <w:r>
+        <w:t>unattened</w:t>
+      </w:r>
+      <w:proofErr w:type="spellEnd"/>
+      <w:r>
+        <w:t xml:space="preserve"> execution under the </w:t>
+      </w:r>
+      <w:proofErr w:type="spellStart"/>
+      <w:r>
+        <w:t>linux</w:t>
+      </w:r>
+      <w:proofErr w:type="spellEnd"/>
+      <w:r>
+        <w:t xml:space="preserve"> command </w:t>
+      </w:r>
+      <w:proofErr w:type="spellStart"/>
+      <w:r>
+        <w:t>tmux</w:t>
+      </w:r>
+      <w:proofErr w:type="spellEnd"/>
+      <w:r>
+        <w:t xml:space="preserve"> (I called the </w:t>
+      </w:r>
+      <w:proofErr w:type="spellStart"/>
+      <w:r>
+        <w:t>tmux</w:t>
+      </w:r>
+      <w:proofErr w:type="spellEnd"/>
+      <w:r>
+        <w:t xml:space="preserve"> terminal “collect” by using the command </w:t>
       </w:r>
       <w:r>
         <w:t>“</w:t>
       </w:r>
-      <w:r>
-        <w:t>tmux attach -t collect</w:t>
+      <w:proofErr w:type="spellStart"/>
+      <w:r>
+        <w:t>tmux</w:t>
+      </w:r>
+      <w:proofErr w:type="spellEnd"/>
+      <w:r>
+        <w:t xml:space="preserve"> attach -t collect</w:t>
       </w:r>
       <w:r>
         <w:t xml:space="preserve">” then ran the batch within the instance so in case my PC decided to turn off then the script would continue to run within the instance). </w:t>
@@ -7006,7 +8274,15 @@
         <w:t>In terms of RQ1 which is “</w:t>
       </w:r>
       <w:r>
-        <w:t>How does task success rate, token efficiency and error profile vary as a function of a fixed global token budget when comparing the 3 orchestration strategies on WebArena?</w:t>
+        <w:t xml:space="preserve">How does task success rate, token efficiency and error profile vary as a function of a fixed global token budget when comparing the 3 orchestration strategies on </w:t>
+      </w:r>
+      <w:proofErr w:type="spellStart"/>
+      <w:r>
+        <w:t>WebArena</w:t>
+      </w:r>
+      <w:proofErr w:type="spellEnd"/>
+      <w:r>
+        <w:t>?</w:t>
       </w:r>
       <w:r>
         <w:t>”</w:t>
@@ -7263,12 +8539,21 @@
                 <w:bCs/>
               </w:rPr>
             </w:pPr>
+            <w:proofErr w:type="spellStart"/>
             <w:r>
               <w:rPr>
                 <w:b/>
                 <w:bCs/>
               </w:rPr>
-              <w:t>MediumTok/step</w:t>
+              <w:t>MediumTok</w:t>
+            </w:r>
+            <w:proofErr w:type="spellEnd"/>
+            <w:r>
+              <w:rPr>
+                <w:b/>
+                <w:bCs/>
+              </w:rPr>
+              <w:t>/step</w:t>
             </w:r>
           </w:p>
         </w:tc>
@@ -7372,9 +8657,11 @@
             <w:tcW w:w="1776" w:type="dxa"/>
           </w:tcPr>
           <w:p>
+            <w:proofErr w:type="spellStart"/>
             <w:r>
               <w:t>Shopping_Admit</w:t>
             </w:r>
+            <w:proofErr w:type="spellEnd"/>
           </w:p>
         </w:tc>
         <w:tc>
@@ -7533,8 +8820,13 @@
           <w:numId w:val="6"/>
         </w:numPr>
       </w:pPr>
-      <w:r>
-        <w:t>safety_token_cap = fires after call when the actual cost exceeded the estimate (typically because reasoning tokens were larger than predicted)</w:t>
+      <w:proofErr w:type="spellStart"/>
+      <w:r>
+        <w:t>safety_token_cap</w:t>
+      </w:r>
+      <w:proofErr w:type="spellEnd"/>
+      <w:r>
+        <w:t xml:space="preserve"> = fires after call when the actual cost exceeded the estimate (typically because reasoning tokens were larger than predicted)</w:t>
       </w:r>
     </w:p>
     <w:p>
@@ -7545,8 +8837,13 @@
           <w:numId w:val="6"/>
         </w:numPr>
       </w:pPr>
-      <w:r>
-        <w:t xml:space="preserve">budget_would_exceed = </w:t>
+      <w:proofErr w:type="spellStart"/>
+      <w:r>
+        <w:t>budget_would_exceed</w:t>
+      </w:r>
+      <w:proofErr w:type="spellEnd"/>
+      <w:r>
+        <w:t xml:space="preserve"> = </w:t>
       </w:r>
       <w:r>
         <w:t>fires before the LLM call when the estimated cost would overshoot the cap</w:t>
@@ -7560,8 +8857,13 @@
           <w:numId w:val="6"/>
         </w:numPr>
       </w:pPr>
-      <w:r>
-        <w:t>env_terminated = The agent submits an answer and is incorrect</w:t>
+      <w:proofErr w:type="spellStart"/>
+      <w:r>
+        <w:t>env_terminated</w:t>
+      </w:r>
+      <w:proofErr w:type="spellEnd"/>
+      <w:r>
+        <w:t xml:space="preserve"> = The agent submits an answer and is incorrect</w:t>
       </w:r>
     </w:p>
     <w:p>
@@ -7572,8 +8874,13 @@
           <w:numId w:val="6"/>
         </w:numPr>
       </w:pPr>
-      <w:r>
-        <w:t xml:space="preserve">Navigation_cycle = </w:t>
+      <w:proofErr w:type="spellStart"/>
+      <w:r>
+        <w:t>Navigation_cycle</w:t>
+      </w:r>
+      <w:proofErr w:type="spellEnd"/>
+      <w:r>
+        <w:t xml:space="preserve"> = </w:t>
       </w:r>
       <w:r>
         <w:t xml:space="preserve">the guard catching circular navigation. </w:t>
@@ -7587,8 +8894,13 @@
           <w:numId w:val="6"/>
         </w:numPr>
       </w:pPr>
-      <w:r>
-        <w:t>Repeated_action_failure =</w:t>
+      <w:proofErr w:type="spellStart"/>
+      <w:r>
+        <w:t>Repeated_action_failure</w:t>
+      </w:r>
+      <w:proofErr w:type="spellEnd"/>
+      <w:r>
+        <w:t xml:space="preserve"> =</w:t>
       </w:r>
       <w:r>
         <w:t xml:space="preserve"> is caused when the action times out (this was much more prominent when it was set to 500ms but now it is 5000ms)</w:t>
@@ -7769,9 +9081,11 @@
             <w:tcW w:w="3005" w:type="dxa"/>
           </w:tcPr>
           <w:p>
+            <w:proofErr w:type="spellStart"/>
             <w:r>
               <w:t>Env_terminated</w:t>
             </w:r>
+            <w:proofErr w:type="spellEnd"/>
           </w:p>
         </w:tc>
         <w:tc>
@@ -7865,7 +9179,23 @@
     <w:p>
       <w:r>
         <w:lastRenderedPageBreak/>
-        <w:t>Budget-driven terminations (safety_token_cap + budget_would_exceed) account for 66% of all episode endings. This confirms the budget is the binding constraint in the majority of episodes, which is the prerequisite for this study to be measuring budget effects rather than agent incompetence.</w:t>
+        <w:t>Budget-driven terminations (</w:t>
+      </w:r>
+      <w:proofErr w:type="spellStart"/>
+      <w:r>
+        <w:t>safety_token_cap</w:t>
+      </w:r>
+      <w:proofErr w:type="spellEnd"/>
+      <w:r>
+        <w:t xml:space="preserve"> + </w:t>
+      </w:r>
+      <w:proofErr w:type="spellStart"/>
+      <w:r>
+        <w:t>budget_would_exceed</w:t>
+      </w:r>
+      <w:proofErr w:type="spellEnd"/>
+      <w:r>
+        <w:t>) account for 66% of all episode endings. This confirms the budget is the binding constraint in the majority of episodes, which is the prerequisite for this study to be measuring budget effects rather than agent incompetence.</w:t>
       </w:r>
     </w:p>
     <w:p>
@@ -8282,9 +9612,11 @@
             <w:tcW w:w="1559" w:type="dxa"/>
           </w:tcPr>
           <w:p>
+            <w:proofErr w:type="spellStart"/>
             <w:r>
               <w:t>Shopping_admin</w:t>
             </w:r>
+            <w:proofErr w:type="spellEnd"/>
           </w:p>
         </w:tc>
         <w:tc>
@@ -8292,8 +9624,13 @@
             <w:tcW w:w="5619" w:type="dxa"/>
           </w:tcPr>
           <w:p>
-            <w:r>
-              <w:t>Page.goto: Timeout 10000ms</w:t>
+            <w:proofErr w:type="spellStart"/>
+            <w:r>
+              <w:t>Page.goto</w:t>
+            </w:r>
+            <w:proofErr w:type="spellEnd"/>
+            <w:r>
+              <w:t>: Timeout 10000ms</w:t>
             </w:r>
           </w:p>
         </w:tc>
@@ -8334,8 +9671,13 @@
             <w:tcW w:w="5619" w:type="dxa"/>
           </w:tcPr>
           <w:p>
-            <w:r>
-              <w:t>Page.goto: Timeout 10000ms</w:t>
+            <w:proofErr w:type="spellStart"/>
+            <w:r>
+              <w:t>Page.goto</w:t>
+            </w:r>
+            <w:proofErr w:type="spellEnd"/>
+            <w:r>
+              <w:t>: Timeout 10000ms</w:t>
             </w:r>
           </w:p>
         </w:tc>
@@ -8376,8 +9718,13 @@
             <w:tcW w:w="5619" w:type="dxa"/>
           </w:tcPr>
           <w:p>
-            <w:r>
-              <w:t>Page.goto: Timeout 10000ms</w:t>
+            <w:proofErr w:type="spellStart"/>
+            <w:r>
+              <w:t>Page.goto</w:t>
+            </w:r>
+            <w:proofErr w:type="spellEnd"/>
+            <w:r>
+              <w:t>: Timeout 10000ms</w:t>
             </w:r>
           </w:p>
         </w:tc>
@@ -8418,8 +9765,13 @@
             <w:tcW w:w="5619" w:type="dxa"/>
           </w:tcPr>
           <w:p>
-            <w:r>
-              <w:t>Page.goto: Timeout 10000ms</w:t>
+            <w:proofErr w:type="spellStart"/>
+            <w:r>
+              <w:t>Page.goto</w:t>
+            </w:r>
+            <w:proofErr w:type="spellEnd"/>
+            <w:r>
+              <w:t>: Timeout 10000ms</w:t>
             </w:r>
           </w:p>
         </w:tc>
@@ -8450,9 +9802,11 @@
             <w:tcW w:w="1559" w:type="dxa"/>
           </w:tcPr>
           <w:p>
+            <w:proofErr w:type="spellStart"/>
             <w:r>
               <w:t>Shopping_admin</w:t>
             </w:r>
+            <w:proofErr w:type="spellEnd"/>
           </w:p>
         </w:tc>
         <w:tc>
@@ -8460,8 +9814,13 @@
             <w:tcW w:w="5619" w:type="dxa"/>
           </w:tcPr>
           <w:p>
-            <w:r>
-              <w:t>Frame.evaluate: Target crashed</w:t>
+            <w:proofErr w:type="spellStart"/>
+            <w:r>
+              <w:t>Frame.evaluate</w:t>
+            </w:r>
+            <w:proofErr w:type="spellEnd"/>
+            <w:r>
+              <w:t>: Target crashed</w:t>
             </w:r>
           </w:p>
         </w:tc>
@@ -8492,9 +9851,11 @@
             <w:tcW w:w="1559" w:type="dxa"/>
           </w:tcPr>
           <w:p>
+            <w:proofErr w:type="spellStart"/>
             <w:r>
               <w:t>Shopping_admin</w:t>
             </w:r>
+            <w:proofErr w:type="spellEnd"/>
           </w:p>
         </w:tc>
         <w:tc>
@@ -8502,8 +9863,13 @@
             <w:tcW w:w="5619" w:type="dxa"/>
           </w:tcPr>
           <w:p>
-            <w:r>
-              <w:t>Frame.evaluate: Target crashed</w:t>
+            <w:proofErr w:type="spellStart"/>
+            <w:r>
+              <w:t>Frame.evaluate</w:t>
+            </w:r>
+            <w:proofErr w:type="spellEnd"/>
+            <w:r>
+              <w:t>: Target crashed</w:t>
             </w:r>
           </w:p>
         </w:tc>
@@ -8515,13 +9881,45 @@
         <w:t>4/6 errors are page load timeouts (site took longer than 10 seconds to respond). 2/6 errors are chromium crashes</w:t>
       </w:r>
       <w:r>
-        <w:t xml:space="preserve">. Simple fix is to remove the error rows from the batch results jsonl file and re-run the batch script, which will detect the six missing (task_id, budget_level) pairs via its resume logic and collect only those. </w:t>
+        <w:t xml:space="preserve">. Simple fix is to remove the error rows from the batch results </w:t>
+      </w:r>
+      <w:proofErr w:type="spellStart"/>
+      <w:r>
+        <w:t>jsonl</w:t>
+      </w:r>
+      <w:proofErr w:type="spellEnd"/>
+      <w:r>
+        <w:t xml:space="preserve"> file and re-run the batch script, which will detect the six missing (</w:t>
+      </w:r>
+      <w:proofErr w:type="spellStart"/>
+      <w:r>
+        <w:t>task_id</w:t>
+      </w:r>
+      <w:proofErr w:type="spellEnd"/>
+      <w:r>
+        <w:t xml:space="preserve">, </w:t>
+      </w:r>
+      <w:proofErr w:type="spellStart"/>
+      <w:r>
+        <w:t>budget_level</w:t>
+      </w:r>
+      <w:proofErr w:type="spellEnd"/>
+      <w:r>
+        <w:t xml:space="preserve">) pairs via its resume logic and collect only those. </w:t>
       </w:r>
       <w:r>
         <w:t xml:space="preserve">After re-collection, a final check should confirm 1,005 lines with 0 error rows. </w:t>
       </w:r>
       <w:r>
-        <w:t>Full batch is complete for strategy A. Now im moving onto a pilot test run for strategy B</w:t>
+        <w:t xml:space="preserve">Full batch is complete for strategy A. Now </w:t>
+      </w:r>
+      <w:proofErr w:type="spellStart"/>
+      <w:r>
+        <w:t>im</w:t>
+      </w:r>
+      <w:proofErr w:type="spellEnd"/>
+      <w:r>
+        <w:t xml:space="preserve"> moving onto a pilot test run for strategy B</w:t>
       </w:r>
       <w:r>
         <w:t>.</w:t>
@@ -8587,7 +9985,15 @@
         <w:t xml:space="preserve"> for strategy B’s pilot run</w:t>
       </w:r>
       <w:r>
-        <w:t>, and its obvious why…</w:t>
+        <w:t xml:space="preserve">, and </w:t>
+      </w:r>
+      <w:proofErr w:type="spellStart"/>
+      <w:r>
+        <w:t>its</w:t>
+      </w:r>
+      <w:proofErr w:type="spellEnd"/>
+      <w:r>
+        <w:t xml:space="preserve"> obvious why…</w:t>
       </w:r>
     </w:p>
     <w:p>
@@ -8660,7 +10066,15 @@
         </w:drawing>
       </w:r>
       <w:r>
-        <w:t xml:space="preserve">This means I need to add another budget (64k), however to keep the tests consistent between A &amp; B, ill need to add 64k to Strategy A’s budget ladder. This is fine because </w:t>
+        <w:t xml:space="preserve">This means I need to add another budget (64k), however to keep the tests consistent between A &amp; B, </w:t>
+      </w:r>
+      <w:proofErr w:type="spellStart"/>
+      <w:r>
+        <w:t>ill</w:t>
+      </w:r>
+      <w:proofErr w:type="spellEnd"/>
+      <w:r>
+        <w:t xml:space="preserve"> need to add 64k to Strategy A’s budget ladder. This is fine because </w:t>
       </w:r>
       <w:r>
         <w:t xml:space="preserve">I don’t have to re-collect the full batch, just the 64k budget for each task. </w:t>
@@ -8863,10 +10277,42 @@
         <w:t xml:space="preserve">2 revisions were both reasonable (wrong element ID), but neither saved the episode. The critic does seem to miss certain things </w:t>
       </w:r>
       <w:r>
-        <w:t>as it can only judge what the current AXTrree and the proposed action is. So for example, since WebArena describes Postmill as “a copy of reddit”, the agent receives this description</w:t>
-      </w:r>
-      <w:r>
-        <w:t xml:space="preserve"> and uses reddit search syntax which doesn’t work on Postmill. This is fine since strategy C will learn from this by learning which states benefit from a critic call and skips it everywhere else. If the critic was consistently useful, then there would be nothing </w:t>
+        <w:t xml:space="preserve">as it can only judge what the current </w:t>
+      </w:r>
+      <w:proofErr w:type="spellStart"/>
+      <w:r>
+        <w:t>AXTrree</w:t>
+      </w:r>
+      <w:proofErr w:type="spellEnd"/>
+      <w:r>
+        <w:t xml:space="preserve"> and the proposed action is. So for example, since </w:t>
+      </w:r>
+      <w:proofErr w:type="spellStart"/>
+      <w:r>
+        <w:t>WebArena</w:t>
+      </w:r>
+      <w:proofErr w:type="spellEnd"/>
+      <w:r>
+        <w:t xml:space="preserve"> describes </w:t>
+      </w:r>
+      <w:proofErr w:type="spellStart"/>
+      <w:r>
+        <w:t>Postmill</w:t>
+      </w:r>
+      <w:proofErr w:type="spellEnd"/>
+      <w:r>
+        <w:t xml:space="preserve"> as “a copy of reddit”, the agent receives this description</w:t>
+      </w:r>
+      <w:r>
+        <w:t xml:space="preserve"> and uses reddit search syntax which doesn’t work on </w:t>
+      </w:r>
+      <w:proofErr w:type="spellStart"/>
+      <w:r>
+        <w:t>Postmill</w:t>
+      </w:r>
+      <w:proofErr w:type="spellEnd"/>
+      <w:r>
+        <w:t xml:space="preserve">. This is fine since strategy C will learn from this by learning which states benefit from a critic call and skips it everywhere else. If the critic was consistently useful, then there would be nothing </w:t>
       </w:r>
       <w:r>
         <w:t xml:space="preserve">for the router (in strategy C) to improve on. </w:t>
@@ -8881,7 +10327,23 @@
         <w:t>B</w:t>
       </w:r>
       <w:r>
-        <w:t xml:space="preserve"> has a few successions on a budget of 32k, its only fair to add another level of 64k. But for testing consistently, ill have to do this for strategy A as well. </w:t>
+        <w:t xml:space="preserve"> has a few successions on a budget of 32k, </w:t>
+      </w:r>
+      <w:proofErr w:type="spellStart"/>
+      <w:r>
+        <w:t>its</w:t>
+      </w:r>
+      <w:proofErr w:type="spellEnd"/>
+      <w:r>
+        <w:t xml:space="preserve"> only fair to add another level of 64k. But for testing consistently, </w:t>
+      </w:r>
+      <w:proofErr w:type="spellStart"/>
+      <w:r>
+        <w:t>ill</w:t>
+      </w:r>
+      <w:proofErr w:type="spellEnd"/>
+      <w:r>
+        <w:t xml:space="preserve"> have to do this for strategy A as well. </w:t>
       </w:r>
       <w:r>
         <w:t xml:space="preserve">All I have to do is add it to the “BUDGETS” variable in “wa_env.py”. </w:t>
@@ -8892,7 +10354,15 @@
         <w:t>Started the full batch run for strategy B</w:t>
       </w:r>
       <w:r>
-        <w:t xml:space="preserve"> on the instance (tmux command for ubuntu machines). </w:t>
+        <w:t xml:space="preserve"> on the instance (</w:t>
+      </w:r>
+      <w:proofErr w:type="spellStart"/>
+      <w:r>
+        <w:t>tmux</w:t>
+      </w:r>
+      <w:proofErr w:type="spellEnd"/>
+      <w:r>
+        <w:t xml:space="preserve"> command for ubuntu machines). </w:t>
       </w:r>
     </w:p>
     <w:p/>
@@ -8982,7 +10452,15 @@
     </w:p>
     <w:p>
       <w:r>
-        <w:t xml:space="preserve">Ok so ive decided to complete all tasks for each site, since only doing 67 tasks/site doesn’t represent the </w:t>
+        <w:t xml:space="preserve">Ok so </w:t>
+      </w:r>
+      <w:proofErr w:type="spellStart"/>
+      <w:r>
+        <w:t>ive</w:t>
+      </w:r>
+      <w:proofErr w:type="spellEnd"/>
+      <w:r>
+        <w:t xml:space="preserve"> decided to complete all tasks for each site, since only doing 67 tasks/site doesn’t represent the </w:t>
       </w:r>
       <w:r>
         <w:t xml:space="preserve">full list of </w:t>
@@ -9097,7 +10575,23 @@
     </w:p>
     <w:p>
       <w:r>
-        <w:t xml:space="preserve">Then ill run both strategies to complete ALL tasks for EACH site (ill first find out how many total tasks there are per site). Ill need to add a function to calculate the total token costs per strategy as well (then as previously stated to split the analysis script into multiple files for readability – 1 for A and 1 for B and 1 that shares </w:t>
+        <w:t xml:space="preserve">Then </w:t>
+      </w:r>
+      <w:proofErr w:type="spellStart"/>
+      <w:r>
+        <w:t>ill</w:t>
+      </w:r>
+      <w:proofErr w:type="spellEnd"/>
+      <w:r>
+        <w:t xml:space="preserve"> run both strategies to complete ALL tasks for EACH site (ill first find out how many total tasks there are per site). </w:t>
+      </w:r>
+      <w:proofErr w:type="spellStart"/>
+      <w:r>
+        <w:t>Ill</w:t>
+      </w:r>
+      <w:proofErr w:type="spellEnd"/>
+      <w:r>
+        <w:t xml:space="preserve"> need to add a function to calculate the total token costs per strategy as well (then as previously stated to split the analysis script into multiple files for readability – 1 for A and 1 for B and 1 that shares </w:t>
       </w:r>
       <w:r>
         <w:t>analysis functions)</w:t>
@@ -9216,10 +10710,26 @@
         <w:t xml:space="preserve"> Ive also created a script that takes in </w:t>
       </w:r>
       <w:r>
-        <w:t xml:space="preserve">the task list (from the WebArena repository) and sorts them based on </w:t>
-      </w:r>
-      <w:r>
-        <w:t xml:space="preserve">category (I.e. shopping, shopping admin and postmill). </w:t>
+        <w:t xml:space="preserve">the task list (from the </w:t>
+      </w:r>
+      <w:proofErr w:type="spellStart"/>
+      <w:r>
+        <w:t>WebArena</w:t>
+      </w:r>
+      <w:proofErr w:type="spellEnd"/>
+      <w:r>
+        <w:t xml:space="preserve"> repository) and sorts them based on </w:t>
+      </w:r>
+      <w:r>
+        <w:t xml:space="preserve">category (I.e. shopping, shopping admin and </w:t>
+      </w:r>
+      <w:proofErr w:type="spellStart"/>
+      <w:r>
+        <w:t>postmill</w:t>
+      </w:r>
+      <w:proofErr w:type="spellEnd"/>
+      <w:r>
+        <w:t xml:space="preserve">). </w:t>
       </w:r>
       <w:r>
         <w:t xml:space="preserve">But also returns a </w:t>
@@ -9370,8 +10880,13 @@
           </w:tcPr>
           <w:p>
             <w:r>
-              <w:t>Post, draft, fill forms, rate, reply, subscribe, add to wishlist</w:t>
-            </w:r>
+              <w:t xml:space="preserve">Post, draft, fill forms, rate, reply, subscribe, add to </w:t>
+            </w:r>
+            <w:proofErr w:type="spellStart"/>
+            <w:r>
+              <w:t>wishlist</w:t>
+            </w:r>
+            <w:proofErr w:type="spellEnd"/>
           </w:p>
         </w:tc>
       </w:tr>
@@ -9571,7 +11086,15 @@
     <w:p/>
     <w:p>
       <w:r>
-        <w:t xml:space="preserve">Another change ive made is the prompting for strategy B, as I didn’t include every possible action the agent(s) should be focusing on. </w:t>
+        <w:t xml:space="preserve">Another change </w:t>
+      </w:r>
+      <w:proofErr w:type="spellStart"/>
+      <w:r>
+        <w:t>ive</w:t>
+      </w:r>
+      <w:proofErr w:type="spellEnd"/>
+      <w:r>
+        <w:t xml:space="preserve"> made is the prompting for strategy B, as I didn’t include every possible action the agent(s) should be focusing on. </w:t>
       </w:r>
       <w:r>
         <w:t>I.e. focusing on different problem types as mentioned above in the table. After examining the tasks and problem types, I will make these additions/adjustments to the prompts for each agent in strategy B:</w:t>
@@ -9877,8 +11400,13 @@
           </w:tcPr>
           <w:p>
             <w:r>
-              <w:t>Create on postmill</w:t>
-            </w:r>
+              <w:t xml:space="preserve">Create on </w:t>
+            </w:r>
+            <w:proofErr w:type="spellStart"/>
+            <w:r>
+              <w:t>postmill</w:t>
+            </w:r>
+            <w:proofErr w:type="spellEnd"/>
           </w:p>
         </w:tc>
         <w:tc>
@@ -10214,7 +11742,15 @@
           </w:tcPr>
           <w:p>
             <w:r>
-              <w:t>Explicit AXTree verification</w:t>
+              <w:t xml:space="preserve">Explicit </w:t>
+            </w:r>
+            <w:proofErr w:type="spellStart"/>
+            <w:r>
+              <w:t>AXTree</w:t>
+            </w:r>
+            <w:proofErr w:type="spellEnd"/>
+            <w:r>
+              <w:t xml:space="preserve"> verification</w:t>
             </w:r>
           </w:p>
         </w:tc>
@@ -10430,7 +11966,15 @@
               <w:t xml:space="preserve"> (or keep and only </w:t>
             </w:r>
             <w:r>
-              <w:t>change end state to env_terminated)</w:t>
+              <w:t xml:space="preserve">change end state to </w:t>
+            </w:r>
+            <w:proofErr w:type="spellStart"/>
+            <w:r>
+              <w:t>env_terminated</w:t>
+            </w:r>
+            <w:proofErr w:type="spellEnd"/>
+            <w:r>
+              <w:t>)</w:t>
             </w:r>
           </w:p>
         </w:tc>
@@ -10549,12 +12093,68 @@
     </w:p>
     <w:p>
       <w:r>
-        <w:t>Hallucinated actions and Critic validation limits. During Strategy B's expanded collection, 56 of ~2,950 Executor actions (1.9%) used syntax outside BrowserGym's vocabulary — press_enter('id') instead of press('id', 'Enter'), navigate('url') instead of goto('url'), scroll_into_view('id') instead of scroll(0, 400). The model drew these from its training data rather than from the action vocabulary provided in the prompt.</w:t>
-      </w:r>
-    </w:p>
-    <w:p>
-      <w:r>
-        <w:t>The Critic approved all 56. This confirms the Critic validates actions against its understanding of the task rather than mechanically checking the action string against the vocabulary list. It assessed whether press_enter made sense in context (it did, semantically) without verifying the syntax was valid.</w:t>
+        <w:t xml:space="preserve">Hallucinated actions and Critic validation limits. During Strategy B's expanded collection, 56 of ~2,950 Executor actions (1.9%) used syntax outside </w:t>
+      </w:r>
+      <w:proofErr w:type="spellStart"/>
+      <w:r>
+        <w:t>BrowserGym's</w:t>
+      </w:r>
+      <w:proofErr w:type="spellEnd"/>
+      <w:r>
+        <w:t xml:space="preserve"> vocabulary — </w:t>
+      </w:r>
+      <w:proofErr w:type="spellStart"/>
+      <w:r>
+        <w:t>press_enter</w:t>
+      </w:r>
+      <w:proofErr w:type="spellEnd"/>
+      <w:r>
+        <w:t>('id') instead of press('id', 'Enter'), navigate('</w:t>
+      </w:r>
+      <w:proofErr w:type="spellStart"/>
+      <w:r>
+        <w:t>url</w:t>
+      </w:r>
+      <w:proofErr w:type="spellEnd"/>
+      <w:r>
+        <w:t xml:space="preserve">') instead of </w:t>
+      </w:r>
+      <w:proofErr w:type="spellStart"/>
+      <w:r>
+        <w:t>goto</w:t>
+      </w:r>
+      <w:proofErr w:type="spellEnd"/>
+      <w:r>
+        <w:t>('</w:t>
+      </w:r>
+      <w:proofErr w:type="spellStart"/>
+      <w:r>
+        <w:t>url</w:t>
+      </w:r>
+      <w:proofErr w:type="spellEnd"/>
+      <w:r>
+        <w:t xml:space="preserve">'), </w:t>
+      </w:r>
+      <w:proofErr w:type="spellStart"/>
+      <w:r>
+        <w:t>scroll_into_view</w:t>
+      </w:r>
+      <w:proofErr w:type="spellEnd"/>
+      <w:r>
+        <w:t>('id') instead of scroll(0, 400). The model drew these from its training data rather than from the action vocabulary provided in the prompt.</w:t>
+      </w:r>
+    </w:p>
+    <w:p>
+      <w:r>
+        <w:t xml:space="preserve">The Critic approved all 56. This confirms the Critic validates actions against its understanding of the task rather than mechanically checking the action string against the vocabulary list. It assessed whether </w:t>
+      </w:r>
+      <w:proofErr w:type="spellStart"/>
+      <w:r>
+        <w:t>press_enter</w:t>
+      </w:r>
+      <w:proofErr w:type="spellEnd"/>
+      <w:r>
+        <w:t xml:space="preserve"> made sense in context (it did, semantically) without verifying the syntax was valid.</w:t>
       </w:r>
     </w:p>
     <w:p>
@@ -10569,7 +12169,31 @@
         <w:t xml:space="preserve">However, I do have a field that contains </w:t>
       </w:r>
       <w:r>
-        <w:t xml:space="preserve">where there is an action error (action_error), which would fire everytime there is an hallucinated action, so C has a direct signal that something went wrong without needing to parse the action syntax itself. (action_error contains a Boolean value of either T/F). </w:t>
+        <w:t>where there is an action error (</w:t>
+      </w:r>
+      <w:proofErr w:type="spellStart"/>
+      <w:r>
+        <w:t>action_error</w:t>
+      </w:r>
+      <w:proofErr w:type="spellEnd"/>
+      <w:r>
+        <w:t xml:space="preserve">), which would fire </w:t>
+      </w:r>
+      <w:proofErr w:type="spellStart"/>
+      <w:r>
+        <w:t>everytime</w:t>
+      </w:r>
+      <w:proofErr w:type="spellEnd"/>
+      <w:r>
+        <w:t xml:space="preserve"> there is an hallucinated action, so C has a direct signal that something went wrong without needing to parse the action syntax itself. (</w:t>
+      </w:r>
+      <w:proofErr w:type="spellStart"/>
+      <w:r>
+        <w:t>action_error</w:t>
+      </w:r>
+      <w:proofErr w:type="spellEnd"/>
+      <w:r>
+        <w:t xml:space="preserve"> contains a Boolean value of either T/F). </w:t>
       </w:r>
     </w:p>
     <w:p>
@@ -10618,7 +12242,15 @@
         <w:t>Strategy B has been running for around 35 hours, and it has an approx. 10 hours left to complete. After I will be cleaning the errors and re-running both batch outputs</w:t>
       </w:r>
       <w:r>
-        <w:t xml:space="preserve"> to fix the errors. As I repeat myself (lol) ill be refactoring the batch analysis script to support the analysis of both A &amp; B individually as measuring them </w:t>
+        <w:t xml:space="preserve"> to fix the errors. As I repeat myself (lol) </w:t>
+      </w:r>
+      <w:proofErr w:type="spellStart"/>
+      <w:r>
+        <w:t>ill</w:t>
+      </w:r>
+      <w:proofErr w:type="spellEnd"/>
+      <w:r>
+        <w:t xml:space="preserve"> be refactoring the batch analysis script to support the analysis of both A &amp; B individually as measuring them </w:t>
       </w:r>
       <w:r>
         <w:t>will be different (except from any shared functions that support both)</w:t>
@@ -10647,7 +12279,15 @@
     </w:p>
     <w:p>
       <w:r>
-        <w:t>Then ill be creating some cleaning contamination scripts as I mentioned previously about.</w:t>
+        <w:t xml:space="preserve">Then </w:t>
+      </w:r>
+      <w:proofErr w:type="spellStart"/>
+      <w:r>
+        <w:t>ill</w:t>
+      </w:r>
+      <w:proofErr w:type="spellEnd"/>
+      <w:r>
+        <w:t xml:space="preserve"> be creating some cleaning contamination scripts as I mentioned previously about.</w:t>
       </w:r>
       <w:r>
         <w:t xml:space="preserve"> I did re-envision the idea of cleaning the contamination</w:t>
@@ -11096,7 +12736,15 @@
     </w:p>
     <w:p>
       <w:r>
-        <w:t xml:space="preserve">I’ve just noticed something horrific, ive accidently </w:t>
+        <w:t xml:space="preserve">I’ve just noticed something horrific, </w:t>
+      </w:r>
+      <w:proofErr w:type="spellStart"/>
+      <w:r>
+        <w:t>ive</w:t>
+      </w:r>
+      <w:proofErr w:type="spellEnd"/>
+      <w:r>
+        <w:t xml:space="preserve"> accidently </w:t>
       </w:r>
       <w:r>
         <w:t xml:space="preserve">used the variable “{{_ACTION_VOCAB}}” which basically takes the possible actions from strategy A and is called inside the instructions (all 3 agents have this). However, since they are inside double curly brackets, none of the agents can actually see </w:t>
@@ -11125,7 +12773,15 @@
     </w:p>
     <w:p>
       <w:r>
-        <w:t xml:space="preserve">For the new v3 instructions for strategy B, I fixed the action vocab mistake but also ive tried to shorten the instructions as much as I can without losing too much context of “what to do in this situation”. </w:t>
+        <w:t xml:space="preserve">For the new v3 instructions for strategy B, I fixed the action vocab mistake but also </w:t>
+      </w:r>
+      <w:proofErr w:type="spellStart"/>
+      <w:r>
+        <w:t>ive</w:t>
+      </w:r>
+      <w:proofErr w:type="spellEnd"/>
+      <w:r>
+        <w:t xml:space="preserve"> tried to shorten the instructions as much as I can without losing too much context of “what to do in this situation”. </w:t>
       </w:r>
       <w:r>
         <w:t xml:space="preserve">I’ve also removed repeated instructions and removed a few examples (so instead of 5 examples, </w:t>
@@ -11341,17 +12997,65 @@
     </w:p>
     <w:p>
       <w:r>
-        <w:t xml:space="preserve">I’ve fully completed both analysis_a and analysis_b using already built functions from the previous analysis script. </w:t>
-      </w:r>
-    </w:p>
-    <w:p>
-      <w:r>
-        <w:t>I also fixed a small bug where I was calling the “shared” python script incorrectly with the incorrect directory name. I had the directory name called “analysis” but I renamed it to “batch_analysis”, so when importing shared.py I did it through “analysis.shared” and not “batch_analysis.shared”.</w:t>
-      </w:r>
-    </w:p>
-    <w:p>
-      <w:r>
-        <w:t>I’ve noticed that some tasks were miscategorised as “delete” or “bulk_action” or “navigation” tasks. I’ve made some changed to the extract_task_intent.py</w:t>
+        <w:t xml:space="preserve">I’ve fully completed both </w:t>
+      </w:r>
+      <w:proofErr w:type="spellStart"/>
+      <w:r>
+        <w:t>analysis_a</w:t>
+      </w:r>
+      <w:proofErr w:type="spellEnd"/>
+      <w:r>
+        <w:t xml:space="preserve"> and </w:t>
+      </w:r>
+      <w:proofErr w:type="spellStart"/>
+      <w:r>
+        <w:t>analysis_b</w:t>
+      </w:r>
+      <w:proofErr w:type="spellEnd"/>
+      <w:r>
+        <w:t xml:space="preserve"> using already built functions from the previous analysis script. </w:t>
+      </w:r>
+    </w:p>
+    <w:p>
+      <w:r>
+        <w:t>I also fixed a small bug where I was calling the “shared” python script incorrectly with the incorrect directory name. I had the directory name called “analysis” but I renamed it to “</w:t>
+      </w:r>
+      <w:proofErr w:type="spellStart"/>
+      <w:r>
+        <w:t>batch_analysis</w:t>
+      </w:r>
+      <w:proofErr w:type="spellEnd"/>
+      <w:r>
+        <w:t>”, so when importing shared.py I did it through “</w:t>
+      </w:r>
+      <w:proofErr w:type="spellStart"/>
+      <w:r>
+        <w:t>analysis.shared</w:t>
+      </w:r>
+      <w:proofErr w:type="spellEnd"/>
+      <w:r>
+        <w:t>” and not “</w:t>
+      </w:r>
+      <w:proofErr w:type="spellStart"/>
+      <w:r>
+        <w:t>batch_analysis.shared</w:t>
+      </w:r>
+      <w:proofErr w:type="spellEnd"/>
+      <w:r>
+        <w:t>”.</w:t>
+      </w:r>
+    </w:p>
+    <w:p>
+      <w:r>
+        <w:t>I’ve noticed that some tasks were miscategorised as “delete” or “</w:t>
+      </w:r>
+      <w:proofErr w:type="spellStart"/>
+      <w:r>
+        <w:t>bulk_action</w:t>
+      </w:r>
+      <w:proofErr w:type="spellEnd"/>
+      <w:r>
+        <w:t>” or “navigation” tasks. I’ve made some changed to the extract_task_intent.py</w:t>
       </w:r>
       <w:r>
         <w:t xml:space="preserve">. The previous “categorise()” function checks delete before navigation, so “Show me products </w:t>
@@ -11376,21 +13080,27 @@
       <w:r>
         <w:t xml:space="preserve"> </w:t>
       </w:r>
+      <w:proofErr w:type="spellStart"/>
       <w:r>
         <w:t>task_categories_by_site</w:t>
       </w:r>
+      <w:proofErr w:type="spellEnd"/>
       <w:r>
         <w:t xml:space="preserve">, </w:t>
       </w:r>
+      <w:proofErr w:type="spellStart"/>
       <w:r>
         <w:t>task_categories_overall</w:t>
       </w:r>
+      <w:proofErr w:type="spellEnd"/>
       <w:r>
         <w:t xml:space="preserve"> &amp; </w:t>
       </w:r>
+      <w:proofErr w:type="spellStart"/>
       <w:r>
         <w:t>task_categories_risk</w:t>
       </w:r>
+      <w:proofErr w:type="spellEnd"/>
       <w:r>
         <w:t xml:space="preserve"> (which is the most important one as this shows the ratio between read only and state change tasks as state change tasks risk contamination)</w:t>
       </w:r>
@@ -11400,7 +13110,15 @@
     </w:p>
     <w:p>
       <w:r>
-        <w:t xml:space="preserve">Ive almost finished the sort_batch script which basically </w:t>
+        <w:t xml:space="preserve">Ive almost finished the </w:t>
+      </w:r>
+      <w:proofErr w:type="spellStart"/>
+      <w:r>
+        <w:t>sort_batch</w:t>
+      </w:r>
+      <w:proofErr w:type="spellEnd"/>
+      <w:r>
+        <w:t xml:space="preserve"> script which basically </w:t>
       </w:r>
       <w:r>
         <w:t xml:space="preserve">sorts the later completed budget for a particular task and re-orders it by timestamp. </w:t>
@@ -11427,6 +13145,7 @@
         <w:t>.</w:t>
       </w:r>
     </w:p>
+    <w:p/>
     <w:p/>
     <w:sectPr>
       <w:pgSz w:w="11906" w:h="16838"/>

--- a/docs/Additional Material/Journal.docx
+++ b/docs/Additional Material/Journal.docx
@@ -1243,11 +1243,19 @@
       </w:r>
       <w:proofErr w:type="spellStart"/>
       <w:r>
-        <w:t>load_dotenv</w:t>
-      </w:r>
-      <w:proofErr w:type="spellEnd"/>
-      <w:r>
-        <w:t xml:space="preserve">() and remaps my project's WA_* variable names onto the bare names </w:t>
+        <w:t>load_</w:t>
+      </w:r>
+      <w:proofErr w:type="gramStart"/>
+      <w:r>
+        <w:t>dotenv</w:t>
+      </w:r>
+      <w:proofErr w:type="spellEnd"/>
+      <w:r>
+        <w:t>(</w:t>
+      </w:r>
+      <w:proofErr w:type="gramEnd"/>
+      <w:r>
+        <w:t xml:space="preserve">) and remaps my project's WA_* variable names onto the bare names </w:t>
       </w:r>
       <w:proofErr w:type="spellStart"/>
       <w:r>
@@ -1258,10 +1266,12 @@
         <w:t xml:space="preserve"> expects (SHOPPING, SHOPPING_ADMIN, REDDIT, etc.) before importing </w:t>
       </w:r>
       <w:proofErr w:type="spellStart"/>
+      <w:proofErr w:type="gramStart"/>
       <w:r>
         <w:t>browsergym.webarena</w:t>
       </w:r>
       <w:proofErr w:type="spellEnd"/>
+      <w:proofErr w:type="gramEnd"/>
       <w:r>
         <w:t>. Ordering matters here: importing first would leave the environment unconfigured. Sites I am not using are given placeholder URLs so that registration succeeds without those services running.</w:t>
       </w:r>
@@ -1368,11 +1378,19 @@
       </w:r>
       <w:proofErr w:type="spellStart"/>
       <w:r>
-        <w:t>send_msg_to_user</w:t>
-      </w:r>
-      <w:proofErr w:type="spellEnd"/>
-      <w:r>
-        <w:t>() has been called with the answer.</w:t>
+        <w:t>send_msg_to_</w:t>
+      </w:r>
+      <w:proofErr w:type="gramStart"/>
+      <w:r>
+        <w:t>user</w:t>
+      </w:r>
+      <w:proofErr w:type="spellEnd"/>
+      <w:r>
+        <w:t>(</w:t>
+      </w:r>
+      <w:proofErr w:type="gramEnd"/>
+      <w:r>
+        <w:t>) has been called with the answer.</w:t>
       </w:r>
     </w:p>
     <w:p>
@@ -1413,10 +1431,12 @@
         <w:t xml:space="preserve"> environment via </w:t>
       </w:r>
       <w:proofErr w:type="spellStart"/>
+      <w:proofErr w:type="gramStart"/>
       <w:r>
         <w:t>gym.make</w:t>
       </w:r>
       <w:proofErr w:type="spellEnd"/>
+      <w:proofErr w:type="gramEnd"/>
       <w:r>
         <w:t>() and then iterates:</w:t>
       </w:r>
@@ -1434,11 +1454,19 @@
       </w:r>
       <w:proofErr w:type="spellStart"/>
       <w:r>
-        <w:t>flatten_axtree_to_str</w:t>
-      </w:r>
-      <w:proofErr w:type="spellEnd"/>
-      <w:r>
-        <w:t>() and combined with the task goal, the current URL, and any error returned by the previous action.</w:t>
+        <w:t>flatten_axtree_to_</w:t>
+      </w:r>
+      <w:proofErr w:type="gramStart"/>
+      <w:r>
+        <w:t>str</w:t>
+      </w:r>
+      <w:proofErr w:type="spellEnd"/>
+      <w:r>
+        <w:t>(</w:t>
+      </w:r>
+      <w:proofErr w:type="gramEnd"/>
+      <w:r>
+        <w:t>) and combined with the task goal, the current URL, and any error returned by the previous action.</w:t>
       </w:r>
     </w:p>
     <w:p>
@@ -1465,10 +1493,12 @@
         <w:t xml:space="preserve">Token usage is read from </w:t>
       </w:r>
       <w:proofErr w:type="spellStart"/>
+      <w:proofErr w:type="gramStart"/>
       <w:r>
         <w:t>result.usage</w:t>
       </w:r>
       <w:proofErr w:type="spellEnd"/>
+      <w:proofErr w:type="gramEnd"/>
       <w:r>
         <w:t xml:space="preserve">() and accumulated. Because </w:t>
       </w:r>
@@ -1493,10 +1523,12 @@
         <w:t xml:space="preserve">The action is executed with </w:t>
       </w:r>
       <w:proofErr w:type="spellStart"/>
+      <w:proofErr w:type="gramStart"/>
       <w:r>
         <w:t>env.step</w:t>
       </w:r>
       <w:proofErr w:type="spellEnd"/>
+      <w:proofErr w:type="gramEnd"/>
       <w:r>
         <w:t xml:space="preserve">(), which returns the next observation and the reward computed by </w:t>
       </w:r>
@@ -1519,7 +1551,15 @@
         <w:t xml:space="preserve">For the output, each </w:t>
       </w:r>
       <w:r>
-        <w:t>step prints the agent's reasoning, its chosen action, the tokens consumed, and whether the action was accepted or produced an error. Each episode reports success, termination reason, step count, input/output/total tokens, and wall-clock duration. A summary table is printed across all three sites and the full per-step log is written to JSON. Episode failures are caught individually so that a problem on one site does not abort the remaining runs.</w:t>
+        <w:t xml:space="preserve">step prints the agent's reasoning, its chosen action, the tokens consumed, and whether the action was accepted or produced an error. Each episode reports success, termination reason, step count, input/output/total tokens, and wall-clock duration. A summary table is printed across all three </w:t>
+      </w:r>
+      <w:proofErr w:type="gramStart"/>
+      <w:r>
+        <w:t>sites</w:t>
+      </w:r>
+      <w:proofErr w:type="gramEnd"/>
+      <w:r>
+        <w:t xml:space="preserve"> and the full per-step log is written to JSON. Episode failures are caught individually so that a problem on one site does not abort the remaining runs.</w:t>
       </w:r>
     </w:p>
     <w:p>
@@ -1532,7 +1572,15 @@
         <w:t xml:space="preserve">I also note a measurement consideration for GPT-5 Mini specifically: it is a reasoning model, and its hidden reasoning tokens are billed as output tokens. This is correct for budget accounting </w:t>
       </w:r>
       <w:r>
-        <w:t xml:space="preserve">as those tokens are a real cost </w:t>
+        <w:t xml:space="preserve">as those tokens are a real </w:t>
+      </w:r>
+      <w:proofErr w:type="gramStart"/>
+      <w:r>
+        <w:t>cost</w:t>
+      </w:r>
+      <w:proofErr w:type="gramEnd"/>
+      <w:r>
+        <w:t xml:space="preserve"> </w:t>
       </w:r>
       <w:r>
         <w:t xml:space="preserve">but it means </w:t>
@@ -1790,7 +1838,15 @@
           </w:tcPr>
           <w:p>
             <w:r>
-              <w:t>0 – cant complete 1 step</w:t>
+              <w:t xml:space="preserve">0 – </w:t>
+            </w:r>
+            <w:proofErr w:type="gramStart"/>
+            <w:r>
+              <w:t>cant</w:t>
+            </w:r>
+            <w:proofErr w:type="gramEnd"/>
+            <w:r>
+              <w:t xml:space="preserve"> complete 1 step</w:t>
             </w:r>
           </w:p>
         </w:tc>
@@ -1885,7 +1941,15 @@
         <w:t xml:space="preserve"> which should remove the 500ms timeouts</w:t>
       </w:r>
       <w:r>
-        <w:t xml:space="preserve"> and should progress through the task and give a true read on how many steps this task actually needs. </w:t>
+        <w:t xml:space="preserve"> and should progress through the task and give a true read on how many steps this task </w:t>
+      </w:r>
+      <w:proofErr w:type="gramStart"/>
+      <w:r>
+        <w:t>actually needs</w:t>
+      </w:r>
+      <w:proofErr w:type="gramEnd"/>
+      <w:r>
+        <w:t xml:space="preserve">. </w:t>
       </w:r>
       <w:r>
         <w:t xml:space="preserve">Tokens per step may even drop. </w:t>
@@ -1992,8 +2056,13 @@
       </w:r>
     </w:p>
     <w:p>
-      <w:r>
-        <w:t xml:space="preserve">So I had to install all the libraries </w:t>
+      <w:proofErr w:type="gramStart"/>
+      <w:r>
+        <w:t>So</w:t>
+      </w:r>
+      <w:proofErr w:type="gramEnd"/>
+      <w:r>
+        <w:t xml:space="preserve"> I had to install all the libraries </w:t>
       </w:r>
       <w:proofErr w:type="spellStart"/>
       <w:r>
@@ -2180,7 +2249,15 @@
       </w:r>
       <w:proofErr w:type="spellEnd"/>
       <w:r>
-        <w:t xml:space="preserve"> repository including its top level modules.</w:t>
+        <w:t xml:space="preserve"> repository including its </w:t>
+      </w:r>
+      <w:proofErr w:type="gramStart"/>
+      <w:r>
+        <w:t>top level</w:t>
+      </w:r>
+      <w:proofErr w:type="gramEnd"/>
+      <w:r>
+        <w:t xml:space="preserve"> modules.</w:t>
       </w:r>
     </w:p>
     <w:p/>
@@ -2306,7 +2383,15 @@
         <w:t xml:space="preserve"> directly into the code</w:t>
       </w:r>
       <w:r>
-        <w:t xml:space="preserve">, the results looks better. </w:t>
+        <w:t xml:space="preserve">, the results </w:t>
+      </w:r>
+      <w:proofErr w:type="gramStart"/>
+      <w:r>
+        <w:t>looks</w:t>
+      </w:r>
+      <w:proofErr w:type="gramEnd"/>
+      <w:r>
+        <w:t xml:space="preserve"> better. </w:t>
       </w:r>
       <w:r>
         <w:t>However, the issue with the budget ladder is consistent</w:t>
@@ -2545,7 +2630,15 @@
     </w:p>
     <w:p>
       <w:r>
-        <w:t>2 things needs to change now:</w:t>
+        <w:t xml:space="preserve">2 things </w:t>
+      </w:r>
+      <w:proofErr w:type="gramStart"/>
+      <w:r>
+        <w:t>needs</w:t>
+      </w:r>
+      <w:proofErr w:type="gramEnd"/>
+      <w:r>
+        <w:t xml:space="preserve"> to change now:</w:t>
       </w:r>
     </w:p>
     <w:p>
@@ -2559,8 +2652,13 @@
       <w:r>
         <w:t xml:space="preserve">Cut cost per step by pinning the reasoning effort to low as the output is between 429-1198/step and reasoning tokens take a big chunk of that. </w:t>
       </w:r>
-      <w:r>
-        <w:t xml:space="preserve">Also I need to trim the </w:t>
+      <w:proofErr w:type="gramStart"/>
+      <w:r>
+        <w:t>Also</w:t>
+      </w:r>
+      <w:proofErr w:type="gramEnd"/>
+      <w:r>
+        <w:t xml:space="preserve"> I need to trim the </w:t>
       </w:r>
       <w:proofErr w:type="spellStart"/>
       <w:r>
@@ -2571,7 +2669,15 @@
         <w:t xml:space="preserve">, as this also has filtering options by dropping non-interactive elements (this can cut input tokens substantially). </w:t>
       </w:r>
       <w:r>
-        <w:t xml:space="preserve">If I get 2,000/step then a 16k budget gives me 8 steps which is more realistic. </w:t>
+        <w:t>If I get 2,000/</w:t>
+      </w:r>
+      <w:proofErr w:type="gramStart"/>
+      <w:r>
+        <w:t>step</w:t>
+      </w:r>
+      <w:proofErr w:type="gramEnd"/>
+      <w:r>
+        <w:t xml:space="preserve"> then a 16k budget gives me 8 steps which is more realistic. </w:t>
       </w:r>
     </w:p>
     <w:p>
@@ -2595,7 +2701,15 @@
         <w:t xml:space="preserve">The reasoning pin worked, output tokens fell 47% (from 2,887 to 1,539) with reasoning tokens now visible at 64-448/step. However, step 4 </w:t>
       </w:r>
       <w:r>
-        <w:t xml:space="preserve">shows that input tokens is 97% of my cost. </w:t>
+        <w:t xml:space="preserve">shows that input tokens </w:t>
+      </w:r>
+      <w:proofErr w:type="gramStart"/>
+      <w:r>
+        <w:t>is</w:t>
+      </w:r>
+      <w:proofErr w:type="gramEnd"/>
+      <w:r>
+        <w:t xml:space="preserve"> 97% of my cost. </w:t>
       </w:r>
     </w:p>
     <w:p>
@@ -2818,7 +2932,15 @@
     </w:p>
     <w:p>
       <w:r>
-        <w:t xml:space="preserve">To fix this, I need to estimate the calls input cost BEFORE paying for it. So an episode must NEVER exceed its stated budget. </w:t>
+        <w:t xml:space="preserve">To fix this, I need to estimate the calls input cost BEFORE paying for it. </w:t>
+      </w:r>
+      <w:proofErr w:type="gramStart"/>
+      <w:r>
+        <w:t>So</w:t>
+      </w:r>
+      <w:proofErr w:type="gramEnd"/>
+      <w:r>
+        <w:t xml:space="preserve"> an episode must NEVER exceed its stated budget. </w:t>
       </w:r>
     </w:p>
     <w:p>
@@ -2879,7 +3001,15 @@
         <w:t xml:space="preserve">This is at 1,800 tokens/step on average. </w:t>
       </w:r>
       <w:r>
-        <w:t xml:space="preserve">And this specific task finished at 10.8k tokens. Now I can actually continue with my proposed </w:t>
+        <w:t xml:space="preserve">And this specific task finished at 10.8k tokens. Now I can </w:t>
+      </w:r>
+      <w:proofErr w:type="gramStart"/>
+      <w:r>
+        <w:t>actually continue</w:t>
+      </w:r>
+      <w:proofErr w:type="gramEnd"/>
+      <w:r>
+        <w:t xml:space="preserve"> with my proposed </w:t>
       </w:r>
       <w:r>
         <w:t xml:space="preserve">ladder of 2k/4k/8k/16k as this now validated the original design once the observation cost was controlled. </w:t>
@@ -3247,7 +3377,15 @@
         <w:t>For Task 0 on CMS (</w:t>
       </w:r>
       <w:r>
-        <w:t>What is the top-1 best-selling product in 2022</w:t>
+        <w:t xml:space="preserve">What is the </w:t>
+      </w:r>
+      <w:proofErr w:type="gramStart"/>
+      <w:r>
+        <w:t>top-1</w:t>
+      </w:r>
+      <w:proofErr w:type="gramEnd"/>
+      <w:r>
+        <w:t xml:space="preserve"> best-selling product in 2022</w:t>
       </w:r>
       <w:r>
         <w:t xml:space="preserve">): </w:t>
@@ -3429,8 +3567,13 @@
             <w:tcW w:w="3969" w:type="dxa"/>
           </w:tcPr>
           <w:p>
-            <w:r>
-              <w:t>Scroll(0,400) to find the forum</w:t>
+            <w:proofErr w:type="gramStart"/>
+            <w:r>
+              <w:t>Scroll(</w:t>
+            </w:r>
+            <w:proofErr w:type="gramEnd"/>
+            <w:r>
+              <w:t>0,400) to find the forum</w:t>
             </w:r>
           </w:p>
         </w:tc>
@@ -3461,8 +3604,13 @@
             <w:tcW w:w="3969" w:type="dxa"/>
           </w:tcPr>
           <w:p>
-            <w:r>
-              <w:t>Fill(‘50’, ‘</w:t>
+            <w:proofErr w:type="gramStart"/>
+            <w:r>
+              <w:t>Fill(</w:t>
+            </w:r>
+            <w:proofErr w:type="gramEnd"/>
+            <w:r>
+              <w:t>‘50’, ‘</w:t>
             </w:r>
             <w:proofErr w:type="spellStart"/>
             <w:r>
@@ -3489,8 +3637,13 @@
     <w:p/>
     <w:p>
       <w:r>
-        <w:t>Ran the same task again with no changes to the code, and I am seeing a lot of variance</w:t>
-      </w:r>
+        <w:t xml:space="preserve">Ran the same task again with no changes to the code, and I am seeing a lot of </w:t>
+      </w:r>
+      <w:proofErr w:type="gramStart"/>
+      <w:r>
+        <w:t>variance</w:t>
+      </w:r>
+      <w:proofErr w:type="gramEnd"/>
       <w:r>
         <w:t>:</w:t>
       </w:r>
@@ -3734,11 +3887,19 @@
       </w:r>
       <w:proofErr w:type="spellStart"/>
       <w:r>
-        <w:t>build_prompt</w:t>
-      </w:r>
-      <w:proofErr w:type="spellEnd"/>
-      <w:r>
-        <w:t xml:space="preserve">()” </w:t>
+        <w:t>build_</w:t>
+      </w:r>
+      <w:proofErr w:type="gramStart"/>
+      <w:r>
+        <w:t>prompt</w:t>
+      </w:r>
+      <w:proofErr w:type="spellEnd"/>
+      <w:r>
+        <w:t>(</w:t>
+      </w:r>
+      <w:proofErr w:type="gramEnd"/>
+      <w:r>
+        <w:t xml:space="preserve">)” </w:t>
       </w:r>
       <w:r>
         <w:t xml:space="preserve">sends the goal, URL, last error, and current </w:t>
@@ -4017,10 +4178,12 @@
         <w:t xml:space="preserve">Since action timeout is NOT a module constant I </w:t>
       </w:r>
       <w:proofErr w:type="spellStart"/>
+      <w:proofErr w:type="gramStart"/>
       <w:r>
         <w:t>cant</w:t>
       </w:r>
       <w:proofErr w:type="spellEnd"/>
+      <w:proofErr w:type="gramEnd"/>
       <w:r>
         <w:t xml:space="preserve"> raise it at runtime</w:t>
       </w:r>
@@ -4061,10 +4224,26 @@
         <w:t xml:space="preserve"> need to stop the false error misleading the agent. </w:t>
       </w:r>
       <w:r>
-        <w:t>The click actually lands; the timeout is Playwright giving up on the post-click navigation wait.</w:t>
-      </w:r>
-      <w:r>
-        <w:t xml:space="preserve"> The prompt tells the agent “error”, so it wastes a step re-</w:t>
+        <w:t xml:space="preserve">The click </w:t>
+      </w:r>
+      <w:proofErr w:type="gramStart"/>
+      <w:r>
+        <w:t>actually lands</w:t>
+      </w:r>
+      <w:proofErr w:type="gramEnd"/>
+      <w:r>
+        <w:t>; the timeout is Playwright giving up on the post-click navigation wait.</w:t>
+      </w:r>
+      <w:r>
+        <w:t xml:space="preserve"> The prompt tells the agent </w:t>
+      </w:r>
+      <w:proofErr w:type="gramStart"/>
+      <w:r>
+        <w:t>“error</w:t>
+      </w:r>
+      <w:proofErr w:type="gramEnd"/>
+      <w:r>
+        <w:t>”, so it wastes a step re-</w:t>
       </w:r>
       <w:proofErr w:type="spellStart"/>
       <w:r>
@@ -4124,7 +4303,15 @@
         <w:t xml:space="preserve">Changing </w:t>
       </w:r>
       <w:r>
-        <w:t xml:space="preserve">timeout set from 60,000 to 10,000 showed no variance. So keeping to 10,000. </w:t>
+        <w:t xml:space="preserve">timeout set from 60,000 to 10,000 showed no variance. </w:t>
+      </w:r>
+      <w:proofErr w:type="gramStart"/>
+      <w:r>
+        <w:t>So</w:t>
+      </w:r>
+      <w:proofErr w:type="gramEnd"/>
+      <w:r>
+        <w:t xml:space="preserve"> keeping to 10,000. </w:t>
       </w:r>
     </w:p>
     <w:p>
@@ -4145,17 +4332,35 @@
       </w:r>
     </w:p>
     <w:p>
-      <w:r>
-        <w:t xml:space="preserve">So what I can do now is my </w:t>
-      </w:r>
-      <w:r>
-        <w:t xml:space="preserve">RQ2 which is actually labelling the tasks </w:t>
+      <w:proofErr w:type="gramStart"/>
+      <w:r>
+        <w:t>So</w:t>
+      </w:r>
+      <w:proofErr w:type="gramEnd"/>
+      <w:r>
+        <w:t xml:space="preserve"> what I can do now is my </w:t>
+      </w:r>
+      <w:r>
+        <w:t xml:space="preserve">RQ2 which is </w:t>
+      </w:r>
+      <w:proofErr w:type="gramStart"/>
+      <w:r>
+        <w:t>actually labelling</w:t>
+      </w:r>
+      <w:proofErr w:type="gramEnd"/>
+      <w:r>
+        <w:t xml:space="preserve"> the tasks </w:t>
       </w:r>
       <w:r>
         <w:t xml:space="preserve">based on difficulty, so in this case task 0 would be classed as easy based on my own rubric scale. </w:t>
       </w:r>
-      <w:r>
-        <w:t xml:space="preserve">So the way I will score each task will be based on 4 observable properties which will band together to provide </w:t>
+      <w:proofErr w:type="gramStart"/>
+      <w:r>
+        <w:t>So</w:t>
+      </w:r>
+      <w:proofErr w:type="gramEnd"/>
+      <w:r>
+        <w:t xml:space="preserve"> the way I will score each task will be based on 4 observable properties which will band together to provide </w:t>
       </w:r>
       <w:r>
         <w:t>the final score (or difficulty):</w:t>
@@ -4877,7 +5082,15 @@
       </w:r>
       <w:proofErr w:type="spellEnd"/>
       <w:r>
-        <w:t xml:space="preserve"> good I found this before the 200 task collection. </w:t>
+        <w:t xml:space="preserve"> good I found this before the </w:t>
+      </w:r>
+      <w:proofErr w:type="gramStart"/>
+      <w:r>
+        <w:t>200 task</w:t>
+      </w:r>
+      <w:proofErr w:type="gramEnd"/>
+      <w:r>
+        <w:t xml:space="preserve"> collection. </w:t>
       </w:r>
       <w:r>
         <w:t>I confirmed the cause by running the grep command on “</w:t>
@@ -5005,7 +5218,15 @@
     </w:p>
     <w:p>
       <w:r>
-        <w:t xml:space="preserve">Ok so now I can match the signature exactly but I do need to clarify in the report/here is that evaluation API costs do NOT contribute to the token ladder </w:t>
+        <w:t xml:space="preserve">Ok so now I can match the signature </w:t>
+      </w:r>
+      <w:proofErr w:type="gramStart"/>
+      <w:r>
+        <w:t>exactly</w:t>
+      </w:r>
+      <w:proofErr w:type="gramEnd"/>
+      <w:r>
+        <w:t xml:space="preserve"> but I do need to clarify in the report/here is that evaluation API costs do NOT contribute to the token ladder </w:t>
       </w:r>
       <w:proofErr w:type="spellStart"/>
       <w:r>
@@ -5402,8 +5623,13 @@
             <w:tcW w:w="1418" w:type="dxa"/>
           </w:tcPr>
           <w:p>
-            <w:r>
-              <w:t>Click(‘1075’)</w:t>
+            <w:proofErr w:type="gramStart"/>
+            <w:r>
+              <w:t>Click(</w:t>
+            </w:r>
+            <w:proofErr w:type="gramEnd"/>
+            <w:r>
+              <w:t>‘1075’)</w:t>
             </w:r>
           </w:p>
         </w:tc>
@@ -5434,8 +5660,13 @@
             <w:tcW w:w="1418" w:type="dxa"/>
           </w:tcPr>
           <w:p>
-            <w:r>
-              <w:t>Click(‘1223’)</w:t>
+            <w:proofErr w:type="gramStart"/>
+            <w:r>
+              <w:t>Click(</w:t>
+            </w:r>
+            <w:proofErr w:type="gramEnd"/>
+            <w:r>
+              <w:t>‘1223’)</w:t>
             </w:r>
           </w:p>
         </w:tc>
@@ -5466,8 +5697,13 @@
             <w:tcW w:w="1418" w:type="dxa"/>
           </w:tcPr>
           <w:p>
-            <w:r>
-              <w:t>Click(‘1019’)</w:t>
+            <w:proofErr w:type="gramStart"/>
+            <w:r>
+              <w:t>Click(</w:t>
+            </w:r>
+            <w:proofErr w:type="gramEnd"/>
+            <w:r>
+              <w:t>‘1019’)</w:t>
             </w:r>
           </w:p>
         </w:tc>
@@ -5498,8 +5734,13 @@
             <w:tcW w:w="1418" w:type="dxa"/>
           </w:tcPr>
           <w:p>
-            <w:r>
-              <w:t>Click(‘927’)</w:t>
+            <w:proofErr w:type="gramStart"/>
+            <w:r>
+              <w:t>Click(</w:t>
+            </w:r>
+            <w:proofErr w:type="gramEnd"/>
+            <w:r>
+              <w:t>‘927’)</w:t>
             </w:r>
           </w:p>
         </w:tc>
@@ -5521,7 +5762,15 @@
         <w:t xml:space="preserve">4 visits </w:t>
       </w:r>
       <w:r>
-        <w:t xml:space="preserve">to the same category, and my action-history rule doesn’t catch a single one because the bids differ every page </w:t>
+        <w:t xml:space="preserve">to the same category, and my action-history rule doesn’t catch </w:t>
+      </w:r>
+      <w:proofErr w:type="gramStart"/>
+      <w:r>
+        <w:t>a single one</w:t>
+      </w:r>
+      <w:proofErr w:type="gramEnd"/>
+      <w:r>
+        <w:t xml:space="preserve"> because the bids differ every page </w:t>
       </w:r>
       <w:proofErr w:type="spellStart"/>
       <w:r>
@@ -5531,8 +5780,21 @@
       <w:r>
         <w:t xml:space="preserve">. The strings </w:t>
       </w:r>
-      <w:r>
-        <w:t>click('1075') and click('927') look completely different to the model, so "never repeat an action" is trivially satisfied while the agent goes in circles.</w:t>
+      <w:proofErr w:type="gramStart"/>
+      <w:r>
+        <w:t>click(</w:t>
+      </w:r>
+      <w:proofErr w:type="gramEnd"/>
+      <w:r>
+        <w:t xml:space="preserve">'1075') and </w:t>
+      </w:r>
+      <w:proofErr w:type="gramStart"/>
+      <w:r>
+        <w:t>click(</w:t>
+      </w:r>
+      <w:proofErr w:type="gramEnd"/>
+      <w:r>
+        <w:t>'927') look completely different to the model, so "never repeat an action" is trivially satisfied while the agent goes in circles.</w:t>
       </w:r>
       <w:r>
         <w:t xml:space="preserve"> This burnt around 26,000 tokens and hit the step limit. This means that </w:t>
@@ -5549,8 +5811,13 @@
         <w:lastRenderedPageBreak/>
         <w:t xml:space="preserve">memory defect in my current history format </w:t>
       </w:r>
-      <w:r>
-        <w:t xml:space="preserve">cant detect. To fix this, I need to track URL’s and not just actions. </w:t>
+      <w:proofErr w:type="gramStart"/>
+      <w:r>
+        <w:t>cant</w:t>
+      </w:r>
+      <w:proofErr w:type="gramEnd"/>
+      <w:r>
+        <w:t xml:space="preserve"> detect. To fix this, I need to track URL’s and not just actions. </w:t>
       </w:r>
     </w:p>
     <w:p>
@@ -5563,7 +5830,15 @@
       </w:r>
       <w:proofErr w:type="spellEnd"/>
       <w:r>
-        <w:t xml:space="preserve"> need to make is the max steps limit. Since </w:t>
+        <w:t xml:space="preserve"> </w:t>
+      </w:r>
+      <w:proofErr w:type="gramStart"/>
+      <w:r>
+        <w:t>need</w:t>
+      </w:r>
+      <w:proofErr w:type="gramEnd"/>
+      <w:r>
+        <w:t xml:space="preserve"> to make is the max steps limit. Since </w:t>
       </w:r>
       <w:proofErr w:type="spellStart"/>
       <w:r>
@@ -5579,7 +5854,15 @@
       </w:r>
       <w:proofErr w:type="spellEnd"/>
       <w:r>
-        <w:t xml:space="preserve"> need to raise the steps limit to fit a 32k token cap so the probe measures the unconstrained cost and not the 12 step cost. </w:t>
+        <w:t xml:space="preserve"> need to raise the steps limit to fit a 32k token cap so the probe measures the unconstrained cost and not the </w:t>
+      </w:r>
+      <w:proofErr w:type="gramStart"/>
+      <w:r>
+        <w:t>12 step</w:t>
+      </w:r>
+      <w:proofErr w:type="gramEnd"/>
+      <w:r>
+        <w:t xml:space="preserve"> cost. </w:t>
       </w:r>
     </w:p>
     <w:p>
@@ -5642,7 +5925,23 @@
       </w:r>
       <w:proofErr w:type="spellEnd"/>
       <w:r>
-        <w:t xml:space="preserve"> need print the URL each step so I can see whether the history actually contains distinguishable URLs or whether magneto is returning the same URL with different bids </w:t>
+        <w:t xml:space="preserve"> need </w:t>
+      </w:r>
+      <w:proofErr w:type="gramStart"/>
+      <w:r>
+        <w:t>print</w:t>
+      </w:r>
+      <w:proofErr w:type="gramEnd"/>
+      <w:r>
+        <w:t xml:space="preserve"> the URL each step so I can see whether the history </w:t>
+      </w:r>
+      <w:proofErr w:type="gramStart"/>
+      <w:r>
+        <w:t>actually contains</w:t>
+      </w:r>
+      <w:proofErr w:type="gramEnd"/>
+      <w:r>
+        <w:t xml:space="preserve"> distinguishable URLs or whether magneto is returning the same URL with different bids </w:t>
       </w:r>
       <w:r>
         <w:t>(in this case, the model is seeing the repetition and ignoring it)</w:t>
@@ -5754,8 +6053,13 @@
       </w:r>
     </w:p>
     <w:p>
-      <w:r>
-        <w:t>So I added the guard patch, however I receive a consistent error message</w:t>
+      <w:proofErr w:type="gramStart"/>
+      <w:r>
+        <w:t>So</w:t>
+      </w:r>
+      <w:proofErr w:type="gramEnd"/>
+      <w:r>
+        <w:t xml:space="preserve"> I added the guard patch, however I receive a consistent error message</w:t>
       </w:r>
       <w:r>
         <w:t xml:space="preserve"> for task 574</w:t>
@@ -5820,7 +6124,15 @@
       </w:r>
       <w:proofErr w:type="spellEnd"/>
       <w:r>
-        <w:t xml:space="preserve"> is a string it can .split(" |OR| "), but task 574's config supplies a </w:t>
+        <w:t xml:space="preserve"> is a string it </w:t>
+      </w:r>
+      <w:proofErr w:type="gramStart"/>
+      <w:r>
+        <w:t>can .split</w:t>
+      </w:r>
+      <w:proofErr w:type="gramEnd"/>
+      <w:r>
+        <w:t xml:space="preserve">(" |OR| "), but task 574's config supplies a </w:t>
       </w:r>
       <w:proofErr w:type="spellStart"/>
       <w:r>
@@ -5880,8 +6192,13 @@
       </w:r>
       <w:proofErr w:type="spellEnd"/>
       <w:r>
-        <w:t xml:space="preserve"> as a string ("111 Magnolia Path"), and 0 of 480 tasks use a dict. Yet at runtime the evaluator received a dict. Those can't both be true of the same file</w:t>
-      </w:r>
+        <w:t xml:space="preserve"> as a string ("111 Magnolia Path"), and 0 of 480 tasks use a dict. Yet at runtime the evaluator received a dict. Those can't both be true of the same </w:t>
+      </w:r>
+      <w:proofErr w:type="gramStart"/>
+      <w:r>
+        <w:t>file</w:t>
+      </w:r>
+      <w:proofErr w:type="gramEnd"/>
       <w:r>
         <w:t xml:space="preserve"> </w:t>
       </w:r>
@@ -5898,11 +6215,27 @@
       </w:r>
       <w:proofErr w:type="spellStart"/>
       <w:r>
-        <w:t>smoke_a.load_configs</w:t>
-      </w:r>
-      <w:proofErr w:type="spellEnd"/>
-      <w:r>
-        <w:t>() reads.</w:t>
+        <w:t>smoke_</w:t>
+      </w:r>
+      <w:proofErr w:type="gramStart"/>
+      <w:r>
+        <w:t>a.load</w:t>
+      </w:r>
+      <w:proofErr w:type="gramEnd"/>
+      <w:r>
+        <w:t>_</w:t>
+      </w:r>
+      <w:proofErr w:type="gramStart"/>
+      <w:r>
+        <w:t>configs</w:t>
+      </w:r>
+      <w:proofErr w:type="spellEnd"/>
+      <w:r>
+        <w:t>(</w:t>
+      </w:r>
+      <w:proofErr w:type="gramEnd"/>
+      <w:r>
+        <w:t>) reads.</w:t>
       </w:r>
     </w:p>
     <w:p>
@@ -6061,10 +6394,12 @@
         <w:t xml:space="preserve"> evaluator function since I </w:t>
       </w:r>
       <w:proofErr w:type="spellStart"/>
+      <w:proofErr w:type="gramStart"/>
       <w:r>
         <w:t>wont</w:t>
       </w:r>
       <w:proofErr w:type="spellEnd"/>
+      <w:proofErr w:type="gramEnd"/>
       <w:r>
         <w:t xml:space="preserve"> be needing that anymore</w:t>
       </w:r>
@@ -6257,7 +6592,15 @@
     <w:p>
       <w:r>
         <w:lastRenderedPageBreak/>
-        <w:t xml:space="preserve">The evaluator fix worked, so note to self: document this in my reproducibility readme as a one line fix to a known upstream format mismatch. </w:t>
+        <w:t xml:space="preserve">The evaluator fix worked, so note to self: document this in my reproducibility readme as a </w:t>
+      </w:r>
+      <w:proofErr w:type="gramStart"/>
+      <w:r>
+        <w:t>one line</w:t>
+      </w:r>
+      <w:proofErr w:type="gramEnd"/>
+      <w:r>
+        <w:t xml:space="preserve"> fix to a known upstream format mismatch. </w:t>
       </w:r>
       <w:r>
         <w:t xml:space="preserve">There is no more </w:t>
@@ -6268,7 +6611,15 @@
       </w:r>
       <w:proofErr w:type="spellEnd"/>
       <w:r>
-        <w:t xml:space="preserve">, the episode ran to completion and my stall guard works correctly at step 6. </w:t>
+        <w:t xml:space="preserve">, the episode ran to </w:t>
+      </w:r>
+      <w:proofErr w:type="gramStart"/>
+      <w:r>
+        <w:t>completion</w:t>
+      </w:r>
+      <w:proofErr w:type="gramEnd"/>
+      <w:r>
+        <w:t xml:space="preserve"> and my stall guard works correctly at step 6. </w:t>
       </w:r>
       <w:r>
         <w:t xml:space="preserve">However, another error is introduced, where the agent receives “previous action timed out – it may have succeeded. Check the current page before retrying”. This means the click is failing </w:t>
@@ -6281,8 +6632,21 @@
       </w:r>
     </w:p>
     <w:p>
-      <w:r>
-        <w:t xml:space="preserve">So I need to actually distinguish between same action and same URL again. </w:t>
+      <w:proofErr w:type="gramStart"/>
+      <w:r>
+        <w:t>So</w:t>
+      </w:r>
+      <w:proofErr w:type="gramEnd"/>
+      <w:r>
+        <w:t xml:space="preserve"> I need to </w:t>
+      </w:r>
+      <w:proofErr w:type="gramStart"/>
+      <w:r>
+        <w:t>actually distinguish</w:t>
+      </w:r>
+      <w:proofErr w:type="gramEnd"/>
+      <w:r>
+        <w:t xml:space="preserve"> between same action and same URL again. </w:t>
       </w:r>
     </w:p>
     <w:p>
@@ -6945,7 +7309,15 @@
         </w:numPr>
       </w:pPr>
       <w:r>
-        <w:t>What does a task actually cost when budget isn’t the binding constraint</w:t>
+        <w:t xml:space="preserve">What does a task </w:t>
+      </w:r>
+      <w:proofErr w:type="gramStart"/>
+      <w:r>
+        <w:t>actually cost</w:t>
+      </w:r>
+      <w:proofErr w:type="gramEnd"/>
+      <w:r>
+        <w:t xml:space="preserve"> when budget isn’t the binding constraint</w:t>
       </w:r>
     </w:p>
     <w:p>
@@ -6978,8 +7350,13 @@
       </w:r>
     </w:p>
     <w:p>
-      <w:r>
-        <w:t xml:space="preserve">Also I renamed “smoke_a.py” to just “strategy_a.py” since I initially wanted the code to just test a few sites but due to the incompatibility with </w:t>
+      <w:proofErr w:type="gramStart"/>
+      <w:r>
+        <w:t>Also</w:t>
+      </w:r>
+      <w:proofErr w:type="gramEnd"/>
+      <w:r>
+        <w:t xml:space="preserve"> I renamed “smoke_a.py” to just “strategy_a.py” since I initially wanted the code to just test a few sites but due to the incompatibility with </w:t>
       </w:r>
       <w:proofErr w:type="spellStart"/>
       <w:r>
@@ -7087,7 +7464,15 @@
         <w:t xml:space="preserve"> be cloning the </w:t>
       </w:r>
       <w:r>
-        <w:t xml:space="preserve">project onto the instance so all I have to do is pull it once I push the changes locally. </w:t>
+        <w:t xml:space="preserve">project onto the instance so all I </w:t>
+      </w:r>
+      <w:proofErr w:type="gramStart"/>
+      <w:r>
+        <w:t>have to</w:t>
+      </w:r>
+      <w:proofErr w:type="gramEnd"/>
+      <w:r>
+        <w:t xml:space="preserve"> do is pull it once I push the changes locally. </w:t>
       </w:r>
     </w:p>
     <w:p>
@@ -7142,7 +7527,15 @@
       </w:r>
       <w:proofErr w:type="spellEnd"/>
       <w:r>
-        <w:t xml:space="preserve">. I also stored that token into a credential helper so I don’t have to do it </w:t>
+        <w:t xml:space="preserve">. I also stored that token into a credential </w:t>
+      </w:r>
+      <w:proofErr w:type="gramStart"/>
+      <w:r>
+        <w:t>helper</w:t>
+      </w:r>
+      <w:proofErr w:type="gramEnd"/>
+      <w:r>
+        <w:t xml:space="preserve"> so I don’t have to do it </w:t>
       </w:r>
       <w:proofErr w:type="spellStart"/>
       <w:r>
@@ -7152,8 +7545,13 @@
       <w:r>
         <w:t xml:space="preserve">. </w:t>
       </w:r>
-      <w:r>
-        <w:t xml:space="preserve">Also </w:t>
+      <w:proofErr w:type="gramStart"/>
+      <w:r>
+        <w:t>Also</w:t>
+      </w:r>
+      <w:proofErr w:type="gramEnd"/>
+      <w:r>
+        <w:t xml:space="preserve"> </w:t>
       </w:r>
       <w:proofErr w:type="spellStart"/>
       <w:r>
@@ -7345,10 +7743,12 @@
         <w:t xml:space="preserve">revised the action providing </w:t>
       </w:r>
       <w:proofErr w:type="spellStart"/>
+      <w:proofErr w:type="gramStart"/>
       <w:r>
         <w:t>a</w:t>
       </w:r>
       <w:proofErr w:type="spellEnd"/>
+      <w:proofErr w:type="gramEnd"/>
       <w:r>
         <w:t xml:space="preserve"> alternative action and the strategy would have </w:t>
       </w:r>
@@ -7464,7 +7864,15 @@
     </w:p>
     <w:p>
       <w:r>
-        <w:t xml:space="preserve">This is just an ordering bug, easy to fix since I pass the field “plan” to the record() </w:t>
+        <w:t xml:space="preserve">This is just an ordering bug, easy to fix since I pass the field “plan” to the </w:t>
+      </w:r>
+      <w:proofErr w:type="gramStart"/>
+      <w:r>
+        <w:t>record(</w:t>
+      </w:r>
+      <w:proofErr w:type="gramEnd"/>
+      <w:r>
+        <w:t xml:space="preserve">) </w:t>
       </w:r>
       <w:proofErr w:type="spellStart"/>
       <w:r>
@@ -7493,7 +7901,15 @@
       </w:r>
       <w:proofErr w:type="spellEnd"/>
       <w:r>
-        <w:t xml:space="preserve"> for the 200 task collection script. Next thing is to </w:t>
+        <w:t xml:space="preserve"> for the </w:t>
+      </w:r>
+      <w:proofErr w:type="gramStart"/>
+      <w:r>
+        <w:t>200 task</w:t>
+      </w:r>
+      <w:proofErr w:type="gramEnd"/>
+      <w:r>
+        <w:t xml:space="preserve"> collection script. Next thing is to </w:t>
       </w:r>
       <w:r>
         <w:t>create the annotation script</w:t>
@@ -7564,7 +7980,15 @@
       </w:r>
       <w:proofErr w:type="spellEnd"/>
       <w:r>
-        <w:t xml:space="preserve"> both of them </w:t>
+        <w:t xml:space="preserve"> </w:t>
+      </w:r>
+      <w:proofErr w:type="gramStart"/>
+      <w:r>
+        <w:t>both of them</w:t>
+      </w:r>
+      <w:proofErr w:type="gramEnd"/>
+      <w:r>
+        <w:t xml:space="preserve"> </w:t>
       </w:r>
       <w:proofErr w:type="spellStart"/>
       <w:r>
@@ -7605,10 +8029,12 @@
         <w:t>where “</w:t>
       </w:r>
       <w:proofErr w:type="spellStart"/>
+      <w:proofErr w:type="gramStart"/>
       <w:r>
         <w:t>random.shuffle</w:t>
       </w:r>
       <w:proofErr w:type="spellEnd"/>
+      <w:proofErr w:type="gramEnd"/>
       <w:r>
         <w:t>(</w:t>
       </w:r>
@@ -7663,7 +8089,15 @@
       </w:r>
       <w:proofErr w:type="spellEnd"/>
       <w:r>
-        <w:t xml:space="preserve"> within each group and then shuffle the group order. So this will keep a tasks budget </w:t>
+        <w:t xml:space="preserve"> within each group and then shuffle the group order. </w:t>
+      </w:r>
+      <w:proofErr w:type="gramStart"/>
+      <w:r>
+        <w:t>So</w:t>
+      </w:r>
+      <w:proofErr w:type="gramEnd"/>
+      <w:r>
+        <w:t xml:space="preserve"> this will keep a tasks budget </w:t>
       </w:r>
       <w:r>
         <w:t>conditions adjacent while still spreading order effects.</w:t>
@@ -7741,8 +8175,13 @@
         <w:t>(_</w:t>
       </w:r>
       <w:proofErr w:type="spellStart"/>
-      <w:r>
-        <w:t>ou.generate_from_openai_chat_completion</w:t>
+      <w:proofErr w:type="gramStart"/>
+      <w:r>
+        <w:t>ou.generate</w:t>
+      </w:r>
+      <w:proofErr w:type="gramEnd"/>
+      <w:r>
+        <w:t>_from_openai_chat_completion</w:t>
       </w:r>
       <w:proofErr w:type="spellEnd"/>
       <w:r>
@@ -7761,8 +8200,13 @@
         <w:t xml:space="preserve">from </w:t>
       </w:r>
       <w:proofErr w:type="spellStart"/>
-      <w:r>
-        <w:t>llms.providers.openai_utils</w:t>
+      <w:proofErr w:type="gramStart"/>
+      <w:r>
+        <w:t>llms.providers</w:t>
+      </w:r>
+      <w:proofErr w:type="gramEnd"/>
+      <w:r>
+        <w:t>.openai_utils</w:t>
       </w:r>
       <w:proofErr w:type="spellEnd"/>
       <w:r>
@@ -7777,7 +8221,15 @@
         <w:t xml:space="preserve">”. Which means my current patch </w:t>
       </w:r>
       <w:r>
-        <w:t xml:space="preserve">doesn’t actually touch that one. Pretty simple fix, </w:t>
+        <w:t xml:space="preserve">doesn’t </w:t>
+      </w:r>
+      <w:proofErr w:type="gramStart"/>
+      <w:r>
+        <w:t>actually touch</w:t>
+      </w:r>
+      <w:proofErr w:type="gramEnd"/>
+      <w:r>
+        <w:t xml:space="preserve"> that one. Pretty simple fix, </w:t>
       </w:r>
       <w:proofErr w:type="spellStart"/>
       <w:r>
@@ -8124,9 +8576,14 @@
       </w:r>
       <w:proofErr w:type="spellStart"/>
       <w:r>
-        <w:t>strategy_a.jsonl</w:t>
-      </w:r>
-      <w:proofErr w:type="spellEnd"/>
+        <w:t>strategy_</w:t>
+      </w:r>
+      <w:proofErr w:type="gramStart"/>
+      <w:r>
+        <w:t>a.jsonl</w:t>
+      </w:r>
+      <w:proofErr w:type="spellEnd"/>
+      <w:proofErr w:type="gramEnd"/>
       <w:r>
         <w:t>, of which 999 are valid episodes and 6 are error records requiring re-collection. The 201-task subset (67 per site, seed 42) was run across all five budget levels (2k/4k/8k/16k/32k),</w:t>
       </w:r>
@@ -8786,7 +9243,15 @@
         </w:drawing>
       </w:r>
       <w:r>
-        <w:t>These termination reasons take into account every failure in each budget for each task. For example, if 3 budgets</w:t>
+        <w:t xml:space="preserve">These termination reasons </w:t>
+      </w:r>
+      <w:proofErr w:type="gramStart"/>
+      <w:r>
+        <w:t>take into account</w:t>
+      </w:r>
+      <w:proofErr w:type="gramEnd"/>
+      <w:r>
+        <w:t xml:space="preserve"> every failure in each budget for each task. For example, if 3 budgets</w:t>
       </w:r>
       <w:r>
         <w:t xml:space="preserve"> (2k, 4k, 8k)</w:t>
@@ -9195,7 +9660,15 @@
       </w:r>
       <w:proofErr w:type="spellEnd"/>
       <w:r>
-        <w:t>) account for 66% of all episode endings. This confirms the budget is the binding constraint in the majority of episodes, which is the prerequisite for this study to be measuring budget effects rather than agent incompetence.</w:t>
+        <w:t xml:space="preserve">) account for 66% of all episode endings. This confirms the budget is the binding constraint in </w:t>
+      </w:r>
+      <w:proofErr w:type="gramStart"/>
+      <w:r>
+        <w:t>the majority of</w:t>
+      </w:r>
+      <w:proofErr w:type="gramEnd"/>
+      <w:r>
+        <w:t xml:space="preserve"> episodes, which is the prerequisite for this study to be measuring budget effects rather than agent incompetence.</w:t>
       </w:r>
     </w:p>
     <w:p>
@@ -9988,10 +10461,12 @@
         <w:t xml:space="preserve">, and </w:t>
       </w:r>
       <w:proofErr w:type="spellStart"/>
+      <w:proofErr w:type="gramStart"/>
       <w:r>
         <w:t>its</w:t>
       </w:r>
       <w:proofErr w:type="spellEnd"/>
+      <w:proofErr w:type="gramEnd"/>
       <w:r>
         <w:t xml:space="preserve"> obvious why…</w:t>
       </w:r>
@@ -10066,7 +10541,15 @@
         </w:drawing>
       </w:r>
       <w:r>
-        <w:t xml:space="preserve">This means I need to add another budget (64k), however to keep the tests consistent between A &amp; B, </w:t>
+        <w:t xml:space="preserve">This means I need to add another budget (64k), </w:t>
+      </w:r>
+      <w:proofErr w:type="gramStart"/>
+      <w:r>
+        <w:t>however</w:t>
+      </w:r>
+      <w:proofErr w:type="gramEnd"/>
+      <w:r>
+        <w:t xml:space="preserve"> to keep the tests consistent between A &amp; B, </w:t>
       </w:r>
       <w:proofErr w:type="spellStart"/>
       <w:r>
@@ -10127,7 +10610,15 @@
     </w:p>
     <w:p>
       <w:r>
-        <w:t>Furthermore, after examining how many times the critic is actually called its:</w:t>
+        <w:t xml:space="preserve">Furthermore, after examining how many times the critic is </w:t>
+      </w:r>
+      <w:proofErr w:type="gramStart"/>
+      <w:r>
+        <w:t>actually called</w:t>
+      </w:r>
+      <w:proofErr w:type="gramEnd"/>
+      <w:r>
+        <w:t xml:space="preserve"> its:</w:t>
       </w:r>
     </w:p>
     <w:tbl>
@@ -10285,7 +10776,15 @@
       </w:r>
       <w:proofErr w:type="spellEnd"/>
       <w:r>
-        <w:t xml:space="preserve"> and the proposed action is. So for example, since </w:t>
+        <w:t xml:space="preserve"> and the proposed action is. </w:t>
+      </w:r>
+      <w:proofErr w:type="gramStart"/>
+      <w:r>
+        <w:t>So</w:t>
+      </w:r>
+      <w:proofErr w:type="gramEnd"/>
+      <w:r>
+        <w:t xml:space="preserve"> for example, since </w:t>
       </w:r>
       <w:proofErr w:type="spellStart"/>
       <w:r>
@@ -10319,9 +10818,14 @@
       </w:r>
     </w:p>
     <w:p>
+      <w:proofErr w:type="gramStart"/>
       <w:r>
         <w:lastRenderedPageBreak/>
-        <w:t xml:space="preserve">So since strategy </w:t>
+        <w:t>So</w:t>
+      </w:r>
+      <w:proofErr w:type="gramEnd"/>
+      <w:r>
+        <w:t xml:space="preserve"> since strategy </w:t>
       </w:r>
       <w:r>
         <w:t>B</w:t>
@@ -10343,7 +10847,15 @@
       </w:r>
       <w:proofErr w:type="spellEnd"/>
       <w:r>
-        <w:t xml:space="preserve"> have to do this for strategy A as well. </w:t>
+        <w:t xml:space="preserve"> </w:t>
+      </w:r>
+      <w:proofErr w:type="gramStart"/>
+      <w:r>
+        <w:t>have to</w:t>
+      </w:r>
+      <w:proofErr w:type="gramEnd"/>
+      <w:r>
+        <w:t xml:space="preserve"> do this for strategy A as well. </w:t>
       </w:r>
       <w:r>
         <w:t xml:space="preserve">All I have to do is add it to the “BUDGETS” variable in “wa_env.py”. </w:t>
@@ -10695,7 +11207,15 @@
         <w:t xml:space="preserve"> Ive noticed that </w:t>
       </w:r>
       <w:r>
-        <w:t>task 460 compounds a 15% reduction even though the task was to reduce it once. So this needs to be identified in strategy B if it can be</w:t>
+        <w:t xml:space="preserve">task 460 compounds a 15% reduction even though the task was to reduce it once. </w:t>
+      </w:r>
+      <w:proofErr w:type="gramStart"/>
+      <w:r>
+        <w:t>So</w:t>
+      </w:r>
+      <w:proofErr w:type="gramEnd"/>
+      <w:r>
+        <w:t xml:space="preserve"> this needs to be identified in strategy B if it can be</w:t>
       </w:r>
       <w:r>
         <w:t xml:space="preserve"> without any hallucination</w:t>
@@ -10742,7 +11262,15 @@
       </w:r>
       <w:r>
         <w:lastRenderedPageBreak/>
-        <w:t>information retrieval, bulk action, delete, modify value, navigation, create or purchase tasks (or other if they do not fit in those sub categories)</w:t>
+        <w:t xml:space="preserve">information retrieval, bulk action, delete, modify value, navigation, create or purchase tasks (or other if they do not fit in those </w:t>
+      </w:r>
+      <w:proofErr w:type="gramStart"/>
+      <w:r>
+        <w:t>sub categories</w:t>
+      </w:r>
+      <w:proofErr w:type="gramEnd"/>
+      <w:r>
+        <w:t>)</w:t>
       </w:r>
       <w:r>
         <w:t>.</w:t>
@@ -11259,7 +11787,15 @@
           </w:tcPr>
           <w:p>
             <w:r>
-              <w:t>Navigation only stop rules</w:t>
+              <w:t xml:space="preserve">Navigation only </w:t>
+            </w:r>
+            <w:proofErr w:type="gramStart"/>
+            <w:r>
+              <w:t>stop</w:t>
+            </w:r>
+            <w:proofErr w:type="gramEnd"/>
+            <w:r>
+              <w:t xml:space="preserve"> rules</w:t>
             </w:r>
           </w:p>
         </w:tc>
@@ -11629,7 +12165,15 @@
           <w:p>
             <w:r>
               <w:lastRenderedPageBreak/>
-              <w:t>Multi-line text in single fill()</w:t>
+              <w:t xml:space="preserve">Multi-line text in single </w:t>
+            </w:r>
+            <w:proofErr w:type="gramStart"/>
+            <w:r>
+              <w:t>fill(</w:t>
+            </w:r>
+            <w:proofErr w:type="gramEnd"/>
+            <w:r>
+              <w:t>)</w:t>
             </w:r>
           </w:p>
         </w:tc>
@@ -11794,8 +12338,13 @@
           </w:tcPr>
           <w:p>
             <w:r>
-              <w:t>Required field check before submit</w:t>
-            </w:r>
+              <w:t xml:space="preserve">Required field check before </w:t>
+            </w:r>
+            <w:proofErr w:type="gramStart"/>
+            <w:r>
+              <w:t>submit</w:t>
+            </w:r>
+            <w:proofErr w:type="gramEnd"/>
           </w:p>
         </w:tc>
         <w:tc>
@@ -11838,7 +12387,15 @@
         <w:t>Oh and 1 more thing is splitting the training data for strategy C into categories</w:t>
       </w:r>
       <w:r>
-        <w:t xml:space="preserve"> to avoid contamination (i.e. if a task is modifying, creating, etc.. and is completed by a budget, the other budgets may be seen as “successful” but that’s because it was already completed by the other budget)</w:t>
+        <w:t xml:space="preserve"> to avoid contamination (i.e. if a task is modifying, creating, </w:t>
+      </w:r>
+      <w:proofErr w:type="gramStart"/>
+      <w:r>
+        <w:t>etc..</w:t>
+      </w:r>
+      <w:proofErr w:type="gramEnd"/>
+      <w:r>
+        <w:t xml:space="preserve"> and is completed by a budget, the other budgets may be seen as “successful” but that’s because it was already completed by the other budget)</w:t>
       </w:r>
       <w:r>
         <w:t>:</w:t>
@@ -12109,7 +12666,15 @@
       </w:r>
       <w:proofErr w:type="spellEnd"/>
       <w:r>
-        <w:t>('id') instead of press('id', 'Enter'), navigate('</w:t>
+        <w:t xml:space="preserve">('id') instead of </w:t>
+      </w:r>
+      <w:proofErr w:type="gramStart"/>
+      <w:r>
+        <w:t>press(</w:t>
+      </w:r>
+      <w:proofErr w:type="gramEnd"/>
+      <w:r>
+        <w:t>'id', 'Enter'), navigate('</w:t>
       </w:r>
       <w:proofErr w:type="spellStart"/>
       <w:r>
@@ -12141,7 +12706,15 @@
       </w:r>
       <w:proofErr w:type="spellEnd"/>
       <w:r>
-        <w:t>('id') instead of scroll(0, 400). The model drew these from its training data rather than from the action vocabulary provided in the prompt.</w:t>
+        <w:t xml:space="preserve">('id') instead of </w:t>
+      </w:r>
+      <w:proofErr w:type="gramStart"/>
+      <w:r>
+        <w:t>scroll(</w:t>
+      </w:r>
+      <w:proofErr w:type="gramEnd"/>
+      <w:r>
+        <w:t>0, 400). The model drew these from its training data rather than from the action vocabulary provided in the prompt.</w:t>
       </w:r>
     </w:p>
     <w:p>
@@ -12185,7 +12758,15 @@
       </w:r>
       <w:proofErr w:type="spellEnd"/>
       <w:r>
-        <w:t xml:space="preserve"> there is an hallucinated action, so C has a direct signal that something went wrong without needing to parse the action syntax itself. (</w:t>
+        <w:t xml:space="preserve"> there is </w:t>
+      </w:r>
+      <w:proofErr w:type="gramStart"/>
+      <w:r>
+        <w:t>an</w:t>
+      </w:r>
+      <w:proofErr w:type="gramEnd"/>
+      <w:r>
+        <w:t xml:space="preserve"> hallucinated action, so C has a direct signal that something went wrong without needing to parse the action syntax itself. (</w:t>
       </w:r>
       <w:proofErr w:type="spellStart"/>
       <w:r>
@@ -12747,7 +13328,15 @@
         <w:t xml:space="preserve"> accidently </w:t>
       </w:r>
       <w:r>
-        <w:t xml:space="preserve">used the variable “{{_ACTION_VOCAB}}” which basically takes the possible actions from strategy A and is called inside the instructions (all 3 agents have this). However, since they are inside double curly brackets, none of the agents can actually see </w:t>
+        <w:t xml:space="preserve">used the variable “{{_ACTION_VOCAB}}” which basically takes the possible actions from strategy A and is called inside the instructions (all 3 agents have this). However, since they are inside double curly brackets, none of the agents can </w:t>
+      </w:r>
+      <w:proofErr w:type="gramStart"/>
+      <w:r>
+        <w:t>actually see</w:t>
+      </w:r>
+      <w:proofErr w:type="gramEnd"/>
+      <w:r>
+        <w:t xml:space="preserve"> </w:t>
       </w:r>
       <w:r>
         <w:t xml:space="preserve">the possible actions… So basically, 40+ hours of wasted time and 3 agents </w:t>
@@ -12895,13 +13484,37 @@
         <w:t xml:space="preserve">I’ve completed the remove_errors.py file </w:t>
       </w:r>
       <w:r>
-        <w:t xml:space="preserve">where I can pass a few arguments (file directory, dry run, backup). The dry run argument doesn’t remove any errors, its more for confirming </w:t>
-      </w:r>
-      <w:r>
-        <w:t xml:space="preserve">the errors are not the agents errors but the environment itself. </w:t>
-      </w:r>
-      <w:r>
-        <w:t xml:space="preserve">Example of passing dry-run as the argument and the output for the full batch of Strategy A. </w:t>
+        <w:t xml:space="preserve">where I can pass a few arguments (file directory, dry run, backup). The dry run argument doesn’t remove any errors, </w:t>
+      </w:r>
+      <w:proofErr w:type="gramStart"/>
+      <w:r>
+        <w:t>its</w:t>
+      </w:r>
+      <w:proofErr w:type="gramEnd"/>
+      <w:r>
+        <w:t xml:space="preserve"> more for confirming </w:t>
+      </w:r>
+      <w:r>
+        <w:t xml:space="preserve">the errors are not the </w:t>
+      </w:r>
+      <w:proofErr w:type="gramStart"/>
+      <w:r>
+        <w:t>agents</w:t>
+      </w:r>
+      <w:proofErr w:type="gramEnd"/>
+      <w:r>
+        <w:t xml:space="preserve"> errors but the environment itself. </w:t>
+      </w:r>
+      <w:r>
+        <w:t xml:space="preserve">Example of passing </w:t>
+      </w:r>
+      <w:proofErr w:type="gramStart"/>
+      <w:r>
+        <w:t>dry-run</w:t>
+      </w:r>
+      <w:proofErr w:type="gramEnd"/>
+      <w:r>
+        <w:t xml:space="preserve"> as the argument and the output for the full batch of Strategy A. </w:t>
       </w:r>
     </w:p>
     <w:p>
@@ -13001,11 +13614,19 @@
       </w:r>
       <w:proofErr w:type="spellStart"/>
       <w:r>
-        <w:t>analysis_a</w:t>
-      </w:r>
-      <w:proofErr w:type="spellEnd"/>
-      <w:r>
-        <w:t xml:space="preserve"> and </w:t>
+        <w:t>analysis_</w:t>
+      </w:r>
+      <w:proofErr w:type="gramStart"/>
+      <w:r>
+        <w:t>a</w:t>
+      </w:r>
+      <w:proofErr w:type="spellEnd"/>
+      <w:r>
+        <w:t xml:space="preserve"> and</w:t>
+      </w:r>
+      <w:proofErr w:type="gramEnd"/>
+      <w:r>
+        <w:t xml:space="preserve"> </w:t>
       </w:r>
       <w:proofErr w:type="spellStart"/>
       <w:r>
@@ -13018,7 +13639,15 @@
     </w:p>
     <w:p>
       <w:r>
-        <w:t>I also fixed a small bug where I was calling the “shared” python script incorrectly with the incorrect directory name. I had the directory name called “analysis” but I renamed it to “</w:t>
+        <w:t>I also fixed a small bug where I was calling the “shared” python script incorrectly with the incorrect directory name. I had the directory name called “analysis</w:t>
+      </w:r>
+      <w:proofErr w:type="gramStart"/>
+      <w:r>
+        <w:t>”</w:t>
+      </w:r>
+      <w:proofErr w:type="gramEnd"/>
+      <w:r>
+        <w:t xml:space="preserve"> but I renamed it to “</w:t>
       </w:r>
       <w:proofErr w:type="spellStart"/>
       <w:r>
@@ -13058,10 +13687,26 @@
         <w:t>” or “navigation” tasks. I’ve made some changed to the extract_task_intent.py</w:t>
       </w:r>
       <w:r>
-        <w:t xml:space="preserve">. The previous “categorise()” function checks delete before navigation, so “Show me products </w:t>
-      </w:r>
-      <w:r>
-        <w:t xml:space="preserve">under $46.99 in makeup remover” matched “remove” inside “remover” and gets filed as a deletion task. Basically the substring matches on the wrong word. </w:t>
+        <w:t>. The previous “</w:t>
+      </w:r>
+      <w:proofErr w:type="gramStart"/>
+      <w:r>
+        <w:t>categorise(</w:t>
+      </w:r>
+      <w:proofErr w:type="gramEnd"/>
+      <w:r>
+        <w:t xml:space="preserve">)” function checks delete before navigation, so “Show me products </w:t>
+      </w:r>
+      <w:r>
+        <w:t xml:space="preserve">under $46.99 in makeup remover” matched “remove” inside “remover” and gets filed as a deletion task. </w:t>
+      </w:r>
+      <w:proofErr w:type="gramStart"/>
+      <w:r>
+        <w:t>Basically</w:t>
+      </w:r>
+      <w:proofErr w:type="gramEnd"/>
+      <w:r>
+        <w:t xml:space="preserve"> the substring matches on the wrong word. </w:t>
       </w:r>
     </w:p>
     <w:p>
@@ -13143,6 +13788,159 @@
       </w:r>
       <w:r>
         <w:t>.</w:t>
+      </w:r>
+    </w:p>
+    <w:p>
+      <w:r>
+        <w:t xml:space="preserve">In terms of the difficulty tier annotations, </w:t>
+      </w:r>
+      <w:r>
+        <w:t xml:space="preserve">it now takes both </w:t>
+      </w:r>
+      <w:proofErr w:type="spellStart"/>
+      <w:r>
+        <w:t>task_intents</w:t>
+      </w:r>
+      <w:proofErr w:type="spellEnd"/>
+      <w:r>
+        <w:t xml:space="preserve"> and the batch output for strategy A. Since </w:t>
+      </w:r>
+      <w:proofErr w:type="spellStart"/>
+      <w:r>
+        <w:t>task_</w:t>
+      </w:r>
+      <w:proofErr w:type="gramStart"/>
+      <w:r>
+        <w:t>intents.jsonl</w:t>
+      </w:r>
+      <w:proofErr w:type="spellEnd"/>
+      <w:proofErr w:type="gramEnd"/>
+      <w:r>
+        <w:t xml:space="preserve"> (or extract_task_intents.py) uses regular expressions with word boundaries to </w:t>
+      </w:r>
+      <w:r>
+        <w:t>determine</w:t>
+      </w:r>
+      <w:r>
+        <w:t xml:space="preserve"> the category (</w:t>
+      </w:r>
+      <w:r>
+        <w:t>information retrieval, modify value, delete, create, etc..)</w:t>
+      </w:r>
+      <w:r>
+        <w:t xml:space="preserve"> the LLM in the previous annotation script no longer guesses the category at all</w:t>
+      </w:r>
+      <w:r>
+        <w:t xml:space="preserve"> (as previously, the LLM guessed and led to inconsistent category</w:t>
+      </w:r>
+      <w:r>
+        <w:t xml:space="preserve"> &amp; difficulty tier</w:t>
+      </w:r>
+      <w:r>
+        <w:t xml:space="preserve"> classifications).</w:t>
+      </w:r>
+    </w:p>
+    <w:p>
+      <w:r>
+        <w:t xml:space="preserve">Regarding the input of strategy A’s batch output file, the LLM annotator now sees what the task </w:t>
+      </w:r>
+      <w:r>
+        <w:t>cost</w:t>
+      </w:r>
+      <w:r>
+        <w:t xml:space="preserve"> strategy A (median steps, median tokens and how many distinct URLs were visited. </w:t>
+      </w:r>
+      <w:r>
+        <w:t>Token cost</w:t>
+      </w:r>
+      <w:r>
+        <w:t xml:space="preserve"> is a structural property (how much navigation and reading the task demands) which is exactly what the rubric measures from text and often gets wrong. </w:t>
+      </w:r>
+    </w:p>
+    <w:p/>
+    <w:p>
+      <w:r>
+        <w:lastRenderedPageBreak/>
+        <w:t xml:space="preserve">In the previous annotation script, </w:t>
+      </w:r>
+      <w:r>
+        <w:t>the LLM flagged 0 of 201 tasks because confidence never fell below 0.7. Now tasks are flagged when any of these are present:</w:t>
+      </w:r>
+    </w:p>
+    <w:p>
+      <w:pPr>
+        <w:pStyle w:val="ListParagraph"/>
+        <w:numPr>
+          <w:ilvl w:val="0"/>
+          <w:numId w:val="7"/>
+        </w:numPr>
+      </w:pPr>
+      <w:r>
+        <w:t>Confidence below 0.7 threshold</w:t>
+      </w:r>
+    </w:p>
+    <w:p>
+      <w:pPr>
+        <w:pStyle w:val="ListParagraph"/>
+        <w:numPr>
+          <w:ilvl w:val="0"/>
+          <w:numId w:val="7"/>
+        </w:numPr>
+      </w:pPr>
+      <w:r>
+        <w:t>LLMs score disagreed with its template groups median</w:t>
+      </w:r>
+    </w:p>
+    <w:p>
+      <w:pPr>
+        <w:pStyle w:val="ListParagraph"/>
+        <w:numPr>
+          <w:ilvl w:val="0"/>
+          <w:numId w:val="7"/>
+        </w:numPr>
+      </w:pPr>
+      <w:r>
+        <w:t xml:space="preserve">Observed cost contradicts </w:t>
+      </w:r>
+      <w:r>
+        <w:t>the score (a “0 pages” task that took the baseline agent 8 steps)</w:t>
+      </w:r>
+    </w:p>
+    <w:p>
+      <w:r>
+        <w:t xml:space="preserve">The rubric scale has not changed. </w:t>
+      </w:r>
+    </w:p>
+    <w:p>
+      <w:r>
+        <w:t>Ive also added a validation method to report Cohens kappa</w:t>
+      </w:r>
+    </w:p>
+    <w:p>
+      <w:pPr>
+        <w:pStyle w:val="ListParagraph"/>
+        <w:numPr>
+          <w:ilvl w:val="0"/>
+          <w:numId w:val="8"/>
+        </w:numPr>
+      </w:pPr>
+      <w:r>
+        <w:t>Hand labelled 50 tasks</w:t>
+      </w:r>
+      <w:r>
+        <w:t>, then ill run the annotator over the same 50 then report Cohens kappa</w:t>
+      </w:r>
+    </w:p>
+    <w:p>
+      <w:pPr>
+        <w:pStyle w:val="ListParagraph"/>
+        <w:numPr>
+          <w:ilvl w:val="0"/>
+          <w:numId w:val="8"/>
+        </w:numPr>
+      </w:pPr>
+      <w:r>
+        <w:t xml:space="preserve">After collection, ill check if the tiers correlate with observed median tokens and steps. CORRELATION WITH COST (NOT SUCCESS). </w:t>
       </w:r>
     </w:p>
     <w:p/>
@@ -13160,6 +13958,119 @@
 <file path=word/numbering.xml><?xml version="1.0" encoding="utf-8"?>
 <w:numbering xmlns:wpc="http://schemas.microsoft.com/office/word/2010/wordprocessingCanvas" xmlns:cx="http://schemas.microsoft.com/office/drawing/2014/chartex" xmlns:cx1="http://schemas.microsoft.com/office/drawing/2015/9/8/chartex" xmlns:cx2="http://schemas.microsoft.com/office/drawing/2015/10/21/chartex" xmlns:cx3="http://schemas.microsoft.com/office/drawing/2016/5/9/chartex" xmlns:cx4="http://schemas.microsoft.com/office/drawing/2016/5/10/chartex" xmlns:cx5="http://schemas.microsoft.com/office/drawing/2016/5/11/chartex" xmlns:cx6="http://schemas.microsoft.com/office/drawing/2016/5/12/chartex" xmlns:cx7="http://schemas.microsoft.com/office/drawing/2016/5/13/chartex" xmlns:cx8="http://schemas.microsoft.com/office/drawing/2016/5/14/chartex" xmlns:mc="http://schemas.openxmlformats.org/markup-compatibility/2006" xmlns:aink="http://schemas.microsoft.com/office/drawing/2016/ink" xmlns:am3d="http://schemas.microsoft.com/office/drawing/2017/model3d" xmlns:o="urn:schemas-microsoft-com:office:office" xmlns:oel="http://schemas.microsoft.com/office/2019/extlst" xmlns:r="http://schemas.openxmlformats.org/officeDocument/2006/relationships" xmlns:m="http://schemas.openxmlformats.org/officeDocument/2006/math" xmlns:v="urn:schemas-microsoft-com:vml" xmlns:wp14="http://schemas.microsoft.com/office/word/2010/wordprocessingDrawing" xmlns:wp="http://schemas.openxmlformats.org/drawingml/2006/wordprocessingDrawing" xmlns:w10="urn:schemas-microsoft-com:office:word" xmlns:w="http://schemas.openxmlformats.org/wordprocessingml/2006/main" xmlns:w14="http://schemas.microsoft.com/office/word/2010/wordml" xmlns:w15="http://schemas.microsoft.com/office/word/2012/wordml" xmlns:w16cei="http://schemas.microsoft.com/office/word/2026/wordml/cei" xmlns:w16cex="http://schemas.microsoft.com/office/word/2018/wordml/cex" xmlns:w16cid="http://schemas.microsoft.com/office/word/2016/wordml/cid" xmlns:w16="http://schemas.microsoft.com/office/word/2018/wordml" xmlns:w16du="http://schemas.microsoft.com/office/word/2023/wordml/word16du" xmlns:w16sdtdh="http://schemas.microsoft.com/office/word/2020/wordml/sdtdatahash" xmlns:w16sdtfl="http://schemas.microsoft.com/office/word/2024/wordml/sdtformatlock" xmlns:w16se="http://schemas.microsoft.com/office/word/2015/wordml/symex" xmlns:wpg="http://schemas.microsoft.com/office/word/2010/wordprocessingGroup" xmlns:wpi="http://schemas.microsoft.com/office/word/2010/wordprocessingInk" xmlns:wne="http://schemas.microsoft.com/office/word/2006/wordml" xmlns:wps="http://schemas.microsoft.com/office/word/2010/wordprocessingShape" mc:Ignorable="w14 w15 w16se w16cid w16 w16cex w16sdtdh w16sdtfl w16du wp14">
   <w:abstractNum w:abstractNumId="0" w15:restartNumberingAfterBreak="0">
+    <w:nsid w:val="02390135"/>
+    <w:multiLevelType w:val="hybridMultilevel"/>
+    <w:tmpl w:val="EC82F9E4"/>
+    <w:lvl w:ilvl="0" w:tplc="08090001">
+      <w:start w:val="1"/>
+      <w:numFmt w:val="bullet"/>
+      <w:lvlText w:val=""/>
+      <w:lvlJc w:val="left"/>
+      <w:pPr>
+        <w:ind w:left="720" w:hanging="360"/>
+      </w:pPr>
+      <w:rPr>
+        <w:rFonts w:ascii="Symbol" w:hAnsi="Symbol" w:hint="default"/>
+      </w:rPr>
+    </w:lvl>
+    <w:lvl w:ilvl="1" w:tplc="08090003" w:tentative="1">
+      <w:start w:val="1"/>
+      <w:numFmt w:val="bullet"/>
+      <w:lvlText w:val="o"/>
+      <w:lvlJc w:val="left"/>
+      <w:pPr>
+        <w:ind w:left="1440" w:hanging="360"/>
+      </w:pPr>
+      <w:rPr>
+        <w:rFonts w:ascii="Courier New" w:hAnsi="Courier New" w:cs="Courier New" w:hint="default"/>
+      </w:rPr>
+    </w:lvl>
+    <w:lvl w:ilvl="2" w:tplc="08090005" w:tentative="1">
+      <w:start w:val="1"/>
+      <w:numFmt w:val="bullet"/>
+      <w:lvlText w:val=""/>
+      <w:lvlJc w:val="left"/>
+      <w:pPr>
+        <w:ind w:left="2160" w:hanging="360"/>
+      </w:pPr>
+      <w:rPr>
+        <w:rFonts w:ascii="Wingdings" w:hAnsi="Wingdings" w:hint="default"/>
+      </w:rPr>
+    </w:lvl>
+    <w:lvl w:ilvl="3" w:tplc="08090001" w:tentative="1">
+      <w:start w:val="1"/>
+      <w:numFmt w:val="bullet"/>
+      <w:lvlText w:val=""/>
+      <w:lvlJc w:val="left"/>
+      <w:pPr>
+        <w:ind w:left="2880" w:hanging="360"/>
+      </w:pPr>
+      <w:rPr>
+        <w:rFonts w:ascii="Symbol" w:hAnsi="Symbol" w:hint="default"/>
+      </w:rPr>
+    </w:lvl>
+    <w:lvl w:ilvl="4" w:tplc="08090003" w:tentative="1">
+      <w:start w:val="1"/>
+      <w:numFmt w:val="bullet"/>
+      <w:lvlText w:val="o"/>
+      <w:lvlJc w:val="left"/>
+      <w:pPr>
+        <w:ind w:left="3600" w:hanging="360"/>
+      </w:pPr>
+      <w:rPr>
+        <w:rFonts w:ascii="Courier New" w:hAnsi="Courier New" w:cs="Courier New" w:hint="default"/>
+      </w:rPr>
+    </w:lvl>
+    <w:lvl w:ilvl="5" w:tplc="08090005" w:tentative="1">
+      <w:start w:val="1"/>
+      <w:numFmt w:val="bullet"/>
+      <w:lvlText w:val=""/>
+      <w:lvlJc w:val="left"/>
+      <w:pPr>
+        <w:ind w:left="4320" w:hanging="360"/>
+      </w:pPr>
+      <w:rPr>
+        <w:rFonts w:ascii="Wingdings" w:hAnsi="Wingdings" w:hint="default"/>
+      </w:rPr>
+    </w:lvl>
+    <w:lvl w:ilvl="6" w:tplc="08090001" w:tentative="1">
+      <w:start w:val="1"/>
+      <w:numFmt w:val="bullet"/>
+      <w:lvlText w:val=""/>
+      <w:lvlJc w:val="left"/>
+      <w:pPr>
+        <w:ind w:left="5040" w:hanging="360"/>
+      </w:pPr>
+      <w:rPr>
+        <w:rFonts w:ascii="Symbol" w:hAnsi="Symbol" w:hint="default"/>
+      </w:rPr>
+    </w:lvl>
+    <w:lvl w:ilvl="7" w:tplc="08090003" w:tentative="1">
+      <w:start w:val="1"/>
+      <w:numFmt w:val="bullet"/>
+      <w:lvlText w:val="o"/>
+      <w:lvlJc w:val="left"/>
+      <w:pPr>
+        <w:ind w:left="5760" w:hanging="360"/>
+      </w:pPr>
+      <w:rPr>
+        <w:rFonts w:ascii="Courier New" w:hAnsi="Courier New" w:cs="Courier New" w:hint="default"/>
+      </w:rPr>
+    </w:lvl>
+    <w:lvl w:ilvl="8" w:tplc="08090005" w:tentative="1">
+      <w:start w:val="1"/>
+      <w:numFmt w:val="bullet"/>
+      <w:lvlText w:val=""/>
+      <w:lvlJc w:val="left"/>
+      <w:pPr>
+        <w:ind w:left="6480" w:hanging="360"/>
+      </w:pPr>
+      <w:rPr>
+        <w:rFonts w:ascii="Wingdings" w:hAnsi="Wingdings" w:hint="default"/>
+      </w:rPr>
+    </w:lvl>
+  </w:abstractNum>
+  <w:abstractNum w:abstractNumId="1" w15:restartNumberingAfterBreak="0">
     <w:nsid w:val="0AF45790"/>
     <w:multiLevelType w:val="hybridMultilevel"/>
     <w:tmpl w:val="D3D05D52"/>
@@ -13272,7 +14183,7 @@
       </w:rPr>
     </w:lvl>
   </w:abstractNum>
-  <w:abstractNum w:abstractNumId="1" w15:restartNumberingAfterBreak="0">
+  <w:abstractNum w:abstractNumId="2" w15:restartNumberingAfterBreak="0">
     <w:nsid w:val="1BB92E62"/>
     <w:multiLevelType w:val="hybridMultilevel"/>
     <w:tmpl w:val="4AC83440"/>
@@ -13361,7 +14272,96 @@
       </w:pPr>
     </w:lvl>
   </w:abstractNum>
-  <w:abstractNum w:abstractNumId="2" w15:restartNumberingAfterBreak="0">
+  <w:abstractNum w:abstractNumId="3" w15:restartNumberingAfterBreak="0">
+    <w:nsid w:val="1C692CC0"/>
+    <w:multiLevelType w:val="hybridMultilevel"/>
+    <w:tmpl w:val="AA56466C"/>
+    <w:lvl w:ilvl="0" w:tplc="0809000F">
+      <w:start w:val="1"/>
+      <w:numFmt w:val="decimal"/>
+      <w:lvlText w:val="%1."/>
+      <w:lvlJc w:val="left"/>
+      <w:pPr>
+        <w:ind w:left="720" w:hanging="360"/>
+      </w:pPr>
+      <w:rPr>
+        <w:rFonts w:hint="default"/>
+      </w:rPr>
+    </w:lvl>
+    <w:lvl w:ilvl="1" w:tplc="08090019" w:tentative="1">
+      <w:start w:val="1"/>
+      <w:numFmt w:val="lowerLetter"/>
+      <w:lvlText w:val="%2."/>
+      <w:lvlJc w:val="left"/>
+      <w:pPr>
+        <w:ind w:left="1440" w:hanging="360"/>
+      </w:pPr>
+    </w:lvl>
+    <w:lvl w:ilvl="2" w:tplc="0809001B" w:tentative="1">
+      <w:start w:val="1"/>
+      <w:numFmt w:val="lowerRoman"/>
+      <w:lvlText w:val="%3."/>
+      <w:lvlJc w:val="right"/>
+      <w:pPr>
+        <w:ind w:left="2160" w:hanging="180"/>
+      </w:pPr>
+    </w:lvl>
+    <w:lvl w:ilvl="3" w:tplc="0809000F" w:tentative="1">
+      <w:start w:val="1"/>
+      <w:numFmt w:val="decimal"/>
+      <w:lvlText w:val="%4."/>
+      <w:lvlJc w:val="left"/>
+      <w:pPr>
+        <w:ind w:left="2880" w:hanging="360"/>
+      </w:pPr>
+    </w:lvl>
+    <w:lvl w:ilvl="4" w:tplc="08090019" w:tentative="1">
+      <w:start w:val="1"/>
+      <w:numFmt w:val="lowerLetter"/>
+      <w:lvlText w:val="%5."/>
+      <w:lvlJc w:val="left"/>
+      <w:pPr>
+        <w:ind w:left="3600" w:hanging="360"/>
+      </w:pPr>
+    </w:lvl>
+    <w:lvl w:ilvl="5" w:tplc="0809001B" w:tentative="1">
+      <w:start w:val="1"/>
+      <w:numFmt w:val="lowerRoman"/>
+      <w:lvlText w:val="%6."/>
+      <w:lvlJc w:val="right"/>
+      <w:pPr>
+        <w:ind w:left="4320" w:hanging="180"/>
+      </w:pPr>
+    </w:lvl>
+    <w:lvl w:ilvl="6" w:tplc="0809000F" w:tentative="1">
+      <w:start w:val="1"/>
+      <w:numFmt w:val="decimal"/>
+      <w:lvlText w:val="%7."/>
+      <w:lvlJc w:val="left"/>
+      <w:pPr>
+        <w:ind w:left="5040" w:hanging="360"/>
+      </w:pPr>
+    </w:lvl>
+    <w:lvl w:ilvl="7" w:tplc="08090019" w:tentative="1">
+      <w:start w:val="1"/>
+      <w:numFmt w:val="lowerLetter"/>
+      <w:lvlText w:val="%8."/>
+      <w:lvlJc w:val="left"/>
+      <w:pPr>
+        <w:ind w:left="5760" w:hanging="360"/>
+      </w:pPr>
+    </w:lvl>
+    <w:lvl w:ilvl="8" w:tplc="0809001B" w:tentative="1">
+      <w:start w:val="1"/>
+      <w:numFmt w:val="lowerRoman"/>
+      <w:lvlText w:val="%9."/>
+      <w:lvlJc w:val="right"/>
+      <w:pPr>
+        <w:ind w:left="6480" w:hanging="180"/>
+      </w:pPr>
+    </w:lvl>
+  </w:abstractNum>
+  <w:abstractNum w:abstractNumId="4" w15:restartNumberingAfterBreak="0">
     <w:nsid w:val="41261134"/>
     <w:multiLevelType w:val="hybridMultilevel"/>
     <w:tmpl w:val="0D28F356"/>
@@ -13450,7 +14450,7 @@
       </w:pPr>
     </w:lvl>
   </w:abstractNum>
-  <w:abstractNum w:abstractNumId="3" w15:restartNumberingAfterBreak="0">
+  <w:abstractNum w:abstractNumId="5" w15:restartNumberingAfterBreak="0">
     <w:nsid w:val="4E085428"/>
     <w:multiLevelType w:val="hybridMultilevel"/>
     <w:tmpl w:val="A2F4E1B4"/>
@@ -13563,7 +14563,7 @@
       </w:rPr>
     </w:lvl>
   </w:abstractNum>
-  <w:abstractNum w:abstractNumId="4" w15:restartNumberingAfterBreak="0">
+  <w:abstractNum w:abstractNumId="6" w15:restartNumberingAfterBreak="0">
     <w:nsid w:val="580C0591"/>
     <w:multiLevelType w:val="hybridMultilevel"/>
     <w:tmpl w:val="B37AEA48"/>
@@ -13652,7 +14652,7 @@
       </w:pPr>
     </w:lvl>
   </w:abstractNum>
-  <w:abstractNum w:abstractNumId="5" w15:restartNumberingAfterBreak="0">
+  <w:abstractNum w:abstractNumId="7" w15:restartNumberingAfterBreak="0">
     <w:nsid w:val="5B441A96"/>
     <w:multiLevelType w:val="hybridMultilevel"/>
     <w:tmpl w:val="2DD6B85C"/>
@@ -13766,21 +14766,27 @@
     </w:lvl>
   </w:abstractNum>
   <w:num w:numId="1" w16cid:durableId="1173379283">
+    <w:abstractNumId w:val="7"/>
+  </w:num>
+  <w:num w:numId="2" w16cid:durableId="2072538169">
+    <w:abstractNumId w:val="1"/>
+  </w:num>
+  <w:num w:numId="3" w16cid:durableId="1717776679">
+    <w:abstractNumId w:val="6"/>
+  </w:num>
+  <w:num w:numId="4" w16cid:durableId="115564954">
+    <w:abstractNumId w:val="2"/>
+  </w:num>
+  <w:num w:numId="5" w16cid:durableId="2107186474">
+    <w:abstractNumId w:val="4"/>
+  </w:num>
+  <w:num w:numId="6" w16cid:durableId="2064786345">
     <w:abstractNumId w:val="5"/>
   </w:num>
-  <w:num w:numId="2" w16cid:durableId="2072538169">
+  <w:num w:numId="7" w16cid:durableId="1252818441">
     <w:abstractNumId w:val="0"/>
   </w:num>
-  <w:num w:numId="3" w16cid:durableId="1717776679">
-    <w:abstractNumId w:val="4"/>
-  </w:num>
-  <w:num w:numId="4" w16cid:durableId="115564954">
-    <w:abstractNumId w:val="1"/>
-  </w:num>
-  <w:num w:numId="5" w16cid:durableId="2107186474">
-    <w:abstractNumId w:val="2"/>
-  </w:num>
-  <w:num w:numId="6" w16cid:durableId="2064786345">
+  <w:num w:numId="8" w16cid:durableId="4720011">
     <w:abstractNumId w:val="3"/>
   </w:num>
 </w:numbering>

--- a/docs/Additional Material/Journal.docx
+++ b/docs/Additional Material/Journal.docx
@@ -1,6 +1,6 @@
 
 <file path=word/document.xml><?xml version="1.0" encoding="utf-8"?>
-<w:document xmlns:wpc="http://schemas.microsoft.com/office/word/2010/wordprocessingCanvas" xmlns:cx="http://schemas.microsoft.com/office/drawing/2014/chartex" xmlns:cx1="http://schemas.microsoft.com/office/drawing/2015/9/8/chartex" xmlns:cx2="http://schemas.microsoft.com/office/drawing/2015/10/21/chartex" xmlns:cx3="http://schemas.microsoft.com/office/drawing/2016/5/9/chartex" xmlns:cx4="http://schemas.microsoft.com/office/drawing/2016/5/10/chartex" xmlns:cx5="http://schemas.microsoft.com/office/drawing/2016/5/11/chartex" xmlns:cx6="http://schemas.microsoft.com/office/drawing/2016/5/12/chartex" xmlns:cx7="http://schemas.microsoft.com/office/drawing/2016/5/13/chartex" xmlns:cx8="http://schemas.microsoft.com/office/drawing/2016/5/14/chartex" xmlns:mc="http://schemas.openxmlformats.org/markup-compatibility/2006" xmlns:aink="http://schemas.microsoft.com/office/drawing/2016/ink" xmlns:am3d="http://schemas.microsoft.com/office/drawing/2017/model3d" xmlns:o="urn:schemas-microsoft-com:office:office" xmlns:oel="http://schemas.microsoft.com/office/2019/extlst" xmlns:r="http://schemas.openxmlformats.org/officeDocument/2006/relationships" xmlns:m="http://schemas.openxmlformats.org/officeDocument/2006/math" xmlns:v="urn:schemas-microsoft-com:vml" xmlns:wp14="http://schemas.microsoft.com/office/word/2010/wordprocessingDrawing" xmlns:wp="http://schemas.openxmlformats.org/drawingml/2006/wordprocessingDrawing" xmlns:w10="urn:schemas-microsoft-com:office:word" xmlns:w="http://schemas.openxmlformats.org/wordprocessingml/2006/main" xmlns:w14="http://schemas.microsoft.com/office/word/2010/wordml" xmlns:w15="http://schemas.microsoft.com/office/word/2012/wordml" xmlns:w16cei="http://schemas.microsoft.com/office/word/2026/wordml/cei" xmlns:w16cex="http://schemas.microsoft.com/office/word/2018/wordml/cex" xmlns:w16cid="http://schemas.microsoft.com/office/word/2016/wordml/cid" xmlns:w16="http://schemas.microsoft.com/office/word/2018/wordml" xmlns:w16du="http://schemas.microsoft.com/office/word/2023/wordml/word16du" xmlns:w16sdtdh="http://schemas.microsoft.com/office/word/2020/wordml/sdtdatahash" xmlns:w16sdtfl="http://schemas.microsoft.com/office/word/2024/wordml/sdtformatlock" xmlns:w16se="http://schemas.microsoft.com/office/word/2015/wordml/symex" xmlns:wpg="http://schemas.microsoft.com/office/word/2010/wordprocessingGroup" xmlns:wpi="http://schemas.microsoft.com/office/word/2010/wordprocessingInk" xmlns:wne="http://schemas.microsoft.com/office/word/2006/wordml" xmlns:wps="http://schemas.microsoft.com/office/word/2010/wordprocessingShape" mc:Ignorable="w14 w15 w16se w16cid w16 w16cex w16sdtdh w16sdtfl w16du wp14">
+<w:document xmlns:wpc="http://schemas.microsoft.com/office/word/2010/wordprocessingCanvas" xmlns:cx="http://schemas.microsoft.com/office/drawing/2014/chartex" xmlns:cx1="http://schemas.microsoft.com/office/drawing/2015/9/8/chartex" xmlns:cx2="http://schemas.microsoft.com/office/drawing/2015/10/21/chartex" xmlns:cx3="http://schemas.microsoft.com/office/drawing/2016/5/9/chartex" xmlns:cx4="http://schemas.microsoft.com/office/drawing/2016/5/10/chartex" xmlns:cx5="http://schemas.microsoft.com/office/drawing/2016/5/11/chartex" xmlns:cx6="http://schemas.microsoft.com/office/drawing/2016/5/12/chartex" xmlns:cx7="http://schemas.microsoft.com/office/drawing/2016/5/13/chartex" xmlns:cx8="http://schemas.microsoft.com/office/drawing/2016/5/14/chartex" xmlns:mc="http://schemas.openxmlformats.org/markup-compatibility/2006" xmlns:aink="http://schemas.microsoft.com/office/drawing/2016/ink" xmlns:am3d="http://schemas.microsoft.com/office/drawing/2017/model3d" xmlns:o="urn:schemas-microsoft-com:office:office" xmlns:oel="http://schemas.microsoft.com/office/2019/extlst" xmlns:r="http://schemas.openxmlformats.org/officeDocument/2006/relationships" xmlns:m="http://schemas.openxmlformats.org/officeDocument/2006/math" xmlns:v="urn:schemas-microsoft-com:vml" xmlns:wp14="http://schemas.microsoft.com/office/word/2010/wordprocessingDrawing" xmlns:wp="http://schemas.openxmlformats.org/drawingml/2006/wordprocessingDrawing" xmlns:w10="urn:schemas-microsoft-com:office:word" xmlns:w="http://schemas.openxmlformats.org/wordprocessingml/2006/main" xmlns:w14="http://schemas.microsoft.com/office/word/2010/wordml" xmlns:w15="http://schemas.microsoft.com/office/word/2012/wordml" xmlns:w16cex="http://schemas.microsoft.com/office/word/2018/wordml/cex" xmlns:w16cid="http://schemas.microsoft.com/office/word/2016/wordml/cid" xmlns:w16="http://schemas.microsoft.com/office/word/2018/wordml" xmlns:w16du="http://schemas.microsoft.com/office/word/2023/wordml/word16du" xmlns:w16sdtdh="http://schemas.microsoft.com/office/word/2020/wordml/sdtdatahash" xmlns:w16sdtfl="http://schemas.microsoft.com/office/word/2024/wordml/sdtformatlock" xmlns:w16se="http://schemas.microsoft.com/office/word/2015/wordml/symex" xmlns:wpg="http://schemas.microsoft.com/office/word/2010/wordprocessingGroup" xmlns:wpi="http://schemas.microsoft.com/office/word/2010/wordprocessingInk" xmlns:wne="http://schemas.microsoft.com/office/word/2006/wordml" xmlns:wps="http://schemas.microsoft.com/office/word/2010/wordprocessingShape" mc:Ignorable="w14 w15 w16se w16cid w16 w16cex w16sdtdh w16sdtfl w16du wp14">
   <w:body>
     <w:p>
       <w:pPr>
@@ -5830,15 +5830,7 @@
       </w:r>
       <w:proofErr w:type="spellEnd"/>
       <w:r>
-        <w:t xml:space="preserve"> </w:t>
-      </w:r>
-      <w:proofErr w:type="gramStart"/>
-      <w:r>
-        <w:t>need</w:t>
-      </w:r>
-      <w:proofErr w:type="gramEnd"/>
-      <w:r>
-        <w:t xml:space="preserve"> to make is the max steps limit. Since </w:t>
+        <w:t xml:space="preserve"> need to make is the max steps limit. Since </w:t>
       </w:r>
       <w:proofErr w:type="spellStart"/>
       <w:r>
@@ -13944,6 +13936,412 @@
       </w:r>
     </w:p>
     <w:p/>
+    <w:p>
+      <w:pPr>
+        <w:pStyle w:val="IntenseQuote"/>
+        <w:rPr>
+          <w:b/>
+          <w:bCs/>
+          <w:color w:val="auto"/>
+          <w:sz w:val="28"/>
+          <w:szCs w:val="28"/>
+        </w:rPr>
+      </w:pPr>
+      <w:r>
+        <w:rPr>
+          <w:b/>
+          <w:bCs/>
+          <w:color w:val="auto"/>
+          <w:sz w:val="28"/>
+          <w:szCs w:val="28"/>
+        </w:rPr>
+        <w:t>(</w:t>
+      </w:r>
+      <w:r>
+        <w:rPr>
+          <w:b/>
+          <w:bCs/>
+          <w:color w:val="auto"/>
+          <w:sz w:val="28"/>
+          <w:szCs w:val="28"/>
+        </w:rPr>
+        <w:t>18</w:t>
+      </w:r>
+      <w:r>
+        <w:rPr>
+          <w:b/>
+          <w:bCs/>
+          <w:color w:val="auto"/>
+          <w:sz w:val="28"/>
+          <w:szCs w:val="28"/>
+          <w:vertAlign w:val="superscript"/>
+        </w:rPr>
+        <w:t>th</w:t>
+      </w:r>
+      <w:r>
+        <w:rPr>
+          <w:b/>
+          <w:bCs/>
+          <w:color w:val="auto"/>
+          <w:sz w:val="28"/>
+          <w:szCs w:val="28"/>
+        </w:rPr>
+        <w:t xml:space="preserve"> - 21</w:t>
+      </w:r>
+      <w:r>
+        <w:rPr>
+          <w:b/>
+          <w:bCs/>
+          <w:color w:val="auto"/>
+          <w:sz w:val="28"/>
+          <w:szCs w:val="28"/>
+          <w:vertAlign w:val="superscript"/>
+        </w:rPr>
+        <w:t>st</w:t>
+      </w:r>
+      <w:r>
+        <w:rPr>
+          <w:b/>
+          <w:bCs/>
+          <w:color w:val="auto"/>
+          <w:sz w:val="28"/>
+          <w:szCs w:val="28"/>
+        </w:rPr>
+        <w:t xml:space="preserve"> September</w:t>
+      </w:r>
+      <w:r>
+        <w:rPr>
+          <w:b/>
+          <w:bCs/>
+          <w:color w:val="auto"/>
+          <w:sz w:val="28"/>
+          <w:szCs w:val="28"/>
+        </w:rPr>
+        <w:t>)</w:t>
+      </w:r>
+    </w:p>
+    <w:p>
+      <w:r>
+        <w:t xml:space="preserve">Due to my medical condition recently, </w:t>
+      </w:r>
+      <w:proofErr w:type="spellStart"/>
+      <w:r>
+        <w:t>ive</w:t>
+      </w:r>
+      <w:proofErr w:type="spellEnd"/>
+      <w:r>
+        <w:t xml:space="preserve"> been on break from the project. However, </w:t>
+      </w:r>
+      <w:r>
+        <w:t xml:space="preserve">I’ve been testing a lot of variations of hand labelling tasks, and </w:t>
+      </w:r>
+      <w:proofErr w:type="spellStart"/>
+      <w:r>
+        <w:t>ive</w:t>
+      </w:r>
+      <w:proofErr w:type="spellEnd"/>
+      <w:r>
+        <w:t xml:space="preserve"> found that the LLM evaluator works best with labelled tasks. </w:t>
+      </w:r>
+    </w:p>
+    <w:p>
+      <w:r>
+        <w:t xml:space="preserve">The run1 directory contains annotation output where the LLM evaluator </w:t>
+      </w:r>
+      <w:r>
+        <w:t xml:space="preserve">uses the </w:t>
+      </w:r>
+      <w:proofErr w:type="spellStart"/>
+      <w:r>
+        <w:t>task_intent</w:t>
+      </w:r>
+      <w:proofErr w:type="spellEnd"/>
+      <w:r>
+        <w:t xml:space="preserve"> </w:t>
+      </w:r>
+      <w:proofErr w:type="spellStart"/>
+      <w:r>
+        <w:t>json</w:t>
+      </w:r>
+      <w:proofErr w:type="spellEnd"/>
+      <w:r>
+        <w:t xml:space="preserve"> file to get</w:t>
+      </w:r>
+      <w:r>
+        <w:t xml:space="preserve"> the background of the objective but without the episodes from A &amp; B. </w:t>
+      </w:r>
+    </w:p>
+    <w:p>
+      <w:r>
+        <w:t xml:space="preserve">The run2 directory will contain the final annotation output where the LLM evaluator uses the </w:t>
+      </w:r>
+      <w:proofErr w:type="spellStart"/>
+      <w:r>
+        <w:t>task_</w:t>
+      </w:r>
+      <w:proofErr w:type="gramStart"/>
+      <w:r>
+        <w:t>intent.json</w:t>
+      </w:r>
+      <w:proofErr w:type="spellEnd"/>
+      <w:proofErr w:type="gramEnd"/>
+      <w:r>
+        <w:t>, both A &amp; B episodes and my own hand labelled tasks</w:t>
+      </w:r>
+      <w:r>
+        <w:t xml:space="preserve"> to get a basic understanding of what an easy/medium/hard task actually looks like based on human judgement (and the rubric scale)</w:t>
+      </w:r>
+      <w:r>
+        <w:t>.</w:t>
+      </w:r>
+    </w:p>
+    <w:p>
+      <w:r>
+        <w:t>I’ve also created another script called “</w:t>
+      </w:r>
+      <w:proofErr w:type="spellStart"/>
+      <w:r>
+        <w:t>cohen_kappa</w:t>
+      </w:r>
+      <w:proofErr w:type="spellEnd"/>
+      <w:r>
+        <w:t xml:space="preserve">” which </w:t>
+      </w:r>
+      <w:r>
+        <w:t>takes in the 50 hand labelled tasks &amp; the LLM annotated same 50 tasks and measures how often we agree but corrected for chance. Raw agreement is misleading, so for example; if 70% of the tasks are medium (two raters who both guess “Medium” blindly will agree 70% of the time while sharing no actual judgement). Cohens kappa subtracts that expected by chance agreement, so 0 means “no better than guessing” and 1 means “perfect”.</w:t>
+      </w:r>
+    </w:p>
+    <w:p>
+      <w:pPr>
+        <w:rPr>
+          <w:b/>
+          <w:bCs/>
+        </w:rPr>
+      </w:pPr>
+      <w:r>
+        <w:rPr>
+          <w:b/>
+          <w:bCs/>
+        </w:rPr>
+        <w:t>Annotation pipeline:</w:t>
+      </w:r>
+    </w:p>
+    <w:p>
+      <w:r>
+        <w:t>python annotate_tasks.py --gold-set 50 --episodes .../</w:t>
+      </w:r>
+      <w:proofErr w:type="spellStart"/>
+      <w:r>
+        <w:t>strategy_a.jsonl</w:t>
+      </w:r>
+      <w:proofErr w:type="spellEnd"/>
+      <w:r>
+        <w:t xml:space="preserve"> --gold-out .../run2/gold_set_50.jsonl</w:t>
+      </w:r>
+      <w:r>
+        <w:t xml:space="preserve"> </w:t>
+      </w:r>
+      <w:r>
+        <w:sym w:font="Wingdings" w:char="F0E0"/>
+      </w:r>
+      <w:r>
+        <w:t xml:space="preserve"> this command </w:t>
+      </w:r>
+      <w:r>
+        <w:t>calls 50 tasks proportional to each sites pool size (20 shopping / 19 shopping admin /11 reddit due to the site imbalances)</w:t>
+      </w:r>
+      <w:r>
+        <w:t xml:space="preserve"> and writes 1 row per task with intent, evaluation criteria and the 4 rubric dimensions set to null for me to annotate.</w:t>
+      </w:r>
+      <w:r>
+        <w:t xml:space="preserve"> The episodes argument takes in A’s output and not B’s</w:t>
+      </w:r>
+      <w:r>
+        <w:t xml:space="preserve"> (for the whole annotation pipeline)</w:t>
+      </w:r>
+      <w:r>
+        <w:t xml:space="preserve"> </w:t>
+      </w:r>
+      <w:r>
+        <w:t xml:space="preserve">as I want the </w:t>
+      </w:r>
+      <w:r>
+        <w:t>observed navigation cost</w:t>
+      </w:r>
+      <w:r>
+        <w:t xml:space="preserve"> </w:t>
+      </w:r>
+      <w:r>
+        <w:t>from the single-agent baseline only.</w:t>
+      </w:r>
+      <w:r>
+        <w:t xml:space="preserve"> And that strategy B degrades faster than A on hard tasks. </w:t>
+      </w:r>
+    </w:p>
+    <w:p/>
+    <w:p>
+      <w:r>
+        <w:t xml:space="preserve">python annotate_tasks.py --n </w:t>
+      </w:r>
+      <w:proofErr w:type="gramStart"/>
+      <w:r>
+        <w:t>999  --</w:t>
+      </w:r>
+      <w:proofErr w:type="gramEnd"/>
+      <w:r>
+        <w:t xml:space="preserve">intents </w:t>
+      </w:r>
+      <w:proofErr w:type="gramStart"/>
+      <w:r>
+        <w:t>.../</w:t>
+      </w:r>
+      <w:proofErr w:type="spellStart"/>
+      <w:r>
+        <w:t>task_intents.json</w:t>
+      </w:r>
+      <w:proofErr w:type="spellEnd"/>
+      <w:r>
+        <w:t xml:space="preserve">  --</w:t>
+      </w:r>
+      <w:proofErr w:type="gramEnd"/>
+      <w:r>
+        <w:t>episodes .../</w:t>
+      </w:r>
+      <w:proofErr w:type="spellStart"/>
+      <w:r>
+        <w:t>strategy_a.jsonl</w:t>
+      </w:r>
+      <w:proofErr w:type="spellEnd"/>
+      <w:r>
+        <w:t xml:space="preserve"> \ --gold-labels </w:t>
+      </w:r>
+      <w:proofErr w:type="gramStart"/>
+      <w:r>
+        <w:t>.../run2/gold_set_50.jsonl  --</w:t>
+      </w:r>
+      <w:proofErr w:type="gramEnd"/>
+      <w:r>
+        <w:t>out .../run2/tasks_annotated_run2.jsonl</w:t>
+      </w:r>
+      <w:r>
+        <w:t xml:space="preserve"> </w:t>
+      </w:r>
+      <w:r>
+        <w:sym w:font="Wingdings" w:char="F0E0"/>
+      </w:r>
+      <w:r>
+        <w:t xml:space="preserve"> takes all 475 </w:t>
+      </w:r>
+      <w:r>
+        <w:t xml:space="preserve">tasks (n 999). Gold-labels argument is the new architecture. </w:t>
+      </w:r>
+      <w:r>
+        <w:t xml:space="preserve">This reads my hand annotated labels, then takes 20 of 50 (holding back 30). The 20 </w:t>
+      </w:r>
+      <w:r>
+        <w:t xml:space="preserve">are sorted by rubric total, which is then concatenated onto the annotator instructions before the agent is called. </w:t>
+      </w:r>
+    </w:p>
+    <w:p>
+      <w:r>
+        <w:t>python cohen_kappa.py --gold .../gold_set_50.jsonl --pred .../tasks_annotated_run2.jsonl --out .../kappa_run2.json</w:t>
+      </w:r>
+      <w:r>
+        <w:t xml:space="preserve"> </w:t>
+      </w:r>
+      <w:r>
+        <w:sym w:font="Wingdings" w:char="F0E0"/>
+      </w:r>
+      <w:r>
+        <w:t xml:space="preserve"> scores three subsets</w:t>
+      </w:r>
+      <w:r>
+        <w:t xml:space="preserve">: all 50, the 30 held out and the 20 </w:t>
+      </w:r>
+      <w:r>
+        <w:t>exemplars</w:t>
+      </w:r>
+      <w:r>
+        <w:t xml:space="preserve">. </w:t>
+      </w:r>
+      <w:r>
+        <w:t>(measuring agreement between hand labelled tasks &amp; LLM)</w:t>
+      </w:r>
+    </w:p>
+    <w:p>
+      <w:r>
+        <w:t xml:space="preserve">python annotate_tasks.py --apply-gold </w:t>
+      </w:r>
+      <w:proofErr w:type="gramStart"/>
+      <w:r>
+        <w:t>.../tasks_annotated_run2.jsonl  --</w:t>
+      </w:r>
+      <w:proofErr w:type="gramEnd"/>
+      <w:r>
+        <w:t xml:space="preserve">gold-labels </w:t>
+      </w:r>
+      <w:proofErr w:type="gramStart"/>
+      <w:r>
+        <w:t>.../gold_set_50.jsonl  --</w:t>
+      </w:r>
+      <w:proofErr w:type="gramEnd"/>
+      <w:r>
+        <w:t>out ../../data/</w:t>
+      </w:r>
+      <w:r>
+        <w:t>processed/final_annotation_difficulty_tiers</w:t>
+      </w:r>
+      <w:r>
+        <w:t>/task_metadata.jsonl</w:t>
+      </w:r>
+      <w:r>
+        <w:t xml:space="preserve"> </w:t>
+      </w:r>
+      <w:r>
+        <w:sym w:font="Wingdings" w:char="F0E0"/>
+      </w:r>
+      <w:r>
+        <w:t xml:space="preserve"> apply gold argument reads the annotated file, overwrites the 50 gold tasks with my scores, recomputes the rubric total and difficulty tier</w:t>
+      </w:r>
+      <w:r>
+        <w:t xml:space="preserve">. </w:t>
+      </w:r>
+      <w:r>
+        <w:t>Finally,</w:t>
+      </w:r>
+      <w:r>
+        <w:t xml:space="preserve"> outputs to </w:t>
+      </w:r>
+      <w:proofErr w:type="spellStart"/>
+      <w:r>
+        <w:t>task_</w:t>
+      </w:r>
+      <w:proofErr w:type="gramStart"/>
+      <w:r>
+        <w:t>metadata.jsonl</w:t>
+      </w:r>
+      <w:proofErr w:type="spellEnd"/>
+      <w:proofErr w:type="gramEnd"/>
+      <w:r>
+        <w:t xml:space="preserve"> which will be the input for cl</w:t>
+      </w:r>
+      <w:r>
+        <w:t xml:space="preserve">assification </w:t>
+      </w:r>
+      <w:r>
+        <w:t xml:space="preserve">on whether they are </w:t>
+      </w:r>
+      <w:r>
+        <w:t>“read-only”, “idempotent” or “nonidempotent”</w:t>
+      </w:r>
+      <w:r>
+        <w:t>.</w:t>
+      </w:r>
+    </w:p>
+    <w:p/>
+    <w:p/>
+    <w:p/>
+    <w:p/>
     <w:p/>
     <w:sectPr>
       <w:pgSz w:w="11906" w:h="16838"/>
@@ -13956,7 +14354,7 @@
 </file>
 
 <file path=word/numbering.xml><?xml version="1.0" encoding="utf-8"?>
-<w:numbering xmlns:wpc="http://schemas.microsoft.com/office/word/2010/wordprocessingCanvas" xmlns:cx="http://schemas.microsoft.com/office/drawing/2014/chartex" xmlns:cx1="http://schemas.microsoft.com/office/drawing/2015/9/8/chartex" xmlns:cx2="http://schemas.microsoft.com/office/drawing/2015/10/21/chartex" xmlns:cx3="http://schemas.microsoft.com/office/drawing/2016/5/9/chartex" xmlns:cx4="http://schemas.microsoft.com/office/drawing/2016/5/10/chartex" xmlns:cx5="http://schemas.microsoft.com/office/drawing/2016/5/11/chartex" xmlns:cx6="http://schemas.microsoft.com/office/drawing/2016/5/12/chartex" xmlns:cx7="http://schemas.microsoft.com/office/drawing/2016/5/13/chartex" xmlns:cx8="http://schemas.microsoft.com/office/drawing/2016/5/14/chartex" xmlns:mc="http://schemas.openxmlformats.org/markup-compatibility/2006" xmlns:aink="http://schemas.microsoft.com/office/drawing/2016/ink" xmlns:am3d="http://schemas.microsoft.com/office/drawing/2017/model3d" xmlns:o="urn:schemas-microsoft-com:office:office" xmlns:oel="http://schemas.microsoft.com/office/2019/extlst" xmlns:r="http://schemas.openxmlformats.org/officeDocument/2006/relationships" xmlns:m="http://schemas.openxmlformats.org/officeDocument/2006/math" xmlns:v="urn:schemas-microsoft-com:vml" xmlns:wp14="http://schemas.microsoft.com/office/word/2010/wordprocessingDrawing" xmlns:wp="http://schemas.openxmlformats.org/drawingml/2006/wordprocessingDrawing" xmlns:w10="urn:schemas-microsoft-com:office:word" xmlns:w="http://schemas.openxmlformats.org/wordprocessingml/2006/main" xmlns:w14="http://schemas.microsoft.com/office/word/2010/wordml" xmlns:w15="http://schemas.microsoft.com/office/word/2012/wordml" xmlns:w16cei="http://schemas.microsoft.com/office/word/2026/wordml/cei" xmlns:w16cex="http://schemas.microsoft.com/office/word/2018/wordml/cex" xmlns:w16cid="http://schemas.microsoft.com/office/word/2016/wordml/cid" xmlns:w16="http://schemas.microsoft.com/office/word/2018/wordml" xmlns:w16du="http://schemas.microsoft.com/office/word/2023/wordml/word16du" xmlns:w16sdtdh="http://schemas.microsoft.com/office/word/2020/wordml/sdtdatahash" xmlns:w16sdtfl="http://schemas.microsoft.com/office/word/2024/wordml/sdtformatlock" xmlns:w16se="http://schemas.microsoft.com/office/word/2015/wordml/symex" xmlns:wpg="http://schemas.microsoft.com/office/word/2010/wordprocessingGroup" xmlns:wpi="http://schemas.microsoft.com/office/word/2010/wordprocessingInk" xmlns:wne="http://schemas.microsoft.com/office/word/2006/wordml" xmlns:wps="http://schemas.microsoft.com/office/word/2010/wordprocessingShape" mc:Ignorable="w14 w15 w16se w16cid w16 w16cex w16sdtdh w16sdtfl w16du wp14">
+<w:numbering xmlns:wpc="http://schemas.microsoft.com/office/word/2010/wordprocessingCanvas" xmlns:cx="http://schemas.microsoft.com/office/drawing/2014/chartex" xmlns:cx1="http://schemas.microsoft.com/office/drawing/2015/9/8/chartex" xmlns:cx2="http://schemas.microsoft.com/office/drawing/2015/10/21/chartex" xmlns:cx3="http://schemas.microsoft.com/office/drawing/2016/5/9/chartex" xmlns:cx4="http://schemas.microsoft.com/office/drawing/2016/5/10/chartex" xmlns:cx5="http://schemas.microsoft.com/office/drawing/2016/5/11/chartex" xmlns:cx6="http://schemas.microsoft.com/office/drawing/2016/5/12/chartex" xmlns:cx7="http://schemas.microsoft.com/office/drawing/2016/5/13/chartex" xmlns:cx8="http://schemas.microsoft.com/office/drawing/2016/5/14/chartex" xmlns:mc="http://schemas.openxmlformats.org/markup-compatibility/2006" xmlns:aink="http://schemas.microsoft.com/office/drawing/2016/ink" xmlns:am3d="http://schemas.microsoft.com/office/drawing/2017/model3d" xmlns:o="urn:schemas-microsoft-com:office:office" xmlns:oel="http://schemas.microsoft.com/office/2019/extlst" xmlns:r="http://schemas.openxmlformats.org/officeDocument/2006/relationships" xmlns:m="http://schemas.openxmlformats.org/officeDocument/2006/math" xmlns:v="urn:schemas-microsoft-com:vml" xmlns:wp14="http://schemas.microsoft.com/office/word/2010/wordprocessingDrawing" xmlns:wp="http://schemas.openxmlformats.org/drawingml/2006/wordprocessingDrawing" xmlns:w10="urn:schemas-microsoft-com:office:word" xmlns:w="http://schemas.openxmlformats.org/wordprocessingml/2006/main" xmlns:w14="http://schemas.microsoft.com/office/word/2010/wordml" xmlns:w15="http://schemas.microsoft.com/office/word/2012/wordml" xmlns:w16cex="http://schemas.microsoft.com/office/word/2018/wordml/cex" xmlns:w16cid="http://schemas.microsoft.com/office/word/2016/wordml/cid" xmlns:w16="http://schemas.microsoft.com/office/word/2018/wordml" xmlns:w16du="http://schemas.microsoft.com/office/word/2023/wordml/word16du" xmlns:w16sdtdh="http://schemas.microsoft.com/office/word/2020/wordml/sdtdatahash" xmlns:w16sdtfl="http://schemas.microsoft.com/office/word/2024/wordml/sdtformatlock" xmlns:w16se="http://schemas.microsoft.com/office/word/2015/wordml/symex" xmlns:wpg="http://schemas.microsoft.com/office/word/2010/wordprocessingGroup" xmlns:wpi="http://schemas.microsoft.com/office/word/2010/wordprocessingInk" xmlns:wne="http://schemas.microsoft.com/office/word/2006/wordml" xmlns:wps="http://schemas.microsoft.com/office/word/2010/wordprocessingShape" mc:Ignorable="w14 w15 w16se w16cid w16 w16cex w16sdtdh w16sdtfl w16du wp14">
   <w:abstractNum w:abstractNumId="0" w15:restartNumberingAfterBreak="0">
     <w:nsid w:val="02390135"/>
     <w:multiLevelType w:val="hybridMultilevel"/>

--- a/docs/Additional Material/Journal.docx
+++ b/docs/Additional Material/Journal.docx
@@ -206,32 +206,6 @@
       </w:r>
     </w:p>
     <w:p/>
-    <w:p>
-      <w:pPr>
-        <w:rPr>
-          <w:b/>
-          <w:bCs/>
-        </w:rPr>
-      </w:pPr>
-      <w:r>
-        <w:rPr>
-          <w:b/>
-          <w:bCs/>
-        </w:rPr>
-        <w:t>How I will use it and what will be tested</w:t>
-      </w:r>
-    </w:p>
-    <w:p>
-      <w:r>
-        <w:t>Talk about testing how much tokens it uses for OpenAI API</w:t>
-      </w:r>
-      <w:r>
-        <w:t xml:space="preserve"> (pricing per task)</w:t>
-      </w:r>
-      <w:r>
-        <w:t xml:space="preserve"> &amp; time it takes to run a few tasks for a few websites. </w:t>
-      </w:r>
-    </w:p>
     <w:p/>
     <w:p>
       <w:pPr>
@@ -252,7 +226,6 @@
           <w:sz w:val="28"/>
           <w:szCs w:val="28"/>
         </w:rPr>
-        <w:lastRenderedPageBreak/>
         <w:t>(</w:t>
       </w:r>
       <w:r>
@@ -318,7 +291,11 @@
         <w:t xml:space="preserve"> (specifically using the EC2 service provides by AWS)</w:t>
       </w:r>
       <w:r>
-        <w:t>. I will be noting down what I’ve learnt from this course (</w:t>
+        <w:t xml:space="preserve">. I will be noting down what I’ve learnt from </w:t>
+      </w:r>
+      <w:r>
+        <w:lastRenderedPageBreak/>
+        <w:t>this course (</w:t>
       </w:r>
       <w:r>
         <w:t xml:space="preserve">I don’t need to specify what </w:t>
@@ -479,7 +456,6 @@
     <w:p/>
     <w:p>
       <w:r>
-        <w:lastRenderedPageBreak/>
         <w:t>I set the key pair to “</w:t>
       </w:r>
       <w:proofErr w:type="spellStart"/>
@@ -516,6 +492,7 @@
         <w:rPr>
           <w:noProof/>
         </w:rPr>
+        <w:lastRenderedPageBreak/>
         <w:drawing>
           <wp:inline distT="0" distB="0" distL="0" distR="0" wp14:anchorId="64B45E5D" wp14:editId="6E774332">
             <wp:extent cx="5731510" cy="935355"/>
@@ -709,6 +686,7 @@
         <w:rPr>
           <w:noProof/>
         </w:rPr>
+        <w:lastRenderedPageBreak/>
         <w:drawing>
           <wp:inline distT="0" distB="0" distL="0" distR="0" wp14:anchorId="03552FB8" wp14:editId="0BD0C94A">
             <wp:extent cx="5731510" cy="2404110"/>
@@ -2934,11 +2912,9 @@
       <w:r>
         <w:t xml:space="preserve">To fix this, I need to estimate the calls input cost BEFORE paying for it. </w:t>
       </w:r>
-      <w:proofErr w:type="gramStart"/>
-      <w:r>
-        <w:t>So</w:t>
-      </w:r>
-      <w:proofErr w:type="gramEnd"/>
+      <w:r>
+        <w:t>So,</w:t>
+      </w:r>
       <w:r>
         <w:t xml:space="preserve"> an episode must NEVER exceed its stated budget. </w:t>
       </w:r>
@@ -13309,7 +13285,16 @@
     </w:p>
     <w:p>
       <w:r>
-        <w:t xml:space="preserve">I’ve just noticed something horrific, </w:t>
+        <w:t>I’ve just noticed something horrific</w:t>
+      </w:r>
+      <w:r>
+        <w:t xml:space="preserve"> after asking Claude why the new instructions </w:t>
+      </w:r>
+      <w:r>
+        <w:t>were hallucinating actions and</w:t>
+      </w:r>
+      <w:r>
+        <w:t xml:space="preserve"> </w:t>
       </w:r>
       <w:proofErr w:type="spellStart"/>
       <w:r>
@@ -13334,7 +13319,10 @@
         <w:t xml:space="preserve">the possible actions… So basically, 40+ hours of wasted time and 3 agents </w:t>
       </w:r>
       <w:r>
-        <w:t xml:space="preserve">hallucinating actions (critic is also approving them). </w:t>
+        <w:t>hallucinating actions (critic is also approving them</w:t>
+      </w:r>
+      <w:r>
+        <w:t xml:space="preserve">. </w:t>
       </w:r>
       <w:r>
         <w:t>BUT</w:t>
@@ -14136,209 +14124,201 @@
       </w:r>
       <w:proofErr w:type="spellEnd"/>
       <w:r>
-        <w:t xml:space="preserve"> --gold-out .../run2/gold_set_50.jsonl</w:t>
+        <w:t xml:space="preserve"> --gold-out .../run2/gold_set_50.jsonl </w:t>
+      </w:r>
+      <w:r>
+        <w:sym w:font="Wingdings" w:char="F0E0"/>
+      </w:r>
+      <w:r>
+        <w:t xml:space="preserve"> this command </w:t>
+      </w:r>
+      <w:r>
+        <w:t>calls 50 tasks proportional to each sites pool size (20 shopping / 19 shopping admin /11 reddit due to the site imbalances)</w:t>
+      </w:r>
+      <w:r>
+        <w:t xml:space="preserve"> and writes 1 row per task with intent, evaluation criteria and the 4 rubric dimensions set to null for me to annotate.</w:t>
+      </w:r>
+      <w:r>
+        <w:t xml:space="preserve"> The episodes argument takes in A’s output and not B’s</w:t>
+      </w:r>
+      <w:r>
+        <w:t xml:space="preserve"> (for the whole annotation pipeline)</w:t>
       </w:r>
       <w:r>
         <w:t xml:space="preserve"> </w:t>
       </w:r>
       <w:r>
+        <w:t xml:space="preserve">as I want the </w:t>
+      </w:r>
+      <w:r>
+        <w:t>observed navigation cost</w:t>
+      </w:r>
+      <w:r>
+        <w:t xml:space="preserve"> </w:t>
+      </w:r>
+      <w:r>
+        <w:t>from the single-agent baseline only.</w:t>
+      </w:r>
+      <w:r>
+        <w:t xml:space="preserve"> And that strategy B degrades faster than A on hard tasks. </w:t>
+      </w:r>
+    </w:p>
+    <w:p/>
+    <w:p>
+      <w:r>
+        <w:t xml:space="preserve">python annotate_tasks.py --n </w:t>
+      </w:r>
+      <w:proofErr w:type="gramStart"/>
+      <w:r>
+        <w:t>999  --</w:t>
+      </w:r>
+      <w:proofErr w:type="gramEnd"/>
+      <w:r>
+        <w:t xml:space="preserve">intents </w:t>
+      </w:r>
+      <w:proofErr w:type="gramStart"/>
+      <w:r>
+        <w:t>.../</w:t>
+      </w:r>
+      <w:proofErr w:type="spellStart"/>
+      <w:r>
+        <w:t>task_intents.json</w:t>
+      </w:r>
+      <w:proofErr w:type="spellEnd"/>
+      <w:r>
+        <w:t xml:space="preserve">  --</w:t>
+      </w:r>
+      <w:proofErr w:type="gramEnd"/>
+      <w:r>
+        <w:t>episodes .../</w:t>
+      </w:r>
+      <w:proofErr w:type="spellStart"/>
+      <w:r>
+        <w:t>strategy_a.jsonl</w:t>
+      </w:r>
+      <w:proofErr w:type="spellEnd"/>
+      <w:r>
+        <w:t xml:space="preserve"> \ --gold-labels </w:t>
+      </w:r>
+      <w:proofErr w:type="gramStart"/>
+      <w:r>
+        <w:t>.../run2/gold_set_50.jsonl  --</w:t>
+      </w:r>
+      <w:proofErr w:type="gramEnd"/>
+      <w:r>
+        <w:t>out .../run2/tasks_annotated_run2.jsonl</w:t>
+      </w:r>
+      <w:r>
+        <w:t xml:space="preserve"> </w:t>
+      </w:r>
+      <w:r>
         <w:sym w:font="Wingdings" w:char="F0E0"/>
       </w:r>
       <w:r>
-        <w:t xml:space="preserve"> this command </w:t>
-      </w:r>
-      <w:r>
-        <w:t>calls 50 tasks proportional to each sites pool size (20 shopping / 19 shopping admin /11 reddit due to the site imbalances)</w:t>
-      </w:r>
-      <w:r>
-        <w:t xml:space="preserve"> and writes 1 row per task with intent, evaluation criteria and the 4 rubric dimensions set to null for me to annotate.</w:t>
-      </w:r>
-      <w:r>
-        <w:t xml:space="preserve"> The episodes argument takes in A’s output and not B’s</w:t>
-      </w:r>
-      <w:r>
-        <w:t xml:space="preserve"> (for the whole annotation pipeline)</w:t>
+        <w:t xml:space="preserve"> takes all 475 </w:t>
+      </w:r>
+      <w:r>
+        <w:t xml:space="preserve">tasks (n 999). Gold-labels argument is the new architecture. </w:t>
+      </w:r>
+      <w:r>
+        <w:t xml:space="preserve">This reads my hand annotated labels, then takes 20 of 50 (holding back 30). The 20 </w:t>
+      </w:r>
+      <w:r>
+        <w:t xml:space="preserve">are sorted by rubric total, which is then concatenated onto the annotator instructions before the agent is called. </w:t>
+      </w:r>
+    </w:p>
+    <w:p>
+      <w:r>
+        <w:t>python cohen_kappa.py --gold .../gold_set_50.jsonl --pred .../tasks_annotated_run2.jsonl --out .../kappa_run2.json</w:t>
       </w:r>
       <w:r>
         <w:t xml:space="preserve"> </w:t>
       </w:r>
       <w:r>
-        <w:t xml:space="preserve">as I want the </w:t>
-      </w:r>
-      <w:r>
-        <w:t>observed navigation cost</w:t>
-      </w:r>
+        <w:sym w:font="Wingdings" w:char="F0E0"/>
+      </w:r>
+      <w:r>
+        <w:t xml:space="preserve"> scores three subsets</w:t>
+      </w:r>
+      <w:r>
+        <w:t xml:space="preserve">: all 50, the 30 held out and the 20 </w:t>
+      </w:r>
+      <w:r>
+        <w:t>exemplars</w:t>
+      </w:r>
+      <w:r>
+        <w:t xml:space="preserve">. </w:t>
+      </w:r>
+      <w:r>
+        <w:t>(measuring agreement between hand labelled tasks &amp; LLM)</w:t>
+      </w:r>
+    </w:p>
+    <w:p>
+      <w:r>
+        <w:t xml:space="preserve">python annotate_tasks.py --apply-gold </w:t>
+      </w:r>
+      <w:proofErr w:type="gramStart"/>
+      <w:r>
+        <w:t>.../tasks_annotated_run2.jsonl  --</w:t>
+      </w:r>
+      <w:proofErr w:type="gramEnd"/>
+      <w:r>
+        <w:t xml:space="preserve">gold-labels </w:t>
+      </w:r>
+      <w:proofErr w:type="gramStart"/>
+      <w:r>
+        <w:t>.../gold_set_50.jsonl  --</w:t>
+      </w:r>
+      <w:proofErr w:type="gramEnd"/>
+      <w:r>
+        <w:t>out ../../data/</w:t>
+      </w:r>
+      <w:r>
+        <w:t>processed/final_annotation_difficulty_tiers</w:t>
+      </w:r>
+      <w:r>
+        <w:t xml:space="preserve">/task_metadata.jsonl </w:t>
+      </w:r>
+      <w:r>
+        <w:sym w:font="Wingdings" w:char="F0E0"/>
+      </w:r>
+      <w:r>
+        <w:t xml:space="preserve"> apply gold argument reads the annotated file, overwrites the 50 gold tasks with my scores, recomputes the rubric total and difficulty tier</w:t>
+      </w:r>
+      <w:r>
+        <w:t xml:space="preserve">. </w:t>
+      </w:r>
+      <w:r>
+        <w:t>Finally,</w:t>
+      </w:r>
+      <w:r>
+        <w:t xml:space="preserve"> outputs to </w:t>
+      </w:r>
+      <w:proofErr w:type="spellStart"/>
+      <w:r>
+        <w:t>task_</w:t>
+      </w:r>
+      <w:proofErr w:type="gramStart"/>
+      <w:r>
+        <w:t>metadata.jsonl</w:t>
+      </w:r>
+      <w:proofErr w:type="spellEnd"/>
+      <w:proofErr w:type="gramEnd"/>
+      <w:r>
+        <w:t xml:space="preserve"> which will be the input for cl</w:t>
+      </w:r>
+      <w:r>
+        <w:t xml:space="preserve">assification </w:t>
+      </w:r>
+      <w:r>
+        <w:t>on whether they are “read-only”, “idempotent” or “nonidempotent”.</w:t>
+      </w:r>
+    </w:p>
+    <w:p>
       <w:r>
         <w:t xml:space="preserve"> </w:t>
       </w:r>
-      <w:r>
-        <w:t>from the single-agent baseline only.</w:t>
-      </w:r>
-      <w:r>
-        <w:t xml:space="preserve"> And that strategy B degrades faster than A on hard tasks. </w:t>
-      </w:r>
-    </w:p>
-    <w:p/>
-    <w:p>
-      <w:r>
-        <w:t xml:space="preserve">python annotate_tasks.py --n </w:t>
-      </w:r>
-      <w:proofErr w:type="gramStart"/>
-      <w:r>
-        <w:t>999  --</w:t>
-      </w:r>
-      <w:proofErr w:type="gramEnd"/>
-      <w:r>
-        <w:t xml:space="preserve">intents </w:t>
-      </w:r>
-      <w:proofErr w:type="gramStart"/>
-      <w:r>
-        <w:t>.../</w:t>
-      </w:r>
-      <w:proofErr w:type="spellStart"/>
-      <w:r>
-        <w:t>task_intents.json</w:t>
-      </w:r>
-      <w:proofErr w:type="spellEnd"/>
-      <w:r>
-        <w:t xml:space="preserve">  --</w:t>
-      </w:r>
-      <w:proofErr w:type="gramEnd"/>
-      <w:r>
-        <w:t>episodes .../</w:t>
-      </w:r>
-      <w:proofErr w:type="spellStart"/>
-      <w:r>
-        <w:t>strategy_a.jsonl</w:t>
-      </w:r>
-      <w:proofErr w:type="spellEnd"/>
-      <w:r>
-        <w:t xml:space="preserve"> \ --gold-labels </w:t>
-      </w:r>
-      <w:proofErr w:type="gramStart"/>
-      <w:r>
-        <w:t>.../run2/gold_set_50.jsonl  --</w:t>
-      </w:r>
-      <w:proofErr w:type="gramEnd"/>
-      <w:r>
-        <w:t>out .../run2/tasks_annotated_run2.jsonl</w:t>
-      </w:r>
-      <w:r>
-        <w:t xml:space="preserve"> </w:t>
-      </w:r>
-      <w:r>
-        <w:sym w:font="Wingdings" w:char="F0E0"/>
-      </w:r>
-      <w:r>
-        <w:t xml:space="preserve"> takes all 475 </w:t>
-      </w:r>
-      <w:r>
-        <w:t xml:space="preserve">tasks (n 999). Gold-labels argument is the new architecture. </w:t>
-      </w:r>
-      <w:r>
-        <w:t xml:space="preserve">This reads my hand annotated labels, then takes 20 of 50 (holding back 30). The 20 </w:t>
-      </w:r>
-      <w:r>
-        <w:t xml:space="preserve">are sorted by rubric total, which is then concatenated onto the annotator instructions before the agent is called. </w:t>
-      </w:r>
-    </w:p>
-    <w:p>
-      <w:r>
-        <w:t>python cohen_kappa.py --gold .../gold_set_50.jsonl --pred .../tasks_annotated_run2.jsonl --out .../kappa_run2.json</w:t>
-      </w:r>
-      <w:r>
-        <w:t xml:space="preserve"> </w:t>
-      </w:r>
-      <w:r>
-        <w:sym w:font="Wingdings" w:char="F0E0"/>
-      </w:r>
-      <w:r>
-        <w:t xml:space="preserve"> scores three subsets</w:t>
-      </w:r>
-      <w:r>
-        <w:t xml:space="preserve">: all 50, the 30 held out and the 20 </w:t>
-      </w:r>
-      <w:r>
-        <w:t>exemplars</w:t>
-      </w:r>
-      <w:r>
-        <w:t xml:space="preserve">. </w:t>
-      </w:r>
-      <w:r>
-        <w:t>(measuring agreement between hand labelled tasks &amp; LLM)</w:t>
-      </w:r>
-    </w:p>
-    <w:p>
-      <w:r>
-        <w:t xml:space="preserve">python annotate_tasks.py --apply-gold </w:t>
-      </w:r>
-      <w:proofErr w:type="gramStart"/>
-      <w:r>
-        <w:t>.../tasks_annotated_run2.jsonl  --</w:t>
-      </w:r>
-      <w:proofErr w:type="gramEnd"/>
-      <w:r>
-        <w:t xml:space="preserve">gold-labels </w:t>
-      </w:r>
-      <w:proofErr w:type="gramStart"/>
-      <w:r>
-        <w:t>.../gold_set_50.jsonl  --</w:t>
-      </w:r>
-      <w:proofErr w:type="gramEnd"/>
-      <w:r>
-        <w:t>out ../../data/</w:t>
-      </w:r>
-      <w:r>
-        <w:t>processed/final_annotation_difficulty_tiers</w:t>
-      </w:r>
-      <w:r>
-        <w:t>/task_metadata.jsonl</w:t>
-      </w:r>
-      <w:r>
-        <w:t xml:space="preserve"> </w:t>
-      </w:r>
-      <w:r>
-        <w:sym w:font="Wingdings" w:char="F0E0"/>
-      </w:r>
-      <w:r>
-        <w:t xml:space="preserve"> apply gold argument reads the annotated file, overwrites the 50 gold tasks with my scores, recomputes the rubric total and difficulty tier</w:t>
-      </w:r>
-      <w:r>
-        <w:t xml:space="preserve">. </w:t>
-      </w:r>
-      <w:r>
-        <w:t>Finally,</w:t>
-      </w:r>
-      <w:r>
-        <w:t xml:space="preserve"> outputs to </w:t>
-      </w:r>
-      <w:proofErr w:type="spellStart"/>
-      <w:r>
-        <w:t>task_</w:t>
-      </w:r>
-      <w:proofErr w:type="gramStart"/>
-      <w:r>
-        <w:t>metadata.jsonl</w:t>
-      </w:r>
-      <w:proofErr w:type="spellEnd"/>
-      <w:proofErr w:type="gramEnd"/>
-      <w:r>
-        <w:t xml:space="preserve"> which will be the input for cl</w:t>
-      </w:r>
-      <w:r>
-        <w:t xml:space="preserve">assification </w:t>
-      </w:r>
-      <w:r>
-        <w:t xml:space="preserve">on whether they are </w:t>
-      </w:r>
-      <w:r>
-        <w:t>“read-only”, “idempotent” or “nonidempotent”</w:t>
-      </w:r>
-      <w:r>
-        <w:t>.</w:t>
-      </w:r>
-    </w:p>
-    <w:p/>
+    </w:p>
     <w:p/>
     <w:p/>
     <w:p/>
@@ -15793,6 +15773,7 @@
   <w:style w:type="character" w:default="1" w:styleId="DefaultParagraphFont">
     <w:name w:val="Default Paragraph Font"/>
     <w:uiPriority w:val="1"/>
+    <w:semiHidden/>
     <w:unhideWhenUsed/>
   </w:style>
   <w:style w:type="table" w:default="1" w:styleId="TableNormal">

--- a/docs/Additional Material/Journal.docx
+++ b/docs/Additional Material/Journal.docx
@@ -1221,19 +1221,11 @@
       </w:r>
       <w:proofErr w:type="spellStart"/>
       <w:r>
-        <w:t>load_</w:t>
-      </w:r>
-      <w:proofErr w:type="gramStart"/>
-      <w:r>
-        <w:t>dotenv</w:t>
-      </w:r>
-      <w:proofErr w:type="spellEnd"/>
-      <w:r>
-        <w:t>(</w:t>
-      </w:r>
-      <w:proofErr w:type="gramEnd"/>
-      <w:r>
-        <w:t xml:space="preserve">) and remaps my project's WA_* variable names onto the bare names </w:t>
+        <w:t>load_dotenv</w:t>
+      </w:r>
+      <w:proofErr w:type="spellEnd"/>
+      <w:r>
+        <w:t xml:space="preserve">() and remaps my project's WA_* variable names onto the bare names </w:t>
       </w:r>
       <w:proofErr w:type="spellStart"/>
       <w:r>
@@ -1244,12 +1236,10 @@
         <w:t xml:space="preserve"> expects (SHOPPING, SHOPPING_ADMIN, REDDIT, etc.) before importing </w:t>
       </w:r>
       <w:proofErr w:type="spellStart"/>
-      <w:proofErr w:type="gramStart"/>
       <w:r>
         <w:t>browsergym.webarena</w:t>
       </w:r>
       <w:proofErr w:type="spellEnd"/>
-      <w:proofErr w:type="gramEnd"/>
       <w:r>
         <w:t>. Ordering matters here: importing first would leave the environment unconfigured. Sites I am not using are given placeholder URLs so that registration succeeds without those services running.</w:t>
       </w:r>
@@ -1356,19 +1346,11 @@
       </w:r>
       <w:proofErr w:type="spellStart"/>
       <w:r>
-        <w:t>send_msg_to_</w:t>
-      </w:r>
-      <w:proofErr w:type="gramStart"/>
-      <w:r>
-        <w:t>user</w:t>
-      </w:r>
-      <w:proofErr w:type="spellEnd"/>
-      <w:r>
-        <w:t>(</w:t>
-      </w:r>
-      <w:proofErr w:type="gramEnd"/>
-      <w:r>
-        <w:t>) has been called with the answer.</w:t>
+        <w:t>send_msg_to_user</w:t>
+      </w:r>
+      <w:proofErr w:type="spellEnd"/>
+      <w:r>
+        <w:t>() has been called with the answer.</w:t>
       </w:r>
     </w:p>
     <w:p>
@@ -1409,12 +1391,10 @@
         <w:t xml:space="preserve"> environment via </w:t>
       </w:r>
       <w:proofErr w:type="spellStart"/>
-      <w:proofErr w:type="gramStart"/>
       <w:r>
         <w:t>gym.make</w:t>
       </w:r>
       <w:proofErr w:type="spellEnd"/>
-      <w:proofErr w:type="gramEnd"/>
       <w:r>
         <w:t>() and then iterates:</w:t>
       </w:r>
@@ -1432,19 +1412,11 @@
       </w:r>
       <w:proofErr w:type="spellStart"/>
       <w:r>
-        <w:t>flatten_axtree_to_</w:t>
-      </w:r>
-      <w:proofErr w:type="gramStart"/>
-      <w:r>
-        <w:t>str</w:t>
-      </w:r>
-      <w:proofErr w:type="spellEnd"/>
-      <w:r>
-        <w:t>(</w:t>
-      </w:r>
-      <w:proofErr w:type="gramEnd"/>
-      <w:r>
-        <w:t>) and combined with the task goal, the current URL, and any error returned by the previous action.</w:t>
+        <w:t>flatten_axtree_to_str</w:t>
+      </w:r>
+      <w:proofErr w:type="spellEnd"/>
+      <w:r>
+        <w:t>() and combined with the task goal, the current URL, and any error returned by the previous action.</w:t>
       </w:r>
     </w:p>
     <w:p>
@@ -1471,12 +1443,10 @@
         <w:t xml:space="preserve">Token usage is read from </w:t>
       </w:r>
       <w:proofErr w:type="spellStart"/>
-      <w:proofErr w:type="gramStart"/>
       <w:r>
         <w:t>result.usage</w:t>
       </w:r>
       <w:proofErr w:type="spellEnd"/>
-      <w:proofErr w:type="gramEnd"/>
       <w:r>
         <w:t xml:space="preserve">() and accumulated. Because </w:t>
       </w:r>
@@ -1501,12 +1471,10 @@
         <w:t xml:space="preserve">The action is executed with </w:t>
       </w:r>
       <w:proofErr w:type="spellStart"/>
-      <w:proofErr w:type="gramStart"/>
       <w:r>
         <w:t>env.step</w:t>
       </w:r>
       <w:proofErr w:type="spellEnd"/>
-      <w:proofErr w:type="gramEnd"/>
       <w:r>
         <w:t xml:space="preserve">(), which returns the next observation and the reward computed by </w:t>
       </w:r>
@@ -1529,15 +1497,7 @@
         <w:t xml:space="preserve">For the output, each </w:t>
       </w:r>
       <w:r>
-        <w:t xml:space="preserve">step prints the agent's reasoning, its chosen action, the tokens consumed, and whether the action was accepted or produced an error. Each episode reports success, termination reason, step count, input/output/total tokens, and wall-clock duration. A summary table is printed across all three </w:t>
-      </w:r>
-      <w:proofErr w:type="gramStart"/>
-      <w:r>
-        <w:t>sites</w:t>
-      </w:r>
-      <w:proofErr w:type="gramEnd"/>
-      <w:r>
-        <w:t xml:space="preserve"> and the full per-step log is written to JSON. Episode failures are caught individually so that a problem on one site does not abort the remaining runs.</w:t>
+        <w:t>step prints the agent's reasoning, its chosen action, the tokens consumed, and whether the action was accepted or produced an error. Each episode reports success, termination reason, step count, input/output/total tokens, and wall-clock duration. A summary table is printed across all three sites and the full per-step log is written to JSON. Episode failures are caught individually so that a problem on one site does not abort the remaining runs.</w:t>
       </w:r>
     </w:p>
     <w:p>
@@ -1550,15 +1510,7 @@
         <w:t xml:space="preserve">I also note a measurement consideration for GPT-5 Mini specifically: it is a reasoning model, and its hidden reasoning tokens are billed as output tokens. This is correct for budget accounting </w:t>
       </w:r>
       <w:r>
-        <w:t xml:space="preserve">as those tokens are a real </w:t>
-      </w:r>
-      <w:proofErr w:type="gramStart"/>
-      <w:r>
-        <w:t>cost</w:t>
-      </w:r>
-      <w:proofErr w:type="gramEnd"/>
-      <w:r>
-        <w:t xml:space="preserve"> </w:t>
+        <w:t xml:space="preserve">as those tokens are a real cost </w:t>
       </w:r>
       <w:r>
         <w:t xml:space="preserve">but it means </w:t>
@@ -1816,15 +1768,7 @@
           </w:tcPr>
           <w:p>
             <w:r>
-              <w:t xml:space="preserve">0 – </w:t>
-            </w:r>
-            <w:proofErr w:type="gramStart"/>
-            <w:r>
-              <w:t>cant</w:t>
-            </w:r>
-            <w:proofErr w:type="gramEnd"/>
-            <w:r>
-              <w:t xml:space="preserve"> complete 1 step</w:t>
+              <w:t>0 – cant complete 1 step</w:t>
             </w:r>
           </w:p>
         </w:tc>
@@ -1919,15 +1863,7 @@
         <w:t xml:space="preserve"> which should remove the 500ms timeouts</w:t>
       </w:r>
       <w:r>
-        <w:t xml:space="preserve"> and should progress through the task and give a true read on how many steps this task </w:t>
-      </w:r>
-      <w:proofErr w:type="gramStart"/>
-      <w:r>
-        <w:t>actually needs</w:t>
-      </w:r>
-      <w:proofErr w:type="gramEnd"/>
-      <w:r>
-        <w:t xml:space="preserve">. </w:t>
+        <w:t xml:space="preserve"> and should progress through the task and give a true read on how many steps this task actually needs. </w:t>
       </w:r>
       <w:r>
         <w:t xml:space="preserve">Tokens per step may even drop. </w:t>
@@ -2034,13 +1970,8 @@
       </w:r>
     </w:p>
     <w:p>
-      <w:proofErr w:type="gramStart"/>
-      <w:r>
-        <w:t>So</w:t>
-      </w:r>
-      <w:proofErr w:type="gramEnd"/>
-      <w:r>
-        <w:t xml:space="preserve"> I had to install all the libraries </w:t>
+      <w:r>
+        <w:t xml:space="preserve">So I had to install all the libraries </w:t>
       </w:r>
       <w:proofErr w:type="spellStart"/>
       <w:r>
@@ -2227,15 +2158,7 @@
       </w:r>
       <w:proofErr w:type="spellEnd"/>
       <w:r>
-        <w:t xml:space="preserve"> repository including its </w:t>
-      </w:r>
-      <w:proofErr w:type="gramStart"/>
-      <w:r>
-        <w:t>top level</w:t>
-      </w:r>
-      <w:proofErr w:type="gramEnd"/>
-      <w:r>
-        <w:t xml:space="preserve"> modules.</w:t>
+        <w:t xml:space="preserve"> repository including its top level modules.</w:t>
       </w:r>
     </w:p>
     <w:p/>
@@ -2361,15 +2284,7 @@
         <w:t xml:space="preserve"> directly into the code</w:t>
       </w:r>
       <w:r>
-        <w:t xml:space="preserve">, the results </w:t>
-      </w:r>
-      <w:proofErr w:type="gramStart"/>
-      <w:r>
-        <w:t>looks</w:t>
-      </w:r>
-      <w:proofErr w:type="gramEnd"/>
-      <w:r>
-        <w:t xml:space="preserve"> better. </w:t>
+        <w:t xml:space="preserve">, the results looks better. </w:t>
       </w:r>
       <w:r>
         <w:t>However, the issue with the budget ladder is consistent</w:t>
@@ -2608,15 +2523,7 @@
     </w:p>
     <w:p>
       <w:r>
-        <w:t xml:space="preserve">2 things </w:t>
-      </w:r>
-      <w:proofErr w:type="gramStart"/>
-      <w:r>
-        <w:t>needs</w:t>
-      </w:r>
-      <w:proofErr w:type="gramEnd"/>
-      <w:r>
-        <w:t xml:space="preserve"> to change now:</w:t>
+        <w:t>2 things needs to change now:</w:t>
       </w:r>
     </w:p>
     <w:p>
@@ -2630,13 +2537,8 @@
       <w:r>
         <w:t xml:space="preserve">Cut cost per step by pinning the reasoning effort to low as the output is between 429-1198/step and reasoning tokens take a big chunk of that. </w:t>
       </w:r>
-      <w:proofErr w:type="gramStart"/>
-      <w:r>
-        <w:t>Also</w:t>
-      </w:r>
-      <w:proofErr w:type="gramEnd"/>
-      <w:r>
-        <w:t xml:space="preserve"> I need to trim the </w:t>
+      <w:r>
+        <w:t xml:space="preserve">Also I need to trim the </w:t>
       </w:r>
       <w:proofErr w:type="spellStart"/>
       <w:r>
@@ -2647,15 +2549,7 @@
         <w:t xml:space="preserve">, as this also has filtering options by dropping non-interactive elements (this can cut input tokens substantially). </w:t>
       </w:r>
       <w:r>
-        <w:t>If I get 2,000/</w:t>
-      </w:r>
-      <w:proofErr w:type="gramStart"/>
-      <w:r>
-        <w:t>step</w:t>
-      </w:r>
-      <w:proofErr w:type="gramEnd"/>
-      <w:r>
-        <w:t xml:space="preserve"> then a 16k budget gives me 8 steps which is more realistic. </w:t>
+        <w:t xml:space="preserve">If I get 2,000/step then a 16k budget gives me 8 steps which is more realistic. </w:t>
       </w:r>
     </w:p>
     <w:p>
@@ -2679,15 +2573,7 @@
         <w:t xml:space="preserve">The reasoning pin worked, output tokens fell 47% (from 2,887 to 1,539) with reasoning tokens now visible at 64-448/step. However, step 4 </w:t>
       </w:r>
       <w:r>
-        <w:t xml:space="preserve">shows that input tokens </w:t>
-      </w:r>
-      <w:proofErr w:type="gramStart"/>
-      <w:r>
-        <w:t>is</w:t>
-      </w:r>
-      <w:proofErr w:type="gramEnd"/>
-      <w:r>
-        <w:t xml:space="preserve"> 97% of my cost. </w:t>
+        <w:t xml:space="preserve">shows that input tokens is 97% of my cost. </w:t>
       </w:r>
     </w:p>
     <w:p>
@@ -2977,15 +2863,7 @@
         <w:t xml:space="preserve">This is at 1,800 tokens/step on average. </w:t>
       </w:r>
       <w:r>
-        <w:t xml:space="preserve">And this specific task finished at 10.8k tokens. Now I can </w:t>
-      </w:r>
-      <w:proofErr w:type="gramStart"/>
-      <w:r>
-        <w:t>actually continue</w:t>
-      </w:r>
-      <w:proofErr w:type="gramEnd"/>
-      <w:r>
-        <w:t xml:space="preserve"> with my proposed </w:t>
+        <w:t xml:space="preserve">And this specific task finished at 10.8k tokens. Now I can actually continue with my proposed </w:t>
       </w:r>
       <w:r>
         <w:t xml:space="preserve">ladder of 2k/4k/8k/16k as this now validated the original design once the observation cost was controlled. </w:t>
@@ -3353,15 +3231,7 @@
         <w:t>For Task 0 on CMS (</w:t>
       </w:r>
       <w:r>
-        <w:t xml:space="preserve">What is the </w:t>
-      </w:r>
-      <w:proofErr w:type="gramStart"/>
-      <w:r>
-        <w:t>top-1</w:t>
-      </w:r>
-      <w:proofErr w:type="gramEnd"/>
-      <w:r>
-        <w:t xml:space="preserve"> best-selling product in 2022</w:t>
+        <w:t>What is the top-1 best-selling product in 2022</w:t>
       </w:r>
       <w:r>
         <w:t xml:space="preserve">): </w:t>
@@ -3543,13 +3413,8 @@
             <w:tcW w:w="3969" w:type="dxa"/>
           </w:tcPr>
           <w:p>
-            <w:proofErr w:type="gramStart"/>
-            <w:r>
-              <w:t>Scroll(</w:t>
-            </w:r>
-            <w:proofErr w:type="gramEnd"/>
-            <w:r>
-              <w:t>0,400) to find the forum</w:t>
+            <w:r>
+              <w:t>Scroll(0,400) to find the forum</w:t>
             </w:r>
           </w:p>
         </w:tc>
@@ -3580,13 +3445,8 @@
             <w:tcW w:w="3969" w:type="dxa"/>
           </w:tcPr>
           <w:p>
-            <w:proofErr w:type="gramStart"/>
-            <w:r>
-              <w:t>Fill(</w:t>
-            </w:r>
-            <w:proofErr w:type="gramEnd"/>
-            <w:r>
-              <w:t>‘50’, ‘</w:t>
+            <w:r>
+              <w:t>Fill(‘50’, ‘</w:t>
             </w:r>
             <w:proofErr w:type="spellStart"/>
             <w:r>
@@ -3613,13 +3473,8 @@
     <w:p/>
     <w:p>
       <w:r>
-        <w:t xml:space="preserve">Ran the same task again with no changes to the code, and I am seeing a lot of </w:t>
-      </w:r>
-      <w:proofErr w:type="gramStart"/>
-      <w:r>
-        <w:t>variance</w:t>
-      </w:r>
-      <w:proofErr w:type="gramEnd"/>
+        <w:t>Ran the same task again with no changes to the code, and I am seeing a lot of variance</w:t>
+      </w:r>
       <w:r>
         <w:t>:</w:t>
       </w:r>
@@ -3863,19 +3718,11 @@
       </w:r>
       <w:proofErr w:type="spellStart"/>
       <w:r>
-        <w:t>build_</w:t>
-      </w:r>
-      <w:proofErr w:type="gramStart"/>
-      <w:r>
-        <w:t>prompt</w:t>
-      </w:r>
-      <w:proofErr w:type="spellEnd"/>
-      <w:r>
-        <w:t>(</w:t>
-      </w:r>
-      <w:proofErr w:type="gramEnd"/>
-      <w:r>
-        <w:t xml:space="preserve">)” </w:t>
+        <w:t>build_prompt</w:t>
+      </w:r>
+      <w:proofErr w:type="spellEnd"/>
+      <w:r>
+        <w:t xml:space="preserve">()” </w:t>
       </w:r>
       <w:r>
         <w:t xml:space="preserve">sends the goal, URL, last error, and current </w:t>
@@ -4154,12 +4001,10 @@
         <w:t xml:space="preserve">Since action timeout is NOT a module constant I </w:t>
       </w:r>
       <w:proofErr w:type="spellStart"/>
-      <w:proofErr w:type="gramStart"/>
       <w:r>
         <w:t>cant</w:t>
       </w:r>
       <w:proofErr w:type="spellEnd"/>
-      <w:proofErr w:type="gramEnd"/>
       <w:r>
         <w:t xml:space="preserve"> raise it at runtime</w:t>
       </w:r>
@@ -4200,26 +4045,10 @@
         <w:t xml:space="preserve"> need to stop the false error misleading the agent. </w:t>
       </w:r>
       <w:r>
-        <w:t xml:space="preserve">The click </w:t>
-      </w:r>
-      <w:proofErr w:type="gramStart"/>
-      <w:r>
-        <w:t>actually lands</w:t>
-      </w:r>
-      <w:proofErr w:type="gramEnd"/>
-      <w:r>
-        <w:t>; the timeout is Playwright giving up on the post-click navigation wait.</w:t>
-      </w:r>
-      <w:r>
-        <w:t xml:space="preserve"> The prompt tells the agent </w:t>
-      </w:r>
-      <w:proofErr w:type="gramStart"/>
-      <w:r>
-        <w:t>“error</w:t>
-      </w:r>
-      <w:proofErr w:type="gramEnd"/>
-      <w:r>
-        <w:t>”, so it wastes a step re-</w:t>
+        <w:t>The click actually lands; the timeout is Playwright giving up on the post-click navigation wait.</w:t>
+      </w:r>
+      <w:r>
+        <w:t xml:space="preserve"> The prompt tells the agent “error”, so it wastes a step re-</w:t>
       </w:r>
       <w:proofErr w:type="spellStart"/>
       <w:r>
@@ -4279,15 +4108,7 @@
         <w:t xml:space="preserve">Changing </w:t>
       </w:r>
       <w:r>
-        <w:t xml:space="preserve">timeout set from 60,000 to 10,000 showed no variance. </w:t>
-      </w:r>
-      <w:proofErr w:type="gramStart"/>
-      <w:r>
-        <w:t>So</w:t>
-      </w:r>
-      <w:proofErr w:type="gramEnd"/>
-      <w:r>
-        <w:t xml:space="preserve"> keeping to 10,000. </w:t>
+        <w:t xml:space="preserve">timeout set from 60,000 to 10,000 showed no variance. So keeping to 10,000. </w:t>
       </w:r>
     </w:p>
     <w:p>
@@ -4308,35 +4129,17 @@
       </w:r>
     </w:p>
     <w:p>
-      <w:proofErr w:type="gramStart"/>
-      <w:r>
-        <w:t>So</w:t>
-      </w:r>
-      <w:proofErr w:type="gramEnd"/>
-      <w:r>
-        <w:t xml:space="preserve"> what I can do now is my </w:t>
-      </w:r>
-      <w:r>
-        <w:t xml:space="preserve">RQ2 which is </w:t>
-      </w:r>
-      <w:proofErr w:type="gramStart"/>
-      <w:r>
-        <w:t>actually labelling</w:t>
-      </w:r>
-      <w:proofErr w:type="gramEnd"/>
-      <w:r>
-        <w:t xml:space="preserve"> the tasks </w:t>
+      <w:r>
+        <w:t xml:space="preserve">So what I can do now is my </w:t>
+      </w:r>
+      <w:r>
+        <w:t xml:space="preserve">RQ2 which is actually labelling the tasks </w:t>
       </w:r>
       <w:r>
         <w:t xml:space="preserve">based on difficulty, so in this case task 0 would be classed as easy based on my own rubric scale. </w:t>
       </w:r>
-      <w:proofErr w:type="gramStart"/>
-      <w:r>
-        <w:t>So</w:t>
-      </w:r>
-      <w:proofErr w:type="gramEnd"/>
-      <w:r>
-        <w:t xml:space="preserve"> the way I will score each task will be based on 4 observable properties which will band together to provide </w:t>
+      <w:r>
+        <w:t xml:space="preserve">So the way I will score each task will be based on 4 observable properties which will band together to provide </w:t>
       </w:r>
       <w:r>
         <w:t>the final score (or difficulty):</w:t>
@@ -5058,15 +4861,7 @@
       </w:r>
       <w:proofErr w:type="spellEnd"/>
       <w:r>
-        <w:t xml:space="preserve"> good I found this before the </w:t>
-      </w:r>
-      <w:proofErr w:type="gramStart"/>
-      <w:r>
-        <w:t>200 task</w:t>
-      </w:r>
-      <w:proofErr w:type="gramEnd"/>
-      <w:r>
-        <w:t xml:space="preserve"> collection. </w:t>
+        <w:t xml:space="preserve"> good I found this before the 200 task collection. </w:t>
       </w:r>
       <w:r>
         <w:t>I confirmed the cause by running the grep command on “</w:t>
@@ -5194,15 +4989,7 @@
     </w:p>
     <w:p>
       <w:r>
-        <w:t xml:space="preserve">Ok so now I can match the signature </w:t>
-      </w:r>
-      <w:proofErr w:type="gramStart"/>
-      <w:r>
-        <w:t>exactly</w:t>
-      </w:r>
-      <w:proofErr w:type="gramEnd"/>
-      <w:r>
-        <w:t xml:space="preserve"> but I do need to clarify in the report/here is that evaluation API costs do NOT contribute to the token ladder </w:t>
+        <w:t xml:space="preserve">Ok so now I can match the signature exactly but I do need to clarify in the report/here is that evaluation API costs do NOT contribute to the token ladder </w:t>
       </w:r>
       <w:proofErr w:type="spellStart"/>
       <w:r>
@@ -5599,13 +5386,8 @@
             <w:tcW w:w="1418" w:type="dxa"/>
           </w:tcPr>
           <w:p>
-            <w:proofErr w:type="gramStart"/>
-            <w:r>
-              <w:t>Click(</w:t>
-            </w:r>
-            <w:proofErr w:type="gramEnd"/>
-            <w:r>
-              <w:t>‘1075’)</w:t>
+            <w:r>
+              <w:t>Click(‘1075’)</w:t>
             </w:r>
           </w:p>
         </w:tc>
@@ -5636,13 +5418,8 @@
             <w:tcW w:w="1418" w:type="dxa"/>
           </w:tcPr>
           <w:p>
-            <w:proofErr w:type="gramStart"/>
-            <w:r>
-              <w:t>Click(</w:t>
-            </w:r>
-            <w:proofErr w:type="gramEnd"/>
-            <w:r>
-              <w:t>‘1223’)</w:t>
+            <w:r>
+              <w:t>Click(‘1223’)</w:t>
             </w:r>
           </w:p>
         </w:tc>
@@ -5673,13 +5450,8 @@
             <w:tcW w:w="1418" w:type="dxa"/>
           </w:tcPr>
           <w:p>
-            <w:proofErr w:type="gramStart"/>
-            <w:r>
-              <w:t>Click(</w:t>
-            </w:r>
-            <w:proofErr w:type="gramEnd"/>
-            <w:r>
-              <w:t>‘1019’)</w:t>
+            <w:r>
+              <w:t>Click(‘1019’)</w:t>
             </w:r>
           </w:p>
         </w:tc>
@@ -5710,13 +5482,8 @@
             <w:tcW w:w="1418" w:type="dxa"/>
           </w:tcPr>
           <w:p>
-            <w:proofErr w:type="gramStart"/>
-            <w:r>
-              <w:t>Click(</w:t>
-            </w:r>
-            <w:proofErr w:type="gramEnd"/>
-            <w:r>
-              <w:t>‘927’)</w:t>
+            <w:r>
+              <w:t>Click(‘927’)</w:t>
             </w:r>
           </w:p>
         </w:tc>
@@ -5738,15 +5505,7 @@
         <w:t xml:space="preserve">4 visits </w:t>
       </w:r>
       <w:r>
-        <w:t xml:space="preserve">to the same category, and my action-history rule doesn’t catch </w:t>
-      </w:r>
-      <w:proofErr w:type="gramStart"/>
-      <w:r>
-        <w:t>a single one</w:t>
-      </w:r>
-      <w:proofErr w:type="gramEnd"/>
-      <w:r>
-        <w:t xml:space="preserve"> because the bids differ every page </w:t>
+        <w:t xml:space="preserve">to the same category, and my action-history rule doesn’t catch a single one because the bids differ every page </w:t>
       </w:r>
       <w:proofErr w:type="spellStart"/>
       <w:r>
@@ -5756,21 +5515,8 @@
       <w:r>
         <w:t xml:space="preserve">. The strings </w:t>
       </w:r>
-      <w:proofErr w:type="gramStart"/>
-      <w:r>
-        <w:t>click(</w:t>
-      </w:r>
-      <w:proofErr w:type="gramEnd"/>
-      <w:r>
-        <w:t xml:space="preserve">'1075') and </w:t>
-      </w:r>
-      <w:proofErr w:type="gramStart"/>
-      <w:r>
-        <w:t>click(</w:t>
-      </w:r>
-      <w:proofErr w:type="gramEnd"/>
-      <w:r>
-        <w:t>'927') look completely different to the model, so "never repeat an action" is trivially satisfied while the agent goes in circles.</w:t>
+      <w:r>
+        <w:t>click('1075') and click('927') look completely different to the model, so "never repeat an action" is trivially satisfied while the agent goes in circles.</w:t>
       </w:r>
       <w:r>
         <w:t xml:space="preserve"> This burnt around 26,000 tokens and hit the step limit. This means that </w:t>
@@ -5787,13 +5533,8 @@
         <w:lastRenderedPageBreak/>
         <w:t xml:space="preserve">memory defect in my current history format </w:t>
       </w:r>
-      <w:proofErr w:type="gramStart"/>
-      <w:r>
-        <w:t>cant</w:t>
-      </w:r>
-      <w:proofErr w:type="gramEnd"/>
-      <w:r>
-        <w:t xml:space="preserve"> detect. To fix this, I need to track URL’s and not just actions. </w:t>
+      <w:r>
+        <w:t xml:space="preserve">cant detect. To fix this, I need to track URL’s and not just actions. </w:t>
       </w:r>
     </w:p>
     <w:p>
@@ -5822,15 +5563,7 @@
       </w:r>
       <w:proofErr w:type="spellEnd"/>
       <w:r>
-        <w:t xml:space="preserve"> need to raise the steps limit to fit a 32k token cap so the probe measures the unconstrained cost and not the </w:t>
-      </w:r>
-      <w:proofErr w:type="gramStart"/>
-      <w:r>
-        <w:t>12 step</w:t>
-      </w:r>
-      <w:proofErr w:type="gramEnd"/>
-      <w:r>
-        <w:t xml:space="preserve"> cost. </w:t>
+        <w:t xml:space="preserve"> need to raise the steps limit to fit a 32k token cap so the probe measures the unconstrained cost and not the 12 step cost. </w:t>
       </w:r>
     </w:p>
     <w:p>
@@ -5893,23 +5626,7 @@
       </w:r>
       <w:proofErr w:type="spellEnd"/>
       <w:r>
-        <w:t xml:space="preserve"> need </w:t>
-      </w:r>
-      <w:proofErr w:type="gramStart"/>
-      <w:r>
-        <w:t>print</w:t>
-      </w:r>
-      <w:proofErr w:type="gramEnd"/>
-      <w:r>
-        <w:t xml:space="preserve"> the URL each step so I can see whether the history </w:t>
-      </w:r>
-      <w:proofErr w:type="gramStart"/>
-      <w:r>
-        <w:t>actually contains</w:t>
-      </w:r>
-      <w:proofErr w:type="gramEnd"/>
-      <w:r>
-        <w:t xml:space="preserve"> distinguishable URLs or whether magneto is returning the same URL with different bids </w:t>
+        <w:t xml:space="preserve"> need print the URL each step so I can see whether the history actually contains distinguishable URLs or whether magneto is returning the same URL with different bids </w:t>
       </w:r>
       <w:r>
         <w:t>(in this case, the model is seeing the repetition and ignoring it)</w:t>
@@ -6021,13 +5738,8 @@
       </w:r>
     </w:p>
     <w:p>
-      <w:proofErr w:type="gramStart"/>
-      <w:r>
-        <w:t>So</w:t>
-      </w:r>
-      <w:proofErr w:type="gramEnd"/>
-      <w:r>
-        <w:t xml:space="preserve"> I added the guard patch, however I receive a consistent error message</w:t>
+      <w:r>
+        <w:t>So I added the guard patch, however I receive a consistent error message</w:t>
       </w:r>
       <w:r>
         <w:t xml:space="preserve"> for task 574</w:t>
@@ -6092,15 +5804,7 @@
       </w:r>
       <w:proofErr w:type="spellEnd"/>
       <w:r>
-        <w:t xml:space="preserve"> is a string it </w:t>
-      </w:r>
-      <w:proofErr w:type="gramStart"/>
-      <w:r>
-        <w:t>can .split</w:t>
-      </w:r>
-      <w:proofErr w:type="gramEnd"/>
-      <w:r>
-        <w:t xml:space="preserve">(" |OR| "), but task 574's config supplies a </w:t>
+        <w:t xml:space="preserve"> is a string it can .split(" |OR| "), but task 574's config supplies a </w:t>
       </w:r>
       <w:proofErr w:type="spellStart"/>
       <w:r>
@@ -6160,13 +5864,8 @@
       </w:r>
       <w:proofErr w:type="spellEnd"/>
       <w:r>
-        <w:t xml:space="preserve"> as a string ("111 Magnolia Path"), and 0 of 480 tasks use a dict. Yet at runtime the evaluator received a dict. Those can't both be true of the same </w:t>
-      </w:r>
-      <w:proofErr w:type="gramStart"/>
-      <w:r>
-        <w:t>file</w:t>
-      </w:r>
-      <w:proofErr w:type="gramEnd"/>
+        <w:t xml:space="preserve"> as a string ("111 Magnolia Path"), and 0 of 480 tasks use a dict. Yet at runtime the evaluator received a dict. Those can't both be true of the same file</w:t>
+      </w:r>
       <w:r>
         <w:t xml:space="preserve"> </w:t>
       </w:r>
@@ -6183,27 +5882,11 @@
       </w:r>
       <w:proofErr w:type="spellStart"/>
       <w:r>
-        <w:t>smoke_</w:t>
-      </w:r>
-      <w:proofErr w:type="gramStart"/>
-      <w:r>
-        <w:t>a.load</w:t>
-      </w:r>
-      <w:proofErr w:type="gramEnd"/>
-      <w:r>
-        <w:t>_</w:t>
-      </w:r>
-      <w:proofErr w:type="gramStart"/>
-      <w:r>
-        <w:t>configs</w:t>
-      </w:r>
-      <w:proofErr w:type="spellEnd"/>
-      <w:r>
-        <w:t>(</w:t>
-      </w:r>
-      <w:proofErr w:type="gramEnd"/>
-      <w:r>
-        <w:t>) reads.</w:t>
+        <w:t>smoke_a.load_configs</w:t>
+      </w:r>
+      <w:proofErr w:type="spellEnd"/>
+      <w:r>
+        <w:t>() reads.</w:t>
       </w:r>
     </w:p>
     <w:p>
@@ -6362,12 +6045,10 @@
         <w:t xml:space="preserve"> evaluator function since I </w:t>
       </w:r>
       <w:proofErr w:type="spellStart"/>
-      <w:proofErr w:type="gramStart"/>
       <w:r>
         <w:t>wont</w:t>
       </w:r>
       <w:proofErr w:type="spellEnd"/>
-      <w:proofErr w:type="gramEnd"/>
       <w:r>
         <w:t xml:space="preserve"> be needing that anymore</w:t>
       </w:r>
@@ -6560,15 +6241,7 @@
     <w:p>
       <w:r>
         <w:lastRenderedPageBreak/>
-        <w:t xml:space="preserve">The evaluator fix worked, so note to self: document this in my reproducibility readme as a </w:t>
-      </w:r>
-      <w:proofErr w:type="gramStart"/>
-      <w:r>
-        <w:t>one line</w:t>
-      </w:r>
-      <w:proofErr w:type="gramEnd"/>
-      <w:r>
-        <w:t xml:space="preserve"> fix to a known upstream format mismatch. </w:t>
+        <w:t xml:space="preserve">The evaluator fix worked, so note to self: document this in my reproducibility readme as a one line fix to a known upstream format mismatch. </w:t>
       </w:r>
       <w:r>
         <w:t xml:space="preserve">There is no more </w:t>
@@ -6579,15 +6252,7 @@
       </w:r>
       <w:proofErr w:type="spellEnd"/>
       <w:r>
-        <w:t xml:space="preserve">, the episode ran to </w:t>
-      </w:r>
-      <w:proofErr w:type="gramStart"/>
-      <w:r>
-        <w:t>completion</w:t>
-      </w:r>
-      <w:proofErr w:type="gramEnd"/>
-      <w:r>
-        <w:t xml:space="preserve"> and my stall guard works correctly at step 6. </w:t>
+        <w:t xml:space="preserve">, the episode ran to completion and my stall guard works correctly at step 6. </w:t>
       </w:r>
       <w:r>
         <w:t xml:space="preserve">However, another error is introduced, where the agent receives “previous action timed out – it may have succeeded. Check the current page before retrying”. This means the click is failing </w:t>
@@ -6600,21 +6265,8 @@
       </w:r>
     </w:p>
     <w:p>
-      <w:proofErr w:type="gramStart"/>
-      <w:r>
-        <w:t>So</w:t>
-      </w:r>
-      <w:proofErr w:type="gramEnd"/>
-      <w:r>
-        <w:t xml:space="preserve"> I need to </w:t>
-      </w:r>
-      <w:proofErr w:type="gramStart"/>
-      <w:r>
-        <w:t>actually distinguish</w:t>
-      </w:r>
-      <w:proofErr w:type="gramEnd"/>
-      <w:r>
-        <w:t xml:space="preserve"> between same action and same URL again. </w:t>
+      <w:r>
+        <w:t xml:space="preserve">So I need to actually distinguish between same action and same URL again. </w:t>
       </w:r>
     </w:p>
     <w:p>
@@ -7277,15 +6929,7 @@
         </w:numPr>
       </w:pPr>
       <w:r>
-        <w:t xml:space="preserve">What does a task </w:t>
-      </w:r>
-      <w:proofErr w:type="gramStart"/>
-      <w:r>
-        <w:t>actually cost</w:t>
-      </w:r>
-      <w:proofErr w:type="gramEnd"/>
-      <w:r>
-        <w:t xml:space="preserve"> when budget isn’t the binding constraint</w:t>
+        <w:t>What does a task actually cost when budget isn’t the binding constraint</w:t>
       </w:r>
     </w:p>
     <w:p>
@@ -7318,13 +6962,8 @@
       </w:r>
     </w:p>
     <w:p>
-      <w:proofErr w:type="gramStart"/>
-      <w:r>
-        <w:t>Also</w:t>
-      </w:r>
-      <w:proofErr w:type="gramEnd"/>
-      <w:r>
-        <w:t xml:space="preserve"> I renamed “smoke_a.py” to just “strategy_a.py” since I initially wanted the code to just test a few sites but due to the incompatibility with </w:t>
+      <w:r>
+        <w:t xml:space="preserve">Also I renamed “smoke_a.py” to just “strategy_a.py” since I initially wanted the code to just test a few sites but due to the incompatibility with </w:t>
       </w:r>
       <w:proofErr w:type="spellStart"/>
       <w:r>
@@ -7432,15 +7071,7 @@
         <w:t xml:space="preserve"> be cloning the </w:t>
       </w:r>
       <w:r>
-        <w:t xml:space="preserve">project onto the instance so all I </w:t>
-      </w:r>
-      <w:proofErr w:type="gramStart"/>
-      <w:r>
-        <w:t>have to</w:t>
-      </w:r>
-      <w:proofErr w:type="gramEnd"/>
-      <w:r>
-        <w:t xml:space="preserve"> do is pull it once I push the changes locally. </w:t>
+        <w:t xml:space="preserve">project onto the instance so all I have to do is pull it once I push the changes locally. </w:t>
       </w:r>
     </w:p>
     <w:p>
@@ -7495,15 +7126,7 @@
       </w:r>
       <w:proofErr w:type="spellEnd"/>
       <w:r>
-        <w:t xml:space="preserve">. I also stored that token into a credential </w:t>
-      </w:r>
-      <w:proofErr w:type="gramStart"/>
-      <w:r>
-        <w:t>helper</w:t>
-      </w:r>
-      <w:proofErr w:type="gramEnd"/>
-      <w:r>
-        <w:t xml:space="preserve"> so I don’t have to do it </w:t>
+        <w:t xml:space="preserve">. I also stored that token into a credential helper so I don’t have to do it </w:t>
       </w:r>
       <w:proofErr w:type="spellStart"/>
       <w:r>
@@ -7513,13 +7136,8 @@
       <w:r>
         <w:t xml:space="preserve">. </w:t>
       </w:r>
-      <w:proofErr w:type="gramStart"/>
-      <w:r>
-        <w:t>Also</w:t>
-      </w:r>
-      <w:proofErr w:type="gramEnd"/>
-      <w:r>
-        <w:t xml:space="preserve"> </w:t>
+      <w:r>
+        <w:t xml:space="preserve">Also </w:t>
       </w:r>
       <w:proofErr w:type="spellStart"/>
       <w:r>
@@ -7711,12 +7329,10 @@
         <w:t xml:space="preserve">revised the action providing </w:t>
       </w:r>
       <w:proofErr w:type="spellStart"/>
-      <w:proofErr w:type="gramStart"/>
       <w:r>
         <w:t>a</w:t>
       </w:r>
       <w:proofErr w:type="spellEnd"/>
-      <w:proofErr w:type="gramEnd"/>
       <w:r>
         <w:t xml:space="preserve"> alternative action and the strategy would have </w:t>
       </w:r>
@@ -7832,15 +7448,7 @@
     </w:p>
     <w:p>
       <w:r>
-        <w:t xml:space="preserve">This is just an ordering bug, easy to fix since I pass the field “plan” to the </w:t>
-      </w:r>
-      <w:proofErr w:type="gramStart"/>
-      <w:r>
-        <w:t>record(</w:t>
-      </w:r>
-      <w:proofErr w:type="gramEnd"/>
-      <w:r>
-        <w:t xml:space="preserve">) </w:t>
+        <w:t xml:space="preserve">This is just an ordering bug, easy to fix since I pass the field “plan” to the record() </w:t>
       </w:r>
       <w:proofErr w:type="spellStart"/>
       <w:r>
@@ -7869,15 +7477,7 @@
       </w:r>
       <w:proofErr w:type="spellEnd"/>
       <w:r>
-        <w:t xml:space="preserve"> for the </w:t>
-      </w:r>
-      <w:proofErr w:type="gramStart"/>
-      <w:r>
-        <w:t>200 task</w:t>
-      </w:r>
-      <w:proofErr w:type="gramEnd"/>
-      <w:r>
-        <w:t xml:space="preserve"> collection script. Next thing is to </w:t>
+        <w:t xml:space="preserve"> for the 200 task collection script. Next thing is to </w:t>
       </w:r>
       <w:r>
         <w:t>create the annotation script</w:t>
@@ -7948,106 +7548,96 @@
       </w:r>
       <w:proofErr w:type="spellEnd"/>
       <w:r>
+        <w:t xml:space="preserve"> both of them </w:t>
+      </w:r>
+      <w:proofErr w:type="spellStart"/>
+      <w:r>
+        <w:t>incase</w:t>
+      </w:r>
+      <w:proofErr w:type="spellEnd"/>
+      <w:r>
+        <w:t xml:space="preserve"> I SSH out the instance (</w:t>
+      </w:r>
+      <w:proofErr w:type="spellStart"/>
+      <w:r>
+        <w:t>tmux</w:t>
+      </w:r>
+      <w:proofErr w:type="spellEnd"/>
+      <w:r>
+        <w:t xml:space="preserve"> allows the scripts to continue running in the instance</w:t>
+      </w:r>
+      <w:r>
+        <w:t xml:space="preserve"> without me being </w:t>
+      </w:r>
+      <w:proofErr w:type="spellStart"/>
+      <w:r>
+        <w:t>ssh’d</w:t>
+      </w:r>
+      <w:proofErr w:type="spellEnd"/>
+      <w:r>
+        <w:t xml:space="preserve"> in)</w:t>
+      </w:r>
+      <w:r>
+        <w:t xml:space="preserve">. </w:t>
+      </w:r>
+    </w:p>
+    <w:p>
+      <w:r>
+        <w:t xml:space="preserve">Before running the batch script, I noticed a bug </w:t>
+      </w:r>
+      <w:r>
+        <w:t>where “</w:t>
+      </w:r>
+      <w:proofErr w:type="spellStart"/>
+      <w:r>
+        <w:t>random.shuffle</w:t>
+      </w:r>
+      <w:proofErr w:type="spellEnd"/>
+      <w:r>
+        <w:t>(</w:t>
+      </w:r>
+      <w:proofErr w:type="spellStart"/>
+      <w:r>
+        <w:t>todo</w:t>
+      </w:r>
+      <w:proofErr w:type="spellEnd"/>
+      <w:r>
+        <w:t>)” would break the script if I were to resume the script if there was a crash.</w:t>
+      </w:r>
+      <w:r>
+        <w:t xml:space="preserve"> AND </w:t>
+      </w:r>
+      <w:proofErr w:type="spellStart"/>
+      <w:r>
+        <w:t>AND</w:t>
+      </w:r>
+      <w:proofErr w:type="spellEnd"/>
+      <w:r>
         <w:t xml:space="preserve"> </w:t>
       </w:r>
-      <w:proofErr w:type="gramStart"/>
-      <w:r>
-        <w:t>both of them</w:t>
-      </w:r>
-      <w:proofErr w:type="gramEnd"/>
+      <w:proofErr w:type="spellStart"/>
+      <w:r>
+        <w:t>AND</w:t>
+      </w:r>
+      <w:proofErr w:type="spellEnd"/>
+      <w:r>
+        <w:t xml:space="preserve"> if shuffled order </w:t>
+      </w:r>
+      <w:r>
+        <w:t xml:space="preserve">runs it at 8k first (fails, address unchanged) then 16k (succeeds, address updated), and </w:t>
+      </w:r>
+      <w:r>
+        <w:t>I</w:t>
+      </w:r>
+      <w:r>
+        <w:t xml:space="preserve"> resume mid-run, subsequent budgets for the same task see an already-updated site.</w:t>
+      </w:r>
       <w:r>
         <w:t xml:space="preserve"> </w:t>
       </w:r>
-      <w:proofErr w:type="spellStart"/>
-      <w:r>
-        <w:t>incase</w:t>
-      </w:r>
-      <w:proofErr w:type="spellEnd"/>
-      <w:r>
-        <w:t xml:space="preserve"> I SSH out the instance (</w:t>
-      </w:r>
-      <w:proofErr w:type="spellStart"/>
-      <w:r>
-        <w:t>tmux</w:t>
-      </w:r>
-      <w:proofErr w:type="spellEnd"/>
-      <w:r>
-        <w:t xml:space="preserve"> allows the scripts to continue running in the instance</w:t>
-      </w:r>
-      <w:r>
-        <w:t xml:space="preserve"> without me being </w:t>
-      </w:r>
-      <w:proofErr w:type="spellStart"/>
-      <w:r>
-        <w:t>ssh’d</w:t>
-      </w:r>
-      <w:proofErr w:type="spellEnd"/>
-      <w:r>
-        <w:t xml:space="preserve"> in)</w:t>
-      </w:r>
-      <w:r>
-        <w:t xml:space="preserve">. </w:t>
-      </w:r>
-    </w:p>
-    <w:p>
-      <w:r>
-        <w:t xml:space="preserve">Before running the batch script, I noticed a bug </w:t>
-      </w:r>
-      <w:r>
-        <w:t>where “</w:t>
-      </w:r>
-      <w:proofErr w:type="spellStart"/>
-      <w:proofErr w:type="gramStart"/>
-      <w:r>
-        <w:t>random.shuffle</w:t>
-      </w:r>
-      <w:proofErr w:type="spellEnd"/>
-      <w:proofErr w:type="gramEnd"/>
-      <w:r>
-        <w:t>(</w:t>
-      </w:r>
-      <w:proofErr w:type="spellStart"/>
-      <w:r>
-        <w:t>todo</w:t>
-      </w:r>
-      <w:proofErr w:type="spellEnd"/>
-      <w:r>
-        <w:t>)” would break the script if I were to resume the script if there was a crash.</w:t>
-      </w:r>
-      <w:r>
-        <w:t xml:space="preserve"> AND </w:t>
-      </w:r>
-      <w:proofErr w:type="spellStart"/>
-      <w:r>
-        <w:t>AND</w:t>
-      </w:r>
-      <w:proofErr w:type="spellEnd"/>
       <w:r>
         <w:t xml:space="preserve"> </w:t>
       </w:r>
-      <w:proofErr w:type="spellStart"/>
-      <w:r>
-        <w:t>AND</w:t>
-      </w:r>
-      <w:proofErr w:type="spellEnd"/>
-      <w:r>
-        <w:t xml:space="preserve"> if shuffled order </w:t>
-      </w:r>
-      <w:r>
-        <w:t xml:space="preserve">runs it at 8k first (fails, address unchanged) then 16k (succeeds, address updated), and </w:t>
-      </w:r>
-      <w:r>
-        <w:t>I</w:t>
-      </w:r>
-      <w:r>
-        <w:t xml:space="preserve"> resume mid-run, subsequent budgets for the same task see an already-updated site.</w:t>
-      </w:r>
-      <w:r>
-        <w:t xml:space="preserve"> </w:t>
-      </w:r>
-      <w:r>
-        <w:t xml:space="preserve"> </w:t>
-      </w:r>
       <w:r>
         <w:t xml:space="preserve">Ill change it by grouping the site and task ID, shuffle </w:t>
       </w:r>
@@ -8057,15 +7647,7 @@
       </w:r>
       <w:proofErr w:type="spellEnd"/>
       <w:r>
-        <w:t xml:space="preserve"> within each group and then shuffle the group order. </w:t>
-      </w:r>
-      <w:proofErr w:type="gramStart"/>
-      <w:r>
-        <w:t>So</w:t>
-      </w:r>
-      <w:proofErr w:type="gramEnd"/>
-      <w:r>
-        <w:t xml:space="preserve"> this will keep a tasks budget </w:t>
+        <w:t xml:space="preserve"> within each group and then shuffle the group order. So this will keep a tasks budget </w:t>
       </w:r>
       <w:r>
         <w:t>conditions adjacent while still spreading order effects.</w:t>
@@ -8143,13 +7725,8 @@
         <w:t>(_</w:t>
       </w:r>
       <w:proofErr w:type="spellStart"/>
-      <w:proofErr w:type="gramStart"/>
-      <w:r>
-        <w:t>ou.generate</w:t>
-      </w:r>
-      <w:proofErr w:type="gramEnd"/>
-      <w:r>
-        <w:t>_from_openai_chat_completion</w:t>
+      <w:r>
+        <w:t>ou.generate_from_openai_chat_completion</w:t>
       </w:r>
       <w:proofErr w:type="spellEnd"/>
       <w:r>
@@ -8168,13 +7745,8 @@
         <w:t xml:space="preserve">from </w:t>
       </w:r>
       <w:proofErr w:type="spellStart"/>
-      <w:proofErr w:type="gramStart"/>
-      <w:r>
-        <w:t>llms.providers</w:t>
-      </w:r>
-      <w:proofErr w:type="gramEnd"/>
-      <w:r>
-        <w:t>.openai_utils</w:t>
+      <w:r>
+        <w:t>llms.providers.openai_utils</w:t>
       </w:r>
       <w:proofErr w:type="spellEnd"/>
       <w:r>
@@ -8189,15 +7761,7 @@
         <w:t xml:space="preserve">”. Which means my current patch </w:t>
       </w:r>
       <w:r>
-        <w:t xml:space="preserve">doesn’t </w:t>
-      </w:r>
-      <w:proofErr w:type="gramStart"/>
-      <w:r>
-        <w:t>actually touch</w:t>
-      </w:r>
-      <w:proofErr w:type="gramEnd"/>
-      <w:r>
-        <w:t xml:space="preserve"> that one. Pretty simple fix, </w:t>
+        <w:t xml:space="preserve">doesn’t actually touch that one. Pretty simple fix, </w:t>
       </w:r>
       <w:proofErr w:type="spellStart"/>
       <w:r>
@@ -8544,14 +8108,9 @@
       </w:r>
       <w:proofErr w:type="spellStart"/>
       <w:r>
-        <w:t>strategy_</w:t>
-      </w:r>
-      <w:proofErr w:type="gramStart"/>
-      <w:r>
-        <w:t>a.jsonl</w:t>
-      </w:r>
-      <w:proofErr w:type="spellEnd"/>
-      <w:proofErr w:type="gramEnd"/>
+        <w:t>strategy_a.jsonl</w:t>
+      </w:r>
+      <w:proofErr w:type="spellEnd"/>
       <w:r>
         <w:t>, of which 999 are valid episodes and 6 are error records requiring re-collection. The 201-task subset (67 per site, seed 42) was run across all five budget levels (2k/4k/8k/16k/32k),</w:t>
       </w:r>
@@ -9211,15 +8770,7 @@
         </w:drawing>
       </w:r>
       <w:r>
-        <w:t xml:space="preserve">These termination reasons </w:t>
-      </w:r>
-      <w:proofErr w:type="gramStart"/>
-      <w:r>
-        <w:t>take into account</w:t>
-      </w:r>
-      <w:proofErr w:type="gramEnd"/>
-      <w:r>
-        <w:t xml:space="preserve"> every failure in each budget for each task. For example, if 3 budgets</w:t>
+        <w:t>These termination reasons take into account every failure in each budget for each task. For example, if 3 budgets</w:t>
       </w:r>
       <w:r>
         <w:t xml:space="preserve"> (2k, 4k, 8k)</w:t>
@@ -9628,15 +9179,7 @@
       </w:r>
       <w:proofErr w:type="spellEnd"/>
       <w:r>
-        <w:t xml:space="preserve">) account for 66% of all episode endings. This confirms the budget is the binding constraint in </w:t>
-      </w:r>
-      <w:proofErr w:type="gramStart"/>
-      <w:r>
-        <w:t>the majority of</w:t>
-      </w:r>
-      <w:proofErr w:type="gramEnd"/>
-      <w:r>
-        <w:t xml:space="preserve"> episodes, which is the prerequisite for this study to be measuring budget effects rather than agent incompetence.</w:t>
+        <w:t>) account for 66% of all episode endings. This confirms the budget is the binding constraint in the majority of episodes, which is the prerequisite for this study to be measuring budget effects rather than agent incompetence.</w:t>
       </w:r>
     </w:p>
     <w:p>
@@ -10429,12 +9972,10 @@
         <w:t xml:space="preserve">, and </w:t>
       </w:r>
       <w:proofErr w:type="spellStart"/>
-      <w:proofErr w:type="gramStart"/>
       <w:r>
         <w:t>its</w:t>
       </w:r>
       <w:proofErr w:type="spellEnd"/>
-      <w:proofErr w:type="gramEnd"/>
       <w:r>
         <w:t xml:space="preserve"> obvious why…</w:t>
       </w:r>
@@ -10509,15 +10050,7 @@
         </w:drawing>
       </w:r>
       <w:r>
-        <w:t xml:space="preserve">This means I need to add another budget (64k), </w:t>
-      </w:r>
-      <w:proofErr w:type="gramStart"/>
-      <w:r>
-        <w:t>however</w:t>
-      </w:r>
-      <w:proofErr w:type="gramEnd"/>
-      <w:r>
-        <w:t xml:space="preserve"> to keep the tests consistent between A &amp; B, </w:t>
+        <w:t xml:space="preserve">This means I need to add another budget (64k), however to keep the tests consistent between A &amp; B, </w:t>
       </w:r>
       <w:proofErr w:type="spellStart"/>
       <w:r>
@@ -10578,15 +10111,7 @@
     </w:p>
     <w:p>
       <w:r>
-        <w:t xml:space="preserve">Furthermore, after examining how many times the critic is </w:t>
-      </w:r>
-      <w:proofErr w:type="gramStart"/>
-      <w:r>
-        <w:t>actually called</w:t>
-      </w:r>
-      <w:proofErr w:type="gramEnd"/>
-      <w:r>
-        <w:t xml:space="preserve"> its:</w:t>
+        <w:t>Furthermore, after examining how many times the critic is actually called its:</w:t>
       </w:r>
     </w:p>
     <w:tbl>
@@ -10744,15 +10269,7 @@
       </w:r>
       <w:proofErr w:type="spellEnd"/>
       <w:r>
-        <w:t xml:space="preserve"> and the proposed action is. </w:t>
-      </w:r>
-      <w:proofErr w:type="gramStart"/>
-      <w:r>
-        <w:t>So</w:t>
-      </w:r>
-      <w:proofErr w:type="gramEnd"/>
-      <w:r>
-        <w:t xml:space="preserve"> for example, since </w:t>
+        <w:t xml:space="preserve"> and the proposed action is. So for example, since </w:t>
       </w:r>
       <w:proofErr w:type="spellStart"/>
       <w:r>
@@ -10786,14 +10303,9 @@
       </w:r>
     </w:p>
     <w:p>
-      <w:proofErr w:type="gramStart"/>
       <w:r>
         <w:lastRenderedPageBreak/>
-        <w:t>So</w:t>
-      </w:r>
-      <w:proofErr w:type="gramEnd"/>
-      <w:r>
-        <w:t xml:space="preserve"> since strategy </w:t>
+        <w:t xml:space="preserve">So since strategy </w:t>
       </w:r>
       <w:r>
         <w:t>B</w:t>
@@ -10815,15 +10327,7 @@
       </w:r>
       <w:proofErr w:type="spellEnd"/>
       <w:r>
-        <w:t xml:space="preserve"> </w:t>
-      </w:r>
-      <w:proofErr w:type="gramStart"/>
-      <w:r>
-        <w:t>have to</w:t>
-      </w:r>
-      <w:proofErr w:type="gramEnd"/>
-      <w:r>
-        <w:t xml:space="preserve"> do this for strategy A as well. </w:t>
+        <w:t xml:space="preserve"> have to do this for strategy A as well. </w:t>
       </w:r>
       <w:r>
         <w:t xml:space="preserve">All I have to do is add it to the “BUDGETS” variable in “wa_env.py”. </w:t>
@@ -11175,15 +10679,7 @@
         <w:t xml:space="preserve"> Ive noticed that </w:t>
       </w:r>
       <w:r>
-        <w:t xml:space="preserve">task 460 compounds a 15% reduction even though the task was to reduce it once. </w:t>
-      </w:r>
-      <w:proofErr w:type="gramStart"/>
-      <w:r>
-        <w:t>So</w:t>
-      </w:r>
-      <w:proofErr w:type="gramEnd"/>
-      <w:r>
-        <w:t xml:space="preserve"> this needs to be identified in strategy B if it can be</w:t>
+        <w:t>task 460 compounds a 15% reduction even though the task was to reduce it once. So this needs to be identified in strategy B if it can be</w:t>
       </w:r>
       <w:r>
         <w:t xml:space="preserve"> without any hallucination</w:t>
@@ -11230,15 +10726,7 @@
       </w:r>
       <w:r>
         <w:lastRenderedPageBreak/>
-        <w:t xml:space="preserve">information retrieval, bulk action, delete, modify value, navigation, create or purchase tasks (or other if they do not fit in those </w:t>
-      </w:r>
-      <w:proofErr w:type="gramStart"/>
-      <w:r>
-        <w:t>sub categories</w:t>
-      </w:r>
-      <w:proofErr w:type="gramEnd"/>
-      <w:r>
-        <w:t>)</w:t>
+        <w:t>information retrieval, bulk action, delete, modify value, navigation, create or purchase tasks (or other if they do not fit in those sub categories)</w:t>
       </w:r>
       <w:r>
         <w:t>.</w:t>
@@ -11755,15 +11243,7 @@
           </w:tcPr>
           <w:p>
             <w:r>
-              <w:t xml:space="preserve">Navigation only </w:t>
-            </w:r>
-            <w:proofErr w:type="gramStart"/>
-            <w:r>
-              <w:t>stop</w:t>
-            </w:r>
-            <w:proofErr w:type="gramEnd"/>
-            <w:r>
-              <w:t xml:space="preserve"> rules</w:t>
+              <w:t>Navigation only stop rules</w:t>
             </w:r>
           </w:p>
         </w:tc>
@@ -12133,15 +11613,7 @@
           <w:p>
             <w:r>
               <w:lastRenderedPageBreak/>
-              <w:t xml:space="preserve">Multi-line text in single </w:t>
-            </w:r>
-            <w:proofErr w:type="gramStart"/>
-            <w:r>
-              <w:t>fill(</w:t>
-            </w:r>
-            <w:proofErr w:type="gramEnd"/>
-            <w:r>
-              <w:t>)</w:t>
+              <w:t>Multi-line text in single fill()</w:t>
             </w:r>
           </w:p>
         </w:tc>
@@ -12306,13 +11778,8 @@
           </w:tcPr>
           <w:p>
             <w:r>
-              <w:t xml:space="preserve">Required field check before </w:t>
-            </w:r>
-            <w:proofErr w:type="gramStart"/>
-            <w:r>
-              <w:t>submit</w:t>
-            </w:r>
-            <w:proofErr w:type="gramEnd"/>
+              <w:t>Required field check before submit</w:t>
+            </w:r>
           </w:p>
         </w:tc>
         <w:tc>
@@ -12355,15 +11822,7 @@
         <w:t>Oh and 1 more thing is splitting the training data for strategy C into categories</w:t>
       </w:r>
       <w:r>
-        <w:t xml:space="preserve"> to avoid contamination (i.e. if a task is modifying, creating, </w:t>
-      </w:r>
-      <w:proofErr w:type="gramStart"/>
-      <w:r>
-        <w:t>etc..</w:t>
-      </w:r>
-      <w:proofErr w:type="gramEnd"/>
-      <w:r>
-        <w:t xml:space="preserve"> and is completed by a budget, the other budgets may be seen as “successful” but that’s because it was already completed by the other budget)</w:t>
+        <w:t xml:space="preserve"> to avoid contamination (i.e. if a task is modifying, creating, etc.. and is completed by a budget, the other budgets may be seen as “successful” but that’s because it was already completed by the other budget)</w:t>
       </w:r>
       <w:r>
         <w:t>:</w:t>
@@ -12634,15 +12093,7 @@
       </w:r>
       <w:proofErr w:type="spellEnd"/>
       <w:r>
-        <w:t xml:space="preserve">('id') instead of </w:t>
-      </w:r>
-      <w:proofErr w:type="gramStart"/>
-      <w:r>
-        <w:t>press(</w:t>
-      </w:r>
-      <w:proofErr w:type="gramEnd"/>
-      <w:r>
-        <w:t>'id', 'Enter'), navigate('</w:t>
+        <w:t>('id') instead of press('id', 'Enter'), navigate('</w:t>
       </w:r>
       <w:proofErr w:type="spellStart"/>
       <w:r>
@@ -12674,15 +12125,7 @@
       </w:r>
       <w:proofErr w:type="spellEnd"/>
       <w:r>
-        <w:t xml:space="preserve">('id') instead of </w:t>
-      </w:r>
-      <w:proofErr w:type="gramStart"/>
-      <w:r>
-        <w:t>scroll(</w:t>
-      </w:r>
-      <w:proofErr w:type="gramEnd"/>
-      <w:r>
-        <w:t>0, 400). The model drew these from its training data rather than from the action vocabulary provided in the prompt.</w:t>
+        <w:t>('id') instead of scroll(0, 400). The model drew these from its training data rather than from the action vocabulary provided in the prompt.</w:t>
       </w:r>
     </w:p>
     <w:p>
@@ -12726,15 +12169,7 @@
       </w:r>
       <w:proofErr w:type="spellEnd"/>
       <w:r>
-        <w:t xml:space="preserve"> there is </w:t>
-      </w:r>
-      <w:proofErr w:type="gramStart"/>
-      <w:r>
-        <w:t>an</w:t>
-      </w:r>
-      <w:proofErr w:type="gramEnd"/>
-      <w:r>
-        <w:t xml:space="preserve"> hallucinated action, so C has a direct signal that something went wrong without needing to parse the action syntax itself. (</w:t>
+        <w:t xml:space="preserve"> there is an hallucinated action, so C has a direct signal that something went wrong without needing to parse the action syntax itself. (</w:t>
       </w:r>
       <w:proofErr w:type="spellStart"/>
       <w:r>
@@ -13305,15 +12740,7 @@
         <w:t xml:space="preserve"> accidently </w:t>
       </w:r>
       <w:r>
-        <w:t xml:space="preserve">used the variable “{{_ACTION_VOCAB}}” which basically takes the possible actions from strategy A and is called inside the instructions (all 3 agents have this). However, since they are inside double curly brackets, none of the agents can </w:t>
-      </w:r>
-      <w:proofErr w:type="gramStart"/>
-      <w:r>
-        <w:t>actually see</w:t>
-      </w:r>
-      <w:proofErr w:type="gramEnd"/>
-      <w:r>
-        <w:t xml:space="preserve"> </w:t>
+        <w:t xml:space="preserve">used the variable “{{_ACTION_VOCAB}}” which basically takes the possible actions from strategy A and is called inside the instructions (all 3 agents have this). However, since they are inside double curly brackets, none of the agents can actually see </w:t>
       </w:r>
       <w:r>
         <w:t xml:space="preserve">the possible actions… So basically, 40+ hours of wasted time and 3 agents </w:t>
@@ -13464,37 +12891,13 @@
         <w:t xml:space="preserve">I’ve completed the remove_errors.py file </w:t>
       </w:r>
       <w:r>
-        <w:t xml:space="preserve">where I can pass a few arguments (file directory, dry run, backup). The dry run argument doesn’t remove any errors, </w:t>
-      </w:r>
-      <w:proofErr w:type="gramStart"/>
-      <w:r>
-        <w:t>its</w:t>
-      </w:r>
-      <w:proofErr w:type="gramEnd"/>
-      <w:r>
-        <w:t xml:space="preserve"> more for confirming </w:t>
-      </w:r>
-      <w:r>
-        <w:t xml:space="preserve">the errors are not the </w:t>
-      </w:r>
-      <w:proofErr w:type="gramStart"/>
-      <w:r>
-        <w:t>agents</w:t>
-      </w:r>
-      <w:proofErr w:type="gramEnd"/>
-      <w:r>
-        <w:t xml:space="preserve"> errors but the environment itself. </w:t>
-      </w:r>
-      <w:r>
-        <w:t xml:space="preserve">Example of passing </w:t>
-      </w:r>
-      <w:proofErr w:type="gramStart"/>
-      <w:r>
-        <w:t>dry-run</w:t>
-      </w:r>
-      <w:proofErr w:type="gramEnd"/>
-      <w:r>
-        <w:t xml:space="preserve"> as the argument and the output for the full batch of Strategy A. </w:t>
+        <w:t xml:space="preserve">where I can pass a few arguments (file directory, dry run, backup). The dry run argument doesn’t remove any errors, its more for confirming </w:t>
+      </w:r>
+      <w:r>
+        <w:t xml:space="preserve">the errors are not the agents errors but the environment itself. </w:t>
+      </w:r>
+      <w:r>
+        <w:t xml:space="preserve">Example of passing dry-run as the argument and the output for the full batch of Strategy A. </w:t>
       </w:r>
     </w:p>
     <w:p>
@@ -13594,119 +12997,87 @@
       </w:r>
       <w:proofErr w:type="spellStart"/>
       <w:r>
-        <w:t>analysis_</w:t>
-      </w:r>
-      <w:proofErr w:type="gramStart"/>
-      <w:r>
-        <w:t>a</w:t>
-      </w:r>
-      <w:proofErr w:type="spellEnd"/>
-      <w:r>
-        <w:t xml:space="preserve"> and</w:t>
-      </w:r>
-      <w:proofErr w:type="gramEnd"/>
+        <w:t>analysis_a</w:t>
+      </w:r>
+      <w:proofErr w:type="spellEnd"/>
+      <w:r>
+        <w:t xml:space="preserve"> and </w:t>
+      </w:r>
+      <w:proofErr w:type="spellStart"/>
+      <w:r>
+        <w:t>analysis_b</w:t>
+      </w:r>
+      <w:proofErr w:type="spellEnd"/>
+      <w:r>
+        <w:t xml:space="preserve"> using already built functions from the previous analysis script. </w:t>
+      </w:r>
+    </w:p>
+    <w:p>
+      <w:r>
+        <w:t>I also fixed a small bug where I was calling the “shared” python script incorrectly with the incorrect directory name. I had the directory name called “analysis” but I renamed it to “</w:t>
+      </w:r>
+      <w:proofErr w:type="spellStart"/>
+      <w:r>
+        <w:t>batch_analysis</w:t>
+      </w:r>
+      <w:proofErr w:type="spellEnd"/>
+      <w:r>
+        <w:t>”, so when importing shared.py I did it through “</w:t>
+      </w:r>
+      <w:proofErr w:type="spellStart"/>
+      <w:r>
+        <w:t>analysis.shared</w:t>
+      </w:r>
+      <w:proofErr w:type="spellEnd"/>
+      <w:r>
+        <w:t>” and not “</w:t>
+      </w:r>
+      <w:proofErr w:type="spellStart"/>
+      <w:r>
+        <w:t>batch_analysis.shared</w:t>
+      </w:r>
+      <w:proofErr w:type="spellEnd"/>
+      <w:r>
+        <w:t>”.</w:t>
+      </w:r>
+    </w:p>
+    <w:p>
+      <w:r>
+        <w:t>I’ve noticed that some tasks were miscategorised as “delete” or “</w:t>
+      </w:r>
+      <w:proofErr w:type="spellStart"/>
+      <w:r>
+        <w:t>bulk_action</w:t>
+      </w:r>
+      <w:proofErr w:type="spellEnd"/>
+      <w:r>
+        <w:t>” or “navigation” tasks. I’ve made some changed to the extract_task_intent.py</w:t>
+      </w:r>
+      <w:r>
+        <w:t xml:space="preserve">. The previous “categorise()” function checks delete before navigation, so “Show me products </w:t>
+      </w:r>
+      <w:r>
+        <w:t xml:space="preserve">under $46.99 in makeup remover” matched “remove” inside “remover” and gets filed as a deletion task. Basically the substring matches on the wrong word. </w:t>
+      </w:r>
+    </w:p>
+    <w:p>
+      <w:r>
+        <w:t xml:space="preserve">I’ve also finished another script in task analysis to generate plots and save them within the </w:t>
+      </w:r>
+      <w:r>
+        <w:t>diagram’s</w:t>
+      </w:r>
+      <w:r>
+        <w:t xml:space="preserve"> directory. Plots </w:t>
+      </w:r>
+      <w:r>
+        <w:t>include</w:t>
+      </w:r>
       <w:r>
         <w:t xml:space="preserve"> </w:t>
       </w:r>
       <w:proofErr w:type="spellStart"/>
       <w:r>
-        <w:t>analysis_b</w:t>
-      </w:r>
-      <w:proofErr w:type="spellEnd"/>
-      <w:r>
-        <w:t xml:space="preserve"> using already built functions from the previous analysis script. </w:t>
-      </w:r>
-    </w:p>
-    <w:p>
-      <w:r>
-        <w:t>I also fixed a small bug where I was calling the “shared” python script incorrectly with the incorrect directory name. I had the directory name called “analysis</w:t>
-      </w:r>
-      <w:proofErr w:type="gramStart"/>
-      <w:r>
-        <w:t>”</w:t>
-      </w:r>
-      <w:proofErr w:type="gramEnd"/>
-      <w:r>
-        <w:t xml:space="preserve"> but I renamed it to “</w:t>
-      </w:r>
-      <w:proofErr w:type="spellStart"/>
-      <w:r>
-        <w:t>batch_analysis</w:t>
-      </w:r>
-      <w:proofErr w:type="spellEnd"/>
-      <w:r>
-        <w:t>”, so when importing shared.py I did it through “</w:t>
-      </w:r>
-      <w:proofErr w:type="spellStart"/>
-      <w:r>
-        <w:t>analysis.shared</w:t>
-      </w:r>
-      <w:proofErr w:type="spellEnd"/>
-      <w:r>
-        <w:t>” and not “</w:t>
-      </w:r>
-      <w:proofErr w:type="spellStart"/>
-      <w:r>
-        <w:t>batch_analysis.shared</w:t>
-      </w:r>
-      <w:proofErr w:type="spellEnd"/>
-      <w:r>
-        <w:t>”.</w:t>
-      </w:r>
-    </w:p>
-    <w:p>
-      <w:r>
-        <w:t>I’ve noticed that some tasks were miscategorised as “delete” or “</w:t>
-      </w:r>
-      <w:proofErr w:type="spellStart"/>
-      <w:r>
-        <w:t>bulk_action</w:t>
-      </w:r>
-      <w:proofErr w:type="spellEnd"/>
-      <w:r>
-        <w:t>” or “navigation” tasks. I’ve made some changed to the extract_task_intent.py</w:t>
-      </w:r>
-      <w:r>
-        <w:t>. The previous “</w:t>
-      </w:r>
-      <w:proofErr w:type="gramStart"/>
-      <w:r>
-        <w:t>categorise(</w:t>
-      </w:r>
-      <w:proofErr w:type="gramEnd"/>
-      <w:r>
-        <w:t xml:space="preserve">)” function checks delete before navigation, so “Show me products </w:t>
-      </w:r>
-      <w:r>
-        <w:t xml:space="preserve">under $46.99 in makeup remover” matched “remove” inside “remover” and gets filed as a deletion task. </w:t>
-      </w:r>
-      <w:proofErr w:type="gramStart"/>
-      <w:r>
-        <w:t>Basically</w:t>
-      </w:r>
-      <w:proofErr w:type="gramEnd"/>
-      <w:r>
-        <w:t xml:space="preserve"> the substring matches on the wrong word. </w:t>
-      </w:r>
-    </w:p>
-    <w:p>
-      <w:r>
-        <w:t xml:space="preserve">I’ve also finished another script in task analysis to generate plots and save them within the </w:t>
-      </w:r>
-      <w:r>
-        <w:t>diagram’s</w:t>
-      </w:r>
-      <w:r>
-        <w:t xml:space="preserve"> directory. Plots </w:t>
-      </w:r>
-      <w:r>
-        <w:t>include</w:t>
-      </w:r>
-      <w:r>
-        <w:t xml:space="preserve"> </w:t>
-      </w:r>
-      <w:proofErr w:type="spellStart"/>
-      <w:r>
         <w:t>task_categories_by_site</w:t>
       </w:r>
       <w:proofErr w:type="spellEnd"/>
@@ -13787,14 +13158,9 @@
       </w:r>
       <w:proofErr w:type="spellStart"/>
       <w:r>
-        <w:t>task_</w:t>
-      </w:r>
-      <w:proofErr w:type="gramStart"/>
-      <w:r>
-        <w:t>intents.jsonl</w:t>
-      </w:r>
-      <w:proofErr w:type="spellEnd"/>
-      <w:proofErr w:type="gramEnd"/>
+        <w:t>task_intents.jsonl</w:t>
+      </w:r>
+      <w:proofErr w:type="spellEnd"/>
       <w:r>
         <w:t xml:space="preserve"> (or extract_task_intents.py) uses regular expressions with word boundaries to </w:t>
       </w:r>
@@ -14065,14 +13431,9 @@
       </w:r>
       <w:proofErr w:type="spellStart"/>
       <w:r>
-        <w:t>task_</w:t>
-      </w:r>
-      <w:proofErr w:type="gramStart"/>
-      <w:r>
-        <w:t>intent.json</w:t>
-      </w:r>
-      <w:proofErr w:type="spellEnd"/>
-      <w:proofErr w:type="gramEnd"/>
+        <w:t>task_intent.json</w:t>
+      </w:r>
+      <w:proofErr w:type="spellEnd"/>
       <w:r>
         <w:t>, both A &amp; B episodes and my own hand labelled tasks</w:t>
       </w:r>
@@ -14166,19 +13527,7 @@
     <w:p/>
     <w:p>
       <w:r>
-        <w:t xml:space="preserve">python annotate_tasks.py --n </w:t>
-      </w:r>
-      <w:proofErr w:type="gramStart"/>
-      <w:r>
-        <w:t>999  --</w:t>
-      </w:r>
-      <w:proofErr w:type="gramEnd"/>
-      <w:r>
-        <w:t xml:space="preserve">intents </w:t>
-      </w:r>
-      <w:proofErr w:type="gramStart"/>
-      <w:r>
-        <w:t>.../</w:t>
+        <w:t>python annotate_tasks.py --n 999  --intents .../</w:t>
       </w:r>
       <w:proofErr w:type="spellStart"/>
       <w:r>
@@ -14186,11 +13535,7 @@
       </w:r>
       <w:proofErr w:type="spellEnd"/>
       <w:r>
-        <w:t xml:space="preserve">  --</w:t>
-      </w:r>
-      <w:proofErr w:type="gramEnd"/>
-      <w:r>
-        <w:t>episodes .../</w:t>
+        <w:t xml:space="preserve">  --episodes .../</w:t>
       </w:r>
       <w:proofErr w:type="spellStart"/>
       <w:r>
@@ -14198,15 +13543,7 @@
       </w:r>
       <w:proofErr w:type="spellEnd"/>
       <w:r>
-        <w:t xml:space="preserve"> \ --gold-labels </w:t>
-      </w:r>
-      <w:proofErr w:type="gramStart"/>
-      <w:r>
-        <w:t>.../run2/gold_set_50.jsonl  --</w:t>
-      </w:r>
-      <w:proofErr w:type="gramEnd"/>
-      <w:r>
-        <w:t>out .../run2/tasks_annotated_run2.jsonl</w:t>
+        <w:t xml:space="preserve"> \ --gold-labels .../run2/gold_set_50.jsonl  --out .../run2/tasks_annotated_run2.jsonl</w:t>
       </w:r>
       <w:r>
         <w:t xml:space="preserve"> </w:t>
@@ -14255,23 +13592,7 @@
     </w:p>
     <w:p>
       <w:r>
-        <w:t xml:space="preserve">python annotate_tasks.py --apply-gold </w:t>
-      </w:r>
-      <w:proofErr w:type="gramStart"/>
-      <w:r>
-        <w:t>.../tasks_annotated_run2.jsonl  --</w:t>
-      </w:r>
-      <w:proofErr w:type="gramEnd"/>
-      <w:r>
-        <w:t xml:space="preserve">gold-labels </w:t>
-      </w:r>
-      <w:proofErr w:type="gramStart"/>
-      <w:r>
-        <w:t>.../gold_set_50.jsonl  --</w:t>
-      </w:r>
-      <w:proofErr w:type="gramEnd"/>
-      <w:r>
-        <w:t>out ../../data/</w:t>
+        <w:t>python annotate_tasks.py --apply-gold .../tasks_annotated_run2.jsonl  --gold-labels .../gold_set_50.jsonl  --out ../../data/</w:t>
       </w:r>
       <w:r>
         <w:t>processed/final_annotation_difficulty_tiers</w:t>
@@ -14296,14 +13617,9 @@
       </w:r>
       <w:proofErr w:type="spellStart"/>
       <w:r>
-        <w:t>task_</w:t>
-      </w:r>
-      <w:proofErr w:type="gramStart"/>
-      <w:r>
-        <w:t>metadata.jsonl</w:t>
-      </w:r>
-      <w:proofErr w:type="spellEnd"/>
-      <w:proofErr w:type="gramEnd"/>
+        <w:t>task_metadata.jsonl</w:t>
+      </w:r>
+      <w:proofErr w:type="spellEnd"/>
       <w:r>
         <w:t xml:space="preserve"> which will be the input for cl</w:t>
       </w:r>
@@ -14317,12 +13633,656 @@
     <w:p>
       <w:r>
         <w:t xml:space="preserve"> </w:t>
+      </w:r>
+      <w:r>
+        <w:t xml:space="preserve">Filing in </w:t>
+      </w:r>
+      <w:r>
+        <w:t xml:space="preserve">50 rows of raw JSONL by hand was slow and easy to get wrong, so </w:t>
+      </w:r>
+      <w:proofErr w:type="spellStart"/>
+      <w:r>
+        <w:t>ive</w:t>
+      </w:r>
+      <w:proofErr w:type="spellEnd"/>
+      <w:r>
+        <w:t xml:space="preserve"> added a script called "label_tool.py" which converts the gold set to a CSV and back.</w:t>
+      </w:r>
+      <w:r>
+        <w:t xml:space="preserve"> </w:t>
+      </w:r>
+      <w:r>
+        <w:t>--to-csv writes one row per task with the intent, the evaluation criteria collapsed into something readable (i.e. "</w:t>
+      </w:r>
+      <w:proofErr w:type="spellStart"/>
+      <w:r>
+        <w:t>string_match</w:t>
+      </w:r>
+      <w:proofErr w:type="spellEnd"/>
+      <w:r>
+        <w:t xml:space="preserve"> | </w:t>
+      </w:r>
+      <w:proofErr w:type="spellStart"/>
+      <w:r>
+        <w:t>fuzzy_match</w:t>
+      </w:r>
+      <w:proofErr w:type="spellEnd"/>
+      <w:r>
+        <w:t>: 0 order, $0 total spend", or "</w:t>
+      </w:r>
+      <w:proofErr w:type="spellStart"/>
+      <w:r>
+        <w:t>program_html</w:t>
+      </w:r>
+      <w:proofErr w:type="spellEnd"/>
+      <w:r>
+        <w:t xml:space="preserve"> | DOM check x2 on 2 pages"), the observed cost numbers from strategy A, and 4 empty score columns. I fill those in Excel and --from-csv merges them back into the JSONL keeping every other field. It backs up the original first, rejects anything that </w:t>
+      </w:r>
+      <w:proofErr w:type="spellStart"/>
+      <w:r>
+        <w:t>isnt</w:t>
+      </w:r>
+      <w:proofErr w:type="spellEnd"/>
+      <w:r>
+        <w:t xml:space="preserve"> 0/1/2 instead of silently importing it, and lists any row I missed.</w:t>
+      </w:r>
+    </w:p>
+    <w:p>
+      <w:r>
+        <w:t>--check then reports any group I scored inconsistently before I spend 4</w:t>
+      </w:r>
+      <w:r>
+        <w:t>00+</w:t>
+      </w:r>
+      <w:r>
+        <w:t xml:space="preserve"> LLM calls on exemplars built from contradictory labels.</w:t>
+      </w:r>
+    </w:p>
+    <w:p>
+      <w:r>
+        <w:rPr>
+          <w:noProof/>
+        </w:rPr>
+        <w:drawing>
+          <wp:anchor distT="0" distB="0" distL="114300" distR="114300" simplePos="0" relativeHeight="251665408" behindDoc="1" locked="0" layoutInCell="1" allowOverlap="1" wp14:anchorId="5C13E850" wp14:editId="2F6D5F92">
+            <wp:simplePos x="0" y="0"/>
+            <wp:positionH relativeFrom="margin">
+              <wp:align>center</wp:align>
+            </wp:positionH>
+            <wp:positionV relativeFrom="paragraph">
+              <wp:posOffset>661670</wp:posOffset>
+            </wp:positionV>
+            <wp:extent cx="7411720" cy="585482"/>
+            <wp:effectExtent l="0" t="0" r="0" b="5080"/>
+            <wp:wrapTight wrapText="bothSides">
+              <wp:wrapPolygon edited="0">
+                <wp:start x="0" y="0"/>
+                <wp:lineTo x="0" y="21085"/>
+                <wp:lineTo x="21541" y="21085"/>
+                <wp:lineTo x="21541" y="0"/>
+                <wp:lineTo x="0" y="0"/>
+              </wp:wrapPolygon>
+            </wp:wrapTight>
+            <wp:docPr id="1480625438" name="Picture 1"/>
+            <wp:cNvGraphicFramePr>
+              <a:graphicFrameLocks xmlns:a="http://schemas.openxmlformats.org/drawingml/2006/main" noChangeAspect="1"/>
+            </wp:cNvGraphicFramePr>
+            <a:graphic xmlns:a="http://schemas.openxmlformats.org/drawingml/2006/main">
+              <a:graphicData uri="http://schemas.openxmlformats.org/drawingml/2006/picture">
+                <pic:pic xmlns:pic="http://schemas.openxmlformats.org/drawingml/2006/picture">
+                  <pic:nvPicPr>
+                    <pic:cNvPr id="1480625438" name=""/>
+                    <pic:cNvPicPr/>
+                  </pic:nvPicPr>
+                  <pic:blipFill>
+                    <a:blip r:embed="rId72">
+                      <a:extLst>
+                        <a:ext uri="{28A0092B-C50C-407E-A947-70E740481C1C}">
+                          <a14:useLocalDpi xmlns:a14="http://schemas.microsoft.com/office/drawing/2010/main" val="0"/>
+                        </a:ext>
+                      </a:extLst>
+                    </a:blip>
+                    <a:stretch>
+                      <a:fillRect/>
+                    </a:stretch>
+                  </pic:blipFill>
+                  <pic:spPr>
+                    <a:xfrm>
+                      <a:off x="0" y="0"/>
+                      <a:ext cx="7411720" cy="585482"/>
+                    </a:xfrm>
+                    <a:prstGeom prst="rect">
+                      <a:avLst/>
+                    </a:prstGeom>
+                  </pic:spPr>
+                </pic:pic>
+              </a:graphicData>
+            </a:graphic>
+            <wp14:sizeRelH relativeFrom="page">
+              <wp14:pctWidth>0</wp14:pctWidth>
+            </wp14:sizeRelH>
+            <wp14:sizeRelV relativeFrom="page">
+              <wp14:pctHeight>0</wp14:pctHeight>
+            </wp14:sizeRelV>
+          </wp:anchor>
+        </w:drawing>
+      </w:r>
+      <w:r>
+        <w:t xml:space="preserve">Claude generated </w:t>
+      </w:r>
+      <w:r>
+        <w:t xml:space="preserve">lines 206-259 (the checking function). The prompt I used was “add a function to label_tool.py that checks the completed CSV hand labelling gold set file </w:t>
+      </w:r>
+      <w:r>
+        <w:t>and compares it to the original unedited gold set JSONL to check for any inconsistencies”</w:t>
+      </w:r>
+      <w:r>
+        <w:t>.</w:t>
+      </w:r>
+    </w:p>
+    <w:p>
+      <w:r>
+        <w:t xml:space="preserve">Checking function works for checking for any </w:t>
+      </w:r>
+      <w:r>
+        <w:t>missing</w:t>
+      </w:r>
+      <w:r>
+        <w:t xml:space="preserve"> hand labelled task</w:t>
+      </w:r>
+      <w:r>
+        <w:t>s and outputs the task IDs</w:t>
+      </w:r>
+    </w:p>
+    <w:p>
+      <w:r>
+        <w:rPr>
+          <w:noProof/>
+        </w:rPr>
+        <w:drawing>
+          <wp:anchor distT="0" distB="0" distL="114300" distR="114300" simplePos="0" relativeHeight="251666432" behindDoc="1" locked="0" layoutInCell="1" allowOverlap="1" wp14:anchorId="12F26C5E" wp14:editId="7570DEF4">
+            <wp:simplePos x="0" y="0"/>
+            <wp:positionH relativeFrom="column">
+              <wp:posOffset>-914400</wp:posOffset>
+            </wp:positionH>
+            <wp:positionV relativeFrom="paragraph">
+              <wp:posOffset>3810</wp:posOffset>
+            </wp:positionV>
+            <wp:extent cx="11814955" cy="447675"/>
+            <wp:effectExtent l="0" t="0" r="0" b="0"/>
+            <wp:wrapTight wrapText="bothSides">
+              <wp:wrapPolygon edited="0">
+                <wp:start x="0" y="0"/>
+                <wp:lineTo x="0" y="20221"/>
+                <wp:lineTo x="21558" y="20221"/>
+                <wp:lineTo x="21558" y="0"/>
+                <wp:lineTo x="0" y="0"/>
+              </wp:wrapPolygon>
+            </wp:wrapTight>
+            <wp:docPr id="259816758" name="Picture 1"/>
+            <wp:cNvGraphicFramePr>
+              <a:graphicFrameLocks xmlns:a="http://schemas.openxmlformats.org/drawingml/2006/main" noChangeAspect="1"/>
+            </wp:cNvGraphicFramePr>
+            <a:graphic xmlns:a="http://schemas.openxmlformats.org/drawingml/2006/main">
+              <a:graphicData uri="http://schemas.openxmlformats.org/drawingml/2006/picture">
+                <pic:pic xmlns:pic="http://schemas.openxmlformats.org/drawingml/2006/picture">
+                  <pic:nvPicPr>
+                    <pic:cNvPr id="259816758" name=""/>
+                    <pic:cNvPicPr/>
+                  </pic:nvPicPr>
+                  <pic:blipFill>
+                    <a:blip r:embed="rId73">
+                      <a:extLst>
+                        <a:ext uri="{28A0092B-C50C-407E-A947-70E740481C1C}">
+                          <a14:useLocalDpi xmlns:a14="http://schemas.microsoft.com/office/drawing/2010/main" val="0"/>
+                        </a:ext>
+                      </a:extLst>
+                    </a:blip>
+                    <a:stretch>
+                      <a:fillRect/>
+                    </a:stretch>
+                  </pic:blipFill>
+                  <pic:spPr>
+                    <a:xfrm>
+                      <a:off x="0" y="0"/>
+                      <a:ext cx="11814955" cy="447675"/>
+                    </a:xfrm>
+                    <a:prstGeom prst="rect">
+                      <a:avLst/>
+                    </a:prstGeom>
+                  </pic:spPr>
+                </pic:pic>
+              </a:graphicData>
+            </a:graphic>
+            <wp14:sizeRelH relativeFrom="page">
+              <wp14:pctWidth>0</wp14:pctWidth>
+            </wp14:sizeRelH>
+            <wp14:sizeRelV relativeFrom="page">
+              <wp14:pctHeight>0</wp14:pctHeight>
+            </wp14:sizeRelV>
+          </wp:anchor>
+        </w:drawing>
+      </w:r>
+      <w:r>
+        <w:t xml:space="preserve">exported the </w:t>
+      </w:r>
+      <w:proofErr w:type="spellStart"/>
+      <w:r>
+        <w:t>gold_set</w:t>
+      </w:r>
+      <w:proofErr w:type="spellEnd"/>
+      <w:r>
+        <w:t xml:space="preserve"> </w:t>
+      </w:r>
+      <w:proofErr w:type="spellStart"/>
+      <w:r>
+        <w:t>jsonl</w:t>
+      </w:r>
+      <w:proofErr w:type="spellEnd"/>
+      <w:r>
+        <w:t xml:space="preserve"> to csv.</w:t>
+      </w:r>
+    </w:p>
+    <w:p>
+      <w:r>
+        <w:t xml:space="preserve">I forgot to re-run gold_set.py as I changed the </w:t>
+      </w:r>
+      <w:r>
+        <w:t>slice from :600 to :1200</w:t>
+      </w:r>
+      <w:r>
+        <w:t>.</w:t>
+      </w:r>
+    </w:p>
+    <w:p>
+      <w:r>
+        <w:rPr>
+          <w:noProof/>
+        </w:rPr>
+        <w:lastRenderedPageBreak/>
+        <w:drawing>
+          <wp:anchor distT="0" distB="0" distL="114300" distR="114300" simplePos="0" relativeHeight="251667456" behindDoc="1" locked="0" layoutInCell="1" allowOverlap="1" wp14:anchorId="07468F4B" wp14:editId="0E9D32A4">
+            <wp:simplePos x="0" y="0"/>
+            <wp:positionH relativeFrom="page">
+              <wp:align>left</wp:align>
+            </wp:positionH>
+            <wp:positionV relativeFrom="paragraph">
+              <wp:posOffset>0</wp:posOffset>
+            </wp:positionV>
+            <wp:extent cx="7594600" cy="1666875"/>
+            <wp:effectExtent l="0" t="0" r="6350" b="0"/>
+            <wp:wrapTight wrapText="bothSides">
+              <wp:wrapPolygon edited="0">
+                <wp:start x="0" y="0"/>
+                <wp:lineTo x="0" y="21230"/>
+                <wp:lineTo x="21564" y="21230"/>
+                <wp:lineTo x="21564" y="0"/>
+                <wp:lineTo x="0" y="0"/>
+              </wp:wrapPolygon>
+            </wp:wrapTight>
+            <wp:docPr id="564546905" name="Picture 1"/>
+            <wp:cNvGraphicFramePr>
+              <a:graphicFrameLocks xmlns:a="http://schemas.openxmlformats.org/drawingml/2006/main" noChangeAspect="1"/>
+            </wp:cNvGraphicFramePr>
+            <a:graphic xmlns:a="http://schemas.openxmlformats.org/drawingml/2006/main">
+              <a:graphicData uri="http://schemas.openxmlformats.org/drawingml/2006/picture">
+                <pic:pic xmlns:pic="http://schemas.openxmlformats.org/drawingml/2006/picture">
+                  <pic:nvPicPr>
+                    <pic:cNvPr id="564546905" name=""/>
+                    <pic:cNvPicPr/>
+                  </pic:nvPicPr>
+                  <pic:blipFill>
+                    <a:blip r:embed="rId74">
+                      <a:extLst>
+                        <a:ext uri="{28A0092B-C50C-407E-A947-70E740481C1C}">
+                          <a14:useLocalDpi xmlns:a14="http://schemas.microsoft.com/office/drawing/2010/main" val="0"/>
+                        </a:ext>
+                      </a:extLst>
+                    </a:blip>
+                    <a:stretch>
+                      <a:fillRect/>
+                    </a:stretch>
+                  </pic:blipFill>
+                  <pic:spPr>
+                    <a:xfrm>
+                      <a:off x="0" y="0"/>
+                      <a:ext cx="7608143" cy="1669813"/>
+                    </a:xfrm>
+                    <a:prstGeom prst="rect">
+                      <a:avLst/>
+                    </a:prstGeom>
+                  </pic:spPr>
+                </pic:pic>
+              </a:graphicData>
+            </a:graphic>
+            <wp14:sizeRelH relativeFrom="page">
+              <wp14:pctWidth>0</wp14:pctWidth>
+            </wp14:sizeRelH>
+            <wp14:sizeRelV relativeFrom="page">
+              <wp14:pctHeight>0</wp14:pctHeight>
+            </wp14:sizeRelV>
+          </wp:anchor>
+        </w:drawing>
+      </w:r>
+      <w:r>
+        <w:t xml:space="preserve">Now I’ve </w:t>
+      </w:r>
+      <w:r>
+        <w:t xml:space="preserve">re-ran </w:t>
+      </w:r>
+      <w:r>
+        <w:t>it, it should convert correctly to csv.</w:t>
+      </w:r>
+    </w:p>
+    <w:p>
+      <w:r>
+        <w:t xml:space="preserve">Ive completed the hand labelling on the csv file and converted it/merged it back into the </w:t>
+      </w:r>
+      <w:proofErr w:type="spellStart"/>
+      <w:r>
+        <w:t>jsonl</w:t>
+      </w:r>
+      <w:proofErr w:type="spellEnd"/>
+      <w:r>
+        <w:t xml:space="preserve"> file. Next step is to test the annotator on 2 tasks to confirm the exemplar block, imports and agent build all work before I run it on all 475 tasks.</w:t>
+      </w:r>
+    </w:p>
+    <w:p>
+      <w:r>
+        <w:t xml:space="preserve">Ran a 2-task test before committing to the 475 call annotation run, and both tasks came back with </w:t>
+      </w:r>
+      <w:proofErr w:type="spellStart"/>
+      <w:r>
+        <w:t>task_category</w:t>
+      </w:r>
+      <w:proofErr w:type="spellEnd"/>
+      <w:r>
+        <w:t xml:space="preserve"> "unknown". Turns out only 145 of 475 tasks had a category.</w:t>
+      </w:r>
+      <w:r>
+        <w:t xml:space="preserve"> After diagnosing the problem by reading through </w:t>
+      </w:r>
+      <w:r>
+        <w:t>the “</w:t>
+      </w:r>
+      <w:proofErr w:type="spellStart"/>
+      <w:r>
+        <w:t>task_intent.jsonl</w:t>
+      </w:r>
+      <w:proofErr w:type="spellEnd"/>
+      <w:r>
+        <w:t xml:space="preserve">” file which is the input for annotating tasks with an LLM (from </w:t>
+      </w:r>
+      <w:proofErr w:type="spellStart"/>
+      <w:r>
+        <w:t>openAI</w:t>
+      </w:r>
+      <w:proofErr w:type="spellEnd"/>
+      <w:r>
+        <w:t xml:space="preserve"> API), </w:t>
+      </w:r>
+      <w:r>
+        <w:t xml:space="preserve">similar tasks that required the same thing just different product was labelled with a category but wasn’t explicit on which task. </w:t>
+      </w:r>
+      <w:r>
+        <w:t xml:space="preserve">Then on “extract_task_intent.py” it basically </w:t>
+      </w:r>
+      <w:r>
+        <w:t xml:space="preserve">deduplicates by template when it builds the "sites" block: each category lists count (the true number of tasks) but only one representative task per distinct template under tasks. So </w:t>
+      </w:r>
+      <w:proofErr w:type="spellStart"/>
+      <w:r>
+        <w:t>shopping_admin</w:t>
+      </w:r>
+      <w:proofErr w:type="spellEnd"/>
+      <w:r>
+        <w:t xml:space="preserve">/delete says count 6, </w:t>
+      </w:r>
+      <w:proofErr w:type="spellStart"/>
+      <w:r>
+        <w:t>distinct_templates</w:t>
+      </w:r>
+      <w:proofErr w:type="spellEnd"/>
+      <w:r>
+        <w:t xml:space="preserve"> 1, and lists a single task (772) as the other 5 are the same "Delete all pending negative reviews for X" template with a different product. Summed across the file the count fields come to 475 but the tasks arrays come to 145. That's exactly what the annotator was reading.</w:t>
+      </w:r>
+    </w:p>
+    <w:p>
+      <w:r>
+        <w:t>Which is why on the 2 task test (for task 722) it failed</w:t>
+      </w:r>
+      <w:r>
+        <w:t xml:space="preserve">, </w:t>
+      </w:r>
+      <w:r>
+        <w:t xml:space="preserve">its "Like all submissions created by </w:t>
+      </w:r>
+      <w:proofErr w:type="spellStart"/>
+      <w:r>
+        <w:t>Hrekires</w:t>
+      </w:r>
+      <w:proofErr w:type="spellEnd"/>
+      <w:r>
+        <w:t xml:space="preserve"> in subreddit news", same template as 719, so it got deduped away. 613 is one of the 41 unlisted create tasks on reddit.</w:t>
+      </w:r>
+    </w:p>
+    <w:p>
+      <w:r>
+        <w:t>I fixed this by adding a “</w:t>
+      </w:r>
+      <w:proofErr w:type="spellStart"/>
+      <w:r>
+        <w:t>task_categories</w:t>
+      </w:r>
+      <w:proofErr w:type="spellEnd"/>
+      <w:r>
+        <w:t xml:space="preserve">” block to the output mapping every task id to its category, leaving the existing sites structure untouched so the category plot script doesn’t break. </w:t>
+      </w:r>
+      <w:proofErr w:type="spellStart"/>
+      <w:r>
+        <w:t>load_categories</w:t>
+      </w:r>
+      <w:proofErr w:type="spellEnd"/>
+      <w:r>
+        <w:t>() in annotator.py now reads that block and prints a warning if its missing</w:t>
+      </w:r>
+      <w:r>
+        <w:t xml:space="preserve"> as well. </w:t>
+      </w:r>
+    </w:p>
+    <w:p>
+      <w:r>
+        <w:rPr>
+          <w:noProof/>
+        </w:rPr>
+        <w:drawing>
+          <wp:anchor distT="0" distB="0" distL="114300" distR="114300" simplePos="0" relativeHeight="251668480" behindDoc="1" locked="0" layoutInCell="1" allowOverlap="1" wp14:anchorId="748C0E96" wp14:editId="2BBC0AA1">
+            <wp:simplePos x="0" y="0"/>
+            <wp:positionH relativeFrom="column">
+              <wp:posOffset>-228600</wp:posOffset>
+            </wp:positionH>
+            <wp:positionV relativeFrom="paragraph">
+              <wp:posOffset>5080</wp:posOffset>
+            </wp:positionV>
+            <wp:extent cx="3086100" cy="2314575"/>
+            <wp:effectExtent l="0" t="0" r="0" b="9525"/>
+            <wp:wrapTight wrapText="bothSides">
+              <wp:wrapPolygon edited="0">
+                <wp:start x="0" y="0"/>
+                <wp:lineTo x="0" y="21511"/>
+                <wp:lineTo x="21467" y="21511"/>
+                <wp:lineTo x="21467" y="0"/>
+                <wp:lineTo x="0" y="0"/>
+              </wp:wrapPolygon>
+            </wp:wrapTight>
+            <wp:docPr id="1822085725" name="Picture 1" descr="PPT - Special Topics in Educational Data Mining PowerPoint Presentation ..."/>
+            <wp:cNvGraphicFramePr>
+              <a:graphicFrameLocks xmlns:a="http://schemas.openxmlformats.org/drawingml/2006/main" noChangeAspect="1"/>
+            </wp:cNvGraphicFramePr>
+            <a:graphic xmlns:a="http://schemas.openxmlformats.org/drawingml/2006/main">
+              <a:graphicData uri="http://schemas.openxmlformats.org/drawingml/2006/picture">
+                <pic:pic xmlns:pic="http://schemas.openxmlformats.org/drawingml/2006/picture">
+                  <pic:nvPicPr>
+                    <pic:cNvPr id="0" name="Picture 1" descr="PPT - Special Topics in Educational Data Mining PowerPoint Presentation ..."/>
+                    <pic:cNvPicPr>
+                      <a:picLocks noChangeAspect="1" noChangeArrowheads="1"/>
+                    </pic:cNvPicPr>
+                  </pic:nvPicPr>
+                  <pic:blipFill>
+                    <a:blip r:embed="rId75" cstate="print">
+                      <a:extLst>
+                        <a:ext uri="{28A0092B-C50C-407E-A947-70E740481C1C}">
+                          <a14:useLocalDpi xmlns:a14="http://schemas.microsoft.com/office/drawing/2010/main" val="0"/>
+                        </a:ext>
+                      </a:extLst>
+                    </a:blip>
+                    <a:srcRect/>
+                    <a:stretch>
+                      <a:fillRect/>
+                    </a:stretch>
+                  </pic:blipFill>
+                  <pic:spPr bwMode="auto">
+                    <a:xfrm>
+                      <a:off x="0" y="0"/>
+                      <a:ext cx="3086100" cy="2314575"/>
+                    </a:xfrm>
+                    <a:prstGeom prst="rect">
+                      <a:avLst/>
+                    </a:prstGeom>
+                    <a:noFill/>
+                    <a:ln>
+                      <a:noFill/>
+                    </a:ln>
+                  </pic:spPr>
+                </pic:pic>
+              </a:graphicData>
+            </a:graphic>
+            <wp14:sizeRelH relativeFrom="page">
+              <wp14:pctWidth>0</wp14:pctWidth>
+            </wp14:sizeRelH>
+            <wp14:sizeRelV relativeFrom="page">
+              <wp14:pctHeight>0</wp14:pctHeight>
+            </wp14:sizeRelV>
+          </wp:anchor>
+        </w:drawing>
+      </w:r>
+      <w:r>
+        <w:t xml:space="preserve">I’ve ran </w:t>
+      </w:r>
+      <w:r>
+        <w:t>the full annotation over all 475 tasks and then the kappa comparison against my 50 hand labelled ones. The headline number is 0.63 which is "substantial" agreement on the Landis &amp; Koch (1977) scale, quadratic weighted Cohen's kappa (Cohen, 1968) averaged across the four rubric dimensions.</w:t>
       </w:r>
     </w:p>
     <w:p/>
     <w:p/>
     <w:p/>
     <w:p/>
+    <w:p>
+      <w:r>
+        <w:lastRenderedPageBreak/>
+        <w:t>Quadratic weighting is the right choice here because the dimensions are ordinal (0 &lt; 1 &lt; 2), so scoring a 2 when I said 0 should count worse than scoring a 1, which plain unweighted kappa (Cohen, 1960) treats as the same error.</w:t>
+      </w:r>
+    </w:p>
+    <w:p>
+      <w:r>
+        <w:t xml:space="preserve">Of my 50 labels, 20 went into the annotator's prompt as calibration examples and 30 were held back so it never saw them. Agreement on the 20 it was shown came out at 0.87, agreement on the 30 it wasn't came out at 0.63. That gap is the whole justification for holding some back, if </w:t>
+      </w:r>
+      <w:proofErr w:type="spellStart"/>
+      <w:r>
+        <w:t>id</w:t>
+      </w:r>
+      <w:proofErr w:type="spellEnd"/>
+      <w:r>
+        <w:t xml:space="preserve"> just reported all 50 together id have got 0.76 and been overstating it.</w:t>
+      </w:r>
+    </w:p>
+    <w:p>
+      <w:r>
+        <w:rPr>
+          <w:noProof/>
+        </w:rPr>
+        <w:drawing>
+          <wp:inline distT="0" distB="0" distL="0" distR="0" wp14:anchorId="2F3319A3" wp14:editId="5E741DFD">
+            <wp:extent cx="5731510" cy="857885"/>
+            <wp:effectExtent l="0" t="0" r="2540" b="0"/>
+            <wp:docPr id="1192948479" name="Picture 1"/>
+            <wp:cNvGraphicFramePr>
+              <a:graphicFrameLocks xmlns:a="http://schemas.openxmlformats.org/drawingml/2006/main" noChangeAspect="1"/>
+            </wp:cNvGraphicFramePr>
+            <a:graphic xmlns:a="http://schemas.openxmlformats.org/drawingml/2006/main">
+              <a:graphicData uri="http://schemas.openxmlformats.org/drawingml/2006/picture">
+                <pic:pic xmlns:pic="http://schemas.openxmlformats.org/drawingml/2006/picture">
+                  <pic:nvPicPr>
+                    <pic:cNvPr id="1192948479" name=""/>
+                    <pic:cNvPicPr/>
+                  </pic:nvPicPr>
+                  <pic:blipFill>
+                    <a:blip r:embed="rId76"/>
+                    <a:stretch>
+                      <a:fillRect/>
+                    </a:stretch>
+                  </pic:blipFill>
+                  <pic:spPr>
+                    <a:xfrm>
+                      <a:off x="0" y="0"/>
+                      <a:ext cx="5731510" cy="857885"/>
+                    </a:xfrm>
+                    <a:prstGeom prst="rect">
+                      <a:avLst/>
+                    </a:prstGeom>
+                  </pic:spPr>
+                </pic:pic>
+              </a:graphicData>
+            </a:graphic>
+          </wp:inline>
+        </w:drawing>
+      </w:r>
+    </w:p>
+    <w:p>
+      <w:r>
+        <w:t xml:space="preserve">"pages to traverse" is the weakest dimension at 0.43, which is expected since </w:t>
+      </w:r>
+      <w:proofErr w:type="spellStart"/>
+      <w:r>
+        <w:t>its</w:t>
+      </w:r>
+      <w:proofErr w:type="spellEnd"/>
+      <w:r>
+        <w:t xml:space="preserve"> the hardest thing to judge from task text alone. </w:t>
+      </w:r>
+      <w:proofErr w:type="spellStart"/>
+      <w:r>
+        <w:t>Thats</w:t>
+      </w:r>
+      <w:proofErr w:type="spellEnd"/>
+      <w:r>
+        <w:t xml:space="preserve"> exactly why </w:t>
+      </w:r>
+      <w:proofErr w:type="spellStart"/>
+      <w:r>
+        <w:t>im</w:t>
+      </w:r>
+      <w:proofErr w:type="spellEnd"/>
+      <w:r>
+        <w:t xml:space="preserve"> feeding strategy A's observed navigation cost to the annotator, and </w:t>
+      </w:r>
+      <w:proofErr w:type="spellStart"/>
+      <w:r>
+        <w:t>its</w:t>
+      </w:r>
+      <w:proofErr w:type="spellEnd"/>
+      <w:r>
+        <w:t xml:space="preserve"> still the weak point.</w:t>
+      </w:r>
+    </w:p>
+    <w:p>
+      <w:r>
+        <w:t xml:space="preserve">Now ill be running </w:t>
+      </w:r>
+      <w:r>
+        <w:t xml:space="preserve">annotate_tasks.py, applying the gold </w:t>
+      </w:r>
+    </w:p>
     <w:sectPr>
       <w:pgSz w:w="11906" w:h="16838"/>
       <w:pgMar w:top="1440" w:right="1440" w:bottom="1440" w:left="1440" w:header="708" w:footer="708" w:gutter="0"/>

--- a/docs/Additional Material/Journal.docx
+++ b/docs/Additional Material/Journal.docx
@@ -14280,7 +14280,86 @@
         <w:t xml:space="preserve">Now ill be running </w:t>
       </w:r>
       <w:r>
-        <w:t xml:space="preserve">annotate_tasks.py, applying the gold </w:t>
+        <w:t>annotate_tasks.py</w:t>
+      </w:r>
+      <w:r>
+        <w:t xml:space="preserve"> by “</w:t>
+      </w:r>
+      <w:r>
+        <w:t>python annotate_tasks.py --apply-gold ../../data/raw/</w:t>
+      </w:r>
+      <w:proofErr w:type="spellStart"/>
+      <w:r>
+        <w:t>annotation_tests</w:t>
+      </w:r>
+      <w:proofErr w:type="spellEnd"/>
+      <w:r>
+        <w:t>/run2/tasks_annotated_run2.jsonl --gold-labels ../../data/raw/</w:t>
+      </w:r>
+      <w:proofErr w:type="spellStart"/>
+      <w:r>
+        <w:t>annotation_tests</w:t>
+      </w:r>
+      <w:proofErr w:type="spellEnd"/>
+      <w:r>
+        <w:t>/run2/gold_set_50.jsonl --out ../../data/processed/final_annotation_difficulty_tiers/task_metadata.jsonl</w:t>
+      </w:r>
+      <w:r>
+        <w:t>”</w:t>
+      </w:r>
+      <w:r>
+        <w:t xml:space="preserve">. </w:t>
+      </w:r>
+    </w:p>
+    <w:p>
+      <w:r>
+        <w:t>--apply-gold takes the LLM annotators output for all 475 tasks and overwrites the 50 gold tasks with my own hand labels, since my labels are better than the models by definition</w:t>
+      </w:r>
+      <w:r>
+        <w:t xml:space="preserve">. </w:t>
+      </w:r>
+      <w:r>
+        <w:t xml:space="preserve">It recomputes </w:t>
+      </w:r>
+      <w:proofErr w:type="spellStart"/>
+      <w:r>
+        <w:t>rubric_total</w:t>
+      </w:r>
+      <w:proofErr w:type="spellEnd"/>
+      <w:r>
+        <w:t xml:space="preserve"> and </w:t>
+      </w:r>
+      <w:proofErr w:type="spellStart"/>
+      <w:r>
+        <w:t>difficulty_tier</w:t>
+      </w:r>
+      <w:proofErr w:type="spellEnd"/>
+      <w:r>
+        <w:t xml:space="preserve"> for those rows, stamps every row with </w:t>
+      </w:r>
+      <w:proofErr w:type="spellStart"/>
+      <w:r>
+        <w:t>label_source</w:t>
+      </w:r>
+      <w:proofErr w:type="spellEnd"/>
+      <w:r>
+        <w:t xml:space="preserve"> ("human" for the 50, "model" for the other 425) so the provenance is visible in the data itself, and writes the result to </w:t>
+      </w:r>
+      <w:proofErr w:type="spellStart"/>
+      <w:r>
+        <w:t>task_metadata.jsonl</w:t>
+      </w:r>
+      <w:proofErr w:type="spellEnd"/>
+      <w:r>
+        <w:t xml:space="preserve"> in the </w:t>
+      </w:r>
+      <w:proofErr w:type="spellStart"/>
+      <w:r>
+        <w:t>final_annotation_difficulty_tiers</w:t>
+      </w:r>
+      <w:proofErr w:type="spellEnd"/>
+      <w:r>
+        <w:t xml:space="preserve"> directory.</w:t>
       </w:r>
     </w:p>
     <w:sectPr>

--- a/docs/Additional Material/Journal.docx
+++ b/docs/Additional Material/Journal.docx
@@ -1221,11 +1221,19 @@
       </w:r>
       <w:proofErr w:type="spellStart"/>
       <w:r>
-        <w:t>load_dotenv</w:t>
-      </w:r>
-      <w:proofErr w:type="spellEnd"/>
-      <w:r>
-        <w:t xml:space="preserve">() and remaps my project's WA_* variable names onto the bare names </w:t>
+        <w:t>load_</w:t>
+      </w:r>
+      <w:proofErr w:type="gramStart"/>
+      <w:r>
+        <w:t>dotenv</w:t>
+      </w:r>
+      <w:proofErr w:type="spellEnd"/>
+      <w:r>
+        <w:t>(</w:t>
+      </w:r>
+      <w:proofErr w:type="gramEnd"/>
+      <w:r>
+        <w:t xml:space="preserve">) and remaps my project's WA_* variable names onto the bare names </w:t>
       </w:r>
       <w:proofErr w:type="spellStart"/>
       <w:r>
@@ -1236,10 +1244,12 @@
         <w:t xml:space="preserve"> expects (SHOPPING, SHOPPING_ADMIN, REDDIT, etc.) before importing </w:t>
       </w:r>
       <w:proofErr w:type="spellStart"/>
+      <w:proofErr w:type="gramStart"/>
       <w:r>
         <w:t>browsergym.webarena</w:t>
       </w:r>
       <w:proofErr w:type="spellEnd"/>
+      <w:proofErr w:type="gramEnd"/>
       <w:r>
         <w:t>. Ordering matters here: importing first would leave the environment unconfigured. Sites I am not using are given placeholder URLs so that registration succeeds without those services running.</w:t>
       </w:r>
@@ -1346,11 +1356,19 @@
       </w:r>
       <w:proofErr w:type="spellStart"/>
       <w:r>
-        <w:t>send_msg_to_user</w:t>
-      </w:r>
-      <w:proofErr w:type="spellEnd"/>
-      <w:r>
-        <w:t>() has been called with the answer.</w:t>
+        <w:t>send_msg_to_</w:t>
+      </w:r>
+      <w:proofErr w:type="gramStart"/>
+      <w:r>
+        <w:t>user</w:t>
+      </w:r>
+      <w:proofErr w:type="spellEnd"/>
+      <w:r>
+        <w:t>(</w:t>
+      </w:r>
+      <w:proofErr w:type="gramEnd"/>
+      <w:r>
+        <w:t>) has been called with the answer.</w:t>
       </w:r>
     </w:p>
     <w:p>
@@ -1391,10 +1409,12 @@
         <w:t xml:space="preserve"> environment via </w:t>
       </w:r>
       <w:proofErr w:type="spellStart"/>
+      <w:proofErr w:type="gramStart"/>
       <w:r>
         <w:t>gym.make</w:t>
       </w:r>
       <w:proofErr w:type="spellEnd"/>
+      <w:proofErr w:type="gramEnd"/>
       <w:r>
         <w:t>() and then iterates:</w:t>
       </w:r>
@@ -1412,11 +1432,19 @@
       </w:r>
       <w:proofErr w:type="spellStart"/>
       <w:r>
-        <w:t>flatten_axtree_to_str</w:t>
-      </w:r>
-      <w:proofErr w:type="spellEnd"/>
-      <w:r>
-        <w:t>() and combined with the task goal, the current URL, and any error returned by the previous action.</w:t>
+        <w:t>flatten_axtree_to_</w:t>
+      </w:r>
+      <w:proofErr w:type="gramStart"/>
+      <w:r>
+        <w:t>str</w:t>
+      </w:r>
+      <w:proofErr w:type="spellEnd"/>
+      <w:r>
+        <w:t>(</w:t>
+      </w:r>
+      <w:proofErr w:type="gramEnd"/>
+      <w:r>
+        <w:t>) and combined with the task goal, the current URL, and any error returned by the previous action.</w:t>
       </w:r>
     </w:p>
     <w:p>
@@ -1443,10 +1471,12 @@
         <w:t xml:space="preserve">Token usage is read from </w:t>
       </w:r>
       <w:proofErr w:type="spellStart"/>
+      <w:proofErr w:type="gramStart"/>
       <w:r>
         <w:t>result.usage</w:t>
       </w:r>
       <w:proofErr w:type="spellEnd"/>
+      <w:proofErr w:type="gramEnd"/>
       <w:r>
         <w:t xml:space="preserve">() and accumulated. Because </w:t>
       </w:r>
@@ -1471,10 +1501,12 @@
         <w:t xml:space="preserve">The action is executed with </w:t>
       </w:r>
       <w:proofErr w:type="spellStart"/>
+      <w:proofErr w:type="gramStart"/>
       <w:r>
         <w:t>env.step</w:t>
       </w:r>
       <w:proofErr w:type="spellEnd"/>
+      <w:proofErr w:type="gramEnd"/>
       <w:r>
         <w:t xml:space="preserve">(), which returns the next observation and the reward computed by </w:t>
       </w:r>
@@ -1497,7 +1529,15 @@
         <w:t xml:space="preserve">For the output, each </w:t>
       </w:r>
       <w:r>
-        <w:t>step prints the agent's reasoning, its chosen action, the tokens consumed, and whether the action was accepted or produced an error. Each episode reports success, termination reason, step count, input/output/total tokens, and wall-clock duration. A summary table is printed across all three sites and the full per-step log is written to JSON. Episode failures are caught individually so that a problem on one site does not abort the remaining runs.</w:t>
+        <w:t xml:space="preserve">step prints the agent's reasoning, its chosen action, the tokens consumed, and whether the action was accepted or produced an error. Each episode reports success, termination reason, step count, input/output/total tokens, and wall-clock duration. A summary table is printed across all three </w:t>
+      </w:r>
+      <w:proofErr w:type="gramStart"/>
+      <w:r>
+        <w:t>sites</w:t>
+      </w:r>
+      <w:proofErr w:type="gramEnd"/>
+      <w:r>
+        <w:t xml:space="preserve"> and the full per-step log is written to JSON. Episode failures are caught individually so that a problem on one site does not abort the remaining runs.</w:t>
       </w:r>
     </w:p>
     <w:p>
@@ -1510,7 +1550,15 @@
         <w:t xml:space="preserve">I also note a measurement consideration for GPT-5 Mini specifically: it is a reasoning model, and its hidden reasoning tokens are billed as output tokens. This is correct for budget accounting </w:t>
       </w:r>
       <w:r>
-        <w:t xml:space="preserve">as those tokens are a real cost </w:t>
+        <w:t xml:space="preserve">as those tokens are a real </w:t>
+      </w:r>
+      <w:proofErr w:type="gramStart"/>
+      <w:r>
+        <w:t>cost</w:t>
+      </w:r>
+      <w:proofErr w:type="gramEnd"/>
+      <w:r>
+        <w:t xml:space="preserve"> </w:t>
       </w:r>
       <w:r>
         <w:t xml:space="preserve">but it means </w:t>
@@ -1768,7 +1816,15 @@
           </w:tcPr>
           <w:p>
             <w:r>
-              <w:t>0 – cant complete 1 step</w:t>
+              <w:t xml:space="preserve">0 – </w:t>
+            </w:r>
+            <w:proofErr w:type="gramStart"/>
+            <w:r>
+              <w:t>cant</w:t>
+            </w:r>
+            <w:proofErr w:type="gramEnd"/>
+            <w:r>
+              <w:t xml:space="preserve"> complete 1 step</w:t>
             </w:r>
           </w:p>
         </w:tc>
@@ -1863,7 +1919,15 @@
         <w:t xml:space="preserve"> which should remove the 500ms timeouts</w:t>
       </w:r>
       <w:r>
-        <w:t xml:space="preserve"> and should progress through the task and give a true read on how many steps this task actually needs. </w:t>
+        <w:t xml:space="preserve"> and should progress through the task and give a true read on how many steps this task </w:t>
+      </w:r>
+      <w:proofErr w:type="gramStart"/>
+      <w:r>
+        <w:t>actually needs</w:t>
+      </w:r>
+      <w:proofErr w:type="gramEnd"/>
+      <w:r>
+        <w:t xml:space="preserve">. </w:t>
       </w:r>
       <w:r>
         <w:t xml:space="preserve">Tokens per step may even drop. </w:t>
@@ -1970,8 +2034,13 @@
       </w:r>
     </w:p>
     <w:p>
-      <w:r>
-        <w:t xml:space="preserve">So I had to install all the libraries </w:t>
+      <w:proofErr w:type="gramStart"/>
+      <w:r>
+        <w:t>So</w:t>
+      </w:r>
+      <w:proofErr w:type="gramEnd"/>
+      <w:r>
+        <w:t xml:space="preserve"> I had to install all the libraries </w:t>
       </w:r>
       <w:proofErr w:type="spellStart"/>
       <w:r>
@@ -2158,7 +2227,15 @@
       </w:r>
       <w:proofErr w:type="spellEnd"/>
       <w:r>
-        <w:t xml:space="preserve"> repository including its top level modules.</w:t>
+        <w:t xml:space="preserve"> repository including its </w:t>
+      </w:r>
+      <w:proofErr w:type="gramStart"/>
+      <w:r>
+        <w:t>top level</w:t>
+      </w:r>
+      <w:proofErr w:type="gramEnd"/>
+      <w:r>
+        <w:t xml:space="preserve"> modules.</w:t>
       </w:r>
     </w:p>
     <w:p/>
@@ -2284,7 +2361,15 @@
         <w:t xml:space="preserve"> directly into the code</w:t>
       </w:r>
       <w:r>
-        <w:t xml:space="preserve">, the results looks better. </w:t>
+        <w:t xml:space="preserve">, the results </w:t>
+      </w:r>
+      <w:proofErr w:type="gramStart"/>
+      <w:r>
+        <w:t>looks</w:t>
+      </w:r>
+      <w:proofErr w:type="gramEnd"/>
+      <w:r>
+        <w:t xml:space="preserve"> better. </w:t>
       </w:r>
       <w:r>
         <w:t>However, the issue with the budget ladder is consistent</w:t>
@@ -2523,7 +2608,15 @@
     </w:p>
     <w:p>
       <w:r>
-        <w:t>2 things needs to change now:</w:t>
+        <w:t xml:space="preserve">2 things </w:t>
+      </w:r>
+      <w:proofErr w:type="gramStart"/>
+      <w:r>
+        <w:t>needs</w:t>
+      </w:r>
+      <w:proofErr w:type="gramEnd"/>
+      <w:r>
+        <w:t xml:space="preserve"> to change now:</w:t>
       </w:r>
     </w:p>
     <w:p>
@@ -2537,8 +2630,13 @@
       <w:r>
         <w:t xml:space="preserve">Cut cost per step by pinning the reasoning effort to low as the output is between 429-1198/step and reasoning tokens take a big chunk of that. </w:t>
       </w:r>
-      <w:r>
-        <w:t xml:space="preserve">Also I need to trim the </w:t>
+      <w:proofErr w:type="gramStart"/>
+      <w:r>
+        <w:t>Also</w:t>
+      </w:r>
+      <w:proofErr w:type="gramEnd"/>
+      <w:r>
+        <w:t xml:space="preserve"> I need to trim the </w:t>
       </w:r>
       <w:proofErr w:type="spellStart"/>
       <w:r>
@@ -2549,7 +2647,15 @@
         <w:t xml:space="preserve">, as this also has filtering options by dropping non-interactive elements (this can cut input tokens substantially). </w:t>
       </w:r>
       <w:r>
-        <w:t xml:space="preserve">If I get 2,000/step then a 16k budget gives me 8 steps which is more realistic. </w:t>
+        <w:t>If I get 2,000/</w:t>
+      </w:r>
+      <w:proofErr w:type="gramStart"/>
+      <w:r>
+        <w:t>step</w:t>
+      </w:r>
+      <w:proofErr w:type="gramEnd"/>
+      <w:r>
+        <w:t xml:space="preserve"> then a 16k budget gives me 8 steps which is more realistic. </w:t>
       </w:r>
     </w:p>
     <w:p>
@@ -2573,7 +2679,15 @@
         <w:t xml:space="preserve">The reasoning pin worked, output tokens fell 47% (from 2,887 to 1,539) with reasoning tokens now visible at 64-448/step. However, step 4 </w:t>
       </w:r>
       <w:r>
-        <w:t xml:space="preserve">shows that input tokens is 97% of my cost. </w:t>
+        <w:t xml:space="preserve">shows that input tokens </w:t>
+      </w:r>
+      <w:proofErr w:type="gramStart"/>
+      <w:r>
+        <w:t>is</w:t>
+      </w:r>
+      <w:proofErr w:type="gramEnd"/>
+      <w:r>
+        <w:t xml:space="preserve"> 97% of my cost. </w:t>
       </w:r>
     </w:p>
     <w:p>
@@ -2863,7 +2977,15 @@
         <w:t xml:space="preserve">This is at 1,800 tokens/step on average. </w:t>
       </w:r>
       <w:r>
-        <w:t xml:space="preserve">And this specific task finished at 10.8k tokens. Now I can actually continue with my proposed </w:t>
+        <w:t xml:space="preserve">And this specific task finished at 10.8k tokens. Now I can </w:t>
+      </w:r>
+      <w:proofErr w:type="gramStart"/>
+      <w:r>
+        <w:t>actually continue</w:t>
+      </w:r>
+      <w:proofErr w:type="gramEnd"/>
+      <w:r>
+        <w:t xml:space="preserve"> with my proposed </w:t>
       </w:r>
       <w:r>
         <w:t xml:space="preserve">ladder of 2k/4k/8k/16k as this now validated the original design once the observation cost was controlled. </w:t>
@@ -3231,7 +3353,15 @@
         <w:t>For Task 0 on CMS (</w:t>
       </w:r>
       <w:r>
-        <w:t>What is the top-1 best-selling product in 2022</w:t>
+        <w:t xml:space="preserve">What is the </w:t>
+      </w:r>
+      <w:proofErr w:type="gramStart"/>
+      <w:r>
+        <w:t>top-1</w:t>
+      </w:r>
+      <w:proofErr w:type="gramEnd"/>
+      <w:r>
+        <w:t xml:space="preserve"> best-selling product in 2022</w:t>
       </w:r>
       <w:r>
         <w:t xml:space="preserve">): </w:t>
@@ -3413,8 +3543,13 @@
             <w:tcW w:w="3969" w:type="dxa"/>
           </w:tcPr>
           <w:p>
-            <w:r>
-              <w:t>Scroll(0,400) to find the forum</w:t>
+            <w:proofErr w:type="gramStart"/>
+            <w:r>
+              <w:t>Scroll(</w:t>
+            </w:r>
+            <w:proofErr w:type="gramEnd"/>
+            <w:r>
+              <w:t>0,400) to find the forum</w:t>
             </w:r>
           </w:p>
         </w:tc>
@@ -3445,8 +3580,13 @@
             <w:tcW w:w="3969" w:type="dxa"/>
           </w:tcPr>
           <w:p>
-            <w:r>
-              <w:t>Fill(‘50’, ‘</w:t>
+            <w:proofErr w:type="gramStart"/>
+            <w:r>
+              <w:t>Fill(</w:t>
+            </w:r>
+            <w:proofErr w:type="gramEnd"/>
+            <w:r>
+              <w:t>‘50’, ‘</w:t>
             </w:r>
             <w:proofErr w:type="spellStart"/>
             <w:r>
@@ -3473,8 +3613,13 @@
     <w:p/>
     <w:p>
       <w:r>
-        <w:t>Ran the same task again with no changes to the code, and I am seeing a lot of variance</w:t>
-      </w:r>
+        <w:t xml:space="preserve">Ran the same task again with no changes to the code, and I am seeing a lot of </w:t>
+      </w:r>
+      <w:proofErr w:type="gramStart"/>
+      <w:r>
+        <w:t>variance</w:t>
+      </w:r>
+      <w:proofErr w:type="gramEnd"/>
       <w:r>
         <w:t>:</w:t>
       </w:r>
@@ -3718,11 +3863,19 @@
       </w:r>
       <w:proofErr w:type="spellStart"/>
       <w:r>
-        <w:t>build_prompt</w:t>
-      </w:r>
-      <w:proofErr w:type="spellEnd"/>
-      <w:r>
-        <w:t xml:space="preserve">()” </w:t>
+        <w:t>build_</w:t>
+      </w:r>
+      <w:proofErr w:type="gramStart"/>
+      <w:r>
+        <w:t>prompt</w:t>
+      </w:r>
+      <w:proofErr w:type="spellEnd"/>
+      <w:r>
+        <w:t>(</w:t>
+      </w:r>
+      <w:proofErr w:type="gramEnd"/>
+      <w:r>
+        <w:t xml:space="preserve">)” </w:t>
       </w:r>
       <w:r>
         <w:t xml:space="preserve">sends the goal, URL, last error, and current </w:t>
@@ -4001,10 +4154,12 @@
         <w:t xml:space="preserve">Since action timeout is NOT a module constant I </w:t>
       </w:r>
       <w:proofErr w:type="spellStart"/>
+      <w:proofErr w:type="gramStart"/>
       <w:r>
         <w:t>cant</w:t>
       </w:r>
       <w:proofErr w:type="spellEnd"/>
+      <w:proofErr w:type="gramEnd"/>
       <w:r>
         <w:t xml:space="preserve"> raise it at runtime</w:t>
       </w:r>
@@ -4045,10 +4200,26 @@
         <w:t xml:space="preserve"> need to stop the false error misleading the agent. </w:t>
       </w:r>
       <w:r>
-        <w:t>The click actually lands; the timeout is Playwright giving up on the post-click navigation wait.</w:t>
-      </w:r>
-      <w:r>
-        <w:t xml:space="preserve"> The prompt tells the agent “error”, so it wastes a step re-</w:t>
+        <w:t xml:space="preserve">The click </w:t>
+      </w:r>
+      <w:proofErr w:type="gramStart"/>
+      <w:r>
+        <w:t>actually lands</w:t>
+      </w:r>
+      <w:proofErr w:type="gramEnd"/>
+      <w:r>
+        <w:t>; the timeout is Playwright giving up on the post-click navigation wait.</w:t>
+      </w:r>
+      <w:r>
+        <w:t xml:space="preserve"> The prompt tells the agent </w:t>
+      </w:r>
+      <w:proofErr w:type="gramStart"/>
+      <w:r>
+        <w:t>“error</w:t>
+      </w:r>
+      <w:proofErr w:type="gramEnd"/>
+      <w:r>
+        <w:t>”, so it wastes a step re-</w:t>
       </w:r>
       <w:proofErr w:type="spellStart"/>
       <w:r>
@@ -4108,7 +4279,15 @@
         <w:t xml:space="preserve">Changing </w:t>
       </w:r>
       <w:r>
-        <w:t xml:space="preserve">timeout set from 60,000 to 10,000 showed no variance. So keeping to 10,000. </w:t>
+        <w:t xml:space="preserve">timeout set from 60,000 to 10,000 showed no variance. </w:t>
+      </w:r>
+      <w:proofErr w:type="gramStart"/>
+      <w:r>
+        <w:t>So</w:t>
+      </w:r>
+      <w:proofErr w:type="gramEnd"/>
+      <w:r>
+        <w:t xml:space="preserve"> keeping to 10,000. </w:t>
       </w:r>
     </w:p>
     <w:p>
@@ -4129,17 +4308,35 @@
       </w:r>
     </w:p>
     <w:p>
-      <w:r>
-        <w:t xml:space="preserve">So what I can do now is my </w:t>
-      </w:r>
-      <w:r>
-        <w:t xml:space="preserve">RQ2 which is actually labelling the tasks </w:t>
+      <w:proofErr w:type="gramStart"/>
+      <w:r>
+        <w:t>So</w:t>
+      </w:r>
+      <w:proofErr w:type="gramEnd"/>
+      <w:r>
+        <w:t xml:space="preserve"> what I can do now is my </w:t>
+      </w:r>
+      <w:r>
+        <w:t xml:space="preserve">RQ2 which is </w:t>
+      </w:r>
+      <w:proofErr w:type="gramStart"/>
+      <w:r>
+        <w:t>actually labelling</w:t>
+      </w:r>
+      <w:proofErr w:type="gramEnd"/>
+      <w:r>
+        <w:t xml:space="preserve"> the tasks </w:t>
       </w:r>
       <w:r>
         <w:t xml:space="preserve">based on difficulty, so in this case task 0 would be classed as easy based on my own rubric scale. </w:t>
       </w:r>
-      <w:r>
-        <w:t xml:space="preserve">So the way I will score each task will be based on 4 observable properties which will band together to provide </w:t>
+      <w:proofErr w:type="gramStart"/>
+      <w:r>
+        <w:t>So</w:t>
+      </w:r>
+      <w:proofErr w:type="gramEnd"/>
+      <w:r>
+        <w:t xml:space="preserve"> the way I will score each task will be based on 4 observable properties which will band together to provide </w:t>
       </w:r>
       <w:r>
         <w:t>the final score (or difficulty):</w:t>
@@ -4861,7 +5058,15 @@
       </w:r>
       <w:proofErr w:type="spellEnd"/>
       <w:r>
-        <w:t xml:space="preserve"> good I found this before the 200 task collection. </w:t>
+        <w:t xml:space="preserve"> good I found this before the </w:t>
+      </w:r>
+      <w:proofErr w:type="gramStart"/>
+      <w:r>
+        <w:t>200 task</w:t>
+      </w:r>
+      <w:proofErr w:type="gramEnd"/>
+      <w:r>
+        <w:t xml:space="preserve"> collection. </w:t>
       </w:r>
       <w:r>
         <w:t>I confirmed the cause by running the grep command on “</w:t>
@@ -4989,7 +5194,15 @@
     </w:p>
     <w:p>
       <w:r>
-        <w:t xml:space="preserve">Ok so now I can match the signature exactly but I do need to clarify in the report/here is that evaluation API costs do NOT contribute to the token ladder </w:t>
+        <w:t xml:space="preserve">Ok so now I can match the signature </w:t>
+      </w:r>
+      <w:proofErr w:type="gramStart"/>
+      <w:r>
+        <w:t>exactly</w:t>
+      </w:r>
+      <w:proofErr w:type="gramEnd"/>
+      <w:r>
+        <w:t xml:space="preserve"> but I do need to clarify in the report/here is that evaluation API costs do NOT contribute to the token ladder </w:t>
       </w:r>
       <w:proofErr w:type="spellStart"/>
       <w:r>
@@ -5386,8 +5599,13 @@
             <w:tcW w:w="1418" w:type="dxa"/>
           </w:tcPr>
           <w:p>
-            <w:r>
-              <w:t>Click(‘1075’)</w:t>
+            <w:proofErr w:type="gramStart"/>
+            <w:r>
+              <w:t>Click(</w:t>
+            </w:r>
+            <w:proofErr w:type="gramEnd"/>
+            <w:r>
+              <w:t>‘1075’)</w:t>
             </w:r>
           </w:p>
         </w:tc>
@@ -5418,8 +5636,13 @@
             <w:tcW w:w="1418" w:type="dxa"/>
           </w:tcPr>
           <w:p>
-            <w:r>
-              <w:t>Click(‘1223’)</w:t>
+            <w:proofErr w:type="gramStart"/>
+            <w:r>
+              <w:t>Click(</w:t>
+            </w:r>
+            <w:proofErr w:type="gramEnd"/>
+            <w:r>
+              <w:t>‘1223’)</w:t>
             </w:r>
           </w:p>
         </w:tc>
@@ -5450,8 +5673,13 @@
             <w:tcW w:w="1418" w:type="dxa"/>
           </w:tcPr>
           <w:p>
-            <w:r>
-              <w:t>Click(‘1019’)</w:t>
+            <w:proofErr w:type="gramStart"/>
+            <w:r>
+              <w:t>Click(</w:t>
+            </w:r>
+            <w:proofErr w:type="gramEnd"/>
+            <w:r>
+              <w:t>‘1019’)</w:t>
             </w:r>
           </w:p>
         </w:tc>
@@ -5482,8 +5710,13 @@
             <w:tcW w:w="1418" w:type="dxa"/>
           </w:tcPr>
           <w:p>
-            <w:r>
-              <w:t>Click(‘927’)</w:t>
+            <w:proofErr w:type="gramStart"/>
+            <w:r>
+              <w:t>Click(</w:t>
+            </w:r>
+            <w:proofErr w:type="gramEnd"/>
+            <w:r>
+              <w:t>‘927’)</w:t>
             </w:r>
           </w:p>
         </w:tc>
@@ -5505,7 +5738,15 @@
         <w:t xml:space="preserve">4 visits </w:t>
       </w:r>
       <w:r>
-        <w:t xml:space="preserve">to the same category, and my action-history rule doesn’t catch a single one because the bids differ every page </w:t>
+        <w:t xml:space="preserve">to the same category, and my action-history rule doesn’t catch </w:t>
+      </w:r>
+      <w:proofErr w:type="gramStart"/>
+      <w:r>
+        <w:t>a single one</w:t>
+      </w:r>
+      <w:proofErr w:type="gramEnd"/>
+      <w:r>
+        <w:t xml:space="preserve"> because the bids differ every page </w:t>
       </w:r>
       <w:proofErr w:type="spellStart"/>
       <w:r>
@@ -5515,8 +5756,21 @@
       <w:r>
         <w:t xml:space="preserve">. The strings </w:t>
       </w:r>
-      <w:r>
-        <w:t>click('1075') and click('927') look completely different to the model, so "never repeat an action" is trivially satisfied while the agent goes in circles.</w:t>
+      <w:proofErr w:type="gramStart"/>
+      <w:r>
+        <w:t>click(</w:t>
+      </w:r>
+      <w:proofErr w:type="gramEnd"/>
+      <w:r>
+        <w:t xml:space="preserve">'1075') and </w:t>
+      </w:r>
+      <w:proofErr w:type="gramStart"/>
+      <w:r>
+        <w:t>click(</w:t>
+      </w:r>
+      <w:proofErr w:type="gramEnd"/>
+      <w:r>
+        <w:t>'927') look completely different to the model, so "never repeat an action" is trivially satisfied while the agent goes in circles.</w:t>
       </w:r>
       <w:r>
         <w:t xml:space="preserve"> This burnt around 26,000 tokens and hit the step limit. This means that </w:t>
@@ -5533,8 +5787,13 @@
         <w:lastRenderedPageBreak/>
         <w:t xml:space="preserve">memory defect in my current history format </w:t>
       </w:r>
-      <w:r>
-        <w:t xml:space="preserve">cant detect. To fix this, I need to track URL’s and not just actions. </w:t>
+      <w:proofErr w:type="gramStart"/>
+      <w:r>
+        <w:t>cant</w:t>
+      </w:r>
+      <w:proofErr w:type="gramEnd"/>
+      <w:r>
+        <w:t xml:space="preserve"> detect. To fix this, I need to track URL’s and not just actions. </w:t>
       </w:r>
     </w:p>
     <w:p>
@@ -5563,7 +5822,15 @@
       </w:r>
       <w:proofErr w:type="spellEnd"/>
       <w:r>
-        <w:t xml:space="preserve"> need to raise the steps limit to fit a 32k token cap so the probe measures the unconstrained cost and not the 12 step cost. </w:t>
+        <w:t xml:space="preserve"> need to raise the steps limit to fit a 32k token cap so the probe measures the unconstrained cost and not the </w:t>
+      </w:r>
+      <w:proofErr w:type="gramStart"/>
+      <w:r>
+        <w:t>12 step</w:t>
+      </w:r>
+      <w:proofErr w:type="gramEnd"/>
+      <w:r>
+        <w:t xml:space="preserve"> cost. </w:t>
       </w:r>
     </w:p>
     <w:p>
@@ -5626,7 +5893,23 @@
       </w:r>
       <w:proofErr w:type="spellEnd"/>
       <w:r>
-        <w:t xml:space="preserve"> need print the URL each step so I can see whether the history actually contains distinguishable URLs or whether magneto is returning the same URL with different bids </w:t>
+        <w:t xml:space="preserve"> need </w:t>
+      </w:r>
+      <w:proofErr w:type="gramStart"/>
+      <w:r>
+        <w:t>print</w:t>
+      </w:r>
+      <w:proofErr w:type="gramEnd"/>
+      <w:r>
+        <w:t xml:space="preserve"> the URL each step so I can see whether the history </w:t>
+      </w:r>
+      <w:proofErr w:type="gramStart"/>
+      <w:r>
+        <w:t>actually contains</w:t>
+      </w:r>
+      <w:proofErr w:type="gramEnd"/>
+      <w:r>
+        <w:t xml:space="preserve"> distinguishable URLs or whether magneto is returning the same URL with different bids </w:t>
       </w:r>
       <w:r>
         <w:t>(in this case, the model is seeing the repetition and ignoring it)</w:t>
@@ -5738,8 +6021,13 @@
       </w:r>
     </w:p>
     <w:p>
-      <w:r>
-        <w:t>So I added the guard patch, however I receive a consistent error message</w:t>
+      <w:proofErr w:type="gramStart"/>
+      <w:r>
+        <w:t>So</w:t>
+      </w:r>
+      <w:proofErr w:type="gramEnd"/>
+      <w:r>
+        <w:t xml:space="preserve"> I added the guard patch, however I receive a consistent error message</w:t>
       </w:r>
       <w:r>
         <w:t xml:space="preserve"> for task 574</w:t>
@@ -5804,7 +6092,15 @@
       </w:r>
       <w:proofErr w:type="spellEnd"/>
       <w:r>
-        <w:t xml:space="preserve"> is a string it can .split(" |OR| "), but task 574's config supplies a </w:t>
+        <w:t xml:space="preserve"> is a string it </w:t>
+      </w:r>
+      <w:proofErr w:type="gramStart"/>
+      <w:r>
+        <w:t>can .split</w:t>
+      </w:r>
+      <w:proofErr w:type="gramEnd"/>
+      <w:r>
+        <w:t xml:space="preserve">(" |OR| "), but task 574's config supplies a </w:t>
       </w:r>
       <w:proofErr w:type="spellStart"/>
       <w:r>
@@ -5864,8 +6160,13 @@
       </w:r>
       <w:proofErr w:type="spellEnd"/>
       <w:r>
-        <w:t xml:space="preserve"> as a string ("111 Magnolia Path"), and 0 of 480 tasks use a dict. Yet at runtime the evaluator received a dict. Those can't both be true of the same file</w:t>
-      </w:r>
+        <w:t xml:space="preserve"> as a string ("111 Magnolia Path"), and 0 of 480 tasks use a dict. Yet at runtime the evaluator received a dict. Those can't both be true of the same </w:t>
+      </w:r>
+      <w:proofErr w:type="gramStart"/>
+      <w:r>
+        <w:t>file</w:t>
+      </w:r>
+      <w:proofErr w:type="gramEnd"/>
       <w:r>
         <w:t xml:space="preserve"> </w:t>
       </w:r>
@@ -5882,11 +6183,27 @@
       </w:r>
       <w:proofErr w:type="spellStart"/>
       <w:r>
-        <w:t>smoke_a.load_configs</w:t>
-      </w:r>
-      <w:proofErr w:type="spellEnd"/>
-      <w:r>
-        <w:t>() reads.</w:t>
+        <w:t>smoke_</w:t>
+      </w:r>
+      <w:proofErr w:type="gramStart"/>
+      <w:r>
+        <w:t>a.load</w:t>
+      </w:r>
+      <w:proofErr w:type="gramEnd"/>
+      <w:r>
+        <w:t>_</w:t>
+      </w:r>
+      <w:proofErr w:type="gramStart"/>
+      <w:r>
+        <w:t>configs</w:t>
+      </w:r>
+      <w:proofErr w:type="spellEnd"/>
+      <w:r>
+        <w:t>(</w:t>
+      </w:r>
+      <w:proofErr w:type="gramEnd"/>
+      <w:r>
+        <w:t>) reads.</w:t>
       </w:r>
     </w:p>
     <w:p>
@@ -6045,10 +6362,12 @@
         <w:t xml:space="preserve"> evaluator function since I </w:t>
       </w:r>
       <w:proofErr w:type="spellStart"/>
+      <w:proofErr w:type="gramStart"/>
       <w:r>
         <w:t>wont</w:t>
       </w:r>
       <w:proofErr w:type="spellEnd"/>
+      <w:proofErr w:type="gramEnd"/>
       <w:r>
         <w:t xml:space="preserve"> be needing that anymore</w:t>
       </w:r>
@@ -6241,7 +6560,15 @@
     <w:p>
       <w:r>
         <w:lastRenderedPageBreak/>
-        <w:t xml:space="preserve">The evaluator fix worked, so note to self: document this in my reproducibility readme as a one line fix to a known upstream format mismatch. </w:t>
+        <w:t xml:space="preserve">The evaluator fix worked, so note to self: document this in my reproducibility readme as a </w:t>
+      </w:r>
+      <w:proofErr w:type="gramStart"/>
+      <w:r>
+        <w:t>one line</w:t>
+      </w:r>
+      <w:proofErr w:type="gramEnd"/>
+      <w:r>
+        <w:t xml:space="preserve"> fix to a known upstream format mismatch. </w:t>
       </w:r>
       <w:r>
         <w:t xml:space="preserve">There is no more </w:t>
@@ -6252,7 +6579,15 @@
       </w:r>
       <w:proofErr w:type="spellEnd"/>
       <w:r>
-        <w:t xml:space="preserve">, the episode ran to completion and my stall guard works correctly at step 6. </w:t>
+        <w:t xml:space="preserve">, the episode ran to </w:t>
+      </w:r>
+      <w:proofErr w:type="gramStart"/>
+      <w:r>
+        <w:t>completion</w:t>
+      </w:r>
+      <w:proofErr w:type="gramEnd"/>
+      <w:r>
+        <w:t xml:space="preserve"> and my stall guard works correctly at step 6. </w:t>
       </w:r>
       <w:r>
         <w:t xml:space="preserve">However, another error is introduced, where the agent receives “previous action timed out – it may have succeeded. Check the current page before retrying”. This means the click is failing </w:t>
@@ -6265,8 +6600,21 @@
       </w:r>
     </w:p>
     <w:p>
-      <w:r>
-        <w:t xml:space="preserve">So I need to actually distinguish between same action and same URL again. </w:t>
+      <w:proofErr w:type="gramStart"/>
+      <w:r>
+        <w:t>So</w:t>
+      </w:r>
+      <w:proofErr w:type="gramEnd"/>
+      <w:r>
+        <w:t xml:space="preserve"> I need to </w:t>
+      </w:r>
+      <w:proofErr w:type="gramStart"/>
+      <w:r>
+        <w:t>actually distinguish</w:t>
+      </w:r>
+      <w:proofErr w:type="gramEnd"/>
+      <w:r>
+        <w:t xml:space="preserve"> between same action and same URL again. </w:t>
       </w:r>
     </w:p>
     <w:p>
@@ -6929,7 +7277,15 @@
         </w:numPr>
       </w:pPr>
       <w:r>
-        <w:t>What does a task actually cost when budget isn’t the binding constraint</w:t>
+        <w:t xml:space="preserve">What does a task </w:t>
+      </w:r>
+      <w:proofErr w:type="gramStart"/>
+      <w:r>
+        <w:t>actually cost</w:t>
+      </w:r>
+      <w:proofErr w:type="gramEnd"/>
+      <w:r>
+        <w:t xml:space="preserve"> when budget isn’t the binding constraint</w:t>
       </w:r>
     </w:p>
     <w:p>
@@ -6962,8 +7318,13 @@
       </w:r>
     </w:p>
     <w:p>
-      <w:r>
-        <w:t xml:space="preserve">Also I renamed “smoke_a.py” to just “strategy_a.py” since I initially wanted the code to just test a few sites but due to the incompatibility with </w:t>
+      <w:proofErr w:type="gramStart"/>
+      <w:r>
+        <w:t>Also</w:t>
+      </w:r>
+      <w:proofErr w:type="gramEnd"/>
+      <w:r>
+        <w:t xml:space="preserve"> I renamed “smoke_a.py” to just “strategy_a.py” since I initially wanted the code to just test a few sites but due to the incompatibility with </w:t>
       </w:r>
       <w:proofErr w:type="spellStart"/>
       <w:r>
@@ -7071,7 +7432,15 @@
         <w:t xml:space="preserve"> be cloning the </w:t>
       </w:r>
       <w:r>
-        <w:t xml:space="preserve">project onto the instance so all I have to do is pull it once I push the changes locally. </w:t>
+        <w:t xml:space="preserve">project onto the instance so all I </w:t>
+      </w:r>
+      <w:proofErr w:type="gramStart"/>
+      <w:r>
+        <w:t>have to</w:t>
+      </w:r>
+      <w:proofErr w:type="gramEnd"/>
+      <w:r>
+        <w:t xml:space="preserve"> do is pull it once I push the changes locally. </w:t>
       </w:r>
     </w:p>
     <w:p>
@@ -7126,7 +7495,15 @@
       </w:r>
       <w:proofErr w:type="spellEnd"/>
       <w:r>
-        <w:t xml:space="preserve">. I also stored that token into a credential helper so I don’t have to do it </w:t>
+        <w:t xml:space="preserve">. I also stored that token into a credential </w:t>
+      </w:r>
+      <w:proofErr w:type="gramStart"/>
+      <w:r>
+        <w:t>helper</w:t>
+      </w:r>
+      <w:proofErr w:type="gramEnd"/>
+      <w:r>
+        <w:t xml:space="preserve"> so I don’t have to do it </w:t>
       </w:r>
       <w:proofErr w:type="spellStart"/>
       <w:r>
@@ -7136,8 +7513,13 @@
       <w:r>
         <w:t xml:space="preserve">. </w:t>
       </w:r>
-      <w:r>
-        <w:t xml:space="preserve">Also </w:t>
+      <w:proofErr w:type="gramStart"/>
+      <w:r>
+        <w:t>Also</w:t>
+      </w:r>
+      <w:proofErr w:type="gramEnd"/>
+      <w:r>
+        <w:t xml:space="preserve"> </w:t>
       </w:r>
       <w:proofErr w:type="spellStart"/>
       <w:r>
@@ -7329,10 +7711,12 @@
         <w:t xml:space="preserve">revised the action providing </w:t>
       </w:r>
       <w:proofErr w:type="spellStart"/>
+      <w:proofErr w:type="gramStart"/>
       <w:r>
         <w:t>a</w:t>
       </w:r>
       <w:proofErr w:type="spellEnd"/>
+      <w:proofErr w:type="gramEnd"/>
       <w:r>
         <w:t xml:space="preserve"> alternative action and the strategy would have </w:t>
       </w:r>
@@ -7448,7 +7832,15 @@
     </w:p>
     <w:p>
       <w:r>
-        <w:t xml:space="preserve">This is just an ordering bug, easy to fix since I pass the field “plan” to the record() </w:t>
+        <w:t xml:space="preserve">This is just an ordering bug, easy to fix since I pass the field “plan” to the </w:t>
+      </w:r>
+      <w:proofErr w:type="gramStart"/>
+      <w:r>
+        <w:t>record(</w:t>
+      </w:r>
+      <w:proofErr w:type="gramEnd"/>
+      <w:r>
+        <w:t xml:space="preserve">) </w:t>
       </w:r>
       <w:proofErr w:type="spellStart"/>
       <w:r>
@@ -7477,7 +7869,15 @@
       </w:r>
       <w:proofErr w:type="spellEnd"/>
       <w:r>
-        <w:t xml:space="preserve"> for the 200 task collection script. Next thing is to </w:t>
+        <w:t xml:space="preserve"> for the </w:t>
+      </w:r>
+      <w:proofErr w:type="gramStart"/>
+      <w:r>
+        <w:t>200 task</w:t>
+      </w:r>
+      <w:proofErr w:type="gramEnd"/>
+      <w:r>
+        <w:t xml:space="preserve"> collection script. Next thing is to </w:t>
       </w:r>
       <w:r>
         <w:t>create the annotation script</w:t>
@@ -7548,7 +7948,15 @@
       </w:r>
       <w:proofErr w:type="spellEnd"/>
       <w:r>
-        <w:t xml:space="preserve"> both of them </w:t>
+        <w:t xml:space="preserve"> </w:t>
+      </w:r>
+      <w:proofErr w:type="gramStart"/>
+      <w:r>
+        <w:t>both of them</w:t>
+      </w:r>
+      <w:proofErr w:type="gramEnd"/>
+      <w:r>
+        <w:t xml:space="preserve"> </w:t>
       </w:r>
       <w:proofErr w:type="spellStart"/>
       <w:r>
@@ -7589,10 +7997,12 @@
         <w:t>where “</w:t>
       </w:r>
       <w:proofErr w:type="spellStart"/>
+      <w:proofErr w:type="gramStart"/>
       <w:r>
         <w:t>random.shuffle</w:t>
       </w:r>
       <w:proofErr w:type="spellEnd"/>
+      <w:proofErr w:type="gramEnd"/>
       <w:r>
         <w:t>(</w:t>
       </w:r>
@@ -7647,7 +8057,15 @@
       </w:r>
       <w:proofErr w:type="spellEnd"/>
       <w:r>
-        <w:t xml:space="preserve"> within each group and then shuffle the group order. So this will keep a tasks budget </w:t>
+        <w:t xml:space="preserve"> within each group and then shuffle the group order. </w:t>
+      </w:r>
+      <w:proofErr w:type="gramStart"/>
+      <w:r>
+        <w:t>So</w:t>
+      </w:r>
+      <w:proofErr w:type="gramEnd"/>
+      <w:r>
+        <w:t xml:space="preserve"> this will keep a tasks budget </w:t>
       </w:r>
       <w:r>
         <w:t>conditions adjacent while still spreading order effects.</w:t>
@@ -7725,8 +8143,13 @@
         <w:t>(_</w:t>
       </w:r>
       <w:proofErr w:type="spellStart"/>
-      <w:r>
-        <w:t>ou.generate_from_openai_chat_completion</w:t>
+      <w:proofErr w:type="gramStart"/>
+      <w:r>
+        <w:t>ou.generate</w:t>
+      </w:r>
+      <w:proofErr w:type="gramEnd"/>
+      <w:r>
+        <w:t>_from_openai_chat_completion</w:t>
       </w:r>
       <w:proofErr w:type="spellEnd"/>
       <w:r>
@@ -7745,8 +8168,13 @@
         <w:t xml:space="preserve">from </w:t>
       </w:r>
       <w:proofErr w:type="spellStart"/>
-      <w:r>
-        <w:t>llms.providers.openai_utils</w:t>
+      <w:proofErr w:type="gramStart"/>
+      <w:r>
+        <w:t>llms.providers</w:t>
+      </w:r>
+      <w:proofErr w:type="gramEnd"/>
+      <w:r>
+        <w:t>.openai_utils</w:t>
       </w:r>
       <w:proofErr w:type="spellEnd"/>
       <w:r>
@@ -7761,7 +8189,15 @@
         <w:t xml:space="preserve">”. Which means my current patch </w:t>
       </w:r>
       <w:r>
-        <w:t xml:space="preserve">doesn’t actually touch that one. Pretty simple fix, </w:t>
+        <w:t xml:space="preserve">doesn’t </w:t>
+      </w:r>
+      <w:proofErr w:type="gramStart"/>
+      <w:r>
+        <w:t>actually touch</w:t>
+      </w:r>
+      <w:proofErr w:type="gramEnd"/>
+      <w:r>
+        <w:t xml:space="preserve"> that one. Pretty simple fix, </w:t>
       </w:r>
       <w:proofErr w:type="spellStart"/>
       <w:r>
@@ -8108,9 +8544,14 @@
       </w:r>
       <w:proofErr w:type="spellStart"/>
       <w:r>
-        <w:t>strategy_a.jsonl</w:t>
-      </w:r>
-      <w:proofErr w:type="spellEnd"/>
+        <w:t>strategy_</w:t>
+      </w:r>
+      <w:proofErr w:type="gramStart"/>
+      <w:r>
+        <w:t>a.jsonl</w:t>
+      </w:r>
+      <w:proofErr w:type="spellEnd"/>
+      <w:proofErr w:type="gramEnd"/>
       <w:r>
         <w:t>, of which 999 are valid episodes and 6 are error records requiring re-collection. The 201-task subset (67 per site, seed 42) was run across all five budget levels (2k/4k/8k/16k/32k),</w:t>
       </w:r>
@@ -8770,7 +9211,15 @@
         </w:drawing>
       </w:r>
       <w:r>
-        <w:t>These termination reasons take into account every failure in each budget for each task. For example, if 3 budgets</w:t>
+        <w:t xml:space="preserve">These termination reasons </w:t>
+      </w:r>
+      <w:proofErr w:type="gramStart"/>
+      <w:r>
+        <w:t>take into account</w:t>
+      </w:r>
+      <w:proofErr w:type="gramEnd"/>
+      <w:r>
+        <w:t xml:space="preserve"> every failure in each budget for each task. For example, if 3 budgets</w:t>
       </w:r>
       <w:r>
         <w:t xml:space="preserve"> (2k, 4k, 8k)</w:t>
@@ -9179,7 +9628,15 @@
       </w:r>
       <w:proofErr w:type="spellEnd"/>
       <w:r>
-        <w:t>) account for 66% of all episode endings. This confirms the budget is the binding constraint in the majority of episodes, which is the prerequisite for this study to be measuring budget effects rather than agent incompetence.</w:t>
+        <w:t xml:space="preserve">) account for 66% of all episode endings. This confirms the budget is the binding constraint in </w:t>
+      </w:r>
+      <w:proofErr w:type="gramStart"/>
+      <w:r>
+        <w:t>the majority of</w:t>
+      </w:r>
+      <w:proofErr w:type="gramEnd"/>
+      <w:r>
+        <w:t xml:space="preserve"> episodes, which is the prerequisite for this study to be measuring budget effects rather than agent incompetence.</w:t>
       </w:r>
     </w:p>
     <w:p>
@@ -9972,10 +10429,12 @@
         <w:t xml:space="preserve">, and </w:t>
       </w:r>
       <w:proofErr w:type="spellStart"/>
+      <w:proofErr w:type="gramStart"/>
       <w:r>
         <w:t>its</w:t>
       </w:r>
       <w:proofErr w:type="spellEnd"/>
+      <w:proofErr w:type="gramEnd"/>
       <w:r>
         <w:t xml:space="preserve"> obvious why…</w:t>
       </w:r>
@@ -10050,7 +10509,15 @@
         </w:drawing>
       </w:r>
       <w:r>
-        <w:t xml:space="preserve">This means I need to add another budget (64k), however to keep the tests consistent between A &amp; B, </w:t>
+        <w:t xml:space="preserve">This means I need to add another budget (64k), </w:t>
+      </w:r>
+      <w:proofErr w:type="gramStart"/>
+      <w:r>
+        <w:t>however</w:t>
+      </w:r>
+      <w:proofErr w:type="gramEnd"/>
+      <w:r>
+        <w:t xml:space="preserve"> to keep the tests consistent between A &amp; B, </w:t>
       </w:r>
       <w:proofErr w:type="spellStart"/>
       <w:r>
@@ -10111,7 +10578,15 @@
     </w:p>
     <w:p>
       <w:r>
-        <w:t>Furthermore, after examining how many times the critic is actually called its:</w:t>
+        <w:t xml:space="preserve">Furthermore, after examining how many times the critic is </w:t>
+      </w:r>
+      <w:proofErr w:type="gramStart"/>
+      <w:r>
+        <w:t>actually called</w:t>
+      </w:r>
+      <w:proofErr w:type="gramEnd"/>
+      <w:r>
+        <w:t xml:space="preserve"> its:</w:t>
       </w:r>
     </w:p>
     <w:tbl>
@@ -10269,7 +10744,15 @@
       </w:r>
       <w:proofErr w:type="spellEnd"/>
       <w:r>
-        <w:t xml:space="preserve"> and the proposed action is. So for example, since </w:t>
+        <w:t xml:space="preserve"> and the proposed action is. </w:t>
+      </w:r>
+      <w:proofErr w:type="gramStart"/>
+      <w:r>
+        <w:t>So</w:t>
+      </w:r>
+      <w:proofErr w:type="gramEnd"/>
+      <w:r>
+        <w:t xml:space="preserve"> for example, since </w:t>
       </w:r>
       <w:proofErr w:type="spellStart"/>
       <w:r>
@@ -10303,9 +10786,14 @@
       </w:r>
     </w:p>
     <w:p>
+      <w:proofErr w:type="gramStart"/>
       <w:r>
         <w:lastRenderedPageBreak/>
-        <w:t xml:space="preserve">So since strategy </w:t>
+        <w:t>So</w:t>
+      </w:r>
+      <w:proofErr w:type="gramEnd"/>
+      <w:r>
+        <w:t xml:space="preserve"> since strategy </w:t>
       </w:r>
       <w:r>
         <w:t>B</w:t>
@@ -10327,7 +10815,15 @@
       </w:r>
       <w:proofErr w:type="spellEnd"/>
       <w:r>
-        <w:t xml:space="preserve"> have to do this for strategy A as well. </w:t>
+        <w:t xml:space="preserve"> </w:t>
+      </w:r>
+      <w:proofErr w:type="gramStart"/>
+      <w:r>
+        <w:t>have to</w:t>
+      </w:r>
+      <w:proofErr w:type="gramEnd"/>
+      <w:r>
+        <w:t xml:space="preserve"> do this for strategy A as well. </w:t>
       </w:r>
       <w:r>
         <w:t xml:space="preserve">All I have to do is add it to the “BUDGETS” variable in “wa_env.py”. </w:t>
@@ -10679,7 +11175,15 @@
         <w:t xml:space="preserve"> Ive noticed that </w:t>
       </w:r>
       <w:r>
-        <w:t>task 460 compounds a 15% reduction even though the task was to reduce it once. So this needs to be identified in strategy B if it can be</w:t>
+        <w:t xml:space="preserve">task 460 compounds a 15% reduction even though the task was to reduce it once. </w:t>
+      </w:r>
+      <w:proofErr w:type="gramStart"/>
+      <w:r>
+        <w:t>So</w:t>
+      </w:r>
+      <w:proofErr w:type="gramEnd"/>
+      <w:r>
+        <w:t xml:space="preserve"> this needs to be identified in strategy B if it can be</w:t>
       </w:r>
       <w:r>
         <w:t xml:space="preserve"> without any hallucination</w:t>
@@ -10726,7 +11230,15 @@
       </w:r>
       <w:r>
         <w:lastRenderedPageBreak/>
-        <w:t>information retrieval, bulk action, delete, modify value, navigation, create or purchase tasks (or other if they do not fit in those sub categories)</w:t>
+        <w:t xml:space="preserve">information retrieval, bulk action, delete, modify value, navigation, create or purchase tasks (or other if they do not fit in those </w:t>
+      </w:r>
+      <w:proofErr w:type="gramStart"/>
+      <w:r>
+        <w:t>sub categories</w:t>
+      </w:r>
+      <w:proofErr w:type="gramEnd"/>
+      <w:r>
+        <w:t>)</w:t>
       </w:r>
       <w:r>
         <w:t>.</w:t>
@@ -11243,7 +11755,15 @@
           </w:tcPr>
           <w:p>
             <w:r>
-              <w:t>Navigation only stop rules</w:t>
+              <w:t xml:space="preserve">Navigation only </w:t>
+            </w:r>
+            <w:proofErr w:type="gramStart"/>
+            <w:r>
+              <w:t>stop</w:t>
+            </w:r>
+            <w:proofErr w:type="gramEnd"/>
+            <w:r>
+              <w:t xml:space="preserve"> rules</w:t>
             </w:r>
           </w:p>
         </w:tc>
@@ -11613,7 +12133,15 @@
           <w:p>
             <w:r>
               <w:lastRenderedPageBreak/>
-              <w:t>Multi-line text in single fill()</w:t>
+              <w:t xml:space="preserve">Multi-line text in single </w:t>
+            </w:r>
+            <w:proofErr w:type="gramStart"/>
+            <w:r>
+              <w:t>fill(</w:t>
+            </w:r>
+            <w:proofErr w:type="gramEnd"/>
+            <w:r>
+              <w:t>)</w:t>
             </w:r>
           </w:p>
         </w:tc>
@@ -11778,8 +12306,13 @@
           </w:tcPr>
           <w:p>
             <w:r>
-              <w:t>Required field check before submit</w:t>
-            </w:r>
+              <w:t xml:space="preserve">Required field check before </w:t>
+            </w:r>
+            <w:proofErr w:type="gramStart"/>
+            <w:r>
+              <w:t>submit</w:t>
+            </w:r>
+            <w:proofErr w:type="gramEnd"/>
           </w:p>
         </w:tc>
         <w:tc>
@@ -11822,7 +12355,15 @@
         <w:t>Oh and 1 more thing is splitting the training data for strategy C into categories</w:t>
       </w:r>
       <w:r>
-        <w:t xml:space="preserve"> to avoid contamination (i.e. if a task is modifying, creating, etc.. and is completed by a budget, the other budgets may be seen as “successful” but that’s because it was already completed by the other budget)</w:t>
+        <w:t xml:space="preserve"> to avoid contamination (i.e. if a task is modifying, creating, </w:t>
+      </w:r>
+      <w:proofErr w:type="gramStart"/>
+      <w:r>
+        <w:t>etc..</w:t>
+      </w:r>
+      <w:proofErr w:type="gramEnd"/>
+      <w:r>
+        <w:t xml:space="preserve"> and is completed by a budget, the other budgets may be seen as “successful” but that’s because it was already completed by the other budget)</w:t>
       </w:r>
       <w:r>
         <w:t>:</w:t>
@@ -12093,7 +12634,15 @@
       </w:r>
       <w:proofErr w:type="spellEnd"/>
       <w:r>
-        <w:t>('id') instead of press('id', 'Enter'), navigate('</w:t>
+        <w:t xml:space="preserve">('id') instead of </w:t>
+      </w:r>
+      <w:proofErr w:type="gramStart"/>
+      <w:r>
+        <w:t>press(</w:t>
+      </w:r>
+      <w:proofErr w:type="gramEnd"/>
+      <w:r>
+        <w:t>'id', 'Enter'), navigate('</w:t>
       </w:r>
       <w:proofErr w:type="spellStart"/>
       <w:r>
@@ -12125,7 +12674,15 @@
       </w:r>
       <w:proofErr w:type="spellEnd"/>
       <w:r>
-        <w:t>('id') instead of scroll(0, 400). The model drew these from its training data rather than from the action vocabulary provided in the prompt.</w:t>
+        <w:t xml:space="preserve">('id') instead of </w:t>
+      </w:r>
+      <w:proofErr w:type="gramStart"/>
+      <w:r>
+        <w:t>scroll(</w:t>
+      </w:r>
+      <w:proofErr w:type="gramEnd"/>
+      <w:r>
+        <w:t>0, 400). The model drew these from its training data rather than from the action vocabulary provided in the prompt.</w:t>
       </w:r>
     </w:p>
     <w:p>
@@ -12169,7 +12726,15 @@
       </w:r>
       <w:proofErr w:type="spellEnd"/>
       <w:r>
-        <w:t xml:space="preserve"> there is an hallucinated action, so C has a direct signal that something went wrong without needing to parse the action syntax itself. (</w:t>
+        <w:t xml:space="preserve"> there is </w:t>
+      </w:r>
+      <w:proofErr w:type="gramStart"/>
+      <w:r>
+        <w:t>an</w:t>
+      </w:r>
+      <w:proofErr w:type="gramEnd"/>
+      <w:r>
+        <w:t xml:space="preserve"> hallucinated action, so C has a direct signal that something went wrong without needing to parse the action syntax itself. (</w:t>
       </w:r>
       <w:proofErr w:type="spellStart"/>
       <w:r>
@@ -12740,7 +13305,15 @@
         <w:t xml:space="preserve"> accidently </w:t>
       </w:r>
       <w:r>
-        <w:t xml:space="preserve">used the variable “{{_ACTION_VOCAB}}” which basically takes the possible actions from strategy A and is called inside the instructions (all 3 agents have this). However, since they are inside double curly brackets, none of the agents can actually see </w:t>
+        <w:t xml:space="preserve">used the variable “{{_ACTION_VOCAB}}” which basically takes the possible actions from strategy A and is called inside the instructions (all 3 agents have this). However, since they are inside double curly brackets, none of the agents can </w:t>
+      </w:r>
+      <w:proofErr w:type="gramStart"/>
+      <w:r>
+        <w:t>actually see</w:t>
+      </w:r>
+      <w:proofErr w:type="gramEnd"/>
+      <w:r>
+        <w:t xml:space="preserve"> </w:t>
       </w:r>
       <w:r>
         <w:t xml:space="preserve">the possible actions… So basically, 40+ hours of wasted time and 3 agents </w:t>
@@ -12891,13 +13464,37 @@
         <w:t xml:space="preserve">I’ve completed the remove_errors.py file </w:t>
       </w:r>
       <w:r>
-        <w:t xml:space="preserve">where I can pass a few arguments (file directory, dry run, backup). The dry run argument doesn’t remove any errors, its more for confirming </w:t>
-      </w:r>
-      <w:r>
-        <w:t xml:space="preserve">the errors are not the agents errors but the environment itself. </w:t>
-      </w:r>
-      <w:r>
-        <w:t xml:space="preserve">Example of passing dry-run as the argument and the output for the full batch of Strategy A. </w:t>
+        <w:t xml:space="preserve">where I can pass a few arguments (file directory, dry run, backup). The dry run argument doesn’t remove any errors, </w:t>
+      </w:r>
+      <w:proofErr w:type="gramStart"/>
+      <w:r>
+        <w:t>its</w:t>
+      </w:r>
+      <w:proofErr w:type="gramEnd"/>
+      <w:r>
+        <w:t xml:space="preserve"> more for confirming </w:t>
+      </w:r>
+      <w:r>
+        <w:t xml:space="preserve">the errors are not the </w:t>
+      </w:r>
+      <w:proofErr w:type="gramStart"/>
+      <w:r>
+        <w:t>agents</w:t>
+      </w:r>
+      <w:proofErr w:type="gramEnd"/>
+      <w:r>
+        <w:t xml:space="preserve"> errors but the environment itself. </w:t>
+      </w:r>
+      <w:r>
+        <w:t xml:space="preserve">Example of passing </w:t>
+      </w:r>
+      <w:proofErr w:type="gramStart"/>
+      <w:r>
+        <w:t>dry-run</w:t>
+      </w:r>
+      <w:proofErr w:type="gramEnd"/>
+      <w:r>
+        <w:t xml:space="preserve"> as the argument and the output for the full batch of Strategy A. </w:t>
       </w:r>
     </w:p>
     <w:p>
@@ -12997,11 +13594,19 @@
       </w:r>
       <w:proofErr w:type="spellStart"/>
       <w:r>
-        <w:t>analysis_a</w:t>
-      </w:r>
-      <w:proofErr w:type="spellEnd"/>
-      <w:r>
-        <w:t xml:space="preserve"> and </w:t>
+        <w:t>analysis_</w:t>
+      </w:r>
+      <w:proofErr w:type="gramStart"/>
+      <w:r>
+        <w:t>a</w:t>
+      </w:r>
+      <w:proofErr w:type="spellEnd"/>
+      <w:r>
+        <w:t xml:space="preserve"> and</w:t>
+      </w:r>
+      <w:proofErr w:type="gramEnd"/>
+      <w:r>
+        <w:t xml:space="preserve"> </w:t>
       </w:r>
       <w:proofErr w:type="spellStart"/>
       <w:r>
@@ -13014,7 +13619,15 @@
     </w:p>
     <w:p>
       <w:r>
-        <w:t>I also fixed a small bug where I was calling the “shared” python script incorrectly with the incorrect directory name. I had the directory name called “analysis” but I renamed it to “</w:t>
+        <w:t>I also fixed a small bug where I was calling the “shared” python script incorrectly with the incorrect directory name. I had the directory name called “analysis</w:t>
+      </w:r>
+      <w:proofErr w:type="gramStart"/>
+      <w:r>
+        <w:t>”</w:t>
+      </w:r>
+      <w:proofErr w:type="gramEnd"/>
+      <w:r>
+        <w:t xml:space="preserve"> but I renamed it to “</w:t>
       </w:r>
       <w:proofErr w:type="spellStart"/>
       <w:r>
@@ -13054,10 +13667,26 @@
         <w:t>” or “navigation” tasks. I’ve made some changed to the extract_task_intent.py</w:t>
       </w:r>
       <w:r>
-        <w:t xml:space="preserve">. The previous “categorise()” function checks delete before navigation, so “Show me products </w:t>
-      </w:r>
-      <w:r>
-        <w:t xml:space="preserve">under $46.99 in makeup remover” matched “remove” inside “remover” and gets filed as a deletion task. Basically the substring matches on the wrong word. </w:t>
+        <w:t>. The previous “</w:t>
+      </w:r>
+      <w:proofErr w:type="gramStart"/>
+      <w:r>
+        <w:t>categorise(</w:t>
+      </w:r>
+      <w:proofErr w:type="gramEnd"/>
+      <w:r>
+        <w:t xml:space="preserve">)” function checks delete before navigation, so “Show me products </w:t>
+      </w:r>
+      <w:r>
+        <w:t xml:space="preserve">under $46.99 in makeup remover” matched “remove” inside “remover” and gets filed as a deletion task. </w:t>
+      </w:r>
+      <w:proofErr w:type="gramStart"/>
+      <w:r>
+        <w:t>Basically</w:t>
+      </w:r>
+      <w:proofErr w:type="gramEnd"/>
+      <w:r>
+        <w:t xml:space="preserve"> the substring matches on the wrong word. </w:t>
       </w:r>
     </w:p>
     <w:p>
@@ -13158,9 +13787,14 @@
       </w:r>
       <w:proofErr w:type="spellStart"/>
       <w:r>
-        <w:t>task_intents.jsonl</w:t>
-      </w:r>
-      <w:proofErr w:type="spellEnd"/>
+        <w:t>task_</w:t>
+      </w:r>
+      <w:proofErr w:type="gramStart"/>
+      <w:r>
+        <w:t>intents.jsonl</w:t>
+      </w:r>
+      <w:proofErr w:type="spellEnd"/>
+      <w:proofErr w:type="gramEnd"/>
       <w:r>
         <w:t xml:space="preserve"> (or extract_task_intents.py) uses regular expressions with word boundaries to </w:t>
       </w:r>
@@ -13431,9 +14065,14 @@
       </w:r>
       <w:proofErr w:type="spellStart"/>
       <w:r>
-        <w:t>task_intent.json</w:t>
-      </w:r>
-      <w:proofErr w:type="spellEnd"/>
+        <w:t>task_</w:t>
+      </w:r>
+      <w:proofErr w:type="gramStart"/>
+      <w:r>
+        <w:t>intent.json</w:t>
+      </w:r>
+      <w:proofErr w:type="spellEnd"/>
+      <w:proofErr w:type="gramEnd"/>
       <w:r>
         <w:t>, both A &amp; B episodes and my own hand labelled tasks</w:t>
       </w:r>
@@ -13527,7 +14166,19 @@
     <w:p/>
     <w:p>
       <w:r>
-        <w:t>python annotate_tasks.py --n 999  --intents .../</w:t>
+        <w:t xml:space="preserve">python annotate_tasks.py --n </w:t>
+      </w:r>
+      <w:proofErr w:type="gramStart"/>
+      <w:r>
+        <w:t>999  --</w:t>
+      </w:r>
+      <w:proofErr w:type="gramEnd"/>
+      <w:r>
+        <w:t xml:space="preserve">intents </w:t>
+      </w:r>
+      <w:proofErr w:type="gramStart"/>
+      <w:r>
+        <w:t>.../</w:t>
       </w:r>
       <w:proofErr w:type="spellStart"/>
       <w:r>
@@ -13535,7 +14186,11 @@
       </w:r>
       <w:proofErr w:type="spellEnd"/>
       <w:r>
-        <w:t xml:space="preserve">  --episodes .../</w:t>
+        <w:t xml:space="preserve">  --</w:t>
+      </w:r>
+      <w:proofErr w:type="gramEnd"/>
+      <w:r>
+        <w:t>episodes .../</w:t>
       </w:r>
       <w:proofErr w:type="spellStart"/>
       <w:r>
@@ -13543,7 +14198,15 @@
       </w:r>
       <w:proofErr w:type="spellEnd"/>
       <w:r>
-        <w:t xml:space="preserve"> \ --gold-labels .../run2/gold_set_50.jsonl  --out .../run2/tasks_annotated_run2.jsonl</w:t>
+        <w:t xml:space="preserve"> \ --gold-labels </w:t>
+      </w:r>
+      <w:proofErr w:type="gramStart"/>
+      <w:r>
+        <w:t>.../run2/gold_set_50.jsonl  --</w:t>
+      </w:r>
+      <w:proofErr w:type="gramEnd"/>
+      <w:r>
+        <w:t>out .../run2/tasks_annotated_run2.jsonl</w:t>
       </w:r>
       <w:r>
         <w:t xml:space="preserve"> </w:t>
@@ -13592,7 +14255,23 @@
     </w:p>
     <w:p>
       <w:r>
-        <w:t>python annotate_tasks.py --apply-gold .../tasks_annotated_run2.jsonl  --gold-labels .../gold_set_50.jsonl  --out ../../data/</w:t>
+        <w:t xml:space="preserve">python annotate_tasks.py --apply-gold </w:t>
+      </w:r>
+      <w:proofErr w:type="gramStart"/>
+      <w:r>
+        <w:t>.../tasks_annotated_run2.jsonl  --</w:t>
+      </w:r>
+      <w:proofErr w:type="gramEnd"/>
+      <w:r>
+        <w:t xml:space="preserve">gold-labels </w:t>
+      </w:r>
+      <w:proofErr w:type="gramStart"/>
+      <w:r>
+        <w:t>.../gold_set_50.jsonl  --</w:t>
+      </w:r>
+      <w:proofErr w:type="gramEnd"/>
+      <w:r>
+        <w:t>out ../../data/</w:t>
       </w:r>
       <w:r>
         <w:t>processed/final_annotation_difficulty_tiers</w:t>
@@ -13617,9 +14296,14 @@
       </w:r>
       <w:proofErr w:type="spellStart"/>
       <w:r>
-        <w:t>task_metadata.jsonl</w:t>
-      </w:r>
-      <w:proofErr w:type="spellEnd"/>
+        <w:t>task_</w:t>
+      </w:r>
+      <w:proofErr w:type="gramStart"/>
+      <w:r>
+        <w:t>metadata.jsonl</w:t>
+      </w:r>
+      <w:proofErr w:type="spellEnd"/>
+      <w:proofErr w:type="gramEnd"/>
       <w:r>
         <w:t xml:space="preserve"> which will be the input for cl</w:t>
       </w:r>
@@ -13989,7 +14673,15 @@
     </w:p>
     <w:p>
       <w:r>
-        <w:t xml:space="preserve">Ran a 2-task test before committing to the 475 call annotation run, and both tasks came back with </w:t>
+        <w:t xml:space="preserve">Ran a 2-task test before committing to the </w:t>
+      </w:r>
+      <w:proofErr w:type="gramStart"/>
+      <w:r>
+        <w:t>475 call</w:t>
+      </w:r>
+      <w:proofErr w:type="gramEnd"/>
+      <w:r>
+        <w:t xml:space="preserve"> annotation run, and both tasks came back with </w:t>
       </w:r>
       <w:proofErr w:type="spellStart"/>
       <w:r>
@@ -14007,9 +14699,14 @@
       </w:r>
       <w:proofErr w:type="spellStart"/>
       <w:r>
-        <w:t>task_intent.jsonl</w:t>
-      </w:r>
-      <w:proofErr w:type="spellEnd"/>
+        <w:t>task_</w:t>
+      </w:r>
+      <w:proofErr w:type="gramStart"/>
+      <w:r>
+        <w:t>intent.jsonl</w:t>
+      </w:r>
+      <w:proofErr w:type="spellEnd"/>
+      <w:proofErr w:type="gramEnd"/>
       <w:r>
         <w:t xml:space="preserve">” file which is the input for annotating tasks with an LLM (from </w:t>
       </w:r>
@@ -14028,7 +14725,15 @@
         <w:t xml:space="preserve">Then on “extract_task_intent.py” it basically </w:t>
       </w:r>
       <w:r>
-        <w:t xml:space="preserve">deduplicates by template when it builds the "sites" block: each category lists count (the true number of tasks) but only one representative task per distinct template under tasks. So </w:t>
+        <w:t xml:space="preserve">deduplicates by template when it builds the "sites" block: each category lists count (the true number of tasks) but only one representative task per distinct template under tasks. </w:t>
+      </w:r>
+      <w:proofErr w:type="gramStart"/>
+      <w:r>
+        <w:t>So</w:t>
+      </w:r>
+      <w:proofErr w:type="gramEnd"/>
+      <w:r>
+        <w:t xml:space="preserve"> </w:t>
       </w:r>
       <w:proofErr w:type="spellStart"/>
       <w:r>
@@ -14044,12 +14749,28 @@
       </w:r>
       <w:proofErr w:type="spellEnd"/>
       <w:r>
-        <w:t xml:space="preserve"> 1, and lists a single task (772) as the other 5 are the same "Delete all pending negative reviews for X" template with a different product. Summed across the file the count fields come to 475 but the tasks arrays come to 145. That's exactly what the annotator was reading.</w:t>
-      </w:r>
-    </w:p>
-    <w:p>
-      <w:r>
-        <w:t>Which is why on the 2 task test (for task 722) it failed</w:t>
+        <w:t xml:space="preserve"> 1, and lists a single task (772) as the other 5 are the same "Delete all pending negative reviews for X" template with a different product. Summed across the file the count fields come to </w:t>
+      </w:r>
+      <w:proofErr w:type="gramStart"/>
+      <w:r>
+        <w:t>475</w:t>
+      </w:r>
+      <w:proofErr w:type="gramEnd"/>
+      <w:r>
+        <w:t xml:space="preserve"> but the tasks arrays come to 145. That's exactly what the annotator was reading.</w:t>
+      </w:r>
+    </w:p>
+    <w:p>
+      <w:r>
+        <w:t xml:space="preserve">Which is why on the </w:t>
+      </w:r>
+      <w:proofErr w:type="gramStart"/>
+      <w:r>
+        <w:t>2 task</w:t>
+      </w:r>
+      <w:proofErr w:type="gramEnd"/>
+      <w:r>
+        <w:t xml:space="preserve"> test (for task 722) it failed</w:t>
       </w:r>
       <w:r>
         <w:t xml:space="preserve">, </w:t>
@@ -14080,11 +14801,27 @@
       </w:r>
       <w:proofErr w:type="spellStart"/>
       <w:r>
-        <w:t>load_categories</w:t>
-      </w:r>
-      <w:proofErr w:type="spellEnd"/>
-      <w:r>
-        <w:t>() in annotator.py now reads that block and prints a warning if its missing</w:t>
+        <w:t>load_</w:t>
+      </w:r>
+      <w:proofErr w:type="gramStart"/>
+      <w:r>
+        <w:t>categories</w:t>
+      </w:r>
+      <w:proofErr w:type="spellEnd"/>
+      <w:r>
+        <w:t>(</w:t>
+      </w:r>
+      <w:proofErr w:type="gramEnd"/>
+      <w:r>
+        <w:t xml:space="preserve">) in annotator.py now reads that block and prints a warning if </w:t>
+      </w:r>
+      <w:proofErr w:type="gramStart"/>
+      <w:r>
+        <w:t>its</w:t>
+      </w:r>
+      <w:proofErr w:type="gramEnd"/>
+      <w:r>
+        <w:t xml:space="preserve"> missing</w:t>
       </w:r>
       <w:r>
         <w:t xml:space="preserve"> as well. </w:t>
@@ -14185,7 +14922,15 @@
     </w:p>
     <w:p>
       <w:r>
-        <w:t xml:space="preserve">Of my 50 labels, 20 went into the annotator's prompt as calibration examples and 30 were held back so it never saw them. Agreement on the 20 it was shown came out at 0.87, agreement on the 30 it wasn't came out at 0.63. That gap is the whole justification for holding some back, if </w:t>
+        <w:t xml:space="preserve">Of my 50 labels, 20 went into the annotator's prompt as calibration examples and 30 were held back so it never saw them. Agreement on the 20 it was shown came out at 0.87, agreement on the 30 it </w:t>
+      </w:r>
+      <w:proofErr w:type="gramStart"/>
+      <w:r>
+        <w:t>wasn't came</w:t>
+      </w:r>
+      <w:proofErr w:type="gramEnd"/>
+      <w:r>
+        <w:t xml:space="preserve"> out at 0.63. That gap is the whole justification for holding some back, if </w:t>
       </w:r>
       <w:proofErr w:type="spellStart"/>
       <w:r>
@@ -14240,13 +14985,23 @@
     </w:p>
     <w:p>
       <w:r>
-        <w:t xml:space="preserve">"pages to traverse" is the weakest dimension at 0.43, which is expected since </w:t>
-      </w:r>
-      <w:proofErr w:type="spellStart"/>
+        <w:t>"</w:t>
+      </w:r>
+      <w:proofErr w:type="gramStart"/>
+      <w:r>
+        <w:t>pages</w:t>
+      </w:r>
+      <w:proofErr w:type="gramEnd"/>
+      <w:r>
+        <w:t xml:space="preserve"> to traverse" is the weakest dimension at 0.43, which is expected since </w:t>
+      </w:r>
+      <w:proofErr w:type="spellStart"/>
+      <w:proofErr w:type="gramStart"/>
       <w:r>
         <w:t>its</w:t>
       </w:r>
       <w:proofErr w:type="spellEnd"/>
+      <w:proofErr w:type="gramEnd"/>
       <w:r>
         <w:t xml:space="preserve"> the hardest thing to judge from task text alone. </w:t>
       </w:r>
@@ -14267,10 +15022,12 @@
         <w:t xml:space="preserve"> feeding strategy A's observed navigation cost to the annotator, and </w:t>
       </w:r>
       <w:proofErr w:type="spellStart"/>
+      <w:proofErr w:type="gramStart"/>
       <w:r>
         <w:t>its</w:t>
       </w:r>
       <w:proofErr w:type="spellEnd"/>
+      <w:proofErr w:type="gramEnd"/>
       <w:r>
         <w:t xml:space="preserve"> still the weak point.</w:t>
       </w:r>
@@ -14313,8 +15070,13 @@
     </w:p>
     <w:p>
       <w:r>
-        <w:t>--apply-gold takes the LLM annotators output for all 475 tasks and overwrites the 50 gold tasks with my own hand labels, since my labels are better than the models by definition</w:t>
-      </w:r>
+        <w:t xml:space="preserve">--apply-gold takes the LLM annotators output for all 475 tasks and overwrites the 50 gold tasks with my own hand labels, since my labels are better than the </w:t>
+      </w:r>
+      <w:proofErr w:type="gramStart"/>
+      <w:r>
+        <w:t>models by definition</w:t>
+      </w:r>
+      <w:proofErr w:type="gramEnd"/>
       <w:r>
         <w:t xml:space="preserve">. </w:t>
       </w:r>
@@ -14347,9 +15109,14 @@
       </w:r>
       <w:proofErr w:type="spellStart"/>
       <w:r>
-        <w:t>task_metadata.jsonl</w:t>
-      </w:r>
-      <w:proofErr w:type="spellEnd"/>
+        <w:t>task_</w:t>
+      </w:r>
+      <w:proofErr w:type="gramStart"/>
+      <w:r>
+        <w:t>metadata.jsonl</w:t>
+      </w:r>
+      <w:proofErr w:type="spellEnd"/>
+      <w:proofErr w:type="gramEnd"/>
       <w:r>
         <w:t xml:space="preserve"> in the </w:t>
       </w:r>
@@ -14362,6 +15129,8 @@
         <w:t xml:space="preserve"> directory.</w:t>
       </w:r>
     </w:p>
+    <w:p/>
+    <w:p/>
     <w:sectPr>
       <w:pgSz w:w="11906" w:h="16838"/>
       <w:pgMar w:top="1440" w:right="1440" w:bottom="1440" w:left="1440" w:header="708" w:footer="708" w:gutter="0"/>

--- a/docs/Additional Material/Journal.docx
+++ b/docs/Additional Material/Journal.docx
@@ -1221,19 +1221,11 @@
       </w:r>
       <w:proofErr w:type="spellStart"/>
       <w:r>
-        <w:t>load_</w:t>
-      </w:r>
-      <w:proofErr w:type="gramStart"/>
-      <w:r>
-        <w:t>dotenv</w:t>
-      </w:r>
-      <w:proofErr w:type="spellEnd"/>
-      <w:r>
-        <w:t>(</w:t>
-      </w:r>
-      <w:proofErr w:type="gramEnd"/>
-      <w:r>
-        <w:t xml:space="preserve">) and remaps my project's WA_* variable names onto the bare names </w:t>
+        <w:t>load_dotenv</w:t>
+      </w:r>
+      <w:proofErr w:type="spellEnd"/>
+      <w:r>
+        <w:t xml:space="preserve">() and remaps my project's WA_* variable names onto the bare names </w:t>
       </w:r>
       <w:proofErr w:type="spellStart"/>
       <w:r>
@@ -1244,12 +1236,10 @@
         <w:t xml:space="preserve"> expects (SHOPPING, SHOPPING_ADMIN, REDDIT, etc.) before importing </w:t>
       </w:r>
       <w:proofErr w:type="spellStart"/>
-      <w:proofErr w:type="gramStart"/>
       <w:r>
         <w:t>browsergym.webarena</w:t>
       </w:r>
       <w:proofErr w:type="spellEnd"/>
-      <w:proofErr w:type="gramEnd"/>
       <w:r>
         <w:t>. Ordering matters here: importing first would leave the environment unconfigured. Sites I am not using are given placeholder URLs so that registration succeeds without those services running.</w:t>
       </w:r>
@@ -1356,19 +1346,11 @@
       </w:r>
       <w:proofErr w:type="spellStart"/>
       <w:r>
-        <w:t>send_msg_to_</w:t>
-      </w:r>
-      <w:proofErr w:type="gramStart"/>
-      <w:r>
-        <w:t>user</w:t>
-      </w:r>
-      <w:proofErr w:type="spellEnd"/>
-      <w:r>
-        <w:t>(</w:t>
-      </w:r>
-      <w:proofErr w:type="gramEnd"/>
-      <w:r>
-        <w:t>) has been called with the answer.</w:t>
+        <w:t>send_msg_to_user</w:t>
+      </w:r>
+      <w:proofErr w:type="spellEnd"/>
+      <w:r>
+        <w:t>() has been called with the answer.</w:t>
       </w:r>
     </w:p>
     <w:p>
@@ -1409,12 +1391,10 @@
         <w:t xml:space="preserve"> environment via </w:t>
       </w:r>
       <w:proofErr w:type="spellStart"/>
-      <w:proofErr w:type="gramStart"/>
       <w:r>
         <w:t>gym.make</w:t>
       </w:r>
       <w:proofErr w:type="spellEnd"/>
-      <w:proofErr w:type="gramEnd"/>
       <w:r>
         <w:t>() and then iterates:</w:t>
       </w:r>
@@ -1432,19 +1412,11 @@
       </w:r>
       <w:proofErr w:type="spellStart"/>
       <w:r>
-        <w:t>flatten_axtree_to_</w:t>
-      </w:r>
-      <w:proofErr w:type="gramStart"/>
-      <w:r>
-        <w:t>str</w:t>
-      </w:r>
-      <w:proofErr w:type="spellEnd"/>
-      <w:r>
-        <w:t>(</w:t>
-      </w:r>
-      <w:proofErr w:type="gramEnd"/>
-      <w:r>
-        <w:t>) and combined with the task goal, the current URL, and any error returned by the previous action.</w:t>
+        <w:t>flatten_axtree_to_str</w:t>
+      </w:r>
+      <w:proofErr w:type="spellEnd"/>
+      <w:r>
+        <w:t>() and combined with the task goal, the current URL, and any error returned by the previous action.</w:t>
       </w:r>
     </w:p>
     <w:p>
@@ -1471,12 +1443,10 @@
         <w:t xml:space="preserve">Token usage is read from </w:t>
       </w:r>
       <w:proofErr w:type="spellStart"/>
-      <w:proofErr w:type="gramStart"/>
       <w:r>
         <w:t>result.usage</w:t>
       </w:r>
       <w:proofErr w:type="spellEnd"/>
-      <w:proofErr w:type="gramEnd"/>
       <w:r>
         <w:t xml:space="preserve">() and accumulated. Because </w:t>
       </w:r>
@@ -1501,12 +1471,10 @@
         <w:t xml:space="preserve">The action is executed with </w:t>
       </w:r>
       <w:proofErr w:type="spellStart"/>
-      <w:proofErr w:type="gramStart"/>
       <w:r>
         <w:t>env.step</w:t>
       </w:r>
       <w:proofErr w:type="spellEnd"/>
-      <w:proofErr w:type="gramEnd"/>
       <w:r>
         <w:t xml:space="preserve">(), which returns the next observation and the reward computed by </w:t>
       </w:r>
@@ -1529,15 +1497,7 @@
         <w:t xml:space="preserve">For the output, each </w:t>
       </w:r>
       <w:r>
-        <w:t xml:space="preserve">step prints the agent's reasoning, its chosen action, the tokens consumed, and whether the action was accepted or produced an error. Each episode reports success, termination reason, step count, input/output/total tokens, and wall-clock duration. A summary table is printed across all three </w:t>
-      </w:r>
-      <w:proofErr w:type="gramStart"/>
-      <w:r>
-        <w:t>sites</w:t>
-      </w:r>
-      <w:proofErr w:type="gramEnd"/>
-      <w:r>
-        <w:t xml:space="preserve"> and the full per-step log is written to JSON. Episode failures are caught individually so that a problem on one site does not abort the remaining runs.</w:t>
+        <w:t>step prints the agent's reasoning, its chosen action, the tokens consumed, and whether the action was accepted or produced an error. Each episode reports success, termination reason, step count, input/output/total tokens, and wall-clock duration. A summary table is printed across all three sites and the full per-step log is written to JSON. Episode failures are caught individually so that a problem on one site does not abort the remaining runs.</w:t>
       </w:r>
     </w:p>
     <w:p>
@@ -1550,15 +1510,7 @@
         <w:t xml:space="preserve">I also note a measurement consideration for GPT-5 Mini specifically: it is a reasoning model, and its hidden reasoning tokens are billed as output tokens. This is correct for budget accounting </w:t>
       </w:r>
       <w:r>
-        <w:t xml:space="preserve">as those tokens are a real </w:t>
-      </w:r>
-      <w:proofErr w:type="gramStart"/>
-      <w:r>
-        <w:t>cost</w:t>
-      </w:r>
-      <w:proofErr w:type="gramEnd"/>
-      <w:r>
-        <w:t xml:space="preserve"> </w:t>
+        <w:t xml:space="preserve">as those tokens are a real cost </w:t>
       </w:r>
       <w:r>
         <w:t xml:space="preserve">but it means </w:t>
@@ -1816,15 +1768,7 @@
           </w:tcPr>
           <w:p>
             <w:r>
-              <w:t xml:space="preserve">0 – </w:t>
-            </w:r>
-            <w:proofErr w:type="gramStart"/>
-            <w:r>
-              <w:t>cant</w:t>
-            </w:r>
-            <w:proofErr w:type="gramEnd"/>
-            <w:r>
-              <w:t xml:space="preserve"> complete 1 step</w:t>
+              <w:t>0 – cant complete 1 step</w:t>
             </w:r>
           </w:p>
         </w:tc>
@@ -1919,15 +1863,7 @@
         <w:t xml:space="preserve"> which should remove the 500ms timeouts</w:t>
       </w:r>
       <w:r>
-        <w:t xml:space="preserve"> and should progress through the task and give a true read on how many steps this task </w:t>
-      </w:r>
-      <w:proofErr w:type="gramStart"/>
-      <w:r>
-        <w:t>actually needs</w:t>
-      </w:r>
-      <w:proofErr w:type="gramEnd"/>
-      <w:r>
-        <w:t xml:space="preserve">. </w:t>
+        <w:t xml:space="preserve"> and should progress through the task and give a true read on how many steps this task actually needs. </w:t>
       </w:r>
       <w:r>
         <w:t xml:space="preserve">Tokens per step may even drop. </w:t>
@@ -2034,13 +1970,8 @@
       </w:r>
     </w:p>
     <w:p>
-      <w:proofErr w:type="gramStart"/>
-      <w:r>
-        <w:t>So</w:t>
-      </w:r>
-      <w:proofErr w:type="gramEnd"/>
-      <w:r>
-        <w:t xml:space="preserve"> I had to install all the libraries </w:t>
+      <w:r>
+        <w:t xml:space="preserve">So I had to install all the libraries </w:t>
       </w:r>
       <w:proofErr w:type="spellStart"/>
       <w:r>
@@ -2227,15 +2158,7 @@
       </w:r>
       <w:proofErr w:type="spellEnd"/>
       <w:r>
-        <w:t xml:space="preserve"> repository including its </w:t>
-      </w:r>
-      <w:proofErr w:type="gramStart"/>
-      <w:r>
-        <w:t>top level</w:t>
-      </w:r>
-      <w:proofErr w:type="gramEnd"/>
-      <w:r>
-        <w:t xml:space="preserve"> modules.</w:t>
+        <w:t xml:space="preserve"> repository including its top level modules.</w:t>
       </w:r>
     </w:p>
     <w:p/>
@@ -2361,15 +2284,7 @@
         <w:t xml:space="preserve"> directly into the code</w:t>
       </w:r>
       <w:r>
-        <w:t xml:space="preserve">, the results </w:t>
-      </w:r>
-      <w:proofErr w:type="gramStart"/>
-      <w:r>
-        <w:t>looks</w:t>
-      </w:r>
-      <w:proofErr w:type="gramEnd"/>
-      <w:r>
-        <w:t xml:space="preserve"> better. </w:t>
+        <w:t xml:space="preserve">, the results looks better. </w:t>
       </w:r>
       <w:r>
         <w:t>However, the issue with the budget ladder is consistent</w:t>
@@ -2608,15 +2523,7 @@
     </w:p>
     <w:p>
       <w:r>
-        <w:t xml:space="preserve">2 things </w:t>
-      </w:r>
-      <w:proofErr w:type="gramStart"/>
-      <w:r>
-        <w:t>needs</w:t>
-      </w:r>
-      <w:proofErr w:type="gramEnd"/>
-      <w:r>
-        <w:t xml:space="preserve"> to change now:</w:t>
+        <w:t>2 things needs to change now:</w:t>
       </w:r>
     </w:p>
     <w:p>
@@ -2630,13 +2537,8 @@
       <w:r>
         <w:t xml:space="preserve">Cut cost per step by pinning the reasoning effort to low as the output is between 429-1198/step and reasoning tokens take a big chunk of that. </w:t>
       </w:r>
-      <w:proofErr w:type="gramStart"/>
-      <w:r>
-        <w:t>Also</w:t>
-      </w:r>
-      <w:proofErr w:type="gramEnd"/>
-      <w:r>
-        <w:t xml:space="preserve"> I need to trim the </w:t>
+      <w:r>
+        <w:t xml:space="preserve">Also I need to trim the </w:t>
       </w:r>
       <w:proofErr w:type="spellStart"/>
       <w:r>
@@ -2647,15 +2549,7 @@
         <w:t xml:space="preserve">, as this also has filtering options by dropping non-interactive elements (this can cut input tokens substantially). </w:t>
       </w:r>
       <w:r>
-        <w:t>If I get 2,000/</w:t>
-      </w:r>
-      <w:proofErr w:type="gramStart"/>
-      <w:r>
-        <w:t>step</w:t>
-      </w:r>
-      <w:proofErr w:type="gramEnd"/>
-      <w:r>
-        <w:t xml:space="preserve"> then a 16k budget gives me 8 steps which is more realistic. </w:t>
+        <w:t xml:space="preserve">If I get 2,000/step then a 16k budget gives me 8 steps which is more realistic. </w:t>
       </w:r>
     </w:p>
     <w:p>
@@ -2679,15 +2573,7 @@
         <w:t xml:space="preserve">The reasoning pin worked, output tokens fell 47% (from 2,887 to 1,539) with reasoning tokens now visible at 64-448/step. However, step 4 </w:t>
       </w:r>
       <w:r>
-        <w:t xml:space="preserve">shows that input tokens </w:t>
-      </w:r>
-      <w:proofErr w:type="gramStart"/>
-      <w:r>
-        <w:t>is</w:t>
-      </w:r>
-      <w:proofErr w:type="gramEnd"/>
-      <w:r>
-        <w:t xml:space="preserve"> 97% of my cost. </w:t>
+        <w:t xml:space="preserve">shows that input tokens is 97% of my cost. </w:t>
       </w:r>
     </w:p>
     <w:p>
@@ -2977,15 +2863,7 @@
         <w:t xml:space="preserve">This is at 1,800 tokens/step on average. </w:t>
       </w:r>
       <w:r>
-        <w:t xml:space="preserve">And this specific task finished at 10.8k tokens. Now I can </w:t>
-      </w:r>
-      <w:proofErr w:type="gramStart"/>
-      <w:r>
-        <w:t>actually continue</w:t>
-      </w:r>
-      <w:proofErr w:type="gramEnd"/>
-      <w:r>
-        <w:t xml:space="preserve"> with my proposed </w:t>
+        <w:t xml:space="preserve">And this specific task finished at 10.8k tokens. Now I can actually continue with my proposed </w:t>
       </w:r>
       <w:r>
         <w:t xml:space="preserve">ladder of 2k/4k/8k/16k as this now validated the original design once the observation cost was controlled. </w:t>
@@ -3353,15 +3231,7 @@
         <w:t>For Task 0 on CMS (</w:t>
       </w:r>
       <w:r>
-        <w:t xml:space="preserve">What is the </w:t>
-      </w:r>
-      <w:proofErr w:type="gramStart"/>
-      <w:r>
-        <w:t>top-1</w:t>
-      </w:r>
-      <w:proofErr w:type="gramEnd"/>
-      <w:r>
-        <w:t xml:space="preserve"> best-selling product in 2022</w:t>
+        <w:t>What is the top-1 best-selling product in 2022</w:t>
       </w:r>
       <w:r>
         <w:t xml:space="preserve">): </w:t>
@@ -3543,13 +3413,8 @@
             <w:tcW w:w="3969" w:type="dxa"/>
           </w:tcPr>
           <w:p>
-            <w:proofErr w:type="gramStart"/>
-            <w:r>
-              <w:t>Scroll(</w:t>
-            </w:r>
-            <w:proofErr w:type="gramEnd"/>
-            <w:r>
-              <w:t>0,400) to find the forum</w:t>
+            <w:r>
+              <w:t>Scroll(0,400) to find the forum</w:t>
             </w:r>
           </w:p>
         </w:tc>
@@ -3580,13 +3445,8 @@
             <w:tcW w:w="3969" w:type="dxa"/>
           </w:tcPr>
           <w:p>
-            <w:proofErr w:type="gramStart"/>
-            <w:r>
-              <w:t>Fill(</w:t>
-            </w:r>
-            <w:proofErr w:type="gramEnd"/>
-            <w:r>
-              <w:t>‘50’, ‘</w:t>
+            <w:r>
+              <w:t>Fill(‘50’, ‘</w:t>
             </w:r>
             <w:proofErr w:type="spellStart"/>
             <w:r>
@@ -3613,13 +3473,8 @@
     <w:p/>
     <w:p>
       <w:r>
-        <w:t xml:space="preserve">Ran the same task again with no changes to the code, and I am seeing a lot of </w:t>
-      </w:r>
-      <w:proofErr w:type="gramStart"/>
-      <w:r>
-        <w:t>variance</w:t>
-      </w:r>
-      <w:proofErr w:type="gramEnd"/>
+        <w:t>Ran the same task again with no changes to the code, and I am seeing a lot of variance</w:t>
+      </w:r>
       <w:r>
         <w:t>:</w:t>
       </w:r>
@@ -3863,19 +3718,11 @@
       </w:r>
       <w:proofErr w:type="spellStart"/>
       <w:r>
-        <w:t>build_</w:t>
-      </w:r>
-      <w:proofErr w:type="gramStart"/>
-      <w:r>
-        <w:t>prompt</w:t>
-      </w:r>
-      <w:proofErr w:type="spellEnd"/>
-      <w:r>
-        <w:t>(</w:t>
-      </w:r>
-      <w:proofErr w:type="gramEnd"/>
-      <w:r>
-        <w:t xml:space="preserve">)” </w:t>
+        <w:t>build_prompt</w:t>
+      </w:r>
+      <w:proofErr w:type="spellEnd"/>
+      <w:r>
+        <w:t xml:space="preserve">()” </w:t>
       </w:r>
       <w:r>
         <w:t xml:space="preserve">sends the goal, URL, last error, and current </w:t>
@@ -4154,12 +4001,10 @@
         <w:t xml:space="preserve">Since action timeout is NOT a module constant I </w:t>
       </w:r>
       <w:proofErr w:type="spellStart"/>
-      <w:proofErr w:type="gramStart"/>
       <w:r>
         <w:t>cant</w:t>
       </w:r>
       <w:proofErr w:type="spellEnd"/>
-      <w:proofErr w:type="gramEnd"/>
       <w:r>
         <w:t xml:space="preserve"> raise it at runtime</w:t>
       </w:r>
@@ -4200,26 +4045,10 @@
         <w:t xml:space="preserve"> need to stop the false error misleading the agent. </w:t>
       </w:r>
       <w:r>
-        <w:t xml:space="preserve">The click </w:t>
-      </w:r>
-      <w:proofErr w:type="gramStart"/>
-      <w:r>
-        <w:t>actually lands</w:t>
-      </w:r>
-      <w:proofErr w:type="gramEnd"/>
-      <w:r>
-        <w:t>; the timeout is Playwright giving up on the post-click navigation wait.</w:t>
-      </w:r>
-      <w:r>
-        <w:t xml:space="preserve"> The prompt tells the agent </w:t>
-      </w:r>
-      <w:proofErr w:type="gramStart"/>
-      <w:r>
-        <w:t>“error</w:t>
-      </w:r>
-      <w:proofErr w:type="gramEnd"/>
-      <w:r>
-        <w:t>”, so it wastes a step re-</w:t>
+        <w:t>The click actually lands; the timeout is Playwright giving up on the post-click navigation wait.</w:t>
+      </w:r>
+      <w:r>
+        <w:t xml:space="preserve"> The prompt tells the agent “error”, so it wastes a step re-</w:t>
       </w:r>
       <w:proofErr w:type="spellStart"/>
       <w:r>
@@ -4279,15 +4108,7 @@
         <w:t xml:space="preserve">Changing </w:t>
       </w:r>
       <w:r>
-        <w:t xml:space="preserve">timeout set from 60,000 to 10,000 showed no variance. </w:t>
-      </w:r>
-      <w:proofErr w:type="gramStart"/>
-      <w:r>
-        <w:t>So</w:t>
-      </w:r>
-      <w:proofErr w:type="gramEnd"/>
-      <w:r>
-        <w:t xml:space="preserve"> keeping to 10,000. </w:t>
+        <w:t xml:space="preserve">timeout set from 60,000 to 10,000 showed no variance. So keeping to 10,000. </w:t>
       </w:r>
     </w:p>
     <w:p>
@@ -4308,35 +4129,17 @@
       </w:r>
     </w:p>
     <w:p>
-      <w:proofErr w:type="gramStart"/>
-      <w:r>
-        <w:t>So</w:t>
-      </w:r>
-      <w:proofErr w:type="gramEnd"/>
-      <w:r>
-        <w:t xml:space="preserve"> what I can do now is my </w:t>
-      </w:r>
-      <w:r>
-        <w:t xml:space="preserve">RQ2 which is </w:t>
-      </w:r>
-      <w:proofErr w:type="gramStart"/>
-      <w:r>
-        <w:t>actually labelling</w:t>
-      </w:r>
-      <w:proofErr w:type="gramEnd"/>
-      <w:r>
-        <w:t xml:space="preserve"> the tasks </w:t>
+      <w:r>
+        <w:t xml:space="preserve">So what I can do now is my </w:t>
+      </w:r>
+      <w:r>
+        <w:t xml:space="preserve">RQ2 which is actually labelling the tasks </w:t>
       </w:r>
       <w:r>
         <w:t xml:space="preserve">based on difficulty, so in this case task 0 would be classed as easy based on my own rubric scale. </w:t>
       </w:r>
-      <w:proofErr w:type="gramStart"/>
-      <w:r>
-        <w:t>So</w:t>
-      </w:r>
-      <w:proofErr w:type="gramEnd"/>
-      <w:r>
-        <w:t xml:space="preserve"> the way I will score each task will be based on 4 observable properties which will band together to provide </w:t>
+      <w:r>
+        <w:t xml:space="preserve">So the way I will score each task will be based on 4 observable properties which will band together to provide </w:t>
       </w:r>
       <w:r>
         <w:t>the final score (or difficulty):</w:t>
@@ -5058,15 +4861,7 @@
       </w:r>
       <w:proofErr w:type="spellEnd"/>
       <w:r>
-        <w:t xml:space="preserve"> good I found this before the </w:t>
-      </w:r>
-      <w:proofErr w:type="gramStart"/>
-      <w:r>
-        <w:t>200 task</w:t>
-      </w:r>
-      <w:proofErr w:type="gramEnd"/>
-      <w:r>
-        <w:t xml:space="preserve"> collection. </w:t>
+        <w:t xml:space="preserve"> good I found this before the 200 task collection. </w:t>
       </w:r>
       <w:r>
         <w:t>I confirmed the cause by running the grep command on “</w:t>
@@ -5194,15 +4989,7 @@
     </w:p>
     <w:p>
       <w:r>
-        <w:t xml:space="preserve">Ok so now I can match the signature </w:t>
-      </w:r>
-      <w:proofErr w:type="gramStart"/>
-      <w:r>
-        <w:t>exactly</w:t>
-      </w:r>
-      <w:proofErr w:type="gramEnd"/>
-      <w:r>
-        <w:t xml:space="preserve"> but I do need to clarify in the report/here is that evaluation API costs do NOT contribute to the token ladder </w:t>
+        <w:t xml:space="preserve">Ok so now I can match the signature exactly but I do need to clarify in the report/here is that evaluation API costs do NOT contribute to the token ladder </w:t>
       </w:r>
       <w:proofErr w:type="spellStart"/>
       <w:r>
@@ -5599,13 +5386,8 @@
             <w:tcW w:w="1418" w:type="dxa"/>
           </w:tcPr>
           <w:p>
-            <w:proofErr w:type="gramStart"/>
-            <w:r>
-              <w:t>Click(</w:t>
-            </w:r>
-            <w:proofErr w:type="gramEnd"/>
-            <w:r>
-              <w:t>‘1075’)</w:t>
+            <w:r>
+              <w:t>Click(‘1075’)</w:t>
             </w:r>
           </w:p>
         </w:tc>
@@ -5636,13 +5418,8 @@
             <w:tcW w:w="1418" w:type="dxa"/>
           </w:tcPr>
           <w:p>
-            <w:proofErr w:type="gramStart"/>
-            <w:r>
-              <w:t>Click(</w:t>
-            </w:r>
-            <w:proofErr w:type="gramEnd"/>
-            <w:r>
-              <w:t>‘1223’)</w:t>
+            <w:r>
+              <w:t>Click(‘1223’)</w:t>
             </w:r>
           </w:p>
         </w:tc>
@@ -5673,13 +5450,8 @@
             <w:tcW w:w="1418" w:type="dxa"/>
           </w:tcPr>
           <w:p>
-            <w:proofErr w:type="gramStart"/>
-            <w:r>
-              <w:t>Click(</w:t>
-            </w:r>
-            <w:proofErr w:type="gramEnd"/>
-            <w:r>
-              <w:t>‘1019’)</w:t>
+            <w:r>
+              <w:t>Click(‘1019’)</w:t>
             </w:r>
           </w:p>
         </w:tc>
@@ -5710,13 +5482,8 @@
             <w:tcW w:w="1418" w:type="dxa"/>
           </w:tcPr>
           <w:p>
-            <w:proofErr w:type="gramStart"/>
-            <w:r>
-              <w:t>Click(</w:t>
-            </w:r>
-            <w:proofErr w:type="gramEnd"/>
-            <w:r>
-              <w:t>‘927’)</w:t>
+            <w:r>
+              <w:t>Click(‘927’)</w:t>
             </w:r>
           </w:p>
         </w:tc>
@@ -5738,15 +5505,7 @@
         <w:t xml:space="preserve">4 visits </w:t>
       </w:r>
       <w:r>
-        <w:t xml:space="preserve">to the same category, and my action-history rule doesn’t catch </w:t>
-      </w:r>
-      <w:proofErr w:type="gramStart"/>
-      <w:r>
-        <w:t>a single one</w:t>
-      </w:r>
-      <w:proofErr w:type="gramEnd"/>
-      <w:r>
-        <w:t xml:space="preserve"> because the bids differ every page </w:t>
+        <w:t xml:space="preserve">to the same category, and my action-history rule doesn’t catch a single one because the bids differ every page </w:t>
       </w:r>
       <w:proofErr w:type="spellStart"/>
       <w:r>
@@ -5756,21 +5515,8 @@
       <w:r>
         <w:t xml:space="preserve">. The strings </w:t>
       </w:r>
-      <w:proofErr w:type="gramStart"/>
-      <w:r>
-        <w:t>click(</w:t>
-      </w:r>
-      <w:proofErr w:type="gramEnd"/>
-      <w:r>
-        <w:t xml:space="preserve">'1075') and </w:t>
-      </w:r>
-      <w:proofErr w:type="gramStart"/>
-      <w:r>
-        <w:t>click(</w:t>
-      </w:r>
-      <w:proofErr w:type="gramEnd"/>
-      <w:r>
-        <w:t>'927') look completely different to the model, so "never repeat an action" is trivially satisfied while the agent goes in circles.</w:t>
+      <w:r>
+        <w:t>click('1075') and click('927') look completely different to the model, so "never repeat an action" is trivially satisfied while the agent goes in circles.</w:t>
       </w:r>
       <w:r>
         <w:t xml:space="preserve"> This burnt around 26,000 tokens and hit the step limit. This means that </w:t>
@@ -5787,13 +5533,8 @@
         <w:lastRenderedPageBreak/>
         <w:t xml:space="preserve">memory defect in my current history format </w:t>
       </w:r>
-      <w:proofErr w:type="gramStart"/>
-      <w:r>
-        <w:t>cant</w:t>
-      </w:r>
-      <w:proofErr w:type="gramEnd"/>
-      <w:r>
-        <w:t xml:space="preserve"> detect. To fix this, I need to track URL’s and not just actions. </w:t>
+      <w:r>
+        <w:t xml:space="preserve">cant detect. To fix this, I need to track URL’s and not just actions. </w:t>
       </w:r>
     </w:p>
     <w:p>
@@ -5822,15 +5563,7 @@
       </w:r>
       <w:proofErr w:type="spellEnd"/>
       <w:r>
-        <w:t xml:space="preserve"> need to raise the steps limit to fit a 32k token cap so the probe measures the unconstrained cost and not the </w:t>
-      </w:r>
-      <w:proofErr w:type="gramStart"/>
-      <w:r>
-        <w:t>12 step</w:t>
-      </w:r>
-      <w:proofErr w:type="gramEnd"/>
-      <w:r>
-        <w:t xml:space="preserve"> cost. </w:t>
+        <w:t xml:space="preserve"> need to raise the steps limit to fit a 32k token cap so the probe measures the unconstrained cost and not the 12 step cost. </w:t>
       </w:r>
     </w:p>
     <w:p>
@@ -5893,23 +5626,7 @@
       </w:r>
       <w:proofErr w:type="spellEnd"/>
       <w:r>
-        <w:t xml:space="preserve"> need </w:t>
-      </w:r>
-      <w:proofErr w:type="gramStart"/>
-      <w:r>
-        <w:t>print</w:t>
-      </w:r>
-      <w:proofErr w:type="gramEnd"/>
-      <w:r>
-        <w:t xml:space="preserve"> the URL each step so I can see whether the history </w:t>
-      </w:r>
-      <w:proofErr w:type="gramStart"/>
-      <w:r>
-        <w:t>actually contains</w:t>
-      </w:r>
-      <w:proofErr w:type="gramEnd"/>
-      <w:r>
-        <w:t xml:space="preserve"> distinguishable URLs or whether magneto is returning the same URL with different bids </w:t>
+        <w:t xml:space="preserve"> need print the URL each step so I can see whether the history actually contains distinguishable URLs or whether magneto is returning the same URL with different bids </w:t>
       </w:r>
       <w:r>
         <w:t>(in this case, the model is seeing the repetition and ignoring it)</w:t>
@@ -6021,13 +5738,8 @@
       </w:r>
     </w:p>
     <w:p>
-      <w:proofErr w:type="gramStart"/>
-      <w:r>
-        <w:t>So</w:t>
-      </w:r>
-      <w:proofErr w:type="gramEnd"/>
-      <w:r>
-        <w:t xml:space="preserve"> I added the guard patch, however I receive a consistent error message</w:t>
+      <w:r>
+        <w:t>So I added the guard patch, however I receive a consistent error message</w:t>
       </w:r>
       <w:r>
         <w:t xml:space="preserve"> for task 574</w:t>
@@ -6092,15 +5804,7 @@
       </w:r>
       <w:proofErr w:type="spellEnd"/>
       <w:r>
-        <w:t xml:space="preserve"> is a string it </w:t>
-      </w:r>
-      <w:proofErr w:type="gramStart"/>
-      <w:r>
-        <w:t>can .split</w:t>
-      </w:r>
-      <w:proofErr w:type="gramEnd"/>
-      <w:r>
-        <w:t xml:space="preserve">(" |OR| "), but task 574's config supplies a </w:t>
+        <w:t xml:space="preserve"> is a string it can .split(" |OR| "), but task 574's config supplies a </w:t>
       </w:r>
       <w:proofErr w:type="spellStart"/>
       <w:r>
@@ -6160,13 +5864,8 @@
       </w:r>
       <w:proofErr w:type="spellEnd"/>
       <w:r>
-        <w:t xml:space="preserve"> as a string ("111 Magnolia Path"), and 0 of 480 tasks use a dict. Yet at runtime the evaluator received a dict. Those can't both be true of the same </w:t>
-      </w:r>
-      <w:proofErr w:type="gramStart"/>
-      <w:r>
-        <w:t>file</w:t>
-      </w:r>
-      <w:proofErr w:type="gramEnd"/>
+        <w:t xml:space="preserve"> as a string ("111 Magnolia Path"), and 0 of 480 tasks use a dict. Yet at runtime the evaluator received a dict. Those can't both be true of the same file</w:t>
+      </w:r>
       <w:r>
         <w:t xml:space="preserve"> </w:t>
       </w:r>
@@ -6183,27 +5882,11 @@
       </w:r>
       <w:proofErr w:type="spellStart"/>
       <w:r>
-        <w:t>smoke_</w:t>
-      </w:r>
-      <w:proofErr w:type="gramStart"/>
-      <w:r>
-        <w:t>a.load</w:t>
-      </w:r>
-      <w:proofErr w:type="gramEnd"/>
-      <w:r>
-        <w:t>_</w:t>
-      </w:r>
-      <w:proofErr w:type="gramStart"/>
-      <w:r>
-        <w:t>configs</w:t>
-      </w:r>
-      <w:proofErr w:type="spellEnd"/>
-      <w:r>
-        <w:t>(</w:t>
-      </w:r>
-      <w:proofErr w:type="gramEnd"/>
-      <w:r>
-        <w:t>) reads.</w:t>
+        <w:t>smoke_a.load_configs</w:t>
+      </w:r>
+      <w:proofErr w:type="spellEnd"/>
+      <w:r>
+        <w:t>() reads.</w:t>
       </w:r>
     </w:p>
     <w:p>
@@ -6362,12 +6045,10 @@
         <w:t xml:space="preserve"> evaluator function since I </w:t>
       </w:r>
       <w:proofErr w:type="spellStart"/>
-      <w:proofErr w:type="gramStart"/>
       <w:r>
         <w:t>wont</w:t>
       </w:r>
       <w:proofErr w:type="spellEnd"/>
-      <w:proofErr w:type="gramEnd"/>
       <w:r>
         <w:t xml:space="preserve"> be needing that anymore</w:t>
       </w:r>
@@ -6560,15 +6241,7 @@
     <w:p>
       <w:r>
         <w:lastRenderedPageBreak/>
-        <w:t xml:space="preserve">The evaluator fix worked, so note to self: document this in my reproducibility readme as a </w:t>
-      </w:r>
-      <w:proofErr w:type="gramStart"/>
-      <w:r>
-        <w:t>one line</w:t>
-      </w:r>
-      <w:proofErr w:type="gramEnd"/>
-      <w:r>
-        <w:t xml:space="preserve"> fix to a known upstream format mismatch. </w:t>
+        <w:t xml:space="preserve">The evaluator fix worked, so note to self: document this in my reproducibility readme as a one line fix to a known upstream format mismatch. </w:t>
       </w:r>
       <w:r>
         <w:t xml:space="preserve">There is no more </w:t>
@@ -6579,15 +6252,7 @@
       </w:r>
       <w:proofErr w:type="spellEnd"/>
       <w:r>
-        <w:t xml:space="preserve">, the episode ran to </w:t>
-      </w:r>
-      <w:proofErr w:type="gramStart"/>
-      <w:r>
-        <w:t>completion</w:t>
-      </w:r>
-      <w:proofErr w:type="gramEnd"/>
-      <w:r>
-        <w:t xml:space="preserve"> and my stall guard works correctly at step 6. </w:t>
+        <w:t xml:space="preserve">, the episode ran to completion and my stall guard works correctly at step 6. </w:t>
       </w:r>
       <w:r>
         <w:t xml:space="preserve">However, another error is introduced, where the agent receives “previous action timed out – it may have succeeded. Check the current page before retrying”. This means the click is failing </w:t>
@@ -6600,21 +6265,8 @@
       </w:r>
     </w:p>
     <w:p>
-      <w:proofErr w:type="gramStart"/>
-      <w:r>
-        <w:t>So</w:t>
-      </w:r>
-      <w:proofErr w:type="gramEnd"/>
-      <w:r>
-        <w:t xml:space="preserve"> I need to </w:t>
-      </w:r>
-      <w:proofErr w:type="gramStart"/>
-      <w:r>
-        <w:t>actually distinguish</w:t>
-      </w:r>
-      <w:proofErr w:type="gramEnd"/>
-      <w:r>
-        <w:t xml:space="preserve"> between same action and same URL again. </w:t>
+      <w:r>
+        <w:t xml:space="preserve">So I need to actually distinguish between same action and same URL again. </w:t>
       </w:r>
     </w:p>
     <w:p>
@@ -7277,15 +6929,7 @@
         </w:numPr>
       </w:pPr>
       <w:r>
-        <w:t xml:space="preserve">What does a task </w:t>
-      </w:r>
-      <w:proofErr w:type="gramStart"/>
-      <w:r>
-        <w:t>actually cost</w:t>
-      </w:r>
-      <w:proofErr w:type="gramEnd"/>
-      <w:r>
-        <w:t xml:space="preserve"> when budget isn’t the binding constraint</w:t>
+        <w:t>What does a task actually cost when budget isn’t the binding constraint</w:t>
       </w:r>
     </w:p>
     <w:p>
@@ -7318,13 +6962,8 @@
       </w:r>
     </w:p>
     <w:p>
-      <w:proofErr w:type="gramStart"/>
-      <w:r>
-        <w:t>Also</w:t>
-      </w:r>
-      <w:proofErr w:type="gramEnd"/>
-      <w:r>
-        <w:t xml:space="preserve"> I renamed “smoke_a.py” to just “strategy_a.py” since I initially wanted the code to just test a few sites but due to the incompatibility with </w:t>
+      <w:r>
+        <w:t xml:space="preserve">Also I renamed “smoke_a.py” to just “strategy_a.py” since I initially wanted the code to just test a few sites but due to the incompatibility with </w:t>
       </w:r>
       <w:proofErr w:type="spellStart"/>
       <w:r>
@@ -7432,15 +7071,7 @@
         <w:t xml:space="preserve"> be cloning the </w:t>
       </w:r>
       <w:r>
-        <w:t xml:space="preserve">project onto the instance so all I </w:t>
-      </w:r>
-      <w:proofErr w:type="gramStart"/>
-      <w:r>
-        <w:t>have to</w:t>
-      </w:r>
-      <w:proofErr w:type="gramEnd"/>
-      <w:r>
-        <w:t xml:space="preserve"> do is pull it once I push the changes locally. </w:t>
+        <w:t xml:space="preserve">project onto the instance so all I have to do is pull it once I push the changes locally. </w:t>
       </w:r>
     </w:p>
     <w:p>
@@ -7495,15 +7126,7 @@
       </w:r>
       <w:proofErr w:type="spellEnd"/>
       <w:r>
-        <w:t xml:space="preserve">. I also stored that token into a credential </w:t>
-      </w:r>
-      <w:proofErr w:type="gramStart"/>
-      <w:r>
-        <w:t>helper</w:t>
-      </w:r>
-      <w:proofErr w:type="gramEnd"/>
-      <w:r>
-        <w:t xml:space="preserve"> so I don’t have to do it </w:t>
+        <w:t xml:space="preserve">. I also stored that token into a credential helper so I don’t have to do it </w:t>
       </w:r>
       <w:proofErr w:type="spellStart"/>
       <w:r>
@@ -7513,13 +7136,8 @@
       <w:r>
         <w:t xml:space="preserve">. </w:t>
       </w:r>
-      <w:proofErr w:type="gramStart"/>
-      <w:r>
-        <w:t>Also</w:t>
-      </w:r>
-      <w:proofErr w:type="gramEnd"/>
-      <w:r>
-        <w:t xml:space="preserve"> </w:t>
+      <w:r>
+        <w:t xml:space="preserve">Also </w:t>
       </w:r>
       <w:proofErr w:type="spellStart"/>
       <w:r>
@@ -7711,12 +7329,10 @@
         <w:t xml:space="preserve">revised the action providing </w:t>
       </w:r>
       <w:proofErr w:type="spellStart"/>
-      <w:proofErr w:type="gramStart"/>
       <w:r>
         <w:t>a</w:t>
       </w:r>
       <w:proofErr w:type="spellEnd"/>
-      <w:proofErr w:type="gramEnd"/>
       <w:r>
         <w:t xml:space="preserve"> alternative action and the strategy would have </w:t>
       </w:r>
@@ -7832,15 +7448,7 @@
     </w:p>
     <w:p>
       <w:r>
-        <w:t xml:space="preserve">This is just an ordering bug, easy to fix since I pass the field “plan” to the </w:t>
-      </w:r>
-      <w:proofErr w:type="gramStart"/>
-      <w:r>
-        <w:t>record(</w:t>
-      </w:r>
-      <w:proofErr w:type="gramEnd"/>
-      <w:r>
-        <w:t xml:space="preserve">) </w:t>
+        <w:t xml:space="preserve">This is just an ordering bug, easy to fix since I pass the field “plan” to the record() </w:t>
       </w:r>
       <w:proofErr w:type="spellStart"/>
       <w:r>
@@ -7869,15 +7477,7 @@
       </w:r>
       <w:proofErr w:type="spellEnd"/>
       <w:r>
-        <w:t xml:space="preserve"> for the </w:t>
-      </w:r>
-      <w:proofErr w:type="gramStart"/>
-      <w:r>
-        <w:t>200 task</w:t>
-      </w:r>
-      <w:proofErr w:type="gramEnd"/>
-      <w:r>
-        <w:t xml:space="preserve"> collection script. Next thing is to </w:t>
+        <w:t xml:space="preserve"> for the 200 task collection script. Next thing is to </w:t>
       </w:r>
       <w:r>
         <w:t>create the annotation script</w:t>
@@ -7948,106 +7548,96 @@
       </w:r>
       <w:proofErr w:type="spellEnd"/>
       <w:r>
+        <w:t xml:space="preserve"> both of them </w:t>
+      </w:r>
+      <w:proofErr w:type="spellStart"/>
+      <w:r>
+        <w:t>incase</w:t>
+      </w:r>
+      <w:proofErr w:type="spellEnd"/>
+      <w:r>
+        <w:t xml:space="preserve"> I SSH out the instance (</w:t>
+      </w:r>
+      <w:proofErr w:type="spellStart"/>
+      <w:r>
+        <w:t>tmux</w:t>
+      </w:r>
+      <w:proofErr w:type="spellEnd"/>
+      <w:r>
+        <w:t xml:space="preserve"> allows the scripts to continue running in the instance</w:t>
+      </w:r>
+      <w:r>
+        <w:t xml:space="preserve"> without me being </w:t>
+      </w:r>
+      <w:proofErr w:type="spellStart"/>
+      <w:r>
+        <w:t>ssh’d</w:t>
+      </w:r>
+      <w:proofErr w:type="spellEnd"/>
+      <w:r>
+        <w:t xml:space="preserve"> in)</w:t>
+      </w:r>
+      <w:r>
+        <w:t xml:space="preserve">. </w:t>
+      </w:r>
+    </w:p>
+    <w:p>
+      <w:r>
+        <w:t xml:space="preserve">Before running the batch script, I noticed a bug </w:t>
+      </w:r>
+      <w:r>
+        <w:t>where “</w:t>
+      </w:r>
+      <w:proofErr w:type="spellStart"/>
+      <w:r>
+        <w:t>random.shuffle</w:t>
+      </w:r>
+      <w:proofErr w:type="spellEnd"/>
+      <w:r>
+        <w:t>(</w:t>
+      </w:r>
+      <w:proofErr w:type="spellStart"/>
+      <w:r>
+        <w:t>todo</w:t>
+      </w:r>
+      <w:proofErr w:type="spellEnd"/>
+      <w:r>
+        <w:t>)” would break the script if I were to resume the script if there was a crash.</w:t>
+      </w:r>
+      <w:r>
+        <w:t xml:space="preserve"> AND </w:t>
+      </w:r>
+      <w:proofErr w:type="spellStart"/>
+      <w:r>
+        <w:t>AND</w:t>
+      </w:r>
+      <w:proofErr w:type="spellEnd"/>
+      <w:r>
         <w:t xml:space="preserve"> </w:t>
       </w:r>
-      <w:proofErr w:type="gramStart"/>
-      <w:r>
-        <w:t>both of them</w:t>
-      </w:r>
-      <w:proofErr w:type="gramEnd"/>
+      <w:proofErr w:type="spellStart"/>
+      <w:r>
+        <w:t>AND</w:t>
+      </w:r>
+      <w:proofErr w:type="spellEnd"/>
+      <w:r>
+        <w:t xml:space="preserve"> if shuffled order </w:t>
+      </w:r>
+      <w:r>
+        <w:t xml:space="preserve">runs it at 8k first (fails, address unchanged) then 16k (succeeds, address updated), and </w:t>
+      </w:r>
+      <w:r>
+        <w:t>I</w:t>
+      </w:r>
+      <w:r>
+        <w:t xml:space="preserve"> resume mid-run, subsequent budgets for the same task see an already-updated site.</w:t>
+      </w:r>
       <w:r>
         <w:t xml:space="preserve"> </w:t>
       </w:r>
-      <w:proofErr w:type="spellStart"/>
-      <w:r>
-        <w:t>incase</w:t>
-      </w:r>
-      <w:proofErr w:type="spellEnd"/>
-      <w:r>
-        <w:t xml:space="preserve"> I SSH out the instance (</w:t>
-      </w:r>
-      <w:proofErr w:type="spellStart"/>
-      <w:r>
-        <w:t>tmux</w:t>
-      </w:r>
-      <w:proofErr w:type="spellEnd"/>
-      <w:r>
-        <w:t xml:space="preserve"> allows the scripts to continue running in the instance</w:t>
-      </w:r>
-      <w:r>
-        <w:t xml:space="preserve"> without me being </w:t>
-      </w:r>
-      <w:proofErr w:type="spellStart"/>
-      <w:r>
-        <w:t>ssh’d</w:t>
-      </w:r>
-      <w:proofErr w:type="spellEnd"/>
-      <w:r>
-        <w:t xml:space="preserve"> in)</w:t>
-      </w:r>
-      <w:r>
-        <w:t xml:space="preserve">. </w:t>
-      </w:r>
-    </w:p>
-    <w:p>
-      <w:r>
-        <w:t xml:space="preserve">Before running the batch script, I noticed a bug </w:t>
-      </w:r>
-      <w:r>
-        <w:t>where “</w:t>
-      </w:r>
-      <w:proofErr w:type="spellStart"/>
-      <w:proofErr w:type="gramStart"/>
-      <w:r>
-        <w:t>random.shuffle</w:t>
-      </w:r>
-      <w:proofErr w:type="spellEnd"/>
-      <w:proofErr w:type="gramEnd"/>
-      <w:r>
-        <w:t>(</w:t>
-      </w:r>
-      <w:proofErr w:type="spellStart"/>
-      <w:r>
-        <w:t>todo</w:t>
-      </w:r>
-      <w:proofErr w:type="spellEnd"/>
-      <w:r>
-        <w:t>)” would break the script if I were to resume the script if there was a crash.</w:t>
-      </w:r>
-      <w:r>
-        <w:t xml:space="preserve"> AND </w:t>
-      </w:r>
-      <w:proofErr w:type="spellStart"/>
-      <w:r>
-        <w:t>AND</w:t>
-      </w:r>
-      <w:proofErr w:type="spellEnd"/>
       <w:r>
         <w:t xml:space="preserve"> </w:t>
       </w:r>
-      <w:proofErr w:type="spellStart"/>
-      <w:r>
-        <w:t>AND</w:t>
-      </w:r>
-      <w:proofErr w:type="spellEnd"/>
-      <w:r>
-        <w:t xml:space="preserve"> if shuffled order </w:t>
-      </w:r>
-      <w:r>
-        <w:t xml:space="preserve">runs it at 8k first (fails, address unchanged) then 16k (succeeds, address updated), and </w:t>
-      </w:r>
-      <w:r>
-        <w:t>I</w:t>
-      </w:r>
-      <w:r>
-        <w:t xml:space="preserve"> resume mid-run, subsequent budgets for the same task see an already-updated site.</w:t>
-      </w:r>
-      <w:r>
-        <w:t xml:space="preserve"> </w:t>
-      </w:r>
-      <w:r>
-        <w:t xml:space="preserve"> </w:t>
-      </w:r>
       <w:r>
         <w:t xml:space="preserve">Ill change it by grouping the site and task ID, shuffle </w:t>
       </w:r>
@@ -8057,15 +7647,7 @@
       </w:r>
       <w:proofErr w:type="spellEnd"/>
       <w:r>
-        <w:t xml:space="preserve"> within each group and then shuffle the group order. </w:t>
-      </w:r>
-      <w:proofErr w:type="gramStart"/>
-      <w:r>
-        <w:t>So</w:t>
-      </w:r>
-      <w:proofErr w:type="gramEnd"/>
-      <w:r>
-        <w:t xml:space="preserve"> this will keep a tasks budget </w:t>
+        <w:t xml:space="preserve"> within each group and then shuffle the group order. So this will keep a tasks budget </w:t>
       </w:r>
       <w:r>
         <w:t>conditions adjacent while still spreading order effects.</w:t>
@@ -8143,13 +7725,8 @@
         <w:t>(_</w:t>
       </w:r>
       <w:proofErr w:type="spellStart"/>
-      <w:proofErr w:type="gramStart"/>
-      <w:r>
-        <w:t>ou.generate</w:t>
-      </w:r>
-      <w:proofErr w:type="gramEnd"/>
-      <w:r>
-        <w:t>_from_openai_chat_completion</w:t>
+      <w:r>
+        <w:t>ou.generate_from_openai_chat_completion</w:t>
       </w:r>
       <w:proofErr w:type="spellEnd"/>
       <w:r>
@@ -8168,13 +7745,8 @@
         <w:t xml:space="preserve">from </w:t>
       </w:r>
       <w:proofErr w:type="spellStart"/>
-      <w:proofErr w:type="gramStart"/>
-      <w:r>
-        <w:t>llms.providers</w:t>
-      </w:r>
-      <w:proofErr w:type="gramEnd"/>
-      <w:r>
-        <w:t>.openai_utils</w:t>
+      <w:r>
+        <w:t>llms.providers.openai_utils</w:t>
       </w:r>
       <w:proofErr w:type="spellEnd"/>
       <w:r>
@@ -8189,15 +7761,7 @@
         <w:t xml:space="preserve">”. Which means my current patch </w:t>
       </w:r>
       <w:r>
-        <w:t xml:space="preserve">doesn’t </w:t>
-      </w:r>
-      <w:proofErr w:type="gramStart"/>
-      <w:r>
-        <w:t>actually touch</w:t>
-      </w:r>
-      <w:proofErr w:type="gramEnd"/>
-      <w:r>
-        <w:t xml:space="preserve"> that one. Pretty simple fix, </w:t>
+        <w:t xml:space="preserve">doesn’t actually touch that one. Pretty simple fix, </w:t>
       </w:r>
       <w:proofErr w:type="spellStart"/>
       <w:r>
@@ -8544,14 +8108,9 @@
       </w:r>
       <w:proofErr w:type="spellStart"/>
       <w:r>
-        <w:t>strategy_</w:t>
-      </w:r>
-      <w:proofErr w:type="gramStart"/>
-      <w:r>
-        <w:t>a.jsonl</w:t>
-      </w:r>
-      <w:proofErr w:type="spellEnd"/>
-      <w:proofErr w:type="gramEnd"/>
+        <w:t>strategy_a.jsonl</w:t>
+      </w:r>
+      <w:proofErr w:type="spellEnd"/>
       <w:r>
         <w:t>, of which 999 are valid episodes and 6 are error records requiring re-collection. The 201-task subset (67 per site, seed 42) was run across all five budget levels (2k/4k/8k/16k/32k),</w:t>
       </w:r>
@@ -9211,15 +8770,7 @@
         </w:drawing>
       </w:r>
       <w:r>
-        <w:t xml:space="preserve">These termination reasons </w:t>
-      </w:r>
-      <w:proofErr w:type="gramStart"/>
-      <w:r>
-        <w:t>take into account</w:t>
-      </w:r>
-      <w:proofErr w:type="gramEnd"/>
-      <w:r>
-        <w:t xml:space="preserve"> every failure in each budget for each task. For example, if 3 budgets</w:t>
+        <w:t>These termination reasons take into account every failure in each budget for each task. For example, if 3 budgets</w:t>
       </w:r>
       <w:r>
         <w:t xml:space="preserve"> (2k, 4k, 8k)</w:t>
@@ -9628,15 +9179,7 @@
       </w:r>
       <w:proofErr w:type="spellEnd"/>
       <w:r>
-        <w:t xml:space="preserve">) account for 66% of all episode endings. This confirms the budget is the binding constraint in </w:t>
-      </w:r>
-      <w:proofErr w:type="gramStart"/>
-      <w:r>
-        <w:t>the majority of</w:t>
-      </w:r>
-      <w:proofErr w:type="gramEnd"/>
-      <w:r>
-        <w:t xml:space="preserve"> episodes, which is the prerequisite for this study to be measuring budget effects rather than agent incompetence.</w:t>
+        <w:t>) account for 66% of all episode endings. This confirms the budget is the binding constraint in the majority of episodes, which is the prerequisite for this study to be measuring budget effects rather than agent incompetence.</w:t>
       </w:r>
     </w:p>
     <w:p>
@@ -10429,12 +9972,10 @@
         <w:t xml:space="preserve">, and </w:t>
       </w:r>
       <w:proofErr w:type="spellStart"/>
-      <w:proofErr w:type="gramStart"/>
       <w:r>
         <w:t>its</w:t>
       </w:r>
       <w:proofErr w:type="spellEnd"/>
-      <w:proofErr w:type="gramEnd"/>
       <w:r>
         <w:t xml:space="preserve"> obvious why…</w:t>
       </w:r>
@@ -10509,15 +10050,7 @@
         </w:drawing>
       </w:r>
       <w:r>
-        <w:t xml:space="preserve">This means I need to add another budget (64k), </w:t>
-      </w:r>
-      <w:proofErr w:type="gramStart"/>
-      <w:r>
-        <w:t>however</w:t>
-      </w:r>
-      <w:proofErr w:type="gramEnd"/>
-      <w:r>
-        <w:t xml:space="preserve"> to keep the tests consistent between A &amp; B, </w:t>
+        <w:t xml:space="preserve">This means I need to add another budget (64k), however to keep the tests consistent between A &amp; B, </w:t>
       </w:r>
       <w:proofErr w:type="spellStart"/>
       <w:r>
@@ -10578,15 +10111,7 @@
     </w:p>
     <w:p>
       <w:r>
-        <w:t xml:space="preserve">Furthermore, after examining how many times the critic is </w:t>
-      </w:r>
-      <w:proofErr w:type="gramStart"/>
-      <w:r>
-        <w:t>actually called</w:t>
-      </w:r>
-      <w:proofErr w:type="gramEnd"/>
-      <w:r>
-        <w:t xml:space="preserve"> its:</w:t>
+        <w:t>Furthermore, after examining how many times the critic is actually called its:</w:t>
       </w:r>
     </w:p>
     <w:tbl>
@@ -10744,15 +10269,7 @@
       </w:r>
       <w:proofErr w:type="spellEnd"/>
       <w:r>
-        <w:t xml:space="preserve"> and the proposed action is. </w:t>
-      </w:r>
-      <w:proofErr w:type="gramStart"/>
-      <w:r>
-        <w:t>So</w:t>
-      </w:r>
-      <w:proofErr w:type="gramEnd"/>
-      <w:r>
-        <w:t xml:space="preserve"> for example, since </w:t>
+        <w:t xml:space="preserve"> and the proposed action is. So for example, since </w:t>
       </w:r>
       <w:proofErr w:type="spellStart"/>
       <w:r>
@@ -10786,14 +10303,9 @@
       </w:r>
     </w:p>
     <w:p>
-      <w:proofErr w:type="gramStart"/>
       <w:r>
         <w:lastRenderedPageBreak/>
-        <w:t>So</w:t>
-      </w:r>
-      <w:proofErr w:type="gramEnd"/>
-      <w:r>
-        <w:t xml:space="preserve"> since strategy </w:t>
+        <w:t xml:space="preserve">So since strategy </w:t>
       </w:r>
       <w:r>
         <w:t>B</w:t>
@@ -10815,15 +10327,7 @@
       </w:r>
       <w:proofErr w:type="spellEnd"/>
       <w:r>
-        <w:t xml:space="preserve"> </w:t>
-      </w:r>
-      <w:proofErr w:type="gramStart"/>
-      <w:r>
-        <w:t>have to</w:t>
-      </w:r>
-      <w:proofErr w:type="gramEnd"/>
-      <w:r>
-        <w:t xml:space="preserve"> do this for strategy A as well. </w:t>
+        <w:t xml:space="preserve"> have to do this for strategy A as well. </w:t>
       </w:r>
       <w:r>
         <w:t xml:space="preserve">All I have to do is add it to the “BUDGETS” variable in “wa_env.py”. </w:t>
@@ -11175,15 +10679,7 @@
         <w:t xml:space="preserve"> Ive noticed that </w:t>
       </w:r>
       <w:r>
-        <w:t xml:space="preserve">task 460 compounds a 15% reduction even though the task was to reduce it once. </w:t>
-      </w:r>
-      <w:proofErr w:type="gramStart"/>
-      <w:r>
-        <w:t>So</w:t>
-      </w:r>
-      <w:proofErr w:type="gramEnd"/>
-      <w:r>
-        <w:t xml:space="preserve"> this needs to be identified in strategy B if it can be</w:t>
+        <w:t>task 460 compounds a 15% reduction even though the task was to reduce it once. So this needs to be identified in strategy B if it can be</w:t>
       </w:r>
       <w:r>
         <w:t xml:space="preserve"> without any hallucination</w:t>
@@ -11230,15 +10726,7 @@
       </w:r>
       <w:r>
         <w:lastRenderedPageBreak/>
-        <w:t xml:space="preserve">information retrieval, bulk action, delete, modify value, navigation, create or purchase tasks (or other if they do not fit in those </w:t>
-      </w:r>
-      <w:proofErr w:type="gramStart"/>
-      <w:r>
-        <w:t>sub categories</w:t>
-      </w:r>
-      <w:proofErr w:type="gramEnd"/>
-      <w:r>
-        <w:t>)</w:t>
+        <w:t>information retrieval, bulk action, delete, modify value, navigation, create or purchase tasks (or other if they do not fit in those sub categories)</w:t>
       </w:r>
       <w:r>
         <w:t>.</w:t>
@@ -11755,15 +11243,7 @@
           </w:tcPr>
           <w:p>
             <w:r>
-              <w:t xml:space="preserve">Navigation only </w:t>
-            </w:r>
-            <w:proofErr w:type="gramStart"/>
-            <w:r>
-              <w:t>stop</w:t>
-            </w:r>
-            <w:proofErr w:type="gramEnd"/>
-            <w:r>
-              <w:t xml:space="preserve"> rules</w:t>
+              <w:t>Navigation only stop rules</w:t>
             </w:r>
           </w:p>
         </w:tc>
@@ -12133,15 +11613,7 @@
           <w:p>
             <w:r>
               <w:lastRenderedPageBreak/>
-              <w:t xml:space="preserve">Multi-line text in single </w:t>
-            </w:r>
-            <w:proofErr w:type="gramStart"/>
-            <w:r>
-              <w:t>fill(</w:t>
-            </w:r>
-            <w:proofErr w:type="gramEnd"/>
-            <w:r>
-              <w:t>)</w:t>
+              <w:t>Multi-line text in single fill()</w:t>
             </w:r>
           </w:p>
         </w:tc>
@@ -12306,13 +11778,8 @@
           </w:tcPr>
           <w:p>
             <w:r>
-              <w:t xml:space="preserve">Required field check before </w:t>
-            </w:r>
-            <w:proofErr w:type="gramStart"/>
-            <w:r>
-              <w:t>submit</w:t>
-            </w:r>
-            <w:proofErr w:type="gramEnd"/>
+              <w:t>Required field check before submit</w:t>
+            </w:r>
           </w:p>
         </w:tc>
         <w:tc>
@@ -12355,15 +11822,7 @@
         <w:t>Oh and 1 more thing is splitting the training data for strategy C into categories</w:t>
       </w:r>
       <w:r>
-        <w:t xml:space="preserve"> to avoid contamination (i.e. if a task is modifying, creating, </w:t>
-      </w:r>
-      <w:proofErr w:type="gramStart"/>
-      <w:r>
-        <w:t>etc..</w:t>
-      </w:r>
-      <w:proofErr w:type="gramEnd"/>
-      <w:r>
-        <w:t xml:space="preserve"> and is completed by a budget, the other budgets may be seen as “successful” but that’s because it was already completed by the other budget)</w:t>
+        <w:t xml:space="preserve"> to avoid contamination (i.e. if a task is modifying, creating, etc.. and is completed by a budget, the other budgets may be seen as “successful” but that’s because it was already completed by the other budget)</w:t>
       </w:r>
       <w:r>
         <w:t>:</w:t>
@@ -12634,15 +12093,7 @@
       </w:r>
       <w:proofErr w:type="spellEnd"/>
       <w:r>
-        <w:t xml:space="preserve">('id') instead of </w:t>
-      </w:r>
-      <w:proofErr w:type="gramStart"/>
-      <w:r>
-        <w:t>press(</w:t>
-      </w:r>
-      <w:proofErr w:type="gramEnd"/>
-      <w:r>
-        <w:t>'id', 'Enter'), navigate('</w:t>
+        <w:t>('id') instead of press('id', 'Enter'), navigate('</w:t>
       </w:r>
       <w:proofErr w:type="spellStart"/>
       <w:r>
@@ -12674,15 +12125,7 @@
       </w:r>
       <w:proofErr w:type="spellEnd"/>
       <w:r>
-        <w:t xml:space="preserve">('id') instead of </w:t>
-      </w:r>
-      <w:proofErr w:type="gramStart"/>
-      <w:r>
-        <w:t>scroll(</w:t>
-      </w:r>
-      <w:proofErr w:type="gramEnd"/>
-      <w:r>
-        <w:t>0, 400). The model drew these from its training data rather than from the action vocabulary provided in the prompt.</w:t>
+        <w:t>('id') instead of scroll(0, 400). The model drew these from its training data rather than from the action vocabulary provided in the prompt.</w:t>
       </w:r>
     </w:p>
     <w:p>
@@ -12726,15 +12169,7 @@
       </w:r>
       <w:proofErr w:type="spellEnd"/>
       <w:r>
-        <w:t xml:space="preserve"> there is </w:t>
-      </w:r>
-      <w:proofErr w:type="gramStart"/>
-      <w:r>
-        <w:t>an</w:t>
-      </w:r>
-      <w:proofErr w:type="gramEnd"/>
-      <w:r>
-        <w:t xml:space="preserve"> hallucinated action, so C has a direct signal that something went wrong without needing to parse the action syntax itself. (</w:t>
+        <w:t xml:space="preserve"> there is an hallucinated action, so C has a direct signal that something went wrong without needing to parse the action syntax itself. (</w:t>
       </w:r>
       <w:proofErr w:type="spellStart"/>
       <w:r>
@@ -13305,15 +12740,7 @@
         <w:t xml:space="preserve"> accidently </w:t>
       </w:r>
       <w:r>
-        <w:t xml:space="preserve">used the variable “{{_ACTION_VOCAB}}” which basically takes the possible actions from strategy A and is called inside the instructions (all 3 agents have this). However, since they are inside double curly brackets, none of the agents can </w:t>
-      </w:r>
-      <w:proofErr w:type="gramStart"/>
-      <w:r>
-        <w:t>actually see</w:t>
-      </w:r>
-      <w:proofErr w:type="gramEnd"/>
-      <w:r>
-        <w:t xml:space="preserve"> </w:t>
+        <w:t xml:space="preserve">used the variable “{{_ACTION_VOCAB}}” which basically takes the possible actions from strategy A and is called inside the instructions (all 3 agents have this). However, since they are inside double curly brackets, none of the agents can actually see </w:t>
       </w:r>
       <w:r>
         <w:t xml:space="preserve">the possible actions… So basically, 40+ hours of wasted time and 3 agents </w:t>
@@ -13464,37 +12891,13 @@
         <w:t xml:space="preserve">I’ve completed the remove_errors.py file </w:t>
       </w:r>
       <w:r>
-        <w:t xml:space="preserve">where I can pass a few arguments (file directory, dry run, backup). The dry run argument doesn’t remove any errors, </w:t>
-      </w:r>
-      <w:proofErr w:type="gramStart"/>
-      <w:r>
-        <w:t>its</w:t>
-      </w:r>
-      <w:proofErr w:type="gramEnd"/>
-      <w:r>
-        <w:t xml:space="preserve"> more for confirming </w:t>
-      </w:r>
-      <w:r>
-        <w:t xml:space="preserve">the errors are not the </w:t>
-      </w:r>
-      <w:proofErr w:type="gramStart"/>
-      <w:r>
-        <w:t>agents</w:t>
-      </w:r>
-      <w:proofErr w:type="gramEnd"/>
-      <w:r>
-        <w:t xml:space="preserve"> errors but the environment itself. </w:t>
-      </w:r>
-      <w:r>
-        <w:t xml:space="preserve">Example of passing </w:t>
-      </w:r>
-      <w:proofErr w:type="gramStart"/>
-      <w:r>
-        <w:t>dry-run</w:t>
-      </w:r>
-      <w:proofErr w:type="gramEnd"/>
-      <w:r>
-        <w:t xml:space="preserve"> as the argument and the output for the full batch of Strategy A. </w:t>
+        <w:t xml:space="preserve">where I can pass a few arguments (file directory, dry run, backup). The dry run argument doesn’t remove any errors, its more for confirming </w:t>
+      </w:r>
+      <w:r>
+        <w:t xml:space="preserve">the errors are not the agents errors but the environment itself. </w:t>
+      </w:r>
+      <w:r>
+        <w:t xml:space="preserve">Example of passing dry-run as the argument and the output for the full batch of Strategy A. </w:t>
       </w:r>
     </w:p>
     <w:p>
@@ -13594,119 +12997,87 @@
       </w:r>
       <w:proofErr w:type="spellStart"/>
       <w:r>
-        <w:t>analysis_</w:t>
-      </w:r>
-      <w:proofErr w:type="gramStart"/>
-      <w:r>
-        <w:t>a</w:t>
-      </w:r>
-      <w:proofErr w:type="spellEnd"/>
-      <w:r>
-        <w:t xml:space="preserve"> and</w:t>
-      </w:r>
-      <w:proofErr w:type="gramEnd"/>
+        <w:t>analysis_a</w:t>
+      </w:r>
+      <w:proofErr w:type="spellEnd"/>
+      <w:r>
+        <w:t xml:space="preserve"> and </w:t>
+      </w:r>
+      <w:proofErr w:type="spellStart"/>
+      <w:r>
+        <w:t>analysis_b</w:t>
+      </w:r>
+      <w:proofErr w:type="spellEnd"/>
+      <w:r>
+        <w:t xml:space="preserve"> using already built functions from the previous analysis script. </w:t>
+      </w:r>
+    </w:p>
+    <w:p>
+      <w:r>
+        <w:t>I also fixed a small bug where I was calling the “shared” python script incorrectly with the incorrect directory name. I had the directory name called “analysis” but I renamed it to “</w:t>
+      </w:r>
+      <w:proofErr w:type="spellStart"/>
+      <w:r>
+        <w:t>batch_analysis</w:t>
+      </w:r>
+      <w:proofErr w:type="spellEnd"/>
+      <w:r>
+        <w:t>”, so when importing shared.py I did it through “</w:t>
+      </w:r>
+      <w:proofErr w:type="spellStart"/>
+      <w:r>
+        <w:t>analysis.shared</w:t>
+      </w:r>
+      <w:proofErr w:type="spellEnd"/>
+      <w:r>
+        <w:t>” and not “</w:t>
+      </w:r>
+      <w:proofErr w:type="spellStart"/>
+      <w:r>
+        <w:t>batch_analysis.shared</w:t>
+      </w:r>
+      <w:proofErr w:type="spellEnd"/>
+      <w:r>
+        <w:t>”.</w:t>
+      </w:r>
+    </w:p>
+    <w:p>
+      <w:r>
+        <w:t>I’ve noticed that some tasks were miscategorised as “delete” or “</w:t>
+      </w:r>
+      <w:proofErr w:type="spellStart"/>
+      <w:r>
+        <w:t>bulk_action</w:t>
+      </w:r>
+      <w:proofErr w:type="spellEnd"/>
+      <w:r>
+        <w:t>” or “navigation” tasks. I’ve made some changed to the extract_task_intent.py</w:t>
+      </w:r>
+      <w:r>
+        <w:t xml:space="preserve">. The previous “categorise()” function checks delete before navigation, so “Show me products </w:t>
+      </w:r>
+      <w:r>
+        <w:t xml:space="preserve">under $46.99 in makeup remover” matched “remove” inside “remover” and gets filed as a deletion task. Basically the substring matches on the wrong word. </w:t>
+      </w:r>
+    </w:p>
+    <w:p>
+      <w:r>
+        <w:t xml:space="preserve">I’ve also finished another script in task analysis to generate plots and save them within the </w:t>
+      </w:r>
+      <w:r>
+        <w:t>diagram’s</w:t>
+      </w:r>
+      <w:r>
+        <w:t xml:space="preserve"> directory. Plots </w:t>
+      </w:r>
+      <w:r>
+        <w:t>include</w:t>
+      </w:r>
       <w:r>
         <w:t xml:space="preserve"> </w:t>
       </w:r>
       <w:proofErr w:type="spellStart"/>
       <w:r>
-        <w:t>analysis_b</w:t>
-      </w:r>
-      <w:proofErr w:type="spellEnd"/>
-      <w:r>
-        <w:t xml:space="preserve"> using already built functions from the previous analysis script. </w:t>
-      </w:r>
-    </w:p>
-    <w:p>
-      <w:r>
-        <w:t>I also fixed a small bug where I was calling the “shared” python script incorrectly with the incorrect directory name. I had the directory name called “analysis</w:t>
-      </w:r>
-      <w:proofErr w:type="gramStart"/>
-      <w:r>
-        <w:t>”</w:t>
-      </w:r>
-      <w:proofErr w:type="gramEnd"/>
-      <w:r>
-        <w:t xml:space="preserve"> but I renamed it to “</w:t>
-      </w:r>
-      <w:proofErr w:type="spellStart"/>
-      <w:r>
-        <w:t>batch_analysis</w:t>
-      </w:r>
-      <w:proofErr w:type="spellEnd"/>
-      <w:r>
-        <w:t>”, so when importing shared.py I did it through “</w:t>
-      </w:r>
-      <w:proofErr w:type="spellStart"/>
-      <w:r>
-        <w:t>analysis.shared</w:t>
-      </w:r>
-      <w:proofErr w:type="spellEnd"/>
-      <w:r>
-        <w:t>” and not “</w:t>
-      </w:r>
-      <w:proofErr w:type="spellStart"/>
-      <w:r>
-        <w:t>batch_analysis.shared</w:t>
-      </w:r>
-      <w:proofErr w:type="spellEnd"/>
-      <w:r>
-        <w:t>”.</w:t>
-      </w:r>
-    </w:p>
-    <w:p>
-      <w:r>
-        <w:t>I’ve noticed that some tasks were miscategorised as “delete” or “</w:t>
-      </w:r>
-      <w:proofErr w:type="spellStart"/>
-      <w:r>
-        <w:t>bulk_action</w:t>
-      </w:r>
-      <w:proofErr w:type="spellEnd"/>
-      <w:r>
-        <w:t>” or “navigation” tasks. I’ve made some changed to the extract_task_intent.py</w:t>
-      </w:r>
-      <w:r>
-        <w:t>. The previous “</w:t>
-      </w:r>
-      <w:proofErr w:type="gramStart"/>
-      <w:r>
-        <w:t>categorise(</w:t>
-      </w:r>
-      <w:proofErr w:type="gramEnd"/>
-      <w:r>
-        <w:t xml:space="preserve">)” function checks delete before navigation, so “Show me products </w:t>
-      </w:r>
-      <w:r>
-        <w:t xml:space="preserve">under $46.99 in makeup remover” matched “remove” inside “remover” and gets filed as a deletion task. </w:t>
-      </w:r>
-      <w:proofErr w:type="gramStart"/>
-      <w:r>
-        <w:t>Basically</w:t>
-      </w:r>
-      <w:proofErr w:type="gramEnd"/>
-      <w:r>
-        <w:t xml:space="preserve"> the substring matches on the wrong word. </w:t>
-      </w:r>
-    </w:p>
-    <w:p>
-      <w:r>
-        <w:t xml:space="preserve">I’ve also finished another script in task analysis to generate plots and save them within the </w:t>
-      </w:r>
-      <w:r>
-        <w:t>diagram’s</w:t>
-      </w:r>
-      <w:r>
-        <w:t xml:space="preserve"> directory. Plots </w:t>
-      </w:r>
-      <w:r>
-        <w:t>include</w:t>
-      </w:r>
-      <w:r>
-        <w:t xml:space="preserve"> </w:t>
-      </w:r>
-      <w:proofErr w:type="spellStart"/>
-      <w:r>
         <w:t>task_categories_by_site</w:t>
       </w:r>
       <w:proofErr w:type="spellEnd"/>
@@ -13787,14 +13158,9 @@
       </w:r>
       <w:proofErr w:type="spellStart"/>
       <w:r>
-        <w:t>task_</w:t>
-      </w:r>
-      <w:proofErr w:type="gramStart"/>
-      <w:r>
-        <w:t>intents.jsonl</w:t>
-      </w:r>
-      <w:proofErr w:type="spellEnd"/>
-      <w:proofErr w:type="gramEnd"/>
+        <w:t>task_intents.jsonl</w:t>
+      </w:r>
+      <w:proofErr w:type="spellEnd"/>
       <w:r>
         <w:t xml:space="preserve"> (or extract_task_intents.py) uses regular expressions with word boundaries to </w:t>
       </w:r>
@@ -14065,14 +13431,9 @@
       </w:r>
       <w:proofErr w:type="spellStart"/>
       <w:r>
-        <w:t>task_</w:t>
-      </w:r>
-      <w:proofErr w:type="gramStart"/>
-      <w:r>
-        <w:t>intent.json</w:t>
-      </w:r>
-      <w:proofErr w:type="spellEnd"/>
-      <w:proofErr w:type="gramEnd"/>
+        <w:t>task_intent.json</w:t>
+      </w:r>
+      <w:proofErr w:type="spellEnd"/>
       <w:r>
         <w:t>, both A &amp; B episodes and my own hand labelled tasks</w:t>
       </w:r>
@@ -14166,19 +13527,7 @@
     <w:p/>
     <w:p>
       <w:r>
-        <w:t xml:space="preserve">python annotate_tasks.py --n </w:t>
-      </w:r>
-      <w:proofErr w:type="gramStart"/>
-      <w:r>
-        <w:t>999  --</w:t>
-      </w:r>
-      <w:proofErr w:type="gramEnd"/>
-      <w:r>
-        <w:t xml:space="preserve">intents </w:t>
-      </w:r>
-      <w:proofErr w:type="gramStart"/>
-      <w:r>
-        <w:t>.../</w:t>
+        <w:t>python annotate_tasks.py --n 999  --intents .../</w:t>
       </w:r>
       <w:proofErr w:type="spellStart"/>
       <w:r>
@@ -14186,11 +13535,7 @@
       </w:r>
       <w:proofErr w:type="spellEnd"/>
       <w:r>
-        <w:t xml:space="preserve">  --</w:t>
-      </w:r>
-      <w:proofErr w:type="gramEnd"/>
-      <w:r>
-        <w:t>episodes .../</w:t>
+        <w:t xml:space="preserve">  --episodes .../</w:t>
       </w:r>
       <w:proofErr w:type="spellStart"/>
       <w:r>
@@ -14198,15 +13543,7 @@
       </w:r>
       <w:proofErr w:type="spellEnd"/>
       <w:r>
-        <w:t xml:space="preserve"> \ --gold-labels </w:t>
-      </w:r>
-      <w:proofErr w:type="gramStart"/>
-      <w:r>
-        <w:t>.../run2/gold_set_50.jsonl  --</w:t>
-      </w:r>
-      <w:proofErr w:type="gramEnd"/>
-      <w:r>
-        <w:t>out .../run2/tasks_annotated_run2.jsonl</w:t>
+        <w:t xml:space="preserve"> \ --gold-labels .../run2/gold_set_50.jsonl  --out .../run2/tasks_annotated_run2.jsonl</w:t>
       </w:r>
       <w:r>
         <w:t xml:space="preserve"> </w:t>
@@ -14255,23 +13592,7 @@
     </w:p>
     <w:p>
       <w:r>
-        <w:t xml:space="preserve">python annotate_tasks.py --apply-gold </w:t>
-      </w:r>
-      <w:proofErr w:type="gramStart"/>
-      <w:r>
-        <w:t>.../tasks_annotated_run2.jsonl  --</w:t>
-      </w:r>
-      <w:proofErr w:type="gramEnd"/>
-      <w:r>
-        <w:t xml:space="preserve">gold-labels </w:t>
-      </w:r>
-      <w:proofErr w:type="gramStart"/>
-      <w:r>
-        <w:t>.../gold_set_50.jsonl  --</w:t>
-      </w:r>
-      <w:proofErr w:type="gramEnd"/>
-      <w:r>
-        <w:t>out ../../data/</w:t>
+        <w:t>python annotate_tasks.py --apply-gold .../tasks_annotated_run2.jsonl  --gold-labels .../gold_set_50.jsonl  --out ../../data/</w:t>
       </w:r>
       <w:r>
         <w:t>processed/final_annotation_difficulty_tiers</w:t>
@@ -14296,14 +13617,9 @@
       </w:r>
       <w:proofErr w:type="spellStart"/>
       <w:r>
-        <w:t>task_</w:t>
-      </w:r>
-      <w:proofErr w:type="gramStart"/>
-      <w:r>
-        <w:t>metadata.jsonl</w:t>
-      </w:r>
-      <w:proofErr w:type="spellEnd"/>
-      <w:proofErr w:type="gramEnd"/>
+        <w:t>task_metadata.jsonl</w:t>
+      </w:r>
+      <w:proofErr w:type="spellEnd"/>
       <w:r>
         <w:t xml:space="preserve"> which will be the input for cl</w:t>
       </w:r>
@@ -14673,15 +13989,7 @@
     </w:p>
     <w:p>
       <w:r>
-        <w:t xml:space="preserve">Ran a 2-task test before committing to the </w:t>
-      </w:r>
-      <w:proofErr w:type="gramStart"/>
-      <w:r>
-        <w:t>475 call</w:t>
-      </w:r>
-      <w:proofErr w:type="gramEnd"/>
-      <w:r>
-        <w:t xml:space="preserve"> annotation run, and both tasks came back with </w:t>
+        <w:t xml:space="preserve">Ran a 2-task test before committing to the 475 call annotation run, and both tasks came back with </w:t>
       </w:r>
       <w:proofErr w:type="spellStart"/>
       <w:r>
@@ -14699,14 +14007,9 @@
       </w:r>
       <w:proofErr w:type="spellStart"/>
       <w:r>
-        <w:t>task_</w:t>
-      </w:r>
-      <w:proofErr w:type="gramStart"/>
-      <w:r>
-        <w:t>intent.jsonl</w:t>
-      </w:r>
-      <w:proofErr w:type="spellEnd"/>
-      <w:proofErr w:type="gramEnd"/>
+        <w:t>task_intent.jsonl</w:t>
+      </w:r>
+      <w:proofErr w:type="spellEnd"/>
       <w:r>
         <w:t xml:space="preserve">” file which is the input for annotating tasks with an LLM (from </w:t>
       </w:r>
@@ -14725,15 +14028,7 @@
         <w:t xml:space="preserve">Then on “extract_task_intent.py” it basically </w:t>
       </w:r>
       <w:r>
-        <w:t xml:space="preserve">deduplicates by template when it builds the "sites" block: each category lists count (the true number of tasks) but only one representative task per distinct template under tasks. </w:t>
-      </w:r>
-      <w:proofErr w:type="gramStart"/>
-      <w:r>
-        <w:t>So</w:t>
-      </w:r>
-      <w:proofErr w:type="gramEnd"/>
-      <w:r>
-        <w:t xml:space="preserve"> </w:t>
+        <w:t xml:space="preserve">deduplicates by template when it builds the "sites" block: each category lists count (the true number of tasks) but only one representative task per distinct template under tasks. So </w:t>
       </w:r>
       <w:proofErr w:type="spellStart"/>
       <w:r>
@@ -14749,28 +14044,12 @@
       </w:r>
       <w:proofErr w:type="spellEnd"/>
       <w:r>
-        <w:t xml:space="preserve"> 1, and lists a single task (772) as the other 5 are the same "Delete all pending negative reviews for X" template with a different product. Summed across the file the count fields come to </w:t>
-      </w:r>
-      <w:proofErr w:type="gramStart"/>
-      <w:r>
-        <w:t>475</w:t>
-      </w:r>
-      <w:proofErr w:type="gramEnd"/>
-      <w:r>
-        <w:t xml:space="preserve"> but the tasks arrays come to 145. That's exactly what the annotator was reading.</w:t>
-      </w:r>
-    </w:p>
-    <w:p>
-      <w:r>
-        <w:t xml:space="preserve">Which is why on the </w:t>
-      </w:r>
-      <w:proofErr w:type="gramStart"/>
-      <w:r>
-        <w:t>2 task</w:t>
-      </w:r>
-      <w:proofErr w:type="gramEnd"/>
-      <w:r>
-        <w:t xml:space="preserve"> test (for task 722) it failed</w:t>
+        <w:t xml:space="preserve"> 1, and lists a single task (772) as the other 5 are the same "Delete all pending negative reviews for X" template with a different product. Summed across the file the count fields come to 475 but the tasks arrays come to 145. That's exactly what the annotator was reading.</w:t>
+      </w:r>
+    </w:p>
+    <w:p>
+      <w:r>
+        <w:t>Which is why on the 2 task test (for task 722) it failed</w:t>
       </w:r>
       <w:r>
         <w:t xml:space="preserve">, </w:t>
@@ -14801,27 +14080,11 @@
       </w:r>
       <w:proofErr w:type="spellStart"/>
       <w:r>
-        <w:t>load_</w:t>
-      </w:r>
-      <w:proofErr w:type="gramStart"/>
-      <w:r>
-        <w:t>categories</w:t>
-      </w:r>
-      <w:proofErr w:type="spellEnd"/>
-      <w:r>
-        <w:t>(</w:t>
-      </w:r>
-      <w:proofErr w:type="gramEnd"/>
-      <w:r>
-        <w:t xml:space="preserve">) in annotator.py now reads that block and prints a warning if </w:t>
-      </w:r>
-      <w:proofErr w:type="gramStart"/>
-      <w:r>
-        <w:t>its</w:t>
-      </w:r>
-      <w:proofErr w:type="gramEnd"/>
-      <w:r>
-        <w:t xml:space="preserve"> missing</w:t>
+        <w:t>load_categories</w:t>
+      </w:r>
+      <w:proofErr w:type="spellEnd"/>
+      <w:r>
+        <w:t>() in annotator.py now reads that block and prints a warning if its missing</w:t>
       </w:r>
       <w:r>
         <w:t xml:space="preserve"> as well. </w:t>
@@ -14922,15 +14185,7 @@
     </w:p>
     <w:p>
       <w:r>
-        <w:t xml:space="preserve">Of my 50 labels, 20 went into the annotator's prompt as calibration examples and 30 were held back so it never saw them. Agreement on the 20 it was shown came out at 0.87, agreement on the 30 it </w:t>
-      </w:r>
-      <w:proofErr w:type="gramStart"/>
-      <w:r>
-        <w:t>wasn't came</w:t>
-      </w:r>
-      <w:proofErr w:type="gramEnd"/>
-      <w:r>
-        <w:t xml:space="preserve"> out at 0.63. That gap is the whole justification for holding some back, if </w:t>
+        <w:t xml:space="preserve">Of my 50 labels, 20 went into the annotator's prompt as calibration examples and 30 were held back so it never saw them. Agreement on the 20 it was shown came out at 0.87, agreement on the 30 it wasn't came out at 0.63. That gap is the whole justification for holding some back, if </w:t>
       </w:r>
       <w:proofErr w:type="spellStart"/>
       <w:r>
@@ -14985,23 +14240,13 @@
     </w:p>
     <w:p>
       <w:r>
-        <w:t>"</w:t>
-      </w:r>
-      <w:proofErr w:type="gramStart"/>
-      <w:r>
-        <w:t>pages</w:t>
-      </w:r>
-      <w:proofErr w:type="gramEnd"/>
-      <w:r>
-        <w:t xml:space="preserve"> to traverse" is the weakest dimension at 0.43, which is expected since </w:t>
-      </w:r>
-      <w:proofErr w:type="spellStart"/>
-      <w:proofErr w:type="gramStart"/>
+        <w:t xml:space="preserve">"pages to traverse" is the weakest dimension at 0.43, which is expected since </w:t>
+      </w:r>
+      <w:proofErr w:type="spellStart"/>
       <w:r>
         <w:t>its</w:t>
       </w:r>
       <w:proofErr w:type="spellEnd"/>
-      <w:proofErr w:type="gramEnd"/>
       <w:r>
         <w:t xml:space="preserve"> the hardest thing to judge from task text alone. </w:t>
       </w:r>
@@ -15022,19 +14267,25 @@
         <w:t xml:space="preserve"> feeding strategy A's observed navigation cost to the annotator, and </w:t>
       </w:r>
       <w:proofErr w:type="spellStart"/>
-      <w:proofErr w:type="gramStart"/>
       <w:r>
         <w:t>its</w:t>
       </w:r>
       <w:proofErr w:type="spellEnd"/>
-      <w:proofErr w:type="gramEnd"/>
       <w:r>
         <w:t xml:space="preserve"> still the weak point.</w:t>
       </w:r>
     </w:p>
     <w:p>
       <w:r>
-        <w:t xml:space="preserve">Now ill be running </w:t>
+        <w:t xml:space="preserve">Now </w:t>
+      </w:r>
+      <w:proofErr w:type="spellStart"/>
+      <w:r>
+        <w:t>ill</w:t>
+      </w:r>
+      <w:proofErr w:type="spellEnd"/>
+      <w:r>
+        <w:t xml:space="preserve"> be running </w:t>
       </w:r>
       <w:r>
         <w:t>annotate_tasks.py</w:t>
@@ -15070,13 +14321,8 @@
     </w:p>
     <w:p>
       <w:r>
-        <w:t xml:space="preserve">--apply-gold takes the LLM annotators output for all 475 tasks and overwrites the 50 gold tasks with my own hand labels, since my labels are better than the </w:t>
-      </w:r>
-      <w:proofErr w:type="gramStart"/>
-      <w:r>
-        <w:t>models by definition</w:t>
-      </w:r>
-      <w:proofErr w:type="gramEnd"/>
+        <w:t>--apply-gold takes the LLM annotators output for all 475 tasks and overwrites the 50 gold tasks with my own hand labels, since my labels are better than the models by definition</w:t>
+      </w:r>
       <w:r>
         <w:t xml:space="preserve">. </w:t>
       </w:r>
@@ -15109,14 +14355,9 @@
       </w:r>
       <w:proofErr w:type="spellStart"/>
       <w:r>
-        <w:t>task_</w:t>
-      </w:r>
-      <w:proofErr w:type="gramStart"/>
-      <w:r>
-        <w:t>metadata.jsonl</w:t>
-      </w:r>
-      <w:proofErr w:type="spellEnd"/>
-      <w:proofErr w:type="gramEnd"/>
+        <w:t>task_metadata.jsonl</w:t>
+      </w:r>
+      <w:proofErr w:type="spellEnd"/>
       <w:r>
         <w:t xml:space="preserve"> in the </w:t>
       </w:r>
@@ -15127,10 +14368,231 @@
       <w:proofErr w:type="spellEnd"/>
       <w:r>
         <w:t xml:space="preserve"> directory.</w:t>
+      </w:r>
+    </w:p>
+    <w:p>
+      <w:r>
+        <w:t xml:space="preserve">I’ve made a script called “tier_diagrams.py” in the </w:t>
+      </w:r>
+      <w:proofErr w:type="spellStart"/>
+      <w:r>
+        <w:t>task_annotation</w:t>
+      </w:r>
+      <w:proofErr w:type="spellEnd"/>
+      <w:r>
+        <w:t xml:space="preserve"> directory which reads </w:t>
+      </w:r>
+      <w:proofErr w:type="spellStart"/>
+      <w:r>
+        <w:t>task_metadata.jsonl</w:t>
+      </w:r>
+      <w:proofErr w:type="spellEnd"/>
+      <w:r>
+        <w:t xml:space="preserve"> and writes the difficulty figures out to the processed directory.</w:t>
+      </w:r>
+      <w:r>
+        <w:t xml:space="preserve"> </w:t>
+      </w:r>
+      <w:r>
+        <w:t>I mainly look at the tier distribution of difficulty, tier by site &amp; tier by category.</w:t>
+      </w:r>
+    </w:p>
+    <w:p>
+      <w:r>
+        <w:drawing>
+          <wp:anchor distT="0" distB="0" distL="114300" distR="114300" simplePos="0" relativeHeight="251669504" behindDoc="1" locked="0" layoutInCell="1" allowOverlap="1" wp14:anchorId="5BD65736" wp14:editId="15C3E5D3">
+            <wp:simplePos x="0" y="0"/>
+            <wp:positionH relativeFrom="margin">
+              <wp:posOffset>-771525</wp:posOffset>
+            </wp:positionH>
+            <wp:positionV relativeFrom="paragraph">
+              <wp:posOffset>93345</wp:posOffset>
+            </wp:positionV>
+            <wp:extent cx="2914650" cy="1228725"/>
+            <wp:effectExtent l="0" t="0" r="0" b="9525"/>
+            <wp:wrapTight wrapText="bothSides">
+              <wp:wrapPolygon edited="0">
+                <wp:start x="0" y="0"/>
+                <wp:lineTo x="0" y="21433"/>
+                <wp:lineTo x="21459" y="21433"/>
+                <wp:lineTo x="21459" y="0"/>
+                <wp:lineTo x="0" y="0"/>
+              </wp:wrapPolygon>
+            </wp:wrapTight>
+            <wp:docPr id="490248018" name="Picture 1"/>
+            <wp:cNvGraphicFramePr>
+              <a:graphicFrameLocks xmlns:a="http://schemas.openxmlformats.org/drawingml/2006/main" noChangeAspect="1"/>
+            </wp:cNvGraphicFramePr>
+            <a:graphic xmlns:a="http://schemas.openxmlformats.org/drawingml/2006/main">
+              <a:graphicData uri="http://schemas.openxmlformats.org/drawingml/2006/picture">
+                <pic:pic xmlns:pic="http://schemas.openxmlformats.org/drawingml/2006/picture">
+                  <pic:nvPicPr>
+                    <pic:cNvPr id="490248018" name=""/>
+                    <pic:cNvPicPr/>
+                  </pic:nvPicPr>
+                  <pic:blipFill>
+                    <a:blip r:embed="rId77" cstate="print">
+                      <a:extLst>
+                        <a:ext uri="{28A0092B-C50C-407E-A947-70E740481C1C}">
+                          <a14:useLocalDpi xmlns:a14="http://schemas.microsoft.com/office/drawing/2010/main" val="0"/>
+                        </a:ext>
+                      </a:extLst>
+                    </a:blip>
+                    <a:stretch>
+                      <a:fillRect/>
+                    </a:stretch>
+                  </pic:blipFill>
+                  <pic:spPr>
+                    <a:xfrm>
+                      <a:off x="0" y="0"/>
+                      <a:ext cx="2914650" cy="1228725"/>
+                    </a:xfrm>
+                    <a:prstGeom prst="rect">
+                      <a:avLst/>
+                    </a:prstGeom>
+                  </pic:spPr>
+                </pic:pic>
+              </a:graphicData>
+            </a:graphic>
+            <wp14:sizeRelH relativeFrom="page">
+              <wp14:pctWidth>0</wp14:pctWidth>
+            </wp14:sizeRelH>
+            <wp14:sizeRelV relativeFrom="page">
+              <wp14:pctHeight>0</wp14:pctHeight>
+            </wp14:sizeRelV>
+          </wp:anchor>
+        </w:drawing>
+      </w:r>
+      <w:r>
+        <w:t>The overall split is here. Compared to run1 which was 64% medium</w:t>
+      </w:r>
+      <w:r>
+        <w:t xml:space="preserve">, this is far more usable spread. The tiers now actually discriminate instead of everything piling into the middle band. </w:t>
       </w:r>
     </w:p>
     <w:p/>
     <w:p/>
+    <w:p>
+      <w:r>
+        <w:drawing>
+          <wp:anchor distT="0" distB="0" distL="114300" distR="114300" simplePos="0" relativeHeight="251670528" behindDoc="1" locked="0" layoutInCell="1" allowOverlap="1" wp14:anchorId="5E206F40" wp14:editId="6D23E98E">
+            <wp:simplePos x="0" y="0"/>
+            <wp:positionH relativeFrom="column">
+              <wp:posOffset>2867025</wp:posOffset>
+            </wp:positionH>
+            <wp:positionV relativeFrom="paragraph">
+              <wp:posOffset>10160</wp:posOffset>
+            </wp:positionV>
+            <wp:extent cx="3371850" cy="1476375"/>
+            <wp:effectExtent l="0" t="0" r="0" b="9525"/>
+            <wp:wrapTight wrapText="bothSides">
+              <wp:wrapPolygon edited="0">
+                <wp:start x="0" y="0"/>
+                <wp:lineTo x="0" y="21461"/>
+                <wp:lineTo x="21478" y="21461"/>
+                <wp:lineTo x="21478" y="0"/>
+                <wp:lineTo x="0" y="0"/>
+              </wp:wrapPolygon>
+            </wp:wrapTight>
+            <wp:docPr id="14232930" name="Picture 1"/>
+            <wp:cNvGraphicFramePr>
+              <a:graphicFrameLocks xmlns:a="http://schemas.openxmlformats.org/drawingml/2006/main" noChangeAspect="1"/>
+            </wp:cNvGraphicFramePr>
+            <a:graphic xmlns:a="http://schemas.openxmlformats.org/drawingml/2006/main">
+              <a:graphicData uri="http://schemas.openxmlformats.org/drawingml/2006/picture">
+                <pic:pic xmlns:pic="http://schemas.openxmlformats.org/drawingml/2006/picture">
+                  <pic:nvPicPr>
+                    <pic:cNvPr id="14232930" name=""/>
+                    <pic:cNvPicPr/>
+                  </pic:nvPicPr>
+                  <pic:blipFill>
+                    <a:blip r:embed="rId78" cstate="print">
+                      <a:extLst>
+                        <a:ext uri="{28A0092B-C50C-407E-A947-70E740481C1C}">
+                          <a14:useLocalDpi xmlns:a14="http://schemas.microsoft.com/office/drawing/2010/main" val="0"/>
+                        </a:ext>
+                      </a:extLst>
+                    </a:blip>
+                    <a:stretch>
+                      <a:fillRect/>
+                    </a:stretch>
+                  </pic:blipFill>
+                  <pic:spPr>
+                    <a:xfrm>
+                      <a:off x="0" y="0"/>
+                      <a:ext cx="3371850" cy="1476375"/>
+                    </a:xfrm>
+                    <a:prstGeom prst="rect">
+                      <a:avLst/>
+                    </a:prstGeom>
+                  </pic:spPr>
+                </pic:pic>
+              </a:graphicData>
+            </a:graphic>
+            <wp14:sizeRelH relativeFrom="page">
+              <wp14:pctWidth>0</wp14:pctWidth>
+            </wp14:sizeRelH>
+            <wp14:sizeRelV relativeFrom="page">
+              <wp14:pctHeight>0</wp14:pctHeight>
+            </wp14:sizeRelV>
+          </wp:anchor>
+        </w:drawing>
+      </w:r>
+      <w:r>
+        <w:t xml:space="preserve">Difficulty is spread evenly across the 3 sites, roughly a third easy, and just over half everywhere, with Reddit slightly more polarised. </w:t>
+      </w:r>
+    </w:p>
+    <w:p/>
+    <w:p/>
+    <w:p/>
+    <w:p>
+      <w:r>
+        <w:lastRenderedPageBreak/>
+        <w:drawing>
+          <wp:inline distT="0" distB="0" distL="0" distR="0" wp14:anchorId="2052B9E0" wp14:editId="5EC12E69">
+            <wp:extent cx="5731510" cy="4295140"/>
+            <wp:effectExtent l="0" t="0" r="2540" b="0"/>
+            <wp:docPr id="174195786" name="Picture 1"/>
+            <wp:cNvGraphicFramePr>
+              <a:graphicFrameLocks xmlns:a="http://schemas.openxmlformats.org/drawingml/2006/main" noChangeAspect="1"/>
+            </wp:cNvGraphicFramePr>
+            <a:graphic xmlns:a="http://schemas.openxmlformats.org/drawingml/2006/main">
+              <a:graphicData uri="http://schemas.openxmlformats.org/drawingml/2006/picture">
+                <pic:pic xmlns:pic="http://schemas.openxmlformats.org/drawingml/2006/picture">
+                  <pic:nvPicPr>
+                    <pic:cNvPr id="174195786" name=""/>
+                    <pic:cNvPicPr/>
+                  </pic:nvPicPr>
+                  <pic:blipFill>
+                    <a:blip r:embed="rId79"/>
+                    <a:stretch>
+                      <a:fillRect/>
+                    </a:stretch>
+                  </pic:blipFill>
+                  <pic:spPr>
+                    <a:xfrm>
+                      <a:off x="0" y="0"/>
+                      <a:ext cx="5731510" cy="4295140"/>
+                    </a:xfrm>
+                    <a:prstGeom prst="rect">
+                      <a:avLst/>
+                    </a:prstGeom>
+                  </pic:spPr>
+                </pic:pic>
+              </a:graphicData>
+            </a:graphic>
+          </wp:inline>
+        </w:drawing>
+      </w:r>
+    </w:p>
+    <w:p>
+      <w:r>
+        <w:t xml:space="preserve">This is the most interesting figure, bulk action is by far the hardest category, 14/22 tasks are Hard and not a single </w:t>
+      </w:r>
+      <w:r>
+        <w:t xml:space="preserve">1 is easy. </w:t>
+      </w:r>
+    </w:p>
     <w:sectPr>
       <w:pgSz w:w="11906" w:h="16838"/>
       <w:pgMar w:top="1440" w:right="1440" w:bottom="1440" w:left="1440" w:header="708" w:footer="708" w:gutter="0"/>

--- a/docs/Additional Material/Journal.docx
+++ b/docs/Additional Material/Journal.docx
@@ -14591,6 +14591,37 @@
       </w:r>
       <w:r>
         <w:t xml:space="preserve">1 is easy. </w:t>
+      </w:r>
+      <w:proofErr w:type="spellStart"/>
+      <w:r>
+        <w:t>Thats</w:t>
+      </w:r>
+      <w:proofErr w:type="spellEnd"/>
+      <w:r>
+        <w:t xml:space="preserve"> the "like all submissions created by X"</w:t>
+      </w:r>
+      <w:r>
+        <w:t xml:space="preserve"> type of questions</w:t>
+      </w:r>
+      <w:r>
+        <w:t xml:space="preserve">. </w:t>
+      </w:r>
+      <w:r>
+        <w:t>It’s</w:t>
+      </w:r>
+      <w:r>
+        <w:t xml:space="preserve"> also exactly the category that produced the 1-step false positive successes (723, 726) that made me change the idempotent keyword list.</w:t>
+      </w:r>
+      <w:r>
+        <w:t xml:space="preserve"> </w:t>
+      </w:r>
+      <w:proofErr w:type="spellStart"/>
+      <w:r>
+        <w:t>information_retrieval</w:t>
+      </w:r>
+      <w:proofErr w:type="spellEnd"/>
+      <w:r>
+        <w:t xml:space="preserve"> is only 19% Easy, most of it sits in Medium, which fits since a lot of those are "tell me the count of X" style aggregation rather than reading one value.</w:t>
       </w:r>
     </w:p>
     <w:sectPr>

--- a/docs/Additional Material/Journal.docx
+++ b/docs/Additional Material/Journal.docx
@@ -1221,11 +1221,19 @@
       </w:r>
       <w:proofErr w:type="spellStart"/>
       <w:r>
-        <w:t>load_dotenv</w:t>
-      </w:r>
-      <w:proofErr w:type="spellEnd"/>
-      <w:r>
-        <w:t xml:space="preserve">() and remaps my project's WA_* variable names onto the bare names </w:t>
+        <w:t>load_</w:t>
+      </w:r>
+      <w:proofErr w:type="gramStart"/>
+      <w:r>
+        <w:t>dotenv</w:t>
+      </w:r>
+      <w:proofErr w:type="spellEnd"/>
+      <w:r>
+        <w:t>(</w:t>
+      </w:r>
+      <w:proofErr w:type="gramEnd"/>
+      <w:r>
+        <w:t xml:space="preserve">) and remaps my project's WA_* variable names onto the bare names </w:t>
       </w:r>
       <w:proofErr w:type="spellStart"/>
       <w:r>
@@ -1236,10 +1244,12 @@
         <w:t xml:space="preserve"> expects (SHOPPING, SHOPPING_ADMIN, REDDIT, etc.) before importing </w:t>
       </w:r>
       <w:proofErr w:type="spellStart"/>
+      <w:proofErr w:type="gramStart"/>
       <w:r>
         <w:t>browsergym.webarena</w:t>
       </w:r>
       <w:proofErr w:type="spellEnd"/>
+      <w:proofErr w:type="gramEnd"/>
       <w:r>
         <w:t>. Ordering matters here: importing first would leave the environment unconfigured. Sites I am not using are given placeholder URLs so that registration succeeds without those services running.</w:t>
       </w:r>
@@ -1346,11 +1356,19 @@
       </w:r>
       <w:proofErr w:type="spellStart"/>
       <w:r>
-        <w:t>send_msg_to_user</w:t>
-      </w:r>
-      <w:proofErr w:type="spellEnd"/>
-      <w:r>
-        <w:t>() has been called with the answer.</w:t>
+        <w:t>send_msg_to_</w:t>
+      </w:r>
+      <w:proofErr w:type="gramStart"/>
+      <w:r>
+        <w:t>user</w:t>
+      </w:r>
+      <w:proofErr w:type="spellEnd"/>
+      <w:r>
+        <w:t>(</w:t>
+      </w:r>
+      <w:proofErr w:type="gramEnd"/>
+      <w:r>
+        <w:t>) has been called with the answer.</w:t>
       </w:r>
     </w:p>
     <w:p>
@@ -1391,10 +1409,12 @@
         <w:t xml:space="preserve"> environment via </w:t>
       </w:r>
       <w:proofErr w:type="spellStart"/>
+      <w:proofErr w:type="gramStart"/>
       <w:r>
         <w:t>gym.make</w:t>
       </w:r>
       <w:proofErr w:type="spellEnd"/>
+      <w:proofErr w:type="gramEnd"/>
       <w:r>
         <w:t>() and then iterates:</w:t>
       </w:r>
@@ -1412,11 +1432,19 @@
       </w:r>
       <w:proofErr w:type="spellStart"/>
       <w:r>
-        <w:t>flatten_axtree_to_str</w:t>
-      </w:r>
-      <w:proofErr w:type="spellEnd"/>
-      <w:r>
-        <w:t>() and combined with the task goal, the current URL, and any error returned by the previous action.</w:t>
+        <w:t>flatten_axtree_to_</w:t>
+      </w:r>
+      <w:proofErr w:type="gramStart"/>
+      <w:r>
+        <w:t>str</w:t>
+      </w:r>
+      <w:proofErr w:type="spellEnd"/>
+      <w:r>
+        <w:t>(</w:t>
+      </w:r>
+      <w:proofErr w:type="gramEnd"/>
+      <w:r>
+        <w:t>) and combined with the task goal, the current URL, and any error returned by the previous action.</w:t>
       </w:r>
     </w:p>
     <w:p>
@@ -1443,10 +1471,12 @@
         <w:t xml:space="preserve">Token usage is read from </w:t>
       </w:r>
       <w:proofErr w:type="spellStart"/>
+      <w:proofErr w:type="gramStart"/>
       <w:r>
         <w:t>result.usage</w:t>
       </w:r>
       <w:proofErr w:type="spellEnd"/>
+      <w:proofErr w:type="gramEnd"/>
       <w:r>
         <w:t xml:space="preserve">() and accumulated. Because </w:t>
       </w:r>
@@ -1471,10 +1501,12 @@
         <w:t xml:space="preserve">The action is executed with </w:t>
       </w:r>
       <w:proofErr w:type="spellStart"/>
+      <w:proofErr w:type="gramStart"/>
       <w:r>
         <w:t>env.step</w:t>
       </w:r>
       <w:proofErr w:type="spellEnd"/>
+      <w:proofErr w:type="gramEnd"/>
       <w:r>
         <w:t xml:space="preserve">(), which returns the next observation and the reward computed by </w:t>
       </w:r>
@@ -1497,7 +1529,15 @@
         <w:t xml:space="preserve">For the output, each </w:t>
       </w:r>
       <w:r>
-        <w:t>step prints the agent's reasoning, its chosen action, the tokens consumed, and whether the action was accepted or produced an error. Each episode reports success, termination reason, step count, input/output/total tokens, and wall-clock duration. A summary table is printed across all three sites and the full per-step log is written to JSON. Episode failures are caught individually so that a problem on one site does not abort the remaining runs.</w:t>
+        <w:t xml:space="preserve">step prints the agent's reasoning, its chosen action, the tokens consumed, and whether the action was accepted or produced an error. Each episode reports success, termination reason, step count, input/output/total tokens, and wall-clock duration. A summary table is printed across all three </w:t>
+      </w:r>
+      <w:proofErr w:type="gramStart"/>
+      <w:r>
+        <w:t>sites</w:t>
+      </w:r>
+      <w:proofErr w:type="gramEnd"/>
+      <w:r>
+        <w:t xml:space="preserve"> and the full per-step log is written to JSON. Episode failures are caught individually so that a problem on one site does not abort the remaining runs.</w:t>
       </w:r>
     </w:p>
     <w:p>
@@ -1510,7 +1550,15 @@
         <w:t xml:space="preserve">I also note a measurement consideration for GPT-5 Mini specifically: it is a reasoning model, and its hidden reasoning tokens are billed as output tokens. This is correct for budget accounting </w:t>
       </w:r>
       <w:r>
-        <w:t xml:space="preserve">as those tokens are a real cost </w:t>
+        <w:t xml:space="preserve">as those tokens are a real </w:t>
+      </w:r>
+      <w:proofErr w:type="gramStart"/>
+      <w:r>
+        <w:t>cost</w:t>
+      </w:r>
+      <w:proofErr w:type="gramEnd"/>
+      <w:r>
+        <w:t xml:space="preserve"> </w:t>
       </w:r>
       <w:r>
         <w:t xml:space="preserve">but it means </w:t>
@@ -1768,7 +1816,15 @@
           </w:tcPr>
           <w:p>
             <w:r>
-              <w:t>0 – cant complete 1 step</w:t>
+              <w:t xml:space="preserve">0 – </w:t>
+            </w:r>
+            <w:proofErr w:type="gramStart"/>
+            <w:r>
+              <w:t>cant</w:t>
+            </w:r>
+            <w:proofErr w:type="gramEnd"/>
+            <w:r>
+              <w:t xml:space="preserve"> complete 1 step</w:t>
             </w:r>
           </w:p>
         </w:tc>
@@ -1863,7 +1919,15 @@
         <w:t xml:space="preserve"> which should remove the 500ms timeouts</w:t>
       </w:r>
       <w:r>
-        <w:t xml:space="preserve"> and should progress through the task and give a true read on how many steps this task actually needs. </w:t>
+        <w:t xml:space="preserve"> and should progress through the task and give a true read on how many steps this task </w:t>
+      </w:r>
+      <w:proofErr w:type="gramStart"/>
+      <w:r>
+        <w:t>actually needs</w:t>
+      </w:r>
+      <w:proofErr w:type="gramEnd"/>
+      <w:r>
+        <w:t xml:space="preserve">. </w:t>
       </w:r>
       <w:r>
         <w:t xml:space="preserve">Tokens per step may even drop. </w:t>
@@ -1970,8 +2034,13 @@
       </w:r>
     </w:p>
     <w:p>
-      <w:r>
-        <w:t xml:space="preserve">So I had to install all the libraries </w:t>
+      <w:proofErr w:type="gramStart"/>
+      <w:r>
+        <w:t>So</w:t>
+      </w:r>
+      <w:proofErr w:type="gramEnd"/>
+      <w:r>
+        <w:t xml:space="preserve"> I had to install all the libraries </w:t>
       </w:r>
       <w:proofErr w:type="spellStart"/>
       <w:r>
@@ -2158,7 +2227,15 @@
       </w:r>
       <w:proofErr w:type="spellEnd"/>
       <w:r>
-        <w:t xml:space="preserve"> repository including its top level modules.</w:t>
+        <w:t xml:space="preserve"> repository including its </w:t>
+      </w:r>
+      <w:proofErr w:type="gramStart"/>
+      <w:r>
+        <w:t>top level</w:t>
+      </w:r>
+      <w:proofErr w:type="gramEnd"/>
+      <w:r>
+        <w:t xml:space="preserve"> modules.</w:t>
       </w:r>
     </w:p>
     <w:p/>
@@ -2284,7 +2361,15 @@
         <w:t xml:space="preserve"> directly into the code</w:t>
       </w:r>
       <w:r>
-        <w:t xml:space="preserve">, the results looks better. </w:t>
+        <w:t xml:space="preserve">, the results </w:t>
+      </w:r>
+      <w:proofErr w:type="gramStart"/>
+      <w:r>
+        <w:t>looks</w:t>
+      </w:r>
+      <w:proofErr w:type="gramEnd"/>
+      <w:r>
+        <w:t xml:space="preserve"> better. </w:t>
       </w:r>
       <w:r>
         <w:t>However, the issue with the budget ladder is consistent</w:t>
@@ -2523,7 +2608,15 @@
     </w:p>
     <w:p>
       <w:r>
-        <w:t>2 things needs to change now:</w:t>
+        <w:t xml:space="preserve">2 things </w:t>
+      </w:r>
+      <w:proofErr w:type="gramStart"/>
+      <w:r>
+        <w:t>needs</w:t>
+      </w:r>
+      <w:proofErr w:type="gramEnd"/>
+      <w:r>
+        <w:t xml:space="preserve"> to change now:</w:t>
       </w:r>
     </w:p>
     <w:p>
@@ -2537,8 +2630,13 @@
       <w:r>
         <w:t xml:space="preserve">Cut cost per step by pinning the reasoning effort to low as the output is between 429-1198/step and reasoning tokens take a big chunk of that. </w:t>
       </w:r>
-      <w:r>
-        <w:t xml:space="preserve">Also I need to trim the </w:t>
+      <w:proofErr w:type="gramStart"/>
+      <w:r>
+        <w:t>Also</w:t>
+      </w:r>
+      <w:proofErr w:type="gramEnd"/>
+      <w:r>
+        <w:t xml:space="preserve"> I need to trim the </w:t>
       </w:r>
       <w:proofErr w:type="spellStart"/>
       <w:r>
@@ -2549,7 +2647,15 @@
         <w:t xml:space="preserve">, as this also has filtering options by dropping non-interactive elements (this can cut input tokens substantially). </w:t>
       </w:r>
       <w:r>
-        <w:t xml:space="preserve">If I get 2,000/step then a 16k budget gives me 8 steps which is more realistic. </w:t>
+        <w:t>If I get 2,000/</w:t>
+      </w:r>
+      <w:proofErr w:type="gramStart"/>
+      <w:r>
+        <w:t>step</w:t>
+      </w:r>
+      <w:proofErr w:type="gramEnd"/>
+      <w:r>
+        <w:t xml:space="preserve"> then a 16k budget gives me 8 steps which is more realistic. </w:t>
       </w:r>
     </w:p>
     <w:p>
@@ -2573,7 +2679,15 @@
         <w:t xml:space="preserve">The reasoning pin worked, output tokens fell 47% (from 2,887 to 1,539) with reasoning tokens now visible at 64-448/step. However, step 4 </w:t>
       </w:r>
       <w:r>
-        <w:t xml:space="preserve">shows that input tokens is 97% of my cost. </w:t>
+        <w:t xml:space="preserve">shows that input tokens </w:t>
+      </w:r>
+      <w:proofErr w:type="gramStart"/>
+      <w:r>
+        <w:t>is</w:t>
+      </w:r>
+      <w:proofErr w:type="gramEnd"/>
+      <w:r>
+        <w:t xml:space="preserve"> 97% of my cost. </w:t>
       </w:r>
     </w:p>
     <w:p>
@@ -2863,7 +2977,15 @@
         <w:t xml:space="preserve">This is at 1,800 tokens/step on average. </w:t>
       </w:r>
       <w:r>
-        <w:t xml:space="preserve">And this specific task finished at 10.8k tokens. Now I can actually continue with my proposed </w:t>
+        <w:t xml:space="preserve">And this specific task finished at 10.8k tokens. Now I can </w:t>
+      </w:r>
+      <w:proofErr w:type="gramStart"/>
+      <w:r>
+        <w:t>actually continue</w:t>
+      </w:r>
+      <w:proofErr w:type="gramEnd"/>
+      <w:r>
+        <w:t xml:space="preserve"> with my proposed </w:t>
       </w:r>
       <w:r>
         <w:t xml:space="preserve">ladder of 2k/4k/8k/16k as this now validated the original design once the observation cost was controlled. </w:t>
@@ -3231,7 +3353,15 @@
         <w:t>For Task 0 on CMS (</w:t>
       </w:r>
       <w:r>
-        <w:t>What is the top-1 best-selling product in 2022</w:t>
+        <w:t xml:space="preserve">What is the </w:t>
+      </w:r>
+      <w:proofErr w:type="gramStart"/>
+      <w:r>
+        <w:t>top-1</w:t>
+      </w:r>
+      <w:proofErr w:type="gramEnd"/>
+      <w:r>
+        <w:t xml:space="preserve"> best-selling product in 2022</w:t>
       </w:r>
       <w:r>
         <w:t xml:space="preserve">): </w:t>
@@ -3413,8 +3543,13 @@
             <w:tcW w:w="3969" w:type="dxa"/>
           </w:tcPr>
           <w:p>
-            <w:r>
-              <w:t>Scroll(0,400) to find the forum</w:t>
+            <w:proofErr w:type="gramStart"/>
+            <w:r>
+              <w:t>Scroll(</w:t>
+            </w:r>
+            <w:proofErr w:type="gramEnd"/>
+            <w:r>
+              <w:t>0,400) to find the forum</w:t>
             </w:r>
           </w:p>
         </w:tc>
@@ -3445,8 +3580,13 @@
             <w:tcW w:w="3969" w:type="dxa"/>
           </w:tcPr>
           <w:p>
-            <w:r>
-              <w:t>Fill(‘50’, ‘</w:t>
+            <w:proofErr w:type="gramStart"/>
+            <w:r>
+              <w:t>Fill(</w:t>
+            </w:r>
+            <w:proofErr w:type="gramEnd"/>
+            <w:r>
+              <w:t>‘50’, ‘</w:t>
             </w:r>
             <w:proofErr w:type="spellStart"/>
             <w:r>
@@ -3473,8 +3613,13 @@
     <w:p/>
     <w:p>
       <w:r>
-        <w:t>Ran the same task again with no changes to the code, and I am seeing a lot of variance</w:t>
-      </w:r>
+        <w:t xml:space="preserve">Ran the same task again with no changes to the code, and I am seeing a lot of </w:t>
+      </w:r>
+      <w:proofErr w:type="gramStart"/>
+      <w:r>
+        <w:t>variance</w:t>
+      </w:r>
+      <w:proofErr w:type="gramEnd"/>
       <w:r>
         <w:t>:</w:t>
       </w:r>
@@ -3718,11 +3863,19 @@
       </w:r>
       <w:proofErr w:type="spellStart"/>
       <w:r>
-        <w:t>build_prompt</w:t>
-      </w:r>
-      <w:proofErr w:type="spellEnd"/>
-      <w:r>
-        <w:t xml:space="preserve">()” </w:t>
+        <w:t>build_</w:t>
+      </w:r>
+      <w:proofErr w:type="gramStart"/>
+      <w:r>
+        <w:t>prompt</w:t>
+      </w:r>
+      <w:proofErr w:type="spellEnd"/>
+      <w:r>
+        <w:t>(</w:t>
+      </w:r>
+      <w:proofErr w:type="gramEnd"/>
+      <w:r>
+        <w:t xml:space="preserve">)” </w:t>
       </w:r>
       <w:r>
         <w:t xml:space="preserve">sends the goal, URL, last error, and current </w:t>
@@ -4001,10 +4154,12 @@
         <w:t xml:space="preserve">Since action timeout is NOT a module constant I </w:t>
       </w:r>
       <w:proofErr w:type="spellStart"/>
+      <w:proofErr w:type="gramStart"/>
       <w:r>
         <w:t>cant</w:t>
       </w:r>
       <w:proofErr w:type="spellEnd"/>
+      <w:proofErr w:type="gramEnd"/>
       <w:r>
         <w:t xml:space="preserve"> raise it at runtime</w:t>
       </w:r>
@@ -4045,10 +4200,26 @@
         <w:t xml:space="preserve"> need to stop the false error misleading the agent. </w:t>
       </w:r>
       <w:r>
-        <w:t>The click actually lands; the timeout is Playwright giving up on the post-click navigation wait.</w:t>
-      </w:r>
-      <w:r>
-        <w:t xml:space="preserve"> The prompt tells the agent “error”, so it wastes a step re-</w:t>
+        <w:t xml:space="preserve">The click </w:t>
+      </w:r>
+      <w:proofErr w:type="gramStart"/>
+      <w:r>
+        <w:t>actually lands</w:t>
+      </w:r>
+      <w:proofErr w:type="gramEnd"/>
+      <w:r>
+        <w:t>; the timeout is Playwright giving up on the post-click navigation wait.</w:t>
+      </w:r>
+      <w:r>
+        <w:t xml:space="preserve"> The prompt tells the agent </w:t>
+      </w:r>
+      <w:proofErr w:type="gramStart"/>
+      <w:r>
+        <w:t>“error</w:t>
+      </w:r>
+      <w:proofErr w:type="gramEnd"/>
+      <w:r>
+        <w:t>”, so it wastes a step re-</w:t>
       </w:r>
       <w:proofErr w:type="spellStart"/>
       <w:r>
@@ -4108,7 +4279,15 @@
         <w:t xml:space="preserve">Changing </w:t>
       </w:r>
       <w:r>
-        <w:t xml:space="preserve">timeout set from 60,000 to 10,000 showed no variance. So keeping to 10,000. </w:t>
+        <w:t xml:space="preserve">timeout set from 60,000 to 10,000 showed no variance. </w:t>
+      </w:r>
+      <w:proofErr w:type="gramStart"/>
+      <w:r>
+        <w:t>So</w:t>
+      </w:r>
+      <w:proofErr w:type="gramEnd"/>
+      <w:r>
+        <w:t xml:space="preserve"> keeping to 10,000. </w:t>
       </w:r>
     </w:p>
     <w:p>
@@ -4129,17 +4308,35 @@
       </w:r>
     </w:p>
     <w:p>
-      <w:r>
-        <w:t xml:space="preserve">So what I can do now is my </w:t>
-      </w:r>
-      <w:r>
-        <w:t xml:space="preserve">RQ2 which is actually labelling the tasks </w:t>
+      <w:proofErr w:type="gramStart"/>
+      <w:r>
+        <w:t>So</w:t>
+      </w:r>
+      <w:proofErr w:type="gramEnd"/>
+      <w:r>
+        <w:t xml:space="preserve"> what I can do now is my </w:t>
+      </w:r>
+      <w:r>
+        <w:t xml:space="preserve">RQ2 which is </w:t>
+      </w:r>
+      <w:proofErr w:type="gramStart"/>
+      <w:r>
+        <w:t>actually labelling</w:t>
+      </w:r>
+      <w:proofErr w:type="gramEnd"/>
+      <w:r>
+        <w:t xml:space="preserve"> the tasks </w:t>
       </w:r>
       <w:r>
         <w:t xml:space="preserve">based on difficulty, so in this case task 0 would be classed as easy based on my own rubric scale. </w:t>
       </w:r>
-      <w:r>
-        <w:t xml:space="preserve">So the way I will score each task will be based on 4 observable properties which will band together to provide </w:t>
+      <w:proofErr w:type="gramStart"/>
+      <w:r>
+        <w:t>So</w:t>
+      </w:r>
+      <w:proofErr w:type="gramEnd"/>
+      <w:r>
+        <w:t xml:space="preserve"> the way I will score each task will be based on 4 observable properties which will band together to provide </w:t>
       </w:r>
       <w:r>
         <w:t>the final score (or difficulty):</w:t>
@@ -4861,7 +5058,15 @@
       </w:r>
       <w:proofErr w:type="spellEnd"/>
       <w:r>
-        <w:t xml:space="preserve"> good I found this before the 200 task collection. </w:t>
+        <w:t xml:space="preserve"> good I found this before the </w:t>
+      </w:r>
+      <w:proofErr w:type="gramStart"/>
+      <w:r>
+        <w:t>200 task</w:t>
+      </w:r>
+      <w:proofErr w:type="gramEnd"/>
+      <w:r>
+        <w:t xml:space="preserve"> collection. </w:t>
       </w:r>
       <w:r>
         <w:t>I confirmed the cause by running the grep command on “</w:t>
@@ -4989,7 +5194,15 @@
     </w:p>
     <w:p>
       <w:r>
-        <w:t xml:space="preserve">Ok so now I can match the signature exactly but I do need to clarify in the report/here is that evaluation API costs do NOT contribute to the token ladder </w:t>
+        <w:t xml:space="preserve">Ok so now I can match the signature </w:t>
+      </w:r>
+      <w:proofErr w:type="gramStart"/>
+      <w:r>
+        <w:t>exactly</w:t>
+      </w:r>
+      <w:proofErr w:type="gramEnd"/>
+      <w:r>
+        <w:t xml:space="preserve"> but I do need to clarify in the report/here is that evaluation API costs do NOT contribute to the token ladder </w:t>
       </w:r>
       <w:proofErr w:type="spellStart"/>
       <w:r>
@@ -5386,8 +5599,13 @@
             <w:tcW w:w="1418" w:type="dxa"/>
           </w:tcPr>
           <w:p>
-            <w:r>
-              <w:t>Click(‘1075’)</w:t>
+            <w:proofErr w:type="gramStart"/>
+            <w:r>
+              <w:t>Click(</w:t>
+            </w:r>
+            <w:proofErr w:type="gramEnd"/>
+            <w:r>
+              <w:t>‘1075’)</w:t>
             </w:r>
           </w:p>
         </w:tc>
@@ -5418,8 +5636,13 @@
             <w:tcW w:w="1418" w:type="dxa"/>
           </w:tcPr>
           <w:p>
-            <w:r>
-              <w:t>Click(‘1223’)</w:t>
+            <w:proofErr w:type="gramStart"/>
+            <w:r>
+              <w:t>Click(</w:t>
+            </w:r>
+            <w:proofErr w:type="gramEnd"/>
+            <w:r>
+              <w:t>‘1223’)</w:t>
             </w:r>
           </w:p>
         </w:tc>
@@ -5450,8 +5673,13 @@
             <w:tcW w:w="1418" w:type="dxa"/>
           </w:tcPr>
           <w:p>
-            <w:r>
-              <w:t>Click(‘1019’)</w:t>
+            <w:proofErr w:type="gramStart"/>
+            <w:r>
+              <w:t>Click(</w:t>
+            </w:r>
+            <w:proofErr w:type="gramEnd"/>
+            <w:r>
+              <w:t>‘1019’)</w:t>
             </w:r>
           </w:p>
         </w:tc>
@@ -5482,8 +5710,13 @@
             <w:tcW w:w="1418" w:type="dxa"/>
           </w:tcPr>
           <w:p>
-            <w:r>
-              <w:t>Click(‘927’)</w:t>
+            <w:proofErr w:type="gramStart"/>
+            <w:r>
+              <w:t>Click(</w:t>
+            </w:r>
+            <w:proofErr w:type="gramEnd"/>
+            <w:r>
+              <w:t>‘927’)</w:t>
             </w:r>
           </w:p>
         </w:tc>
@@ -5505,7 +5738,15 @@
         <w:t xml:space="preserve">4 visits </w:t>
       </w:r>
       <w:r>
-        <w:t xml:space="preserve">to the same category, and my action-history rule doesn’t catch a single one because the bids differ every page </w:t>
+        <w:t xml:space="preserve">to the same category, and my action-history rule doesn’t catch </w:t>
+      </w:r>
+      <w:proofErr w:type="gramStart"/>
+      <w:r>
+        <w:t>a single one</w:t>
+      </w:r>
+      <w:proofErr w:type="gramEnd"/>
+      <w:r>
+        <w:t xml:space="preserve"> because the bids differ every page </w:t>
       </w:r>
       <w:proofErr w:type="spellStart"/>
       <w:r>
@@ -5515,8 +5756,21 @@
       <w:r>
         <w:t xml:space="preserve">. The strings </w:t>
       </w:r>
-      <w:r>
-        <w:t>click('1075') and click('927') look completely different to the model, so "never repeat an action" is trivially satisfied while the agent goes in circles.</w:t>
+      <w:proofErr w:type="gramStart"/>
+      <w:r>
+        <w:t>click(</w:t>
+      </w:r>
+      <w:proofErr w:type="gramEnd"/>
+      <w:r>
+        <w:t xml:space="preserve">'1075') and </w:t>
+      </w:r>
+      <w:proofErr w:type="gramStart"/>
+      <w:r>
+        <w:t>click(</w:t>
+      </w:r>
+      <w:proofErr w:type="gramEnd"/>
+      <w:r>
+        <w:t>'927') look completely different to the model, so "never repeat an action" is trivially satisfied while the agent goes in circles.</w:t>
       </w:r>
       <w:r>
         <w:t xml:space="preserve"> This burnt around 26,000 tokens and hit the step limit. This means that </w:t>
@@ -5533,8 +5787,13 @@
         <w:lastRenderedPageBreak/>
         <w:t xml:space="preserve">memory defect in my current history format </w:t>
       </w:r>
-      <w:r>
-        <w:t xml:space="preserve">cant detect. To fix this, I need to track URL’s and not just actions. </w:t>
+      <w:proofErr w:type="gramStart"/>
+      <w:r>
+        <w:t>cant</w:t>
+      </w:r>
+      <w:proofErr w:type="gramEnd"/>
+      <w:r>
+        <w:t xml:space="preserve"> detect. To fix this, I need to track URL’s and not just actions. </w:t>
       </w:r>
     </w:p>
     <w:p>
@@ -5563,7 +5822,15 @@
       </w:r>
       <w:proofErr w:type="spellEnd"/>
       <w:r>
-        <w:t xml:space="preserve"> need to raise the steps limit to fit a 32k token cap so the probe measures the unconstrained cost and not the 12 step cost. </w:t>
+        <w:t xml:space="preserve"> need to raise the steps limit to fit a 32k token cap so the probe measures the unconstrained cost and not the </w:t>
+      </w:r>
+      <w:proofErr w:type="gramStart"/>
+      <w:r>
+        <w:t>12 step</w:t>
+      </w:r>
+      <w:proofErr w:type="gramEnd"/>
+      <w:r>
+        <w:t xml:space="preserve"> cost. </w:t>
       </w:r>
     </w:p>
     <w:p>
@@ -5626,7 +5893,23 @@
       </w:r>
       <w:proofErr w:type="spellEnd"/>
       <w:r>
-        <w:t xml:space="preserve"> need print the URL each step so I can see whether the history actually contains distinguishable URLs or whether magneto is returning the same URL with different bids </w:t>
+        <w:t xml:space="preserve"> need </w:t>
+      </w:r>
+      <w:proofErr w:type="gramStart"/>
+      <w:r>
+        <w:t>print</w:t>
+      </w:r>
+      <w:proofErr w:type="gramEnd"/>
+      <w:r>
+        <w:t xml:space="preserve"> the URL each step so I can see whether the history </w:t>
+      </w:r>
+      <w:proofErr w:type="gramStart"/>
+      <w:r>
+        <w:t>actually contains</w:t>
+      </w:r>
+      <w:proofErr w:type="gramEnd"/>
+      <w:r>
+        <w:t xml:space="preserve"> distinguishable URLs or whether magneto is returning the same URL with different bids </w:t>
       </w:r>
       <w:r>
         <w:t>(in this case, the model is seeing the repetition and ignoring it)</w:t>
@@ -5738,8 +6021,13 @@
       </w:r>
     </w:p>
     <w:p>
-      <w:r>
-        <w:t>So I added the guard patch, however I receive a consistent error message</w:t>
+      <w:proofErr w:type="gramStart"/>
+      <w:r>
+        <w:t>So</w:t>
+      </w:r>
+      <w:proofErr w:type="gramEnd"/>
+      <w:r>
+        <w:t xml:space="preserve"> I added the guard patch, however I receive a consistent error message</w:t>
       </w:r>
       <w:r>
         <w:t xml:space="preserve"> for task 574</w:t>
@@ -5804,7 +6092,15 @@
       </w:r>
       <w:proofErr w:type="spellEnd"/>
       <w:r>
-        <w:t xml:space="preserve"> is a string it can .split(" |OR| "), but task 574's config supplies a </w:t>
+        <w:t xml:space="preserve"> is a string it </w:t>
+      </w:r>
+      <w:proofErr w:type="gramStart"/>
+      <w:r>
+        <w:t>can .split</w:t>
+      </w:r>
+      <w:proofErr w:type="gramEnd"/>
+      <w:r>
+        <w:t xml:space="preserve">(" |OR| "), but task 574's config supplies a </w:t>
       </w:r>
       <w:proofErr w:type="spellStart"/>
       <w:r>
@@ -5864,8 +6160,13 @@
       </w:r>
       <w:proofErr w:type="spellEnd"/>
       <w:r>
-        <w:t xml:space="preserve"> as a string ("111 Magnolia Path"), and 0 of 480 tasks use a dict. Yet at runtime the evaluator received a dict. Those can't both be true of the same file</w:t>
-      </w:r>
+        <w:t xml:space="preserve"> as a string ("111 Magnolia Path"), and 0 of 480 tasks use a dict. Yet at runtime the evaluator received a dict. Those can't both be true of the same </w:t>
+      </w:r>
+      <w:proofErr w:type="gramStart"/>
+      <w:r>
+        <w:t>file</w:t>
+      </w:r>
+      <w:proofErr w:type="gramEnd"/>
       <w:r>
         <w:t xml:space="preserve"> </w:t>
       </w:r>
@@ -5882,11 +6183,27 @@
       </w:r>
       <w:proofErr w:type="spellStart"/>
       <w:r>
-        <w:t>smoke_a.load_configs</w:t>
-      </w:r>
-      <w:proofErr w:type="spellEnd"/>
-      <w:r>
-        <w:t>() reads.</w:t>
+        <w:t>smoke_</w:t>
+      </w:r>
+      <w:proofErr w:type="gramStart"/>
+      <w:r>
+        <w:t>a.load</w:t>
+      </w:r>
+      <w:proofErr w:type="gramEnd"/>
+      <w:r>
+        <w:t>_</w:t>
+      </w:r>
+      <w:proofErr w:type="gramStart"/>
+      <w:r>
+        <w:t>configs</w:t>
+      </w:r>
+      <w:proofErr w:type="spellEnd"/>
+      <w:r>
+        <w:t>(</w:t>
+      </w:r>
+      <w:proofErr w:type="gramEnd"/>
+      <w:r>
+        <w:t>) reads.</w:t>
       </w:r>
     </w:p>
     <w:p>
@@ -6045,10 +6362,12 @@
         <w:t xml:space="preserve"> evaluator function since I </w:t>
       </w:r>
       <w:proofErr w:type="spellStart"/>
+      <w:proofErr w:type="gramStart"/>
       <w:r>
         <w:t>wont</w:t>
       </w:r>
       <w:proofErr w:type="spellEnd"/>
+      <w:proofErr w:type="gramEnd"/>
       <w:r>
         <w:t xml:space="preserve"> be needing that anymore</w:t>
       </w:r>
@@ -6241,7 +6560,15 @@
     <w:p>
       <w:r>
         <w:lastRenderedPageBreak/>
-        <w:t xml:space="preserve">The evaluator fix worked, so note to self: document this in my reproducibility readme as a one line fix to a known upstream format mismatch. </w:t>
+        <w:t xml:space="preserve">The evaluator fix worked, so note to self: document this in my reproducibility readme as a </w:t>
+      </w:r>
+      <w:proofErr w:type="gramStart"/>
+      <w:r>
+        <w:t>one line</w:t>
+      </w:r>
+      <w:proofErr w:type="gramEnd"/>
+      <w:r>
+        <w:t xml:space="preserve"> fix to a known upstream format mismatch. </w:t>
       </w:r>
       <w:r>
         <w:t xml:space="preserve">There is no more </w:t>
@@ -6252,7 +6579,15 @@
       </w:r>
       <w:proofErr w:type="spellEnd"/>
       <w:r>
-        <w:t xml:space="preserve">, the episode ran to completion and my stall guard works correctly at step 6. </w:t>
+        <w:t xml:space="preserve">, the episode ran to </w:t>
+      </w:r>
+      <w:proofErr w:type="gramStart"/>
+      <w:r>
+        <w:t>completion</w:t>
+      </w:r>
+      <w:proofErr w:type="gramEnd"/>
+      <w:r>
+        <w:t xml:space="preserve"> and my stall guard works correctly at step 6. </w:t>
       </w:r>
       <w:r>
         <w:t xml:space="preserve">However, another error is introduced, where the agent receives “previous action timed out – it may have succeeded. Check the current page before retrying”. This means the click is failing </w:t>
@@ -6265,8 +6600,21 @@
       </w:r>
     </w:p>
     <w:p>
-      <w:r>
-        <w:t xml:space="preserve">So I need to actually distinguish between same action and same URL again. </w:t>
+      <w:proofErr w:type="gramStart"/>
+      <w:r>
+        <w:t>So</w:t>
+      </w:r>
+      <w:proofErr w:type="gramEnd"/>
+      <w:r>
+        <w:t xml:space="preserve"> I need to </w:t>
+      </w:r>
+      <w:proofErr w:type="gramStart"/>
+      <w:r>
+        <w:t>actually distinguish</w:t>
+      </w:r>
+      <w:proofErr w:type="gramEnd"/>
+      <w:r>
+        <w:t xml:space="preserve"> between same action and same URL again. </w:t>
       </w:r>
     </w:p>
     <w:p>
@@ -6929,7 +7277,15 @@
         </w:numPr>
       </w:pPr>
       <w:r>
-        <w:t>What does a task actually cost when budget isn’t the binding constraint</w:t>
+        <w:t xml:space="preserve">What does a task </w:t>
+      </w:r>
+      <w:proofErr w:type="gramStart"/>
+      <w:r>
+        <w:t>actually cost</w:t>
+      </w:r>
+      <w:proofErr w:type="gramEnd"/>
+      <w:r>
+        <w:t xml:space="preserve"> when budget isn’t the binding constraint</w:t>
       </w:r>
     </w:p>
     <w:p>
@@ -6962,8 +7318,13 @@
       </w:r>
     </w:p>
     <w:p>
-      <w:r>
-        <w:t xml:space="preserve">Also I renamed “smoke_a.py” to just “strategy_a.py” since I initially wanted the code to just test a few sites but due to the incompatibility with </w:t>
+      <w:proofErr w:type="gramStart"/>
+      <w:r>
+        <w:t>Also</w:t>
+      </w:r>
+      <w:proofErr w:type="gramEnd"/>
+      <w:r>
+        <w:t xml:space="preserve"> I renamed “smoke_a.py” to just “strategy_a.py” since I initially wanted the code to just test a few sites but due to the incompatibility with </w:t>
       </w:r>
       <w:proofErr w:type="spellStart"/>
       <w:r>
@@ -7071,7 +7432,15 @@
         <w:t xml:space="preserve"> be cloning the </w:t>
       </w:r>
       <w:r>
-        <w:t xml:space="preserve">project onto the instance so all I have to do is pull it once I push the changes locally. </w:t>
+        <w:t xml:space="preserve">project onto the instance so all I </w:t>
+      </w:r>
+      <w:proofErr w:type="gramStart"/>
+      <w:r>
+        <w:t>have to</w:t>
+      </w:r>
+      <w:proofErr w:type="gramEnd"/>
+      <w:r>
+        <w:t xml:space="preserve"> do is pull it once I push the changes locally. </w:t>
       </w:r>
     </w:p>
     <w:p>
@@ -7126,7 +7495,15 @@
       </w:r>
       <w:proofErr w:type="spellEnd"/>
       <w:r>
-        <w:t xml:space="preserve">. I also stored that token into a credential helper so I don’t have to do it </w:t>
+        <w:t xml:space="preserve">. I also stored that token into a credential </w:t>
+      </w:r>
+      <w:proofErr w:type="gramStart"/>
+      <w:r>
+        <w:t>helper</w:t>
+      </w:r>
+      <w:proofErr w:type="gramEnd"/>
+      <w:r>
+        <w:t xml:space="preserve"> so I don’t have to do it </w:t>
       </w:r>
       <w:proofErr w:type="spellStart"/>
       <w:r>
@@ -7136,8 +7513,13 @@
       <w:r>
         <w:t xml:space="preserve">. </w:t>
       </w:r>
-      <w:r>
-        <w:t xml:space="preserve">Also </w:t>
+      <w:proofErr w:type="gramStart"/>
+      <w:r>
+        <w:t>Also</w:t>
+      </w:r>
+      <w:proofErr w:type="gramEnd"/>
+      <w:r>
+        <w:t xml:space="preserve"> </w:t>
       </w:r>
       <w:proofErr w:type="spellStart"/>
       <w:r>
@@ -7329,10 +7711,12 @@
         <w:t xml:space="preserve">revised the action providing </w:t>
       </w:r>
       <w:proofErr w:type="spellStart"/>
+      <w:proofErr w:type="gramStart"/>
       <w:r>
         <w:t>a</w:t>
       </w:r>
       <w:proofErr w:type="spellEnd"/>
+      <w:proofErr w:type="gramEnd"/>
       <w:r>
         <w:t xml:space="preserve"> alternative action and the strategy would have </w:t>
       </w:r>
@@ -7448,7 +7832,15 @@
     </w:p>
     <w:p>
       <w:r>
-        <w:t xml:space="preserve">This is just an ordering bug, easy to fix since I pass the field “plan” to the record() </w:t>
+        <w:t xml:space="preserve">This is just an ordering bug, easy to fix since I pass the field “plan” to the </w:t>
+      </w:r>
+      <w:proofErr w:type="gramStart"/>
+      <w:r>
+        <w:t>record(</w:t>
+      </w:r>
+      <w:proofErr w:type="gramEnd"/>
+      <w:r>
+        <w:t xml:space="preserve">) </w:t>
       </w:r>
       <w:proofErr w:type="spellStart"/>
       <w:r>
@@ -7477,7 +7869,15 @@
       </w:r>
       <w:proofErr w:type="spellEnd"/>
       <w:r>
-        <w:t xml:space="preserve"> for the 200 task collection script. Next thing is to </w:t>
+        <w:t xml:space="preserve"> for the </w:t>
+      </w:r>
+      <w:proofErr w:type="gramStart"/>
+      <w:r>
+        <w:t>200 task</w:t>
+      </w:r>
+      <w:proofErr w:type="gramEnd"/>
+      <w:r>
+        <w:t xml:space="preserve"> collection script. Next thing is to </w:t>
       </w:r>
       <w:r>
         <w:t>create the annotation script</w:t>
@@ -7548,7 +7948,15 @@
       </w:r>
       <w:proofErr w:type="spellEnd"/>
       <w:r>
-        <w:t xml:space="preserve"> both of them </w:t>
+        <w:t xml:space="preserve"> </w:t>
+      </w:r>
+      <w:proofErr w:type="gramStart"/>
+      <w:r>
+        <w:t>both of them</w:t>
+      </w:r>
+      <w:proofErr w:type="gramEnd"/>
+      <w:r>
+        <w:t xml:space="preserve"> </w:t>
       </w:r>
       <w:proofErr w:type="spellStart"/>
       <w:r>
@@ -7589,10 +7997,12 @@
         <w:t>where “</w:t>
       </w:r>
       <w:proofErr w:type="spellStart"/>
+      <w:proofErr w:type="gramStart"/>
       <w:r>
         <w:t>random.shuffle</w:t>
       </w:r>
       <w:proofErr w:type="spellEnd"/>
+      <w:proofErr w:type="gramEnd"/>
       <w:r>
         <w:t>(</w:t>
       </w:r>
@@ -7647,7 +8057,15 @@
       </w:r>
       <w:proofErr w:type="spellEnd"/>
       <w:r>
-        <w:t xml:space="preserve"> within each group and then shuffle the group order. So this will keep a tasks budget </w:t>
+        <w:t xml:space="preserve"> within each group and then shuffle the group order. </w:t>
+      </w:r>
+      <w:proofErr w:type="gramStart"/>
+      <w:r>
+        <w:t>So</w:t>
+      </w:r>
+      <w:proofErr w:type="gramEnd"/>
+      <w:r>
+        <w:t xml:space="preserve"> this will keep a tasks budget </w:t>
       </w:r>
       <w:r>
         <w:t>conditions adjacent while still spreading order effects.</w:t>
@@ -7725,8 +8143,13 @@
         <w:t>(_</w:t>
       </w:r>
       <w:proofErr w:type="spellStart"/>
-      <w:r>
-        <w:t>ou.generate_from_openai_chat_completion</w:t>
+      <w:proofErr w:type="gramStart"/>
+      <w:r>
+        <w:t>ou.generate</w:t>
+      </w:r>
+      <w:proofErr w:type="gramEnd"/>
+      <w:r>
+        <w:t>_from_openai_chat_completion</w:t>
       </w:r>
       <w:proofErr w:type="spellEnd"/>
       <w:r>
@@ -7745,8 +8168,13 @@
         <w:t xml:space="preserve">from </w:t>
       </w:r>
       <w:proofErr w:type="spellStart"/>
-      <w:r>
-        <w:t>llms.providers.openai_utils</w:t>
+      <w:proofErr w:type="gramStart"/>
+      <w:r>
+        <w:t>llms.providers</w:t>
+      </w:r>
+      <w:proofErr w:type="gramEnd"/>
+      <w:r>
+        <w:t>.openai_utils</w:t>
       </w:r>
       <w:proofErr w:type="spellEnd"/>
       <w:r>
@@ -7761,7 +8189,15 @@
         <w:t xml:space="preserve">”. Which means my current patch </w:t>
       </w:r>
       <w:r>
-        <w:t xml:space="preserve">doesn’t actually touch that one. Pretty simple fix, </w:t>
+        <w:t xml:space="preserve">doesn’t </w:t>
+      </w:r>
+      <w:proofErr w:type="gramStart"/>
+      <w:r>
+        <w:t>actually touch</w:t>
+      </w:r>
+      <w:proofErr w:type="gramEnd"/>
+      <w:r>
+        <w:t xml:space="preserve"> that one. Pretty simple fix, </w:t>
       </w:r>
       <w:proofErr w:type="spellStart"/>
       <w:r>
@@ -8108,9 +8544,14 @@
       </w:r>
       <w:proofErr w:type="spellStart"/>
       <w:r>
-        <w:t>strategy_a.jsonl</w:t>
-      </w:r>
-      <w:proofErr w:type="spellEnd"/>
+        <w:t>strategy_</w:t>
+      </w:r>
+      <w:proofErr w:type="gramStart"/>
+      <w:r>
+        <w:t>a.jsonl</w:t>
+      </w:r>
+      <w:proofErr w:type="spellEnd"/>
+      <w:proofErr w:type="gramEnd"/>
       <w:r>
         <w:t>, of which 999 are valid episodes and 6 are error records requiring re-collection. The 201-task subset (67 per site, seed 42) was run across all five budget levels (2k/4k/8k/16k/32k),</w:t>
       </w:r>
@@ -8770,7 +9211,15 @@
         </w:drawing>
       </w:r>
       <w:r>
-        <w:t>These termination reasons take into account every failure in each budget for each task. For example, if 3 budgets</w:t>
+        <w:t xml:space="preserve">These termination reasons </w:t>
+      </w:r>
+      <w:proofErr w:type="gramStart"/>
+      <w:r>
+        <w:t>take into account</w:t>
+      </w:r>
+      <w:proofErr w:type="gramEnd"/>
+      <w:r>
+        <w:t xml:space="preserve"> every failure in each budget for each task. For example, if 3 budgets</w:t>
       </w:r>
       <w:r>
         <w:t xml:space="preserve"> (2k, 4k, 8k)</w:t>
@@ -9179,7 +9628,15 @@
       </w:r>
       <w:proofErr w:type="spellEnd"/>
       <w:r>
-        <w:t>) account for 66% of all episode endings. This confirms the budget is the binding constraint in the majority of episodes, which is the prerequisite for this study to be measuring budget effects rather than agent incompetence.</w:t>
+        <w:t xml:space="preserve">) account for 66% of all episode endings. This confirms the budget is the binding constraint in </w:t>
+      </w:r>
+      <w:proofErr w:type="gramStart"/>
+      <w:r>
+        <w:t>the majority of</w:t>
+      </w:r>
+      <w:proofErr w:type="gramEnd"/>
+      <w:r>
+        <w:t xml:space="preserve"> episodes, which is the prerequisite for this study to be measuring budget effects rather than agent incompetence.</w:t>
       </w:r>
     </w:p>
     <w:p>
@@ -9972,10 +10429,12 @@
         <w:t xml:space="preserve">, and </w:t>
       </w:r>
       <w:proofErr w:type="spellStart"/>
+      <w:proofErr w:type="gramStart"/>
       <w:r>
         <w:t>its</w:t>
       </w:r>
       <w:proofErr w:type="spellEnd"/>
+      <w:proofErr w:type="gramEnd"/>
       <w:r>
         <w:t xml:space="preserve"> obvious why…</w:t>
       </w:r>
@@ -10050,7 +10509,15 @@
         </w:drawing>
       </w:r>
       <w:r>
-        <w:t xml:space="preserve">This means I need to add another budget (64k), however to keep the tests consistent between A &amp; B, </w:t>
+        <w:t xml:space="preserve">This means I need to add another budget (64k), </w:t>
+      </w:r>
+      <w:proofErr w:type="gramStart"/>
+      <w:r>
+        <w:t>however</w:t>
+      </w:r>
+      <w:proofErr w:type="gramEnd"/>
+      <w:r>
+        <w:t xml:space="preserve"> to keep the tests consistent between A &amp; B, </w:t>
       </w:r>
       <w:proofErr w:type="spellStart"/>
       <w:r>
@@ -10111,7 +10578,15 @@
     </w:p>
     <w:p>
       <w:r>
-        <w:t>Furthermore, after examining how many times the critic is actually called its:</w:t>
+        <w:t xml:space="preserve">Furthermore, after examining how many times the critic is </w:t>
+      </w:r>
+      <w:proofErr w:type="gramStart"/>
+      <w:r>
+        <w:t>actually called</w:t>
+      </w:r>
+      <w:proofErr w:type="gramEnd"/>
+      <w:r>
+        <w:t xml:space="preserve"> its:</w:t>
       </w:r>
     </w:p>
     <w:tbl>
@@ -10269,7 +10744,15 @@
       </w:r>
       <w:proofErr w:type="spellEnd"/>
       <w:r>
-        <w:t xml:space="preserve"> and the proposed action is. So for example, since </w:t>
+        <w:t xml:space="preserve"> and the proposed action is. </w:t>
+      </w:r>
+      <w:proofErr w:type="gramStart"/>
+      <w:r>
+        <w:t>So</w:t>
+      </w:r>
+      <w:proofErr w:type="gramEnd"/>
+      <w:r>
+        <w:t xml:space="preserve"> for example, since </w:t>
       </w:r>
       <w:proofErr w:type="spellStart"/>
       <w:r>
@@ -10303,9 +10786,14 @@
       </w:r>
     </w:p>
     <w:p>
+      <w:proofErr w:type="gramStart"/>
       <w:r>
         <w:lastRenderedPageBreak/>
-        <w:t xml:space="preserve">So since strategy </w:t>
+        <w:t>So</w:t>
+      </w:r>
+      <w:proofErr w:type="gramEnd"/>
+      <w:r>
+        <w:t xml:space="preserve"> since strategy </w:t>
       </w:r>
       <w:r>
         <w:t>B</w:t>
@@ -10327,7 +10815,15 @@
       </w:r>
       <w:proofErr w:type="spellEnd"/>
       <w:r>
-        <w:t xml:space="preserve"> have to do this for strategy A as well. </w:t>
+        <w:t xml:space="preserve"> </w:t>
+      </w:r>
+      <w:proofErr w:type="gramStart"/>
+      <w:r>
+        <w:t>have to</w:t>
+      </w:r>
+      <w:proofErr w:type="gramEnd"/>
+      <w:r>
+        <w:t xml:space="preserve"> do this for strategy A as well. </w:t>
       </w:r>
       <w:r>
         <w:t xml:space="preserve">All I have to do is add it to the “BUDGETS” variable in “wa_env.py”. </w:t>
@@ -10679,7 +11175,15 @@
         <w:t xml:space="preserve"> Ive noticed that </w:t>
       </w:r>
       <w:r>
-        <w:t>task 460 compounds a 15% reduction even though the task was to reduce it once. So this needs to be identified in strategy B if it can be</w:t>
+        <w:t xml:space="preserve">task 460 compounds a 15% reduction even though the task was to reduce it once. </w:t>
+      </w:r>
+      <w:proofErr w:type="gramStart"/>
+      <w:r>
+        <w:t>So</w:t>
+      </w:r>
+      <w:proofErr w:type="gramEnd"/>
+      <w:r>
+        <w:t xml:space="preserve"> this needs to be identified in strategy B if it can be</w:t>
       </w:r>
       <w:r>
         <w:t xml:space="preserve"> without any hallucination</w:t>
@@ -10726,7 +11230,15 @@
       </w:r>
       <w:r>
         <w:lastRenderedPageBreak/>
-        <w:t>information retrieval, bulk action, delete, modify value, navigation, create or purchase tasks (or other if they do not fit in those sub categories)</w:t>
+        <w:t xml:space="preserve">information retrieval, bulk action, delete, modify value, navigation, create or purchase tasks (or other if they do not fit in those </w:t>
+      </w:r>
+      <w:proofErr w:type="gramStart"/>
+      <w:r>
+        <w:t>sub categories</w:t>
+      </w:r>
+      <w:proofErr w:type="gramEnd"/>
+      <w:r>
+        <w:t>)</w:t>
       </w:r>
       <w:r>
         <w:t>.</w:t>
@@ -11243,7 +11755,15 @@
           </w:tcPr>
           <w:p>
             <w:r>
-              <w:t>Navigation only stop rules</w:t>
+              <w:t xml:space="preserve">Navigation only </w:t>
+            </w:r>
+            <w:proofErr w:type="gramStart"/>
+            <w:r>
+              <w:t>stop</w:t>
+            </w:r>
+            <w:proofErr w:type="gramEnd"/>
+            <w:r>
+              <w:t xml:space="preserve"> rules</w:t>
             </w:r>
           </w:p>
         </w:tc>
@@ -11613,7 +12133,15 @@
           <w:p>
             <w:r>
               <w:lastRenderedPageBreak/>
-              <w:t>Multi-line text in single fill()</w:t>
+              <w:t xml:space="preserve">Multi-line text in single </w:t>
+            </w:r>
+            <w:proofErr w:type="gramStart"/>
+            <w:r>
+              <w:t>fill(</w:t>
+            </w:r>
+            <w:proofErr w:type="gramEnd"/>
+            <w:r>
+              <w:t>)</w:t>
             </w:r>
           </w:p>
         </w:tc>
@@ -11778,8 +12306,13 @@
           </w:tcPr>
           <w:p>
             <w:r>
-              <w:t>Required field check before submit</w:t>
-            </w:r>
+              <w:t xml:space="preserve">Required field check before </w:t>
+            </w:r>
+            <w:proofErr w:type="gramStart"/>
+            <w:r>
+              <w:t>submit</w:t>
+            </w:r>
+            <w:proofErr w:type="gramEnd"/>
           </w:p>
         </w:tc>
         <w:tc>
@@ -11822,7 +12355,15 @@
         <w:t>Oh and 1 more thing is splitting the training data for strategy C into categories</w:t>
       </w:r>
       <w:r>
-        <w:t xml:space="preserve"> to avoid contamination (i.e. if a task is modifying, creating, etc.. and is completed by a budget, the other budgets may be seen as “successful” but that’s because it was already completed by the other budget)</w:t>
+        <w:t xml:space="preserve"> to avoid contamination (i.e. if a task is modifying, creating, </w:t>
+      </w:r>
+      <w:proofErr w:type="gramStart"/>
+      <w:r>
+        <w:t>etc..</w:t>
+      </w:r>
+      <w:proofErr w:type="gramEnd"/>
+      <w:r>
+        <w:t xml:space="preserve"> and is completed by a budget, the other budgets may be seen as “successful” but that’s because it was already completed by the other budget)</w:t>
       </w:r>
       <w:r>
         <w:t>:</w:t>
@@ -12093,7 +12634,15 @@
       </w:r>
       <w:proofErr w:type="spellEnd"/>
       <w:r>
-        <w:t>('id') instead of press('id', 'Enter'), navigate('</w:t>
+        <w:t xml:space="preserve">('id') instead of </w:t>
+      </w:r>
+      <w:proofErr w:type="gramStart"/>
+      <w:r>
+        <w:t>press(</w:t>
+      </w:r>
+      <w:proofErr w:type="gramEnd"/>
+      <w:r>
+        <w:t>'id', 'Enter'), navigate('</w:t>
       </w:r>
       <w:proofErr w:type="spellStart"/>
       <w:r>
@@ -12125,7 +12674,15 @@
       </w:r>
       <w:proofErr w:type="spellEnd"/>
       <w:r>
-        <w:t>('id') instead of scroll(0, 400). The model drew these from its training data rather than from the action vocabulary provided in the prompt.</w:t>
+        <w:t xml:space="preserve">('id') instead of </w:t>
+      </w:r>
+      <w:proofErr w:type="gramStart"/>
+      <w:r>
+        <w:t>scroll(</w:t>
+      </w:r>
+      <w:proofErr w:type="gramEnd"/>
+      <w:r>
+        <w:t>0, 400). The model drew these from its training data rather than from the action vocabulary provided in the prompt.</w:t>
       </w:r>
     </w:p>
     <w:p>
@@ -12169,7 +12726,15 @@
       </w:r>
       <w:proofErr w:type="spellEnd"/>
       <w:r>
-        <w:t xml:space="preserve"> there is an hallucinated action, so C has a direct signal that something went wrong without needing to parse the action syntax itself. (</w:t>
+        <w:t xml:space="preserve"> there is </w:t>
+      </w:r>
+      <w:proofErr w:type="gramStart"/>
+      <w:r>
+        <w:t>an</w:t>
+      </w:r>
+      <w:proofErr w:type="gramEnd"/>
+      <w:r>
+        <w:t xml:space="preserve"> hallucinated action, so C has a direct signal that something went wrong without needing to parse the action syntax itself. (</w:t>
       </w:r>
       <w:proofErr w:type="spellStart"/>
       <w:r>
@@ -12740,7 +13305,15 @@
         <w:t xml:space="preserve"> accidently </w:t>
       </w:r>
       <w:r>
-        <w:t xml:space="preserve">used the variable “{{_ACTION_VOCAB}}” which basically takes the possible actions from strategy A and is called inside the instructions (all 3 agents have this). However, since they are inside double curly brackets, none of the agents can actually see </w:t>
+        <w:t xml:space="preserve">used the variable “{{_ACTION_VOCAB}}” which basically takes the possible actions from strategy A and is called inside the instructions (all 3 agents have this). However, since they are inside double curly brackets, none of the agents can </w:t>
+      </w:r>
+      <w:proofErr w:type="gramStart"/>
+      <w:r>
+        <w:t>actually see</w:t>
+      </w:r>
+      <w:proofErr w:type="gramEnd"/>
+      <w:r>
+        <w:t xml:space="preserve"> </w:t>
       </w:r>
       <w:r>
         <w:t xml:space="preserve">the possible actions… So basically, 40+ hours of wasted time and 3 agents </w:t>
@@ -12891,13 +13464,37 @@
         <w:t xml:space="preserve">I’ve completed the remove_errors.py file </w:t>
       </w:r>
       <w:r>
-        <w:t xml:space="preserve">where I can pass a few arguments (file directory, dry run, backup). The dry run argument doesn’t remove any errors, its more for confirming </w:t>
-      </w:r>
-      <w:r>
-        <w:t xml:space="preserve">the errors are not the agents errors but the environment itself. </w:t>
-      </w:r>
-      <w:r>
-        <w:t xml:space="preserve">Example of passing dry-run as the argument and the output for the full batch of Strategy A. </w:t>
+        <w:t xml:space="preserve">where I can pass a few arguments (file directory, dry run, backup). The dry run argument doesn’t remove any errors, </w:t>
+      </w:r>
+      <w:proofErr w:type="gramStart"/>
+      <w:r>
+        <w:t>its</w:t>
+      </w:r>
+      <w:proofErr w:type="gramEnd"/>
+      <w:r>
+        <w:t xml:space="preserve"> more for confirming </w:t>
+      </w:r>
+      <w:r>
+        <w:t xml:space="preserve">the errors are not the </w:t>
+      </w:r>
+      <w:proofErr w:type="gramStart"/>
+      <w:r>
+        <w:t>agents</w:t>
+      </w:r>
+      <w:proofErr w:type="gramEnd"/>
+      <w:r>
+        <w:t xml:space="preserve"> errors but the environment itself. </w:t>
+      </w:r>
+      <w:r>
+        <w:t xml:space="preserve">Example of passing </w:t>
+      </w:r>
+      <w:proofErr w:type="gramStart"/>
+      <w:r>
+        <w:t>dry-run</w:t>
+      </w:r>
+      <w:proofErr w:type="gramEnd"/>
+      <w:r>
+        <w:t xml:space="preserve"> as the argument and the output for the full batch of Strategy A. </w:t>
       </w:r>
     </w:p>
     <w:p>
@@ -12997,11 +13594,19 @@
       </w:r>
       <w:proofErr w:type="spellStart"/>
       <w:r>
-        <w:t>analysis_a</w:t>
-      </w:r>
-      <w:proofErr w:type="spellEnd"/>
-      <w:r>
-        <w:t xml:space="preserve"> and </w:t>
+        <w:t>analysis_</w:t>
+      </w:r>
+      <w:proofErr w:type="gramStart"/>
+      <w:r>
+        <w:t>a</w:t>
+      </w:r>
+      <w:proofErr w:type="spellEnd"/>
+      <w:r>
+        <w:t xml:space="preserve"> and</w:t>
+      </w:r>
+      <w:proofErr w:type="gramEnd"/>
+      <w:r>
+        <w:t xml:space="preserve"> </w:t>
       </w:r>
       <w:proofErr w:type="spellStart"/>
       <w:r>
@@ -13014,7 +13619,15 @@
     </w:p>
     <w:p>
       <w:r>
-        <w:t>I also fixed a small bug where I was calling the “shared” python script incorrectly with the incorrect directory name. I had the directory name called “analysis” but I renamed it to “</w:t>
+        <w:t>I also fixed a small bug where I was calling the “shared” python script incorrectly with the incorrect directory name. I had the directory name called “analysis</w:t>
+      </w:r>
+      <w:proofErr w:type="gramStart"/>
+      <w:r>
+        <w:t>”</w:t>
+      </w:r>
+      <w:proofErr w:type="gramEnd"/>
+      <w:r>
+        <w:t xml:space="preserve"> but I renamed it to “</w:t>
       </w:r>
       <w:proofErr w:type="spellStart"/>
       <w:r>
@@ -13054,10 +13667,26 @@
         <w:t>” or “navigation” tasks. I’ve made some changed to the extract_task_intent.py</w:t>
       </w:r>
       <w:r>
-        <w:t xml:space="preserve">. The previous “categorise()” function checks delete before navigation, so “Show me products </w:t>
-      </w:r>
-      <w:r>
-        <w:t xml:space="preserve">under $46.99 in makeup remover” matched “remove” inside “remover” and gets filed as a deletion task. Basically the substring matches on the wrong word. </w:t>
+        <w:t>. The previous “</w:t>
+      </w:r>
+      <w:proofErr w:type="gramStart"/>
+      <w:r>
+        <w:t>categorise(</w:t>
+      </w:r>
+      <w:proofErr w:type="gramEnd"/>
+      <w:r>
+        <w:t xml:space="preserve">)” function checks delete before navigation, so “Show me products </w:t>
+      </w:r>
+      <w:r>
+        <w:t xml:space="preserve">under $46.99 in makeup remover” matched “remove” inside “remover” and gets filed as a deletion task. </w:t>
+      </w:r>
+      <w:proofErr w:type="gramStart"/>
+      <w:r>
+        <w:t>Basically</w:t>
+      </w:r>
+      <w:proofErr w:type="gramEnd"/>
+      <w:r>
+        <w:t xml:space="preserve"> the substring matches on the wrong word. </w:t>
       </w:r>
     </w:p>
     <w:p>
@@ -13158,9 +13787,14 @@
       </w:r>
       <w:proofErr w:type="spellStart"/>
       <w:r>
-        <w:t>task_intents.jsonl</w:t>
-      </w:r>
-      <w:proofErr w:type="spellEnd"/>
+        <w:t>task_</w:t>
+      </w:r>
+      <w:proofErr w:type="gramStart"/>
+      <w:r>
+        <w:t>intents.jsonl</w:t>
+      </w:r>
+      <w:proofErr w:type="spellEnd"/>
+      <w:proofErr w:type="gramEnd"/>
       <w:r>
         <w:t xml:space="preserve"> (or extract_task_intents.py) uses regular expressions with word boundaries to </w:t>
       </w:r>
@@ -13431,9 +14065,14 @@
       </w:r>
       <w:proofErr w:type="spellStart"/>
       <w:r>
-        <w:t>task_intent.json</w:t>
-      </w:r>
-      <w:proofErr w:type="spellEnd"/>
+        <w:t>task_</w:t>
+      </w:r>
+      <w:proofErr w:type="gramStart"/>
+      <w:r>
+        <w:t>intent.json</w:t>
+      </w:r>
+      <w:proofErr w:type="spellEnd"/>
+      <w:proofErr w:type="gramEnd"/>
       <w:r>
         <w:t>, both A &amp; B episodes and my own hand labelled tasks</w:t>
       </w:r>
@@ -13527,7 +14166,19 @@
     <w:p/>
     <w:p>
       <w:r>
-        <w:t>python annotate_tasks.py --n 999  --intents .../</w:t>
+        <w:t xml:space="preserve">python annotate_tasks.py --n </w:t>
+      </w:r>
+      <w:proofErr w:type="gramStart"/>
+      <w:r>
+        <w:t>999  --</w:t>
+      </w:r>
+      <w:proofErr w:type="gramEnd"/>
+      <w:r>
+        <w:t xml:space="preserve">intents </w:t>
+      </w:r>
+      <w:proofErr w:type="gramStart"/>
+      <w:r>
+        <w:t>.../</w:t>
       </w:r>
       <w:proofErr w:type="spellStart"/>
       <w:r>
@@ -13535,7 +14186,11 @@
       </w:r>
       <w:proofErr w:type="spellEnd"/>
       <w:r>
-        <w:t xml:space="preserve">  --episodes .../</w:t>
+        <w:t xml:space="preserve">  --</w:t>
+      </w:r>
+      <w:proofErr w:type="gramEnd"/>
+      <w:r>
+        <w:t>episodes .../</w:t>
       </w:r>
       <w:proofErr w:type="spellStart"/>
       <w:r>
@@ -13543,7 +14198,15 @@
       </w:r>
       <w:proofErr w:type="spellEnd"/>
       <w:r>
-        <w:t xml:space="preserve"> \ --gold-labels .../run2/gold_set_50.jsonl  --out .../run2/tasks_annotated_run2.jsonl</w:t>
+        <w:t xml:space="preserve"> \ --gold-labels </w:t>
+      </w:r>
+      <w:proofErr w:type="gramStart"/>
+      <w:r>
+        <w:t>.../run2/gold_set_50.jsonl  --</w:t>
+      </w:r>
+      <w:proofErr w:type="gramEnd"/>
+      <w:r>
+        <w:t>out .../run2/tasks_annotated_run2.jsonl</w:t>
       </w:r>
       <w:r>
         <w:t xml:space="preserve"> </w:t>
@@ -13592,7 +14255,23 @@
     </w:p>
     <w:p>
       <w:r>
-        <w:t>python annotate_tasks.py --apply-gold .../tasks_annotated_run2.jsonl  --gold-labels .../gold_set_50.jsonl  --out ../../data/</w:t>
+        <w:t xml:space="preserve">python annotate_tasks.py --apply-gold </w:t>
+      </w:r>
+      <w:proofErr w:type="gramStart"/>
+      <w:r>
+        <w:t>.../tasks_annotated_run2.jsonl  --</w:t>
+      </w:r>
+      <w:proofErr w:type="gramEnd"/>
+      <w:r>
+        <w:t xml:space="preserve">gold-labels </w:t>
+      </w:r>
+      <w:proofErr w:type="gramStart"/>
+      <w:r>
+        <w:t>.../gold_set_50.jsonl  --</w:t>
+      </w:r>
+      <w:proofErr w:type="gramEnd"/>
+      <w:r>
+        <w:t>out ../../data/</w:t>
       </w:r>
       <w:r>
         <w:t>processed/final_annotation_difficulty_tiers</w:t>
@@ -13617,9 +14296,14 @@
       </w:r>
       <w:proofErr w:type="spellStart"/>
       <w:r>
-        <w:t>task_metadata.jsonl</w:t>
-      </w:r>
-      <w:proofErr w:type="spellEnd"/>
+        <w:t>task_</w:t>
+      </w:r>
+      <w:proofErr w:type="gramStart"/>
+      <w:r>
+        <w:t>metadata.jsonl</w:t>
+      </w:r>
+      <w:proofErr w:type="spellEnd"/>
+      <w:proofErr w:type="gramEnd"/>
       <w:r>
         <w:t xml:space="preserve"> which will be the input for cl</w:t>
       </w:r>
@@ -13989,7 +14673,15 @@
     </w:p>
     <w:p>
       <w:r>
-        <w:t xml:space="preserve">Ran a 2-task test before committing to the 475 call annotation run, and both tasks came back with </w:t>
+        <w:t xml:space="preserve">Ran a 2-task test before committing to the </w:t>
+      </w:r>
+      <w:proofErr w:type="gramStart"/>
+      <w:r>
+        <w:t>475 call</w:t>
+      </w:r>
+      <w:proofErr w:type="gramEnd"/>
+      <w:r>
+        <w:t xml:space="preserve"> annotation run, and both tasks came back with </w:t>
       </w:r>
       <w:proofErr w:type="spellStart"/>
       <w:r>
@@ -14007,9 +14699,14 @@
       </w:r>
       <w:proofErr w:type="spellStart"/>
       <w:r>
-        <w:t>task_intent.jsonl</w:t>
-      </w:r>
-      <w:proofErr w:type="spellEnd"/>
+        <w:t>task_</w:t>
+      </w:r>
+      <w:proofErr w:type="gramStart"/>
+      <w:r>
+        <w:t>intent.jsonl</w:t>
+      </w:r>
+      <w:proofErr w:type="spellEnd"/>
+      <w:proofErr w:type="gramEnd"/>
       <w:r>
         <w:t xml:space="preserve">” file which is the input for annotating tasks with an LLM (from </w:t>
       </w:r>
@@ -14028,7 +14725,15 @@
         <w:t xml:space="preserve">Then on “extract_task_intent.py” it basically </w:t>
       </w:r>
       <w:r>
-        <w:t xml:space="preserve">deduplicates by template when it builds the "sites" block: each category lists count (the true number of tasks) but only one representative task per distinct template under tasks. So </w:t>
+        <w:t xml:space="preserve">deduplicates by template when it builds the "sites" block: each category lists count (the true number of tasks) but only one representative task per distinct template under tasks. </w:t>
+      </w:r>
+      <w:proofErr w:type="gramStart"/>
+      <w:r>
+        <w:t>So</w:t>
+      </w:r>
+      <w:proofErr w:type="gramEnd"/>
+      <w:r>
+        <w:t xml:space="preserve"> </w:t>
       </w:r>
       <w:proofErr w:type="spellStart"/>
       <w:r>
@@ -14044,12 +14749,28 @@
       </w:r>
       <w:proofErr w:type="spellEnd"/>
       <w:r>
-        <w:t xml:space="preserve"> 1, and lists a single task (772) as the other 5 are the same "Delete all pending negative reviews for X" template with a different product. Summed across the file the count fields come to 475 but the tasks arrays come to 145. That's exactly what the annotator was reading.</w:t>
-      </w:r>
-    </w:p>
-    <w:p>
-      <w:r>
-        <w:t>Which is why on the 2 task test (for task 722) it failed</w:t>
+        <w:t xml:space="preserve"> 1, and lists a single task (772) as the other 5 are the same "Delete all pending negative reviews for X" template with a different product. Summed across the file the count fields come to </w:t>
+      </w:r>
+      <w:proofErr w:type="gramStart"/>
+      <w:r>
+        <w:t>475</w:t>
+      </w:r>
+      <w:proofErr w:type="gramEnd"/>
+      <w:r>
+        <w:t xml:space="preserve"> but the tasks arrays come to 145. That's exactly what the annotator was reading.</w:t>
+      </w:r>
+    </w:p>
+    <w:p>
+      <w:r>
+        <w:t xml:space="preserve">Which is why on the </w:t>
+      </w:r>
+      <w:proofErr w:type="gramStart"/>
+      <w:r>
+        <w:t>2 task</w:t>
+      </w:r>
+      <w:proofErr w:type="gramEnd"/>
+      <w:r>
+        <w:t xml:space="preserve"> test (for task 722) it failed</w:t>
       </w:r>
       <w:r>
         <w:t xml:space="preserve">, </w:t>
@@ -14080,11 +14801,27 @@
       </w:r>
       <w:proofErr w:type="spellStart"/>
       <w:r>
-        <w:t>load_categories</w:t>
-      </w:r>
-      <w:proofErr w:type="spellEnd"/>
-      <w:r>
-        <w:t>() in annotator.py now reads that block and prints a warning if its missing</w:t>
+        <w:t>load_</w:t>
+      </w:r>
+      <w:proofErr w:type="gramStart"/>
+      <w:r>
+        <w:t>categories</w:t>
+      </w:r>
+      <w:proofErr w:type="spellEnd"/>
+      <w:r>
+        <w:t>(</w:t>
+      </w:r>
+      <w:proofErr w:type="gramEnd"/>
+      <w:r>
+        <w:t xml:space="preserve">) in annotator.py now reads that block and prints a warning if </w:t>
+      </w:r>
+      <w:proofErr w:type="gramStart"/>
+      <w:r>
+        <w:t>its</w:t>
+      </w:r>
+      <w:proofErr w:type="gramEnd"/>
+      <w:r>
+        <w:t xml:space="preserve"> missing</w:t>
       </w:r>
       <w:r>
         <w:t xml:space="preserve"> as well. </w:t>
@@ -14185,7 +14922,15 @@
     </w:p>
     <w:p>
       <w:r>
-        <w:t xml:space="preserve">Of my 50 labels, 20 went into the annotator's prompt as calibration examples and 30 were held back so it never saw them. Agreement on the 20 it was shown came out at 0.87, agreement on the 30 it wasn't came out at 0.63. That gap is the whole justification for holding some back, if </w:t>
+        <w:t xml:space="preserve">Of my 50 labels, 20 went into the annotator's prompt as calibration examples and 30 were held back so it never saw them. Agreement on the 20 it was shown came out at 0.87, agreement on the 30 it </w:t>
+      </w:r>
+      <w:proofErr w:type="gramStart"/>
+      <w:r>
+        <w:t>wasn't came</w:t>
+      </w